--- a/DSA Notes.docx
+++ b/DSA Notes.docx
@@ -3714,15 +3714,7 @@
       </w:r>
       <w:proofErr w:type="gramEnd"/>
       <w:r>
-        <w:t xml:space="preserve">] </w:t>
-      </w:r>
-      <w:proofErr w:type="spellStart"/>
-      <w:r>
-        <w:t>arr</w:t>
-      </w:r>
-      <w:proofErr w:type="spellEnd"/>
-      <w:r>
-        <w:t>) {</w:t>
+        <w:t>] arr) {</w:t>
       </w:r>
     </w:p>
     <w:p>
@@ -4971,56 +4963,6 @@
         <w:t>. We only care about the overall growth trend, not the exact math.</w:t>
       </w:r>
     </w:p>
-    <w:p>
-      <w:pPr>
-        <w:rPr>
-          <w:b/>
-          <w:bCs/>
-        </w:rPr>
-      </w:pPr>
-      <w:r>
-        <w:rPr>
-          <w:b/>
-          <w:bCs/>
-        </w:rPr>
-        <w:t>Interactive Big O Visualizer</w:t>
-      </w:r>
-    </w:p>
-    <w:p>
-      <w:r>
-        <w:t>To really understand why $O(n^</w:t>
-      </w:r>
-      <w:proofErr w:type="gramStart"/>
-      <w:r>
-        <w:t>2)$</w:t>
-      </w:r>
-      <w:proofErr w:type="gramEnd"/>
-      <w:r>
-        <w:t xml:space="preserve"> is so dangerous for large datasets, try adjusting the input size ($n$) in the visualizer below to see how rapidly the number of operations explodes compared to $O(n)$ or $</w:t>
-      </w:r>
-      <w:proofErr w:type="gramStart"/>
-      <w:r>
-        <w:t>O(</w:t>
-      </w:r>
-      <w:proofErr w:type="gramEnd"/>
-      <w:r>
-        <w:t xml:space="preserve">\log </w:t>
-      </w:r>
-      <w:proofErr w:type="gramStart"/>
-      <w:r>
-        <w:t>n)$</w:t>
-      </w:r>
-      <w:proofErr w:type="gramEnd"/>
-      <w:r>
-        <w:t>.</w:t>
-      </w:r>
-    </w:p>
-    <w:p>
-      <w:r>
-        <w:t>Do you feel comfortable with how these basic loops translate to their Big O notations, or would you like to see a quick trick for calculating the complexity of tricky, nested while loops?</w:t>
-      </w:r>
-    </w:p>
-    <w:p/>
     <w:p/>
     <w:p>
       <w:pPr>
@@ -5175,7 +5117,6 @@
           <w:b/>
           <w:bCs/>
         </w:rPr>
-        <w:lastRenderedPageBreak/>
         <w:t>The Analogy: "The Handshake Problem"</w:t>
       </w:r>
     </w:p>
@@ -5227,6 +5168,7 @@
           <w:b/>
           <w:bCs/>
         </w:rPr>
+        <w:lastRenderedPageBreak/>
         <w:t>The Java Clue:</w:t>
       </w:r>
     </w:p>
@@ -5525,69 +5467,69 @@
           <w:b/>
           <w:bCs/>
         </w:rPr>
+        <w:t>Verdict:</w:t>
+      </w:r>
+      <w:r>
+        <w:t xml:space="preserve"> Incredibly fast. Even if you have 1 billion items, an $</w:t>
+      </w:r>
+      <w:proofErr w:type="gramStart"/>
+      <w:r>
+        <w:t>O(</w:t>
+      </w:r>
+      <w:proofErr w:type="gramEnd"/>
+      <w:r>
+        <w:t xml:space="preserve">\log </w:t>
+      </w:r>
+      <w:proofErr w:type="gramStart"/>
+      <w:r>
+        <w:t>n)$</w:t>
+      </w:r>
+      <w:proofErr w:type="gramEnd"/>
+      <w:r>
+        <w:t xml:space="preserve"> algorithm will find the answer in roughly 30 steps.</w:t>
+      </w:r>
+    </w:p>
+    <w:p>
+      <w:pPr>
+        <w:rPr>
+          <w:b/>
+          <w:bCs/>
+        </w:rPr>
+      </w:pPr>
+      <w:r>
+        <w:rPr>
+          <w:b/>
+          <w:bCs/>
+        </w:rPr>
+        <w:t>3. Exponential Time: $O(2^</w:t>
+      </w:r>
+      <w:proofErr w:type="gramStart"/>
+      <w:r>
+        <w:rPr>
+          <w:b/>
+          <w:bCs/>
+        </w:rPr>
+        <w:t>n)$</w:t>
+      </w:r>
+      <w:proofErr w:type="gramEnd"/>
+    </w:p>
+    <w:p>
+      <w:r>
+        <w:rPr>
+          <w:b/>
+          <w:bCs/>
+        </w:rPr>
+        <w:t>The Analogy: "The Zombie Infection"</w:t>
+      </w:r>
+    </w:p>
+    <w:p>
+      <w:r>
+        <w:t>Imagine a zombie virus where one zombie bites two people. Those two people each bite two more people (4), who bite two more (8), who bite two more (16). The growth is slow at first, but then it completely explodes out of control.</w:t>
+      </w:r>
+    </w:p>
+    <w:p>
+      <w:r>
         <w:lastRenderedPageBreak/>
-        <w:t>Verdict:</w:t>
-      </w:r>
-      <w:r>
-        <w:t xml:space="preserve"> Incredibly fast. Even if you have 1 billion items, an $</w:t>
-      </w:r>
-      <w:proofErr w:type="gramStart"/>
-      <w:r>
-        <w:t>O(</w:t>
-      </w:r>
-      <w:proofErr w:type="gramEnd"/>
-      <w:r>
-        <w:t xml:space="preserve">\log </w:t>
-      </w:r>
-      <w:proofErr w:type="gramStart"/>
-      <w:r>
-        <w:t>n)$</w:t>
-      </w:r>
-      <w:proofErr w:type="gramEnd"/>
-      <w:r>
-        <w:t xml:space="preserve"> algorithm will find the answer in roughly 30 steps.</w:t>
-      </w:r>
-    </w:p>
-    <w:p>
-      <w:pPr>
-        <w:rPr>
-          <w:b/>
-          <w:bCs/>
-        </w:rPr>
-      </w:pPr>
-      <w:r>
-        <w:rPr>
-          <w:b/>
-          <w:bCs/>
-        </w:rPr>
-        <w:t>3. Exponential Time: $O(2^</w:t>
-      </w:r>
-      <w:proofErr w:type="gramStart"/>
-      <w:r>
-        <w:rPr>
-          <w:b/>
-          <w:bCs/>
-        </w:rPr>
-        <w:t>n)$</w:t>
-      </w:r>
-      <w:proofErr w:type="gramEnd"/>
-    </w:p>
-    <w:p>
-      <w:r>
-        <w:rPr>
-          <w:b/>
-          <w:bCs/>
-        </w:rPr>
-        <w:t>The Analogy: "The Zombie Infection"</w:t>
-      </w:r>
-    </w:p>
-    <w:p>
-      <w:r>
-        <w:t>Imagine a zombie virus where one zombie bites two people. Those two people each bite two more people (4), who bite two more (8), who bite two more (16). The growth is slow at first, but then it completely explodes out of control.</w:t>
-      </w:r>
-    </w:p>
-    <w:p>
-      <w:r>
         <w:t xml:space="preserve">Or, think of trying to guess a password by brute force. Adding just </w:t>
       </w:r>
       <w:r>
@@ -5879,19 +5821,1649 @@
         <w:t>: Exponential (The zombie infection).</w:t>
       </w:r>
     </w:p>
-    <w:p>
-      <w:r>
-        <w:t xml:space="preserve">Does this help clarify why we use these terms? If you are comfortable with this theory, we can move straight into </w:t>
-      </w:r>
-      <w:r>
-        <w:rPr>
-          <w:b/>
-          <w:bCs/>
-        </w:rPr>
-        <w:t>Phase 2: Arrays</w:t>
-      </w:r>
-      <w:r>
-        <w:t xml:space="preserve"> and write our first piece of optimized Java code.</w:t>
+    <w:p/>
+    <w:p>
+      <w:pPr>
+        <w:rPr>
+          <w:b/>
+          <w:bCs/>
+          <w:sz w:val="28"/>
+          <w:szCs w:val="28"/>
+        </w:rPr>
+      </w:pPr>
+      <w:r>
+        <w:rPr>
+          <w:b/>
+          <w:bCs/>
+          <w:sz w:val="28"/>
+          <w:szCs w:val="28"/>
+        </w:rPr>
+        <w:t>IV.</w:t>
+      </w:r>
+      <w:r>
+        <w:rPr>
+          <w:b/>
+          <w:bCs/>
+          <w:sz w:val="28"/>
+          <w:szCs w:val="28"/>
+        </w:rPr>
+        <w:t xml:space="preserve"> Arrays</w:t>
+      </w:r>
+    </w:p>
+    <w:p>
+      <w:r>
+        <w:t xml:space="preserve">Arrays are one of the most fundamental and universally used data structures in computer science. To truly master them, we must understand how they act as an </w:t>
+      </w:r>
+      <w:r>
+        <w:rPr>
+          <w:b/>
+          <w:bCs/>
+        </w:rPr>
+        <w:t>Abstract Data Type (ADT)</w:t>
+      </w:r>
+      <w:r>
+        <w:t>, how they behave in the computer's physical memory, and the exact cost (Time Complexity) of operating on them.</w:t>
+      </w:r>
+    </w:p>
+    <w:p>
+      <w:pPr>
+        <w:rPr>
+          <w:b/>
+          <w:bCs/>
+        </w:rPr>
+      </w:pPr>
+      <w:r>
+        <w:rPr>
+          <w:b/>
+          <w:bCs/>
+        </w:rPr>
+        <w:t>1. The Hostel Analogy (Internal Workings)</w:t>
+      </w:r>
+    </w:p>
+    <w:p>
+      <w:r>
+        <w:t xml:space="preserve">To visualize how an array works internally in the computer's RAM, imagine a </w:t>
+      </w:r>
+      <w:r>
+        <w:rPr>
+          <w:b/>
+          <w:bCs/>
+        </w:rPr>
+        <w:t>Hostel hallway</w:t>
+      </w:r>
+      <w:r>
+        <w:t>:</w:t>
+      </w:r>
+    </w:p>
+    <w:p>
+      <w:pPr>
+        <w:numPr>
+          <w:ilvl w:val="0"/>
+          <w:numId w:val="24"/>
+        </w:numPr>
+      </w:pPr>
+      <w:r>
+        <w:rPr>
+          <w:b/>
+          <w:bCs/>
+        </w:rPr>
+        <w:t>Contiguous Memory:</w:t>
+      </w:r>
+      <w:r>
+        <w:t xml:space="preserve"> All the rooms in this specific hallway are built right next to each other in a continuous line. There are no gaps. In hardware, an array occupies a single, unbroken block of memory.</w:t>
+      </w:r>
+    </w:p>
+    <w:p>
+      <w:pPr>
+        <w:numPr>
+          <w:ilvl w:val="0"/>
+          <w:numId w:val="24"/>
+        </w:numPr>
+      </w:pPr>
+      <w:r>
+        <w:rPr>
+          <w:b/>
+          <w:bCs/>
+        </w:rPr>
+        <w:t>Unique Index (Room Number):</w:t>
+      </w:r>
+      <w:r>
+        <w:t xml:space="preserve"> Each room has a unique, sequential number starting from 0 (Room 0, Room 1, Room 2...).</w:t>
+      </w:r>
+    </w:p>
+    <w:p>
+      <w:pPr>
+        <w:numPr>
+          <w:ilvl w:val="0"/>
+          <w:numId w:val="24"/>
+        </w:numPr>
+      </w:pPr>
+      <w:r>
+        <w:rPr>
+          <w:b/>
+          <w:bCs/>
+        </w:rPr>
+        <w:lastRenderedPageBreak/>
+        <w:t>Constant Time Access (</w:t>
+      </w:r>
+      <w:r>
+        <w:t>$</w:t>
+      </w:r>
+      <w:proofErr w:type="gramStart"/>
+      <w:r>
+        <w:t>O(1)$</w:t>
+      </w:r>
+      <w:proofErr w:type="gramEnd"/>
+      <w:r>
+        <w:rPr>
+          <w:b/>
+          <w:bCs/>
+        </w:rPr>
+        <w:t>):</w:t>
+      </w:r>
+      <w:r>
+        <w:t xml:space="preserve"> If you want to go to Room 5, you don't need to knock on Rooms 0 through 4 first. You can calculate exactly where Room 5 is and walk straight to its door instantly.</w:t>
+      </w:r>
+    </w:p>
+    <w:p>
+      <w:pPr>
+        <w:rPr>
+          <w:b/>
+          <w:bCs/>
+        </w:rPr>
+      </w:pPr>
+      <w:r>
+        <w:rPr>
+          <w:b/>
+          <w:bCs/>
+        </w:rPr>
+        <w:t>2. Capacity vs. Size (The ADT Concept)</w:t>
+      </w:r>
+    </w:p>
+    <w:p>
+      <w:r>
+        <w:t xml:space="preserve">When you build a custom Array class (like in the code below), you are building an </w:t>
+      </w:r>
+      <w:r>
+        <w:rPr>
+          <w:b/>
+          <w:bCs/>
+        </w:rPr>
+        <w:t>Abstract Data Type (ADT)</w:t>
+      </w:r>
+      <w:r>
+        <w:t>. You are wrapping the raw Java array with rules and helper variables to make it safer and more useful.</w:t>
+      </w:r>
+    </w:p>
+    <w:p>
+      <w:r>
+        <w:t>The most important distinction in your ADT is Capacity vs. Size:</w:t>
+      </w:r>
+    </w:p>
+    <w:p>
+      <w:pPr>
+        <w:numPr>
+          <w:ilvl w:val="0"/>
+          <w:numId w:val="25"/>
+        </w:numPr>
+      </w:pPr>
+      <w:r>
+        <w:rPr>
+          <w:b/>
+          <w:bCs/>
+        </w:rPr>
+        <w:t>Capacity (Length):</w:t>
+      </w:r>
+      <w:r>
+        <w:t xml:space="preserve"> The total number of rooms built in the hostel. (e.g., The array can hold a maximum of 5 items). Once built, this cannot change.</w:t>
+      </w:r>
+    </w:p>
+    <w:p>
+      <w:pPr>
+        <w:numPr>
+          <w:ilvl w:val="0"/>
+          <w:numId w:val="25"/>
+        </w:numPr>
+      </w:pPr>
+      <w:r>
+        <w:rPr>
+          <w:b/>
+          <w:bCs/>
+        </w:rPr>
+        <w:t>Size:</w:t>
+      </w:r>
+      <w:r>
+        <w:t xml:space="preserve"> The actual number of students currently living in the hostel. (e.g., Only 3 rooms are occupied right now).</w:t>
+      </w:r>
+    </w:p>
+    <w:p>
+      <w:r>
+        <w:rPr>
+          <w:i/>
+          <w:iCs/>
+        </w:rPr>
+        <w:t xml:space="preserve">Exam Tip: In Java, </w:t>
+      </w:r>
+      <w:proofErr w:type="spellStart"/>
+      <w:proofErr w:type="gramStart"/>
+      <w:r>
+        <w:rPr>
+          <w:i/>
+          <w:iCs/>
+        </w:rPr>
+        <w:t>arr.length</w:t>
+      </w:r>
+      <w:proofErr w:type="spellEnd"/>
+      <w:proofErr w:type="gramEnd"/>
+      <w:r>
+        <w:rPr>
+          <w:i/>
+          <w:iCs/>
+        </w:rPr>
+        <w:t xml:space="preserve"> gives you the Capacity, not the Size! You must track the Size manually, just like your code does.</w:t>
+      </w:r>
+    </w:p>
+    <w:p>
+      <w:pPr>
+        <w:rPr>
+          <w:b/>
+          <w:bCs/>
+        </w:rPr>
+      </w:pPr>
+      <w:r>
+        <w:rPr>
+          <w:b/>
+          <w:bCs/>
+        </w:rPr>
+        <w:t>3. Core Operations &amp; Their Time Complexity</w:t>
+      </w:r>
+    </w:p>
+    <w:p>
+      <w:r>
+        <w:t>Let's break down the mechanics of the operations implemented in your code.</w:t>
+      </w:r>
+    </w:p>
+    <w:p>
+      <w:pPr>
+        <w:rPr>
+          <w:b/>
+          <w:bCs/>
+        </w:rPr>
+      </w:pPr>
+      <w:r>
+        <w:rPr>
+          <w:b/>
+          <w:bCs/>
+        </w:rPr>
+        <w:t>A. Insertion (insert)</w:t>
+      </w:r>
+    </w:p>
+    <w:p>
+      <w:pPr>
+        <w:numPr>
+          <w:ilvl w:val="0"/>
+          <w:numId w:val="26"/>
+        </w:numPr>
+      </w:pPr>
+      <w:r>
+        <w:rPr>
+          <w:b/>
+          <w:bCs/>
+        </w:rPr>
+        <w:t>Mechanism:</w:t>
+      </w:r>
+      <w:r>
+        <w:t xml:space="preserve"> If you want to insert a new element at a specific index (e.g., index 1), you cannot just overwrite the existing data. You must shift all elements from the end of the array down to index 1 one step to the right to make an empty space.</w:t>
+      </w:r>
+    </w:p>
+    <w:p>
+      <w:pPr>
+        <w:numPr>
+          <w:ilvl w:val="0"/>
+          <w:numId w:val="26"/>
+        </w:numPr>
+      </w:pPr>
+      <w:r>
+        <w:rPr>
+          <w:b/>
+          <w:bCs/>
+        </w:rPr>
+        <w:t>Time Complexity:</w:t>
+      </w:r>
+      <w:r>
+        <w:t xml:space="preserve"> $O(n)$ (Linear Time) in the worst case (inserting at index 0 requires shifting every single element). Inserting at the very end is $</w:t>
+      </w:r>
+      <w:proofErr w:type="gramStart"/>
+      <w:r>
+        <w:t>O(1)$</w:t>
+      </w:r>
+      <w:proofErr w:type="gramEnd"/>
+      <w:r>
+        <w:t>.</w:t>
+      </w:r>
+    </w:p>
+    <w:p>
+      <w:pPr>
+        <w:rPr>
+          <w:b/>
+          <w:bCs/>
+        </w:rPr>
+      </w:pPr>
+      <w:r>
+        <w:rPr>
+          <w:b/>
+          <w:bCs/>
+        </w:rPr>
+        <w:t>B. Deletion (delete)</w:t>
+      </w:r>
+    </w:p>
+    <w:p>
+      <w:pPr>
+        <w:numPr>
+          <w:ilvl w:val="0"/>
+          <w:numId w:val="27"/>
+        </w:numPr>
+      </w:pPr>
+      <w:r>
+        <w:rPr>
+          <w:b/>
+          <w:bCs/>
+        </w:rPr>
+        <w:t>Mechanism:</w:t>
+      </w:r>
+      <w:r>
+        <w:t xml:space="preserve"> When you delete an element at a specific index, you leave an empty "hole" in the contiguous memory. To fix this, you must shift all elements to the right of the hole one step to the left. Finally, you decrement the size.</w:t>
+      </w:r>
+    </w:p>
+    <w:p>
+      <w:pPr>
+        <w:numPr>
+          <w:ilvl w:val="0"/>
+          <w:numId w:val="27"/>
+        </w:numPr>
+      </w:pPr>
+      <w:r>
+        <w:rPr>
+          <w:b/>
+          <w:bCs/>
+        </w:rPr>
+        <w:t>Time Complexity:</w:t>
+      </w:r>
+      <w:r>
+        <w:t xml:space="preserve"> $O(n)$ (Linear Time) in the worst case (deleting index 0 requires shifting every remaining element left).</w:t>
+      </w:r>
+    </w:p>
+    <w:p>
+      <w:pPr>
+        <w:rPr>
+          <w:b/>
+          <w:bCs/>
+        </w:rPr>
+      </w:pPr>
+      <w:r>
+        <w:rPr>
+          <w:b/>
+          <w:bCs/>
+        </w:rPr>
+        <w:t>C. Access (get) &amp; Update (set)</w:t>
+      </w:r>
+    </w:p>
+    <w:p>
+      <w:pPr>
+        <w:numPr>
+          <w:ilvl w:val="0"/>
+          <w:numId w:val="28"/>
+        </w:numPr>
+      </w:pPr>
+      <w:r>
+        <w:rPr>
+          <w:b/>
+          <w:bCs/>
+        </w:rPr>
+        <w:t>Mechanism:</w:t>
+      </w:r>
+      <w:r>
+        <w:t xml:space="preserve"> Using the Base Address memory formula, the computer jumps directly to the requested index.</w:t>
+      </w:r>
+    </w:p>
+    <w:p>
+      <w:pPr>
+        <w:numPr>
+          <w:ilvl w:val="0"/>
+          <w:numId w:val="28"/>
+        </w:numPr>
+      </w:pPr>
+      <w:r>
+        <w:rPr>
+          <w:b/>
+          <w:bCs/>
+        </w:rPr>
+        <w:t>Time Complexity:</w:t>
+      </w:r>
+      <w:r>
+        <w:t xml:space="preserve"> $</w:t>
+      </w:r>
+      <w:proofErr w:type="gramStart"/>
+      <w:r>
+        <w:t>O(1)$</w:t>
+      </w:r>
+      <w:proofErr w:type="gramEnd"/>
+      <w:r>
+        <w:t xml:space="preserve"> (Constant Time). This is the superpower of arrays.</w:t>
+      </w:r>
+    </w:p>
+    <w:p>
+      <w:pPr>
+        <w:rPr>
+          <w:b/>
+          <w:bCs/>
+        </w:rPr>
+      </w:pPr>
+      <w:r>
+        <w:rPr>
+          <w:b/>
+          <w:bCs/>
+        </w:rPr>
+        <w:t>D. Search (search)</w:t>
+      </w:r>
+    </w:p>
+    <w:p>
+      <w:pPr>
+        <w:numPr>
+          <w:ilvl w:val="0"/>
+          <w:numId w:val="29"/>
+        </w:numPr>
+      </w:pPr>
+      <w:r>
+        <w:rPr>
+          <w:b/>
+          <w:bCs/>
+        </w:rPr>
+        <w:t>Mechanism:</w:t>
+      </w:r>
+      <w:r>
+        <w:t xml:space="preserve"> To find a specific value, the algorithm must check index 0, then index 1, then index 2... until it finds the match. (This is called Linear Search).</w:t>
+      </w:r>
+    </w:p>
+    <w:p>
+      <w:pPr>
+        <w:numPr>
+          <w:ilvl w:val="0"/>
+          <w:numId w:val="29"/>
+        </w:numPr>
+      </w:pPr>
+      <w:r>
+        <w:rPr>
+          <w:b/>
+          <w:bCs/>
+        </w:rPr>
+        <w:t>Time Complexity:</w:t>
+      </w:r>
+      <w:r>
+        <w:t xml:space="preserve"> $O(n)$ (Linear Time). If the element is at the very end, or not there at all, you must check every single item.</w:t>
+      </w:r>
+    </w:p>
+    <w:p>
+      <w:pPr>
+        <w:rPr>
+          <w:b/>
+          <w:bCs/>
+        </w:rPr>
+      </w:pPr>
+      <w:r>
+        <w:rPr>
+          <w:b/>
+          <w:bCs/>
+        </w:rPr>
+        <w:lastRenderedPageBreak/>
+        <w:t>4. Java Implementation</w:t>
+      </w:r>
+    </w:p>
+    <w:p>
+      <w:r>
+        <w:t>Here is your complete, robust implementation of the Array ADT. Notice how the size variable is used as the boundary for all loops and safety checks, not the raw capacity.</w:t>
+      </w:r>
+    </w:p>
+    <w:p>
+      <w:r>
+        <w:t>package array;</w:t>
+      </w:r>
+    </w:p>
+    <w:p/>
+    <w:p>
+      <w:r>
+        <w:t>public class Array {</w:t>
+      </w:r>
+    </w:p>
+    <w:p>
+      <w:r>
+        <w:t xml:space="preserve">    </w:t>
+      </w:r>
+      <w:proofErr w:type="gramStart"/>
+      <w:r>
+        <w:t>int[</w:t>
+      </w:r>
+      <w:proofErr w:type="gramEnd"/>
+      <w:r>
+        <w:t xml:space="preserve">] </w:t>
+      </w:r>
+      <w:proofErr w:type="spellStart"/>
+      <w:proofErr w:type="gramStart"/>
+      <w:r>
+        <w:t>arr</w:t>
+      </w:r>
+      <w:proofErr w:type="spellEnd"/>
+      <w:r>
+        <w:t xml:space="preserve">;   </w:t>
+      </w:r>
+      <w:proofErr w:type="gramEnd"/>
+      <w:r>
+        <w:t xml:space="preserve">   // the underlying raw array</w:t>
+      </w:r>
+    </w:p>
+    <w:p>
+      <w:r>
+        <w:t xml:space="preserve">    int </w:t>
+      </w:r>
+      <w:proofErr w:type="gramStart"/>
+      <w:r>
+        <w:t xml:space="preserve">capacity;   </w:t>
+      </w:r>
+      <w:proofErr w:type="gramEnd"/>
+      <w:r>
+        <w:t>// maximum size of the array</w:t>
+      </w:r>
+    </w:p>
+    <w:p>
+      <w:r>
+        <w:t xml:space="preserve">    int </w:t>
+      </w:r>
+      <w:proofErr w:type="gramStart"/>
+      <w:r>
+        <w:t xml:space="preserve">size;   </w:t>
+      </w:r>
+      <w:proofErr w:type="gramEnd"/>
+      <w:r>
+        <w:t xml:space="preserve">    // no of elements currently present in the array</w:t>
+      </w:r>
+    </w:p>
+    <w:p/>
+    <w:p>
+      <w:r>
+        <w:t xml:space="preserve">    // Create an array via constructor</w:t>
+      </w:r>
+    </w:p>
+    <w:p>
+      <w:r>
+        <w:t xml:space="preserve">    public </w:t>
+      </w:r>
+      <w:proofErr w:type="gramStart"/>
+      <w:r>
+        <w:t>Array(</w:t>
+      </w:r>
+      <w:proofErr w:type="gramEnd"/>
+      <w:r>
+        <w:t>int capacity) {</w:t>
+      </w:r>
+    </w:p>
+    <w:p>
+      <w:r>
+        <w:t xml:space="preserve">        </w:t>
+      </w:r>
+      <w:proofErr w:type="spellStart"/>
+      <w:r>
+        <w:t>arr</w:t>
+      </w:r>
+      <w:proofErr w:type="spellEnd"/>
+      <w:r>
+        <w:t xml:space="preserve"> = new int[capacity];</w:t>
+      </w:r>
+    </w:p>
+    <w:p>
+      <w:r>
+        <w:t xml:space="preserve">        </w:t>
+      </w:r>
+      <w:proofErr w:type="spellStart"/>
+      <w:proofErr w:type="gramStart"/>
+      <w:r>
+        <w:t>this.capacity</w:t>
+      </w:r>
+      <w:proofErr w:type="spellEnd"/>
+      <w:proofErr w:type="gramEnd"/>
+      <w:r>
+        <w:t xml:space="preserve"> = capacity;</w:t>
+      </w:r>
+    </w:p>
+    <w:p>
+      <w:r>
+        <w:t xml:space="preserve">        size = 0; // Starts empty</w:t>
+      </w:r>
+    </w:p>
+    <w:p>
+      <w:r>
+        <w:t xml:space="preserve">    }</w:t>
+      </w:r>
+    </w:p>
+    <w:p/>
+    <w:p>
+      <w:r>
+        <w:t xml:space="preserve">    // Insert an element into an array (O(n) Time)</w:t>
+      </w:r>
+    </w:p>
+    <w:p>
+      <w:r>
+        <w:t xml:space="preserve">    public </w:t>
+      </w:r>
+      <w:proofErr w:type="spellStart"/>
+      <w:r>
+        <w:t>boolean</w:t>
+      </w:r>
+      <w:proofErr w:type="spellEnd"/>
+      <w:r>
+        <w:t xml:space="preserve"> </w:t>
+      </w:r>
+      <w:proofErr w:type="gramStart"/>
+      <w:r>
+        <w:t>insert(</w:t>
+      </w:r>
+      <w:proofErr w:type="gramEnd"/>
+      <w:r>
+        <w:t>int index, int element) {</w:t>
+      </w:r>
+    </w:p>
+    <w:p>
+      <w:r>
+        <w:t xml:space="preserve">        // Safety Check: Prevent out-of-bounds or exceeding capacity</w:t>
+      </w:r>
+    </w:p>
+    <w:p>
+      <w:r>
+        <w:t xml:space="preserve">        if (index &lt; 0 || index &gt; size || size &gt;= capacity) {</w:t>
+      </w:r>
+    </w:p>
+    <w:p>
+      <w:r>
+        <w:t xml:space="preserve">            </w:t>
+      </w:r>
+      <w:proofErr w:type="spellStart"/>
+      <w:r>
+        <w:t>System.out.println</w:t>
+      </w:r>
+      <w:proofErr w:type="spellEnd"/>
+      <w:r>
+        <w:t>("Insert failed. Can't insert: " + element);</w:t>
+      </w:r>
+    </w:p>
+    <w:p>
+      <w:r>
+        <w:t xml:space="preserve">            return false;</w:t>
+      </w:r>
+    </w:p>
+    <w:p>
+      <w:r>
+        <w:t xml:space="preserve">        }</w:t>
+      </w:r>
+    </w:p>
+    <w:p>
+      <w:r>
+        <w:t xml:space="preserve">        // Shift elements to the RIGHT to make space</w:t>
+      </w:r>
+    </w:p>
+    <w:p>
+      <w:r>
+        <w:t xml:space="preserve">        for (int </w:t>
+      </w:r>
+      <w:proofErr w:type="spellStart"/>
+      <w:r>
+        <w:t>i</w:t>
+      </w:r>
+      <w:proofErr w:type="spellEnd"/>
+      <w:r>
+        <w:t xml:space="preserve"> = size; </w:t>
+      </w:r>
+      <w:proofErr w:type="spellStart"/>
+      <w:r>
+        <w:t>i</w:t>
+      </w:r>
+      <w:proofErr w:type="spellEnd"/>
+      <w:r>
+        <w:t xml:space="preserve"> &gt; index; </w:t>
+      </w:r>
+      <w:proofErr w:type="spellStart"/>
+      <w:r>
+        <w:t>i</w:t>
+      </w:r>
+      <w:proofErr w:type="spellEnd"/>
+      <w:r>
+        <w:t>--) {</w:t>
+      </w:r>
+    </w:p>
+    <w:p>
+      <w:r>
+        <w:t xml:space="preserve">            </w:t>
+      </w:r>
+      <w:proofErr w:type="spellStart"/>
+      <w:r>
+        <w:t>arr</w:t>
+      </w:r>
+      <w:proofErr w:type="spellEnd"/>
+      <w:r>
+        <w:t>[</w:t>
+      </w:r>
+      <w:proofErr w:type="spellStart"/>
+      <w:r>
+        <w:t>i</w:t>
+      </w:r>
+      <w:proofErr w:type="spellEnd"/>
+      <w:r>
+        <w:t xml:space="preserve">] = </w:t>
+      </w:r>
+      <w:proofErr w:type="spellStart"/>
+      <w:proofErr w:type="gramStart"/>
+      <w:r>
+        <w:t>arr</w:t>
+      </w:r>
+      <w:proofErr w:type="spellEnd"/>
+      <w:r>
+        <w:t>[</w:t>
+      </w:r>
+      <w:proofErr w:type="spellStart"/>
+      <w:proofErr w:type="gramEnd"/>
+      <w:r>
+        <w:t>i</w:t>
+      </w:r>
+      <w:proofErr w:type="spellEnd"/>
+      <w:r>
+        <w:t xml:space="preserve"> - 1];</w:t>
+      </w:r>
+    </w:p>
+    <w:p>
+      <w:r>
+        <w:t xml:space="preserve">        }</w:t>
+      </w:r>
+    </w:p>
+    <w:p>
+      <w:r>
+        <w:t xml:space="preserve">        </w:t>
+      </w:r>
+      <w:proofErr w:type="spellStart"/>
+      <w:r>
+        <w:t>arr</w:t>
+      </w:r>
+      <w:proofErr w:type="spellEnd"/>
+      <w:r>
+        <w:t>[index] = element; // Place the new element</w:t>
+      </w:r>
+    </w:p>
+    <w:p>
+      <w:r>
+        <w:t xml:space="preserve">        size++;               // Increase occupied count</w:t>
+      </w:r>
+    </w:p>
+    <w:p>
+      <w:r>
+        <w:t xml:space="preserve">        return true;</w:t>
+      </w:r>
+    </w:p>
+    <w:p>
+      <w:r>
+        <w:lastRenderedPageBreak/>
+        <w:t xml:space="preserve">    }</w:t>
+      </w:r>
+    </w:p>
+    <w:p/>
+    <w:p>
+      <w:r>
+        <w:t xml:space="preserve">    // Get an element from the array (</w:t>
+      </w:r>
+      <w:proofErr w:type="gramStart"/>
+      <w:r>
+        <w:t>O(</w:t>
+      </w:r>
+      <w:proofErr w:type="gramEnd"/>
+      <w:r>
+        <w:t>1) Time)</w:t>
+      </w:r>
+    </w:p>
+    <w:p>
+      <w:r>
+        <w:t xml:space="preserve">    public int </w:t>
+      </w:r>
+      <w:proofErr w:type="gramStart"/>
+      <w:r>
+        <w:t>get(</w:t>
+      </w:r>
+      <w:proofErr w:type="gramEnd"/>
+      <w:r>
+        <w:t>int index) {</w:t>
+      </w:r>
+    </w:p>
+    <w:p>
+      <w:r>
+        <w:t xml:space="preserve">        // Safety Check: Ensure the index actually holds data</w:t>
+      </w:r>
+    </w:p>
+    <w:p>
+      <w:r>
+        <w:t xml:space="preserve">        if (index &lt; 0 || index &gt;= size) {</w:t>
+      </w:r>
+    </w:p>
+    <w:p>
+      <w:r>
+        <w:t xml:space="preserve">            </w:t>
+      </w:r>
+      <w:proofErr w:type="spellStart"/>
+      <w:r>
+        <w:t>System.out.println</w:t>
+      </w:r>
+      <w:proofErr w:type="spellEnd"/>
+      <w:r>
+        <w:t>("Can't get: Invalid index");</w:t>
+      </w:r>
+    </w:p>
+    <w:p>
+      <w:r>
+        <w:t xml:space="preserve">            return -1;</w:t>
+      </w:r>
+    </w:p>
+    <w:p>
+      <w:r>
+        <w:t xml:space="preserve">        }</w:t>
+      </w:r>
+    </w:p>
+    <w:p>
+      <w:r>
+        <w:t xml:space="preserve">        return </w:t>
+      </w:r>
+      <w:proofErr w:type="spellStart"/>
+      <w:r>
+        <w:t>arr</w:t>
+      </w:r>
+      <w:proofErr w:type="spellEnd"/>
+      <w:r>
+        <w:t>[index];</w:t>
+      </w:r>
+    </w:p>
+    <w:p>
+      <w:r>
+        <w:t xml:space="preserve">    }</w:t>
+      </w:r>
+    </w:p>
+    <w:p/>
+    <w:p>
+      <w:r>
+        <w:t xml:space="preserve">    // Set an element into the array (</w:t>
+      </w:r>
+      <w:proofErr w:type="gramStart"/>
+      <w:r>
+        <w:t>O(</w:t>
+      </w:r>
+      <w:proofErr w:type="gramEnd"/>
+      <w:r>
+        <w:t>1) Time)</w:t>
+      </w:r>
+    </w:p>
+    <w:p>
+      <w:r>
+        <w:t xml:space="preserve">    public void </w:t>
+      </w:r>
+      <w:proofErr w:type="gramStart"/>
+      <w:r>
+        <w:t>set(</w:t>
+      </w:r>
+      <w:proofErr w:type="gramEnd"/>
+      <w:r>
+        <w:t>int index, int element) {</w:t>
+      </w:r>
+    </w:p>
+    <w:p>
+      <w:r>
+        <w:t xml:space="preserve">        if (index &lt; 0 || index &gt;= size) {</w:t>
+      </w:r>
+    </w:p>
+    <w:p>
+      <w:r>
+        <w:t xml:space="preserve">            </w:t>
+      </w:r>
+      <w:proofErr w:type="spellStart"/>
+      <w:r>
+        <w:t>System.out.println</w:t>
+      </w:r>
+      <w:proofErr w:type="spellEnd"/>
+      <w:r>
+        <w:t>("Can't set: Invalid index");</w:t>
+      </w:r>
+    </w:p>
+    <w:p>
+      <w:r>
+        <w:t xml:space="preserve">        }</w:t>
+      </w:r>
+    </w:p>
+    <w:p>
+      <w:r>
+        <w:t xml:space="preserve">        </w:t>
+      </w:r>
+      <w:proofErr w:type="spellStart"/>
+      <w:r>
+        <w:t>arr</w:t>
+      </w:r>
+      <w:proofErr w:type="spellEnd"/>
+      <w:r>
+        <w:t>[index] = element;</w:t>
+      </w:r>
+    </w:p>
+    <w:p>
+      <w:r>
+        <w:t xml:space="preserve">    }</w:t>
+      </w:r>
+    </w:p>
+    <w:p/>
+    <w:p>
+      <w:r>
+        <w:t xml:space="preserve">    // Search for an element (O(n) Time)</w:t>
+      </w:r>
+    </w:p>
+    <w:p>
+      <w:r>
+        <w:t xml:space="preserve">    public int </w:t>
+      </w:r>
+      <w:proofErr w:type="gramStart"/>
+      <w:r>
+        <w:t>search(</w:t>
+      </w:r>
+      <w:proofErr w:type="gramEnd"/>
+      <w:r>
+        <w:t>int element) {</w:t>
+      </w:r>
+    </w:p>
+    <w:p>
+      <w:r>
+        <w:t xml:space="preserve">        // Iterate only through occupied rooms (size), not capacity</w:t>
+      </w:r>
+    </w:p>
+    <w:p>
+      <w:r>
+        <w:t xml:space="preserve">        for (int </w:t>
+      </w:r>
+      <w:proofErr w:type="spellStart"/>
+      <w:r>
+        <w:t>i</w:t>
+      </w:r>
+      <w:proofErr w:type="spellEnd"/>
+      <w:r>
+        <w:t xml:space="preserve"> = 0; </w:t>
+      </w:r>
+      <w:proofErr w:type="spellStart"/>
+      <w:r>
+        <w:t>i</w:t>
+      </w:r>
+      <w:proofErr w:type="spellEnd"/>
+      <w:r>
+        <w:t xml:space="preserve"> &lt; size; </w:t>
+      </w:r>
+      <w:proofErr w:type="spellStart"/>
+      <w:r>
+        <w:t>i</w:t>
+      </w:r>
+      <w:proofErr w:type="spellEnd"/>
+      <w:r>
+        <w:t>++) {</w:t>
+      </w:r>
+    </w:p>
+    <w:p>
+      <w:r>
+        <w:t xml:space="preserve">            if (</w:t>
+      </w:r>
+      <w:proofErr w:type="spellStart"/>
+      <w:r>
+        <w:t>arr</w:t>
+      </w:r>
+      <w:proofErr w:type="spellEnd"/>
+      <w:r>
+        <w:t>[</w:t>
+      </w:r>
+      <w:proofErr w:type="spellStart"/>
+      <w:r>
+        <w:t>i</w:t>
+      </w:r>
+      <w:proofErr w:type="spellEnd"/>
+      <w:r>
+        <w:t>] == element)</w:t>
+      </w:r>
+    </w:p>
+    <w:p>
+      <w:r>
+        <w:t xml:space="preserve">                return </w:t>
+      </w:r>
+      <w:proofErr w:type="spellStart"/>
+      <w:r>
+        <w:t>i</w:t>
+      </w:r>
+      <w:proofErr w:type="spellEnd"/>
+      <w:r>
+        <w:t>;</w:t>
+      </w:r>
+    </w:p>
+    <w:p>
+      <w:r>
+        <w:t xml:space="preserve">        }</w:t>
+      </w:r>
+    </w:p>
+    <w:p>
+      <w:r>
+        <w:t xml:space="preserve">        return -1; // Not found</w:t>
+      </w:r>
+    </w:p>
+    <w:p>
+      <w:r>
+        <w:t xml:space="preserve">    }</w:t>
+      </w:r>
+    </w:p>
+    <w:p/>
+    <w:p>
+      <w:r>
+        <w:t xml:space="preserve">    // Delete an element from the array (O(n) Time)</w:t>
+      </w:r>
+    </w:p>
+    <w:p>
+      <w:r>
+        <w:lastRenderedPageBreak/>
+        <w:t xml:space="preserve">    public </w:t>
+      </w:r>
+      <w:proofErr w:type="spellStart"/>
+      <w:r>
+        <w:t>boolean</w:t>
+      </w:r>
+      <w:proofErr w:type="spellEnd"/>
+      <w:r>
+        <w:t xml:space="preserve"> </w:t>
+      </w:r>
+      <w:proofErr w:type="gramStart"/>
+      <w:r>
+        <w:t>delete(</w:t>
+      </w:r>
+      <w:proofErr w:type="gramEnd"/>
+      <w:r>
+        <w:t>int index) {</w:t>
+      </w:r>
+    </w:p>
+    <w:p>
+      <w:r>
+        <w:t xml:space="preserve">        if (index &lt; 0 || index &gt;= size) {</w:t>
+      </w:r>
+    </w:p>
+    <w:p>
+      <w:r>
+        <w:t xml:space="preserve">            </w:t>
+      </w:r>
+      <w:proofErr w:type="spellStart"/>
+      <w:r>
+        <w:t>System.out.println</w:t>
+      </w:r>
+      <w:proofErr w:type="spellEnd"/>
+      <w:r>
+        <w:t>("Can't delete: Invalid index");</w:t>
+      </w:r>
+    </w:p>
+    <w:p>
+      <w:r>
+        <w:t xml:space="preserve">            return false;</w:t>
+      </w:r>
+    </w:p>
+    <w:p>
+      <w:r>
+        <w:t xml:space="preserve">        }</w:t>
+      </w:r>
+    </w:p>
+    <w:p>
+      <w:r>
+        <w:t xml:space="preserve">        // Shift elements to the LEFT to fill the gap</w:t>
+      </w:r>
+    </w:p>
+    <w:p>
+      <w:r>
+        <w:t xml:space="preserve">        for (int </w:t>
+      </w:r>
+      <w:proofErr w:type="spellStart"/>
+      <w:r>
+        <w:t>i</w:t>
+      </w:r>
+      <w:proofErr w:type="spellEnd"/>
+      <w:r>
+        <w:t xml:space="preserve"> = index; </w:t>
+      </w:r>
+      <w:proofErr w:type="spellStart"/>
+      <w:r>
+        <w:t>i</w:t>
+      </w:r>
+      <w:proofErr w:type="spellEnd"/>
+      <w:r>
+        <w:t xml:space="preserve"> &lt; size - 1; </w:t>
+      </w:r>
+      <w:proofErr w:type="spellStart"/>
+      <w:r>
+        <w:t>i</w:t>
+      </w:r>
+      <w:proofErr w:type="spellEnd"/>
+      <w:r>
+        <w:t>++) {</w:t>
+      </w:r>
+    </w:p>
+    <w:p>
+      <w:r>
+        <w:t xml:space="preserve">            </w:t>
+      </w:r>
+      <w:proofErr w:type="spellStart"/>
+      <w:r>
+        <w:t>arr</w:t>
+      </w:r>
+      <w:proofErr w:type="spellEnd"/>
+      <w:r>
+        <w:t>[</w:t>
+      </w:r>
+      <w:proofErr w:type="spellStart"/>
+      <w:r>
+        <w:t>i</w:t>
+      </w:r>
+      <w:proofErr w:type="spellEnd"/>
+      <w:r>
+        <w:t xml:space="preserve">] = </w:t>
+      </w:r>
+      <w:proofErr w:type="spellStart"/>
+      <w:proofErr w:type="gramStart"/>
+      <w:r>
+        <w:t>arr</w:t>
+      </w:r>
+      <w:proofErr w:type="spellEnd"/>
+      <w:r>
+        <w:t>[</w:t>
+      </w:r>
+      <w:proofErr w:type="spellStart"/>
+      <w:proofErr w:type="gramEnd"/>
+      <w:r>
+        <w:t>i</w:t>
+      </w:r>
+      <w:proofErr w:type="spellEnd"/>
+      <w:r>
+        <w:t xml:space="preserve"> + 1];</w:t>
+      </w:r>
+    </w:p>
+    <w:p>
+      <w:r>
+        <w:t xml:space="preserve">        }</w:t>
+      </w:r>
+    </w:p>
+    <w:p>
+      <w:r>
+        <w:t xml:space="preserve">        size--; // Decrease occupied count</w:t>
+      </w:r>
+    </w:p>
+    <w:p>
+      <w:r>
+        <w:t xml:space="preserve">        return true;</w:t>
+      </w:r>
+    </w:p>
+    <w:p>
+      <w:r>
+        <w:t xml:space="preserve">    }</w:t>
+      </w:r>
+    </w:p>
+    <w:p/>
+    <w:p>
+      <w:r>
+        <w:t xml:space="preserve">    // Display the array contents</w:t>
+      </w:r>
+    </w:p>
+    <w:p>
+      <w:r>
+        <w:t xml:space="preserve">    public void </w:t>
+      </w:r>
+      <w:proofErr w:type="gramStart"/>
+      <w:r>
+        <w:t>display(</w:t>
+      </w:r>
+      <w:proofErr w:type="gramEnd"/>
+      <w:r>
+        <w:t>) {</w:t>
+      </w:r>
+    </w:p>
+    <w:p>
+      <w:r>
+        <w:t xml:space="preserve">        for (int </w:t>
+      </w:r>
+      <w:proofErr w:type="spellStart"/>
+      <w:r>
+        <w:t>i</w:t>
+      </w:r>
+      <w:proofErr w:type="spellEnd"/>
+      <w:r>
+        <w:t xml:space="preserve"> = 0; </w:t>
+      </w:r>
+      <w:proofErr w:type="spellStart"/>
+      <w:r>
+        <w:t>i</w:t>
+      </w:r>
+      <w:proofErr w:type="spellEnd"/>
+      <w:r>
+        <w:t xml:space="preserve"> &lt; size; </w:t>
+      </w:r>
+      <w:proofErr w:type="spellStart"/>
+      <w:r>
+        <w:t>i</w:t>
+      </w:r>
+      <w:proofErr w:type="spellEnd"/>
+      <w:r>
+        <w:t>++) {</w:t>
+      </w:r>
+    </w:p>
+    <w:p>
+      <w:r>
+        <w:t xml:space="preserve">            </w:t>
+      </w:r>
+      <w:proofErr w:type="spellStart"/>
+      <w:r>
+        <w:t>System.out.print</w:t>
+      </w:r>
+      <w:proofErr w:type="spellEnd"/>
+      <w:r>
+        <w:t>(</w:t>
+      </w:r>
+      <w:proofErr w:type="spellStart"/>
+      <w:r>
+        <w:t>arr</w:t>
+      </w:r>
+      <w:proofErr w:type="spellEnd"/>
+      <w:r>
+        <w:t>[</w:t>
+      </w:r>
+      <w:proofErr w:type="spellStart"/>
+      <w:r>
+        <w:t>i</w:t>
+      </w:r>
+      <w:proofErr w:type="spellEnd"/>
+      <w:r>
+        <w:t>] + " ");</w:t>
+      </w:r>
+    </w:p>
+    <w:p>
+      <w:r>
+        <w:t xml:space="preserve">        }</w:t>
+      </w:r>
+    </w:p>
+    <w:p>
+      <w:r>
+        <w:t xml:space="preserve">        </w:t>
+      </w:r>
+      <w:proofErr w:type="spellStart"/>
+      <w:r>
+        <w:t>System.out.println</w:t>
+      </w:r>
+      <w:proofErr w:type="spellEnd"/>
+      <w:r>
+        <w:t>();</w:t>
+      </w:r>
+    </w:p>
+    <w:p>
+      <w:r>
+        <w:t xml:space="preserve">    }</w:t>
+      </w:r>
+    </w:p>
+    <w:p/>
+    <w:p>
+      <w:r>
+        <w:t xml:space="preserve">    public static void </w:t>
+      </w:r>
+      <w:proofErr w:type="gramStart"/>
+      <w:r>
+        <w:t>main(String[</w:t>
+      </w:r>
+      <w:proofErr w:type="gramEnd"/>
+      <w:r>
+        <w:t xml:space="preserve">] </w:t>
+      </w:r>
+      <w:proofErr w:type="spellStart"/>
+      <w:r>
+        <w:t>args</w:t>
+      </w:r>
+      <w:proofErr w:type="spellEnd"/>
+      <w:r>
+        <w:t>) {</w:t>
+      </w:r>
+    </w:p>
+    <w:p>
+      <w:r>
+        <w:t xml:space="preserve">        Array arr1 = new </w:t>
+      </w:r>
+      <w:proofErr w:type="gramStart"/>
+      <w:r>
+        <w:t>Array(</w:t>
+      </w:r>
+      <w:proofErr w:type="gramEnd"/>
+      <w:r>
+        <w:t>5);</w:t>
+      </w:r>
+    </w:p>
+    <w:p/>
+    <w:p>
+      <w:r>
+        <w:t xml:space="preserve">        arr1.insert(0, 5);</w:t>
+      </w:r>
+    </w:p>
+    <w:p>
+      <w:r>
+        <w:t xml:space="preserve">        arr1.insert(1, 4);</w:t>
+      </w:r>
+    </w:p>
+    <w:p>
+      <w:r>
+        <w:t xml:space="preserve">        arr1.insert(1, 7);</w:t>
+      </w:r>
+    </w:p>
+    <w:p>
+      <w:r>
+        <w:t xml:space="preserve">        arr1.insert(1, 9);</w:t>
+      </w:r>
+    </w:p>
+    <w:p/>
+    <w:p>
+      <w:r>
+        <w:t xml:space="preserve">        arr1.display(); // Output: 5 9 7 4 </w:t>
+      </w:r>
+    </w:p>
+    <w:p/>
+    <w:p>
+      <w:r>
+        <w:lastRenderedPageBreak/>
+        <w:t xml:space="preserve">        </w:t>
+      </w:r>
+      <w:proofErr w:type="spellStart"/>
+      <w:r>
+        <w:t>System.out.println</w:t>
+      </w:r>
+      <w:proofErr w:type="spellEnd"/>
+      <w:r>
+        <w:t xml:space="preserve">("get: " </w:t>
+      </w:r>
+      <w:proofErr w:type="gramStart"/>
+      <w:r>
+        <w:t>+  arr1.get</w:t>
+      </w:r>
+      <w:proofErr w:type="gramEnd"/>
+      <w:r>
+        <w:t>(1)); // Output: 9</w:t>
+      </w:r>
+    </w:p>
+    <w:p/>
+    <w:p>
+      <w:r>
+        <w:t xml:space="preserve">        </w:t>
+      </w:r>
+      <w:proofErr w:type="gramStart"/>
+      <w:r>
+        <w:t>arr1.set(</w:t>
+      </w:r>
+      <w:proofErr w:type="gramEnd"/>
+      <w:r>
+        <w:t>1, 44);</w:t>
+      </w:r>
+    </w:p>
+    <w:p/>
+    <w:p>
+      <w:r>
+        <w:t xml:space="preserve">        </w:t>
+      </w:r>
+      <w:proofErr w:type="spellStart"/>
+      <w:r>
+        <w:t>System.out.println</w:t>
+      </w:r>
+      <w:proofErr w:type="spellEnd"/>
+      <w:r>
+        <w:t>("search: " + arr1.search(5)); // Output: 0</w:t>
+      </w:r>
+    </w:p>
+    <w:p/>
+    <w:p>
+      <w:r>
+        <w:t xml:space="preserve">        arr1.display(); // Output: 5 44 7 4 </w:t>
+      </w:r>
+    </w:p>
+    <w:p/>
+    <w:p>
+      <w:r>
+        <w:t xml:space="preserve">        arr1.delete(1);</w:t>
+      </w:r>
+    </w:p>
+    <w:p/>
+    <w:p>
+      <w:r>
+        <w:t xml:space="preserve">        arr1.display(); // Output: 5 7 4 </w:t>
+      </w:r>
+    </w:p>
+    <w:p>
+      <w:r>
+        <w:t xml:space="preserve">    }</w:t>
+      </w:r>
+    </w:p>
+    <w:p>
+      <w:r>
+        <w:t>}</w:t>
+      </w:r>
+    </w:p>
+    <w:p>
+      <w:pPr>
+        <w:rPr>
+          <w:b/>
+          <w:bCs/>
+        </w:rPr>
+      </w:pPr>
+      <w:r>
+        <w:rPr>
+          <w:b/>
+          <w:bCs/>
+        </w:rPr>
+        <w:t>5. Common Mistakes to Avoid</w:t>
+      </w:r>
+    </w:p>
+    <w:p>
+      <w:pPr>
+        <w:numPr>
+          <w:ilvl w:val="0"/>
+          <w:numId w:val="30"/>
+        </w:numPr>
+      </w:pPr>
+      <w:r>
+        <w:rPr>
+          <w:b/>
+          <w:bCs/>
+        </w:rPr>
+        <w:t>Index Out of Bounds Exception:</w:t>
+      </w:r>
+      <w:r>
+        <w:t xml:space="preserve"> This is the most common runtime error in Java. It happens when you try to access an index that is less than 0 or greater than/equal to the array's capacity. </w:t>
+      </w:r>
+      <w:r>
+        <w:rPr>
+          <w:i/>
+          <w:iCs/>
+        </w:rPr>
+        <w:t>Always implement bounds checking like if (index &lt; 0 || index &gt;= size).</w:t>
+      </w:r>
+    </w:p>
+    <w:p>
+      <w:pPr>
+        <w:numPr>
+          <w:ilvl w:val="0"/>
+          <w:numId w:val="30"/>
+        </w:numPr>
+      </w:pPr>
+      <w:r>
+        <w:rPr>
+          <w:b/>
+          <w:bCs/>
+        </w:rPr>
+        <w:t>Mixing up Size and Capacity (Length):</w:t>
+      </w:r>
+      <w:r>
+        <w:t xml:space="preserve"> * If you loop up to </w:t>
+      </w:r>
+      <w:proofErr w:type="spellStart"/>
+      <w:proofErr w:type="gramStart"/>
+      <w:r>
+        <w:t>arr.length</w:t>
+      </w:r>
+      <w:proofErr w:type="spellEnd"/>
+      <w:proofErr w:type="gramEnd"/>
+      <w:r>
+        <w:t xml:space="preserve"> instead of size when displaying elements, you will print a bunch of default 0 values (empty rooms).</w:t>
+      </w:r>
+    </w:p>
+    <w:p>
+      <w:pPr>
+        <w:numPr>
+          <w:ilvl w:val="1"/>
+          <w:numId w:val="30"/>
+        </w:numPr>
+      </w:pPr>
+      <w:r>
+        <w:t xml:space="preserve">If you try to insert an element at </w:t>
+      </w:r>
+      <w:proofErr w:type="spellStart"/>
+      <w:proofErr w:type="gramStart"/>
+      <w:r>
+        <w:t>arr.length</w:t>
+      </w:r>
+      <w:proofErr w:type="spellEnd"/>
+      <w:proofErr w:type="gramEnd"/>
+      <w:r>
+        <w:t>, your program will crash.</w:t>
+      </w:r>
+    </w:p>
+    <w:p>
+      <w:pPr>
+        <w:rPr>
+          <w:b/>
+          <w:bCs/>
+        </w:rPr>
+      </w:pPr>
+      <w:r>
+        <w:rPr>
+          <w:b/>
+          <w:bCs/>
+        </w:rPr>
+        <w:t>6. Downsides of Arrays</w:t>
+      </w:r>
+    </w:p>
+    <w:p>
+      <w:r>
+        <w:t>While fast for accessing data, arrays have strict limitations:</w:t>
+      </w:r>
+    </w:p>
+    <w:p>
+      <w:pPr>
+        <w:numPr>
+          <w:ilvl w:val="0"/>
+          <w:numId w:val="31"/>
+        </w:numPr>
+      </w:pPr>
+      <w:r>
+        <w:rPr>
+          <w:b/>
+          <w:bCs/>
+        </w:rPr>
+        <w:t>Fixed Size:</w:t>
+      </w:r>
+      <w:r>
+        <w:t xml:space="preserve"> Once you declare new </w:t>
+      </w:r>
+      <w:proofErr w:type="gramStart"/>
+      <w:r>
+        <w:t>Array(</w:t>
+      </w:r>
+      <w:proofErr w:type="gramEnd"/>
+      <w:r>
+        <w:t>5), that array can never hold a 6th item. If you run out of space, you are forced to create a brand new, larger array and copy all old elements over (which takes $O(n)$ time).</w:t>
+      </w:r>
+    </w:p>
+    <w:p>
+      <w:pPr>
+        <w:numPr>
+          <w:ilvl w:val="0"/>
+          <w:numId w:val="31"/>
+        </w:numPr>
+      </w:pPr>
+      <w:r>
+        <w:rPr>
+          <w:b/>
+          <w:bCs/>
+        </w:rPr>
+        <w:t>Costly Insertion &amp; Deletion:</w:t>
+      </w:r>
+      <w:r>
+        <w:t xml:space="preserve"> As seen in our code, adding or removing elements anywhere except the very end requires shifting data. In a massive array with millions of elements, shifting is extremely slow.</w:t>
+      </w:r>
+    </w:p>
+    <w:p>
+      <w:pPr>
+        <w:numPr>
+          <w:ilvl w:val="0"/>
+          <w:numId w:val="31"/>
+        </w:numPr>
+      </w:pPr>
+      <w:r>
+        <w:rPr>
+          <w:b/>
+          <w:bCs/>
+        </w:rPr>
+        <w:t>Memory Wastage:</w:t>
+      </w:r>
+      <w:r>
+        <w:t xml:space="preserve"> If you create an array of capacity 1,000,000 to be "safe," but only ever insert 10 elements, you are wasting 999,990 blocks of RAM.</w:t>
+      </w:r>
+    </w:p>
+    <w:p>
+      <w:pPr>
+        <w:numPr>
+          <w:ilvl w:val="0"/>
+          <w:numId w:val="31"/>
+        </w:numPr>
+      </w:pPr>
+      <w:r>
+        <w:rPr>
+          <w:b/>
+          <w:bCs/>
+        </w:rPr>
+        <w:t>Contiguous Memory Constraints:</w:t>
+      </w:r>
+      <w:r>
+        <w:t xml:space="preserve"> Arrays </w:t>
+      </w:r>
+      <w:r>
+        <w:rPr>
+          <w:i/>
+          <w:iCs/>
+        </w:rPr>
+        <w:t>must</w:t>
+      </w:r>
+      <w:r>
+        <w:t xml:space="preserve"> have contiguous blocks of memory. If your computer's RAM is highly fragmented, you might have 1GB of free space overall, but if you don't have a </w:t>
+      </w:r>
+      <w:r>
+        <w:rPr>
+          <w:i/>
+          <w:iCs/>
+        </w:rPr>
+        <w:t>single unbroken block</w:t>
+      </w:r>
+      <w:r>
+        <w:t xml:space="preserve"> of space large enough for your array, the Operating System will throw an </w:t>
+      </w:r>
+      <w:proofErr w:type="spellStart"/>
+      <w:r>
+        <w:t>OutOfMemoryError</w:t>
+      </w:r>
+      <w:proofErr w:type="spellEnd"/>
+      <w:r>
+        <w:t>.</w:t>
       </w:r>
     </w:p>
     <w:p/>
@@ -6059,6 +7631,155 @@
     </w:lvl>
   </w:abstractNum>
   <w:abstractNum w:abstractNumId="1" w15:restartNumberingAfterBreak="0">
+    <w:nsid w:val="06F04417"/>
+    <w:multiLevelType w:val="multilevel"/>
+    <w:tmpl w:val="E9A045E4"/>
+    <w:lvl w:ilvl="0">
+      <w:start w:val="1"/>
+      <w:numFmt w:val="bullet"/>
+      <w:lvlText w:val=""/>
+      <w:lvlJc w:val="left"/>
+      <w:pPr>
+        <w:tabs>
+          <w:tab w:val="num" w:pos="720"/>
+        </w:tabs>
+        <w:ind w:left="720" w:hanging="360"/>
+      </w:pPr>
+      <w:rPr>
+        <w:rFonts w:ascii="Symbol" w:hAnsi="Symbol" w:hint="default"/>
+        <w:sz w:val="20"/>
+      </w:rPr>
+    </w:lvl>
+    <w:lvl w:ilvl="1" w:tentative="1">
+      <w:start w:val="1"/>
+      <w:numFmt w:val="bullet"/>
+      <w:lvlText w:val="o"/>
+      <w:lvlJc w:val="left"/>
+      <w:pPr>
+        <w:tabs>
+          <w:tab w:val="num" w:pos="1440"/>
+        </w:tabs>
+        <w:ind w:left="1440" w:hanging="360"/>
+      </w:pPr>
+      <w:rPr>
+        <w:rFonts w:ascii="Courier New" w:hAnsi="Courier New" w:hint="default"/>
+        <w:sz w:val="20"/>
+      </w:rPr>
+    </w:lvl>
+    <w:lvl w:ilvl="2" w:tentative="1">
+      <w:start w:val="1"/>
+      <w:numFmt w:val="bullet"/>
+      <w:lvlText w:val=""/>
+      <w:lvlJc w:val="left"/>
+      <w:pPr>
+        <w:tabs>
+          <w:tab w:val="num" w:pos="2160"/>
+        </w:tabs>
+        <w:ind w:left="2160" w:hanging="360"/>
+      </w:pPr>
+      <w:rPr>
+        <w:rFonts w:ascii="Wingdings" w:hAnsi="Wingdings" w:hint="default"/>
+        <w:sz w:val="20"/>
+      </w:rPr>
+    </w:lvl>
+    <w:lvl w:ilvl="3" w:tentative="1">
+      <w:start w:val="1"/>
+      <w:numFmt w:val="bullet"/>
+      <w:lvlText w:val=""/>
+      <w:lvlJc w:val="left"/>
+      <w:pPr>
+        <w:tabs>
+          <w:tab w:val="num" w:pos="2880"/>
+        </w:tabs>
+        <w:ind w:left="2880" w:hanging="360"/>
+      </w:pPr>
+      <w:rPr>
+        <w:rFonts w:ascii="Wingdings" w:hAnsi="Wingdings" w:hint="default"/>
+        <w:sz w:val="20"/>
+      </w:rPr>
+    </w:lvl>
+    <w:lvl w:ilvl="4" w:tentative="1">
+      <w:start w:val="1"/>
+      <w:numFmt w:val="bullet"/>
+      <w:lvlText w:val=""/>
+      <w:lvlJc w:val="left"/>
+      <w:pPr>
+        <w:tabs>
+          <w:tab w:val="num" w:pos="3600"/>
+        </w:tabs>
+        <w:ind w:left="3600" w:hanging="360"/>
+      </w:pPr>
+      <w:rPr>
+        <w:rFonts w:ascii="Wingdings" w:hAnsi="Wingdings" w:hint="default"/>
+        <w:sz w:val="20"/>
+      </w:rPr>
+    </w:lvl>
+    <w:lvl w:ilvl="5" w:tentative="1">
+      <w:start w:val="1"/>
+      <w:numFmt w:val="bullet"/>
+      <w:lvlText w:val=""/>
+      <w:lvlJc w:val="left"/>
+      <w:pPr>
+        <w:tabs>
+          <w:tab w:val="num" w:pos="4320"/>
+        </w:tabs>
+        <w:ind w:left="4320" w:hanging="360"/>
+      </w:pPr>
+      <w:rPr>
+        <w:rFonts w:ascii="Wingdings" w:hAnsi="Wingdings" w:hint="default"/>
+        <w:sz w:val="20"/>
+      </w:rPr>
+    </w:lvl>
+    <w:lvl w:ilvl="6" w:tentative="1">
+      <w:start w:val="1"/>
+      <w:numFmt w:val="bullet"/>
+      <w:lvlText w:val=""/>
+      <w:lvlJc w:val="left"/>
+      <w:pPr>
+        <w:tabs>
+          <w:tab w:val="num" w:pos="5040"/>
+        </w:tabs>
+        <w:ind w:left="5040" w:hanging="360"/>
+      </w:pPr>
+      <w:rPr>
+        <w:rFonts w:ascii="Wingdings" w:hAnsi="Wingdings" w:hint="default"/>
+        <w:sz w:val="20"/>
+      </w:rPr>
+    </w:lvl>
+    <w:lvl w:ilvl="7" w:tentative="1">
+      <w:start w:val="1"/>
+      <w:numFmt w:val="bullet"/>
+      <w:lvlText w:val=""/>
+      <w:lvlJc w:val="left"/>
+      <w:pPr>
+        <w:tabs>
+          <w:tab w:val="num" w:pos="5760"/>
+        </w:tabs>
+        <w:ind w:left="5760" w:hanging="360"/>
+      </w:pPr>
+      <w:rPr>
+        <w:rFonts w:ascii="Wingdings" w:hAnsi="Wingdings" w:hint="default"/>
+        <w:sz w:val="20"/>
+      </w:rPr>
+    </w:lvl>
+    <w:lvl w:ilvl="8" w:tentative="1">
+      <w:start w:val="1"/>
+      <w:numFmt w:val="bullet"/>
+      <w:lvlText w:val=""/>
+      <w:lvlJc w:val="left"/>
+      <w:pPr>
+        <w:tabs>
+          <w:tab w:val="num" w:pos="6480"/>
+        </w:tabs>
+        <w:ind w:left="6480" w:hanging="360"/>
+      </w:pPr>
+      <w:rPr>
+        <w:rFonts w:ascii="Wingdings" w:hAnsi="Wingdings" w:hint="default"/>
+        <w:sz w:val="20"/>
+      </w:rPr>
+    </w:lvl>
+  </w:abstractNum>
+  <w:abstractNum w:abstractNumId="2" w15:restartNumberingAfterBreak="0">
     <w:nsid w:val="085C6DC8"/>
     <w:multiLevelType w:val="multilevel"/>
     <w:tmpl w:val="C77A2F0E"/>
@@ -6207,7 +7928,7 @@
       </w:rPr>
     </w:lvl>
   </w:abstractNum>
-  <w:abstractNum w:abstractNumId="2" w15:restartNumberingAfterBreak="0">
+  <w:abstractNum w:abstractNumId="3" w15:restartNumberingAfterBreak="0">
     <w:nsid w:val="0BEC113E"/>
     <w:multiLevelType w:val="multilevel"/>
     <w:tmpl w:val="3CBA1CD0"/>
@@ -6356,7 +8077,7 @@
       </w:rPr>
     </w:lvl>
   </w:abstractNum>
-  <w:abstractNum w:abstractNumId="3" w15:restartNumberingAfterBreak="0">
+  <w:abstractNum w:abstractNumId="4" w15:restartNumberingAfterBreak="0">
     <w:nsid w:val="0F5147F0"/>
     <w:multiLevelType w:val="multilevel"/>
     <w:tmpl w:val="267CB2DA"/>
@@ -6469,7 +8190,7 @@
       </w:pPr>
     </w:lvl>
   </w:abstractNum>
-  <w:abstractNum w:abstractNumId="4" w15:restartNumberingAfterBreak="0">
+  <w:abstractNum w:abstractNumId="5" w15:restartNumberingAfterBreak="0">
     <w:nsid w:val="1729256E"/>
     <w:multiLevelType w:val="multilevel"/>
     <w:tmpl w:val="623E3C86"/>
@@ -6618,7 +8339,7 @@
       </w:rPr>
     </w:lvl>
   </w:abstractNum>
-  <w:abstractNum w:abstractNumId="5" w15:restartNumberingAfterBreak="0">
+  <w:abstractNum w:abstractNumId="6" w15:restartNumberingAfterBreak="0">
     <w:nsid w:val="19116869"/>
     <w:multiLevelType w:val="multilevel"/>
     <w:tmpl w:val="ACA6EA96"/>
@@ -6767,7 +8488,7 @@
       </w:rPr>
     </w:lvl>
   </w:abstractNum>
-  <w:abstractNum w:abstractNumId="6" w15:restartNumberingAfterBreak="0">
+  <w:abstractNum w:abstractNumId="7" w15:restartNumberingAfterBreak="0">
     <w:nsid w:val="1CE40342"/>
     <w:multiLevelType w:val="multilevel"/>
     <w:tmpl w:val="4DCCE986"/>
@@ -6880,7 +8601,273 @@
       </w:pPr>
     </w:lvl>
   </w:abstractNum>
-  <w:abstractNum w:abstractNumId="7" w15:restartNumberingAfterBreak="0">
+  <w:abstractNum w:abstractNumId="8" w15:restartNumberingAfterBreak="0">
+    <w:nsid w:val="1E3C098D"/>
+    <w:multiLevelType w:val="multilevel"/>
+    <w:tmpl w:val="48CE5DF0"/>
+    <w:lvl w:ilvl="0">
+      <w:start w:val="1"/>
+      <w:numFmt w:val="bullet"/>
+      <w:lvlText w:val=""/>
+      <w:lvlJc w:val="left"/>
+      <w:pPr>
+        <w:tabs>
+          <w:tab w:val="num" w:pos="720"/>
+        </w:tabs>
+        <w:ind w:left="720" w:hanging="360"/>
+      </w:pPr>
+      <w:rPr>
+        <w:rFonts w:ascii="Symbol" w:hAnsi="Symbol" w:hint="default"/>
+        <w:sz w:val="20"/>
+      </w:rPr>
+    </w:lvl>
+    <w:lvl w:ilvl="1" w:tentative="1">
+      <w:start w:val="1"/>
+      <w:numFmt w:val="bullet"/>
+      <w:lvlText w:val="o"/>
+      <w:lvlJc w:val="left"/>
+      <w:pPr>
+        <w:tabs>
+          <w:tab w:val="num" w:pos="1440"/>
+        </w:tabs>
+        <w:ind w:left="1440" w:hanging="360"/>
+      </w:pPr>
+      <w:rPr>
+        <w:rFonts w:ascii="Courier New" w:hAnsi="Courier New" w:hint="default"/>
+        <w:sz w:val="20"/>
+      </w:rPr>
+    </w:lvl>
+    <w:lvl w:ilvl="2" w:tentative="1">
+      <w:start w:val="1"/>
+      <w:numFmt w:val="bullet"/>
+      <w:lvlText w:val=""/>
+      <w:lvlJc w:val="left"/>
+      <w:pPr>
+        <w:tabs>
+          <w:tab w:val="num" w:pos="2160"/>
+        </w:tabs>
+        <w:ind w:left="2160" w:hanging="360"/>
+      </w:pPr>
+      <w:rPr>
+        <w:rFonts w:ascii="Wingdings" w:hAnsi="Wingdings" w:hint="default"/>
+        <w:sz w:val="20"/>
+      </w:rPr>
+    </w:lvl>
+    <w:lvl w:ilvl="3" w:tentative="1">
+      <w:start w:val="1"/>
+      <w:numFmt w:val="bullet"/>
+      <w:lvlText w:val=""/>
+      <w:lvlJc w:val="left"/>
+      <w:pPr>
+        <w:tabs>
+          <w:tab w:val="num" w:pos="2880"/>
+        </w:tabs>
+        <w:ind w:left="2880" w:hanging="360"/>
+      </w:pPr>
+      <w:rPr>
+        <w:rFonts w:ascii="Wingdings" w:hAnsi="Wingdings" w:hint="default"/>
+        <w:sz w:val="20"/>
+      </w:rPr>
+    </w:lvl>
+    <w:lvl w:ilvl="4" w:tentative="1">
+      <w:start w:val="1"/>
+      <w:numFmt w:val="bullet"/>
+      <w:lvlText w:val=""/>
+      <w:lvlJc w:val="left"/>
+      <w:pPr>
+        <w:tabs>
+          <w:tab w:val="num" w:pos="3600"/>
+        </w:tabs>
+        <w:ind w:left="3600" w:hanging="360"/>
+      </w:pPr>
+      <w:rPr>
+        <w:rFonts w:ascii="Wingdings" w:hAnsi="Wingdings" w:hint="default"/>
+        <w:sz w:val="20"/>
+      </w:rPr>
+    </w:lvl>
+    <w:lvl w:ilvl="5" w:tentative="1">
+      <w:start w:val="1"/>
+      <w:numFmt w:val="bullet"/>
+      <w:lvlText w:val=""/>
+      <w:lvlJc w:val="left"/>
+      <w:pPr>
+        <w:tabs>
+          <w:tab w:val="num" w:pos="4320"/>
+        </w:tabs>
+        <w:ind w:left="4320" w:hanging="360"/>
+      </w:pPr>
+      <w:rPr>
+        <w:rFonts w:ascii="Wingdings" w:hAnsi="Wingdings" w:hint="default"/>
+        <w:sz w:val="20"/>
+      </w:rPr>
+    </w:lvl>
+    <w:lvl w:ilvl="6" w:tentative="1">
+      <w:start w:val="1"/>
+      <w:numFmt w:val="bullet"/>
+      <w:lvlText w:val=""/>
+      <w:lvlJc w:val="left"/>
+      <w:pPr>
+        <w:tabs>
+          <w:tab w:val="num" w:pos="5040"/>
+        </w:tabs>
+        <w:ind w:left="5040" w:hanging="360"/>
+      </w:pPr>
+      <w:rPr>
+        <w:rFonts w:ascii="Wingdings" w:hAnsi="Wingdings" w:hint="default"/>
+        <w:sz w:val="20"/>
+      </w:rPr>
+    </w:lvl>
+    <w:lvl w:ilvl="7" w:tentative="1">
+      <w:start w:val="1"/>
+      <w:numFmt w:val="bullet"/>
+      <w:lvlText w:val=""/>
+      <w:lvlJc w:val="left"/>
+      <w:pPr>
+        <w:tabs>
+          <w:tab w:val="num" w:pos="5760"/>
+        </w:tabs>
+        <w:ind w:left="5760" w:hanging="360"/>
+      </w:pPr>
+      <w:rPr>
+        <w:rFonts w:ascii="Wingdings" w:hAnsi="Wingdings" w:hint="default"/>
+        <w:sz w:val="20"/>
+      </w:rPr>
+    </w:lvl>
+    <w:lvl w:ilvl="8" w:tentative="1">
+      <w:start w:val="1"/>
+      <w:numFmt w:val="bullet"/>
+      <w:lvlText w:val=""/>
+      <w:lvlJc w:val="left"/>
+      <w:pPr>
+        <w:tabs>
+          <w:tab w:val="num" w:pos="6480"/>
+        </w:tabs>
+        <w:ind w:left="6480" w:hanging="360"/>
+      </w:pPr>
+      <w:rPr>
+        <w:rFonts w:ascii="Wingdings" w:hAnsi="Wingdings" w:hint="default"/>
+        <w:sz w:val="20"/>
+      </w:rPr>
+    </w:lvl>
+  </w:abstractNum>
+  <w:abstractNum w:abstractNumId="9" w15:restartNumberingAfterBreak="0">
+    <w:nsid w:val="236D56D3"/>
+    <w:multiLevelType w:val="multilevel"/>
+    <w:tmpl w:val="4DD68EF2"/>
+    <w:lvl w:ilvl="0">
+      <w:start w:val="1"/>
+      <w:numFmt w:val="decimal"/>
+      <w:lvlText w:val="%1."/>
+      <w:lvlJc w:val="left"/>
+      <w:pPr>
+        <w:tabs>
+          <w:tab w:val="num" w:pos="720"/>
+        </w:tabs>
+        <w:ind w:left="720" w:hanging="360"/>
+      </w:pPr>
+    </w:lvl>
+    <w:lvl w:ilvl="1">
+      <w:start w:val="1"/>
+      <w:numFmt w:val="bullet"/>
+      <w:lvlText w:val="o"/>
+      <w:lvlJc w:val="left"/>
+      <w:pPr>
+        <w:tabs>
+          <w:tab w:val="num" w:pos="1440"/>
+        </w:tabs>
+        <w:ind w:left="1440" w:hanging="360"/>
+      </w:pPr>
+      <w:rPr>
+        <w:rFonts w:ascii="Courier New" w:hAnsi="Courier New" w:hint="default"/>
+        <w:sz w:val="20"/>
+      </w:rPr>
+    </w:lvl>
+    <w:lvl w:ilvl="2" w:tentative="1">
+      <w:start w:val="1"/>
+      <w:numFmt w:val="decimal"/>
+      <w:lvlText w:val="%3."/>
+      <w:lvlJc w:val="left"/>
+      <w:pPr>
+        <w:tabs>
+          <w:tab w:val="num" w:pos="2160"/>
+        </w:tabs>
+        <w:ind w:left="2160" w:hanging="360"/>
+      </w:pPr>
+    </w:lvl>
+    <w:lvl w:ilvl="3" w:tentative="1">
+      <w:start w:val="1"/>
+      <w:numFmt w:val="decimal"/>
+      <w:lvlText w:val="%4."/>
+      <w:lvlJc w:val="left"/>
+      <w:pPr>
+        <w:tabs>
+          <w:tab w:val="num" w:pos="2880"/>
+        </w:tabs>
+        <w:ind w:left="2880" w:hanging="360"/>
+      </w:pPr>
+    </w:lvl>
+    <w:lvl w:ilvl="4" w:tentative="1">
+      <w:start w:val="1"/>
+      <w:numFmt w:val="decimal"/>
+      <w:lvlText w:val="%5."/>
+      <w:lvlJc w:val="left"/>
+      <w:pPr>
+        <w:tabs>
+          <w:tab w:val="num" w:pos="3600"/>
+        </w:tabs>
+        <w:ind w:left="3600" w:hanging="360"/>
+      </w:pPr>
+    </w:lvl>
+    <w:lvl w:ilvl="5" w:tentative="1">
+      <w:start w:val="1"/>
+      <w:numFmt w:val="decimal"/>
+      <w:lvlText w:val="%6."/>
+      <w:lvlJc w:val="left"/>
+      <w:pPr>
+        <w:tabs>
+          <w:tab w:val="num" w:pos="4320"/>
+        </w:tabs>
+        <w:ind w:left="4320" w:hanging="360"/>
+      </w:pPr>
+    </w:lvl>
+    <w:lvl w:ilvl="6" w:tentative="1">
+      <w:start w:val="1"/>
+      <w:numFmt w:val="decimal"/>
+      <w:lvlText w:val="%7."/>
+      <w:lvlJc w:val="left"/>
+      <w:pPr>
+        <w:tabs>
+          <w:tab w:val="num" w:pos="5040"/>
+        </w:tabs>
+        <w:ind w:left="5040" w:hanging="360"/>
+      </w:pPr>
+    </w:lvl>
+    <w:lvl w:ilvl="7" w:tentative="1">
+      <w:start w:val="1"/>
+      <w:numFmt w:val="decimal"/>
+      <w:lvlText w:val="%8."/>
+      <w:lvlJc w:val="left"/>
+      <w:pPr>
+        <w:tabs>
+          <w:tab w:val="num" w:pos="5760"/>
+        </w:tabs>
+        <w:ind w:left="5760" w:hanging="360"/>
+      </w:pPr>
+    </w:lvl>
+    <w:lvl w:ilvl="8" w:tentative="1">
+      <w:start w:val="1"/>
+      <w:numFmt w:val="decimal"/>
+      <w:lvlText w:val="%9."/>
+      <w:lvlJc w:val="left"/>
+      <w:pPr>
+        <w:tabs>
+          <w:tab w:val="num" w:pos="6480"/>
+        </w:tabs>
+        <w:ind w:left="6480" w:hanging="360"/>
+      </w:pPr>
+    </w:lvl>
+  </w:abstractNum>
+  <w:abstractNum w:abstractNumId="10" w15:restartNumberingAfterBreak="0">
     <w:nsid w:val="26BE79BE"/>
     <w:multiLevelType w:val="multilevel"/>
     <w:tmpl w:val="64184666"/>
@@ -6993,7 +8980,7 @@
       </w:pPr>
     </w:lvl>
   </w:abstractNum>
-  <w:abstractNum w:abstractNumId="8" w15:restartNumberingAfterBreak="0">
+  <w:abstractNum w:abstractNumId="11" w15:restartNumberingAfterBreak="0">
     <w:nsid w:val="2BFE76B6"/>
     <w:multiLevelType w:val="multilevel"/>
     <w:tmpl w:val="CE46D2C6"/>
@@ -7142,7 +9129,156 @@
       </w:rPr>
     </w:lvl>
   </w:abstractNum>
-  <w:abstractNum w:abstractNumId="9" w15:restartNumberingAfterBreak="0">
+  <w:abstractNum w:abstractNumId="12" w15:restartNumberingAfterBreak="0">
+    <w:nsid w:val="3B932CA4"/>
+    <w:multiLevelType w:val="multilevel"/>
+    <w:tmpl w:val="A738BF8C"/>
+    <w:lvl w:ilvl="0">
+      <w:start w:val="1"/>
+      <w:numFmt w:val="bullet"/>
+      <w:lvlText w:val=""/>
+      <w:lvlJc w:val="left"/>
+      <w:pPr>
+        <w:tabs>
+          <w:tab w:val="num" w:pos="720"/>
+        </w:tabs>
+        <w:ind w:left="720" w:hanging="360"/>
+      </w:pPr>
+      <w:rPr>
+        <w:rFonts w:ascii="Symbol" w:hAnsi="Symbol" w:hint="default"/>
+        <w:sz w:val="20"/>
+      </w:rPr>
+    </w:lvl>
+    <w:lvl w:ilvl="1" w:tentative="1">
+      <w:start w:val="1"/>
+      <w:numFmt w:val="bullet"/>
+      <w:lvlText w:val="o"/>
+      <w:lvlJc w:val="left"/>
+      <w:pPr>
+        <w:tabs>
+          <w:tab w:val="num" w:pos="1440"/>
+        </w:tabs>
+        <w:ind w:left="1440" w:hanging="360"/>
+      </w:pPr>
+      <w:rPr>
+        <w:rFonts w:ascii="Courier New" w:hAnsi="Courier New" w:hint="default"/>
+        <w:sz w:val="20"/>
+      </w:rPr>
+    </w:lvl>
+    <w:lvl w:ilvl="2" w:tentative="1">
+      <w:start w:val="1"/>
+      <w:numFmt w:val="bullet"/>
+      <w:lvlText w:val=""/>
+      <w:lvlJc w:val="left"/>
+      <w:pPr>
+        <w:tabs>
+          <w:tab w:val="num" w:pos="2160"/>
+        </w:tabs>
+        <w:ind w:left="2160" w:hanging="360"/>
+      </w:pPr>
+      <w:rPr>
+        <w:rFonts w:ascii="Wingdings" w:hAnsi="Wingdings" w:hint="default"/>
+        <w:sz w:val="20"/>
+      </w:rPr>
+    </w:lvl>
+    <w:lvl w:ilvl="3" w:tentative="1">
+      <w:start w:val="1"/>
+      <w:numFmt w:val="bullet"/>
+      <w:lvlText w:val=""/>
+      <w:lvlJc w:val="left"/>
+      <w:pPr>
+        <w:tabs>
+          <w:tab w:val="num" w:pos="2880"/>
+        </w:tabs>
+        <w:ind w:left="2880" w:hanging="360"/>
+      </w:pPr>
+      <w:rPr>
+        <w:rFonts w:ascii="Wingdings" w:hAnsi="Wingdings" w:hint="default"/>
+        <w:sz w:val="20"/>
+      </w:rPr>
+    </w:lvl>
+    <w:lvl w:ilvl="4" w:tentative="1">
+      <w:start w:val="1"/>
+      <w:numFmt w:val="bullet"/>
+      <w:lvlText w:val=""/>
+      <w:lvlJc w:val="left"/>
+      <w:pPr>
+        <w:tabs>
+          <w:tab w:val="num" w:pos="3600"/>
+        </w:tabs>
+        <w:ind w:left="3600" w:hanging="360"/>
+      </w:pPr>
+      <w:rPr>
+        <w:rFonts w:ascii="Wingdings" w:hAnsi="Wingdings" w:hint="default"/>
+        <w:sz w:val="20"/>
+      </w:rPr>
+    </w:lvl>
+    <w:lvl w:ilvl="5" w:tentative="1">
+      <w:start w:val="1"/>
+      <w:numFmt w:val="bullet"/>
+      <w:lvlText w:val=""/>
+      <w:lvlJc w:val="left"/>
+      <w:pPr>
+        <w:tabs>
+          <w:tab w:val="num" w:pos="4320"/>
+        </w:tabs>
+        <w:ind w:left="4320" w:hanging="360"/>
+      </w:pPr>
+      <w:rPr>
+        <w:rFonts w:ascii="Wingdings" w:hAnsi="Wingdings" w:hint="default"/>
+        <w:sz w:val="20"/>
+      </w:rPr>
+    </w:lvl>
+    <w:lvl w:ilvl="6" w:tentative="1">
+      <w:start w:val="1"/>
+      <w:numFmt w:val="bullet"/>
+      <w:lvlText w:val=""/>
+      <w:lvlJc w:val="left"/>
+      <w:pPr>
+        <w:tabs>
+          <w:tab w:val="num" w:pos="5040"/>
+        </w:tabs>
+        <w:ind w:left="5040" w:hanging="360"/>
+      </w:pPr>
+      <w:rPr>
+        <w:rFonts w:ascii="Wingdings" w:hAnsi="Wingdings" w:hint="default"/>
+        <w:sz w:val="20"/>
+      </w:rPr>
+    </w:lvl>
+    <w:lvl w:ilvl="7" w:tentative="1">
+      <w:start w:val="1"/>
+      <w:numFmt w:val="bullet"/>
+      <w:lvlText w:val=""/>
+      <w:lvlJc w:val="left"/>
+      <w:pPr>
+        <w:tabs>
+          <w:tab w:val="num" w:pos="5760"/>
+        </w:tabs>
+        <w:ind w:left="5760" w:hanging="360"/>
+      </w:pPr>
+      <w:rPr>
+        <w:rFonts w:ascii="Wingdings" w:hAnsi="Wingdings" w:hint="default"/>
+        <w:sz w:val="20"/>
+      </w:rPr>
+    </w:lvl>
+    <w:lvl w:ilvl="8" w:tentative="1">
+      <w:start w:val="1"/>
+      <w:numFmt w:val="bullet"/>
+      <w:lvlText w:val=""/>
+      <w:lvlJc w:val="left"/>
+      <w:pPr>
+        <w:tabs>
+          <w:tab w:val="num" w:pos="6480"/>
+        </w:tabs>
+        <w:ind w:left="6480" w:hanging="360"/>
+      </w:pPr>
+      <w:rPr>
+        <w:rFonts w:ascii="Wingdings" w:hAnsi="Wingdings" w:hint="default"/>
+        <w:sz w:val="20"/>
+      </w:rPr>
+    </w:lvl>
+  </w:abstractNum>
+  <w:abstractNum w:abstractNumId="13" w15:restartNumberingAfterBreak="0">
     <w:nsid w:val="3C0E1CE2"/>
     <w:multiLevelType w:val="multilevel"/>
     <w:tmpl w:val="8806DA92"/>
@@ -7255,7 +9391,156 @@
       </w:pPr>
     </w:lvl>
   </w:abstractNum>
-  <w:abstractNum w:abstractNumId="10" w15:restartNumberingAfterBreak="0">
+  <w:abstractNum w:abstractNumId="14" w15:restartNumberingAfterBreak="0">
+    <w:nsid w:val="3C6076E1"/>
+    <w:multiLevelType w:val="multilevel"/>
+    <w:tmpl w:val="E1D0AC82"/>
+    <w:lvl w:ilvl="0">
+      <w:start w:val="1"/>
+      <w:numFmt w:val="bullet"/>
+      <w:lvlText w:val=""/>
+      <w:lvlJc w:val="left"/>
+      <w:pPr>
+        <w:tabs>
+          <w:tab w:val="num" w:pos="720"/>
+        </w:tabs>
+        <w:ind w:left="720" w:hanging="360"/>
+      </w:pPr>
+      <w:rPr>
+        <w:rFonts w:ascii="Symbol" w:hAnsi="Symbol" w:hint="default"/>
+        <w:sz w:val="20"/>
+      </w:rPr>
+    </w:lvl>
+    <w:lvl w:ilvl="1" w:tentative="1">
+      <w:start w:val="1"/>
+      <w:numFmt w:val="bullet"/>
+      <w:lvlText w:val="o"/>
+      <w:lvlJc w:val="left"/>
+      <w:pPr>
+        <w:tabs>
+          <w:tab w:val="num" w:pos="1440"/>
+        </w:tabs>
+        <w:ind w:left="1440" w:hanging="360"/>
+      </w:pPr>
+      <w:rPr>
+        <w:rFonts w:ascii="Courier New" w:hAnsi="Courier New" w:hint="default"/>
+        <w:sz w:val="20"/>
+      </w:rPr>
+    </w:lvl>
+    <w:lvl w:ilvl="2" w:tentative="1">
+      <w:start w:val="1"/>
+      <w:numFmt w:val="bullet"/>
+      <w:lvlText w:val=""/>
+      <w:lvlJc w:val="left"/>
+      <w:pPr>
+        <w:tabs>
+          <w:tab w:val="num" w:pos="2160"/>
+        </w:tabs>
+        <w:ind w:left="2160" w:hanging="360"/>
+      </w:pPr>
+      <w:rPr>
+        <w:rFonts w:ascii="Wingdings" w:hAnsi="Wingdings" w:hint="default"/>
+        <w:sz w:val="20"/>
+      </w:rPr>
+    </w:lvl>
+    <w:lvl w:ilvl="3" w:tentative="1">
+      <w:start w:val="1"/>
+      <w:numFmt w:val="bullet"/>
+      <w:lvlText w:val=""/>
+      <w:lvlJc w:val="left"/>
+      <w:pPr>
+        <w:tabs>
+          <w:tab w:val="num" w:pos="2880"/>
+        </w:tabs>
+        <w:ind w:left="2880" w:hanging="360"/>
+      </w:pPr>
+      <w:rPr>
+        <w:rFonts w:ascii="Wingdings" w:hAnsi="Wingdings" w:hint="default"/>
+        <w:sz w:val="20"/>
+      </w:rPr>
+    </w:lvl>
+    <w:lvl w:ilvl="4" w:tentative="1">
+      <w:start w:val="1"/>
+      <w:numFmt w:val="bullet"/>
+      <w:lvlText w:val=""/>
+      <w:lvlJc w:val="left"/>
+      <w:pPr>
+        <w:tabs>
+          <w:tab w:val="num" w:pos="3600"/>
+        </w:tabs>
+        <w:ind w:left="3600" w:hanging="360"/>
+      </w:pPr>
+      <w:rPr>
+        <w:rFonts w:ascii="Wingdings" w:hAnsi="Wingdings" w:hint="default"/>
+        <w:sz w:val="20"/>
+      </w:rPr>
+    </w:lvl>
+    <w:lvl w:ilvl="5" w:tentative="1">
+      <w:start w:val="1"/>
+      <w:numFmt w:val="bullet"/>
+      <w:lvlText w:val=""/>
+      <w:lvlJc w:val="left"/>
+      <w:pPr>
+        <w:tabs>
+          <w:tab w:val="num" w:pos="4320"/>
+        </w:tabs>
+        <w:ind w:left="4320" w:hanging="360"/>
+      </w:pPr>
+      <w:rPr>
+        <w:rFonts w:ascii="Wingdings" w:hAnsi="Wingdings" w:hint="default"/>
+        <w:sz w:val="20"/>
+      </w:rPr>
+    </w:lvl>
+    <w:lvl w:ilvl="6" w:tentative="1">
+      <w:start w:val="1"/>
+      <w:numFmt w:val="bullet"/>
+      <w:lvlText w:val=""/>
+      <w:lvlJc w:val="left"/>
+      <w:pPr>
+        <w:tabs>
+          <w:tab w:val="num" w:pos="5040"/>
+        </w:tabs>
+        <w:ind w:left="5040" w:hanging="360"/>
+      </w:pPr>
+      <w:rPr>
+        <w:rFonts w:ascii="Wingdings" w:hAnsi="Wingdings" w:hint="default"/>
+        <w:sz w:val="20"/>
+      </w:rPr>
+    </w:lvl>
+    <w:lvl w:ilvl="7" w:tentative="1">
+      <w:start w:val="1"/>
+      <w:numFmt w:val="bullet"/>
+      <w:lvlText w:val=""/>
+      <w:lvlJc w:val="left"/>
+      <w:pPr>
+        <w:tabs>
+          <w:tab w:val="num" w:pos="5760"/>
+        </w:tabs>
+        <w:ind w:left="5760" w:hanging="360"/>
+      </w:pPr>
+      <w:rPr>
+        <w:rFonts w:ascii="Wingdings" w:hAnsi="Wingdings" w:hint="default"/>
+        <w:sz w:val="20"/>
+      </w:rPr>
+    </w:lvl>
+    <w:lvl w:ilvl="8" w:tentative="1">
+      <w:start w:val="1"/>
+      <w:numFmt w:val="bullet"/>
+      <w:lvlText w:val=""/>
+      <w:lvlJc w:val="left"/>
+      <w:pPr>
+        <w:tabs>
+          <w:tab w:val="num" w:pos="6480"/>
+        </w:tabs>
+        <w:ind w:left="6480" w:hanging="360"/>
+      </w:pPr>
+      <w:rPr>
+        <w:rFonts w:ascii="Wingdings" w:hAnsi="Wingdings" w:hint="default"/>
+        <w:sz w:val="20"/>
+      </w:rPr>
+    </w:lvl>
+  </w:abstractNum>
+  <w:abstractNum w:abstractNumId="15" w15:restartNumberingAfterBreak="0">
     <w:nsid w:val="3EEC227F"/>
     <w:multiLevelType w:val="multilevel"/>
     <w:tmpl w:val="4CA848FC"/>
@@ -7368,7 +9653,7 @@
       </w:pPr>
     </w:lvl>
   </w:abstractNum>
-  <w:abstractNum w:abstractNumId="11" w15:restartNumberingAfterBreak="0">
+  <w:abstractNum w:abstractNumId="16" w15:restartNumberingAfterBreak="0">
     <w:nsid w:val="40A237AD"/>
     <w:multiLevelType w:val="multilevel"/>
     <w:tmpl w:val="55DC3488"/>
@@ -7517,7 +9802,7 @@
       </w:rPr>
     </w:lvl>
   </w:abstractNum>
-  <w:abstractNum w:abstractNumId="12" w15:restartNumberingAfterBreak="0">
+  <w:abstractNum w:abstractNumId="17" w15:restartNumberingAfterBreak="0">
     <w:nsid w:val="453F47A0"/>
     <w:multiLevelType w:val="multilevel"/>
     <w:tmpl w:val="1E947550"/>
@@ -7666,7 +9951,7 @@
       </w:rPr>
     </w:lvl>
   </w:abstractNum>
-  <w:abstractNum w:abstractNumId="13" w15:restartNumberingAfterBreak="0">
+  <w:abstractNum w:abstractNumId="18" w15:restartNumberingAfterBreak="0">
     <w:nsid w:val="49371508"/>
     <w:multiLevelType w:val="multilevel"/>
     <w:tmpl w:val="0186BE9E"/>
@@ -7815,7 +10100,120 @@
       </w:rPr>
     </w:lvl>
   </w:abstractNum>
-  <w:abstractNum w:abstractNumId="14" w15:restartNumberingAfterBreak="0">
+  <w:abstractNum w:abstractNumId="19" w15:restartNumberingAfterBreak="0">
+    <w:nsid w:val="4E111884"/>
+    <w:multiLevelType w:val="multilevel"/>
+    <w:tmpl w:val="8AB27A18"/>
+    <w:lvl w:ilvl="0">
+      <w:start w:val="1"/>
+      <w:numFmt w:val="decimal"/>
+      <w:lvlText w:val="%1."/>
+      <w:lvlJc w:val="left"/>
+      <w:pPr>
+        <w:tabs>
+          <w:tab w:val="num" w:pos="720"/>
+        </w:tabs>
+        <w:ind w:left="720" w:hanging="360"/>
+      </w:pPr>
+    </w:lvl>
+    <w:lvl w:ilvl="1" w:tentative="1">
+      <w:start w:val="1"/>
+      <w:numFmt w:val="decimal"/>
+      <w:lvlText w:val="%2."/>
+      <w:lvlJc w:val="left"/>
+      <w:pPr>
+        <w:tabs>
+          <w:tab w:val="num" w:pos="1440"/>
+        </w:tabs>
+        <w:ind w:left="1440" w:hanging="360"/>
+      </w:pPr>
+    </w:lvl>
+    <w:lvl w:ilvl="2" w:tentative="1">
+      <w:start w:val="1"/>
+      <w:numFmt w:val="decimal"/>
+      <w:lvlText w:val="%3."/>
+      <w:lvlJc w:val="left"/>
+      <w:pPr>
+        <w:tabs>
+          <w:tab w:val="num" w:pos="2160"/>
+        </w:tabs>
+        <w:ind w:left="2160" w:hanging="360"/>
+      </w:pPr>
+    </w:lvl>
+    <w:lvl w:ilvl="3" w:tentative="1">
+      <w:start w:val="1"/>
+      <w:numFmt w:val="decimal"/>
+      <w:lvlText w:val="%4."/>
+      <w:lvlJc w:val="left"/>
+      <w:pPr>
+        <w:tabs>
+          <w:tab w:val="num" w:pos="2880"/>
+        </w:tabs>
+        <w:ind w:left="2880" w:hanging="360"/>
+      </w:pPr>
+    </w:lvl>
+    <w:lvl w:ilvl="4" w:tentative="1">
+      <w:start w:val="1"/>
+      <w:numFmt w:val="decimal"/>
+      <w:lvlText w:val="%5."/>
+      <w:lvlJc w:val="left"/>
+      <w:pPr>
+        <w:tabs>
+          <w:tab w:val="num" w:pos="3600"/>
+        </w:tabs>
+        <w:ind w:left="3600" w:hanging="360"/>
+      </w:pPr>
+    </w:lvl>
+    <w:lvl w:ilvl="5" w:tentative="1">
+      <w:start w:val="1"/>
+      <w:numFmt w:val="decimal"/>
+      <w:lvlText w:val="%6."/>
+      <w:lvlJc w:val="left"/>
+      <w:pPr>
+        <w:tabs>
+          <w:tab w:val="num" w:pos="4320"/>
+        </w:tabs>
+        <w:ind w:left="4320" w:hanging="360"/>
+      </w:pPr>
+    </w:lvl>
+    <w:lvl w:ilvl="6" w:tentative="1">
+      <w:start w:val="1"/>
+      <w:numFmt w:val="decimal"/>
+      <w:lvlText w:val="%7."/>
+      <w:lvlJc w:val="left"/>
+      <w:pPr>
+        <w:tabs>
+          <w:tab w:val="num" w:pos="5040"/>
+        </w:tabs>
+        <w:ind w:left="5040" w:hanging="360"/>
+      </w:pPr>
+    </w:lvl>
+    <w:lvl w:ilvl="7" w:tentative="1">
+      <w:start w:val="1"/>
+      <w:numFmt w:val="decimal"/>
+      <w:lvlText w:val="%8."/>
+      <w:lvlJc w:val="left"/>
+      <w:pPr>
+        <w:tabs>
+          <w:tab w:val="num" w:pos="5760"/>
+        </w:tabs>
+        <w:ind w:left="5760" w:hanging="360"/>
+      </w:pPr>
+    </w:lvl>
+    <w:lvl w:ilvl="8" w:tentative="1">
+      <w:start w:val="1"/>
+      <w:numFmt w:val="decimal"/>
+      <w:lvlText w:val="%9."/>
+      <w:lvlJc w:val="left"/>
+      <w:pPr>
+        <w:tabs>
+          <w:tab w:val="num" w:pos="6480"/>
+        </w:tabs>
+        <w:ind w:left="6480" w:hanging="360"/>
+      </w:pPr>
+    </w:lvl>
+  </w:abstractNum>
+  <w:abstractNum w:abstractNumId="20" w15:restartNumberingAfterBreak="0">
     <w:nsid w:val="507A2F7E"/>
     <w:multiLevelType w:val="multilevel"/>
     <w:tmpl w:val="79D2FCCA"/>
@@ -7964,7 +10362,7 @@
       </w:rPr>
     </w:lvl>
   </w:abstractNum>
-  <w:abstractNum w:abstractNumId="15" w15:restartNumberingAfterBreak="0">
+  <w:abstractNum w:abstractNumId="21" w15:restartNumberingAfterBreak="0">
     <w:nsid w:val="51ED42FA"/>
     <w:multiLevelType w:val="multilevel"/>
     <w:tmpl w:val="54B060BC"/>
@@ -8113,7 +10511,156 @@
       </w:rPr>
     </w:lvl>
   </w:abstractNum>
-  <w:abstractNum w:abstractNumId="16" w15:restartNumberingAfterBreak="0">
+  <w:abstractNum w:abstractNumId="22" w15:restartNumberingAfterBreak="0">
+    <w:nsid w:val="525F52A9"/>
+    <w:multiLevelType w:val="multilevel"/>
+    <w:tmpl w:val="B39E6D0A"/>
+    <w:lvl w:ilvl="0">
+      <w:start w:val="1"/>
+      <w:numFmt w:val="bullet"/>
+      <w:lvlText w:val=""/>
+      <w:lvlJc w:val="left"/>
+      <w:pPr>
+        <w:tabs>
+          <w:tab w:val="num" w:pos="720"/>
+        </w:tabs>
+        <w:ind w:left="720" w:hanging="360"/>
+      </w:pPr>
+      <w:rPr>
+        <w:rFonts w:ascii="Symbol" w:hAnsi="Symbol" w:hint="default"/>
+        <w:sz w:val="20"/>
+      </w:rPr>
+    </w:lvl>
+    <w:lvl w:ilvl="1" w:tentative="1">
+      <w:start w:val="1"/>
+      <w:numFmt w:val="bullet"/>
+      <w:lvlText w:val="o"/>
+      <w:lvlJc w:val="left"/>
+      <w:pPr>
+        <w:tabs>
+          <w:tab w:val="num" w:pos="1440"/>
+        </w:tabs>
+        <w:ind w:left="1440" w:hanging="360"/>
+      </w:pPr>
+      <w:rPr>
+        <w:rFonts w:ascii="Courier New" w:hAnsi="Courier New" w:hint="default"/>
+        <w:sz w:val="20"/>
+      </w:rPr>
+    </w:lvl>
+    <w:lvl w:ilvl="2" w:tentative="1">
+      <w:start w:val="1"/>
+      <w:numFmt w:val="bullet"/>
+      <w:lvlText w:val=""/>
+      <w:lvlJc w:val="left"/>
+      <w:pPr>
+        <w:tabs>
+          <w:tab w:val="num" w:pos="2160"/>
+        </w:tabs>
+        <w:ind w:left="2160" w:hanging="360"/>
+      </w:pPr>
+      <w:rPr>
+        <w:rFonts w:ascii="Wingdings" w:hAnsi="Wingdings" w:hint="default"/>
+        <w:sz w:val="20"/>
+      </w:rPr>
+    </w:lvl>
+    <w:lvl w:ilvl="3" w:tentative="1">
+      <w:start w:val="1"/>
+      <w:numFmt w:val="bullet"/>
+      <w:lvlText w:val=""/>
+      <w:lvlJc w:val="left"/>
+      <w:pPr>
+        <w:tabs>
+          <w:tab w:val="num" w:pos="2880"/>
+        </w:tabs>
+        <w:ind w:left="2880" w:hanging="360"/>
+      </w:pPr>
+      <w:rPr>
+        <w:rFonts w:ascii="Wingdings" w:hAnsi="Wingdings" w:hint="default"/>
+        <w:sz w:val="20"/>
+      </w:rPr>
+    </w:lvl>
+    <w:lvl w:ilvl="4" w:tentative="1">
+      <w:start w:val="1"/>
+      <w:numFmt w:val="bullet"/>
+      <w:lvlText w:val=""/>
+      <w:lvlJc w:val="left"/>
+      <w:pPr>
+        <w:tabs>
+          <w:tab w:val="num" w:pos="3600"/>
+        </w:tabs>
+        <w:ind w:left="3600" w:hanging="360"/>
+      </w:pPr>
+      <w:rPr>
+        <w:rFonts w:ascii="Wingdings" w:hAnsi="Wingdings" w:hint="default"/>
+        <w:sz w:val="20"/>
+      </w:rPr>
+    </w:lvl>
+    <w:lvl w:ilvl="5" w:tentative="1">
+      <w:start w:val="1"/>
+      <w:numFmt w:val="bullet"/>
+      <w:lvlText w:val=""/>
+      <w:lvlJc w:val="left"/>
+      <w:pPr>
+        <w:tabs>
+          <w:tab w:val="num" w:pos="4320"/>
+        </w:tabs>
+        <w:ind w:left="4320" w:hanging="360"/>
+      </w:pPr>
+      <w:rPr>
+        <w:rFonts w:ascii="Wingdings" w:hAnsi="Wingdings" w:hint="default"/>
+        <w:sz w:val="20"/>
+      </w:rPr>
+    </w:lvl>
+    <w:lvl w:ilvl="6" w:tentative="1">
+      <w:start w:val="1"/>
+      <w:numFmt w:val="bullet"/>
+      <w:lvlText w:val=""/>
+      <w:lvlJc w:val="left"/>
+      <w:pPr>
+        <w:tabs>
+          <w:tab w:val="num" w:pos="5040"/>
+        </w:tabs>
+        <w:ind w:left="5040" w:hanging="360"/>
+      </w:pPr>
+      <w:rPr>
+        <w:rFonts w:ascii="Wingdings" w:hAnsi="Wingdings" w:hint="default"/>
+        <w:sz w:val="20"/>
+      </w:rPr>
+    </w:lvl>
+    <w:lvl w:ilvl="7" w:tentative="1">
+      <w:start w:val="1"/>
+      <w:numFmt w:val="bullet"/>
+      <w:lvlText w:val=""/>
+      <w:lvlJc w:val="left"/>
+      <w:pPr>
+        <w:tabs>
+          <w:tab w:val="num" w:pos="5760"/>
+        </w:tabs>
+        <w:ind w:left="5760" w:hanging="360"/>
+      </w:pPr>
+      <w:rPr>
+        <w:rFonts w:ascii="Wingdings" w:hAnsi="Wingdings" w:hint="default"/>
+        <w:sz w:val="20"/>
+      </w:rPr>
+    </w:lvl>
+    <w:lvl w:ilvl="8" w:tentative="1">
+      <w:start w:val="1"/>
+      <w:numFmt w:val="bullet"/>
+      <w:lvlText w:val=""/>
+      <w:lvlJc w:val="left"/>
+      <w:pPr>
+        <w:tabs>
+          <w:tab w:val="num" w:pos="6480"/>
+        </w:tabs>
+        <w:ind w:left="6480" w:hanging="360"/>
+      </w:pPr>
+      <w:rPr>
+        <w:rFonts w:ascii="Wingdings" w:hAnsi="Wingdings" w:hint="default"/>
+        <w:sz w:val="20"/>
+      </w:rPr>
+    </w:lvl>
+  </w:abstractNum>
+  <w:abstractNum w:abstractNumId="23" w15:restartNumberingAfterBreak="0">
     <w:nsid w:val="57B90FFA"/>
     <w:multiLevelType w:val="multilevel"/>
     <w:tmpl w:val="5FA84584"/>
@@ -8262,7 +10809,7 @@
       </w:rPr>
     </w:lvl>
   </w:abstractNum>
-  <w:abstractNum w:abstractNumId="17" w15:restartNumberingAfterBreak="0">
+  <w:abstractNum w:abstractNumId="24" w15:restartNumberingAfterBreak="0">
     <w:nsid w:val="58417512"/>
     <w:multiLevelType w:val="multilevel"/>
     <w:tmpl w:val="E5C8CF3C"/>
@@ -8411,7 +10958,7 @@
       </w:rPr>
     </w:lvl>
   </w:abstractNum>
-  <w:abstractNum w:abstractNumId="18" w15:restartNumberingAfterBreak="0">
+  <w:abstractNum w:abstractNumId="25" w15:restartNumberingAfterBreak="0">
     <w:nsid w:val="58BC5C46"/>
     <w:multiLevelType w:val="multilevel"/>
     <w:tmpl w:val="65249C42"/>
@@ -8560,7 +11107,7 @@
       </w:rPr>
     </w:lvl>
   </w:abstractNum>
-  <w:abstractNum w:abstractNumId="19" w15:restartNumberingAfterBreak="0">
+  <w:abstractNum w:abstractNumId="26" w15:restartNumberingAfterBreak="0">
     <w:nsid w:val="59D92615"/>
     <w:multiLevelType w:val="multilevel"/>
     <w:tmpl w:val="60D8A904"/>
@@ -8709,7 +11256,7 @@
       </w:rPr>
     </w:lvl>
   </w:abstractNum>
-  <w:abstractNum w:abstractNumId="20" w15:restartNumberingAfterBreak="0">
+  <w:abstractNum w:abstractNumId="27" w15:restartNumberingAfterBreak="0">
     <w:nsid w:val="6DF17FF2"/>
     <w:multiLevelType w:val="multilevel"/>
     <w:tmpl w:val="7390B934"/>
@@ -8822,7 +11369,7 @@
       </w:pPr>
     </w:lvl>
   </w:abstractNum>
-  <w:abstractNum w:abstractNumId="21" w15:restartNumberingAfterBreak="0">
+  <w:abstractNum w:abstractNumId="28" w15:restartNumberingAfterBreak="0">
     <w:nsid w:val="715348CA"/>
     <w:multiLevelType w:val="multilevel"/>
     <w:tmpl w:val="50288884"/>
@@ -8935,7 +11482,156 @@
       </w:pPr>
     </w:lvl>
   </w:abstractNum>
-  <w:abstractNum w:abstractNumId="22" w15:restartNumberingAfterBreak="0">
+  <w:abstractNum w:abstractNumId="29" w15:restartNumberingAfterBreak="0">
+    <w:nsid w:val="78BC0BDF"/>
+    <w:multiLevelType w:val="multilevel"/>
+    <w:tmpl w:val="41467532"/>
+    <w:lvl w:ilvl="0">
+      <w:start w:val="1"/>
+      <w:numFmt w:val="bullet"/>
+      <w:lvlText w:val=""/>
+      <w:lvlJc w:val="left"/>
+      <w:pPr>
+        <w:tabs>
+          <w:tab w:val="num" w:pos="720"/>
+        </w:tabs>
+        <w:ind w:left="720" w:hanging="360"/>
+      </w:pPr>
+      <w:rPr>
+        <w:rFonts w:ascii="Symbol" w:hAnsi="Symbol" w:hint="default"/>
+        <w:sz w:val="20"/>
+      </w:rPr>
+    </w:lvl>
+    <w:lvl w:ilvl="1" w:tentative="1">
+      <w:start w:val="1"/>
+      <w:numFmt w:val="bullet"/>
+      <w:lvlText w:val="o"/>
+      <w:lvlJc w:val="left"/>
+      <w:pPr>
+        <w:tabs>
+          <w:tab w:val="num" w:pos="1440"/>
+        </w:tabs>
+        <w:ind w:left="1440" w:hanging="360"/>
+      </w:pPr>
+      <w:rPr>
+        <w:rFonts w:ascii="Courier New" w:hAnsi="Courier New" w:hint="default"/>
+        <w:sz w:val="20"/>
+      </w:rPr>
+    </w:lvl>
+    <w:lvl w:ilvl="2" w:tentative="1">
+      <w:start w:val="1"/>
+      <w:numFmt w:val="bullet"/>
+      <w:lvlText w:val=""/>
+      <w:lvlJc w:val="left"/>
+      <w:pPr>
+        <w:tabs>
+          <w:tab w:val="num" w:pos="2160"/>
+        </w:tabs>
+        <w:ind w:left="2160" w:hanging="360"/>
+      </w:pPr>
+      <w:rPr>
+        <w:rFonts w:ascii="Wingdings" w:hAnsi="Wingdings" w:hint="default"/>
+        <w:sz w:val="20"/>
+      </w:rPr>
+    </w:lvl>
+    <w:lvl w:ilvl="3" w:tentative="1">
+      <w:start w:val="1"/>
+      <w:numFmt w:val="bullet"/>
+      <w:lvlText w:val=""/>
+      <w:lvlJc w:val="left"/>
+      <w:pPr>
+        <w:tabs>
+          <w:tab w:val="num" w:pos="2880"/>
+        </w:tabs>
+        <w:ind w:left="2880" w:hanging="360"/>
+      </w:pPr>
+      <w:rPr>
+        <w:rFonts w:ascii="Wingdings" w:hAnsi="Wingdings" w:hint="default"/>
+        <w:sz w:val="20"/>
+      </w:rPr>
+    </w:lvl>
+    <w:lvl w:ilvl="4" w:tentative="1">
+      <w:start w:val="1"/>
+      <w:numFmt w:val="bullet"/>
+      <w:lvlText w:val=""/>
+      <w:lvlJc w:val="left"/>
+      <w:pPr>
+        <w:tabs>
+          <w:tab w:val="num" w:pos="3600"/>
+        </w:tabs>
+        <w:ind w:left="3600" w:hanging="360"/>
+      </w:pPr>
+      <w:rPr>
+        <w:rFonts w:ascii="Wingdings" w:hAnsi="Wingdings" w:hint="default"/>
+        <w:sz w:val="20"/>
+      </w:rPr>
+    </w:lvl>
+    <w:lvl w:ilvl="5" w:tentative="1">
+      <w:start w:val="1"/>
+      <w:numFmt w:val="bullet"/>
+      <w:lvlText w:val=""/>
+      <w:lvlJc w:val="left"/>
+      <w:pPr>
+        <w:tabs>
+          <w:tab w:val="num" w:pos="4320"/>
+        </w:tabs>
+        <w:ind w:left="4320" w:hanging="360"/>
+      </w:pPr>
+      <w:rPr>
+        <w:rFonts w:ascii="Wingdings" w:hAnsi="Wingdings" w:hint="default"/>
+        <w:sz w:val="20"/>
+      </w:rPr>
+    </w:lvl>
+    <w:lvl w:ilvl="6" w:tentative="1">
+      <w:start w:val="1"/>
+      <w:numFmt w:val="bullet"/>
+      <w:lvlText w:val=""/>
+      <w:lvlJc w:val="left"/>
+      <w:pPr>
+        <w:tabs>
+          <w:tab w:val="num" w:pos="5040"/>
+        </w:tabs>
+        <w:ind w:left="5040" w:hanging="360"/>
+      </w:pPr>
+      <w:rPr>
+        <w:rFonts w:ascii="Wingdings" w:hAnsi="Wingdings" w:hint="default"/>
+        <w:sz w:val="20"/>
+      </w:rPr>
+    </w:lvl>
+    <w:lvl w:ilvl="7" w:tentative="1">
+      <w:start w:val="1"/>
+      <w:numFmt w:val="bullet"/>
+      <w:lvlText w:val=""/>
+      <w:lvlJc w:val="left"/>
+      <w:pPr>
+        <w:tabs>
+          <w:tab w:val="num" w:pos="5760"/>
+        </w:tabs>
+        <w:ind w:left="5760" w:hanging="360"/>
+      </w:pPr>
+      <w:rPr>
+        <w:rFonts w:ascii="Wingdings" w:hAnsi="Wingdings" w:hint="default"/>
+        <w:sz w:val="20"/>
+      </w:rPr>
+    </w:lvl>
+    <w:lvl w:ilvl="8" w:tentative="1">
+      <w:start w:val="1"/>
+      <w:numFmt w:val="bullet"/>
+      <w:lvlText w:val=""/>
+      <w:lvlJc w:val="left"/>
+      <w:pPr>
+        <w:tabs>
+          <w:tab w:val="num" w:pos="6480"/>
+        </w:tabs>
+        <w:ind w:left="6480" w:hanging="360"/>
+      </w:pPr>
+      <w:rPr>
+        <w:rFonts w:ascii="Wingdings" w:hAnsi="Wingdings" w:hint="default"/>
+        <w:sz w:val="20"/>
+      </w:rPr>
+    </w:lvl>
+  </w:abstractNum>
+  <w:abstractNum w:abstractNumId="30" w15:restartNumberingAfterBreak="0">
     <w:nsid w:val="7B3163D6"/>
     <w:multiLevelType w:val="multilevel"/>
     <w:tmpl w:val="8BA84750"/>
@@ -9085,73 +11781,97 @@
     </w:lvl>
   </w:abstractNum>
   <w:num w:numId="1" w16cid:durableId="696584190">
+    <w:abstractNumId w:val="15"/>
+  </w:num>
+  <w:num w:numId="2" w16cid:durableId="1747259762">
+    <w:abstractNumId w:val="4"/>
+  </w:num>
+  <w:num w:numId="3" w16cid:durableId="1691179610">
+    <w:abstractNumId w:val="28"/>
+  </w:num>
+  <w:num w:numId="4" w16cid:durableId="1399480621">
+    <w:abstractNumId w:val="27"/>
+  </w:num>
+  <w:num w:numId="5" w16cid:durableId="2025091158">
+    <w:abstractNumId w:val="24"/>
+  </w:num>
+  <w:num w:numId="6" w16cid:durableId="468208416">
     <w:abstractNumId w:val="10"/>
   </w:num>
-  <w:num w:numId="2" w16cid:durableId="1747259762">
+  <w:num w:numId="7" w16cid:durableId="104664305">
+    <w:abstractNumId w:val="25"/>
+  </w:num>
+  <w:num w:numId="8" w16cid:durableId="15035671">
+    <w:abstractNumId w:val="6"/>
+  </w:num>
+  <w:num w:numId="9" w16cid:durableId="655034754">
+    <w:abstractNumId w:val="23"/>
+  </w:num>
+  <w:num w:numId="10" w16cid:durableId="621419416">
+    <w:abstractNumId w:val="30"/>
+  </w:num>
+  <w:num w:numId="11" w16cid:durableId="1209219453">
+    <w:abstractNumId w:val="16"/>
+  </w:num>
+  <w:num w:numId="12" w16cid:durableId="1075200423">
+    <w:abstractNumId w:val="7"/>
+  </w:num>
+  <w:num w:numId="13" w16cid:durableId="2013873678">
+    <w:abstractNumId w:val="17"/>
+  </w:num>
+  <w:num w:numId="14" w16cid:durableId="1133449715">
+    <w:abstractNumId w:val="20"/>
+  </w:num>
+  <w:num w:numId="15" w16cid:durableId="1348555731">
+    <w:abstractNumId w:val="26"/>
+  </w:num>
+  <w:num w:numId="16" w16cid:durableId="1389647130">
+    <w:abstractNumId w:val="2"/>
+  </w:num>
+  <w:num w:numId="17" w16cid:durableId="1737625981">
     <w:abstractNumId w:val="3"/>
   </w:num>
-  <w:num w:numId="3" w16cid:durableId="1691179610">
-    <w:abstractNumId w:val="21"/>
-  </w:num>
-  <w:num w:numId="4" w16cid:durableId="1399480621">
-    <w:abstractNumId w:val="20"/>
-  </w:num>
-  <w:num w:numId="5" w16cid:durableId="2025091158">
-    <w:abstractNumId w:val="17"/>
-  </w:num>
-  <w:num w:numId="6" w16cid:durableId="468208416">
-    <w:abstractNumId w:val="7"/>
-  </w:num>
-  <w:num w:numId="7" w16cid:durableId="104664305">
-    <w:abstractNumId w:val="18"/>
-  </w:num>
-  <w:num w:numId="8" w16cid:durableId="15035671">
+  <w:num w:numId="18" w16cid:durableId="416679900">
     <w:abstractNumId w:val="5"/>
   </w:num>
-  <w:num w:numId="9" w16cid:durableId="655034754">
-    <w:abstractNumId w:val="16"/>
-  </w:num>
-  <w:num w:numId="10" w16cid:durableId="621419416">
-    <w:abstractNumId w:val="22"/>
-  </w:num>
-  <w:num w:numId="11" w16cid:durableId="1209219453">
-    <w:abstractNumId w:val="11"/>
-  </w:num>
-  <w:num w:numId="12" w16cid:durableId="1075200423">
-    <w:abstractNumId w:val="6"/>
-  </w:num>
-  <w:num w:numId="13" w16cid:durableId="2013873678">
-    <w:abstractNumId w:val="12"/>
-  </w:num>
-  <w:num w:numId="14" w16cid:durableId="1133449715">
-    <w:abstractNumId w:val="14"/>
-  </w:num>
-  <w:num w:numId="15" w16cid:durableId="1348555731">
-    <w:abstractNumId w:val="19"/>
-  </w:num>
-  <w:num w:numId="16" w16cid:durableId="1389647130">
-    <w:abstractNumId w:val="1"/>
-  </w:num>
-  <w:num w:numId="17" w16cid:durableId="1737625981">
-    <w:abstractNumId w:val="2"/>
-  </w:num>
-  <w:num w:numId="18" w16cid:durableId="416679900">
-    <w:abstractNumId w:val="4"/>
-  </w:num>
   <w:num w:numId="19" w16cid:durableId="1536187369">
-    <w:abstractNumId w:val="9"/>
+    <w:abstractNumId w:val="13"/>
   </w:num>
   <w:num w:numId="20" w16cid:durableId="1141310079">
-    <w:abstractNumId w:val="15"/>
+    <w:abstractNumId w:val="21"/>
   </w:num>
   <w:num w:numId="21" w16cid:durableId="1813477048">
     <w:abstractNumId w:val="0"/>
   </w:num>
   <w:num w:numId="22" w16cid:durableId="543253394">
-    <w:abstractNumId w:val="13"/>
+    <w:abstractNumId w:val="18"/>
   </w:num>
   <w:num w:numId="23" w16cid:durableId="1226144208">
+    <w:abstractNumId w:val="11"/>
+  </w:num>
+  <w:num w:numId="24" w16cid:durableId="760297013">
+    <w:abstractNumId w:val="29"/>
+  </w:num>
+  <w:num w:numId="25" w16cid:durableId="1111126328">
+    <w:abstractNumId w:val="22"/>
+  </w:num>
+  <w:num w:numId="26" w16cid:durableId="1771581909">
+    <w:abstractNumId w:val="12"/>
+  </w:num>
+  <w:num w:numId="27" w16cid:durableId="1345085296">
+    <w:abstractNumId w:val="1"/>
+  </w:num>
+  <w:num w:numId="28" w16cid:durableId="397678998">
     <w:abstractNumId w:val="8"/>
+  </w:num>
+  <w:num w:numId="29" w16cid:durableId="982008169">
+    <w:abstractNumId w:val="14"/>
+  </w:num>
+  <w:num w:numId="30" w16cid:durableId="939066719">
+    <w:abstractNumId w:val="9"/>
+  </w:num>
+  <w:num w:numId="31" w16cid:durableId="876510830">
+    <w:abstractNumId w:val="19"/>
   </w:num>
 </w:numbering>
 </file>

--- a/DSA Notes.docx
+++ b/DSA Notes.docx
@@ -5838,16 +5838,7 @@
           <w:sz w:val="28"/>
           <w:szCs w:val="28"/>
         </w:rPr>
-        <w:t>IV.</w:t>
-      </w:r>
-      <w:r>
-        <w:rPr>
-          <w:b/>
-          <w:bCs/>
-          <w:sz w:val="28"/>
-          <w:szCs w:val="28"/>
-        </w:rPr>
-        <w:t xml:space="preserve"> Arrays</w:t>
+        <w:t>IV. Arrays</w:t>
       </w:r>
     </w:p>
     <w:p>
@@ -7464,6 +7455,2494 @@
       <w:proofErr w:type="spellEnd"/>
       <w:r>
         <w:t>.</w:t>
+      </w:r>
+    </w:p>
+    <w:p/>
+    <w:p>
+      <w:pPr>
+        <w:rPr>
+          <w:b/>
+          <w:bCs/>
+          <w:sz w:val="28"/>
+        </w:rPr>
+      </w:pPr>
+      <w:r>
+        <w:rPr>
+          <w:b/>
+          <w:bCs/>
+          <w:sz w:val="28"/>
+        </w:rPr>
+        <w:lastRenderedPageBreak/>
+        <w:t xml:space="preserve">V. </w:t>
+      </w:r>
+      <w:r>
+        <w:rPr>
+          <w:b/>
+          <w:bCs/>
+          <w:sz w:val="28"/>
+        </w:rPr>
+        <w:t>Dynamic Arrays</w:t>
+      </w:r>
+    </w:p>
+    <w:p>
+      <w:r>
+        <w:t xml:space="preserve">While regular arrays are fast and easy to use, their </w:t>
+      </w:r>
+      <w:r>
+        <w:rPr>
+          <w:b/>
+          <w:bCs/>
+        </w:rPr>
+        <w:t>fixed-size constraint</w:t>
+      </w:r>
+      <w:r>
+        <w:t xml:space="preserve"> makes them highly restrictive for real-world software. If you build a system where you don't know the incoming data size beforehand (e.g., users registering on a website, or incoming telemetry data from a satellite), a static array will eventually fail with a Stack Overflow or Array Index Out </w:t>
+      </w:r>
+      <w:proofErr w:type="gramStart"/>
+      <w:r>
+        <w:t>Of</w:t>
+      </w:r>
+      <w:proofErr w:type="gramEnd"/>
+      <w:r>
+        <w:t xml:space="preserve"> Bounds exception.</w:t>
+      </w:r>
+    </w:p>
+    <w:p>
+      <w:r>
+        <w:rPr>
+          <w:b/>
+          <w:bCs/>
+        </w:rPr>
+        <w:t>Dynamic Arrays</w:t>
+      </w:r>
+      <w:r>
+        <w:t xml:space="preserve"> elegantly solve this problem by automatically resizing themselves when they run out of space.</w:t>
+      </w:r>
+    </w:p>
+    <w:p>
+      <w:pPr>
+        <w:rPr>
+          <w:b/>
+          <w:bCs/>
+        </w:rPr>
+      </w:pPr>
+      <w:r>
+        <w:rPr>
+          <w:b/>
+          <w:bCs/>
+        </w:rPr>
+        <w:t>1. The Hostel Relocation Analogy</w:t>
+      </w:r>
+    </w:p>
+    <w:p>
+      <w:r>
+        <w:t>Let's extend our hostel analogy to understand how dynamic arrays manage memory under the hood:</w:t>
+      </w:r>
+    </w:p>
+    <w:p>
+      <w:pPr>
+        <w:numPr>
+          <w:ilvl w:val="0"/>
+          <w:numId w:val="32"/>
+        </w:numPr>
+      </w:pPr>
+      <w:r>
+        <w:rPr>
+          <w:b/>
+          <w:bCs/>
+        </w:rPr>
+        <w:t>The Full House:</w:t>
+      </w:r>
+      <w:r>
+        <w:t xml:space="preserve"> Imagine you run a hostel with a capacity of 5 rooms. Five students move in. The hostel is now completely full.</w:t>
+      </w:r>
+    </w:p>
+    <w:p>
+      <w:pPr>
+        <w:numPr>
+          <w:ilvl w:val="0"/>
+          <w:numId w:val="32"/>
+        </w:numPr>
+      </w:pPr>
+      <w:r>
+        <w:rPr>
+          <w:b/>
+          <w:bCs/>
+        </w:rPr>
+        <w:t>The Dynamic Solution:</w:t>
+      </w:r>
+      <w:r>
+        <w:t xml:space="preserve"> A sixth student arrives at the front desk. Instead of turning them away, you implement a dynamic expansion strategy:</w:t>
+      </w:r>
+    </w:p>
+    <w:p>
+      <w:pPr>
+        <w:numPr>
+          <w:ilvl w:val="1"/>
+          <w:numId w:val="32"/>
+        </w:numPr>
+      </w:pPr>
+      <w:r>
+        <w:t xml:space="preserve">You purchase a new plot of land down the road and construct a brand-new, larger hostel with </w:t>
+      </w:r>
+      <w:r>
+        <w:rPr>
+          <w:b/>
+          <w:bCs/>
+        </w:rPr>
+        <w:t>10 rooms</w:t>
+      </w:r>
+      <w:r>
+        <w:t xml:space="preserve"> (exactly doubling the capacity).</w:t>
+      </w:r>
+    </w:p>
+    <w:p>
+      <w:pPr>
+        <w:numPr>
+          <w:ilvl w:val="1"/>
+          <w:numId w:val="32"/>
+        </w:numPr>
+      </w:pPr>
+      <w:r>
+        <w:t>You hire a moving company to pack up all the belongings of the original 5 students, physically move them to the new hostel, and assign them their same relative room numbers ($0$ to $4$).</w:t>
+      </w:r>
+    </w:p>
+    <w:p>
+      <w:pPr>
+        <w:numPr>
+          <w:ilvl w:val="1"/>
+          <w:numId w:val="32"/>
+        </w:numPr>
+      </w:pPr>
+      <w:r>
+        <w:t>You place the new (6th) student into Room 5.</w:t>
+      </w:r>
+    </w:p>
+    <w:p>
+      <w:pPr>
+        <w:numPr>
+          <w:ilvl w:val="1"/>
+          <w:numId w:val="32"/>
+        </w:numPr>
+      </w:pPr>
+      <w:r>
+        <w:t>You demolish the old, empty hostel to free up the land for the city (Java's Garbage Collector).</w:t>
+      </w:r>
+    </w:p>
+    <w:p>
+      <w:pPr>
+        <w:rPr>
+          <w:b/>
+          <w:bCs/>
+        </w:rPr>
+      </w:pPr>
+      <w:r>
+        <w:rPr>
+          <w:b/>
+          <w:bCs/>
+        </w:rPr>
+        <w:t>2. Java Memory Mechanics: Reference Swapping</w:t>
+      </w:r>
+    </w:p>
+    <w:p>
+      <w:r>
+        <w:t xml:space="preserve">To understand why </w:t>
+      </w:r>
+      <w:proofErr w:type="gramStart"/>
+      <w:r>
+        <w:t>your</w:t>
+      </w:r>
+      <w:proofErr w:type="gramEnd"/>
+      <w:r>
+        <w:t xml:space="preserve"> </w:t>
+      </w:r>
+      <w:proofErr w:type="gramStart"/>
+      <w:r>
+        <w:t>resize(</w:t>
+      </w:r>
+      <w:proofErr w:type="gramEnd"/>
+      <w:r>
+        <w:t>) method works so cleanly, we have to look at what happens in Java's Heap memory during execution.</w:t>
+      </w:r>
+    </w:p>
+    <w:p>
+      <w:r>
+        <w:t>Step 1: Array is Full</w:t>
+      </w:r>
+    </w:p>
+    <w:p>
+      <w:r>
+        <w:t>Stack               Heap</w:t>
+      </w:r>
+    </w:p>
+    <w:p>
+      <w:r>
+        <w:t xml:space="preserve">[ </w:t>
+      </w:r>
+      <w:proofErr w:type="spellStart"/>
+      <w:proofErr w:type="gramStart"/>
+      <w:r>
+        <w:t>arr</w:t>
+      </w:r>
+      <w:proofErr w:type="spellEnd"/>
+      <w:r>
+        <w:t xml:space="preserve"> ]</w:t>
+      </w:r>
+      <w:proofErr w:type="gramEnd"/>
+      <w:r>
+        <w:t xml:space="preserve"> -------&gt; [ Object: </w:t>
+      </w:r>
+      <w:proofErr w:type="gramStart"/>
+      <w:r>
+        <w:t>int[</w:t>
+      </w:r>
+      <w:proofErr w:type="gramEnd"/>
+      <w:r>
+        <w:t>5</w:t>
+      </w:r>
+      <w:proofErr w:type="gramStart"/>
+      <w:r>
+        <w:t>] ]</w:t>
+      </w:r>
+      <w:proofErr w:type="gramEnd"/>
+      <w:r>
+        <w:t xml:space="preserve"> (Base address: 0x1111)</w:t>
+      </w:r>
+    </w:p>
+    <w:p>
+      <w:r>
+        <w:t xml:space="preserve">                  Size: 5, Capacity: 5</w:t>
+      </w:r>
+    </w:p>
+    <w:p/>
+    <w:p>
+      <w:r>
+        <w:t xml:space="preserve">Step 2: Allocate New Array in </w:t>
+      </w:r>
+      <w:proofErr w:type="gramStart"/>
+      <w:r>
+        <w:t>resize(</w:t>
+      </w:r>
+      <w:proofErr w:type="gramEnd"/>
+      <w:r>
+        <w:t>)</w:t>
+      </w:r>
+    </w:p>
+    <w:p>
+      <w:r>
+        <w:t>Stack               Heap</w:t>
+      </w:r>
+    </w:p>
+    <w:p>
+      <w:r>
+        <w:t xml:space="preserve">[ </w:t>
+      </w:r>
+      <w:proofErr w:type="spellStart"/>
+      <w:proofErr w:type="gramStart"/>
+      <w:r>
+        <w:t>arr</w:t>
+      </w:r>
+      <w:proofErr w:type="spellEnd"/>
+      <w:r>
+        <w:t xml:space="preserve"> ]</w:t>
+      </w:r>
+      <w:proofErr w:type="gramEnd"/>
+      <w:r>
+        <w:t xml:space="preserve"> -------&gt; [ Object: </w:t>
+      </w:r>
+      <w:proofErr w:type="gramStart"/>
+      <w:r>
+        <w:t>int[</w:t>
+      </w:r>
+      <w:proofErr w:type="gramEnd"/>
+      <w:r>
+        <w:t>5</w:t>
+      </w:r>
+      <w:proofErr w:type="gramStart"/>
+      <w:r>
+        <w:t>] ]</w:t>
+      </w:r>
+      <w:proofErr w:type="gramEnd"/>
+      <w:r>
+        <w:t xml:space="preserve"> (Base address: 0x1111)</w:t>
+      </w:r>
+    </w:p>
+    <w:p>
+      <w:r>
+        <w:t xml:space="preserve">[ </w:t>
+      </w:r>
+      <w:proofErr w:type="spellStart"/>
+      <w:proofErr w:type="gramStart"/>
+      <w:r>
+        <w:t>newArr</w:t>
+      </w:r>
+      <w:proofErr w:type="spellEnd"/>
+      <w:r>
+        <w:t xml:space="preserve"> ]</w:t>
+      </w:r>
+      <w:proofErr w:type="gramEnd"/>
+      <w:r>
+        <w:t xml:space="preserve"> ----&gt; [ Object: </w:t>
+      </w:r>
+      <w:proofErr w:type="gramStart"/>
+      <w:r>
+        <w:t>int[</w:t>
+      </w:r>
+      <w:proofErr w:type="gramEnd"/>
+      <w:r>
+        <w:t>10</w:t>
+      </w:r>
+      <w:proofErr w:type="gramStart"/>
+      <w:r>
+        <w:t>] ]</w:t>
+      </w:r>
+      <w:proofErr w:type="gramEnd"/>
+      <w:r>
+        <w:t xml:space="preserve"> (Base address: 0x9999)</w:t>
+      </w:r>
+    </w:p>
+    <w:p/>
+    <w:p>
+      <w:r>
+        <w:t>Step 3: Copy Data and Swap Reference (</w:t>
+      </w:r>
+      <w:proofErr w:type="spellStart"/>
+      <w:r>
+        <w:t>arr</w:t>
+      </w:r>
+      <w:proofErr w:type="spellEnd"/>
+      <w:r>
+        <w:t xml:space="preserve"> = </w:t>
+      </w:r>
+      <w:proofErr w:type="spellStart"/>
+      <w:r>
+        <w:t>newArr</w:t>
+      </w:r>
+      <w:proofErr w:type="spellEnd"/>
+      <w:r>
+        <w:t>)</w:t>
+      </w:r>
+    </w:p>
+    <w:p>
+      <w:r>
+        <w:lastRenderedPageBreak/>
+        <w:t>Stack               Heap</w:t>
+      </w:r>
+    </w:p>
+    <w:p>
+      <w:r>
+        <w:t xml:space="preserve">                 [ Object: </w:t>
+      </w:r>
+      <w:proofErr w:type="gramStart"/>
+      <w:r>
+        <w:t>int[</w:t>
+      </w:r>
+      <w:proofErr w:type="gramEnd"/>
+      <w:r>
+        <w:t>5</w:t>
+      </w:r>
+      <w:proofErr w:type="gramStart"/>
+      <w:r>
+        <w:t>] ]</w:t>
+      </w:r>
+      <w:proofErr w:type="gramEnd"/>
+      <w:r>
+        <w:t xml:space="preserve"> (Unreachable! -&gt; Sent to Garbage Collector)</w:t>
+      </w:r>
+    </w:p>
+    <w:p>
+      <w:r>
+        <w:t xml:space="preserve">[ </w:t>
+      </w:r>
+      <w:proofErr w:type="spellStart"/>
+      <w:proofErr w:type="gramStart"/>
+      <w:r>
+        <w:t>arr</w:t>
+      </w:r>
+      <w:proofErr w:type="spellEnd"/>
+      <w:r>
+        <w:t xml:space="preserve"> ]</w:t>
+      </w:r>
+      <w:proofErr w:type="gramEnd"/>
+      <w:r>
+        <w:t xml:space="preserve"> -------&gt; [ Object: </w:t>
+      </w:r>
+      <w:proofErr w:type="gramStart"/>
+      <w:r>
+        <w:t>int[</w:t>
+      </w:r>
+      <w:proofErr w:type="gramEnd"/>
+      <w:r>
+        <w:t>10</w:t>
+      </w:r>
+      <w:proofErr w:type="gramStart"/>
+      <w:r>
+        <w:t>] ]</w:t>
+      </w:r>
+      <w:proofErr w:type="gramEnd"/>
+      <w:r>
+        <w:t xml:space="preserve"> (Base address: 0x9999)</w:t>
+      </w:r>
+    </w:p>
+    <w:p>
+      <w:r>
+        <w:t xml:space="preserve">When you write </w:t>
+      </w:r>
+      <w:proofErr w:type="spellStart"/>
+      <w:r>
+        <w:t>arr</w:t>
+      </w:r>
+      <w:proofErr w:type="spellEnd"/>
+      <w:r>
+        <w:t xml:space="preserve"> = </w:t>
+      </w:r>
+      <w:proofErr w:type="spellStart"/>
+      <w:r>
+        <w:t>newArr</w:t>
+      </w:r>
+      <w:proofErr w:type="spellEnd"/>
+      <w:r>
+        <w:t>; in your code:</w:t>
+      </w:r>
+    </w:p>
+    <w:p>
+      <w:pPr>
+        <w:numPr>
+          <w:ilvl w:val="0"/>
+          <w:numId w:val="33"/>
+        </w:numPr>
+      </w:pPr>
+      <w:r>
+        <w:t xml:space="preserve">You are changing the stack variable </w:t>
+      </w:r>
+      <w:proofErr w:type="spellStart"/>
+      <w:r>
+        <w:t>arr</w:t>
+      </w:r>
+      <w:proofErr w:type="spellEnd"/>
+      <w:r>
+        <w:t xml:space="preserve"> to point to the new, larger memory address in the heap.</w:t>
+      </w:r>
+    </w:p>
+    <w:p>
+      <w:pPr>
+        <w:numPr>
+          <w:ilvl w:val="0"/>
+          <w:numId w:val="33"/>
+        </w:numPr>
+      </w:pPr>
+      <w:r>
+        <w:t xml:space="preserve">The old </w:t>
+      </w:r>
+      <w:proofErr w:type="gramStart"/>
+      <w:r>
+        <w:t>int[</w:t>
+      </w:r>
+      <w:proofErr w:type="gramEnd"/>
+      <w:r>
+        <w:t xml:space="preserve">5] array block becomes </w:t>
+      </w:r>
+      <w:r>
+        <w:rPr>
+          <w:b/>
+          <w:bCs/>
+        </w:rPr>
+        <w:t>unreachable</w:t>
+      </w:r>
+      <w:r>
+        <w:t xml:space="preserve"> because there are no active pointers referencing it.</w:t>
+      </w:r>
+    </w:p>
+    <w:p>
+      <w:pPr>
+        <w:numPr>
+          <w:ilvl w:val="0"/>
+          <w:numId w:val="33"/>
+        </w:numPr>
+      </w:pPr>
+      <w:r>
+        <w:t xml:space="preserve">The Java Virtual Machine's (JVM) </w:t>
+      </w:r>
+      <w:r>
+        <w:rPr>
+          <w:b/>
+          <w:bCs/>
+        </w:rPr>
+        <w:t>Garbage Collector (GC)</w:t>
+      </w:r>
+      <w:r>
+        <w:t xml:space="preserve"> automatically detects this unreachable memory and reclaims those bytes. You do not need to manually free memory like you would in C or C++.</w:t>
+      </w:r>
+    </w:p>
+    <w:p>
+      <w:pPr>
+        <w:rPr>
+          <w:b/>
+          <w:bCs/>
+        </w:rPr>
+      </w:pPr>
+      <w:r>
+        <w:rPr>
+          <w:b/>
+          <w:bCs/>
+        </w:rPr>
+        <w:t>3. Mathematical Proof: Amortized $</w:t>
+      </w:r>
+      <w:proofErr w:type="gramStart"/>
+      <w:r>
+        <w:rPr>
+          <w:b/>
+          <w:bCs/>
+        </w:rPr>
+        <w:t>O(1)$</w:t>
+      </w:r>
+      <w:proofErr w:type="gramEnd"/>
+      <w:r>
+        <w:rPr>
+          <w:b/>
+          <w:bCs/>
+        </w:rPr>
+        <w:t xml:space="preserve"> Time Complexity</w:t>
+      </w:r>
+    </w:p>
+    <w:p>
+      <w:r>
+        <w:t xml:space="preserve">In your notes, you wrote that insert takes $O(n)$ time. While this is true for inserting into the middle of the array (because of shifting), what is the cost of appending an element to the </w:t>
+      </w:r>
+      <w:r>
+        <w:rPr>
+          <w:b/>
+          <w:bCs/>
+        </w:rPr>
+        <w:t>very end</w:t>
+      </w:r>
+      <w:r>
+        <w:t xml:space="preserve"> of a dynamic array?</w:t>
+      </w:r>
+    </w:p>
+    <w:p>
+      <w:pPr>
+        <w:numPr>
+          <w:ilvl w:val="0"/>
+          <w:numId w:val="34"/>
+        </w:numPr>
+      </w:pPr>
+      <w:r>
+        <w:rPr>
+          <w:b/>
+          <w:bCs/>
+        </w:rPr>
+        <w:t>Case A (No resize):</w:t>
+      </w:r>
+      <w:r>
+        <w:t xml:space="preserve"> Inserting into an empty slot at index size takes exactly $</w:t>
+      </w:r>
+      <w:proofErr w:type="gramStart"/>
+      <w:r>
+        <w:t>O(1)$</w:t>
+      </w:r>
+      <w:proofErr w:type="gramEnd"/>
+      <w:r>
+        <w:t xml:space="preserve"> constant time.</w:t>
+      </w:r>
+    </w:p>
+    <w:p>
+      <w:pPr>
+        <w:numPr>
+          <w:ilvl w:val="0"/>
+          <w:numId w:val="34"/>
+        </w:numPr>
+      </w:pPr>
+      <w:r>
+        <w:rPr>
+          <w:b/>
+          <w:bCs/>
+        </w:rPr>
+        <w:t>Case B (Resize triggered):</w:t>
+      </w:r>
+      <w:r>
+        <w:t xml:space="preserve"> Creating a new array and copying $n$ elements takes $O(n)$ linear time.</w:t>
+      </w:r>
+    </w:p>
+    <w:p>
+      <w:r>
+        <w:t>This means most of your insertions are lightning-fast ($</w:t>
+      </w:r>
+      <w:proofErr w:type="gramStart"/>
+      <w:r>
+        <w:t>O(1)$</w:t>
+      </w:r>
+      <w:proofErr w:type="gramEnd"/>
+      <w:r>
+        <w:t xml:space="preserve">), but occasionally, one insertion is very slow ($O(n)$). To describe this behavior fairly, computer scientists use </w:t>
+      </w:r>
+      <w:r>
+        <w:rPr>
+          <w:b/>
+          <w:bCs/>
+        </w:rPr>
+        <w:t>Amortized Analysis</w:t>
+      </w:r>
+      <w:r>
+        <w:t>.</w:t>
+      </w:r>
+    </w:p>
+    <w:p>
+      <w:pPr>
+        <w:rPr>
+          <w:b/>
+          <w:bCs/>
+        </w:rPr>
+      </w:pPr>
+      <w:r>
+        <w:rPr>
+          <w:b/>
+          <w:bCs/>
+        </w:rPr>
+        <w:t>The Proof of Doubling</w:t>
+      </w:r>
+    </w:p>
+    <w:p>
+      <w:r>
+        <w:t>Why do we specifically double the capacity? Why not just add $+10$ or $+100$ slots every time the array is full? Let's analyze both mathematically.</w:t>
+      </w:r>
+    </w:p>
+    <w:p>
+      <w:pPr>
+        <w:rPr>
+          <w:b/>
+          <w:bCs/>
+        </w:rPr>
+      </w:pPr>
+      <w:r>
+        <w:rPr>
+          <w:b/>
+          <w:bCs/>
+        </w:rPr>
+        <w:t>Strategy 1: Incrementing by a Constant ($+k$)</w:t>
+      </w:r>
+    </w:p>
+    <w:p>
+      <w:r>
+        <w:t>Suppose we start with capacity $0$ and add slots $k$ at a time. To insert $n$ elements, we will have to resize roughly $\frac{n}{</w:t>
+      </w:r>
+      <w:proofErr w:type="gramStart"/>
+      <w:r>
+        <w:t>k}$</w:t>
+      </w:r>
+      <w:proofErr w:type="gramEnd"/>
+      <w:r>
+        <w:t xml:space="preserve"> times.</w:t>
+      </w:r>
+    </w:p>
+    <w:p>
+      <w:pPr>
+        <w:numPr>
+          <w:ilvl w:val="0"/>
+          <w:numId w:val="35"/>
+        </w:numPr>
+      </w:pPr>
+      <w:r>
+        <w:t xml:space="preserve">The 1st </w:t>
+      </w:r>
+      <w:proofErr w:type="gramStart"/>
+      <w:r>
+        <w:t>resize</w:t>
+      </w:r>
+      <w:proofErr w:type="gramEnd"/>
+      <w:r>
+        <w:t xml:space="preserve"> copies $k$ elements.</w:t>
+      </w:r>
+    </w:p>
+    <w:p>
+      <w:pPr>
+        <w:numPr>
+          <w:ilvl w:val="0"/>
+          <w:numId w:val="35"/>
+        </w:numPr>
+      </w:pPr>
+      <w:r>
+        <w:t xml:space="preserve">The 2nd </w:t>
+      </w:r>
+      <w:proofErr w:type="gramStart"/>
+      <w:r>
+        <w:t>resize</w:t>
+      </w:r>
+      <w:proofErr w:type="gramEnd"/>
+      <w:r>
+        <w:t xml:space="preserve"> copies $2k$ elements.</w:t>
+      </w:r>
+    </w:p>
+    <w:p>
+      <w:pPr>
+        <w:numPr>
+          <w:ilvl w:val="0"/>
+          <w:numId w:val="35"/>
+        </w:numPr>
+      </w:pPr>
+      <w:r>
+        <w:t>The $m$-</w:t>
+      </w:r>
+      <w:proofErr w:type="spellStart"/>
+      <w:r>
+        <w:t>th</w:t>
+      </w:r>
+      <w:proofErr w:type="spellEnd"/>
+      <w:r>
+        <w:t xml:space="preserve"> resize copies $</w:t>
+      </w:r>
+      <w:proofErr w:type="spellStart"/>
+      <w:r>
+        <w:t>mk</w:t>
+      </w:r>
+      <w:proofErr w:type="spellEnd"/>
+      <w:r>
+        <w:t>$ elements.</w:t>
+      </w:r>
+    </w:p>
+    <w:p>
+      <w:r>
+        <w:t xml:space="preserve">The total work done copying elements is: </w:t>
+      </w:r>
+    </w:p>
+    <w:p>
+      <w:r>
+        <w:t>$$\</w:t>
+      </w:r>
+      <w:proofErr w:type="gramStart"/>
+      <w:r>
+        <w:t>text{</w:t>
+      </w:r>
+      <w:proofErr w:type="gramEnd"/>
+      <w:r>
+        <w:t>Total Cost} = k + 2k + 3k + \dots + n \</w:t>
+      </w:r>
+      <w:proofErr w:type="spellStart"/>
+      <w:r>
+        <w:t>approx</w:t>
+      </w:r>
+      <w:proofErr w:type="spellEnd"/>
+      <w:r>
+        <w:t xml:space="preserve"> k \sum_{</w:t>
+      </w:r>
+      <w:proofErr w:type="spellStart"/>
+      <w:r>
+        <w:t>i</w:t>
+      </w:r>
+      <w:proofErr w:type="spellEnd"/>
+      <w:r>
+        <w:t>=</w:t>
+      </w:r>
+      <w:proofErr w:type="gramStart"/>
+      <w:r>
+        <w:t>1}^</w:t>
+      </w:r>
+      <w:proofErr w:type="gramEnd"/>
+      <w:r>
+        <w:t xml:space="preserve">{n/k} </w:t>
+      </w:r>
+      <w:proofErr w:type="spellStart"/>
+      <w:r>
+        <w:t>i</w:t>
+      </w:r>
+      <w:proofErr w:type="spellEnd"/>
+      <w:r>
+        <w:t xml:space="preserve"> = k \</w:t>
+      </w:r>
+      <w:proofErr w:type="spellStart"/>
+      <w:r>
+        <w:t>cdot</w:t>
+      </w:r>
+      <w:proofErr w:type="spellEnd"/>
+      <w:r>
+        <w:t xml:space="preserve"> \frac{\frac{n}{k} \left(\frac{n}{k} + 1\right)}{2} \</w:t>
+      </w:r>
+      <w:proofErr w:type="spellStart"/>
+      <w:r>
+        <w:t>approx</w:t>
+      </w:r>
+      <w:proofErr w:type="spellEnd"/>
+      <w:r>
+        <w:t xml:space="preserve"> O(n^</w:t>
+      </w:r>
+      <w:proofErr w:type="gramStart"/>
+      <w:r>
+        <w:t>2)$</w:t>
+      </w:r>
+      <w:proofErr w:type="gramEnd"/>
+      <w:r>
+        <w:t>$</w:t>
+      </w:r>
+    </w:p>
+    <w:p>
+      <w:r>
+        <w:t xml:space="preserve">Dividing this total cost by the $n$ insertions, the average (amortized) cost per insertion is: </w:t>
+      </w:r>
+    </w:p>
+    <w:p>
+      <w:r>
+        <w:t>$$\frac{O(n^2</w:t>
+      </w:r>
+      <w:proofErr w:type="gramStart"/>
+      <w:r>
+        <w:t>)}{</w:t>
+      </w:r>
+      <w:proofErr w:type="gramEnd"/>
+      <w:r>
+        <w:t>n} = O(n)$$</w:t>
+      </w:r>
+    </w:p>
+    <w:p>
+      <w:r>
+        <w:rPr>
+          <w:i/>
+          <w:iCs/>
+        </w:rPr>
+        <w:lastRenderedPageBreak/>
+        <w:t>Conclusion:</w:t>
+      </w:r>
+      <w:r>
+        <w:t xml:space="preserve"> Adding a constant capacity makes each insertion take $O(n)$ average time. This is terribly inefficient!</w:t>
+      </w:r>
+    </w:p>
+    <w:p>
+      <w:pPr>
+        <w:rPr>
+          <w:b/>
+          <w:bCs/>
+        </w:rPr>
+      </w:pPr>
+      <w:r>
+        <w:rPr>
+          <w:b/>
+          <w:bCs/>
+        </w:rPr>
+        <w:t>Strategy 2: Doubling ($2 \times \text{capacity}$)</w:t>
+      </w:r>
+    </w:p>
+    <w:p>
+      <w:r>
+        <w:t>Suppose we start with capacity $1$ and double it every time it fills up. To insert $n$ elements (where $n$ is a power of 2, i.e., $n = 2^k$), we will resize at insertions $1, 2, 4, 8, \dots, n$.</w:t>
+      </w:r>
+    </w:p>
+    <w:p>
+      <w:r>
+        <w:t xml:space="preserve">The total number of copy operations across all resizes is: </w:t>
+      </w:r>
+    </w:p>
+    <w:p>
+      <w:r>
+        <w:t>$$\</w:t>
+      </w:r>
+      <w:proofErr w:type="gramStart"/>
+      <w:r>
+        <w:t>text{</w:t>
+      </w:r>
+      <w:proofErr w:type="gramEnd"/>
+      <w:r>
+        <w:t>Total Copies} = 1 + 2 + 4 + 8 + \dots + \frac{n}{</w:t>
+      </w:r>
+      <w:proofErr w:type="gramStart"/>
+      <w:r>
+        <w:t>2}$</w:t>
+      </w:r>
+      <w:proofErr w:type="gramEnd"/>
+      <w:r>
+        <w:t>$</w:t>
+      </w:r>
+    </w:p>
+    <w:p>
+      <w:r>
+        <w:t xml:space="preserve">This is a geometric progression: </w:t>
+      </w:r>
+    </w:p>
+    <w:p>
+      <w:r>
+        <w:t>$$\</w:t>
+      </w:r>
+      <w:proofErr w:type="gramStart"/>
+      <w:r>
+        <w:t>text{</w:t>
+      </w:r>
+      <w:proofErr w:type="gramEnd"/>
+      <w:r>
+        <w:t>Total Copies} = \sum_{</w:t>
+      </w:r>
+      <w:proofErr w:type="spellStart"/>
+      <w:r>
+        <w:t>i</w:t>
+      </w:r>
+      <w:proofErr w:type="spellEnd"/>
+      <w:r>
+        <w:t>=</w:t>
+      </w:r>
+      <w:proofErr w:type="gramStart"/>
+      <w:r>
+        <w:t>0}^</w:t>
+      </w:r>
+      <w:proofErr w:type="gramEnd"/>
+      <w:r>
+        <w:t>{\log_2 n - 1} 2^i = 2</w:t>
+      </w:r>
+      <w:proofErr w:type="gramStart"/>
+      <w:r>
+        <w:t>^{</w:t>
+      </w:r>
+      <w:proofErr w:type="gramEnd"/>
+      <w:r>
+        <w:t>\log_2 n} - 1 = n - 1 \</w:t>
+      </w:r>
+      <w:proofErr w:type="spellStart"/>
+      <w:r>
+        <w:t>approx</w:t>
+      </w:r>
+      <w:proofErr w:type="spellEnd"/>
+      <w:r>
+        <w:t xml:space="preserve"> O(n)$$</w:t>
+      </w:r>
+    </w:p>
+    <w:p>
+      <w:r>
+        <w:t xml:space="preserve">Adding the cost of copying ($n$) to the cost of actual insertions ($n$), the total work for $n$ operations is roughly $2n$ operations. </w:t>
+      </w:r>
+    </w:p>
+    <w:p>
+      <w:r>
+        <w:t>$$\</w:t>
+      </w:r>
+      <w:proofErr w:type="gramStart"/>
+      <w:r>
+        <w:t>text{</w:t>
+      </w:r>
+      <w:proofErr w:type="gramEnd"/>
+      <w:r>
+        <w:t>Amortized Cost per Insertion} = \</w:t>
+      </w:r>
+      <w:proofErr w:type="gramStart"/>
+      <w:r>
+        <w:t>frac{</w:t>
+      </w:r>
+      <w:proofErr w:type="gramEnd"/>
+      <w:r>
+        <w:t>\</w:t>
+      </w:r>
+      <w:proofErr w:type="gramStart"/>
+      <w:r>
+        <w:t>text{</w:t>
+      </w:r>
+      <w:proofErr w:type="gramEnd"/>
+      <w:r>
+        <w:t>Total Cost</w:t>
+      </w:r>
+      <w:proofErr w:type="gramStart"/>
+      <w:r>
+        <w:t>}}{</w:t>
+      </w:r>
+      <w:proofErr w:type="gramEnd"/>
+      <w:r>
+        <w:t>n} = \frac{2</w:t>
+      </w:r>
+      <w:proofErr w:type="gramStart"/>
+      <w:r>
+        <w:t>n}{</w:t>
+      </w:r>
+      <w:proofErr w:type="gramEnd"/>
+      <w:r>
+        <w:t>n} = 2 \</w:t>
+      </w:r>
+      <w:proofErr w:type="spellStart"/>
+      <w:r>
+        <w:t>approx</w:t>
+      </w:r>
+      <w:proofErr w:type="spellEnd"/>
+      <w:r>
+        <w:t xml:space="preserve"> </w:t>
+      </w:r>
+      <w:proofErr w:type="gramStart"/>
+      <w:r>
+        <w:t>O(1)$</w:t>
+      </w:r>
+      <w:proofErr w:type="gramEnd"/>
+      <w:r>
+        <w:t>$</w:t>
+      </w:r>
+    </w:p>
+    <w:p>
+      <w:r>
+        <w:rPr>
+          <w:i/>
+          <w:iCs/>
+        </w:rPr>
+        <w:t>Conclusion:</w:t>
+      </w:r>
+      <w:r>
+        <w:t xml:space="preserve"> </w:t>
+      </w:r>
+      <w:r>
+        <w:rPr>
+          <w:b/>
+          <w:bCs/>
+        </w:rPr>
+        <w:t xml:space="preserve">Doubling guarantees that inserting at the end of a dynamic array takes </w:t>
+      </w:r>
+      <w:r>
+        <w:t>$</w:t>
+      </w:r>
+      <w:proofErr w:type="gramStart"/>
+      <w:r>
+        <w:t>O(1)$</w:t>
+      </w:r>
+      <w:proofErr w:type="gramEnd"/>
+      <w:r>
+        <w:rPr>
+          <w:b/>
+          <w:bCs/>
+        </w:rPr>
+        <w:t xml:space="preserve"> constant time on average!</w:t>
+      </w:r>
+      <w:r>
+        <w:t xml:space="preserve"> This is why standard collections across all languages (like Java's </w:t>
+      </w:r>
+      <w:proofErr w:type="spellStart"/>
+      <w:r>
+        <w:t>ArrayList</w:t>
+      </w:r>
+      <w:proofErr w:type="spellEnd"/>
+      <w:r>
+        <w:t xml:space="preserve"> or Python's list) use geometric scaling.</w:t>
+      </w:r>
+    </w:p>
+    <w:p>
+      <w:pPr>
+        <w:rPr>
+          <w:b/>
+          <w:bCs/>
+        </w:rPr>
+      </w:pPr>
+      <w:r>
+        <w:rPr>
+          <w:b/>
+          <w:bCs/>
+        </w:rPr>
+        <w:t>4. Complete Annotated Code</w:t>
+      </w:r>
+    </w:p>
+    <w:p>
+      <w:r>
+        <w:t xml:space="preserve">Here is your complete </w:t>
+      </w:r>
+      <w:proofErr w:type="spellStart"/>
+      <w:r>
+        <w:t>DynamicArray</w:t>
+      </w:r>
+      <w:proofErr w:type="spellEnd"/>
+      <w:r>
+        <w:t xml:space="preserve"> implementation, annotated with time complexities and structural comments to help you study for technical exams.</w:t>
+      </w:r>
+    </w:p>
+    <w:p>
+      <w:r>
+        <w:t>package array;</w:t>
+      </w:r>
+    </w:p>
+    <w:p/>
+    <w:p>
+      <w:r>
+        <w:t xml:space="preserve">public class </w:t>
+      </w:r>
+      <w:proofErr w:type="spellStart"/>
+      <w:r>
+        <w:t>DynamicArray</w:t>
+      </w:r>
+      <w:proofErr w:type="spellEnd"/>
+      <w:r>
+        <w:t xml:space="preserve"> {</w:t>
+      </w:r>
+    </w:p>
+    <w:p>
+      <w:r>
+        <w:t xml:space="preserve">    </w:t>
+      </w:r>
+      <w:proofErr w:type="gramStart"/>
+      <w:r>
+        <w:t>int[</w:t>
+      </w:r>
+      <w:proofErr w:type="gramEnd"/>
+      <w:r>
+        <w:t xml:space="preserve">] </w:t>
+      </w:r>
+      <w:proofErr w:type="spellStart"/>
+      <w:proofErr w:type="gramStart"/>
+      <w:r>
+        <w:t>arr</w:t>
+      </w:r>
+      <w:proofErr w:type="spellEnd"/>
+      <w:r>
+        <w:t xml:space="preserve">;   </w:t>
+      </w:r>
+      <w:proofErr w:type="gramEnd"/>
+      <w:r>
+        <w:t xml:space="preserve">     // The underlying contiguous raw array</w:t>
+      </w:r>
+    </w:p>
+    <w:p>
+      <w:r>
+        <w:t xml:space="preserve">    int </w:t>
+      </w:r>
+      <w:proofErr w:type="gramStart"/>
+      <w:r>
+        <w:t xml:space="preserve">capacity;   </w:t>
+      </w:r>
+      <w:proofErr w:type="gramEnd"/>
+      <w:r>
+        <w:t xml:space="preserve">  // The maximum physical slots currently allocated</w:t>
+      </w:r>
+    </w:p>
+    <w:p>
+      <w:r>
+        <w:t xml:space="preserve">    int </w:t>
+      </w:r>
+      <w:proofErr w:type="gramStart"/>
+      <w:r>
+        <w:t xml:space="preserve">size;   </w:t>
+      </w:r>
+      <w:proofErr w:type="gramEnd"/>
+      <w:r>
+        <w:t xml:space="preserve">      // The logical number of elements currently stored</w:t>
+      </w:r>
+    </w:p>
+    <w:p/>
+    <w:p>
+      <w:r>
+        <w:t xml:space="preserve">    // Constructor: Initializes the Dynamic Array with a starting capacity</w:t>
+      </w:r>
+    </w:p>
+    <w:p>
+      <w:r>
+        <w:t xml:space="preserve">    public </w:t>
+      </w:r>
+      <w:proofErr w:type="spellStart"/>
+      <w:proofErr w:type="gramStart"/>
+      <w:r>
+        <w:t>DynamicArray</w:t>
+      </w:r>
+      <w:proofErr w:type="spellEnd"/>
+      <w:r>
+        <w:t>(</w:t>
+      </w:r>
+      <w:proofErr w:type="gramEnd"/>
+      <w:r>
+        <w:t>int capacity) {</w:t>
+      </w:r>
+    </w:p>
+    <w:p>
+      <w:r>
+        <w:t xml:space="preserve">        </w:t>
+      </w:r>
+      <w:proofErr w:type="spellStart"/>
+      <w:r>
+        <w:t>arr</w:t>
+      </w:r>
+      <w:proofErr w:type="spellEnd"/>
+      <w:r>
+        <w:t xml:space="preserve"> = new int[capacity];</w:t>
+      </w:r>
+    </w:p>
+    <w:p>
+      <w:r>
+        <w:t xml:space="preserve">        </w:t>
+      </w:r>
+      <w:proofErr w:type="spellStart"/>
+      <w:proofErr w:type="gramStart"/>
+      <w:r>
+        <w:t>this.capacity</w:t>
+      </w:r>
+      <w:proofErr w:type="spellEnd"/>
+      <w:proofErr w:type="gramEnd"/>
+      <w:r>
+        <w:t xml:space="preserve"> = capacity;</w:t>
+      </w:r>
+    </w:p>
+    <w:p>
+      <w:r>
+        <w:t xml:space="preserve">        size = 0; // Starts empty</w:t>
+      </w:r>
+    </w:p>
+    <w:p>
+      <w:r>
+        <w:t xml:space="preserve">    }</w:t>
+      </w:r>
+    </w:p>
+    <w:p/>
+    <w:p>
+      <w:r>
+        <w:t xml:space="preserve">    // Insert an element at a specific index</w:t>
+      </w:r>
+    </w:p>
+    <w:p>
+      <w:r>
+        <w:lastRenderedPageBreak/>
+        <w:t xml:space="preserve">    // Worst-Case Time Complexity: O(n) (when shifting is required or resize occurs)</w:t>
+      </w:r>
+    </w:p>
+    <w:p>
+      <w:r>
+        <w:t xml:space="preserve">    // Amortized Time Complexity at the end: </w:t>
+      </w:r>
+      <w:proofErr w:type="gramStart"/>
+      <w:r>
+        <w:t>O(</w:t>
+      </w:r>
+      <w:proofErr w:type="gramEnd"/>
+      <w:r>
+        <w:t>1)</w:t>
+      </w:r>
+    </w:p>
+    <w:p>
+      <w:r>
+        <w:t xml:space="preserve">    public </w:t>
+      </w:r>
+      <w:proofErr w:type="spellStart"/>
+      <w:r>
+        <w:t>boolean</w:t>
+      </w:r>
+      <w:proofErr w:type="spellEnd"/>
+      <w:r>
+        <w:t xml:space="preserve"> </w:t>
+      </w:r>
+      <w:proofErr w:type="gramStart"/>
+      <w:r>
+        <w:t>insert(</w:t>
+      </w:r>
+      <w:proofErr w:type="gramEnd"/>
+      <w:r>
+        <w:t>int index, int element) {</w:t>
+      </w:r>
+    </w:p>
+    <w:p>
+      <w:r>
+        <w:t xml:space="preserve">        // Bounds checking: Can only insert in occupied slots or directly at the end (index == size)</w:t>
+      </w:r>
+    </w:p>
+    <w:p>
+      <w:r>
+        <w:t xml:space="preserve">        if (index &lt; 0 || index &gt; size) {</w:t>
+      </w:r>
+    </w:p>
+    <w:p>
+      <w:r>
+        <w:t xml:space="preserve">            </w:t>
+      </w:r>
+      <w:proofErr w:type="spellStart"/>
+      <w:r>
+        <w:t>System.out.println</w:t>
+      </w:r>
+      <w:proofErr w:type="spellEnd"/>
+      <w:r>
+        <w:t>("Insert failed. Can't insert: " + element);</w:t>
+      </w:r>
+    </w:p>
+    <w:p>
+      <w:r>
+        <w:t xml:space="preserve">            return false;</w:t>
+      </w:r>
+    </w:p>
+    <w:p>
+      <w:r>
+        <w:t xml:space="preserve">        }</w:t>
+      </w:r>
+    </w:p>
+    <w:p/>
+    <w:p>
+      <w:r>
+        <w:t xml:space="preserve">        // Check if physical array is fully packed</w:t>
+      </w:r>
+    </w:p>
+    <w:p>
+      <w:r>
+        <w:t xml:space="preserve">        if (size &gt;= capacity) {</w:t>
+      </w:r>
+    </w:p>
+    <w:p>
+      <w:r>
+        <w:t xml:space="preserve">            </w:t>
+      </w:r>
+      <w:proofErr w:type="gramStart"/>
+      <w:r>
+        <w:t>resize(</w:t>
+      </w:r>
+      <w:proofErr w:type="gramEnd"/>
+      <w:r>
+        <w:t>); // Automatically grow physical memory</w:t>
+      </w:r>
+    </w:p>
+    <w:p>
+      <w:r>
+        <w:t xml:space="preserve">        }</w:t>
+      </w:r>
+    </w:p>
+    <w:p/>
+    <w:p>
+      <w:r>
+        <w:t xml:space="preserve">        // Shift elements to the RIGHT to make an open slot</w:t>
+      </w:r>
+    </w:p>
+    <w:p>
+      <w:r>
+        <w:t xml:space="preserve">        for (int </w:t>
+      </w:r>
+      <w:proofErr w:type="spellStart"/>
+      <w:r>
+        <w:t>i</w:t>
+      </w:r>
+      <w:proofErr w:type="spellEnd"/>
+      <w:r>
+        <w:t xml:space="preserve"> = size; </w:t>
+      </w:r>
+      <w:proofErr w:type="spellStart"/>
+      <w:r>
+        <w:t>i</w:t>
+      </w:r>
+      <w:proofErr w:type="spellEnd"/>
+      <w:r>
+        <w:t xml:space="preserve"> &gt; index; </w:t>
+      </w:r>
+      <w:proofErr w:type="spellStart"/>
+      <w:r>
+        <w:t>i</w:t>
+      </w:r>
+      <w:proofErr w:type="spellEnd"/>
+      <w:r>
+        <w:t>--) {</w:t>
+      </w:r>
+    </w:p>
+    <w:p>
+      <w:r>
+        <w:t xml:space="preserve">            </w:t>
+      </w:r>
+      <w:proofErr w:type="spellStart"/>
+      <w:r>
+        <w:t>arr</w:t>
+      </w:r>
+      <w:proofErr w:type="spellEnd"/>
+      <w:r>
+        <w:t>[</w:t>
+      </w:r>
+      <w:proofErr w:type="spellStart"/>
+      <w:r>
+        <w:t>i</w:t>
+      </w:r>
+      <w:proofErr w:type="spellEnd"/>
+      <w:r>
+        <w:t xml:space="preserve">] = </w:t>
+      </w:r>
+      <w:proofErr w:type="spellStart"/>
+      <w:proofErr w:type="gramStart"/>
+      <w:r>
+        <w:t>arr</w:t>
+      </w:r>
+      <w:proofErr w:type="spellEnd"/>
+      <w:r>
+        <w:t>[</w:t>
+      </w:r>
+      <w:proofErr w:type="spellStart"/>
+      <w:proofErr w:type="gramEnd"/>
+      <w:r>
+        <w:t>i</w:t>
+      </w:r>
+      <w:proofErr w:type="spellEnd"/>
+      <w:r>
+        <w:t xml:space="preserve"> - 1];</w:t>
+      </w:r>
+    </w:p>
+    <w:p>
+      <w:r>
+        <w:t xml:space="preserve">        }</w:t>
+      </w:r>
+    </w:p>
+    <w:p>
+      <w:r>
+        <w:t xml:space="preserve">        </w:t>
+      </w:r>
+    </w:p>
+    <w:p>
+      <w:r>
+        <w:t xml:space="preserve">        </w:t>
+      </w:r>
+      <w:proofErr w:type="spellStart"/>
+      <w:r>
+        <w:t>arr</w:t>
+      </w:r>
+      <w:proofErr w:type="spellEnd"/>
+      <w:r>
+        <w:t>[index] = element; // Assign the element</w:t>
+      </w:r>
+    </w:p>
+    <w:p>
+      <w:r>
+        <w:t xml:space="preserve">        size++;               // Expand the logical boundary</w:t>
+      </w:r>
+    </w:p>
+    <w:p>
+      <w:r>
+        <w:t xml:space="preserve">        return true;</w:t>
+      </w:r>
+    </w:p>
+    <w:p>
+      <w:r>
+        <w:t xml:space="preserve">    }</w:t>
+      </w:r>
+    </w:p>
+    <w:p/>
+    <w:p>
+      <w:r>
+        <w:t xml:space="preserve">    // Access an element by index (</w:t>
+      </w:r>
+      <w:proofErr w:type="gramStart"/>
+      <w:r>
+        <w:t>O(</w:t>
+      </w:r>
+      <w:proofErr w:type="gramEnd"/>
+      <w:r>
+        <w:t>1) Time - Instant address calculation)</w:t>
+      </w:r>
+    </w:p>
+    <w:p>
+      <w:r>
+        <w:t xml:space="preserve">    public int </w:t>
+      </w:r>
+      <w:proofErr w:type="gramStart"/>
+      <w:r>
+        <w:t>get(</w:t>
+      </w:r>
+      <w:proofErr w:type="gramEnd"/>
+      <w:r>
+        <w:t>int index) {</w:t>
+      </w:r>
+    </w:p>
+    <w:p>
+      <w:r>
+        <w:t xml:space="preserve">        if (index &lt; 0 || index &gt;= size) {</w:t>
+      </w:r>
+    </w:p>
+    <w:p>
+      <w:r>
+        <w:t xml:space="preserve">            </w:t>
+      </w:r>
+      <w:proofErr w:type="spellStart"/>
+      <w:r>
+        <w:t>System.out.println</w:t>
+      </w:r>
+      <w:proofErr w:type="spellEnd"/>
+      <w:r>
+        <w:t>("Can't get: Invalid index");</w:t>
+      </w:r>
+    </w:p>
+    <w:p>
+      <w:r>
+        <w:t xml:space="preserve">            return -1;</w:t>
+      </w:r>
+    </w:p>
+    <w:p>
+      <w:r>
+        <w:t xml:space="preserve">        }</w:t>
+      </w:r>
+    </w:p>
+    <w:p>
+      <w:r>
+        <w:t xml:space="preserve">        return </w:t>
+      </w:r>
+      <w:proofErr w:type="spellStart"/>
+      <w:r>
+        <w:t>arr</w:t>
+      </w:r>
+      <w:proofErr w:type="spellEnd"/>
+      <w:r>
+        <w:t>[index];</w:t>
+      </w:r>
+    </w:p>
+    <w:p>
+      <w:r>
+        <w:lastRenderedPageBreak/>
+        <w:t xml:space="preserve">    }</w:t>
+      </w:r>
+    </w:p>
+    <w:p/>
+    <w:p>
+      <w:r>
+        <w:t xml:space="preserve">    // Update an element at a specific index (</w:t>
+      </w:r>
+      <w:proofErr w:type="gramStart"/>
+      <w:r>
+        <w:t>O(</w:t>
+      </w:r>
+      <w:proofErr w:type="gramEnd"/>
+      <w:r>
+        <w:t>1) Time)</w:t>
+      </w:r>
+    </w:p>
+    <w:p>
+      <w:r>
+        <w:t xml:space="preserve">    public void </w:t>
+      </w:r>
+      <w:proofErr w:type="gramStart"/>
+      <w:r>
+        <w:t>set(</w:t>
+      </w:r>
+      <w:proofErr w:type="gramEnd"/>
+      <w:r>
+        <w:t>int index, int element) {</w:t>
+      </w:r>
+    </w:p>
+    <w:p>
+      <w:r>
+        <w:t xml:space="preserve">        if (index &lt; 0 || index &gt;= size) {</w:t>
+      </w:r>
+    </w:p>
+    <w:p>
+      <w:r>
+        <w:t xml:space="preserve">            </w:t>
+      </w:r>
+      <w:proofErr w:type="spellStart"/>
+      <w:r>
+        <w:t>System.out.println</w:t>
+      </w:r>
+      <w:proofErr w:type="spellEnd"/>
+      <w:r>
+        <w:t>("Can't set: Invalid index");</w:t>
+      </w:r>
+    </w:p>
+    <w:p>
+      <w:r>
+        <w:t xml:space="preserve">            return;</w:t>
+      </w:r>
+    </w:p>
+    <w:p>
+      <w:r>
+        <w:t xml:space="preserve">        }</w:t>
+      </w:r>
+    </w:p>
+    <w:p>
+      <w:r>
+        <w:t xml:space="preserve">        </w:t>
+      </w:r>
+      <w:proofErr w:type="spellStart"/>
+      <w:r>
+        <w:t>arr</w:t>
+      </w:r>
+      <w:proofErr w:type="spellEnd"/>
+      <w:r>
+        <w:t>[index] = element;</w:t>
+      </w:r>
+    </w:p>
+    <w:p>
+      <w:r>
+        <w:t xml:space="preserve">    }</w:t>
+      </w:r>
+    </w:p>
+    <w:p/>
+    <w:p>
+      <w:r>
+        <w:t xml:space="preserve">    // Linear Search: Scans elements sequentially (O(n) Time)</w:t>
+      </w:r>
+    </w:p>
+    <w:p>
+      <w:r>
+        <w:t xml:space="preserve">    public int </w:t>
+      </w:r>
+      <w:proofErr w:type="gramStart"/>
+      <w:r>
+        <w:t>search(</w:t>
+      </w:r>
+      <w:proofErr w:type="gramEnd"/>
+      <w:r>
+        <w:t>int element) {</w:t>
+      </w:r>
+    </w:p>
+    <w:p>
+      <w:r>
+        <w:t xml:space="preserve">        for (int </w:t>
+      </w:r>
+      <w:proofErr w:type="spellStart"/>
+      <w:r>
+        <w:t>i</w:t>
+      </w:r>
+      <w:proofErr w:type="spellEnd"/>
+      <w:r>
+        <w:t xml:space="preserve"> = 0; </w:t>
+      </w:r>
+      <w:proofErr w:type="spellStart"/>
+      <w:r>
+        <w:t>i</w:t>
+      </w:r>
+      <w:proofErr w:type="spellEnd"/>
+      <w:r>
+        <w:t xml:space="preserve"> &lt; size; </w:t>
+      </w:r>
+      <w:proofErr w:type="spellStart"/>
+      <w:r>
+        <w:t>i</w:t>
+      </w:r>
+      <w:proofErr w:type="spellEnd"/>
+      <w:r>
+        <w:t>++) {</w:t>
+      </w:r>
+    </w:p>
+    <w:p>
+      <w:r>
+        <w:t xml:space="preserve">            if (</w:t>
+      </w:r>
+      <w:proofErr w:type="spellStart"/>
+      <w:r>
+        <w:t>arr</w:t>
+      </w:r>
+      <w:proofErr w:type="spellEnd"/>
+      <w:r>
+        <w:t>[</w:t>
+      </w:r>
+      <w:proofErr w:type="spellStart"/>
+      <w:r>
+        <w:t>i</w:t>
+      </w:r>
+      <w:proofErr w:type="spellEnd"/>
+      <w:r>
+        <w:t>] == element)</w:t>
+      </w:r>
+    </w:p>
+    <w:p>
+      <w:r>
+        <w:t xml:space="preserve">                return </w:t>
+      </w:r>
+      <w:proofErr w:type="spellStart"/>
+      <w:r>
+        <w:t>i</w:t>
+      </w:r>
+      <w:proofErr w:type="spellEnd"/>
+      <w:r>
+        <w:t>; // Returns index of first match</w:t>
+      </w:r>
+    </w:p>
+    <w:p>
+      <w:r>
+        <w:t xml:space="preserve">        }</w:t>
+      </w:r>
+    </w:p>
+    <w:p>
+      <w:r>
+        <w:t xml:space="preserve">        return -1; // Not found</w:t>
+      </w:r>
+    </w:p>
+    <w:p>
+      <w:r>
+        <w:t xml:space="preserve">    }</w:t>
+      </w:r>
+    </w:p>
+    <w:p/>
+    <w:p>
+      <w:r>
+        <w:t xml:space="preserve">    // Delete an element by index (O(n) Time due to element shifting)</w:t>
+      </w:r>
+    </w:p>
+    <w:p>
+      <w:r>
+        <w:t xml:space="preserve">    public </w:t>
+      </w:r>
+      <w:proofErr w:type="spellStart"/>
+      <w:r>
+        <w:t>boolean</w:t>
+      </w:r>
+      <w:proofErr w:type="spellEnd"/>
+      <w:r>
+        <w:t xml:space="preserve"> </w:t>
+      </w:r>
+      <w:proofErr w:type="gramStart"/>
+      <w:r>
+        <w:t>delete(</w:t>
+      </w:r>
+      <w:proofErr w:type="gramEnd"/>
+      <w:r>
+        <w:t>int index) {</w:t>
+      </w:r>
+    </w:p>
+    <w:p>
+      <w:r>
+        <w:t xml:space="preserve">        if (index &lt; 0 || index &gt;= size) {</w:t>
+      </w:r>
+    </w:p>
+    <w:p>
+      <w:r>
+        <w:t xml:space="preserve">            </w:t>
+      </w:r>
+      <w:proofErr w:type="spellStart"/>
+      <w:r>
+        <w:t>System.out.println</w:t>
+      </w:r>
+      <w:proofErr w:type="spellEnd"/>
+      <w:r>
+        <w:t>("Can't delete: Invalid index");</w:t>
+      </w:r>
+    </w:p>
+    <w:p>
+      <w:r>
+        <w:t xml:space="preserve">            return false;</w:t>
+      </w:r>
+    </w:p>
+    <w:p>
+      <w:r>
+        <w:t xml:space="preserve">        }</w:t>
+      </w:r>
+    </w:p>
+    <w:p>
+      <w:r>
+        <w:t xml:space="preserve">        </w:t>
+      </w:r>
+    </w:p>
+    <w:p>
+      <w:r>
+        <w:t xml:space="preserve">        // Shift elements to the LEFT to close the empty gap</w:t>
+      </w:r>
+    </w:p>
+    <w:p>
+      <w:r>
+        <w:t xml:space="preserve">        for (int </w:t>
+      </w:r>
+      <w:proofErr w:type="spellStart"/>
+      <w:r>
+        <w:t>i</w:t>
+      </w:r>
+      <w:proofErr w:type="spellEnd"/>
+      <w:r>
+        <w:t xml:space="preserve"> = index; </w:t>
+      </w:r>
+      <w:proofErr w:type="spellStart"/>
+      <w:r>
+        <w:t>i</w:t>
+      </w:r>
+      <w:proofErr w:type="spellEnd"/>
+      <w:r>
+        <w:t xml:space="preserve"> &lt; size - 1; </w:t>
+      </w:r>
+      <w:proofErr w:type="spellStart"/>
+      <w:r>
+        <w:t>i</w:t>
+      </w:r>
+      <w:proofErr w:type="spellEnd"/>
+      <w:r>
+        <w:t>++) {</w:t>
+      </w:r>
+    </w:p>
+    <w:p>
+      <w:r>
+        <w:t xml:space="preserve">            </w:t>
+      </w:r>
+      <w:proofErr w:type="spellStart"/>
+      <w:r>
+        <w:t>arr</w:t>
+      </w:r>
+      <w:proofErr w:type="spellEnd"/>
+      <w:r>
+        <w:t>[</w:t>
+      </w:r>
+      <w:proofErr w:type="spellStart"/>
+      <w:r>
+        <w:t>i</w:t>
+      </w:r>
+      <w:proofErr w:type="spellEnd"/>
+      <w:r>
+        <w:t xml:space="preserve">] = </w:t>
+      </w:r>
+      <w:proofErr w:type="spellStart"/>
+      <w:proofErr w:type="gramStart"/>
+      <w:r>
+        <w:t>arr</w:t>
+      </w:r>
+      <w:proofErr w:type="spellEnd"/>
+      <w:r>
+        <w:t>[</w:t>
+      </w:r>
+      <w:proofErr w:type="spellStart"/>
+      <w:proofErr w:type="gramEnd"/>
+      <w:r>
+        <w:t>i</w:t>
+      </w:r>
+      <w:proofErr w:type="spellEnd"/>
+      <w:r>
+        <w:t xml:space="preserve"> + 1];</w:t>
+      </w:r>
+    </w:p>
+    <w:p>
+      <w:r>
+        <w:t xml:space="preserve">        }</w:t>
+      </w:r>
+    </w:p>
+    <w:p>
+      <w:r>
+        <w:lastRenderedPageBreak/>
+        <w:t xml:space="preserve">        size--; // Contract the logical boundary</w:t>
+      </w:r>
+    </w:p>
+    <w:p>
+      <w:r>
+        <w:t xml:space="preserve">        return true;</w:t>
+      </w:r>
+    </w:p>
+    <w:p>
+      <w:r>
+        <w:t xml:space="preserve">    }</w:t>
+      </w:r>
+    </w:p>
+    <w:p/>
+    <w:p>
+      <w:r>
+        <w:t xml:space="preserve">    // Grow the array capacity by a factor of 2 (O(n) Time to copy)</w:t>
+      </w:r>
+    </w:p>
+    <w:p>
+      <w:r>
+        <w:t xml:space="preserve">    public void </w:t>
+      </w:r>
+      <w:proofErr w:type="gramStart"/>
+      <w:r>
+        <w:t>resize(</w:t>
+      </w:r>
+      <w:proofErr w:type="gramEnd"/>
+      <w:r>
+        <w:t>) {</w:t>
+      </w:r>
+    </w:p>
+    <w:p>
+      <w:r>
+        <w:t xml:space="preserve">        int </w:t>
+      </w:r>
+      <w:proofErr w:type="spellStart"/>
+      <w:r>
+        <w:t>newCapacity</w:t>
+      </w:r>
+      <w:proofErr w:type="spellEnd"/>
+      <w:r>
+        <w:t xml:space="preserve"> = 2 * capacity;</w:t>
+      </w:r>
+    </w:p>
+    <w:p>
+      <w:r>
+        <w:t xml:space="preserve">        </w:t>
+      </w:r>
+      <w:proofErr w:type="gramStart"/>
+      <w:r>
+        <w:t>int[</w:t>
+      </w:r>
+      <w:proofErr w:type="gramEnd"/>
+      <w:r>
+        <w:t xml:space="preserve">] </w:t>
+      </w:r>
+      <w:proofErr w:type="spellStart"/>
+      <w:r>
+        <w:t>newArr</w:t>
+      </w:r>
+      <w:proofErr w:type="spellEnd"/>
+      <w:r>
+        <w:t xml:space="preserve"> = new int[</w:t>
+      </w:r>
+      <w:proofErr w:type="spellStart"/>
+      <w:r>
+        <w:t>newCapacity</w:t>
+      </w:r>
+      <w:proofErr w:type="spellEnd"/>
+      <w:r>
+        <w:t>]; // Allocating larger contiguous block</w:t>
+      </w:r>
+    </w:p>
+    <w:p>
+      <w:r>
+        <w:t xml:space="preserve">        </w:t>
+      </w:r>
+    </w:p>
+    <w:p>
+      <w:r>
+        <w:t xml:space="preserve">        // Copy old values into the new structure</w:t>
+      </w:r>
+    </w:p>
+    <w:p>
+      <w:r>
+        <w:t xml:space="preserve">        for (int </w:t>
+      </w:r>
+      <w:proofErr w:type="spellStart"/>
+      <w:r>
+        <w:t>i</w:t>
+      </w:r>
+      <w:proofErr w:type="spellEnd"/>
+      <w:r>
+        <w:t xml:space="preserve"> = 0; </w:t>
+      </w:r>
+      <w:proofErr w:type="spellStart"/>
+      <w:r>
+        <w:t>i</w:t>
+      </w:r>
+      <w:proofErr w:type="spellEnd"/>
+      <w:r>
+        <w:t xml:space="preserve"> &lt; size; </w:t>
+      </w:r>
+      <w:proofErr w:type="spellStart"/>
+      <w:r>
+        <w:t>i</w:t>
+      </w:r>
+      <w:proofErr w:type="spellEnd"/>
+      <w:r>
+        <w:t>++) {</w:t>
+      </w:r>
+    </w:p>
+    <w:p>
+      <w:r>
+        <w:t xml:space="preserve">            </w:t>
+      </w:r>
+      <w:proofErr w:type="spellStart"/>
+      <w:r>
+        <w:t>newArr</w:t>
+      </w:r>
+      <w:proofErr w:type="spellEnd"/>
+      <w:r>
+        <w:t>[</w:t>
+      </w:r>
+      <w:proofErr w:type="spellStart"/>
+      <w:r>
+        <w:t>i</w:t>
+      </w:r>
+      <w:proofErr w:type="spellEnd"/>
+      <w:r>
+        <w:t xml:space="preserve">] = </w:t>
+      </w:r>
+      <w:proofErr w:type="spellStart"/>
+      <w:r>
+        <w:t>arr</w:t>
+      </w:r>
+      <w:proofErr w:type="spellEnd"/>
+      <w:r>
+        <w:t>[</w:t>
+      </w:r>
+      <w:proofErr w:type="spellStart"/>
+      <w:r>
+        <w:t>i</w:t>
+      </w:r>
+      <w:proofErr w:type="spellEnd"/>
+      <w:r>
+        <w:t>];</w:t>
+      </w:r>
+    </w:p>
+    <w:p>
+      <w:r>
+        <w:t xml:space="preserve">        }</w:t>
+      </w:r>
+    </w:p>
+    <w:p>
+      <w:r>
+        <w:t xml:space="preserve">        </w:t>
+      </w:r>
+    </w:p>
+    <w:p>
+      <w:r>
+        <w:t xml:space="preserve">        </w:t>
+      </w:r>
+      <w:proofErr w:type="spellStart"/>
+      <w:r>
+        <w:t>arr</w:t>
+      </w:r>
+      <w:proofErr w:type="spellEnd"/>
+      <w:r>
+        <w:t xml:space="preserve"> = </w:t>
+      </w:r>
+      <w:proofErr w:type="spellStart"/>
+      <w:proofErr w:type="gramStart"/>
+      <w:r>
+        <w:t>newArr</w:t>
+      </w:r>
+      <w:proofErr w:type="spellEnd"/>
+      <w:r>
+        <w:t xml:space="preserve">;   </w:t>
+      </w:r>
+      <w:proofErr w:type="gramEnd"/>
+      <w:r>
+        <w:t xml:space="preserve">       // Swap the references</w:t>
+      </w:r>
+    </w:p>
+    <w:p>
+      <w:r>
+        <w:t xml:space="preserve">        capacity = </w:t>
+      </w:r>
+      <w:proofErr w:type="spellStart"/>
+      <w:r>
+        <w:t>newCapacity</w:t>
+      </w:r>
+      <w:proofErr w:type="spellEnd"/>
+      <w:r>
+        <w:t>; // Update state</w:t>
+      </w:r>
+    </w:p>
+    <w:p>
+      <w:r>
+        <w:t xml:space="preserve">        </w:t>
+      </w:r>
+      <w:proofErr w:type="spellStart"/>
+      <w:r>
+        <w:t>System.out.println</w:t>
+      </w:r>
+      <w:proofErr w:type="spellEnd"/>
+      <w:r>
+        <w:t>("--&gt; Array resized from " + (capacity/2) + " to " + capacity);</w:t>
+      </w:r>
+    </w:p>
+    <w:p>
+      <w:r>
+        <w:t xml:space="preserve">    }</w:t>
+      </w:r>
+    </w:p>
+    <w:p/>
+    <w:p>
+      <w:r>
+        <w:t xml:space="preserve">    // Prints only the logical elements (size), ignoring empty allocated capacity</w:t>
+      </w:r>
+    </w:p>
+    <w:p>
+      <w:r>
+        <w:t xml:space="preserve">    public void </w:t>
+      </w:r>
+      <w:proofErr w:type="gramStart"/>
+      <w:r>
+        <w:t>display(</w:t>
+      </w:r>
+      <w:proofErr w:type="gramEnd"/>
+      <w:r>
+        <w:t>) {</w:t>
+      </w:r>
+    </w:p>
+    <w:p>
+      <w:r>
+        <w:t xml:space="preserve">        for (int </w:t>
+      </w:r>
+      <w:proofErr w:type="spellStart"/>
+      <w:r>
+        <w:t>i</w:t>
+      </w:r>
+      <w:proofErr w:type="spellEnd"/>
+      <w:r>
+        <w:t xml:space="preserve"> = 0; </w:t>
+      </w:r>
+      <w:proofErr w:type="spellStart"/>
+      <w:r>
+        <w:t>i</w:t>
+      </w:r>
+      <w:proofErr w:type="spellEnd"/>
+      <w:r>
+        <w:t xml:space="preserve"> &lt; size; </w:t>
+      </w:r>
+      <w:proofErr w:type="spellStart"/>
+      <w:r>
+        <w:t>i</w:t>
+      </w:r>
+      <w:proofErr w:type="spellEnd"/>
+      <w:r>
+        <w:t>++) {</w:t>
+      </w:r>
+    </w:p>
+    <w:p>
+      <w:r>
+        <w:t xml:space="preserve">            </w:t>
+      </w:r>
+      <w:proofErr w:type="spellStart"/>
+      <w:r>
+        <w:t>System.out.print</w:t>
+      </w:r>
+      <w:proofErr w:type="spellEnd"/>
+      <w:r>
+        <w:t>(</w:t>
+      </w:r>
+      <w:proofErr w:type="spellStart"/>
+      <w:r>
+        <w:t>arr</w:t>
+      </w:r>
+      <w:proofErr w:type="spellEnd"/>
+      <w:r>
+        <w:t>[</w:t>
+      </w:r>
+      <w:proofErr w:type="spellStart"/>
+      <w:r>
+        <w:t>i</w:t>
+      </w:r>
+      <w:proofErr w:type="spellEnd"/>
+      <w:r>
+        <w:t>] + " ");</w:t>
+      </w:r>
+    </w:p>
+    <w:p>
+      <w:r>
+        <w:t xml:space="preserve">        }</w:t>
+      </w:r>
+    </w:p>
+    <w:p>
+      <w:r>
+        <w:t xml:space="preserve">        </w:t>
+      </w:r>
+      <w:proofErr w:type="spellStart"/>
+      <w:r>
+        <w:t>System.out.println</w:t>
+      </w:r>
+      <w:proofErr w:type="spellEnd"/>
+      <w:r>
+        <w:t>();</w:t>
+      </w:r>
+    </w:p>
+    <w:p>
+      <w:r>
+        <w:t xml:space="preserve">    }</w:t>
+      </w:r>
+    </w:p>
+    <w:p/>
+    <w:p>
+      <w:r>
+        <w:t xml:space="preserve">    public static void </w:t>
+      </w:r>
+      <w:proofErr w:type="gramStart"/>
+      <w:r>
+        <w:t>main(String[</w:t>
+      </w:r>
+      <w:proofErr w:type="gramEnd"/>
+      <w:r>
+        <w:t xml:space="preserve">] </w:t>
+      </w:r>
+      <w:proofErr w:type="spellStart"/>
+      <w:r>
+        <w:t>args</w:t>
+      </w:r>
+      <w:proofErr w:type="spellEnd"/>
+      <w:r>
+        <w:t>) {</w:t>
+      </w:r>
+    </w:p>
+    <w:p>
+      <w:r>
+        <w:t xml:space="preserve">        </w:t>
+      </w:r>
+      <w:proofErr w:type="spellStart"/>
+      <w:r>
+        <w:t>DynamicArray</w:t>
+      </w:r>
+      <w:proofErr w:type="spellEnd"/>
+      <w:r>
+        <w:t xml:space="preserve"> arr1 = new </w:t>
+      </w:r>
+      <w:proofErr w:type="spellStart"/>
+      <w:proofErr w:type="gramStart"/>
+      <w:r>
+        <w:t>DynamicArray</w:t>
+      </w:r>
+      <w:proofErr w:type="spellEnd"/>
+      <w:r>
+        <w:t>(</w:t>
+      </w:r>
+      <w:proofErr w:type="gramEnd"/>
+      <w:r>
+        <w:t>5);</w:t>
+      </w:r>
+    </w:p>
+    <w:p>
+      <w:r>
+        <w:t xml:space="preserve">        </w:t>
+      </w:r>
+      <w:proofErr w:type="spellStart"/>
+      <w:r>
+        <w:t>System.out.println</w:t>
+      </w:r>
+      <w:proofErr w:type="spellEnd"/>
+      <w:r>
+        <w:t>("Initial capacity of the array: " + arr1.capacity);</w:t>
+      </w:r>
+    </w:p>
+    <w:p/>
+    <w:p>
+      <w:r>
+        <w:lastRenderedPageBreak/>
+        <w:t xml:space="preserve">        arr1.insert(0, 5);</w:t>
+      </w:r>
+    </w:p>
+    <w:p>
+      <w:r>
+        <w:t xml:space="preserve">        arr1.insert(1, 4);</w:t>
+      </w:r>
+    </w:p>
+    <w:p>
+      <w:r>
+        <w:t xml:space="preserve">        arr1.insert(1, 7);</w:t>
+      </w:r>
+    </w:p>
+    <w:p>
+      <w:r>
+        <w:t xml:space="preserve">        arr1.insert(1, 9);</w:t>
+      </w:r>
+    </w:p>
+    <w:p>
+      <w:r>
+        <w:t xml:space="preserve">        arr1.insert(2, 6); // Array is now completely full (Size: 5, Capacity: 5)</w:t>
+      </w:r>
+    </w:p>
+    <w:p>
+      <w:r>
+        <w:t xml:space="preserve">        </w:t>
+      </w:r>
+    </w:p>
+    <w:p>
+      <w:r>
+        <w:t xml:space="preserve">        // This 6th insert will trigger the </w:t>
+      </w:r>
+      <w:proofErr w:type="gramStart"/>
+      <w:r>
+        <w:t>resize(</w:t>
+      </w:r>
+      <w:proofErr w:type="gramEnd"/>
+      <w:r>
+        <w:t>) method!</w:t>
+      </w:r>
+    </w:p>
+    <w:p>
+      <w:r>
+        <w:t xml:space="preserve">        arr1.insert(2, 8); </w:t>
+      </w:r>
+    </w:p>
+    <w:p/>
+    <w:p>
+      <w:r>
+        <w:t xml:space="preserve">        </w:t>
+      </w:r>
+      <w:proofErr w:type="spellStart"/>
+      <w:r>
+        <w:t>System.out.println</w:t>
+      </w:r>
+      <w:proofErr w:type="spellEnd"/>
+      <w:r>
+        <w:t>("Updated capacity of the array: " + arr1.capacity); // Should print 10</w:t>
+      </w:r>
+    </w:p>
+    <w:p/>
+    <w:p>
+      <w:r>
+        <w:t xml:space="preserve">        arr1.display(); // Expected Output: 5 9 8 6 7 4 </w:t>
+      </w:r>
+    </w:p>
+    <w:p>
+      <w:r>
+        <w:t xml:space="preserve">    }</w:t>
+      </w:r>
+    </w:p>
+    <w:p>
+      <w:r>
+        <w:t>}</w:t>
+      </w:r>
+    </w:p>
+    <w:p>
+      <w:pPr>
+        <w:rPr>
+          <w:b/>
+          <w:bCs/>
+        </w:rPr>
+      </w:pPr>
+      <w:r>
+        <w:rPr>
+          <w:b/>
+          <w:bCs/>
+        </w:rPr>
+        <w:t>5. Standard Interview Questions &amp; Gotchas</w:t>
+      </w:r>
+    </w:p>
+    <w:p>
+      <w:pPr>
+        <w:numPr>
+          <w:ilvl w:val="0"/>
+          <w:numId w:val="36"/>
+        </w:numPr>
+      </w:pPr>
+      <w:r>
+        <w:rPr>
+          <w:b/>
+          <w:bCs/>
+        </w:rPr>
+        <w:t xml:space="preserve">What is the default initial capacity of Java's built-in </w:t>
+      </w:r>
+      <w:proofErr w:type="spellStart"/>
+      <w:r>
+        <w:rPr>
+          <w:b/>
+          <w:bCs/>
+        </w:rPr>
+        <w:t>ArrayList</w:t>
+      </w:r>
+      <w:proofErr w:type="spellEnd"/>
+      <w:r>
+        <w:rPr>
+          <w:b/>
+          <w:bCs/>
+        </w:rPr>
+        <w:t>?</w:t>
+      </w:r>
+    </w:p>
+    <w:p>
+      <w:pPr>
+        <w:numPr>
+          <w:ilvl w:val="1"/>
+          <w:numId w:val="36"/>
+        </w:numPr>
+      </w:pPr>
+      <w:r>
+        <w:rPr>
+          <w:i/>
+          <w:iCs/>
+        </w:rPr>
+        <w:t>Answer:</w:t>
+      </w:r>
+      <w:r>
+        <w:t xml:space="preserve"> It is </w:t>
+      </w:r>
+      <w:r>
+        <w:rPr>
+          <w:b/>
+          <w:bCs/>
+        </w:rPr>
+        <w:t>10</w:t>
+      </w:r>
+      <w:r>
+        <w:t xml:space="preserve"> (in modern OpenJDK versions, it starts empty and gets initialized to 10 on the first element insertion).</w:t>
+      </w:r>
+    </w:p>
+    <w:p>
+      <w:pPr>
+        <w:numPr>
+          <w:ilvl w:val="0"/>
+          <w:numId w:val="36"/>
+        </w:numPr>
+      </w:pPr>
+      <w:r>
+        <w:rPr>
+          <w:b/>
+          <w:bCs/>
+        </w:rPr>
+        <w:t xml:space="preserve">Does Java's </w:t>
+      </w:r>
+      <w:proofErr w:type="spellStart"/>
+      <w:r>
+        <w:rPr>
+          <w:b/>
+          <w:bCs/>
+        </w:rPr>
+        <w:t>ArrayList</w:t>
+      </w:r>
+      <w:proofErr w:type="spellEnd"/>
+      <w:r>
+        <w:rPr>
+          <w:b/>
+          <w:bCs/>
+        </w:rPr>
+        <w:t xml:space="preserve"> double its size like your implementation?</w:t>
+      </w:r>
+    </w:p>
+    <w:p>
+      <w:pPr>
+        <w:numPr>
+          <w:ilvl w:val="1"/>
+          <w:numId w:val="36"/>
+        </w:numPr>
+      </w:pPr>
+      <w:r>
+        <w:rPr>
+          <w:i/>
+          <w:iCs/>
+        </w:rPr>
+        <w:t>Answer:</w:t>
+      </w:r>
+      <w:r>
+        <w:t xml:space="preserve"> No, </w:t>
+      </w:r>
+      <w:proofErr w:type="spellStart"/>
+      <w:r>
+        <w:t>ArrayList</w:t>
+      </w:r>
+      <w:proofErr w:type="spellEnd"/>
+      <w:r>
+        <w:t xml:space="preserve"> grows by $1.5\times$ its current size (calculated bitwise as </w:t>
+      </w:r>
+      <w:proofErr w:type="spellStart"/>
+      <w:r>
+        <w:t>oldCapacity</w:t>
+      </w:r>
+      <w:proofErr w:type="spellEnd"/>
+      <w:r>
+        <w:t xml:space="preserve"> + (</w:t>
+      </w:r>
+      <w:proofErr w:type="spellStart"/>
+      <w:r>
+        <w:t>oldCapacity</w:t>
+      </w:r>
+      <w:proofErr w:type="spellEnd"/>
+      <w:r>
+        <w:t xml:space="preserve"> &gt;&gt; 1)). This is a more conservative approach to save memory while still maintaining an amortized time complexity of $</w:t>
+      </w:r>
+      <w:proofErr w:type="gramStart"/>
+      <w:r>
+        <w:t>O(1)$</w:t>
+      </w:r>
+      <w:proofErr w:type="gramEnd"/>
+      <w:r>
+        <w:t xml:space="preserve"> for appends.</w:t>
+      </w:r>
+    </w:p>
+    <w:p>
+      <w:pPr>
+        <w:numPr>
+          <w:ilvl w:val="0"/>
+          <w:numId w:val="36"/>
+        </w:numPr>
+      </w:pPr>
+      <w:r>
+        <w:rPr>
+          <w:b/>
+          <w:bCs/>
+        </w:rPr>
+        <w:t>Does a dynamic array automatically shrink when many elements are deleted?</w:t>
+      </w:r>
+    </w:p>
+    <w:p>
+      <w:pPr>
+        <w:numPr>
+          <w:ilvl w:val="1"/>
+          <w:numId w:val="36"/>
+        </w:numPr>
+      </w:pPr>
+      <w:r>
+        <w:rPr>
+          <w:i/>
+          <w:iCs/>
+        </w:rPr>
+        <w:t>Answer:</w:t>
+      </w:r>
+      <w:r>
+        <w:t xml:space="preserve"> Standard implementations (like </w:t>
+      </w:r>
+      <w:proofErr w:type="spellStart"/>
+      <w:r>
+        <w:t>ArrayList</w:t>
+      </w:r>
+      <w:proofErr w:type="spellEnd"/>
+      <w:r>
+        <w:t xml:space="preserve">) do not automatically shrink because deallocating and copying memory down is expensive. However, you can call </w:t>
+      </w:r>
+      <w:proofErr w:type="gramStart"/>
+      <w:r>
+        <w:t>the .</w:t>
+      </w:r>
+      <w:proofErr w:type="spellStart"/>
+      <w:r>
+        <w:t>trimToSize</w:t>
+      </w:r>
+      <w:proofErr w:type="spellEnd"/>
+      <w:proofErr w:type="gramEnd"/>
+      <w:r>
+        <w:t>() method manually in Java to shrink the capacity down to the current size.</w:t>
       </w:r>
     </w:p>
     <w:p/>
@@ -7929,6 +10408,119 @@
     </w:lvl>
   </w:abstractNum>
   <w:abstractNum w:abstractNumId="3" w15:restartNumberingAfterBreak="0">
+    <w:nsid w:val="08665730"/>
+    <w:multiLevelType w:val="multilevel"/>
+    <w:tmpl w:val="38EAB880"/>
+    <w:lvl w:ilvl="0">
+      <w:start w:val="1"/>
+      <w:numFmt w:val="decimal"/>
+      <w:lvlText w:val="%1."/>
+      <w:lvlJc w:val="left"/>
+      <w:pPr>
+        <w:tabs>
+          <w:tab w:val="num" w:pos="720"/>
+        </w:tabs>
+        <w:ind w:left="720" w:hanging="360"/>
+      </w:pPr>
+    </w:lvl>
+    <w:lvl w:ilvl="1" w:tentative="1">
+      <w:start w:val="1"/>
+      <w:numFmt w:val="decimal"/>
+      <w:lvlText w:val="%2."/>
+      <w:lvlJc w:val="left"/>
+      <w:pPr>
+        <w:tabs>
+          <w:tab w:val="num" w:pos="1440"/>
+        </w:tabs>
+        <w:ind w:left="1440" w:hanging="360"/>
+      </w:pPr>
+    </w:lvl>
+    <w:lvl w:ilvl="2" w:tentative="1">
+      <w:start w:val="1"/>
+      <w:numFmt w:val="decimal"/>
+      <w:lvlText w:val="%3."/>
+      <w:lvlJc w:val="left"/>
+      <w:pPr>
+        <w:tabs>
+          <w:tab w:val="num" w:pos="2160"/>
+        </w:tabs>
+        <w:ind w:left="2160" w:hanging="360"/>
+      </w:pPr>
+    </w:lvl>
+    <w:lvl w:ilvl="3" w:tentative="1">
+      <w:start w:val="1"/>
+      <w:numFmt w:val="decimal"/>
+      <w:lvlText w:val="%4."/>
+      <w:lvlJc w:val="left"/>
+      <w:pPr>
+        <w:tabs>
+          <w:tab w:val="num" w:pos="2880"/>
+        </w:tabs>
+        <w:ind w:left="2880" w:hanging="360"/>
+      </w:pPr>
+    </w:lvl>
+    <w:lvl w:ilvl="4" w:tentative="1">
+      <w:start w:val="1"/>
+      <w:numFmt w:val="decimal"/>
+      <w:lvlText w:val="%5."/>
+      <w:lvlJc w:val="left"/>
+      <w:pPr>
+        <w:tabs>
+          <w:tab w:val="num" w:pos="3600"/>
+        </w:tabs>
+        <w:ind w:left="3600" w:hanging="360"/>
+      </w:pPr>
+    </w:lvl>
+    <w:lvl w:ilvl="5" w:tentative="1">
+      <w:start w:val="1"/>
+      <w:numFmt w:val="decimal"/>
+      <w:lvlText w:val="%6."/>
+      <w:lvlJc w:val="left"/>
+      <w:pPr>
+        <w:tabs>
+          <w:tab w:val="num" w:pos="4320"/>
+        </w:tabs>
+        <w:ind w:left="4320" w:hanging="360"/>
+      </w:pPr>
+    </w:lvl>
+    <w:lvl w:ilvl="6" w:tentative="1">
+      <w:start w:val="1"/>
+      <w:numFmt w:val="decimal"/>
+      <w:lvlText w:val="%7."/>
+      <w:lvlJc w:val="left"/>
+      <w:pPr>
+        <w:tabs>
+          <w:tab w:val="num" w:pos="5040"/>
+        </w:tabs>
+        <w:ind w:left="5040" w:hanging="360"/>
+      </w:pPr>
+    </w:lvl>
+    <w:lvl w:ilvl="7" w:tentative="1">
+      <w:start w:val="1"/>
+      <w:numFmt w:val="decimal"/>
+      <w:lvlText w:val="%8."/>
+      <w:lvlJc w:val="left"/>
+      <w:pPr>
+        <w:tabs>
+          <w:tab w:val="num" w:pos="5760"/>
+        </w:tabs>
+        <w:ind w:left="5760" w:hanging="360"/>
+      </w:pPr>
+    </w:lvl>
+    <w:lvl w:ilvl="8" w:tentative="1">
+      <w:start w:val="1"/>
+      <w:numFmt w:val="decimal"/>
+      <w:lvlText w:val="%9."/>
+      <w:lvlJc w:val="left"/>
+      <w:pPr>
+        <w:tabs>
+          <w:tab w:val="num" w:pos="6480"/>
+        </w:tabs>
+        <w:ind w:left="6480" w:hanging="360"/>
+      </w:pPr>
+    </w:lvl>
+  </w:abstractNum>
+  <w:abstractNum w:abstractNumId="4" w15:restartNumberingAfterBreak="0">
     <w:nsid w:val="0BEC113E"/>
     <w:multiLevelType w:val="multilevel"/>
     <w:tmpl w:val="3CBA1CD0"/>
@@ -8077,7 +10669,124 @@
       </w:rPr>
     </w:lvl>
   </w:abstractNum>
-  <w:abstractNum w:abstractNumId="4" w15:restartNumberingAfterBreak="0">
+  <w:abstractNum w:abstractNumId="5" w15:restartNumberingAfterBreak="0">
+    <w:nsid w:val="0D0700B1"/>
+    <w:multiLevelType w:val="multilevel"/>
+    <w:tmpl w:val="680E655C"/>
+    <w:lvl w:ilvl="0">
+      <w:start w:val="1"/>
+      <w:numFmt w:val="decimal"/>
+      <w:lvlText w:val="%1."/>
+      <w:lvlJc w:val="left"/>
+      <w:pPr>
+        <w:tabs>
+          <w:tab w:val="num" w:pos="720"/>
+        </w:tabs>
+        <w:ind w:left="720" w:hanging="360"/>
+      </w:pPr>
+    </w:lvl>
+    <w:lvl w:ilvl="1">
+      <w:start w:val="1"/>
+      <w:numFmt w:val="bullet"/>
+      <w:lvlText w:val="o"/>
+      <w:lvlJc w:val="left"/>
+      <w:pPr>
+        <w:tabs>
+          <w:tab w:val="num" w:pos="1440"/>
+        </w:tabs>
+        <w:ind w:left="1440" w:hanging="360"/>
+      </w:pPr>
+      <w:rPr>
+        <w:rFonts w:ascii="Courier New" w:hAnsi="Courier New" w:hint="default"/>
+        <w:sz w:val="20"/>
+      </w:rPr>
+    </w:lvl>
+    <w:lvl w:ilvl="2" w:tentative="1">
+      <w:start w:val="1"/>
+      <w:numFmt w:val="decimal"/>
+      <w:lvlText w:val="%3."/>
+      <w:lvlJc w:val="left"/>
+      <w:pPr>
+        <w:tabs>
+          <w:tab w:val="num" w:pos="2160"/>
+        </w:tabs>
+        <w:ind w:left="2160" w:hanging="360"/>
+      </w:pPr>
+    </w:lvl>
+    <w:lvl w:ilvl="3" w:tentative="1">
+      <w:start w:val="1"/>
+      <w:numFmt w:val="decimal"/>
+      <w:lvlText w:val="%4."/>
+      <w:lvlJc w:val="left"/>
+      <w:pPr>
+        <w:tabs>
+          <w:tab w:val="num" w:pos="2880"/>
+        </w:tabs>
+        <w:ind w:left="2880" w:hanging="360"/>
+      </w:pPr>
+    </w:lvl>
+    <w:lvl w:ilvl="4" w:tentative="1">
+      <w:start w:val="1"/>
+      <w:numFmt w:val="decimal"/>
+      <w:lvlText w:val="%5."/>
+      <w:lvlJc w:val="left"/>
+      <w:pPr>
+        <w:tabs>
+          <w:tab w:val="num" w:pos="3600"/>
+        </w:tabs>
+        <w:ind w:left="3600" w:hanging="360"/>
+      </w:pPr>
+    </w:lvl>
+    <w:lvl w:ilvl="5" w:tentative="1">
+      <w:start w:val="1"/>
+      <w:numFmt w:val="decimal"/>
+      <w:lvlText w:val="%6."/>
+      <w:lvlJc w:val="left"/>
+      <w:pPr>
+        <w:tabs>
+          <w:tab w:val="num" w:pos="4320"/>
+        </w:tabs>
+        <w:ind w:left="4320" w:hanging="360"/>
+      </w:pPr>
+    </w:lvl>
+    <w:lvl w:ilvl="6" w:tentative="1">
+      <w:start w:val="1"/>
+      <w:numFmt w:val="decimal"/>
+      <w:lvlText w:val="%7."/>
+      <w:lvlJc w:val="left"/>
+      <w:pPr>
+        <w:tabs>
+          <w:tab w:val="num" w:pos="5040"/>
+        </w:tabs>
+        <w:ind w:left="5040" w:hanging="360"/>
+      </w:pPr>
+    </w:lvl>
+    <w:lvl w:ilvl="7" w:tentative="1">
+      <w:start w:val="1"/>
+      <w:numFmt w:val="decimal"/>
+      <w:lvlText w:val="%8."/>
+      <w:lvlJc w:val="left"/>
+      <w:pPr>
+        <w:tabs>
+          <w:tab w:val="num" w:pos="5760"/>
+        </w:tabs>
+        <w:ind w:left="5760" w:hanging="360"/>
+      </w:pPr>
+    </w:lvl>
+    <w:lvl w:ilvl="8" w:tentative="1">
+      <w:start w:val="1"/>
+      <w:numFmt w:val="decimal"/>
+      <w:lvlText w:val="%9."/>
+      <w:lvlJc w:val="left"/>
+      <w:pPr>
+        <w:tabs>
+          <w:tab w:val="num" w:pos="6480"/>
+        </w:tabs>
+        <w:ind w:left="6480" w:hanging="360"/>
+      </w:pPr>
+    </w:lvl>
+  </w:abstractNum>
+  <w:abstractNum w:abstractNumId="6" w15:restartNumberingAfterBreak="0">
     <w:nsid w:val="0F5147F0"/>
     <w:multiLevelType w:val="multilevel"/>
     <w:tmpl w:val="267CB2DA"/>
@@ -8190,7 +10899,7 @@
       </w:pPr>
     </w:lvl>
   </w:abstractNum>
-  <w:abstractNum w:abstractNumId="5" w15:restartNumberingAfterBreak="0">
+  <w:abstractNum w:abstractNumId="7" w15:restartNumberingAfterBreak="0">
     <w:nsid w:val="1729256E"/>
     <w:multiLevelType w:val="multilevel"/>
     <w:tmpl w:val="623E3C86"/>
@@ -8339,7 +11048,7 @@
       </w:rPr>
     </w:lvl>
   </w:abstractNum>
-  <w:abstractNum w:abstractNumId="6" w15:restartNumberingAfterBreak="0">
+  <w:abstractNum w:abstractNumId="8" w15:restartNumberingAfterBreak="0">
     <w:nsid w:val="19116869"/>
     <w:multiLevelType w:val="multilevel"/>
     <w:tmpl w:val="ACA6EA96"/>
@@ -8488,7 +11197,7 @@
       </w:rPr>
     </w:lvl>
   </w:abstractNum>
-  <w:abstractNum w:abstractNumId="7" w15:restartNumberingAfterBreak="0">
+  <w:abstractNum w:abstractNumId="9" w15:restartNumberingAfterBreak="0">
     <w:nsid w:val="1CE40342"/>
     <w:multiLevelType w:val="multilevel"/>
     <w:tmpl w:val="4DCCE986"/>
@@ -8601,7 +11310,7 @@
       </w:pPr>
     </w:lvl>
   </w:abstractNum>
-  <w:abstractNum w:abstractNumId="8" w15:restartNumberingAfterBreak="0">
+  <w:abstractNum w:abstractNumId="10" w15:restartNumberingAfterBreak="0">
     <w:nsid w:val="1E3C098D"/>
     <w:multiLevelType w:val="multilevel"/>
     <w:tmpl w:val="48CE5DF0"/>
@@ -8750,7 +11459,7 @@
       </w:rPr>
     </w:lvl>
   </w:abstractNum>
-  <w:abstractNum w:abstractNumId="9" w15:restartNumberingAfterBreak="0">
+  <w:abstractNum w:abstractNumId="11" w15:restartNumberingAfterBreak="0">
     <w:nsid w:val="236D56D3"/>
     <w:multiLevelType w:val="multilevel"/>
     <w:tmpl w:val="4DD68EF2"/>
@@ -8867,7 +11576,152 @@
       </w:pPr>
     </w:lvl>
   </w:abstractNum>
-  <w:abstractNum w:abstractNumId="10" w15:restartNumberingAfterBreak="0">
+  <w:abstractNum w:abstractNumId="12" w15:restartNumberingAfterBreak="0">
+    <w:nsid w:val="24370749"/>
+    <w:multiLevelType w:val="multilevel"/>
+    <w:tmpl w:val="3CACE358"/>
+    <w:lvl w:ilvl="0">
+      <w:start w:val="1"/>
+      <w:numFmt w:val="bullet"/>
+      <w:lvlText w:val=""/>
+      <w:lvlJc w:val="left"/>
+      <w:pPr>
+        <w:tabs>
+          <w:tab w:val="num" w:pos="720"/>
+        </w:tabs>
+        <w:ind w:left="720" w:hanging="360"/>
+      </w:pPr>
+      <w:rPr>
+        <w:rFonts w:ascii="Symbol" w:hAnsi="Symbol" w:hint="default"/>
+        <w:sz w:val="20"/>
+      </w:rPr>
+    </w:lvl>
+    <w:lvl w:ilvl="1">
+      <w:start w:val="1"/>
+      <w:numFmt w:val="decimal"/>
+      <w:lvlText w:val="%2."/>
+      <w:lvlJc w:val="left"/>
+      <w:pPr>
+        <w:tabs>
+          <w:tab w:val="num" w:pos="1440"/>
+        </w:tabs>
+        <w:ind w:left="1440" w:hanging="360"/>
+      </w:pPr>
+    </w:lvl>
+    <w:lvl w:ilvl="2" w:tentative="1">
+      <w:start w:val="1"/>
+      <w:numFmt w:val="bullet"/>
+      <w:lvlText w:val=""/>
+      <w:lvlJc w:val="left"/>
+      <w:pPr>
+        <w:tabs>
+          <w:tab w:val="num" w:pos="2160"/>
+        </w:tabs>
+        <w:ind w:left="2160" w:hanging="360"/>
+      </w:pPr>
+      <w:rPr>
+        <w:rFonts w:ascii="Wingdings" w:hAnsi="Wingdings" w:hint="default"/>
+        <w:sz w:val="20"/>
+      </w:rPr>
+    </w:lvl>
+    <w:lvl w:ilvl="3" w:tentative="1">
+      <w:start w:val="1"/>
+      <w:numFmt w:val="bullet"/>
+      <w:lvlText w:val=""/>
+      <w:lvlJc w:val="left"/>
+      <w:pPr>
+        <w:tabs>
+          <w:tab w:val="num" w:pos="2880"/>
+        </w:tabs>
+        <w:ind w:left="2880" w:hanging="360"/>
+      </w:pPr>
+      <w:rPr>
+        <w:rFonts w:ascii="Wingdings" w:hAnsi="Wingdings" w:hint="default"/>
+        <w:sz w:val="20"/>
+      </w:rPr>
+    </w:lvl>
+    <w:lvl w:ilvl="4" w:tentative="1">
+      <w:start w:val="1"/>
+      <w:numFmt w:val="bullet"/>
+      <w:lvlText w:val=""/>
+      <w:lvlJc w:val="left"/>
+      <w:pPr>
+        <w:tabs>
+          <w:tab w:val="num" w:pos="3600"/>
+        </w:tabs>
+        <w:ind w:left="3600" w:hanging="360"/>
+      </w:pPr>
+      <w:rPr>
+        <w:rFonts w:ascii="Wingdings" w:hAnsi="Wingdings" w:hint="default"/>
+        <w:sz w:val="20"/>
+      </w:rPr>
+    </w:lvl>
+    <w:lvl w:ilvl="5" w:tentative="1">
+      <w:start w:val="1"/>
+      <w:numFmt w:val="bullet"/>
+      <w:lvlText w:val=""/>
+      <w:lvlJc w:val="left"/>
+      <w:pPr>
+        <w:tabs>
+          <w:tab w:val="num" w:pos="4320"/>
+        </w:tabs>
+        <w:ind w:left="4320" w:hanging="360"/>
+      </w:pPr>
+      <w:rPr>
+        <w:rFonts w:ascii="Wingdings" w:hAnsi="Wingdings" w:hint="default"/>
+        <w:sz w:val="20"/>
+      </w:rPr>
+    </w:lvl>
+    <w:lvl w:ilvl="6" w:tentative="1">
+      <w:start w:val="1"/>
+      <w:numFmt w:val="bullet"/>
+      <w:lvlText w:val=""/>
+      <w:lvlJc w:val="left"/>
+      <w:pPr>
+        <w:tabs>
+          <w:tab w:val="num" w:pos="5040"/>
+        </w:tabs>
+        <w:ind w:left="5040" w:hanging="360"/>
+      </w:pPr>
+      <w:rPr>
+        <w:rFonts w:ascii="Wingdings" w:hAnsi="Wingdings" w:hint="default"/>
+        <w:sz w:val="20"/>
+      </w:rPr>
+    </w:lvl>
+    <w:lvl w:ilvl="7" w:tentative="1">
+      <w:start w:val="1"/>
+      <w:numFmt w:val="bullet"/>
+      <w:lvlText w:val=""/>
+      <w:lvlJc w:val="left"/>
+      <w:pPr>
+        <w:tabs>
+          <w:tab w:val="num" w:pos="5760"/>
+        </w:tabs>
+        <w:ind w:left="5760" w:hanging="360"/>
+      </w:pPr>
+      <w:rPr>
+        <w:rFonts w:ascii="Wingdings" w:hAnsi="Wingdings" w:hint="default"/>
+        <w:sz w:val="20"/>
+      </w:rPr>
+    </w:lvl>
+    <w:lvl w:ilvl="8" w:tentative="1">
+      <w:start w:val="1"/>
+      <w:numFmt w:val="bullet"/>
+      <w:lvlText w:val=""/>
+      <w:lvlJc w:val="left"/>
+      <w:pPr>
+        <w:tabs>
+          <w:tab w:val="num" w:pos="6480"/>
+        </w:tabs>
+        <w:ind w:left="6480" w:hanging="360"/>
+      </w:pPr>
+      <w:rPr>
+        <w:rFonts w:ascii="Wingdings" w:hAnsi="Wingdings" w:hint="default"/>
+        <w:sz w:val="20"/>
+      </w:rPr>
+    </w:lvl>
+  </w:abstractNum>
+  <w:abstractNum w:abstractNumId="13" w15:restartNumberingAfterBreak="0">
     <w:nsid w:val="26BE79BE"/>
     <w:multiLevelType w:val="multilevel"/>
     <w:tmpl w:val="64184666"/>
@@ -8980,7 +11834,7 @@
       </w:pPr>
     </w:lvl>
   </w:abstractNum>
-  <w:abstractNum w:abstractNumId="11" w15:restartNumberingAfterBreak="0">
+  <w:abstractNum w:abstractNumId="14" w15:restartNumberingAfterBreak="0">
     <w:nsid w:val="2BFE76B6"/>
     <w:multiLevelType w:val="multilevel"/>
     <w:tmpl w:val="CE46D2C6"/>
@@ -9129,7 +11983,7 @@
       </w:rPr>
     </w:lvl>
   </w:abstractNum>
-  <w:abstractNum w:abstractNumId="12" w15:restartNumberingAfterBreak="0">
+  <w:abstractNum w:abstractNumId="15" w15:restartNumberingAfterBreak="0">
     <w:nsid w:val="3B932CA4"/>
     <w:multiLevelType w:val="multilevel"/>
     <w:tmpl w:val="A738BF8C"/>
@@ -9278,7 +12132,7 @@
       </w:rPr>
     </w:lvl>
   </w:abstractNum>
-  <w:abstractNum w:abstractNumId="13" w15:restartNumberingAfterBreak="0">
+  <w:abstractNum w:abstractNumId="16" w15:restartNumberingAfterBreak="0">
     <w:nsid w:val="3C0E1CE2"/>
     <w:multiLevelType w:val="multilevel"/>
     <w:tmpl w:val="8806DA92"/>
@@ -9391,7 +12245,7 @@
       </w:pPr>
     </w:lvl>
   </w:abstractNum>
-  <w:abstractNum w:abstractNumId="14" w15:restartNumberingAfterBreak="0">
+  <w:abstractNum w:abstractNumId="17" w15:restartNumberingAfterBreak="0">
     <w:nsid w:val="3C6076E1"/>
     <w:multiLevelType w:val="multilevel"/>
     <w:tmpl w:val="E1D0AC82"/>
@@ -9540,7 +12394,7 @@
       </w:rPr>
     </w:lvl>
   </w:abstractNum>
-  <w:abstractNum w:abstractNumId="15" w15:restartNumberingAfterBreak="0">
+  <w:abstractNum w:abstractNumId="18" w15:restartNumberingAfterBreak="0">
     <w:nsid w:val="3EEC227F"/>
     <w:multiLevelType w:val="multilevel"/>
     <w:tmpl w:val="4CA848FC"/>
@@ -9653,7 +12507,7 @@
       </w:pPr>
     </w:lvl>
   </w:abstractNum>
-  <w:abstractNum w:abstractNumId="16" w15:restartNumberingAfterBreak="0">
+  <w:abstractNum w:abstractNumId="19" w15:restartNumberingAfterBreak="0">
     <w:nsid w:val="40A237AD"/>
     <w:multiLevelType w:val="multilevel"/>
     <w:tmpl w:val="55DC3488"/>
@@ -9802,7 +12656,7 @@
       </w:rPr>
     </w:lvl>
   </w:abstractNum>
-  <w:abstractNum w:abstractNumId="17" w15:restartNumberingAfterBreak="0">
+  <w:abstractNum w:abstractNumId="20" w15:restartNumberingAfterBreak="0">
     <w:nsid w:val="453F47A0"/>
     <w:multiLevelType w:val="multilevel"/>
     <w:tmpl w:val="1E947550"/>
@@ -9951,7 +12805,7 @@
       </w:rPr>
     </w:lvl>
   </w:abstractNum>
-  <w:abstractNum w:abstractNumId="18" w15:restartNumberingAfterBreak="0">
+  <w:abstractNum w:abstractNumId="21" w15:restartNumberingAfterBreak="0">
     <w:nsid w:val="49371508"/>
     <w:multiLevelType w:val="multilevel"/>
     <w:tmpl w:val="0186BE9E"/>
@@ -10100,7 +12954,156 @@
       </w:rPr>
     </w:lvl>
   </w:abstractNum>
-  <w:abstractNum w:abstractNumId="19" w15:restartNumberingAfterBreak="0">
+  <w:abstractNum w:abstractNumId="22" w15:restartNumberingAfterBreak="0">
+    <w:nsid w:val="4DBA2F3E"/>
+    <w:multiLevelType w:val="multilevel"/>
+    <w:tmpl w:val="314697D6"/>
+    <w:lvl w:ilvl="0">
+      <w:start w:val="1"/>
+      <w:numFmt w:val="bullet"/>
+      <w:lvlText w:val=""/>
+      <w:lvlJc w:val="left"/>
+      <w:pPr>
+        <w:tabs>
+          <w:tab w:val="num" w:pos="720"/>
+        </w:tabs>
+        <w:ind w:left="720" w:hanging="360"/>
+      </w:pPr>
+      <w:rPr>
+        <w:rFonts w:ascii="Symbol" w:hAnsi="Symbol" w:hint="default"/>
+        <w:sz w:val="20"/>
+      </w:rPr>
+    </w:lvl>
+    <w:lvl w:ilvl="1" w:tentative="1">
+      <w:start w:val="1"/>
+      <w:numFmt w:val="bullet"/>
+      <w:lvlText w:val="o"/>
+      <w:lvlJc w:val="left"/>
+      <w:pPr>
+        <w:tabs>
+          <w:tab w:val="num" w:pos="1440"/>
+        </w:tabs>
+        <w:ind w:left="1440" w:hanging="360"/>
+      </w:pPr>
+      <w:rPr>
+        <w:rFonts w:ascii="Courier New" w:hAnsi="Courier New" w:hint="default"/>
+        <w:sz w:val="20"/>
+      </w:rPr>
+    </w:lvl>
+    <w:lvl w:ilvl="2" w:tentative="1">
+      <w:start w:val="1"/>
+      <w:numFmt w:val="bullet"/>
+      <w:lvlText w:val=""/>
+      <w:lvlJc w:val="left"/>
+      <w:pPr>
+        <w:tabs>
+          <w:tab w:val="num" w:pos="2160"/>
+        </w:tabs>
+        <w:ind w:left="2160" w:hanging="360"/>
+      </w:pPr>
+      <w:rPr>
+        <w:rFonts w:ascii="Wingdings" w:hAnsi="Wingdings" w:hint="default"/>
+        <w:sz w:val="20"/>
+      </w:rPr>
+    </w:lvl>
+    <w:lvl w:ilvl="3" w:tentative="1">
+      <w:start w:val="1"/>
+      <w:numFmt w:val="bullet"/>
+      <w:lvlText w:val=""/>
+      <w:lvlJc w:val="left"/>
+      <w:pPr>
+        <w:tabs>
+          <w:tab w:val="num" w:pos="2880"/>
+        </w:tabs>
+        <w:ind w:left="2880" w:hanging="360"/>
+      </w:pPr>
+      <w:rPr>
+        <w:rFonts w:ascii="Wingdings" w:hAnsi="Wingdings" w:hint="default"/>
+        <w:sz w:val="20"/>
+      </w:rPr>
+    </w:lvl>
+    <w:lvl w:ilvl="4" w:tentative="1">
+      <w:start w:val="1"/>
+      <w:numFmt w:val="bullet"/>
+      <w:lvlText w:val=""/>
+      <w:lvlJc w:val="left"/>
+      <w:pPr>
+        <w:tabs>
+          <w:tab w:val="num" w:pos="3600"/>
+        </w:tabs>
+        <w:ind w:left="3600" w:hanging="360"/>
+      </w:pPr>
+      <w:rPr>
+        <w:rFonts w:ascii="Wingdings" w:hAnsi="Wingdings" w:hint="default"/>
+        <w:sz w:val="20"/>
+      </w:rPr>
+    </w:lvl>
+    <w:lvl w:ilvl="5" w:tentative="1">
+      <w:start w:val="1"/>
+      <w:numFmt w:val="bullet"/>
+      <w:lvlText w:val=""/>
+      <w:lvlJc w:val="left"/>
+      <w:pPr>
+        <w:tabs>
+          <w:tab w:val="num" w:pos="4320"/>
+        </w:tabs>
+        <w:ind w:left="4320" w:hanging="360"/>
+      </w:pPr>
+      <w:rPr>
+        <w:rFonts w:ascii="Wingdings" w:hAnsi="Wingdings" w:hint="default"/>
+        <w:sz w:val="20"/>
+      </w:rPr>
+    </w:lvl>
+    <w:lvl w:ilvl="6" w:tentative="1">
+      <w:start w:val="1"/>
+      <w:numFmt w:val="bullet"/>
+      <w:lvlText w:val=""/>
+      <w:lvlJc w:val="left"/>
+      <w:pPr>
+        <w:tabs>
+          <w:tab w:val="num" w:pos="5040"/>
+        </w:tabs>
+        <w:ind w:left="5040" w:hanging="360"/>
+      </w:pPr>
+      <w:rPr>
+        <w:rFonts w:ascii="Wingdings" w:hAnsi="Wingdings" w:hint="default"/>
+        <w:sz w:val="20"/>
+      </w:rPr>
+    </w:lvl>
+    <w:lvl w:ilvl="7" w:tentative="1">
+      <w:start w:val="1"/>
+      <w:numFmt w:val="bullet"/>
+      <w:lvlText w:val=""/>
+      <w:lvlJc w:val="left"/>
+      <w:pPr>
+        <w:tabs>
+          <w:tab w:val="num" w:pos="5760"/>
+        </w:tabs>
+        <w:ind w:left="5760" w:hanging="360"/>
+      </w:pPr>
+      <w:rPr>
+        <w:rFonts w:ascii="Wingdings" w:hAnsi="Wingdings" w:hint="default"/>
+        <w:sz w:val="20"/>
+      </w:rPr>
+    </w:lvl>
+    <w:lvl w:ilvl="8" w:tentative="1">
+      <w:start w:val="1"/>
+      <w:numFmt w:val="bullet"/>
+      <w:lvlText w:val=""/>
+      <w:lvlJc w:val="left"/>
+      <w:pPr>
+        <w:tabs>
+          <w:tab w:val="num" w:pos="6480"/>
+        </w:tabs>
+        <w:ind w:left="6480" w:hanging="360"/>
+      </w:pPr>
+      <w:rPr>
+        <w:rFonts w:ascii="Wingdings" w:hAnsi="Wingdings" w:hint="default"/>
+        <w:sz w:val="20"/>
+      </w:rPr>
+    </w:lvl>
+  </w:abstractNum>
+  <w:abstractNum w:abstractNumId="23" w15:restartNumberingAfterBreak="0">
     <w:nsid w:val="4E111884"/>
     <w:multiLevelType w:val="multilevel"/>
     <w:tmpl w:val="8AB27A18"/>
@@ -10213,7 +13216,7 @@
       </w:pPr>
     </w:lvl>
   </w:abstractNum>
-  <w:abstractNum w:abstractNumId="20" w15:restartNumberingAfterBreak="0">
+  <w:abstractNum w:abstractNumId="24" w15:restartNumberingAfterBreak="0">
     <w:nsid w:val="507A2F7E"/>
     <w:multiLevelType w:val="multilevel"/>
     <w:tmpl w:val="79D2FCCA"/>
@@ -10362,7 +13365,7 @@
       </w:rPr>
     </w:lvl>
   </w:abstractNum>
-  <w:abstractNum w:abstractNumId="21" w15:restartNumberingAfterBreak="0">
+  <w:abstractNum w:abstractNumId="25" w15:restartNumberingAfterBreak="0">
     <w:nsid w:val="51ED42FA"/>
     <w:multiLevelType w:val="multilevel"/>
     <w:tmpl w:val="54B060BC"/>
@@ -10511,7 +13514,7 @@
       </w:rPr>
     </w:lvl>
   </w:abstractNum>
-  <w:abstractNum w:abstractNumId="22" w15:restartNumberingAfterBreak="0">
+  <w:abstractNum w:abstractNumId="26" w15:restartNumberingAfterBreak="0">
     <w:nsid w:val="525F52A9"/>
     <w:multiLevelType w:val="multilevel"/>
     <w:tmpl w:val="B39E6D0A"/>
@@ -10660,7 +13663,7 @@
       </w:rPr>
     </w:lvl>
   </w:abstractNum>
-  <w:abstractNum w:abstractNumId="23" w15:restartNumberingAfterBreak="0">
+  <w:abstractNum w:abstractNumId="27" w15:restartNumberingAfterBreak="0">
     <w:nsid w:val="57B90FFA"/>
     <w:multiLevelType w:val="multilevel"/>
     <w:tmpl w:val="5FA84584"/>
@@ -10809,7 +13812,7 @@
       </w:rPr>
     </w:lvl>
   </w:abstractNum>
-  <w:abstractNum w:abstractNumId="24" w15:restartNumberingAfterBreak="0">
+  <w:abstractNum w:abstractNumId="28" w15:restartNumberingAfterBreak="0">
     <w:nsid w:val="58417512"/>
     <w:multiLevelType w:val="multilevel"/>
     <w:tmpl w:val="E5C8CF3C"/>
@@ -10958,7 +13961,7 @@
       </w:rPr>
     </w:lvl>
   </w:abstractNum>
-  <w:abstractNum w:abstractNumId="25" w15:restartNumberingAfterBreak="0">
+  <w:abstractNum w:abstractNumId="29" w15:restartNumberingAfterBreak="0">
     <w:nsid w:val="58BC5C46"/>
     <w:multiLevelType w:val="multilevel"/>
     <w:tmpl w:val="65249C42"/>
@@ -11107,7 +14110,7 @@
       </w:rPr>
     </w:lvl>
   </w:abstractNum>
-  <w:abstractNum w:abstractNumId="26" w15:restartNumberingAfterBreak="0">
+  <w:abstractNum w:abstractNumId="30" w15:restartNumberingAfterBreak="0">
     <w:nsid w:val="59D92615"/>
     <w:multiLevelType w:val="multilevel"/>
     <w:tmpl w:val="60D8A904"/>
@@ -11256,7 +14259,7 @@
       </w:rPr>
     </w:lvl>
   </w:abstractNum>
-  <w:abstractNum w:abstractNumId="27" w15:restartNumberingAfterBreak="0">
+  <w:abstractNum w:abstractNumId="31" w15:restartNumberingAfterBreak="0">
     <w:nsid w:val="6DF17FF2"/>
     <w:multiLevelType w:val="multilevel"/>
     <w:tmpl w:val="7390B934"/>
@@ -11369,7 +14372,7 @@
       </w:pPr>
     </w:lvl>
   </w:abstractNum>
-  <w:abstractNum w:abstractNumId="28" w15:restartNumberingAfterBreak="0">
+  <w:abstractNum w:abstractNumId="32" w15:restartNumberingAfterBreak="0">
     <w:nsid w:val="715348CA"/>
     <w:multiLevelType w:val="multilevel"/>
     <w:tmpl w:val="50288884"/>
@@ -11482,7 +14485,156 @@
       </w:pPr>
     </w:lvl>
   </w:abstractNum>
-  <w:abstractNum w:abstractNumId="29" w15:restartNumberingAfterBreak="0">
+  <w:abstractNum w:abstractNumId="33" w15:restartNumberingAfterBreak="0">
+    <w:nsid w:val="789010C3"/>
+    <w:multiLevelType w:val="multilevel"/>
+    <w:tmpl w:val="53D0E026"/>
+    <w:lvl w:ilvl="0">
+      <w:start w:val="1"/>
+      <w:numFmt w:val="bullet"/>
+      <w:lvlText w:val=""/>
+      <w:lvlJc w:val="left"/>
+      <w:pPr>
+        <w:tabs>
+          <w:tab w:val="num" w:pos="720"/>
+        </w:tabs>
+        <w:ind w:left="720" w:hanging="360"/>
+      </w:pPr>
+      <w:rPr>
+        <w:rFonts w:ascii="Symbol" w:hAnsi="Symbol" w:hint="default"/>
+        <w:sz w:val="20"/>
+      </w:rPr>
+    </w:lvl>
+    <w:lvl w:ilvl="1" w:tentative="1">
+      <w:start w:val="1"/>
+      <w:numFmt w:val="bullet"/>
+      <w:lvlText w:val="o"/>
+      <w:lvlJc w:val="left"/>
+      <w:pPr>
+        <w:tabs>
+          <w:tab w:val="num" w:pos="1440"/>
+        </w:tabs>
+        <w:ind w:left="1440" w:hanging="360"/>
+      </w:pPr>
+      <w:rPr>
+        <w:rFonts w:ascii="Courier New" w:hAnsi="Courier New" w:hint="default"/>
+        <w:sz w:val="20"/>
+      </w:rPr>
+    </w:lvl>
+    <w:lvl w:ilvl="2" w:tentative="1">
+      <w:start w:val="1"/>
+      <w:numFmt w:val="bullet"/>
+      <w:lvlText w:val=""/>
+      <w:lvlJc w:val="left"/>
+      <w:pPr>
+        <w:tabs>
+          <w:tab w:val="num" w:pos="2160"/>
+        </w:tabs>
+        <w:ind w:left="2160" w:hanging="360"/>
+      </w:pPr>
+      <w:rPr>
+        <w:rFonts w:ascii="Wingdings" w:hAnsi="Wingdings" w:hint="default"/>
+        <w:sz w:val="20"/>
+      </w:rPr>
+    </w:lvl>
+    <w:lvl w:ilvl="3" w:tentative="1">
+      <w:start w:val="1"/>
+      <w:numFmt w:val="bullet"/>
+      <w:lvlText w:val=""/>
+      <w:lvlJc w:val="left"/>
+      <w:pPr>
+        <w:tabs>
+          <w:tab w:val="num" w:pos="2880"/>
+        </w:tabs>
+        <w:ind w:left="2880" w:hanging="360"/>
+      </w:pPr>
+      <w:rPr>
+        <w:rFonts w:ascii="Wingdings" w:hAnsi="Wingdings" w:hint="default"/>
+        <w:sz w:val="20"/>
+      </w:rPr>
+    </w:lvl>
+    <w:lvl w:ilvl="4" w:tentative="1">
+      <w:start w:val="1"/>
+      <w:numFmt w:val="bullet"/>
+      <w:lvlText w:val=""/>
+      <w:lvlJc w:val="left"/>
+      <w:pPr>
+        <w:tabs>
+          <w:tab w:val="num" w:pos="3600"/>
+        </w:tabs>
+        <w:ind w:left="3600" w:hanging="360"/>
+      </w:pPr>
+      <w:rPr>
+        <w:rFonts w:ascii="Wingdings" w:hAnsi="Wingdings" w:hint="default"/>
+        <w:sz w:val="20"/>
+      </w:rPr>
+    </w:lvl>
+    <w:lvl w:ilvl="5" w:tentative="1">
+      <w:start w:val="1"/>
+      <w:numFmt w:val="bullet"/>
+      <w:lvlText w:val=""/>
+      <w:lvlJc w:val="left"/>
+      <w:pPr>
+        <w:tabs>
+          <w:tab w:val="num" w:pos="4320"/>
+        </w:tabs>
+        <w:ind w:left="4320" w:hanging="360"/>
+      </w:pPr>
+      <w:rPr>
+        <w:rFonts w:ascii="Wingdings" w:hAnsi="Wingdings" w:hint="default"/>
+        <w:sz w:val="20"/>
+      </w:rPr>
+    </w:lvl>
+    <w:lvl w:ilvl="6" w:tentative="1">
+      <w:start w:val="1"/>
+      <w:numFmt w:val="bullet"/>
+      <w:lvlText w:val=""/>
+      <w:lvlJc w:val="left"/>
+      <w:pPr>
+        <w:tabs>
+          <w:tab w:val="num" w:pos="5040"/>
+        </w:tabs>
+        <w:ind w:left="5040" w:hanging="360"/>
+      </w:pPr>
+      <w:rPr>
+        <w:rFonts w:ascii="Wingdings" w:hAnsi="Wingdings" w:hint="default"/>
+        <w:sz w:val="20"/>
+      </w:rPr>
+    </w:lvl>
+    <w:lvl w:ilvl="7" w:tentative="1">
+      <w:start w:val="1"/>
+      <w:numFmt w:val="bullet"/>
+      <w:lvlText w:val=""/>
+      <w:lvlJc w:val="left"/>
+      <w:pPr>
+        <w:tabs>
+          <w:tab w:val="num" w:pos="5760"/>
+        </w:tabs>
+        <w:ind w:left="5760" w:hanging="360"/>
+      </w:pPr>
+      <w:rPr>
+        <w:rFonts w:ascii="Wingdings" w:hAnsi="Wingdings" w:hint="default"/>
+        <w:sz w:val="20"/>
+      </w:rPr>
+    </w:lvl>
+    <w:lvl w:ilvl="8" w:tentative="1">
+      <w:start w:val="1"/>
+      <w:numFmt w:val="bullet"/>
+      <w:lvlText w:val=""/>
+      <w:lvlJc w:val="left"/>
+      <w:pPr>
+        <w:tabs>
+          <w:tab w:val="num" w:pos="6480"/>
+        </w:tabs>
+        <w:ind w:left="6480" w:hanging="360"/>
+      </w:pPr>
+      <w:rPr>
+        <w:rFonts w:ascii="Wingdings" w:hAnsi="Wingdings" w:hint="default"/>
+        <w:sz w:val="20"/>
+      </w:rPr>
+    </w:lvl>
+  </w:abstractNum>
+  <w:abstractNum w:abstractNumId="34" w15:restartNumberingAfterBreak="0">
     <w:nsid w:val="78BC0BDF"/>
     <w:multiLevelType w:val="multilevel"/>
     <w:tmpl w:val="41467532"/>
@@ -11631,7 +14783,7 @@
       </w:rPr>
     </w:lvl>
   </w:abstractNum>
-  <w:abstractNum w:abstractNumId="30" w15:restartNumberingAfterBreak="0">
+  <w:abstractNum w:abstractNumId="35" w15:restartNumberingAfterBreak="0">
     <w:nsid w:val="7B3163D6"/>
     <w:multiLevelType w:val="multilevel"/>
     <w:tmpl w:val="8BA84750"/>
@@ -11781,97 +14933,112 @@
     </w:lvl>
   </w:abstractNum>
   <w:num w:numId="1" w16cid:durableId="696584190">
-    <w:abstractNumId w:val="15"/>
+    <w:abstractNumId w:val="18"/>
   </w:num>
   <w:num w:numId="2" w16cid:durableId="1747259762">
-    <w:abstractNumId w:val="4"/>
+    <w:abstractNumId w:val="6"/>
   </w:num>
   <w:num w:numId="3" w16cid:durableId="1691179610">
+    <w:abstractNumId w:val="32"/>
+  </w:num>
+  <w:num w:numId="4" w16cid:durableId="1399480621">
+    <w:abstractNumId w:val="31"/>
+  </w:num>
+  <w:num w:numId="5" w16cid:durableId="2025091158">
     <w:abstractNumId w:val="28"/>
   </w:num>
-  <w:num w:numId="4" w16cid:durableId="1399480621">
+  <w:num w:numId="6" w16cid:durableId="468208416">
+    <w:abstractNumId w:val="13"/>
+  </w:num>
+  <w:num w:numId="7" w16cid:durableId="104664305">
+    <w:abstractNumId w:val="29"/>
+  </w:num>
+  <w:num w:numId="8" w16cid:durableId="15035671">
+    <w:abstractNumId w:val="8"/>
+  </w:num>
+  <w:num w:numId="9" w16cid:durableId="655034754">
     <w:abstractNumId w:val="27"/>
   </w:num>
-  <w:num w:numId="5" w16cid:durableId="2025091158">
+  <w:num w:numId="10" w16cid:durableId="621419416">
+    <w:abstractNumId w:val="35"/>
+  </w:num>
+  <w:num w:numId="11" w16cid:durableId="1209219453">
+    <w:abstractNumId w:val="19"/>
+  </w:num>
+  <w:num w:numId="12" w16cid:durableId="1075200423">
+    <w:abstractNumId w:val="9"/>
+  </w:num>
+  <w:num w:numId="13" w16cid:durableId="2013873678">
+    <w:abstractNumId w:val="20"/>
+  </w:num>
+  <w:num w:numId="14" w16cid:durableId="1133449715">
     <w:abstractNumId w:val="24"/>
   </w:num>
-  <w:num w:numId="6" w16cid:durableId="468208416">
-    <w:abstractNumId w:val="10"/>
-  </w:num>
-  <w:num w:numId="7" w16cid:durableId="104664305">
-    <w:abstractNumId w:val="25"/>
-  </w:num>
-  <w:num w:numId="8" w16cid:durableId="15035671">
-    <w:abstractNumId w:val="6"/>
-  </w:num>
-  <w:num w:numId="9" w16cid:durableId="655034754">
-    <w:abstractNumId w:val="23"/>
-  </w:num>
-  <w:num w:numId="10" w16cid:durableId="621419416">
+  <w:num w:numId="15" w16cid:durableId="1348555731">
     <w:abstractNumId w:val="30"/>
-  </w:num>
-  <w:num w:numId="11" w16cid:durableId="1209219453">
-    <w:abstractNumId w:val="16"/>
-  </w:num>
-  <w:num w:numId="12" w16cid:durableId="1075200423">
-    <w:abstractNumId w:val="7"/>
-  </w:num>
-  <w:num w:numId="13" w16cid:durableId="2013873678">
-    <w:abstractNumId w:val="17"/>
-  </w:num>
-  <w:num w:numId="14" w16cid:durableId="1133449715">
-    <w:abstractNumId w:val="20"/>
-  </w:num>
-  <w:num w:numId="15" w16cid:durableId="1348555731">
-    <w:abstractNumId w:val="26"/>
   </w:num>
   <w:num w:numId="16" w16cid:durableId="1389647130">
     <w:abstractNumId w:val="2"/>
   </w:num>
   <w:num w:numId="17" w16cid:durableId="1737625981">
-    <w:abstractNumId w:val="3"/>
+    <w:abstractNumId w:val="4"/>
   </w:num>
   <w:num w:numId="18" w16cid:durableId="416679900">
-    <w:abstractNumId w:val="5"/>
+    <w:abstractNumId w:val="7"/>
   </w:num>
   <w:num w:numId="19" w16cid:durableId="1536187369">
-    <w:abstractNumId w:val="13"/>
+    <w:abstractNumId w:val="16"/>
   </w:num>
   <w:num w:numId="20" w16cid:durableId="1141310079">
-    <w:abstractNumId w:val="21"/>
+    <w:abstractNumId w:val="25"/>
   </w:num>
   <w:num w:numId="21" w16cid:durableId="1813477048">
     <w:abstractNumId w:val="0"/>
   </w:num>
   <w:num w:numId="22" w16cid:durableId="543253394">
-    <w:abstractNumId w:val="18"/>
+    <w:abstractNumId w:val="21"/>
   </w:num>
   <w:num w:numId="23" w16cid:durableId="1226144208">
-    <w:abstractNumId w:val="11"/>
+    <w:abstractNumId w:val="14"/>
   </w:num>
   <w:num w:numId="24" w16cid:durableId="760297013">
-    <w:abstractNumId w:val="29"/>
+    <w:abstractNumId w:val="34"/>
   </w:num>
   <w:num w:numId="25" w16cid:durableId="1111126328">
-    <w:abstractNumId w:val="22"/>
+    <w:abstractNumId w:val="26"/>
   </w:num>
   <w:num w:numId="26" w16cid:durableId="1771581909">
-    <w:abstractNumId w:val="12"/>
+    <w:abstractNumId w:val="15"/>
   </w:num>
   <w:num w:numId="27" w16cid:durableId="1345085296">
     <w:abstractNumId w:val="1"/>
   </w:num>
   <w:num w:numId="28" w16cid:durableId="397678998">
-    <w:abstractNumId w:val="8"/>
+    <w:abstractNumId w:val="10"/>
   </w:num>
   <w:num w:numId="29" w16cid:durableId="982008169">
-    <w:abstractNumId w:val="14"/>
+    <w:abstractNumId w:val="17"/>
   </w:num>
   <w:num w:numId="30" w16cid:durableId="939066719">
-    <w:abstractNumId w:val="9"/>
+    <w:abstractNumId w:val="11"/>
   </w:num>
   <w:num w:numId="31" w16cid:durableId="876510830">
-    <w:abstractNumId w:val="19"/>
+    <w:abstractNumId w:val="23"/>
+  </w:num>
+  <w:num w:numId="32" w16cid:durableId="902106299">
+    <w:abstractNumId w:val="12"/>
+  </w:num>
+  <w:num w:numId="33" w16cid:durableId="1100490539">
+    <w:abstractNumId w:val="3"/>
+  </w:num>
+  <w:num w:numId="34" w16cid:durableId="771121688">
+    <w:abstractNumId w:val="22"/>
+  </w:num>
+  <w:num w:numId="35" w16cid:durableId="1479685463">
+    <w:abstractNumId w:val="33"/>
+  </w:num>
+  <w:num w:numId="36" w16cid:durableId="134955994">
+    <w:abstractNumId w:val="5"/>
   </w:num>
 </w:numbering>
 </file>

--- a/DSA Notes.docx
+++ b/DSA Notes.docx
@@ -7473,15 +7473,7 @@
           <w:sz w:val="28"/>
         </w:rPr>
         <w:lastRenderedPageBreak/>
-        <w:t xml:space="preserve">V. </w:t>
-      </w:r>
-      <w:r>
-        <w:rPr>
-          <w:b/>
-          <w:bCs/>
-          <w:sz w:val="28"/>
-        </w:rPr>
-        <w:t>Dynamic Arrays</w:t>
+        <w:t>V. Dynamic Arrays</w:t>
       </w:r>
     </w:p>
     <w:p>
@@ -9409,23 +9401,7 @@
       </w:r>
       <w:proofErr w:type="spellEnd"/>
       <w:r>
-        <w:t xml:space="preserve">] = </w:t>
-      </w:r>
-      <w:proofErr w:type="spellStart"/>
-      <w:r>
-        <w:t>arr</w:t>
-      </w:r>
-      <w:proofErr w:type="spellEnd"/>
-      <w:r>
-        <w:t>[</w:t>
-      </w:r>
-      <w:proofErr w:type="spellStart"/>
-      <w:r>
-        <w:t>i</w:t>
-      </w:r>
-      <w:proofErr w:type="spellEnd"/>
-      <w:r>
-        <w:t>];</w:t>
+        <w:t>] = arr[i];</w:t>
       </w:r>
     </w:p>
     <w:p>
@@ -9946,7 +9922,2417 @@
       </w:r>
     </w:p>
     <w:p/>
+    <w:p>
+      <w:pPr>
+        <w:rPr>
+          <w:b/>
+          <w:bCs/>
+          <w:sz w:val="28"/>
+          <w:szCs w:val="28"/>
+        </w:rPr>
+      </w:pPr>
+      <w:r>
+        <w:rPr>
+          <w:b/>
+          <w:bCs/>
+          <w:sz w:val="28"/>
+          <w:szCs w:val="28"/>
+        </w:rPr>
+        <w:t xml:space="preserve">VI. </w:t>
+      </w:r>
+      <w:r>
+        <w:rPr>
+          <w:b/>
+          <w:bCs/>
+          <w:sz w:val="28"/>
+          <w:szCs w:val="28"/>
+        </w:rPr>
+        <w:t>Java Object References (Pointers)</w:t>
+      </w:r>
+    </w:p>
+    <w:p>
+      <w:pPr>
+        <w:rPr>
+          <w:b/>
+          <w:bCs/>
+        </w:rPr>
+      </w:pPr>
+      <w:r>
+        <w:rPr>
+          <w:b/>
+          <w:bCs/>
+        </w:rPr>
+        <w:t>1. Java Memory Model</w:t>
+      </w:r>
+    </w:p>
+    <w:p>
+      <w:pPr>
+        <w:rPr>
+          <w:b/>
+          <w:bCs/>
+        </w:rPr>
+      </w:pPr>
+      <w:r>
+        <w:rPr>
+          <w:b/>
+          <w:bCs/>
+        </w:rPr>
+        <w:t>Stack Memory</w:t>
+      </w:r>
+    </w:p>
+    <w:p>
+      <w:r>
+        <w:t>Stores:</w:t>
+      </w:r>
+    </w:p>
+    <w:p>
+      <w:pPr>
+        <w:numPr>
+          <w:ilvl w:val="0"/>
+          <w:numId w:val="37"/>
+        </w:numPr>
+      </w:pPr>
+      <w:r>
+        <w:t>Local variables</w:t>
+      </w:r>
+    </w:p>
+    <w:p>
+      <w:pPr>
+        <w:numPr>
+          <w:ilvl w:val="0"/>
+          <w:numId w:val="37"/>
+        </w:numPr>
+      </w:pPr>
+      <w:r>
+        <w:lastRenderedPageBreak/>
+        <w:t>Method parameters</w:t>
+      </w:r>
+    </w:p>
+    <w:p>
+      <w:pPr>
+        <w:numPr>
+          <w:ilvl w:val="0"/>
+          <w:numId w:val="37"/>
+        </w:numPr>
+      </w:pPr>
+      <w:r>
+        <w:t>Primitive values</w:t>
+      </w:r>
+    </w:p>
+    <w:p>
+      <w:pPr>
+        <w:numPr>
+          <w:ilvl w:val="0"/>
+          <w:numId w:val="37"/>
+        </w:numPr>
+      </w:pPr>
+      <w:r>
+        <w:t>Object references</w:t>
+      </w:r>
+    </w:p>
+    <w:p>
+      <w:r>
+        <w:t>Example:</w:t>
+      </w:r>
+    </w:p>
+    <w:p>
+      <w:r>
+        <w:t>int x = 10;</w:t>
+      </w:r>
+    </w:p>
+    <w:p>
+      <w:r>
+        <w:t>Stack</w:t>
+      </w:r>
+    </w:p>
+    <w:p>
+      <w:r>
+        <w:t>-----</w:t>
+      </w:r>
+    </w:p>
+    <w:p>
+      <w:r>
+        <w:t>x = 10</w:t>
+      </w:r>
+    </w:p>
+    <w:p>
+      <w:r>
+        <w:pict w14:anchorId="03E78FAC">
+          <v:rect id="_x0000_i1163" style="width:0;height:1.5pt" o:hralign="center" o:hrstd="t" o:hr="t" fillcolor="#a0a0a0" stroked="f"/>
+        </w:pict>
+      </w:r>
+    </w:p>
+    <w:p>
+      <w:pPr>
+        <w:rPr>
+          <w:b/>
+          <w:bCs/>
+        </w:rPr>
+      </w:pPr>
+      <w:r>
+        <w:rPr>
+          <w:b/>
+          <w:bCs/>
+        </w:rPr>
+        <w:t>Heap Memory</w:t>
+      </w:r>
+    </w:p>
+    <w:p>
+      <w:r>
+        <w:t>Stores:</w:t>
+      </w:r>
+    </w:p>
+    <w:p>
+      <w:pPr>
+        <w:numPr>
+          <w:ilvl w:val="0"/>
+          <w:numId w:val="38"/>
+        </w:numPr>
+      </w:pPr>
+      <w:r>
+        <w:t>Objects</w:t>
+      </w:r>
+    </w:p>
+    <w:p>
+      <w:pPr>
+        <w:numPr>
+          <w:ilvl w:val="0"/>
+          <w:numId w:val="38"/>
+        </w:numPr>
+      </w:pPr>
+      <w:r>
+        <w:t>Arrays</w:t>
+      </w:r>
+    </w:p>
+    <w:p>
+      <w:r>
+        <w:t>Example:</w:t>
+      </w:r>
+    </w:p>
+    <w:p>
+      <w:r>
+        <w:t xml:space="preserve">Person p = new </w:t>
+      </w:r>
+      <w:proofErr w:type="gramStart"/>
+      <w:r>
+        <w:t>Person(</w:t>
+      </w:r>
+      <w:proofErr w:type="gramEnd"/>
+      <w:r>
+        <w:t>);</w:t>
+      </w:r>
+    </w:p>
+    <w:p>
+      <w:r>
+        <w:t>Stack                  Heap</w:t>
+      </w:r>
+    </w:p>
+    <w:p>
+      <w:r>
+        <w:t>-----                  ----------------</w:t>
+      </w:r>
+    </w:p>
+    <w:p>
+      <w:r>
+        <w:t>p ------------------</w:t>
+      </w:r>
+      <w:proofErr w:type="gramStart"/>
+      <w:r>
+        <w:t>&gt;  Person</w:t>
+      </w:r>
+      <w:proofErr w:type="gramEnd"/>
+      <w:r>
+        <w:t xml:space="preserve"> Object</w:t>
+      </w:r>
+    </w:p>
+    <w:p>
+      <w:r>
+        <w:pict w14:anchorId="657F5BBA">
+          <v:rect id="_x0000_i1164" style="width:0;height:1.5pt" o:hralign="center" o:hrstd="t" o:hr="t" fillcolor="#a0a0a0" stroked="f"/>
+        </w:pict>
+      </w:r>
+    </w:p>
+    <w:p>
+      <w:pPr>
+        <w:rPr>
+          <w:b/>
+          <w:bCs/>
+        </w:rPr>
+      </w:pPr>
+      <w:r>
+        <w:rPr>
+          <w:b/>
+          <w:bCs/>
+        </w:rPr>
+        <w:t>2. What is a Reference?</w:t>
+      </w:r>
+    </w:p>
+    <w:p>
+      <w:r>
+        <w:t xml:space="preserve">A reference is </w:t>
+      </w:r>
+      <w:r>
+        <w:rPr>
+          <w:b/>
+          <w:bCs/>
+        </w:rPr>
+        <w:t>not the object itself</w:t>
+      </w:r>
+      <w:r>
+        <w:t>.</w:t>
+      </w:r>
+    </w:p>
+    <w:p>
+      <w:r>
+        <w:t>It is a value that allows the JVM to locate an object in heap memory.</w:t>
+      </w:r>
+    </w:p>
+    <w:p>
+      <w:r>
+        <w:t>Think of it like:</w:t>
+      </w:r>
+    </w:p>
+    <w:p>
+      <w:r>
+        <w:t>House Address ---&gt; House</w:t>
+      </w:r>
+    </w:p>
+    <w:p>
+      <w:r>
+        <w:t>The address is not the house.</w:t>
+      </w:r>
+    </w:p>
+    <w:p>
+      <w:r>
+        <w:t>Similarly,</w:t>
+      </w:r>
+    </w:p>
+    <w:p>
+      <w:r>
+        <w:t>Reference ---&gt; Object</w:t>
+      </w:r>
+    </w:p>
+    <w:p>
+      <w:r>
+        <w:pict w14:anchorId="61EEC8C8">
+          <v:rect id="_x0000_i1165" style="width:0;height:1.5pt" o:hralign="center" o:hrstd="t" o:hr="t" fillcolor="#a0a0a0" stroked="f"/>
+        </w:pict>
+      </w:r>
+    </w:p>
+    <w:p>
+      <w:pPr>
+        <w:rPr>
+          <w:b/>
+          <w:bCs/>
+        </w:rPr>
+      </w:pPr>
+      <w:r>
+        <w:rPr>
+          <w:b/>
+          <w:bCs/>
+        </w:rPr>
+        <w:t>3. Creating an Object</w:t>
+      </w:r>
+    </w:p>
+    <w:p>
+      <w:r>
+        <w:t xml:space="preserve">Person p = new </w:t>
+      </w:r>
+      <w:proofErr w:type="gramStart"/>
+      <w:r>
+        <w:t>Person(</w:t>
+      </w:r>
+      <w:proofErr w:type="gramEnd"/>
+      <w:r>
+        <w:t>);</w:t>
+      </w:r>
+    </w:p>
+    <w:p>
+      <w:r>
+        <w:t>Steps:</w:t>
+      </w:r>
+    </w:p>
+    <w:p>
+      <w:pPr>
+        <w:numPr>
+          <w:ilvl w:val="0"/>
+          <w:numId w:val="39"/>
+        </w:numPr>
+      </w:pPr>
+      <w:r>
+        <w:lastRenderedPageBreak/>
+        <w:t>Allocate memory in Heap.</w:t>
+      </w:r>
+    </w:p>
+    <w:p>
+      <w:pPr>
+        <w:numPr>
+          <w:ilvl w:val="0"/>
+          <w:numId w:val="39"/>
+        </w:numPr>
+      </w:pPr>
+      <w:r>
+        <w:t>Create the object.</w:t>
+      </w:r>
+    </w:p>
+    <w:p>
+      <w:pPr>
+        <w:numPr>
+          <w:ilvl w:val="0"/>
+          <w:numId w:val="39"/>
+        </w:numPr>
+      </w:pPr>
+      <w:r>
+        <w:t>Store the object's reference in variable p.</w:t>
+      </w:r>
+    </w:p>
+    <w:p>
+      <w:r>
+        <w:t>Stack                 Heap</w:t>
+      </w:r>
+    </w:p>
     <w:p/>
+    <w:p>
+      <w:r>
+        <w:t>p -------------&gt; Person Object</w:t>
+      </w:r>
+    </w:p>
+    <w:p>
+      <w:r>
+        <w:pict w14:anchorId="2099952C">
+          <v:rect id="_x0000_i1166" style="width:0;height:1.5pt" o:hralign="center" o:hrstd="t" o:hr="t" fillcolor="#a0a0a0" stroked="f"/>
+        </w:pict>
+      </w:r>
+    </w:p>
+    <w:p>
+      <w:pPr>
+        <w:rPr>
+          <w:b/>
+          <w:bCs/>
+        </w:rPr>
+      </w:pPr>
+      <w:r>
+        <w:rPr>
+          <w:b/>
+          <w:bCs/>
+        </w:rPr>
+        <w:t>4. Accessing Object Members</w:t>
+      </w:r>
+    </w:p>
+    <w:p>
+      <w:r>
+        <w:t>p.name = "John";</w:t>
+      </w:r>
+    </w:p>
+    <w:p>
+      <w:r>
+        <w:t>Process:</w:t>
+      </w:r>
+    </w:p>
+    <w:p>
+      <w:r>
+        <w:t>p</w:t>
+      </w:r>
+    </w:p>
+    <w:p>
+      <w:r>
+        <w:t xml:space="preserve"> |</w:t>
+      </w:r>
+    </w:p>
+    <w:p>
+      <w:r>
+        <w:t xml:space="preserve"> V</w:t>
+      </w:r>
+    </w:p>
+    <w:p/>
+    <w:p>
+      <w:r>
+        <w:t>Person Object</w:t>
+      </w:r>
+    </w:p>
+    <w:p/>
+    <w:p>
+      <w:r>
+        <w:t>name = John</w:t>
+      </w:r>
+    </w:p>
+    <w:p>
+      <w:r>
+        <w:t>The reference remains the same.</w:t>
+      </w:r>
+    </w:p>
+    <w:p>
+      <w:r>
+        <w:t>Only the object changes.</w:t>
+      </w:r>
+    </w:p>
+    <w:p>
+      <w:r>
+        <w:pict w14:anchorId="3EFC7DC5">
+          <v:rect id="_x0000_i1167" style="width:0;height:1.5pt" o:hralign="center" o:hrstd="t" o:hr="t" fillcolor="#a0a0a0" stroked="f"/>
+        </w:pict>
+      </w:r>
+    </w:p>
+    <w:p>
+      <w:pPr>
+        <w:rPr>
+          <w:b/>
+          <w:bCs/>
+        </w:rPr>
+      </w:pPr>
+      <w:r>
+        <w:rPr>
+          <w:b/>
+          <w:bCs/>
+        </w:rPr>
+        <w:t>5. Multiple References</w:t>
+      </w:r>
+    </w:p>
+    <w:p>
+      <w:r>
+        <w:t xml:space="preserve">Person p1 = new </w:t>
+      </w:r>
+      <w:proofErr w:type="gramStart"/>
+      <w:r>
+        <w:t>Person(</w:t>
+      </w:r>
+      <w:proofErr w:type="gramEnd"/>
+      <w:r>
+        <w:t>);</w:t>
+      </w:r>
+    </w:p>
+    <w:p>
+      <w:r>
+        <w:t>Person p2 = p1;</w:t>
+      </w:r>
+    </w:p>
+    <w:p>
+      <w:r>
+        <w:t>p1 -----+</w:t>
+      </w:r>
+    </w:p>
+    <w:p>
+      <w:r>
+        <w:t xml:space="preserve">         |</w:t>
+      </w:r>
+    </w:p>
+    <w:p>
+      <w:r>
+        <w:t>p2 -----+</w:t>
+      </w:r>
+    </w:p>
+    <w:p>
+      <w:r>
+        <w:t xml:space="preserve">         |</w:t>
+      </w:r>
+    </w:p>
+    <w:p>
+      <w:r>
+        <w:t xml:space="preserve">         V</w:t>
+      </w:r>
+    </w:p>
+    <w:p>
+      <w:r>
+        <w:t xml:space="preserve">    Person Object</w:t>
+      </w:r>
+    </w:p>
+    <w:p>
+      <w:r>
+        <w:t xml:space="preserve">Both variables refer to the </w:t>
+      </w:r>
+      <w:r>
+        <w:rPr>
+          <w:b/>
+          <w:bCs/>
+        </w:rPr>
+        <w:t>same object</w:t>
+      </w:r>
+      <w:r>
+        <w:t>.</w:t>
+      </w:r>
+    </w:p>
+    <w:p>
+      <w:r>
+        <w:t>Therefore,</w:t>
+      </w:r>
+    </w:p>
+    <w:p>
+      <w:r>
+        <w:lastRenderedPageBreak/>
+        <w:t>p1.name = "John";</w:t>
+      </w:r>
+    </w:p>
+    <w:p>
+      <w:proofErr w:type="spellStart"/>
+      <w:r>
+        <w:t>System.out.println</w:t>
+      </w:r>
+      <w:proofErr w:type="spellEnd"/>
+      <w:r>
+        <w:t>(p2.name);</w:t>
+      </w:r>
+    </w:p>
+    <w:p>
+      <w:r>
+        <w:t>Output:</w:t>
+      </w:r>
+    </w:p>
+    <w:p>
+      <w:r>
+        <w:t>John</w:t>
+      </w:r>
+    </w:p>
+    <w:p>
+      <w:r>
+        <w:pict w14:anchorId="7771BEA9">
+          <v:rect id="_x0000_i1168" style="width:0;height:1.5pt" o:hralign="center" o:hrstd="t" o:hr="t" fillcolor="#a0a0a0" stroked="f"/>
+        </w:pict>
+      </w:r>
+    </w:p>
+    <w:p>
+      <w:pPr>
+        <w:rPr>
+          <w:b/>
+          <w:bCs/>
+        </w:rPr>
+      </w:pPr>
+      <w:r>
+        <w:rPr>
+          <w:b/>
+          <w:bCs/>
+        </w:rPr>
+        <w:t>6. Reassigning a Reference</w:t>
+      </w:r>
+    </w:p>
+    <w:p>
+      <w:r>
+        <w:t xml:space="preserve">p2 = new </w:t>
+      </w:r>
+      <w:proofErr w:type="gramStart"/>
+      <w:r>
+        <w:t>Person(</w:t>
+      </w:r>
+      <w:proofErr w:type="gramEnd"/>
+      <w:r>
+        <w:t>);</w:t>
+      </w:r>
+    </w:p>
+    <w:p>
+      <w:r>
+        <w:t>Before:</w:t>
+      </w:r>
+    </w:p>
+    <w:p>
+      <w:r>
+        <w:t>p1 ----+</w:t>
+      </w:r>
+    </w:p>
+    <w:p>
+      <w:r>
+        <w:t xml:space="preserve">        |</w:t>
+      </w:r>
+    </w:p>
+    <w:p>
+      <w:r>
+        <w:t>p2 ----+</w:t>
+      </w:r>
+    </w:p>
+    <w:p>
+      <w:r>
+        <w:t xml:space="preserve">        |</w:t>
+      </w:r>
+    </w:p>
+    <w:p>
+      <w:r>
+        <w:t xml:space="preserve">        V</w:t>
+      </w:r>
+    </w:p>
+    <w:p>
+      <w:r>
+        <w:t xml:space="preserve">     Object A</w:t>
+      </w:r>
+    </w:p>
+    <w:p>
+      <w:r>
+        <w:t>After:</w:t>
+      </w:r>
+    </w:p>
+    <w:p>
+      <w:r>
+        <w:t>p1 ---------&gt; Object A</w:t>
+      </w:r>
+    </w:p>
+    <w:p/>
+    <w:p>
+      <w:r>
+        <w:t>p2 ---------&gt; Object B</w:t>
+      </w:r>
+    </w:p>
+    <w:p>
+      <w:r>
+        <w:t>Now they are different objects.</w:t>
+      </w:r>
+    </w:p>
+    <w:p>
+      <w:r>
+        <w:pict w14:anchorId="61AC6044">
+          <v:rect id="_x0000_i1169" style="width:0;height:1.5pt" o:hralign="center" o:hrstd="t" o:hr="t" fillcolor="#a0a0a0" stroked="f"/>
+        </w:pict>
+      </w:r>
+    </w:p>
+    <w:p>
+      <w:pPr>
+        <w:rPr>
+          <w:b/>
+          <w:bCs/>
+        </w:rPr>
+      </w:pPr>
+      <w:r>
+        <w:rPr>
+          <w:b/>
+          <w:bCs/>
+        </w:rPr>
+        <w:t>7. Primitive Variables</w:t>
+      </w:r>
+    </w:p>
+    <w:p>
+      <w:r>
+        <w:t>int a = 10;</w:t>
+      </w:r>
+    </w:p>
+    <w:p>
+      <w:r>
+        <w:t>int b = a;</w:t>
+      </w:r>
+    </w:p>
+    <w:p>
+      <w:r>
+        <w:t>a = 10</w:t>
+      </w:r>
+    </w:p>
+    <w:p>
+      <w:r>
+        <w:t>b = 10</w:t>
+      </w:r>
+    </w:p>
+    <w:p>
+      <w:r>
+        <w:t>Changing</w:t>
+      </w:r>
+    </w:p>
+    <w:p>
+      <w:r>
+        <w:t>b = 20;</w:t>
+      </w:r>
+    </w:p>
+    <w:p>
+      <w:r>
+        <w:t>a = 10</w:t>
+      </w:r>
+    </w:p>
+    <w:p>
+      <w:r>
+        <w:t>b = 20</w:t>
+      </w:r>
+    </w:p>
+    <w:p>
+      <w:r>
+        <w:t>Independent copies.</w:t>
+      </w:r>
+    </w:p>
+    <w:p>
+      <w:r>
+        <w:pict w14:anchorId="2CF5E8BF">
+          <v:rect id="_x0000_i1170" style="width:0;height:1.5pt" o:hralign="center" o:hrstd="t" o:hr="t" fillcolor="#a0a0a0" stroked="f"/>
+        </w:pict>
+      </w:r>
+    </w:p>
+    <w:p>
+      <w:pPr>
+        <w:rPr>
+          <w:b/>
+          <w:bCs/>
+        </w:rPr>
+      </w:pPr>
+      <w:r>
+        <w:rPr>
+          <w:b/>
+          <w:bCs/>
+        </w:rPr>
+        <w:lastRenderedPageBreak/>
+        <w:t>8. Reference Variables</w:t>
+      </w:r>
+    </w:p>
+    <w:p>
+      <w:r>
+        <w:t>Person p2 = p1;</w:t>
+      </w:r>
+    </w:p>
+    <w:p>
+      <w:r>
+        <w:t xml:space="preserve">Copies the </w:t>
+      </w:r>
+      <w:r>
+        <w:rPr>
+          <w:b/>
+          <w:bCs/>
+        </w:rPr>
+        <w:t>reference</w:t>
+      </w:r>
+      <w:r>
+        <w:t>, not the object.</w:t>
+      </w:r>
+    </w:p>
+    <w:p>
+      <w:r>
+        <w:t>p1 ---&gt; Object</w:t>
+      </w:r>
+    </w:p>
+    <w:p/>
+    <w:p>
+      <w:r>
+        <w:t>p2 ---&gt; Same Object</w:t>
+      </w:r>
+    </w:p>
+    <w:p>
+      <w:r>
+        <w:pict w14:anchorId="70EEAB45">
+          <v:rect id="_x0000_i1171" style="width:0;height:1.5pt" o:hralign="center" o:hrstd="t" o:hr="t" fillcolor="#a0a0a0" stroked="f"/>
+        </w:pict>
+      </w:r>
+    </w:p>
+    <w:p>
+      <w:pPr>
+        <w:rPr>
+          <w:b/>
+          <w:bCs/>
+        </w:rPr>
+      </w:pPr>
+      <w:r>
+        <w:rPr>
+          <w:b/>
+          <w:bCs/>
+        </w:rPr>
+        <w:t>9. Java is Always Pass-by-Value</w:t>
+      </w:r>
+    </w:p>
+    <w:p>
+      <w:r>
+        <w:t>Example:</w:t>
+      </w:r>
+    </w:p>
+    <w:p>
+      <w:r>
+        <w:t xml:space="preserve">void </w:t>
+      </w:r>
+      <w:proofErr w:type="gramStart"/>
+      <w:r>
+        <w:t>change(</w:t>
+      </w:r>
+      <w:proofErr w:type="gramEnd"/>
+      <w:r>
+        <w:t xml:space="preserve">Person </w:t>
+      </w:r>
+      <w:proofErr w:type="gramStart"/>
+      <w:r>
+        <w:t>p){</w:t>
+      </w:r>
+      <w:proofErr w:type="gramEnd"/>
+    </w:p>
+    <w:p>
+      <w:r>
+        <w:t xml:space="preserve">    p.name = "Alice";</w:t>
+      </w:r>
+    </w:p>
+    <w:p>
+      <w:r>
+        <w:t>}</w:t>
+      </w:r>
+    </w:p>
+    <w:p>
+      <w:r>
+        <w:t>Call:</w:t>
+      </w:r>
+    </w:p>
+    <w:p>
+      <w:r>
+        <w:t>change(x);</w:t>
+      </w:r>
+    </w:p>
+    <w:p>
+      <w:r>
+        <w:t>Memory:</w:t>
+      </w:r>
+    </w:p>
+    <w:p>
+      <w:r>
+        <w:t>Caller</w:t>
+      </w:r>
+    </w:p>
+    <w:p/>
+    <w:p>
+      <w:r>
+        <w:t>x ----+</w:t>
+      </w:r>
+    </w:p>
+    <w:p>
+      <w:r>
+        <w:t xml:space="preserve">       |</w:t>
+      </w:r>
+    </w:p>
+    <w:p>
+      <w:r>
+        <w:t>Method |</w:t>
+      </w:r>
+    </w:p>
+    <w:p>
+      <w:r>
+        <w:t>p -----+</w:t>
+      </w:r>
+    </w:p>
+    <w:p>
+      <w:r>
+        <w:t xml:space="preserve">       |</w:t>
+      </w:r>
+    </w:p>
+    <w:p>
+      <w:r>
+        <w:t xml:space="preserve">       V</w:t>
+      </w:r>
+    </w:p>
+    <w:p>
+      <w:r>
+        <w:t xml:space="preserve">    Same Object</w:t>
+      </w:r>
+    </w:p>
+    <w:p>
+      <w:r>
+        <w:t xml:space="preserve">Java copies the </w:t>
+      </w:r>
+      <w:r>
+        <w:rPr>
+          <w:b/>
+          <w:bCs/>
+        </w:rPr>
+        <w:t>reference value</w:t>
+      </w:r>
+      <w:r>
+        <w:t>.</w:t>
+      </w:r>
+    </w:p>
+    <w:p>
+      <w:r>
+        <w:t>Both variables point to the same object.</w:t>
+      </w:r>
+    </w:p>
+    <w:p>
+      <w:r>
+        <w:pict w14:anchorId="0F2D65A3">
+          <v:rect id="_x0000_i1172" style="width:0;height:1.5pt" o:hralign="center" o:hrstd="t" o:hr="t" fillcolor="#a0a0a0" stroked="f"/>
+        </w:pict>
+      </w:r>
+    </w:p>
+    <w:p>
+      <w:pPr>
+        <w:rPr>
+          <w:b/>
+          <w:bCs/>
+        </w:rPr>
+      </w:pPr>
+      <w:r>
+        <w:rPr>
+          <w:b/>
+          <w:bCs/>
+        </w:rPr>
+        <w:t>10. Reassigning Method Parameter</w:t>
+      </w:r>
+    </w:p>
+    <w:p>
+      <w:r>
+        <w:t xml:space="preserve">void </w:t>
+      </w:r>
+      <w:proofErr w:type="gramStart"/>
+      <w:r>
+        <w:t>change(</w:t>
+      </w:r>
+      <w:proofErr w:type="gramEnd"/>
+      <w:r>
+        <w:t xml:space="preserve">Person </w:t>
+      </w:r>
+      <w:proofErr w:type="gramStart"/>
+      <w:r>
+        <w:t>p){</w:t>
+      </w:r>
+      <w:proofErr w:type="gramEnd"/>
+    </w:p>
+    <w:p>
+      <w:r>
+        <w:t xml:space="preserve">    p = new </w:t>
+      </w:r>
+      <w:proofErr w:type="gramStart"/>
+      <w:r>
+        <w:t>Person(</w:t>
+      </w:r>
+      <w:proofErr w:type="gramEnd"/>
+      <w:r>
+        <w:t>);</w:t>
+      </w:r>
+    </w:p>
+    <w:p>
+      <w:r>
+        <w:t>}</w:t>
+      </w:r>
+    </w:p>
+    <w:p>
+      <w:r>
+        <w:lastRenderedPageBreak/>
+        <w:t>Initially:</w:t>
+      </w:r>
+    </w:p>
+    <w:p>
+      <w:r>
+        <w:t>x ----+</w:t>
+      </w:r>
+    </w:p>
+    <w:p>
+      <w:r>
+        <w:t xml:space="preserve">       |</w:t>
+      </w:r>
+    </w:p>
+    <w:p>
+      <w:r>
+        <w:t>p -----+</w:t>
+      </w:r>
+    </w:p>
+    <w:p>
+      <w:r>
+        <w:t xml:space="preserve">       |</w:t>
+      </w:r>
+    </w:p>
+    <w:p>
+      <w:r>
+        <w:t xml:space="preserve">       V</w:t>
+      </w:r>
+    </w:p>
+    <w:p>
+      <w:r>
+        <w:t xml:space="preserve">    Object A</w:t>
+      </w:r>
+    </w:p>
+    <w:p>
+      <w:r>
+        <w:t>After:</w:t>
+      </w:r>
+    </w:p>
+    <w:p>
+      <w:r>
+        <w:t>x -------&gt; Object A</w:t>
+      </w:r>
+    </w:p>
+    <w:p/>
+    <w:p>
+      <w:r>
+        <w:t>p -------&gt; Object B</w:t>
+      </w:r>
+    </w:p>
+    <w:p>
+      <w:r>
+        <w:t>After method returns:</w:t>
+      </w:r>
+    </w:p>
+    <w:p>
+      <w:r>
+        <w:t>p disappears</w:t>
+      </w:r>
+    </w:p>
+    <w:p/>
+    <w:p>
+      <w:r>
+        <w:t>x still points to Object A</w:t>
+      </w:r>
+    </w:p>
+    <w:p>
+      <w:r>
+        <w:t>The caller is unaffected.</w:t>
+      </w:r>
+    </w:p>
+    <w:p>
+      <w:r>
+        <w:pict w14:anchorId="5BA0E386">
+          <v:rect id="_x0000_i1173" style="width:0;height:1.5pt" o:hralign="center" o:hrstd="t" o:hr="t" fillcolor="#a0a0a0" stroked="f"/>
+        </w:pict>
+      </w:r>
+    </w:p>
+    <w:p>
+      <w:pPr>
+        <w:rPr>
+          <w:b/>
+          <w:bCs/>
+        </w:rPr>
+      </w:pPr>
+      <w:r>
+        <w:rPr>
+          <w:b/>
+          <w:bCs/>
+        </w:rPr>
+        <w:t>11. Why It Feels Like Pass-by-Reference</w:t>
+      </w:r>
+    </w:p>
+    <w:p>
+      <w:r>
+        <w:t xml:space="preserve">Java passes a </w:t>
+      </w:r>
+      <w:r>
+        <w:rPr>
+          <w:b/>
+          <w:bCs/>
+        </w:rPr>
+        <w:t>copy of the reference</w:t>
+      </w:r>
+      <w:r>
+        <w:t>.</w:t>
+      </w:r>
+    </w:p>
+    <w:p>
+      <w:r>
+        <w:t>Original Reference</w:t>
+      </w:r>
+    </w:p>
+    <w:p/>
+    <w:p>
+      <w:r>
+        <w:t>ref123</w:t>
+      </w:r>
+    </w:p>
+    <w:p>
+      <w:r>
+        <w:t>Method receives</w:t>
+      </w:r>
+    </w:p>
+    <w:p>
+      <w:r>
+        <w:t>Copied Reference</w:t>
+      </w:r>
+    </w:p>
+    <w:p/>
+    <w:p>
+      <w:r>
+        <w:t>ref123</w:t>
+      </w:r>
+    </w:p>
+    <w:p>
+      <w:r>
+        <w:t>Both references still point to the same object.</w:t>
+      </w:r>
+    </w:p>
+    <w:p>
+      <w:r>
+        <w:t>Object modifications are visible everywhere.</w:t>
+      </w:r>
+    </w:p>
+    <w:p>
+      <w:r>
+        <w:t>Reference reassignment is not.</w:t>
+      </w:r>
+    </w:p>
+    <w:p>
+      <w:r>
+        <w:pict w14:anchorId="46456631">
+          <v:rect id="_x0000_i1174" style="width:0;height:1.5pt" o:hralign="center" o:hrstd="t" o:hr="t" fillcolor="#a0a0a0" stroked="f"/>
+        </w:pict>
+      </w:r>
+    </w:p>
+    <w:p>
+      <w:pPr>
+        <w:rPr>
+          <w:b/>
+          <w:bCs/>
+        </w:rPr>
+      </w:pPr>
+      <w:r>
+        <w:rPr>
+          <w:b/>
+          <w:bCs/>
+        </w:rPr>
+        <w:t xml:space="preserve">12. == vs </w:t>
+      </w:r>
+      <w:proofErr w:type="gramStart"/>
+      <w:r>
+        <w:rPr>
+          <w:b/>
+          <w:bCs/>
+        </w:rPr>
+        <w:t>equals(</w:t>
+      </w:r>
+      <w:proofErr w:type="gramEnd"/>
+      <w:r>
+        <w:rPr>
+          <w:b/>
+          <w:bCs/>
+        </w:rPr>
+        <w:t>)</w:t>
+      </w:r>
+    </w:p>
+    <w:p>
+      <w:pPr>
+        <w:rPr>
+          <w:b/>
+          <w:bCs/>
+        </w:rPr>
+      </w:pPr>
+      <w:r>
+        <w:rPr>
+          <w:b/>
+          <w:bCs/>
+        </w:rPr>
+        <w:lastRenderedPageBreak/>
+        <w:t>==</w:t>
+      </w:r>
+    </w:p>
+    <w:p>
+      <w:r>
+        <w:t>Compares references.</w:t>
+      </w:r>
+    </w:p>
+    <w:p>
+      <w:r>
+        <w:t>p1 == p2</w:t>
+      </w:r>
+    </w:p>
+    <w:p>
+      <w:r>
+        <w:t>Checks</w:t>
+      </w:r>
+    </w:p>
+    <w:p>
+      <w:r>
+        <w:t>ref100 == ref100</w:t>
+      </w:r>
+    </w:p>
+    <w:p>
+      <w:r>
+        <w:pict w14:anchorId="6F6E4FD2">
+          <v:rect id="_x0000_i1175" style="width:0;height:1.5pt" o:hralign="center" o:hrstd="t" o:hr="t" fillcolor="#a0a0a0" stroked="f"/>
+        </w:pict>
+      </w:r>
+    </w:p>
+    <w:p>
+      <w:pPr>
+        <w:rPr>
+          <w:b/>
+          <w:bCs/>
+        </w:rPr>
+      </w:pPr>
+      <w:proofErr w:type="gramStart"/>
+      <w:r>
+        <w:rPr>
+          <w:b/>
+          <w:bCs/>
+        </w:rPr>
+        <w:t>equals(</w:t>
+      </w:r>
+      <w:proofErr w:type="gramEnd"/>
+      <w:r>
+        <w:rPr>
+          <w:b/>
+          <w:bCs/>
+        </w:rPr>
+        <w:t>)</w:t>
+      </w:r>
+    </w:p>
+    <w:p>
+      <w:r>
+        <w:t>Usually compares object contents (if overridden).</w:t>
+      </w:r>
+    </w:p>
+    <w:p>
+      <w:r>
+        <w:t>Example:</w:t>
+      </w:r>
+    </w:p>
+    <w:p>
+      <w:r>
+        <w:t>new Person("John")</w:t>
+      </w:r>
+    </w:p>
+    <w:p>
+      <w:r>
+        <w:t>new Person("John")</w:t>
+      </w:r>
+    </w:p>
+    <w:p>
+      <w:r>
+        <w:t>==      false</w:t>
+      </w:r>
+    </w:p>
+    <w:p/>
+    <w:p>
+      <w:proofErr w:type="gramStart"/>
+      <w:r>
+        <w:t>equals()  true</w:t>
+      </w:r>
+      <w:proofErr w:type="gramEnd"/>
+      <w:r>
+        <w:t xml:space="preserve"> (if overridden)</w:t>
+      </w:r>
+    </w:p>
+    <w:p>
+      <w:r>
+        <w:pict w14:anchorId="75F92C50">
+          <v:rect id="_x0000_i1176" style="width:0;height:1.5pt" o:hralign="center" o:hrstd="t" o:hr="t" fillcolor="#a0a0a0" stroked="f"/>
+        </w:pict>
+      </w:r>
+    </w:p>
+    <w:p>
+      <w:pPr>
+        <w:rPr>
+          <w:b/>
+          <w:bCs/>
+        </w:rPr>
+      </w:pPr>
+      <w:r>
+        <w:rPr>
+          <w:b/>
+          <w:bCs/>
+        </w:rPr>
+        <w:t>13. Null Reference</w:t>
+      </w:r>
+    </w:p>
+    <w:p>
+      <w:r>
+        <w:t>Person p = null;</w:t>
+      </w:r>
+    </w:p>
+    <w:p>
+      <w:r>
+        <w:t>p</w:t>
+      </w:r>
+    </w:p>
+    <w:p/>
+    <w:p>
+      <w:r>
+        <w:t>null</w:t>
+      </w:r>
+    </w:p>
+    <w:p>
+      <w:r>
+        <w:t>No object exists.</w:t>
+      </w:r>
+    </w:p>
+    <w:p>
+      <w:r>
+        <w:t>Accessing</w:t>
+      </w:r>
+    </w:p>
+    <w:p>
+      <w:r>
+        <w:t>p.name</w:t>
+      </w:r>
+    </w:p>
+    <w:p>
+      <w:r>
+        <w:t>throws</w:t>
+      </w:r>
+    </w:p>
+    <w:p>
+      <w:proofErr w:type="spellStart"/>
+      <w:r>
+        <w:t>NullPointerException</w:t>
+      </w:r>
+      <w:proofErr w:type="spellEnd"/>
+    </w:p>
+    <w:p>
+      <w:r>
+        <w:pict w14:anchorId="7325F12B">
+          <v:rect id="_x0000_i1177" style="width:0;height:1.5pt" o:hralign="center" o:hrstd="t" o:hr="t" fillcolor="#a0a0a0" stroked="f"/>
+        </w:pict>
+      </w:r>
+    </w:p>
+    <w:p>
+      <w:pPr>
+        <w:rPr>
+          <w:b/>
+          <w:bCs/>
+        </w:rPr>
+      </w:pPr>
+      <w:r>
+        <w:rPr>
+          <w:b/>
+          <w:bCs/>
+        </w:rPr>
+        <w:t>14. Garbage Collection</w:t>
+      </w:r>
+    </w:p>
+    <w:p>
+      <w:r>
+        <w:t xml:space="preserve">Person p = new </w:t>
+      </w:r>
+      <w:proofErr w:type="gramStart"/>
+      <w:r>
+        <w:t>Person(</w:t>
+      </w:r>
+      <w:proofErr w:type="gramEnd"/>
+      <w:r>
+        <w:t>);</w:t>
+      </w:r>
+    </w:p>
+    <w:p/>
+    <w:p>
+      <w:r>
+        <w:t>p = null;</w:t>
+      </w:r>
+    </w:p>
+    <w:p>
+      <w:r>
+        <w:t>Object</w:t>
+      </w:r>
+    </w:p>
+    <w:p/>
+    <w:p>
+      <w:r>
+        <w:t>No references</w:t>
+      </w:r>
+    </w:p>
+    <w:p>
+      <w:r>
+        <w:t>The object becomes unreachable.</w:t>
+      </w:r>
+    </w:p>
+    <w:p>
+      <w:r>
+        <w:t>The JVM's Garbage Collector eventually removes it.</w:t>
+      </w:r>
+    </w:p>
+    <w:p>
+      <w:r>
+        <w:pict w14:anchorId="11A2056C">
+          <v:rect id="_x0000_i1178" style="width:0;height:1.5pt" o:hralign="center" o:hrstd="t" o:hr="t" fillcolor="#a0a0a0" stroked="f"/>
+        </w:pict>
+      </w:r>
+    </w:p>
+    <w:p>
+      <w:pPr>
+        <w:rPr>
+          <w:b/>
+          <w:bCs/>
+        </w:rPr>
+      </w:pPr>
+      <w:r>
+        <w:rPr>
+          <w:b/>
+          <w:bCs/>
+        </w:rPr>
+        <w:t>15. Java References vs C Pointers</w:t>
+      </w:r>
+    </w:p>
+    <w:tbl>
+      <w:tblPr>
+        <w:tblW w:w="0" w:type="auto"/>
+        <w:tblCellSpacing w:w="15" w:type="dxa"/>
+        <w:tblCellMar>
+          <w:top w:w="15" w:type="dxa"/>
+          <w:left w:w="15" w:type="dxa"/>
+          <w:bottom w:w="15" w:type="dxa"/>
+          <w:right w:w="15" w:type="dxa"/>
+        </w:tblCellMar>
+        <w:tblLook w:val="04A0" w:firstRow="1" w:lastRow="0" w:firstColumn="1" w:lastColumn="0" w:noHBand="0" w:noVBand="1"/>
+      </w:tblPr>
+      <w:tblGrid>
+        <w:gridCol w:w="2179"/>
+        <w:gridCol w:w="891"/>
+        <w:gridCol w:w="2384"/>
+      </w:tblGrid>
+      <w:tr>
+        <w:trPr>
+          <w:tblHeader/>
+          <w:tblCellSpacing w:w="15" w:type="dxa"/>
+        </w:trPr>
+        <w:tc>
+          <w:tcPr>
+            <w:tcW w:w="0" w:type="auto"/>
+            <w:vAlign w:val="center"/>
+            <w:hideMark/>
+          </w:tcPr>
+          <w:p>
+            <w:pPr>
+              <w:rPr>
+                <w:b/>
+                <w:bCs/>
+              </w:rPr>
+            </w:pPr>
+            <w:r>
+              <w:rPr>
+                <w:b/>
+                <w:bCs/>
+              </w:rPr>
+              <w:t>Feature</w:t>
+            </w:r>
+          </w:p>
+        </w:tc>
+        <w:tc>
+          <w:tcPr>
+            <w:tcW w:w="0" w:type="auto"/>
+            <w:vAlign w:val="center"/>
+            <w:hideMark/>
+          </w:tcPr>
+          <w:p>
+            <w:pPr>
+              <w:rPr>
+                <w:b/>
+                <w:bCs/>
+              </w:rPr>
+            </w:pPr>
+            <w:r>
+              <w:rPr>
+                <w:b/>
+                <w:bCs/>
+              </w:rPr>
+              <w:t>C Pointer</w:t>
+            </w:r>
+          </w:p>
+        </w:tc>
+        <w:tc>
+          <w:tcPr>
+            <w:tcW w:w="0" w:type="auto"/>
+            <w:vAlign w:val="center"/>
+            <w:hideMark/>
+          </w:tcPr>
+          <w:p>
+            <w:pPr>
+              <w:rPr>
+                <w:b/>
+                <w:bCs/>
+              </w:rPr>
+            </w:pPr>
+            <w:r>
+              <w:rPr>
+                <w:b/>
+                <w:bCs/>
+              </w:rPr>
+              <w:t>Java Reference</w:t>
+            </w:r>
+          </w:p>
+        </w:tc>
+      </w:tr>
+      <w:tr>
+        <w:trPr>
+          <w:tblCellSpacing w:w="15" w:type="dxa"/>
+        </w:trPr>
+        <w:tc>
+          <w:tcPr>
+            <w:tcW w:w="0" w:type="auto"/>
+            <w:vAlign w:val="center"/>
+            <w:hideMark/>
+          </w:tcPr>
+          <w:p>
+            <w:r>
+              <w:t>Stores memory address</w:t>
+            </w:r>
+          </w:p>
+        </w:tc>
+        <w:tc>
+          <w:tcPr>
+            <w:tcW w:w="0" w:type="auto"/>
+            <w:vAlign w:val="center"/>
+            <w:hideMark/>
+          </w:tcPr>
+          <w:p>
+            <w:r>
+              <w:t>Yes</w:t>
+            </w:r>
+          </w:p>
+        </w:tc>
+        <w:tc>
+          <w:tcPr>
+            <w:tcW w:w="0" w:type="auto"/>
+            <w:vAlign w:val="center"/>
+            <w:hideMark/>
+          </w:tcPr>
+          <w:p>
+            <w:r>
+              <w:t>Conceptually yes (hidden)</w:t>
+            </w:r>
+          </w:p>
+        </w:tc>
+      </w:tr>
+      <w:tr>
+        <w:trPr>
+          <w:tblCellSpacing w:w="15" w:type="dxa"/>
+        </w:trPr>
+        <w:tc>
+          <w:tcPr>
+            <w:tcW w:w="0" w:type="auto"/>
+            <w:vAlign w:val="center"/>
+            <w:hideMark/>
+          </w:tcPr>
+          <w:p>
+            <w:r>
+              <w:t>Pointer arithmetic</w:t>
+            </w:r>
+          </w:p>
+        </w:tc>
+        <w:tc>
+          <w:tcPr>
+            <w:tcW w:w="0" w:type="auto"/>
+            <w:vAlign w:val="center"/>
+            <w:hideMark/>
+          </w:tcPr>
+          <w:p>
+            <w:r>
+              <w:t>Yes</w:t>
+            </w:r>
+          </w:p>
+        </w:tc>
+        <w:tc>
+          <w:tcPr>
+            <w:tcW w:w="0" w:type="auto"/>
+            <w:vAlign w:val="center"/>
+            <w:hideMark/>
+          </w:tcPr>
+          <w:p>
+            <w:r>
+              <w:t>No</w:t>
+            </w:r>
+          </w:p>
+        </w:tc>
+      </w:tr>
+      <w:tr>
+        <w:trPr>
+          <w:tblCellSpacing w:w="15" w:type="dxa"/>
+        </w:trPr>
+        <w:tc>
+          <w:tcPr>
+            <w:tcW w:w="0" w:type="auto"/>
+            <w:vAlign w:val="center"/>
+            <w:hideMark/>
+          </w:tcPr>
+          <w:p>
+            <w:r>
+              <w:t>Manual dereference</w:t>
+            </w:r>
+          </w:p>
+        </w:tc>
+        <w:tc>
+          <w:tcPr>
+            <w:tcW w:w="0" w:type="auto"/>
+            <w:vAlign w:val="center"/>
+            <w:hideMark/>
+          </w:tcPr>
+          <w:p>
+            <w:r>
+              <w:t>Yes</w:t>
+            </w:r>
+          </w:p>
+        </w:tc>
+        <w:tc>
+          <w:tcPr>
+            <w:tcW w:w="0" w:type="auto"/>
+            <w:vAlign w:val="center"/>
+            <w:hideMark/>
+          </w:tcPr>
+          <w:p>
+            <w:r>
+              <w:t>No</w:t>
+            </w:r>
+          </w:p>
+        </w:tc>
+      </w:tr>
+      <w:tr>
+        <w:trPr>
+          <w:tblCellSpacing w:w="15" w:type="dxa"/>
+        </w:trPr>
+        <w:tc>
+          <w:tcPr>
+            <w:tcW w:w="0" w:type="auto"/>
+            <w:vAlign w:val="center"/>
+            <w:hideMark/>
+          </w:tcPr>
+          <w:p>
+            <w:r>
+              <w:t>Modify address</w:t>
+            </w:r>
+          </w:p>
+        </w:tc>
+        <w:tc>
+          <w:tcPr>
+            <w:tcW w:w="0" w:type="auto"/>
+            <w:vAlign w:val="center"/>
+            <w:hideMark/>
+          </w:tcPr>
+          <w:p>
+            <w:r>
+              <w:t>Yes</w:t>
+            </w:r>
+          </w:p>
+        </w:tc>
+        <w:tc>
+          <w:tcPr>
+            <w:tcW w:w="0" w:type="auto"/>
+            <w:vAlign w:val="center"/>
+            <w:hideMark/>
+          </w:tcPr>
+          <w:p>
+            <w:r>
+              <w:t>No</w:t>
+            </w:r>
+          </w:p>
+        </w:tc>
+      </w:tr>
+      <w:tr>
+        <w:trPr>
+          <w:tblCellSpacing w:w="15" w:type="dxa"/>
+        </w:trPr>
+        <w:tc>
+          <w:tcPr>
+            <w:tcW w:w="0" w:type="auto"/>
+            <w:vAlign w:val="center"/>
+            <w:hideMark/>
+          </w:tcPr>
+          <w:p>
+            <w:r>
+              <w:t>Memory management</w:t>
+            </w:r>
+          </w:p>
+        </w:tc>
+        <w:tc>
+          <w:tcPr>
+            <w:tcW w:w="0" w:type="auto"/>
+            <w:vAlign w:val="center"/>
+            <w:hideMark/>
+          </w:tcPr>
+          <w:p>
+            <w:r>
+              <w:t>Manual</w:t>
+            </w:r>
+          </w:p>
+        </w:tc>
+        <w:tc>
+          <w:tcPr>
+            <w:tcW w:w="0" w:type="auto"/>
+            <w:vAlign w:val="center"/>
+            <w:hideMark/>
+          </w:tcPr>
+          <w:p>
+            <w:r>
+              <w:t>Automatic (GC)</w:t>
+            </w:r>
+          </w:p>
+        </w:tc>
+      </w:tr>
+    </w:tbl>
+    <w:p>
+      <w:r>
+        <w:pict w14:anchorId="0FB6AB06">
+          <v:rect id="_x0000_i1179" style="width:0;height:1.5pt" o:hralign="center" o:hrstd="t" o:hr="t" fillcolor="#a0a0a0" stroked="f"/>
+        </w:pict>
+      </w:r>
+    </w:p>
+    <w:p>
+      <w:pPr>
+        <w:rPr>
+          <w:b/>
+          <w:bCs/>
+        </w:rPr>
+      </w:pPr>
+      <w:r>
+        <w:rPr>
+          <w:b/>
+          <w:bCs/>
+        </w:rPr>
+        <w:t>16. Complete Example</w:t>
+      </w:r>
+    </w:p>
+    <w:p>
+      <w:r>
+        <w:t>class Person {</w:t>
+      </w:r>
+    </w:p>
+    <w:p>
+      <w:r>
+        <w:t xml:space="preserve">    String name;</w:t>
+      </w:r>
+    </w:p>
+    <w:p>
+      <w:r>
+        <w:t>}</w:t>
+      </w:r>
+    </w:p>
+    <w:p/>
+    <w:p>
+      <w:r>
+        <w:t>public class Main {</w:t>
+      </w:r>
+    </w:p>
+    <w:p/>
+    <w:p>
+      <w:r>
+        <w:t xml:space="preserve">    static void </w:t>
+      </w:r>
+      <w:proofErr w:type="gramStart"/>
+      <w:r>
+        <w:t>modify(</w:t>
+      </w:r>
+      <w:proofErr w:type="gramEnd"/>
+      <w:r>
+        <w:t xml:space="preserve">Person </w:t>
+      </w:r>
+      <w:proofErr w:type="gramStart"/>
+      <w:r>
+        <w:t>p){</w:t>
+      </w:r>
+      <w:proofErr w:type="gramEnd"/>
+    </w:p>
+    <w:p/>
+    <w:p>
+      <w:r>
+        <w:t xml:space="preserve">        p.name = "Alice";</w:t>
+      </w:r>
+    </w:p>
+    <w:p/>
+    <w:p>
+      <w:r>
+        <w:t xml:space="preserve">        p = new </w:t>
+      </w:r>
+      <w:proofErr w:type="gramStart"/>
+      <w:r>
+        <w:t>Person(</w:t>
+      </w:r>
+      <w:proofErr w:type="gramEnd"/>
+      <w:r>
+        <w:t>);</w:t>
+      </w:r>
+    </w:p>
+    <w:p>
+      <w:r>
+        <w:t xml:space="preserve">        p.name = "Bob";</w:t>
+      </w:r>
+    </w:p>
+    <w:p>
+      <w:r>
+        <w:t xml:space="preserve">    }</w:t>
+      </w:r>
+    </w:p>
+    <w:p/>
+    <w:p>
+      <w:r>
+        <w:t xml:space="preserve">    public static void </w:t>
+      </w:r>
+      <w:proofErr w:type="gramStart"/>
+      <w:r>
+        <w:t>main(String[</w:t>
+      </w:r>
+      <w:proofErr w:type="gramEnd"/>
+      <w:r>
+        <w:t xml:space="preserve">] </w:t>
+      </w:r>
+      <w:proofErr w:type="spellStart"/>
+      <w:proofErr w:type="gramStart"/>
+      <w:r>
+        <w:t>args</w:t>
+      </w:r>
+      <w:proofErr w:type="spellEnd"/>
+      <w:r>
+        <w:t>){</w:t>
+      </w:r>
+      <w:proofErr w:type="gramEnd"/>
+    </w:p>
+    <w:p/>
+    <w:p>
+      <w:r>
+        <w:lastRenderedPageBreak/>
+        <w:t xml:space="preserve">        Person x = new </w:t>
+      </w:r>
+      <w:proofErr w:type="gramStart"/>
+      <w:r>
+        <w:t>Person(</w:t>
+      </w:r>
+      <w:proofErr w:type="gramEnd"/>
+      <w:r>
+        <w:t>);</w:t>
+      </w:r>
+    </w:p>
+    <w:p>
+      <w:r>
+        <w:t xml:space="preserve">        x.name = "John";</w:t>
+      </w:r>
+    </w:p>
+    <w:p/>
+    <w:p>
+      <w:r>
+        <w:t xml:space="preserve">        modify(x);</w:t>
+      </w:r>
+    </w:p>
+    <w:p/>
+    <w:p>
+      <w:r>
+        <w:t xml:space="preserve">        </w:t>
+      </w:r>
+      <w:proofErr w:type="spellStart"/>
+      <w:r>
+        <w:t>System.out.println</w:t>
+      </w:r>
+      <w:proofErr w:type="spellEnd"/>
+      <w:r>
+        <w:t>(x.name);</w:t>
+      </w:r>
+    </w:p>
+    <w:p>
+      <w:r>
+        <w:t xml:space="preserve">    }</w:t>
+      </w:r>
+    </w:p>
+    <w:p>
+      <w:r>
+        <w:t>}</w:t>
+      </w:r>
+    </w:p>
+    <w:p>
+      <w:r>
+        <w:t>Output:</w:t>
+      </w:r>
+    </w:p>
+    <w:p>
+      <w:r>
+        <w:t>Alice</w:t>
+      </w:r>
+    </w:p>
+    <w:p>
+      <w:r>
+        <w:t>Explanation:</w:t>
+      </w:r>
+    </w:p>
+    <w:p>
+      <w:pPr>
+        <w:numPr>
+          <w:ilvl w:val="0"/>
+          <w:numId w:val="40"/>
+        </w:numPr>
+      </w:pPr>
+      <w:r>
+        <w:t>p.name = "Alice" modifies the original object.</w:t>
+      </w:r>
+    </w:p>
+    <w:p>
+      <w:pPr>
+        <w:numPr>
+          <w:ilvl w:val="0"/>
+          <w:numId w:val="40"/>
+        </w:numPr>
+      </w:pPr>
+      <w:r>
+        <w:t xml:space="preserve">p = new </w:t>
+      </w:r>
+      <w:proofErr w:type="gramStart"/>
+      <w:r>
+        <w:t>Person(</w:t>
+      </w:r>
+      <w:proofErr w:type="gramEnd"/>
+      <w:r>
+        <w:t>) changes only the local reference.</w:t>
+      </w:r>
+    </w:p>
+    <w:p>
+      <w:pPr>
+        <w:numPr>
+          <w:ilvl w:val="0"/>
+          <w:numId w:val="40"/>
+        </w:numPr>
+      </w:pPr>
+      <w:r>
+        <w:t>x still points to the original object.</w:t>
+      </w:r>
+    </w:p>
+    <w:p>
+      <w:r>
+        <w:pict w14:anchorId="6DCBADCA">
+          <v:rect id="_x0000_i1180" style="width:0;height:1.5pt" o:hralign="center" o:hrstd="t" o:hr="t" fillcolor="#a0a0a0" stroked="f"/>
+        </w:pict>
+      </w:r>
+    </w:p>
+    <w:p>
+      <w:pPr>
+        <w:rPr>
+          <w:b/>
+          <w:bCs/>
+        </w:rPr>
+      </w:pPr>
+      <w:r>
+        <w:rPr>
+          <w:b/>
+          <w:bCs/>
+        </w:rPr>
+        <w:t>Memory Diagrams</w:t>
+      </w:r>
+    </w:p>
+    <w:p>
+      <w:pPr>
+        <w:rPr>
+          <w:b/>
+          <w:bCs/>
+        </w:rPr>
+      </w:pPr>
+      <w:r>
+        <w:rPr>
+          <w:b/>
+          <w:bCs/>
+        </w:rPr>
+        <w:t>Object Creation</w:t>
+      </w:r>
+    </w:p>
+    <w:p>
+      <w:r>
+        <w:t>Stack                     Heap</w:t>
+      </w:r>
+    </w:p>
+    <w:p/>
+    <w:p>
+      <w:r>
+        <w:t>p ---------------------&gt; Person Object</w:t>
+      </w:r>
+    </w:p>
+    <w:p>
+      <w:r>
+        <w:pict w14:anchorId="39D70975">
+          <v:rect id="_x0000_i1181" style="width:0;height:1.5pt" o:hralign="center" o:hrstd="t" o:hr="t" fillcolor="#a0a0a0" stroked="f"/>
+        </w:pict>
+      </w:r>
+    </w:p>
+    <w:p>
+      <w:pPr>
+        <w:rPr>
+          <w:b/>
+          <w:bCs/>
+        </w:rPr>
+      </w:pPr>
+      <w:r>
+        <w:rPr>
+          <w:b/>
+          <w:bCs/>
+        </w:rPr>
+        <w:t>Two References</w:t>
+      </w:r>
+    </w:p>
+    <w:p>
+      <w:r>
+        <w:t>p1 --------+</w:t>
+      </w:r>
+    </w:p>
+    <w:p>
+      <w:r>
+        <w:t xml:space="preserve">            |</w:t>
+      </w:r>
+    </w:p>
+    <w:p>
+      <w:r>
+        <w:t>p2 --------+</w:t>
+      </w:r>
+    </w:p>
+    <w:p>
+      <w:r>
+        <w:t xml:space="preserve">            |</w:t>
+      </w:r>
+    </w:p>
+    <w:p>
+      <w:r>
+        <w:t xml:space="preserve">            V</w:t>
+      </w:r>
+    </w:p>
+    <w:p>
+      <w:r>
+        <w:t xml:space="preserve">      Same Object</w:t>
+      </w:r>
+    </w:p>
+    <w:p>
+      <w:r>
+        <w:pict w14:anchorId="099296B6">
+          <v:rect id="_x0000_i1182" style="width:0;height:1.5pt" o:hralign="center" o:hrstd="t" o:hr="t" fillcolor="#a0a0a0" stroked="f"/>
+        </w:pict>
+      </w:r>
+    </w:p>
+    <w:p>
+      <w:pPr>
+        <w:rPr>
+          <w:b/>
+          <w:bCs/>
+        </w:rPr>
+      </w:pPr>
+      <w:r>
+        <w:rPr>
+          <w:b/>
+          <w:bCs/>
+        </w:rPr>
+        <w:t>Passing to Method</w:t>
+      </w:r>
+    </w:p>
+    <w:p>
+      <w:r>
+        <w:t>Caller                 Method</w:t>
+      </w:r>
+    </w:p>
+    <w:p/>
+    <w:p>
+      <w:r>
+        <w:t>x -----------+</w:t>
+      </w:r>
+    </w:p>
+    <w:p>
+      <w:r>
+        <w:t xml:space="preserve">             |</w:t>
+      </w:r>
+    </w:p>
+    <w:p>
+      <w:r>
+        <w:t>p -----------+</w:t>
+      </w:r>
+    </w:p>
+    <w:p>
+      <w:r>
+        <w:t xml:space="preserve">             |</w:t>
+      </w:r>
+    </w:p>
+    <w:p>
+      <w:r>
+        <w:t xml:space="preserve">             V</w:t>
+      </w:r>
+    </w:p>
+    <w:p>
+      <w:r>
+        <w:t xml:space="preserve">        Same Object</w:t>
+      </w:r>
+    </w:p>
+    <w:p>
+      <w:r>
+        <w:pict w14:anchorId="57AC895A">
+          <v:rect id="_x0000_i1183" style="width:0;height:1.5pt" o:hralign="center" o:hrstd="t" o:hr="t" fillcolor="#a0a0a0" stroked="f"/>
+        </w:pict>
+      </w:r>
+    </w:p>
+    <w:p>
+      <w:pPr>
+        <w:rPr>
+          <w:b/>
+          <w:bCs/>
+        </w:rPr>
+      </w:pPr>
+      <w:r>
+        <w:rPr>
+          <w:b/>
+          <w:bCs/>
+        </w:rPr>
+        <w:t>Reassigning Inside Method</w:t>
+      </w:r>
+    </w:p>
+    <w:p>
+      <w:r>
+        <w:t>Before</w:t>
+      </w:r>
+    </w:p>
+    <w:p/>
+    <w:p>
+      <w:r>
+        <w:t>x ----+</w:t>
+      </w:r>
+    </w:p>
+    <w:p>
+      <w:r>
+        <w:t xml:space="preserve">       |</w:t>
+      </w:r>
+    </w:p>
+    <w:p>
+      <w:r>
+        <w:t>p -----+</w:t>
+      </w:r>
+    </w:p>
+    <w:p>
+      <w:r>
+        <w:t xml:space="preserve">       |</w:t>
+      </w:r>
+    </w:p>
+    <w:p>
+      <w:r>
+        <w:t xml:space="preserve">       V</w:t>
+      </w:r>
+    </w:p>
+    <w:p>
+      <w:r>
+        <w:t xml:space="preserve">    Object A</w:t>
+      </w:r>
+    </w:p>
+    <w:p/>
+    <w:p>
+      <w:r>
+        <w:t>After</w:t>
+      </w:r>
+    </w:p>
+    <w:p/>
+    <w:p>
+      <w:r>
+        <w:t>x ---------&gt; Object A</w:t>
+      </w:r>
+    </w:p>
+    <w:p/>
+    <w:p>
+      <w:r>
+        <w:t>p ---------&gt; Object B</w:t>
+      </w:r>
+    </w:p>
+    <w:p>
+      <w:r>
+        <w:pict w14:anchorId="111E153E">
+          <v:rect id="_x0000_i1184" style="width:0;height:1.5pt" o:hralign="center" o:hrstd="t" o:hr="t" fillcolor="#a0a0a0" stroked="f"/>
+        </w:pict>
+      </w:r>
+    </w:p>
+    <w:p>
+      <w:pPr>
+        <w:rPr>
+          <w:b/>
+          <w:bCs/>
+        </w:rPr>
+      </w:pPr>
+      <w:r>
+        <w:rPr>
+          <w:b/>
+          <w:bCs/>
+        </w:rPr>
+        <w:t>Important Interview Points</w:t>
+      </w:r>
+    </w:p>
+    <w:p>
+      <w:pPr>
+        <w:numPr>
+          <w:ilvl w:val="0"/>
+          <w:numId w:val="41"/>
+        </w:numPr>
+      </w:pPr>
+      <w:r>
+        <w:t xml:space="preserve">Objects are always stored in the </w:t>
+      </w:r>
+      <w:r>
+        <w:rPr>
+          <w:b/>
+          <w:bCs/>
+        </w:rPr>
+        <w:t>Heap</w:t>
+      </w:r>
+      <w:r>
+        <w:t>.</w:t>
+      </w:r>
+    </w:p>
+    <w:p>
+      <w:pPr>
+        <w:numPr>
+          <w:ilvl w:val="0"/>
+          <w:numId w:val="41"/>
+        </w:numPr>
+      </w:pPr>
+      <w:r>
+        <w:t xml:space="preserve">Reference variables are stored in the </w:t>
+      </w:r>
+      <w:r>
+        <w:rPr>
+          <w:b/>
+          <w:bCs/>
+        </w:rPr>
+        <w:t>Stack</w:t>
+      </w:r>
+      <w:r>
+        <w:t>.</w:t>
+      </w:r>
+    </w:p>
+    <w:p>
+      <w:pPr>
+        <w:numPr>
+          <w:ilvl w:val="0"/>
+          <w:numId w:val="41"/>
+        </w:numPr>
+      </w:pPr>
+      <w:r>
+        <w:t xml:space="preserve">A reference is </w:t>
+      </w:r>
+      <w:r>
+        <w:rPr>
+          <w:b/>
+          <w:bCs/>
+        </w:rPr>
+        <w:t>not</w:t>
+      </w:r>
+      <w:r>
+        <w:t xml:space="preserve"> the object.</w:t>
+      </w:r>
+    </w:p>
+    <w:p>
+      <w:pPr>
+        <w:numPr>
+          <w:ilvl w:val="0"/>
+          <w:numId w:val="41"/>
+        </w:numPr>
+      </w:pPr>
+      <w:proofErr w:type="gramStart"/>
+      <w:r>
+        <w:t>new</w:t>
+      </w:r>
+      <w:proofErr w:type="gramEnd"/>
+      <w:r>
+        <w:t xml:space="preserve"> creates an object in the Heap.</w:t>
+      </w:r>
+    </w:p>
+    <w:p>
+      <w:pPr>
+        <w:numPr>
+          <w:ilvl w:val="0"/>
+          <w:numId w:val="41"/>
+        </w:numPr>
+      </w:pPr>
+      <w:r>
+        <w:t>Multiple references can point to the same object.</w:t>
+      </w:r>
+    </w:p>
+    <w:p>
+      <w:pPr>
+        <w:numPr>
+          <w:ilvl w:val="0"/>
+          <w:numId w:val="41"/>
+        </w:numPr>
+      </w:pPr>
+      <w:r>
+        <w:t xml:space="preserve">Java </w:t>
+      </w:r>
+      <w:r>
+        <w:rPr>
+          <w:b/>
+          <w:bCs/>
+        </w:rPr>
+        <w:t>does not have C/C++ pointers</w:t>
+      </w:r>
+      <w:r>
+        <w:t>.</w:t>
+      </w:r>
+    </w:p>
+    <w:p>
+      <w:pPr>
+        <w:numPr>
+          <w:ilvl w:val="0"/>
+          <w:numId w:val="41"/>
+        </w:numPr>
+      </w:pPr>
+      <w:r>
+        <w:lastRenderedPageBreak/>
+        <w:t xml:space="preserve">Java </w:t>
+      </w:r>
+      <w:r>
+        <w:rPr>
+          <w:b/>
+          <w:bCs/>
+        </w:rPr>
+        <w:t>always passes arguments by value</w:t>
+      </w:r>
+      <w:r>
+        <w:t>.</w:t>
+      </w:r>
+    </w:p>
+    <w:p>
+      <w:pPr>
+        <w:numPr>
+          <w:ilvl w:val="0"/>
+          <w:numId w:val="41"/>
+        </w:numPr>
+      </w:pPr>
+      <w:r>
+        <w:t xml:space="preserve">For objects, the </w:t>
+      </w:r>
+      <w:r>
+        <w:rPr>
+          <w:b/>
+          <w:bCs/>
+        </w:rPr>
+        <w:t>reference value</w:t>
+      </w:r>
+      <w:r>
+        <w:t xml:space="preserve"> is copied.</w:t>
+      </w:r>
+    </w:p>
+    <w:p>
+      <w:pPr>
+        <w:numPr>
+          <w:ilvl w:val="0"/>
+          <w:numId w:val="41"/>
+        </w:numPr>
+      </w:pPr>
+      <w:r>
+        <w:t>== compares references.</w:t>
+      </w:r>
+    </w:p>
+    <w:p>
+      <w:pPr>
+        <w:numPr>
+          <w:ilvl w:val="0"/>
+          <w:numId w:val="41"/>
+        </w:numPr>
+      </w:pPr>
+      <w:proofErr w:type="gramStart"/>
+      <w:r>
+        <w:t>equals(</w:t>
+      </w:r>
+      <w:proofErr w:type="gramEnd"/>
+      <w:r>
+        <w:t xml:space="preserve">) </w:t>
+      </w:r>
+      <w:proofErr w:type="gramStart"/>
+      <w:r>
+        <w:t>compares</w:t>
+      </w:r>
+      <w:proofErr w:type="gramEnd"/>
+      <w:r>
+        <w:t xml:space="preserve"> contents (when overridden).</w:t>
+      </w:r>
+    </w:p>
+    <w:p>
+      <w:pPr>
+        <w:numPr>
+          <w:ilvl w:val="0"/>
+          <w:numId w:val="41"/>
+        </w:numPr>
+      </w:pPr>
+      <w:r>
+        <w:t>null means "no object."</w:t>
+      </w:r>
+    </w:p>
+    <w:p>
+      <w:pPr>
+        <w:numPr>
+          <w:ilvl w:val="0"/>
+          <w:numId w:val="41"/>
+        </w:numPr>
+      </w:pPr>
+      <w:r>
+        <w:t>Objects without reachable references are garbage collected.</w:t>
+      </w:r>
+    </w:p>
+    <w:p>
+      <w:pPr>
+        <w:rPr>
+          <w:b/>
+          <w:bCs/>
+        </w:rPr>
+      </w:pPr>
+      <w:r>
+        <w:rPr>
+          <w:b/>
+          <w:bCs/>
+        </w:rPr>
+        <w:t>One-Line Rule to Remember</w:t>
+      </w:r>
+    </w:p>
+    <w:p>
+      <w:r>
+        <w:rPr>
+          <w:b/>
+          <w:bCs/>
+        </w:rPr>
+        <w:t>Primitives store values. Objects live in the heap, and variables store references to them. Java always passes a copy of the reference (pass-by-value), never the object itself.</w:t>
+      </w:r>
+    </w:p>
     <w:p/>
     <w:sectPr>
       <w:pgSz w:w="11906" w:h="16838"/>
@@ -10521,6 +12907,155 @@
     </w:lvl>
   </w:abstractNum>
   <w:abstractNum w:abstractNumId="4" w15:restartNumberingAfterBreak="0">
+    <w:nsid w:val="0BC3783B"/>
+    <w:multiLevelType w:val="multilevel"/>
+    <w:tmpl w:val="87C2B2CE"/>
+    <w:lvl w:ilvl="0">
+      <w:start w:val="1"/>
+      <w:numFmt w:val="bullet"/>
+      <w:lvlText w:val=""/>
+      <w:lvlJc w:val="left"/>
+      <w:pPr>
+        <w:tabs>
+          <w:tab w:val="num" w:pos="720"/>
+        </w:tabs>
+        <w:ind w:left="720" w:hanging="360"/>
+      </w:pPr>
+      <w:rPr>
+        <w:rFonts w:ascii="Symbol" w:hAnsi="Symbol" w:hint="default"/>
+        <w:sz w:val="20"/>
+      </w:rPr>
+    </w:lvl>
+    <w:lvl w:ilvl="1" w:tentative="1">
+      <w:start w:val="1"/>
+      <w:numFmt w:val="bullet"/>
+      <w:lvlText w:val="o"/>
+      <w:lvlJc w:val="left"/>
+      <w:pPr>
+        <w:tabs>
+          <w:tab w:val="num" w:pos="1440"/>
+        </w:tabs>
+        <w:ind w:left="1440" w:hanging="360"/>
+      </w:pPr>
+      <w:rPr>
+        <w:rFonts w:ascii="Courier New" w:hAnsi="Courier New" w:hint="default"/>
+        <w:sz w:val="20"/>
+      </w:rPr>
+    </w:lvl>
+    <w:lvl w:ilvl="2" w:tentative="1">
+      <w:start w:val="1"/>
+      <w:numFmt w:val="bullet"/>
+      <w:lvlText w:val=""/>
+      <w:lvlJc w:val="left"/>
+      <w:pPr>
+        <w:tabs>
+          <w:tab w:val="num" w:pos="2160"/>
+        </w:tabs>
+        <w:ind w:left="2160" w:hanging="360"/>
+      </w:pPr>
+      <w:rPr>
+        <w:rFonts w:ascii="Wingdings" w:hAnsi="Wingdings" w:hint="default"/>
+        <w:sz w:val="20"/>
+      </w:rPr>
+    </w:lvl>
+    <w:lvl w:ilvl="3" w:tentative="1">
+      <w:start w:val="1"/>
+      <w:numFmt w:val="bullet"/>
+      <w:lvlText w:val=""/>
+      <w:lvlJc w:val="left"/>
+      <w:pPr>
+        <w:tabs>
+          <w:tab w:val="num" w:pos="2880"/>
+        </w:tabs>
+        <w:ind w:left="2880" w:hanging="360"/>
+      </w:pPr>
+      <w:rPr>
+        <w:rFonts w:ascii="Wingdings" w:hAnsi="Wingdings" w:hint="default"/>
+        <w:sz w:val="20"/>
+      </w:rPr>
+    </w:lvl>
+    <w:lvl w:ilvl="4" w:tentative="1">
+      <w:start w:val="1"/>
+      <w:numFmt w:val="bullet"/>
+      <w:lvlText w:val=""/>
+      <w:lvlJc w:val="left"/>
+      <w:pPr>
+        <w:tabs>
+          <w:tab w:val="num" w:pos="3600"/>
+        </w:tabs>
+        <w:ind w:left="3600" w:hanging="360"/>
+      </w:pPr>
+      <w:rPr>
+        <w:rFonts w:ascii="Wingdings" w:hAnsi="Wingdings" w:hint="default"/>
+        <w:sz w:val="20"/>
+      </w:rPr>
+    </w:lvl>
+    <w:lvl w:ilvl="5" w:tentative="1">
+      <w:start w:val="1"/>
+      <w:numFmt w:val="bullet"/>
+      <w:lvlText w:val=""/>
+      <w:lvlJc w:val="left"/>
+      <w:pPr>
+        <w:tabs>
+          <w:tab w:val="num" w:pos="4320"/>
+        </w:tabs>
+        <w:ind w:left="4320" w:hanging="360"/>
+      </w:pPr>
+      <w:rPr>
+        <w:rFonts w:ascii="Wingdings" w:hAnsi="Wingdings" w:hint="default"/>
+        <w:sz w:val="20"/>
+      </w:rPr>
+    </w:lvl>
+    <w:lvl w:ilvl="6" w:tentative="1">
+      <w:start w:val="1"/>
+      <w:numFmt w:val="bullet"/>
+      <w:lvlText w:val=""/>
+      <w:lvlJc w:val="left"/>
+      <w:pPr>
+        <w:tabs>
+          <w:tab w:val="num" w:pos="5040"/>
+        </w:tabs>
+        <w:ind w:left="5040" w:hanging="360"/>
+      </w:pPr>
+      <w:rPr>
+        <w:rFonts w:ascii="Wingdings" w:hAnsi="Wingdings" w:hint="default"/>
+        <w:sz w:val="20"/>
+      </w:rPr>
+    </w:lvl>
+    <w:lvl w:ilvl="7" w:tentative="1">
+      <w:start w:val="1"/>
+      <w:numFmt w:val="bullet"/>
+      <w:lvlText w:val=""/>
+      <w:lvlJc w:val="left"/>
+      <w:pPr>
+        <w:tabs>
+          <w:tab w:val="num" w:pos="5760"/>
+        </w:tabs>
+        <w:ind w:left="5760" w:hanging="360"/>
+      </w:pPr>
+      <w:rPr>
+        <w:rFonts w:ascii="Wingdings" w:hAnsi="Wingdings" w:hint="default"/>
+        <w:sz w:val="20"/>
+      </w:rPr>
+    </w:lvl>
+    <w:lvl w:ilvl="8" w:tentative="1">
+      <w:start w:val="1"/>
+      <w:numFmt w:val="bullet"/>
+      <w:lvlText w:val=""/>
+      <w:lvlJc w:val="left"/>
+      <w:pPr>
+        <w:tabs>
+          <w:tab w:val="num" w:pos="6480"/>
+        </w:tabs>
+        <w:ind w:left="6480" w:hanging="360"/>
+      </w:pPr>
+      <w:rPr>
+        <w:rFonts w:ascii="Wingdings" w:hAnsi="Wingdings" w:hint="default"/>
+        <w:sz w:val="20"/>
+      </w:rPr>
+    </w:lvl>
+  </w:abstractNum>
+  <w:abstractNum w:abstractNumId="5" w15:restartNumberingAfterBreak="0">
     <w:nsid w:val="0BEC113E"/>
     <w:multiLevelType w:val="multilevel"/>
     <w:tmpl w:val="3CBA1CD0"/>
@@ -10669,7 +13204,7 @@
       </w:rPr>
     </w:lvl>
   </w:abstractNum>
-  <w:abstractNum w:abstractNumId="5" w15:restartNumberingAfterBreak="0">
+  <w:abstractNum w:abstractNumId="6" w15:restartNumberingAfterBreak="0">
     <w:nsid w:val="0D0700B1"/>
     <w:multiLevelType w:val="multilevel"/>
     <w:tmpl w:val="680E655C"/>
@@ -10786,7 +13321,7 @@
       </w:pPr>
     </w:lvl>
   </w:abstractNum>
-  <w:abstractNum w:abstractNumId="6" w15:restartNumberingAfterBreak="0">
+  <w:abstractNum w:abstractNumId="7" w15:restartNumberingAfterBreak="0">
     <w:nsid w:val="0F5147F0"/>
     <w:multiLevelType w:val="multilevel"/>
     <w:tmpl w:val="267CB2DA"/>
@@ -10899,7 +13434,7 @@
       </w:pPr>
     </w:lvl>
   </w:abstractNum>
-  <w:abstractNum w:abstractNumId="7" w15:restartNumberingAfterBreak="0">
+  <w:abstractNum w:abstractNumId="8" w15:restartNumberingAfterBreak="0">
     <w:nsid w:val="1729256E"/>
     <w:multiLevelType w:val="multilevel"/>
     <w:tmpl w:val="623E3C86"/>
@@ -11048,7 +13583,7 @@
       </w:rPr>
     </w:lvl>
   </w:abstractNum>
-  <w:abstractNum w:abstractNumId="8" w15:restartNumberingAfterBreak="0">
+  <w:abstractNum w:abstractNumId="9" w15:restartNumberingAfterBreak="0">
     <w:nsid w:val="19116869"/>
     <w:multiLevelType w:val="multilevel"/>
     <w:tmpl w:val="ACA6EA96"/>
@@ -11197,7 +13732,7 @@
       </w:rPr>
     </w:lvl>
   </w:abstractNum>
-  <w:abstractNum w:abstractNumId="9" w15:restartNumberingAfterBreak="0">
+  <w:abstractNum w:abstractNumId="10" w15:restartNumberingAfterBreak="0">
     <w:nsid w:val="1CE40342"/>
     <w:multiLevelType w:val="multilevel"/>
     <w:tmpl w:val="4DCCE986"/>
@@ -11310,7 +13845,7 @@
       </w:pPr>
     </w:lvl>
   </w:abstractNum>
-  <w:abstractNum w:abstractNumId="10" w15:restartNumberingAfterBreak="0">
+  <w:abstractNum w:abstractNumId="11" w15:restartNumberingAfterBreak="0">
     <w:nsid w:val="1E3C098D"/>
     <w:multiLevelType w:val="multilevel"/>
     <w:tmpl w:val="48CE5DF0"/>
@@ -11459,7 +13994,7 @@
       </w:rPr>
     </w:lvl>
   </w:abstractNum>
-  <w:abstractNum w:abstractNumId="11" w15:restartNumberingAfterBreak="0">
+  <w:abstractNum w:abstractNumId="12" w15:restartNumberingAfterBreak="0">
     <w:nsid w:val="236D56D3"/>
     <w:multiLevelType w:val="multilevel"/>
     <w:tmpl w:val="4DD68EF2"/>
@@ -11576,7 +14111,7 @@
       </w:pPr>
     </w:lvl>
   </w:abstractNum>
-  <w:abstractNum w:abstractNumId="12" w15:restartNumberingAfterBreak="0">
+  <w:abstractNum w:abstractNumId="13" w15:restartNumberingAfterBreak="0">
     <w:nsid w:val="24370749"/>
     <w:multiLevelType w:val="multilevel"/>
     <w:tmpl w:val="3CACE358"/>
@@ -11721,7 +14256,7 @@
       </w:rPr>
     </w:lvl>
   </w:abstractNum>
-  <w:abstractNum w:abstractNumId="13" w15:restartNumberingAfterBreak="0">
+  <w:abstractNum w:abstractNumId="14" w15:restartNumberingAfterBreak="0">
     <w:nsid w:val="26BE79BE"/>
     <w:multiLevelType w:val="multilevel"/>
     <w:tmpl w:val="64184666"/>
@@ -11834,7 +14369,156 @@
       </w:pPr>
     </w:lvl>
   </w:abstractNum>
-  <w:abstractNum w:abstractNumId="14" w15:restartNumberingAfterBreak="0">
+  <w:abstractNum w:abstractNumId="15" w15:restartNumberingAfterBreak="0">
+    <w:nsid w:val="2AA83398"/>
+    <w:multiLevelType w:val="multilevel"/>
+    <w:tmpl w:val="1DC8F2AA"/>
+    <w:lvl w:ilvl="0">
+      <w:start w:val="1"/>
+      <w:numFmt w:val="bullet"/>
+      <w:lvlText w:val=""/>
+      <w:lvlJc w:val="left"/>
+      <w:pPr>
+        <w:tabs>
+          <w:tab w:val="num" w:pos="720"/>
+        </w:tabs>
+        <w:ind w:left="720" w:hanging="360"/>
+      </w:pPr>
+      <w:rPr>
+        <w:rFonts w:ascii="Symbol" w:hAnsi="Symbol" w:hint="default"/>
+        <w:sz w:val="20"/>
+      </w:rPr>
+    </w:lvl>
+    <w:lvl w:ilvl="1" w:tentative="1">
+      <w:start w:val="1"/>
+      <w:numFmt w:val="bullet"/>
+      <w:lvlText w:val="o"/>
+      <w:lvlJc w:val="left"/>
+      <w:pPr>
+        <w:tabs>
+          <w:tab w:val="num" w:pos="1440"/>
+        </w:tabs>
+        <w:ind w:left="1440" w:hanging="360"/>
+      </w:pPr>
+      <w:rPr>
+        <w:rFonts w:ascii="Courier New" w:hAnsi="Courier New" w:hint="default"/>
+        <w:sz w:val="20"/>
+      </w:rPr>
+    </w:lvl>
+    <w:lvl w:ilvl="2" w:tentative="1">
+      <w:start w:val="1"/>
+      <w:numFmt w:val="bullet"/>
+      <w:lvlText w:val=""/>
+      <w:lvlJc w:val="left"/>
+      <w:pPr>
+        <w:tabs>
+          <w:tab w:val="num" w:pos="2160"/>
+        </w:tabs>
+        <w:ind w:left="2160" w:hanging="360"/>
+      </w:pPr>
+      <w:rPr>
+        <w:rFonts w:ascii="Wingdings" w:hAnsi="Wingdings" w:hint="default"/>
+        <w:sz w:val="20"/>
+      </w:rPr>
+    </w:lvl>
+    <w:lvl w:ilvl="3" w:tentative="1">
+      <w:start w:val="1"/>
+      <w:numFmt w:val="bullet"/>
+      <w:lvlText w:val=""/>
+      <w:lvlJc w:val="left"/>
+      <w:pPr>
+        <w:tabs>
+          <w:tab w:val="num" w:pos="2880"/>
+        </w:tabs>
+        <w:ind w:left="2880" w:hanging="360"/>
+      </w:pPr>
+      <w:rPr>
+        <w:rFonts w:ascii="Wingdings" w:hAnsi="Wingdings" w:hint="default"/>
+        <w:sz w:val="20"/>
+      </w:rPr>
+    </w:lvl>
+    <w:lvl w:ilvl="4" w:tentative="1">
+      <w:start w:val="1"/>
+      <w:numFmt w:val="bullet"/>
+      <w:lvlText w:val=""/>
+      <w:lvlJc w:val="left"/>
+      <w:pPr>
+        <w:tabs>
+          <w:tab w:val="num" w:pos="3600"/>
+        </w:tabs>
+        <w:ind w:left="3600" w:hanging="360"/>
+      </w:pPr>
+      <w:rPr>
+        <w:rFonts w:ascii="Wingdings" w:hAnsi="Wingdings" w:hint="default"/>
+        <w:sz w:val="20"/>
+      </w:rPr>
+    </w:lvl>
+    <w:lvl w:ilvl="5" w:tentative="1">
+      <w:start w:val="1"/>
+      <w:numFmt w:val="bullet"/>
+      <w:lvlText w:val=""/>
+      <w:lvlJc w:val="left"/>
+      <w:pPr>
+        <w:tabs>
+          <w:tab w:val="num" w:pos="4320"/>
+        </w:tabs>
+        <w:ind w:left="4320" w:hanging="360"/>
+      </w:pPr>
+      <w:rPr>
+        <w:rFonts w:ascii="Wingdings" w:hAnsi="Wingdings" w:hint="default"/>
+        <w:sz w:val="20"/>
+      </w:rPr>
+    </w:lvl>
+    <w:lvl w:ilvl="6" w:tentative="1">
+      <w:start w:val="1"/>
+      <w:numFmt w:val="bullet"/>
+      <w:lvlText w:val=""/>
+      <w:lvlJc w:val="left"/>
+      <w:pPr>
+        <w:tabs>
+          <w:tab w:val="num" w:pos="5040"/>
+        </w:tabs>
+        <w:ind w:left="5040" w:hanging="360"/>
+      </w:pPr>
+      <w:rPr>
+        <w:rFonts w:ascii="Wingdings" w:hAnsi="Wingdings" w:hint="default"/>
+        <w:sz w:val="20"/>
+      </w:rPr>
+    </w:lvl>
+    <w:lvl w:ilvl="7" w:tentative="1">
+      <w:start w:val="1"/>
+      <w:numFmt w:val="bullet"/>
+      <w:lvlText w:val=""/>
+      <w:lvlJc w:val="left"/>
+      <w:pPr>
+        <w:tabs>
+          <w:tab w:val="num" w:pos="5760"/>
+        </w:tabs>
+        <w:ind w:left="5760" w:hanging="360"/>
+      </w:pPr>
+      <w:rPr>
+        <w:rFonts w:ascii="Wingdings" w:hAnsi="Wingdings" w:hint="default"/>
+        <w:sz w:val="20"/>
+      </w:rPr>
+    </w:lvl>
+    <w:lvl w:ilvl="8" w:tentative="1">
+      <w:start w:val="1"/>
+      <w:numFmt w:val="bullet"/>
+      <w:lvlText w:val=""/>
+      <w:lvlJc w:val="left"/>
+      <w:pPr>
+        <w:tabs>
+          <w:tab w:val="num" w:pos="6480"/>
+        </w:tabs>
+        <w:ind w:left="6480" w:hanging="360"/>
+      </w:pPr>
+      <w:rPr>
+        <w:rFonts w:ascii="Wingdings" w:hAnsi="Wingdings" w:hint="default"/>
+        <w:sz w:val="20"/>
+      </w:rPr>
+    </w:lvl>
+  </w:abstractNum>
+  <w:abstractNum w:abstractNumId="16" w15:restartNumberingAfterBreak="0">
     <w:nsid w:val="2BFE76B6"/>
     <w:multiLevelType w:val="multilevel"/>
     <w:tmpl w:val="CE46D2C6"/>
@@ -11983,7 +14667,120 @@
       </w:rPr>
     </w:lvl>
   </w:abstractNum>
-  <w:abstractNum w:abstractNumId="15" w15:restartNumberingAfterBreak="0">
+  <w:abstractNum w:abstractNumId="17" w15:restartNumberingAfterBreak="0">
+    <w:nsid w:val="345C66C8"/>
+    <w:multiLevelType w:val="multilevel"/>
+    <w:tmpl w:val="8188E51A"/>
+    <w:lvl w:ilvl="0">
+      <w:start w:val="1"/>
+      <w:numFmt w:val="decimal"/>
+      <w:lvlText w:val="%1."/>
+      <w:lvlJc w:val="left"/>
+      <w:pPr>
+        <w:tabs>
+          <w:tab w:val="num" w:pos="720"/>
+        </w:tabs>
+        <w:ind w:left="720" w:hanging="360"/>
+      </w:pPr>
+    </w:lvl>
+    <w:lvl w:ilvl="1" w:tentative="1">
+      <w:start w:val="1"/>
+      <w:numFmt w:val="decimal"/>
+      <w:lvlText w:val="%2."/>
+      <w:lvlJc w:val="left"/>
+      <w:pPr>
+        <w:tabs>
+          <w:tab w:val="num" w:pos="1440"/>
+        </w:tabs>
+        <w:ind w:left="1440" w:hanging="360"/>
+      </w:pPr>
+    </w:lvl>
+    <w:lvl w:ilvl="2" w:tentative="1">
+      <w:start w:val="1"/>
+      <w:numFmt w:val="decimal"/>
+      <w:lvlText w:val="%3."/>
+      <w:lvlJc w:val="left"/>
+      <w:pPr>
+        <w:tabs>
+          <w:tab w:val="num" w:pos="2160"/>
+        </w:tabs>
+        <w:ind w:left="2160" w:hanging="360"/>
+      </w:pPr>
+    </w:lvl>
+    <w:lvl w:ilvl="3" w:tentative="1">
+      <w:start w:val="1"/>
+      <w:numFmt w:val="decimal"/>
+      <w:lvlText w:val="%4."/>
+      <w:lvlJc w:val="left"/>
+      <w:pPr>
+        <w:tabs>
+          <w:tab w:val="num" w:pos="2880"/>
+        </w:tabs>
+        <w:ind w:left="2880" w:hanging="360"/>
+      </w:pPr>
+    </w:lvl>
+    <w:lvl w:ilvl="4" w:tentative="1">
+      <w:start w:val="1"/>
+      <w:numFmt w:val="decimal"/>
+      <w:lvlText w:val="%5."/>
+      <w:lvlJc w:val="left"/>
+      <w:pPr>
+        <w:tabs>
+          <w:tab w:val="num" w:pos="3600"/>
+        </w:tabs>
+        <w:ind w:left="3600" w:hanging="360"/>
+      </w:pPr>
+    </w:lvl>
+    <w:lvl w:ilvl="5" w:tentative="1">
+      <w:start w:val="1"/>
+      <w:numFmt w:val="decimal"/>
+      <w:lvlText w:val="%6."/>
+      <w:lvlJc w:val="left"/>
+      <w:pPr>
+        <w:tabs>
+          <w:tab w:val="num" w:pos="4320"/>
+        </w:tabs>
+        <w:ind w:left="4320" w:hanging="360"/>
+      </w:pPr>
+    </w:lvl>
+    <w:lvl w:ilvl="6" w:tentative="1">
+      <w:start w:val="1"/>
+      <w:numFmt w:val="decimal"/>
+      <w:lvlText w:val="%7."/>
+      <w:lvlJc w:val="left"/>
+      <w:pPr>
+        <w:tabs>
+          <w:tab w:val="num" w:pos="5040"/>
+        </w:tabs>
+        <w:ind w:left="5040" w:hanging="360"/>
+      </w:pPr>
+    </w:lvl>
+    <w:lvl w:ilvl="7" w:tentative="1">
+      <w:start w:val="1"/>
+      <w:numFmt w:val="decimal"/>
+      <w:lvlText w:val="%8."/>
+      <w:lvlJc w:val="left"/>
+      <w:pPr>
+        <w:tabs>
+          <w:tab w:val="num" w:pos="5760"/>
+        </w:tabs>
+        <w:ind w:left="5760" w:hanging="360"/>
+      </w:pPr>
+    </w:lvl>
+    <w:lvl w:ilvl="8" w:tentative="1">
+      <w:start w:val="1"/>
+      <w:numFmt w:val="decimal"/>
+      <w:lvlText w:val="%9."/>
+      <w:lvlJc w:val="left"/>
+      <w:pPr>
+        <w:tabs>
+          <w:tab w:val="num" w:pos="6480"/>
+        </w:tabs>
+        <w:ind w:left="6480" w:hanging="360"/>
+      </w:pPr>
+    </w:lvl>
+  </w:abstractNum>
+  <w:abstractNum w:abstractNumId="18" w15:restartNumberingAfterBreak="0">
     <w:nsid w:val="3B932CA4"/>
     <w:multiLevelType w:val="multilevel"/>
     <w:tmpl w:val="A738BF8C"/>
@@ -12132,7 +14929,7 @@
       </w:rPr>
     </w:lvl>
   </w:abstractNum>
-  <w:abstractNum w:abstractNumId="16" w15:restartNumberingAfterBreak="0">
+  <w:abstractNum w:abstractNumId="19" w15:restartNumberingAfterBreak="0">
     <w:nsid w:val="3C0E1CE2"/>
     <w:multiLevelType w:val="multilevel"/>
     <w:tmpl w:val="8806DA92"/>
@@ -12245,7 +15042,7 @@
       </w:pPr>
     </w:lvl>
   </w:abstractNum>
-  <w:abstractNum w:abstractNumId="17" w15:restartNumberingAfterBreak="0">
+  <w:abstractNum w:abstractNumId="20" w15:restartNumberingAfterBreak="0">
     <w:nsid w:val="3C6076E1"/>
     <w:multiLevelType w:val="multilevel"/>
     <w:tmpl w:val="E1D0AC82"/>
@@ -12394,7 +15191,7 @@
       </w:rPr>
     </w:lvl>
   </w:abstractNum>
-  <w:abstractNum w:abstractNumId="18" w15:restartNumberingAfterBreak="0">
+  <w:abstractNum w:abstractNumId="21" w15:restartNumberingAfterBreak="0">
     <w:nsid w:val="3EEC227F"/>
     <w:multiLevelType w:val="multilevel"/>
     <w:tmpl w:val="4CA848FC"/>
@@ -12507,7 +15304,7 @@
       </w:pPr>
     </w:lvl>
   </w:abstractNum>
-  <w:abstractNum w:abstractNumId="19" w15:restartNumberingAfterBreak="0">
+  <w:abstractNum w:abstractNumId="22" w15:restartNumberingAfterBreak="0">
     <w:nsid w:val="40A237AD"/>
     <w:multiLevelType w:val="multilevel"/>
     <w:tmpl w:val="55DC3488"/>
@@ -12656,7 +15453,305 @@
       </w:rPr>
     </w:lvl>
   </w:abstractNum>
-  <w:abstractNum w:abstractNumId="20" w15:restartNumberingAfterBreak="0">
+  <w:abstractNum w:abstractNumId="23" w15:restartNumberingAfterBreak="0">
+    <w:nsid w:val="41370EF9"/>
+    <w:multiLevelType w:val="multilevel"/>
+    <w:tmpl w:val="18B2A5E4"/>
+    <w:lvl w:ilvl="0">
+      <w:start w:val="1"/>
+      <w:numFmt w:val="bullet"/>
+      <w:lvlText w:val=""/>
+      <w:lvlJc w:val="left"/>
+      <w:pPr>
+        <w:tabs>
+          <w:tab w:val="num" w:pos="720"/>
+        </w:tabs>
+        <w:ind w:left="720" w:hanging="360"/>
+      </w:pPr>
+      <w:rPr>
+        <w:rFonts w:ascii="Symbol" w:hAnsi="Symbol" w:hint="default"/>
+        <w:sz w:val="20"/>
+      </w:rPr>
+    </w:lvl>
+    <w:lvl w:ilvl="1" w:tentative="1">
+      <w:start w:val="1"/>
+      <w:numFmt w:val="bullet"/>
+      <w:lvlText w:val="o"/>
+      <w:lvlJc w:val="left"/>
+      <w:pPr>
+        <w:tabs>
+          <w:tab w:val="num" w:pos="1440"/>
+        </w:tabs>
+        <w:ind w:left="1440" w:hanging="360"/>
+      </w:pPr>
+      <w:rPr>
+        <w:rFonts w:ascii="Courier New" w:hAnsi="Courier New" w:hint="default"/>
+        <w:sz w:val="20"/>
+      </w:rPr>
+    </w:lvl>
+    <w:lvl w:ilvl="2" w:tentative="1">
+      <w:start w:val="1"/>
+      <w:numFmt w:val="bullet"/>
+      <w:lvlText w:val=""/>
+      <w:lvlJc w:val="left"/>
+      <w:pPr>
+        <w:tabs>
+          <w:tab w:val="num" w:pos="2160"/>
+        </w:tabs>
+        <w:ind w:left="2160" w:hanging="360"/>
+      </w:pPr>
+      <w:rPr>
+        <w:rFonts w:ascii="Wingdings" w:hAnsi="Wingdings" w:hint="default"/>
+        <w:sz w:val="20"/>
+      </w:rPr>
+    </w:lvl>
+    <w:lvl w:ilvl="3" w:tentative="1">
+      <w:start w:val="1"/>
+      <w:numFmt w:val="bullet"/>
+      <w:lvlText w:val=""/>
+      <w:lvlJc w:val="left"/>
+      <w:pPr>
+        <w:tabs>
+          <w:tab w:val="num" w:pos="2880"/>
+        </w:tabs>
+        <w:ind w:left="2880" w:hanging="360"/>
+      </w:pPr>
+      <w:rPr>
+        <w:rFonts w:ascii="Wingdings" w:hAnsi="Wingdings" w:hint="default"/>
+        <w:sz w:val="20"/>
+      </w:rPr>
+    </w:lvl>
+    <w:lvl w:ilvl="4" w:tentative="1">
+      <w:start w:val="1"/>
+      <w:numFmt w:val="bullet"/>
+      <w:lvlText w:val=""/>
+      <w:lvlJc w:val="left"/>
+      <w:pPr>
+        <w:tabs>
+          <w:tab w:val="num" w:pos="3600"/>
+        </w:tabs>
+        <w:ind w:left="3600" w:hanging="360"/>
+      </w:pPr>
+      <w:rPr>
+        <w:rFonts w:ascii="Wingdings" w:hAnsi="Wingdings" w:hint="default"/>
+        <w:sz w:val="20"/>
+      </w:rPr>
+    </w:lvl>
+    <w:lvl w:ilvl="5" w:tentative="1">
+      <w:start w:val="1"/>
+      <w:numFmt w:val="bullet"/>
+      <w:lvlText w:val=""/>
+      <w:lvlJc w:val="left"/>
+      <w:pPr>
+        <w:tabs>
+          <w:tab w:val="num" w:pos="4320"/>
+        </w:tabs>
+        <w:ind w:left="4320" w:hanging="360"/>
+      </w:pPr>
+      <w:rPr>
+        <w:rFonts w:ascii="Wingdings" w:hAnsi="Wingdings" w:hint="default"/>
+        <w:sz w:val="20"/>
+      </w:rPr>
+    </w:lvl>
+    <w:lvl w:ilvl="6" w:tentative="1">
+      <w:start w:val="1"/>
+      <w:numFmt w:val="bullet"/>
+      <w:lvlText w:val=""/>
+      <w:lvlJc w:val="left"/>
+      <w:pPr>
+        <w:tabs>
+          <w:tab w:val="num" w:pos="5040"/>
+        </w:tabs>
+        <w:ind w:left="5040" w:hanging="360"/>
+      </w:pPr>
+      <w:rPr>
+        <w:rFonts w:ascii="Wingdings" w:hAnsi="Wingdings" w:hint="default"/>
+        <w:sz w:val="20"/>
+      </w:rPr>
+    </w:lvl>
+    <w:lvl w:ilvl="7" w:tentative="1">
+      <w:start w:val="1"/>
+      <w:numFmt w:val="bullet"/>
+      <w:lvlText w:val=""/>
+      <w:lvlJc w:val="left"/>
+      <w:pPr>
+        <w:tabs>
+          <w:tab w:val="num" w:pos="5760"/>
+        </w:tabs>
+        <w:ind w:left="5760" w:hanging="360"/>
+      </w:pPr>
+      <w:rPr>
+        <w:rFonts w:ascii="Wingdings" w:hAnsi="Wingdings" w:hint="default"/>
+        <w:sz w:val="20"/>
+      </w:rPr>
+    </w:lvl>
+    <w:lvl w:ilvl="8" w:tentative="1">
+      <w:start w:val="1"/>
+      <w:numFmt w:val="bullet"/>
+      <w:lvlText w:val=""/>
+      <w:lvlJc w:val="left"/>
+      <w:pPr>
+        <w:tabs>
+          <w:tab w:val="num" w:pos="6480"/>
+        </w:tabs>
+        <w:ind w:left="6480" w:hanging="360"/>
+      </w:pPr>
+      <w:rPr>
+        <w:rFonts w:ascii="Wingdings" w:hAnsi="Wingdings" w:hint="default"/>
+        <w:sz w:val="20"/>
+      </w:rPr>
+    </w:lvl>
+  </w:abstractNum>
+  <w:abstractNum w:abstractNumId="24" w15:restartNumberingAfterBreak="0">
+    <w:nsid w:val="41616AB2"/>
+    <w:multiLevelType w:val="multilevel"/>
+    <w:tmpl w:val="D9B0C98C"/>
+    <w:lvl w:ilvl="0">
+      <w:start w:val="1"/>
+      <w:numFmt w:val="bullet"/>
+      <w:lvlText w:val=""/>
+      <w:lvlJc w:val="left"/>
+      <w:pPr>
+        <w:tabs>
+          <w:tab w:val="num" w:pos="720"/>
+        </w:tabs>
+        <w:ind w:left="720" w:hanging="360"/>
+      </w:pPr>
+      <w:rPr>
+        <w:rFonts w:ascii="Symbol" w:hAnsi="Symbol" w:hint="default"/>
+        <w:sz w:val="20"/>
+      </w:rPr>
+    </w:lvl>
+    <w:lvl w:ilvl="1" w:tentative="1">
+      <w:start w:val="1"/>
+      <w:numFmt w:val="bullet"/>
+      <w:lvlText w:val="o"/>
+      <w:lvlJc w:val="left"/>
+      <w:pPr>
+        <w:tabs>
+          <w:tab w:val="num" w:pos="1440"/>
+        </w:tabs>
+        <w:ind w:left="1440" w:hanging="360"/>
+      </w:pPr>
+      <w:rPr>
+        <w:rFonts w:ascii="Courier New" w:hAnsi="Courier New" w:hint="default"/>
+        <w:sz w:val="20"/>
+      </w:rPr>
+    </w:lvl>
+    <w:lvl w:ilvl="2" w:tentative="1">
+      <w:start w:val="1"/>
+      <w:numFmt w:val="bullet"/>
+      <w:lvlText w:val=""/>
+      <w:lvlJc w:val="left"/>
+      <w:pPr>
+        <w:tabs>
+          <w:tab w:val="num" w:pos="2160"/>
+        </w:tabs>
+        <w:ind w:left="2160" w:hanging="360"/>
+      </w:pPr>
+      <w:rPr>
+        <w:rFonts w:ascii="Wingdings" w:hAnsi="Wingdings" w:hint="default"/>
+        <w:sz w:val="20"/>
+      </w:rPr>
+    </w:lvl>
+    <w:lvl w:ilvl="3" w:tentative="1">
+      <w:start w:val="1"/>
+      <w:numFmt w:val="bullet"/>
+      <w:lvlText w:val=""/>
+      <w:lvlJc w:val="left"/>
+      <w:pPr>
+        <w:tabs>
+          <w:tab w:val="num" w:pos="2880"/>
+        </w:tabs>
+        <w:ind w:left="2880" w:hanging="360"/>
+      </w:pPr>
+      <w:rPr>
+        <w:rFonts w:ascii="Wingdings" w:hAnsi="Wingdings" w:hint="default"/>
+        <w:sz w:val="20"/>
+      </w:rPr>
+    </w:lvl>
+    <w:lvl w:ilvl="4" w:tentative="1">
+      <w:start w:val="1"/>
+      <w:numFmt w:val="bullet"/>
+      <w:lvlText w:val=""/>
+      <w:lvlJc w:val="left"/>
+      <w:pPr>
+        <w:tabs>
+          <w:tab w:val="num" w:pos="3600"/>
+        </w:tabs>
+        <w:ind w:left="3600" w:hanging="360"/>
+      </w:pPr>
+      <w:rPr>
+        <w:rFonts w:ascii="Wingdings" w:hAnsi="Wingdings" w:hint="default"/>
+        <w:sz w:val="20"/>
+      </w:rPr>
+    </w:lvl>
+    <w:lvl w:ilvl="5" w:tentative="1">
+      <w:start w:val="1"/>
+      <w:numFmt w:val="bullet"/>
+      <w:lvlText w:val=""/>
+      <w:lvlJc w:val="left"/>
+      <w:pPr>
+        <w:tabs>
+          <w:tab w:val="num" w:pos="4320"/>
+        </w:tabs>
+        <w:ind w:left="4320" w:hanging="360"/>
+      </w:pPr>
+      <w:rPr>
+        <w:rFonts w:ascii="Wingdings" w:hAnsi="Wingdings" w:hint="default"/>
+        <w:sz w:val="20"/>
+      </w:rPr>
+    </w:lvl>
+    <w:lvl w:ilvl="6" w:tentative="1">
+      <w:start w:val="1"/>
+      <w:numFmt w:val="bullet"/>
+      <w:lvlText w:val=""/>
+      <w:lvlJc w:val="left"/>
+      <w:pPr>
+        <w:tabs>
+          <w:tab w:val="num" w:pos="5040"/>
+        </w:tabs>
+        <w:ind w:left="5040" w:hanging="360"/>
+      </w:pPr>
+      <w:rPr>
+        <w:rFonts w:ascii="Wingdings" w:hAnsi="Wingdings" w:hint="default"/>
+        <w:sz w:val="20"/>
+      </w:rPr>
+    </w:lvl>
+    <w:lvl w:ilvl="7" w:tentative="1">
+      <w:start w:val="1"/>
+      <w:numFmt w:val="bullet"/>
+      <w:lvlText w:val=""/>
+      <w:lvlJc w:val="left"/>
+      <w:pPr>
+        <w:tabs>
+          <w:tab w:val="num" w:pos="5760"/>
+        </w:tabs>
+        <w:ind w:left="5760" w:hanging="360"/>
+      </w:pPr>
+      <w:rPr>
+        <w:rFonts w:ascii="Wingdings" w:hAnsi="Wingdings" w:hint="default"/>
+        <w:sz w:val="20"/>
+      </w:rPr>
+    </w:lvl>
+    <w:lvl w:ilvl="8" w:tentative="1">
+      <w:start w:val="1"/>
+      <w:numFmt w:val="bullet"/>
+      <w:lvlText w:val=""/>
+      <w:lvlJc w:val="left"/>
+      <w:pPr>
+        <w:tabs>
+          <w:tab w:val="num" w:pos="6480"/>
+        </w:tabs>
+        <w:ind w:left="6480" w:hanging="360"/>
+      </w:pPr>
+      <w:rPr>
+        <w:rFonts w:ascii="Wingdings" w:hAnsi="Wingdings" w:hint="default"/>
+        <w:sz w:val="20"/>
+      </w:rPr>
+    </w:lvl>
+  </w:abstractNum>
+  <w:abstractNum w:abstractNumId="25" w15:restartNumberingAfterBreak="0">
     <w:nsid w:val="453F47A0"/>
     <w:multiLevelType w:val="multilevel"/>
     <w:tmpl w:val="1E947550"/>
@@ -12805,7 +15900,7 @@
       </w:rPr>
     </w:lvl>
   </w:abstractNum>
-  <w:abstractNum w:abstractNumId="21" w15:restartNumberingAfterBreak="0">
+  <w:abstractNum w:abstractNumId="26" w15:restartNumberingAfterBreak="0">
     <w:nsid w:val="49371508"/>
     <w:multiLevelType w:val="multilevel"/>
     <w:tmpl w:val="0186BE9E"/>
@@ -12954,7 +16049,7 @@
       </w:rPr>
     </w:lvl>
   </w:abstractNum>
-  <w:abstractNum w:abstractNumId="22" w15:restartNumberingAfterBreak="0">
+  <w:abstractNum w:abstractNumId="27" w15:restartNumberingAfterBreak="0">
     <w:nsid w:val="4DBA2F3E"/>
     <w:multiLevelType w:val="multilevel"/>
     <w:tmpl w:val="314697D6"/>
@@ -13103,7 +16198,7 @@
       </w:rPr>
     </w:lvl>
   </w:abstractNum>
-  <w:abstractNum w:abstractNumId="23" w15:restartNumberingAfterBreak="0">
+  <w:abstractNum w:abstractNumId="28" w15:restartNumberingAfterBreak="0">
     <w:nsid w:val="4E111884"/>
     <w:multiLevelType w:val="multilevel"/>
     <w:tmpl w:val="8AB27A18"/>
@@ -13216,7 +16311,7 @@
       </w:pPr>
     </w:lvl>
   </w:abstractNum>
-  <w:abstractNum w:abstractNumId="24" w15:restartNumberingAfterBreak="0">
+  <w:abstractNum w:abstractNumId="29" w15:restartNumberingAfterBreak="0">
     <w:nsid w:val="507A2F7E"/>
     <w:multiLevelType w:val="multilevel"/>
     <w:tmpl w:val="79D2FCCA"/>
@@ -13365,7 +16460,7 @@
       </w:rPr>
     </w:lvl>
   </w:abstractNum>
-  <w:abstractNum w:abstractNumId="25" w15:restartNumberingAfterBreak="0">
+  <w:abstractNum w:abstractNumId="30" w15:restartNumberingAfterBreak="0">
     <w:nsid w:val="51ED42FA"/>
     <w:multiLevelType w:val="multilevel"/>
     <w:tmpl w:val="54B060BC"/>
@@ -13514,7 +16609,7 @@
       </w:rPr>
     </w:lvl>
   </w:abstractNum>
-  <w:abstractNum w:abstractNumId="26" w15:restartNumberingAfterBreak="0">
+  <w:abstractNum w:abstractNumId="31" w15:restartNumberingAfterBreak="0">
     <w:nsid w:val="525F52A9"/>
     <w:multiLevelType w:val="multilevel"/>
     <w:tmpl w:val="B39E6D0A"/>
@@ -13663,7 +16758,7 @@
       </w:rPr>
     </w:lvl>
   </w:abstractNum>
-  <w:abstractNum w:abstractNumId="27" w15:restartNumberingAfterBreak="0">
+  <w:abstractNum w:abstractNumId="32" w15:restartNumberingAfterBreak="0">
     <w:nsid w:val="57B90FFA"/>
     <w:multiLevelType w:val="multilevel"/>
     <w:tmpl w:val="5FA84584"/>
@@ -13812,7 +16907,7 @@
       </w:rPr>
     </w:lvl>
   </w:abstractNum>
-  <w:abstractNum w:abstractNumId="28" w15:restartNumberingAfterBreak="0">
+  <w:abstractNum w:abstractNumId="33" w15:restartNumberingAfterBreak="0">
     <w:nsid w:val="58417512"/>
     <w:multiLevelType w:val="multilevel"/>
     <w:tmpl w:val="E5C8CF3C"/>
@@ -13961,7 +17056,7 @@
       </w:rPr>
     </w:lvl>
   </w:abstractNum>
-  <w:abstractNum w:abstractNumId="29" w15:restartNumberingAfterBreak="0">
+  <w:abstractNum w:abstractNumId="34" w15:restartNumberingAfterBreak="0">
     <w:nsid w:val="58BC5C46"/>
     <w:multiLevelType w:val="multilevel"/>
     <w:tmpl w:val="65249C42"/>
@@ -14110,7 +17205,7 @@
       </w:rPr>
     </w:lvl>
   </w:abstractNum>
-  <w:abstractNum w:abstractNumId="30" w15:restartNumberingAfterBreak="0">
+  <w:abstractNum w:abstractNumId="35" w15:restartNumberingAfterBreak="0">
     <w:nsid w:val="59D92615"/>
     <w:multiLevelType w:val="multilevel"/>
     <w:tmpl w:val="60D8A904"/>
@@ -14259,7 +17354,7 @@
       </w:rPr>
     </w:lvl>
   </w:abstractNum>
-  <w:abstractNum w:abstractNumId="31" w15:restartNumberingAfterBreak="0">
+  <w:abstractNum w:abstractNumId="36" w15:restartNumberingAfterBreak="0">
     <w:nsid w:val="6DF17FF2"/>
     <w:multiLevelType w:val="multilevel"/>
     <w:tmpl w:val="7390B934"/>
@@ -14372,7 +17467,7 @@
       </w:pPr>
     </w:lvl>
   </w:abstractNum>
-  <w:abstractNum w:abstractNumId="32" w15:restartNumberingAfterBreak="0">
+  <w:abstractNum w:abstractNumId="37" w15:restartNumberingAfterBreak="0">
     <w:nsid w:val="715348CA"/>
     <w:multiLevelType w:val="multilevel"/>
     <w:tmpl w:val="50288884"/>
@@ -14485,7 +17580,7 @@
       </w:pPr>
     </w:lvl>
   </w:abstractNum>
-  <w:abstractNum w:abstractNumId="33" w15:restartNumberingAfterBreak="0">
+  <w:abstractNum w:abstractNumId="38" w15:restartNumberingAfterBreak="0">
     <w:nsid w:val="789010C3"/>
     <w:multiLevelType w:val="multilevel"/>
     <w:tmpl w:val="53D0E026"/>
@@ -14634,7 +17729,7 @@
       </w:rPr>
     </w:lvl>
   </w:abstractNum>
-  <w:abstractNum w:abstractNumId="34" w15:restartNumberingAfterBreak="0">
+  <w:abstractNum w:abstractNumId="39" w15:restartNumberingAfterBreak="0">
     <w:nsid w:val="78BC0BDF"/>
     <w:multiLevelType w:val="multilevel"/>
     <w:tmpl w:val="41467532"/>
@@ -14783,7 +17878,7 @@
       </w:rPr>
     </w:lvl>
   </w:abstractNum>
-  <w:abstractNum w:abstractNumId="35" w15:restartNumberingAfterBreak="0">
+  <w:abstractNum w:abstractNumId="40" w15:restartNumberingAfterBreak="0">
     <w:nsid w:val="7B3163D6"/>
     <w:multiLevelType w:val="multilevel"/>
     <w:tmpl w:val="8BA84750"/>
@@ -14933,112 +18028,127 @@
     </w:lvl>
   </w:abstractNum>
   <w:num w:numId="1" w16cid:durableId="696584190">
-    <w:abstractNumId w:val="18"/>
+    <w:abstractNumId w:val="21"/>
   </w:num>
   <w:num w:numId="2" w16cid:durableId="1747259762">
-    <w:abstractNumId w:val="6"/>
+    <w:abstractNumId w:val="7"/>
   </w:num>
   <w:num w:numId="3" w16cid:durableId="1691179610">
+    <w:abstractNumId w:val="37"/>
+  </w:num>
+  <w:num w:numId="4" w16cid:durableId="1399480621">
+    <w:abstractNumId w:val="36"/>
+  </w:num>
+  <w:num w:numId="5" w16cid:durableId="2025091158">
+    <w:abstractNumId w:val="33"/>
+  </w:num>
+  <w:num w:numId="6" w16cid:durableId="468208416">
+    <w:abstractNumId w:val="14"/>
+  </w:num>
+  <w:num w:numId="7" w16cid:durableId="104664305">
+    <w:abstractNumId w:val="34"/>
+  </w:num>
+  <w:num w:numId="8" w16cid:durableId="15035671">
+    <w:abstractNumId w:val="9"/>
+  </w:num>
+  <w:num w:numId="9" w16cid:durableId="655034754">
     <w:abstractNumId w:val="32"/>
   </w:num>
-  <w:num w:numId="4" w16cid:durableId="1399480621">
-    <w:abstractNumId w:val="31"/>
+  <w:num w:numId="10" w16cid:durableId="621419416">
+    <w:abstractNumId w:val="40"/>
   </w:num>
-  <w:num w:numId="5" w16cid:durableId="2025091158">
-    <w:abstractNumId w:val="28"/>
+  <w:num w:numId="11" w16cid:durableId="1209219453">
+    <w:abstractNumId w:val="22"/>
   </w:num>
-  <w:num w:numId="6" w16cid:durableId="468208416">
-    <w:abstractNumId w:val="13"/>
+  <w:num w:numId="12" w16cid:durableId="1075200423">
+    <w:abstractNumId w:val="10"/>
   </w:num>
-  <w:num w:numId="7" w16cid:durableId="104664305">
+  <w:num w:numId="13" w16cid:durableId="2013873678">
+    <w:abstractNumId w:val="25"/>
+  </w:num>
+  <w:num w:numId="14" w16cid:durableId="1133449715">
     <w:abstractNumId w:val="29"/>
   </w:num>
-  <w:num w:numId="8" w16cid:durableId="15035671">
-    <w:abstractNumId w:val="8"/>
-  </w:num>
-  <w:num w:numId="9" w16cid:durableId="655034754">
-    <w:abstractNumId w:val="27"/>
-  </w:num>
-  <w:num w:numId="10" w16cid:durableId="621419416">
+  <w:num w:numId="15" w16cid:durableId="1348555731">
     <w:abstractNumId w:val="35"/>
-  </w:num>
-  <w:num w:numId="11" w16cid:durableId="1209219453">
-    <w:abstractNumId w:val="19"/>
-  </w:num>
-  <w:num w:numId="12" w16cid:durableId="1075200423">
-    <w:abstractNumId w:val="9"/>
-  </w:num>
-  <w:num w:numId="13" w16cid:durableId="2013873678">
-    <w:abstractNumId w:val="20"/>
-  </w:num>
-  <w:num w:numId="14" w16cid:durableId="1133449715">
-    <w:abstractNumId w:val="24"/>
-  </w:num>
-  <w:num w:numId="15" w16cid:durableId="1348555731">
-    <w:abstractNumId w:val="30"/>
   </w:num>
   <w:num w:numId="16" w16cid:durableId="1389647130">
     <w:abstractNumId w:val="2"/>
   </w:num>
   <w:num w:numId="17" w16cid:durableId="1737625981">
-    <w:abstractNumId w:val="4"/>
+    <w:abstractNumId w:val="5"/>
   </w:num>
   <w:num w:numId="18" w16cid:durableId="416679900">
-    <w:abstractNumId w:val="7"/>
+    <w:abstractNumId w:val="8"/>
   </w:num>
   <w:num w:numId="19" w16cid:durableId="1536187369">
-    <w:abstractNumId w:val="16"/>
+    <w:abstractNumId w:val="19"/>
   </w:num>
   <w:num w:numId="20" w16cid:durableId="1141310079">
-    <w:abstractNumId w:val="25"/>
+    <w:abstractNumId w:val="30"/>
   </w:num>
   <w:num w:numId="21" w16cid:durableId="1813477048">
     <w:abstractNumId w:val="0"/>
   </w:num>
   <w:num w:numId="22" w16cid:durableId="543253394">
-    <w:abstractNumId w:val="21"/>
+    <w:abstractNumId w:val="26"/>
   </w:num>
   <w:num w:numId="23" w16cid:durableId="1226144208">
-    <w:abstractNumId w:val="14"/>
+    <w:abstractNumId w:val="16"/>
   </w:num>
   <w:num w:numId="24" w16cid:durableId="760297013">
-    <w:abstractNumId w:val="34"/>
+    <w:abstractNumId w:val="39"/>
   </w:num>
   <w:num w:numId="25" w16cid:durableId="1111126328">
-    <w:abstractNumId w:val="26"/>
+    <w:abstractNumId w:val="31"/>
   </w:num>
   <w:num w:numId="26" w16cid:durableId="1771581909">
-    <w:abstractNumId w:val="15"/>
+    <w:abstractNumId w:val="18"/>
   </w:num>
   <w:num w:numId="27" w16cid:durableId="1345085296">
     <w:abstractNumId w:val="1"/>
   </w:num>
   <w:num w:numId="28" w16cid:durableId="397678998">
-    <w:abstractNumId w:val="10"/>
+    <w:abstractNumId w:val="11"/>
   </w:num>
   <w:num w:numId="29" w16cid:durableId="982008169">
-    <w:abstractNumId w:val="17"/>
+    <w:abstractNumId w:val="20"/>
   </w:num>
   <w:num w:numId="30" w16cid:durableId="939066719">
-    <w:abstractNumId w:val="11"/>
+    <w:abstractNumId w:val="12"/>
   </w:num>
   <w:num w:numId="31" w16cid:durableId="876510830">
-    <w:abstractNumId w:val="23"/>
+    <w:abstractNumId w:val="28"/>
   </w:num>
   <w:num w:numId="32" w16cid:durableId="902106299">
-    <w:abstractNumId w:val="12"/>
+    <w:abstractNumId w:val="13"/>
   </w:num>
   <w:num w:numId="33" w16cid:durableId="1100490539">
     <w:abstractNumId w:val="3"/>
   </w:num>
   <w:num w:numId="34" w16cid:durableId="771121688">
-    <w:abstractNumId w:val="22"/>
+    <w:abstractNumId w:val="27"/>
   </w:num>
   <w:num w:numId="35" w16cid:durableId="1479685463">
-    <w:abstractNumId w:val="33"/>
+    <w:abstractNumId w:val="38"/>
   </w:num>
   <w:num w:numId="36" w16cid:durableId="134955994">
-    <w:abstractNumId w:val="5"/>
+    <w:abstractNumId w:val="6"/>
+  </w:num>
+  <w:num w:numId="37" w16cid:durableId="128086684">
+    <w:abstractNumId w:val="4"/>
+  </w:num>
+  <w:num w:numId="38" w16cid:durableId="334914981">
+    <w:abstractNumId w:val="15"/>
+  </w:num>
+  <w:num w:numId="39" w16cid:durableId="1650011285">
+    <w:abstractNumId w:val="17"/>
+  </w:num>
+  <w:num w:numId="40" w16cid:durableId="1234654992">
+    <w:abstractNumId w:val="23"/>
+  </w:num>
+  <w:num w:numId="41" w16cid:durableId="1087116620">
+    <w:abstractNumId w:val="24"/>
   </w:num>
 </w:numbering>
 </file>

--- a/DSA Notes.docx
+++ b/DSA Notes.docx
@@ -9938,16 +9938,7 @@
           <w:sz w:val="28"/>
           <w:szCs w:val="28"/>
         </w:rPr>
-        <w:t xml:space="preserve">VI. </w:t>
-      </w:r>
-      <w:r>
-        <w:rPr>
-          <w:b/>
-          <w:bCs/>
-          <w:sz w:val="28"/>
-          <w:szCs w:val="28"/>
-        </w:rPr>
-        <w:t>Java Object References (Pointers)</w:t>
+        <w:t>VI. Java Object References (Pointers)</w:t>
       </w:r>
     </w:p>
     <w:p>
@@ -10058,7 +10049,7 @@
     <w:p>
       <w:r>
         <w:pict w14:anchorId="03E78FAC">
-          <v:rect id="_x0000_i1163" style="width:0;height:1.5pt" o:hralign="center" o:hrstd="t" o:hr="t" fillcolor="#a0a0a0" stroked="f"/>
+          <v:rect id="_x0000_i1031" style="width:0;height:1.5pt" o:hralign="center" o:hrstd="t" o:hr="t" fillcolor="#a0a0a0" stroked="f"/>
         </w:pict>
       </w:r>
     </w:p>
@@ -10148,7 +10139,7 @@
     <w:p>
       <w:r>
         <w:pict w14:anchorId="657F5BBA">
-          <v:rect id="_x0000_i1164" style="width:0;height:1.5pt" o:hralign="center" o:hrstd="t" o:hr="t" fillcolor="#a0a0a0" stroked="f"/>
+          <v:rect id="_x0000_i1032" style="width:0;height:1.5pt" o:hralign="center" o:hrstd="t" o:hr="t" fillcolor="#a0a0a0" stroked="f"/>
         </w:pict>
       </w:r>
     </w:p>
@@ -10215,7 +10206,7 @@
     <w:p>
       <w:r>
         <w:pict w14:anchorId="61EEC8C8">
-          <v:rect id="_x0000_i1165" style="width:0;height:1.5pt" o:hralign="center" o:hrstd="t" o:hr="t" fillcolor="#a0a0a0" stroked="f"/>
+          <v:rect id="_x0000_i1033" style="width:0;height:1.5pt" o:hralign="center" o:hrstd="t" o:hr="t" fillcolor="#a0a0a0" stroked="f"/>
         </w:pict>
       </w:r>
     </w:p>
@@ -10300,7 +10291,7 @@
     <w:p>
       <w:r>
         <w:pict w14:anchorId="2099952C">
-          <v:rect id="_x0000_i1166" style="width:0;height:1.5pt" o:hralign="center" o:hrstd="t" o:hr="t" fillcolor="#a0a0a0" stroked="f"/>
+          <v:rect id="_x0000_i1034" style="width:0;height:1.5pt" o:hralign="center" o:hrstd="t" o:hr="t" fillcolor="#a0a0a0" stroked="f"/>
         </w:pict>
       </w:r>
     </w:p>
@@ -10369,7 +10360,7 @@
     <w:p>
       <w:r>
         <w:pict w14:anchorId="3EFC7DC5">
-          <v:rect id="_x0000_i1167" style="width:0;height:1.5pt" o:hralign="center" o:hrstd="t" o:hr="t" fillcolor="#a0a0a0" stroked="f"/>
+          <v:rect id="_x0000_i1035" style="width:0;height:1.5pt" o:hralign="center" o:hrstd="t" o:hr="t" fillcolor="#a0a0a0" stroked="f"/>
         </w:pict>
       </w:r>
     </w:p>
@@ -10485,7 +10476,7 @@
     <w:p>
       <w:r>
         <w:pict w14:anchorId="7771BEA9">
-          <v:rect id="_x0000_i1168" style="width:0;height:1.5pt" o:hralign="center" o:hrstd="t" o:hr="t" fillcolor="#a0a0a0" stroked="f"/>
+          <v:rect id="_x0000_i1036" style="width:0;height:1.5pt" o:hralign="center" o:hrstd="t" o:hr="t" fillcolor="#a0a0a0" stroked="f"/>
         </w:pict>
       </w:r>
     </w:p>
@@ -10576,7 +10567,7 @@
     <w:p>
       <w:r>
         <w:pict w14:anchorId="61AC6044">
-          <v:rect id="_x0000_i1169" style="width:0;height:1.5pt" o:hralign="center" o:hrstd="t" o:hr="t" fillcolor="#a0a0a0" stroked="f"/>
+          <v:rect id="_x0000_i1037" style="width:0;height:1.5pt" o:hralign="center" o:hrstd="t" o:hr="t" fillcolor="#a0a0a0" stroked="f"/>
         </w:pict>
       </w:r>
     </w:p>
@@ -10643,7 +10634,7 @@
     <w:p>
       <w:r>
         <w:pict w14:anchorId="2CF5E8BF">
-          <v:rect id="_x0000_i1170" style="width:0;height:1.5pt" o:hralign="center" o:hrstd="t" o:hr="t" fillcolor="#a0a0a0" stroked="f"/>
+          <v:rect id="_x0000_i1038" style="width:0;height:1.5pt" o:hralign="center" o:hrstd="t" o:hr="t" fillcolor="#a0a0a0" stroked="f"/>
         </w:pict>
       </w:r>
     </w:p>
@@ -10697,7 +10688,7 @@
     <w:p>
       <w:r>
         <w:pict w14:anchorId="70EEAB45">
-          <v:rect id="_x0000_i1171" style="width:0;height:1.5pt" o:hralign="center" o:hrstd="t" o:hr="t" fillcolor="#a0a0a0" stroked="f"/>
+          <v:rect id="_x0000_i1039" style="width:0;height:1.5pt" o:hralign="center" o:hrstd="t" o:hr="t" fillcolor="#a0a0a0" stroked="f"/>
         </w:pict>
       </w:r>
     </w:p>
@@ -10828,7 +10819,7 @@
     <w:p>
       <w:r>
         <w:pict w14:anchorId="0F2D65A3">
-          <v:rect id="_x0000_i1172" style="width:0;height:1.5pt" o:hralign="center" o:hrstd="t" o:hr="t" fillcolor="#a0a0a0" stroked="f"/>
+          <v:rect id="_x0000_i1040" style="width:0;height:1.5pt" o:hralign="center" o:hrstd="t" o:hr="t" fillcolor="#a0a0a0" stroked="f"/>
         </w:pict>
       </w:r>
     </w:p>
@@ -10959,7 +10950,7 @@
     <w:p>
       <w:r>
         <w:pict w14:anchorId="5BA0E386">
-          <v:rect id="_x0000_i1173" style="width:0;height:1.5pt" o:hralign="center" o:hrstd="t" o:hr="t" fillcolor="#a0a0a0" stroked="f"/>
+          <v:rect id="_x0000_i1041" style="width:0;height:1.5pt" o:hralign="center" o:hrstd="t" o:hr="t" fillcolor="#a0a0a0" stroked="f"/>
         </w:pict>
       </w:r>
     </w:p>
@@ -11038,7 +11029,7 @@
     <w:p>
       <w:r>
         <w:pict w14:anchorId="46456631">
-          <v:rect id="_x0000_i1174" style="width:0;height:1.5pt" o:hralign="center" o:hrstd="t" o:hr="t" fillcolor="#a0a0a0" stroked="f"/>
+          <v:rect id="_x0000_i1042" style="width:0;height:1.5pt" o:hralign="center" o:hrstd="t" o:hr="t" fillcolor="#a0a0a0" stroked="f"/>
         </w:pict>
       </w:r>
     </w:p>
@@ -11112,7 +11103,7 @@
     <w:p>
       <w:r>
         <w:pict w14:anchorId="6F6E4FD2">
-          <v:rect id="_x0000_i1175" style="width:0;height:1.5pt" o:hralign="center" o:hrstd="t" o:hr="t" fillcolor="#a0a0a0" stroked="f"/>
+          <v:rect id="_x0000_i1043" style="width:0;height:1.5pt" o:hralign="center" o:hrstd="t" o:hr="t" fillcolor="#a0a0a0" stroked="f"/>
         </w:pict>
       </w:r>
     </w:p>
@@ -11179,7 +11170,7 @@
     <w:p>
       <w:r>
         <w:pict w14:anchorId="75F92C50">
-          <v:rect id="_x0000_i1176" style="width:0;height:1.5pt" o:hralign="center" o:hrstd="t" o:hr="t" fillcolor="#a0a0a0" stroked="f"/>
+          <v:rect id="_x0000_i1044" style="width:0;height:1.5pt" o:hralign="center" o:hrstd="t" o:hr="t" fillcolor="#a0a0a0" stroked="f"/>
         </w:pict>
       </w:r>
     </w:p>
@@ -11244,7 +11235,7 @@
     <w:p>
       <w:r>
         <w:pict w14:anchorId="7325F12B">
-          <v:rect id="_x0000_i1177" style="width:0;height:1.5pt" o:hralign="center" o:hrstd="t" o:hr="t" fillcolor="#a0a0a0" stroked="f"/>
+          <v:rect id="_x0000_i1045" style="width:0;height:1.5pt" o:hralign="center" o:hrstd="t" o:hr="t" fillcolor="#a0a0a0" stroked="f"/>
         </w:pict>
       </w:r>
     </w:p>
@@ -11306,7 +11297,7 @@
     <w:p>
       <w:r>
         <w:pict w14:anchorId="11A2056C">
-          <v:rect id="_x0000_i1178" style="width:0;height:1.5pt" o:hralign="center" o:hrstd="t" o:hr="t" fillcolor="#a0a0a0" stroked="f"/>
+          <v:rect id="_x0000_i1046" style="width:0;height:1.5pt" o:hralign="center" o:hrstd="t" o:hr="t" fillcolor="#a0a0a0" stroked="f"/>
         </w:pict>
       </w:r>
     </w:p>
@@ -11623,7 +11614,7 @@
     <w:p>
       <w:r>
         <w:pict w14:anchorId="0FB6AB06">
-          <v:rect id="_x0000_i1179" style="width:0;height:1.5pt" o:hralign="center" o:hrstd="t" o:hr="t" fillcolor="#a0a0a0" stroked="f"/>
+          <v:rect id="_x0000_i1047" style="width:0;height:1.5pt" o:hralign="center" o:hrstd="t" o:hr="t" fillcolor="#a0a0a0" stroked="f"/>
         </w:pict>
       </w:r>
     </w:p>
@@ -11845,7 +11836,7 @@
     <w:p>
       <w:r>
         <w:pict w14:anchorId="6DCBADCA">
-          <v:rect id="_x0000_i1180" style="width:0;height:1.5pt" o:hralign="center" o:hrstd="t" o:hr="t" fillcolor="#a0a0a0" stroked="f"/>
+          <v:rect id="_x0000_i1048" style="width:0;height:1.5pt" o:hralign="center" o:hrstd="t" o:hr="t" fillcolor="#a0a0a0" stroked="f"/>
         </w:pict>
       </w:r>
     </w:p>
@@ -11893,7 +11884,7 @@
     <w:p>
       <w:r>
         <w:pict w14:anchorId="39D70975">
-          <v:rect id="_x0000_i1181" style="width:0;height:1.5pt" o:hralign="center" o:hrstd="t" o:hr="t" fillcolor="#a0a0a0" stroked="f"/>
+          <v:rect id="_x0000_i1049" style="width:0;height:1.5pt" o:hralign="center" o:hrstd="t" o:hr="t" fillcolor="#a0a0a0" stroked="f"/>
         </w:pict>
       </w:r>
     </w:p>
@@ -11945,7 +11936,7 @@
     <w:p>
       <w:r>
         <w:pict w14:anchorId="099296B6">
-          <v:rect id="_x0000_i1182" style="width:0;height:1.5pt" o:hralign="center" o:hrstd="t" o:hr="t" fillcolor="#a0a0a0" stroked="f"/>
+          <v:rect id="_x0000_i1050" style="width:0;height:1.5pt" o:hralign="center" o:hrstd="t" o:hr="t" fillcolor="#a0a0a0" stroked="f"/>
         </w:pict>
       </w:r>
     </w:p>
@@ -12003,7 +11994,7 @@
     <w:p>
       <w:r>
         <w:pict w14:anchorId="57AC895A">
-          <v:rect id="_x0000_i1183" style="width:0;height:1.5pt" o:hralign="center" o:hrstd="t" o:hr="t" fillcolor="#a0a0a0" stroked="f"/>
+          <v:rect id="_x0000_i1051" style="width:0;height:1.5pt" o:hralign="center" o:hrstd="t" o:hr="t" fillcolor="#a0a0a0" stroked="f"/>
         </w:pict>
       </w:r>
     </w:p>
@@ -12079,7 +12070,7 @@
     <w:p>
       <w:r>
         <w:pict w14:anchorId="111E153E">
-          <v:rect id="_x0000_i1184" style="width:0;height:1.5pt" o:hralign="center" o:hrstd="t" o:hr="t" fillcolor="#a0a0a0" stroked="f"/>
+          <v:rect id="_x0000_i1052" style="width:0;height:1.5pt" o:hralign="center" o:hrstd="t" o:hr="t" fillcolor="#a0a0a0" stroked="f"/>
         </w:pict>
       </w:r>
     </w:p>
@@ -12333,6 +12324,2940 @@
         <w:t>Primitives store values. Objects live in the heap, and variables store references to them. Java always passes a copy of the reference (pass-by-value), never the object itself.</w:t>
       </w:r>
     </w:p>
+    <w:p>
+      <w:pPr>
+        <w:rPr>
+          <w:b/>
+          <w:bCs/>
+        </w:rPr>
+      </w:pPr>
+    </w:p>
+    <w:p>
+      <w:pPr>
+        <w:rPr>
+          <w:b/>
+          <w:bCs/>
+          <w:sz w:val="28"/>
+        </w:rPr>
+      </w:pPr>
+      <w:r>
+        <w:rPr>
+          <w:b/>
+          <w:bCs/>
+          <w:sz w:val="28"/>
+        </w:rPr>
+        <w:t xml:space="preserve">VII. </w:t>
+      </w:r>
+      <w:r>
+        <w:rPr>
+          <w:b/>
+          <w:bCs/>
+          <w:sz w:val="28"/>
+        </w:rPr>
+        <w:t>Linked Lists</w:t>
+      </w:r>
+    </w:p>
+    <w:p>
+      <w:r>
+        <w:t xml:space="preserve">A </w:t>
+      </w:r>
+      <w:r>
+        <w:rPr>
+          <w:b/>
+          <w:bCs/>
+        </w:rPr>
+        <w:t>Linked List</w:t>
+      </w:r>
+      <w:r>
+        <w:t xml:space="preserve"> is a fundamental linear data structure. To master it, you must shift your perspective from the contiguous physical layouts of arrays to a dynamic, node-to-node referential model.</w:t>
+      </w:r>
+    </w:p>
+    <w:p>
+      <w:pPr>
+        <w:rPr>
+          <w:b/>
+          <w:bCs/>
+        </w:rPr>
+      </w:pPr>
+      <w:r>
+        <w:rPr>
+          <w:b/>
+          <w:bCs/>
+        </w:rPr>
+        <w:t>1. The Treasure Hunt Analogy (Contiguous vs. Non-Contiguous Memory)</w:t>
+      </w:r>
+    </w:p>
+    <w:p>
+      <w:r>
+        <w:t>To understand how a linked list manages data in physical memory, compare it directly to an array using your hostel and treasure hunt analogies:</w:t>
+      </w:r>
+    </w:p>
+    <w:p>
+      <w:pPr>
+        <w:rPr>
+          <w:b/>
+          <w:bCs/>
+        </w:rPr>
+      </w:pPr>
+      <w:r>
+        <w:rPr>
+          <w:b/>
+          <w:bCs/>
+        </w:rPr>
+        <w:t>Physical RAM Layout</w:t>
+      </w:r>
+    </w:p>
+    <w:p>
+      <w:pPr>
+        <w:numPr>
+          <w:ilvl w:val="0"/>
+          <w:numId w:val="42"/>
+        </w:numPr>
+      </w:pPr>
+      <w:r>
+        <w:rPr>
+          <w:b/>
+          <w:bCs/>
+        </w:rPr>
+        <w:t>Array (The Hostel):</w:t>
+      </w:r>
+      <w:r>
+        <w:t xml:space="preserve"> Memory must be contiguous. The operating system must find a single, unbroken sequence of memory blocks big enough to hold the entire array. If your RAM is highly fragmented, you might have plenty of total free space, but if you don't have a </w:t>
+      </w:r>
+      <w:r>
+        <w:rPr>
+          <w:i/>
+          <w:iCs/>
+        </w:rPr>
+        <w:t>single continuous block</w:t>
+      </w:r>
+      <w:r>
+        <w:t xml:space="preserve"> of the requested size, allocation fails.</w:t>
+      </w:r>
+    </w:p>
+    <w:p>
+      <w:pPr>
+        <w:numPr>
+          <w:ilvl w:val="0"/>
+          <w:numId w:val="42"/>
+        </w:numPr>
+      </w:pPr>
+      <w:r>
+        <w:rPr>
+          <w:b/>
+          <w:bCs/>
+        </w:rPr>
+        <w:t>Linked List (The Treasure Hunt):</w:t>
+      </w:r>
+      <w:r>
+        <w:t xml:space="preserve"> Memory is </w:t>
+      </w:r>
+      <w:r>
+        <w:rPr>
+          <w:b/>
+          <w:bCs/>
+        </w:rPr>
+        <w:t>non-contiguous</w:t>
+      </w:r>
+      <w:r>
+        <w:t>. The data elements can be scattered anywhere in the physical RAM.</w:t>
+      </w:r>
+    </w:p>
+    <w:p>
+      <w:pPr>
+        <w:rPr>
+          <w:b/>
+          <w:bCs/>
+        </w:rPr>
+      </w:pPr>
+      <w:r>
+        <w:rPr>
+          <w:b/>
+          <w:bCs/>
+        </w:rPr>
+        <w:t>Accessing Data</w:t>
+      </w:r>
+    </w:p>
+    <w:p>
+      <w:pPr>
+        <w:numPr>
+          <w:ilvl w:val="0"/>
+          <w:numId w:val="43"/>
+        </w:numPr>
+      </w:pPr>
+      <w:r>
+        <w:rPr>
+          <w:b/>
+          <w:bCs/>
+        </w:rPr>
+        <w:t>Array:</w:t>
+      </w:r>
+      <w:r>
+        <w:t xml:space="preserve"> You can jump straight to Room 5 ($</w:t>
+      </w:r>
+      <w:proofErr w:type="gramStart"/>
+      <w:r>
+        <w:t>O(1)$</w:t>
+      </w:r>
+      <w:proofErr w:type="gramEnd"/>
+      <w:r>
+        <w:t xml:space="preserve"> access) because Room 5's address is mathematically calculated from Room 0's address.</w:t>
+      </w:r>
+    </w:p>
+    <w:p>
+      <w:pPr>
+        <w:numPr>
+          <w:ilvl w:val="0"/>
+          <w:numId w:val="43"/>
+        </w:numPr>
+      </w:pPr>
+      <w:r>
+        <w:rPr>
+          <w:b/>
+          <w:bCs/>
+        </w:rPr>
+        <w:t>Linked List:</w:t>
+      </w:r>
+      <w:r>
+        <w:t xml:space="preserve"> You start at the </w:t>
+      </w:r>
+      <w:r>
+        <w:rPr>
+          <w:b/>
+          <w:bCs/>
+        </w:rPr>
+        <w:t>Head</w:t>
+      </w:r>
+      <w:r>
+        <w:t xml:space="preserve"> (the first clue). That clue contains data (e.g., "Find the next item at physical address 0x98F4"). To reach Node 5, you </w:t>
+      </w:r>
+      <w:r>
+        <w:rPr>
+          <w:i/>
+          <w:iCs/>
+        </w:rPr>
+        <w:t>must</w:t>
+      </w:r>
+      <w:r>
+        <w:t xml:space="preserve"> read Node 0, follow its pointer to Node 1, follow its pointer to Node 2, and so on. You cannot skip steps. This is why accessing or searching a linked list takes $O(n)$ linear time.</w:t>
+      </w:r>
+    </w:p>
+    <w:p>
+      <w:pPr>
+        <w:rPr>
+          <w:b/>
+          <w:bCs/>
+        </w:rPr>
+      </w:pPr>
+      <w:r>
+        <w:rPr>
+          <w:b/>
+          <w:bCs/>
+        </w:rPr>
+        <w:t>2. Types of Linked Lists (Exam Highpoints)</w:t>
+      </w:r>
+    </w:p>
+    <w:p>
+      <w:r>
+        <w:t>Government exams frequently test your understanding of the trade-offs between the three main structural designs of linked lists:</w:t>
+      </w:r>
+    </w:p>
+    <w:p>
+      <w:r>
+        <w:t>Singly Linked List (SLL)</w:t>
+      </w:r>
+    </w:p>
+    <w:p>
+      <w:r>
+        <w:t>[Head] -&gt; [Data | Next] -&gt; [Data | Next] -&gt; [Data | null]</w:t>
+      </w:r>
+    </w:p>
+    <w:p/>
+    <w:p>
+      <w:r>
+        <w:t>Doubly Linked List (DLL)</w:t>
+      </w:r>
+    </w:p>
+    <w:p>
+      <w:r>
+        <w:t>[Head] -&gt; [null | Data | Next] &lt;-&gt; [Prev | Data | Next] &lt;-&gt; [Prev | Data | null]</w:t>
+      </w:r>
+    </w:p>
+    <w:p/>
+    <w:p>
+      <w:r>
+        <w:t>Circular Linked List (CLL)</w:t>
+      </w:r>
+    </w:p>
+    <w:p>
+      <w:r>
+        <w:t xml:space="preserve">[Head] -&gt; [Data | Next] -&gt; [Data | Next] -&gt; [Data | Next] --(points back to </w:t>
+      </w:r>
+      <w:proofErr w:type="gramStart"/>
+      <w:r>
+        <w:t>Head)--</w:t>
+      </w:r>
+      <w:proofErr w:type="gramEnd"/>
+      <w:r>
+        <w:t>^</w:t>
+      </w:r>
+    </w:p>
+    <w:p>
+      <w:pPr>
+        <w:rPr>
+          <w:b/>
+          <w:bCs/>
+        </w:rPr>
+      </w:pPr>
+      <w:r>
+        <w:rPr>
+          <w:b/>
+          <w:bCs/>
+        </w:rPr>
+        <w:t>A. Singly Linked List (SLL)</w:t>
+      </w:r>
+    </w:p>
+    <w:p>
+      <w:pPr>
+        <w:numPr>
+          <w:ilvl w:val="0"/>
+          <w:numId w:val="44"/>
+        </w:numPr>
+      </w:pPr>
+      <w:r>
+        <w:rPr>
+          <w:b/>
+          <w:bCs/>
+        </w:rPr>
+        <w:t>Structure:</w:t>
+      </w:r>
+      <w:r>
+        <w:t xml:space="preserve"> Each node holds data and a single pointer (next) pointing to the succeeding node. The last node points to null to mark the end of the list.</w:t>
+      </w:r>
+    </w:p>
+    <w:p>
+      <w:pPr>
+        <w:numPr>
+          <w:ilvl w:val="0"/>
+          <w:numId w:val="44"/>
+        </w:numPr>
+      </w:pPr>
+      <w:r>
+        <w:rPr>
+          <w:b/>
+          <w:bCs/>
+        </w:rPr>
+        <w:t>Pros:</w:t>
+      </w:r>
+      <w:r>
+        <w:t xml:space="preserve"> Low memory overhead (only one pointer per node).</w:t>
+      </w:r>
+    </w:p>
+    <w:p>
+      <w:pPr>
+        <w:numPr>
+          <w:ilvl w:val="0"/>
+          <w:numId w:val="44"/>
+        </w:numPr>
+      </w:pPr>
+      <w:r>
+        <w:rPr>
+          <w:b/>
+          <w:bCs/>
+        </w:rPr>
+        <w:t>Cons:</w:t>
+      </w:r>
+      <w:r>
+        <w:t xml:space="preserve"> Traversal is strictly one-directional. You cannot traverse backward. To delete a node, you must track its predecessor.</w:t>
+      </w:r>
+    </w:p>
+    <w:p>
+      <w:pPr>
+        <w:rPr>
+          <w:b/>
+          <w:bCs/>
+        </w:rPr>
+      </w:pPr>
+      <w:r>
+        <w:rPr>
+          <w:b/>
+          <w:bCs/>
+        </w:rPr>
+        <w:t>B. Doubly Linked List (DLL)</w:t>
+      </w:r>
+    </w:p>
+    <w:p>
+      <w:pPr>
+        <w:numPr>
+          <w:ilvl w:val="0"/>
+          <w:numId w:val="45"/>
+        </w:numPr>
+      </w:pPr>
+      <w:r>
+        <w:rPr>
+          <w:b/>
+          <w:bCs/>
+        </w:rPr>
+        <w:t>Structure:</w:t>
+      </w:r>
+      <w:r>
+        <w:t xml:space="preserve"> Each node holds data, a next pointer, and a </w:t>
+      </w:r>
+      <w:proofErr w:type="spellStart"/>
+      <w:r>
+        <w:t>prev</w:t>
+      </w:r>
+      <w:proofErr w:type="spellEnd"/>
+      <w:r>
+        <w:t xml:space="preserve"> pointer pointing to the preceding node.</w:t>
+      </w:r>
+    </w:p>
+    <w:p>
+      <w:pPr>
+        <w:numPr>
+          <w:ilvl w:val="0"/>
+          <w:numId w:val="45"/>
+        </w:numPr>
+      </w:pPr>
+      <w:r>
+        <w:rPr>
+          <w:b/>
+          <w:bCs/>
+        </w:rPr>
+        <w:t>Pros:</w:t>
+      </w:r>
+      <w:r>
+        <w:t xml:space="preserve"> Bidirectional traversal. Deletion of a known node is faster ($</w:t>
+      </w:r>
+      <w:proofErr w:type="gramStart"/>
+      <w:r>
+        <w:t>O(1)$</w:t>
+      </w:r>
+      <w:proofErr w:type="gramEnd"/>
+      <w:r>
+        <w:t xml:space="preserve"> if you already have a reference to the node itself) because you can instantly access both its predecessor and successor.</w:t>
+      </w:r>
+    </w:p>
+    <w:p>
+      <w:pPr>
+        <w:numPr>
+          <w:ilvl w:val="0"/>
+          <w:numId w:val="45"/>
+        </w:numPr>
+      </w:pPr>
+      <w:r>
+        <w:rPr>
+          <w:b/>
+          <w:bCs/>
+        </w:rPr>
+        <w:t>Cons:</w:t>
+      </w:r>
+      <w:r>
+        <w:t xml:space="preserve"> Higher memory overhead (two pointers per node). More pointer updates are required during insertions and deletions, increasing code complexity.</w:t>
+      </w:r>
+    </w:p>
+    <w:p>
+      <w:pPr>
+        <w:rPr>
+          <w:b/>
+          <w:bCs/>
+        </w:rPr>
+      </w:pPr>
+      <w:r>
+        <w:rPr>
+          <w:b/>
+          <w:bCs/>
+        </w:rPr>
+        <w:t>C. Circular Linked List (CLL)</w:t>
+      </w:r>
+    </w:p>
+    <w:p>
+      <w:pPr>
+        <w:numPr>
+          <w:ilvl w:val="0"/>
+          <w:numId w:val="46"/>
+        </w:numPr>
+      </w:pPr>
+      <w:r>
+        <w:rPr>
+          <w:b/>
+          <w:bCs/>
+        </w:rPr>
+        <w:t>Structure:</w:t>
+      </w:r>
+      <w:r>
+        <w:t xml:space="preserve"> The next pointer of the final node points back to the head node instead of pointing to null.</w:t>
+      </w:r>
+    </w:p>
+    <w:p>
+      <w:pPr>
+        <w:numPr>
+          <w:ilvl w:val="0"/>
+          <w:numId w:val="46"/>
+        </w:numPr>
+      </w:pPr>
+      <w:r>
+        <w:rPr>
+          <w:b/>
+          <w:bCs/>
+        </w:rPr>
+        <w:t>Pros:</w:t>
+      </w:r>
+      <w:r>
+        <w:t xml:space="preserve"> Perfect for circular queues or round-robin scheduling algorithms (e.g., CPU scheduling in operating systems). You can traverse the entire list starting from any node.</w:t>
+      </w:r>
+    </w:p>
+    <w:p>
+      <w:pPr>
+        <w:numPr>
+          <w:ilvl w:val="0"/>
+          <w:numId w:val="46"/>
+        </w:numPr>
+      </w:pPr>
+      <w:r>
+        <w:rPr>
+          <w:b/>
+          <w:bCs/>
+        </w:rPr>
+        <w:t>Cons:</w:t>
+      </w:r>
+      <w:r>
+        <w:t xml:space="preserve"> Risk of infinite loops if your traversal exit condition is incorrect (no naturally occurring null terminator).</w:t>
+      </w:r>
+    </w:p>
+    <w:p>
+      <w:pPr>
+        <w:rPr>
+          <w:b/>
+          <w:bCs/>
+        </w:rPr>
+      </w:pPr>
+      <w:r>
+        <w:rPr>
+          <w:b/>
+          <w:bCs/>
+        </w:rPr>
+        <w:t>3. Core Operations &amp; Time Complexity Analysis</w:t>
+      </w:r>
+    </w:p>
+    <w:p>
+      <w:r>
+        <w:t>Understanding the "why" behind the time complexities of linked lists is essential for passing technical interviews:</w:t>
+      </w:r>
+    </w:p>
+    <w:tbl>
+      <w:tblPr>
+        <w:tblW w:w="0" w:type="auto"/>
+        <w:tblCellSpacing w:w="15" w:type="dxa"/>
+        <w:tblCellMar>
+          <w:top w:w="15" w:type="dxa"/>
+          <w:left w:w="15" w:type="dxa"/>
+          <w:bottom w:w="15" w:type="dxa"/>
+          <w:right w:w="15" w:type="dxa"/>
+        </w:tblCellMar>
+        <w:tblLook w:val="04A0" w:firstRow="1" w:lastRow="0" w:firstColumn="1" w:lastColumn="0" w:noHBand="0" w:noVBand="1"/>
+      </w:tblPr>
+      <w:tblGrid>
+        <w:gridCol w:w="1853"/>
+        <w:gridCol w:w="1407"/>
+        <w:gridCol w:w="5766"/>
+      </w:tblGrid>
+      <w:tr>
+        <w:trPr>
+          <w:tblCellSpacing w:w="15" w:type="dxa"/>
+        </w:trPr>
+        <w:tc>
+          <w:tcPr>
+            <w:tcW w:w="0" w:type="auto"/>
+            <w:vAlign w:val="center"/>
+            <w:hideMark/>
+          </w:tcPr>
+          <w:p>
+            <w:pPr>
+              <w:rPr>
+                <w:b/>
+                <w:bCs/>
+              </w:rPr>
+            </w:pPr>
+            <w:r>
+              <w:rPr>
+                <w:b/>
+                <w:bCs/>
+              </w:rPr>
+              <w:t>Operation</w:t>
+            </w:r>
+          </w:p>
+        </w:tc>
+        <w:tc>
+          <w:tcPr>
+            <w:tcW w:w="0" w:type="auto"/>
+            <w:vAlign w:val="center"/>
+            <w:hideMark/>
+          </w:tcPr>
+          <w:p>
+            <w:pPr>
+              <w:rPr>
+                <w:b/>
+                <w:bCs/>
+              </w:rPr>
+            </w:pPr>
+            <w:r>
+              <w:rPr>
+                <w:b/>
+                <w:bCs/>
+              </w:rPr>
+              <w:t>Time Complexity</w:t>
+            </w:r>
+          </w:p>
+        </w:tc>
+        <w:tc>
+          <w:tcPr>
+            <w:tcW w:w="0" w:type="auto"/>
+            <w:vAlign w:val="center"/>
+            <w:hideMark/>
+          </w:tcPr>
+          <w:p>
+            <w:pPr>
+              <w:rPr>
+                <w:b/>
+                <w:bCs/>
+              </w:rPr>
+            </w:pPr>
+            <w:r>
+              <w:rPr>
+                <w:b/>
+                <w:bCs/>
+              </w:rPr>
+              <w:t>Mathematical Reason</w:t>
+            </w:r>
+          </w:p>
+        </w:tc>
+      </w:tr>
+      <w:tr>
+        <w:trPr>
+          <w:tblCellSpacing w:w="15" w:type="dxa"/>
+        </w:trPr>
+        <w:tc>
+          <w:tcPr>
+            <w:tcW w:w="0" w:type="auto"/>
+            <w:vAlign w:val="center"/>
+            <w:hideMark/>
+          </w:tcPr>
+          <w:p>
+            <w:r>
+              <w:rPr>
+                <w:b/>
+                <w:bCs/>
+              </w:rPr>
+              <w:t>Access</w:t>
+            </w:r>
+          </w:p>
+        </w:tc>
+        <w:tc>
+          <w:tcPr>
+            <w:tcW w:w="0" w:type="auto"/>
+            <w:vAlign w:val="center"/>
+            <w:hideMark/>
+          </w:tcPr>
+          <w:p>
+            <w:r>
+              <w:t>$O(n)$</w:t>
+            </w:r>
+          </w:p>
+        </w:tc>
+        <w:tc>
+          <w:tcPr>
+            <w:tcW w:w="0" w:type="auto"/>
+            <w:vAlign w:val="center"/>
+            <w:hideMark/>
+          </w:tcPr>
+          <w:p>
+            <w:r>
+              <w:t>Must traverse sequentially from the head node to the $</w:t>
+            </w:r>
+            <w:proofErr w:type="spellStart"/>
+            <w:r>
+              <w:t>i</w:t>
+            </w:r>
+            <w:proofErr w:type="spellEnd"/>
+            <w:r>
+              <w:t>$-</w:t>
+            </w:r>
+            <w:proofErr w:type="spellStart"/>
+            <w:r>
+              <w:t>th</w:t>
+            </w:r>
+            <w:proofErr w:type="spellEnd"/>
+            <w:r>
+              <w:t xml:space="preserve"> node.</w:t>
+            </w:r>
+          </w:p>
+        </w:tc>
+      </w:tr>
+      <w:tr>
+        <w:trPr>
+          <w:tblCellSpacing w:w="15" w:type="dxa"/>
+        </w:trPr>
+        <w:tc>
+          <w:tcPr>
+            <w:tcW w:w="0" w:type="auto"/>
+            <w:vAlign w:val="center"/>
+            <w:hideMark/>
+          </w:tcPr>
+          <w:p>
+            <w:r>
+              <w:rPr>
+                <w:b/>
+                <w:bCs/>
+              </w:rPr>
+              <w:lastRenderedPageBreak/>
+              <w:t>Search</w:t>
+            </w:r>
+          </w:p>
+        </w:tc>
+        <w:tc>
+          <w:tcPr>
+            <w:tcW w:w="0" w:type="auto"/>
+            <w:vAlign w:val="center"/>
+            <w:hideMark/>
+          </w:tcPr>
+          <w:p>
+            <w:r>
+              <w:t>$O(n)$</w:t>
+            </w:r>
+          </w:p>
+        </w:tc>
+        <w:tc>
+          <w:tcPr>
+            <w:tcW w:w="0" w:type="auto"/>
+            <w:vAlign w:val="center"/>
+            <w:hideMark/>
+          </w:tcPr>
+          <w:p>
+            <w:r>
+              <w:t>Must traverse sequentially to compare each node's value with the target.</w:t>
+            </w:r>
+          </w:p>
+        </w:tc>
+      </w:tr>
+      <w:tr>
+        <w:trPr>
+          <w:tblCellSpacing w:w="15" w:type="dxa"/>
+        </w:trPr>
+        <w:tc>
+          <w:tcPr>
+            <w:tcW w:w="0" w:type="auto"/>
+            <w:vAlign w:val="center"/>
+            <w:hideMark/>
+          </w:tcPr>
+          <w:p>
+            <w:r>
+              <w:rPr>
+                <w:b/>
+                <w:bCs/>
+              </w:rPr>
+              <w:t>Insert at Beginning</w:t>
+            </w:r>
+          </w:p>
+        </w:tc>
+        <w:tc>
+          <w:tcPr>
+            <w:tcW w:w="0" w:type="auto"/>
+            <w:vAlign w:val="center"/>
+            <w:hideMark/>
+          </w:tcPr>
+          <w:p>
+            <w:r>
+              <w:t>$</w:t>
+            </w:r>
+            <w:proofErr w:type="gramStart"/>
+            <w:r>
+              <w:t>O(1)$</w:t>
+            </w:r>
+            <w:proofErr w:type="gramEnd"/>
+          </w:p>
+        </w:tc>
+        <w:tc>
+          <w:tcPr>
+            <w:tcW w:w="0" w:type="auto"/>
+            <w:vAlign w:val="center"/>
+            <w:hideMark/>
+          </w:tcPr>
+          <w:p>
+            <w:r>
+              <w:t>No traversal needed. Create a node, point its next to current head, and redefine head.</w:t>
+            </w:r>
+          </w:p>
+        </w:tc>
+      </w:tr>
+      <w:tr>
+        <w:trPr>
+          <w:tblCellSpacing w:w="15" w:type="dxa"/>
+        </w:trPr>
+        <w:tc>
+          <w:tcPr>
+            <w:tcW w:w="0" w:type="auto"/>
+            <w:vAlign w:val="center"/>
+            <w:hideMark/>
+          </w:tcPr>
+          <w:p>
+            <w:r>
+              <w:rPr>
+                <w:b/>
+                <w:bCs/>
+              </w:rPr>
+              <w:t>Insert at End</w:t>
+            </w:r>
+          </w:p>
+        </w:tc>
+        <w:tc>
+          <w:tcPr>
+            <w:tcW w:w="0" w:type="auto"/>
+            <w:vAlign w:val="center"/>
+            <w:hideMark/>
+          </w:tcPr>
+          <w:p>
+            <w:r>
+              <w:t>$O(n)$</w:t>
+            </w:r>
+          </w:p>
+        </w:tc>
+        <w:tc>
+          <w:tcPr>
+            <w:tcW w:w="0" w:type="auto"/>
+            <w:vAlign w:val="center"/>
+            <w:hideMark/>
+          </w:tcPr>
+          <w:p>
+            <w:r>
+              <w:t>Must traverse to the end of the list to find the final node (unless a tail pointer is maintained).</w:t>
+            </w:r>
+          </w:p>
+        </w:tc>
+      </w:tr>
+      <w:tr>
+        <w:trPr>
+          <w:tblCellSpacing w:w="15" w:type="dxa"/>
+        </w:trPr>
+        <w:tc>
+          <w:tcPr>
+            <w:tcW w:w="0" w:type="auto"/>
+            <w:vAlign w:val="center"/>
+            <w:hideMark/>
+          </w:tcPr>
+          <w:p>
+            <w:r>
+              <w:rPr>
+                <w:b/>
+                <w:bCs/>
+              </w:rPr>
+              <w:t>Insert at Index</w:t>
+            </w:r>
+          </w:p>
+        </w:tc>
+        <w:tc>
+          <w:tcPr>
+            <w:tcW w:w="0" w:type="auto"/>
+            <w:vAlign w:val="center"/>
+            <w:hideMark/>
+          </w:tcPr>
+          <w:p>
+            <w:r>
+              <w:t>$O(n)$</w:t>
+            </w:r>
+          </w:p>
+        </w:tc>
+        <w:tc>
+          <w:tcPr>
+            <w:tcW w:w="0" w:type="auto"/>
+            <w:vAlign w:val="center"/>
+            <w:hideMark/>
+          </w:tcPr>
+          <w:p>
+            <w:r>
+              <w:t>Must traverse to the $(i-</w:t>
+            </w:r>
+            <w:proofErr w:type="gramStart"/>
+            <w:r>
+              <w:t>1)$</w:t>
+            </w:r>
+            <w:proofErr w:type="gramEnd"/>
+            <w:r>
+              <w:t>-</w:t>
+            </w:r>
+            <w:proofErr w:type="spellStart"/>
+            <w:r>
+              <w:t>th</w:t>
+            </w:r>
+            <w:proofErr w:type="spellEnd"/>
+            <w:r>
+              <w:t xml:space="preserve"> node to insert at index $</w:t>
+            </w:r>
+            <w:proofErr w:type="spellStart"/>
+            <w:r>
+              <w:t>i</w:t>
+            </w:r>
+            <w:proofErr w:type="spellEnd"/>
+            <w:r>
+              <w:t>$.</w:t>
+            </w:r>
+          </w:p>
+        </w:tc>
+      </w:tr>
+      <w:tr>
+        <w:trPr>
+          <w:tblCellSpacing w:w="15" w:type="dxa"/>
+        </w:trPr>
+        <w:tc>
+          <w:tcPr>
+            <w:tcW w:w="0" w:type="auto"/>
+            <w:vAlign w:val="center"/>
+            <w:hideMark/>
+          </w:tcPr>
+          <w:p>
+            <w:r>
+              <w:rPr>
+                <w:b/>
+                <w:bCs/>
+              </w:rPr>
+              <w:t>Delete (by value/index)</w:t>
+            </w:r>
+          </w:p>
+        </w:tc>
+        <w:tc>
+          <w:tcPr>
+            <w:tcW w:w="0" w:type="auto"/>
+            <w:vAlign w:val="center"/>
+            <w:hideMark/>
+          </w:tcPr>
+          <w:p>
+            <w:r>
+              <w:t>$O(n)$</w:t>
+            </w:r>
+          </w:p>
+        </w:tc>
+        <w:tc>
+          <w:tcPr>
+            <w:tcW w:w="0" w:type="auto"/>
+            <w:vAlign w:val="center"/>
+            <w:hideMark/>
+          </w:tcPr>
+          <w:p>
+            <w:r>
+              <w:t>Must traverse to locate the target node and its predecessor to bypass it.</w:t>
+            </w:r>
+          </w:p>
+        </w:tc>
+      </w:tr>
+    </w:tbl>
+    <w:p>
+      <w:pPr>
+        <w:rPr>
+          <w:b/>
+          <w:bCs/>
+        </w:rPr>
+      </w:pPr>
+      <w:r>
+        <w:rPr>
+          <w:b/>
+          <w:bCs/>
+        </w:rPr>
+        <w:t>4. Code Analysis: Step-by-Step Pointer Mechanics</w:t>
+      </w:r>
+    </w:p>
+    <w:p>
+      <w:r>
+        <w:t>Let's look at your implementation of a Singly Linked List.</w:t>
+      </w:r>
+    </w:p>
+    <w:p>
+      <w:pPr>
+        <w:rPr>
+          <w:b/>
+          <w:bCs/>
+        </w:rPr>
+      </w:pPr>
+      <w:r>
+        <w:rPr>
+          <w:b/>
+          <w:bCs/>
+        </w:rPr>
+        <w:t>The Code</w:t>
+      </w:r>
+    </w:p>
+    <w:p>
+      <w:r>
+        <w:t xml:space="preserve">package </w:t>
+      </w:r>
+      <w:proofErr w:type="spellStart"/>
+      <w:r>
+        <w:t>linkedlist</w:t>
+      </w:r>
+      <w:proofErr w:type="spellEnd"/>
+      <w:r>
+        <w:t>;</w:t>
+      </w:r>
+    </w:p>
+    <w:p/>
+    <w:p>
+      <w:r>
+        <w:t>class Node {</w:t>
+      </w:r>
+    </w:p>
+    <w:p>
+      <w:r>
+        <w:t xml:space="preserve">    int data;</w:t>
+      </w:r>
+    </w:p>
+    <w:p>
+      <w:r>
+        <w:t xml:space="preserve">    Node next; // Reference to the next Node object in Heap memory</w:t>
+      </w:r>
+    </w:p>
+    <w:p/>
+    <w:p>
+      <w:r>
+        <w:t xml:space="preserve">    public </w:t>
+      </w:r>
+      <w:proofErr w:type="gramStart"/>
+      <w:r>
+        <w:t>Node(</w:t>
+      </w:r>
+      <w:proofErr w:type="gramEnd"/>
+      <w:r>
+        <w:t>int data) {</w:t>
+      </w:r>
+    </w:p>
+    <w:p>
+      <w:r>
+        <w:t xml:space="preserve">        </w:t>
+      </w:r>
+      <w:proofErr w:type="spellStart"/>
+      <w:r>
+        <w:t>this.data</w:t>
+      </w:r>
+      <w:proofErr w:type="spellEnd"/>
+      <w:r>
+        <w:t xml:space="preserve"> = data;</w:t>
+      </w:r>
+    </w:p>
+    <w:p>
+      <w:r>
+        <w:t xml:space="preserve">        </w:t>
+      </w:r>
+      <w:proofErr w:type="spellStart"/>
+      <w:proofErr w:type="gramStart"/>
+      <w:r>
+        <w:t>this.next</w:t>
+      </w:r>
+      <w:proofErr w:type="spellEnd"/>
+      <w:proofErr w:type="gramEnd"/>
+      <w:r>
+        <w:t xml:space="preserve"> = null; // Default to pointing to nothing</w:t>
+      </w:r>
+    </w:p>
+    <w:p>
+      <w:r>
+        <w:t xml:space="preserve">    }</w:t>
+      </w:r>
+    </w:p>
+    <w:p>
+      <w:r>
+        <w:t>}</w:t>
+      </w:r>
+    </w:p>
+    <w:p/>
+    <w:p>
+      <w:r>
+        <w:t>public class LinkedList {</w:t>
+      </w:r>
+    </w:p>
+    <w:p>
+      <w:r>
+        <w:t xml:space="preserve">    private Node head = null; // Points to the very first node in the list</w:t>
+      </w:r>
+    </w:p>
+    <w:p/>
+    <w:p>
+      <w:r>
+        <w:t xml:space="preserve">    // Insert at Beginning (</w:t>
+      </w:r>
+      <w:proofErr w:type="gramStart"/>
+      <w:r>
+        <w:t>O(</w:t>
+      </w:r>
+      <w:proofErr w:type="gramEnd"/>
+      <w:r>
+        <w:t>1) Time Complexity)</w:t>
+      </w:r>
+    </w:p>
+    <w:p>
+      <w:r>
+        <w:t xml:space="preserve">    public void </w:t>
+      </w:r>
+      <w:proofErr w:type="spellStart"/>
+      <w:proofErr w:type="gramStart"/>
+      <w:r>
+        <w:t>insertAtBeginning</w:t>
+      </w:r>
+      <w:proofErr w:type="spellEnd"/>
+      <w:r>
+        <w:t>(</w:t>
+      </w:r>
+      <w:proofErr w:type="gramEnd"/>
+      <w:r>
+        <w:t>int data) {</w:t>
+      </w:r>
+    </w:p>
+    <w:p>
+      <w:r>
+        <w:t xml:space="preserve">        Node </w:t>
+      </w:r>
+      <w:proofErr w:type="spellStart"/>
+      <w:r>
+        <w:t>newNode</w:t>
+      </w:r>
+      <w:proofErr w:type="spellEnd"/>
+      <w:r>
+        <w:t xml:space="preserve"> = new Node(data);</w:t>
+      </w:r>
+    </w:p>
+    <w:p>
+      <w:r>
+        <w:t xml:space="preserve">        </w:t>
+      </w:r>
+      <w:proofErr w:type="spellStart"/>
+      <w:r>
+        <w:t>newNode.next</w:t>
+      </w:r>
+      <w:proofErr w:type="spellEnd"/>
+      <w:r>
+        <w:t xml:space="preserve"> = head; // Point new node's next to the old head</w:t>
+      </w:r>
+    </w:p>
+    <w:p>
+      <w:r>
+        <w:t xml:space="preserve">        head = </w:t>
+      </w:r>
+      <w:proofErr w:type="spellStart"/>
+      <w:proofErr w:type="gramStart"/>
+      <w:r>
+        <w:t>newNode</w:t>
+      </w:r>
+      <w:proofErr w:type="spellEnd"/>
+      <w:r>
+        <w:t xml:space="preserve">;   </w:t>
+      </w:r>
+      <w:proofErr w:type="gramEnd"/>
+      <w:r>
+        <w:t xml:space="preserve">   // Make this new node the new head</w:t>
+      </w:r>
+    </w:p>
+    <w:p>
+      <w:r>
+        <w:lastRenderedPageBreak/>
+        <w:t xml:space="preserve">    }</w:t>
+      </w:r>
+    </w:p>
+    <w:p/>
+    <w:p>
+      <w:r>
+        <w:t xml:space="preserve">    // Insert at End (O(n) Time Complexity due to traversal)</w:t>
+      </w:r>
+    </w:p>
+    <w:p>
+      <w:r>
+        <w:t xml:space="preserve">    public void </w:t>
+      </w:r>
+      <w:proofErr w:type="spellStart"/>
+      <w:proofErr w:type="gramStart"/>
+      <w:r>
+        <w:t>insertAtEnd</w:t>
+      </w:r>
+      <w:proofErr w:type="spellEnd"/>
+      <w:r>
+        <w:t>(</w:t>
+      </w:r>
+      <w:proofErr w:type="gramEnd"/>
+      <w:r>
+        <w:t>int data) {</w:t>
+      </w:r>
+    </w:p>
+    <w:p>
+      <w:r>
+        <w:t xml:space="preserve">        // Edge Case: If list is empty, inserting at end is inserting at beginning</w:t>
+      </w:r>
+    </w:p>
+    <w:p>
+      <w:r>
+        <w:t xml:space="preserve">        if (head == null) {</w:t>
+      </w:r>
+    </w:p>
+    <w:p>
+      <w:r>
+        <w:t xml:space="preserve">            </w:t>
+      </w:r>
+      <w:proofErr w:type="spellStart"/>
+      <w:r>
+        <w:t>insertAtBeginning</w:t>
+      </w:r>
+      <w:proofErr w:type="spellEnd"/>
+      <w:r>
+        <w:t>(data);</w:t>
+      </w:r>
+    </w:p>
+    <w:p>
+      <w:r>
+        <w:t xml:space="preserve">            return;</w:t>
+      </w:r>
+    </w:p>
+    <w:p>
+      <w:r>
+        <w:t xml:space="preserve">        }</w:t>
+      </w:r>
+    </w:p>
+    <w:p/>
+    <w:p>
+      <w:r>
+        <w:t xml:space="preserve">        Node </w:t>
+      </w:r>
+      <w:proofErr w:type="spellStart"/>
+      <w:r>
+        <w:t>newNode</w:t>
+      </w:r>
+      <w:proofErr w:type="spellEnd"/>
+      <w:r>
+        <w:t xml:space="preserve"> = new Node(data);</w:t>
+      </w:r>
+    </w:p>
+    <w:p>
+      <w:r>
+        <w:t xml:space="preserve">        Node temp = head;</w:t>
+      </w:r>
+    </w:p>
+    <w:p>
+      <w:r>
+        <w:t xml:space="preserve">        // Traverse until we reach the last node (the node pointing to null)</w:t>
+      </w:r>
+    </w:p>
+    <w:p>
+      <w:r>
+        <w:t xml:space="preserve">        while (</w:t>
+      </w:r>
+      <w:proofErr w:type="spellStart"/>
+      <w:proofErr w:type="gramStart"/>
+      <w:r>
+        <w:t>temp.next</w:t>
+      </w:r>
+      <w:proofErr w:type="spellEnd"/>
+      <w:r>
+        <w:t xml:space="preserve"> !=</w:t>
+      </w:r>
+      <w:proofErr w:type="gramEnd"/>
+      <w:r>
+        <w:t xml:space="preserve"> null) {</w:t>
+      </w:r>
+    </w:p>
+    <w:p>
+      <w:r>
+        <w:t xml:space="preserve">            temp = </w:t>
+      </w:r>
+      <w:proofErr w:type="spellStart"/>
+      <w:proofErr w:type="gramStart"/>
+      <w:r>
+        <w:t>temp.next</w:t>
+      </w:r>
+      <w:proofErr w:type="spellEnd"/>
+      <w:proofErr w:type="gramEnd"/>
+      <w:r>
+        <w:t>;</w:t>
+      </w:r>
+    </w:p>
+    <w:p>
+      <w:r>
+        <w:t xml:space="preserve">        }</w:t>
+      </w:r>
+    </w:p>
+    <w:p>
+      <w:r>
+        <w:t xml:space="preserve">        </w:t>
+      </w:r>
+      <w:proofErr w:type="spellStart"/>
+      <w:proofErr w:type="gramStart"/>
+      <w:r>
+        <w:t>temp.next</w:t>
+      </w:r>
+      <w:proofErr w:type="spellEnd"/>
+      <w:proofErr w:type="gramEnd"/>
+      <w:r>
+        <w:t xml:space="preserve"> = </w:t>
+      </w:r>
+      <w:proofErr w:type="spellStart"/>
+      <w:r>
+        <w:t>newNode</w:t>
+      </w:r>
+      <w:proofErr w:type="spellEnd"/>
+      <w:r>
+        <w:t>; // Link the old last node to our new node</w:t>
+      </w:r>
+    </w:p>
+    <w:p>
+      <w:r>
+        <w:t xml:space="preserve">    }</w:t>
+      </w:r>
+    </w:p>
+    <w:p/>
+    <w:p>
+      <w:r>
+        <w:t xml:space="preserve">    // Insert at Index (O(n) Time Complexity)</w:t>
+      </w:r>
+    </w:p>
+    <w:p>
+      <w:r>
+        <w:t xml:space="preserve">    public void </w:t>
+      </w:r>
+      <w:proofErr w:type="spellStart"/>
+      <w:proofErr w:type="gramStart"/>
+      <w:r>
+        <w:t>insertAtIndex</w:t>
+      </w:r>
+      <w:proofErr w:type="spellEnd"/>
+      <w:r>
+        <w:t>(</w:t>
+      </w:r>
+      <w:proofErr w:type="gramEnd"/>
+      <w:r>
+        <w:t>int index, int data) {</w:t>
+      </w:r>
+    </w:p>
+    <w:p>
+      <w:r>
+        <w:t xml:space="preserve">        if (index &lt; 0) {</w:t>
+      </w:r>
+    </w:p>
+    <w:p>
+      <w:r>
+        <w:t xml:space="preserve">            </w:t>
+      </w:r>
+      <w:proofErr w:type="spellStart"/>
+      <w:r>
+        <w:t>System.out.println</w:t>
+      </w:r>
+      <w:proofErr w:type="spellEnd"/>
+      <w:r>
+        <w:t>("Invalid index");</w:t>
+      </w:r>
+    </w:p>
+    <w:p>
+      <w:r>
+        <w:t xml:space="preserve">            return;</w:t>
+      </w:r>
+    </w:p>
+    <w:p>
+      <w:r>
+        <w:t xml:space="preserve">        }</w:t>
+      </w:r>
+    </w:p>
+    <w:p/>
+    <w:p>
+      <w:r>
+        <w:t xml:space="preserve">        if (index == 0) {</w:t>
+      </w:r>
+    </w:p>
+    <w:p>
+      <w:r>
+        <w:t xml:space="preserve">            </w:t>
+      </w:r>
+      <w:proofErr w:type="spellStart"/>
+      <w:r>
+        <w:t>insertAtBeginning</w:t>
+      </w:r>
+      <w:proofErr w:type="spellEnd"/>
+      <w:r>
+        <w:t>(data);</w:t>
+      </w:r>
+    </w:p>
+    <w:p>
+      <w:r>
+        <w:t xml:space="preserve">            return;</w:t>
+      </w:r>
+    </w:p>
+    <w:p>
+      <w:r>
+        <w:t xml:space="preserve">        }</w:t>
+      </w:r>
+    </w:p>
+    <w:p/>
+    <w:p>
+      <w:r>
+        <w:lastRenderedPageBreak/>
+        <w:t xml:space="preserve">        Node temp = head;</w:t>
+      </w:r>
+    </w:p>
+    <w:p>
+      <w:r>
+        <w:t xml:space="preserve">        // Traverse to find the (index - 1)-</w:t>
+      </w:r>
+      <w:proofErr w:type="spellStart"/>
+      <w:r>
+        <w:t>th</w:t>
+      </w:r>
+      <w:proofErr w:type="spellEnd"/>
+      <w:r>
+        <w:t xml:space="preserve"> node</w:t>
+      </w:r>
+    </w:p>
+    <w:p>
+      <w:r>
+        <w:t xml:space="preserve">        for (int </w:t>
+      </w:r>
+      <w:proofErr w:type="spellStart"/>
+      <w:r>
+        <w:t>i</w:t>
+      </w:r>
+      <w:proofErr w:type="spellEnd"/>
+      <w:r>
+        <w:t xml:space="preserve"> = 0; </w:t>
+      </w:r>
+      <w:proofErr w:type="gramStart"/>
+      <w:r>
+        <w:t>temp !</w:t>
+      </w:r>
+      <w:proofErr w:type="gramEnd"/>
+      <w:r>
+        <w:t xml:space="preserve">= null &amp;&amp; </w:t>
+      </w:r>
+      <w:proofErr w:type="spellStart"/>
+      <w:r>
+        <w:t>i</w:t>
+      </w:r>
+      <w:proofErr w:type="spellEnd"/>
+      <w:r>
+        <w:t xml:space="preserve"> &lt; index - 1; </w:t>
+      </w:r>
+      <w:proofErr w:type="spellStart"/>
+      <w:r>
+        <w:t>i</w:t>
+      </w:r>
+      <w:proofErr w:type="spellEnd"/>
+      <w:r>
+        <w:t>++) {</w:t>
+      </w:r>
+    </w:p>
+    <w:p>
+      <w:r>
+        <w:t xml:space="preserve">            temp = </w:t>
+      </w:r>
+      <w:proofErr w:type="spellStart"/>
+      <w:proofErr w:type="gramStart"/>
+      <w:r>
+        <w:t>temp.next</w:t>
+      </w:r>
+      <w:proofErr w:type="spellEnd"/>
+      <w:proofErr w:type="gramEnd"/>
+      <w:r>
+        <w:t>;</w:t>
+      </w:r>
+    </w:p>
+    <w:p>
+      <w:r>
+        <w:t xml:space="preserve">        }</w:t>
+      </w:r>
+    </w:p>
+    <w:p>
+      <w:r>
+        <w:t xml:space="preserve">        </w:t>
+      </w:r>
+    </w:p>
+    <w:p>
+      <w:r>
+        <w:t xml:space="preserve">        // If we traversed past the end of the list before reaching our index</w:t>
+      </w:r>
+    </w:p>
+    <w:p>
+      <w:r>
+        <w:t xml:space="preserve">        if (temp == null) {</w:t>
+      </w:r>
+    </w:p>
+    <w:p>
+      <w:r>
+        <w:t xml:space="preserve">            </w:t>
+      </w:r>
+      <w:proofErr w:type="spellStart"/>
+      <w:r>
+        <w:t>System.out.println</w:t>
+      </w:r>
+      <w:proofErr w:type="spellEnd"/>
+      <w:r>
+        <w:t>("Invalid index");</w:t>
+      </w:r>
+    </w:p>
+    <w:p>
+      <w:r>
+        <w:t xml:space="preserve">            return;</w:t>
+      </w:r>
+    </w:p>
+    <w:p>
+      <w:r>
+        <w:t xml:space="preserve">        }</w:t>
+      </w:r>
+    </w:p>
+    <w:p/>
+    <w:p>
+      <w:r>
+        <w:t xml:space="preserve">        Node </w:t>
+      </w:r>
+      <w:proofErr w:type="spellStart"/>
+      <w:r>
+        <w:t>newNode</w:t>
+      </w:r>
+      <w:proofErr w:type="spellEnd"/>
+      <w:r>
+        <w:t xml:space="preserve"> = new Node(data);</w:t>
+      </w:r>
+    </w:p>
+    <w:p>
+      <w:r>
+        <w:t xml:space="preserve">        // Step 1: Connect new node to the rest of the list first</w:t>
+      </w:r>
+    </w:p>
+    <w:p>
+      <w:r>
+        <w:t xml:space="preserve">        </w:t>
+      </w:r>
+      <w:proofErr w:type="spellStart"/>
+      <w:r>
+        <w:t>newNode.next</w:t>
+      </w:r>
+      <w:proofErr w:type="spellEnd"/>
+      <w:r>
+        <w:t xml:space="preserve"> = </w:t>
+      </w:r>
+      <w:proofErr w:type="spellStart"/>
+      <w:proofErr w:type="gramStart"/>
+      <w:r>
+        <w:t>temp.next</w:t>
+      </w:r>
+      <w:proofErr w:type="spellEnd"/>
+      <w:proofErr w:type="gramEnd"/>
+      <w:r>
+        <w:t>;</w:t>
+      </w:r>
+    </w:p>
+    <w:p>
+      <w:r>
+        <w:t xml:space="preserve">        // Step 2: Point predecessor to the new node</w:t>
+      </w:r>
+    </w:p>
+    <w:p>
+      <w:r>
+        <w:t xml:space="preserve">        </w:t>
+      </w:r>
+      <w:proofErr w:type="spellStart"/>
+      <w:proofErr w:type="gramStart"/>
+      <w:r>
+        <w:t>temp.next</w:t>
+      </w:r>
+      <w:proofErr w:type="spellEnd"/>
+      <w:proofErr w:type="gramEnd"/>
+      <w:r>
+        <w:t xml:space="preserve"> = </w:t>
+      </w:r>
+      <w:proofErr w:type="spellStart"/>
+      <w:r>
+        <w:t>newNode</w:t>
+      </w:r>
+      <w:proofErr w:type="spellEnd"/>
+      <w:r>
+        <w:t>;</w:t>
+      </w:r>
+    </w:p>
+    <w:p>
+      <w:r>
+        <w:t xml:space="preserve">    }</w:t>
+      </w:r>
+    </w:p>
+    <w:p/>
+    <w:p>
+      <w:r>
+        <w:t xml:space="preserve">    // Delete by Value (O(n) Time Complexity)</w:t>
+      </w:r>
+    </w:p>
+    <w:p>
+      <w:r>
+        <w:t xml:space="preserve">    public void </w:t>
+      </w:r>
+      <w:proofErr w:type="gramStart"/>
+      <w:r>
+        <w:t>delete(</w:t>
+      </w:r>
+      <w:proofErr w:type="gramEnd"/>
+      <w:r>
+        <w:t>int data) {</w:t>
+      </w:r>
+    </w:p>
+    <w:p>
+      <w:r>
+        <w:t xml:space="preserve">        if (head == null) {</w:t>
+      </w:r>
+    </w:p>
+    <w:p>
+      <w:r>
+        <w:t xml:space="preserve">            </w:t>
+      </w:r>
+      <w:proofErr w:type="spellStart"/>
+      <w:r>
+        <w:t>System.out.println</w:t>
+      </w:r>
+      <w:proofErr w:type="spellEnd"/>
+      <w:r>
+        <w:t>("Data not found");</w:t>
+      </w:r>
+    </w:p>
+    <w:p>
+      <w:r>
+        <w:t xml:space="preserve">            return;</w:t>
+      </w:r>
+    </w:p>
+    <w:p>
+      <w:r>
+        <w:t xml:space="preserve">        }</w:t>
+      </w:r>
+    </w:p>
+    <w:p/>
+    <w:p>
+      <w:r>
+        <w:t xml:space="preserve">        // Edge Case: If target is the head node</w:t>
+      </w:r>
+    </w:p>
+    <w:p>
+      <w:r>
+        <w:t xml:space="preserve">        if (</w:t>
+      </w:r>
+      <w:proofErr w:type="spellStart"/>
+      <w:r>
+        <w:t>head.data</w:t>
+      </w:r>
+      <w:proofErr w:type="spellEnd"/>
+      <w:r>
+        <w:t xml:space="preserve"> == data) {</w:t>
+      </w:r>
+    </w:p>
+    <w:p>
+      <w:r>
+        <w:t xml:space="preserve">            head = </w:t>
+      </w:r>
+      <w:proofErr w:type="spellStart"/>
+      <w:proofErr w:type="gramStart"/>
+      <w:r>
+        <w:t>head.next</w:t>
+      </w:r>
+      <w:proofErr w:type="spellEnd"/>
+      <w:proofErr w:type="gramEnd"/>
+      <w:r>
+        <w:t>; // Shift head to the next node, bypassing the old head</w:t>
+      </w:r>
+    </w:p>
+    <w:p>
+      <w:r>
+        <w:t xml:space="preserve">            return;</w:t>
+      </w:r>
+    </w:p>
+    <w:p>
+      <w:r>
+        <w:t xml:space="preserve">        }</w:t>
+      </w:r>
+    </w:p>
+    <w:p/>
+    <w:p>
+      <w:r>
+        <w:t xml:space="preserve">        Node temp = head;</w:t>
+      </w:r>
+    </w:p>
+    <w:p>
+      <w:r>
+        <w:t xml:space="preserve">        // Look ahead one node to find the target, keeping temp as the predecessor</w:t>
+      </w:r>
+    </w:p>
+    <w:p>
+      <w:r>
+        <w:t xml:space="preserve">        while (</w:t>
+      </w:r>
+      <w:proofErr w:type="spellStart"/>
+      <w:proofErr w:type="gramStart"/>
+      <w:r>
+        <w:t>temp.next</w:t>
+      </w:r>
+      <w:proofErr w:type="spellEnd"/>
+      <w:r>
+        <w:t xml:space="preserve"> !=</w:t>
+      </w:r>
+      <w:proofErr w:type="gramEnd"/>
+      <w:r>
+        <w:t xml:space="preserve"> null &amp;&amp; </w:t>
+      </w:r>
+      <w:proofErr w:type="spellStart"/>
+      <w:proofErr w:type="gramStart"/>
+      <w:r>
+        <w:t>temp.next</w:t>
+      </w:r>
+      <w:proofErr w:type="gramEnd"/>
+      <w:r>
+        <w:t>.</w:t>
+      </w:r>
+      <w:proofErr w:type="gramStart"/>
+      <w:r>
+        <w:t>data</w:t>
+      </w:r>
+      <w:proofErr w:type="spellEnd"/>
+      <w:r>
+        <w:t xml:space="preserve"> !</w:t>
+      </w:r>
+      <w:proofErr w:type="gramEnd"/>
+      <w:r>
+        <w:t>= data) {</w:t>
+      </w:r>
+    </w:p>
+    <w:p>
+      <w:r>
+        <w:t xml:space="preserve">            temp = </w:t>
+      </w:r>
+      <w:proofErr w:type="spellStart"/>
+      <w:proofErr w:type="gramStart"/>
+      <w:r>
+        <w:t>temp.next</w:t>
+      </w:r>
+      <w:proofErr w:type="spellEnd"/>
+      <w:proofErr w:type="gramEnd"/>
+      <w:r>
+        <w:t>;</w:t>
+      </w:r>
+    </w:p>
+    <w:p>
+      <w:r>
+        <w:t xml:space="preserve">        }</w:t>
+      </w:r>
+    </w:p>
+    <w:p/>
+    <w:p>
+      <w:r>
+        <w:t xml:space="preserve">        // If target value is not present in the list</w:t>
+      </w:r>
+    </w:p>
+    <w:p>
+      <w:r>
+        <w:t xml:space="preserve">        if (</w:t>
+      </w:r>
+      <w:proofErr w:type="spellStart"/>
+      <w:proofErr w:type="gramStart"/>
+      <w:r>
+        <w:t>temp.next</w:t>
+      </w:r>
+      <w:proofErr w:type="spellEnd"/>
+      <w:proofErr w:type="gramEnd"/>
+      <w:r>
+        <w:t xml:space="preserve"> == null) {</w:t>
+      </w:r>
+    </w:p>
+    <w:p>
+      <w:r>
+        <w:t xml:space="preserve">            </w:t>
+      </w:r>
+      <w:proofErr w:type="spellStart"/>
+      <w:r>
+        <w:t>System.out.println</w:t>
+      </w:r>
+      <w:proofErr w:type="spellEnd"/>
+      <w:r>
+        <w:t>("Data not found");</w:t>
+      </w:r>
+    </w:p>
+    <w:p>
+      <w:r>
+        <w:t xml:space="preserve">            return;</w:t>
+      </w:r>
+    </w:p>
+    <w:p>
+      <w:r>
+        <w:t xml:space="preserve">        }</w:t>
+      </w:r>
+    </w:p>
+    <w:p>
+      <w:r>
+        <w:t xml:space="preserve">        </w:t>
+      </w:r>
+    </w:p>
+    <w:p>
+      <w:r>
+        <w:t xml:space="preserve">        // Bypass target node: Point predecessor's next to the target's next</w:t>
+      </w:r>
+    </w:p>
+    <w:p>
+      <w:r>
+        <w:t xml:space="preserve">        </w:t>
+      </w:r>
+      <w:proofErr w:type="spellStart"/>
+      <w:proofErr w:type="gramStart"/>
+      <w:r>
+        <w:t>temp.next</w:t>
+      </w:r>
+      <w:proofErr w:type="spellEnd"/>
+      <w:proofErr w:type="gramEnd"/>
+      <w:r>
+        <w:t xml:space="preserve"> = </w:t>
+      </w:r>
+      <w:proofErr w:type="spellStart"/>
+      <w:proofErr w:type="gramStart"/>
+      <w:r>
+        <w:t>temp.next</w:t>
+      </w:r>
+      <w:proofErr w:type="gramEnd"/>
+      <w:r>
+        <w:t>.next</w:t>
+      </w:r>
+      <w:proofErr w:type="spellEnd"/>
+      <w:r>
+        <w:t>;</w:t>
+      </w:r>
+    </w:p>
+    <w:p>
+      <w:r>
+        <w:t xml:space="preserve">    }</w:t>
+      </w:r>
+    </w:p>
+    <w:p/>
+    <w:p>
+      <w:r>
+        <w:t xml:space="preserve">    // Delete by Index (O(n) Time Complexity)</w:t>
+      </w:r>
+    </w:p>
+    <w:p>
+      <w:r>
+        <w:t xml:space="preserve">    public void </w:t>
+      </w:r>
+      <w:proofErr w:type="spellStart"/>
+      <w:proofErr w:type="gramStart"/>
+      <w:r>
+        <w:t>deleteByIndex</w:t>
+      </w:r>
+      <w:proofErr w:type="spellEnd"/>
+      <w:r>
+        <w:t>(</w:t>
+      </w:r>
+      <w:proofErr w:type="gramEnd"/>
+      <w:r>
+        <w:t>int index) {</w:t>
+      </w:r>
+    </w:p>
+    <w:p>
+      <w:r>
+        <w:t xml:space="preserve">        if (index &lt; 0 || head == null) {</w:t>
+      </w:r>
+    </w:p>
+    <w:p>
+      <w:r>
+        <w:t xml:space="preserve">            </w:t>
+      </w:r>
+      <w:proofErr w:type="spellStart"/>
+      <w:r>
+        <w:t>System.out.println</w:t>
+      </w:r>
+      <w:proofErr w:type="spellEnd"/>
+      <w:r>
+        <w:t>("Invalid index");</w:t>
+      </w:r>
+    </w:p>
+    <w:p>
+      <w:r>
+        <w:t xml:space="preserve">            return;</w:t>
+      </w:r>
+    </w:p>
+    <w:p>
+      <w:r>
+        <w:t xml:space="preserve">        }</w:t>
+      </w:r>
+    </w:p>
+    <w:p>
+      <w:r>
+        <w:t xml:space="preserve">        if (index == 0) {</w:t>
+      </w:r>
+    </w:p>
+    <w:p>
+      <w:r>
+        <w:t xml:space="preserve">            head = </w:t>
+      </w:r>
+      <w:proofErr w:type="spellStart"/>
+      <w:proofErr w:type="gramStart"/>
+      <w:r>
+        <w:t>head.next</w:t>
+      </w:r>
+      <w:proofErr w:type="spellEnd"/>
+      <w:proofErr w:type="gramEnd"/>
+      <w:r>
+        <w:t>;</w:t>
+      </w:r>
+    </w:p>
+    <w:p>
+      <w:r>
+        <w:t xml:space="preserve">            return;</w:t>
+      </w:r>
+    </w:p>
+    <w:p>
+      <w:r>
+        <w:t xml:space="preserve">        }</w:t>
+      </w:r>
+    </w:p>
+    <w:p>
+      <w:r>
+        <w:t xml:space="preserve">        Node temp = head;</w:t>
+      </w:r>
+    </w:p>
+    <w:p>
+      <w:r>
+        <w:t xml:space="preserve">        // Traverse to find predecessor node (index - 1)</w:t>
+      </w:r>
+    </w:p>
+    <w:p>
+      <w:r>
+        <w:t xml:space="preserve">        for (int </w:t>
+      </w:r>
+      <w:proofErr w:type="spellStart"/>
+      <w:r>
+        <w:t>i</w:t>
+      </w:r>
+      <w:proofErr w:type="spellEnd"/>
+      <w:r>
+        <w:t xml:space="preserve"> = 0; </w:t>
+      </w:r>
+      <w:proofErr w:type="gramStart"/>
+      <w:r>
+        <w:t>temp !</w:t>
+      </w:r>
+      <w:proofErr w:type="gramEnd"/>
+      <w:r>
+        <w:t xml:space="preserve">= null &amp;&amp; </w:t>
+      </w:r>
+      <w:proofErr w:type="spellStart"/>
+      <w:r>
+        <w:t>i</w:t>
+      </w:r>
+      <w:proofErr w:type="spellEnd"/>
+      <w:r>
+        <w:t xml:space="preserve"> &lt; index - 1; </w:t>
+      </w:r>
+      <w:proofErr w:type="spellStart"/>
+      <w:r>
+        <w:t>i</w:t>
+      </w:r>
+      <w:proofErr w:type="spellEnd"/>
+      <w:r>
+        <w:t>++) {</w:t>
+      </w:r>
+    </w:p>
+    <w:p>
+      <w:r>
+        <w:t xml:space="preserve">            temp = </w:t>
+      </w:r>
+      <w:proofErr w:type="spellStart"/>
+      <w:proofErr w:type="gramStart"/>
+      <w:r>
+        <w:t>temp.next</w:t>
+      </w:r>
+      <w:proofErr w:type="spellEnd"/>
+      <w:proofErr w:type="gramEnd"/>
+      <w:r>
+        <w:t>;</w:t>
+      </w:r>
+    </w:p>
+    <w:p>
+      <w:r>
+        <w:lastRenderedPageBreak/>
+        <w:t xml:space="preserve">        }</w:t>
+      </w:r>
+    </w:p>
+    <w:p>
+      <w:r>
+        <w:t xml:space="preserve">        if (temp == null || </w:t>
+      </w:r>
+      <w:proofErr w:type="spellStart"/>
+      <w:proofErr w:type="gramStart"/>
+      <w:r>
+        <w:t>temp.next</w:t>
+      </w:r>
+      <w:proofErr w:type="spellEnd"/>
+      <w:proofErr w:type="gramEnd"/>
+      <w:r>
+        <w:t xml:space="preserve"> == null) {</w:t>
+      </w:r>
+    </w:p>
+    <w:p>
+      <w:r>
+        <w:t xml:space="preserve">            </w:t>
+      </w:r>
+      <w:proofErr w:type="spellStart"/>
+      <w:r>
+        <w:t>System.out.println</w:t>
+      </w:r>
+      <w:proofErr w:type="spellEnd"/>
+      <w:r>
+        <w:t>("Data not found");</w:t>
+      </w:r>
+    </w:p>
+    <w:p>
+      <w:r>
+        <w:t xml:space="preserve">            return;</w:t>
+      </w:r>
+    </w:p>
+    <w:p>
+      <w:r>
+        <w:t xml:space="preserve">        }</w:t>
+      </w:r>
+    </w:p>
+    <w:p>
+      <w:r>
+        <w:t xml:space="preserve">        </w:t>
+      </w:r>
+      <w:proofErr w:type="spellStart"/>
+      <w:proofErr w:type="gramStart"/>
+      <w:r>
+        <w:t>temp.next</w:t>
+      </w:r>
+      <w:proofErr w:type="spellEnd"/>
+      <w:proofErr w:type="gramEnd"/>
+      <w:r>
+        <w:t xml:space="preserve"> = </w:t>
+      </w:r>
+      <w:proofErr w:type="spellStart"/>
+      <w:proofErr w:type="gramStart"/>
+      <w:r>
+        <w:t>temp.next</w:t>
+      </w:r>
+      <w:proofErr w:type="gramEnd"/>
+      <w:r>
+        <w:t>.next</w:t>
+      </w:r>
+      <w:proofErr w:type="spellEnd"/>
+      <w:r>
+        <w:t>; // Bypass target</w:t>
+      </w:r>
+    </w:p>
+    <w:p>
+      <w:r>
+        <w:t xml:space="preserve">    }</w:t>
+      </w:r>
+    </w:p>
+    <w:p/>
+    <w:p>
+      <w:r>
+        <w:t xml:space="preserve">    // Sequential Linear Search (O(n) Time Complexity)</w:t>
+      </w:r>
+    </w:p>
+    <w:p>
+      <w:r>
+        <w:t xml:space="preserve">    public </w:t>
+      </w:r>
+      <w:proofErr w:type="spellStart"/>
+      <w:r>
+        <w:t>boolean</w:t>
+      </w:r>
+      <w:proofErr w:type="spellEnd"/>
+      <w:r>
+        <w:t xml:space="preserve"> </w:t>
+      </w:r>
+      <w:proofErr w:type="gramStart"/>
+      <w:r>
+        <w:t>search(</w:t>
+      </w:r>
+      <w:proofErr w:type="gramEnd"/>
+      <w:r>
+        <w:t>int data) {</w:t>
+      </w:r>
+    </w:p>
+    <w:p>
+      <w:r>
+        <w:t xml:space="preserve">         Node temp = head;</w:t>
+      </w:r>
+    </w:p>
+    <w:p>
+      <w:r>
+        <w:t xml:space="preserve">         while (</w:t>
+      </w:r>
+      <w:proofErr w:type="gramStart"/>
+      <w:r>
+        <w:t>temp !</w:t>
+      </w:r>
+      <w:proofErr w:type="gramEnd"/>
+      <w:r>
+        <w:t>= null) {</w:t>
+      </w:r>
+    </w:p>
+    <w:p>
+      <w:r>
+        <w:t xml:space="preserve">             if (</w:t>
+      </w:r>
+      <w:proofErr w:type="spellStart"/>
+      <w:r>
+        <w:t>temp.data</w:t>
+      </w:r>
+      <w:proofErr w:type="spellEnd"/>
+      <w:r>
+        <w:t xml:space="preserve"> == data)</w:t>
+      </w:r>
+    </w:p>
+    <w:p>
+      <w:r>
+        <w:t xml:space="preserve">                 return true;</w:t>
+      </w:r>
+    </w:p>
+    <w:p>
+      <w:r>
+        <w:t xml:space="preserve">             temp = </w:t>
+      </w:r>
+      <w:proofErr w:type="spellStart"/>
+      <w:proofErr w:type="gramStart"/>
+      <w:r>
+        <w:t>temp.next</w:t>
+      </w:r>
+      <w:proofErr w:type="spellEnd"/>
+      <w:proofErr w:type="gramEnd"/>
+      <w:r>
+        <w:t>; // Step forward</w:t>
+      </w:r>
+    </w:p>
+    <w:p>
+      <w:r>
+        <w:t xml:space="preserve">         }</w:t>
+      </w:r>
+    </w:p>
+    <w:p>
+      <w:r>
+        <w:t xml:space="preserve">         return false;</w:t>
+      </w:r>
+    </w:p>
+    <w:p>
+      <w:r>
+        <w:t xml:space="preserve">    }</w:t>
+      </w:r>
+    </w:p>
+    <w:p/>
+    <w:p>
+      <w:r>
+        <w:t xml:space="preserve">    // Traversing and displaying (O(n) Time Complexity)</w:t>
+      </w:r>
+    </w:p>
+    <w:p>
+      <w:r>
+        <w:t xml:space="preserve">    public void </w:t>
+      </w:r>
+      <w:proofErr w:type="gramStart"/>
+      <w:r>
+        <w:t>display(</w:t>
+      </w:r>
+      <w:proofErr w:type="gramEnd"/>
+      <w:r>
+        <w:t>) {</w:t>
+      </w:r>
+    </w:p>
+    <w:p>
+      <w:r>
+        <w:t xml:space="preserve">        Node temp = head;</w:t>
+      </w:r>
+    </w:p>
+    <w:p>
+      <w:r>
+        <w:t xml:space="preserve">        while (</w:t>
+      </w:r>
+      <w:proofErr w:type="gramStart"/>
+      <w:r>
+        <w:t>temp !</w:t>
+      </w:r>
+      <w:proofErr w:type="gramEnd"/>
+      <w:r>
+        <w:t>= null) {</w:t>
+      </w:r>
+    </w:p>
+    <w:p>
+      <w:r>
+        <w:t xml:space="preserve">            </w:t>
+      </w:r>
+      <w:proofErr w:type="spellStart"/>
+      <w:r>
+        <w:t>System.out.print</w:t>
+      </w:r>
+      <w:proofErr w:type="spellEnd"/>
+      <w:r>
+        <w:t>(</w:t>
+      </w:r>
+      <w:proofErr w:type="spellStart"/>
+      <w:r>
+        <w:t>temp.data</w:t>
+      </w:r>
+      <w:proofErr w:type="spellEnd"/>
+      <w:r>
+        <w:t xml:space="preserve"> + " -&gt; ");</w:t>
+      </w:r>
+    </w:p>
+    <w:p>
+      <w:r>
+        <w:t xml:space="preserve">            temp = </w:t>
+      </w:r>
+      <w:proofErr w:type="spellStart"/>
+      <w:proofErr w:type="gramStart"/>
+      <w:r>
+        <w:t>temp.next</w:t>
+      </w:r>
+      <w:proofErr w:type="spellEnd"/>
+      <w:proofErr w:type="gramEnd"/>
+      <w:r>
+        <w:t>;</w:t>
+      </w:r>
+    </w:p>
+    <w:p>
+      <w:r>
+        <w:t xml:space="preserve">        }</w:t>
+      </w:r>
+    </w:p>
+    <w:p>
+      <w:r>
+        <w:t xml:space="preserve">        </w:t>
+      </w:r>
+      <w:proofErr w:type="spellStart"/>
+      <w:r>
+        <w:t>System.out.println</w:t>
+      </w:r>
+      <w:proofErr w:type="spellEnd"/>
+      <w:r>
+        <w:t>("null");</w:t>
+      </w:r>
+    </w:p>
+    <w:p>
+      <w:r>
+        <w:t xml:space="preserve">    }</w:t>
+      </w:r>
+    </w:p>
+    <w:p/>
+    <w:p>
+      <w:r>
+        <w:t xml:space="preserve">    public static void </w:t>
+      </w:r>
+      <w:proofErr w:type="gramStart"/>
+      <w:r>
+        <w:t>main(String[</w:t>
+      </w:r>
+      <w:proofErr w:type="gramEnd"/>
+      <w:r>
+        <w:t xml:space="preserve">] </w:t>
+      </w:r>
+      <w:proofErr w:type="spellStart"/>
+      <w:r>
+        <w:t>args</w:t>
+      </w:r>
+      <w:proofErr w:type="spellEnd"/>
+      <w:r>
+        <w:t>) {</w:t>
+      </w:r>
+    </w:p>
+    <w:p>
+      <w:r>
+        <w:t xml:space="preserve">        LinkedList list = new </w:t>
+      </w:r>
+      <w:proofErr w:type="gramStart"/>
+      <w:r>
+        <w:t>LinkedList(</w:t>
+      </w:r>
+      <w:proofErr w:type="gramEnd"/>
+      <w:r>
+        <w:t>);</w:t>
+      </w:r>
+    </w:p>
+    <w:p/>
+    <w:p>
+      <w:r>
+        <w:t xml:space="preserve">        </w:t>
+      </w:r>
+      <w:proofErr w:type="spellStart"/>
+      <w:proofErr w:type="gramStart"/>
+      <w:r>
+        <w:t>list.insertAtBeginning</w:t>
+      </w:r>
+      <w:proofErr w:type="spellEnd"/>
+      <w:proofErr w:type="gramEnd"/>
+      <w:r>
+        <w:t>(1); // 1 -&gt; null</w:t>
+      </w:r>
+    </w:p>
+    <w:p>
+      <w:r>
+        <w:t xml:space="preserve">        </w:t>
+      </w:r>
+      <w:proofErr w:type="spellStart"/>
+      <w:proofErr w:type="gramStart"/>
+      <w:r>
+        <w:t>list.insertAtBeginning</w:t>
+      </w:r>
+      <w:proofErr w:type="spellEnd"/>
+      <w:proofErr w:type="gramEnd"/>
+      <w:r>
+        <w:t>(2); // 2 -&gt; 1 -&gt; null</w:t>
+      </w:r>
+    </w:p>
+    <w:p>
+      <w:r>
+        <w:t xml:space="preserve">        </w:t>
+      </w:r>
+      <w:proofErr w:type="spellStart"/>
+      <w:proofErr w:type="gramStart"/>
+      <w:r>
+        <w:t>list.insertAtBeginning</w:t>
+      </w:r>
+      <w:proofErr w:type="spellEnd"/>
+      <w:proofErr w:type="gramEnd"/>
+      <w:r>
+        <w:t>(3); // 3 -&gt; 2 -&gt; 1 -&gt; null</w:t>
+      </w:r>
+    </w:p>
+    <w:p/>
+    <w:p>
+      <w:r>
+        <w:t xml:space="preserve">        </w:t>
+      </w:r>
+      <w:proofErr w:type="spellStart"/>
+      <w:proofErr w:type="gramStart"/>
+      <w:r>
+        <w:t>list.insertAtEnd</w:t>
+      </w:r>
+      <w:proofErr w:type="spellEnd"/>
+      <w:proofErr w:type="gramEnd"/>
+      <w:r>
+        <w:t>(4); // 3 -&gt; 2 -&gt; 1 -&gt; 4 -&gt; null</w:t>
+      </w:r>
+    </w:p>
+    <w:p/>
+    <w:p>
+      <w:r>
+        <w:t xml:space="preserve">        </w:t>
+      </w:r>
+      <w:proofErr w:type="spellStart"/>
+      <w:proofErr w:type="gramStart"/>
+      <w:r>
+        <w:t>list.insertAtIndex</w:t>
+      </w:r>
+      <w:proofErr w:type="spellEnd"/>
+      <w:proofErr w:type="gramEnd"/>
+      <w:r>
+        <w:t>(2, 5); // 3 -&gt; 2 -&gt; 5 -&gt; 1 -&gt; 4 -&gt; null</w:t>
+      </w:r>
+    </w:p>
+    <w:p/>
+    <w:p>
+      <w:r>
+        <w:t xml:space="preserve">        </w:t>
+      </w:r>
+      <w:proofErr w:type="spellStart"/>
+      <w:proofErr w:type="gramStart"/>
+      <w:r>
+        <w:t>list.delete</w:t>
+      </w:r>
+      <w:proofErr w:type="spellEnd"/>
+      <w:proofErr w:type="gramEnd"/>
+      <w:r>
+        <w:t>(5); // 3 -&gt; 2 -&gt; 1 -&gt; 4 -&gt; null</w:t>
+      </w:r>
+    </w:p>
+    <w:p/>
+    <w:p>
+      <w:r>
+        <w:t xml:space="preserve">        </w:t>
+      </w:r>
+      <w:proofErr w:type="spellStart"/>
+      <w:proofErr w:type="gramStart"/>
+      <w:r>
+        <w:t>list.deleteByIndex</w:t>
+      </w:r>
+      <w:proofErr w:type="spellEnd"/>
+      <w:proofErr w:type="gramEnd"/>
+      <w:r>
+        <w:t>(0); // 2 -&gt; 1 -&gt; 4 -&gt; null</w:t>
+      </w:r>
+    </w:p>
+    <w:p/>
+    <w:p>
+      <w:r>
+        <w:t xml:space="preserve">        </w:t>
+      </w:r>
+      <w:proofErr w:type="spellStart"/>
+      <w:r>
+        <w:t>System.out.println</w:t>
+      </w:r>
+      <w:proofErr w:type="spellEnd"/>
+      <w:r>
+        <w:t>(</w:t>
+      </w:r>
+      <w:proofErr w:type="spellStart"/>
+      <w:proofErr w:type="gramStart"/>
+      <w:r>
+        <w:t>list.search</w:t>
+      </w:r>
+      <w:proofErr w:type="spellEnd"/>
+      <w:proofErr w:type="gramEnd"/>
+      <w:r>
+        <w:t>(4)); // Expected Output: true</w:t>
+      </w:r>
+    </w:p>
+    <w:p>
+      <w:r>
+        <w:t xml:space="preserve">        </w:t>
+      </w:r>
+      <w:proofErr w:type="spellStart"/>
+      <w:r>
+        <w:t>System.out.println</w:t>
+      </w:r>
+      <w:proofErr w:type="spellEnd"/>
+      <w:r>
+        <w:t>(</w:t>
+      </w:r>
+      <w:proofErr w:type="spellStart"/>
+      <w:proofErr w:type="gramStart"/>
+      <w:r>
+        <w:t>list.search</w:t>
+      </w:r>
+      <w:proofErr w:type="spellEnd"/>
+      <w:proofErr w:type="gramEnd"/>
+      <w:r>
+        <w:t>(5)); // Expected Output: false</w:t>
+      </w:r>
+    </w:p>
+    <w:p/>
+    <w:p>
+      <w:r>
+        <w:t xml:space="preserve">        </w:t>
+      </w:r>
+      <w:proofErr w:type="spellStart"/>
+      <w:proofErr w:type="gramStart"/>
+      <w:r>
+        <w:t>list.display</w:t>
+      </w:r>
+      <w:proofErr w:type="spellEnd"/>
+      <w:proofErr w:type="gramEnd"/>
+      <w:r>
+        <w:t>(); // Expected Output: 2 -&gt; 1 -&gt; 4 -&gt; null</w:t>
+      </w:r>
+    </w:p>
+    <w:p>
+      <w:r>
+        <w:t xml:space="preserve">    }</w:t>
+      </w:r>
+    </w:p>
+    <w:p>
+      <w:r>
+        <w:t>}</w:t>
+      </w:r>
+    </w:p>
+    <w:p>
+      <w:pPr>
+        <w:rPr>
+          <w:b/>
+          <w:bCs/>
+        </w:rPr>
+      </w:pPr>
+      <w:r>
+        <w:rPr>
+          <w:b/>
+          <w:bCs/>
+        </w:rPr>
+        <w:t>Critical Concept: The Ordering of Pointer Swapping</w:t>
+      </w:r>
+    </w:p>
+    <w:p>
+      <w:r>
+        <w:t xml:space="preserve">In your </w:t>
+      </w:r>
+      <w:proofErr w:type="spellStart"/>
+      <w:r>
+        <w:t>insertAtIndex</w:t>
+      </w:r>
+      <w:proofErr w:type="spellEnd"/>
+      <w:r>
+        <w:t xml:space="preserve"> method, look closely at this block:</w:t>
+      </w:r>
+    </w:p>
+    <w:p>
+      <w:proofErr w:type="spellStart"/>
+      <w:r>
+        <w:t>newNode.next</w:t>
+      </w:r>
+      <w:proofErr w:type="spellEnd"/>
+      <w:r>
+        <w:t xml:space="preserve"> = </w:t>
+      </w:r>
+      <w:proofErr w:type="spellStart"/>
+      <w:proofErr w:type="gramStart"/>
+      <w:r>
+        <w:t>temp.next</w:t>
+      </w:r>
+      <w:proofErr w:type="spellEnd"/>
+      <w:proofErr w:type="gramEnd"/>
+      <w:r>
+        <w:t>; // Step 1</w:t>
+      </w:r>
+    </w:p>
+    <w:p>
+      <w:proofErr w:type="spellStart"/>
+      <w:proofErr w:type="gramStart"/>
+      <w:r>
+        <w:t>temp.next</w:t>
+      </w:r>
+      <w:proofErr w:type="spellEnd"/>
+      <w:proofErr w:type="gramEnd"/>
+      <w:r>
+        <w:t xml:space="preserve"> = </w:t>
+      </w:r>
+      <w:proofErr w:type="spellStart"/>
+      <w:proofErr w:type="gramStart"/>
+      <w:r>
+        <w:t>newNode</w:t>
+      </w:r>
+      <w:proofErr w:type="spellEnd"/>
+      <w:r>
+        <w:t xml:space="preserve">;   </w:t>
+      </w:r>
+      <w:proofErr w:type="gramEnd"/>
+      <w:r>
+        <w:t xml:space="preserve">   // Step 2</w:t>
+      </w:r>
+    </w:p>
+    <w:p>
+      <w:r>
+        <w:rPr>
+          <w:b/>
+          <w:bCs/>
+        </w:rPr>
+        <w:t>Why can't we swap these two steps?</w:t>
+      </w:r>
+      <w:r>
+        <w:t xml:space="preserve"> If you execute Step 2 first (</w:t>
+      </w:r>
+      <w:proofErr w:type="spellStart"/>
+      <w:proofErr w:type="gramStart"/>
+      <w:r>
+        <w:t>temp.next</w:t>
+      </w:r>
+      <w:proofErr w:type="spellEnd"/>
+      <w:proofErr w:type="gramEnd"/>
+      <w:r>
+        <w:t xml:space="preserve"> = </w:t>
+      </w:r>
+      <w:proofErr w:type="spellStart"/>
+      <w:r>
+        <w:t>newNode</w:t>
+      </w:r>
+      <w:proofErr w:type="spellEnd"/>
+      <w:r>
+        <w:t>), you break the chain before saving it. You lose your reference to the rest of the list (</w:t>
+      </w:r>
+      <w:proofErr w:type="spellStart"/>
+      <w:proofErr w:type="gramStart"/>
+      <w:r>
+        <w:t>temp.next</w:t>
+      </w:r>
+      <w:proofErr w:type="spellEnd"/>
+      <w:proofErr w:type="gramEnd"/>
+      <w:r>
+        <w:t xml:space="preserve"> gets overwritten with </w:t>
+      </w:r>
+      <w:proofErr w:type="spellStart"/>
+      <w:r>
+        <w:t>newNode</w:t>
+      </w:r>
+      <w:proofErr w:type="spellEnd"/>
+      <w:r>
+        <w:t xml:space="preserve">). Consequently, your </w:t>
+      </w:r>
+      <w:proofErr w:type="spellStart"/>
+      <w:r>
+        <w:t>newNode.next</w:t>
+      </w:r>
+      <w:proofErr w:type="spellEnd"/>
+      <w:r>
+        <w:t xml:space="preserve"> would point to itself or be null, isolating the remainder of the list from memory and causing a massive memory leak! </w:t>
+      </w:r>
+      <w:r>
+        <w:rPr>
+          <w:b/>
+          <w:bCs/>
+        </w:rPr>
+        <w:t xml:space="preserve">Always link the new node to the successor </w:t>
+      </w:r>
+      <w:r>
+        <w:rPr>
+          <w:b/>
+          <w:bCs/>
+          <w:i/>
+          <w:iCs/>
+        </w:rPr>
+        <w:t>before</w:t>
+      </w:r>
+      <w:r>
+        <w:rPr>
+          <w:b/>
+          <w:bCs/>
+        </w:rPr>
+        <w:t xml:space="preserve"> linking the predecessor to the new node.</w:t>
+      </w:r>
+    </w:p>
+    <w:p>
+      <w:pPr>
+        <w:rPr>
+          <w:b/>
+          <w:bCs/>
+        </w:rPr>
+      </w:pPr>
+      <w:r>
+        <w:rPr>
+          <w:b/>
+          <w:bCs/>
+        </w:rPr>
+        <w:t>5. Standard Exam Gotchas &amp; Common Pitfalls</w:t>
+      </w:r>
+    </w:p>
+    <w:p>
+      <w:pPr>
+        <w:rPr>
+          <w:b/>
+          <w:bCs/>
+        </w:rPr>
+      </w:pPr>
+      <w:r>
+        <w:rPr>
+          <w:b/>
+          <w:bCs/>
+        </w:rPr>
+        <w:t>Pitfall 1: Null Pointer Exceptions (NPE)</w:t>
+      </w:r>
+    </w:p>
+    <w:p>
+      <w:r>
+        <w:t>When iterating through a linked list, you must clearly understand the difference between:</w:t>
+      </w:r>
+    </w:p>
+    <w:p>
+      <w:pPr>
+        <w:numPr>
+          <w:ilvl w:val="0"/>
+          <w:numId w:val="47"/>
+        </w:numPr>
+      </w:pPr>
+      <w:r>
+        <w:t>while (</w:t>
+      </w:r>
+      <w:proofErr w:type="gramStart"/>
+      <w:r>
+        <w:t>temp !</w:t>
+      </w:r>
+      <w:proofErr w:type="gramEnd"/>
+      <w:r>
+        <w:t xml:space="preserve">= null): Used when you want to process every single node in the list (e.g., </w:t>
+      </w:r>
+      <w:proofErr w:type="gramStart"/>
+      <w:r>
+        <w:t>display(</w:t>
+      </w:r>
+      <w:proofErr w:type="gramEnd"/>
+      <w:r>
+        <w:t xml:space="preserve">), </w:t>
+      </w:r>
+      <w:proofErr w:type="gramStart"/>
+      <w:r>
+        <w:t>search(</w:t>
+      </w:r>
+      <w:proofErr w:type="gramEnd"/>
+      <w:r>
+        <w:t>)).</w:t>
+      </w:r>
+    </w:p>
+    <w:p>
+      <w:pPr>
+        <w:numPr>
+          <w:ilvl w:val="0"/>
+          <w:numId w:val="47"/>
+        </w:numPr>
+      </w:pPr>
+      <w:r>
+        <w:lastRenderedPageBreak/>
+        <w:t>while (</w:t>
+      </w:r>
+      <w:proofErr w:type="spellStart"/>
+      <w:proofErr w:type="gramStart"/>
+      <w:r>
+        <w:t>temp.next</w:t>
+      </w:r>
+      <w:proofErr w:type="spellEnd"/>
+      <w:r>
+        <w:t xml:space="preserve"> !=</w:t>
+      </w:r>
+      <w:proofErr w:type="gramEnd"/>
+      <w:r>
+        <w:t xml:space="preserve"> null): Used when you need to stop on the </w:t>
+      </w:r>
+      <w:r>
+        <w:rPr>
+          <w:b/>
+          <w:bCs/>
+        </w:rPr>
+        <w:t>last node</w:t>
+      </w:r>
+      <w:r>
+        <w:t xml:space="preserve"> (e.g., </w:t>
+      </w:r>
+      <w:proofErr w:type="spellStart"/>
+      <w:proofErr w:type="gramStart"/>
+      <w:r>
+        <w:t>insertAtEnd</w:t>
+      </w:r>
+      <w:proofErr w:type="spellEnd"/>
+      <w:r>
+        <w:t>(</w:t>
+      </w:r>
+      <w:proofErr w:type="gramEnd"/>
+      <w:r>
+        <w:t xml:space="preserve">)). If temp itself is null, executing </w:t>
+      </w:r>
+      <w:proofErr w:type="spellStart"/>
+      <w:proofErr w:type="gramStart"/>
+      <w:r>
+        <w:t>temp.next</w:t>
+      </w:r>
+      <w:proofErr w:type="spellEnd"/>
+      <w:proofErr w:type="gramEnd"/>
+      <w:r>
+        <w:t xml:space="preserve"> will throw a </w:t>
+      </w:r>
+      <w:proofErr w:type="spellStart"/>
+      <w:r>
+        <w:t>NullPointerException</w:t>
+      </w:r>
+      <w:proofErr w:type="spellEnd"/>
+      <w:r>
+        <w:t xml:space="preserve">. Always check if </w:t>
+      </w:r>
+      <w:proofErr w:type="gramStart"/>
+      <w:r>
+        <w:t>temp !</w:t>
+      </w:r>
+      <w:proofErr w:type="gramEnd"/>
+      <w:r>
+        <w:t xml:space="preserve">= null before calling </w:t>
+      </w:r>
+      <w:proofErr w:type="spellStart"/>
+      <w:proofErr w:type="gramStart"/>
+      <w:r>
+        <w:t>temp.next</w:t>
+      </w:r>
+      <w:proofErr w:type="spellEnd"/>
+      <w:proofErr w:type="gramEnd"/>
+      <w:r>
+        <w:t>!</w:t>
+      </w:r>
+    </w:p>
+    <w:p>
+      <w:pPr>
+        <w:rPr>
+          <w:b/>
+          <w:bCs/>
+        </w:rPr>
+      </w:pPr>
+      <w:r>
+        <w:rPr>
+          <w:b/>
+          <w:bCs/>
+        </w:rPr>
+        <w:t>Pitfall 2: Memory Overhead of Pointers</w:t>
+      </w:r>
+    </w:p>
+    <w:p>
+      <w:r>
+        <w:t>In standard multiple-choice exams, you may be asked to calculate the auxiliary memory used by a linked list vs. an array.</w:t>
+      </w:r>
+    </w:p>
+    <w:p>
+      <w:pPr>
+        <w:numPr>
+          <w:ilvl w:val="0"/>
+          <w:numId w:val="48"/>
+        </w:numPr>
+      </w:pPr>
+      <w:r>
+        <w:t xml:space="preserve">On a 64-bit operating system, a pointer (reference) takes </w:t>
+      </w:r>
+      <w:r>
+        <w:rPr>
+          <w:b/>
+          <w:bCs/>
+        </w:rPr>
+        <w:t>8 bytes</w:t>
+      </w:r>
+      <w:r>
+        <w:t xml:space="preserve"> of space.</w:t>
+      </w:r>
+    </w:p>
+    <w:p>
+      <w:pPr>
+        <w:numPr>
+          <w:ilvl w:val="0"/>
+          <w:numId w:val="48"/>
+        </w:numPr>
+      </w:pPr>
+      <w:r>
+        <w:t>If you store an integer (4 bytes) in an array, it takes exactly 4 bytes of RAM.</w:t>
+      </w:r>
+    </w:p>
+    <w:p>
+      <w:pPr>
+        <w:numPr>
+          <w:ilvl w:val="0"/>
+          <w:numId w:val="48"/>
+        </w:numPr>
+      </w:pPr>
+      <w:r>
+        <w:t xml:space="preserve">If you store an integer in a singly linked list, it takes: </w:t>
+      </w:r>
+    </w:p>
+    <w:p>
+      <w:r>
+        <w:t>$$\</w:t>
+      </w:r>
+      <w:proofErr w:type="gramStart"/>
+      <w:r>
+        <w:t>text{</w:t>
+      </w:r>
+      <w:proofErr w:type="gramEnd"/>
+      <w:r>
+        <w:t>Memory} = 4 \</w:t>
+      </w:r>
+      <w:proofErr w:type="gramStart"/>
+      <w:r>
+        <w:t>text{ bytes</w:t>
+      </w:r>
+      <w:proofErr w:type="gramEnd"/>
+      <w:r>
+        <w:t xml:space="preserve"> (int)} + 8 \</w:t>
+      </w:r>
+      <w:proofErr w:type="gramStart"/>
+      <w:r>
+        <w:t>text{ bytes</w:t>
+      </w:r>
+      <w:proofErr w:type="gramEnd"/>
+      <w:r>
+        <w:t xml:space="preserve"> (pointer)} = 12 \</w:t>
+      </w:r>
+      <w:proofErr w:type="gramStart"/>
+      <w:r>
+        <w:t>text{ bytes</w:t>
+      </w:r>
+      <w:proofErr w:type="gramEnd"/>
+      <w:r>
+        <w:t>}$$</w:t>
+      </w:r>
+    </w:p>
+    <w:p>
+      <w:r>
+        <w:t xml:space="preserve">This means a singly linked list uses </w:t>
+      </w:r>
+      <w:r>
+        <w:rPr>
+          <w:b/>
+          <w:bCs/>
+        </w:rPr>
+        <w:t>3x more memory</w:t>
+      </w:r>
+      <w:r>
+        <w:t xml:space="preserve"> than an array to store the exact same integer data! For a doubly linked list, it's: </w:t>
+      </w:r>
+    </w:p>
+    <w:p>
+      <w:r>
+        <w:t>$$\</w:t>
+      </w:r>
+      <w:proofErr w:type="gramStart"/>
+      <w:r>
+        <w:t>text{</w:t>
+      </w:r>
+      <w:proofErr w:type="gramEnd"/>
+      <w:r>
+        <w:t>Memory} = 4 \</w:t>
+      </w:r>
+      <w:proofErr w:type="gramStart"/>
+      <w:r>
+        <w:t>text{ bytes</w:t>
+      </w:r>
+      <w:proofErr w:type="gramEnd"/>
+      <w:r>
+        <w:t xml:space="preserve"> (int)} + 16 \</w:t>
+      </w:r>
+      <w:proofErr w:type="gramStart"/>
+      <w:r>
+        <w:t>text{ bytes</w:t>
+      </w:r>
+      <w:proofErr w:type="gramEnd"/>
+      <w:r>
+        <w:t xml:space="preserve"> (2 pointers)} = 20 \</w:t>
+      </w:r>
+      <w:proofErr w:type="gramStart"/>
+      <w:r>
+        <w:t>text{ bytes</w:t>
+      </w:r>
+      <w:proofErr w:type="gramEnd"/>
+      <w:r>
+        <w:t xml:space="preserve"> (5x overhead</w:t>
+      </w:r>
+      <w:proofErr w:type="gramStart"/>
+      <w:r>
+        <w:t>)}$</w:t>
+      </w:r>
+      <w:proofErr w:type="gramEnd"/>
+      <w:r>
+        <w:t>$</w:t>
+      </w:r>
+    </w:p>
+    <w:p>
+      <w:pPr>
+        <w:rPr>
+          <w:b/>
+          <w:bCs/>
+        </w:rPr>
+      </w:pPr>
+      <w:r>
+        <w:rPr>
+          <w:b/>
+          <w:bCs/>
+        </w:rPr>
+        <w:t>Pitfall 3: Modifying the Head Pointer</w:t>
+      </w:r>
+    </w:p>
+    <w:p>
+      <w:r>
+        <w:t xml:space="preserve">When writing deletion logic, always check if the item being deleted is the head node (index == 0 or </w:t>
+      </w:r>
+      <w:proofErr w:type="spellStart"/>
+      <w:r>
+        <w:t>head.data</w:t>
+      </w:r>
+      <w:proofErr w:type="spellEnd"/>
+      <w:r>
+        <w:t xml:space="preserve"> == target). If you forget to update the head reference (head = </w:t>
+      </w:r>
+      <w:proofErr w:type="spellStart"/>
+      <w:proofErr w:type="gramStart"/>
+      <w:r>
+        <w:t>head.next</w:t>
+      </w:r>
+      <w:proofErr w:type="spellEnd"/>
+      <w:proofErr w:type="gramEnd"/>
+      <w:r>
+        <w:t>), the head of your list will continue to point to the deleted element, and your list's structure will remain unchanged.</w:t>
+      </w:r>
+    </w:p>
+    <w:p/>
     <w:p/>
     <w:sectPr>
       <w:pgSz w:w="11906" w:h="16838"/>
@@ -13205,6 +16130,155 @@
     </w:lvl>
   </w:abstractNum>
   <w:abstractNum w:abstractNumId="6" w15:restartNumberingAfterBreak="0">
+    <w:nsid w:val="0CA82906"/>
+    <w:multiLevelType w:val="multilevel"/>
+    <w:tmpl w:val="25802076"/>
+    <w:lvl w:ilvl="0">
+      <w:start w:val="1"/>
+      <w:numFmt w:val="bullet"/>
+      <w:lvlText w:val=""/>
+      <w:lvlJc w:val="left"/>
+      <w:pPr>
+        <w:tabs>
+          <w:tab w:val="num" w:pos="720"/>
+        </w:tabs>
+        <w:ind w:left="720" w:hanging="360"/>
+      </w:pPr>
+      <w:rPr>
+        <w:rFonts w:ascii="Symbol" w:hAnsi="Symbol" w:hint="default"/>
+        <w:sz w:val="20"/>
+      </w:rPr>
+    </w:lvl>
+    <w:lvl w:ilvl="1" w:tentative="1">
+      <w:start w:val="1"/>
+      <w:numFmt w:val="bullet"/>
+      <w:lvlText w:val="o"/>
+      <w:lvlJc w:val="left"/>
+      <w:pPr>
+        <w:tabs>
+          <w:tab w:val="num" w:pos="1440"/>
+        </w:tabs>
+        <w:ind w:left="1440" w:hanging="360"/>
+      </w:pPr>
+      <w:rPr>
+        <w:rFonts w:ascii="Courier New" w:hAnsi="Courier New" w:hint="default"/>
+        <w:sz w:val="20"/>
+      </w:rPr>
+    </w:lvl>
+    <w:lvl w:ilvl="2" w:tentative="1">
+      <w:start w:val="1"/>
+      <w:numFmt w:val="bullet"/>
+      <w:lvlText w:val=""/>
+      <w:lvlJc w:val="left"/>
+      <w:pPr>
+        <w:tabs>
+          <w:tab w:val="num" w:pos="2160"/>
+        </w:tabs>
+        <w:ind w:left="2160" w:hanging="360"/>
+      </w:pPr>
+      <w:rPr>
+        <w:rFonts w:ascii="Wingdings" w:hAnsi="Wingdings" w:hint="default"/>
+        <w:sz w:val="20"/>
+      </w:rPr>
+    </w:lvl>
+    <w:lvl w:ilvl="3" w:tentative="1">
+      <w:start w:val="1"/>
+      <w:numFmt w:val="bullet"/>
+      <w:lvlText w:val=""/>
+      <w:lvlJc w:val="left"/>
+      <w:pPr>
+        <w:tabs>
+          <w:tab w:val="num" w:pos="2880"/>
+        </w:tabs>
+        <w:ind w:left="2880" w:hanging="360"/>
+      </w:pPr>
+      <w:rPr>
+        <w:rFonts w:ascii="Wingdings" w:hAnsi="Wingdings" w:hint="default"/>
+        <w:sz w:val="20"/>
+      </w:rPr>
+    </w:lvl>
+    <w:lvl w:ilvl="4" w:tentative="1">
+      <w:start w:val="1"/>
+      <w:numFmt w:val="bullet"/>
+      <w:lvlText w:val=""/>
+      <w:lvlJc w:val="left"/>
+      <w:pPr>
+        <w:tabs>
+          <w:tab w:val="num" w:pos="3600"/>
+        </w:tabs>
+        <w:ind w:left="3600" w:hanging="360"/>
+      </w:pPr>
+      <w:rPr>
+        <w:rFonts w:ascii="Wingdings" w:hAnsi="Wingdings" w:hint="default"/>
+        <w:sz w:val="20"/>
+      </w:rPr>
+    </w:lvl>
+    <w:lvl w:ilvl="5" w:tentative="1">
+      <w:start w:val="1"/>
+      <w:numFmt w:val="bullet"/>
+      <w:lvlText w:val=""/>
+      <w:lvlJc w:val="left"/>
+      <w:pPr>
+        <w:tabs>
+          <w:tab w:val="num" w:pos="4320"/>
+        </w:tabs>
+        <w:ind w:left="4320" w:hanging="360"/>
+      </w:pPr>
+      <w:rPr>
+        <w:rFonts w:ascii="Wingdings" w:hAnsi="Wingdings" w:hint="default"/>
+        <w:sz w:val="20"/>
+      </w:rPr>
+    </w:lvl>
+    <w:lvl w:ilvl="6" w:tentative="1">
+      <w:start w:val="1"/>
+      <w:numFmt w:val="bullet"/>
+      <w:lvlText w:val=""/>
+      <w:lvlJc w:val="left"/>
+      <w:pPr>
+        <w:tabs>
+          <w:tab w:val="num" w:pos="5040"/>
+        </w:tabs>
+        <w:ind w:left="5040" w:hanging="360"/>
+      </w:pPr>
+      <w:rPr>
+        <w:rFonts w:ascii="Wingdings" w:hAnsi="Wingdings" w:hint="default"/>
+        <w:sz w:val="20"/>
+      </w:rPr>
+    </w:lvl>
+    <w:lvl w:ilvl="7" w:tentative="1">
+      <w:start w:val="1"/>
+      <w:numFmt w:val="bullet"/>
+      <w:lvlText w:val=""/>
+      <w:lvlJc w:val="left"/>
+      <w:pPr>
+        <w:tabs>
+          <w:tab w:val="num" w:pos="5760"/>
+        </w:tabs>
+        <w:ind w:left="5760" w:hanging="360"/>
+      </w:pPr>
+      <w:rPr>
+        <w:rFonts w:ascii="Wingdings" w:hAnsi="Wingdings" w:hint="default"/>
+        <w:sz w:val="20"/>
+      </w:rPr>
+    </w:lvl>
+    <w:lvl w:ilvl="8" w:tentative="1">
+      <w:start w:val="1"/>
+      <w:numFmt w:val="bullet"/>
+      <w:lvlText w:val=""/>
+      <w:lvlJc w:val="left"/>
+      <w:pPr>
+        <w:tabs>
+          <w:tab w:val="num" w:pos="6480"/>
+        </w:tabs>
+        <w:ind w:left="6480" w:hanging="360"/>
+      </w:pPr>
+      <w:rPr>
+        <w:rFonts w:ascii="Wingdings" w:hAnsi="Wingdings" w:hint="default"/>
+        <w:sz w:val="20"/>
+      </w:rPr>
+    </w:lvl>
+  </w:abstractNum>
+  <w:abstractNum w:abstractNumId="7" w15:restartNumberingAfterBreak="0">
     <w:nsid w:val="0D0700B1"/>
     <w:multiLevelType w:val="multilevel"/>
     <w:tmpl w:val="680E655C"/>
@@ -13321,7 +16395,7 @@
       </w:pPr>
     </w:lvl>
   </w:abstractNum>
-  <w:abstractNum w:abstractNumId="7" w15:restartNumberingAfterBreak="0">
+  <w:abstractNum w:abstractNumId="8" w15:restartNumberingAfterBreak="0">
     <w:nsid w:val="0F5147F0"/>
     <w:multiLevelType w:val="multilevel"/>
     <w:tmpl w:val="267CB2DA"/>
@@ -13434,7 +16508,7 @@
       </w:pPr>
     </w:lvl>
   </w:abstractNum>
-  <w:abstractNum w:abstractNumId="8" w15:restartNumberingAfterBreak="0">
+  <w:abstractNum w:abstractNumId="9" w15:restartNumberingAfterBreak="0">
     <w:nsid w:val="1729256E"/>
     <w:multiLevelType w:val="multilevel"/>
     <w:tmpl w:val="623E3C86"/>
@@ -13583,7 +16657,7 @@
       </w:rPr>
     </w:lvl>
   </w:abstractNum>
-  <w:abstractNum w:abstractNumId="9" w15:restartNumberingAfterBreak="0">
+  <w:abstractNum w:abstractNumId="10" w15:restartNumberingAfterBreak="0">
     <w:nsid w:val="19116869"/>
     <w:multiLevelType w:val="multilevel"/>
     <w:tmpl w:val="ACA6EA96"/>
@@ -13732,7 +16806,7 @@
       </w:rPr>
     </w:lvl>
   </w:abstractNum>
-  <w:abstractNum w:abstractNumId="10" w15:restartNumberingAfterBreak="0">
+  <w:abstractNum w:abstractNumId="11" w15:restartNumberingAfterBreak="0">
     <w:nsid w:val="1CE40342"/>
     <w:multiLevelType w:val="multilevel"/>
     <w:tmpl w:val="4DCCE986"/>
@@ -13845,7 +16919,7 @@
       </w:pPr>
     </w:lvl>
   </w:abstractNum>
-  <w:abstractNum w:abstractNumId="11" w15:restartNumberingAfterBreak="0">
+  <w:abstractNum w:abstractNumId="12" w15:restartNumberingAfterBreak="0">
     <w:nsid w:val="1E3C098D"/>
     <w:multiLevelType w:val="multilevel"/>
     <w:tmpl w:val="48CE5DF0"/>
@@ -13994,7 +17068,7 @@
       </w:rPr>
     </w:lvl>
   </w:abstractNum>
-  <w:abstractNum w:abstractNumId="12" w15:restartNumberingAfterBreak="0">
+  <w:abstractNum w:abstractNumId="13" w15:restartNumberingAfterBreak="0">
     <w:nsid w:val="236D56D3"/>
     <w:multiLevelType w:val="multilevel"/>
     <w:tmpl w:val="4DD68EF2"/>
@@ -14111,7 +17185,7 @@
       </w:pPr>
     </w:lvl>
   </w:abstractNum>
-  <w:abstractNum w:abstractNumId="13" w15:restartNumberingAfterBreak="0">
+  <w:abstractNum w:abstractNumId="14" w15:restartNumberingAfterBreak="0">
     <w:nsid w:val="24370749"/>
     <w:multiLevelType w:val="multilevel"/>
     <w:tmpl w:val="3CACE358"/>
@@ -14256,7 +17330,7 @@
       </w:rPr>
     </w:lvl>
   </w:abstractNum>
-  <w:abstractNum w:abstractNumId="14" w15:restartNumberingAfterBreak="0">
+  <w:abstractNum w:abstractNumId="15" w15:restartNumberingAfterBreak="0">
     <w:nsid w:val="26BE79BE"/>
     <w:multiLevelType w:val="multilevel"/>
     <w:tmpl w:val="64184666"/>
@@ -14369,7 +17443,305 @@
       </w:pPr>
     </w:lvl>
   </w:abstractNum>
-  <w:abstractNum w:abstractNumId="15" w15:restartNumberingAfterBreak="0">
+  <w:abstractNum w:abstractNumId="16" w15:restartNumberingAfterBreak="0">
+    <w:nsid w:val="29084D0B"/>
+    <w:multiLevelType w:val="multilevel"/>
+    <w:tmpl w:val="A4167C9E"/>
+    <w:lvl w:ilvl="0">
+      <w:start w:val="1"/>
+      <w:numFmt w:val="bullet"/>
+      <w:lvlText w:val=""/>
+      <w:lvlJc w:val="left"/>
+      <w:pPr>
+        <w:tabs>
+          <w:tab w:val="num" w:pos="720"/>
+        </w:tabs>
+        <w:ind w:left="720" w:hanging="360"/>
+      </w:pPr>
+      <w:rPr>
+        <w:rFonts w:ascii="Symbol" w:hAnsi="Symbol" w:hint="default"/>
+        <w:sz w:val="20"/>
+      </w:rPr>
+    </w:lvl>
+    <w:lvl w:ilvl="1" w:tentative="1">
+      <w:start w:val="1"/>
+      <w:numFmt w:val="bullet"/>
+      <w:lvlText w:val="o"/>
+      <w:lvlJc w:val="left"/>
+      <w:pPr>
+        <w:tabs>
+          <w:tab w:val="num" w:pos="1440"/>
+        </w:tabs>
+        <w:ind w:left="1440" w:hanging="360"/>
+      </w:pPr>
+      <w:rPr>
+        <w:rFonts w:ascii="Courier New" w:hAnsi="Courier New" w:hint="default"/>
+        <w:sz w:val="20"/>
+      </w:rPr>
+    </w:lvl>
+    <w:lvl w:ilvl="2" w:tentative="1">
+      <w:start w:val="1"/>
+      <w:numFmt w:val="bullet"/>
+      <w:lvlText w:val=""/>
+      <w:lvlJc w:val="left"/>
+      <w:pPr>
+        <w:tabs>
+          <w:tab w:val="num" w:pos="2160"/>
+        </w:tabs>
+        <w:ind w:left="2160" w:hanging="360"/>
+      </w:pPr>
+      <w:rPr>
+        <w:rFonts w:ascii="Wingdings" w:hAnsi="Wingdings" w:hint="default"/>
+        <w:sz w:val="20"/>
+      </w:rPr>
+    </w:lvl>
+    <w:lvl w:ilvl="3" w:tentative="1">
+      <w:start w:val="1"/>
+      <w:numFmt w:val="bullet"/>
+      <w:lvlText w:val=""/>
+      <w:lvlJc w:val="left"/>
+      <w:pPr>
+        <w:tabs>
+          <w:tab w:val="num" w:pos="2880"/>
+        </w:tabs>
+        <w:ind w:left="2880" w:hanging="360"/>
+      </w:pPr>
+      <w:rPr>
+        <w:rFonts w:ascii="Wingdings" w:hAnsi="Wingdings" w:hint="default"/>
+        <w:sz w:val="20"/>
+      </w:rPr>
+    </w:lvl>
+    <w:lvl w:ilvl="4" w:tentative="1">
+      <w:start w:val="1"/>
+      <w:numFmt w:val="bullet"/>
+      <w:lvlText w:val=""/>
+      <w:lvlJc w:val="left"/>
+      <w:pPr>
+        <w:tabs>
+          <w:tab w:val="num" w:pos="3600"/>
+        </w:tabs>
+        <w:ind w:left="3600" w:hanging="360"/>
+      </w:pPr>
+      <w:rPr>
+        <w:rFonts w:ascii="Wingdings" w:hAnsi="Wingdings" w:hint="default"/>
+        <w:sz w:val="20"/>
+      </w:rPr>
+    </w:lvl>
+    <w:lvl w:ilvl="5" w:tentative="1">
+      <w:start w:val="1"/>
+      <w:numFmt w:val="bullet"/>
+      <w:lvlText w:val=""/>
+      <w:lvlJc w:val="left"/>
+      <w:pPr>
+        <w:tabs>
+          <w:tab w:val="num" w:pos="4320"/>
+        </w:tabs>
+        <w:ind w:left="4320" w:hanging="360"/>
+      </w:pPr>
+      <w:rPr>
+        <w:rFonts w:ascii="Wingdings" w:hAnsi="Wingdings" w:hint="default"/>
+        <w:sz w:val="20"/>
+      </w:rPr>
+    </w:lvl>
+    <w:lvl w:ilvl="6" w:tentative="1">
+      <w:start w:val="1"/>
+      <w:numFmt w:val="bullet"/>
+      <w:lvlText w:val=""/>
+      <w:lvlJc w:val="left"/>
+      <w:pPr>
+        <w:tabs>
+          <w:tab w:val="num" w:pos="5040"/>
+        </w:tabs>
+        <w:ind w:left="5040" w:hanging="360"/>
+      </w:pPr>
+      <w:rPr>
+        <w:rFonts w:ascii="Wingdings" w:hAnsi="Wingdings" w:hint="default"/>
+        <w:sz w:val="20"/>
+      </w:rPr>
+    </w:lvl>
+    <w:lvl w:ilvl="7" w:tentative="1">
+      <w:start w:val="1"/>
+      <w:numFmt w:val="bullet"/>
+      <w:lvlText w:val=""/>
+      <w:lvlJc w:val="left"/>
+      <w:pPr>
+        <w:tabs>
+          <w:tab w:val="num" w:pos="5760"/>
+        </w:tabs>
+        <w:ind w:left="5760" w:hanging="360"/>
+      </w:pPr>
+      <w:rPr>
+        <w:rFonts w:ascii="Wingdings" w:hAnsi="Wingdings" w:hint="default"/>
+        <w:sz w:val="20"/>
+      </w:rPr>
+    </w:lvl>
+    <w:lvl w:ilvl="8" w:tentative="1">
+      <w:start w:val="1"/>
+      <w:numFmt w:val="bullet"/>
+      <w:lvlText w:val=""/>
+      <w:lvlJc w:val="left"/>
+      <w:pPr>
+        <w:tabs>
+          <w:tab w:val="num" w:pos="6480"/>
+        </w:tabs>
+        <w:ind w:left="6480" w:hanging="360"/>
+      </w:pPr>
+      <w:rPr>
+        <w:rFonts w:ascii="Wingdings" w:hAnsi="Wingdings" w:hint="default"/>
+        <w:sz w:val="20"/>
+      </w:rPr>
+    </w:lvl>
+  </w:abstractNum>
+  <w:abstractNum w:abstractNumId="17" w15:restartNumberingAfterBreak="0">
+    <w:nsid w:val="29E14798"/>
+    <w:multiLevelType w:val="multilevel"/>
+    <w:tmpl w:val="9C5E49A8"/>
+    <w:lvl w:ilvl="0">
+      <w:start w:val="1"/>
+      <w:numFmt w:val="bullet"/>
+      <w:lvlText w:val=""/>
+      <w:lvlJc w:val="left"/>
+      <w:pPr>
+        <w:tabs>
+          <w:tab w:val="num" w:pos="720"/>
+        </w:tabs>
+        <w:ind w:left="720" w:hanging="360"/>
+      </w:pPr>
+      <w:rPr>
+        <w:rFonts w:ascii="Symbol" w:hAnsi="Symbol" w:hint="default"/>
+        <w:sz w:val="20"/>
+      </w:rPr>
+    </w:lvl>
+    <w:lvl w:ilvl="1" w:tentative="1">
+      <w:start w:val="1"/>
+      <w:numFmt w:val="bullet"/>
+      <w:lvlText w:val="o"/>
+      <w:lvlJc w:val="left"/>
+      <w:pPr>
+        <w:tabs>
+          <w:tab w:val="num" w:pos="1440"/>
+        </w:tabs>
+        <w:ind w:left="1440" w:hanging="360"/>
+      </w:pPr>
+      <w:rPr>
+        <w:rFonts w:ascii="Courier New" w:hAnsi="Courier New" w:hint="default"/>
+        <w:sz w:val="20"/>
+      </w:rPr>
+    </w:lvl>
+    <w:lvl w:ilvl="2" w:tentative="1">
+      <w:start w:val="1"/>
+      <w:numFmt w:val="bullet"/>
+      <w:lvlText w:val=""/>
+      <w:lvlJc w:val="left"/>
+      <w:pPr>
+        <w:tabs>
+          <w:tab w:val="num" w:pos="2160"/>
+        </w:tabs>
+        <w:ind w:left="2160" w:hanging="360"/>
+      </w:pPr>
+      <w:rPr>
+        <w:rFonts w:ascii="Wingdings" w:hAnsi="Wingdings" w:hint="default"/>
+        <w:sz w:val="20"/>
+      </w:rPr>
+    </w:lvl>
+    <w:lvl w:ilvl="3" w:tentative="1">
+      <w:start w:val="1"/>
+      <w:numFmt w:val="bullet"/>
+      <w:lvlText w:val=""/>
+      <w:lvlJc w:val="left"/>
+      <w:pPr>
+        <w:tabs>
+          <w:tab w:val="num" w:pos="2880"/>
+        </w:tabs>
+        <w:ind w:left="2880" w:hanging="360"/>
+      </w:pPr>
+      <w:rPr>
+        <w:rFonts w:ascii="Wingdings" w:hAnsi="Wingdings" w:hint="default"/>
+        <w:sz w:val="20"/>
+      </w:rPr>
+    </w:lvl>
+    <w:lvl w:ilvl="4" w:tentative="1">
+      <w:start w:val="1"/>
+      <w:numFmt w:val="bullet"/>
+      <w:lvlText w:val=""/>
+      <w:lvlJc w:val="left"/>
+      <w:pPr>
+        <w:tabs>
+          <w:tab w:val="num" w:pos="3600"/>
+        </w:tabs>
+        <w:ind w:left="3600" w:hanging="360"/>
+      </w:pPr>
+      <w:rPr>
+        <w:rFonts w:ascii="Wingdings" w:hAnsi="Wingdings" w:hint="default"/>
+        <w:sz w:val="20"/>
+      </w:rPr>
+    </w:lvl>
+    <w:lvl w:ilvl="5" w:tentative="1">
+      <w:start w:val="1"/>
+      <w:numFmt w:val="bullet"/>
+      <w:lvlText w:val=""/>
+      <w:lvlJc w:val="left"/>
+      <w:pPr>
+        <w:tabs>
+          <w:tab w:val="num" w:pos="4320"/>
+        </w:tabs>
+        <w:ind w:left="4320" w:hanging="360"/>
+      </w:pPr>
+      <w:rPr>
+        <w:rFonts w:ascii="Wingdings" w:hAnsi="Wingdings" w:hint="default"/>
+        <w:sz w:val="20"/>
+      </w:rPr>
+    </w:lvl>
+    <w:lvl w:ilvl="6" w:tentative="1">
+      <w:start w:val="1"/>
+      <w:numFmt w:val="bullet"/>
+      <w:lvlText w:val=""/>
+      <w:lvlJc w:val="left"/>
+      <w:pPr>
+        <w:tabs>
+          <w:tab w:val="num" w:pos="5040"/>
+        </w:tabs>
+        <w:ind w:left="5040" w:hanging="360"/>
+      </w:pPr>
+      <w:rPr>
+        <w:rFonts w:ascii="Wingdings" w:hAnsi="Wingdings" w:hint="default"/>
+        <w:sz w:val="20"/>
+      </w:rPr>
+    </w:lvl>
+    <w:lvl w:ilvl="7" w:tentative="1">
+      <w:start w:val="1"/>
+      <w:numFmt w:val="bullet"/>
+      <w:lvlText w:val=""/>
+      <w:lvlJc w:val="left"/>
+      <w:pPr>
+        <w:tabs>
+          <w:tab w:val="num" w:pos="5760"/>
+        </w:tabs>
+        <w:ind w:left="5760" w:hanging="360"/>
+      </w:pPr>
+      <w:rPr>
+        <w:rFonts w:ascii="Wingdings" w:hAnsi="Wingdings" w:hint="default"/>
+        <w:sz w:val="20"/>
+      </w:rPr>
+    </w:lvl>
+    <w:lvl w:ilvl="8" w:tentative="1">
+      <w:start w:val="1"/>
+      <w:numFmt w:val="bullet"/>
+      <w:lvlText w:val=""/>
+      <w:lvlJc w:val="left"/>
+      <w:pPr>
+        <w:tabs>
+          <w:tab w:val="num" w:pos="6480"/>
+        </w:tabs>
+        <w:ind w:left="6480" w:hanging="360"/>
+      </w:pPr>
+      <w:rPr>
+        <w:rFonts w:ascii="Wingdings" w:hAnsi="Wingdings" w:hint="default"/>
+        <w:sz w:val="20"/>
+      </w:rPr>
+    </w:lvl>
+  </w:abstractNum>
+  <w:abstractNum w:abstractNumId="18" w15:restartNumberingAfterBreak="0">
     <w:nsid w:val="2AA83398"/>
     <w:multiLevelType w:val="multilevel"/>
     <w:tmpl w:val="1DC8F2AA"/>
@@ -14518,7 +17890,7 @@
       </w:rPr>
     </w:lvl>
   </w:abstractNum>
-  <w:abstractNum w:abstractNumId="16" w15:restartNumberingAfterBreak="0">
+  <w:abstractNum w:abstractNumId="19" w15:restartNumberingAfterBreak="0">
     <w:nsid w:val="2BFE76B6"/>
     <w:multiLevelType w:val="multilevel"/>
     <w:tmpl w:val="CE46D2C6"/>
@@ -14667,7 +18039,7 @@
       </w:rPr>
     </w:lvl>
   </w:abstractNum>
-  <w:abstractNum w:abstractNumId="17" w15:restartNumberingAfterBreak="0">
+  <w:abstractNum w:abstractNumId="20" w15:restartNumberingAfterBreak="0">
     <w:nsid w:val="345C66C8"/>
     <w:multiLevelType w:val="multilevel"/>
     <w:tmpl w:val="8188E51A"/>
@@ -14780,7 +18152,7 @@
       </w:pPr>
     </w:lvl>
   </w:abstractNum>
-  <w:abstractNum w:abstractNumId="18" w15:restartNumberingAfterBreak="0">
+  <w:abstractNum w:abstractNumId="21" w15:restartNumberingAfterBreak="0">
     <w:nsid w:val="3B932CA4"/>
     <w:multiLevelType w:val="multilevel"/>
     <w:tmpl w:val="A738BF8C"/>
@@ -14929,7 +18301,7 @@
       </w:rPr>
     </w:lvl>
   </w:abstractNum>
-  <w:abstractNum w:abstractNumId="19" w15:restartNumberingAfterBreak="0">
+  <w:abstractNum w:abstractNumId="22" w15:restartNumberingAfterBreak="0">
     <w:nsid w:val="3C0E1CE2"/>
     <w:multiLevelType w:val="multilevel"/>
     <w:tmpl w:val="8806DA92"/>
@@ -15042,7 +18414,7 @@
       </w:pPr>
     </w:lvl>
   </w:abstractNum>
-  <w:abstractNum w:abstractNumId="20" w15:restartNumberingAfterBreak="0">
+  <w:abstractNum w:abstractNumId="23" w15:restartNumberingAfterBreak="0">
     <w:nsid w:val="3C6076E1"/>
     <w:multiLevelType w:val="multilevel"/>
     <w:tmpl w:val="E1D0AC82"/>
@@ -15191,7 +18563,7 @@
       </w:rPr>
     </w:lvl>
   </w:abstractNum>
-  <w:abstractNum w:abstractNumId="21" w15:restartNumberingAfterBreak="0">
+  <w:abstractNum w:abstractNumId="24" w15:restartNumberingAfterBreak="0">
     <w:nsid w:val="3EEC227F"/>
     <w:multiLevelType w:val="multilevel"/>
     <w:tmpl w:val="4CA848FC"/>
@@ -15304,7 +18676,7 @@
       </w:pPr>
     </w:lvl>
   </w:abstractNum>
-  <w:abstractNum w:abstractNumId="22" w15:restartNumberingAfterBreak="0">
+  <w:abstractNum w:abstractNumId="25" w15:restartNumberingAfterBreak="0">
     <w:nsid w:val="40A237AD"/>
     <w:multiLevelType w:val="multilevel"/>
     <w:tmpl w:val="55DC3488"/>
@@ -15453,7 +18825,7 @@
       </w:rPr>
     </w:lvl>
   </w:abstractNum>
-  <w:abstractNum w:abstractNumId="23" w15:restartNumberingAfterBreak="0">
+  <w:abstractNum w:abstractNumId="26" w15:restartNumberingAfterBreak="0">
     <w:nsid w:val="41370EF9"/>
     <w:multiLevelType w:val="multilevel"/>
     <w:tmpl w:val="18B2A5E4"/>
@@ -15602,7 +18974,7 @@
       </w:rPr>
     </w:lvl>
   </w:abstractNum>
-  <w:abstractNum w:abstractNumId="24" w15:restartNumberingAfterBreak="0">
+  <w:abstractNum w:abstractNumId="27" w15:restartNumberingAfterBreak="0">
     <w:nsid w:val="41616AB2"/>
     <w:multiLevelType w:val="multilevel"/>
     <w:tmpl w:val="D9B0C98C"/>
@@ -15751,7 +19123,7 @@
       </w:rPr>
     </w:lvl>
   </w:abstractNum>
-  <w:abstractNum w:abstractNumId="25" w15:restartNumberingAfterBreak="0">
+  <w:abstractNum w:abstractNumId="28" w15:restartNumberingAfterBreak="0">
     <w:nsid w:val="453F47A0"/>
     <w:multiLevelType w:val="multilevel"/>
     <w:tmpl w:val="1E947550"/>
@@ -15900,7 +19272,7 @@
       </w:rPr>
     </w:lvl>
   </w:abstractNum>
-  <w:abstractNum w:abstractNumId="26" w15:restartNumberingAfterBreak="0">
+  <w:abstractNum w:abstractNumId="29" w15:restartNumberingAfterBreak="0">
     <w:nsid w:val="49371508"/>
     <w:multiLevelType w:val="multilevel"/>
     <w:tmpl w:val="0186BE9E"/>
@@ -16049,7 +19421,7 @@
       </w:rPr>
     </w:lvl>
   </w:abstractNum>
-  <w:abstractNum w:abstractNumId="27" w15:restartNumberingAfterBreak="0">
+  <w:abstractNum w:abstractNumId="30" w15:restartNumberingAfterBreak="0">
     <w:nsid w:val="4DBA2F3E"/>
     <w:multiLevelType w:val="multilevel"/>
     <w:tmpl w:val="314697D6"/>
@@ -16198,7 +19570,7 @@
       </w:rPr>
     </w:lvl>
   </w:abstractNum>
-  <w:abstractNum w:abstractNumId="28" w15:restartNumberingAfterBreak="0">
+  <w:abstractNum w:abstractNumId="31" w15:restartNumberingAfterBreak="0">
     <w:nsid w:val="4E111884"/>
     <w:multiLevelType w:val="multilevel"/>
     <w:tmpl w:val="8AB27A18"/>
@@ -16311,7 +19683,7 @@
       </w:pPr>
     </w:lvl>
   </w:abstractNum>
-  <w:abstractNum w:abstractNumId="29" w15:restartNumberingAfterBreak="0">
+  <w:abstractNum w:abstractNumId="32" w15:restartNumberingAfterBreak="0">
     <w:nsid w:val="507A2F7E"/>
     <w:multiLevelType w:val="multilevel"/>
     <w:tmpl w:val="79D2FCCA"/>
@@ -16460,7 +19832,7 @@
       </w:rPr>
     </w:lvl>
   </w:abstractNum>
-  <w:abstractNum w:abstractNumId="30" w15:restartNumberingAfterBreak="0">
+  <w:abstractNum w:abstractNumId="33" w15:restartNumberingAfterBreak="0">
     <w:nsid w:val="51ED42FA"/>
     <w:multiLevelType w:val="multilevel"/>
     <w:tmpl w:val="54B060BC"/>
@@ -16609,7 +19981,7 @@
       </w:rPr>
     </w:lvl>
   </w:abstractNum>
-  <w:abstractNum w:abstractNumId="31" w15:restartNumberingAfterBreak="0">
+  <w:abstractNum w:abstractNumId="34" w15:restartNumberingAfterBreak="0">
     <w:nsid w:val="525F52A9"/>
     <w:multiLevelType w:val="multilevel"/>
     <w:tmpl w:val="B39E6D0A"/>
@@ -16758,7 +20130,7 @@
       </w:rPr>
     </w:lvl>
   </w:abstractNum>
-  <w:abstractNum w:abstractNumId="32" w15:restartNumberingAfterBreak="0">
+  <w:abstractNum w:abstractNumId="35" w15:restartNumberingAfterBreak="0">
     <w:nsid w:val="57B90FFA"/>
     <w:multiLevelType w:val="multilevel"/>
     <w:tmpl w:val="5FA84584"/>
@@ -16907,7 +20279,7 @@
       </w:rPr>
     </w:lvl>
   </w:abstractNum>
-  <w:abstractNum w:abstractNumId="33" w15:restartNumberingAfterBreak="0">
+  <w:abstractNum w:abstractNumId="36" w15:restartNumberingAfterBreak="0">
     <w:nsid w:val="58417512"/>
     <w:multiLevelType w:val="multilevel"/>
     <w:tmpl w:val="E5C8CF3C"/>
@@ -17056,7 +20428,156 @@
       </w:rPr>
     </w:lvl>
   </w:abstractNum>
-  <w:abstractNum w:abstractNumId="34" w15:restartNumberingAfterBreak="0">
+  <w:abstractNum w:abstractNumId="37" w15:restartNumberingAfterBreak="0">
+    <w:nsid w:val="58451099"/>
+    <w:multiLevelType w:val="multilevel"/>
+    <w:tmpl w:val="D86AE340"/>
+    <w:lvl w:ilvl="0">
+      <w:start w:val="1"/>
+      <w:numFmt w:val="bullet"/>
+      <w:lvlText w:val=""/>
+      <w:lvlJc w:val="left"/>
+      <w:pPr>
+        <w:tabs>
+          <w:tab w:val="num" w:pos="720"/>
+        </w:tabs>
+        <w:ind w:left="720" w:hanging="360"/>
+      </w:pPr>
+      <w:rPr>
+        <w:rFonts w:ascii="Symbol" w:hAnsi="Symbol" w:hint="default"/>
+        <w:sz w:val="20"/>
+      </w:rPr>
+    </w:lvl>
+    <w:lvl w:ilvl="1" w:tentative="1">
+      <w:start w:val="1"/>
+      <w:numFmt w:val="bullet"/>
+      <w:lvlText w:val="o"/>
+      <w:lvlJc w:val="left"/>
+      <w:pPr>
+        <w:tabs>
+          <w:tab w:val="num" w:pos="1440"/>
+        </w:tabs>
+        <w:ind w:left="1440" w:hanging="360"/>
+      </w:pPr>
+      <w:rPr>
+        <w:rFonts w:ascii="Courier New" w:hAnsi="Courier New" w:hint="default"/>
+        <w:sz w:val="20"/>
+      </w:rPr>
+    </w:lvl>
+    <w:lvl w:ilvl="2" w:tentative="1">
+      <w:start w:val="1"/>
+      <w:numFmt w:val="bullet"/>
+      <w:lvlText w:val=""/>
+      <w:lvlJc w:val="left"/>
+      <w:pPr>
+        <w:tabs>
+          <w:tab w:val="num" w:pos="2160"/>
+        </w:tabs>
+        <w:ind w:left="2160" w:hanging="360"/>
+      </w:pPr>
+      <w:rPr>
+        <w:rFonts w:ascii="Wingdings" w:hAnsi="Wingdings" w:hint="default"/>
+        <w:sz w:val="20"/>
+      </w:rPr>
+    </w:lvl>
+    <w:lvl w:ilvl="3" w:tentative="1">
+      <w:start w:val="1"/>
+      <w:numFmt w:val="bullet"/>
+      <w:lvlText w:val=""/>
+      <w:lvlJc w:val="left"/>
+      <w:pPr>
+        <w:tabs>
+          <w:tab w:val="num" w:pos="2880"/>
+        </w:tabs>
+        <w:ind w:left="2880" w:hanging="360"/>
+      </w:pPr>
+      <w:rPr>
+        <w:rFonts w:ascii="Wingdings" w:hAnsi="Wingdings" w:hint="default"/>
+        <w:sz w:val="20"/>
+      </w:rPr>
+    </w:lvl>
+    <w:lvl w:ilvl="4" w:tentative="1">
+      <w:start w:val="1"/>
+      <w:numFmt w:val="bullet"/>
+      <w:lvlText w:val=""/>
+      <w:lvlJc w:val="left"/>
+      <w:pPr>
+        <w:tabs>
+          <w:tab w:val="num" w:pos="3600"/>
+        </w:tabs>
+        <w:ind w:left="3600" w:hanging="360"/>
+      </w:pPr>
+      <w:rPr>
+        <w:rFonts w:ascii="Wingdings" w:hAnsi="Wingdings" w:hint="default"/>
+        <w:sz w:val="20"/>
+      </w:rPr>
+    </w:lvl>
+    <w:lvl w:ilvl="5" w:tentative="1">
+      <w:start w:val="1"/>
+      <w:numFmt w:val="bullet"/>
+      <w:lvlText w:val=""/>
+      <w:lvlJc w:val="left"/>
+      <w:pPr>
+        <w:tabs>
+          <w:tab w:val="num" w:pos="4320"/>
+        </w:tabs>
+        <w:ind w:left="4320" w:hanging="360"/>
+      </w:pPr>
+      <w:rPr>
+        <w:rFonts w:ascii="Wingdings" w:hAnsi="Wingdings" w:hint="default"/>
+        <w:sz w:val="20"/>
+      </w:rPr>
+    </w:lvl>
+    <w:lvl w:ilvl="6" w:tentative="1">
+      <w:start w:val="1"/>
+      <w:numFmt w:val="bullet"/>
+      <w:lvlText w:val=""/>
+      <w:lvlJc w:val="left"/>
+      <w:pPr>
+        <w:tabs>
+          <w:tab w:val="num" w:pos="5040"/>
+        </w:tabs>
+        <w:ind w:left="5040" w:hanging="360"/>
+      </w:pPr>
+      <w:rPr>
+        <w:rFonts w:ascii="Wingdings" w:hAnsi="Wingdings" w:hint="default"/>
+        <w:sz w:val="20"/>
+      </w:rPr>
+    </w:lvl>
+    <w:lvl w:ilvl="7" w:tentative="1">
+      <w:start w:val="1"/>
+      <w:numFmt w:val="bullet"/>
+      <w:lvlText w:val=""/>
+      <w:lvlJc w:val="left"/>
+      <w:pPr>
+        <w:tabs>
+          <w:tab w:val="num" w:pos="5760"/>
+        </w:tabs>
+        <w:ind w:left="5760" w:hanging="360"/>
+      </w:pPr>
+      <w:rPr>
+        <w:rFonts w:ascii="Wingdings" w:hAnsi="Wingdings" w:hint="default"/>
+        <w:sz w:val="20"/>
+      </w:rPr>
+    </w:lvl>
+    <w:lvl w:ilvl="8" w:tentative="1">
+      <w:start w:val="1"/>
+      <w:numFmt w:val="bullet"/>
+      <w:lvlText w:val=""/>
+      <w:lvlJc w:val="left"/>
+      <w:pPr>
+        <w:tabs>
+          <w:tab w:val="num" w:pos="6480"/>
+        </w:tabs>
+        <w:ind w:left="6480" w:hanging="360"/>
+      </w:pPr>
+      <w:rPr>
+        <w:rFonts w:ascii="Wingdings" w:hAnsi="Wingdings" w:hint="default"/>
+        <w:sz w:val="20"/>
+      </w:rPr>
+    </w:lvl>
+  </w:abstractNum>
+  <w:abstractNum w:abstractNumId="38" w15:restartNumberingAfterBreak="0">
     <w:nsid w:val="58BC5C46"/>
     <w:multiLevelType w:val="multilevel"/>
     <w:tmpl w:val="65249C42"/>
@@ -17205,7 +20726,7 @@
       </w:rPr>
     </w:lvl>
   </w:abstractNum>
-  <w:abstractNum w:abstractNumId="35" w15:restartNumberingAfterBreak="0">
+  <w:abstractNum w:abstractNumId="39" w15:restartNumberingAfterBreak="0">
     <w:nsid w:val="59D92615"/>
     <w:multiLevelType w:val="multilevel"/>
     <w:tmpl w:val="60D8A904"/>
@@ -17354,7 +20875,305 @@
       </w:rPr>
     </w:lvl>
   </w:abstractNum>
-  <w:abstractNum w:abstractNumId="36" w15:restartNumberingAfterBreak="0">
+  <w:abstractNum w:abstractNumId="40" w15:restartNumberingAfterBreak="0">
+    <w:nsid w:val="649918D0"/>
+    <w:multiLevelType w:val="multilevel"/>
+    <w:tmpl w:val="397EE5AC"/>
+    <w:lvl w:ilvl="0">
+      <w:start w:val="1"/>
+      <w:numFmt w:val="bullet"/>
+      <w:lvlText w:val=""/>
+      <w:lvlJc w:val="left"/>
+      <w:pPr>
+        <w:tabs>
+          <w:tab w:val="num" w:pos="720"/>
+        </w:tabs>
+        <w:ind w:left="720" w:hanging="360"/>
+      </w:pPr>
+      <w:rPr>
+        <w:rFonts w:ascii="Symbol" w:hAnsi="Symbol" w:hint="default"/>
+        <w:sz w:val="20"/>
+      </w:rPr>
+    </w:lvl>
+    <w:lvl w:ilvl="1" w:tentative="1">
+      <w:start w:val="1"/>
+      <w:numFmt w:val="bullet"/>
+      <w:lvlText w:val="o"/>
+      <w:lvlJc w:val="left"/>
+      <w:pPr>
+        <w:tabs>
+          <w:tab w:val="num" w:pos="1440"/>
+        </w:tabs>
+        <w:ind w:left="1440" w:hanging="360"/>
+      </w:pPr>
+      <w:rPr>
+        <w:rFonts w:ascii="Courier New" w:hAnsi="Courier New" w:hint="default"/>
+        <w:sz w:val="20"/>
+      </w:rPr>
+    </w:lvl>
+    <w:lvl w:ilvl="2" w:tentative="1">
+      <w:start w:val="1"/>
+      <w:numFmt w:val="bullet"/>
+      <w:lvlText w:val=""/>
+      <w:lvlJc w:val="left"/>
+      <w:pPr>
+        <w:tabs>
+          <w:tab w:val="num" w:pos="2160"/>
+        </w:tabs>
+        <w:ind w:left="2160" w:hanging="360"/>
+      </w:pPr>
+      <w:rPr>
+        <w:rFonts w:ascii="Wingdings" w:hAnsi="Wingdings" w:hint="default"/>
+        <w:sz w:val="20"/>
+      </w:rPr>
+    </w:lvl>
+    <w:lvl w:ilvl="3" w:tentative="1">
+      <w:start w:val="1"/>
+      <w:numFmt w:val="bullet"/>
+      <w:lvlText w:val=""/>
+      <w:lvlJc w:val="left"/>
+      <w:pPr>
+        <w:tabs>
+          <w:tab w:val="num" w:pos="2880"/>
+        </w:tabs>
+        <w:ind w:left="2880" w:hanging="360"/>
+      </w:pPr>
+      <w:rPr>
+        <w:rFonts w:ascii="Wingdings" w:hAnsi="Wingdings" w:hint="default"/>
+        <w:sz w:val="20"/>
+      </w:rPr>
+    </w:lvl>
+    <w:lvl w:ilvl="4" w:tentative="1">
+      <w:start w:val="1"/>
+      <w:numFmt w:val="bullet"/>
+      <w:lvlText w:val=""/>
+      <w:lvlJc w:val="left"/>
+      <w:pPr>
+        <w:tabs>
+          <w:tab w:val="num" w:pos="3600"/>
+        </w:tabs>
+        <w:ind w:left="3600" w:hanging="360"/>
+      </w:pPr>
+      <w:rPr>
+        <w:rFonts w:ascii="Wingdings" w:hAnsi="Wingdings" w:hint="default"/>
+        <w:sz w:val="20"/>
+      </w:rPr>
+    </w:lvl>
+    <w:lvl w:ilvl="5" w:tentative="1">
+      <w:start w:val="1"/>
+      <w:numFmt w:val="bullet"/>
+      <w:lvlText w:val=""/>
+      <w:lvlJc w:val="left"/>
+      <w:pPr>
+        <w:tabs>
+          <w:tab w:val="num" w:pos="4320"/>
+        </w:tabs>
+        <w:ind w:left="4320" w:hanging="360"/>
+      </w:pPr>
+      <w:rPr>
+        <w:rFonts w:ascii="Wingdings" w:hAnsi="Wingdings" w:hint="default"/>
+        <w:sz w:val="20"/>
+      </w:rPr>
+    </w:lvl>
+    <w:lvl w:ilvl="6" w:tentative="1">
+      <w:start w:val="1"/>
+      <w:numFmt w:val="bullet"/>
+      <w:lvlText w:val=""/>
+      <w:lvlJc w:val="left"/>
+      <w:pPr>
+        <w:tabs>
+          <w:tab w:val="num" w:pos="5040"/>
+        </w:tabs>
+        <w:ind w:left="5040" w:hanging="360"/>
+      </w:pPr>
+      <w:rPr>
+        <w:rFonts w:ascii="Wingdings" w:hAnsi="Wingdings" w:hint="default"/>
+        <w:sz w:val="20"/>
+      </w:rPr>
+    </w:lvl>
+    <w:lvl w:ilvl="7" w:tentative="1">
+      <w:start w:val="1"/>
+      <w:numFmt w:val="bullet"/>
+      <w:lvlText w:val=""/>
+      <w:lvlJc w:val="left"/>
+      <w:pPr>
+        <w:tabs>
+          <w:tab w:val="num" w:pos="5760"/>
+        </w:tabs>
+        <w:ind w:left="5760" w:hanging="360"/>
+      </w:pPr>
+      <w:rPr>
+        <w:rFonts w:ascii="Wingdings" w:hAnsi="Wingdings" w:hint="default"/>
+        <w:sz w:val="20"/>
+      </w:rPr>
+    </w:lvl>
+    <w:lvl w:ilvl="8" w:tentative="1">
+      <w:start w:val="1"/>
+      <w:numFmt w:val="bullet"/>
+      <w:lvlText w:val=""/>
+      <w:lvlJc w:val="left"/>
+      <w:pPr>
+        <w:tabs>
+          <w:tab w:val="num" w:pos="6480"/>
+        </w:tabs>
+        <w:ind w:left="6480" w:hanging="360"/>
+      </w:pPr>
+      <w:rPr>
+        <w:rFonts w:ascii="Wingdings" w:hAnsi="Wingdings" w:hint="default"/>
+        <w:sz w:val="20"/>
+      </w:rPr>
+    </w:lvl>
+  </w:abstractNum>
+  <w:abstractNum w:abstractNumId="41" w15:restartNumberingAfterBreak="0">
+    <w:nsid w:val="6A3B1CA4"/>
+    <w:multiLevelType w:val="multilevel"/>
+    <w:tmpl w:val="E9F4EDD0"/>
+    <w:lvl w:ilvl="0">
+      <w:start w:val="1"/>
+      <w:numFmt w:val="bullet"/>
+      <w:lvlText w:val=""/>
+      <w:lvlJc w:val="left"/>
+      <w:pPr>
+        <w:tabs>
+          <w:tab w:val="num" w:pos="720"/>
+        </w:tabs>
+        <w:ind w:left="720" w:hanging="360"/>
+      </w:pPr>
+      <w:rPr>
+        <w:rFonts w:ascii="Symbol" w:hAnsi="Symbol" w:hint="default"/>
+        <w:sz w:val="20"/>
+      </w:rPr>
+    </w:lvl>
+    <w:lvl w:ilvl="1" w:tentative="1">
+      <w:start w:val="1"/>
+      <w:numFmt w:val="bullet"/>
+      <w:lvlText w:val="o"/>
+      <w:lvlJc w:val="left"/>
+      <w:pPr>
+        <w:tabs>
+          <w:tab w:val="num" w:pos="1440"/>
+        </w:tabs>
+        <w:ind w:left="1440" w:hanging="360"/>
+      </w:pPr>
+      <w:rPr>
+        <w:rFonts w:ascii="Courier New" w:hAnsi="Courier New" w:hint="default"/>
+        <w:sz w:val="20"/>
+      </w:rPr>
+    </w:lvl>
+    <w:lvl w:ilvl="2" w:tentative="1">
+      <w:start w:val="1"/>
+      <w:numFmt w:val="bullet"/>
+      <w:lvlText w:val=""/>
+      <w:lvlJc w:val="left"/>
+      <w:pPr>
+        <w:tabs>
+          <w:tab w:val="num" w:pos="2160"/>
+        </w:tabs>
+        <w:ind w:left="2160" w:hanging="360"/>
+      </w:pPr>
+      <w:rPr>
+        <w:rFonts w:ascii="Wingdings" w:hAnsi="Wingdings" w:hint="default"/>
+        <w:sz w:val="20"/>
+      </w:rPr>
+    </w:lvl>
+    <w:lvl w:ilvl="3" w:tentative="1">
+      <w:start w:val="1"/>
+      <w:numFmt w:val="bullet"/>
+      <w:lvlText w:val=""/>
+      <w:lvlJc w:val="left"/>
+      <w:pPr>
+        <w:tabs>
+          <w:tab w:val="num" w:pos="2880"/>
+        </w:tabs>
+        <w:ind w:left="2880" w:hanging="360"/>
+      </w:pPr>
+      <w:rPr>
+        <w:rFonts w:ascii="Wingdings" w:hAnsi="Wingdings" w:hint="default"/>
+        <w:sz w:val="20"/>
+      </w:rPr>
+    </w:lvl>
+    <w:lvl w:ilvl="4" w:tentative="1">
+      <w:start w:val="1"/>
+      <w:numFmt w:val="bullet"/>
+      <w:lvlText w:val=""/>
+      <w:lvlJc w:val="left"/>
+      <w:pPr>
+        <w:tabs>
+          <w:tab w:val="num" w:pos="3600"/>
+        </w:tabs>
+        <w:ind w:left="3600" w:hanging="360"/>
+      </w:pPr>
+      <w:rPr>
+        <w:rFonts w:ascii="Wingdings" w:hAnsi="Wingdings" w:hint="default"/>
+        <w:sz w:val="20"/>
+      </w:rPr>
+    </w:lvl>
+    <w:lvl w:ilvl="5" w:tentative="1">
+      <w:start w:val="1"/>
+      <w:numFmt w:val="bullet"/>
+      <w:lvlText w:val=""/>
+      <w:lvlJc w:val="left"/>
+      <w:pPr>
+        <w:tabs>
+          <w:tab w:val="num" w:pos="4320"/>
+        </w:tabs>
+        <w:ind w:left="4320" w:hanging="360"/>
+      </w:pPr>
+      <w:rPr>
+        <w:rFonts w:ascii="Wingdings" w:hAnsi="Wingdings" w:hint="default"/>
+        <w:sz w:val="20"/>
+      </w:rPr>
+    </w:lvl>
+    <w:lvl w:ilvl="6" w:tentative="1">
+      <w:start w:val="1"/>
+      <w:numFmt w:val="bullet"/>
+      <w:lvlText w:val=""/>
+      <w:lvlJc w:val="left"/>
+      <w:pPr>
+        <w:tabs>
+          <w:tab w:val="num" w:pos="5040"/>
+        </w:tabs>
+        <w:ind w:left="5040" w:hanging="360"/>
+      </w:pPr>
+      <w:rPr>
+        <w:rFonts w:ascii="Wingdings" w:hAnsi="Wingdings" w:hint="default"/>
+        <w:sz w:val="20"/>
+      </w:rPr>
+    </w:lvl>
+    <w:lvl w:ilvl="7" w:tentative="1">
+      <w:start w:val="1"/>
+      <w:numFmt w:val="bullet"/>
+      <w:lvlText w:val=""/>
+      <w:lvlJc w:val="left"/>
+      <w:pPr>
+        <w:tabs>
+          <w:tab w:val="num" w:pos="5760"/>
+        </w:tabs>
+        <w:ind w:left="5760" w:hanging="360"/>
+      </w:pPr>
+      <w:rPr>
+        <w:rFonts w:ascii="Wingdings" w:hAnsi="Wingdings" w:hint="default"/>
+        <w:sz w:val="20"/>
+      </w:rPr>
+    </w:lvl>
+    <w:lvl w:ilvl="8" w:tentative="1">
+      <w:start w:val="1"/>
+      <w:numFmt w:val="bullet"/>
+      <w:lvlText w:val=""/>
+      <w:lvlJc w:val="left"/>
+      <w:pPr>
+        <w:tabs>
+          <w:tab w:val="num" w:pos="6480"/>
+        </w:tabs>
+        <w:ind w:left="6480" w:hanging="360"/>
+      </w:pPr>
+      <w:rPr>
+        <w:rFonts w:ascii="Wingdings" w:hAnsi="Wingdings" w:hint="default"/>
+        <w:sz w:val="20"/>
+      </w:rPr>
+    </w:lvl>
+  </w:abstractNum>
+  <w:abstractNum w:abstractNumId="42" w15:restartNumberingAfterBreak="0">
     <w:nsid w:val="6DF17FF2"/>
     <w:multiLevelType w:val="multilevel"/>
     <w:tmpl w:val="7390B934"/>
@@ -17467,7 +21286,7 @@
       </w:pPr>
     </w:lvl>
   </w:abstractNum>
-  <w:abstractNum w:abstractNumId="37" w15:restartNumberingAfterBreak="0">
+  <w:abstractNum w:abstractNumId="43" w15:restartNumberingAfterBreak="0">
     <w:nsid w:val="715348CA"/>
     <w:multiLevelType w:val="multilevel"/>
     <w:tmpl w:val="50288884"/>
@@ -17580,7 +21399,156 @@
       </w:pPr>
     </w:lvl>
   </w:abstractNum>
-  <w:abstractNum w:abstractNumId="38" w15:restartNumberingAfterBreak="0">
+  <w:abstractNum w:abstractNumId="44" w15:restartNumberingAfterBreak="0">
+    <w:nsid w:val="74635820"/>
+    <w:multiLevelType w:val="multilevel"/>
+    <w:tmpl w:val="391AF558"/>
+    <w:lvl w:ilvl="0">
+      <w:start w:val="1"/>
+      <w:numFmt w:val="bullet"/>
+      <w:lvlText w:val=""/>
+      <w:lvlJc w:val="left"/>
+      <w:pPr>
+        <w:tabs>
+          <w:tab w:val="num" w:pos="720"/>
+        </w:tabs>
+        <w:ind w:left="720" w:hanging="360"/>
+      </w:pPr>
+      <w:rPr>
+        <w:rFonts w:ascii="Symbol" w:hAnsi="Symbol" w:hint="default"/>
+        <w:sz w:val="20"/>
+      </w:rPr>
+    </w:lvl>
+    <w:lvl w:ilvl="1" w:tentative="1">
+      <w:start w:val="1"/>
+      <w:numFmt w:val="bullet"/>
+      <w:lvlText w:val="o"/>
+      <w:lvlJc w:val="left"/>
+      <w:pPr>
+        <w:tabs>
+          <w:tab w:val="num" w:pos="1440"/>
+        </w:tabs>
+        <w:ind w:left="1440" w:hanging="360"/>
+      </w:pPr>
+      <w:rPr>
+        <w:rFonts w:ascii="Courier New" w:hAnsi="Courier New" w:hint="default"/>
+        <w:sz w:val="20"/>
+      </w:rPr>
+    </w:lvl>
+    <w:lvl w:ilvl="2" w:tentative="1">
+      <w:start w:val="1"/>
+      <w:numFmt w:val="bullet"/>
+      <w:lvlText w:val=""/>
+      <w:lvlJc w:val="left"/>
+      <w:pPr>
+        <w:tabs>
+          <w:tab w:val="num" w:pos="2160"/>
+        </w:tabs>
+        <w:ind w:left="2160" w:hanging="360"/>
+      </w:pPr>
+      <w:rPr>
+        <w:rFonts w:ascii="Wingdings" w:hAnsi="Wingdings" w:hint="default"/>
+        <w:sz w:val="20"/>
+      </w:rPr>
+    </w:lvl>
+    <w:lvl w:ilvl="3" w:tentative="1">
+      <w:start w:val="1"/>
+      <w:numFmt w:val="bullet"/>
+      <w:lvlText w:val=""/>
+      <w:lvlJc w:val="left"/>
+      <w:pPr>
+        <w:tabs>
+          <w:tab w:val="num" w:pos="2880"/>
+        </w:tabs>
+        <w:ind w:left="2880" w:hanging="360"/>
+      </w:pPr>
+      <w:rPr>
+        <w:rFonts w:ascii="Wingdings" w:hAnsi="Wingdings" w:hint="default"/>
+        <w:sz w:val="20"/>
+      </w:rPr>
+    </w:lvl>
+    <w:lvl w:ilvl="4" w:tentative="1">
+      <w:start w:val="1"/>
+      <w:numFmt w:val="bullet"/>
+      <w:lvlText w:val=""/>
+      <w:lvlJc w:val="left"/>
+      <w:pPr>
+        <w:tabs>
+          <w:tab w:val="num" w:pos="3600"/>
+        </w:tabs>
+        <w:ind w:left="3600" w:hanging="360"/>
+      </w:pPr>
+      <w:rPr>
+        <w:rFonts w:ascii="Wingdings" w:hAnsi="Wingdings" w:hint="default"/>
+        <w:sz w:val="20"/>
+      </w:rPr>
+    </w:lvl>
+    <w:lvl w:ilvl="5" w:tentative="1">
+      <w:start w:val="1"/>
+      <w:numFmt w:val="bullet"/>
+      <w:lvlText w:val=""/>
+      <w:lvlJc w:val="left"/>
+      <w:pPr>
+        <w:tabs>
+          <w:tab w:val="num" w:pos="4320"/>
+        </w:tabs>
+        <w:ind w:left="4320" w:hanging="360"/>
+      </w:pPr>
+      <w:rPr>
+        <w:rFonts w:ascii="Wingdings" w:hAnsi="Wingdings" w:hint="default"/>
+        <w:sz w:val="20"/>
+      </w:rPr>
+    </w:lvl>
+    <w:lvl w:ilvl="6" w:tentative="1">
+      <w:start w:val="1"/>
+      <w:numFmt w:val="bullet"/>
+      <w:lvlText w:val=""/>
+      <w:lvlJc w:val="left"/>
+      <w:pPr>
+        <w:tabs>
+          <w:tab w:val="num" w:pos="5040"/>
+        </w:tabs>
+        <w:ind w:left="5040" w:hanging="360"/>
+      </w:pPr>
+      <w:rPr>
+        <w:rFonts w:ascii="Wingdings" w:hAnsi="Wingdings" w:hint="default"/>
+        <w:sz w:val="20"/>
+      </w:rPr>
+    </w:lvl>
+    <w:lvl w:ilvl="7" w:tentative="1">
+      <w:start w:val="1"/>
+      <w:numFmt w:val="bullet"/>
+      <w:lvlText w:val=""/>
+      <w:lvlJc w:val="left"/>
+      <w:pPr>
+        <w:tabs>
+          <w:tab w:val="num" w:pos="5760"/>
+        </w:tabs>
+        <w:ind w:left="5760" w:hanging="360"/>
+      </w:pPr>
+      <w:rPr>
+        <w:rFonts w:ascii="Wingdings" w:hAnsi="Wingdings" w:hint="default"/>
+        <w:sz w:val="20"/>
+      </w:rPr>
+    </w:lvl>
+    <w:lvl w:ilvl="8" w:tentative="1">
+      <w:start w:val="1"/>
+      <w:numFmt w:val="bullet"/>
+      <w:lvlText w:val=""/>
+      <w:lvlJc w:val="left"/>
+      <w:pPr>
+        <w:tabs>
+          <w:tab w:val="num" w:pos="6480"/>
+        </w:tabs>
+        <w:ind w:left="6480" w:hanging="360"/>
+      </w:pPr>
+      <w:rPr>
+        <w:rFonts w:ascii="Wingdings" w:hAnsi="Wingdings" w:hint="default"/>
+        <w:sz w:val="20"/>
+      </w:rPr>
+    </w:lvl>
+  </w:abstractNum>
+  <w:abstractNum w:abstractNumId="45" w15:restartNumberingAfterBreak="0">
     <w:nsid w:val="789010C3"/>
     <w:multiLevelType w:val="multilevel"/>
     <w:tmpl w:val="53D0E026"/>
@@ -17729,7 +21697,7 @@
       </w:rPr>
     </w:lvl>
   </w:abstractNum>
-  <w:abstractNum w:abstractNumId="39" w15:restartNumberingAfterBreak="0">
+  <w:abstractNum w:abstractNumId="46" w15:restartNumberingAfterBreak="0">
     <w:nsid w:val="78BC0BDF"/>
     <w:multiLevelType w:val="multilevel"/>
     <w:tmpl w:val="41467532"/>
@@ -17878,7 +21846,7 @@
       </w:rPr>
     </w:lvl>
   </w:abstractNum>
-  <w:abstractNum w:abstractNumId="40" w15:restartNumberingAfterBreak="0">
+  <w:abstractNum w:abstractNumId="47" w15:restartNumberingAfterBreak="0">
     <w:nsid w:val="7B3163D6"/>
     <w:multiLevelType w:val="multilevel"/>
     <w:tmpl w:val="8BA84750"/>
@@ -18028,49 +21996,49 @@
     </w:lvl>
   </w:abstractNum>
   <w:num w:numId="1" w16cid:durableId="696584190">
-    <w:abstractNumId w:val="21"/>
+    <w:abstractNumId w:val="24"/>
   </w:num>
   <w:num w:numId="2" w16cid:durableId="1747259762">
-    <w:abstractNumId w:val="7"/>
+    <w:abstractNumId w:val="8"/>
   </w:num>
   <w:num w:numId="3" w16cid:durableId="1691179610">
-    <w:abstractNumId w:val="37"/>
+    <w:abstractNumId w:val="43"/>
   </w:num>
   <w:num w:numId="4" w16cid:durableId="1399480621">
+    <w:abstractNumId w:val="42"/>
+  </w:num>
+  <w:num w:numId="5" w16cid:durableId="2025091158">
     <w:abstractNumId w:val="36"/>
   </w:num>
-  <w:num w:numId="5" w16cid:durableId="2025091158">
-    <w:abstractNumId w:val="33"/>
-  </w:num>
   <w:num w:numId="6" w16cid:durableId="468208416">
-    <w:abstractNumId w:val="14"/>
+    <w:abstractNumId w:val="15"/>
   </w:num>
   <w:num w:numId="7" w16cid:durableId="104664305">
-    <w:abstractNumId w:val="34"/>
+    <w:abstractNumId w:val="38"/>
   </w:num>
   <w:num w:numId="8" w16cid:durableId="15035671">
-    <w:abstractNumId w:val="9"/>
+    <w:abstractNumId w:val="10"/>
   </w:num>
   <w:num w:numId="9" w16cid:durableId="655034754">
+    <w:abstractNumId w:val="35"/>
+  </w:num>
+  <w:num w:numId="10" w16cid:durableId="621419416">
+    <w:abstractNumId w:val="47"/>
+  </w:num>
+  <w:num w:numId="11" w16cid:durableId="1209219453">
+    <w:abstractNumId w:val="25"/>
+  </w:num>
+  <w:num w:numId="12" w16cid:durableId="1075200423">
+    <w:abstractNumId w:val="11"/>
+  </w:num>
+  <w:num w:numId="13" w16cid:durableId="2013873678">
+    <w:abstractNumId w:val="28"/>
+  </w:num>
+  <w:num w:numId="14" w16cid:durableId="1133449715">
     <w:abstractNumId w:val="32"/>
   </w:num>
-  <w:num w:numId="10" w16cid:durableId="621419416">
-    <w:abstractNumId w:val="40"/>
-  </w:num>
-  <w:num w:numId="11" w16cid:durableId="1209219453">
-    <w:abstractNumId w:val="22"/>
-  </w:num>
-  <w:num w:numId="12" w16cid:durableId="1075200423">
-    <w:abstractNumId w:val="10"/>
-  </w:num>
-  <w:num w:numId="13" w16cid:durableId="2013873678">
-    <w:abstractNumId w:val="25"/>
-  </w:num>
-  <w:num w:numId="14" w16cid:durableId="1133449715">
-    <w:abstractNumId w:val="29"/>
-  </w:num>
   <w:num w:numId="15" w16cid:durableId="1348555731">
-    <w:abstractNumId w:val="35"/>
+    <w:abstractNumId w:val="39"/>
   </w:num>
   <w:num w:numId="16" w16cid:durableId="1389647130">
     <w:abstractNumId w:val="2"/>
@@ -18079,76 +22047,97 @@
     <w:abstractNumId w:val="5"/>
   </w:num>
   <w:num w:numId="18" w16cid:durableId="416679900">
-    <w:abstractNumId w:val="8"/>
+    <w:abstractNumId w:val="9"/>
   </w:num>
   <w:num w:numId="19" w16cid:durableId="1536187369">
-    <w:abstractNumId w:val="19"/>
+    <w:abstractNumId w:val="22"/>
   </w:num>
   <w:num w:numId="20" w16cid:durableId="1141310079">
-    <w:abstractNumId w:val="30"/>
+    <w:abstractNumId w:val="33"/>
   </w:num>
   <w:num w:numId="21" w16cid:durableId="1813477048">
     <w:abstractNumId w:val="0"/>
   </w:num>
   <w:num w:numId="22" w16cid:durableId="543253394">
-    <w:abstractNumId w:val="26"/>
+    <w:abstractNumId w:val="29"/>
   </w:num>
   <w:num w:numId="23" w16cid:durableId="1226144208">
-    <w:abstractNumId w:val="16"/>
+    <w:abstractNumId w:val="19"/>
   </w:num>
   <w:num w:numId="24" w16cid:durableId="760297013">
-    <w:abstractNumId w:val="39"/>
+    <w:abstractNumId w:val="46"/>
   </w:num>
   <w:num w:numId="25" w16cid:durableId="1111126328">
-    <w:abstractNumId w:val="31"/>
+    <w:abstractNumId w:val="34"/>
   </w:num>
   <w:num w:numId="26" w16cid:durableId="1771581909">
-    <w:abstractNumId w:val="18"/>
+    <w:abstractNumId w:val="21"/>
   </w:num>
   <w:num w:numId="27" w16cid:durableId="1345085296">
     <w:abstractNumId w:val="1"/>
   </w:num>
   <w:num w:numId="28" w16cid:durableId="397678998">
-    <w:abstractNumId w:val="11"/>
+    <w:abstractNumId w:val="12"/>
   </w:num>
   <w:num w:numId="29" w16cid:durableId="982008169">
-    <w:abstractNumId w:val="20"/>
+    <w:abstractNumId w:val="23"/>
   </w:num>
   <w:num w:numId="30" w16cid:durableId="939066719">
-    <w:abstractNumId w:val="12"/>
+    <w:abstractNumId w:val="13"/>
   </w:num>
   <w:num w:numId="31" w16cid:durableId="876510830">
-    <w:abstractNumId w:val="28"/>
+    <w:abstractNumId w:val="31"/>
   </w:num>
   <w:num w:numId="32" w16cid:durableId="902106299">
-    <w:abstractNumId w:val="13"/>
+    <w:abstractNumId w:val="14"/>
   </w:num>
   <w:num w:numId="33" w16cid:durableId="1100490539">
     <w:abstractNumId w:val="3"/>
   </w:num>
   <w:num w:numId="34" w16cid:durableId="771121688">
-    <w:abstractNumId w:val="27"/>
+    <w:abstractNumId w:val="30"/>
   </w:num>
   <w:num w:numId="35" w16cid:durableId="1479685463">
-    <w:abstractNumId w:val="38"/>
+    <w:abstractNumId w:val="45"/>
   </w:num>
   <w:num w:numId="36" w16cid:durableId="134955994">
-    <w:abstractNumId w:val="6"/>
+    <w:abstractNumId w:val="7"/>
   </w:num>
   <w:num w:numId="37" w16cid:durableId="128086684">
     <w:abstractNumId w:val="4"/>
   </w:num>
   <w:num w:numId="38" w16cid:durableId="334914981">
-    <w:abstractNumId w:val="15"/>
+    <w:abstractNumId w:val="18"/>
   </w:num>
   <w:num w:numId="39" w16cid:durableId="1650011285">
+    <w:abstractNumId w:val="20"/>
+  </w:num>
+  <w:num w:numId="40" w16cid:durableId="1234654992">
+    <w:abstractNumId w:val="26"/>
+  </w:num>
+  <w:num w:numId="41" w16cid:durableId="1087116620">
+    <w:abstractNumId w:val="27"/>
+  </w:num>
+  <w:num w:numId="42" w16cid:durableId="1655406304">
+    <w:abstractNumId w:val="41"/>
+  </w:num>
+  <w:num w:numId="43" w16cid:durableId="596644524">
+    <w:abstractNumId w:val="16"/>
+  </w:num>
+  <w:num w:numId="44" w16cid:durableId="2003120680">
+    <w:abstractNumId w:val="44"/>
+  </w:num>
+  <w:num w:numId="45" w16cid:durableId="1243414595">
+    <w:abstractNumId w:val="37"/>
+  </w:num>
+  <w:num w:numId="46" w16cid:durableId="70087782">
     <w:abstractNumId w:val="17"/>
   </w:num>
-  <w:num w:numId="40" w16cid:durableId="1234654992">
-    <w:abstractNumId w:val="23"/>
+  <w:num w:numId="47" w16cid:durableId="1091659472">
+    <w:abstractNumId w:val="40"/>
   </w:num>
-  <w:num w:numId="41" w16cid:durableId="1087116620">
-    <w:abstractNumId w:val="24"/>
+  <w:num w:numId="48" w16cid:durableId="1202404245">
+    <w:abstractNumId w:val="6"/>
   </w:num>
 </w:numbering>
 </file>

--- a/DSA Notes.docx
+++ b/DSA Notes.docx
@@ -321,23 +321,7 @@
         <w:t>Time &amp; Space Complexity</w:t>
       </w:r>
       <w:r>
-        <w:t xml:space="preserve"> The mathematics of efficiency - Big O notation, best/average/worst case analysis, and the trade-offs that drive every data structure decision. We'll learn to think in terms of scalability and understand why </w:t>
-      </w:r>
-      <w:proofErr w:type="gramStart"/>
-      <w:r>
-        <w:t>O(</w:t>
-      </w:r>
-      <w:proofErr w:type="gramEnd"/>
-      <w:r>
-        <w:t xml:space="preserve">1) isn't always better than </w:t>
-      </w:r>
-      <w:proofErr w:type="gramStart"/>
-      <w:r>
-        <w:t>O(</w:t>
-      </w:r>
-      <w:proofErr w:type="gramEnd"/>
-      <w:r>
-        <w:t>log n) in practice.</w:t>
+        <w:t> The mathematics of efficiency - Big O notation, best/average/worst case analysis, and the trade-offs that drive every data structure decision. We'll learn to think in terms of scalability and understand why O(1) isn't always better than O(log n) in practice.</w:t>
       </w:r>
     </w:p>
     <w:p/>
@@ -453,15 +437,7 @@
         <w:t>Hash Tables</w:t>
       </w:r>
       <w:r>
-        <w:t xml:space="preserve"> The magic of </w:t>
-      </w:r>
-      <w:proofErr w:type="gramStart"/>
-      <w:r>
-        <w:t>O(</w:t>
-      </w:r>
-      <w:proofErr w:type="gramEnd"/>
-      <w:r>
-        <w:t>1) lookups - hash functions, collision resolution, and load factors. This is where things get really interesting as we balance speed with memory.</w:t>
+        <w:t> The magic of O(1) lookups - hash functions, collision resolution, and load factors. This is where things get really interesting as we balance speed with memory.</w:t>
       </w:r>
     </w:p>
     <w:p>
@@ -678,17 +654,12 @@
         </w:numPr>
       </w:pPr>
       <w:proofErr w:type="spellStart"/>
-      <w:proofErr w:type="gramStart"/>
       <w:r>
         <w:t>checkBalance</w:t>
       </w:r>
       <w:proofErr w:type="spellEnd"/>
       <w:r>
-        <w:t>(</w:t>
-      </w:r>
-      <w:proofErr w:type="gramEnd"/>
-      <w:r>
-        <w:t>)</w:t>
+        <w:t>()</w:t>
       </w:r>
     </w:p>
     <w:p>
@@ -699,17 +670,12 @@
         </w:numPr>
       </w:pPr>
       <w:proofErr w:type="spellStart"/>
-      <w:proofErr w:type="gramStart"/>
       <w:r>
         <w:t>withdrawMoney</w:t>
       </w:r>
       <w:proofErr w:type="spellEnd"/>
       <w:r>
-        <w:t>(</w:t>
-      </w:r>
-      <w:proofErr w:type="gramEnd"/>
-      <w:r>
-        <w:t>)</w:t>
+        <w:t>()</w:t>
       </w:r>
     </w:p>
     <w:p>
@@ -720,17 +686,12 @@
         </w:numPr>
       </w:pPr>
       <w:proofErr w:type="spellStart"/>
-      <w:proofErr w:type="gramStart"/>
       <w:r>
         <w:t>depositMoney</w:t>
       </w:r>
       <w:proofErr w:type="spellEnd"/>
       <w:r>
-        <w:t>(</w:t>
-      </w:r>
-      <w:proofErr w:type="gramEnd"/>
-      <w:r>
-        <w:t>)</w:t>
+        <w:t>()</w:t>
       </w:r>
     </w:p>
     <w:p>
@@ -829,13 +790,8 @@
         </w:rPr>
         <w:t xml:space="preserve">"I represent an ordered collection of items. You should be able to </w:t>
       </w:r>
-      <w:proofErr w:type="gramStart"/>
-      <w:r>
-        <w:t>add(</w:t>
-      </w:r>
-      <w:proofErr w:type="gramEnd"/>
-      <w:r>
-        <w:t>)</w:t>
+      <w:r>
+        <w:t>add()</w:t>
       </w:r>
       <w:r>
         <w:rPr>
@@ -844,13 +800,8 @@
         </w:rPr>
         <w:t xml:space="preserve">, </w:t>
       </w:r>
-      <w:proofErr w:type="gramStart"/>
-      <w:r>
-        <w:t>remove(</w:t>
-      </w:r>
-      <w:proofErr w:type="gramEnd"/>
-      <w:r>
-        <w:t>)</w:t>
+      <w:r>
+        <w:t>remove()</w:t>
       </w:r>
       <w:r>
         <w:rPr>
@@ -859,13 +810,8 @@
         </w:rPr>
         <w:t xml:space="preserve">, and </w:t>
       </w:r>
-      <w:proofErr w:type="gramStart"/>
-      <w:r>
-        <w:t>get(</w:t>
-      </w:r>
-      <w:proofErr w:type="gramEnd"/>
-      <w:r>
-        <w:t>)</w:t>
+      <w:r>
+        <w:t>get()</w:t>
       </w:r>
       <w:r>
         <w:rPr>
@@ -928,15 +874,7 @@
       </w:r>
       <w:proofErr w:type="spellEnd"/>
       <w:r>
-        <w:t>&lt;</w:t>
-      </w:r>
-      <w:proofErr w:type="gramStart"/>
-      <w:r>
-        <w:t>&gt;(</w:t>
-      </w:r>
-      <w:proofErr w:type="gramEnd"/>
-      <w:r>
-        <w:t xml:space="preserve">); </w:t>
+        <w:t xml:space="preserve">&lt;&gt;(); </w:t>
       </w:r>
     </w:p>
     <w:p/>
@@ -952,15 +890,7 @@
       </w:r>
       <w:proofErr w:type="spellEnd"/>
       <w:r>
-        <w:t xml:space="preserve"> = new LinkedList&lt;</w:t>
-      </w:r>
-      <w:proofErr w:type="gramStart"/>
-      <w:r>
-        <w:t>&gt;(</w:t>
-      </w:r>
-      <w:proofErr w:type="gramEnd"/>
-      <w:r>
-        <w:t xml:space="preserve">); </w:t>
+        <w:t xml:space="preserve"> = new LinkedList&lt;&gt;(); </w:t>
       </w:r>
     </w:p>
     <w:p>
@@ -1086,23 +1016,7 @@
                 <w:b/>
                 <w:bCs/>
               </w:rPr>
-              <w:t xml:space="preserve">The </w:t>
-            </w:r>
-            <w:proofErr w:type="gramStart"/>
-            <w:r>
-              <w:rPr>
-                <w:b/>
-                <w:bCs/>
-              </w:rPr>
-              <w:t>Operations</w:t>
-            </w:r>
-            <w:proofErr w:type="gramEnd"/>
-            <w:r>
-              <w:rPr>
-                <w:b/>
-                <w:bCs/>
-              </w:rPr>
-              <w:t xml:space="preserve"> (The Rules)</w:t>
+              <w:t>The Operations (The Rules)</w:t>
             </w:r>
           </w:p>
         </w:tc>
@@ -1186,29 +1100,8 @@
             <w:hideMark/>
           </w:tcPr>
           <w:p>
-            <w:proofErr w:type="gramStart"/>
             <w:r>
-              <w:t>add(</w:t>
-            </w:r>
-            <w:proofErr w:type="gramEnd"/>
-            <w:r>
-              <w:t xml:space="preserve">), </w:t>
-            </w:r>
-            <w:proofErr w:type="gramStart"/>
-            <w:r>
-              <w:t>remove(</w:t>
-            </w:r>
-            <w:proofErr w:type="gramEnd"/>
-            <w:r>
-              <w:t xml:space="preserve">), </w:t>
-            </w:r>
-            <w:proofErr w:type="gramStart"/>
-            <w:r>
-              <w:t>get(</w:t>
-            </w:r>
-            <w:proofErr w:type="gramEnd"/>
-            <w:r>
-              <w:t>)</w:t>
+              <w:t>add(), remove(), get()</w:t>
             </w:r>
           </w:p>
         </w:tc>
@@ -1293,29 +1186,8 @@
             <w:hideMark/>
           </w:tcPr>
           <w:p>
-            <w:proofErr w:type="gramStart"/>
             <w:r>
-              <w:t>push(</w:t>
-            </w:r>
-            <w:proofErr w:type="gramEnd"/>
-            <w:r>
-              <w:t xml:space="preserve">) (add to top), </w:t>
-            </w:r>
-            <w:proofErr w:type="gramStart"/>
-            <w:r>
-              <w:t>pop(</w:t>
-            </w:r>
-            <w:proofErr w:type="gramEnd"/>
-            <w:r>
-              <w:t xml:space="preserve">) (remove from top), </w:t>
-            </w:r>
-            <w:proofErr w:type="gramStart"/>
-            <w:r>
-              <w:t>peek(</w:t>
-            </w:r>
-            <w:proofErr w:type="gramEnd"/>
-            <w:r>
-              <w:t>)</w:t>
+              <w:t>push() (add to top), pop() (remove from top), peek()</w:t>
             </w:r>
           </w:p>
         </w:tc>
@@ -1395,21 +1267,8 @@
             <w:hideMark/>
           </w:tcPr>
           <w:p>
-            <w:proofErr w:type="gramStart"/>
             <w:r>
-              <w:t>enqueue(</w:t>
-            </w:r>
-            <w:proofErr w:type="gramEnd"/>
-            <w:r>
-              <w:t xml:space="preserve">) (add to back), </w:t>
-            </w:r>
-            <w:proofErr w:type="gramStart"/>
-            <w:r>
-              <w:t>dequeue(</w:t>
-            </w:r>
-            <w:proofErr w:type="gramEnd"/>
-            <w:r>
-              <w:t>) (remove from front)</w:t>
+              <w:t>enqueue() (add to back), dequeue() (remove from front)</w:t>
             </w:r>
           </w:p>
         </w:tc>
@@ -1489,13 +1348,8 @@
             <w:hideMark/>
           </w:tcPr>
           <w:p>
-            <w:proofErr w:type="gramStart"/>
             <w:r>
-              <w:t>put(</w:t>
-            </w:r>
-            <w:proofErr w:type="gramEnd"/>
-            <w:r>
-              <w:t>key, value), get(key)</w:t>
+              <w:t>put(key, value), get(key)</w:t>
             </w:r>
           </w:p>
         </w:tc>
@@ -1656,27 +1510,20 @@
         <w:t xml:space="preserve"> ADT. You write all your browser logic using </w:t>
       </w:r>
       <w:proofErr w:type="spellStart"/>
-      <w:proofErr w:type="gramStart"/>
       <w:r>
         <w:t>stack.push</w:t>
       </w:r>
       <w:proofErr w:type="spellEnd"/>
-      <w:proofErr w:type="gramEnd"/>
       <w:r>
         <w:t xml:space="preserve">() and </w:t>
       </w:r>
       <w:proofErr w:type="spellStart"/>
-      <w:proofErr w:type="gramStart"/>
       <w:r>
         <w:t>stack.pop</w:t>
       </w:r>
       <w:proofErr w:type="spellEnd"/>
       <w:r>
-        <w:t>(</w:t>
-      </w:r>
-      <w:proofErr w:type="gramEnd"/>
-      <w:r>
-        <w:t>).</w:t>
+        <w:t>().</w:t>
       </w:r>
     </w:p>
     <w:p>
@@ -1760,49 +1607,17 @@
     </w:p>
     <w:p>
       <w:r>
-        <w:t xml:space="preserve">    void </w:t>
-      </w:r>
-      <w:proofErr w:type="gramStart"/>
-      <w:r>
-        <w:t>push(</w:t>
-      </w:r>
-      <w:proofErr w:type="gramEnd"/>
-      <w:r>
-        <w:t>int item</w:t>
-      </w:r>
-      <w:proofErr w:type="gramStart"/>
-      <w:r>
-        <w:t xml:space="preserve">);   </w:t>
-      </w:r>
-      <w:proofErr w:type="gramEnd"/>
-      <w:r>
-        <w:t xml:space="preserve"> // Add an item to the top</w:t>
-      </w:r>
-    </w:p>
-    <w:p>
-      <w:r>
-        <w:t xml:space="preserve">    int </w:t>
-      </w:r>
-      <w:proofErr w:type="gramStart"/>
-      <w:r>
-        <w:t xml:space="preserve">pop();   </w:t>
-      </w:r>
-      <w:proofErr w:type="gramEnd"/>
-      <w:r>
-        <w:t xml:space="preserve">           // Remove and return the top item</w:t>
-      </w:r>
-    </w:p>
-    <w:p>
-      <w:r>
-        <w:t xml:space="preserve">    int </w:t>
-      </w:r>
-      <w:proofErr w:type="gramStart"/>
-      <w:r>
-        <w:t xml:space="preserve">peek();   </w:t>
-      </w:r>
-      <w:proofErr w:type="gramEnd"/>
-      <w:r>
-        <w:t xml:space="preserve">          // Look at the top item without removing it</w:t>
+        <w:t xml:space="preserve">    void push(int item);    // Add an item to the top</w:t>
+      </w:r>
+    </w:p>
+    <w:p>
+      <w:r>
+        <w:t xml:space="preserve">    int pop();              // Remove and return the top item</w:t>
+      </w:r>
+    </w:p>
+    <w:p>
+      <w:r>
+        <w:t xml:space="preserve">    int peek();             // Look at the top item without removing it</w:t>
       </w:r>
     </w:p>
     <w:p>
@@ -1818,17 +1633,12 @@
         <w:t xml:space="preserve"> </w:t>
       </w:r>
       <w:proofErr w:type="spellStart"/>
-      <w:proofErr w:type="gramStart"/>
       <w:r>
         <w:t>isEmpty</w:t>
       </w:r>
       <w:proofErr w:type="spellEnd"/>
       <w:r>
-        <w:t xml:space="preserve">();   </w:t>
-      </w:r>
-      <w:proofErr w:type="gramEnd"/>
-      <w:r>
-        <w:t xml:space="preserve">   // Check if the stack is empty</w:t>
+        <w:t>();      // Check if the stack is empty</w:t>
       </w:r>
     </w:p>
     <w:p>
@@ -1874,41 +1684,17 @@
     </w:p>
     <w:p>
       <w:r>
-        <w:t xml:space="preserve">    void </w:t>
-      </w:r>
-      <w:proofErr w:type="gramStart"/>
-      <w:r>
-        <w:t>push(</w:t>
-      </w:r>
-      <w:proofErr w:type="gramEnd"/>
-      <w:r>
-        <w:t>int item);</w:t>
-      </w:r>
-    </w:p>
-    <w:p>
-      <w:r>
-        <w:t xml:space="preserve">    int </w:t>
-      </w:r>
-      <w:proofErr w:type="gramStart"/>
-      <w:r>
-        <w:t>pop(</w:t>
-      </w:r>
-      <w:proofErr w:type="gramEnd"/>
-      <w:r>
-        <w:t>);</w:t>
-      </w:r>
-    </w:p>
-    <w:p>
-      <w:r>
-        <w:t xml:space="preserve">    int </w:t>
-      </w:r>
-      <w:proofErr w:type="gramStart"/>
-      <w:r>
-        <w:t>peek(</w:t>
-      </w:r>
-      <w:proofErr w:type="gramEnd"/>
-      <w:r>
-        <w:t>);</w:t>
+        <w:t>    void push(int item);</w:t>
+      </w:r>
+    </w:p>
+    <w:p>
+      <w:r>
+        <w:t>    int pop();</w:t>
+      </w:r>
+    </w:p>
+    <w:p>
+      <w:r>
+        <w:t>    int peek();</w:t>
       </w:r>
     </w:p>
     <w:p>
@@ -1924,17 +1710,12 @@
         <w:t xml:space="preserve"> </w:t>
       </w:r>
       <w:proofErr w:type="spellStart"/>
-      <w:proofErr w:type="gramStart"/>
       <w:r>
         <w:t>isEmpty</w:t>
       </w:r>
       <w:proofErr w:type="spellEnd"/>
       <w:r>
-        <w:t>(</w:t>
-      </w:r>
-      <w:proofErr w:type="gramEnd"/>
-      <w:r>
-        <w:t>);</w:t>
+        <w:t>();</w:t>
       </w:r>
     </w:p>
     <w:p>
@@ -1971,54 +1752,25 @@
     </w:p>
     <w:p>
       <w:r>
-        <w:t xml:space="preserve">    private </w:t>
-      </w:r>
-      <w:proofErr w:type="gramStart"/>
-      <w:r>
-        <w:t>int[</w:t>
-      </w:r>
-      <w:proofErr w:type="gramEnd"/>
-      <w:r>
-        <w:t xml:space="preserve">] </w:t>
-      </w:r>
-      <w:proofErr w:type="spellStart"/>
-      <w:proofErr w:type="gramStart"/>
+        <w:t xml:space="preserve">    private int[] </w:t>
+      </w:r>
+      <w:proofErr w:type="spellStart"/>
       <w:r>
         <w:t>arr</w:t>
       </w:r>
       <w:proofErr w:type="spellEnd"/>
       <w:r>
-        <w:t xml:space="preserve">;   </w:t>
-      </w:r>
-      <w:proofErr w:type="gramEnd"/>
-      <w:r>
-        <w:t>   // The array to hold our stack data</w:t>
-      </w:r>
-    </w:p>
-    <w:p>
-      <w:r>
-        <w:t xml:space="preserve">    private int </w:t>
-      </w:r>
-      <w:proofErr w:type="gramStart"/>
-      <w:r>
-        <w:t xml:space="preserve">top;   </w:t>
-      </w:r>
-      <w:proofErr w:type="gramEnd"/>
-      <w:r>
-        <w:t>     // The index of the top element</w:t>
-      </w:r>
-    </w:p>
-    <w:p>
-      <w:r>
-        <w:t xml:space="preserve">    private int </w:t>
-      </w:r>
-      <w:proofErr w:type="gramStart"/>
-      <w:r>
-        <w:t xml:space="preserve">capacity;   </w:t>
-      </w:r>
-      <w:proofErr w:type="gramEnd"/>
-      <w:r>
-        <w:t>// The maximum size of the stack</w:t>
+        <w:t>;      // The array to hold our stack data</w:t>
+      </w:r>
+    </w:p>
+    <w:p>
+      <w:r>
+        <w:t>    private int top;        // The index of the top element</w:t>
+      </w:r>
+    </w:p>
+    <w:p>
+      <w:r>
+        <w:t>    private int capacity;   // The maximum size of the stack</w:t>
       </w:r>
     </w:p>
     <w:p/>
@@ -2032,17 +1784,12 @@
         <w:t xml:space="preserve">    public </w:t>
       </w:r>
       <w:proofErr w:type="spellStart"/>
-      <w:proofErr w:type="gramStart"/>
       <w:r>
         <w:t>MyArrayStack</w:t>
       </w:r>
       <w:proofErr w:type="spellEnd"/>
       <w:r>
-        <w:t>(</w:t>
-      </w:r>
-      <w:proofErr w:type="gramEnd"/>
-      <w:r>
-        <w:t>int size) {</w:t>
+        <w:t>(int size) {</w:t>
       </w:r>
     </w:p>
     <w:p>
@@ -2050,12 +1797,10 @@
         <w:t xml:space="preserve">        </w:t>
       </w:r>
       <w:proofErr w:type="spellStart"/>
-      <w:proofErr w:type="gramStart"/>
       <w:r>
         <w:t>this.capacity</w:t>
       </w:r>
       <w:proofErr w:type="spellEnd"/>
-      <w:proofErr w:type="gramEnd"/>
       <w:r>
         <w:t xml:space="preserve"> = size;</w:t>
       </w:r>
@@ -2104,15 +1849,7 @@
     </w:p>
     <w:p>
       <w:r>
-        <w:t xml:space="preserve">    public void </w:t>
-      </w:r>
-      <w:proofErr w:type="gramStart"/>
-      <w:r>
-        <w:t>push(</w:t>
-      </w:r>
-      <w:proofErr w:type="gramEnd"/>
-      <w:r>
-        <w:t>int item) {</w:t>
+        <w:t>    public void push(int item) {</w:t>
       </w:r>
     </w:p>
     <w:p>
@@ -2202,15 +1939,7 @@
     </w:p>
     <w:p>
       <w:r>
-        <w:t xml:space="preserve">    public int </w:t>
-      </w:r>
-      <w:proofErr w:type="gramStart"/>
-      <w:r>
-        <w:t>pop(</w:t>
-      </w:r>
-      <w:proofErr w:type="gramEnd"/>
-      <w:r>
-        <w:t>) {</w:t>
+        <w:t>    public int pop() {</w:t>
       </w:r>
     </w:p>
     <w:p>
@@ -2224,17 +1953,12 @@
         <w:t>        if (</w:t>
       </w:r>
       <w:proofErr w:type="spellStart"/>
-      <w:proofErr w:type="gramStart"/>
       <w:r>
         <w:t>isEmpty</w:t>
       </w:r>
       <w:proofErr w:type="spellEnd"/>
       <w:r>
-        <w:t>(</w:t>
-      </w:r>
-      <w:proofErr w:type="gramEnd"/>
-      <w:r>
-        <w:t>)) {</w:t>
+        <w:t>()) {</w:t>
       </w:r>
     </w:p>
     <w:p>
@@ -2337,38 +2061,213 @@
     </w:p>
     <w:p>
       <w:r>
-        <w:t xml:space="preserve">    public int </w:t>
-      </w:r>
-      <w:proofErr w:type="gramStart"/>
-      <w:r>
-        <w:t>peek(</w:t>
-      </w:r>
-      <w:proofErr w:type="gramEnd"/>
+        <w:t>    public int peek() {</w:t>
+      </w:r>
+    </w:p>
+    <w:p>
+      <w:r>
+        <w:t>        if (</w:t>
+      </w:r>
+      <w:proofErr w:type="spellStart"/>
+      <w:r>
+        <w:t>isEmpty</w:t>
+      </w:r>
+      <w:proofErr w:type="spellEnd"/>
+      <w:r>
+        <w:t>()) {</w:t>
+      </w:r>
+    </w:p>
+    <w:p>
+      <w:r>
+        <w:t xml:space="preserve">            </w:t>
+      </w:r>
+      <w:proofErr w:type="spellStart"/>
+      <w:r>
+        <w:t>System.out.println</w:t>
+      </w:r>
+      <w:proofErr w:type="spellEnd"/>
+      <w:r>
+        <w:t>("Stack is empty.");</w:t>
+      </w:r>
+    </w:p>
+    <w:p>
+      <w:r>
+        <w:t>            return -1;</w:t>
+      </w:r>
+    </w:p>
+    <w:p>
+      <w:r>
+        <w:t>        }</w:t>
+      </w:r>
+    </w:p>
+    <w:p>
+      <w:r>
+        <w:t xml:space="preserve">        return </w:t>
+      </w:r>
+      <w:proofErr w:type="spellStart"/>
+      <w:r>
+        <w:t>arr</w:t>
+      </w:r>
+      <w:proofErr w:type="spellEnd"/>
+      <w:r>
+        <w:t>[top];</w:t>
+      </w:r>
+    </w:p>
+    <w:p>
+      <w:r>
+        <w:t>    }</w:t>
+      </w:r>
+    </w:p>
+    <w:p/>
+    <w:p>
+      <w:r>
+        <w:t>    // Check if the stack is empty</w:t>
+      </w:r>
+    </w:p>
+    <w:p>
+      <w:r>
+        <w:t>    @Override</w:t>
+      </w:r>
+    </w:p>
+    <w:p>
+      <w:r>
+        <w:t xml:space="preserve">    public </w:t>
+      </w:r>
+      <w:proofErr w:type="spellStart"/>
+      <w:r>
+        <w:t>boolean</w:t>
+      </w:r>
+      <w:proofErr w:type="spellEnd"/>
+      <w:r>
+        <w:t xml:space="preserve"> </w:t>
+      </w:r>
+      <w:proofErr w:type="spellStart"/>
+      <w:r>
+        <w:t>isEmpty</w:t>
+      </w:r>
+      <w:proofErr w:type="spellEnd"/>
+      <w:r>
+        <w:t>() {</w:t>
+      </w:r>
+    </w:p>
+    <w:p>
+      <w:r>
+        <w:t>        return top == -1;</w:t>
+      </w:r>
+    </w:p>
+    <w:p>
+      <w:r>
+        <w:t>    }</w:t>
+      </w:r>
+    </w:p>
+    <w:p/>
+    <w:p>
+      <w:r>
+        <w:t>    // Main method to test our Data Structure</w:t>
+      </w:r>
+    </w:p>
+    <w:p>
+      <w:r>
+        <w:lastRenderedPageBreak/>
+        <w:t xml:space="preserve">    public static void main(String[] </w:t>
+      </w:r>
+      <w:proofErr w:type="spellStart"/>
+      <w:r>
+        <w:t>args</w:t>
+      </w:r>
+      <w:proofErr w:type="spellEnd"/>
       <w:r>
         <w:t>) {</w:t>
       </w:r>
     </w:p>
     <w:p>
       <w:r>
-        <w:t>        if (</w:t>
-      </w:r>
-      <w:proofErr w:type="spellStart"/>
-      <w:proofErr w:type="gramStart"/>
-      <w:r>
-        <w:t>isEmpty</w:t>
-      </w:r>
-      <w:proofErr w:type="spellEnd"/>
-      <w:r>
-        <w:t>(</w:t>
-      </w:r>
-      <w:proofErr w:type="gramEnd"/>
-      <w:r>
-        <w:t>)) {</w:t>
-      </w:r>
-    </w:p>
-    <w:p>
-      <w:r>
-        <w:t xml:space="preserve">            </w:t>
+        <w:t xml:space="preserve">        </w:t>
+      </w:r>
+      <w:proofErr w:type="spellStart"/>
+      <w:r>
+        <w:t>MyArrayStack</w:t>
+      </w:r>
+      <w:proofErr w:type="spellEnd"/>
+      <w:r>
+        <w:t xml:space="preserve"> stack = new </w:t>
+      </w:r>
+      <w:proofErr w:type="spellStart"/>
+      <w:r>
+        <w:t>MyArrayStack</w:t>
+      </w:r>
+      <w:proofErr w:type="spellEnd"/>
+      <w:r>
+        <w:t>(3); // Create a stack of size 3</w:t>
+      </w:r>
+    </w:p>
+    <w:p/>
+    <w:p>
+      <w:r>
+        <w:t xml:space="preserve">        </w:t>
+      </w:r>
+      <w:proofErr w:type="spellStart"/>
+      <w:r>
+        <w:t>stack.push</w:t>
+      </w:r>
+      <w:proofErr w:type="spellEnd"/>
+      <w:r>
+        <w:t>(10);</w:t>
+      </w:r>
+    </w:p>
+    <w:p>
+      <w:r>
+        <w:t xml:space="preserve">        </w:t>
+      </w:r>
+      <w:proofErr w:type="spellStart"/>
+      <w:r>
+        <w:t>stack.push</w:t>
+      </w:r>
+      <w:proofErr w:type="spellEnd"/>
+      <w:r>
+        <w:t>(20);</w:t>
+      </w:r>
+    </w:p>
+    <w:p>
+      <w:r>
+        <w:t xml:space="preserve">        </w:t>
+      </w:r>
+      <w:proofErr w:type="spellStart"/>
+      <w:r>
+        <w:t>stack.push</w:t>
+      </w:r>
+      <w:proofErr w:type="spellEnd"/>
+      <w:r>
+        <w:t>(30);</w:t>
+      </w:r>
+    </w:p>
+    <w:p>
+      <w:r>
+        <w:t xml:space="preserve">        </w:t>
+      </w:r>
+    </w:p>
+    <w:p>
+      <w:r>
+        <w:t>        // This will trigger a Stack Overflow!</w:t>
+      </w:r>
+    </w:p>
+    <w:p>
+      <w:r>
+        <w:t xml:space="preserve">        </w:t>
+      </w:r>
+      <w:proofErr w:type="spellStart"/>
+      <w:r>
+        <w:t>stack.push</w:t>
+      </w:r>
+      <w:proofErr w:type="spellEnd"/>
+      <w:r>
+        <w:t xml:space="preserve">(40); </w:t>
+      </w:r>
+    </w:p>
+    <w:p/>
+    <w:p>
+      <w:r>
+        <w:t xml:space="preserve">        </w:t>
       </w:r>
       <w:proofErr w:type="spellStart"/>
       <w:r>
@@ -2376,306 +2275,78 @@
       </w:r>
       <w:proofErr w:type="spellEnd"/>
       <w:r>
-        <w:t>("Stack is empty.");</w:t>
-      </w:r>
-    </w:p>
-    <w:p>
-      <w:r>
-        <w:t>            return -1;</w:t>
-      </w:r>
-    </w:p>
-    <w:p>
-      <w:r>
-        <w:t>        }</w:t>
-      </w:r>
-    </w:p>
-    <w:p>
-      <w:r>
-        <w:t xml:space="preserve">        return </w:t>
-      </w:r>
-      <w:proofErr w:type="spellStart"/>
-      <w:r>
-        <w:t>arr</w:t>
-      </w:r>
-      <w:proofErr w:type="spellEnd"/>
-      <w:r>
-        <w:t>[top];</w:t>
-      </w:r>
-    </w:p>
-    <w:p>
-      <w:r>
-        <w:t>    }</w:t>
+        <w:t xml:space="preserve">("Top item is: " + </w:t>
+      </w:r>
+      <w:proofErr w:type="spellStart"/>
+      <w:r>
+        <w:t>stack.peek</w:t>
+      </w:r>
+      <w:proofErr w:type="spellEnd"/>
+      <w:r>
+        <w:t>()); // Should be 30</w:t>
       </w:r>
     </w:p>
     <w:p/>
     <w:p>
       <w:r>
-        <w:t>    // Check if the stack is empty</w:t>
-      </w:r>
-    </w:p>
-    <w:p>
-      <w:r>
-        <w:t>    @Override</w:t>
-      </w:r>
-    </w:p>
-    <w:p>
-      <w:r>
-        <w:t xml:space="preserve">    public </w:t>
-      </w:r>
-      <w:proofErr w:type="spellStart"/>
-      <w:r>
-        <w:t>boolean</w:t>
-      </w:r>
-      <w:proofErr w:type="spellEnd"/>
-      <w:r>
-        <w:t xml:space="preserve"> </w:t>
-      </w:r>
-      <w:proofErr w:type="spellStart"/>
-      <w:proofErr w:type="gramStart"/>
-      <w:r>
-        <w:t>isEmpty</w:t>
-      </w:r>
-      <w:proofErr w:type="spellEnd"/>
-      <w:r>
-        <w:t>(</w:t>
-      </w:r>
-      <w:proofErr w:type="gramEnd"/>
-      <w:r>
-        <w:t>) {</w:t>
-      </w:r>
-    </w:p>
-    <w:p>
-      <w:r>
-        <w:t>        return top == -1;</w:t>
-      </w:r>
-    </w:p>
-    <w:p>
-      <w:r>
-        <w:t>    }</w:t>
+        <w:t xml:space="preserve">        </w:t>
+      </w:r>
+      <w:proofErr w:type="spellStart"/>
+      <w:r>
+        <w:t>System.out.println</w:t>
+      </w:r>
+      <w:proofErr w:type="spellEnd"/>
+      <w:r>
+        <w:t xml:space="preserve">("Popped: " + </w:t>
+      </w:r>
+      <w:proofErr w:type="spellStart"/>
+      <w:r>
+        <w:t>stack.pop</w:t>
+      </w:r>
+      <w:proofErr w:type="spellEnd"/>
+      <w:r>
+        <w:t>()); // Removes 30</w:t>
+      </w:r>
+    </w:p>
+    <w:p>
+      <w:r>
+        <w:t xml:space="preserve">        </w:t>
+      </w:r>
+      <w:proofErr w:type="spellStart"/>
+      <w:r>
+        <w:t>System.out.println</w:t>
+      </w:r>
+      <w:proofErr w:type="spellEnd"/>
+      <w:r>
+        <w:t xml:space="preserve">("Popped: " + </w:t>
+      </w:r>
+      <w:proofErr w:type="spellStart"/>
+      <w:r>
+        <w:t>stack.pop</w:t>
+      </w:r>
+      <w:proofErr w:type="spellEnd"/>
+      <w:r>
+        <w:t>()); // Removes 20</w:t>
       </w:r>
     </w:p>
     <w:p/>
     <w:p>
       <w:r>
-        <w:t>    // Main method to test our Data Structure</w:t>
-      </w:r>
-    </w:p>
-    <w:p>
-      <w:r>
-        <w:lastRenderedPageBreak/>
-        <w:t xml:space="preserve">    public static void </w:t>
-      </w:r>
-      <w:proofErr w:type="gramStart"/>
-      <w:r>
-        <w:t>main(String[</w:t>
-      </w:r>
-      <w:proofErr w:type="gramEnd"/>
-      <w:r>
-        <w:t xml:space="preserve">] </w:t>
-      </w:r>
-      <w:proofErr w:type="spellStart"/>
-      <w:r>
-        <w:t>args</w:t>
-      </w:r>
-      <w:proofErr w:type="spellEnd"/>
-      <w:r>
-        <w:t>) {</w:t>
-      </w:r>
-    </w:p>
-    <w:p>
-      <w:r>
         <w:t xml:space="preserve">        </w:t>
       </w:r>
       <w:proofErr w:type="spellStart"/>
       <w:r>
-        <w:t>MyArrayStack</w:t>
-      </w:r>
-      <w:proofErr w:type="spellEnd"/>
-      <w:r>
-        <w:t xml:space="preserve"> stack = new </w:t>
-      </w:r>
-      <w:proofErr w:type="spellStart"/>
-      <w:proofErr w:type="gramStart"/>
-      <w:r>
-        <w:t>MyArrayStack</w:t>
-      </w:r>
-      <w:proofErr w:type="spellEnd"/>
-      <w:r>
-        <w:t>(</w:t>
-      </w:r>
-      <w:proofErr w:type="gramEnd"/>
-      <w:r>
-        <w:t>3); // Create a stack of size 3</w:t>
-      </w:r>
-    </w:p>
-    <w:p/>
-    <w:p>
-      <w:r>
-        <w:t xml:space="preserve">        </w:t>
-      </w:r>
-      <w:proofErr w:type="spellStart"/>
-      <w:proofErr w:type="gramStart"/>
-      <w:r>
-        <w:t>stack.push</w:t>
-      </w:r>
-      <w:proofErr w:type="spellEnd"/>
-      <w:proofErr w:type="gramEnd"/>
-      <w:r>
-        <w:t>(10);</w:t>
-      </w:r>
-    </w:p>
-    <w:p>
-      <w:r>
-        <w:t xml:space="preserve">        </w:t>
-      </w:r>
-      <w:proofErr w:type="spellStart"/>
-      <w:proofErr w:type="gramStart"/>
-      <w:r>
-        <w:t>stack.push</w:t>
-      </w:r>
-      <w:proofErr w:type="spellEnd"/>
-      <w:proofErr w:type="gramEnd"/>
-      <w:r>
-        <w:t>(20);</w:t>
-      </w:r>
-    </w:p>
-    <w:p>
-      <w:r>
-        <w:t xml:space="preserve">        </w:t>
-      </w:r>
-      <w:proofErr w:type="spellStart"/>
-      <w:proofErr w:type="gramStart"/>
-      <w:r>
-        <w:t>stack.push</w:t>
-      </w:r>
-      <w:proofErr w:type="spellEnd"/>
-      <w:proofErr w:type="gramEnd"/>
-      <w:r>
-        <w:t>(30);</w:t>
-      </w:r>
-    </w:p>
-    <w:p>
-      <w:r>
-        <w:t xml:space="preserve">        </w:t>
-      </w:r>
-    </w:p>
-    <w:p>
-      <w:r>
-        <w:t>        // This will trigger a Stack Overflow!</w:t>
-      </w:r>
-    </w:p>
-    <w:p>
-      <w:r>
-        <w:t xml:space="preserve">        </w:t>
-      </w:r>
-      <w:proofErr w:type="spellStart"/>
-      <w:proofErr w:type="gramStart"/>
-      <w:r>
-        <w:t>stack.push</w:t>
-      </w:r>
-      <w:proofErr w:type="spellEnd"/>
-      <w:proofErr w:type="gramEnd"/>
-      <w:r>
-        <w:t xml:space="preserve">(40); </w:t>
-      </w:r>
-    </w:p>
-    <w:p/>
-    <w:p>
-      <w:r>
-        <w:t xml:space="preserve">        </w:t>
-      </w:r>
-      <w:proofErr w:type="spellStart"/>
-      <w:r>
         <w:t>System.out.println</w:t>
       </w:r>
       <w:proofErr w:type="spellEnd"/>
       <w:r>
-        <w:t xml:space="preserve">("Top item is: " + </w:t>
-      </w:r>
-      <w:proofErr w:type="spellStart"/>
-      <w:proofErr w:type="gramStart"/>
-      <w:r>
-        <w:t>stack.peek</w:t>
-      </w:r>
-      <w:proofErr w:type="spellEnd"/>
-      <w:proofErr w:type="gramEnd"/>
-      <w:r>
-        <w:t>()); // Should be 30</w:t>
-      </w:r>
-    </w:p>
-    <w:p/>
-    <w:p>
-      <w:r>
-        <w:t xml:space="preserve">        </w:t>
-      </w:r>
-      <w:proofErr w:type="spellStart"/>
-      <w:r>
-        <w:t>System.out.println</w:t>
-      </w:r>
-      <w:proofErr w:type="spellEnd"/>
-      <w:r>
-        <w:t xml:space="preserve">("Popped: " + </w:t>
-      </w:r>
-      <w:proofErr w:type="spellStart"/>
-      <w:proofErr w:type="gramStart"/>
-      <w:r>
-        <w:t>stack.pop</w:t>
-      </w:r>
-      <w:proofErr w:type="spellEnd"/>
-      <w:r>
-        <w:t>(</w:t>
-      </w:r>
-      <w:proofErr w:type="gramEnd"/>
-      <w:r>
-        <w:t>)); // Removes 30</w:t>
-      </w:r>
-    </w:p>
-    <w:p>
-      <w:r>
-        <w:t xml:space="preserve">        </w:t>
-      </w:r>
-      <w:proofErr w:type="spellStart"/>
-      <w:r>
-        <w:t>System.out.println</w:t>
-      </w:r>
-      <w:proofErr w:type="spellEnd"/>
-      <w:r>
-        <w:t xml:space="preserve">("Popped: " + </w:t>
-      </w:r>
-      <w:proofErr w:type="spellStart"/>
-      <w:proofErr w:type="gramStart"/>
-      <w:r>
-        <w:t>stack.pop</w:t>
-      </w:r>
-      <w:proofErr w:type="spellEnd"/>
-      <w:r>
-        <w:t>(</w:t>
-      </w:r>
-      <w:proofErr w:type="gramEnd"/>
-      <w:r>
-        <w:t>)); // Removes 20</w:t>
-      </w:r>
-    </w:p>
-    <w:p/>
-    <w:p>
-      <w:r>
-        <w:t xml:space="preserve">        </w:t>
-      </w:r>
-      <w:proofErr w:type="spellStart"/>
-      <w:r>
-        <w:t>System.out.println</w:t>
-      </w:r>
-      <w:proofErr w:type="spellEnd"/>
-      <w:r>
         <w:t xml:space="preserve">("Is stack empty? " + </w:t>
       </w:r>
       <w:proofErr w:type="spellStart"/>
-      <w:proofErr w:type="gramStart"/>
       <w:r>
         <w:t>stack.isEmpty</w:t>
       </w:r>
       <w:proofErr w:type="spellEnd"/>
-      <w:proofErr w:type="gramEnd"/>
       <w:r>
         <w:t>()); // False (10 is still there)</w:t>
       </w:r>
@@ -3025,17 +2696,57 @@
         <w:t xml:space="preserve">public void </w:t>
       </w:r>
       <w:proofErr w:type="spellStart"/>
-      <w:proofErr w:type="gramStart"/>
       <w:r>
         <w:t>printItems</w:t>
       </w:r>
       <w:proofErr w:type="spellEnd"/>
       <w:r>
+        <w:t>(int n) {</w:t>
+      </w:r>
+    </w:p>
+    <w:p>
+      <w:r>
+        <w:t xml:space="preserve">    for (int </w:t>
+      </w:r>
+      <w:proofErr w:type="spellStart"/>
+      <w:r>
+        <w:t>i</w:t>
+      </w:r>
+      <w:proofErr w:type="spellEnd"/>
+      <w:r>
+        <w:t xml:space="preserve"> = 0; </w:t>
+      </w:r>
+      <w:proofErr w:type="spellStart"/>
+      <w:r>
+        <w:t>i</w:t>
+      </w:r>
+      <w:proofErr w:type="spellEnd"/>
+      <w:r>
+        <w:t xml:space="preserve"> &lt; n; </w:t>
+      </w:r>
+      <w:proofErr w:type="spellStart"/>
+      <w:r>
+        <w:t>i</w:t>
+      </w:r>
+      <w:proofErr w:type="spellEnd"/>
+      <w:r>
+        <w:t xml:space="preserve">++) { </w:t>
+      </w:r>
+      <w:proofErr w:type="spellStart"/>
+      <w:r>
+        <w:t>System.out.println</w:t>
+      </w:r>
+      <w:proofErr w:type="spellEnd"/>
+      <w:r>
         <w:t>(</w:t>
       </w:r>
-      <w:proofErr w:type="gramEnd"/>
-      <w:r>
-        <w:t>int n) {</w:t>
+      <w:proofErr w:type="spellStart"/>
+      <w:r>
+        <w:t>i</w:t>
+      </w:r>
+      <w:proofErr w:type="spellEnd"/>
+      <w:r>
+        <w:t>); } // Runs n times</w:t>
       </w:r>
     </w:p>
     <w:p>
@@ -3064,18 +2775,13 @@
       </w:r>
       <w:proofErr w:type="spellEnd"/>
       <w:r>
-        <w:t xml:space="preserve">++) </w:t>
-      </w:r>
-      <w:proofErr w:type="gramStart"/>
-      <w:r>
-        <w:t xml:space="preserve">{ </w:t>
+        <w:t xml:space="preserve">++) { </w:t>
       </w:r>
       <w:proofErr w:type="spellStart"/>
       <w:r>
         <w:t>System.out.println</w:t>
       </w:r>
       <w:proofErr w:type="spellEnd"/>
-      <w:proofErr w:type="gramEnd"/>
       <w:r>
         <w:t>(</w:t>
       </w:r>
@@ -3085,73 +2791,7 @@
       </w:r>
       <w:proofErr w:type="spellEnd"/>
       <w:r>
-        <w:t>)</w:t>
-      </w:r>
-      <w:proofErr w:type="gramStart"/>
-      <w:r>
-        <w:t>; }</w:t>
-      </w:r>
-      <w:proofErr w:type="gramEnd"/>
-      <w:r>
-        <w:t xml:space="preserve"> // Runs n times</w:t>
-      </w:r>
-    </w:p>
-    <w:p>
-      <w:r>
-        <w:t xml:space="preserve">    for (int </w:t>
-      </w:r>
-      <w:proofErr w:type="spellStart"/>
-      <w:r>
-        <w:t>i</w:t>
-      </w:r>
-      <w:proofErr w:type="spellEnd"/>
-      <w:r>
-        <w:t xml:space="preserve"> = 0; </w:t>
-      </w:r>
-      <w:proofErr w:type="spellStart"/>
-      <w:r>
-        <w:t>i</w:t>
-      </w:r>
-      <w:proofErr w:type="spellEnd"/>
-      <w:r>
-        <w:t xml:space="preserve"> &lt; n; </w:t>
-      </w:r>
-      <w:proofErr w:type="spellStart"/>
-      <w:r>
-        <w:t>i</w:t>
-      </w:r>
-      <w:proofErr w:type="spellEnd"/>
-      <w:r>
-        <w:t xml:space="preserve">++) </w:t>
-      </w:r>
-      <w:proofErr w:type="gramStart"/>
-      <w:r>
-        <w:t xml:space="preserve">{ </w:t>
-      </w:r>
-      <w:proofErr w:type="spellStart"/>
-      <w:r>
-        <w:t>System.out.println</w:t>
-      </w:r>
-      <w:proofErr w:type="spellEnd"/>
-      <w:proofErr w:type="gramEnd"/>
-      <w:r>
-        <w:t>(</w:t>
-      </w:r>
-      <w:proofErr w:type="spellStart"/>
-      <w:r>
-        <w:t>i</w:t>
-      </w:r>
-      <w:proofErr w:type="spellEnd"/>
-      <w:r>
-        <w:t>)</w:t>
-      </w:r>
-      <w:proofErr w:type="gramStart"/>
-      <w:r>
-        <w:t>; }</w:t>
-      </w:r>
-      <w:proofErr w:type="gramEnd"/>
-      <w:r>
-        <w:t xml:space="preserve"> // Runs n times</w:t>
+        <w:t>); } // Runs n times</w:t>
       </w:r>
     </w:p>
     <w:p>
@@ -3174,13 +2814,8 @@
         <w:t>Calculation:</w:t>
       </w:r>
       <w:r>
-        <w:t xml:space="preserve"> $O(n) + O(n) = O(2</w:t>
-      </w:r>
-      <w:proofErr w:type="gramStart"/>
-      <w:r>
-        <w:t>n)$</w:t>
-      </w:r>
-      <w:proofErr w:type="gramEnd"/>
+        <w:t xml:space="preserve"> $O(n) + O(n) = O(2n)$</w:t>
+      </w:r>
     </w:p>
     <w:p>
       <w:pPr>
@@ -3225,17 +2860,75 @@
         <w:t xml:space="preserve">public void </w:t>
       </w:r>
       <w:proofErr w:type="spellStart"/>
-      <w:proofErr w:type="gramStart"/>
       <w:r>
         <w:t>printEverything</w:t>
       </w:r>
       <w:proofErr w:type="spellEnd"/>
       <w:r>
+        <w:t>(int n) {</w:t>
+      </w:r>
+    </w:p>
+    <w:p>
+      <w:r>
+        <w:t xml:space="preserve">    for (int </w:t>
+      </w:r>
+      <w:proofErr w:type="spellStart"/>
+      <w:r>
+        <w:t>i</w:t>
+      </w:r>
+      <w:proofErr w:type="spellEnd"/>
+      <w:r>
+        <w:t xml:space="preserve"> = 0; </w:t>
+      </w:r>
+      <w:proofErr w:type="spellStart"/>
+      <w:r>
+        <w:t>i</w:t>
+      </w:r>
+      <w:proofErr w:type="spellEnd"/>
+      <w:r>
+        <w:t xml:space="preserve"> &lt; n; </w:t>
+      </w:r>
+      <w:proofErr w:type="spellStart"/>
+      <w:r>
+        <w:t>i</w:t>
+      </w:r>
+      <w:proofErr w:type="spellEnd"/>
+      <w:r>
+        <w:t xml:space="preserve">++) { </w:t>
+      </w:r>
+    </w:p>
+    <w:p>
+      <w:r>
+        <w:t xml:space="preserve">        for (int j = 0; j &lt; n; </w:t>
+      </w:r>
+      <w:proofErr w:type="spellStart"/>
+      <w:r>
+        <w:t>j++</w:t>
+      </w:r>
+      <w:proofErr w:type="spellEnd"/>
+      <w:r>
+        <w:t xml:space="preserve">) { </w:t>
+      </w:r>
+      <w:proofErr w:type="spellStart"/>
+      <w:r>
+        <w:t>System.out.println</w:t>
+      </w:r>
+      <w:proofErr w:type="spellEnd"/>
+      <w:r>
         <w:t>(</w:t>
       </w:r>
-      <w:proofErr w:type="gramEnd"/>
-      <w:r>
-        <w:t>int n) {</w:t>
+      <w:proofErr w:type="spellStart"/>
+      <w:r>
+        <w:t>i</w:t>
+      </w:r>
+      <w:proofErr w:type="spellEnd"/>
+      <w:r>
+        <w:t xml:space="preserve"> + j); } // Runs n * n times</w:t>
+      </w:r>
+    </w:p>
+    <w:p>
+      <w:r>
+        <w:t xml:space="preserve">    }</w:t>
       </w:r>
     </w:p>
     <w:p>
@@ -3266,29 +2959,11 @@
       <w:r>
         <w:t xml:space="preserve">++) { </w:t>
       </w:r>
-    </w:p>
-    <w:p>
-      <w:r>
-        <w:t xml:space="preserve">        for (int j = 0; j &lt; n; </w:t>
-      </w:r>
-      <w:proofErr w:type="spellStart"/>
-      <w:r>
-        <w:t>j++</w:t>
-      </w:r>
-      <w:proofErr w:type="spellEnd"/>
-      <w:r>
-        <w:t xml:space="preserve">) </w:t>
-      </w:r>
-      <w:proofErr w:type="gramStart"/>
-      <w:r>
-        <w:t xml:space="preserve">{ </w:t>
-      </w:r>
       <w:proofErr w:type="spellStart"/>
       <w:r>
         <w:t>System.out.println</w:t>
       </w:r>
       <w:proofErr w:type="spellEnd"/>
-      <w:proofErr w:type="gramEnd"/>
       <w:r>
         <w:t>(</w:t>
       </w:r>
@@ -3298,78 +2973,7 @@
       </w:r>
       <w:proofErr w:type="spellEnd"/>
       <w:r>
-        <w:t xml:space="preserve"> + j)</w:t>
-      </w:r>
-      <w:proofErr w:type="gramStart"/>
-      <w:r>
-        <w:t>; }</w:t>
-      </w:r>
-      <w:proofErr w:type="gramEnd"/>
-      <w:r>
-        <w:t xml:space="preserve"> // Runs n * n times</w:t>
-      </w:r>
-    </w:p>
-    <w:p>
-      <w:r>
-        <w:t xml:space="preserve">    }</w:t>
-      </w:r>
-    </w:p>
-    <w:p>
-      <w:r>
-        <w:t xml:space="preserve">    for (int </w:t>
-      </w:r>
-      <w:proofErr w:type="spellStart"/>
-      <w:r>
-        <w:t>i</w:t>
-      </w:r>
-      <w:proofErr w:type="spellEnd"/>
-      <w:r>
-        <w:t xml:space="preserve"> = 0; </w:t>
-      </w:r>
-      <w:proofErr w:type="spellStart"/>
-      <w:r>
-        <w:t>i</w:t>
-      </w:r>
-      <w:proofErr w:type="spellEnd"/>
-      <w:r>
-        <w:t xml:space="preserve"> &lt; n; </w:t>
-      </w:r>
-      <w:proofErr w:type="spellStart"/>
-      <w:r>
-        <w:t>i</w:t>
-      </w:r>
-      <w:proofErr w:type="spellEnd"/>
-      <w:r>
-        <w:t xml:space="preserve">++) </w:t>
-      </w:r>
-      <w:proofErr w:type="gramStart"/>
-      <w:r>
-        <w:t xml:space="preserve">{ </w:t>
-      </w:r>
-      <w:proofErr w:type="spellStart"/>
-      <w:r>
-        <w:t>System.out.println</w:t>
-      </w:r>
-      <w:proofErr w:type="spellEnd"/>
-      <w:proofErr w:type="gramEnd"/>
-      <w:r>
-        <w:t>(</w:t>
-      </w:r>
-      <w:proofErr w:type="spellStart"/>
-      <w:r>
-        <w:t>i</w:t>
-      </w:r>
-      <w:proofErr w:type="spellEnd"/>
-      <w:r>
-        <w:t>)</w:t>
-      </w:r>
-      <w:proofErr w:type="gramStart"/>
-      <w:r>
-        <w:t>; }</w:t>
-      </w:r>
-      <w:proofErr w:type="gramEnd"/>
-      <w:r>
-        <w:t xml:space="preserve">         // Runs n times</w:t>
+        <w:t>); }         // Runs n times</w:t>
       </w:r>
     </w:p>
     <w:p>
@@ -3410,15 +3014,7 @@
         <w:t>Final Big O:</w:t>
       </w:r>
       <w:r>
-        <w:t xml:space="preserve"> $O(n^</w:t>
-      </w:r>
-      <w:proofErr w:type="gramStart"/>
-      <w:r>
-        <w:t>2)$</w:t>
-      </w:r>
-      <w:proofErr w:type="gramEnd"/>
-      <w:r>
-        <w:t>. (For $n = 1,000,000$, the $n^2$ part is $1,000,000,000,000$, making the extra $1,000,000$ completely insignificant. We drop the $n$).</w:t>
+        <w:t xml:space="preserve"> $O(n^2)$. (For $n = 1,000,000$, the $n^2$ part is $1,000,000,000,000$, making the extra $1,000,000$ completely insignificant. We drop the $n$).</w:t>
       </w:r>
     </w:p>
     <w:p>
@@ -3496,54 +3092,22 @@
         <w:t>multiply</w:t>
       </w:r>
       <w:r>
-        <w:t xml:space="preserve"> the complexities (Nested loops = $</w:t>
-      </w:r>
-      <w:proofErr w:type="gramStart"/>
-      <w:r>
-        <w:t>O(</w:t>
-      </w:r>
-      <w:proofErr w:type="gramEnd"/>
-      <w:r>
-        <w:t>n \times n) = O(n^</w:t>
-      </w:r>
-      <w:proofErr w:type="gramStart"/>
-      <w:r>
-        <w:t>2)$</w:t>
-      </w:r>
-      <w:proofErr w:type="gramEnd"/>
-      <w:r>
-        <w:t>).</w:t>
-      </w:r>
-    </w:p>
-    <w:p>
-      <w:pPr>
-        <w:rPr>
-          <w:b/>
-          <w:bCs/>
-        </w:rPr>
-      </w:pPr>
-      <w:r>
-        <w:rPr>
-          <w:b/>
-          <w:bCs/>
-        </w:rPr>
-        <w:t xml:space="preserve">Part 3: Space Complexity (The </w:t>
-      </w:r>
-      <w:proofErr w:type="gramStart"/>
-      <w:r>
-        <w:rPr>
-          <w:b/>
-          <w:bCs/>
-        </w:rPr>
-        <w:t>Often Forgotten</w:t>
-      </w:r>
-      <w:proofErr w:type="gramEnd"/>
-      <w:r>
-        <w:rPr>
-          <w:b/>
-          <w:bCs/>
-        </w:rPr>
-        <w:t xml:space="preserve"> Sibling)</w:t>
+        <w:t xml:space="preserve"> the complexities (Nested loops = $O(n \times n) = O(n^2)$).</w:t>
+      </w:r>
+    </w:p>
+    <w:p>
+      <w:pPr>
+        <w:rPr>
+          <w:b/>
+          <w:bCs/>
+        </w:rPr>
+      </w:pPr>
+      <w:r>
+        <w:rPr>
+          <w:b/>
+          <w:bCs/>
+        </w:rPr>
+        <w:t>Part 3: Space Complexity (The Often Forgotten Sibling)</w:t>
       </w:r>
     </w:p>
     <w:p>
@@ -3681,13 +3245,8 @@
         <w:t xml:space="preserve">1. </w:t>
       </w:r>
       <w:r>
-        <w:t>$</w:t>
-      </w:r>
-      <w:proofErr w:type="gramStart"/>
-      <w:r>
-        <w:t>O(1)$</w:t>
-      </w:r>
-      <w:proofErr w:type="gramEnd"/>
+        <w:t>$O(1)$</w:t>
+      </w:r>
       <w:r>
         <w:rPr>
           <w:b/>
@@ -3706,15 +3265,7 @@
       </w:r>
       <w:proofErr w:type="spellEnd"/>
       <w:r>
-        <w:t>(</w:t>
-      </w:r>
-      <w:proofErr w:type="gramStart"/>
-      <w:r>
-        <w:t>int[</w:t>
-      </w:r>
-      <w:proofErr w:type="gramEnd"/>
-      <w:r>
-        <w:t>] arr) {</w:t>
+        <w:t>(int[] arr) {</w:t>
       </w:r>
     </w:p>
     <w:p>
@@ -3727,12 +3278,10 @@
         <w:t xml:space="preserve">    int right = </w:t>
       </w:r>
       <w:proofErr w:type="spellStart"/>
-      <w:proofErr w:type="gramStart"/>
       <w:r>
         <w:t>arr.length</w:t>
       </w:r>
       <w:proofErr w:type="spellEnd"/>
-      <w:proofErr w:type="gramEnd"/>
       <w:r>
         <w:t xml:space="preserve"> - 1;</w:t>
       </w:r>
@@ -3812,15 +3361,7 @@
         </w:numPr>
       </w:pPr>
       <w:r>
-        <w:t>Even if the array has 1 million items, we only create left, right, and temp. Thus, Auxiliary Space = $</w:t>
-      </w:r>
-      <w:proofErr w:type="gramStart"/>
-      <w:r>
-        <w:t>O(1)$</w:t>
-      </w:r>
-      <w:proofErr w:type="gramEnd"/>
-      <w:r>
-        <w:t>.</w:t>
+        <w:t>Even if the array has 1 million items, we only create left, right, and temp. Thus, Auxiliary Space = $O(1)$.</w:t>
       </w:r>
     </w:p>
     <w:p>
@@ -3844,15 +3385,7 @@
     </w:p>
     <w:p>
       <w:r>
-        <w:t xml:space="preserve">public </w:t>
-      </w:r>
-      <w:proofErr w:type="gramStart"/>
-      <w:r>
-        <w:t>int[</w:t>
-      </w:r>
-      <w:proofErr w:type="gramEnd"/>
-      <w:r>
-        <w:t xml:space="preserve">] </w:t>
+        <w:t xml:space="preserve">public int[] </w:t>
       </w:r>
       <w:proofErr w:type="spellStart"/>
       <w:r>
@@ -3860,15 +3393,7 @@
       </w:r>
       <w:proofErr w:type="spellEnd"/>
       <w:r>
-        <w:t>(</w:t>
-      </w:r>
-      <w:proofErr w:type="gramStart"/>
-      <w:r>
-        <w:t>int[</w:t>
-      </w:r>
-      <w:proofErr w:type="gramEnd"/>
-      <w:r>
-        <w:t xml:space="preserve">] </w:t>
+        <w:t xml:space="preserve">(int[] </w:t>
       </w:r>
       <w:proofErr w:type="spellStart"/>
       <w:r>
@@ -3881,15 +3406,7 @@
     </w:p>
     <w:p>
       <w:r>
-        <w:t xml:space="preserve">    </w:t>
-      </w:r>
-      <w:proofErr w:type="gramStart"/>
-      <w:r>
-        <w:t>int[</w:t>
-      </w:r>
-      <w:proofErr w:type="gramEnd"/>
-      <w:r>
-        <w:t xml:space="preserve">] </w:t>
+        <w:t xml:space="preserve">    int[] </w:t>
       </w:r>
       <w:proofErr w:type="spellStart"/>
       <w:r>
@@ -3900,35 +3417,17 @@
         <w:t xml:space="preserve"> = new int[</w:t>
       </w:r>
       <w:proofErr w:type="spellStart"/>
-      <w:proofErr w:type="gramStart"/>
       <w:r>
         <w:t>arr.length</w:t>
       </w:r>
       <w:proofErr w:type="spellEnd"/>
-      <w:proofErr w:type="gramEnd"/>
-      <w:r>
-        <w:t xml:space="preserve">]; // We allocate a </w:t>
-      </w:r>
-      <w:proofErr w:type="gramStart"/>
-      <w:r>
-        <w:t>brand new</w:t>
-      </w:r>
-      <w:proofErr w:type="gramEnd"/>
-      <w:r>
-        <w:t xml:space="preserve"> array of size n</w:t>
-      </w:r>
-    </w:p>
-    <w:p>
-      <w:r>
-        <w:t xml:space="preserve">    </w:t>
-      </w:r>
-      <w:proofErr w:type="gramStart"/>
-      <w:r>
-        <w:t>for(</w:t>
-      </w:r>
-      <w:proofErr w:type="gramEnd"/>
-      <w:r>
-        <w:t xml:space="preserve">int </w:t>
+      <w:r>
+        <w:t>]; // We allocate a brand new array of size n</w:t>
+      </w:r>
+    </w:p>
+    <w:p>
+      <w:r>
+        <w:t xml:space="preserve">    for(int </w:t>
       </w:r>
       <w:proofErr w:type="spellStart"/>
       <w:r>
@@ -3947,12 +3446,10 @@
         <w:t xml:space="preserve"> &lt; </w:t>
       </w:r>
       <w:proofErr w:type="spellStart"/>
-      <w:proofErr w:type="gramStart"/>
       <w:r>
         <w:t>arr.length</w:t>
       </w:r>
       <w:proofErr w:type="spellEnd"/>
-      <w:proofErr w:type="gramEnd"/>
       <w:r>
         <w:t xml:space="preserve">; </w:t>
       </w:r>
@@ -4064,17 +3561,12 @@
         <w:t xml:space="preserve">public void </w:t>
       </w:r>
       <w:proofErr w:type="spellStart"/>
-      <w:proofErr w:type="gramStart"/>
       <w:r>
         <w:t>recursivePrint</w:t>
       </w:r>
       <w:proofErr w:type="spellEnd"/>
       <w:r>
-        <w:t>(</w:t>
-      </w:r>
-      <w:proofErr w:type="gramEnd"/>
-      <w:r>
-        <w:t>int n) {</w:t>
+        <w:t>(int n) {</w:t>
       </w:r>
     </w:p>
     <w:p>
@@ -4087,17 +3579,12 @@
         <w:t xml:space="preserve">    </w:t>
       </w:r>
       <w:proofErr w:type="spellStart"/>
-      <w:proofErr w:type="gramStart"/>
       <w:r>
         <w:t>recursivePrint</w:t>
       </w:r>
       <w:proofErr w:type="spellEnd"/>
       <w:r>
-        <w:t>(</w:t>
-      </w:r>
-      <w:proofErr w:type="gramEnd"/>
-      <w:r>
-        <w:t xml:space="preserve">n - 1); </w:t>
+        <w:t xml:space="preserve">(n - 1); </w:t>
       </w:r>
     </w:p>
     <w:p>
@@ -4199,15 +3686,7 @@
         <w:t>Saving Time by using more Space:</w:t>
       </w:r>
       <w:r>
-        <w:t xml:space="preserve"> Hashing. You can reduce a search algorithm from $O(n)$ down to $</w:t>
-      </w:r>
-      <w:proofErr w:type="gramStart"/>
-      <w:r>
-        <w:t>O(1)$</w:t>
-      </w:r>
-      <w:proofErr w:type="gramEnd"/>
-      <w:r>
-        <w:t xml:space="preserve"> constant time by storing all the data in a HashMap. The </w:t>
+        <w:t xml:space="preserve"> Hashing. You can reduce a search algorithm from $O(n)$ down to $O(1)$ constant time by storing all the data in a HashMap. The </w:t>
       </w:r>
       <w:proofErr w:type="spellStart"/>
       <w:r>
@@ -4233,39 +3712,7 @@
         <w:t>Saving Space by using more Time:</w:t>
       </w:r>
       <w:r>
-        <w:t xml:space="preserve"> In constrained environments (like embedded systems or satellites, which ISRO cares about), memory is tiny. You might choose an $O(n^</w:t>
-      </w:r>
-      <w:proofErr w:type="gramStart"/>
-      <w:r>
-        <w:t>2)$</w:t>
-      </w:r>
-      <w:proofErr w:type="gramEnd"/>
-      <w:r>
-        <w:t xml:space="preserve"> sorting algorithm (like Bubble Sort) that uses $</w:t>
-      </w:r>
-      <w:proofErr w:type="gramStart"/>
-      <w:r>
-        <w:t>O(1)$</w:t>
-      </w:r>
-      <w:proofErr w:type="gramEnd"/>
-      <w:r>
-        <w:t xml:space="preserve"> space, rather than a fast $</w:t>
-      </w:r>
-      <w:proofErr w:type="gramStart"/>
-      <w:r>
-        <w:t>O(</w:t>
-      </w:r>
-      <w:proofErr w:type="gramEnd"/>
-      <w:r>
-        <w:t xml:space="preserve">n \log </w:t>
-      </w:r>
-      <w:proofErr w:type="gramStart"/>
-      <w:r>
-        <w:t>n)$</w:t>
-      </w:r>
-      <w:proofErr w:type="gramEnd"/>
-      <w:r>
-        <w:t xml:space="preserve"> Merge Sort that requires $O(n)$ extra space.</w:t>
+        <w:t xml:space="preserve"> In constrained environments (like embedded systems or satellites, which ISRO cares about), memory is tiny. You might choose an $O(n^2)$ sorting algorithm (like Bubble Sort) that uses $O(1)$ space, rather than a fast $O(n \log n)$ Merge Sort that requires $O(n)$ extra space.</w:t>
       </w:r>
     </w:p>
     <w:p/>
@@ -4370,23 +3817,7 @@
           <w:b/>
           <w:bCs/>
         </w:rPr>
-        <w:t>A. $</w:t>
-      </w:r>
-      <w:proofErr w:type="gramStart"/>
-      <w:r>
-        <w:rPr>
-          <w:b/>
-          <w:bCs/>
-        </w:rPr>
-        <w:t>O(1)$</w:t>
-      </w:r>
-      <w:proofErr w:type="gramEnd"/>
-      <w:r>
-        <w:rPr>
-          <w:b/>
-          <w:bCs/>
-        </w:rPr>
-        <w:t xml:space="preserve"> - Constant Time (The Holy Grail)</w:t>
+        <w:t>A. $O(1)$ - Constant Time (The Holy Grail)</w:t>
       </w:r>
     </w:p>
     <w:p>
@@ -4405,13 +3836,8 @@
       </w:r>
     </w:p>
     <w:p>
-      <w:proofErr w:type="gramStart"/>
-      <w:r>
-        <w:t>int[</w:t>
-      </w:r>
-      <w:proofErr w:type="gramEnd"/>
-      <w:r>
-        <w:t xml:space="preserve">] </w:t>
+      <w:r>
+        <w:t xml:space="preserve">int[] </w:t>
       </w:r>
       <w:proofErr w:type="spellStart"/>
       <w:r>
@@ -4428,72 +3854,27 @@
         <w:t xml:space="preserve">int result = </w:t>
       </w:r>
       <w:proofErr w:type="spellStart"/>
-      <w:proofErr w:type="gramStart"/>
       <w:r>
         <w:t>arr</w:t>
       </w:r>
       <w:proofErr w:type="spellEnd"/>
       <w:r>
-        <w:t>[</w:t>
-      </w:r>
-      <w:proofErr w:type="gramEnd"/>
-      <w:r>
-        <w:t xml:space="preserve">2]; // Takes </w:t>
-      </w:r>
-      <w:proofErr w:type="gramStart"/>
-      <w:r>
-        <w:t>O(</w:t>
-      </w:r>
-      <w:proofErr w:type="gramEnd"/>
-      <w:r>
-        <w:t>1) time. It jumps straight to memory location.</w:t>
-      </w:r>
-    </w:p>
-    <w:p>
-      <w:pPr>
-        <w:rPr>
-          <w:b/>
-          <w:bCs/>
-        </w:rPr>
-      </w:pPr>
-      <w:r>
-        <w:rPr>
-          <w:b/>
-          <w:bCs/>
-        </w:rPr>
-        <w:t>B. $</w:t>
-      </w:r>
-      <w:proofErr w:type="gramStart"/>
-      <w:r>
-        <w:rPr>
-          <w:b/>
-          <w:bCs/>
-        </w:rPr>
-        <w:t>O(</w:t>
-      </w:r>
-      <w:proofErr w:type="gramEnd"/>
-      <w:r>
-        <w:rPr>
-          <w:b/>
-          <w:bCs/>
-        </w:rPr>
-        <w:t xml:space="preserve">\log </w:t>
-      </w:r>
-      <w:proofErr w:type="gramStart"/>
-      <w:r>
-        <w:rPr>
-          <w:b/>
-          <w:bCs/>
-        </w:rPr>
-        <w:t>n)$</w:t>
-      </w:r>
-      <w:proofErr w:type="gramEnd"/>
-      <w:r>
-        <w:rPr>
-          <w:b/>
-          <w:bCs/>
-        </w:rPr>
-        <w:t xml:space="preserve"> - Logarithmic Time (Excellent)</w:t>
+        <w:t>[2]; // Takes O(1) time. It jumps straight to memory location.</w:t>
+      </w:r>
+    </w:p>
+    <w:p>
+      <w:pPr>
+        <w:rPr>
+          <w:b/>
+          <w:bCs/>
+        </w:rPr>
+      </w:pPr>
+      <w:r>
+        <w:rPr>
+          <w:b/>
+          <w:bCs/>
+        </w:rPr>
+        <w:t>B. $O(\log n)$ - Logarithmic Time (Excellent)</w:t>
       </w:r>
     </w:p>
     <w:p>
@@ -4550,39 +3931,7 @@
           <w:i/>
           <w:iCs/>
         </w:rPr>
-        <w:t>), it is usually $</w:t>
-      </w:r>
-      <w:proofErr w:type="gramStart"/>
-      <w:r>
-        <w:rPr>
-          <w:i/>
-          <w:iCs/>
-        </w:rPr>
-        <w:t>O(</w:t>
-      </w:r>
-      <w:proofErr w:type="gramEnd"/>
-      <w:r>
-        <w:rPr>
-          <w:i/>
-          <w:iCs/>
-        </w:rPr>
-        <w:t xml:space="preserve">\log </w:t>
-      </w:r>
-      <w:proofErr w:type="gramStart"/>
-      <w:r>
-        <w:rPr>
-          <w:i/>
-          <w:iCs/>
-        </w:rPr>
-        <w:t>n)$</w:t>
-      </w:r>
-      <w:proofErr w:type="gramEnd"/>
-      <w:r>
-        <w:rPr>
-          <w:i/>
-          <w:iCs/>
-        </w:rPr>
-        <w:t>.</w:t>
+        <w:t>), it is usually $O(\log n)$.</w:t>
       </w:r>
     </w:p>
     <w:p>
@@ -4620,30 +3969,75 @@
         <w:t xml:space="preserve">int max = </w:t>
       </w:r>
       <w:proofErr w:type="spellStart"/>
-      <w:proofErr w:type="gramStart"/>
       <w:r>
         <w:t>arr</w:t>
       </w:r>
       <w:proofErr w:type="spellEnd"/>
       <w:r>
+        <w:t>[0];</w:t>
+      </w:r>
+    </w:p>
+    <w:p>
+      <w:r>
+        <w:t xml:space="preserve">for (int </w:t>
+      </w:r>
+      <w:proofErr w:type="spellStart"/>
+      <w:r>
+        <w:t>i</w:t>
+      </w:r>
+      <w:proofErr w:type="spellEnd"/>
+      <w:r>
+        <w:t xml:space="preserve"> = 1; </w:t>
+      </w:r>
+      <w:proofErr w:type="spellStart"/>
+      <w:r>
+        <w:t>i</w:t>
+      </w:r>
+      <w:proofErr w:type="spellEnd"/>
+      <w:r>
+        <w:t xml:space="preserve"> &lt; n; </w:t>
+      </w:r>
+      <w:proofErr w:type="spellStart"/>
+      <w:r>
+        <w:t>i</w:t>
+      </w:r>
+      <w:proofErr w:type="spellEnd"/>
+      <w:r>
+        <w:t>++) { // n is the length of the array</w:t>
+      </w:r>
+    </w:p>
+    <w:p>
+      <w:r>
+        <w:t xml:space="preserve">    if (</w:t>
+      </w:r>
+      <w:proofErr w:type="spellStart"/>
+      <w:r>
+        <w:t>arr</w:t>
+      </w:r>
+      <w:proofErr w:type="spellEnd"/>
+      <w:r>
         <w:t>[</w:t>
       </w:r>
-      <w:proofErr w:type="gramEnd"/>
-      <w:r>
-        <w:t>0];</w:t>
-      </w:r>
-    </w:p>
-    <w:p>
-      <w:r>
-        <w:t xml:space="preserve">for (int </w:t>
-      </w:r>
       <w:proofErr w:type="spellStart"/>
       <w:r>
         <w:t>i</w:t>
       </w:r>
       <w:proofErr w:type="spellEnd"/>
       <w:r>
-        <w:t xml:space="preserve"> = 1; </w:t>
+        <w:t>] &gt; max) {</w:t>
+      </w:r>
+    </w:p>
+    <w:p>
+      <w:r>
+        <w:t xml:space="preserve">        max = </w:t>
+      </w:r>
+      <w:proofErr w:type="spellStart"/>
+      <w:r>
+        <w:t>arr</w:t>
+      </w:r>
+      <w:proofErr w:type="spellEnd"/>
+      <w:r>
+        <w:t>[</w:t>
       </w:r>
       <w:proofErr w:type="spellStart"/>
       <w:r>
@@ -4651,64 +4045,6 @@
       </w:r>
       <w:proofErr w:type="spellEnd"/>
       <w:r>
-        <w:t xml:space="preserve"> &lt; n; </w:t>
-      </w:r>
-      <w:proofErr w:type="spellStart"/>
-      <w:r>
-        <w:t>i</w:t>
-      </w:r>
-      <w:proofErr w:type="spellEnd"/>
-      <w:r>
-        <w:t xml:space="preserve">++) </w:t>
-      </w:r>
-      <w:proofErr w:type="gramStart"/>
-      <w:r>
-        <w:t>{ /</w:t>
-      </w:r>
-      <w:proofErr w:type="gramEnd"/>
-      <w:r>
-        <w:t>/ n is the length of the array</w:t>
-      </w:r>
-    </w:p>
-    <w:p>
-      <w:r>
-        <w:t xml:space="preserve">    if (</w:t>
-      </w:r>
-      <w:proofErr w:type="spellStart"/>
-      <w:r>
-        <w:t>arr</w:t>
-      </w:r>
-      <w:proofErr w:type="spellEnd"/>
-      <w:r>
-        <w:t>[</w:t>
-      </w:r>
-      <w:proofErr w:type="spellStart"/>
-      <w:r>
-        <w:t>i</w:t>
-      </w:r>
-      <w:proofErr w:type="spellEnd"/>
-      <w:r>
-        <w:t>] &gt; max) {</w:t>
-      </w:r>
-    </w:p>
-    <w:p>
-      <w:r>
-        <w:t xml:space="preserve">        max = </w:t>
-      </w:r>
-      <w:proofErr w:type="spellStart"/>
-      <w:r>
-        <w:t>arr</w:t>
-      </w:r>
-      <w:proofErr w:type="spellEnd"/>
-      <w:r>
-        <w:t>[</w:t>
-      </w:r>
-      <w:proofErr w:type="spellStart"/>
-      <w:r>
-        <w:t>i</w:t>
-      </w:r>
-      <w:proofErr w:type="spellEnd"/>
-      <w:r>
         <w:t>];</w:t>
       </w:r>
     </w:p>
@@ -4739,23 +4075,7 @@
           <w:b/>
           <w:bCs/>
         </w:rPr>
-        <w:t>D. $O(n^</w:t>
-      </w:r>
-      <w:proofErr w:type="gramStart"/>
-      <w:r>
-        <w:rPr>
-          <w:b/>
-          <w:bCs/>
-        </w:rPr>
-        <w:t>2)$</w:t>
-      </w:r>
-      <w:proofErr w:type="gramEnd"/>
-      <w:r>
-        <w:rPr>
-          <w:b/>
-          <w:bCs/>
-        </w:rPr>
-        <w:t xml:space="preserve"> - Quadratic Time (Slow)</w:t>
+        <w:t>D. $O(n^2)$ - Quadratic Time (Slow)</w:t>
       </w:r>
     </w:p>
     <w:p>
@@ -4895,15 +4215,7 @@
     </w:p>
     <w:p>
       <w:r>
-        <w:t xml:space="preserve">Suppose you have a method that has two </w:t>
-      </w:r>
-      <w:proofErr w:type="gramStart"/>
-      <w:r>
-        <w:t>separate</w:t>
-      </w:r>
-      <w:proofErr w:type="gramEnd"/>
-      <w:r>
-        <w:t xml:space="preserve"> for loops.</w:t>
+        <w:t>Suppose you have a method that has two separate for loops.</w:t>
       </w:r>
     </w:p>
     <w:p>
@@ -4942,15 +4254,7 @@
         <w:t>The Rule:</w:t>
       </w:r>
       <w:r>
-        <w:t xml:space="preserve"> In Big O notation, we drop constants. $O(2</w:t>
-      </w:r>
-      <w:proofErr w:type="gramStart"/>
-      <w:r>
-        <w:t>n)$</w:t>
-      </w:r>
-      <w:proofErr w:type="gramEnd"/>
-      <w:r>
-        <w:t xml:space="preserve"> simply becomes </w:t>
+        <w:t xml:space="preserve"> In Big O notation, we drop constants. $O(2n)$ simply becomes </w:t>
       </w:r>
       <w:r>
         <w:rPr>
@@ -5099,17 +4403,8 @@
           <w:b/>
           <w:bCs/>
         </w:rPr>
-        <w:t>1. Quadratic Time: $O(n^</w:t>
-      </w:r>
-      <w:proofErr w:type="gramStart"/>
-      <w:r>
-        <w:rPr>
-          <w:b/>
-          <w:bCs/>
-        </w:rPr>
-        <w:t>2)$</w:t>
-      </w:r>
-      <w:proofErr w:type="gramEnd"/>
+        <w:t>1. Quadratic Time: $O(n^2)$</w:t>
+      </w:r>
     </w:p>
     <w:p>
       <w:r>
@@ -5254,15 +4549,7 @@
         <w:t>Verdict:</w:t>
       </w:r>
       <w:r>
-        <w:t xml:space="preserve"> Bad for large data. In a technical exam, if your solution is $O(n^</w:t>
-      </w:r>
-      <w:proofErr w:type="gramStart"/>
-      <w:r>
-        <w:t>2)$</w:t>
-      </w:r>
-      <w:proofErr w:type="gramEnd"/>
-      <w:r>
-        <w:t xml:space="preserve">, the interviewer will almost always ask, </w:t>
+        <w:t xml:space="preserve"> Bad for large data. In a technical exam, if your solution is $O(n^2)$, the interviewer will almost always ask, </w:t>
       </w:r>
       <w:r>
         <w:rPr>
@@ -5284,33 +4571,8 @@
           <w:b/>
           <w:bCs/>
         </w:rPr>
-        <w:t>2. Logarithmic Time: $</w:t>
-      </w:r>
-      <w:proofErr w:type="gramStart"/>
-      <w:r>
-        <w:rPr>
-          <w:b/>
-          <w:bCs/>
-        </w:rPr>
-        <w:t>O(</w:t>
-      </w:r>
-      <w:proofErr w:type="gramEnd"/>
-      <w:r>
-        <w:rPr>
-          <w:b/>
-          <w:bCs/>
-        </w:rPr>
-        <w:t xml:space="preserve">\log </w:t>
-      </w:r>
-      <w:proofErr w:type="gramStart"/>
-      <w:r>
-        <w:rPr>
-          <w:b/>
-          <w:bCs/>
-        </w:rPr>
-        <w:t>n)$</w:t>
-      </w:r>
-      <w:proofErr w:type="gramEnd"/>
+        <w:t>2. Logarithmic Time: $O(\log n)$</w:t>
+      </w:r>
     </w:p>
     <w:p>
       <w:r>
@@ -5470,48 +4732,23 @@
         <w:t>Verdict:</w:t>
       </w:r>
       <w:r>
-        <w:t xml:space="preserve"> Incredibly fast. Even if you have 1 billion items, an $</w:t>
-      </w:r>
-      <w:proofErr w:type="gramStart"/>
-      <w:r>
-        <w:t>O(</w:t>
-      </w:r>
-      <w:proofErr w:type="gramEnd"/>
-      <w:r>
-        <w:t xml:space="preserve">\log </w:t>
-      </w:r>
-      <w:proofErr w:type="gramStart"/>
-      <w:r>
-        <w:t>n)$</w:t>
-      </w:r>
-      <w:proofErr w:type="gramEnd"/>
-      <w:r>
-        <w:t xml:space="preserve"> algorithm will find the answer in roughly 30 steps.</w:t>
-      </w:r>
-    </w:p>
-    <w:p>
-      <w:pPr>
-        <w:rPr>
-          <w:b/>
-          <w:bCs/>
-        </w:rPr>
-      </w:pPr>
-      <w:r>
-        <w:rPr>
-          <w:b/>
-          <w:bCs/>
-        </w:rPr>
-        <w:t>3. Exponential Time: $O(2^</w:t>
-      </w:r>
-      <w:proofErr w:type="gramStart"/>
-      <w:r>
-        <w:rPr>
-          <w:b/>
-          <w:bCs/>
-        </w:rPr>
-        <w:t>n)$</w:t>
-      </w:r>
-      <w:proofErr w:type="gramEnd"/>
+        <w:t xml:space="preserve"> Incredibly fast. Even if you have 1 billion items, an $O(\log n)$ algorithm will find the answer in roughly 30 steps.</w:t>
+      </w:r>
+    </w:p>
+    <w:p>
+      <w:pPr>
+        <w:rPr>
+          <w:b/>
+          <w:bCs/>
+        </w:rPr>
+      </w:pPr>
+      <w:r>
+        <w:rPr>
+          <w:b/>
+          <w:bCs/>
+        </w:rPr>
+        <w:t>3. Exponential Time: $O(2^n)$</w:t>
+      </w:r>
     </w:p>
     <w:p>
       <w:r>
@@ -5582,17 +4819,12 @@
         <w:t xml:space="preserve">public int </w:t>
       </w:r>
       <w:proofErr w:type="spellStart"/>
-      <w:proofErr w:type="gramStart"/>
       <w:r>
         <w:t>fibonacci</w:t>
       </w:r>
       <w:proofErr w:type="spellEnd"/>
       <w:r>
-        <w:t>(</w:t>
-      </w:r>
-      <w:proofErr w:type="gramEnd"/>
-      <w:r>
-        <w:t>int n) {</w:t>
+        <w:t>(int n) {</w:t>
       </w:r>
     </w:p>
     <w:p>
@@ -5610,30 +4842,20 @@
         <w:t xml:space="preserve">    return </w:t>
       </w:r>
       <w:proofErr w:type="spellStart"/>
-      <w:proofErr w:type="gramStart"/>
       <w:r>
         <w:t>fibonacci</w:t>
       </w:r>
       <w:proofErr w:type="spellEnd"/>
       <w:r>
-        <w:t>(</w:t>
-      </w:r>
-      <w:proofErr w:type="gramEnd"/>
-      <w:r>
-        <w:t xml:space="preserve">n - 1) + </w:t>
-      </w:r>
-      <w:proofErr w:type="spellStart"/>
-      <w:proofErr w:type="gramStart"/>
+        <w:t xml:space="preserve">(n - 1) + </w:t>
+      </w:r>
+      <w:proofErr w:type="spellStart"/>
       <w:r>
         <w:t>fibonacci</w:t>
       </w:r>
       <w:proofErr w:type="spellEnd"/>
       <w:r>
-        <w:t>(</w:t>
-      </w:r>
-      <w:proofErr w:type="gramEnd"/>
-      <w:r>
-        <w:t xml:space="preserve">n - 2); </w:t>
+        <w:t xml:space="preserve">(n - 2); </w:t>
       </w:r>
     </w:p>
     <w:p>
@@ -5691,17 +4913,8 @@
           <w:b/>
           <w:bCs/>
         </w:rPr>
-        <w:t>$</w:t>
-      </w:r>
-      <w:proofErr w:type="gramStart"/>
-      <w:r>
-        <w:rPr>
-          <w:b/>
-          <w:bCs/>
-        </w:rPr>
-        <w:t>O(1)$</w:t>
-      </w:r>
-      <w:proofErr w:type="gramEnd"/>
+        <w:t>$O(1)$</w:t>
+      </w:r>
       <w:r>
         <w:t>: Constant (Grabbing a specific item).</w:t>
       </w:r>
@@ -5718,33 +4931,8 @@
           <w:b/>
           <w:bCs/>
         </w:rPr>
-        <w:t>$</w:t>
-      </w:r>
-      <w:proofErr w:type="gramStart"/>
-      <w:r>
-        <w:rPr>
-          <w:b/>
-          <w:bCs/>
-        </w:rPr>
-        <w:t>O(</w:t>
-      </w:r>
-      <w:proofErr w:type="gramEnd"/>
-      <w:r>
-        <w:rPr>
-          <w:b/>
-          <w:bCs/>
-        </w:rPr>
-        <w:t xml:space="preserve">\log </w:t>
-      </w:r>
-      <w:proofErr w:type="gramStart"/>
-      <w:r>
-        <w:rPr>
-          <w:b/>
-          <w:bCs/>
-        </w:rPr>
-        <w:t>n)$</w:t>
-      </w:r>
-      <w:proofErr w:type="gramEnd"/>
+        <w:t>$O(\log n)$</w:t>
+      </w:r>
       <w:r>
         <w:t>: Logarithmic (Halving the dictionary).</w:t>
       </w:r>
@@ -5779,17 +4967,8 @@
           <w:b/>
           <w:bCs/>
         </w:rPr>
-        <w:t>$O(n^</w:t>
-      </w:r>
-      <w:proofErr w:type="gramStart"/>
-      <w:r>
-        <w:rPr>
-          <w:b/>
-          <w:bCs/>
-        </w:rPr>
-        <w:t>2)$</w:t>
-      </w:r>
-      <w:proofErr w:type="gramEnd"/>
+        <w:t>$O(n^2)$</w:t>
+      </w:r>
       <w:r>
         <w:t>: Quadratic (The handshake party).</w:t>
       </w:r>
@@ -5806,17 +4985,8 @@
           <w:b/>
           <w:bCs/>
         </w:rPr>
-        <w:t>$O(2^</w:t>
-      </w:r>
-      <w:proofErr w:type="gramStart"/>
-      <w:r>
-        <w:rPr>
-          <w:b/>
-          <w:bCs/>
-        </w:rPr>
-        <w:t>n)$</w:t>
-      </w:r>
-      <w:proofErr w:type="gramEnd"/>
+        <w:t>$O(2^n)$</w:t>
+      </w:r>
       <w:r>
         <w:t>: Exponential (The zombie infection).</w:t>
       </w:r>
@@ -5938,13 +5108,8 @@
         <w:t>Constant Time Access (</w:t>
       </w:r>
       <w:r>
-        <w:t>$</w:t>
-      </w:r>
-      <w:proofErr w:type="gramStart"/>
-      <w:r>
-        <w:t>O(1)$</w:t>
-      </w:r>
-      <w:proofErr w:type="gramEnd"/>
+        <w:t>$O(1)$</w:t>
+      </w:r>
       <w:r>
         <w:rPr>
           <w:b/>
@@ -6036,7 +5201,6 @@
         <w:t xml:space="preserve">Exam Tip: In Java, </w:t>
       </w:r>
       <w:proofErr w:type="spellStart"/>
-      <w:proofErr w:type="gramStart"/>
       <w:r>
         <w:rPr>
           <w:i/>
@@ -6045,7 +5209,6 @@
         <w:t>arr.length</w:t>
       </w:r>
       <w:proofErr w:type="spellEnd"/>
-      <w:proofErr w:type="gramEnd"/>
       <w:r>
         <w:rPr>
           <w:i/>
@@ -6122,15 +5285,7 @@
         <w:t>Time Complexity:</w:t>
       </w:r>
       <w:r>
-        <w:t xml:space="preserve"> $O(n)$ (Linear Time) in the worst case (inserting at index 0 requires shifting every single element). Inserting at the very end is $</w:t>
-      </w:r>
-      <w:proofErr w:type="gramStart"/>
-      <w:r>
-        <w:t>O(1)$</w:t>
-      </w:r>
-      <w:proofErr w:type="gramEnd"/>
-      <w:r>
-        <w:t>.</w:t>
+        <w:t xml:space="preserve"> $O(n)$ (Linear Time) in the worst case (inserting at index 0 requires shifting every single element). Inserting at the very end is $O(1)$.</w:t>
       </w:r>
     </w:p>
     <w:p>
@@ -6232,15 +5387,7 @@
         <w:t>Time Complexity:</w:t>
       </w:r>
       <w:r>
-        <w:t xml:space="preserve"> $</w:t>
-      </w:r>
-      <w:proofErr w:type="gramStart"/>
-      <w:r>
-        <w:t>O(1)$</w:t>
-      </w:r>
-      <w:proofErr w:type="gramEnd"/>
-      <w:r>
-        <w:t xml:space="preserve"> (Constant Time). This is the superpower of arrays.</w:t>
+        <w:t xml:space="preserve"> $O(1)$ (Constant Time). This is the superpower of arrays.</w:t>
       </w:r>
     </w:p>
     <w:p>
@@ -6328,54 +5475,25 @@
     </w:p>
     <w:p>
       <w:r>
-        <w:t xml:space="preserve">    </w:t>
-      </w:r>
-      <w:proofErr w:type="gramStart"/>
-      <w:r>
-        <w:t>int[</w:t>
-      </w:r>
-      <w:proofErr w:type="gramEnd"/>
-      <w:r>
-        <w:t xml:space="preserve">] </w:t>
-      </w:r>
-      <w:proofErr w:type="spellStart"/>
-      <w:proofErr w:type="gramStart"/>
+        <w:t xml:space="preserve">    int[] </w:t>
+      </w:r>
+      <w:proofErr w:type="spellStart"/>
       <w:r>
         <w:t>arr</w:t>
       </w:r>
       <w:proofErr w:type="spellEnd"/>
       <w:r>
-        <w:t xml:space="preserve">;   </w:t>
-      </w:r>
-      <w:proofErr w:type="gramEnd"/>
-      <w:r>
-        <w:t xml:space="preserve">   // the underlying raw array</w:t>
-      </w:r>
-    </w:p>
-    <w:p>
-      <w:r>
-        <w:t xml:space="preserve">    int </w:t>
-      </w:r>
-      <w:proofErr w:type="gramStart"/>
-      <w:r>
-        <w:t xml:space="preserve">capacity;   </w:t>
-      </w:r>
-      <w:proofErr w:type="gramEnd"/>
-      <w:r>
-        <w:t>// maximum size of the array</w:t>
-      </w:r>
-    </w:p>
-    <w:p>
-      <w:r>
-        <w:t xml:space="preserve">    int </w:t>
-      </w:r>
-      <w:proofErr w:type="gramStart"/>
-      <w:r>
-        <w:t xml:space="preserve">size;   </w:t>
-      </w:r>
-      <w:proofErr w:type="gramEnd"/>
-      <w:r>
-        <w:t xml:space="preserve">    // no of elements currently present in the array</w:t>
+        <w:t>;      // the underlying raw array</w:t>
+      </w:r>
+    </w:p>
+    <w:p>
+      <w:r>
+        <w:t xml:space="preserve">    int capacity;   // maximum size of the array</w:t>
+      </w:r>
+    </w:p>
+    <w:p>
+      <w:r>
+        <w:t xml:space="preserve">    int size;       // no of elements currently present in the array</w:t>
       </w:r>
     </w:p>
     <w:p/>
@@ -6386,20 +5504,134 @@
     </w:p>
     <w:p>
       <w:r>
+        <w:t xml:space="preserve">    public Array(int capacity) {</w:t>
+      </w:r>
+    </w:p>
+    <w:p>
+      <w:r>
+        <w:t xml:space="preserve">        </w:t>
+      </w:r>
+      <w:proofErr w:type="spellStart"/>
+      <w:r>
+        <w:t>arr</w:t>
+      </w:r>
+      <w:proofErr w:type="spellEnd"/>
+      <w:r>
+        <w:t xml:space="preserve"> = new int[capacity];</w:t>
+      </w:r>
+    </w:p>
+    <w:p>
+      <w:r>
+        <w:t xml:space="preserve">        </w:t>
+      </w:r>
+      <w:proofErr w:type="spellStart"/>
+      <w:r>
+        <w:t>this.capacity</w:t>
+      </w:r>
+      <w:proofErr w:type="spellEnd"/>
+      <w:r>
+        <w:t xml:space="preserve"> = capacity;</w:t>
+      </w:r>
+    </w:p>
+    <w:p>
+      <w:r>
+        <w:t xml:space="preserve">        size = 0; // Starts empty</w:t>
+      </w:r>
+    </w:p>
+    <w:p>
+      <w:r>
+        <w:t xml:space="preserve">    }</w:t>
+      </w:r>
+    </w:p>
+    <w:p/>
+    <w:p>
+      <w:r>
+        <w:t xml:space="preserve">    // Insert an element into an array (O(n) Time)</w:t>
+      </w:r>
+    </w:p>
+    <w:p>
+      <w:r>
         <w:t xml:space="preserve">    public </w:t>
       </w:r>
-      <w:proofErr w:type="gramStart"/>
-      <w:r>
-        <w:t>Array(</w:t>
-      </w:r>
-      <w:proofErr w:type="gramEnd"/>
-      <w:r>
-        <w:t>int capacity) {</w:t>
-      </w:r>
-    </w:p>
-    <w:p>
-      <w:r>
-        <w:t xml:space="preserve">        </w:t>
+      <w:proofErr w:type="spellStart"/>
+      <w:r>
+        <w:t>boolean</w:t>
+      </w:r>
+      <w:proofErr w:type="spellEnd"/>
+      <w:r>
+        <w:t xml:space="preserve"> insert(int index, int element) {</w:t>
+      </w:r>
+    </w:p>
+    <w:p>
+      <w:r>
+        <w:t xml:space="preserve">        // Safety Check: Prevent out-of-bounds or exceeding capacity</w:t>
+      </w:r>
+    </w:p>
+    <w:p>
+      <w:r>
+        <w:t xml:space="preserve">        if (index &lt; 0 || index &gt; size || size &gt;= capacity) {</w:t>
+      </w:r>
+    </w:p>
+    <w:p>
+      <w:r>
+        <w:t xml:space="preserve">            </w:t>
+      </w:r>
+      <w:proofErr w:type="spellStart"/>
+      <w:r>
+        <w:t>System.out.println</w:t>
+      </w:r>
+      <w:proofErr w:type="spellEnd"/>
+      <w:r>
+        <w:t>("Insert failed. Can't insert: " + element);</w:t>
+      </w:r>
+    </w:p>
+    <w:p>
+      <w:r>
+        <w:t xml:space="preserve">            return false;</w:t>
+      </w:r>
+    </w:p>
+    <w:p>
+      <w:r>
+        <w:t xml:space="preserve">        }</w:t>
+      </w:r>
+    </w:p>
+    <w:p>
+      <w:r>
+        <w:t xml:space="preserve">        // Shift elements to the RIGHT to make space</w:t>
+      </w:r>
+    </w:p>
+    <w:p>
+      <w:r>
+        <w:t xml:space="preserve">        for (int </w:t>
+      </w:r>
+      <w:proofErr w:type="spellStart"/>
+      <w:r>
+        <w:t>i</w:t>
+      </w:r>
+      <w:proofErr w:type="spellEnd"/>
+      <w:r>
+        <w:t xml:space="preserve"> = size; </w:t>
+      </w:r>
+      <w:proofErr w:type="spellStart"/>
+      <w:r>
+        <w:t>i</w:t>
+      </w:r>
+      <w:proofErr w:type="spellEnd"/>
+      <w:r>
+        <w:t xml:space="preserve"> &gt; index; </w:t>
+      </w:r>
+      <w:proofErr w:type="spellStart"/>
+      <w:r>
+        <w:t>i</w:t>
+      </w:r>
+      <w:proofErr w:type="spellEnd"/>
+      <w:r>
+        <w:t>--) {</w:t>
+      </w:r>
+    </w:p>
+    <w:p>
+      <w:r>
+        <w:t xml:space="preserve">            </w:t>
       </w:r>
       <w:proofErr w:type="spellStart"/>
       <w:r>
@@ -6407,102 +5639,7 @@
       </w:r>
       <w:proofErr w:type="spellEnd"/>
       <w:r>
-        <w:t xml:space="preserve"> = new int[capacity];</w:t>
-      </w:r>
-    </w:p>
-    <w:p>
-      <w:r>
-        <w:t xml:space="preserve">        </w:t>
-      </w:r>
-      <w:proofErr w:type="spellStart"/>
-      <w:proofErr w:type="gramStart"/>
-      <w:r>
-        <w:t>this.capacity</w:t>
-      </w:r>
-      <w:proofErr w:type="spellEnd"/>
-      <w:proofErr w:type="gramEnd"/>
-      <w:r>
-        <w:t xml:space="preserve"> = capacity;</w:t>
-      </w:r>
-    </w:p>
-    <w:p>
-      <w:r>
-        <w:t xml:space="preserve">        size = 0; // Starts empty</w:t>
-      </w:r>
-    </w:p>
-    <w:p>
-      <w:r>
-        <w:t xml:space="preserve">    }</w:t>
-      </w:r>
-    </w:p>
-    <w:p/>
-    <w:p>
-      <w:r>
-        <w:t xml:space="preserve">    // Insert an element into an array (O(n) Time)</w:t>
-      </w:r>
-    </w:p>
-    <w:p>
-      <w:r>
-        <w:t xml:space="preserve">    public </w:t>
-      </w:r>
-      <w:proofErr w:type="spellStart"/>
-      <w:r>
-        <w:t>boolean</w:t>
-      </w:r>
-      <w:proofErr w:type="spellEnd"/>
-      <w:r>
-        <w:t xml:space="preserve"> </w:t>
-      </w:r>
-      <w:proofErr w:type="gramStart"/>
-      <w:r>
-        <w:t>insert(</w:t>
-      </w:r>
-      <w:proofErr w:type="gramEnd"/>
-      <w:r>
-        <w:t>int index, int element) {</w:t>
-      </w:r>
-    </w:p>
-    <w:p>
-      <w:r>
-        <w:t xml:space="preserve">        // Safety Check: Prevent out-of-bounds or exceeding capacity</w:t>
-      </w:r>
-    </w:p>
-    <w:p>
-      <w:r>
-        <w:t xml:space="preserve">        if (index &lt; 0 || index &gt; size || size &gt;= capacity) {</w:t>
-      </w:r>
-    </w:p>
-    <w:p>
-      <w:r>
-        <w:t xml:space="preserve">            </w:t>
-      </w:r>
-      <w:proofErr w:type="spellStart"/>
-      <w:r>
-        <w:t>System.out.println</w:t>
-      </w:r>
-      <w:proofErr w:type="spellEnd"/>
-      <w:r>
-        <w:t>("Insert failed. Can't insert: " + element);</w:t>
-      </w:r>
-    </w:p>
-    <w:p>
-      <w:r>
-        <w:t xml:space="preserve">            return false;</w:t>
-      </w:r>
-    </w:p>
-    <w:p>
-      <w:r>
-        <w:t xml:space="preserve">        }</w:t>
-      </w:r>
-    </w:p>
-    <w:p>
-      <w:r>
-        <w:t xml:space="preserve">        // Shift elements to the RIGHT to make space</w:t>
-      </w:r>
-    </w:p>
-    <w:p>
-      <w:r>
-        <w:t xml:space="preserve">        for (int </w:t>
+        <w:t>[</w:t>
       </w:r>
       <w:proofErr w:type="spellStart"/>
       <w:r>
@@ -6510,28 +5647,7 @@
       </w:r>
       <w:proofErr w:type="spellEnd"/>
       <w:r>
-        <w:t xml:space="preserve"> = size; </w:t>
-      </w:r>
-      <w:proofErr w:type="spellStart"/>
-      <w:r>
-        <w:t>i</w:t>
-      </w:r>
-      <w:proofErr w:type="spellEnd"/>
-      <w:r>
-        <w:t xml:space="preserve"> &gt; index; </w:t>
-      </w:r>
-      <w:proofErr w:type="spellStart"/>
-      <w:r>
-        <w:t>i</w:t>
-      </w:r>
-      <w:proofErr w:type="spellEnd"/>
-      <w:r>
-        <w:t>--) {</w:t>
-      </w:r>
-    </w:p>
-    <w:p>
-      <w:r>
-        <w:t xml:space="preserve">            </w:t>
+        <w:t xml:space="preserve">] = </w:t>
       </w:r>
       <w:proofErr w:type="spellStart"/>
       <w:r>
@@ -6542,24 +5658,6 @@
         <w:t>[</w:t>
       </w:r>
       <w:proofErr w:type="spellStart"/>
-      <w:r>
-        <w:t>i</w:t>
-      </w:r>
-      <w:proofErr w:type="spellEnd"/>
-      <w:r>
-        <w:t xml:space="preserve">] = </w:t>
-      </w:r>
-      <w:proofErr w:type="spellStart"/>
-      <w:proofErr w:type="gramStart"/>
-      <w:r>
-        <w:t>arr</w:t>
-      </w:r>
-      <w:proofErr w:type="spellEnd"/>
-      <w:r>
-        <w:t>[</w:t>
-      </w:r>
-      <w:proofErr w:type="spellStart"/>
-      <w:proofErr w:type="gramEnd"/>
       <w:r>
         <w:t>i</w:t>
       </w:r>
@@ -6605,28 +5703,12 @@
     <w:p/>
     <w:p>
       <w:r>
-        <w:t xml:space="preserve">    // Get an element from the array (</w:t>
-      </w:r>
-      <w:proofErr w:type="gramStart"/>
-      <w:r>
-        <w:t>O(</w:t>
-      </w:r>
-      <w:proofErr w:type="gramEnd"/>
-      <w:r>
-        <w:t>1) Time)</w:t>
-      </w:r>
-    </w:p>
-    <w:p>
-      <w:r>
-        <w:t xml:space="preserve">    public int </w:t>
-      </w:r>
-      <w:proofErr w:type="gramStart"/>
-      <w:r>
-        <w:t>get(</w:t>
-      </w:r>
-      <w:proofErr w:type="gramEnd"/>
-      <w:r>
-        <w:t>int index) {</w:t>
+        <w:t xml:space="preserve">    // Get an element from the array (O(1) Time)</w:t>
+      </w:r>
+    </w:p>
+    <w:p>
+      <w:r>
+        <w:t xml:space="preserve">    public int get(int index) {</w:t>
       </w:r>
     </w:p>
     <w:p>
@@ -6683,28 +5765,12 @@
     <w:p/>
     <w:p>
       <w:r>
-        <w:t xml:space="preserve">    // Set an element into the array (</w:t>
-      </w:r>
-      <w:proofErr w:type="gramStart"/>
-      <w:r>
-        <w:t>O(</w:t>
-      </w:r>
-      <w:proofErr w:type="gramEnd"/>
-      <w:r>
-        <w:t>1) Time)</w:t>
-      </w:r>
-    </w:p>
-    <w:p>
-      <w:r>
-        <w:t xml:space="preserve">    public void </w:t>
-      </w:r>
-      <w:proofErr w:type="gramStart"/>
-      <w:r>
-        <w:t>set(</w:t>
-      </w:r>
-      <w:proofErr w:type="gramEnd"/>
-      <w:r>
-        <w:t>int index, int element) {</w:t>
+        <w:t xml:space="preserve">    // Set an element into the array (O(1) Time)</w:t>
+      </w:r>
+    </w:p>
+    <w:p>
+      <w:r>
+        <w:t xml:space="preserve">    public void set(int index, int element) {</w:t>
       </w:r>
     </w:p>
     <w:p>
@@ -6756,15 +5822,7 @@
     </w:p>
     <w:p>
       <w:r>
-        <w:t xml:space="preserve">    public int </w:t>
-      </w:r>
-      <w:proofErr w:type="gramStart"/>
-      <w:r>
-        <w:t>search(</w:t>
-      </w:r>
-      <w:proofErr w:type="gramEnd"/>
-      <w:r>
-        <w:t>int element) {</w:t>
+        <w:t xml:space="preserve">    public int search(int element) {</w:t>
       </w:r>
     </w:p>
     <w:p>
@@ -6867,15 +5925,7 @@
       </w:r>
       <w:proofErr w:type="spellEnd"/>
       <w:r>
-        <w:t xml:space="preserve"> </w:t>
-      </w:r>
-      <w:proofErr w:type="gramStart"/>
-      <w:r>
-        <w:t>delete(</w:t>
-      </w:r>
-      <w:proofErr w:type="gramEnd"/>
-      <w:r>
-        <w:t>int index) {</w:t>
+        <w:t xml:space="preserve"> delete(int index) {</w:t>
       </w:r>
     </w:p>
     <w:p>
@@ -6961,7 +6011,6 @@
         <w:t xml:space="preserve">] = </w:t>
       </w:r>
       <w:proofErr w:type="spellStart"/>
-      <w:proofErr w:type="gramStart"/>
       <w:r>
         <w:t>arr</w:t>
       </w:r>
@@ -6970,7 +6019,6 @@
         <w:t>[</w:t>
       </w:r>
       <w:proofErr w:type="spellStart"/>
-      <w:proofErr w:type="gramEnd"/>
       <w:r>
         <w:t>i</w:t>
       </w:r>
@@ -7007,131 +6055,107 @@
     </w:p>
     <w:p>
       <w:r>
-        <w:t xml:space="preserve">    public void </w:t>
-      </w:r>
-      <w:proofErr w:type="gramStart"/>
-      <w:r>
-        <w:t>display(</w:t>
-      </w:r>
-      <w:proofErr w:type="gramEnd"/>
+        <w:t xml:space="preserve">    public void display() {</w:t>
+      </w:r>
+    </w:p>
+    <w:p>
+      <w:r>
+        <w:t xml:space="preserve">        for (int </w:t>
+      </w:r>
+      <w:proofErr w:type="spellStart"/>
+      <w:r>
+        <w:t>i</w:t>
+      </w:r>
+      <w:proofErr w:type="spellEnd"/>
+      <w:r>
+        <w:t xml:space="preserve"> = 0; </w:t>
+      </w:r>
+      <w:proofErr w:type="spellStart"/>
+      <w:r>
+        <w:t>i</w:t>
+      </w:r>
+      <w:proofErr w:type="spellEnd"/>
+      <w:r>
+        <w:t xml:space="preserve"> &lt; size; </w:t>
+      </w:r>
+      <w:proofErr w:type="spellStart"/>
+      <w:r>
+        <w:t>i</w:t>
+      </w:r>
+      <w:proofErr w:type="spellEnd"/>
+      <w:r>
+        <w:t>++) {</w:t>
+      </w:r>
+    </w:p>
+    <w:p>
+      <w:r>
+        <w:t xml:space="preserve">            </w:t>
+      </w:r>
+      <w:proofErr w:type="spellStart"/>
+      <w:r>
+        <w:t>System.out.print</w:t>
+      </w:r>
+      <w:proofErr w:type="spellEnd"/>
+      <w:r>
+        <w:t>(</w:t>
+      </w:r>
+      <w:proofErr w:type="spellStart"/>
+      <w:r>
+        <w:t>arr</w:t>
+      </w:r>
+      <w:proofErr w:type="spellEnd"/>
+      <w:r>
+        <w:t>[</w:t>
+      </w:r>
+      <w:proofErr w:type="spellStart"/>
+      <w:r>
+        <w:t>i</w:t>
+      </w:r>
+      <w:proofErr w:type="spellEnd"/>
+      <w:r>
+        <w:t>] + " ");</w:t>
+      </w:r>
+    </w:p>
+    <w:p>
+      <w:r>
+        <w:t xml:space="preserve">        }</w:t>
+      </w:r>
+    </w:p>
+    <w:p>
+      <w:r>
+        <w:t xml:space="preserve">        </w:t>
+      </w:r>
+      <w:proofErr w:type="spellStart"/>
+      <w:r>
+        <w:t>System.out.println</w:t>
+      </w:r>
+      <w:proofErr w:type="spellEnd"/>
+      <w:r>
+        <w:t>();</w:t>
+      </w:r>
+    </w:p>
+    <w:p>
+      <w:r>
+        <w:t xml:space="preserve">    }</w:t>
+      </w:r>
+    </w:p>
+    <w:p/>
+    <w:p>
+      <w:r>
+        <w:t xml:space="preserve">    public static void main(String[] </w:t>
+      </w:r>
+      <w:proofErr w:type="spellStart"/>
+      <w:r>
+        <w:t>args</w:t>
+      </w:r>
+      <w:proofErr w:type="spellEnd"/>
       <w:r>
         <w:t>) {</w:t>
       </w:r>
     </w:p>
     <w:p>
       <w:r>
-        <w:t xml:space="preserve">        for (int </w:t>
-      </w:r>
-      <w:proofErr w:type="spellStart"/>
-      <w:r>
-        <w:t>i</w:t>
-      </w:r>
-      <w:proofErr w:type="spellEnd"/>
-      <w:r>
-        <w:t xml:space="preserve"> = 0; </w:t>
-      </w:r>
-      <w:proofErr w:type="spellStart"/>
-      <w:r>
-        <w:t>i</w:t>
-      </w:r>
-      <w:proofErr w:type="spellEnd"/>
-      <w:r>
-        <w:t xml:space="preserve"> &lt; size; </w:t>
-      </w:r>
-      <w:proofErr w:type="spellStart"/>
-      <w:r>
-        <w:t>i</w:t>
-      </w:r>
-      <w:proofErr w:type="spellEnd"/>
-      <w:r>
-        <w:t>++) {</w:t>
-      </w:r>
-    </w:p>
-    <w:p>
-      <w:r>
-        <w:t xml:space="preserve">            </w:t>
-      </w:r>
-      <w:proofErr w:type="spellStart"/>
-      <w:r>
-        <w:t>System.out.print</w:t>
-      </w:r>
-      <w:proofErr w:type="spellEnd"/>
-      <w:r>
-        <w:t>(</w:t>
-      </w:r>
-      <w:proofErr w:type="spellStart"/>
-      <w:r>
-        <w:t>arr</w:t>
-      </w:r>
-      <w:proofErr w:type="spellEnd"/>
-      <w:r>
-        <w:t>[</w:t>
-      </w:r>
-      <w:proofErr w:type="spellStart"/>
-      <w:r>
-        <w:t>i</w:t>
-      </w:r>
-      <w:proofErr w:type="spellEnd"/>
-      <w:r>
-        <w:t>] + " ");</w:t>
-      </w:r>
-    </w:p>
-    <w:p>
-      <w:r>
-        <w:t xml:space="preserve">        }</w:t>
-      </w:r>
-    </w:p>
-    <w:p>
-      <w:r>
-        <w:t xml:space="preserve">        </w:t>
-      </w:r>
-      <w:proofErr w:type="spellStart"/>
-      <w:r>
-        <w:t>System.out.println</w:t>
-      </w:r>
-      <w:proofErr w:type="spellEnd"/>
-      <w:r>
-        <w:t>();</w:t>
-      </w:r>
-    </w:p>
-    <w:p>
-      <w:r>
-        <w:t xml:space="preserve">    }</w:t>
-      </w:r>
-    </w:p>
-    <w:p/>
-    <w:p>
-      <w:r>
-        <w:t xml:space="preserve">    public static void </w:t>
-      </w:r>
-      <w:proofErr w:type="gramStart"/>
-      <w:r>
-        <w:t>main(String[</w:t>
-      </w:r>
-      <w:proofErr w:type="gramEnd"/>
-      <w:r>
-        <w:t xml:space="preserve">] </w:t>
-      </w:r>
-      <w:proofErr w:type="spellStart"/>
-      <w:r>
-        <w:t>args</w:t>
-      </w:r>
-      <w:proofErr w:type="spellEnd"/>
-      <w:r>
-        <w:t>) {</w:t>
-      </w:r>
-    </w:p>
-    <w:p>
-      <w:r>
-        <w:t xml:space="preserve">        Array arr1 = new </w:t>
-      </w:r>
-      <w:proofErr w:type="gramStart"/>
-      <w:r>
-        <w:t>Array(</w:t>
-      </w:r>
-      <w:proofErr w:type="gramEnd"/>
-      <w:r>
-        <w:t>5);</w:t>
+        <w:t xml:space="preserve">        Array arr1 = new Array(5);</w:t>
       </w:r>
     </w:p>
     <w:p/>
@@ -7173,29 +6197,13 @@
       </w:r>
       <w:proofErr w:type="spellEnd"/>
       <w:r>
-        <w:t xml:space="preserve">("get: " </w:t>
-      </w:r>
-      <w:proofErr w:type="gramStart"/>
-      <w:r>
-        <w:t>+  arr1.get</w:t>
-      </w:r>
-      <w:proofErr w:type="gramEnd"/>
-      <w:r>
-        <w:t>(1)); // Output: 9</w:t>
+        <w:t>("get: " +  arr1.get(1)); // Output: 9</w:t>
       </w:r>
     </w:p>
     <w:p/>
     <w:p>
       <w:r>
-        <w:t xml:space="preserve">        </w:t>
-      </w:r>
-      <w:proofErr w:type="gramStart"/>
-      <w:r>
-        <w:t>arr1.set(</w:t>
-      </w:r>
-      <w:proofErr w:type="gramEnd"/>
-      <w:r>
-        <w:t>1, 44);</w:t>
+        <w:t xml:space="preserve">        arr1.set(1, 44);</w:t>
       </w:r>
     </w:p>
     <w:p/>
@@ -7298,12 +6306,10 @@
         <w:t xml:space="preserve"> * If you loop up to </w:t>
       </w:r>
       <w:proofErr w:type="spellStart"/>
-      <w:proofErr w:type="gramStart"/>
       <w:r>
         <w:t>arr.length</w:t>
       </w:r>
       <w:proofErr w:type="spellEnd"/>
-      <w:proofErr w:type="gramEnd"/>
       <w:r>
         <w:t xml:space="preserve"> instead of size when displaying elements, you will print a bunch of default 0 values (empty rooms).</w:t>
       </w:r>
@@ -7319,12 +6325,10 @@
         <w:t xml:space="preserve">If you try to insert an element at </w:t>
       </w:r>
       <w:proofErr w:type="spellStart"/>
-      <w:proofErr w:type="gramStart"/>
       <w:r>
         <w:t>arr.length</w:t>
       </w:r>
       <w:proofErr w:type="spellEnd"/>
-      <w:proofErr w:type="gramEnd"/>
       <w:r>
         <w:t>, your program will crash.</w:t>
       </w:r>
@@ -7364,15 +6368,7 @@
         <w:t>Fixed Size:</w:t>
       </w:r>
       <w:r>
-        <w:t xml:space="preserve"> Once you declare new </w:t>
-      </w:r>
-      <w:proofErr w:type="gramStart"/>
-      <w:r>
-        <w:t>Array(</w:t>
-      </w:r>
-      <w:proofErr w:type="gramEnd"/>
-      <w:r>
-        <w:t>5), that array can never hold a 6th item. If you run out of space, you are forced to create a brand new, larger array and copy all old elements over (which takes $O(n)$ time).</w:t>
+        <w:t xml:space="preserve"> Once you declare new Array(5), that array can never hold a 6th item. If you run out of space, you are forced to create a brand new, larger array and copy all old elements over (which takes $O(n)$ time).</w:t>
       </w:r>
     </w:p>
     <w:p>
@@ -7488,15 +6484,7 @@
         <w:t>fixed-size constraint</w:t>
       </w:r>
       <w:r>
-        <w:t xml:space="preserve"> makes them highly restrictive for real-world software. If you build a system where you don't know the incoming data size beforehand (e.g., users registering on a website, or incoming telemetry data from a satellite), a static array will eventually fail with a Stack Overflow or Array Index Out </w:t>
-      </w:r>
-      <w:proofErr w:type="gramStart"/>
-      <w:r>
-        <w:t>Of</w:t>
-      </w:r>
-      <w:proofErr w:type="gramEnd"/>
-      <w:r>
-        <w:t xml:space="preserve"> Bounds exception.</w:t>
+        <w:t xml:space="preserve"> makes them highly restrictive for real-world software. If you build a system where you don't know the incoming data size beforehand (e.g., users registering on a website, or incoming telemetry data from a satellite), a static array will eventually fail with a Stack Overflow or Array Index Out Of Bounds exception.</w:t>
       </w:r>
     </w:p>
     <w:p>
@@ -7638,23 +6626,7 @@
     </w:p>
     <w:p>
       <w:r>
-        <w:t xml:space="preserve">To understand why </w:t>
-      </w:r>
-      <w:proofErr w:type="gramStart"/>
-      <w:r>
-        <w:t>your</w:t>
-      </w:r>
-      <w:proofErr w:type="gramEnd"/>
-      <w:r>
-        <w:t xml:space="preserve"> </w:t>
-      </w:r>
-      <w:proofErr w:type="gramStart"/>
-      <w:r>
-        <w:t>resize(</w:t>
-      </w:r>
-      <w:proofErr w:type="gramEnd"/>
-      <w:r>
-        <w:t>) method works so cleanly, we have to look at what happens in Java's Heap memory during execution.</w:t>
+        <w:t>To understand why your resize() method works so cleanly, we have to look at what happens in Java's Heap memory during execution.</w:t>
       </w:r>
     </w:p>
     <w:p>
@@ -7672,33 +6644,12 @@
         <w:t xml:space="preserve">[ </w:t>
       </w:r>
       <w:proofErr w:type="spellStart"/>
-      <w:proofErr w:type="gramStart"/>
       <w:r>
         <w:t>arr</w:t>
       </w:r>
       <w:proofErr w:type="spellEnd"/>
       <w:r>
-        <w:t xml:space="preserve"> ]</w:t>
-      </w:r>
-      <w:proofErr w:type="gramEnd"/>
-      <w:r>
-        <w:t xml:space="preserve"> -------&gt; [ Object: </w:t>
-      </w:r>
-      <w:proofErr w:type="gramStart"/>
-      <w:r>
-        <w:t>int[</w:t>
-      </w:r>
-      <w:proofErr w:type="gramEnd"/>
-      <w:r>
-        <w:t>5</w:t>
-      </w:r>
-      <w:proofErr w:type="gramStart"/>
-      <w:r>
-        <w:t>] ]</w:t>
-      </w:r>
-      <w:proofErr w:type="gramEnd"/>
-      <w:r>
-        <w:t xml:space="preserve"> (Base address: 0x1111)</w:t>
+        <w:t xml:space="preserve"> ] -------&gt; [ Object: int[5] ] (Base address: 0x1111)</w:t>
       </w:r>
     </w:p>
     <w:p>
@@ -7709,15 +6660,7 @@
     <w:p/>
     <w:p>
       <w:r>
-        <w:t xml:space="preserve">Step 2: Allocate New Array in </w:t>
-      </w:r>
-      <w:proofErr w:type="gramStart"/>
-      <w:r>
-        <w:t>resize(</w:t>
-      </w:r>
-      <w:proofErr w:type="gramEnd"/>
-      <w:r>
-        <w:t>)</w:t>
+        <w:t>Step 2: Allocate New Array in resize()</w:t>
       </w:r>
     </w:p>
     <w:p>
@@ -7730,33 +6673,12 @@
         <w:t xml:space="preserve">[ </w:t>
       </w:r>
       <w:proofErr w:type="spellStart"/>
-      <w:proofErr w:type="gramStart"/>
       <w:r>
         <w:t>arr</w:t>
       </w:r>
       <w:proofErr w:type="spellEnd"/>
       <w:r>
-        <w:t xml:space="preserve"> ]</w:t>
-      </w:r>
-      <w:proofErr w:type="gramEnd"/>
-      <w:r>
-        <w:t xml:space="preserve"> -------&gt; [ Object: </w:t>
-      </w:r>
-      <w:proofErr w:type="gramStart"/>
-      <w:r>
-        <w:t>int[</w:t>
-      </w:r>
-      <w:proofErr w:type="gramEnd"/>
-      <w:r>
-        <w:t>5</w:t>
-      </w:r>
-      <w:proofErr w:type="gramStart"/>
-      <w:r>
-        <w:t>] ]</w:t>
-      </w:r>
-      <w:proofErr w:type="gramEnd"/>
-      <w:r>
-        <w:t xml:space="preserve"> (Base address: 0x1111)</w:t>
+        <w:t xml:space="preserve"> ] -------&gt; [ Object: int[5] ] (Base address: 0x1111)</w:t>
       </w:r>
     </w:p>
     <w:p>
@@ -7764,33 +6686,12 @@
         <w:t xml:space="preserve">[ </w:t>
       </w:r>
       <w:proofErr w:type="spellStart"/>
-      <w:proofErr w:type="gramStart"/>
       <w:r>
         <w:t>newArr</w:t>
       </w:r>
       <w:proofErr w:type="spellEnd"/>
       <w:r>
-        <w:t xml:space="preserve"> ]</w:t>
-      </w:r>
-      <w:proofErr w:type="gramEnd"/>
-      <w:r>
-        <w:t xml:space="preserve"> ----&gt; [ Object: </w:t>
-      </w:r>
-      <w:proofErr w:type="gramStart"/>
-      <w:r>
-        <w:t>int[</w:t>
-      </w:r>
-      <w:proofErr w:type="gramEnd"/>
-      <w:r>
-        <w:t>10</w:t>
-      </w:r>
-      <w:proofErr w:type="gramStart"/>
-      <w:r>
-        <w:t>] ]</w:t>
-      </w:r>
-      <w:proofErr w:type="gramEnd"/>
-      <w:r>
-        <w:t xml:space="preserve"> (Base address: 0x9999)</w:t>
+        <w:t xml:space="preserve"> ] ----&gt; [ Object: int[10] ] (Base address: 0x9999)</w:t>
       </w:r>
     </w:p>
     <w:p/>
@@ -7823,23 +6724,7 @@
     </w:p>
     <w:p>
       <w:r>
-        <w:t xml:space="preserve">                 [ Object: </w:t>
-      </w:r>
-      <w:proofErr w:type="gramStart"/>
-      <w:r>
-        <w:t>int[</w:t>
-      </w:r>
-      <w:proofErr w:type="gramEnd"/>
-      <w:r>
-        <w:t>5</w:t>
-      </w:r>
-      <w:proofErr w:type="gramStart"/>
-      <w:r>
-        <w:t>] ]</w:t>
-      </w:r>
-      <w:proofErr w:type="gramEnd"/>
-      <w:r>
-        <w:t xml:space="preserve"> (Unreachable! -&gt; Sent to Garbage Collector)</w:t>
+        <w:t xml:space="preserve">                 [ Object: int[5] ] (Unreachable! -&gt; Sent to Garbage Collector)</w:t>
       </w:r>
     </w:p>
     <w:p>
@@ -7847,33 +6732,12 @@
         <w:t xml:space="preserve">[ </w:t>
       </w:r>
       <w:proofErr w:type="spellStart"/>
-      <w:proofErr w:type="gramStart"/>
       <w:r>
         <w:t>arr</w:t>
       </w:r>
       <w:proofErr w:type="spellEnd"/>
       <w:r>
-        <w:t xml:space="preserve"> ]</w:t>
-      </w:r>
-      <w:proofErr w:type="gramEnd"/>
-      <w:r>
-        <w:t xml:space="preserve"> -------&gt; [ Object: </w:t>
-      </w:r>
-      <w:proofErr w:type="gramStart"/>
-      <w:r>
-        <w:t>int[</w:t>
-      </w:r>
-      <w:proofErr w:type="gramEnd"/>
-      <w:r>
-        <w:t>10</w:t>
-      </w:r>
-      <w:proofErr w:type="gramStart"/>
-      <w:r>
-        <w:t>] ]</w:t>
-      </w:r>
-      <w:proofErr w:type="gramEnd"/>
-      <w:r>
-        <w:t xml:space="preserve"> (Base address: 0x9999)</w:t>
+        <w:t xml:space="preserve"> ] -------&gt; [ Object: int[10] ] (Base address: 0x9999)</w:t>
       </w:r>
     </w:p>
     <w:p>
@@ -7924,15 +6788,7 @@
         </w:numPr>
       </w:pPr>
       <w:r>
-        <w:t xml:space="preserve">The old </w:t>
-      </w:r>
-      <w:proofErr w:type="gramStart"/>
-      <w:r>
-        <w:t>int[</w:t>
-      </w:r>
-      <w:proofErr w:type="gramEnd"/>
-      <w:r>
-        <w:t xml:space="preserve">5] array block becomes </w:t>
+        <w:t xml:space="preserve">The old int[5] array block becomes </w:t>
       </w:r>
       <w:r>
         <w:rPr>
@@ -7978,23 +6834,7 @@
           <w:b/>
           <w:bCs/>
         </w:rPr>
-        <w:t>3. Mathematical Proof: Amortized $</w:t>
-      </w:r>
-      <w:proofErr w:type="gramStart"/>
-      <w:r>
-        <w:rPr>
-          <w:b/>
-          <w:bCs/>
-        </w:rPr>
-        <w:t>O(1)$</w:t>
-      </w:r>
-      <w:proofErr w:type="gramEnd"/>
-      <w:r>
-        <w:rPr>
-          <w:b/>
-          <w:bCs/>
-        </w:rPr>
-        <w:t xml:space="preserve"> Time Complexity</w:t>
+        <w:t>3. Mathematical Proof: Amortized $O(1)$ Time Complexity</w:t>
       </w:r>
     </w:p>
     <w:p>
@@ -8027,15 +6867,7 @@
         <w:t>Case A (No resize):</w:t>
       </w:r>
       <w:r>
-        <w:t xml:space="preserve"> Inserting into an empty slot at index size takes exactly $</w:t>
-      </w:r>
-      <w:proofErr w:type="gramStart"/>
-      <w:r>
-        <w:t>O(1)$</w:t>
-      </w:r>
-      <w:proofErr w:type="gramEnd"/>
-      <w:r>
-        <w:t xml:space="preserve"> constant time.</w:t>
+        <w:t xml:space="preserve"> Inserting into an empty slot at index size takes exactly $O(1)$ constant time.</w:t>
       </w:r>
     </w:p>
     <w:p>
@@ -8058,15 +6890,7 @@
     </w:p>
     <w:p>
       <w:r>
-        <w:t>This means most of your insertions are lightning-fast ($</w:t>
-      </w:r>
-      <w:proofErr w:type="gramStart"/>
-      <w:r>
-        <w:t>O(1)$</w:t>
-      </w:r>
-      <w:proofErr w:type="gramEnd"/>
-      <w:r>
-        <w:t xml:space="preserve">), but occasionally, one insertion is very slow ($O(n)$). To describe this behavior fairly, computer scientists use </w:t>
+        <w:t xml:space="preserve">This means most of your insertions are lightning-fast ($O(1)$), but occasionally, one insertion is very slow ($O(n)$). To describe this behavior fairly, computer scientists use </w:t>
       </w:r>
       <w:r>
         <w:rPr>
@@ -8116,15 +6940,7 @@
     </w:p>
     <w:p>
       <w:r>
-        <w:t>Suppose we start with capacity $0$ and add slots $k$ at a time. To insert $n$ elements, we will have to resize roughly $\frac{n}{</w:t>
-      </w:r>
-      <w:proofErr w:type="gramStart"/>
-      <w:r>
-        <w:t>k}$</w:t>
-      </w:r>
-      <w:proofErr w:type="gramEnd"/>
-      <w:r>
-        <w:t xml:space="preserve"> times.</w:t>
+        <w:t>Suppose we start with capacity $0$ and add slots $k$ at a time. To insert $n$ elements, we will have to resize roughly $\frac{n}{k}$ times.</w:t>
       </w:r>
     </w:p>
     <w:p>
@@ -8135,15 +6951,7 @@
         </w:numPr>
       </w:pPr>
       <w:r>
-        <w:t xml:space="preserve">The 1st </w:t>
-      </w:r>
-      <w:proofErr w:type="gramStart"/>
-      <w:r>
-        <w:t>resize</w:t>
-      </w:r>
-      <w:proofErr w:type="gramEnd"/>
-      <w:r>
-        <w:t xml:space="preserve"> copies $k$ elements.</w:t>
+        <w:t>The 1st resize copies $k$ elements.</w:t>
       </w:r>
     </w:p>
     <w:p>
@@ -8154,15 +6962,7 @@
         </w:numPr>
       </w:pPr>
       <w:r>
-        <w:t xml:space="preserve">The 2nd </w:t>
-      </w:r>
-      <w:proofErr w:type="gramStart"/>
-      <w:r>
-        <w:t>resize</w:t>
-      </w:r>
-      <w:proofErr w:type="gramEnd"/>
-      <w:r>
-        <w:t xml:space="preserve"> copies $2k$ elements.</w:t>
+        <w:t>The 2nd resize copies $2k$ elements.</w:t>
       </w:r>
     </w:p>
     <w:p>
@@ -8199,15 +6999,7 @@
     </w:p>
     <w:p>
       <w:r>
-        <w:t>$$\</w:t>
-      </w:r>
-      <w:proofErr w:type="gramStart"/>
-      <w:r>
-        <w:t>text{</w:t>
-      </w:r>
-      <w:proofErr w:type="gramEnd"/>
-      <w:r>
-        <w:t>Total Cost} = k + 2k + 3k + \dots + n \</w:t>
+        <w:t>$$\text{Total Cost} = k + 2k + 3k + \dots + n \</w:t>
       </w:r>
       <w:proofErr w:type="spellStart"/>
       <w:r>
@@ -8223,15 +7015,7 @@
       </w:r>
       <w:proofErr w:type="spellEnd"/>
       <w:r>
-        <w:t>=</w:t>
-      </w:r>
-      <w:proofErr w:type="gramStart"/>
-      <w:r>
-        <w:t>1}^</w:t>
-      </w:r>
-      <w:proofErr w:type="gramEnd"/>
-      <w:r>
-        <w:t xml:space="preserve">{n/k} </w:t>
+        <w:t xml:space="preserve">=1}^{n/k} </w:t>
       </w:r>
       <w:proofErr w:type="spellStart"/>
       <w:r>
@@ -8255,15 +7039,7 @@
       </w:r>
       <w:proofErr w:type="spellEnd"/>
       <w:r>
-        <w:t xml:space="preserve"> O(n^</w:t>
-      </w:r>
-      <w:proofErr w:type="gramStart"/>
-      <w:r>
-        <w:t>2)$</w:t>
-      </w:r>
-      <w:proofErr w:type="gramEnd"/>
-      <w:r>
-        <w:t>$</w:t>
+        <w:t xml:space="preserve"> O(n^2)$$</w:t>
       </w:r>
     </w:p>
     <w:p>
@@ -8273,15 +7049,7 @@
     </w:p>
     <w:p>
       <w:r>
-        <w:t>$$\frac{O(n^2</w:t>
-      </w:r>
-      <w:proofErr w:type="gramStart"/>
-      <w:r>
-        <w:t>)}{</w:t>
-      </w:r>
-      <w:proofErr w:type="gramEnd"/>
-      <w:r>
-        <w:t>n} = O(n)$$</w:t>
+        <w:t>$$\frac{O(n^2)}{n} = O(n)$$</w:t>
       </w:r>
     </w:p>
     <w:p>
@@ -8324,23 +7092,7 @@
     </w:p>
     <w:p>
       <w:r>
-        <w:t>$$\</w:t>
-      </w:r>
-      <w:proofErr w:type="gramStart"/>
-      <w:r>
-        <w:t>text{</w:t>
-      </w:r>
-      <w:proofErr w:type="gramEnd"/>
-      <w:r>
-        <w:t>Total Copies} = 1 + 2 + 4 + 8 + \dots + \frac{n}{</w:t>
-      </w:r>
-      <w:proofErr w:type="gramStart"/>
-      <w:r>
-        <w:t>2}$</w:t>
-      </w:r>
-      <w:proofErr w:type="gramEnd"/>
-      <w:r>
-        <w:t>$</w:t>
+        <w:t>$$\text{Total Copies} = 1 + 2 + 4 + 8 + \dots + \frac{n}{2}$$</w:t>
       </w:r>
     </w:p>
     <w:p>
@@ -8350,15 +7102,7 @@
     </w:p>
     <w:p>
       <w:r>
-        <w:t>$$\</w:t>
-      </w:r>
-      <w:proofErr w:type="gramStart"/>
-      <w:r>
-        <w:t>text{</w:t>
-      </w:r>
-      <w:proofErr w:type="gramEnd"/>
-      <w:r>
-        <w:t>Total Copies} = \sum_{</w:t>
+        <w:t>$$\text{Total Copies} = \sum_{</w:t>
       </w:r>
       <w:proofErr w:type="spellStart"/>
       <w:r>
@@ -8366,23 +7110,7 @@
       </w:r>
       <w:proofErr w:type="spellEnd"/>
       <w:r>
-        <w:t>=</w:t>
-      </w:r>
-      <w:proofErr w:type="gramStart"/>
-      <w:r>
-        <w:t>0}^</w:t>
-      </w:r>
-      <w:proofErr w:type="gramEnd"/>
-      <w:r>
-        <w:t>{\log_2 n - 1} 2^i = 2</w:t>
-      </w:r>
-      <w:proofErr w:type="gramStart"/>
-      <w:r>
-        <w:t>^{</w:t>
-      </w:r>
-      <w:proofErr w:type="gramEnd"/>
-      <w:r>
-        <w:t>\log_2 n} - 1 = n - 1 \</w:t>
+        <w:t>=0}^{\log_2 n - 1} 2^i = 2^{\log_2 n} - 1 = n - 1 \</w:t>
       </w:r>
       <w:proofErr w:type="spellStart"/>
       <w:r>
@@ -8400,47 +7128,7 @@
     </w:p>
     <w:p>
       <w:r>
-        <w:t>$$\</w:t>
-      </w:r>
-      <w:proofErr w:type="gramStart"/>
-      <w:r>
-        <w:t>text{</w:t>
-      </w:r>
-      <w:proofErr w:type="gramEnd"/>
-      <w:r>
-        <w:t>Amortized Cost per Insertion} = \</w:t>
-      </w:r>
-      <w:proofErr w:type="gramStart"/>
-      <w:r>
-        <w:t>frac{</w:t>
-      </w:r>
-      <w:proofErr w:type="gramEnd"/>
-      <w:r>
-        <w:t>\</w:t>
-      </w:r>
-      <w:proofErr w:type="gramStart"/>
-      <w:r>
-        <w:t>text{</w:t>
-      </w:r>
-      <w:proofErr w:type="gramEnd"/>
-      <w:r>
-        <w:t>Total Cost</w:t>
-      </w:r>
-      <w:proofErr w:type="gramStart"/>
-      <w:r>
-        <w:t>}}{</w:t>
-      </w:r>
-      <w:proofErr w:type="gramEnd"/>
-      <w:r>
-        <w:t>n} = \frac{2</w:t>
-      </w:r>
-      <w:proofErr w:type="gramStart"/>
-      <w:r>
-        <w:t>n}{</w:t>
-      </w:r>
-      <w:proofErr w:type="gramEnd"/>
-      <w:r>
-        <w:t>n} = 2 \</w:t>
+        <w:t>$$\text{Amortized Cost per Insertion} = \frac{\text{Total Cost}}{n} = \frac{2n}{n} = 2 \</w:t>
       </w:r>
       <w:proofErr w:type="spellStart"/>
       <w:r>
@@ -8448,15 +7136,7 @@
       </w:r>
       <w:proofErr w:type="spellEnd"/>
       <w:r>
-        <w:t xml:space="preserve"> </w:t>
-      </w:r>
-      <w:proofErr w:type="gramStart"/>
-      <w:r>
-        <w:t>O(1)$</w:t>
-      </w:r>
-      <w:proofErr w:type="gramEnd"/>
-      <w:r>
-        <w:t>$</w:t>
+        <w:t xml:space="preserve"> O(1)$$</w:t>
       </w:r>
     </w:p>
     <w:p>
@@ -8478,13 +7158,8 @@
         <w:t xml:space="preserve">Doubling guarantees that inserting at the end of a dynamic array takes </w:t>
       </w:r>
       <w:r>
-        <w:t>$</w:t>
-      </w:r>
-      <w:proofErr w:type="gramStart"/>
-      <w:r>
-        <w:t>O(1)$</w:t>
-      </w:r>
-      <w:proofErr w:type="gramEnd"/>
+        <w:t>$O(1)$</w:t>
+      </w:r>
       <w:r>
         <w:rPr>
           <w:b/>
@@ -8553,54 +7228,25 @@
     </w:p>
     <w:p>
       <w:r>
-        <w:t xml:space="preserve">    </w:t>
-      </w:r>
-      <w:proofErr w:type="gramStart"/>
-      <w:r>
-        <w:t>int[</w:t>
-      </w:r>
-      <w:proofErr w:type="gramEnd"/>
-      <w:r>
-        <w:t xml:space="preserve">] </w:t>
-      </w:r>
-      <w:proofErr w:type="spellStart"/>
-      <w:proofErr w:type="gramStart"/>
+        <w:t xml:space="preserve">    int[] </w:t>
+      </w:r>
+      <w:proofErr w:type="spellStart"/>
       <w:r>
         <w:t>arr</w:t>
       </w:r>
       <w:proofErr w:type="spellEnd"/>
       <w:r>
-        <w:t xml:space="preserve">;   </w:t>
-      </w:r>
-      <w:proofErr w:type="gramEnd"/>
-      <w:r>
-        <w:t xml:space="preserve">     // The underlying contiguous raw array</w:t>
-      </w:r>
-    </w:p>
-    <w:p>
-      <w:r>
-        <w:t xml:space="preserve">    int </w:t>
-      </w:r>
-      <w:proofErr w:type="gramStart"/>
-      <w:r>
-        <w:t xml:space="preserve">capacity;   </w:t>
-      </w:r>
-      <w:proofErr w:type="gramEnd"/>
-      <w:r>
-        <w:t xml:space="preserve">  // The maximum physical slots currently allocated</w:t>
-      </w:r>
-    </w:p>
-    <w:p>
-      <w:r>
-        <w:t xml:space="preserve">    int </w:t>
-      </w:r>
-      <w:proofErr w:type="gramStart"/>
-      <w:r>
-        <w:t xml:space="preserve">size;   </w:t>
-      </w:r>
-      <w:proofErr w:type="gramEnd"/>
-      <w:r>
-        <w:t xml:space="preserve">      // The logical number of elements currently stored</w:t>
+        <w:t>;        // The underlying contiguous raw array</w:t>
+      </w:r>
+    </w:p>
+    <w:p>
+      <w:r>
+        <w:t xml:space="preserve">    int capacity;     // The maximum physical slots currently allocated</w:t>
+      </w:r>
+    </w:p>
+    <w:p>
+      <w:r>
+        <w:t xml:space="preserve">    int size;         // The logical number of elements currently stored</w:t>
       </w:r>
     </w:p>
     <w:p/>
@@ -8614,17 +7260,12 @@
         <w:t xml:space="preserve">    public </w:t>
       </w:r>
       <w:proofErr w:type="spellStart"/>
-      <w:proofErr w:type="gramStart"/>
       <w:r>
         <w:t>DynamicArray</w:t>
       </w:r>
       <w:proofErr w:type="spellEnd"/>
       <w:r>
-        <w:t>(</w:t>
-      </w:r>
-      <w:proofErr w:type="gramEnd"/>
-      <w:r>
-        <w:t>int capacity) {</w:t>
+        <w:t>(int capacity) {</w:t>
       </w:r>
     </w:p>
     <w:p>
@@ -8645,12 +7286,10 @@
         <w:t xml:space="preserve">        </w:t>
       </w:r>
       <w:proofErr w:type="spellStart"/>
-      <w:proofErr w:type="gramStart"/>
       <w:r>
         <w:t>this.capacity</w:t>
       </w:r>
       <w:proofErr w:type="spellEnd"/>
-      <w:proofErr w:type="gramEnd"/>
       <w:r>
         <w:t xml:space="preserve"> = capacity;</w:t>
       </w:r>
@@ -8679,15 +7318,7 @@
     </w:p>
     <w:p>
       <w:r>
-        <w:t xml:space="preserve">    // Amortized Time Complexity at the end: </w:t>
-      </w:r>
-      <w:proofErr w:type="gramStart"/>
-      <w:r>
-        <w:t>O(</w:t>
-      </w:r>
-      <w:proofErr w:type="gramEnd"/>
-      <w:r>
-        <w:t>1)</w:t>
+        <w:t xml:space="preserve">    // Amortized Time Complexity at the end: O(1)</w:t>
       </w:r>
     </w:p>
     <w:p>
@@ -8700,15 +7331,7 @@
       </w:r>
       <w:proofErr w:type="spellEnd"/>
       <w:r>
-        <w:t xml:space="preserve"> </w:t>
-      </w:r>
-      <w:proofErr w:type="gramStart"/>
-      <w:r>
-        <w:t>insert(</w:t>
-      </w:r>
-      <w:proofErr w:type="gramEnd"/>
-      <w:r>
-        <w:t>int index, int element) {</w:t>
+        <w:t xml:space="preserve"> insert(int index, int element) {</w:t>
       </w:r>
     </w:p>
     <w:p>
@@ -8757,15 +7380,84 @@
     </w:p>
     <w:p>
       <w:r>
+        <w:t xml:space="preserve">            resize(); // Automatically grow physical memory</w:t>
+      </w:r>
+    </w:p>
+    <w:p>
+      <w:r>
+        <w:t xml:space="preserve">        }</w:t>
+      </w:r>
+    </w:p>
+    <w:p/>
+    <w:p>
+      <w:r>
+        <w:t xml:space="preserve">        // Shift elements to the RIGHT to make an open slot</w:t>
+      </w:r>
+    </w:p>
+    <w:p>
+      <w:r>
+        <w:t xml:space="preserve">        for (int </w:t>
+      </w:r>
+      <w:proofErr w:type="spellStart"/>
+      <w:r>
+        <w:t>i</w:t>
+      </w:r>
+      <w:proofErr w:type="spellEnd"/>
+      <w:r>
+        <w:t xml:space="preserve"> = size; </w:t>
+      </w:r>
+      <w:proofErr w:type="spellStart"/>
+      <w:r>
+        <w:t>i</w:t>
+      </w:r>
+      <w:proofErr w:type="spellEnd"/>
+      <w:r>
+        <w:t xml:space="preserve"> &gt; index; </w:t>
+      </w:r>
+      <w:proofErr w:type="spellStart"/>
+      <w:r>
+        <w:t>i</w:t>
+      </w:r>
+      <w:proofErr w:type="spellEnd"/>
+      <w:r>
+        <w:t>--) {</w:t>
+      </w:r>
+    </w:p>
+    <w:p>
+      <w:r>
         <w:t xml:space="preserve">            </w:t>
       </w:r>
-      <w:proofErr w:type="gramStart"/>
-      <w:r>
-        <w:t>resize(</w:t>
-      </w:r>
-      <w:proofErr w:type="gramEnd"/>
-      <w:r>
-        <w:t>); // Automatically grow physical memory</w:t>
+      <w:proofErr w:type="spellStart"/>
+      <w:r>
+        <w:t>arr</w:t>
+      </w:r>
+      <w:proofErr w:type="spellEnd"/>
+      <w:r>
+        <w:t>[</w:t>
+      </w:r>
+      <w:proofErr w:type="spellStart"/>
+      <w:r>
+        <w:t>i</w:t>
+      </w:r>
+      <w:proofErr w:type="spellEnd"/>
+      <w:r>
+        <w:t xml:space="preserve">] = </w:t>
+      </w:r>
+      <w:proofErr w:type="spellStart"/>
+      <w:r>
+        <w:t>arr</w:t>
+      </w:r>
+      <w:proofErr w:type="spellEnd"/>
+      <w:r>
+        <w:t>[</w:t>
+      </w:r>
+      <w:proofErr w:type="spellStart"/>
+      <w:r>
+        <w:t>i</w:t>
+      </w:r>
+      <w:proofErr w:type="spellEnd"/>
+      <w:r>
+        <w:t xml:space="preserve"> - 1];</w:t>
       </w:r>
     </w:p>
     <w:p>
@@ -8773,143 +7465,48 @@
         <w:t xml:space="preserve">        }</w:t>
       </w:r>
     </w:p>
+    <w:p>
+      <w:r>
+        <w:t xml:space="preserve">        </w:t>
+      </w:r>
+    </w:p>
+    <w:p>
+      <w:r>
+        <w:t xml:space="preserve">        </w:t>
+      </w:r>
+      <w:proofErr w:type="spellStart"/>
+      <w:r>
+        <w:t>arr</w:t>
+      </w:r>
+      <w:proofErr w:type="spellEnd"/>
+      <w:r>
+        <w:t>[index] = element; // Assign the element</w:t>
+      </w:r>
+    </w:p>
+    <w:p>
+      <w:r>
+        <w:t xml:space="preserve">        size++;               // Expand the logical boundary</w:t>
+      </w:r>
+    </w:p>
+    <w:p>
+      <w:r>
+        <w:t xml:space="preserve">        return true;</w:t>
+      </w:r>
+    </w:p>
+    <w:p>
+      <w:r>
+        <w:t xml:space="preserve">    }</w:t>
+      </w:r>
+    </w:p>
     <w:p/>
     <w:p>
       <w:r>
-        <w:t xml:space="preserve">        // Shift elements to the RIGHT to make an open slot</w:t>
-      </w:r>
-    </w:p>
-    <w:p>
-      <w:r>
-        <w:t xml:space="preserve">        for (int </w:t>
-      </w:r>
-      <w:proofErr w:type="spellStart"/>
-      <w:r>
-        <w:t>i</w:t>
-      </w:r>
-      <w:proofErr w:type="spellEnd"/>
-      <w:r>
-        <w:t xml:space="preserve"> = size; </w:t>
-      </w:r>
-      <w:proofErr w:type="spellStart"/>
-      <w:r>
-        <w:t>i</w:t>
-      </w:r>
-      <w:proofErr w:type="spellEnd"/>
-      <w:r>
-        <w:t xml:space="preserve"> &gt; index; </w:t>
-      </w:r>
-      <w:proofErr w:type="spellStart"/>
-      <w:r>
-        <w:t>i</w:t>
-      </w:r>
-      <w:proofErr w:type="spellEnd"/>
-      <w:r>
-        <w:t>--) {</w:t>
-      </w:r>
-    </w:p>
-    <w:p>
-      <w:r>
-        <w:t xml:space="preserve">            </w:t>
-      </w:r>
-      <w:proofErr w:type="spellStart"/>
-      <w:r>
-        <w:t>arr</w:t>
-      </w:r>
-      <w:proofErr w:type="spellEnd"/>
-      <w:r>
-        <w:t>[</w:t>
-      </w:r>
-      <w:proofErr w:type="spellStart"/>
-      <w:r>
-        <w:t>i</w:t>
-      </w:r>
-      <w:proofErr w:type="spellEnd"/>
-      <w:r>
-        <w:t xml:space="preserve">] = </w:t>
-      </w:r>
-      <w:proofErr w:type="spellStart"/>
-      <w:proofErr w:type="gramStart"/>
-      <w:r>
-        <w:t>arr</w:t>
-      </w:r>
-      <w:proofErr w:type="spellEnd"/>
-      <w:r>
-        <w:t>[</w:t>
-      </w:r>
-      <w:proofErr w:type="spellStart"/>
-      <w:proofErr w:type="gramEnd"/>
-      <w:r>
-        <w:t>i</w:t>
-      </w:r>
-      <w:proofErr w:type="spellEnd"/>
-      <w:r>
-        <w:t xml:space="preserve"> - 1];</w:t>
-      </w:r>
-    </w:p>
-    <w:p>
-      <w:r>
-        <w:t xml:space="preserve">        }</w:t>
-      </w:r>
-    </w:p>
-    <w:p>
-      <w:r>
-        <w:t xml:space="preserve">        </w:t>
-      </w:r>
-    </w:p>
-    <w:p>
-      <w:r>
-        <w:t xml:space="preserve">        </w:t>
-      </w:r>
-      <w:proofErr w:type="spellStart"/>
-      <w:r>
-        <w:t>arr</w:t>
-      </w:r>
-      <w:proofErr w:type="spellEnd"/>
-      <w:r>
-        <w:t>[index] = element; // Assign the element</w:t>
-      </w:r>
-    </w:p>
-    <w:p>
-      <w:r>
-        <w:t xml:space="preserve">        size++;               // Expand the logical boundary</w:t>
-      </w:r>
-    </w:p>
-    <w:p>
-      <w:r>
-        <w:t xml:space="preserve">        return true;</w:t>
-      </w:r>
-    </w:p>
-    <w:p>
-      <w:r>
-        <w:t xml:space="preserve">    }</w:t>
-      </w:r>
-    </w:p>
-    <w:p/>
-    <w:p>
-      <w:r>
-        <w:t xml:space="preserve">    // Access an element by index (</w:t>
-      </w:r>
-      <w:proofErr w:type="gramStart"/>
-      <w:r>
-        <w:t>O(</w:t>
-      </w:r>
-      <w:proofErr w:type="gramEnd"/>
-      <w:r>
-        <w:t>1) Time - Instant address calculation)</w:t>
-      </w:r>
-    </w:p>
-    <w:p>
-      <w:r>
-        <w:t xml:space="preserve">    public int </w:t>
-      </w:r>
-      <w:proofErr w:type="gramStart"/>
-      <w:r>
-        <w:t>get(</w:t>
-      </w:r>
-      <w:proofErr w:type="gramEnd"/>
-      <w:r>
-        <w:t>int index) {</w:t>
+        <w:t xml:space="preserve">    // Access an element by index (O(1) Time - Instant address calculation)</w:t>
+      </w:r>
+    </w:p>
+    <w:p>
+      <w:r>
+        <w:t xml:space="preserve">    public int get(int index) {</w:t>
       </w:r>
     </w:p>
     <w:p>
@@ -8962,28 +7559,12 @@
     <w:p/>
     <w:p>
       <w:r>
-        <w:t xml:space="preserve">    // Update an element at a specific index (</w:t>
-      </w:r>
-      <w:proofErr w:type="gramStart"/>
-      <w:r>
-        <w:t>O(</w:t>
-      </w:r>
-      <w:proofErr w:type="gramEnd"/>
-      <w:r>
-        <w:t>1) Time)</w:t>
-      </w:r>
-    </w:p>
-    <w:p>
-      <w:r>
-        <w:t xml:space="preserve">    public void </w:t>
-      </w:r>
-      <w:proofErr w:type="gramStart"/>
-      <w:r>
-        <w:t>set(</w:t>
-      </w:r>
-      <w:proofErr w:type="gramEnd"/>
-      <w:r>
-        <w:t>int index, int element) {</w:t>
+        <w:t xml:space="preserve">    // Update an element at a specific index (O(1) Time)</w:t>
+      </w:r>
+    </w:p>
+    <w:p>
+      <w:r>
+        <w:t xml:space="preserve">    public void set(int index, int element) {</w:t>
       </w:r>
     </w:p>
     <w:p>
@@ -9040,15 +7621,7 @@
     </w:p>
     <w:p>
       <w:r>
-        <w:t xml:space="preserve">    public int </w:t>
-      </w:r>
-      <w:proofErr w:type="gramStart"/>
-      <w:r>
-        <w:t>search(</w:t>
-      </w:r>
-      <w:proofErr w:type="gramEnd"/>
-      <w:r>
-        <w:t>int element) {</w:t>
+        <w:t xml:space="preserve">    public int search(int element) {</w:t>
       </w:r>
     </w:p>
     <w:p>
@@ -9145,15 +7718,7 @@
       </w:r>
       <w:proofErr w:type="spellEnd"/>
       <w:r>
-        <w:t xml:space="preserve"> </w:t>
-      </w:r>
-      <w:proofErr w:type="gramStart"/>
-      <w:r>
-        <w:t>delete(</w:t>
-      </w:r>
-      <w:proofErr w:type="gramEnd"/>
-      <w:r>
-        <w:t>int index) {</w:t>
+        <w:t xml:space="preserve"> delete(int index) {</w:t>
       </w:r>
     </w:p>
     <w:p>
@@ -9244,7 +7809,6 @@
         <w:t xml:space="preserve">] = </w:t>
       </w:r>
       <w:proofErr w:type="spellStart"/>
-      <w:proofErr w:type="gramStart"/>
       <w:r>
         <w:t>arr</w:t>
       </w:r>
@@ -9253,7 +7817,6 @@
         <w:t>[</w:t>
       </w:r>
       <w:proofErr w:type="spellStart"/>
-      <w:proofErr w:type="gramEnd"/>
       <w:r>
         <w:t>i</w:t>
       </w:r>
@@ -9291,312 +7854,275 @@
     </w:p>
     <w:p>
       <w:r>
-        <w:t xml:space="preserve">    public void </w:t>
-      </w:r>
-      <w:proofErr w:type="gramStart"/>
-      <w:r>
-        <w:t>resize(</w:t>
-      </w:r>
-      <w:proofErr w:type="gramEnd"/>
+        <w:t xml:space="preserve">    public void resize() {</w:t>
+      </w:r>
+    </w:p>
+    <w:p>
+      <w:r>
+        <w:t xml:space="preserve">        int </w:t>
+      </w:r>
+      <w:proofErr w:type="spellStart"/>
+      <w:r>
+        <w:t>newCapacity</w:t>
+      </w:r>
+      <w:proofErr w:type="spellEnd"/>
+      <w:r>
+        <w:t xml:space="preserve"> = 2 * capacity;</w:t>
+      </w:r>
+    </w:p>
+    <w:p>
+      <w:r>
+        <w:t xml:space="preserve">        int[] </w:t>
+      </w:r>
+      <w:proofErr w:type="spellStart"/>
+      <w:r>
+        <w:t>newArr</w:t>
+      </w:r>
+      <w:proofErr w:type="spellEnd"/>
+      <w:r>
+        <w:t xml:space="preserve"> = new int[</w:t>
+      </w:r>
+      <w:proofErr w:type="spellStart"/>
+      <w:r>
+        <w:t>newCapacity</w:t>
+      </w:r>
+      <w:proofErr w:type="spellEnd"/>
+      <w:r>
+        <w:t>]; // Allocating larger contiguous block</w:t>
+      </w:r>
+    </w:p>
+    <w:p>
+      <w:r>
+        <w:t xml:space="preserve">        </w:t>
+      </w:r>
+    </w:p>
+    <w:p>
+      <w:r>
+        <w:t xml:space="preserve">        // Copy old values into the new structure</w:t>
+      </w:r>
+    </w:p>
+    <w:p>
+      <w:r>
+        <w:t xml:space="preserve">        for (int </w:t>
+      </w:r>
+      <w:proofErr w:type="spellStart"/>
+      <w:r>
+        <w:t>i</w:t>
+      </w:r>
+      <w:proofErr w:type="spellEnd"/>
+      <w:r>
+        <w:t xml:space="preserve"> = 0; </w:t>
+      </w:r>
+      <w:proofErr w:type="spellStart"/>
+      <w:r>
+        <w:t>i</w:t>
+      </w:r>
+      <w:proofErr w:type="spellEnd"/>
+      <w:r>
+        <w:t xml:space="preserve"> &lt; size; </w:t>
+      </w:r>
+      <w:proofErr w:type="spellStart"/>
+      <w:r>
+        <w:t>i</w:t>
+      </w:r>
+      <w:proofErr w:type="spellEnd"/>
+      <w:r>
+        <w:t>++) {</w:t>
+      </w:r>
+    </w:p>
+    <w:p>
+      <w:r>
+        <w:t xml:space="preserve">            </w:t>
+      </w:r>
+      <w:proofErr w:type="spellStart"/>
+      <w:r>
+        <w:t>newArr</w:t>
+      </w:r>
+      <w:proofErr w:type="spellEnd"/>
+      <w:r>
+        <w:t>[</w:t>
+      </w:r>
+      <w:proofErr w:type="spellStart"/>
+      <w:r>
+        <w:t>i</w:t>
+      </w:r>
+      <w:proofErr w:type="spellEnd"/>
+      <w:r>
+        <w:t>] = arr[i];</w:t>
+      </w:r>
+    </w:p>
+    <w:p>
+      <w:r>
+        <w:t xml:space="preserve">        }</w:t>
+      </w:r>
+    </w:p>
+    <w:p>
+      <w:r>
+        <w:t xml:space="preserve">        </w:t>
+      </w:r>
+    </w:p>
+    <w:p>
+      <w:r>
+        <w:t xml:space="preserve">        </w:t>
+      </w:r>
+      <w:proofErr w:type="spellStart"/>
+      <w:r>
+        <w:t>arr</w:t>
+      </w:r>
+      <w:proofErr w:type="spellEnd"/>
+      <w:r>
+        <w:t xml:space="preserve"> = </w:t>
+      </w:r>
+      <w:proofErr w:type="spellStart"/>
+      <w:r>
+        <w:t>newArr</w:t>
+      </w:r>
+      <w:proofErr w:type="spellEnd"/>
+      <w:r>
+        <w:t>;          // Swap the references</w:t>
+      </w:r>
+    </w:p>
+    <w:p>
+      <w:r>
+        <w:t xml:space="preserve">        capacity = </w:t>
+      </w:r>
+      <w:proofErr w:type="spellStart"/>
+      <w:r>
+        <w:t>newCapacity</w:t>
+      </w:r>
+      <w:proofErr w:type="spellEnd"/>
+      <w:r>
+        <w:t>; // Update state</w:t>
+      </w:r>
+    </w:p>
+    <w:p>
+      <w:r>
+        <w:t xml:space="preserve">        </w:t>
+      </w:r>
+      <w:proofErr w:type="spellStart"/>
+      <w:r>
+        <w:t>System.out.println</w:t>
+      </w:r>
+      <w:proofErr w:type="spellEnd"/>
+      <w:r>
+        <w:t>("--&gt; Array resized from " + (capacity/2) + " to " + capacity);</w:t>
+      </w:r>
+    </w:p>
+    <w:p>
+      <w:r>
+        <w:t xml:space="preserve">    }</w:t>
+      </w:r>
+    </w:p>
+    <w:p/>
+    <w:p>
+      <w:r>
+        <w:t xml:space="preserve">    // Prints only the logical elements (size), ignoring empty allocated capacity</w:t>
+      </w:r>
+    </w:p>
+    <w:p>
+      <w:r>
+        <w:t xml:space="preserve">    public void display() {</w:t>
+      </w:r>
+    </w:p>
+    <w:p>
+      <w:r>
+        <w:t xml:space="preserve">        for (int </w:t>
+      </w:r>
+      <w:proofErr w:type="spellStart"/>
+      <w:r>
+        <w:t>i</w:t>
+      </w:r>
+      <w:proofErr w:type="spellEnd"/>
+      <w:r>
+        <w:t xml:space="preserve"> = 0; </w:t>
+      </w:r>
+      <w:proofErr w:type="spellStart"/>
+      <w:r>
+        <w:t>i</w:t>
+      </w:r>
+      <w:proofErr w:type="spellEnd"/>
+      <w:r>
+        <w:t xml:space="preserve"> &lt; size; </w:t>
+      </w:r>
+      <w:proofErr w:type="spellStart"/>
+      <w:r>
+        <w:t>i</w:t>
+      </w:r>
+      <w:proofErr w:type="spellEnd"/>
+      <w:r>
+        <w:t>++) {</w:t>
+      </w:r>
+    </w:p>
+    <w:p>
+      <w:r>
+        <w:t xml:space="preserve">            </w:t>
+      </w:r>
+      <w:proofErr w:type="spellStart"/>
+      <w:r>
+        <w:t>System.out.print</w:t>
+      </w:r>
+      <w:proofErr w:type="spellEnd"/>
+      <w:r>
+        <w:t>(</w:t>
+      </w:r>
+      <w:proofErr w:type="spellStart"/>
+      <w:r>
+        <w:t>arr</w:t>
+      </w:r>
+      <w:proofErr w:type="spellEnd"/>
+      <w:r>
+        <w:t>[</w:t>
+      </w:r>
+      <w:proofErr w:type="spellStart"/>
+      <w:r>
+        <w:t>i</w:t>
+      </w:r>
+      <w:proofErr w:type="spellEnd"/>
+      <w:r>
+        <w:t>] + " ");</w:t>
+      </w:r>
+    </w:p>
+    <w:p>
+      <w:r>
+        <w:t xml:space="preserve">        }</w:t>
+      </w:r>
+    </w:p>
+    <w:p>
+      <w:r>
+        <w:t xml:space="preserve">        </w:t>
+      </w:r>
+      <w:proofErr w:type="spellStart"/>
+      <w:r>
+        <w:t>System.out.println</w:t>
+      </w:r>
+      <w:proofErr w:type="spellEnd"/>
+      <w:r>
+        <w:t>();</w:t>
+      </w:r>
+    </w:p>
+    <w:p>
+      <w:r>
+        <w:t xml:space="preserve">    }</w:t>
+      </w:r>
+    </w:p>
+    <w:p/>
+    <w:p>
+      <w:r>
+        <w:t xml:space="preserve">    public static void main(String[] </w:t>
+      </w:r>
+      <w:proofErr w:type="spellStart"/>
+      <w:r>
+        <w:t>args</w:t>
+      </w:r>
+      <w:proofErr w:type="spellEnd"/>
       <w:r>
         <w:t>) {</w:t>
       </w:r>
     </w:p>
     <w:p>
       <w:r>
-        <w:t xml:space="preserve">        int </w:t>
-      </w:r>
-      <w:proofErr w:type="spellStart"/>
-      <w:r>
-        <w:t>newCapacity</w:t>
-      </w:r>
-      <w:proofErr w:type="spellEnd"/>
-      <w:r>
-        <w:t xml:space="preserve"> = 2 * capacity;</w:t>
-      </w:r>
-    </w:p>
-    <w:p>
-      <w:r>
         <w:t xml:space="preserve">        </w:t>
       </w:r>
-      <w:proofErr w:type="gramStart"/>
-      <w:r>
-        <w:t>int[</w:t>
-      </w:r>
-      <w:proofErr w:type="gramEnd"/>
-      <w:r>
-        <w:t xml:space="preserve">] </w:t>
-      </w:r>
-      <w:proofErr w:type="spellStart"/>
-      <w:r>
-        <w:t>newArr</w:t>
-      </w:r>
-      <w:proofErr w:type="spellEnd"/>
-      <w:r>
-        <w:t xml:space="preserve"> = new int[</w:t>
-      </w:r>
-      <w:proofErr w:type="spellStart"/>
-      <w:r>
-        <w:t>newCapacity</w:t>
-      </w:r>
-      <w:proofErr w:type="spellEnd"/>
-      <w:r>
-        <w:t>]; // Allocating larger contiguous block</w:t>
-      </w:r>
-    </w:p>
-    <w:p>
-      <w:r>
-        <w:t xml:space="preserve">        </w:t>
-      </w:r>
-    </w:p>
-    <w:p>
-      <w:r>
-        <w:t xml:space="preserve">        // Copy old values into the new structure</w:t>
-      </w:r>
-    </w:p>
-    <w:p>
-      <w:r>
-        <w:t xml:space="preserve">        for (int </w:t>
-      </w:r>
-      <w:proofErr w:type="spellStart"/>
-      <w:r>
-        <w:t>i</w:t>
-      </w:r>
-      <w:proofErr w:type="spellEnd"/>
-      <w:r>
-        <w:t xml:space="preserve"> = 0; </w:t>
-      </w:r>
-      <w:proofErr w:type="spellStart"/>
-      <w:r>
-        <w:t>i</w:t>
-      </w:r>
-      <w:proofErr w:type="spellEnd"/>
-      <w:r>
-        <w:t xml:space="preserve"> &lt; size; </w:t>
-      </w:r>
-      <w:proofErr w:type="spellStart"/>
-      <w:r>
-        <w:t>i</w:t>
-      </w:r>
-      <w:proofErr w:type="spellEnd"/>
-      <w:r>
-        <w:t>++) {</w:t>
-      </w:r>
-    </w:p>
-    <w:p>
-      <w:r>
-        <w:t xml:space="preserve">            </w:t>
-      </w:r>
-      <w:proofErr w:type="spellStart"/>
-      <w:r>
-        <w:t>newArr</w:t>
-      </w:r>
-      <w:proofErr w:type="spellEnd"/>
-      <w:r>
-        <w:t>[</w:t>
-      </w:r>
-      <w:proofErr w:type="spellStart"/>
-      <w:r>
-        <w:t>i</w:t>
-      </w:r>
-      <w:proofErr w:type="spellEnd"/>
-      <w:r>
-        <w:t>] = arr[i];</w:t>
-      </w:r>
-    </w:p>
-    <w:p>
-      <w:r>
-        <w:t xml:space="preserve">        }</w:t>
-      </w:r>
-    </w:p>
-    <w:p>
-      <w:r>
-        <w:t xml:space="preserve">        </w:t>
-      </w:r>
-    </w:p>
-    <w:p>
-      <w:r>
-        <w:t xml:space="preserve">        </w:t>
-      </w:r>
-      <w:proofErr w:type="spellStart"/>
-      <w:r>
-        <w:t>arr</w:t>
-      </w:r>
-      <w:proofErr w:type="spellEnd"/>
-      <w:r>
-        <w:t xml:space="preserve"> = </w:t>
-      </w:r>
-      <w:proofErr w:type="spellStart"/>
-      <w:proofErr w:type="gramStart"/>
-      <w:r>
-        <w:t>newArr</w:t>
-      </w:r>
-      <w:proofErr w:type="spellEnd"/>
-      <w:r>
-        <w:t xml:space="preserve">;   </w:t>
-      </w:r>
-      <w:proofErr w:type="gramEnd"/>
-      <w:r>
-        <w:t xml:space="preserve">       // Swap the references</w:t>
-      </w:r>
-    </w:p>
-    <w:p>
-      <w:r>
-        <w:t xml:space="preserve">        capacity = </w:t>
-      </w:r>
-      <w:proofErr w:type="spellStart"/>
-      <w:r>
-        <w:t>newCapacity</w:t>
-      </w:r>
-      <w:proofErr w:type="spellEnd"/>
-      <w:r>
-        <w:t>; // Update state</w:t>
-      </w:r>
-    </w:p>
-    <w:p>
-      <w:r>
-        <w:t xml:space="preserve">        </w:t>
-      </w:r>
-      <w:proofErr w:type="spellStart"/>
-      <w:r>
-        <w:t>System.out.println</w:t>
-      </w:r>
-      <w:proofErr w:type="spellEnd"/>
-      <w:r>
-        <w:t>("--&gt; Array resized from " + (capacity/2) + " to " + capacity);</w:t>
-      </w:r>
-    </w:p>
-    <w:p>
-      <w:r>
-        <w:t xml:space="preserve">    }</w:t>
-      </w:r>
-    </w:p>
-    <w:p/>
-    <w:p>
-      <w:r>
-        <w:t xml:space="preserve">    // Prints only the logical elements (size), ignoring empty allocated capacity</w:t>
-      </w:r>
-    </w:p>
-    <w:p>
-      <w:r>
-        <w:t xml:space="preserve">    public void </w:t>
-      </w:r>
-      <w:proofErr w:type="gramStart"/>
-      <w:r>
-        <w:t>display(</w:t>
-      </w:r>
-      <w:proofErr w:type="gramEnd"/>
-      <w:r>
-        <w:t>) {</w:t>
-      </w:r>
-    </w:p>
-    <w:p>
-      <w:r>
-        <w:t xml:space="preserve">        for (int </w:t>
-      </w:r>
-      <w:proofErr w:type="spellStart"/>
-      <w:r>
-        <w:t>i</w:t>
-      </w:r>
-      <w:proofErr w:type="spellEnd"/>
-      <w:r>
-        <w:t xml:space="preserve"> = 0; </w:t>
-      </w:r>
-      <w:proofErr w:type="spellStart"/>
-      <w:r>
-        <w:t>i</w:t>
-      </w:r>
-      <w:proofErr w:type="spellEnd"/>
-      <w:r>
-        <w:t xml:space="preserve"> &lt; size; </w:t>
-      </w:r>
-      <w:proofErr w:type="spellStart"/>
-      <w:r>
-        <w:t>i</w:t>
-      </w:r>
-      <w:proofErr w:type="spellEnd"/>
-      <w:r>
-        <w:t>++) {</w:t>
-      </w:r>
-    </w:p>
-    <w:p>
-      <w:r>
-        <w:t xml:space="preserve">            </w:t>
-      </w:r>
-      <w:proofErr w:type="spellStart"/>
-      <w:r>
-        <w:t>System.out.print</w:t>
-      </w:r>
-      <w:proofErr w:type="spellEnd"/>
-      <w:r>
-        <w:t>(</w:t>
-      </w:r>
-      <w:proofErr w:type="spellStart"/>
-      <w:r>
-        <w:t>arr</w:t>
-      </w:r>
-      <w:proofErr w:type="spellEnd"/>
-      <w:r>
-        <w:t>[</w:t>
-      </w:r>
-      <w:proofErr w:type="spellStart"/>
-      <w:r>
-        <w:t>i</w:t>
-      </w:r>
-      <w:proofErr w:type="spellEnd"/>
-      <w:r>
-        <w:t>] + " ");</w:t>
-      </w:r>
-    </w:p>
-    <w:p>
-      <w:r>
-        <w:t xml:space="preserve">        }</w:t>
-      </w:r>
-    </w:p>
-    <w:p>
-      <w:r>
-        <w:t xml:space="preserve">        </w:t>
-      </w:r>
-      <w:proofErr w:type="spellStart"/>
-      <w:r>
-        <w:t>System.out.println</w:t>
-      </w:r>
-      <w:proofErr w:type="spellEnd"/>
-      <w:r>
-        <w:t>();</w:t>
-      </w:r>
-    </w:p>
-    <w:p>
-      <w:r>
-        <w:t xml:space="preserve">    }</w:t>
-      </w:r>
-    </w:p>
-    <w:p/>
-    <w:p>
-      <w:r>
-        <w:t xml:space="preserve">    public static void </w:t>
-      </w:r>
-      <w:proofErr w:type="gramStart"/>
-      <w:r>
-        <w:t>main(String[</w:t>
-      </w:r>
-      <w:proofErr w:type="gramEnd"/>
-      <w:r>
-        <w:t xml:space="preserve">] </w:t>
-      </w:r>
-      <w:proofErr w:type="spellStart"/>
-      <w:r>
-        <w:t>args</w:t>
-      </w:r>
-      <w:proofErr w:type="spellEnd"/>
-      <w:r>
-        <w:t>) {</w:t>
-      </w:r>
-    </w:p>
-    <w:p>
-      <w:r>
-        <w:t xml:space="preserve">        </w:t>
-      </w:r>
       <w:proofErr w:type="spellStart"/>
       <w:r>
         <w:t>DynamicArray</w:t>
@@ -9606,17 +8132,12 @@
         <w:t xml:space="preserve"> arr1 = new </w:t>
       </w:r>
       <w:proofErr w:type="spellStart"/>
-      <w:proofErr w:type="gramStart"/>
       <w:r>
         <w:t>DynamicArray</w:t>
       </w:r>
       <w:proofErr w:type="spellEnd"/>
       <w:r>
-        <w:t>(</w:t>
-      </w:r>
-      <w:proofErr w:type="gramEnd"/>
-      <w:r>
-        <w:t>5);</w:t>
+        <w:t>(5);</w:t>
       </w:r>
     </w:p>
     <w:p>
@@ -9666,15 +8187,7 @@
     </w:p>
     <w:p>
       <w:r>
-        <w:t xml:space="preserve">        // This 6th insert will trigger the </w:t>
-      </w:r>
-      <w:proofErr w:type="gramStart"/>
-      <w:r>
-        <w:t>resize(</w:t>
-      </w:r>
-      <w:proofErr w:type="gramEnd"/>
-      <w:r>
-        <w:t>) method!</w:t>
+        <w:t xml:space="preserve">        // This 6th insert will trigger the resize() method!</w:t>
       </w:r>
     </w:p>
     <w:p>
@@ -9856,15 +8369,7 @@
       </w:r>
       <w:proofErr w:type="spellEnd"/>
       <w:r>
-        <w:t xml:space="preserve"> &gt;&gt; 1)). This is a more conservative approach to save memory while still maintaining an amortized time complexity of $</w:t>
-      </w:r>
-      <w:proofErr w:type="gramStart"/>
-      <w:r>
-        <w:t>O(1)$</w:t>
-      </w:r>
-      <w:proofErr w:type="gramEnd"/>
-      <w:r>
-        <w:t xml:space="preserve"> for appends.</w:t>
+        <w:t xml:space="preserve"> &gt;&gt; 1)). This is a more conservative approach to save memory while still maintaining an amortized time complexity of $O(1)$ for appends.</w:t>
       </w:r>
     </w:p>
     <w:p>
@@ -9905,18 +8410,13 @@
       </w:r>
       <w:proofErr w:type="spellEnd"/>
       <w:r>
-        <w:t xml:space="preserve">) do not automatically shrink because deallocating and copying memory down is expensive. However, you can call </w:t>
-      </w:r>
-      <w:proofErr w:type="gramStart"/>
-      <w:r>
-        <w:t>the .</w:t>
+        <w:t>) do not automatically shrink because deallocating and copying memory down is expensive. However, you can call the .</w:t>
       </w:r>
       <w:proofErr w:type="spellStart"/>
       <w:r>
         <w:t>trimToSize</w:t>
       </w:r>
       <w:proofErr w:type="spellEnd"/>
-      <w:proofErr w:type="gramEnd"/>
       <w:r>
         <w:t>() method manually in Java to shrink the capacity down to the current size.</w:t>
       </w:r>
@@ -10102,15 +8602,7 @@
     </w:p>
     <w:p>
       <w:r>
-        <w:t xml:space="preserve">Person p = new </w:t>
-      </w:r>
-      <w:proofErr w:type="gramStart"/>
-      <w:r>
-        <w:t>Person(</w:t>
-      </w:r>
-      <w:proofErr w:type="gramEnd"/>
-      <w:r>
-        <w:t>);</w:t>
+        <w:t>Person p = new Person();</w:t>
       </w:r>
     </w:p>
     <w:p>
@@ -10125,15 +8617,7 @@
     </w:p>
     <w:p>
       <w:r>
-        <w:t>p ------------------</w:t>
-      </w:r>
-      <w:proofErr w:type="gramStart"/>
-      <w:r>
-        <w:t>&gt;  Person</w:t>
-      </w:r>
-      <w:proofErr w:type="gramEnd"/>
-      <w:r>
-        <w:t xml:space="preserve"> Object</w:t>
+        <w:t>p ------------------&gt;  Person Object</w:t>
       </w:r>
     </w:p>
     <w:p>
@@ -10227,15 +8711,7 @@
     </w:p>
     <w:p>
       <w:r>
-        <w:t xml:space="preserve">Person p = new </w:t>
-      </w:r>
-      <w:proofErr w:type="gramStart"/>
-      <w:r>
-        <w:t>Person(</w:t>
-      </w:r>
-      <w:proofErr w:type="gramEnd"/>
-      <w:r>
-        <w:t>);</w:t>
+        <w:t>Person p = new Person();</w:t>
       </w:r>
     </w:p>
     <w:p>
@@ -10381,15 +8857,7 @@
     </w:p>
     <w:p>
       <w:r>
-        <w:t xml:space="preserve">Person p1 = new </w:t>
-      </w:r>
-      <w:proofErr w:type="gramStart"/>
-      <w:r>
-        <w:t>Person(</w:t>
-      </w:r>
-      <w:proofErr w:type="gramEnd"/>
-      <w:r>
-        <w:t>);</w:t>
+        <w:t>Person p1 = new Person();</w:t>
       </w:r>
     </w:p>
     <w:p>
@@ -10497,15 +8965,7 @@
     </w:p>
     <w:p>
       <w:r>
-        <w:t xml:space="preserve">p2 = new </w:t>
-      </w:r>
-      <w:proofErr w:type="gramStart"/>
-      <w:r>
-        <w:t>Person(</w:t>
-      </w:r>
-      <w:proofErr w:type="gramEnd"/>
-      <w:r>
-        <w:t>);</w:t>
+        <w:t>p2 = new Person();</w:t>
       </w:r>
     </w:p>
     <w:p>
@@ -10714,21 +9174,8 @@
     </w:p>
     <w:p>
       <w:r>
-        <w:t xml:space="preserve">void </w:t>
-      </w:r>
-      <w:proofErr w:type="gramStart"/>
-      <w:r>
-        <w:t>change(</w:t>
-      </w:r>
-      <w:proofErr w:type="gramEnd"/>
-      <w:r>
-        <w:t xml:space="preserve">Person </w:t>
-      </w:r>
-      <w:proofErr w:type="gramStart"/>
-      <w:r>
-        <w:t>p){</w:t>
-      </w:r>
-      <w:proofErr w:type="gramEnd"/>
+        <w:t>void change(Person p){</w:t>
+      </w:r>
     </w:p>
     <w:p>
       <w:r>
@@ -10840,33 +9287,12 @@
     </w:p>
     <w:p>
       <w:r>
-        <w:t xml:space="preserve">void </w:t>
-      </w:r>
-      <w:proofErr w:type="gramStart"/>
-      <w:r>
-        <w:t>change(</w:t>
-      </w:r>
-      <w:proofErr w:type="gramEnd"/>
-      <w:r>
-        <w:t xml:space="preserve">Person </w:t>
-      </w:r>
-      <w:proofErr w:type="gramStart"/>
-      <w:r>
-        <w:t>p){</w:t>
-      </w:r>
-      <w:proofErr w:type="gramEnd"/>
-    </w:p>
-    <w:p>
-      <w:r>
-        <w:t xml:space="preserve">    p = new </w:t>
-      </w:r>
-      <w:proofErr w:type="gramStart"/>
-      <w:r>
-        <w:t>Person(</w:t>
-      </w:r>
-      <w:proofErr w:type="gramEnd"/>
-      <w:r>
-        <w:t>);</w:t>
+        <w:t>void change(Person p){</w:t>
+      </w:r>
+    </w:p>
+    <w:p>
+      <w:r>
+        <w:t xml:space="preserve">    p = new Person();</w:t>
       </w:r>
     </w:p>
     <w:p>
@@ -11045,23 +9471,7 @@
           <w:b/>
           <w:bCs/>
         </w:rPr>
-        <w:t xml:space="preserve">12. == vs </w:t>
-      </w:r>
-      <w:proofErr w:type="gramStart"/>
-      <w:r>
-        <w:rPr>
-          <w:b/>
-          <w:bCs/>
-        </w:rPr>
-        <w:t>equals(</w:t>
-      </w:r>
-      <w:proofErr w:type="gramEnd"/>
-      <w:r>
-        <w:rPr>
-          <w:b/>
-          <w:bCs/>
-        </w:rPr>
-        <w:t>)</w:t>
+        <w:t>12. == vs equals()</w:t>
       </w:r>
     </w:p>
     <w:p>
@@ -11114,21 +9524,12 @@
           <w:bCs/>
         </w:rPr>
       </w:pPr>
-      <w:proofErr w:type="gramStart"/>
-      <w:r>
-        <w:rPr>
-          <w:b/>
-          <w:bCs/>
-        </w:rPr>
-        <w:t>equals(</w:t>
-      </w:r>
-      <w:proofErr w:type="gramEnd"/>
-      <w:r>
-        <w:rPr>
-          <w:b/>
-          <w:bCs/>
-        </w:rPr>
-        <w:t>)</w:t>
+      <w:r>
+        <w:rPr>
+          <w:b/>
+          <w:bCs/>
+        </w:rPr>
+        <w:t>equals()</w:t>
       </w:r>
     </w:p>
     <w:p>
@@ -11158,13 +9559,8 @@
     </w:p>
     <w:p/>
     <w:p>
-      <w:proofErr w:type="gramStart"/>
-      <w:r>
-        <w:t>equals()  true</w:t>
-      </w:r>
-      <w:proofErr w:type="gramEnd"/>
-      <w:r>
-        <w:t xml:space="preserve"> (if overridden)</w:t>
+      <w:r>
+        <w:t>equals()  true (if overridden)</w:t>
       </w:r>
     </w:p>
     <w:p>
@@ -11256,15 +9652,7 @@
     </w:p>
     <w:p>
       <w:r>
-        <w:t xml:space="preserve">Person p = new </w:t>
-      </w:r>
-      <w:proofErr w:type="gramStart"/>
-      <w:r>
-        <w:t>Person(</w:t>
-      </w:r>
-      <w:proofErr w:type="gramEnd"/>
-      <w:r>
-        <w:t>);</w:t>
+        <w:t>Person p = new Person();</w:t>
       </w:r>
     </w:p>
     <w:p/>
@@ -11657,21 +10045,8 @@
     <w:p/>
     <w:p>
       <w:r>
-        <w:t xml:space="preserve">    static void </w:t>
-      </w:r>
-      <w:proofErr w:type="gramStart"/>
-      <w:r>
-        <w:t>modify(</w:t>
-      </w:r>
-      <w:proofErr w:type="gramEnd"/>
-      <w:r>
-        <w:t xml:space="preserve">Person </w:t>
-      </w:r>
-      <w:proofErr w:type="gramStart"/>
-      <w:r>
-        <w:t>p){</w:t>
-      </w:r>
-      <w:proofErr w:type="gramEnd"/>
+        <w:t xml:space="preserve">    static void modify(Person p){</w:t>
+      </w:r>
     </w:p>
     <w:p/>
     <w:p>
@@ -11682,15 +10057,7 @@
     <w:p/>
     <w:p>
       <w:r>
-        <w:t xml:space="preserve">        p = new </w:t>
-      </w:r>
-      <w:proofErr w:type="gramStart"/>
-      <w:r>
-        <w:t>Person(</w:t>
-      </w:r>
-      <w:proofErr w:type="gramEnd"/>
-      <w:r>
-        <w:t>);</w:t>
+        <w:t xml:space="preserve">        p = new Person();</w:t>
       </w:r>
     </w:p>
     <w:p>
@@ -11706,18 +10073,9 @@
     <w:p/>
     <w:p>
       <w:r>
-        <w:t xml:space="preserve">    public static void </w:t>
-      </w:r>
-      <w:proofErr w:type="gramStart"/>
-      <w:r>
-        <w:t>main(String[</w:t>
-      </w:r>
-      <w:proofErr w:type="gramEnd"/>
-      <w:r>
-        <w:t xml:space="preserve">] </w:t>
-      </w:r>
-      <w:proofErr w:type="spellStart"/>
-      <w:proofErr w:type="gramStart"/>
+        <w:t xml:space="preserve">    public static void main(String[] </w:t>
+      </w:r>
+      <w:proofErr w:type="spellStart"/>
       <w:r>
         <w:t>args</w:t>
       </w:r>
@@ -11725,21 +10083,12 @@
       <w:r>
         <w:t>){</w:t>
       </w:r>
-      <w:proofErr w:type="gramEnd"/>
     </w:p>
     <w:p/>
     <w:p>
       <w:r>
         <w:lastRenderedPageBreak/>
-        <w:t xml:space="preserve">        Person x = new </w:t>
-      </w:r>
-      <w:proofErr w:type="gramStart"/>
-      <w:r>
-        <w:t>Person(</w:t>
-      </w:r>
-      <w:proofErr w:type="gramEnd"/>
-      <w:r>
-        <w:t>);</w:t>
+        <w:t xml:space="preserve">        Person x = new Person();</w:t>
       </w:r>
     </w:p>
     <w:p>
@@ -11811,15 +10160,7 @@
         </w:numPr>
       </w:pPr>
       <w:r>
-        <w:t xml:space="preserve">p = new </w:t>
-      </w:r>
-      <w:proofErr w:type="gramStart"/>
-      <w:r>
-        <w:t>Person(</w:t>
-      </w:r>
-      <w:proofErr w:type="gramEnd"/>
-      <w:r>
-        <w:t>) changes only the local reference.</w:t>
+        <w:t>p = new Person() changes only the local reference.</w:t>
       </w:r>
     </w:p>
     <w:p>
@@ -12159,13 +10500,8 @@
           <w:numId w:val="41"/>
         </w:numPr>
       </w:pPr>
-      <w:proofErr w:type="gramStart"/>
-      <w:r>
-        <w:t>new</w:t>
-      </w:r>
-      <w:proofErr w:type="gramEnd"/>
-      <w:r>
-        <w:t xml:space="preserve"> creates an object in the Heap.</w:t>
+      <w:r>
+        <w:t>new creates an object in the Heap.</w:t>
       </w:r>
     </w:p>
     <w:p>
@@ -12261,21 +10597,8 @@
           <w:numId w:val="41"/>
         </w:numPr>
       </w:pPr>
-      <w:proofErr w:type="gramStart"/>
-      <w:r>
-        <w:t>equals(</w:t>
-      </w:r>
-      <w:proofErr w:type="gramEnd"/>
-      <w:r>
-        <w:t xml:space="preserve">) </w:t>
-      </w:r>
-      <w:proofErr w:type="gramStart"/>
-      <w:r>
-        <w:t>compares</w:t>
-      </w:r>
-      <w:proofErr w:type="gramEnd"/>
-      <w:r>
-        <w:t xml:space="preserve"> contents (when overridden).</w:t>
+      <w:r>
+        <w:t>equals() compares contents (when overridden).</w:t>
       </w:r>
     </w:p>
     <w:p>
@@ -12346,15 +10669,7 @@
           <w:bCs/>
           <w:sz w:val="28"/>
         </w:rPr>
-        <w:t xml:space="preserve">VII. </w:t>
-      </w:r>
-      <w:r>
-        <w:rPr>
-          <w:b/>
-          <w:bCs/>
-          <w:sz w:val="28"/>
-        </w:rPr>
-        <w:t>Linked Lists</w:t>
+        <w:t>VII. Linked Lists</w:t>
       </w:r>
     </w:p>
     <w:p>
@@ -12493,15 +10808,7 @@
         <w:t>Array:</w:t>
       </w:r>
       <w:r>
-        <w:t xml:space="preserve"> You can jump straight to Room 5 ($</w:t>
-      </w:r>
-      <w:proofErr w:type="gramStart"/>
-      <w:r>
-        <w:t>O(1)$</w:t>
-      </w:r>
-      <w:proofErr w:type="gramEnd"/>
-      <w:r>
-        <w:t xml:space="preserve"> access) because Room 5's address is mathematically calculated from Room 0's address.</w:t>
+        <w:t xml:space="preserve"> You can jump straight to Room 5 ($O(1)$ access) because Room 5's address is mathematically calculated from Room 0's address.</w:t>
       </w:r>
     </w:p>
     <w:p>
@@ -12591,15 +10898,7 @@
     </w:p>
     <w:p>
       <w:r>
-        <w:t xml:space="preserve">[Head] -&gt; [Data | Next] -&gt; [Data | Next] -&gt; [Data | Next] --(points back to </w:t>
-      </w:r>
-      <w:proofErr w:type="gramStart"/>
-      <w:r>
-        <w:t>Head)--</w:t>
-      </w:r>
-      <w:proofErr w:type="gramEnd"/>
-      <w:r>
-        <w:t>^</w:t>
+        <w:t>[Head] -&gt; [Data | Next] -&gt; [Data | Next] -&gt; [Data | Next] --(points back to Head)--^</w:t>
       </w:r>
     </w:p>
     <w:p>
@@ -12727,15 +11026,7 @@
         <w:t>Pros:</w:t>
       </w:r>
       <w:r>
-        <w:t xml:space="preserve"> Bidirectional traversal. Deletion of a known node is faster ($</w:t>
-      </w:r>
-      <w:proofErr w:type="gramStart"/>
-      <w:r>
-        <w:t>O(1)$</w:t>
-      </w:r>
-      <w:proofErr w:type="gramEnd"/>
-      <w:r>
-        <w:t xml:space="preserve"> if you already have a reference to the node itself) because you can instantly access both its predecessor and successor.</w:t>
+        <w:t xml:space="preserve"> Bidirectional traversal. Deletion of a known node is faster ($O(1)$ if you already have a reference to the node itself) because you can instantly access both its predecessor and successor.</w:t>
       </w:r>
     </w:p>
     <w:p>
@@ -13068,13 +11359,8 @@
           </w:tcPr>
           <w:p>
             <w:r>
-              <w:t>$</w:t>
+              <w:t>$O(1)$</w:t>
             </w:r>
-            <w:proofErr w:type="gramStart"/>
-            <w:r>
-              <w:t>O(1)$</w:t>
-            </w:r>
-            <w:proofErr w:type="gramEnd"/>
           </w:p>
         </w:tc>
         <w:tc>
@@ -13175,15 +11461,7 @@
           </w:tcPr>
           <w:p>
             <w:r>
-              <w:t>Must traverse to the $(i-</w:t>
-            </w:r>
-            <w:proofErr w:type="gramStart"/>
-            <w:r>
-              <w:t>1)$</w:t>
-            </w:r>
-            <w:proofErr w:type="gramEnd"/>
-            <w:r>
-              <w:t>-</w:t>
+              <w:t>Must traverse to the $(i-1)$-</w:t>
             </w:r>
             <w:proofErr w:type="spellStart"/>
             <w:r>
@@ -13317,15 +11595,7 @@
     <w:p/>
     <w:p>
       <w:r>
-        <w:t xml:space="preserve">    public </w:t>
-      </w:r>
-      <w:proofErr w:type="gramStart"/>
-      <w:r>
-        <w:t>Node(</w:t>
-      </w:r>
-      <w:proofErr w:type="gramEnd"/>
-      <w:r>
-        <w:t>int data) {</w:t>
+        <w:t xml:space="preserve">    public Node(int data) {</w:t>
       </w:r>
     </w:p>
     <w:p>
@@ -13346,12 +11616,10 @@
         <w:t xml:space="preserve">        </w:t>
       </w:r>
       <w:proofErr w:type="spellStart"/>
-      <w:proofErr w:type="gramStart"/>
       <w:r>
         <w:t>this.next</w:t>
       </w:r>
       <w:proofErr w:type="spellEnd"/>
-      <w:proofErr w:type="gramEnd"/>
       <w:r>
         <w:t xml:space="preserve"> = null; // Default to pointing to nothing</w:t>
       </w:r>
@@ -13380,15 +11648,7 @@
     <w:p/>
     <w:p>
       <w:r>
-        <w:t xml:space="preserve">    // Insert at Beginning (</w:t>
-      </w:r>
-      <w:proofErr w:type="gramStart"/>
-      <w:r>
-        <w:t>O(</w:t>
-      </w:r>
-      <w:proofErr w:type="gramEnd"/>
-      <w:r>
-        <w:t>1) Time Complexity)</w:t>
+        <w:t xml:space="preserve">    // Insert at Beginning (O(1) Time Complexity)</w:t>
       </w:r>
     </w:p>
     <w:p>
@@ -13396,17 +11656,12 @@
         <w:t xml:space="preserve">    public void </w:t>
       </w:r>
       <w:proofErr w:type="spellStart"/>
-      <w:proofErr w:type="gramStart"/>
       <w:r>
         <w:t>insertAtBeginning</w:t>
       </w:r>
       <w:proofErr w:type="spellEnd"/>
       <w:r>
-        <w:t>(</w:t>
-      </w:r>
-      <w:proofErr w:type="gramEnd"/>
-      <w:r>
-        <w:t>int data) {</w:t>
+        <w:t>(int data) {</w:t>
       </w:r>
     </w:p>
     <w:p>
@@ -13440,17 +11695,12 @@
         <w:t xml:space="preserve">        head = </w:t>
       </w:r>
       <w:proofErr w:type="spellStart"/>
-      <w:proofErr w:type="gramStart"/>
       <w:r>
         <w:t>newNode</w:t>
       </w:r>
       <w:proofErr w:type="spellEnd"/>
       <w:r>
-        <w:t xml:space="preserve">;   </w:t>
-      </w:r>
-      <w:proofErr w:type="gramEnd"/>
-      <w:r>
-        <w:t xml:space="preserve">   // Make this new node the new head</w:t>
+        <w:t>;      // Make this new node the new head</w:t>
       </w:r>
     </w:p>
     <w:p>
@@ -13470,17 +11720,12 @@
         <w:t xml:space="preserve">    public void </w:t>
       </w:r>
       <w:proofErr w:type="spellStart"/>
-      <w:proofErr w:type="gramStart"/>
       <w:r>
         <w:t>insertAtEnd</w:t>
       </w:r>
       <w:proofErr w:type="spellEnd"/>
       <w:r>
-        <w:t>(</w:t>
-      </w:r>
-      <w:proofErr w:type="gramEnd"/>
-      <w:r>
-        <w:t>int data) {</w:t>
+        <w:t>(int data) {</w:t>
       </w:r>
     </w:p>
     <w:p>
@@ -13545,17 +11790,12 @@
         <w:t xml:space="preserve">        while (</w:t>
       </w:r>
       <w:proofErr w:type="spellStart"/>
-      <w:proofErr w:type="gramStart"/>
       <w:r>
         <w:t>temp.next</w:t>
       </w:r>
       <w:proofErr w:type="spellEnd"/>
       <w:r>
-        <w:t xml:space="preserve"> !=</w:t>
-      </w:r>
-      <w:proofErr w:type="gramEnd"/>
-      <w:r>
-        <w:t xml:space="preserve"> null) {</w:t>
+        <w:t xml:space="preserve"> != null) {</w:t>
       </w:r>
     </w:p>
     <w:p>
@@ -13563,12 +11803,10 @@
         <w:t xml:space="preserve">            temp = </w:t>
       </w:r>
       <w:proofErr w:type="spellStart"/>
-      <w:proofErr w:type="gramStart"/>
       <w:r>
         <w:t>temp.next</w:t>
       </w:r>
       <w:proofErr w:type="spellEnd"/>
-      <w:proofErr w:type="gramEnd"/>
       <w:r>
         <w:t>;</w:t>
       </w:r>
@@ -13583,12 +11821,10 @@
         <w:t xml:space="preserve">        </w:t>
       </w:r>
       <w:proofErr w:type="spellStart"/>
-      <w:proofErr w:type="gramStart"/>
       <w:r>
         <w:t>temp.next</w:t>
       </w:r>
       <w:proofErr w:type="spellEnd"/>
-      <w:proofErr w:type="gramEnd"/>
       <w:r>
         <w:t xml:space="preserve"> = </w:t>
       </w:r>
@@ -13617,17 +11853,12 @@
         <w:t xml:space="preserve">    public void </w:t>
       </w:r>
       <w:proofErr w:type="spellStart"/>
-      <w:proofErr w:type="gramStart"/>
       <w:r>
         <w:t>insertAtIndex</w:t>
       </w:r>
       <w:proofErr w:type="spellEnd"/>
       <w:r>
-        <w:t>(</w:t>
-      </w:r>
-      <w:proofErr w:type="gramEnd"/>
-      <w:r>
-        <w:t>int index, int data) {</w:t>
+        <w:t>(int index, int data) {</w:t>
       </w:r>
     </w:p>
     <w:p>
@@ -13717,15 +11948,7 @@
       </w:r>
       <w:proofErr w:type="spellEnd"/>
       <w:r>
-        <w:t xml:space="preserve"> = 0; </w:t>
-      </w:r>
-      <w:proofErr w:type="gramStart"/>
-      <w:r>
-        <w:t>temp !</w:t>
-      </w:r>
-      <w:proofErr w:type="gramEnd"/>
-      <w:r>
-        <w:t xml:space="preserve">= null &amp;&amp; </w:t>
+        <w:t xml:space="preserve"> = 0; temp != null &amp;&amp; </w:t>
       </w:r>
       <w:proofErr w:type="spellStart"/>
       <w:r>
@@ -13749,12 +11972,10 @@
         <w:t xml:space="preserve">            temp = </w:t>
       </w:r>
       <w:proofErr w:type="spellStart"/>
-      <w:proofErr w:type="gramStart"/>
       <w:r>
         <w:t>temp.next</w:t>
       </w:r>
       <w:proofErr w:type="spellEnd"/>
-      <w:proofErr w:type="gramEnd"/>
       <w:r>
         <w:t>;</w:t>
       </w:r>
@@ -13834,12 +12055,10 @@
         <w:t xml:space="preserve"> = </w:t>
       </w:r>
       <w:proofErr w:type="spellStart"/>
-      <w:proofErr w:type="gramStart"/>
       <w:r>
         <w:t>temp.next</w:t>
       </w:r>
       <w:proofErr w:type="spellEnd"/>
-      <w:proofErr w:type="gramEnd"/>
       <w:r>
         <w:t>;</w:t>
       </w:r>
@@ -13854,12 +12073,10 @@
         <w:t xml:space="preserve">        </w:t>
       </w:r>
       <w:proofErr w:type="spellStart"/>
-      <w:proofErr w:type="gramStart"/>
       <w:r>
         <w:t>temp.next</w:t>
       </w:r>
       <w:proofErr w:type="spellEnd"/>
-      <w:proofErr w:type="gramEnd"/>
       <w:r>
         <w:t xml:space="preserve"> = </w:t>
       </w:r>
@@ -13885,20 +12102,229 @@
     </w:p>
     <w:p>
       <w:r>
+        <w:t xml:space="preserve">    public void delete(int data) {</w:t>
+      </w:r>
+    </w:p>
+    <w:p>
+      <w:r>
+        <w:t xml:space="preserve">        if (head == null) {</w:t>
+      </w:r>
+    </w:p>
+    <w:p>
+      <w:r>
+        <w:t xml:space="preserve">            </w:t>
+      </w:r>
+      <w:proofErr w:type="spellStart"/>
+      <w:r>
+        <w:t>System.out.println</w:t>
+      </w:r>
+      <w:proofErr w:type="spellEnd"/>
+      <w:r>
+        <w:t>("Data not found");</w:t>
+      </w:r>
+    </w:p>
+    <w:p>
+      <w:r>
+        <w:t xml:space="preserve">            return;</w:t>
+      </w:r>
+    </w:p>
+    <w:p>
+      <w:r>
+        <w:t xml:space="preserve">        }</w:t>
+      </w:r>
+    </w:p>
+    <w:p/>
+    <w:p>
+      <w:r>
+        <w:t xml:space="preserve">        // Edge Case: If target is the head node</w:t>
+      </w:r>
+    </w:p>
+    <w:p>
+      <w:r>
+        <w:t xml:space="preserve">        if (</w:t>
+      </w:r>
+      <w:proofErr w:type="spellStart"/>
+      <w:r>
+        <w:t>head.data</w:t>
+      </w:r>
+      <w:proofErr w:type="spellEnd"/>
+      <w:r>
+        <w:t xml:space="preserve"> == data) {</w:t>
+      </w:r>
+    </w:p>
+    <w:p>
+      <w:r>
+        <w:t xml:space="preserve">            head = </w:t>
+      </w:r>
+      <w:proofErr w:type="spellStart"/>
+      <w:r>
+        <w:t>head.next</w:t>
+      </w:r>
+      <w:proofErr w:type="spellEnd"/>
+      <w:r>
+        <w:t>; // Shift head to the next node, bypassing the old head</w:t>
+      </w:r>
+    </w:p>
+    <w:p>
+      <w:r>
+        <w:t xml:space="preserve">            return;</w:t>
+      </w:r>
+    </w:p>
+    <w:p>
+      <w:r>
+        <w:t xml:space="preserve">        }</w:t>
+      </w:r>
+    </w:p>
+    <w:p/>
+    <w:p>
+      <w:r>
+        <w:t xml:space="preserve">        Node temp = head;</w:t>
+      </w:r>
+    </w:p>
+    <w:p>
+      <w:r>
+        <w:t xml:space="preserve">        // Look ahead one node to find the target, keeping temp as the predecessor</w:t>
+      </w:r>
+    </w:p>
+    <w:p>
+      <w:r>
+        <w:t xml:space="preserve">        while (</w:t>
+      </w:r>
+      <w:proofErr w:type="spellStart"/>
+      <w:r>
+        <w:t>temp.next</w:t>
+      </w:r>
+      <w:proofErr w:type="spellEnd"/>
+      <w:r>
+        <w:t xml:space="preserve"> != null &amp;&amp; </w:t>
+      </w:r>
+      <w:proofErr w:type="spellStart"/>
+      <w:r>
+        <w:t>temp.next.data</w:t>
+      </w:r>
+      <w:proofErr w:type="spellEnd"/>
+      <w:r>
+        <w:t xml:space="preserve"> != data) {</w:t>
+      </w:r>
+    </w:p>
+    <w:p>
+      <w:r>
+        <w:t xml:space="preserve">            temp = </w:t>
+      </w:r>
+      <w:proofErr w:type="spellStart"/>
+      <w:r>
+        <w:t>temp.next</w:t>
+      </w:r>
+      <w:proofErr w:type="spellEnd"/>
+      <w:r>
+        <w:t>;</w:t>
+      </w:r>
+    </w:p>
+    <w:p>
+      <w:r>
+        <w:t xml:space="preserve">        }</w:t>
+      </w:r>
+    </w:p>
+    <w:p/>
+    <w:p>
+      <w:r>
+        <w:t xml:space="preserve">        // If target value is not present in the list</w:t>
+      </w:r>
+    </w:p>
+    <w:p>
+      <w:r>
+        <w:t xml:space="preserve">        if (</w:t>
+      </w:r>
+      <w:proofErr w:type="spellStart"/>
+      <w:r>
+        <w:t>temp.next</w:t>
+      </w:r>
+      <w:proofErr w:type="spellEnd"/>
+      <w:r>
+        <w:t xml:space="preserve"> == null) {</w:t>
+      </w:r>
+    </w:p>
+    <w:p>
+      <w:r>
+        <w:t xml:space="preserve">            </w:t>
+      </w:r>
+      <w:proofErr w:type="spellStart"/>
+      <w:r>
+        <w:t>System.out.println</w:t>
+      </w:r>
+      <w:proofErr w:type="spellEnd"/>
+      <w:r>
+        <w:t>("Data not found");</w:t>
+      </w:r>
+    </w:p>
+    <w:p>
+      <w:r>
+        <w:t xml:space="preserve">            return;</w:t>
+      </w:r>
+    </w:p>
+    <w:p>
+      <w:r>
+        <w:t xml:space="preserve">        }</w:t>
+      </w:r>
+    </w:p>
+    <w:p>
+      <w:r>
+        <w:t xml:space="preserve">        </w:t>
+      </w:r>
+    </w:p>
+    <w:p>
+      <w:r>
+        <w:t xml:space="preserve">        // Bypass target node: Point predecessor's next to the target's next</w:t>
+      </w:r>
+    </w:p>
+    <w:p>
+      <w:r>
+        <w:t xml:space="preserve">        </w:t>
+      </w:r>
+      <w:proofErr w:type="spellStart"/>
+      <w:r>
+        <w:t>temp.next</w:t>
+      </w:r>
+      <w:proofErr w:type="spellEnd"/>
+      <w:r>
+        <w:t xml:space="preserve"> = </w:t>
+      </w:r>
+      <w:proofErr w:type="spellStart"/>
+      <w:r>
+        <w:t>temp.next.next</w:t>
+      </w:r>
+      <w:proofErr w:type="spellEnd"/>
+      <w:r>
+        <w:t>;</w:t>
+      </w:r>
+    </w:p>
+    <w:p>
+      <w:r>
+        <w:t xml:space="preserve">    }</w:t>
+      </w:r>
+    </w:p>
+    <w:p/>
+    <w:p>
+      <w:r>
+        <w:t xml:space="preserve">    // Delete by Index (O(n) Time Complexity)</w:t>
+      </w:r>
+    </w:p>
+    <w:p>
+      <w:r>
         <w:t xml:space="preserve">    public void </w:t>
       </w:r>
-      <w:proofErr w:type="gramStart"/>
-      <w:r>
-        <w:t>delete(</w:t>
-      </w:r>
-      <w:proofErr w:type="gramEnd"/>
-      <w:r>
-        <w:t>int data) {</w:t>
-      </w:r>
-    </w:p>
-    <w:p>
-      <w:r>
-        <w:t xml:space="preserve">        if (head == null) {</w:t>
+      <w:proofErr w:type="spellStart"/>
+      <w:r>
+        <w:t>deleteByIndex</w:t>
+      </w:r>
+      <w:proofErr w:type="spellEnd"/>
+      <w:r>
+        <w:t>(int index) {</w:t>
+      </w:r>
+    </w:p>
+    <w:p>
+      <w:r>
+        <w:t xml:space="preserve">        if (index &lt; 0 || head == null) {</w:t>
       </w:r>
     </w:p>
     <w:p>
@@ -13911,7 +12337,7 @@
       </w:r>
       <w:proofErr w:type="spellEnd"/>
       <w:r>
-        <w:t>("Data not found");</w:t>
+        <w:t>("Invalid index");</w:t>
       </w:r>
     </w:p>
     <w:p>
@@ -13924,23 +12350,9 @@
         <w:t xml:space="preserve">        }</w:t>
       </w:r>
     </w:p>
-    <w:p/>
-    <w:p>
-      <w:r>
-        <w:t xml:space="preserve">        // Edge Case: If target is the head node</w:t>
-      </w:r>
-    </w:p>
-    <w:p>
-      <w:r>
-        <w:t xml:space="preserve">        if (</w:t>
-      </w:r>
-      <w:proofErr w:type="spellStart"/>
-      <w:r>
-        <w:t>head.data</w:t>
-      </w:r>
-      <w:proofErr w:type="spellEnd"/>
-      <w:r>
-        <w:t xml:space="preserve"> == data) {</w:t>
+    <w:p>
+      <w:r>
+        <w:t xml:space="preserve">        if (index == 0) {</w:t>
       </w:r>
     </w:p>
     <w:p>
@@ -13948,14 +12360,12 @@
         <w:t xml:space="preserve">            head = </w:t>
       </w:r>
       <w:proofErr w:type="spellStart"/>
-      <w:proofErr w:type="gramStart"/>
       <w:r>
         <w:t>head.next</w:t>
       </w:r>
       <w:proofErr w:type="spellEnd"/>
-      <w:proofErr w:type="gramEnd"/>
-      <w:r>
-        <w:t>; // Shift head to the next node, bypassing the old head</w:t>
+      <w:r>
+        <w:t>;</w:t>
       </w:r>
     </w:p>
     <w:p>
@@ -13968,7 +12378,6 @@
         <w:t xml:space="preserve">        }</w:t>
       </w:r>
     </w:p>
-    <w:p/>
     <w:p>
       <w:r>
         <w:t xml:space="preserve">        Node temp = head;</w:t>
@@ -13976,295 +12385,47 @@
     </w:p>
     <w:p>
       <w:r>
-        <w:t xml:space="preserve">        // Look ahead one node to find the target, keeping temp as the predecessor</w:t>
-      </w:r>
-    </w:p>
-    <w:p>
-      <w:r>
-        <w:t xml:space="preserve">        while (</w:t>
-      </w:r>
-      <w:proofErr w:type="spellStart"/>
-      <w:proofErr w:type="gramStart"/>
+        <w:t xml:space="preserve">        // Traverse to find predecessor node (index - 1)</w:t>
+      </w:r>
+    </w:p>
+    <w:p>
+      <w:r>
+        <w:t xml:space="preserve">        for (int </w:t>
+      </w:r>
+      <w:proofErr w:type="spellStart"/>
+      <w:r>
+        <w:t>i</w:t>
+      </w:r>
+      <w:proofErr w:type="spellEnd"/>
+      <w:r>
+        <w:t xml:space="preserve"> = 0; temp != null &amp;&amp; </w:t>
+      </w:r>
+      <w:proofErr w:type="spellStart"/>
+      <w:r>
+        <w:t>i</w:t>
+      </w:r>
+      <w:proofErr w:type="spellEnd"/>
+      <w:r>
+        <w:t xml:space="preserve"> &lt; index - 1; </w:t>
+      </w:r>
+      <w:proofErr w:type="spellStart"/>
+      <w:r>
+        <w:t>i</w:t>
+      </w:r>
+      <w:proofErr w:type="spellEnd"/>
+      <w:r>
+        <w:t>++) {</w:t>
+      </w:r>
+    </w:p>
+    <w:p>
+      <w:r>
+        <w:t xml:space="preserve">            temp = </w:t>
+      </w:r>
+      <w:proofErr w:type="spellStart"/>
       <w:r>
         <w:t>temp.next</w:t>
       </w:r>
       <w:proofErr w:type="spellEnd"/>
-      <w:r>
-        <w:t xml:space="preserve"> !=</w:t>
-      </w:r>
-      <w:proofErr w:type="gramEnd"/>
-      <w:r>
-        <w:t xml:space="preserve"> null &amp;&amp; </w:t>
-      </w:r>
-      <w:proofErr w:type="spellStart"/>
-      <w:proofErr w:type="gramStart"/>
-      <w:r>
-        <w:t>temp.next</w:t>
-      </w:r>
-      <w:proofErr w:type="gramEnd"/>
-      <w:r>
-        <w:t>.</w:t>
-      </w:r>
-      <w:proofErr w:type="gramStart"/>
-      <w:r>
-        <w:t>data</w:t>
-      </w:r>
-      <w:proofErr w:type="spellEnd"/>
-      <w:r>
-        <w:t xml:space="preserve"> !</w:t>
-      </w:r>
-      <w:proofErr w:type="gramEnd"/>
-      <w:r>
-        <w:t>= data) {</w:t>
-      </w:r>
-    </w:p>
-    <w:p>
-      <w:r>
-        <w:t xml:space="preserve">            temp = </w:t>
-      </w:r>
-      <w:proofErr w:type="spellStart"/>
-      <w:proofErr w:type="gramStart"/>
-      <w:r>
-        <w:t>temp.next</w:t>
-      </w:r>
-      <w:proofErr w:type="spellEnd"/>
-      <w:proofErr w:type="gramEnd"/>
-      <w:r>
-        <w:t>;</w:t>
-      </w:r>
-    </w:p>
-    <w:p>
-      <w:r>
-        <w:t xml:space="preserve">        }</w:t>
-      </w:r>
-    </w:p>
-    <w:p/>
-    <w:p>
-      <w:r>
-        <w:t xml:space="preserve">        // If target value is not present in the list</w:t>
-      </w:r>
-    </w:p>
-    <w:p>
-      <w:r>
-        <w:t xml:space="preserve">        if (</w:t>
-      </w:r>
-      <w:proofErr w:type="spellStart"/>
-      <w:proofErr w:type="gramStart"/>
-      <w:r>
-        <w:t>temp.next</w:t>
-      </w:r>
-      <w:proofErr w:type="spellEnd"/>
-      <w:proofErr w:type="gramEnd"/>
-      <w:r>
-        <w:t xml:space="preserve"> == null) {</w:t>
-      </w:r>
-    </w:p>
-    <w:p>
-      <w:r>
-        <w:t xml:space="preserve">            </w:t>
-      </w:r>
-      <w:proofErr w:type="spellStart"/>
-      <w:r>
-        <w:t>System.out.println</w:t>
-      </w:r>
-      <w:proofErr w:type="spellEnd"/>
-      <w:r>
-        <w:t>("Data not found");</w:t>
-      </w:r>
-    </w:p>
-    <w:p>
-      <w:r>
-        <w:t xml:space="preserve">            return;</w:t>
-      </w:r>
-    </w:p>
-    <w:p>
-      <w:r>
-        <w:t xml:space="preserve">        }</w:t>
-      </w:r>
-    </w:p>
-    <w:p>
-      <w:r>
-        <w:t xml:space="preserve">        </w:t>
-      </w:r>
-    </w:p>
-    <w:p>
-      <w:r>
-        <w:t xml:space="preserve">        // Bypass target node: Point predecessor's next to the target's next</w:t>
-      </w:r>
-    </w:p>
-    <w:p>
-      <w:r>
-        <w:t xml:space="preserve">        </w:t>
-      </w:r>
-      <w:proofErr w:type="spellStart"/>
-      <w:proofErr w:type="gramStart"/>
-      <w:r>
-        <w:t>temp.next</w:t>
-      </w:r>
-      <w:proofErr w:type="spellEnd"/>
-      <w:proofErr w:type="gramEnd"/>
-      <w:r>
-        <w:t xml:space="preserve"> = </w:t>
-      </w:r>
-      <w:proofErr w:type="spellStart"/>
-      <w:proofErr w:type="gramStart"/>
-      <w:r>
-        <w:t>temp.next</w:t>
-      </w:r>
-      <w:proofErr w:type="gramEnd"/>
-      <w:r>
-        <w:t>.next</w:t>
-      </w:r>
-      <w:proofErr w:type="spellEnd"/>
-      <w:r>
-        <w:t>;</w:t>
-      </w:r>
-    </w:p>
-    <w:p>
-      <w:r>
-        <w:t xml:space="preserve">    }</w:t>
-      </w:r>
-    </w:p>
-    <w:p/>
-    <w:p>
-      <w:r>
-        <w:t xml:space="preserve">    // Delete by Index (O(n) Time Complexity)</w:t>
-      </w:r>
-    </w:p>
-    <w:p>
-      <w:r>
-        <w:t xml:space="preserve">    public void </w:t>
-      </w:r>
-      <w:proofErr w:type="spellStart"/>
-      <w:proofErr w:type="gramStart"/>
-      <w:r>
-        <w:t>deleteByIndex</w:t>
-      </w:r>
-      <w:proofErr w:type="spellEnd"/>
-      <w:r>
-        <w:t>(</w:t>
-      </w:r>
-      <w:proofErr w:type="gramEnd"/>
-      <w:r>
-        <w:t>int index) {</w:t>
-      </w:r>
-    </w:p>
-    <w:p>
-      <w:r>
-        <w:t xml:space="preserve">        if (index &lt; 0 || head == null) {</w:t>
-      </w:r>
-    </w:p>
-    <w:p>
-      <w:r>
-        <w:t xml:space="preserve">            </w:t>
-      </w:r>
-      <w:proofErr w:type="spellStart"/>
-      <w:r>
-        <w:t>System.out.println</w:t>
-      </w:r>
-      <w:proofErr w:type="spellEnd"/>
-      <w:r>
-        <w:t>("Invalid index");</w:t>
-      </w:r>
-    </w:p>
-    <w:p>
-      <w:r>
-        <w:t xml:space="preserve">            return;</w:t>
-      </w:r>
-    </w:p>
-    <w:p>
-      <w:r>
-        <w:t xml:space="preserve">        }</w:t>
-      </w:r>
-    </w:p>
-    <w:p>
-      <w:r>
-        <w:t xml:space="preserve">        if (index == 0) {</w:t>
-      </w:r>
-    </w:p>
-    <w:p>
-      <w:r>
-        <w:t xml:space="preserve">            head = </w:t>
-      </w:r>
-      <w:proofErr w:type="spellStart"/>
-      <w:proofErr w:type="gramStart"/>
-      <w:r>
-        <w:t>head.next</w:t>
-      </w:r>
-      <w:proofErr w:type="spellEnd"/>
-      <w:proofErr w:type="gramEnd"/>
-      <w:r>
-        <w:t>;</w:t>
-      </w:r>
-    </w:p>
-    <w:p>
-      <w:r>
-        <w:t xml:space="preserve">            return;</w:t>
-      </w:r>
-    </w:p>
-    <w:p>
-      <w:r>
-        <w:t xml:space="preserve">        }</w:t>
-      </w:r>
-    </w:p>
-    <w:p>
-      <w:r>
-        <w:t xml:space="preserve">        Node temp = head;</w:t>
-      </w:r>
-    </w:p>
-    <w:p>
-      <w:r>
-        <w:t xml:space="preserve">        // Traverse to find predecessor node (index - 1)</w:t>
-      </w:r>
-    </w:p>
-    <w:p>
-      <w:r>
-        <w:t xml:space="preserve">        for (int </w:t>
-      </w:r>
-      <w:proofErr w:type="spellStart"/>
-      <w:r>
-        <w:t>i</w:t>
-      </w:r>
-      <w:proofErr w:type="spellEnd"/>
-      <w:r>
-        <w:t xml:space="preserve"> = 0; </w:t>
-      </w:r>
-      <w:proofErr w:type="gramStart"/>
-      <w:r>
-        <w:t>temp !</w:t>
-      </w:r>
-      <w:proofErr w:type="gramEnd"/>
-      <w:r>
-        <w:t xml:space="preserve">= null &amp;&amp; </w:t>
-      </w:r>
-      <w:proofErr w:type="spellStart"/>
-      <w:r>
-        <w:t>i</w:t>
-      </w:r>
-      <w:proofErr w:type="spellEnd"/>
-      <w:r>
-        <w:t xml:space="preserve"> &lt; index - 1; </w:t>
-      </w:r>
-      <w:proofErr w:type="spellStart"/>
-      <w:r>
-        <w:t>i</w:t>
-      </w:r>
-      <w:proofErr w:type="spellEnd"/>
-      <w:r>
-        <w:t>++) {</w:t>
-      </w:r>
-    </w:p>
-    <w:p>
-      <w:r>
-        <w:t xml:space="preserve">            temp = </w:t>
-      </w:r>
-      <w:proofErr w:type="spellStart"/>
-      <w:proofErr w:type="gramStart"/>
-      <w:r>
-        <w:t>temp.next</w:t>
-      </w:r>
-      <w:proofErr w:type="spellEnd"/>
-      <w:proofErr w:type="gramEnd"/>
       <w:r>
         <w:t>;</w:t>
       </w:r>
@@ -14280,12 +12441,10 @@
         <w:t xml:space="preserve">        if (temp == null || </w:t>
       </w:r>
       <w:proofErr w:type="spellStart"/>
-      <w:proofErr w:type="gramStart"/>
       <w:r>
         <w:t>temp.next</w:t>
       </w:r>
       <w:proofErr w:type="spellEnd"/>
-      <w:proofErr w:type="gramEnd"/>
       <w:r>
         <w:t xml:space="preserve"> == null) {</w:t>
       </w:r>
@@ -14318,27 +12477,95 @@
         <w:t xml:space="preserve">        </w:t>
       </w:r>
       <w:proofErr w:type="spellStart"/>
-      <w:proofErr w:type="gramStart"/>
       <w:r>
         <w:t>temp.next</w:t>
       </w:r>
       <w:proofErr w:type="spellEnd"/>
-      <w:proofErr w:type="gramEnd"/>
       <w:r>
         <w:t xml:space="preserve"> = </w:t>
       </w:r>
       <w:proofErr w:type="spellStart"/>
-      <w:proofErr w:type="gramStart"/>
+      <w:r>
+        <w:t>temp.next.next</w:t>
+      </w:r>
+      <w:proofErr w:type="spellEnd"/>
+      <w:r>
+        <w:t>; // Bypass target</w:t>
+      </w:r>
+    </w:p>
+    <w:p>
+      <w:r>
+        <w:t xml:space="preserve">    }</w:t>
+      </w:r>
+    </w:p>
+    <w:p/>
+    <w:p>
+      <w:r>
+        <w:t xml:space="preserve">    // Sequential Linear Search (O(n) Time Complexity)</w:t>
+      </w:r>
+    </w:p>
+    <w:p>
+      <w:r>
+        <w:t xml:space="preserve">    public </w:t>
+      </w:r>
+      <w:proofErr w:type="spellStart"/>
+      <w:r>
+        <w:t>boolean</w:t>
+      </w:r>
+      <w:proofErr w:type="spellEnd"/>
+      <w:r>
+        <w:t xml:space="preserve"> search(int data) {</w:t>
+      </w:r>
+    </w:p>
+    <w:p>
+      <w:r>
+        <w:t xml:space="preserve">         Node temp = head;</w:t>
+      </w:r>
+    </w:p>
+    <w:p>
+      <w:r>
+        <w:t xml:space="preserve">         while (temp != null) {</w:t>
+      </w:r>
+    </w:p>
+    <w:p>
+      <w:r>
+        <w:t xml:space="preserve">             if (</w:t>
+      </w:r>
+      <w:proofErr w:type="spellStart"/>
+      <w:r>
+        <w:t>temp.data</w:t>
+      </w:r>
+      <w:proofErr w:type="spellEnd"/>
+      <w:r>
+        <w:t xml:space="preserve"> == data)</w:t>
+      </w:r>
+    </w:p>
+    <w:p>
+      <w:r>
+        <w:t xml:space="preserve">                 return true;</w:t>
+      </w:r>
+    </w:p>
+    <w:p>
+      <w:r>
+        <w:t xml:space="preserve">             temp = </w:t>
+      </w:r>
+      <w:proofErr w:type="spellStart"/>
       <w:r>
         <w:t>temp.next</w:t>
       </w:r>
-      <w:proofErr w:type="gramEnd"/>
-      <w:r>
-        <w:t>.next</w:t>
-      </w:r>
-      <w:proofErr w:type="spellEnd"/>
-      <w:r>
-        <w:t>; // Bypass target</w:t>
+      <w:proofErr w:type="spellEnd"/>
+      <w:r>
+        <w:t>; // Step forward</w:t>
+      </w:r>
+    </w:p>
+    <w:p>
+      <w:r>
+        <w:t xml:space="preserve">         }</w:t>
+      </w:r>
+    </w:p>
+    <w:p>
+      <w:r>
+        <w:t xml:space="preserve">         return false;</w:t>
       </w:r>
     </w:p>
     <w:p>
@@ -14349,51 +12576,35 @@
     <w:p/>
     <w:p>
       <w:r>
-        <w:t xml:space="preserve">    // Sequential Linear Search (O(n) Time Complexity)</w:t>
-      </w:r>
-    </w:p>
-    <w:p>
-      <w:r>
-        <w:t xml:space="preserve">    public </w:t>
-      </w:r>
-      <w:proofErr w:type="spellStart"/>
-      <w:r>
-        <w:t>boolean</w:t>
-      </w:r>
-      <w:proofErr w:type="spellEnd"/>
-      <w:r>
-        <w:t xml:space="preserve"> </w:t>
-      </w:r>
-      <w:proofErr w:type="gramStart"/>
-      <w:r>
-        <w:t>search(</w:t>
-      </w:r>
-      <w:proofErr w:type="gramEnd"/>
-      <w:r>
-        <w:t>int data) {</w:t>
-      </w:r>
-    </w:p>
-    <w:p>
-      <w:r>
-        <w:t xml:space="preserve">         Node temp = head;</w:t>
-      </w:r>
-    </w:p>
-    <w:p>
-      <w:r>
-        <w:t xml:space="preserve">         while (</w:t>
-      </w:r>
-      <w:proofErr w:type="gramStart"/>
-      <w:r>
-        <w:t>temp !</w:t>
-      </w:r>
-      <w:proofErr w:type="gramEnd"/>
-      <w:r>
-        <w:t>= null) {</w:t>
-      </w:r>
-    </w:p>
-    <w:p>
-      <w:r>
-        <w:t xml:space="preserve">             if (</w:t>
+        <w:t xml:space="preserve">    // Traversing and displaying (O(n) Time Complexity)</w:t>
+      </w:r>
+    </w:p>
+    <w:p>
+      <w:r>
+        <w:t xml:space="preserve">    public void display() {</w:t>
+      </w:r>
+    </w:p>
+    <w:p>
+      <w:r>
+        <w:t xml:space="preserve">        Node temp = head;</w:t>
+      </w:r>
+    </w:p>
+    <w:p>
+      <w:r>
+        <w:t xml:space="preserve">        while (temp != null) {</w:t>
+      </w:r>
+    </w:p>
+    <w:p>
+      <w:r>
+        <w:t xml:space="preserve">            </w:t>
+      </w:r>
+      <w:proofErr w:type="spellStart"/>
+      <w:r>
+        <w:t>System.out.print</w:t>
+      </w:r>
+      <w:proofErr w:type="spellEnd"/>
+      <w:r>
+        <w:t>(</w:t>
       </w:r>
       <w:proofErr w:type="spellStart"/>
       <w:r>
@@ -14401,37 +12612,38 @@
       </w:r>
       <w:proofErr w:type="spellEnd"/>
       <w:r>
-        <w:t xml:space="preserve"> == data)</w:t>
-      </w:r>
-    </w:p>
-    <w:p>
-      <w:r>
-        <w:t xml:space="preserve">                 return true;</w:t>
-      </w:r>
-    </w:p>
-    <w:p>
-      <w:r>
-        <w:t xml:space="preserve">             temp = </w:t>
-      </w:r>
-      <w:proofErr w:type="spellStart"/>
-      <w:proofErr w:type="gramStart"/>
+        <w:t xml:space="preserve"> + " -&gt; ");</w:t>
+      </w:r>
+    </w:p>
+    <w:p>
+      <w:r>
+        <w:t xml:space="preserve">            temp = </w:t>
+      </w:r>
+      <w:proofErr w:type="spellStart"/>
       <w:r>
         <w:t>temp.next</w:t>
       </w:r>
       <w:proofErr w:type="spellEnd"/>
-      <w:proofErr w:type="gramEnd"/>
-      <w:r>
-        <w:t>; // Step forward</w:t>
-      </w:r>
-    </w:p>
-    <w:p>
-      <w:r>
-        <w:t xml:space="preserve">         }</w:t>
-      </w:r>
-    </w:p>
-    <w:p>
-      <w:r>
-        <w:t xml:space="preserve">         return false;</w:t>
+      <w:r>
+        <w:t>;</w:t>
+      </w:r>
+    </w:p>
+    <w:p>
+      <w:r>
+        <w:t xml:space="preserve">        }</w:t>
+      </w:r>
+    </w:p>
+    <w:p>
+      <w:r>
+        <w:t xml:space="preserve">        </w:t>
+      </w:r>
+      <w:proofErr w:type="spellStart"/>
+      <w:r>
+        <w:t>System.out.println</w:t>
+      </w:r>
+      <w:proofErr w:type="spellEnd"/>
+      <w:r>
+        <w:t>("null");</w:t>
       </w:r>
     </w:p>
     <w:p>
@@ -14442,47 +12654,126 @@
     <w:p/>
     <w:p>
       <w:r>
-        <w:t xml:space="preserve">    // Traversing and displaying (O(n) Time Complexity)</w:t>
-      </w:r>
-    </w:p>
-    <w:p>
-      <w:r>
-        <w:t xml:space="preserve">    public void </w:t>
-      </w:r>
-      <w:proofErr w:type="gramStart"/>
-      <w:r>
-        <w:t>display(</w:t>
-      </w:r>
-      <w:proofErr w:type="gramEnd"/>
+        <w:t xml:space="preserve">    public static void main(String[] </w:t>
+      </w:r>
+      <w:proofErr w:type="spellStart"/>
+      <w:r>
+        <w:t>args</w:t>
+      </w:r>
+      <w:proofErr w:type="spellEnd"/>
       <w:r>
         <w:t>) {</w:t>
       </w:r>
     </w:p>
     <w:p>
       <w:r>
-        <w:t xml:space="preserve">        Node temp = head;</w:t>
-      </w:r>
-    </w:p>
-    <w:p>
-      <w:r>
-        <w:t xml:space="preserve">        while (</w:t>
-      </w:r>
-      <w:proofErr w:type="gramStart"/>
-      <w:r>
-        <w:t>temp !</w:t>
-      </w:r>
-      <w:proofErr w:type="gramEnd"/>
-      <w:r>
-        <w:t>= null) {</w:t>
-      </w:r>
-    </w:p>
-    <w:p>
-      <w:r>
-        <w:t xml:space="preserve">            </w:t>
-      </w:r>
-      <w:proofErr w:type="spellStart"/>
-      <w:r>
-        <w:t>System.out.print</w:t>
+        <w:t xml:space="preserve">        LinkedList list = new LinkedList();</w:t>
+      </w:r>
+    </w:p>
+    <w:p/>
+    <w:p>
+      <w:r>
+        <w:t xml:space="preserve">        </w:t>
+      </w:r>
+      <w:proofErr w:type="spellStart"/>
+      <w:r>
+        <w:t>list.insertAtBeginning</w:t>
+      </w:r>
+      <w:proofErr w:type="spellEnd"/>
+      <w:r>
+        <w:t>(1); // 1 -&gt; null</w:t>
+      </w:r>
+    </w:p>
+    <w:p>
+      <w:r>
+        <w:t xml:space="preserve">        </w:t>
+      </w:r>
+      <w:proofErr w:type="spellStart"/>
+      <w:r>
+        <w:t>list.insertAtBeginning</w:t>
+      </w:r>
+      <w:proofErr w:type="spellEnd"/>
+      <w:r>
+        <w:t>(2); // 2 -&gt; 1 -&gt; null</w:t>
+      </w:r>
+    </w:p>
+    <w:p>
+      <w:r>
+        <w:t xml:space="preserve">        </w:t>
+      </w:r>
+      <w:proofErr w:type="spellStart"/>
+      <w:r>
+        <w:t>list.insertAtBeginning</w:t>
+      </w:r>
+      <w:proofErr w:type="spellEnd"/>
+      <w:r>
+        <w:t>(3); // 3 -&gt; 2 -&gt; 1 -&gt; null</w:t>
+      </w:r>
+    </w:p>
+    <w:p/>
+    <w:p>
+      <w:r>
+        <w:t xml:space="preserve">        </w:t>
+      </w:r>
+      <w:proofErr w:type="spellStart"/>
+      <w:r>
+        <w:t>list.insertAtEnd</w:t>
+      </w:r>
+      <w:proofErr w:type="spellEnd"/>
+      <w:r>
+        <w:t>(4); // 3 -&gt; 2 -&gt; 1 -&gt; 4 -&gt; null</w:t>
+      </w:r>
+    </w:p>
+    <w:p/>
+    <w:p>
+      <w:r>
+        <w:t xml:space="preserve">        </w:t>
+      </w:r>
+      <w:proofErr w:type="spellStart"/>
+      <w:r>
+        <w:t>list.insertAtIndex</w:t>
+      </w:r>
+      <w:proofErr w:type="spellEnd"/>
+      <w:r>
+        <w:t>(2, 5); // 3 -&gt; 2 -&gt; 5 -&gt; 1 -&gt; 4 -&gt; null</w:t>
+      </w:r>
+    </w:p>
+    <w:p/>
+    <w:p>
+      <w:r>
+        <w:t xml:space="preserve">        </w:t>
+      </w:r>
+      <w:proofErr w:type="spellStart"/>
+      <w:r>
+        <w:t>list.delete</w:t>
+      </w:r>
+      <w:proofErr w:type="spellEnd"/>
+      <w:r>
+        <w:t>(5); // 3 -&gt; 2 -&gt; 1 -&gt; 4 -&gt; null</w:t>
+      </w:r>
+    </w:p>
+    <w:p/>
+    <w:p>
+      <w:r>
+        <w:t xml:space="preserve">        </w:t>
+      </w:r>
+      <w:proofErr w:type="spellStart"/>
+      <w:r>
+        <w:t>list.deleteByIndex</w:t>
+      </w:r>
+      <w:proofErr w:type="spellEnd"/>
+      <w:r>
+        <w:t>(0); // 2 -&gt; 1 -&gt; 4 -&gt; null</w:t>
+      </w:r>
+    </w:p>
+    <w:p/>
+    <w:p>
+      <w:r>
+        <w:t xml:space="preserve">        </w:t>
+      </w:r>
+      <w:proofErr w:type="spellStart"/>
+      <w:r>
+        <w:t>System.out.println</w:t>
       </w:r>
       <w:proofErr w:type="spellEnd"/>
       <w:r>
@@ -14490,378 +12781,154 @@
       </w:r>
       <w:proofErr w:type="spellStart"/>
       <w:r>
-        <w:t>temp.data</w:t>
-      </w:r>
-      <w:proofErr w:type="spellEnd"/>
-      <w:r>
-        <w:t xml:space="preserve"> + " -&gt; ");</w:t>
-      </w:r>
-    </w:p>
-    <w:p>
-      <w:r>
-        <w:t xml:space="preserve">            temp = </w:t>
-      </w:r>
-      <w:proofErr w:type="spellStart"/>
-      <w:proofErr w:type="gramStart"/>
+        <w:t>list.search</w:t>
+      </w:r>
+      <w:proofErr w:type="spellEnd"/>
+      <w:r>
+        <w:t>(4)); // Expected Output: true</w:t>
+      </w:r>
+    </w:p>
+    <w:p>
+      <w:r>
+        <w:t xml:space="preserve">        </w:t>
+      </w:r>
+      <w:proofErr w:type="spellStart"/>
+      <w:r>
+        <w:t>System.out.println</w:t>
+      </w:r>
+      <w:proofErr w:type="spellEnd"/>
+      <w:r>
+        <w:t>(</w:t>
+      </w:r>
+      <w:proofErr w:type="spellStart"/>
+      <w:r>
+        <w:t>list.search</w:t>
+      </w:r>
+      <w:proofErr w:type="spellEnd"/>
+      <w:r>
+        <w:t>(5)); // Expected Output: false</w:t>
+      </w:r>
+    </w:p>
+    <w:p/>
+    <w:p>
+      <w:r>
+        <w:t xml:space="preserve">        </w:t>
+      </w:r>
+      <w:proofErr w:type="spellStart"/>
+      <w:r>
+        <w:t>list.display</w:t>
+      </w:r>
+      <w:proofErr w:type="spellEnd"/>
+      <w:r>
+        <w:t>(); // Expected Output: 2 -&gt; 1 -&gt; 4 -&gt; null</w:t>
+      </w:r>
+    </w:p>
+    <w:p>
+      <w:r>
+        <w:t xml:space="preserve">    }</w:t>
+      </w:r>
+    </w:p>
+    <w:p>
+      <w:r>
+        <w:t>}</w:t>
+      </w:r>
+    </w:p>
+    <w:p>
+      <w:pPr>
+        <w:rPr>
+          <w:b/>
+          <w:bCs/>
+        </w:rPr>
+      </w:pPr>
+      <w:r>
+        <w:rPr>
+          <w:b/>
+          <w:bCs/>
+        </w:rPr>
+        <w:t>Critical Concept: The Ordering of Pointer Swapping</w:t>
+      </w:r>
+    </w:p>
+    <w:p>
+      <w:r>
+        <w:t xml:space="preserve">In your </w:t>
+      </w:r>
+      <w:proofErr w:type="spellStart"/>
+      <w:r>
+        <w:t>insertAtIndex</w:t>
+      </w:r>
+      <w:proofErr w:type="spellEnd"/>
+      <w:r>
+        <w:t xml:space="preserve"> method, look closely at this block:</w:t>
+      </w:r>
+    </w:p>
+    <w:p>
+      <w:proofErr w:type="spellStart"/>
+      <w:r>
+        <w:t>newNode.next</w:t>
+      </w:r>
+      <w:proofErr w:type="spellEnd"/>
+      <w:r>
+        <w:t xml:space="preserve"> = </w:t>
+      </w:r>
+      <w:proofErr w:type="spellStart"/>
       <w:r>
         <w:t>temp.next</w:t>
       </w:r>
       <w:proofErr w:type="spellEnd"/>
-      <w:proofErr w:type="gramEnd"/>
-      <w:r>
-        <w:t>;</w:t>
-      </w:r>
-    </w:p>
-    <w:p>
-      <w:r>
-        <w:t xml:space="preserve">        }</w:t>
-      </w:r>
-    </w:p>
-    <w:p>
-      <w:r>
-        <w:t xml:space="preserve">        </w:t>
-      </w:r>
-      <w:proofErr w:type="spellStart"/>
-      <w:r>
-        <w:t>System.out.println</w:t>
-      </w:r>
-      <w:proofErr w:type="spellEnd"/>
-      <w:r>
-        <w:t>("null");</w:t>
-      </w:r>
-    </w:p>
-    <w:p>
-      <w:r>
-        <w:t xml:space="preserve">    }</w:t>
-      </w:r>
-    </w:p>
-    <w:p/>
-    <w:p>
-      <w:r>
-        <w:t xml:space="preserve">    public static void </w:t>
-      </w:r>
-      <w:proofErr w:type="gramStart"/>
-      <w:r>
-        <w:t>main(String[</w:t>
-      </w:r>
-      <w:proofErr w:type="gramEnd"/>
-      <w:r>
-        <w:t xml:space="preserve">] </w:t>
-      </w:r>
-      <w:proofErr w:type="spellStart"/>
-      <w:r>
-        <w:t>args</w:t>
-      </w:r>
-      <w:proofErr w:type="spellEnd"/>
-      <w:r>
-        <w:t>) {</w:t>
-      </w:r>
-    </w:p>
-    <w:p>
-      <w:r>
-        <w:t xml:space="preserve">        LinkedList list = new </w:t>
-      </w:r>
-      <w:proofErr w:type="gramStart"/>
-      <w:r>
-        <w:t>LinkedList(</w:t>
-      </w:r>
-      <w:proofErr w:type="gramEnd"/>
-      <w:r>
-        <w:t>);</w:t>
-      </w:r>
-    </w:p>
-    <w:p/>
-    <w:p>
-      <w:r>
-        <w:t xml:space="preserve">        </w:t>
-      </w:r>
-      <w:proofErr w:type="spellStart"/>
-      <w:proofErr w:type="gramStart"/>
-      <w:r>
-        <w:t>list.insertAtBeginning</w:t>
-      </w:r>
-      <w:proofErr w:type="spellEnd"/>
-      <w:proofErr w:type="gramEnd"/>
-      <w:r>
-        <w:t>(1); // 1 -&gt; null</w:t>
-      </w:r>
-    </w:p>
-    <w:p>
-      <w:r>
-        <w:t xml:space="preserve">        </w:t>
-      </w:r>
-      <w:proofErr w:type="spellStart"/>
-      <w:proofErr w:type="gramStart"/>
-      <w:r>
-        <w:t>list.insertAtBeginning</w:t>
-      </w:r>
-      <w:proofErr w:type="spellEnd"/>
-      <w:proofErr w:type="gramEnd"/>
-      <w:r>
-        <w:t>(2); // 2 -&gt; 1 -&gt; null</w:t>
-      </w:r>
-    </w:p>
-    <w:p>
-      <w:r>
-        <w:t xml:space="preserve">        </w:t>
-      </w:r>
-      <w:proofErr w:type="spellStart"/>
-      <w:proofErr w:type="gramStart"/>
-      <w:r>
-        <w:t>list.insertAtBeginning</w:t>
-      </w:r>
-      <w:proofErr w:type="spellEnd"/>
-      <w:proofErr w:type="gramEnd"/>
-      <w:r>
-        <w:t>(3); // 3 -&gt; 2 -&gt; 1 -&gt; null</w:t>
-      </w:r>
-    </w:p>
-    <w:p/>
-    <w:p>
-      <w:r>
-        <w:t xml:space="preserve">        </w:t>
-      </w:r>
-      <w:proofErr w:type="spellStart"/>
-      <w:proofErr w:type="gramStart"/>
-      <w:r>
-        <w:t>list.insertAtEnd</w:t>
-      </w:r>
-      <w:proofErr w:type="spellEnd"/>
-      <w:proofErr w:type="gramEnd"/>
-      <w:r>
-        <w:t>(4); // 3 -&gt; 2 -&gt; 1 -&gt; 4 -&gt; null</w:t>
-      </w:r>
-    </w:p>
-    <w:p/>
-    <w:p>
-      <w:r>
-        <w:t xml:space="preserve">        </w:t>
-      </w:r>
-      <w:proofErr w:type="spellStart"/>
-      <w:proofErr w:type="gramStart"/>
-      <w:r>
-        <w:t>list.insertAtIndex</w:t>
-      </w:r>
-      <w:proofErr w:type="spellEnd"/>
-      <w:proofErr w:type="gramEnd"/>
-      <w:r>
-        <w:t>(2, 5); // 3 -&gt; 2 -&gt; 5 -&gt; 1 -&gt; 4 -&gt; null</w:t>
-      </w:r>
-    </w:p>
-    <w:p/>
-    <w:p>
-      <w:r>
-        <w:t xml:space="preserve">        </w:t>
-      </w:r>
-      <w:proofErr w:type="spellStart"/>
-      <w:proofErr w:type="gramStart"/>
-      <w:r>
-        <w:t>list.delete</w:t>
-      </w:r>
-      <w:proofErr w:type="spellEnd"/>
-      <w:proofErr w:type="gramEnd"/>
-      <w:r>
-        <w:t>(5); // 3 -&gt; 2 -&gt; 1 -&gt; 4 -&gt; null</w:t>
-      </w:r>
-    </w:p>
-    <w:p/>
-    <w:p>
-      <w:r>
-        <w:t xml:space="preserve">        </w:t>
-      </w:r>
-      <w:proofErr w:type="spellStart"/>
-      <w:proofErr w:type="gramStart"/>
-      <w:r>
-        <w:t>list.deleteByIndex</w:t>
-      </w:r>
-      <w:proofErr w:type="spellEnd"/>
-      <w:proofErr w:type="gramEnd"/>
-      <w:r>
-        <w:t>(0); // 2 -&gt; 1 -&gt; 4 -&gt; null</w:t>
-      </w:r>
-    </w:p>
-    <w:p/>
-    <w:p>
-      <w:r>
-        <w:t xml:space="preserve">        </w:t>
-      </w:r>
-      <w:proofErr w:type="spellStart"/>
-      <w:r>
-        <w:t>System.out.println</w:t>
-      </w:r>
-      <w:proofErr w:type="spellEnd"/>
-      <w:r>
-        <w:t>(</w:t>
-      </w:r>
-      <w:proofErr w:type="spellStart"/>
-      <w:proofErr w:type="gramStart"/>
-      <w:r>
-        <w:t>list.search</w:t>
-      </w:r>
-      <w:proofErr w:type="spellEnd"/>
-      <w:proofErr w:type="gramEnd"/>
-      <w:r>
-        <w:t>(4)); // Expected Output: true</w:t>
-      </w:r>
-    </w:p>
-    <w:p>
-      <w:r>
-        <w:t xml:space="preserve">        </w:t>
-      </w:r>
-      <w:proofErr w:type="spellStart"/>
-      <w:r>
-        <w:t>System.out.println</w:t>
-      </w:r>
-      <w:proofErr w:type="spellEnd"/>
-      <w:r>
-        <w:t>(</w:t>
-      </w:r>
-      <w:proofErr w:type="spellStart"/>
-      <w:proofErr w:type="gramStart"/>
-      <w:r>
-        <w:t>list.search</w:t>
-      </w:r>
-      <w:proofErr w:type="spellEnd"/>
-      <w:proofErr w:type="gramEnd"/>
-      <w:r>
-        <w:t>(5)); // Expected Output: false</w:t>
-      </w:r>
-    </w:p>
-    <w:p/>
-    <w:p>
-      <w:r>
-        <w:t xml:space="preserve">        </w:t>
-      </w:r>
-      <w:proofErr w:type="spellStart"/>
-      <w:proofErr w:type="gramStart"/>
-      <w:r>
-        <w:t>list.display</w:t>
-      </w:r>
-      <w:proofErr w:type="spellEnd"/>
-      <w:proofErr w:type="gramEnd"/>
-      <w:r>
-        <w:t>(); // Expected Output: 2 -&gt; 1 -&gt; 4 -&gt; null</w:t>
-      </w:r>
-    </w:p>
-    <w:p>
-      <w:r>
-        <w:t xml:space="preserve">    }</w:t>
-      </w:r>
-    </w:p>
-    <w:p>
-      <w:r>
-        <w:t>}</w:t>
-      </w:r>
-    </w:p>
-    <w:p>
-      <w:pPr>
-        <w:rPr>
-          <w:b/>
-          <w:bCs/>
-        </w:rPr>
-      </w:pPr>
-      <w:r>
-        <w:rPr>
-          <w:b/>
-          <w:bCs/>
-        </w:rPr>
-        <w:t>Critical Concept: The Ordering of Pointer Swapping</w:t>
-      </w:r>
-    </w:p>
-    <w:p>
-      <w:r>
-        <w:t xml:space="preserve">In your </w:t>
-      </w:r>
-      <w:proofErr w:type="spellStart"/>
-      <w:r>
-        <w:t>insertAtIndex</w:t>
-      </w:r>
-      <w:proofErr w:type="spellEnd"/>
-      <w:r>
-        <w:t xml:space="preserve"> method, look closely at this block:</w:t>
-      </w:r>
-    </w:p>
-    <w:p>
-      <w:proofErr w:type="spellStart"/>
-      <w:r>
-        <w:t>newNode.next</w:t>
+      <w:r>
+        <w:t>; // Step 1</w:t>
+      </w:r>
+    </w:p>
+    <w:p>
+      <w:proofErr w:type="spellStart"/>
+      <w:r>
+        <w:t>temp.next</w:t>
       </w:r>
       <w:proofErr w:type="spellEnd"/>
       <w:r>
         <w:t xml:space="preserve"> = </w:t>
       </w:r>
       <w:proofErr w:type="spellStart"/>
-      <w:proofErr w:type="gramStart"/>
+      <w:r>
+        <w:t>newNode</w:t>
+      </w:r>
+      <w:proofErr w:type="spellEnd"/>
+      <w:r>
+        <w:t>;      // Step 2</w:t>
+      </w:r>
+    </w:p>
+    <w:p>
+      <w:r>
+        <w:rPr>
+          <w:b/>
+          <w:bCs/>
+        </w:rPr>
+        <w:t>Why can't we swap these two steps?</w:t>
+      </w:r>
+      <w:r>
+        <w:t xml:space="preserve"> If you execute Step 2 first (</w:t>
+      </w:r>
+      <w:proofErr w:type="spellStart"/>
       <w:r>
         <w:t>temp.next</w:t>
       </w:r>
       <w:proofErr w:type="spellEnd"/>
-      <w:proofErr w:type="gramEnd"/>
-      <w:r>
-        <w:t>; // Step 1</w:t>
-      </w:r>
-    </w:p>
-    <w:p>
-      <w:proofErr w:type="spellStart"/>
-      <w:proofErr w:type="gramStart"/>
+      <w:r>
+        <w:t xml:space="preserve"> = </w:t>
+      </w:r>
+      <w:proofErr w:type="spellStart"/>
+      <w:r>
+        <w:t>newNode</w:t>
+      </w:r>
+      <w:proofErr w:type="spellEnd"/>
+      <w:r>
+        <w:t>), you break the chain before saving it. You lose your reference to the rest of the list (</w:t>
+      </w:r>
+      <w:proofErr w:type="spellStart"/>
       <w:r>
         <w:t>temp.next</w:t>
       </w:r>
       <w:proofErr w:type="spellEnd"/>
-      <w:proofErr w:type="gramEnd"/>
-      <w:r>
-        <w:t xml:space="preserve"> = </w:t>
-      </w:r>
-      <w:proofErr w:type="spellStart"/>
-      <w:proofErr w:type="gramStart"/>
-      <w:r>
-        <w:t>newNode</w:t>
-      </w:r>
-      <w:proofErr w:type="spellEnd"/>
-      <w:r>
-        <w:t xml:space="preserve">;   </w:t>
-      </w:r>
-      <w:proofErr w:type="gramEnd"/>
-      <w:r>
-        <w:t xml:space="preserve">   // Step 2</w:t>
-      </w:r>
-    </w:p>
-    <w:p>
-      <w:r>
-        <w:rPr>
-          <w:b/>
-          <w:bCs/>
-        </w:rPr>
-        <w:t>Why can't we swap these two steps?</w:t>
-      </w:r>
-      <w:r>
-        <w:t xml:space="preserve"> If you execute Step 2 first (</w:t>
-      </w:r>
-      <w:proofErr w:type="spellStart"/>
-      <w:proofErr w:type="gramStart"/>
-      <w:r>
-        <w:t>temp.next</w:t>
-      </w:r>
-      <w:proofErr w:type="spellEnd"/>
-      <w:proofErr w:type="gramEnd"/>
-      <w:r>
-        <w:t xml:space="preserve"> = </w:t>
-      </w:r>
-      <w:proofErr w:type="spellStart"/>
-      <w:r>
-        <w:t>newNode</w:t>
-      </w:r>
-      <w:proofErr w:type="spellEnd"/>
-      <w:r>
-        <w:t>), you break the chain before saving it. You lose your reference to the rest of the list (</w:t>
-      </w:r>
-      <w:proofErr w:type="spellStart"/>
-      <w:proofErr w:type="gramStart"/>
-      <w:r>
-        <w:t>temp.next</w:t>
-      </w:r>
-      <w:proofErr w:type="spellEnd"/>
-      <w:proofErr w:type="gramEnd"/>
       <w:r>
         <w:t xml:space="preserve"> gets overwritten with </w:t>
       </w:r>
@@ -14948,31 +13015,7 @@
         </w:numPr>
       </w:pPr>
       <w:r>
-        <w:t>while (</w:t>
-      </w:r>
-      <w:proofErr w:type="gramStart"/>
-      <w:r>
-        <w:t>temp !</w:t>
-      </w:r>
-      <w:proofErr w:type="gramEnd"/>
-      <w:r>
-        <w:t xml:space="preserve">= null): Used when you want to process every single node in the list (e.g., </w:t>
-      </w:r>
-      <w:proofErr w:type="gramStart"/>
-      <w:r>
-        <w:t>display(</w:t>
-      </w:r>
-      <w:proofErr w:type="gramEnd"/>
-      <w:r>
-        <w:t xml:space="preserve">), </w:t>
-      </w:r>
-      <w:proofErr w:type="gramStart"/>
-      <w:r>
-        <w:t>search(</w:t>
-      </w:r>
-      <w:proofErr w:type="gramEnd"/>
-      <w:r>
-        <w:t>)).</w:t>
+        <w:t>while (temp != null): Used when you want to process every single node in the list (e.g., display(), search()).</w:t>
       </w:r>
     </w:p>
     <w:p>
@@ -14987,17 +13030,12 @@
         <w:t>while (</w:t>
       </w:r>
       <w:proofErr w:type="spellStart"/>
-      <w:proofErr w:type="gramStart"/>
       <w:r>
         <w:t>temp.next</w:t>
       </w:r>
       <w:proofErr w:type="spellEnd"/>
       <w:r>
-        <w:t xml:space="preserve"> !=</w:t>
-      </w:r>
-      <w:proofErr w:type="gramEnd"/>
-      <w:r>
-        <w:t xml:space="preserve"> null): Used when you need to stop on the </w:t>
+        <w:t xml:space="preserve"> != null): Used when you need to stop on the </w:t>
       </w:r>
       <w:r>
         <w:rPr>
@@ -15010,25 +13048,18 @@
         <w:t xml:space="preserve"> (e.g., </w:t>
       </w:r>
       <w:proofErr w:type="spellStart"/>
-      <w:proofErr w:type="gramStart"/>
       <w:r>
         <w:t>insertAtEnd</w:t>
       </w:r>
       <w:proofErr w:type="spellEnd"/>
       <w:r>
-        <w:t>(</w:t>
-      </w:r>
-      <w:proofErr w:type="gramEnd"/>
-      <w:r>
-        <w:t xml:space="preserve">)). If temp itself is null, executing </w:t>
-      </w:r>
-      <w:proofErr w:type="spellStart"/>
-      <w:proofErr w:type="gramStart"/>
+        <w:t xml:space="preserve">()). If temp itself is null, executing </w:t>
+      </w:r>
+      <w:proofErr w:type="spellStart"/>
       <w:r>
         <w:t>temp.next</w:t>
       </w:r>
       <w:proofErr w:type="spellEnd"/>
-      <w:proofErr w:type="gramEnd"/>
       <w:r>
         <w:t xml:space="preserve"> will throw a </w:t>
       </w:r>
@@ -15038,23 +13069,13 @@
       </w:r>
       <w:proofErr w:type="spellEnd"/>
       <w:r>
-        <w:t xml:space="preserve">. Always check if </w:t>
-      </w:r>
-      <w:proofErr w:type="gramStart"/>
-      <w:r>
-        <w:t>temp !</w:t>
-      </w:r>
-      <w:proofErr w:type="gramEnd"/>
-      <w:r>
-        <w:t xml:space="preserve">= null before calling </w:t>
-      </w:r>
-      <w:proofErr w:type="spellStart"/>
-      <w:proofErr w:type="gramStart"/>
+        <w:t xml:space="preserve">. Always check if temp != null before calling </w:t>
+      </w:r>
+      <w:proofErr w:type="spellStart"/>
       <w:r>
         <w:t>temp.next</w:t>
       </w:r>
       <w:proofErr w:type="spellEnd"/>
-      <w:proofErr w:type="gramEnd"/>
       <w:r>
         <w:t>!</w:t>
       </w:r>
@@ -15124,39 +13145,7 @@
     </w:p>
     <w:p>
       <w:r>
-        <w:t>$$\</w:t>
-      </w:r>
-      <w:proofErr w:type="gramStart"/>
-      <w:r>
-        <w:t>text{</w:t>
-      </w:r>
-      <w:proofErr w:type="gramEnd"/>
-      <w:r>
-        <w:t>Memory} = 4 \</w:t>
-      </w:r>
-      <w:proofErr w:type="gramStart"/>
-      <w:r>
-        <w:t>text{ bytes</w:t>
-      </w:r>
-      <w:proofErr w:type="gramEnd"/>
-      <w:r>
-        <w:t xml:space="preserve"> (int)} + 8 \</w:t>
-      </w:r>
-      <w:proofErr w:type="gramStart"/>
-      <w:r>
-        <w:t>text{ bytes</w:t>
-      </w:r>
-      <w:proofErr w:type="gramEnd"/>
-      <w:r>
-        <w:t xml:space="preserve"> (pointer)} = 12 \</w:t>
-      </w:r>
-      <w:proofErr w:type="gramStart"/>
-      <w:r>
-        <w:t>text{ bytes</w:t>
-      </w:r>
-      <w:proofErr w:type="gramEnd"/>
-      <w:r>
-        <w:t>}$$</w:t>
+        <w:t>$$\text{Memory} = 4 \text{ bytes (int)} + 8 \text{ bytes (pointer)} = 12 \text{ bytes}$$</w:t>
       </w:r>
     </w:p>
     <w:p>
@@ -15176,47 +13165,7 @@
     </w:p>
     <w:p>
       <w:r>
-        <w:t>$$\</w:t>
-      </w:r>
-      <w:proofErr w:type="gramStart"/>
-      <w:r>
-        <w:t>text{</w:t>
-      </w:r>
-      <w:proofErr w:type="gramEnd"/>
-      <w:r>
-        <w:t>Memory} = 4 \</w:t>
-      </w:r>
-      <w:proofErr w:type="gramStart"/>
-      <w:r>
-        <w:t>text{ bytes</w:t>
-      </w:r>
-      <w:proofErr w:type="gramEnd"/>
-      <w:r>
-        <w:t xml:space="preserve"> (int)} + 16 \</w:t>
-      </w:r>
-      <w:proofErr w:type="gramStart"/>
-      <w:r>
-        <w:t>text{ bytes</w:t>
-      </w:r>
-      <w:proofErr w:type="gramEnd"/>
-      <w:r>
-        <w:t xml:space="preserve"> (2 pointers)} = 20 \</w:t>
-      </w:r>
-      <w:proofErr w:type="gramStart"/>
-      <w:r>
-        <w:t>text{ bytes</w:t>
-      </w:r>
-      <w:proofErr w:type="gramEnd"/>
-      <w:r>
-        <w:t xml:space="preserve"> (5x overhead</w:t>
-      </w:r>
-      <w:proofErr w:type="gramStart"/>
-      <w:r>
-        <w:t>)}$</w:t>
-      </w:r>
-      <w:proofErr w:type="gramEnd"/>
-      <w:r>
-        <w:t>$</w:t>
+        <w:t>$$\text{Memory} = 4 \text{ bytes (int)} + 16 \text{ bytes (2 pointers)} = 20 \text{ bytes (5x overhead)}$$</w:t>
       </w:r>
     </w:p>
     <w:p>
@@ -15247,14 +13196,233 @@
         <w:t xml:space="preserve"> == target). If you forget to update the head reference (head = </w:t>
       </w:r>
       <w:proofErr w:type="spellStart"/>
-      <w:proofErr w:type="gramStart"/>
       <w:r>
         <w:t>head.next</w:t>
       </w:r>
       <w:proofErr w:type="spellEnd"/>
-      <w:proofErr w:type="gramEnd"/>
       <w:r>
         <w:t>), the head of your list will continue to point to the deleted element, and your list's structure will remain unchanged.</w:t>
+      </w:r>
+    </w:p>
+    <w:p/>
+    <w:p>
+      <w:pPr>
+        <w:rPr>
+          <w:b/>
+          <w:bCs/>
+          <w:sz w:val="24"/>
+          <w:szCs w:val="24"/>
+        </w:rPr>
+      </w:pPr>
+      <w:r>
+        <w:rPr>
+          <w:b/>
+          <w:bCs/>
+          <w:sz w:val="24"/>
+          <w:szCs w:val="24"/>
+        </w:rPr>
+        <w:t>Reverse a LinkedList:</w:t>
+      </w:r>
+    </w:p>
+    <w:p>
+      <w:pPr>
+        <w:rPr>
+          <w:b/>
+          <w:bCs/>
+        </w:rPr>
+      </w:pPr>
+      <w:r>
+        <w:rPr>
+          <w:b/>
+          <w:bCs/>
+        </w:rPr>
+        <w:t>Steps to Reverse a Linked List</w:t>
+      </w:r>
+    </w:p>
+    <w:p>
+      <w:pPr>
+        <w:numPr>
+          <w:ilvl w:val="0"/>
+          <w:numId w:val="49"/>
+        </w:numPr>
+      </w:pPr>
+      <w:r>
+        <w:t xml:space="preserve">next = </w:t>
+      </w:r>
+      <w:proofErr w:type="spellStart"/>
+      <w:r>
+        <w:t>current.next</w:t>
+      </w:r>
+      <w:proofErr w:type="spellEnd"/>
+    </w:p>
+    <w:p>
+      <w:pPr>
+        <w:numPr>
+          <w:ilvl w:val="0"/>
+          <w:numId w:val="49"/>
+        </w:numPr>
+      </w:pPr>
+      <w:proofErr w:type="spellStart"/>
+      <w:r>
+        <w:t>current.next</w:t>
+      </w:r>
+      <w:proofErr w:type="spellEnd"/>
+      <w:r>
+        <w:t xml:space="preserve"> = </w:t>
+      </w:r>
+      <w:proofErr w:type="spellStart"/>
+      <w:r>
+        <w:t>prev</w:t>
+      </w:r>
+      <w:proofErr w:type="spellEnd"/>
+    </w:p>
+    <w:p>
+      <w:pPr>
+        <w:numPr>
+          <w:ilvl w:val="0"/>
+          <w:numId w:val="49"/>
+        </w:numPr>
+      </w:pPr>
+      <w:proofErr w:type="spellStart"/>
+      <w:r>
+        <w:t>prev</w:t>
+      </w:r>
+      <w:proofErr w:type="spellEnd"/>
+      <w:r>
+        <w:t xml:space="preserve"> = current</w:t>
+      </w:r>
+    </w:p>
+    <w:p>
+      <w:pPr>
+        <w:numPr>
+          <w:ilvl w:val="0"/>
+          <w:numId w:val="49"/>
+        </w:numPr>
+      </w:pPr>
+      <w:r>
+        <w:t>current = next</w:t>
+      </w:r>
+    </w:p>
+    <w:p>
+      <w:pPr>
+        <w:rPr>
+          <w:b/>
+          <w:bCs/>
+        </w:rPr>
+      </w:pPr>
+      <w:r>
+        <w:rPr>
+          <w:b/>
+          <w:bCs/>
+        </w:rPr>
+        <w:t>Reverse Method</w:t>
+      </w:r>
+    </w:p>
+    <w:p>
+      <w:pPr>
+        <w:ind w:left="720"/>
+      </w:pPr>
+      <w:r>
+        <w:t>public void reverse() {</w:t>
+      </w:r>
+      <w:r>
+        <w:br/>
+        <w:t xml:space="preserve">    Node </w:t>
+      </w:r>
+      <w:proofErr w:type="spellStart"/>
+      <w:r>
+        <w:t>prev</w:t>
+      </w:r>
+      <w:proofErr w:type="spellEnd"/>
+      <w:r>
+        <w:t xml:space="preserve"> = null;</w:t>
+      </w:r>
+      <w:r>
+        <w:br/>
+        <w:t xml:space="preserve">    Node current = head;</w:t>
+      </w:r>
+      <w:r>
+        <w:br/>
+        <w:t xml:space="preserve">    Node next = null;</w:t>
+      </w:r>
+      <w:r>
+        <w:br/>
+      </w:r>
+      <w:r>
+        <w:br/>
+        <w:t xml:space="preserve">    while(current != null) {</w:t>
+      </w:r>
+      <w:r>
+        <w:br/>
+        <w:t xml:space="preserve">        next = </w:t>
+      </w:r>
+      <w:proofErr w:type="spellStart"/>
+      <w:r>
+        <w:t>current.next</w:t>
+      </w:r>
+      <w:proofErr w:type="spellEnd"/>
+      <w:r>
+        <w:t>;</w:t>
+      </w:r>
+      <w:r>
+        <w:br/>
+        <w:t xml:space="preserve">        </w:t>
+      </w:r>
+      <w:proofErr w:type="spellStart"/>
+      <w:r>
+        <w:t>current.next</w:t>
+      </w:r>
+      <w:proofErr w:type="spellEnd"/>
+      <w:r>
+        <w:t xml:space="preserve"> = </w:t>
+      </w:r>
+      <w:proofErr w:type="spellStart"/>
+      <w:r>
+        <w:t>prev</w:t>
+      </w:r>
+      <w:proofErr w:type="spellEnd"/>
+      <w:r>
+        <w:t>; // reverse the pointer</w:t>
+      </w:r>
+      <w:r>
+        <w:br/>
+        <w:t xml:space="preserve">        </w:t>
+      </w:r>
+      <w:proofErr w:type="spellStart"/>
+      <w:r>
+        <w:t>prev</w:t>
+      </w:r>
+      <w:proofErr w:type="spellEnd"/>
+      <w:r>
+        <w:t xml:space="preserve"> = current;</w:t>
+      </w:r>
+      <w:r>
+        <w:br/>
+        <w:t xml:space="preserve">        current = next;</w:t>
+      </w:r>
+      <w:r>
+        <w:br/>
+        <w:t xml:space="preserve">  }</w:t>
+      </w:r>
+      <w:r>
+        <w:br/>
+      </w:r>
+      <w:r>
+        <w:lastRenderedPageBreak/>
+        <w:br/>
+        <w:t xml:space="preserve">    head = </w:t>
+      </w:r>
+      <w:proofErr w:type="spellStart"/>
+      <w:r>
+        <w:t>prev</w:t>
+      </w:r>
+      <w:proofErr w:type="spellEnd"/>
+      <w:r>
+        <w:t>;</w:t>
+      </w:r>
+      <w:r>
+        <w:br/>
+        <w:t>}</w:t>
       </w:r>
     </w:p>
     <w:p/>
@@ -17069,6 +15237,155 @@
     </w:lvl>
   </w:abstractNum>
   <w:abstractNum w:abstractNumId="13" w15:restartNumberingAfterBreak="0">
+    <w:nsid w:val="1F5D5E43"/>
+    <w:multiLevelType w:val="multilevel"/>
+    <w:tmpl w:val="D97E6D82"/>
+    <w:lvl w:ilvl="0">
+      <w:start w:val="1"/>
+      <w:numFmt w:val="bullet"/>
+      <w:lvlText w:val=""/>
+      <w:lvlJc w:val="left"/>
+      <w:pPr>
+        <w:tabs>
+          <w:tab w:val="num" w:pos="720"/>
+        </w:tabs>
+        <w:ind w:left="720" w:hanging="360"/>
+      </w:pPr>
+      <w:rPr>
+        <w:rFonts w:ascii="Symbol" w:hAnsi="Symbol" w:hint="default"/>
+        <w:sz w:val="20"/>
+      </w:rPr>
+    </w:lvl>
+    <w:lvl w:ilvl="1" w:tentative="1">
+      <w:start w:val="1"/>
+      <w:numFmt w:val="bullet"/>
+      <w:lvlText w:val="o"/>
+      <w:lvlJc w:val="left"/>
+      <w:pPr>
+        <w:tabs>
+          <w:tab w:val="num" w:pos="1440"/>
+        </w:tabs>
+        <w:ind w:left="1440" w:hanging="360"/>
+      </w:pPr>
+      <w:rPr>
+        <w:rFonts w:ascii="Courier New" w:hAnsi="Courier New" w:hint="default"/>
+        <w:sz w:val="20"/>
+      </w:rPr>
+    </w:lvl>
+    <w:lvl w:ilvl="2" w:tentative="1">
+      <w:start w:val="1"/>
+      <w:numFmt w:val="bullet"/>
+      <w:lvlText w:val=""/>
+      <w:lvlJc w:val="left"/>
+      <w:pPr>
+        <w:tabs>
+          <w:tab w:val="num" w:pos="2160"/>
+        </w:tabs>
+        <w:ind w:left="2160" w:hanging="360"/>
+      </w:pPr>
+      <w:rPr>
+        <w:rFonts w:ascii="Wingdings" w:hAnsi="Wingdings" w:hint="default"/>
+        <w:sz w:val="20"/>
+      </w:rPr>
+    </w:lvl>
+    <w:lvl w:ilvl="3" w:tentative="1">
+      <w:start w:val="1"/>
+      <w:numFmt w:val="bullet"/>
+      <w:lvlText w:val=""/>
+      <w:lvlJc w:val="left"/>
+      <w:pPr>
+        <w:tabs>
+          <w:tab w:val="num" w:pos="2880"/>
+        </w:tabs>
+        <w:ind w:left="2880" w:hanging="360"/>
+      </w:pPr>
+      <w:rPr>
+        <w:rFonts w:ascii="Wingdings" w:hAnsi="Wingdings" w:hint="default"/>
+        <w:sz w:val="20"/>
+      </w:rPr>
+    </w:lvl>
+    <w:lvl w:ilvl="4" w:tentative="1">
+      <w:start w:val="1"/>
+      <w:numFmt w:val="bullet"/>
+      <w:lvlText w:val=""/>
+      <w:lvlJc w:val="left"/>
+      <w:pPr>
+        <w:tabs>
+          <w:tab w:val="num" w:pos="3600"/>
+        </w:tabs>
+        <w:ind w:left="3600" w:hanging="360"/>
+      </w:pPr>
+      <w:rPr>
+        <w:rFonts w:ascii="Wingdings" w:hAnsi="Wingdings" w:hint="default"/>
+        <w:sz w:val="20"/>
+      </w:rPr>
+    </w:lvl>
+    <w:lvl w:ilvl="5" w:tentative="1">
+      <w:start w:val="1"/>
+      <w:numFmt w:val="bullet"/>
+      <w:lvlText w:val=""/>
+      <w:lvlJc w:val="left"/>
+      <w:pPr>
+        <w:tabs>
+          <w:tab w:val="num" w:pos="4320"/>
+        </w:tabs>
+        <w:ind w:left="4320" w:hanging="360"/>
+      </w:pPr>
+      <w:rPr>
+        <w:rFonts w:ascii="Wingdings" w:hAnsi="Wingdings" w:hint="default"/>
+        <w:sz w:val="20"/>
+      </w:rPr>
+    </w:lvl>
+    <w:lvl w:ilvl="6" w:tentative="1">
+      <w:start w:val="1"/>
+      <w:numFmt w:val="bullet"/>
+      <w:lvlText w:val=""/>
+      <w:lvlJc w:val="left"/>
+      <w:pPr>
+        <w:tabs>
+          <w:tab w:val="num" w:pos="5040"/>
+        </w:tabs>
+        <w:ind w:left="5040" w:hanging="360"/>
+      </w:pPr>
+      <w:rPr>
+        <w:rFonts w:ascii="Wingdings" w:hAnsi="Wingdings" w:hint="default"/>
+        <w:sz w:val="20"/>
+      </w:rPr>
+    </w:lvl>
+    <w:lvl w:ilvl="7" w:tentative="1">
+      <w:start w:val="1"/>
+      <w:numFmt w:val="bullet"/>
+      <w:lvlText w:val=""/>
+      <w:lvlJc w:val="left"/>
+      <w:pPr>
+        <w:tabs>
+          <w:tab w:val="num" w:pos="5760"/>
+        </w:tabs>
+        <w:ind w:left="5760" w:hanging="360"/>
+      </w:pPr>
+      <w:rPr>
+        <w:rFonts w:ascii="Wingdings" w:hAnsi="Wingdings" w:hint="default"/>
+        <w:sz w:val="20"/>
+      </w:rPr>
+    </w:lvl>
+    <w:lvl w:ilvl="8" w:tentative="1">
+      <w:start w:val="1"/>
+      <w:numFmt w:val="bullet"/>
+      <w:lvlText w:val=""/>
+      <w:lvlJc w:val="left"/>
+      <w:pPr>
+        <w:tabs>
+          <w:tab w:val="num" w:pos="6480"/>
+        </w:tabs>
+        <w:ind w:left="6480" w:hanging="360"/>
+      </w:pPr>
+      <w:rPr>
+        <w:rFonts w:ascii="Wingdings" w:hAnsi="Wingdings" w:hint="default"/>
+        <w:sz w:val="20"/>
+      </w:rPr>
+    </w:lvl>
+  </w:abstractNum>
+  <w:abstractNum w:abstractNumId="14" w15:restartNumberingAfterBreak="0">
     <w:nsid w:val="236D56D3"/>
     <w:multiLevelType w:val="multilevel"/>
     <w:tmpl w:val="4DD68EF2"/>
@@ -17185,7 +15502,7 @@
       </w:pPr>
     </w:lvl>
   </w:abstractNum>
-  <w:abstractNum w:abstractNumId="14" w15:restartNumberingAfterBreak="0">
+  <w:abstractNum w:abstractNumId="15" w15:restartNumberingAfterBreak="0">
     <w:nsid w:val="24370749"/>
     <w:multiLevelType w:val="multilevel"/>
     <w:tmpl w:val="3CACE358"/>
@@ -17330,7 +15647,7 @@
       </w:rPr>
     </w:lvl>
   </w:abstractNum>
-  <w:abstractNum w:abstractNumId="15" w15:restartNumberingAfterBreak="0">
+  <w:abstractNum w:abstractNumId="16" w15:restartNumberingAfterBreak="0">
     <w:nsid w:val="26BE79BE"/>
     <w:multiLevelType w:val="multilevel"/>
     <w:tmpl w:val="64184666"/>
@@ -17443,7 +15760,7 @@
       </w:pPr>
     </w:lvl>
   </w:abstractNum>
-  <w:abstractNum w:abstractNumId="16" w15:restartNumberingAfterBreak="0">
+  <w:abstractNum w:abstractNumId="17" w15:restartNumberingAfterBreak="0">
     <w:nsid w:val="29084D0B"/>
     <w:multiLevelType w:val="multilevel"/>
     <w:tmpl w:val="A4167C9E"/>
@@ -17592,7 +15909,7 @@
       </w:rPr>
     </w:lvl>
   </w:abstractNum>
-  <w:abstractNum w:abstractNumId="17" w15:restartNumberingAfterBreak="0">
+  <w:abstractNum w:abstractNumId="18" w15:restartNumberingAfterBreak="0">
     <w:nsid w:val="29E14798"/>
     <w:multiLevelType w:val="multilevel"/>
     <w:tmpl w:val="9C5E49A8"/>
@@ -17741,7 +16058,7 @@
       </w:rPr>
     </w:lvl>
   </w:abstractNum>
-  <w:abstractNum w:abstractNumId="18" w15:restartNumberingAfterBreak="0">
+  <w:abstractNum w:abstractNumId="19" w15:restartNumberingAfterBreak="0">
     <w:nsid w:val="2AA83398"/>
     <w:multiLevelType w:val="multilevel"/>
     <w:tmpl w:val="1DC8F2AA"/>
@@ -17890,7 +16207,7 @@
       </w:rPr>
     </w:lvl>
   </w:abstractNum>
-  <w:abstractNum w:abstractNumId="19" w15:restartNumberingAfterBreak="0">
+  <w:abstractNum w:abstractNumId="20" w15:restartNumberingAfterBreak="0">
     <w:nsid w:val="2BFE76B6"/>
     <w:multiLevelType w:val="multilevel"/>
     <w:tmpl w:val="CE46D2C6"/>
@@ -18039,7 +16356,7 @@
       </w:rPr>
     </w:lvl>
   </w:abstractNum>
-  <w:abstractNum w:abstractNumId="20" w15:restartNumberingAfterBreak="0">
+  <w:abstractNum w:abstractNumId="21" w15:restartNumberingAfterBreak="0">
     <w:nsid w:val="345C66C8"/>
     <w:multiLevelType w:val="multilevel"/>
     <w:tmpl w:val="8188E51A"/>
@@ -18152,7 +16469,7 @@
       </w:pPr>
     </w:lvl>
   </w:abstractNum>
-  <w:abstractNum w:abstractNumId="21" w15:restartNumberingAfterBreak="0">
+  <w:abstractNum w:abstractNumId="22" w15:restartNumberingAfterBreak="0">
     <w:nsid w:val="3B932CA4"/>
     <w:multiLevelType w:val="multilevel"/>
     <w:tmpl w:val="A738BF8C"/>
@@ -18301,7 +16618,7 @@
       </w:rPr>
     </w:lvl>
   </w:abstractNum>
-  <w:abstractNum w:abstractNumId="22" w15:restartNumberingAfterBreak="0">
+  <w:abstractNum w:abstractNumId="23" w15:restartNumberingAfterBreak="0">
     <w:nsid w:val="3C0E1CE2"/>
     <w:multiLevelType w:val="multilevel"/>
     <w:tmpl w:val="8806DA92"/>
@@ -18414,7 +16731,7 @@
       </w:pPr>
     </w:lvl>
   </w:abstractNum>
-  <w:abstractNum w:abstractNumId="23" w15:restartNumberingAfterBreak="0">
+  <w:abstractNum w:abstractNumId="24" w15:restartNumberingAfterBreak="0">
     <w:nsid w:val="3C6076E1"/>
     <w:multiLevelType w:val="multilevel"/>
     <w:tmpl w:val="E1D0AC82"/>
@@ -18563,7 +16880,7 @@
       </w:rPr>
     </w:lvl>
   </w:abstractNum>
-  <w:abstractNum w:abstractNumId="24" w15:restartNumberingAfterBreak="0">
+  <w:abstractNum w:abstractNumId="25" w15:restartNumberingAfterBreak="0">
     <w:nsid w:val="3EEC227F"/>
     <w:multiLevelType w:val="multilevel"/>
     <w:tmpl w:val="4CA848FC"/>
@@ -18676,7 +16993,7 @@
       </w:pPr>
     </w:lvl>
   </w:abstractNum>
-  <w:abstractNum w:abstractNumId="25" w15:restartNumberingAfterBreak="0">
+  <w:abstractNum w:abstractNumId="26" w15:restartNumberingAfterBreak="0">
     <w:nsid w:val="40A237AD"/>
     <w:multiLevelType w:val="multilevel"/>
     <w:tmpl w:val="55DC3488"/>
@@ -18825,7 +17142,7 @@
       </w:rPr>
     </w:lvl>
   </w:abstractNum>
-  <w:abstractNum w:abstractNumId="26" w15:restartNumberingAfterBreak="0">
+  <w:abstractNum w:abstractNumId="27" w15:restartNumberingAfterBreak="0">
     <w:nsid w:val="41370EF9"/>
     <w:multiLevelType w:val="multilevel"/>
     <w:tmpl w:val="18B2A5E4"/>
@@ -18974,7 +17291,7 @@
       </w:rPr>
     </w:lvl>
   </w:abstractNum>
-  <w:abstractNum w:abstractNumId="27" w15:restartNumberingAfterBreak="0">
+  <w:abstractNum w:abstractNumId="28" w15:restartNumberingAfterBreak="0">
     <w:nsid w:val="41616AB2"/>
     <w:multiLevelType w:val="multilevel"/>
     <w:tmpl w:val="D9B0C98C"/>
@@ -19123,7 +17440,7 @@
       </w:rPr>
     </w:lvl>
   </w:abstractNum>
-  <w:abstractNum w:abstractNumId="28" w15:restartNumberingAfterBreak="0">
+  <w:abstractNum w:abstractNumId="29" w15:restartNumberingAfterBreak="0">
     <w:nsid w:val="453F47A0"/>
     <w:multiLevelType w:val="multilevel"/>
     <w:tmpl w:val="1E947550"/>
@@ -19272,7 +17589,7 @@
       </w:rPr>
     </w:lvl>
   </w:abstractNum>
-  <w:abstractNum w:abstractNumId="29" w15:restartNumberingAfterBreak="0">
+  <w:abstractNum w:abstractNumId="30" w15:restartNumberingAfterBreak="0">
     <w:nsid w:val="49371508"/>
     <w:multiLevelType w:val="multilevel"/>
     <w:tmpl w:val="0186BE9E"/>
@@ -19421,7 +17738,7 @@
       </w:rPr>
     </w:lvl>
   </w:abstractNum>
-  <w:abstractNum w:abstractNumId="30" w15:restartNumberingAfterBreak="0">
+  <w:abstractNum w:abstractNumId="31" w15:restartNumberingAfterBreak="0">
     <w:nsid w:val="4DBA2F3E"/>
     <w:multiLevelType w:val="multilevel"/>
     <w:tmpl w:val="314697D6"/>
@@ -19570,7 +17887,7 @@
       </w:rPr>
     </w:lvl>
   </w:abstractNum>
-  <w:abstractNum w:abstractNumId="31" w15:restartNumberingAfterBreak="0">
+  <w:abstractNum w:abstractNumId="32" w15:restartNumberingAfterBreak="0">
     <w:nsid w:val="4E111884"/>
     <w:multiLevelType w:val="multilevel"/>
     <w:tmpl w:val="8AB27A18"/>
@@ -19683,7 +18000,7 @@
       </w:pPr>
     </w:lvl>
   </w:abstractNum>
-  <w:abstractNum w:abstractNumId="32" w15:restartNumberingAfterBreak="0">
+  <w:abstractNum w:abstractNumId="33" w15:restartNumberingAfterBreak="0">
     <w:nsid w:val="507A2F7E"/>
     <w:multiLevelType w:val="multilevel"/>
     <w:tmpl w:val="79D2FCCA"/>
@@ -19832,7 +18149,7 @@
       </w:rPr>
     </w:lvl>
   </w:abstractNum>
-  <w:abstractNum w:abstractNumId="33" w15:restartNumberingAfterBreak="0">
+  <w:abstractNum w:abstractNumId="34" w15:restartNumberingAfterBreak="0">
     <w:nsid w:val="51ED42FA"/>
     <w:multiLevelType w:val="multilevel"/>
     <w:tmpl w:val="54B060BC"/>
@@ -19981,7 +18298,7 @@
       </w:rPr>
     </w:lvl>
   </w:abstractNum>
-  <w:abstractNum w:abstractNumId="34" w15:restartNumberingAfterBreak="0">
+  <w:abstractNum w:abstractNumId="35" w15:restartNumberingAfterBreak="0">
     <w:nsid w:val="525F52A9"/>
     <w:multiLevelType w:val="multilevel"/>
     <w:tmpl w:val="B39E6D0A"/>
@@ -20130,7 +18447,7 @@
       </w:rPr>
     </w:lvl>
   </w:abstractNum>
-  <w:abstractNum w:abstractNumId="35" w15:restartNumberingAfterBreak="0">
+  <w:abstractNum w:abstractNumId="36" w15:restartNumberingAfterBreak="0">
     <w:nsid w:val="57B90FFA"/>
     <w:multiLevelType w:val="multilevel"/>
     <w:tmpl w:val="5FA84584"/>
@@ -20279,7 +18596,7 @@
       </w:rPr>
     </w:lvl>
   </w:abstractNum>
-  <w:abstractNum w:abstractNumId="36" w15:restartNumberingAfterBreak="0">
+  <w:abstractNum w:abstractNumId="37" w15:restartNumberingAfterBreak="0">
     <w:nsid w:val="58417512"/>
     <w:multiLevelType w:val="multilevel"/>
     <w:tmpl w:val="E5C8CF3C"/>
@@ -20428,7 +18745,7 @@
       </w:rPr>
     </w:lvl>
   </w:abstractNum>
-  <w:abstractNum w:abstractNumId="37" w15:restartNumberingAfterBreak="0">
+  <w:abstractNum w:abstractNumId="38" w15:restartNumberingAfterBreak="0">
     <w:nsid w:val="58451099"/>
     <w:multiLevelType w:val="multilevel"/>
     <w:tmpl w:val="D86AE340"/>
@@ -20577,7 +18894,7 @@
       </w:rPr>
     </w:lvl>
   </w:abstractNum>
-  <w:abstractNum w:abstractNumId="38" w15:restartNumberingAfterBreak="0">
+  <w:abstractNum w:abstractNumId="39" w15:restartNumberingAfterBreak="0">
     <w:nsid w:val="58BC5C46"/>
     <w:multiLevelType w:val="multilevel"/>
     <w:tmpl w:val="65249C42"/>
@@ -20726,7 +19043,7 @@
       </w:rPr>
     </w:lvl>
   </w:abstractNum>
-  <w:abstractNum w:abstractNumId="39" w15:restartNumberingAfterBreak="0">
+  <w:abstractNum w:abstractNumId="40" w15:restartNumberingAfterBreak="0">
     <w:nsid w:val="59D92615"/>
     <w:multiLevelType w:val="multilevel"/>
     <w:tmpl w:val="60D8A904"/>
@@ -20875,7 +19192,7 @@
       </w:rPr>
     </w:lvl>
   </w:abstractNum>
-  <w:abstractNum w:abstractNumId="40" w15:restartNumberingAfterBreak="0">
+  <w:abstractNum w:abstractNumId="41" w15:restartNumberingAfterBreak="0">
     <w:nsid w:val="649918D0"/>
     <w:multiLevelType w:val="multilevel"/>
     <w:tmpl w:val="397EE5AC"/>
@@ -21024,7 +19341,7 @@
       </w:rPr>
     </w:lvl>
   </w:abstractNum>
-  <w:abstractNum w:abstractNumId="41" w15:restartNumberingAfterBreak="0">
+  <w:abstractNum w:abstractNumId="42" w15:restartNumberingAfterBreak="0">
     <w:nsid w:val="6A3B1CA4"/>
     <w:multiLevelType w:val="multilevel"/>
     <w:tmpl w:val="E9F4EDD0"/>
@@ -21173,7 +19490,7 @@
       </w:rPr>
     </w:lvl>
   </w:abstractNum>
-  <w:abstractNum w:abstractNumId="42" w15:restartNumberingAfterBreak="0">
+  <w:abstractNum w:abstractNumId="43" w15:restartNumberingAfterBreak="0">
     <w:nsid w:val="6DF17FF2"/>
     <w:multiLevelType w:val="multilevel"/>
     <w:tmpl w:val="7390B934"/>
@@ -21286,7 +19603,7 @@
       </w:pPr>
     </w:lvl>
   </w:abstractNum>
-  <w:abstractNum w:abstractNumId="43" w15:restartNumberingAfterBreak="0">
+  <w:abstractNum w:abstractNumId="44" w15:restartNumberingAfterBreak="0">
     <w:nsid w:val="715348CA"/>
     <w:multiLevelType w:val="multilevel"/>
     <w:tmpl w:val="50288884"/>
@@ -21399,7 +19716,7 @@
       </w:pPr>
     </w:lvl>
   </w:abstractNum>
-  <w:abstractNum w:abstractNumId="44" w15:restartNumberingAfterBreak="0">
+  <w:abstractNum w:abstractNumId="45" w15:restartNumberingAfterBreak="0">
     <w:nsid w:val="74635820"/>
     <w:multiLevelType w:val="multilevel"/>
     <w:tmpl w:val="391AF558"/>
@@ -21548,7 +19865,7 @@
       </w:rPr>
     </w:lvl>
   </w:abstractNum>
-  <w:abstractNum w:abstractNumId="45" w15:restartNumberingAfterBreak="0">
+  <w:abstractNum w:abstractNumId="46" w15:restartNumberingAfterBreak="0">
     <w:nsid w:val="789010C3"/>
     <w:multiLevelType w:val="multilevel"/>
     <w:tmpl w:val="53D0E026"/>
@@ -21697,7 +20014,7 @@
       </w:rPr>
     </w:lvl>
   </w:abstractNum>
-  <w:abstractNum w:abstractNumId="46" w15:restartNumberingAfterBreak="0">
+  <w:abstractNum w:abstractNumId="47" w15:restartNumberingAfterBreak="0">
     <w:nsid w:val="78BC0BDF"/>
     <w:multiLevelType w:val="multilevel"/>
     <w:tmpl w:val="41467532"/>
@@ -21846,7 +20163,7 @@
       </w:rPr>
     </w:lvl>
   </w:abstractNum>
-  <w:abstractNum w:abstractNumId="47" w15:restartNumberingAfterBreak="0">
+  <w:abstractNum w:abstractNumId="48" w15:restartNumberingAfterBreak="0">
     <w:nsid w:val="7B3163D6"/>
     <w:multiLevelType w:val="multilevel"/>
     <w:tmpl w:val="8BA84750"/>
@@ -21996,49 +20313,49 @@
     </w:lvl>
   </w:abstractNum>
   <w:num w:numId="1" w16cid:durableId="696584190">
-    <w:abstractNumId w:val="24"/>
+    <w:abstractNumId w:val="25"/>
   </w:num>
   <w:num w:numId="2" w16cid:durableId="1747259762">
     <w:abstractNumId w:val="8"/>
   </w:num>
   <w:num w:numId="3" w16cid:durableId="1691179610">
+    <w:abstractNumId w:val="44"/>
+  </w:num>
+  <w:num w:numId="4" w16cid:durableId="1399480621">
     <w:abstractNumId w:val="43"/>
   </w:num>
-  <w:num w:numId="4" w16cid:durableId="1399480621">
-    <w:abstractNumId w:val="42"/>
-  </w:num>
   <w:num w:numId="5" w16cid:durableId="2025091158">
-    <w:abstractNumId w:val="36"/>
+    <w:abstractNumId w:val="37"/>
   </w:num>
   <w:num w:numId="6" w16cid:durableId="468208416">
-    <w:abstractNumId w:val="15"/>
+    <w:abstractNumId w:val="16"/>
   </w:num>
   <w:num w:numId="7" w16cid:durableId="104664305">
-    <w:abstractNumId w:val="38"/>
+    <w:abstractNumId w:val="39"/>
   </w:num>
   <w:num w:numId="8" w16cid:durableId="15035671">
     <w:abstractNumId w:val="10"/>
   </w:num>
   <w:num w:numId="9" w16cid:durableId="655034754">
-    <w:abstractNumId w:val="35"/>
+    <w:abstractNumId w:val="36"/>
   </w:num>
   <w:num w:numId="10" w16cid:durableId="621419416">
-    <w:abstractNumId w:val="47"/>
+    <w:abstractNumId w:val="48"/>
   </w:num>
   <w:num w:numId="11" w16cid:durableId="1209219453">
-    <w:abstractNumId w:val="25"/>
+    <w:abstractNumId w:val="26"/>
   </w:num>
   <w:num w:numId="12" w16cid:durableId="1075200423">
     <w:abstractNumId w:val="11"/>
   </w:num>
   <w:num w:numId="13" w16cid:durableId="2013873678">
-    <w:abstractNumId w:val="28"/>
+    <w:abstractNumId w:val="29"/>
   </w:num>
   <w:num w:numId="14" w16cid:durableId="1133449715">
-    <w:abstractNumId w:val="32"/>
+    <w:abstractNumId w:val="33"/>
   </w:num>
   <w:num w:numId="15" w16cid:durableId="1348555731">
-    <w:abstractNumId w:val="39"/>
+    <w:abstractNumId w:val="40"/>
   </w:num>
   <w:num w:numId="16" w16cid:durableId="1389647130">
     <w:abstractNumId w:val="2"/>
@@ -22050,28 +20367,28 @@
     <w:abstractNumId w:val="9"/>
   </w:num>
   <w:num w:numId="19" w16cid:durableId="1536187369">
-    <w:abstractNumId w:val="22"/>
+    <w:abstractNumId w:val="23"/>
   </w:num>
   <w:num w:numId="20" w16cid:durableId="1141310079">
-    <w:abstractNumId w:val="33"/>
+    <w:abstractNumId w:val="34"/>
   </w:num>
   <w:num w:numId="21" w16cid:durableId="1813477048">
     <w:abstractNumId w:val="0"/>
   </w:num>
   <w:num w:numId="22" w16cid:durableId="543253394">
-    <w:abstractNumId w:val="29"/>
+    <w:abstractNumId w:val="30"/>
   </w:num>
   <w:num w:numId="23" w16cid:durableId="1226144208">
-    <w:abstractNumId w:val="19"/>
+    <w:abstractNumId w:val="20"/>
   </w:num>
   <w:num w:numId="24" w16cid:durableId="760297013">
-    <w:abstractNumId w:val="46"/>
+    <w:abstractNumId w:val="47"/>
   </w:num>
   <w:num w:numId="25" w16cid:durableId="1111126328">
-    <w:abstractNumId w:val="34"/>
+    <w:abstractNumId w:val="35"/>
   </w:num>
   <w:num w:numId="26" w16cid:durableId="1771581909">
-    <w:abstractNumId w:val="21"/>
+    <w:abstractNumId w:val="22"/>
   </w:num>
   <w:num w:numId="27" w16cid:durableId="1345085296">
     <w:abstractNumId w:val="1"/>
@@ -22080,25 +20397,25 @@
     <w:abstractNumId w:val="12"/>
   </w:num>
   <w:num w:numId="29" w16cid:durableId="982008169">
-    <w:abstractNumId w:val="23"/>
+    <w:abstractNumId w:val="24"/>
   </w:num>
   <w:num w:numId="30" w16cid:durableId="939066719">
-    <w:abstractNumId w:val="13"/>
+    <w:abstractNumId w:val="14"/>
   </w:num>
   <w:num w:numId="31" w16cid:durableId="876510830">
-    <w:abstractNumId w:val="31"/>
+    <w:abstractNumId w:val="32"/>
   </w:num>
   <w:num w:numId="32" w16cid:durableId="902106299">
-    <w:abstractNumId w:val="14"/>
+    <w:abstractNumId w:val="15"/>
   </w:num>
   <w:num w:numId="33" w16cid:durableId="1100490539">
     <w:abstractNumId w:val="3"/>
   </w:num>
   <w:num w:numId="34" w16cid:durableId="771121688">
-    <w:abstractNumId w:val="30"/>
+    <w:abstractNumId w:val="31"/>
   </w:num>
   <w:num w:numId="35" w16cid:durableId="1479685463">
-    <w:abstractNumId w:val="45"/>
+    <w:abstractNumId w:val="46"/>
   </w:num>
   <w:num w:numId="36" w16cid:durableId="134955994">
     <w:abstractNumId w:val="7"/>
@@ -22107,37 +20424,40 @@
     <w:abstractNumId w:val="4"/>
   </w:num>
   <w:num w:numId="38" w16cid:durableId="334914981">
+    <w:abstractNumId w:val="19"/>
+  </w:num>
+  <w:num w:numId="39" w16cid:durableId="1650011285">
+    <w:abstractNumId w:val="21"/>
+  </w:num>
+  <w:num w:numId="40" w16cid:durableId="1234654992">
+    <w:abstractNumId w:val="27"/>
+  </w:num>
+  <w:num w:numId="41" w16cid:durableId="1087116620">
+    <w:abstractNumId w:val="28"/>
+  </w:num>
+  <w:num w:numId="42" w16cid:durableId="1655406304">
+    <w:abstractNumId w:val="42"/>
+  </w:num>
+  <w:num w:numId="43" w16cid:durableId="596644524">
+    <w:abstractNumId w:val="17"/>
+  </w:num>
+  <w:num w:numId="44" w16cid:durableId="2003120680">
+    <w:abstractNumId w:val="45"/>
+  </w:num>
+  <w:num w:numId="45" w16cid:durableId="1243414595">
+    <w:abstractNumId w:val="38"/>
+  </w:num>
+  <w:num w:numId="46" w16cid:durableId="70087782">
     <w:abstractNumId w:val="18"/>
   </w:num>
-  <w:num w:numId="39" w16cid:durableId="1650011285">
-    <w:abstractNumId w:val="20"/>
-  </w:num>
-  <w:num w:numId="40" w16cid:durableId="1234654992">
-    <w:abstractNumId w:val="26"/>
-  </w:num>
-  <w:num w:numId="41" w16cid:durableId="1087116620">
-    <w:abstractNumId w:val="27"/>
-  </w:num>
-  <w:num w:numId="42" w16cid:durableId="1655406304">
+  <w:num w:numId="47" w16cid:durableId="1091659472">
     <w:abstractNumId w:val="41"/>
-  </w:num>
-  <w:num w:numId="43" w16cid:durableId="596644524">
-    <w:abstractNumId w:val="16"/>
-  </w:num>
-  <w:num w:numId="44" w16cid:durableId="2003120680">
-    <w:abstractNumId w:val="44"/>
-  </w:num>
-  <w:num w:numId="45" w16cid:durableId="1243414595">
-    <w:abstractNumId w:val="37"/>
-  </w:num>
-  <w:num w:numId="46" w16cid:durableId="70087782">
-    <w:abstractNumId w:val="17"/>
-  </w:num>
-  <w:num w:numId="47" w16cid:durableId="1091659472">
-    <w:abstractNumId w:val="40"/>
   </w:num>
   <w:num w:numId="48" w16cid:durableId="1202404245">
     <w:abstractNumId w:val="6"/>
+  </w:num>
+  <w:num w:numId="49" w16cid:durableId="1231765433">
+    <w:abstractNumId w:val="13"/>
   </w:num>
 </w:numbering>
 </file>

--- a/DSA Notes.docx
+++ b/DSA Notes.docx
@@ -12329,6 +12329,1435 @@
       </w:r>
     </w:p>
     <w:p/>
+    <w:p>
+      <w:pPr>
+        <w:rPr>
+          <w:b/>
+          <w:bCs/>
+        </w:rPr>
+      </w:pPr>
+      <w:r>
+        <w:rPr>
+          <w:b/>
+          <w:bCs/>
+        </w:rPr>
+        <w:t>C.</w:t>
+      </w:r>
+      <w:r>
+        <w:rPr>
+          <w:b/>
+          <w:bCs/>
+        </w:rPr>
+        <w:t xml:space="preserve"> Circular Linked Lists (CLL)</w:t>
+      </w:r>
+    </w:p>
+    <w:p>
+      <w:r>
+        <w:t xml:space="preserve">A </w:t>
+      </w:r>
+      <w:r>
+        <w:rPr>
+          <w:b/>
+          <w:bCs/>
+        </w:rPr>
+        <w:t>Circular Linked List (CLL)</w:t>
+      </w:r>
+      <w:r>
+        <w:t xml:space="preserve"> is a linear data structure where there are no dead ends. Unlike a Singly or Doubly Linked List, where the final node points to null to mark the end of the line, a Circular Linked List wraps the last node's pointer directly back to the first node, forming an endless, unbroken ring of memory.</w:t>
+      </w:r>
+    </w:p>
+    <w:p>
+      <w:pPr>
+        <w:rPr>
+          <w:b/>
+          <w:bCs/>
+        </w:rPr>
+      </w:pPr>
+      <w:r>
+        <w:rPr>
+          <w:b/>
+          <w:bCs/>
+        </w:rPr>
+        <w:t>1. The Carousel Analogy (Contiguous vs. Cyclic Memory)</w:t>
+      </w:r>
+    </w:p>
+    <w:p>
+      <w:r>
+        <w:t xml:space="preserve">To understand how a CLL manages data, imagine a </w:t>
+      </w:r>
+      <w:r>
+        <w:rPr>
+          <w:b/>
+          <w:bCs/>
+        </w:rPr>
+        <w:t>Carousel (Merry-Go-Round)</w:t>
+      </w:r>
+      <w:r>
+        <w:t>:</w:t>
+      </w:r>
+    </w:p>
+    <w:p>
+      <w:pPr>
+        <w:numPr>
+          <w:ilvl w:val="0"/>
+          <w:numId w:val="54"/>
+        </w:numPr>
+      </w:pPr>
+      <w:r>
+        <w:rPr>
+          <w:b/>
+          <w:bCs/>
+        </w:rPr>
+        <w:t>Singly/Doubly Linked Lists (The Train):</w:t>
+      </w:r>
+      <w:r>
+        <w:t xml:space="preserve"> A train has a clear first car (the head) and a clear caboose (the tail). If you walk to the caboose, there is nowhere left to go; you hit a physical dead end (null).</w:t>
+      </w:r>
+    </w:p>
+    <w:p>
+      <w:pPr>
+        <w:numPr>
+          <w:ilvl w:val="0"/>
+          <w:numId w:val="54"/>
+        </w:numPr>
+      </w:pPr>
+      <w:r>
+        <w:rPr>
+          <w:b/>
+          <w:bCs/>
+        </w:rPr>
+        <w:t>Circular Linked List (The Carousel):</w:t>
+      </w:r>
+      <w:r>
+        <w:t xml:space="preserve"> On a carousel, there is no physical beginning or end. Every horse follows another horse in a perfect circle. You can step onto any horse (Node) and ride the carousel indefinitely without ever falling off the edge.</w:t>
+      </w:r>
+    </w:p>
+    <w:p>
+      <w:pPr>
+        <w:rPr>
+          <w:b/>
+          <w:bCs/>
+        </w:rPr>
+      </w:pPr>
+      <w:r>
+        <w:rPr>
+          <w:b/>
+          <w:bCs/>
+        </w:rPr>
+        <w:t>2. The Power of the Tail Pointer (Exam Core Concept)</w:t>
+      </w:r>
+    </w:p>
+    <w:p>
+      <w:r>
+        <w:t>Look closely at your Java implementation. Instead of tracking a head pointer, you defined:</w:t>
+      </w:r>
+    </w:p>
+    <w:p>
+      <w:r>
+        <w:t>Node tail;</w:t>
+      </w:r>
+    </w:p>
+    <w:p>
+      <w:r>
+        <w:t xml:space="preserve">In a traditional Singly Linked List, tracking only the head is common. But in a </w:t>
+      </w:r>
+      <w:r>
+        <w:rPr>
+          <w:b/>
+          <w:bCs/>
+        </w:rPr>
+        <w:t>Circular Linked List</w:t>
+      </w:r>
+      <w:r>
+        <w:t xml:space="preserve">, tracking only the </w:t>
+      </w:r>
+      <w:r>
+        <w:rPr>
+          <w:b/>
+          <w:bCs/>
+        </w:rPr>
+        <w:t>tail</w:t>
+      </w:r>
+      <w:r>
+        <w:t xml:space="preserve"> is an absolute superpower. Why?</w:t>
+      </w:r>
+    </w:p>
+    <w:p>
+      <w:r>
+        <w:t>If you only have a head pointer:</w:t>
+      </w:r>
+    </w:p>
+    <w:p>
+      <w:pPr>
+        <w:numPr>
+          <w:ilvl w:val="0"/>
+          <w:numId w:val="55"/>
+        </w:numPr>
+      </w:pPr>
+      <w:r>
+        <w:t>Reaching the first node (head) is $O(1)$.</w:t>
+      </w:r>
+    </w:p>
+    <w:p>
+      <w:pPr>
+        <w:numPr>
+          <w:ilvl w:val="0"/>
+          <w:numId w:val="55"/>
+        </w:numPr>
+      </w:pPr>
+      <w:r>
+        <w:t>Reaching the last node (tail) requires you to traverse the entire list, taking $O(n)$ time.</w:t>
+      </w:r>
+    </w:p>
+    <w:p>
+      <w:r>
+        <w:t>If you have a tail pointer:</w:t>
+      </w:r>
+    </w:p>
+    <w:p>
+      <w:pPr>
+        <w:numPr>
+          <w:ilvl w:val="0"/>
+          <w:numId w:val="56"/>
+        </w:numPr>
+      </w:pPr>
+      <w:r>
+        <w:t>Reaching the last node (tail) is $O(1)$ (you point directly to it).</w:t>
+      </w:r>
+    </w:p>
+    <w:p>
+      <w:pPr>
+        <w:numPr>
+          <w:ilvl w:val="0"/>
+          <w:numId w:val="56"/>
+        </w:numPr>
+      </w:pPr>
+      <w:r>
+        <w:t xml:space="preserve">Reaching the first node (head) is </w:t>
+      </w:r>
+      <w:r>
+        <w:rPr>
+          <w:b/>
+          <w:bCs/>
+        </w:rPr>
+        <w:t xml:space="preserve">also </w:t>
+      </w:r>
+      <w:r>
+        <w:t xml:space="preserve">$O(1)$! You simply access </w:t>
+      </w:r>
+      <w:r>
+        <w:rPr>
+          <w:b/>
+          <w:bCs/>
+        </w:rPr>
+        <w:t>tail.next</w:t>
+      </w:r>
+      <w:r>
+        <w:t>.</w:t>
+      </w:r>
+    </w:p>
+    <w:p>
+      <w:r>
+        <w:t xml:space="preserve">By maintaining just a single pointer to the tail, your data structure gains constant-time access to </w:t>
+      </w:r>
+      <w:r>
+        <w:rPr>
+          <w:b/>
+          <w:bCs/>
+        </w:rPr>
+        <w:t>both ends of the list</w:t>
+      </w:r>
+      <w:r>
+        <w:t>. This makes inserting or deleting at both the beginning and the end incredibly cheap.</w:t>
+      </w:r>
+    </w:p>
+    <w:p>
+      <w:pPr>
+        <w:rPr>
+          <w:b/>
+          <w:bCs/>
+        </w:rPr>
+      </w:pPr>
+      <w:r>
+        <w:rPr>
+          <w:b/>
+          <w:bCs/>
+        </w:rPr>
+        <w:t>3. Core Operations &amp; Time Complexity Analysis</w:t>
+      </w:r>
+    </w:p>
+    <w:p>
+      <w:r>
+        <w:t>Because we are tracking the tail pointer, the time complexities of our operations look like this:</w:t>
+      </w:r>
+    </w:p>
+    <w:tbl>
+      <w:tblPr>
+        <w:tblW w:w="0" w:type="auto"/>
+        <w:tblCellSpacing w:w="15" w:type="dxa"/>
+        <w:tblCellMar>
+          <w:top w:w="15" w:type="dxa"/>
+          <w:left w:w="15" w:type="dxa"/>
+          <w:bottom w:w="15" w:type="dxa"/>
+          <w:right w:w="15" w:type="dxa"/>
+        </w:tblCellMar>
+        <w:tblLook w:val="04A0" w:firstRow="1" w:lastRow="0" w:firstColumn="1" w:lastColumn="0" w:noHBand="0" w:noVBand="1"/>
+      </w:tblPr>
+      <w:tblGrid>
+        <w:gridCol w:w="1467"/>
+        <w:gridCol w:w="1299"/>
+        <w:gridCol w:w="6260"/>
+      </w:tblGrid>
+      <w:tr>
+        <w:trPr>
+          <w:tblCellSpacing w:w="15" w:type="dxa"/>
+        </w:trPr>
+        <w:tc>
+          <w:tcPr>
+            <w:tcW w:w="0" w:type="auto"/>
+            <w:vAlign w:val="center"/>
+            <w:hideMark/>
+          </w:tcPr>
+          <w:p>
+            <w:pPr>
+              <w:rPr>
+                <w:b/>
+                <w:bCs/>
+              </w:rPr>
+            </w:pPr>
+            <w:r>
+              <w:rPr>
+                <w:b/>
+                <w:bCs/>
+              </w:rPr>
+              <w:t>Operation</w:t>
+            </w:r>
+          </w:p>
+        </w:tc>
+        <w:tc>
+          <w:tcPr>
+            <w:tcW w:w="0" w:type="auto"/>
+            <w:vAlign w:val="center"/>
+            <w:hideMark/>
+          </w:tcPr>
+          <w:p>
+            <w:pPr>
+              <w:rPr>
+                <w:b/>
+                <w:bCs/>
+              </w:rPr>
+            </w:pPr>
+            <w:r>
+              <w:rPr>
+                <w:b/>
+                <w:bCs/>
+              </w:rPr>
+              <w:t>Time Complexity</w:t>
+            </w:r>
+          </w:p>
+        </w:tc>
+        <w:tc>
+          <w:tcPr>
+            <w:tcW w:w="0" w:type="auto"/>
+            <w:vAlign w:val="center"/>
+            <w:hideMark/>
+          </w:tcPr>
+          <w:p>
+            <w:pPr>
+              <w:rPr>
+                <w:b/>
+                <w:bCs/>
+              </w:rPr>
+            </w:pPr>
+            <w:r>
+              <w:rPr>
+                <w:b/>
+                <w:bCs/>
+              </w:rPr>
+              <w:t>Mathematical Reason</w:t>
+            </w:r>
+          </w:p>
+        </w:tc>
+      </w:tr>
+      <w:tr>
+        <w:trPr>
+          <w:tblCellSpacing w:w="15" w:type="dxa"/>
+        </w:trPr>
+        <w:tc>
+          <w:tcPr>
+            <w:tcW w:w="0" w:type="auto"/>
+            <w:vAlign w:val="center"/>
+            <w:hideMark/>
+          </w:tcPr>
+          <w:p>
+            <w:r>
+              <w:rPr>
+                <w:b/>
+                <w:bCs/>
+              </w:rPr>
+              <w:lastRenderedPageBreak/>
+              <w:t>Insert at Beginning</w:t>
+            </w:r>
+          </w:p>
+        </w:tc>
+        <w:tc>
+          <w:tcPr>
+            <w:tcW w:w="0" w:type="auto"/>
+            <w:vAlign w:val="center"/>
+            <w:hideMark/>
+          </w:tcPr>
+          <w:p>
+            <w:r>
+              <w:t>$O(1)$</w:t>
+            </w:r>
+          </w:p>
+        </w:tc>
+        <w:tc>
+          <w:tcPr>
+            <w:tcW w:w="0" w:type="auto"/>
+            <w:vAlign w:val="center"/>
+            <w:hideMark/>
+          </w:tcPr>
+          <w:p>
+            <w:r>
+              <w:t>No traversal. Create node, point newNode.next to tail.next (the head), and link tail.next to the new node.</w:t>
+            </w:r>
+          </w:p>
+        </w:tc>
+      </w:tr>
+      <w:tr>
+        <w:trPr>
+          <w:tblCellSpacing w:w="15" w:type="dxa"/>
+        </w:trPr>
+        <w:tc>
+          <w:tcPr>
+            <w:tcW w:w="0" w:type="auto"/>
+            <w:vAlign w:val="center"/>
+            <w:hideMark/>
+          </w:tcPr>
+          <w:p>
+            <w:r>
+              <w:rPr>
+                <w:b/>
+                <w:bCs/>
+              </w:rPr>
+              <w:t>Insert at End</w:t>
+            </w:r>
+          </w:p>
+        </w:tc>
+        <w:tc>
+          <w:tcPr>
+            <w:tcW w:w="0" w:type="auto"/>
+            <w:vAlign w:val="center"/>
+            <w:hideMark/>
+          </w:tcPr>
+          <w:p>
+            <w:r>
+              <w:t>$O(1)$</w:t>
+            </w:r>
+          </w:p>
+        </w:tc>
+        <w:tc>
+          <w:tcPr>
+            <w:tcW w:w="0" w:type="auto"/>
+            <w:vAlign w:val="center"/>
+            <w:hideMark/>
+          </w:tcPr>
+          <w:p>
+            <w:r>
+              <w:t>Same as insert at beginning, but you slide the tail reference forward one step to point to the new node.</w:t>
+            </w:r>
+          </w:p>
+        </w:tc>
+      </w:tr>
+      <w:tr>
+        <w:trPr>
+          <w:tblCellSpacing w:w="15" w:type="dxa"/>
+        </w:trPr>
+        <w:tc>
+          <w:tcPr>
+            <w:tcW w:w="0" w:type="auto"/>
+            <w:vAlign w:val="center"/>
+            <w:hideMark/>
+          </w:tcPr>
+          <w:p>
+            <w:r>
+              <w:rPr>
+                <w:b/>
+                <w:bCs/>
+              </w:rPr>
+              <w:t>Delete from Beginning</w:t>
+            </w:r>
+          </w:p>
+        </w:tc>
+        <w:tc>
+          <w:tcPr>
+            <w:tcW w:w="0" w:type="auto"/>
+            <w:vAlign w:val="center"/>
+            <w:hideMark/>
+          </w:tcPr>
+          <w:p>
+            <w:r>
+              <w:t>$O(1)$</w:t>
+            </w:r>
+          </w:p>
+        </w:tc>
+        <w:tc>
+          <w:tcPr>
+            <w:tcW w:w="0" w:type="auto"/>
+            <w:vAlign w:val="center"/>
+            <w:hideMark/>
+          </w:tcPr>
+          <w:p>
+            <w:r>
+              <w:t>Bypass the first node: set tail.next to tail.next.next in constant time.</w:t>
+            </w:r>
+          </w:p>
+        </w:tc>
+      </w:tr>
+      <w:tr>
+        <w:trPr>
+          <w:tblCellSpacing w:w="15" w:type="dxa"/>
+        </w:trPr>
+        <w:tc>
+          <w:tcPr>
+            <w:tcW w:w="0" w:type="auto"/>
+            <w:vAlign w:val="center"/>
+            <w:hideMark/>
+          </w:tcPr>
+          <w:p>
+            <w:r>
+              <w:rPr>
+                <w:b/>
+                <w:bCs/>
+              </w:rPr>
+              <w:t>Delete from End</w:t>
+            </w:r>
+          </w:p>
+        </w:tc>
+        <w:tc>
+          <w:tcPr>
+            <w:tcW w:w="0" w:type="auto"/>
+            <w:vAlign w:val="center"/>
+            <w:hideMark/>
+          </w:tcPr>
+          <w:p>
+            <w:r>
+              <w:t>$O(n)$</w:t>
+            </w:r>
+          </w:p>
+        </w:tc>
+        <w:tc>
+          <w:tcPr>
+            <w:tcW w:w="0" w:type="auto"/>
+            <w:vAlign w:val="center"/>
+            <w:hideMark/>
+          </w:tcPr>
+          <w:p>
+            <w:r>
+              <w:t xml:space="preserve">Even with a tail pointer, we must traverse the entire list to find the node </w:t>
+            </w:r>
+            <w:r>
+              <w:rPr>
+                <w:i/>
+                <w:iCs/>
+              </w:rPr>
+              <w:t>before</w:t>
+            </w:r>
+            <w:r>
+              <w:t xml:space="preserve"> the tail so we can update its next pointer and make it the new tail.</w:t>
+            </w:r>
+          </w:p>
+        </w:tc>
+      </w:tr>
+    </w:tbl>
+    <w:p>
+      <w:pPr>
+        <w:rPr>
+          <w:b/>
+          <w:bCs/>
+        </w:rPr>
+      </w:pPr>
+      <w:r>
+        <w:rPr>
+          <w:b/>
+          <w:bCs/>
+        </w:rPr>
+        <w:t>4. Refined &amp; Explained Java Implementation</w:t>
+      </w:r>
+    </w:p>
+    <w:p>
+      <w:r>
+        <w:t>Below is the highly optimized and fully documented implementation of your generic CircularLinkedList&lt;T&gt;.</w:t>
+      </w:r>
+    </w:p>
+    <w:p>
+      <w:pPr>
+        <w:rPr>
+          <w:b/>
+          <w:bCs/>
+        </w:rPr>
+      </w:pPr>
+      <w:r>
+        <w:rPr>
+          <w:b/>
+          <w:bCs/>
+        </w:rPr>
+        <w:t>Optimizations &amp; Fixes Made:</w:t>
+      </w:r>
+    </w:p>
+    <w:p>
+      <w:pPr>
+        <w:numPr>
+          <w:ilvl w:val="0"/>
+          <w:numId w:val="57"/>
+        </w:numPr>
+      </w:pPr>
+      <w:r>
+        <w:rPr>
+          <w:b/>
+          <w:bCs/>
+        </w:rPr>
+        <w:t>Generic Safety (T):</w:t>
+      </w:r>
+      <w:r>
+        <w:t xml:space="preserve"> Using generics makes this class reusable for any data type (Integer, String, or custom Objects), which is a key object-oriented design standard.</w:t>
+      </w:r>
+    </w:p>
+    <w:p>
+      <w:pPr>
+        <w:numPr>
+          <w:ilvl w:val="0"/>
+          <w:numId w:val="57"/>
+        </w:numPr>
+      </w:pPr>
+      <w:r>
+        <w:rPr>
+          <w:b/>
+          <w:bCs/>
+        </w:rPr>
+        <w:t>Redundant Pointer Assignment in insertFirst:</w:t>
+      </w:r>
+      <w:r>
+        <w:t xml:space="preserve"> In your original code, if the list was empty, you manually pointed newNode.next to itself, set tail = newNode, and then proceeded to run the non-empty pointer logic immediately after. I encapsulated this within an if-else block to make the code clean, fast, and mathematically precise.</w:t>
+      </w:r>
+    </w:p>
+    <w:p>
+      <w:r>
+        <w:t>package linkedlist;</w:t>
+      </w:r>
+    </w:p>
+    <w:p/>
+    <w:p>
+      <w:r>
+        <w:t>public class CircularLinkedList&lt;T&gt; {</w:t>
+      </w:r>
+    </w:p>
+    <w:p/>
+    <w:p>
+      <w:r>
+        <w:t xml:space="preserve">    // Nested Node class utilizing Generics</w:t>
+      </w:r>
+    </w:p>
+    <w:p>
+      <w:r>
+        <w:t xml:space="preserve">    class Node {</w:t>
+      </w:r>
+    </w:p>
+    <w:p>
+      <w:r>
+        <w:t xml:space="preserve">        T data;</w:t>
+      </w:r>
+    </w:p>
+    <w:p>
+      <w:r>
+        <w:t xml:space="preserve">        Node next;</w:t>
+      </w:r>
+    </w:p>
+    <w:p/>
+    <w:p>
+      <w:r>
+        <w:t xml:space="preserve">        public Node(T data) {</w:t>
+      </w:r>
+    </w:p>
+    <w:p>
+      <w:r>
+        <w:t xml:space="preserve">            this.data = data;</w:t>
+      </w:r>
+    </w:p>
+    <w:p>
+      <w:r>
+        <w:t xml:space="preserve">            this.next = null;</w:t>
+      </w:r>
+    </w:p>
+    <w:p>
+      <w:r>
+        <w:t xml:space="preserve">        }</w:t>
+      </w:r>
+    </w:p>
+    <w:p>
+      <w:r>
+        <w:t xml:space="preserve">    }</w:t>
+      </w:r>
+    </w:p>
+    <w:p/>
+    <w:p>
+      <w:r>
+        <w:lastRenderedPageBreak/>
+        <w:t xml:space="preserve">    // Our sole reference pointer: pointing to the last node</w:t>
+      </w:r>
+    </w:p>
+    <w:p>
+      <w:r>
+        <w:t xml:space="preserve">    private Node tail;</w:t>
+      </w:r>
+    </w:p>
+    <w:p/>
+    <w:p>
+      <w:r>
+        <w:t xml:space="preserve">    public CircularLinkedList() {</w:t>
+      </w:r>
+    </w:p>
+    <w:p>
+      <w:r>
+        <w:t xml:space="preserve">        this.tail = null; // List starts empty</w:t>
+      </w:r>
+    </w:p>
+    <w:p>
+      <w:r>
+        <w:t xml:space="preserve">    }</w:t>
+      </w:r>
+    </w:p>
+    <w:p/>
+    <w:p>
+      <w:r>
+        <w:t xml:space="preserve">    // Insert at the beginning: O(1) Time</w:t>
+      </w:r>
+    </w:p>
+    <w:p>
+      <w:r>
+        <w:t xml:space="preserve">    public void insertFirst(T data) {</w:t>
+      </w:r>
+    </w:p>
+    <w:p>
+      <w:r>
+        <w:t xml:space="preserve">        Node newNode = new Node(data);</w:t>
+      </w:r>
+    </w:p>
+    <w:p>
+      <w:r>
+        <w:t xml:space="preserve">        if (tail == null) {</w:t>
+      </w:r>
+    </w:p>
+    <w:p>
+      <w:r>
+        <w:t xml:space="preserve">            // Edge Case: If list is empty, node points to itself to maintain circularity</w:t>
+      </w:r>
+    </w:p>
+    <w:p>
+      <w:r>
+        <w:t xml:space="preserve">            newNode.next = newNode;</w:t>
+      </w:r>
+    </w:p>
+    <w:p>
+      <w:r>
+        <w:t xml:space="preserve">            tail = newNode;</w:t>
+      </w:r>
+    </w:p>
+    <w:p>
+      <w:r>
+        <w:t xml:space="preserve">        } else {</w:t>
+      </w:r>
+    </w:p>
+    <w:p>
+      <w:r>
+        <w:t xml:space="preserve">            // General Case: Connect new node to current head (tail.next)</w:t>
+      </w:r>
+    </w:p>
+    <w:p>
+      <w:r>
+        <w:t xml:space="preserve">            newNode.next = tail.next;</w:t>
+      </w:r>
+    </w:p>
+    <w:p>
+      <w:r>
+        <w:t xml:space="preserve">            // Point the tail to our new node, making it the new head</w:t>
+      </w:r>
+    </w:p>
+    <w:p>
+      <w:r>
+        <w:t xml:space="preserve">            tail.next = newNode;</w:t>
+      </w:r>
+    </w:p>
+    <w:p>
+      <w:r>
+        <w:t xml:space="preserve">        }</w:t>
+      </w:r>
+    </w:p>
+    <w:p>
+      <w:r>
+        <w:t xml:space="preserve">    }</w:t>
+      </w:r>
+    </w:p>
+    <w:p/>
+    <w:p>
+      <w:r>
+        <w:t xml:space="preserve">    // Insert at the end: O(1) Time (Due to tail pointer access!)</w:t>
+      </w:r>
+    </w:p>
+    <w:p>
+      <w:r>
+        <w:t xml:space="preserve">    public void insertLast(T data) {</w:t>
+      </w:r>
+    </w:p>
+    <w:p>
+      <w:r>
+        <w:t xml:space="preserve">        if (tail == null) {</w:t>
+      </w:r>
+    </w:p>
+    <w:p>
+      <w:r>
+        <w:t xml:space="preserve">            insertFirst(data);</w:t>
+      </w:r>
+    </w:p>
+    <w:p>
+      <w:r>
+        <w:t xml:space="preserve">            return;</w:t>
+      </w:r>
+    </w:p>
+    <w:p>
+      <w:r>
+        <w:t xml:space="preserve">        }</w:t>
+      </w:r>
+    </w:p>
+    <w:p>
+      <w:r>
+        <w:t xml:space="preserve">        Node newNode = new Node(data);</w:t>
+      </w:r>
+    </w:p>
+    <w:p>
+      <w:r>
+        <w:t xml:space="preserve">        // Connect new node to the head (tail.next)</w:t>
+      </w:r>
+    </w:p>
+    <w:p>
+      <w:r>
+        <w:t xml:space="preserve">        newNode.next = tail.next;</w:t>
+      </w:r>
+    </w:p>
+    <w:p>
+      <w:r>
+        <w:lastRenderedPageBreak/>
+        <w:t xml:space="preserve">        // Point the old tail to our new node</w:t>
+      </w:r>
+    </w:p>
+    <w:p>
+      <w:r>
+        <w:t xml:space="preserve">        tail.next = newNode;</w:t>
+      </w:r>
+    </w:p>
+    <w:p>
+      <w:r>
+        <w:t xml:space="preserve">        // Update our tail pointer to track this new node as the final node</w:t>
+      </w:r>
+    </w:p>
+    <w:p>
+      <w:r>
+        <w:t xml:space="preserve">        tail = newNode;</w:t>
+      </w:r>
+    </w:p>
+    <w:p>
+      <w:r>
+        <w:t xml:space="preserve">    }</w:t>
+      </w:r>
+    </w:p>
+    <w:p/>
+    <w:p>
+      <w:r>
+        <w:t xml:space="preserve">    // Delete from the beginning: O(1) Time</w:t>
+      </w:r>
+    </w:p>
+    <w:p>
+      <w:r>
+        <w:t xml:space="preserve">    public void deleteFirst() {</w:t>
+      </w:r>
+    </w:p>
+    <w:p>
+      <w:r>
+        <w:t xml:space="preserve">        if (tail == null) {</w:t>
+      </w:r>
+    </w:p>
+    <w:p>
+      <w:r>
+        <w:t xml:space="preserve">            System.out.println("List is empty");</w:t>
+      </w:r>
+    </w:p>
+    <w:p>
+      <w:r>
+        <w:t xml:space="preserve">            return;</w:t>
+      </w:r>
+    </w:p>
+    <w:p>
+      <w:r>
+        <w:t xml:space="preserve">        }</w:t>
+      </w:r>
+    </w:p>
+    <w:p>
+      <w:r>
+        <w:t xml:space="preserve">        </w:t>
+      </w:r>
+    </w:p>
+    <w:p>
+      <w:r>
+        <w:t xml:space="preserve">        if (tail.next == tail) {</w:t>
+      </w:r>
+    </w:p>
+    <w:p>
+      <w:r>
+        <w:t xml:space="preserve">            // Edge Case: If only one element exists, make the list empty</w:t>
+      </w:r>
+    </w:p>
+    <w:p>
+      <w:r>
+        <w:t xml:space="preserve">            tail = null;</w:t>
+      </w:r>
+    </w:p>
+    <w:p>
+      <w:r>
+        <w:t xml:space="preserve">            return;</w:t>
+      </w:r>
+    </w:p>
+    <w:p>
+      <w:r>
+        <w:t xml:space="preserve">        }</w:t>
+      </w:r>
+    </w:p>
+    <w:p>
+      <w:r>
+        <w:t xml:space="preserve">        </w:t>
+      </w:r>
+    </w:p>
+    <w:p>
+      <w:r>
+        <w:t xml:space="preserve">        // General Case: Bypass the head node (tail.next) by pointing tail to head's successor</w:t>
+      </w:r>
+    </w:p>
+    <w:p>
+      <w:r>
+        <w:t xml:space="preserve">        tail.next = tail.next.next;</w:t>
+      </w:r>
+    </w:p>
+    <w:p>
+      <w:r>
+        <w:t xml:space="preserve">    }</w:t>
+      </w:r>
+    </w:p>
+    <w:p/>
+    <w:p>
+      <w:r>
+        <w:t xml:space="preserve">    // Delete from the end: O(n) Time (Requires finding predecessor)</w:t>
+      </w:r>
+    </w:p>
+    <w:p>
+      <w:r>
+        <w:t xml:space="preserve">    public void deleteLast() {</w:t>
+      </w:r>
+    </w:p>
+    <w:p>
+      <w:r>
+        <w:t xml:space="preserve">        if (tail == null) {</w:t>
+      </w:r>
+    </w:p>
+    <w:p>
+      <w:r>
+        <w:t xml:space="preserve">            System.out.println("List is empty");</w:t>
+      </w:r>
+    </w:p>
+    <w:p>
+      <w:r>
+        <w:t xml:space="preserve">            return;</w:t>
+      </w:r>
+    </w:p>
+    <w:p>
+      <w:r>
+        <w:t xml:space="preserve">        }</w:t>
+      </w:r>
+    </w:p>
+    <w:p>
+      <w:r>
+        <w:t xml:space="preserve">        </w:t>
+      </w:r>
+    </w:p>
+    <w:p>
+      <w:r>
+        <w:t xml:space="preserve">        if (tail.next == tail) {</w:t>
+      </w:r>
+    </w:p>
+    <w:p>
+      <w:r>
+        <w:lastRenderedPageBreak/>
+        <w:t xml:space="preserve">            // Edge Case: Single element</w:t>
+      </w:r>
+    </w:p>
+    <w:p>
+      <w:r>
+        <w:t xml:space="preserve">            tail = null;</w:t>
+      </w:r>
+    </w:p>
+    <w:p>
+      <w:r>
+        <w:t xml:space="preserve">            return;</w:t>
+      </w:r>
+    </w:p>
+    <w:p>
+      <w:r>
+        <w:t xml:space="preserve">        }</w:t>
+      </w:r>
+    </w:p>
+    <w:p>
+      <w:r>
+        <w:t xml:space="preserve">        </w:t>
+      </w:r>
+    </w:p>
+    <w:p>
+      <w:r>
+        <w:t xml:space="preserve">        // Find the predecessor of the tail node</w:t>
+      </w:r>
+    </w:p>
+    <w:p>
+      <w:r>
+        <w:t xml:space="preserve">        Node temp = tail;</w:t>
+      </w:r>
+    </w:p>
+    <w:p>
+      <w:r>
+        <w:t xml:space="preserve">        while (temp.next != tail) {</w:t>
+      </w:r>
+    </w:p>
+    <w:p>
+      <w:r>
+        <w:t xml:space="preserve">            temp = temp.next;</w:t>
+      </w:r>
+    </w:p>
+    <w:p>
+      <w:r>
+        <w:t xml:space="preserve">        }</w:t>
+      </w:r>
+    </w:p>
+    <w:p>
+      <w:r>
+        <w:t xml:space="preserve">        </w:t>
+      </w:r>
+    </w:p>
+    <w:p>
+      <w:r>
+        <w:t xml:space="preserve">        // Bypass tail: predecessor points directly to head (tail.next)</w:t>
+      </w:r>
+    </w:p>
+    <w:p>
+      <w:r>
+        <w:t xml:space="preserve">        temp.next = tail.next;</w:t>
+      </w:r>
+    </w:p>
+    <w:p>
+      <w:r>
+        <w:t xml:space="preserve">        // Update our tail pointer to be the predecessor</w:t>
+      </w:r>
+    </w:p>
+    <w:p>
+      <w:r>
+        <w:t xml:space="preserve">        tail = temp;</w:t>
+      </w:r>
+    </w:p>
+    <w:p>
+      <w:r>
+        <w:t xml:space="preserve">    }</w:t>
+      </w:r>
+    </w:p>
+    <w:p/>
+    <w:p>
+      <w:r>
+        <w:t xml:space="preserve">    // Traversal: Starts printing at the tail node and moves forward</w:t>
+      </w:r>
+    </w:p>
+    <w:p>
+      <w:r>
+        <w:t xml:space="preserve">    public void displayFromTail() {</w:t>
+      </w:r>
+    </w:p>
+    <w:p>
+      <w:r>
+        <w:t xml:space="preserve">        Node temp = tail;</w:t>
+      </w:r>
+    </w:p>
+    <w:p>
+      <w:r>
+        <w:t xml:space="preserve">        if (temp != null) {</w:t>
+      </w:r>
+    </w:p>
+    <w:p>
+      <w:r>
+        <w:t xml:space="preserve">            do {</w:t>
+      </w:r>
+    </w:p>
+    <w:p>
+      <w:r>
+        <w:t xml:space="preserve">                System.out.print(temp.data + " ");</w:t>
+      </w:r>
+    </w:p>
+    <w:p>
+      <w:r>
+        <w:t xml:space="preserve">                temp = temp.next;</w:t>
+      </w:r>
+    </w:p>
+    <w:p>
+      <w:r>
+        <w:t xml:space="preserve">            } while (temp != tail);</w:t>
+      </w:r>
+    </w:p>
+    <w:p>
+      <w:r>
+        <w:t xml:space="preserve">        }</w:t>
+      </w:r>
+    </w:p>
+    <w:p>
+      <w:r>
+        <w:t xml:space="preserve">        System.out.println();</w:t>
+      </w:r>
+    </w:p>
+    <w:p>
+      <w:r>
+        <w:t xml:space="preserve">    }</w:t>
+      </w:r>
+    </w:p>
+    <w:p/>
+    <w:p>
+      <w:r>
+        <w:t xml:space="preserve">    // Traversal: Starts printing at the head node (tail.next) and moves forward</w:t>
+      </w:r>
+    </w:p>
+    <w:p>
+      <w:r>
+        <w:t xml:space="preserve">    public void display() {</w:t>
+      </w:r>
+    </w:p>
+    <w:p>
+      <w:r>
+        <w:lastRenderedPageBreak/>
+        <w:t xml:space="preserve">        Node temp = tail;</w:t>
+      </w:r>
+    </w:p>
+    <w:p>
+      <w:r>
+        <w:t xml:space="preserve">        if (temp != null) {</w:t>
+      </w:r>
+    </w:p>
+    <w:p>
+      <w:r>
+        <w:t xml:space="preserve">            do {</w:t>
+      </w:r>
+    </w:p>
+    <w:p>
+      <w:r>
+        <w:t xml:space="preserve">                temp = temp.next;</w:t>
+      </w:r>
+    </w:p>
+    <w:p>
+      <w:r>
+        <w:t xml:space="preserve">                System.out.print(temp.data + " ");</w:t>
+      </w:r>
+    </w:p>
+    <w:p>
+      <w:r>
+        <w:t xml:space="preserve">            } while (temp.next != tail.next);</w:t>
+      </w:r>
+    </w:p>
+    <w:p>
+      <w:r>
+        <w:t xml:space="preserve">        }</w:t>
+      </w:r>
+    </w:p>
+    <w:p>
+      <w:r>
+        <w:t xml:space="preserve">        System.out.println();</w:t>
+      </w:r>
+    </w:p>
+    <w:p>
+      <w:r>
+        <w:t xml:space="preserve">    }</w:t>
+      </w:r>
+    </w:p>
+    <w:p/>
+    <w:p>
+      <w:r>
+        <w:t xml:space="preserve">    public static void main(String[] args) {</w:t>
+      </w:r>
+    </w:p>
+    <w:p>
+      <w:r>
+        <w:t xml:space="preserve">        CircularLinkedList&lt;Integer&gt; list = new CircularLinkedList&lt;&gt;();</w:t>
+      </w:r>
+    </w:p>
+    <w:p>
+      <w:r>
+        <w:t xml:space="preserve">        </w:t>
+      </w:r>
+    </w:p>
+    <w:p>
+      <w:r>
+        <w:t xml:space="preserve">        list.insertFirst(1); // 1 -&gt; [1] (pointing to itself)</w:t>
+      </w:r>
+    </w:p>
+    <w:p>
+      <w:r>
+        <w:t xml:space="preserve">        list.insertFirst(2); // 2 -&gt; 1 -&gt; [2]</w:t>
+      </w:r>
+    </w:p>
+    <w:p>
+      <w:r>
+        <w:t xml:space="preserve">        list.insertFirst(3); // 3 -&gt; 2 -&gt; 1 -&gt; [3]</w:t>
+      </w:r>
+    </w:p>
+    <w:p>
+      <w:r>
+        <w:t xml:space="preserve">        list.insertFirst(4); // 4 -&gt; 3 -&gt; 2 -&gt; 1 -&gt; [4]</w:t>
+      </w:r>
+    </w:p>
+    <w:p>
+      <w:r>
+        <w:t xml:space="preserve">        list.insertFirst(5); // 5 -&gt; 4 -&gt; 3 -&gt; 2 -&gt; 1 -&gt; [5]</w:t>
+      </w:r>
+    </w:p>
+    <w:p/>
+    <w:p>
+      <w:r>
+        <w:t xml:space="preserve">        list.insertLast(6);  // 5 -&gt; 4 -&gt; 3 -&gt; 2 -&gt; 1 -&gt; 6 -&gt; [5]</w:t>
+      </w:r>
+    </w:p>
+    <w:p>
+      <w:r>
+        <w:t xml:space="preserve">        list.insertLast(7);  // 5 -&gt; 4 -&gt; 3 -&gt; 2 -&gt; 1 -&gt; 6 -&gt; 7 -&gt; [5]</w:t>
+      </w:r>
+    </w:p>
+    <w:p/>
+    <w:p>
+      <w:r>
+        <w:t xml:space="preserve">        System.out.print("Original List starting at head: ");</w:t>
+      </w:r>
+    </w:p>
+    <w:p>
+      <w:r>
+        <w:t xml:space="preserve">        list.display(); // Expected: 5 4 3 2 1 6 7 </w:t>
+      </w:r>
+    </w:p>
+    <w:p/>
+    <w:p>
+      <w:r>
+        <w:t xml:space="preserve">        list.deleteFirst(); // Deletes 5</w:t>
+      </w:r>
+    </w:p>
+    <w:p>
+      <w:r>
+        <w:t xml:space="preserve">        System.out.print("After deleting first element: ");</w:t>
+      </w:r>
+    </w:p>
+    <w:p>
+      <w:r>
+        <w:t xml:space="preserve">        list.display(); // Expected: 4 3 2 1 6 7 </w:t>
+      </w:r>
+    </w:p>
+    <w:p/>
+    <w:p>
+      <w:r>
+        <w:t xml:space="preserve">        System.out.print("Displaying cycle starting from Tail (7): ");</w:t>
+      </w:r>
+    </w:p>
+    <w:p>
+      <w:r>
+        <w:t xml:space="preserve">        list.displayFromTail(); // Expected: 7 4 3 2 1 6 </w:t>
+      </w:r>
+    </w:p>
+    <w:p/>
+    <w:p>
+      <w:r>
+        <w:t xml:space="preserve">        list.deleteLast(); // Deletes 7</w:t>
+      </w:r>
+    </w:p>
+    <w:p>
+      <w:r>
+        <w:t xml:space="preserve">        System.out.print("After deleting last element: ");</w:t>
+      </w:r>
+    </w:p>
+    <w:p>
+      <w:r>
+        <w:t xml:space="preserve">        list.display(); // Expected: 4 3 2 1 6</w:t>
+      </w:r>
+    </w:p>
+    <w:p>
+      <w:r>
+        <w:t xml:space="preserve">    }</w:t>
+      </w:r>
+    </w:p>
+    <w:p>
+      <w:r>
+        <w:t>}</w:t>
+      </w:r>
+    </w:p>
+    <w:p>
+      <w:pPr>
+        <w:rPr>
+          <w:b/>
+          <w:bCs/>
+        </w:rPr>
+      </w:pPr>
+      <w:r>
+        <w:rPr>
+          <w:b/>
+          <w:bCs/>
+        </w:rPr>
+        <w:t>5. Standard Exam Gotchas &amp; Common Pitfalls</w:t>
+      </w:r>
+    </w:p>
+    <w:p>
+      <w:pPr>
+        <w:rPr>
+          <w:b/>
+          <w:bCs/>
+        </w:rPr>
+      </w:pPr>
+      <w:r>
+        <w:rPr>
+          <w:b/>
+          <w:bCs/>
+        </w:rPr>
+        <w:t>Pitfall 1: Infinite Loops in Traversal</w:t>
+      </w:r>
+    </w:p>
+    <w:p>
+      <w:r>
+        <w:t>Unlike linear linked lists, you cannot use a simple while (temp != null) loop to traverse a Circular Linked List. Because there are no null values, this will cause your program to run forever, eventually causing a crash or freezing.</w:t>
+      </w:r>
+    </w:p>
+    <w:p>
+      <w:pPr>
+        <w:numPr>
+          <w:ilvl w:val="0"/>
+          <w:numId w:val="58"/>
+        </w:numPr>
+      </w:pPr>
+      <w:r>
+        <w:rPr>
+          <w:b/>
+          <w:bCs/>
+        </w:rPr>
+        <w:t>The Solution:</w:t>
+      </w:r>
+      <w:r>
+        <w:t xml:space="preserve"> Always use a </w:t>
+      </w:r>
+      <w:r>
+        <w:rPr>
+          <w:b/>
+          <w:bCs/>
+        </w:rPr>
+        <w:t>do-while loop</w:t>
+      </w:r>
+      <w:r>
+        <w:t>. Set your stop condition to exit once your pointer returns to the starting node (e.g., while (temp != tail)).</w:t>
+      </w:r>
+    </w:p>
+    <w:p>
+      <w:pPr>
+        <w:rPr>
+          <w:b/>
+          <w:bCs/>
+        </w:rPr>
+      </w:pPr>
+      <w:r>
+        <w:rPr>
+          <w:b/>
+          <w:bCs/>
+        </w:rPr>
+        <w:t>Pitfall 2: The Single-Node Self-Reference</w:t>
+      </w:r>
+    </w:p>
+    <w:p>
+      <w:r>
+        <w:t xml:space="preserve">When a Circular Linked List contains only one node, that node's next pointer </w:t>
+      </w:r>
+      <w:r>
+        <w:rPr>
+          <w:b/>
+          <w:bCs/>
+        </w:rPr>
+        <w:t>must point to itself</w:t>
+      </w:r>
+      <w:r>
+        <w:t xml:space="preserve"> (newNode.next = newNode).</w:t>
+      </w:r>
+    </w:p>
+    <w:p>
+      <w:pPr>
+        <w:numPr>
+          <w:ilvl w:val="0"/>
+          <w:numId w:val="59"/>
+        </w:numPr>
+      </w:pPr>
+      <w:r>
+        <w:t>If you forget this step during initialization, your list immediately loses its circular nature, and subsequent inserts or deletes will fail.</w:t>
+      </w:r>
+    </w:p>
+    <w:p>
+      <w:pPr>
+        <w:rPr>
+          <w:b/>
+          <w:bCs/>
+        </w:rPr>
+      </w:pPr>
+      <w:r>
+        <w:rPr>
+          <w:b/>
+          <w:bCs/>
+        </w:rPr>
+        <w:t>Pitfall 3: Round-Robin CPU Scheduling Application (Exam Favorite)</w:t>
+      </w:r>
+    </w:p>
+    <w:p>
+      <w:r>
+        <w:t xml:space="preserve">In government technical exams, they frequently ask: </w:t>
+      </w:r>
+      <w:r>
+        <w:rPr>
+          <w:i/>
+          <w:iCs/>
+        </w:rPr>
+        <w:t>"Which data structure is most suitable for implementing a Round-Robin CPU scheduler?"</w:t>
+      </w:r>
+    </w:p>
+    <w:p>
+      <w:pPr>
+        <w:numPr>
+          <w:ilvl w:val="0"/>
+          <w:numId w:val="60"/>
+        </w:numPr>
+      </w:pPr>
+      <w:r>
+        <w:rPr>
+          <w:b/>
+          <w:bCs/>
+        </w:rPr>
+        <w:t>The Answer:</w:t>
+      </w:r>
+      <w:r>
+        <w:t xml:space="preserve"> A Circular Linked List. Because a CPU allocates a fixed time slice to each process and then moves to the next, a CLL allows the scheduler to continuously cycle through active processes indefinitely without needing to constantly reset a pointer to the head of a queue.</w:t>
+      </w:r>
+    </w:p>
+    <w:p>
+      <w:r>
+        <w:t>This circular implementation demonstrates how structural adjustments (like moving from a head to a tail pointer) can dramatically optimize an algorithm.</w:t>
+      </w:r>
+    </w:p>
+    <w:p/>
     <w:sectPr>
       <w:pgSz w:w="11906" w:h="16838"/>
       <w:pgMar w:top="1440" w:right="1440" w:bottom="1440" w:left="1440" w:header="708" w:footer="708" w:gutter="0"/>
@@ -15521,6 +16950,304 @@
     </w:lvl>
   </w:abstractNum>
   <w:abstractNum w:abstractNumId="23" w15:restartNumberingAfterBreak="0">
+    <w:nsid w:val="2C9A4D0B"/>
+    <w:multiLevelType w:val="multilevel"/>
+    <w:tmpl w:val="BD96BE0A"/>
+    <w:lvl w:ilvl="0">
+      <w:start w:val="1"/>
+      <w:numFmt w:val="bullet"/>
+      <w:lvlText w:val=""/>
+      <w:lvlJc w:val="left"/>
+      <w:pPr>
+        <w:tabs>
+          <w:tab w:val="num" w:pos="720"/>
+        </w:tabs>
+        <w:ind w:left="720" w:hanging="360"/>
+      </w:pPr>
+      <w:rPr>
+        <w:rFonts w:ascii="Symbol" w:hAnsi="Symbol" w:hint="default"/>
+        <w:sz w:val="20"/>
+      </w:rPr>
+    </w:lvl>
+    <w:lvl w:ilvl="1" w:tentative="1">
+      <w:start w:val="1"/>
+      <w:numFmt w:val="bullet"/>
+      <w:lvlText w:val="o"/>
+      <w:lvlJc w:val="left"/>
+      <w:pPr>
+        <w:tabs>
+          <w:tab w:val="num" w:pos="1440"/>
+        </w:tabs>
+        <w:ind w:left="1440" w:hanging="360"/>
+      </w:pPr>
+      <w:rPr>
+        <w:rFonts w:ascii="Courier New" w:hAnsi="Courier New" w:hint="default"/>
+        <w:sz w:val="20"/>
+      </w:rPr>
+    </w:lvl>
+    <w:lvl w:ilvl="2" w:tentative="1">
+      <w:start w:val="1"/>
+      <w:numFmt w:val="bullet"/>
+      <w:lvlText w:val=""/>
+      <w:lvlJc w:val="left"/>
+      <w:pPr>
+        <w:tabs>
+          <w:tab w:val="num" w:pos="2160"/>
+        </w:tabs>
+        <w:ind w:left="2160" w:hanging="360"/>
+      </w:pPr>
+      <w:rPr>
+        <w:rFonts w:ascii="Wingdings" w:hAnsi="Wingdings" w:hint="default"/>
+        <w:sz w:val="20"/>
+      </w:rPr>
+    </w:lvl>
+    <w:lvl w:ilvl="3" w:tentative="1">
+      <w:start w:val="1"/>
+      <w:numFmt w:val="bullet"/>
+      <w:lvlText w:val=""/>
+      <w:lvlJc w:val="left"/>
+      <w:pPr>
+        <w:tabs>
+          <w:tab w:val="num" w:pos="2880"/>
+        </w:tabs>
+        <w:ind w:left="2880" w:hanging="360"/>
+      </w:pPr>
+      <w:rPr>
+        <w:rFonts w:ascii="Wingdings" w:hAnsi="Wingdings" w:hint="default"/>
+        <w:sz w:val="20"/>
+      </w:rPr>
+    </w:lvl>
+    <w:lvl w:ilvl="4" w:tentative="1">
+      <w:start w:val="1"/>
+      <w:numFmt w:val="bullet"/>
+      <w:lvlText w:val=""/>
+      <w:lvlJc w:val="left"/>
+      <w:pPr>
+        <w:tabs>
+          <w:tab w:val="num" w:pos="3600"/>
+        </w:tabs>
+        <w:ind w:left="3600" w:hanging="360"/>
+      </w:pPr>
+      <w:rPr>
+        <w:rFonts w:ascii="Wingdings" w:hAnsi="Wingdings" w:hint="default"/>
+        <w:sz w:val="20"/>
+      </w:rPr>
+    </w:lvl>
+    <w:lvl w:ilvl="5" w:tentative="1">
+      <w:start w:val="1"/>
+      <w:numFmt w:val="bullet"/>
+      <w:lvlText w:val=""/>
+      <w:lvlJc w:val="left"/>
+      <w:pPr>
+        <w:tabs>
+          <w:tab w:val="num" w:pos="4320"/>
+        </w:tabs>
+        <w:ind w:left="4320" w:hanging="360"/>
+      </w:pPr>
+      <w:rPr>
+        <w:rFonts w:ascii="Wingdings" w:hAnsi="Wingdings" w:hint="default"/>
+        <w:sz w:val="20"/>
+      </w:rPr>
+    </w:lvl>
+    <w:lvl w:ilvl="6" w:tentative="1">
+      <w:start w:val="1"/>
+      <w:numFmt w:val="bullet"/>
+      <w:lvlText w:val=""/>
+      <w:lvlJc w:val="left"/>
+      <w:pPr>
+        <w:tabs>
+          <w:tab w:val="num" w:pos="5040"/>
+        </w:tabs>
+        <w:ind w:left="5040" w:hanging="360"/>
+      </w:pPr>
+      <w:rPr>
+        <w:rFonts w:ascii="Wingdings" w:hAnsi="Wingdings" w:hint="default"/>
+        <w:sz w:val="20"/>
+      </w:rPr>
+    </w:lvl>
+    <w:lvl w:ilvl="7" w:tentative="1">
+      <w:start w:val="1"/>
+      <w:numFmt w:val="bullet"/>
+      <w:lvlText w:val=""/>
+      <w:lvlJc w:val="left"/>
+      <w:pPr>
+        <w:tabs>
+          <w:tab w:val="num" w:pos="5760"/>
+        </w:tabs>
+        <w:ind w:left="5760" w:hanging="360"/>
+      </w:pPr>
+      <w:rPr>
+        <w:rFonts w:ascii="Wingdings" w:hAnsi="Wingdings" w:hint="default"/>
+        <w:sz w:val="20"/>
+      </w:rPr>
+    </w:lvl>
+    <w:lvl w:ilvl="8" w:tentative="1">
+      <w:start w:val="1"/>
+      <w:numFmt w:val="bullet"/>
+      <w:lvlText w:val=""/>
+      <w:lvlJc w:val="left"/>
+      <w:pPr>
+        <w:tabs>
+          <w:tab w:val="num" w:pos="6480"/>
+        </w:tabs>
+        <w:ind w:left="6480" w:hanging="360"/>
+      </w:pPr>
+      <w:rPr>
+        <w:rFonts w:ascii="Wingdings" w:hAnsi="Wingdings" w:hint="default"/>
+        <w:sz w:val="20"/>
+      </w:rPr>
+    </w:lvl>
+  </w:abstractNum>
+  <w:abstractNum w:abstractNumId="24" w15:restartNumberingAfterBreak="0">
+    <w:nsid w:val="2CBC5CE5"/>
+    <w:multiLevelType w:val="multilevel"/>
+    <w:tmpl w:val="31529FC2"/>
+    <w:lvl w:ilvl="0">
+      <w:start w:val="1"/>
+      <w:numFmt w:val="bullet"/>
+      <w:lvlText w:val=""/>
+      <w:lvlJc w:val="left"/>
+      <w:pPr>
+        <w:tabs>
+          <w:tab w:val="num" w:pos="720"/>
+        </w:tabs>
+        <w:ind w:left="720" w:hanging="360"/>
+      </w:pPr>
+      <w:rPr>
+        <w:rFonts w:ascii="Symbol" w:hAnsi="Symbol" w:hint="default"/>
+        <w:sz w:val="20"/>
+      </w:rPr>
+    </w:lvl>
+    <w:lvl w:ilvl="1" w:tentative="1">
+      <w:start w:val="1"/>
+      <w:numFmt w:val="bullet"/>
+      <w:lvlText w:val="o"/>
+      <w:lvlJc w:val="left"/>
+      <w:pPr>
+        <w:tabs>
+          <w:tab w:val="num" w:pos="1440"/>
+        </w:tabs>
+        <w:ind w:left="1440" w:hanging="360"/>
+      </w:pPr>
+      <w:rPr>
+        <w:rFonts w:ascii="Courier New" w:hAnsi="Courier New" w:hint="default"/>
+        <w:sz w:val="20"/>
+      </w:rPr>
+    </w:lvl>
+    <w:lvl w:ilvl="2" w:tentative="1">
+      <w:start w:val="1"/>
+      <w:numFmt w:val="bullet"/>
+      <w:lvlText w:val=""/>
+      <w:lvlJc w:val="left"/>
+      <w:pPr>
+        <w:tabs>
+          <w:tab w:val="num" w:pos="2160"/>
+        </w:tabs>
+        <w:ind w:left="2160" w:hanging="360"/>
+      </w:pPr>
+      <w:rPr>
+        <w:rFonts w:ascii="Wingdings" w:hAnsi="Wingdings" w:hint="default"/>
+        <w:sz w:val="20"/>
+      </w:rPr>
+    </w:lvl>
+    <w:lvl w:ilvl="3" w:tentative="1">
+      <w:start w:val="1"/>
+      <w:numFmt w:val="bullet"/>
+      <w:lvlText w:val=""/>
+      <w:lvlJc w:val="left"/>
+      <w:pPr>
+        <w:tabs>
+          <w:tab w:val="num" w:pos="2880"/>
+        </w:tabs>
+        <w:ind w:left="2880" w:hanging="360"/>
+      </w:pPr>
+      <w:rPr>
+        <w:rFonts w:ascii="Wingdings" w:hAnsi="Wingdings" w:hint="default"/>
+        <w:sz w:val="20"/>
+      </w:rPr>
+    </w:lvl>
+    <w:lvl w:ilvl="4" w:tentative="1">
+      <w:start w:val="1"/>
+      <w:numFmt w:val="bullet"/>
+      <w:lvlText w:val=""/>
+      <w:lvlJc w:val="left"/>
+      <w:pPr>
+        <w:tabs>
+          <w:tab w:val="num" w:pos="3600"/>
+        </w:tabs>
+        <w:ind w:left="3600" w:hanging="360"/>
+      </w:pPr>
+      <w:rPr>
+        <w:rFonts w:ascii="Wingdings" w:hAnsi="Wingdings" w:hint="default"/>
+        <w:sz w:val="20"/>
+      </w:rPr>
+    </w:lvl>
+    <w:lvl w:ilvl="5" w:tentative="1">
+      <w:start w:val="1"/>
+      <w:numFmt w:val="bullet"/>
+      <w:lvlText w:val=""/>
+      <w:lvlJc w:val="left"/>
+      <w:pPr>
+        <w:tabs>
+          <w:tab w:val="num" w:pos="4320"/>
+        </w:tabs>
+        <w:ind w:left="4320" w:hanging="360"/>
+      </w:pPr>
+      <w:rPr>
+        <w:rFonts w:ascii="Wingdings" w:hAnsi="Wingdings" w:hint="default"/>
+        <w:sz w:val="20"/>
+      </w:rPr>
+    </w:lvl>
+    <w:lvl w:ilvl="6" w:tentative="1">
+      <w:start w:val="1"/>
+      <w:numFmt w:val="bullet"/>
+      <w:lvlText w:val=""/>
+      <w:lvlJc w:val="left"/>
+      <w:pPr>
+        <w:tabs>
+          <w:tab w:val="num" w:pos="5040"/>
+        </w:tabs>
+        <w:ind w:left="5040" w:hanging="360"/>
+      </w:pPr>
+      <w:rPr>
+        <w:rFonts w:ascii="Wingdings" w:hAnsi="Wingdings" w:hint="default"/>
+        <w:sz w:val="20"/>
+      </w:rPr>
+    </w:lvl>
+    <w:lvl w:ilvl="7" w:tentative="1">
+      <w:start w:val="1"/>
+      <w:numFmt w:val="bullet"/>
+      <w:lvlText w:val=""/>
+      <w:lvlJc w:val="left"/>
+      <w:pPr>
+        <w:tabs>
+          <w:tab w:val="num" w:pos="5760"/>
+        </w:tabs>
+        <w:ind w:left="5760" w:hanging="360"/>
+      </w:pPr>
+      <w:rPr>
+        <w:rFonts w:ascii="Wingdings" w:hAnsi="Wingdings" w:hint="default"/>
+        <w:sz w:val="20"/>
+      </w:rPr>
+    </w:lvl>
+    <w:lvl w:ilvl="8" w:tentative="1">
+      <w:start w:val="1"/>
+      <w:numFmt w:val="bullet"/>
+      <w:lvlText w:val=""/>
+      <w:lvlJc w:val="left"/>
+      <w:pPr>
+        <w:tabs>
+          <w:tab w:val="num" w:pos="6480"/>
+        </w:tabs>
+        <w:ind w:left="6480" w:hanging="360"/>
+      </w:pPr>
+      <w:rPr>
+        <w:rFonts w:ascii="Wingdings" w:hAnsi="Wingdings" w:hint="default"/>
+        <w:sz w:val="20"/>
+      </w:rPr>
+    </w:lvl>
+  </w:abstractNum>
+  <w:abstractNum w:abstractNumId="25" w15:restartNumberingAfterBreak="0">
     <w:nsid w:val="345C66C8"/>
     <w:multiLevelType w:val="multilevel"/>
     <w:tmpl w:val="8188E51A"/>
@@ -15633,7 +17360,7 @@
       </w:pPr>
     </w:lvl>
   </w:abstractNum>
-  <w:abstractNum w:abstractNumId="24" w15:restartNumberingAfterBreak="0">
+  <w:abstractNum w:abstractNumId="26" w15:restartNumberingAfterBreak="0">
     <w:nsid w:val="3A114C4F"/>
     <w:multiLevelType w:val="multilevel"/>
     <w:tmpl w:val="81E6B68C"/>
@@ -15782,7 +17509,7 @@
       </w:rPr>
     </w:lvl>
   </w:abstractNum>
-  <w:abstractNum w:abstractNumId="25" w15:restartNumberingAfterBreak="0">
+  <w:abstractNum w:abstractNumId="27" w15:restartNumberingAfterBreak="0">
     <w:nsid w:val="3B932CA4"/>
     <w:multiLevelType w:val="multilevel"/>
     <w:tmpl w:val="A738BF8C"/>
@@ -15931,7 +17658,7 @@
       </w:rPr>
     </w:lvl>
   </w:abstractNum>
-  <w:abstractNum w:abstractNumId="26" w15:restartNumberingAfterBreak="0">
+  <w:abstractNum w:abstractNumId="28" w15:restartNumberingAfterBreak="0">
     <w:nsid w:val="3C0E1CE2"/>
     <w:multiLevelType w:val="multilevel"/>
     <w:tmpl w:val="8806DA92"/>
@@ -16044,7 +17771,7 @@
       </w:pPr>
     </w:lvl>
   </w:abstractNum>
-  <w:abstractNum w:abstractNumId="27" w15:restartNumberingAfterBreak="0">
+  <w:abstractNum w:abstractNumId="29" w15:restartNumberingAfterBreak="0">
     <w:nsid w:val="3C6076E1"/>
     <w:multiLevelType w:val="multilevel"/>
     <w:tmpl w:val="E1D0AC82"/>
@@ -16193,7 +17920,156 @@
       </w:rPr>
     </w:lvl>
   </w:abstractNum>
-  <w:abstractNum w:abstractNumId="28" w15:restartNumberingAfterBreak="0">
+  <w:abstractNum w:abstractNumId="30" w15:restartNumberingAfterBreak="0">
+    <w:nsid w:val="3D0C3A45"/>
+    <w:multiLevelType w:val="multilevel"/>
+    <w:tmpl w:val="763A24E4"/>
+    <w:lvl w:ilvl="0">
+      <w:start w:val="1"/>
+      <w:numFmt w:val="bullet"/>
+      <w:lvlText w:val=""/>
+      <w:lvlJc w:val="left"/>
+      <w:pPr>
+        <w:tabs>
+          <w:tab w:val="num" w:pos="720"/>
+        </w:tabs>
+        <w:ind w:left="720" w:hanging="360"/>
+      </w:pPr>
+      <w:rPr>
+        <w:rFonts w:ascii="Symbol" w:hAnsi="Symbol" w:hint="default"/>
+        <w:sz w:val="20"/>
+      </w:rPr>
+    </w:lvl>
+    <w:lvl w:ilvl="1" w:tentative="1">
+      <w:start w:val="1"/>
+      <w:numFmt w:val="bullet"/>
+      <w:lvlText w:val="o"/>
+      <w:lvlJc w:val="left"/>
+      <w:pPr>
+        <w:tabs>
+          <w:tab w:val="num" w:pos="1440"/>
+        </w:tabs>
+        <w:ind w:left="1440" w:hanging="360"/>
+      </w:pPr>
+      <w:rPr>
+        <w:rFonts w:ascii="Courier New" w:hAnsi="Courier New" w:hint="default"/>
+        <w:sz w:val="20"/>
+      </w:rPr>
+    </w:lvl>
+    <w:lvl w:ilvl="2" w:tentative="1">
+      <w:start w:val="1"/>
+      <w:numFmt w:val="bullet"/>
+      <w:lvlText w:val=""/>
+      <w:lvlJc w:val="left"/>
+      <w:pPr>
+        <w:tabs>
+          <w:tab w:val="num" w:pos="2160"/>
+        </w:tabs>
+        <w:ind w:left="2160" w:hanging="360"/>
+      </w:pPr>
+      <w:rPr>
+        <w:rFonts w:ascii="Wingdings" w:hAnsi="Wingdings" w:hint="default"/>
+        <w:sz w:val="20"/>
+      </w:rPr>
+    </w:lvl>
+    <w:lvl w:ilvl="3" w:tentative="1">
+      <w:start w:val="1"/>
+      <w:numFmt w:val="bullet"/>
+      <w:lvlText w:val=""/>
+      <w:lvlJc w:val="left"/>
+      <w:pPr>
+        <w:tabs>
+          <w:tab w:val="num" w:pos="2880"/>
+        </w:tabs>
+        <w:ind w:left="2880" w:hanging="360"/>
+      </w:pPr>
+      <w:rPr>
+        <w:rFonts w:ascii="Wingdings" w:hAnsi="Wingdings" w:hint="default"/>
+        <w:sz w:val="20"/>
+      </w:rPr>
+    </w:lvl>
+    <w:lvl w:ilvl="4" w:tentative="1">
+      <w:start w:val="1"/>
+      <w:numFmt w:val="bullet"/>
+      <w:lvlText w:val=""/>
+      <w:lvlJc w:val="left"/>
+      <w:pPr>
+        <w:tabs>
+          <w:tab w:val="num" w:pos="3600"/>
+        </w:tabs>
+        <w:ind w:left="3600" w:hanging="360"/>
+      </w:pPr>
+      <w:rPr>
+        <w:rFonts w:ascii="Wingdings" w:hAnsi="Wingdings" w:hint="default"/>
+        <w:sz w:val="20"/>
+      </w:rPr>
+    </w:lvl>
+    <w:lvl w:ilvl="5" w:tentative="1">
+      <w:start w:val="1"/>
+      <w:numFmt w:val="bullet"/>
+      <w:lvlText w:val=""/>
+      <w:lvlJc w:val="left"/>
+      <w:pPr>
+        <w:tabs>
+          <w:tab w:val="num" w:pos="4320"/>
+        </w:tabs>
+        <w:ind w:left="4320" w:hanging="360"/>
+      </w:pPr>
+      <w:rPr>
+        <w:rFonts w:ascii="Wingdings" w:hAnsi="Wingdings" w:hint="default"/>
+        <w:sz w:val="20"/>
+      </w:rPr>
+    </w:lvl>
+    <w:lvl w:ilvl="6" w:tentative="1">
+      <w:start w:val="1"/>
+      <w:numFmt w:val="bullet"/>
+      <w:lvlText w:val=""/>
+      <w:lvlJc w:val="left"/>
+      <w:pPr>
+        <w:tabs>
+          <w:tab w:val="num" w:pos="5040"/>
+        </w:tabs>
+        <w:ind w:left="5040" w:hanging="360"/>
+      </w:pPr>
+      <w:rPr>
+        <w:rFonts w:ascii="Wingdings" w:hAnsi="Wingdings" w:hint="default"/>
+        <w:sz w:val="20"/>
+      </w:rPr>
+    </w:lvl>
+    <w:lvl w:ilvl="7" w:tentative="1">
+      <w:start w:val="1"/>
+      <w:numFmt w:val="bullet"/>
+      <w:lvlText w:val=""/>
+      <w:lvlJc w:val="left"/>
+      <w:pPr>
+        <w:tabs>
+          <w:tab w:val="num" w:pos="5760"/>
+        </w:tabs>
+        <w:ind w:left="5760" w:hanging="360"/>
+      </w:pPr>
+      <w:rPr>
+        <w:rFonts w:ascii="Wingdings" w:hAnsi="Wingdings" w:hint="default"/>
+        <w:sz w:val="20"/>
+      </w:rPr>
+    </w:lvl>
+    <w:lvl w:ilvl="8" w:tentative="1">
+      <w:start w:val="1"/>
+      <w:numFmt w:val="bullet"/>
+      <w:lvlText w:val=""/>
+      <w:lvlJc w:val="left"/>
+      <w:pPr>
+        <w:tabs>
+          <w:tab w:val="num" w:pos="6480"/>
+        </w:tabs>
+        <w:ind w:left="6480" w:hanging="360"/>
+      </w:pPr>
+      <w:rPr>
+        <w:rFonts w:ascii="Wingdings" w:hAnsi="Wingdings" w:hint="default"/>
+        <w:sz w:val="20"/>
+      </w:rPr>
+    </w:lvl>
+  </w:abstractNum>
+  <w:abstractNum w:abstractNumId="31" w15:restartNumberingAfterBreak="0">
     <w:nsid w:val="3EEC227F"/>
     <w:multiLevelType w:val="multilevel"/>
     <w:tmpl w:val="4CA848FC"/>
@@ -16306,7 +18182,156 @@
       </w:pPr>
     </w:lvl>
   </w:abstractNum>
-  <w:abstractNum w:abstractNumId="29" w15:restartNumberingAfterBreak="0">
+  <w:abstractNum w:abstractNumId="32" w15:restartNumberingAfterBreak="0">
+    <w:nsid w:val="3F2B214C"/>
+    <w:multiLevelType w:val="multilevel"/>
+    <w:tmpl w:val="328ECCF4"/>
+    <w:lvl w:ilvl="0">
+      <w:start w:val="1"/>
+      <w:numFmt w:val="bullet"/>
+      <w:lvlText w:val=""/>
+      <w:lvlJc w:val="left"/>
+      <w:pPr>
+        <w:tabs>
+          <w:tab w:val="num" w:pos="720"/>
+        </w:tabs>
+        <w:ind w:left="720" w:hanging="360"/>
+      </w:pPr>
+      <w:rPr>
+        <w:rFonts w:ascii="Symbol" w:hAnsi="Symbol" w:hint="default"/>
+        <w:sz w:val="20"/>
+      </w:rPr>
+    </w:lvl>
+    <w:lvl w:ilvl="1" w:tentative="1">
+      <w:start w:val="1"/>
+      <w:numFmt w:val="bullet"/>
+      <w:lvlText w:val="o"/>
+      <w:lvlJc w:val="left"/>
+      <w:pPr>
+        <w:tabs>
+          <w:tab w:val="num" w:pos="1440"/>
+        </w:tabs>
+        <w:ind w:left="1440" w:hanging="360"/>
+      </w:pPr>
+      <w:rPr>
+        <w:rFonts w:ascii="Courier New" w:hAnsi="Courier New" w:hint="default"/>
+        <w:sz w:val="20"/>
+      </w:rPr>
+    </w:lvl>
+    <w:lvl w:ilvl="2" w:tentative="1">
+      <w:start w:val="1"/>
+      <w:numFmt w:val="bullet"/>
+      <w:lvlText w:val=""/>
+      <w:lvlJc w:val="left"/>
+      <w:pPr>
+        <w:tabs>
+          <w:tab w:val="num" w:pos="2160"/>
+        </w:tabs>
+        <w:ind w:left="2160" w:hanging="360"/>
+      </w:pPr>
+      <w:rPr>
+        <w:rFonts w:ascii="Wingdings" w:hAnsi="Wingdings" w:hint="default"/>
+        <w:sz w:val="20"/>
+      </w:rPr>
+    </w:lvl>
+    <w:lvl w:ilvl="3" w:tentative="1">
+      <w:start w:val="1"/>
+      <w:numFmt w:val="bullet"/>
+      <w:lvlText w:val=""/>
+      <w:lvlJc w:val="left"/>
+      <w:pPr>
+        <w:tabs>
+          <w:tab w:val="num" w:pos="2880"/>
+        </w:tabs>
+        <w:ind w:left="2880" w:hanging="360"/>
+      </w:pPr>
+      <w:rPr>
+        <w:rFonts w:ascii="Wingdings" w:hAnsi="Wingdings" w:hint="default"/>
+        <w:sz w:val="20"/>
+      </w:rPr>
+    </w:lvl>
+    <w:lvl w:ilvl="4" w:tentative="1">
+      <w:start w:val="1"/>
+      <w:numFmt w:val="bullet"/>
+      <w:lvlText w:val=""/>
+      <w:lvlJc w:val="left"/>
+      <w:pPr>
+        <w:tabs>
+          <w:tab w:val="num" w:pos="3600"/>
+        </w:tabs>
+        <w:ind w:left="3600" w:hanging="360"/>
+      </w:pPr>
+      <w:rPr>
+        <w:rFonts w:ascii="Wingdings" w:hAnsi="Wingdings" w:hint="default"/>
+        <w:sz w:val="20"/>
+      </w:rPr>
+    </w:lvl>
+    <w:lvl w:ilvl="5" w:tentative="1">
+      <w:start w:val="1"/>
+      <w:numFmt w:val="bullet"/>
+      <w:lvlText w:val=""/>
+      <w:lvlJc w:val="left"/>
+      <w:pPr>
+        <w:tabs>
+          <w:tab w:val="num" w:pos="4320"/>
+        </w:tabs>
+        <w:ind w:left="4320" w:hanging="360"/>
+      </w:pPr>
+      <w:rPr>
+        <w:rFonts w:ascii="Wingdings" w:hAnsi="Wingdings" w:hint="default"/>
+        <w:sz w:val="20"/>
+      </w:rPr>
+    </w:lvl>
+    <w:lvl w:ilvl="6" w:tentative="1">
+      <w:start w:val="1"/>
+      <w:numFmt w:val="bullet"/>
+      <w:lvlText w:val=""/>
+      <w:lvlJc w:val="left"/>
+      <w:pPr>
+        <w:tabs>
+          <w:tab w:val="num" w:pos="5040"/>
+        </w:tabs>
+        <w:ind w:left="5040" w:hanging="360"/>
+      </w:pPr>
+      <w:rPr>
+        <w:rFonts w:ascii="Wingdings" w:hAnsi="Wingdings" w:hint="default"/>
+        <w:sz w:val="20"/>
+      </w:rPr>
+    </w:lvl>
+    <w:lvl w:ilvl="7" w:tentative="1">
+      <w:start w:val="1"/>
+      <w:numFmt w:val="bullet"/>
+      <w:lvlText w:val=""/>
+      <w:lvlJc w:val="left"/>
+      <w:pPr>
+        <w:tabs>
+          <w:tab w:val="num" w:pos="5760"/>
+        </w:tabs>
+        <w:ind w:left="5760" w:hanging="360"/>
+      </w:pPr>
+      <w:rPr>
+        <w:rFonts w:ascii="Wingdings" w:hAnsi="Wingdings" w:hint="default"/>
+        <w:sz w:val="20"/>
+      </w:rPr>
+    </w:lvl>
+    <w:lvl w:ilvl="8" w:tentative="1">
+      <w:start w:val="1"/>
+      <w:numFmt w:val="bullet"/>
+      <w:lvlText w:val=""/>
+      <w:lvlJc w:val="left"/>
+      <w:pPr>
+        <w:tabs>
+          <w:tab w:val="num" w:pos="6480"/>
+        </w:tabs>
+        <w:ind w:left="6480" w:hanging="360"/>
+      </w:pPr>
+      <w:rPr>
+        <w:rFonts w:ascii="Wingdings" w:hAnsi="Wingdings" w:hint="default"/>
+        <w:sz w:val="20"/>
+      </w:rPr>
+    </w:lvl>
+  </w:abstractNum>
+  <w:abstractNum w:abstractNumId="33" w15:restartNumberingAfterBreak="0">
     <w:nsid w:val="40A237AD"/>
     <w:multiLevelType w:val="multilevel"/>
     <w:tmpl w:val="55DC3488"/>
@@ -16455,7 +18480,7 @@
       </w:rPr>
     </w:lvl>
   </w:abstractNum>
-  <w:abstractNum w:abstractNumId="30" w15:restartNumberingAfterBreak="0">
+  <w:abstractNum w:abstractNumId="34" w15:restartNumberingAfterBreak="0">
     <w:nsid w:val="41370EF9"/>
     <w:multiLevelType w:val="multilevel"/>
     <w:tmpl w:val="18B2A5E4"/>
@@ -16604,7 +18629,7 @@
       </w:rPr>
     </w:lvl>
   </w:abstractNum>
-  <w:abstractNum w:abstractNumId="31" w15:restartNumberingAfterBreak="0">
+  <w:abstractNum w:abstractNumId="35" w15:restartNumberingAfterBreak="0">
     <w:nsid w:val="41616AB2"/>
     <w:multiLevelType w:val="multilevel"/>
     <w:tmpl w:val="D9B0C98C"/>
@@ -16753,7 +18778,7 @@
       </w:rPr>
     </w:lvl>
   </w:abstractNum>
-  <w:abstractNum w:abstractNumId="32" w15:restartNumberingAfterBreak="0">
+  <w:abstractNum w:abstractNumId="36" w15:restartNumberingAfterBreak="0">
     <w:nsid w:val="453F47A0"/>
     <w:multiLevelType w:val="multilevel"/>
     <w:tmpl w:val="1E947550"/>
@@ -16902,7 +18927,7 @@
       </w:rPr>
     </w:lvl>
   </w:abstractNum>
-  <w:abstractNum w:abstractNumId="33" w15:restartNumberingAfterBreak="0">
+  <w:abstractNum w:abstractNumId="37" w15:restartNumberingAfterBreak="0">
     <w:nsid w:val="49371508"/>
     <w:multiLevelType w:val="multilevel"/>
     <w:tmpl w:val="0186BE9E"/>
@@ -17051,7 +19076,7 @@
       </w:rPr>
     </w:lvl>
   </w:abstractNum>
-  <w:abstractNum w:abstractNumId="34" w15:restartNumberingAfterBreak="0">
+  <w:abstractNum w:abstractNumId="38" w15:restartNumberingAfterBreak="0">
     <w:nsid w:val="4DBA2F3E"/>
     <w:multiLevelType w:val="multilevel"/>
     <w:tmpl w:val="314697D6"/>
@@ -17200,7 +19225,7 @@
       </w:rPr>
     </w:lvl>
   </w:abstractNum>
-  <w:abstractNum w:abstractNumId="35" w15:restartNumberingAfterBreak="0">
+  <w:abstractNum w:abstractNumId="39" w15:restartNumberingAfterBreak="0">
     <w:nsid w:val="4E111884"/>
     <w:multiLevelType w:val="multilevel"/>
     <w:tmpl w:val="8AB27A18"/>
@@ -17313,7 +19338,7 @@
       </w:pPr>
     </w:lvl>
   </w:abstractNum>
-  <w:abstractNum w:abstractNumId="36" w15:restartNumberingAfterBreak="0">
+  <w:abstractNum w:abstractNumId="40" w15:restartNumberingAfterBreak="0">
     <w:nsid w:val="4F541E4E"/>
     <w:multiLevelType w:val="multilevel"/>
     <w:tmpl w:val="A6126970"/>
@@ -17462,7 +19487,7 @@
       </w:rPr>
     </w:lvl>
   </w:abstractNum>
-  <w:abstractNum w:abstractNumId="37" w15:restartNumberingAfterBreak="0">
+  <w:abstractNum w:abstractNumId="41" w15:restartNumberingAfterBreak="0">
     <w:nsid w:val="507A2F7E"/>
     <w:multiLevelType w:val="multilevel"/>
     <w:tmpl w:val="79D2FCCA"/>
@@ -17611,7 +19636,7 @@
       </w:rPr>
     </w:lvl>
   </w:abstractNum>
-  <w:abstractNum w:abstractNumId="38" w15:restartNumberingAfterBreak="0">
+  <w:abstractNum w:abstractNumId="42" w15:restartNumberingAfterBreak="0">
     <w:nsid w:val="51ED42FA"/>
     <w:multiLevelType w:val="multilevel"/>
     <w:tmpl w:val="54B060BC"/>
@@ -17760,7 +19785,7 @@
       </w:rPr>
     </w:lvl>
   </w:abstractNum>
-  <w:abstractNum w:abstractNumId="39" w15:restartNumberingAfterBreak="0">
+  <w:abstractNum w:abstractNumId="43" w15:restartNumberingAfterBreak="0">
     <w:nsid w:val="525F52A9"/>
     <w:multiLevelType w:val="multilevel"/>
     <w:tmpl w:val="B39E6D0A"/>
@@ -17909,7 +19934,7 @@
       </w:rPr>
     </w:lvl>
   </w:abstractNum>
-  <w:abstractNum w:abstractNumId="40" w15:restartNumberingAfterBreak="0">
+  <w:abstractNum w:abstractNumId="44" w15:restartNumberingAfterBreak="0">
     <w:nsid w:val="57B90FFA"/>
     <w:multiLevelType w:val="multilevel"/>
     <w:tmpl w:val="5FA84584"/>
@@ -18058,7 +20083,7 @@
       </w:rPr>
     </w:lvl>
   </w:abstractNum>
-  <w:abstractNum w:abstractNumId="41" w15:restartNumberingAfterBreak="0">
+  <w:abstractNum w:abstractNumId="45" w15:restartNumberingAfterBreak="0">
     <w:nsid w:val="58417512"/>
     <w:multiLevelType w:val="multilevel"/>
     <w:tmpl w:val="E5C8CF3C"/>
@@ -18207,7 +20232,7 @@
       </w:rPr>
     </w:lvl>
   </w:abstractNum>
-  <w:abstractNum w:abstractNumId="42" w15:restartNumberingAfterBreak="0">
+  <w:abstractNum w:abstractNumId="46" w15:restartNumberingAfterBreak="0">
     <w:nsid w:val="58451099"/>
     <w:multiLevelType w:val="multilevel"/>
     <w:tmpl w:val="D86AE340"/>
@@ -18356,7 +20381,7 @@
       </w:rPr>
     </w:lvl>
   </w:abstractNum>
-  <w:abstractNum w:abstractNumId="43" w15:restartNumberingAfterBreak="0">
+  <w:abstractNum w:abstractNumId="47" w15:restartNumberingAfterBreak="0">
     <w:nsid w:val="58BC5C46"/>
     <w:multiLevelType w:val="multilevel"/>
     <w:tmpl w:val="65249C42"/>
@@ -18505,7 +20530,7 @@
       </w:rPr>
     </w:lvl>
   </w:abstractNum>
-  <w:abstractNum w:abstractNumId="44" w15:restartNumberingAfterBreak="0">
+  <w:abstractNum w:abstractNumId="48" w15:restartNumberingAfterBreak="0">
     <w:nsid w:val="59D92615"/>
     <w:multiLevelType w:val="multilevel"/>
     <w:tmpl w:val="60D8A904"/>
@@ -18654,7 +20679,156 @@
       </w:rPr>
     </w:lvl>
   </w:abstractNum>
-  <w:abstractNum w:abstractNumId="45" w15:restartNumberingAfterBreak="0">
+  <w:abstractNum w:abstractNumId="49" w15:restartNumberingAfterBreak="0">
+    <w:nsid w:val="5CDB77C7"/>
+    <w:multiLevelType w:val="multilevel"/>
+    <w:tmpl w:val="D21C076A"/>
+    <w:lvl w:ilvl="0">
+      <w:start w:val="1"/>
+      <w:numFmt w:val="bullet"/>
+      <w:lvlText w:val=""/>
+      <w:lvlJc w:val="left"/>
+      <w:pPr>
+        <w:tabs>
+          <w:tab w:val="num" w:pos="720"/>
+        </w:tabs>
+        <w:ind w:left="720" w:hanging="360"/>
+      </w:pPr>
+      <w:rPr>
+        <w:rFonts w:ascii="Symbol" w:hAnsi="Symbol" w:hint="default"/>
+        <w:sz w:val="20"/>
+      </w:rPr>
+    </w:lvl>
+    <w:lvl w:ilvl="1" w:tentative="1">
+      <w:start w:val="1"/>
+      <w:numFmt w:val="bullet"/>
+      <w:lvlText w:val="o"/>
+      <w:lvlJc w:val="left"/>
+      <w:pPr>
+        <w:tabs>
+          <w:tab w:val="num" w:pos="1440"/>
+        </w:tabs>
+        <w:ind w:left="1440" w:hanging="360"/>
+      </w:pPr>
+      <w:rPr>
+        <w:rFonts w:ascii="Courier New" w:hAnsi="Courier New" w:hint="default"/>
+        <w:sz w:val="20"/>
+      </w:rPr>
+    </w:lvl>
+    <w:lvl w:ilvl="2" w:tentative="1">
+      <w:start w:val="1"/>
+      <w:numFmt w:val="bullet"/>
+      <w:lvlText w:val=""/>
+      <w:lvlJc w:val="left"/>
+      <w:pPr>
+        <w:tabs>
+          <w:tab w:val="num" w:pos="2160"/>
+        </w:tabs>
+        <w:ind w:left="2160" w:hanging="360"/>
+      </w:pPr>
+      <w:rPr>
+        <w:rFonts w:ascii="Wingdings" w:hAnsi="Wingdings" w:hint="default"/>
+        <w:sz w:val="20"/>
+      </w:rPr>
+    </w:lvl>
+    <w:lvl w:ilvl="3" w:tentative="1">
+      <w:start w:val="1"/>
+      <w:numFmt w:val="bullet"/>
+      <w:lvlText w:val=""/>
+      <w:lvlJc w:val="left"/>
+      <w:pPr>
+        <w:tabs>
+          <w:tab w:val="num" w:pos="2880"/>
+        </w:tabs>
+        <w:ind w:left="2880" w:hanging="360"/>
+      </w:pPr>
+      <w:rPr>
+        <w:rFonts w:ascii="Wingdings" w:hAnsi="Wingdings" w:hint="default"/>
+        <w:sz w:val="20"/>
+      </w:rPr>
+    </w:lvl>
+    <w:lvl w:ilvl="4" w:tentative="1">
+      <w:start w:val="1"/>
+      <w:numFmt w:val="bullet"/>
+      <w:lvlText w:val=""/>
+      <w:lvlJc w:val="left"/>
+      <w:pPr>
+        <w:tabs>
+          <w:tab w:val="num" w:pos="3600"/>
+        </w:tabs>
+        <w:ind w:left="3600" w:hanging="360"/>
+      </w:pPr>
+      <w:rPr>
+        <w:rFonts w:ascii="Wingdings" w:hAnsi="Wingdings" w:hint="default"/>
+        <w:sz w:val="20"/>
+      </w:rPr>
+    </w:lvl>
+    <w:lvl w:ilvl="5" w:tentative="1">
+      <w:start w:val="1"/>
+      <w:numFmt w:val="bullet"/>
+      <w:lvlText w:val=""/>
+      <w:lvlJc w:val="left"/>
+      <w:pPr>
+        <w:tabs>
+          <w:tab w:val="num" w:pos="4320"/>
+        </w:tabs>
+        <w:ind w:left="4320" w:hanging="360"/>
+      </w:pPr>
+      <w:rPr>
+        <w:rFonts w:ascii="Wingdings" w:hAnsi="Wingdings" w:hint="default"/>
+        <w:sz w:val="20"/>
+      </w:rPr>
+    </w:lvl>
+    <w:lvl w:ilvl="6" w:tentative="1">
+      <w:start w:val="1"/>
+      <w:numFmt w:val="bullet"/>
+      <w:lvlText w:val=""/>
+      <w:lvlJc w:val="left"/>
+      <w:pPr>
+        <w:tabs>
+          <w:tab w:val="num" w:pos="5040"/>
+        </w:tabs>
+        <w:ind w:left="5040" w:hanging="360"/>
+      </w:pPr>
+      <w:rPr>
+        <w:rFonts w:ascii="Wingdings" w:hAnsi="Wingdings" w:hint="default"/>
+        <w:sz w:val="20"/>
+      </w:rPr>
+    </w:lvl>
+    <w:lvl w:ilvl="7" w:tentative="1">
+      <w:start w:val="1"/>
+      <w:numFmt w:val="bullet"/>
+      <w:lvlText w:val=""/>
+      <w:lvlJc w:val="left"/>
+      <w:pPr>
+        <w:tabs>
+          <w:tab w:val="num" w:pos="5760"/>
+        </w:tabs>
+        <w:ind w:left="5760" w:hanging="360"/>
+      </w:pPr>
+      <w:rPr>
+        <w:rFonts w:ascii="Wingdings" w:hAnsi="Wingdings" w:hint="default"/>
+        <w:sz w:val="20"/>
+      </w:rPr>
+    </w:lvl>
+    <w:lvl w:ilvl="8" w:tentative="1">
+      <w:start w:val="1"/>
+      <w:numFmt w:val="bullet"/>
+      <w:lvlText w:val=""/>
+      <w:lvlJc w:val="left"/>
+      <w:pPr>
+        <w:tabs>
+          <w:tab w:val="num" w:pos="6480"/>
+        </w:tabs>
+        <w:ind w:left="6480" w:hanging="360"/>
+      </w:pPr>
+      <w:rPr>
+        <w:rFonts w:ascii="Wingdings" w:hAnsi="Wingdings" w:hint="default"/>
+        <w:sz w:val="20"/>
+      </w:rPr>
+    </w:lvl>
+  </w:abstractNum>
+  <w:abstractNum w:abstractNumId="50" w15:restartNumberingAfterBreak="0">
     <w:nsid w:val="5F435564"/>
     <w:multiLevelType w:val="multilevel"/>
     <w:tmpl w:val="32403E32"/>
@@ -18803,7 +20977,7 @@
       </w:rPr>
     </w:lvl>
   </w:abstractNum>
-  <w:abstractNum w:abstractNumId="46" w15:restartNumberingAfterBreak="0">
+  <w:abstractNum w:abstractNumId="51" w15:restartNumberingAfterBreak="0">
     <w:nsid w:val="649918D0"/>
     <w:multiLevelType w:val="multilevel"/>
     <w:tmpl w:val="397EE5AC"/>
@@ -18952,7 +21126,7 @@
       </w:rPr>
     </w:lvl>
   </w:abstractNum>
-  <w:abstractNum w:abstractNumId="47" w15:restartNumberingAfterBreak="0">
+  <w:abstractNum w:abstractNumId="52" w15:restartNumberingAfterBreak="0">
     <w:nsid w:val="6A3B1CA4"/>
     <w:multiLevelType w:val="multilevel"/>
     <w:tmpl w:val="E9F4EDD0"/>
@@ -19101,7 +21275,7 @@
       </w:rPr>
     </w:lvl>
   </w:abstractNum>
-  <w:abstractNum w:abstractNumId="48" w15:restartNumberingAfterBreak="0">
+  <w:abstractNum w:abstractNumId="53" w15:restartNumberingAfterBreak="0">
     <w:nsid w:val="715348CA"/>
     <w:multiLevelType w:val="multilevel"/>
     <w:tmpl w:val="50288884"/>
@@ -19214,7 +21388,7 @@
       </w:pPr>
     </w:lvl>
   </w:abstractNum>
-  <w:abstractNum w:abstractNumId="49" w15:restartNumberingAfterBreak="0">
+  <w:abstractNum w:abstractNumId="54" w15:restartNumberingAfterBreak="0">
     <w:nsid w:val="74635820"/>
     <w:multiLevelType w:val="multilevel"/>
     <w:tmpl w:val="391AF558"/>
@@ -19363,7 +21537,120 @@
       </w:rPr>
     </w:lvl>
   </w:abstractNum>
-  <w:abstractNum w:abstractNumId="50" w15:restartNumberingAfterBreak="0">
+  <w:abstractNum w:abstractNumId="55" w15:restartNumberingAfterBreak="0">
+    <w:nsid w:val="76C12912"/>
+    <w:multiLevelType w:val="multilevel"/>
+    <w:tmpl w:val="B4221CA8"/>
+    <w:lvl w:ilvl="0">
+      <w:start w:val="1"/>
+      <w:numFmt w:val="decimal"/>
+      <w:lvlText w:val="%1."/>
+      <w:lvlJc w:val="left"/>
+      <w:pPr>
+        <w:tabs>
+          <w:tab w:val="num" w:pos="720"/>
+        </w:tabs>
+        <w:ind w:left="720" w:hanging="360"/>
+      </w:pPr>
+    </w:lvl>
+    <w:lvl w:ilvl="1" w:tentative="1">
+      <w:start w:val="1"/>
+      <w:numFmt w:val="decimal"/>
+      <w:lvlText w:val="%2."/>
+      <w:lvlJc w:val="left"/>
+      <w:pPr>
+        <w:tabs>
+          <w:tab w:val="num" w:pos="1440"/>
+        </w:tabs>
+        <w:ind w:left="1440" w:hanging="360"/>
+      </w:pPr>
+    </w:lvl>
+    <w:lvl w:ilvl="2" w:tentative="1">
+      <w:start w:val="1"/>
+      <w:numFmt w:val="decimal"/>
+      <w:lvlText w:val="%3."/>
+      <w:lvlJc w:val="left"/>
+      <w:pPr>
+        <w:tabs>
+          <w:tab w:val="num" w:pos="2160"/>
+        </w:tabs>
+        <w:ind w:left="2160" w:hanging="360"/>
+      </w:pPr>
+    </w:lvl>
+    <w:lvl w:ilvl="3" w:tentative="1">
+      <w:start w:val="1"/>
+      <w:numFmt w:val="decimal"/>
+      <w:lvlText w:val="%4."/>
+      <w:lvlJc w:val="left"/>
+      <w:pPr>
+        <w:tabs>
+          <w:tab w:val="num" w:pos="2880"/>
+        </w:tabs>
+        <w:ind w:left="2880" w:hanging="360"/>
+      </w:pPr>
+    </w:lvl>
+    <w:lvl w:ilvl="4" w:tentative="1">
+      <w:start w:val="1"/>
+      <w:numFmt w:val="decimal"/>
+      <w:lvlText w:val="%5."/>
+      <w:lvlJc w:val="left"/>
+      <w:pPr>
+        <w:tabs>
+          <w:tab w:val="num" w:pos="3600"/>
+        </w:tabs>
+        <w:ind w:left="3600" w:hanging="360"/>
+      </w:pPr>
+    </w:lvl>
+    <w:lvl w:ilvl="5" w:tentative="1">
+      <w:start w:val="1"/>
+      <w:numFmt w:val="decimal"/>
+      <w:lvlText w:val="%6."/>
+      <w:lvlJc w:val="left"/>
+      <w:pPr>
+        <w:tabs>
+          <w:tab w:val="num" w:pos="4320"/>
+        </w:tabs>
+        <w:ind w:left="4320" w:hanging="360"/>
+      </w:pPr>
+    </w:lvl>
+    <w:lvl w:ilvl="6" w:tentative="1">
+      <w:start w:val="1"/>
+      <w:numFmt w:val="decimal"/>
+      <w:lvlText w:val="%7."/>
+      <w:lvlJc w:val="left"/>
+      <w:pPr>
+        <w:tabs>
+          <w:tab w:val="num" w:pos="5040"/>
+        </w:tabs>
+        <w:ind w:left="5040" w:hanging="360"/>
+      </w:pPr>
+    </w:lvl>
+    <w:lvl w:ilvl="7" w:tentative="1">
+      <w:start w:val="1"/>
+      <w:numFmt w:val="decimal"/>
+      <w:lvlText w:val="%8."/>
+      <w:lvlJc w:val="left"/>
+      <w:pPr>
+        <w:tabs>
+          <w:tab w:val="num" w:pos="5760"/>
+        </w:tabs>
+        <w:ind w:left="5760" w:hanging="360"/>
+      </w:pPr>
+    </w:lvl>
+    <w:lvl w:ilvl="8" w:tentative="1">
+      <w:start w:val="1"/>
+      <w:numFmt w:val="decimal"/>
+      <w:lvlText w:val="%9."/>
+      <w:lvlJc w:val="left"/>
+      <w:pPr>
+        <w:tabs>
+          <w:tab w:val="num" w:pos="6480"/>
+        </w:tabs>
+        <w:ind w:left="6480" w:hanging="360"/>
+      </w:pPr>
+    </w:lvl>
+  </w:abstractNum>
+  <w:abstractNum w:abstractNumId="56" w15:restartNumberingAfterBreak="0">
     <w:nsid w:val="789010C3"/>
     <w:multiLevelType w:val="multilevel"/>
     <w:tmpl w:val="53D0E026"/>
@@ -19512,7 +21799,7 @@
       </w:rPr>
     </w:lvl>
   </w:abstractNum>
-  <w:abstractNum w:abstractNumId="51" w15:restartNumberingAfterBreak="0">
+  <w:abstractNum w:abstractNumId="57" w15:restartNumberingAfterBreak="0">
     <w:nsid w:val="78BC0BDF"/>
     <w:multiLevelType w:val="multilevel"/>
     <w:tmpl w:val="41467532"/>
@@ -19661,7 +21948,7 @@
       </w:rPr>
     </w:lvl>
   </w:abstractNum>
-  <w:abstractNum w:abstractNumId="52" w15:restartNumberingAfterBreak="0">
+  <w:abstractNum w:abstractNumId="58" w15:restartNumberingAfterBreak="0">
     <w:nsid w:val="7B3163D6"/>
     <w:multiLevelType w:val="multilevel"/>
     <w:tmpl w:val="8BA84750"/>
@@ -19810,47 +22097,196 @@
       </w:rPr>
     </w:lvl>
   </w:abstractNum>
+  <w:abstractNum w:abstractNumId="59" w15:restartNumberingAfterBreak="0">
+    <w:nsid w:val="7D404196"/>
+    <w:multiLevelType w:val="multilevel"/>
+    <w:tmpl w:val="97704CE2"/>
+    <w:lvl w:ilvl="0">
+      <w:start w:val="1"/>
+      <w:numFmt w:val="bullet"/>
+      <w:lvlText w:val=""/>
+      <w:lvlJc w:val="left"/>
+      <w:pPr>
+        <w:tabs>
+          <w:tab w:val="num" w:pos="720"/>
+        </w:tabs>
+        <w:ind w:left="720" w:hanging="360"/>
+      </w:pPr>
+      <w:rPr>
+        <w:rFonts w:ascii="Symbol" w:hAnsi="Symbol" w:hint="default"/>
+        <w:sz w:val="20"/>
+      </w:rPr>
+    </w:lvl>
+    <w:lvl w:ilvl="1" w:tentative="1">
+      <w:start w:val="1"/>
+      <w:numFmt w:val="bullet"/>
+      <w:lvlText w:val="o"/>
+      <w:lvlJc w:val="left"/>
+      <w:pPr>
+        <w:tabs>
+          <w:tab w:val="num" w:pos="1440"/>
+        </w:tabs>
+        <w:ind w:left="1440" w:hanging="360"/>
+      </w:pPr>
+      <w:rPr>
+        <w:rFonts w:ascii="Courier New" w:hAnsi="Courier New" w:hint="default"/>
+        <w:sz w:val="20"/>
+      </w:rPr>
+    </w:lvl>
+    <w:lvl w:ilvl="2" w:tentative="1">
+      <w:start w:val="1"/>
+      <w:numFmt w:val="bullet"/>
+      <w:lvlText w:val=""/>
+      <w:lvlJc w:val="left"/>
+      <w:pPr>
+        <w:tabs>
+          <w:tab w:val="num" w:pos="2160"/>
+        </w:tabs>
+        <w:ind w:left="2160" w:hanging="360"/>
+      </w:pPr>
+      <w:rPr>
+        <w:rFonts w:ascii="Wingdings" w:hAnsi="Wingdings" w:hint="default"/>
+        <w:sz w:val="20"/>
+      </w:rPr>
+    </w:lvl>
+    <w:lvl w:ilvl="3" w:tentative="1">
+      <w:start w:val="1"/>
+      <w:numFmt w:val="bullet"/>
+      <w:lvlText w:val=""/>
+      <w:lvlJc w:val="left"/>
+      <w:pPr>
+        <w:tabs>
+          <w:tab w:val="num" w:pos="2880"/>
+        </w:tabs>
+        <w:ind w:left="2880" w:hanging="360"/>
+      </w:pPr>
+      <w:rPr>
+        <w:rFonts w:ascii="Wingdings" w:hAnsi="Wingdings" w:hint="default"/>
+        <w:sz w:val="20"/>
+      </w:rPr>
+    </w:lvl>
+    <w:lvl w:ilvl="4" w:tentative="1">
+      <w:start w:val="1"/>
+      <w:numFmt w:val="bullet"/>
+      <w:lvlText w:val=""/>
+      <w:lvlJc w:val="left"/>
+      <w:pPr>
+        <w:tabs>
+          <w:tab w:val="num" w:pos="3600"/>
+        </w:tabs>
+        <w:ind w:left="3600" w:hanging="360"/>
+      </w:pPr>
+      <w:rPr>
+        <w:rFonts w:ascii="Wingdings" w:hAnsi="Wingdings" w:hint="default"/>
+        <w:sz w:val="20"/>
+      </w:rPr>
+    </w:lvl>
+    <w:lvl w:ilvl="5" w:tentative="1">
+      <w:start w:val="1"/>
+      <w:numFmt w:val="bullet"/>
+      <w:lvlText w:val=""/>
+      <w:lvlJc w:val="left"/>
+      <w:pPr>
+        <w:tabs>
+          <w:tab w:val="num" w:pos="4320"/>
+        </w:tabs>
+        <w:ind w:left="4320" w:hanging="360"/>
+      </w:pPr>
+      <w:rPr>
+        <w:rFonts w:ascii="Wingdings" w:hAnsi="Wingdings" w:hint="default"/>
+        <w:sz w:val="20"/>
+      </w:rPr>
+    </w:lvl>
+    <w:lvl w:ilvl="6" w:tentative="1">
+      <w:start w:val="1"/>
+      <w:numFmt w:val="bullet"/>
+      <w:lvlText w:val=""/>
+      <w:lvlJc w:val="left"/>
+      <w:pPr>
+        <w:tabs>
+          <w:tab w:val="num" w:pos="5040"/>
+        </w:tabs>
+        <w:ind w:left="5040" w:hanging="360"/>
+      </w:pPr>
+      <w:rPr>
+        <w:rFonts w:ascii="Wingdings" w:hAnsi="Wingdings" w:hint="default"/>
+        <w:sz w:val="20"/>
+      </w:rPr>
+    </w:lvl>
+    <w:lvl w:ilvl="7" w:tentative="1">
+      <w:start w:val="1"/>
+      <w:numFmt w:val="bullet"/>
+      <w:lvlText w:val=""/>
+      <w:lvlJc w:val="left"/>
+      <w:pPr>
+        <w:tabs>
+          <w:tab w:val="num" w:pos="5760"/>
+        </w:tabs>
+        <w:ind w:left="5760" w:hanging="360"/>
+      </w:pPr>
+      <w:rPr>
+        <w:rFonts w:ascii="Wingdings" w:hAnsi="Wingdings" w:hint="default"/>
+        <w:sz w:val="20"/>
+      </w:rPr>
+    </w:lvl>
+    <w:lvl w:ilvl="8" w:tentative="1">
+      <w:start w:val="1"/>
+      <w:numFmt w:val="bullet"/>
+      <w:lvlText w:val=""/>
+      <w:lvlJc w:val="left"/>
+      <w:pPr>
+        <w:tabs>
+          <w:tab w:val="num" w:pos="6480"/>
+        </w:tabs>
+        <w:ind w:left="6480" w:hanging="360"/>
+      </w:pPr>
+      <w:rPr>
+        <w:rFonts w:ascii="Wingdings" w:hAnsi="Wingdings" w:hint="default"/>
+        <w:sz w:val="20"/>
+      </w:rPr>
+    </w:lvl>
+  </w:abstractNum>
   <w:num w:numId="1" w16cid:durableId="696584190">
-    <w:abstractNumId w:val="28"/>
+    <w:abstractNumId w:val="31"/>
   </w:num>
   <w:num w:numId="2" w16cid:durableId="1747259762">
     <w:abstractNumId w:val="9"/>
   </w:num>
   <w:num w:numId="3" w16cid:durableId="1691179610">
-    <w:abstractNumId w:val="48"/>
+    <w:abstractNumId w:val="53"/>
   </w:num>
   <w:num w:numId="4" w16cid:durableId="2025091158">
-    <w:abstractNumId w:val="41"/>
+    <w:abstractNumId w:val="45"/>
   </w:num>
   <w:num w:numId="5" w16cid:durableId="468208416">
     <w:abstractNumId w:val="17"/>
   </w:num>
   <w:num w:numId="6" w16cid:durableId="104664305">
-    <w:abstractNumId w:val="43"/>
+    <w:abstractNumId w:val="47"/>
   </w:num>
   <w:num w:numId="7" w16cid:durableId="15035671">
     <w:abstractNumId w:val="11"/>
   </w:num>
   <w:num w:numId="8" w16cid:durableId="655034754">
-    <w:abstractNumId w:val="40"/>
+    <w:abstractNumId w:val="44"/>
   </w:num>
   <w:num w:numId="9" w16cid:durableId="621419416">
-    <w:abstractNumId w:val="52"/>
+    <w:abstractNumId w:val="58"/>
   </w:num>
   <w:num w:numId="10" w16cid:durableId="1209219453">
-    <w:abstractNumId w:val="29"/>
+    <w:abstractNumId w:val="33"/>
   </w:num>
   <w:num w:numId="11" w16cid:durableId="1075200423">
     <w:abstractNumId w:val="12"/>
   </w:num>
   <w:num w:numId="12" w16cid:durableId="2013873678">
-    <w:abstractNumId w:val="32"/>
+    <w:abstractNumId w:val="36"/>
   </w:num>
   <w:num w:numId="13" w16cid:durableId="1133449715">
-    <w:abstractNumId w:val="37"/>
+    <w:abstractNumId w:val="41"/>
   </w:num>
   <w:num w:numId="14" w16cid:durableId="1348555731">
-    <w:abstractNumId w:val="44"/>
+    <w:abstractNumId w:val="48"/>
   </w:num>
   <w:num w:numId="15" w16cid:durableId="1389647130">
     <w:abstractNumId w:val="2"/>
@@ -19862,28 +22298,28 @@
     <w:abstractNumId w:val="10"/>
   </w:num>
   <w:num w:numId="18" w16cid:durableId="1536187369">
-    <w:abstractNumId w:val="26"/>
+    <w:abstractNumId w:val="28"/>
   </w:num>
   <w:num w:numId="19" w16cid:durableId="1141310079">
-    <w:abstractNumId w:val="38"/>
+    <w:abstractNumId w:val="42"/>
   </w:num>
   <w:num w:numId="20" w16cid:durableId="1813477048">
     <w:abstractNumId w:val="0"/>
   </w:num>
   <w:num w:numId="21" w16cid:durableId="543253394">
-    <w:abstractNumId w:val="33"/>
+    <w:abstractNumId w:val="37"/>
   </w:num>
   <w:num w:numId="22" w16cid:durableId="1226144208">
     <w:abstractNumId w:val="22"/>
   </w:num>
   <w:num w:numId="23" w16cid:durableId="760297013">
-    <w:abstractNumId w:val="51"/>
+    <w:abstractNumId w:val="57"/>
   </w:num>
   <w:num w:numId="24" w16cid:durableId="1111126328">
-    <w:abstractNumId w:val="39"/>
+    <w:abstractNumId w:val="43"/>
   </w:num>
   <w:num w:numId="25" w16cid:durableId="1771581909">
-    <w:abstractNumId w:val="25"/>
+    <w:abstractNumId w:val="27"/>
   </w:num>
   <w:num w:numId="26" w16cid:durableId="1345085296">
     <w:abstractNumId w:val="1"/>
@@ -19892,13 +22328,13 @@
     <w:abstractNumId w:val="13"/>
   </w:num>
   <w:num w:numId="28" w16cid:durableId="982008169">
-    <w:abstractNumId w:val="27"/>
+    <w:abstractNumId w:val="29"/>
   </w:num>
   <w:num w:numId="29" w16cid:durableId="939066719">
     <w:abstractNumId w:val="15"/>
   </w:num>
   <w:num w:numId="30" w16cid:durableId="876510830">
-    <w:abstractNumId w:val="35"/>
+    <w:abstractNumId w:val="39"/>
   </w:num>
   <w:num w:numId="31" w16cid:durableId="902106299">
     <w:abstractNumId w:val="16"/>
@@ -19907,10 +22343,10 @@
     <w:abstractNumId w:val="3"/>
   </w:num>
   <w:num w:numId="33" w16cid:durableId="771121688">
-    <w:abstractNumId w:val="34"/>
+    <w:abstractNumId w:val="38"/>
   </w:num>
   <w:num w:numId="34" w16cid:durableId="1479685463">
-    <w:abstractNumId w:val="50"/>
+    <w:abstractNumId w:val="56"/>
   </w:num>
   <w:num w:numId="35" w16cid:durableId="134955994">
     <w:abstractNumId w:val="8"/>
@@ -19922,31 +22358,31 @@
     <w:abstractNumId w:val="21"/>
   </w:num>
   <w:num w:numId="38" w16cid:durableId="1650011285">
-    <w:abstractNumId w:val="23"/>
+    <w:abstractNumId w:val="25"/>
   </w:num>
   <w:num w:numId="39" w16cid:durableId="1234654992">
-    <w:abstractNumId w:val="30"/>
+    <w:abstractNumId w:val="34"/>
   </w:num>
   <w:num w:numId="40" w16cid:durableId="1087116620">
-    <w:abstractNumId w:val="31"/>
+    <w:abstractNumId w:val="35"/>
   </w:num>
   <w:num w:numId="41" w16cid:durableId="1655406304">
-    <w:abstractNumId w:val="47"/>
+    <w:abstractNumId w:val="52"/>
   </w:num>
   <w:num w:numId="42" w16cid:durableId="596644524">
     <w:abstractNumId w:val="18"/>
   </w:num>
   <w:num w:numId="43" w16cid:durableId="2003120680">
-    <w:abstractNumId w:val="49"/>
+    <w:abstractNumId w:val="54"/>
   </w:num>
   <w:num w:numId="44" w16cid:durableId="1243414595">
-    <w:abstractNumId w:val="42"/>
+    <w:abstractNumId w:val="46"/>
   </w:num>
   <w:num w:numId="45" w16cid:durableId="70087782">
     <w:abstractNumId w:val="19"/>
   </w:num>
   <w:num w:numId="46" w16cid:durableId="1091659472">
-    <w:abstractNumId w:val="46"/>
+    <w:abstractNumId w:val="51"/>
   </w:num>
   <w:num w:numId="47" w16cid:durableId="1202404245">
     <w:abstractNumId w:val="7"/>
@@ -19955,7 +22391,7 @@
     <w:abstractNumId w:val="14"/>
   </w:num>
   <w:num w:numId="49" w16cid:durableId="1550337699">
-    <w:abstractNumId w:val="24"/>
+    <w:abstractNumId w:val="26"/>
   </w:num>
   <w:num w:numId="50" w16cid:durableId="172037436">
     <w:abstractNumId w:val="20"/>
@@ -19964,10 +22400,31 @@
     <w:abstractNumId w:val="6"/>
   </w:num>
   <w:num w:numId="52" w16cid:durableId="1052116213">
-    <w:abstractNumId w:val="45"/>
+    <w:abstractNumId w:val="50"/>
   </w:num>
   <w:num w:numId="53" w16cid:durableId="861016012">
-    <w:abstractNumId w:val="36"/>
+    <w:abstractNumId w:val="40"/>
+  </w:num>
+  <w:num w:numId="54" w16cid:durableId="1091241527">
+    <w:abstractNumId w:val="30"/>
+  </w:num>
+  <w:num w:numId="55" w16cid:durableId="177276248">
+    <w:abstractNumId w:val="23"/>
+  </w:num>
+  <w:num w:numId="56" w16cid:durableId="650521810">
+    <w:abstractNumId w:val="24"/>
+  </w:num>
+  <w:num w:numId="57" w16cid:durableId="1886091548">
+    <w:abstractNumId w:val="55"/>
+  </w:num>
+  <w:num w:numId="58" w16cid:durableId="2111269196">
+    <w:abstractNumId w:val="59"/>
+  </w:num>
+  <w:num w:numId="59" w16cid:durableId="1442843145">
+    <w:abstractNumId w:val="49"/>
+  </w:num>
+  <w:num w:numId="60" w16cid:durableId="496576927">
+    <w:abstractNumId w:val="32"/>
   </w:num>
   <w:numIdMacAtCleanup w:val="51"/>
 </w:numbering>

--- a/DSA Notes.docx
+++ b/DSA Notes.docx
@@ -13758,6 +13758,1182 @@
       </w:r>
     </w:p>
     <w:p/>
+    <w:p>
+      <w:pPr>
+        <w:rPr>
+          <w:b/>
+          <w:bCs/>
+        </w:rPr>
+      </w:pPr>
+      <w:r>
+        <w:rPr>
+          <w:b/>
+          <w:bCs/>
+        </w:rPr>
+        <w:t>Example Implementation of LinkedList:</w:t>
+      </w:r>
+    </w:p>
+    <w:p>
+      <w:r>
+        <w:t>package linkedlist.practice;</w:t>
+      </w:r>
+    </w:p>
+    <w:p/>
+    <w:p>
+      <w:r>
+        <w:t>/**</w:t>
+      </w:r>
+    </w:p>
+    <w:p>
+      <w:r>
+        <w:t> * Node class representing a single term in the polynomial.</w:t>
+      </w:r>
+    </w:p>
+    <w:p>
+      <w:r>
+        <w:t> * e.g., 3x^2 is represented by a node with coef = 3, expo = 2.</w:t>
+      </w:r>
+    </w:p>
+    <w:p>
+      <w:r>
+        <w:t> */</w:t>
+      </w:r>
+    </w:p>
+    <w:p>
+      <w:r>
+        <w:lastRenderedPageBreak/>
+        <w:t>class Node {</w:t>
+      </w:r>
+    </w:p>
+    <w:p>
+      <w:r>
+        <w:t>    int coef;  // Coefficient of the term</w:t>
+      </w:r>
+    </w:p>
+    <w:p>
+      <w:r>
+        <w:t>    int expo;  // Exponent (power) of the term</w:t>
+      </w:r>
+    </w:p>
+    <w:p>
+      <w:r>
+        <w:t>    Node next; // Reference to the next term in the polynomial</w:t>
+      </w:r>
+    </w:p>
+    <w:p/>
+    <w:p>
+      <w:r>
+        <w:t>    public Node(int coef, int expo) {</w:t>
+      </w:r>
+    </w:p>
+    <w:p>
+      <w:r>
+        <w:t>        this.coef = coef;</w:t>
+      </w:r>
+    </w:p>
+    <w:p>
+      <w:r>
+        <w:t>        this.expo = expo;</w:t>
+      </w:r>
+    </w:p>
+    <w:p>
+      <w:r>
+        <w:t>        this.next = null;</w:t>
+      </w:r>
+    </w:p>
+    <w:p>
+      <w:r>
+        <w:t>    }</w:t>
+      </w:r>
+    </w:p>
+    <w:p>
+      <w:r>
+        <w:t>}</w:t>
+      </w:r>
+    </w:p>
+    <w:p/>
+    <w:p>
+      <w:r>
+        <w:t>/**</w:t>
+      </w:r>
+    </w:p>
+    <w:p>
+      <w:r>
+        <w:t> * Singly Linked List acting as the ADT for our Polynomial.</w:t>
+      </w:r>
+    </w:p>
+    <w:p>
+      <w:r>
+        <w:t> */</w:t>
+      </w:r>
+    </w:p>
+    <w:p>
+      <w:r>
+        <w:t>class LinkedList {</w:t>
+      </w:r>
+    </w:p>
+    <w:p>
+      <w:r>
+        <w:t>    public Node head = null;</w:t>
+      </w:r>
+    </w:p>
+    <w:p/>
+    <w:p>
+      <w:r>
+        <w:t>    // Insert at the beginning: O(1) Time</w:t>
+      </w:r>
+    </w:p>
+    <w:p>
+      <w:r>
+        <w:t>    public void insertFirst(int coef, int expo) {</w:t>
+      </w:r>
+    </w:p>
+    <w:p>
+      <w:r>
+        <w:t>        Node newNode = new Node(coef, expo);</w:t>
+      </w:r>
+    </w:p>
+    <w:p>
+      <w:r>
+        <w:t>        newNode.next = head;</w:t>
+      </w:r>
+    </w:p>
+    <w:p>
+      <w:r>
+        <w:t>        head = newNode;</w:t>
+      </w:r>
+    </w:p>
+    <w:p>
+      <w:r>
+        <w:t>    }</w:t>
+      </w:r>
+    </w:p>
+    <w:p/>
+    <w:p>
+      <w:r>
+        <w:t>    // Insert at the end: O(n) Time</w:t>
+      </w:r>
+    </w:p>
+    <w:p>
+      <w:r>
+        <w:t>    // Note: If this were optimized with a tail pointer, it would be O(1)!</w:t>
+      </w:r>
+    </w:p>
+    <w:p>
+      <w:r>
+        <w:t>    public void insertLast(int coef, int expo) {</w:t>
+      </w:r>
+    </w:p>
+    <w:p>
+      <w:r>
+        <w:t>        // Skip zero coefficients to keep the polynomial clean</w:t>
+      </w:r>
+    </w:p>
+    <w:p>
+      <w:r>
+        <w:t>        if (coef == 0) return;</w:t>
+      </w:r>
+    </w:p>
+    <w:p/>
+    <w:p>
+      <w:r>
+        <w:lastRenderedPageBreak/>
+        <w:t>        if (head == null) {</w:t>
+      </w:r>
+    </w:p>
+    <w:p>
+      <w:r>
+        <w:t>            insertFirst(coef, expo);</w:t>
+      </w:r>
+    </w:p>
+    <w:p>
+      <w:r>
+        <w:t>            return;</w:t>
+      </w:r>
+    </w:p>
+    <w:p>
+      <w:r>
+        <w:t>        }</w:t>
+      </w:r>
+    </w:p>
+    <w:p/>
+    <w:p>
+      <w:r>
+        <w:t>        Node newNode = new Node(coef, expo);</w:t>
+      </w:r>
+    </w:p>
+    <w:p>
+      <w:r>
+        <w:t>        Node temp = head;</w:t>
+      </w:r>
+    </w:p>
+    <w:p>
+      <w:r>
+        <w:t>        while (temp.next != null) {</w:t>
+      </w:r>
+    </w:p>
+    <w:p>
+      <w:r>
+        <w:t>            temp = temp.next;</w:t>
+      </w:r>
+    </w:p>
+    <w:p>
+      <w:r>
+        <w:t>        }</w:t>
+      </w:r>
+    </w:p>
+    <w:p>
+      <w:r>
+        <w:t>        temp.next = newNode;</w:t>
+      </w:r>
+    </w:p>
+    <w:p>
+      <w:r>
+        <w:t>    }</w:t>
+      </w:r>
+    </w:p>
+    <w:p/>
+    <w:p>
+      <w:r>
+        <w:t>    // Display the polynomial in a mathematically beautiful form: O(n) Time</w:t>
+      </w:r>
+    </w:p>
+    <w:p>
+      <w:r>
+        <w:t>    public void display() {</w:t>
+      </w:r>
+    </w:p>
+    <w:p>
+      <w:r>
+        <w:t>        if (head == null) {</w:t>
+      </w:r>
+    </w:p>
+    <w:p>
+      <w:r>
+        <w:t>            System.out.println("0");</w:t>
+      </w:r>
+    </w:p>
+    <w:p>
+      <w:r>
+        <w:t>            return;</w:t>
+      </w:r>
+    </w:p>
+    <w:p>
+      <w:r>
+        <w:t>        }</w:t>
+      </w:r>
+    </w:p>
+    <w:p/>
+    <w:p>
+      <w:r>
+        <w:t>        Node temp = head;</w:t>
+      </w:r>
+    </w:p>
+    <w:p>
+      <w:r>
+        <w:t>        boolean isFirst = true;</w:t>
+      </w:r>
+    </w:p>
+    <w:p/>
+    <w:p>
+      <w:r>
+        <w:t>        while (temp != null) {</w:t>
+      </w:r>
+    </w:p>
+    <w:p>
+      <w:r>
+        <w:t>            int c = temp.coef;</w:t>
+      </w:r>
+    </w:p>
+    <w:p>
+      <w:r>
+        <w:t>            int e = temp.expo;</w:t>
+      </w:r>
+    </w:p>
+    <w:p/>
+    <w:p>
+      <w:r>
+        <w:t>            // Handle the sign elegantly for positive and negative terms</w:t>
+      </w:r>
+    </w:p>
+    <w:p>
+      <w:r>
+        <w:t>            if (c &gt; 0 &amp;&amp; !isFirst) {</w:t>
+      </w:r>
+    </w:p>
+    <w:p>
+      <w:r>
+        <w:t>                System.out.print(" + ");</w:t>
+      </w:r>
+    </w:p>
+    <w:p>
+      <w:r>
+        <w:t>            } else if (c &lt; 0) {</w:t>
+      </w:r>
+    </w:p>
+    <w:p>
+      <w:r>
+        <w:lastRenderedPageBreak/>
+        <w:t>                System.out.print(isFirst ? "-" : " - ");</w:t>
+      </w:r>
+    </w:p>
+    <w:p>
+      <w:r>
+        <w:t>                c = -c; // Work with positive value for easier printing</w:t>
+      </w:r>
+    </w:p>
+    <w:p>
+      <w:r>
+        <w:t>            }</w:t>
+      </w:r>
+    </w:p>
+    <w:p/>
+    <w:p>
+      <w:r>
+        <w:t>            // Print Coefficient</w:t>
+      </w:r>
+    </w:p>
+    <w:p>
+      <w:r>
+        <w:t>            if (c != 1 || e == 0) {</w:t>
+      </w:r>
+    </w:p>
+    <w:p>
+      <w:r>
+        <w:t>                System.out.print(c);</w:t>
+      </w:r>
+    </w:p>
+    <w:p>
+      <w:r>
+        <w:t>            }</w:t>
+      </w:r>
+    </w:p>
+    <w:p/>
+    <w:p>
+      <w:r>
+        <w:t>            // Print Exponent</w:t>
+      </w:r>
+    </w:p>
+    <w:p>
+      <w:r>
+        <w:t>            if (e == 1) {</w:t>
+      </w:r>
+    </w:p>
+    <w:p>
+      <w:r>
+        <w:t>                System.out.print("x");</w:t>
+      </w:r>
+    </w:p>
+    <w:p>
+      <w:r>
+        <w:t>            } else if (e != 0) {</w:t>
+      </w:r>
+    </w:p>
+    <w:p>
+      <w:r>
+        <w:t>                System.out.print("x^" + e);</w:t>
+      </w:r>
+    </w:p>
+    <w:p>
+      <w:r>
+        <w:t>            }</w:t>
+      </w:r>
+    </w:p>
+    <w:p/>
+    <w:p>
+      <w:r>
+        <w:t>            isFirst = false;</w:t>
+      </w:r>
+    </w:p>
+    <w:p>
+      <w:r>
+        <w:t>            temp = temp.next;</w:t>
+      </w:r>
+    </w:p>
+    <w:p>
+      <w:r>
+        <w:t>        }</w:t>
+      </w:r>
+    </w:p>
+    <w:p>
+      <w:r>
+        <w:t>        System.out.println();</w:t>
+      </w:r>
+    </w:p>
+    <w:p>
+      <w:r>
+        <w:t>    }</w:t>
+      </w:r>
+    </w:p>
+    <w:p>
+      <w:r>
+        <w:t>}</w:t>
+      </w:r>
+    </w:p>
+    <w:p/>
+    <w:p>
+      <w:r>
+        <w:t>public class PolynomialAddition {</w:t>
+      </w:r>
+    </w:p>
+    <w:p/>
+    <w:p>
+      <w:r>
+        <w:t>    /**</w:t>
+      </w:r>
+    </w:p>
+    <w:p>
+      <w:r>
+        <w:t>     * Adds two polynomials represented as linked lists.</w:t>
+      </w:r>
+    </w:p>
+    <w:p>
+      <w:r>
+        <w:t>     * This uses a Two-Pointer technique on both lists simultaneously.</w:t>
+      </w:r>
+    </w:p>
+    <w:p>
+      <w:r>
+        <w:t>     * * Time Complexity: O(m + n) where m and n are the number of terms.</w:t>
+      </w:r>
+    </w:p>
+    <w:p>
+      <w:r>
+        <w:t>     * Space Complexity: O(m + n) to store the sum in a new linked list.</w:t>
+      </w:r>
+    </w:p>
+    <w:p>
+      <w:r>
+        <w:t>     * * @param p1 Head of the first polynomial list</w:t>
+      </w:r>
+    </w:p>
+    <w:p>
+      <w:r>
+        <w:lastRenderedPageBreak/>
+        <w:t>     * @param p2 Head of the second polynomial list</w:t>
+      </w:r>
+    </w:p>
+    <w:p>
+      <w:r>
+        <w:t>     * @return A new LinkedList containing the sum</w:t>
+      </w:r>
+    </w:p>
+    <w:p>
+      <w:r>
+        <w:t>     */</w:t>
+      </w:r>
+    </w:p>
+    <w:p>
+      <w:r>
+        <w:t>    public static LinkedList addPolynomial(Node p1, Node p2) {</w:t>
+      </w:r>
+    </w:p>
+    <w:p>
+      <w:r>
+        <w:t>        LinkedList result = new LinkedList();</w:t>
+      </w:r>
+    </w:p>
+    <w:p>
+      <w:r>
+        <w:t xml:space="preserve">        </w:t>
+      </w:r>
+    </w:p>
+    <w:p>
+      <w:r>
+        <w:t>        // Traverse both polynomials until we reach the end of one</w:t>
+      </w:r>
+    </w:p>
+    <w:p>
+      <w:r>
+        <w:t>        while (p1 != null &amp;&amp; p2 != null) {</w:t>
+      </w:r>
+    </w:p>
+    <w:p>
+      <w:r>
+        <w:t>            if (p1.expo == p2.expo) {</w:t>
+      </w:r>
+    </w:p>
+    <w:p>
+      <w:r>
+        <w:t>                // If exponents match, add coefficients and advance both pointers</w:t>
+      </w:r>
+    </w:p>
+    <w:p>
+      <w:r>
+        <w:t>                int sumCoef = p1.coef + p2.coef;</w:t>
+      </w:r>
+    </w:p>
+    <w:p>
+      <w:r>
+        <w:t>                result.insertLast(sumCoef, p1.expo);</w:t>
+      </w:r>
+    </w:p>
+    <w:p>
+      <w:r>
+        <w:t>                p1 = p1.next;</w:t>
+      </w:r>
+    </w:p>
+    <w:p>
+      <w:r>
+        <w:t>                p2 = p2.next;</w:t>
+      </w:r>
+    </w:p>
+    <w:p>
+      <w:r>
+        <w:t>            } else if (p1.expo &gt; p2.expo) {</w:t>
+      </w:r>
+    </w:p>
+    <w:p>
+      <w:r>
+        <w:t>                // If p1's exponent is larger, copy p1's term and advance p1 pointer</w:t>
+      </w:r>
+    </w:p>
+    <w:p>
+      <w:r>
+        <w:t>                result.insertLast(p1.coef, p1.expo);</w:t>
+      </w:r>
+    </w:p>
+    <w:p>
+      <w:r>
+        <w:t>                p1 = p1.next;</w:t>
+      </w:r>
+    </w:p>
+    <w:p>
+      <w:r>
+        <w:t>            } else {</w:t>
+      </w:r>
+    </w:p>
+    <w:p>
+      <w:r>
+        <w:t>                // EXAM BUG FIXED: Changed p2.coef in the second parameter to p2.expo</w:t>
+      </w:r>
+    </w:p>
+    <w:p>
+      <w:r>
+        <w:t>                // If p2's exponent is larger, copy p2's term and advance p2 pointer</w:t>
+      </w:r>
+    </w:p>
+    <w:p>
+      <w:r>
+        <w:t>                result.insertLast(p2.coef, p2.expo);</w:t>
+      </w:r>
+    </w:p>
+    <w:p>
+      <w:r>
+        <w:t>                p2 = p2.next;</w:t>
+      </w:r>
+    </w:p>
+    <w:p>
+      <w:r>
+        <w:t>            }</w:t>
+      </w:r>
+    </w:p>
+    <w:p>
+      <w:r>
+        <w:t>        }</w:t>
+      </w:r>
+    </w:p>
+    <w:p/>
+    <w:p>
+      <w:r>
+        <w:t>        // Copy any remaining terms from the first polynomial</w:t>
+      </w:r>
+    </w:p>
+    <w:p>
+      <w:r>
+        <w:t>        while (p1 != null) {</w:t>
+      </w:r>
+    </w:p>
+    <w:p>
+      <w:r>
+        <w:t>            result.insertLast(p1.coef, p1.expo);</w:t>
+      </w:r>
+    </w:p>
+    <w:p>
+      <w:r>
+        <w:t>            p1 = p1.next;</w:t>
+      </w:r>
+    </w:p>
+    <w:p>
+      <w:r>
+        <w:t>        }</w:t>
+      </w:r>
+    </w:p>
+    <w:p/>
+    <w:p>
+      <w:r>
+        <w:t>        // Copy any remaining terms from the second polynomial</w:t>
+      </w:r>
+    </w:p>
+    <w:p>
+      <w:r>
+        <w:t>        while (p2 != null) {</w:t>
+      </w:r>
+    </w:p>
+    <w:p>
+      <w:r>
+        <w:t>            result.insertLast(p2.coef, p2.expo);</w:t>
+      </w:r>
+    </w:p>
+    <w:p>
+      <w:r>
+        <w:t>            p2 = p2.next;</w:t>
+      </w:r>
+    </w:p>
+    <w:p>
+      <w:r>
+        <w:t>        }</w:t>
+      </w:r>
+    </w:p>
+    <w:p/>
+    <w:p>
+      <w:r>
+        <w:t>        return result;</w:t>
+      </w:r>
+    </w:p>
+    <w:p>
+      <w:r>
+        <w:t>    }</w:t>
+      </w:r>
+    </w:p>
+    <w:p/>
+    <w:p>
+      <w:r>
+        <w:t>    public static void main(String[] args) {</w:t>
+      </w:r>
+    </w:p>
+    <w:p>
+      <w:r>
+        <w:t>        System.out.println("=== POLYNOMIAL ADDITION USING LINKED LISTS ===");</w:t>
+      </w:r>
+    </w:p>
+    <w:p/>
+    <w:p>
+      <w:r>
+        <w:t>        // Representing: 3x^2 + 4x + 1</w:t>
+      </w:r>
+    </w:p>
+    <w:p>
+      <w:r>
+        <w:t>        LinkedList p1 = new LinkedList();</w:t>
+      </w:r>
+    </w:p>
+    <w:p>
+      <w:r>
+        <w:t>        p1.insertLast(3, 2);</w:t>
+      </w:r>
+    </w:p>
+    <w:p>
+      <w:r>
+        <w:t>        p1.insertLast(4, 1);</w:t>
+      </w:r>
+    </w:p>
+    <w:p>
+      <w:r>
+        <w:t>        p1.insertLast(1, 0);</w:t>
+      </w:r>
+    </w:p>
+    <w:p/>
+    <w:p>
+      <w:r>
+        <w:t>        System.out.print("P1: ");</w:t>
+      </w:r>
+    </w:p>
+    <w:p>
+      <w:r>
+        <w:t>        p1.display();</w:t>
+      </w:r>
+    </w:p>
+    <w:p/>
+    <w:p>
+      <w:r>
+        <w:t>        // Representing: 4x^2 - 2x  (Testing negative coefficients too!)</w:t>
+      </w:r>
+    </w:p>
+    <w:p>
+      <w:r>
+        <w:t>        LinkedList p2 = new LinkedList();</w:t>
+      </w:r>
+    </w:p>
+    <w:p>
+      <w:r>
+        <w:t>        p2.insertLast(4, 2);</w:t>
+      </w:r>
+    </w:p>
+    <w:p>
+      <w:r>
+        <w:t>        p2.insertLast(-2, 1);</w:t>
+      </w:r>
+    </w:p>
+    <w:p/>
+    <w:p>
+      <w:r>
+        <w:t>        System.out.print("P2: ");</w:t>
+      </w:r>
+    </w:p>
+    <w:p>
+      <w:r>
+        <w:t>        p2.display();</w:t>
+      </w:r>
+    </w:p>
+    <w:p/>
+    <w:p>
+      <w:r>
+        <w:t>        // Add both polynomials together (clean functional pattern, no global static variable)</w:t>
+      </w:r>
+    </w:p>
+    <w:p>
+      <w:r>
+        <w:lastRenderedPageBreak/>
+        <w:t>        LinkedList sum = addPolynomial(p1.head, p2.head);</w:t>
+      </w:r>
+    </w:p>
+    <w:p/>
+    <w:p>
+      <w:r>
+        <w:t>        System.out.print("Sum: ");</w:t>
+      </w:r>
+    </w:p>
+    <w:p>
+      <w:r>
+        <w:t>        sum.display(); // Expected Output: 7x^2 + 2x + 1</w:t>
+      </w:r>
+    </w:p>
+    <w:p>
+      <w:r>
+        <w:t>    }</w:t>
+      </w:r>
+    </w:p>
+    <w:p>
+      <w:r>
+        <w:t>}</w:t>
+      </w:r>
+    </w:p>
+    <w:p>
+      <w:pPr>
+        <w:rPr>
+          <w:b/>
+          <w:bCs/>
+        </w:rPr>
+      </w:pPr>
+      <w:r>
+        <w:rPr>
+          <w:b/>
+          <w:bCs/>
+        </w:rPr>
+        <w:t>How this Algorithm Works Under the Hood</w:t>
+      </w:r>
+    </w:p>
+    <w:p>
+      <w:r>
+        <w:t xml:space="preserve">This problem is a stellar real-world implementation of </w:t>
+      </w:r>
+      <w:r>
+        <w:rPr>
+          <w:b/>
+          <w:bCs/>
+        </w:rPr>
+        <w:t>Two Pointers applied to Linked Lists</w:t>
+      </w:r>
+      <w:r>
+        <w:t>. It behaves identically to the merge phase of Merge Sort.</w:t>
+      </w:r>
+    </w:p>
+    <w:p>
+      <w:r>
+        <w:t>Since polynomials are kept in descending order of their exponents, we can compare the heads of both lists at each step:</w:t>
+      </w:r>
+    </w:p>
+    <w:p>
+      <w:pPr>
+        <w:numPr>
+          <w:ilvl w:val="0"/>
+          <w:numId w:val="61"/>
+        </w:numPr>
+      </w:pPr>
+      <w:r>
+        <w:rPr>
+          <w:b/>
+          <w:bCs/>
+        </w:rPr>
+        <w:t>Exponents are Equal (p1.expo == p2.expo):</w:t>
+      </w:r>
+    </w:p>
+    <w:p>
+      <w:pPr>
+        <w:numPr>
+          <w:ilvl w:val="1"/>
+          <w:numId w:val="61"/>
+        </w:numPr>
+      </w:pPr>
+      <w:r>
+        <w:t xml:space="preserve">Mathematically, we can add their coefficients directly (e.g., </w:t>
+      </w:r>
+      <m:oMath>
+        <m:r>
+          <w:rPr>
+            <w:rFonts w:ascii="Cambria Math" w:hAnsi="Cambria Math"/>
+          </w:rPr>
+          <m:t>3</m:t>
+        </m:r>
+        <m:sSup>
+          <m:sSupPr>
+            <m:ctrlPr>
+              <w:rPr>
+                <w:rFonts w:ascii="Cambria Math" w:hAnsi="Cambria Math"/>
+              </w:rPr>
+            </m:ctrlPr>
+          </m:sSupPr>
+          <m:e>
+            <m:r>
+              <w:rPr>
+                <w:rFonts w:ascii="Cambria Math" w:hAnsi="Cambria Math"/>
+              </w:rPr>
+              <m:t>x</m:t>
+            </m:r>
+          </m:e>
+          <m:sup>
+            <m:r>
+              <w:rPr>
+                <w:rFonts w:ascii="Cambria Math" w:hAnsi="Cambria Math"/>
+              </w:rPr>
+              <m:t>2</m:t>
+            </m:r>
+          </m:sup>
+        </m:sSup>
+        <m:r>
+          <w:rPr>
+            <w:rFonts w:ascii="Cambria Math" w:hAnsi="Cambria Math"/>
+          </w:rPr>
+          <m:t>+4</m:t>
+        </m:r>
+        <m:sSup>
+          <m:sSupPr>
+            <m:ctrlPr>
+              <w:rPr>
+                <w:rFonts w:ascii="Cambria Math" w:hAnsi="Cambria Math"/>
+              </w:rPr>
+            </m:ctrlPr>
+          </m:sSupPr>
+          <m:e>
+            <m:r>
+              <w:rPr>
+                <w:rFonts w:ascii="Cambria Math" w:hAnsi="Cambria Math"/>
+              </w:rPr>
+              <m:t>x</m:t>
+            </m:r>
+          </m:e>
+          <m:sup>
+            <m:r>
+              <w:rPr>
+                <w:rFonts w:ascii="Cambria Math" w:hAnsi="Cambria Math"/>
+              </w:rPr>
+              <m:t>2</m:t>
+            </m:r>
+          </m:sup>
+        </m:sSup>
+        <m:r>
+          <w:rPr>
+            <w:rFonts w:ascii="Cambria Math" w:hAnsi="Cambria Math"/>
+          </w:rPr>
+          <m:t>=7</m:t>
+        </m:r>
+        <m:sSup>
+          <m:sSupPr>
+            <m:ctrlPr>
+              <w:rPr>
+                <w:rFonts w:ascii="Cambria Math" w:hAnsi="Cambria Math"/>
+              </w:rPr>
+            </m:ctrlPr>
+          </m:sSupPr>
+          <m:e>
+            <m:r>
+              <w:rPr>
+                <w:rFonts w:ascii="Cambria Math" w:hAnsi="Cambria Math"/>
+              </w:rPr>
+              <m:t>x</m:t>
+            </m:r>
+          </m:e>
+          <m:sup>
+            <m:r>
+              <w:rPr>
+                <w:rFonts w:ascii="Cambria Math" w:hAnsi="Cambria Math"/>
+              </w:rPr>
+              <m:t>2</m:t>
+            </m:r>
+          </m:sup>
+        </m:sSup>
+      </m:oMath>
+      <w:r>
+        <w:t>).</w:t>
+      </w:r>
+    </w:p>
+    <w:p>
+      <w:pPr>
+        <w:numPr>
+          <w:ilvl w:val="1"/>
+          <w:numId w:val="61"/>
+        </w:numPr>
+      </w:pPr>
+      <w:r>
+        <w:t xml:space="preserve">We insert the sum into our output list and advance </w:t>
+      </w:r>
+      <w:r>
+        <w:rPr>
+          <w:i/>
+          <w:iCs/>
+        </w:rPr>
+        <w:t>both</w:t>
+      </w:r>
+      <w:r>
+        <w:t xml:space="preserve"> p1 and p2 pointers.</w:t>
+      </w:r>
+    </w:p>
+    <w:p>
+      <w:pPr>
+        <w:numPr>
+          <w:ilvl w:val="0"/>
+          <w:numId w:val="61"/>
+        </w:numPr>
+      </w:pPr>
+      <w:r>
+        <w:rPr>
+          <w:b/>
+          <w:bCs/>
+        </w:rPr>
+        <w:t>Exponents are Unequal (p1.expo &gt; p2.expo or vice versa):</w:t>
+      </w:r>
+    </w:p>
+    <w:p>
+      <w:pPr>
+        <w:numPr>
+          <w:ilvl w:val="1"/>
+          <w:numId w:val="61"/>
+        </w:numPr>
+      </w:pPr>
+      <w:r>
+        <w:t xml:space="preserve">We cannot combine these terms (e.g., </w:t>
+      </w:r>
+      <m:oMath>
+        <m:r>
+          <w:rPr>
+            <w:rFonts w:ascii="Cambria Math" w:hAnsi="Cambria Math"/>
+          </w:rPr>
+          <m:t>3</m:t>
+        </m:r>
+        <m:sSup>
+          <m:sSupPr>
+            <m:ctrlPr>
+              <w:rPr>
+                <w:rFonts w:ascii="Cambria Math" w:hAnsi="Cambria Math"/>
+              </w:rPr>
+            </m:ctrlPr>
+          </m:sSupPr>
+          <m:e>
+            <m:r>
+              <w:rPr>
+                <w:rFonts w:ascii="Cambria Math" w:hAnsi="Cambria Math"/>
+              </w:rPr>
+              <m:t>x</m:t>
+            </m:r>
+          </m:e>
+          <m:sup>
+            <m:r>
+              <w:rPr>
+                <w:rFonts w:ascii="Cambria Math" w:hAnsi="Cambria Math"/>
+              </w:rPr>
+              <m:t>3</m:t>
+            </m:r>
+          </m:sup>
+        </m:sSup>
+      </m:oMath>
+      <w:r>
+        <w:t xml:space="preserve"> and </w:t>
+      </w:r>
+      <m:oMath>
+        <m:r>
+          <w:rPr>
+            <w:rFonts w:ascii="Cambria Math" w:hAnsi="Cambria Math"/>
+          </w:rPr>
+          <m:t>4</m:t>
+        </m:r>
+        <m:sSup>
+          <m:sSupPr>
+            <m:ctrlPr>
+              <w:rPr>
+                <w:rFonts w:ascii="Cambria Math" w:hAnsi="Cambria Math"/>
+              </w:rPr>
+            </m:ctrlPr>
+          </m:sSupPr>
+          <m:e>
+            <m:r>
+              <w:rPr>
+                <w:rFonts w:ascii="Cambria Math" w:hAnsi="Cambria Math"/>
+              </w:rPr>
+              <m:t>x</m:t>
+            </m:r>
+          </m:e>
+          <m:sup>
+            <m:r>
+              <w:rPr>
+                <w:rFonts w:ascii="Cambria Math" w:hAnsi="Cambria Math"/>
+              </w:rPr>
+              <m:t>2</m:t>
+            </m:r>
+          </m:sup>
+        </m:sSup>
+      </m:oMath>
+      <w:r>
+        <w:t>).</w:t>
+      </w:r>
+    </w:p>
+    <w:p>
+      <w:pPr>
+        <w:numPr>
+          <w:ilvl w:val="1"/>
+          <w:numId w:val="61"/>
+        </w:numPr>
+      </w:pPr>
+      <w:r>
+        <w:t>The term with the larger exponent is copied directly to our output list to maintain descending order, and we advance only that pointer.</w:t>
+      </w:r>
+    </w:p>
+    <w:p>
+      <w:pPr>
+        <w:numPr>
+          <w:ilvl w:val="0"/>
+          <w:numId w:val="61"/>
+        </w:numPr>
+      </w:pPr>
+      <w:r>
+        <w:rPr>
+          <w:b/>
+          <w:bCs/>
+        </w:rPr>
+        <w:t>Exhaustion Loop:</w:t>
+      </w:r>
+    </w:p>
+    <w:p>
+      <w:pPr>
+        <w:numPr>
+          <w:ilvl w:val="1"/>
+          <w:numId w:val="61"/>
+        </w:numPr>
+      </w:pPr>
+      <w:r>
+        <w:t>Once one list is fully traversed, any remaining elements in the other list are simply appended to the end of the sum list (since they have smaller exponents than any terms we processed).</w:t>
+      </w:r>
+    </w:p>
+    <w:p>
+      <w:pPr>
+        <w:rPr>
+          <w:b/>
+          <w:bCs/>
+        </w:rPr>
+      </w:pPr>
+      <w:r>
+        <w:rPr>
+          <w:b/>
+          <w:bCs/>
+        </w:rPr>
+        <w:t>Time &amp; Space Complexity (A Favorite Exam Question)</w:t>
+      </w:r>
+    </w:p>
+    <w:p>
+      <w:pPr>
+        <w:numPr>
+          <w:ilvl w:val="0"/>
+          <w:numId w:val="62"/>
+        </w:numPr>
+      </w:pPr>
+      <w:r>
+        <w:rPr>
+          <w:b/>
+          <w:bCs/>
+        </w:rPr>
+        <w:t xml:space="preserve">Time Complexity: </w:t>
+      </w:r>
+      <m:oMath>
+        <m:r>
+          <m:rPr>
+            <m:sty m:val="p"/>
+          </m:rPr>
+          <w:rPr>
+            <w:rFonts w:ascii="Cambria Math" w:hAnsi="Cambria Math"/>
+          </w:rPr>
+          <m:t>Θ</m:t>
+        </m:r>
+        <m:d>
+          <m:dPr>
+            <m:ctrlPr>
+              <w:rPr>
+                <w:rFonts w:ascii="Cambria Math" w:hAnsi="Cambria Math"/>
+              </w:rPr>
+            </m:ctrlPr>
+          </m:dPr>
+          <m:e>
+            <m:r>
+              <w:rPr>
+                <w:rFonts w:ascii="Cambria Math" w:hAnsi="Cambria Math"/>
+              </w:rPr>
+              <m:t>m+n</m:t>
+            </m:r>
+          </m:e>
+        </m:d>
+      </m:oMath>
+      <w:r>
+        <w:t xml:space="preserve"> — We only make a single pass through both lists simultaneously. At every iteration of our loop, we advance at least one pointer. Thus, the total iterations are bounded directly by the total number of terms.</w:t>
+      </w:r>
+    </w:p>
+    <w:p>
+      <w:pPr>
+        <w:numPr>
+          <w:ilvl w:val="0"/>
+          <w:numId w:val="62"/>
+        </w:numPr>
+      </w:pPr>
+      <w:r>
+        <w:rPr>
+          <w:b/>
+          <w:bCs/>
+        </w:rPr>
+        <w:t xml:space="preserve">Space Complexity: </w:t>
+      </w:r>
+      <m:oMath>
+        <m:r>
+          <w:rPr>
+            <w:rFonts w:ascii="Cambria Math" w:hAnsi="Cambria Math"/>
+          </w:rPr>
+          <m:t>O</m:t>
+        </m:r>
+        <m:d>
+          <m:dPr>
+            <m:ctrlPr>
+              <w:rPr>
+                <w:rFonts w:ascii="Cambria Math" w:hAnsi="Cambria Math"/>
+              </w:rPr>
+            </m:ctrlPr>
+          </m:dPr>
+          <m:e>
+            <m:r>
+              <w:rPr>
+                <w:rFonts w:ascii="Cambria Math" w:hAnsi="Cambria Math"/>
+              </w:rPr>
+              <m:t>m+n</m:t>
+            </m:r>
+          </m:e>
+        </m:d>
+      </m:oMath>
+      <w:r>
+        <w:t xml:space="preserve"> — We allocate a completely new linked list to store the resulting sum polynomial.</w:t>
+      </w:r>
+    </w:p>
+    <w:p>
+      <w:r>
+        <w:t>I have updated the code with clean, object-oriented principles, fixed the exponent assignment bug, and optimized the print renderer to handle negative terms gracefully.</w:t>
+      </w:r>
+    </w:p>
+    <w:p/>
     <w:sectPr>
       <w:pgSz w:w="11906" w:h="16838"/>
       <w:pgMar w:top="1440" w:right="1440" w:bottom="1440" w:left="1440" w:header="708" w:footer="708" w:gutter="0"/>
@@ -15830,6 +17006,155 @@
     </w:lvl>
   </w:abstractNum>
   <w:abstractNum w:abstractNumId="15" w15:restartNumberingAfterBreak="0">
+    <w:nsid w:val="221A0725"/>
+    <w:multiLevelType w:val="multilevel"/>
+    <w:tmpl w:val="98208994"/>
+    <w:lvl w:ilvl="0">
+      <w:start w:val="1"/>
+      <w:numFmt w:val="bullet"/>
+      <w:lvlText w:val=""/>
+      <w:lvlJc w:val="left"/>
+      <w:pPr>
+        <w:tabs>
+          <w:tab w:val="num" w:pos="720"/>
+        </w:tabs>
+        <w:ind w:left="720" w:hanging="360"/>
+      </w:pPr>
+      <w:rPr>
+        <w:rFonts w:ascii="Symbol" w:hAnsi="Symbol" w:hint="default"/>
+        <w:sz w:val="20"/>
+      </w:rPr>
+    </w:lvl>
+    <w:lvl w:ilvl="1" w:tentative="1">
+      <w:start w:val="1"/>
+      <w:numFmt w:val="bullet"/>
+      <w:lvlText w:val="o"/>
+      <w:lvlJc w:val="left"/>
+      <w:pPr>
+        <w:tabs>
+          <w:tab w:val="num" w:pos="1440"/>
+        </w:tabs>
+        <w:ind w:left="1440" w:hanging="360"/>
+      </w:pPr>
+      <w:rPr>
+        <w:rFonts w:ascii="Courier New" w:hAnsi="Courier New" w:hint="default"/>
+        <w:sz w:val="20"/>
+      </w:rPr>
+    </w:lvl>
+    <w:lvl w:ilvl="2" w:tentative="1">
+      <w:start w:val="1"/>
+      <w:numFmt w:val="bullet"/>
+      <w:lvlText w:val=""/>
+      <w:lvlJc w:val="left"/>
+      <w:pPr>
+        <w:tabs>
+          <w:tab w:val="num" w:pos="2160"/>
+        </w:tabs>
+        <w:ind w:left="2160" w:hanging="360"/>
+      </w:pPr>
+      <w:rPr>
+        <w:rFonts w:ascii="Wingdings" w:hAnsi="Wingdings" w:hint="default"/>
+        <w:sz w:val="20"/>
+      </w:rPr>
+    </w:lvl>
+    <w:lvl w:ilvl="3" w:tentative="1">
+      <w:start w:val="1"/>
+      <w:numFmt w:val="bullet"/>
+      <w:lvlText w:val=""/>
+      <w:lvlJc w:val="left"/>
+      <w:pPr>
+        <w:tabs>
+          <w:tab w:val="num" w:pos="2880"/>
+        </w:tabs>
+        <w:ind w:left="2880" w:hanging="360"/>
+      </w:pPr>
+      <w:rPr>
+        <w:rFonts w:ascii="Wingdings" w:hAnsi="Wingdings" w:hint="default"/>
+        <w:sz w:val="20"/>
+      </w:rPr>
+    </w:lvl>
+    <w:lvl w:ilvl="4" w:tentative="1">
+      <w:start w:val="1"/>
+      <w:numFmt w:val="bullet"/>
+      <w:lvlText w:val=""/>
+      <w:lvlJc w:val="left"/>
+      <w:pPr>
+        <w:tabs>
+          <w:tab w:val="num" w:pos="3600"/>
+        </w:tabs>
+        <w:ind w:left="3600" w:hanging="360"/>
+      </w:pPr>
+      <w:rPr>
+        <w:rFonts w:ascii="Wingdings" w:hAnsi="Wingdings" w:hint="default"/>
+        <w:sz w:val="20"/>
+      </w:rPr>
+    </w:lvl>
+    <w:lvl w:ilvl="5" w:tentative="1">
+      <w:start w:val="1"/>
+      <w:numFmt w:val="bullet"/>
+      <w:lvlText w:val=""/>
+      <w:lvlJc w:val="left"/>
+      <w:pPr>
+        <w:tabs>
+          <w:tab w:val="num" w:pos="4320"/>
+        </w:tabs>
+        <w:ind w:left="4320" w:hanging="360"/>
+      </w:pPr>
+      <w:rPr>
+        <w:rFonts w:ascii="Wingdings" w:hAnsi="Wingdings" w:hint="default"/>
+        <w:sz w:val="20"/>
+      </w:rPr>
+    </w:lvl>
+    <w:lvl w:ilvl="6" w:tentative="1">
+      <w:start w:val="1"/>
+      <w:numFmt w:val="bullet"/>
+      <w:lvlText w:val=""/>
+      <w:lvlJc w:val="left"/>
+      <w:pPr>
+        <w:tabs>
+          <w:tab w:val="num" w:pos="5040"/>
+        </w:tabs>
+        <w:ind w:left="5040" w:hanging="360"/>
+      </w:pPr>
+      <w:rPr>
+        <w:rFonts w:ascii="Wingdings" w:hAnsi="Wingdings" w:hint="default"/>
+        <w:sz w:val="20"/>
+      </w:rPr>
+    </w:lvl>
+    <w:lvl w:ilvl="7" w:tentative="1">
+      <w:start w:val="1"/>
+      <w:numFmt w:val="bullet"/>
+      <w:lvlText w:val=""/>
+      <w:lvlJc w:val="left"/>
+      <w:pPr>
+        <w:tabs>
+          <w:tab w:val="num" w:pos="5760"/>
+        </w:tabs>
+        <w:ind w:left="5760" w:hanging="360"/>
+      </w:pPr>
+      <w:rPr>
+        <w:rFonts w:ascii="Wingdings" w:hAnsi="Wingdings" w:hint="default"/>
+        <w:sz w:val="20"/>
+      </w:rPr>
+    </w:lvl>
+    <w:lvl w:ilvl="8" w:tentative="1">
+      <w:start w:val="1"/>
+      <w:numFmt w:val="bullet"/>
+      <w:lvlText w:val=""/>
+      <w:lvlJc w:val="left"/>
+      <w:pPr>
+        <w:tabs>
+          <w:tab w:val="num" w:pos="6480"/>
+        </w:tabs>
+        <w:ind w:left="6480" w:hanging="360"/>
+      </w:pPr>
+      <w:rPr>
+        <w:rFonts w:ascii="Wingdings" w:hAnsi="Wingdings" w:hint="default"/>
+        <w:sz w:val="20"/>
+      </w:rPr>
+    </w:lvl>
+  </w:abstractNum>
+  <w:abstractNum w:abstractNumId="16" w15:restartNumberingAfterBreak="0">
     <w:nsid w:val="236D56D3"/>
     <w:multiLevelType w:val="multilevel"/>
     <w:tmpl w:val="4DD68EF2"/>
@@ -15946,7 +17271,7 @@
       </w:pPr>
     </w:lvl>
   </w:abstractNum>
-  <w:abstractNum w:abstractNumId="16" w15:restartNumberingAfterBreak="0">
+  <w:abstractNum w:abstractNumId="17" w15:restartNumberingAfterBreak="0">
     <w:nsid w:val="24370749"/>
     <w:multiLevelType w:val="multilevel"/>
     <w:tmpl w:val="3CACE358"/>
@@ -16091,7 +17416,7 @@
       </w:rPr>
     </w:lvl>
   </w:abstractNum>
-  <w:abstractNum w:abstractNumId="17" w15:restartNumberingAfterBreak="0">
+  <w:abstractNum w:abstractNumId="18" w15:restartNumberingAfterBreak="0">
     <w:nsid w:val="26BE79BE"/>
     <w:multiLevelType w:val="multilevel"/>
     <w:tmpl w:val="64184666"/>
@@ -16204,7 +17529,7 @@
       </w:pPr>
     </w:lvl>
   </w:abstractNum>
-  <w:abstractNum w:abstractNumId="18" w15:restartNumberingAfterBreak="0">
+  <w:abstractNum w:abstractNumId="19" w15:restartNumberingAfterBreak="0">
     <w:nsid w:val="29084D0B"/>
     <w:multiLevelType w:val="multilevel"/>
     <w:tmpl w:val="A4167C9E"/>
@@ -16353,7 +17678,7 @@
       </w:rPr>
     </w:lvl>
   </w:abstractNum>
-  <w:abstractNum w:abstractNumId="19" w15:restartNumberingAfterBreak="0">
+  <w:abstractNum w:abstractNumId="20" w15:restartNumberingAfterBreak="0">
     <w:nsid w:val="29E14798"/>
     <w:multiLevelType w:val="multilevel"/>
     <w:tmpl w:val="9C5E49A8"/>
@@ -16502,7 +17827,7 @@
       </w:rPr>
     </w:lvl>
   </w:abstractNum>
-  <w:abstractNum w:abstractNumId="20" w15:restartNumberingAfterBreak="0">
+  <w:abstractNum w:abstractNumId="21" w15:restartNumberingAfterBreak="0">
     <w:nsid w:val="29E90EA7"/>
     <w:multiLevelType w:val="multilevel"/>
     <w:tmpl w:val="94B8D8AE"/>
@@ -16651,7 +17976,7 @@
       </w:rPr>
     </w:lvl>
   </w:abstractNum>
-  <w:abstractNum w:abstractNumId="21" w15:restartNumberingAfterBreak="0">
+  <w:abstractNum w:abstractNumId="22" w15:restartNumberingAfterBreak="0">
     <w:nsid w:val="2AA83398"/>
     <w:multiLevelType w:val="multilevel"/>
     <w:tmpl w:val="1DC8F2AA"/>
@@ -16800,7 +18125,7 @@
       </w:rPr>
     </w:lvl>
   </w:abstractNum>
-  <w:abstractNum w:abstractNumId="22" w15:restartNumberingAfterBreak="0">
+  <w:abstractNum w:abstractNumId="23" w15:restartNumberingAfterBreak="0">
     <w:nsid w:val="2BFE76B6"/>
     <w:multiLevelType w:val="multilevel"/>
     <w:tmpl w:val="CE46D2C6"/>
@@ -16949,7 +18274,7 @@
       </w:rPr>
     </w:lvl>
   </w:abstractNum>
-  <w:abstractNum w:abstractNumId="23" w15:restartNumberingAfterBreak="0">
+  <w:abstractNum w:abstractNumId="24" w15:restartNumberingAfterBreak="0">
     <w:nsid w:val="2C9A4D0B"/>
     <w:multiLevelType w:val="multilevel"/>
     <w:tmpl w:val="BD96BE0A"/>
@@ -17098,7 +18423,7 @@
       </w:rPr>
     </w:lvl>
   </w:abstractNum>
-  <w:abstractNum w:abstractNumId="24" w15:restartNumberingAfterBreak="0">
+  <w:abstractNum w:abstractNumId="25" w15:restartNumberingAfterBreak="0">
     <w:nsid w:val="2CBC5CE5"/>
     <w:multiLevelType w:val="multilevel"/>
     <w:tmpl w:val="31529FC2"/>
@@ -17247,7 +18572,7 @@
       </w:rPr>
     </w:lvl>
   </w:abstractNum>
-  <w:abstractNum w:abstractNumId="25" w15:restartNumberingAfterBreak="0">
+  <w:abstractNum w:abstractNumId="26" w15:restartNumberingAfterBreak="0">
     <w:nsid w:val="345C66C8"/>
     <w:multiLevelType w:val="multilevel"/>
     <w:tmpl w:val="8188E51A"/>
@@ -17360,7 +18685,7 @@
       </w:pPr>
     </w:lvl>
   </w:abstractNum>
-  <w:abstractNum w:abstractNumId="26" w15:restartNumberingAfterBreak="0">
+  <w:abstractNum w:abstractNumId="27" w15:restartNumberingAfterBreak="0">
     <w:nsid w:val="3A114C4F"/>
     <w:multiLevelType w:val="multilevel"/>
     <w:tmpl w:val="81E6B68C"/>
@@ -17509,7 +18834,7 @@
       </w:rPr>
     </w:lvl>
   </w:abstractNum>
-  <w:abstractNum w:abstractNumId="27" w15:restartNumberingAfterBreak="0">
+  <w:abstractNum w:abstractNumId="28" w15:restartNumberingAfterBreak="0">
     <w:nsid w:val="3B932CA4"/>
     <w:multiLevelType w:val="multilevel"/>
     <w:tmpl w:val="A738BF8C"/>
@@ -17658,7 +18983,7 @@
       </w:rPr>
     </w:lvl>
   </w:abstractNum>
-  <w:abstractNum w:abstractNumId="28" w15:restartNumberingAfterBreak="0">
+  <w:abstractNum w:abstractNumId="29" w15:restartNumberingAfterBreak="0">
     <w:nsid w:val="3C0E1CE2"/>
     <w:multiLevelType w:val="multilevel"/>
     <w:tmpl w:val="8806DA92"/>
@@ -17771,7 +19096,7 @@
       </w:pPr>
     </w:lvl>
   </w:abstractNum>
-  <w:abstractNum w:abstractNumId="29" w15:restartNumberingAfterBreak="0">
+  <w:abstractNum w:abstractNumId="30" w15:restartNumberingAfterBreak="0">
     <w:nsid w:val="3C6076E1"/>
     <w:multiLevelType w:val="multilevel"/>
     <w:tmpl w:val="E1D0AC82"/>
@@ -17920,7 +19245,7 @@
       </w:rPr>
     </w:lvl>
   </w:abstractNum>
-  <w:abstractNum w:abstractNumId="30" w15:restartNumberingAfterBreak="0">
+  <w:abstractNum w:abstractNumId="31" w15:restartNumberingAfterBreak="0">
     <w:nsid w:val="3D0C3A45"/>
     <w:multiLevelType w:val="multilevel"/>
     <w:tmpl w:val="763A24E4"/>
@@ -18069,7 +19394,7 @@
       </w:rPr>
     </w:lvl>
   </w:abstractNum>
-  <w:abstractNum w:abstractNumId="31" w15:restartNumberingAfterBreak="0">
+  <w:abstractNum w:abstractNumId="32" w15:restartNumberingAfterBreak="0">
     <w:nsid w:val="3EEC227F"/>
     <w:multiLevelType w:val="multilevel"/>
     <w:tmpl w:val="4CA848FC"/>
@@ -18182,7 +19507,7 @@
       </w:pPr>
     </w:lvl>
   </w:abstractNum>
-  <w:abstractNum w:abstractNumId="32" w15:restartNumberingAfterBreak="0">
+  <w:abstractNum w:abstractNumId="33" w15:restartNumberingAfterBreak="0">
     <w:nsid w:val="3F2B214C"/>
     <w:multiLevelType w:val="multilevel"/>
     <w:tmpl w:val="328ECCF4"/>
@@ -18331,7 +19656,7 @@
       </w:rPr>
     </w:lvl>
   </w:abstractNum>
-  <w:abstractNum w:abstractNumId="33" w15:restartNumberingAfterBreak="0">
+  <w:abstractNum w:abstractNumId="34" w15:restartNumberingAfterBreak="0">
     <w:nsid w:val="40A237AD"/>
     <w:multiLevelType w:val="multilevel"/>
     <w:tmpl w:val="55DC3488"/>
@@ -18480,7 +19805,7 @@
       </w:rPr>
     </w:lvl>
   </w:abstractNum>
-  <w:abstractNum w:abstractNumId="34" w15:restartNumberingAfterBreak="0">
+  <w:abstractNum w:abstractNumId="35" w15:restartNumberingAfterBreak="0">
     <w:nsid w:val="41370EF9"/>
     <w:multiLevelType w:val="multilevel"/>
     <w:tmpl w:val="18B2A5E4"/>
@@ -18629,7 +19954,7 @@
       </w:rPr>
     </w:lvl>
   </w:abstractNum>
-  <w:abstractNum w:abstractNumId="35" w15:restartNumberingAfterBreak="0">
+  <w:abstractNum w:abstractNumId="36" w15:restartNumberingAfterBreak="0">
     <w:nsid w:val="41616AB2"/>
     <w:multiLevelType w:val="multilevel"/>
     <w:tmpl w:val="D9B0C98C"/>
@@ -18778,7 +20103,7 @@
       </w:rPr>
     </w:lvl>
   </w:abstractNum>
-  <w:abstractNum w:abstractNumId="36" w15:restartNumberingAfterBreak="0">
+  <w:abstractNum w:abstractNumId="37" w15:restartNumberingAfterBreak="0">
     <w:nsid w:val="453F47A0"/>
     <w:multiLevelType w:val="multilevel"/>
     <w:tmpl w:val="1E947550"/>
@@ -18927,7 +20252,7 @@
       </w:rPr>
     </w:lvl>
   </w:abstractNum>
-  <w:abstractNum w:abstractNumId="37" w15:restartNumberingAfterBreak="0">
+  <w:abstractNum w:abstractNumId="38" w15:restartNumberingAfterBreak="0">
     <w:nsid w:val="49371508"/>
     <w:multiLevelType w:val="multilevel"/>
     <w:tmpl w:val="0186BE9E"/>
@@ -19076,7 +20401,7 @@
       </w:rPr>
     </w:lvl>
   </w:abstractNum>
-  <w:abstractNum w:abstractNumId="38" w15:restartNumberingAfterBreak="0">
+  <w:abstractNum w:abstractNumId="39" w15:restartNumberingAfterBreak="0">
     <w:nsid w:val="4DBA2F3E"/>
     <w:multiLevelType w:val="multilevel"/>
     <w:tmpl w:val="314697D6"/>
@@ -19225,7 +20550,7 @@
       </w:rPr>
     </w:lvl>
   </w:abstractNum>
-  <w:abstractNum w:abstractNumId="39" w15:restartNumberingAfterBreak="0">
+  <w:abstractNum w:abstractNumId="40" w15:restartNumberingAfterBreak="0">
     <w:nsid w:val="4E111884"/>
     <w:multiLevelType w:val="multilevel"/>
     <w:tmpl w:val="8AB27A18"/>
@@ -19338,7 +20663,7 @@
       </w:pPr>
     </w:lvl>
   </w:abstractNum>
-  <w:abstractNum w:abstractNumId="40" w15:restartNumberingAfterBreak="0">
+  <w:abstractNum w:abstractNumId="41" w15:restartNumberingAfterBreak="0">
     <w:nsid w:val="4F541E4E"/>
     <w:multiLevelType w:val="multilevel"/>
     <w:tmpl w:val="A6126970"/>
@@ -19487,7 +20812,7 @@
       </w:rPr>
     </w:lvl>
   </w:abstractNum>
-  <w:abstractNum w:abstractNumId="41" w15:restartNumberingAfterBreak="0">
+  <w:abstractNum w:abstractNumId="42" w15:restartNumberingAfterBreak="0">
     <w:nsid w:val="507A2F7E"/>
     <w:multiLevelType w:val="multilevel"/>
     <w:tmpl w:val="79D2FCCA"/>
@@ -19636,7 +20961,7 @@
       </w:rPr>
     </w:lvl>
   </w:abstractNum>
-  <w:abstractNum w:abstractNumId="42" w15:restartNumberingAfterBreak="0">
+  <w:abstractNum w:abstractNumId="43" w15:restartNumberingAfterBreak="0">
     <w:nsid w:val="51ED42FA"/>
     <w:multiLevelType w:val="multilevel"/>
     <w:tmpl w:val="54B060BC"/>
@@ -19785,7 +21110,7 @@
       </w:rPr>
     </w:lvl>
   </w:abstractNum>
-  <w:abstractNum w:abstractNumId="43" w15:restartNumberingAfterBreak="0">
+  <w:abstractNum w:abstractNumId="44" w15:restartNumberingAfterBreak="0">
     <w:nsid w:val="525F52A9"/>
     <w:multiLevelType w:val="multilevel"/>
     <w:tmpl w:val="B39E6D0A"/>
@@ -19934,7 +21259,7 @@
       </w:rPr>
     </w:lvl>
   </w:abstractNum>
-  <w:abstractNum w:abstractNumId="44" w15:restartNumberingAfterBreak="0">
+  <w:abstractNum w:abstractNumId="45" w15:restartNumberingAfterBreak="0">
     <w:nsid w:val="57B90FFA"/>
     <w:multiLevelType w:val="multilevel"/>
     <w:tmpl w:val="5FA84584"/>
@@ -20083,7 +21408,7 @@
       </w:rPr>
     </w:lvl>
   </w:abstractNum>
-  <w:abstractNum w:abstractNumId="45" w15:restartNumberingAfterBreak="0">
+  <w:abstractNum w:abstractNumId="46" w15:restartNumberingAfterBreak="0">
     <w:nsid w:val="58417512"/>
     <w:multiLevelType w:val="multilevel"/>
     <w:tmpl w:val="E5C8CF3C"/>
@@ -20232,7 +21557,7 @@
       </w:rPr>
     </w:lvl>
   </w:abstractNum>
-  <w:abstractNum w:abstractNumId="46" w15:restartNumberingAfterBreak="0">
+  <w:abstractNum w:abstractNumId="47" w15:restartNumberingAfterBreak="0">
     <w:nsid w:val="58451099"/>
     <w:multiLevelType w:val="multilevel"/>
     <w:tmpl w:val="D86AE340"/>
@@ -20381,7 +21706,7 @@
       </w:rPr>
     </w:lvl>
   </w:abstractNum>
-  <w:abstractNum w:abstractNumId="47" w15:restartNumberingAfterBreak="0">
+  <w:abstractNum w:abstractNumId="48" w15:restartNumberingAfterBreak="0">
     <w:nsid w:val="58BC5C46"/>
     <w:multiLevelType w:val="multilevel"/>
     <w:tmpl w:val="65249C42"/>
@@ -20530,7 +21855,7 @@
       </w:rPr>
     </w:lvl>
   </w:abstractNum>
-  <w:abstractNum w:abstractNumId="48" w15:restartNumberingAfterBreak="0">
+  <w:abstractNum w:abstractNumId="49" w15:restartNumberingAfterBreak="0">
     <w:nsid w:val="59D92615"/>
     <w:multiLevelType w:val="multilevel"/>
     <w:tmpl w:val="60D8A904"/>
@@ -20679,7 +22004,7 @@
       </w:rPr>
     </w:lvl>
   </w:abstractNum>
-  <w:abstractNum w:abstractNumId="49" w15:restartNumberingAfterBreak="0">
+  <w:abstractNum w:abstractNumId="50" w15:restartNumberingAfterBreak="0">
     <w:nsid w:val="5CDB77C7"/>
     <w:multiLevelType w:val="multilevel"/>
     <w:tmpl w:val="D21C076A"/>
@@ -20828,7 +22153,7 @@
       </w:rPr>
     </w:lvl>
   </w:abstractNum>
-  <w:abstractNum w:abstractNumId="50" w15:restartNumberingAfterBreak="0">
+  <w:abstractNum w:abstractNumId="51" w15:restartNumberingAfterBreak="0">
     <w:nsid w:val="5F435564"/>
     <w:multiLevelType w:val="multilevel"/>
     <w:tmpl w:val="32403E32"/>
@@ -20977,7 +22302,124 @@
       </w:rPr>
     </w:lvl>
   </w:abstractNum>
-  <w:abstractNum w:abstractNumId="51" w15:restartNumberingAfterBreak="0">
+  <w:abstractNum w:abstractNumId="52" w15:restartNumberingAfterBreak="0">
+    <w:nsid w:val="61B17E98"/>
+    <w:multiLevelType w:val="multilevel"/>
+    <w:tmpl w:val="B27488CE"/>
+    <w:lvl w:ilvl="0">
+      <w:start w:val="1"/>
+      <w:numFmt w:val="decimal"/>
+      <w:lvlText w:val="%1."/>
+      <w:lvlJc w:val="left"/>
+      <w:pPr>
+        <w:tabs>
+          <w:tab w:val="num" w:pos="720"/>
+        </w:tabs>
+        <w:ind w:left="720" w:hanging="360"/>
+      </w:pPr>
+    </w:lvl>
+    <w:lvl w:ilvl="1">
+      <w:start w:val="1"/>
+      <w:numFmt w:val="bullet"/>
+      <w:lvlText w:val="o"/>
+      <w:lvlJc w:val="left"/>
+      <w:pPr>
+        <w:tabs>
+          <w:tab w:val="num" w:pos="1440"/>
+        </w:tabs>
+        <w:ind w:left="1440" w:hanging="360"/>
+      </w:pPr>
+      <w:rPr>
+        <w:rFonts w:ascii="Courier New" w:hAnsi="Courier New" w:hint="default"/>
+        <w:sz w:val="20"/>
+      </w:rPr>
+    </w:lvl>
+    <w:lvl w:ilvl="2" w:tentative="1">
+      <w:start w:val="1"/>
+      <w:numFmt w:val="decimal"/>
+      <w:lvlText w:val="%3."/>
+      <w:lvlJc w:val="left"/>
+      <w:pPr>
+        <w:tabs>
+          <w:tab w:val="num" w:pos="2160"/>
+        </w:tabs>
+        <w:ind w:left="2160" w:hanging="360"/>
+      </w:pPr>
+    </w:lvl>
+    <w:lvl w:ilvl="3" w:tentative="1">
+      <w:start w:val="1"/>
+      <w:numFmt w:val="decimal"/>
+      <w:lvlText w:val="%4."/>
+      <w:lvlJc w:val="left"/>
+      <w:pPr>
+        <w:tabs>
+          <w:tab w:val="num" w:pos="2880"/>
+        </w:tabs>
+        <w:ind w:left="2880" w:hanging="360"/>
+      </w:pPr>
+    </w:lvl>
+    <w:lvl w:ilvl="4" w:tentative="1">
+      <w:start w:val="1"/>
+      <w:numFmt w:val="decimal"/>
+      <w:lvlText w:val="%5."/>
+      <w:lvlJc w:val="left"/>
+      <w:pPr>
+        <w:tabs>
+          <w:tab w:val="num" w:pos="3600"/>
+        </w:tabs>
+        <w:ind w:left="3600" w:hanging="360"/>
+      </w:pPr>
+    </w:lvl>
+    <w:lvl w:ilvl="5" w:tentative="1">
+      <w:start w:val="1"/>
+      <w:numFmt w:val="decimal"/>
+      <w:lvlText w:val="%6."/>
+      <w:lvlJc w:val="left"/>
+      <w:pPr>
+        <w:tabs>
+          <w:tab w:val="num" w:pos="4320"/>
+        </w:tabs>
+        <w:ind w:left="4320" w:hanging="360"/>
+      </w:pPr>
+    </w:lvl>
+    <w:lvl w:ilvl="6" w:tentative="1">
+      <w:start w:val="1"/>
+      <w:numFmt w:val="decimal"/>
+      <w:lvlText w:val="%7."/>
+      <w:lvlJc w:val="left"/>
+      <w:pPr>
+        <w:tabs>
+          <w:tab w:val="num" w:pos="5040"/>
+        </w:tabs>
+        <w:ind w:left="5040" w:hanging="360"/>
+      </w:pPr>
+    </w:lvl>
+    <w:lvl w:ilvl="7" w:tentative="1">
+      <w:start w:val="1"/>
+      <w:numFmt w:val="decimal"/>
+      <w:lvlText w:val="%8."/>
+      <w:lvlJc w:val="left"/>
+      <w:pPr>
+        <w:tabs>
+          <w:tab w:val="num" w:pos="5760"/>
+        </w:tabs>
+        <w:ind w:left="5760" w:hanging="360"/>
+      </w:pPr>
+    </w:lvl>
+    <w:lvl w:ilvl="8" w:tentative="1">
+      <w:start w:val="1"/>
+      <w:numFmt w:val="decimal"/>
+      <w:lvlText w:val="%9."/>
+      <w:lvlJc w:val="left"/>
+      <w:pPr>
+        <w:tabs>
+          <w:tab w:val="num" w:pos="6480"/>
+        </w:tabs>
+        <w:ind w:left="6480" w:hanging="360"/>
+      </w:pPr>
+    </w:lvl>
+  </w:abstractNum>
+  <w:abstractNum w:abstractNumId="53" w15:restartNumberingAfterBreak="0">
     <w:nsid w:val="649918D0"/>
     <w:multiLevelType w:val="multilevel"/>
     <w:tmpl w:val="397EE5AC"/>
@@ -21126,7 +22568,7 @@
       </w:rPr>
     </w:lvl>
   </w:abstractNum>
-  <w:abstractNum w:abstractNumId="52" w15:restartNumberingAfterBreak="0">
+  <w:abstractNum w:abstractNumId="54" w15:restartNumberingAfterBreak="0">
     <w:nsid w:val="6A3B1CA4"/>
     <w:multiLevelType w:val="multilevel"/>
     <w:tmpl w:val="E9F4EDD0"/>
@@ -21275,7 +22717,7 @@
       </w:rPr>
     </w:lvl>
   </w:abstractNum>
-  <w:abstractNum w:abstractNumId="53" w15:restartNumberingAfterBreak="0">
+  <w:abstractNum w:abstractNumId="55" w15:restartNumberingAfterBreak="0">
     <w:nsid w:val="715348CA"/>
     <w:multiLevelType w:val="multilevel"/>
     <w:tmpl w:val="50288884"/>
@@ -21388,7 +22830,7 @@
       </w:pPr>
     </w:lvl>
   </w:abstractNum>
-  <w:abstractNum w:abstractNumId="54" w15:restartNumberingAfterBreak="0">
+  <w:abstractNum w:abstractNumId="56" w15:restartNumberingAfterBreak="0">
     <w:nsid w:val="74635820"/>
     <w:multiLevelType w:val="multilevel"/>
     <w:tmpl w:val="391AF558"/>
@@ -21537,7 +22979,7 @@
       </w:rPr>
     </w:lvl>
   </w:abstractNum>
-  <w:abstractNum w:abstractNumId="55" w15:restartNumberingAfterBreak="0">
+  <w:abstractNum w:abstractNumId="57" w15:restartNumberingAfterBreak="0">
     <w:nsid w:val="76C12912"/>
     <w:multiLevelType w:val="multilevel"/>
     <w:tmpl w:val="B4221CA8"/>
@@ -21650,7 +23092,7 @@
       </w:pPr>
     </w:lvl>
   </w:abstractNum>
-  <w:abstractNum w:abstractNumId="56" w15:restartNumberingAfterBreak="0">
+  <w:abstractNum w:abstractNumId="58" w15:restartNumberingAfterBreak="0">
     <w:nsid w:val="789010C3"/>
     <w:multiLevelType w:val="multilevel"/>
     <w:tmpl w:val="53D0E026"/>
@@ -21799,7 +23241,7 @@
       </w:rPr>
     </w:lvl>
   </w:abstractNum>
-  <w:abstractNum w:abstractNumId="57" w15:restartNumberingAfterBreak="0">
+  <w:abstractNum w:abstractNumId="59" w15:restartNumberingAfterBreak="0">
     <w:nsid w:val="78BC0BDF"/>
     <w:multiLevelType w:val="multilevel"/>
     <w:tmpl w:val="41467532"/>
@@ -21948,7 +23390,7 @@
       </w:rPr>
     </w:lvl>
   </w:abstractNum>
-  <w:abstractNum w:abstractNumId="58" w15:restartNumberingAfterBreak="0">
+  <w:abstractNum w:abstractNumId="60" w15:restartNumberingAfterBreak="0">
     <w:nsid w:val="7B3163D6"/>
     <w:multiLevelType w:val="multilevel"/>
     <w:tmpl w:val="8BA84750"/>
@@ -22097,7 +23539,7 @@
       </w:rPr>
     </w:lvl>
   </w:abstractNum>
-  <w:abstractNum w:abstractNumId="59" w15:restartNumberingAfterBreak="0">
+  <w:abstractNum w:abstractNumId="61" w15:restartNumberingAfterBreak="0">
     <w:nsid w:val="7D404196"/>
     <w:multiLevelType w:val="multilevel"/>
     <w:tmpl w:val="97704CE2"/>
@@ -22247,46 +23689,46 @@
     </w:lvl>
   </w:abstractNum>
   <w:num w:numId="1" w16cid:durableId="696584190">
-    <w:abstractNumId w:val="31"/>
+    <w:abstractNumId w:val="32"/>
   </w:num>
   <w:num w:numId="2" w16cid:durableId="1747259762">
     <w:abstractNumId w:val="9"/>
   </w:num>
   <w:num w:numId="3" w16cid:durableId="1691179610">
-    <w:abstractNumId w:val="53"/>
+    <w:abstractNumId w:val="55"/>
   </w:num>
   <w:num w:numId="4" w16cid:durableId="2025091158">
-    <w:abstractNumId w:val="45"/>
+    <w:abstractNumId w:val="46"/>
   </w:num>
   <w:num w:numId="5" w16cid:durableId="468208416">
-    <w:abstractNumId w:val="17"/>
+    <w:abstractNumId w:val="18"/>
   </w:num>
   <w:num w:numId="6" w16cid:durableId="104664305">
-    <w:abstractNumId w:val="47"/>
+    <w:abstractNumId w:val="48"/>
   </w:num>
   <w:num w:numId="7" w16cid:durableId="15035671">
     <w:abstractNumId w:val="11"/>
   </w:num>
   <w:num w:numId="8" w16cid:durableId="655034754">
-    <w:abstractNumId w:val="44"/>
+    <w:abstractNumId w:val="45"/>
   </w:num>
   <w:num w:numId="9" w16cid:durableId="621419416">
-    <w:abstractNumId w:val="58"/>
+    <w:abstractNumId w:val="60"/>
   </w:num>
   <w:num w:numId="10" w16cid:durableId="1209219453">
-    <w:abstractNumId w:val="33"/>
+    <w:abstractNumId w:val="34"/>
   </w:num>
   <w:num w:numId="11" w16cid:durableId="1075200423">
     <w:abstractNumId w:val="12"/>
   </w:num>
   <w:num w:numId="12" w16cid:durableId="2013873678">
-    <w:abstractNumId w:val="36"/>
+    <w:abstractNumId w:val="37"/>
   </w:num>
   <w:num w:numId="13" w16cid:durableId="1133449715">
-    <w:abstractNumId w:val="41"/>
+    <w:abstractNumId w:val="42"/>
   </w:num>
   <w:num w:numId="14" w16cid:durableId="1348555731">
-    <w:abstractNumId w:val="48"/>
+    <w:abstractNumId w:val="49"/>
   </w:num>
   <w:num w:numId="15" w16cid:durableId="1389647130">
     <w:abstractNumId w:val="2"/>
@@ -22298,28 +23740,28 @@
     <w:abstractNumId w:val="10"/>
   </w:num>
   <w:num w:numId="18" w16cid:durableId="1536187369">
-    <w:abstractNumId w:val="28"/>
+    <w:abstractNumId w:val="29"/>
   </w:num>
   <w:num w:numId="19" w16cid:durableId="1141310079">
-    <w:abstractNumId w:val="42"/>
+    <w:abstractNumId w:val="43"/>
   </w:num>
   <w:num w:numId="20" w16cid:durableId="1813477048">
     <w:abstractNumId w:val="0"/>
   </w:num>
   <w:num w:numId="21" w16cid:durableId="543253394">
-    <w:abstractNumId w:val="37"/>
+    <w:abstractNumId w:val="38"/>
   </w:num>
   <w:num w:numId="22" w16cid:durableId="1226144208">
-    <w:abstractNumId w:val="22"/>
+    <w:abstractNumId w:val="23"/>
   </w:num>
   <w:num w:numId="23" w16cid:durableId="760297013">
-    <w:abstractNumId w:val="57"/>
+    <w:abstractNumId w:val="59"/>
   </w:num>
   <w:num w:numId="24" w16cid:durableId="1111126328">
-    <w:abstractNumId w:val="43"/>
+    <w:abstractNumId w:val="44"/>
   </w:num>
   <w:num w:numId="25" w16cid:durableId="1771581909">
-    <w:abstractNumId w:val="27"/>
+    <w:abstractNumId w:val="28"/>
   </w:num>
   <w:num w:numId="26" w16cid:durableId="1345085296">
     <w:abstractNumId w:val="1"/>
@@ -22328,25 +23770,25 @@
     <w:abstractNumId w:val="13"/>
   </w:num>
   <w:num w:numId="28" w16cid:durableId="982008169">
-    <w:abstractNumId w:val="29"/>
+    <w:abstractNumId w:val="30"/>
   </w:num>
   <w:num w:numId="29" w16cid:durableId="939066719">
-    <w:abstractNumId w:val="15"/>
+    <w:abstractNumId w:val="16"/>
   </w:num>
   <w:num w:numId="30" w16cid:durableId="876510830">
-    <w:abstractNumId w:val="39"/>
+    <w:abstractNumId w:val="40"/>
   </w:num>
   <w:num w:numId="31" w16cid:durableId="902106299">
-    <w:abstractNumId w:val="16"/>
+    <w:abstractNumId w:val="17"/>
   </w:num>
   <w:num w:numId="32" w16cid:durableId="1100490539">
     <w:abstractNumId w:val="3"/>
   </w:num>
   <w:num w:numId="33" w16cid:durableId="771121688">
-    <w:abstractNumId w:val="38"/>
+    <w:abstractNumId w:val="39"/>
   </w:num>
   <w:num w:numId="34" w16cid:durableId="1479685463">
-    <w:abstractNumId w:val="56"/>
+    <w:abstractNumId w:val="58"/>
   </w:num>
   <w:num w:numId="35" w16cid:durableId="134955994">
     <w:abstractNumId w:val="8"/>
@@ -22355,34 +23797,34 @@
     <w:abstractNumId w:val="4"/>
   </w:num>
   <w:num w:numId="37" w16cid:durableId="334914981">
-    <w:abstractNumId w:val="21"/>
+    <w:abstractNumId w:val="22"/>
   </w:num>
   <w:num w:numId="38" w16cid:durableId="1650011285">
-    <w:abstractNumId w:val="25"/>
+    <w:abstractNumId w:val="26"/>
   </w:num>
   <w:num w:numId="39" w16cid:durableId="1234654992">
-    <w:abstractNumId w:val="34"/>
+    <w:abstractNumId w:val="35"/>
   </w:num>
   <w:num w:numId="40" w16cid:durableId="1087116620">
-    <w:abstractNumId w:val="35"/>
+    <w:abstractNumId w:val="36"/>
   </w:num>
   <w:num w:numId="41" w16cid:durableId="1655406304">
-    <w:abstractNumId w:val="52"/>
+    <w:abstractNumId w:val="54"/>
   </w:num>
   <w:num w:numId="42" w16cid:durableId="596644524">
-    <w:abstractNumId w:val="18"/>
+    <w:abstractNumId w:val="19"/>
   </w:num>
   <w:num w:numId="43" w16cid:durableId="2003120680">
-    <w:abstractNumId w:val="54"/>
+    <w:abstractNumId w:val="56"/>
   </w:num>
   <w:num w:numId="44" w16cid:durableId="1243414595">
-    <w:abstractNumId w:val="46"/>
+    <w:abstractNumId w:val="47"/>
   </w:num>
   <w:num w:numId="45" w16cid:durableId="70087782">
-    <w:abstractNumId w:val="19"/>
+    <w:abstractNumId w:val="20"/>
   </w:num>
   <w:num w:numId="46" w16cid:durableId="1091659472">
-    <w:abstractNumId w:val="51"/>
+    <w:abstractNumId w:val="53"/>
   </w:num>
   <w:num w:numId="47" w16cid:durableId="1202404245">
     <w:abstractNumId w:val="7"/>
@@ -22391,42 +23833,48 @@
     <w:abstractNumId w:val="14"/>
   </w:num>
   <w:num w:numId="49" w16cid:durableId="1550337699">
-    <w:abstractNumId w:val="26"/>
+    <w:abstractNumId w:val="27"/>
   </w:num>
   <w:num w:numId="50" w16cid:durableId="172037436">
-    <w:abstractNumId w:val="20"/>
+    <w:abstractNumId w:val="21"/>
   </w:num>
   <w:num w:numId="51" w16cid:durableId="1191068728">
     <w:abstractNumId w:val="6"/>
   </w:num>
   <w:num w:numId="52" w16cid:durableId="1052116213">
+    <w:abstractNumId w:val="51"/>
+  </w:num>
+  <w:num w:numId="53" w16cid:durableId="861016012">
+    <w:abstractNumId w:val="41"/>
+  </w:num>
+  <w:num w:numId="54" w16cid:durableId="1091241527">
+    <w:abstractNumId w:val="31"/>
+  </w:num>
+  <w:num w:numId="55" w16cid:durableId="177276248">
+    <w:abstractNumId w:val="24"/>
+  </w:num>
+  <w:num w:numId="56" w16cid:durableId="650521810">
+    <w:abstractNumId w:val="25"/>
+  </w:num>
+  <w:num w:numId="57" w16cid:durableId="1886091548">
+    <w:abstractNumId w:val="57"/>
+  </w:num>
+  <w:num w:numId="58" w16cid:durableId="2111269196">
+    <w:abstractNumId w:val="61"/>
+  </w:num>
+  <w:num w:numId="59" w16cid:durableId="1442843145">
     <w:abstractNumId w:val="50"/>
   </w:num>
-  <w:num w:numId="53" w16cid:durableId="861016012">
-    <w:abstractNumId w:val="40"/>
+  <w:num w:numId="60" w16cid:durableId="496576927">
+    <w:abstractNumId w:val="33"/>
   </w:num>
-  <w:num w:numId="54" w16cid:durableId="1091241527">
-    <w:abstractNumId w:val="30"/>
+  <w:num w:numId="61" w16cid:durableId="1772966517">
+    <w:abstractNumId w:val="52"/>
   </w:num>
-  <w:num w:numId="55" w16cid:durableId="177276248">
-    <w:abstractNumId w:val="23"/>
+  <w:num w:numId="62" w16cid:durableId="967933486">
+    <w:abstractNumId w:val="15"/>
   </w:num>
-  <w:num w:numId="56" w16cid:durableId="650521810">
-    <w:abstractNumId w:val="24"/>
-  </w:num>
-  <w:num w:numId="57" w16cid:durableId="1886091548">
-    <w:abstractNumId w:val="55"/>
-  </w:num>
-  <w:num w:numId="58" w16cid:durableId="2111269196">
-    <w:abstractNumId w:val="59"/>
-  </w:num>
-  <w:num w:numId="59" w16cid:durableId="1442843145">
-    <w:abstractNumId w:val="49"/>
-  </w:num>
-  <w:num w:numId="60" w16cid:durableId="496576927">
-    <w:abstractNumId w:val="32"/>
-  </w:num>
-  <w:numIdMacAtCleanup w:val="51"/>
+  <w:numIdMacAtCleanup w:val="62"/>
 </w:numbering>
 </file>
 

--- a/DSA Notes.docx
+++ b/DSA Notes.docx
@@ -20380,6 +20380,2085 @@
       </w:r>
     </w:p>
     <w:p/>
+    <w:p>
+      <w:pPr>
+        <w:rPr>
+          <w:b/>
+          <w:bCs/>
+          <w:sz w:val="28"/>
+        </w:rPr>
+      </w:pPr>
+      <w:r>
+        <w:rPr>
+          <w:b/>
+          <w:bCs/>
+          <w:sz w:val="28"/>
+        </w:rPr>
+        <w:t>X.</w:t>
+      </w:r>
+      <w:r>
+        <w:rPr>
+          <w:b/>
+          <w:bCs/>
+          <w:sz w:val="28"/>
+        </w:rPr>
+        <w:t xml:space="preserve"> Introduction to Algorithms</w:t>
+      </w:r>
+    </w:p>
+    <w:p>
+      <w:r>
+        <w:t xml:space="preserve">To construct highly scalable systems, you must write code that doesn't just work, but executes efficiently. An </w:t>
+      </w:r>
+      <w:r>
+        <w:rPr>
+          <w:b/>
+          <w:bCs/>
+        </w:rPr>
+        <w:t>algorithm</w:t>
+      </w:r>
+      <w:r>
+        <w:t xml:space="preserve"> is the mathematical recipe that dictates how your data structures are manipulated to solve a problem.</w:t>
+      </w:r>
+    </w:p>
+    <w:p>
+      <w:pPr>
+        <w:rPr>
+          <w:b/>
+          <w:bCs/>
+        </w:rPr>
+      </w:pPr>
+      <w:r>
+        <w:rPr>
+          <w:b/>
+          <w:bCs/>
+        </w:rPr>
+        <w:t>What is an Algorithm?</w:t>
+      </w:r>
+    </w:p>
+    <w:p>
+      <w:r>
+        <w:t xml:space="preserve">An </w:t>
+      </w:r>
+      <w:r>
+        <w:rPr>
+          <w:b/>
+          <w:bCs/>
+        </w:rPr>
+        <w:t>Algorithm</w:t>
+      </w:r>
+      <w:r>
+        <w:t xml:space="preserve"> is a step-by-step, unambiguous, and finite sequence of instructions designed to solve a specific computational problem. It takes a set of inputs, processes them through logical steps, and produces a deterministic output.</w:t>
+      </w:r>
+    </w:p>
+    <w:p>
+      <w:pPr>
+        <w:rPr>
+          <w:b/>
+          <w:bCs/>
+        </w:rPr>
+      </w:pPr>
+      <w:r>
+        <w:rPr>
+          <w:b/>
+          <w:bCs/>
+        </w:rPr>
+        <w:t>The Five Core Properties of a Valid Algorithm</w:t>
+      </w:r>
+    </w:p>
+    <w:p>
+      <w:r>
+        <w:t>For a sequence of instructions to be classified as an algorithm, it must satisfy these five strict properties:</w:t>
+      </w:r>
+    </w:p>
+    <w:p>
+      <w:pPr>
+        <w:numPr>
+          <w:ilvl w:val="0"/>
+          <w:numId w:val="76"/>
+        </w:numPr>
+      </w:pPr>
+      <w:r>
+        <w:rPr>
+          <w:b/>
+          <w:bCs/>
+        </w:rPr>
+        <w:t>Finiteness:</w:t>
+      </w:r>
+      <w:r>
+        <w:t xml:space="preserve"> The algorithm must terminate after a finite number of steps. It cannot loop infinitely.</w:t>
+      </w:r>
+    </w:p>
+    <w:p>
+      <w:pPr>
+        <w:numPr>
+          <w:ilvl w:val="0"/>
+          <w:numId w:val="76"/>
+        </w:numPr>
+      </w:pPr>
+      <w:r>
+        <w:rPr>
+          <w:b/>
+          <w:bCs/>
+        </w:rPr>
+        <w:t>Definiteness:</w:t>
+      </w:r>
+      <w:r>
+        <w:t xml:space="preserve"> Every step must be clear, precise, and completely unambiguous.</w:t>
+      </w:r>
+    </w:p>
+    <w:p>
+      <w:pPr>
+        <w:numPr>
+          <w:ilvl w:val="0"/>
+          <w:numId w:val="76"/>
+        </w:numPr>
+      </w:pPr>
+      <w:r>
+        <w:rPr>
+          <w:b/>
+          <w:bCs/>
+        </w:rPr>
+        <w:t>Input:</w:t>
+      </w:r>
+      <w:r>
+        <w:t xml:space="preserve"> It must accept zero or more well-defined inputs.</w:t>
+      </w:r>
+    </w:p>
+    <w:p>
+      <w:pPr>
+        <w:numPr>
+          <w:ilvl w:val="0"/>
+          <w:numId w:val="76"/>
+        </w:numPr>
+      </w:pPr>
+      <w:r>
+        <w:rPr>
+          <w:b/>
+          <w:bCs/>
+        </w:rPr>
+        <w:t>Output:</w:t>
+      </w:r>
+      <w:r>
+        <w:t xml:space="preserve"> It must produce at least one output that has a specified relationship to the inputs.</w:t>
+      </w:r>
+    </w:p>
+    <w:p>
+      <w:pPr>
+        <w:numPr>
+          <w:ilvl w:val="0"/>
+          <w:numId w:val="76"/>
+        </w:numPr>
+      </w:pPr>
+      <w:r>
+        <w:rPr>
+          <w:b/>
+          <w:bCs/>
+        </w:rPr>
+        <w:t>Effectiveness:</w:t>
+      </w:r>
+      <w:r>
+        <w:t xml:space="preserve"> The steps must be basic enough that they can, in theory, be executed by a human using a pencil and paper in a finite timeframe.</w:t>
+      </w:r>
+    </w:p>
+    <w:p>
+      <w:pPr>
+        <w:rPr>
+          <w:b/>
+          <w:bCs/>
+        </w:rPr>
+      </w:pPr>
+      <w:r>
+        <w:rPr>
+          <w:b/>
+          <w:bCs/>
+        </w:rPr>
+        <w:t>The Core Algorithmic Paradigms (Types)</w:t>
+      </w:r>
+    </w:p>
+    <w:p>
+      <w:r>
+        <w:t>In technical interviews and exams, algorithms are generally classified by their design strategy. Understanding these families allows you to identify patterns in unfamiliar problems:</w:t>
+      </w:r>
+    </w:p>
+    <w:p>
+      <w:r>
+        <w:t xml:space="preserve">                  ┌───────────────────────────────┐</w:t>
+      </w:r>
+    </w:p>
+    <w:p>
+      <w:r>
+        <w:lastRenderedPageBreak/>
+        <w:t xml:space="preserve">                  │    Algorithmic Paradigms      │</w:t>
+      </w:r>
+    </w:p>
+    <w:p>
+      <w:r>
+        <w:t xml:space="preserve">                  └───────────────</w:t>
+      </w:r>
+      <w:r>
+        <w:rPr>
+          <w:rFonts w:ascii="MS Gothic" w:eastAsia="MS Gothic" w:hAnsi="MS Gothic" w:cs="MS Gothic" w:hint="eastAsia"/>
+        </w:rPr>
+        <w:t>┬</w:t>
+      </w:r>
+      <w:r>
+        <w:rPr>
+          <w:rFonts w:ascii="Calibri" w:hAnsi="Calibri" w:cs="Calibri"/>
+        </w:rPr>
+        <w:t>───────────────┘</w:t>
+      </w:r>
+    </w:p>
+    <w:p>
+      <w:r>
+        <w:t xml:space="preserve">         ┌────────────────────────</w:t>
+      </w:r>
+      <w:r>
+        <w:rPr>
+          <w:rFonts w:ascii="MS Gothic" w:eastAsia="MS Gothic" w:hAnsi="MS Gothic" w:cs="MS Gothic" w:hint="eastAsia"/>
+        </w:rPr>
+        <w:t>┼</w:t>
+      </w:r>
+      <w:r>
+        <w:rPr>
+          <w:rFonts w:ascii="Calibri" w:hAnsi="Calibri" w:cs="Calibri"/>
+        </w:rPr>
+        <w:t>────────────────────────┐</w:t>
+      </w:r>
+    </w:p>
+    <w:p>
+      <w:r>
+        <w:t>┌────────</w:t>
+      </w:r>
+      <w:r>
+        <w:rPr>
+          <w:rFonts w:ascii="Arial" w:hAnsi="Arial" w:cs="Arial"/>
+        </w:rPr>
+        <w:t>▼</w:t>
+      </w:r>
+      <w:r>
+        <w:rPr>
+          <w:rFonts w:ascii="Calibri" w:hAnsi="Calibri" w:cs="Calibri"/>
+        </w:rPr>
+        <w:t>────────┐</w:t>
+      </w:r>
+      <w:r>
+        <w:t xml:space="preserve">      </w:t>
+      </w:r>
+      <w:r>
+        <w:rPr>
+          <w:rFonts w:ascii="Calibri" w:hAnsi="Calibri" w:cs="Calibri"/>
+        </w:rPr>
+        <w:t>┌────────</w:t>
+      </w:r>
+      <w:r>
+        <w:rPr>
+          <w:rFonts w:ascii="Arial" w:hAnsi="Arial" w:cs="Arial"/>
+        </w:rPr>
+        <w:t>▼</w:t>
+      </w:r>
+      <w:r>
+        <w:rPr>
+          <w:rFonts w:ascii="Calibri" w:hAnsi="Calibri" w:cs="Calibri"/>
+        </w:rPr>
+        <w:t>────────┐</w:t>
+      </w:r>
+      <w:r>
+        <w:t xml:space="preserve">      </w:t>
+      </w:r>
+      <w:r>
+        <w:rPr>
+          <w:rFonts w:ascii="Calibri" w:hAnsi="Calibri" w:cs="Calibri"/>
+        </w:rPr>
+        <w:t>┌────────</w:t>
+      </w:r>
+      <w:r>
+        <w:rPr>
+          <w:rFonts w:ascii="Arial" w:hAnsi="Arial" w:cs="Arial"/>
+        </w:rPr>
+        <w:t>▼</w:t>
+      </w:r>
+      <w:r>
+        <w:rPr>
+          <w:rFonts w:ascii="Calibri" w:hAnsi="Calibri" w:cs="Calibri"/>
+        </w:rPr>
+        <w:t>────────┐</w:t>
+      </w:r>
+    </w:p>
+    <w:p>
+      <w:r>
+        <w:t xml:space="preserve">│  Brute Force </w:t>
+      </w:r>
+      <w:r>
+        <w:tab/>
+      </w:r>
+      <w:r>
+        <w:tab/>
+      </w:r>
+      <w:r>
+        <w:t xml:space="preserve">│      │   Divide &amp;    </w:t>
+      </w:r>
+      <w:r>
+        <w:tab/>
+      </w:r>
+      <w:r>
+        <w:t xml:space="preserve"> </w:t>
+      </w:r>
+      <w:r>
+        <w:t xml:space="preserve">   </w:t>
+      </w:r>
+      <w:r>
+        <w:t xml:space="preserve"> │      │     Greedy      │</w:t>
+      </w:r>
+    </w:p>
+    <w:p>
+      <w:r>
+        <w:t xml:space="preserve">│   Sequential    </w:t>
+      </w:r>
+      <w:r>
+        <w:tab/>
+      </w:r>
+      <w:r>
+        <w:tab/>
+      </w:r>
+      <w:r>
+        <w:t xml:space="preserve">│      │    Conquer      </w:t>
+      </w:r>
+      <w:r>
+        <w:tab/>
+        <w:t xml:space="preserve">    </w:t>
+      </w:r>
+      <w:r>
+        <w:t>│      │   Approaches    │</w:t>
+      </w:r>
+    </w:p>
+    <w:p>
+      <w:r>
+        <w:t xml:space="preserve">│ (Linear Search) </w:t>
+      </w:r>
+      <w:r>
+        <w:tab/>
+      </w:r>
+      <w:r>
+        <w:t>│      │  (Binary Search)</w:t>
+      </w:r>
+      <w:r>
+        <w:tab/>
+        <w:t xml:space="preserve">   </w:t>
+      </w:r>
+      <w:r>
+        <w:t>│      │  (Dijkstra's)   │</w:t>
+      </w:r>
+    </w:p>
+    <w:p>
+      <w:r>
+        <w:t>└─────────────────┘      └─────────────────┘      └─────────────────┘</w:t>
+      </w:r>
+    </w:p>
+    <w:p>
+      <w:r>
+        <w:t xml:space="preserve">         ┌────────────────────────</w:t>
+      </w:r>
+      <w:r>
+        <w:rPr>
+          <w:rFonts w:ascii="MS Gothic" w:eastAsia="MS Gothic" w:hAnsi="MS Gothic" w:cs="MS Gothic" w:hint="eastAsia"/>
+        </w:rPr>
+        <w:t>┼</w:t>
+      </w:r>
+      <w:r>
+        <w:rPr>
+          <w:rFonts w:ascii="Calibri" w:hAnsi="Calibri" w:cs="Calibri"/>
+        </w:rPr>
+        <w:t>────────────────────────┐</w:t>
+      </w:r>
+    </w:p>
+    <w:p>
+      <w:r>
+        <w:t>┌────────</w:t>
+      </w:r>
+      <w:r>
+        <w:rPr>
+          <w:rFonts w:ascii="Arial" w:hAnsi="Arial" w:cs="Arial"/>
+        </w:rPr>
+        <w:t>▼</w:t>
+      </w:r>
+      <w:r>
+        <w:rPr>
+          <w:rFonts w:ascii="Calibri" w:hAnsi="Calibri" w:cs="Calibri"/>
+        </w:rPr>
+        <w:t>────────┐</w:t>
+      </w:r>
+      <w:r>
+        <w:t xml:space="preserve">      </w:t>
+      </w:r>
+      <w:r>
+        <w:rPr>
+          <w:rFonts w:ascii="Calibri" w:hAnsi="Calibri" w:cs="Calibri"/>
+        </w:rPr>
+        <w:t>┌────────</w:t>
+      </w:r>
+      <w:r>
+        <w:rPr>
+          <w:rFonts w:ascii="Arial" w:hAnsi="Arial" w:cs="Arial"/>
+        </w:rPr>
+        <w:t>▼</w:t>
+      </w:r>
+      <w:r>
+        <w:rPr>
+          <w:rFonts w:ascii="Calibri" w:hAnsi="Calibri" w:cs="Calibri"/>
+        </w:rPr>
+        <w:t>────────┐</w:t>
+      </w:r>
+      <w:r>
+        <w:t xml:space="preserve">      </w:t>
+      </w:r>
+      <w:r>
+        <w:rPr>
+          <w:rFonts w:ascii="Calibri" w:hAnsi="Calibri" w:cs="Calibri"/>
+        </w:rPr>
+        <w:t>┌────────</w:t>
+      </w:r>
+      <w:r>
+        <w:rPr>
+          <w:rFonts w:ascii="Arial" w:hAnsi="Arial" w:cs="Arial"/>
+        </w:rPr>
+        <w:t>▼</w:t>
+      </w:r>
+      <w:r>
+        <w:rPr>
+          <w:rFonts w:ascii="Calibri" w:hAnsi="Calibri" w:cs="Calibri"/>
+        </w:rPr>
+        <w:t>────────┐</w:t>
+      </w:r>
+    </w:p>
+    <w:p>
+      <w:r>
+        <w:t xml:space="preserve">│     Dynamic     </w:t>
+      </w:r>
+      <w:r>
+        <w:tab/>
+      </w:r>
+      <w:r>
+        <w:tab/>
+      </w:r>
+      <w:r>
+        <w:t xml:space="preserve">│      │   Backtracking  </w:t>
+      </w:r>
+      <w:r>
+        <w:tab/>
+        <w:t xml:space="preserve">     </w:t>
+      </w:r>
+      <w:r>
+        <w:t>│      │   Randomized    │</w:t>
+      </w:r>
+    </w:p>
+    <w:p>
+      <w:r>
+        <w:t xml:space="preserve">│   Programming   </w:t>
+      </w:r>
+      <w:r>
+        <w:tab/>
+      </w:r>
+      <w:r>
+        <w:t xml:space="preserve">│      │   &amp; Recursion   </w:t>
+      </w:r>
+      <w:r>
+        <w:tab/>
+        <w:t xml:space="preserve">     </w:t>
+      </w:r>
+      <w:r>
+        <w:t>│      │   Algorithms    │</w:t>
+      </w:r>
+    </w:p>
+    <w:p>
+      <w:r>
+        <w:t xml:space="preserve">│ (0/1 Knapsack)  </w:t>
+      </w:r>
+      <w:r>
+        <w:tab/>
+      </w:r>
+      <w:r>
+        <w:t xml:space="preserve">│      │   (N-Queens)    </w:t>
+      </w:r>
+      <w:r>
+        <w:tab/>
+        <w:t xml:space="preserve">     </w:t>
+      </w:r>
+      <w:r>
+        <w:t>│      │  (Quick Sort)   │</w:t>
+      </w:r>
+    </w:p>
+    <w:p>
+      <w:r>
+        <w:t>└─────────────────┘      └─────────────────┘      └─────────────────┘</w:t>
+      </w:r>
+    </w:p>
+    <w:p>
+      <w:pPr>
+        <w:rPr>
+          <w:b/>
+          <w:bCs/>
+        </w:rPr>
+      </w:pPr>
+      <w:r>
+        <w:rPr>
+          <w:b/>
+          <w:bCs/>
+        </w:rPr>
+        <w:t>A. Brute Force (Simple Sequential)</w:t>
+      </w:r>
+    </w:p>
+    <w:p>
+      <w:r>
+        <w:t>The most straightforward approach to solving a problem. It checks all possible solutions sequentially until the correct one is found.</w:t>
+      </w:r>
+    </w:p>
+    <w:p>
+      <w:pPr>
+        <w:numPr>
+          <w:ilvl w:val="0"/>
+          <w:numId w:val="77"/>
+        </w:numPr>
+      </w:pPr>
+      <w:r>
+        <w:rPr>
+          <w:b/>
+          <w:bCs/>
+        </w:rPr>
+        <w:t>Example:</w:t>
+      </w:r>
+      <w:r>
+        <w:t xml:space="preserve"> Linear Search, Selection Sort.</w:t>
+      </w:r>
+    </w:p>
+    <w:p>
+      <w:pPr>
+        <w:rPr>
+          <w:b/>
+          <w:bCs/>
+        </w:rPr>
+      </w:pPr>
+      <w:r>
+        <w:rPr>
+          <w:b/>
+          <w:bCs/>
+        </w:rPr>
+        <w:t>B. Divide and Conquer</w:t>
+      </w:r>
+    </w:p>
+    <w:p>
+      <w:r>
+        <w:t>A strategy that breaks a large, complex problem down into smaller sub-problems, solves the sub-problems recursively, and then combines their results to solve the original problem.</w:t>
+      </w:r>
+    </w:p>
+    <w:p>
+      <w:pPr>
+        <w:numPr>
+          <w:ilvl w:val="0"/>
+          <w:numId w:val="78"/>
+        </w:numPr>
+      </w:pPr>
+      <w:r>
+        <w:rPr>
+          <w:b/>
+          <w:bCs/>
+        </w:rPr>
+        <w:t>Example:</w:t>
+      </w:r>
+      <w:r>
+        <w:t xml:space="preserve"> Binary Search, Merge Sort, Quick Sort.</w:t>
+      </w:r>
+    </w:p>
+    <w:p>
+      <w:pPr>
+        <w:rPr>
+          <w:b/>
+          <w:bCs/>
+        </w:rPr>
+      </w:pPr>
+      <w:r>
+        <w:rPr>
+          <w:b/>
+          <w:bCs/>
+        </w:rPr>
+        <w:t>C. Greedy Algorithms</w:t>
+      </w:r>
+    </w:p>
+    <w:p>
+      <w:r>
+        <w:t>An optimization paradigm that makes the locally optimal choice at each step with the hope of finding a globally optimal solution. It never backtracks on its choices.</w:t>
+      </w:r>
+    </w:p>
+    <w:p>
+      <w:pPr>
+        <w:numPr>
+          <w:ilvl w:val="0"/>
+          <w:numId w:val="79"/>
+        </w:numPr>
+      </w:pPr>
+      <w:r>
+        <w:rPr>
+          <w:b/>
+          <w:bCs/>
+        </w:rPr>
+        <w:t>Example:</w:t>
+      </w:r>
+      <w:r>
+        <w:t xml:space="preserve"> Dijkstra's Shortest Path, Prim's Minimum Spanning Tree.</w:t>
+      </w:r>
+    </w:p>
+    <w:p>
+      <w:pPr>
+        <w:rPr>
+          <w:b/>
+          <w:bCs/>
+        </w:rPr>
+      </w:pPr>
+      <w:r>
+        <w:rPr>
+          <w:b/>
+          <w:bCs/>
+        </w:rPr>
+        <w:t>D. Dynamic Programming (DP)</w:t>
+      </w:r>
+    </w:p>
+    <w:p>
+      <w:r>
+        <w:t xml:space="preserve">Similar to Divide and Conquer, but optimized for problems with </w:t>
+      </w:r>
+      <w:r>
+        <w:rPr>
+          <w:b/>
+          <w:bCs/>
+        </w:rPr>
+        <w:t>overlapping sub-problems</w:t>
+      </w:r>
+      <w:r>
+        <w:t>. It solves each sub-problem exactly once and stores the result in a table (memoization) to avoid redundant computations.</w:t>
+      </w:r>
+    </w:p>
+    <w:p>
+      <w:pPr>
+        <w:numPr>
+          <w:ilvl w:val="0"/>
+          <w:numId w:val="80"/>
+        </w:numPr>
+      </w:pPr>
+      <w:r>
+        <w:rPr>
+          <w:b/>
+          <w:bCs/>
+        </w:rPr>
+        <w:t>Example:</w:t>
+      </w:r>
+      <w:r>
+        <w:t xml:space="preserve"> Fibonacci Numbers, Floyd-Warshall Algorithm, 0/1 Knapsack.</w:t>
+      </w:r>
+    </w:p>
+    <w:p>
+      <w:pPr>
+        <w:rPr>
+          <w:b/>
+          <w:bCs/>
+        </w:rPr>
+      </w:pPr>
+      <w:r>
+        <w:rPr>
+          <w:b/>
+          <w:bCs/>
+        </w:rPr>
+        <w:t>E. Backtracking</w:t>
+      </w:r>
+    </w:p>
+    <w:p>
+      <w:r>
+        <w:lastRenderedPageBreak/>
+        <w:t>A systematic way of searching the entire solution space by trying to build a solution step-by-step. If a step leads to a dead-end, the algorithm backtracks (undoes the last step) and tries a different path.</w:t>
+      </w:r>
+    </w:p>
+    <w:p>
+      <w:pPr>
+        <w:numPr>
+          <w:ilvl w:val="0"/>
+          <w:numId w:val="81"/>
+        </w:numPr>
+      </w:pPr>
+      <w:r>
+        <w:rPr>
+          <w:b/>
+          <w:bCs/>
+        </w:rPr>
+        <w:t>Example:</w:t>
+      </w:r>
+      <w:r>
+        <w:t xml:space="preserve"> N-Queens Problem, Sudoku Solvers, Maze Pathfinding.</w:t>
+      </w:r>
+    </w:p>
+    <w:p>
+      <w:pPr>
+        <w:pStyle w:val="ListParagraph"/>
+        <w:rPr>
+          <w:b/>
+          <w:bCs/>
+        </w:rPr>
+      </w:pPr>
+    </w:p>
+    <w:p>
+      <w:pPr>
+        <w:rPr>
+          <w:b/>
+          <w:bCs/>
+          <w:sz w:val="28"/>
+        </w:rPr>
+      </w:pPr>
+      <w:r>
+        <w:rPr>
+          <w:b/>
+          <w:bCs/>
+          <w:sz w:val="28"/>
+        </w:rPr>
+        <w:t xml:space="preserve">XI. </w:t>
+      </w:r>
+      <w:r>
+        <w:rPr>
+          <w:b/>
+          <w:bCs/>
+          <w:sz w:val="28"/>
+        </w:rPr>
+        <w:t>Linear Search</w:t>
+      </w:r>
+    </w:p>
+    <w:p>
+      <w:r>
+        <w:rPr>
+          <w:b/>
+          <w:bCs/>
+        </w:rPr>
+        <w:t>Linear Search</w:t>
+      </w:r>
+      <w:r>
+        <w:t xml:space="preserve"> (also known as Sequential Search) is the most fundamental searching algorithm. It sequentially checks each element of a collection from left to right until a match is found or the collection is exhausted.</w:t>
+      </w:r>
+    </w:p>
+    <w:p>
+      <w:pPr>
+        <w:rPr>
+          <w:b/>
+          <w:bCs/>
+        </w:rPr>
+      </w:pPr>
+      <w:r>
+        <w:rPr>
+          <w:b/>
+          <w:bCs/>
+        </w:rPr>
+        <w:t>The Card Deck Analogy</w:t>
+      </w:r>
+    </w:p>
+    <w:p>
+      <w:r>
+        <w:t>Imagine someone hands you a shuffled deck of playing cards and asks you to find the Ace of Spades.</w:t>
+      </w:r>
+    </w:p>
+    <w:p>
+      <w:pPr>
+        <w:numPr>
+          <w:ilvl w:val="0"/>
+          <w:numId w:val="82"/>
+        </w:numPr>
+      </w:pPr>
+      <w:r>
+        <w:t>Because the deck is unsorted, you cannot make any assumptions about where the card might be.</w:t>
+      </w:r>
+    </w:p>
+    <w:p>
+      <w:pPr>
+        <w:numPr>
+          <w:ilvl w:val="0"/>
+          <w:numId w:val="82"/>
+        </w:numPr>
+      </w:pPr>
+      <w:r>
+        <w:t>You are forced to flip the first card, then the second card, then the third card, and so on.</w:t>
+      </w:r>
+    </w:p>
+    <w:p>
+      <w:pPr>
+        <w:numPr>
+          <w:ilvl w:val="0"/>
+          <w:numId w:val="82"/>
+        </w:numPr>
+      </w:pPr>
+      <w:r>
+        <w:t>This sequential, one-by-one verification is exactly how Linear Search operates on physical memory.</w:t>
+      </w:r>
+    </w:p>
+    <w:p>
+      <w:pPr>
+        <w:rPr>
+          <w:b/>
+          <w:bCs/>
+        </w:rPr>
+      </w:pPr>
+      <w:r>
+        <w:rPr>
+          <w:b/>
+          <w:bCs/>
+        </w:rPr>
+        <w:t>Mathematical Complexity Analysis</w:t>
+      </w:r>
+    </w:p>
+    <w:p>
+      <w:pPr>
+        <w:rPr>
+          <w:b/>
+          <w:bCs/>
+        </w:rPr>
+      </w:pPr>
+      <w:r>
+        <w:rPr>
+          <w:b/>
+          <w:bCs/>
+        </w:rPr>
+        <w:t>Time Complexity</w:t>
+      </w:r>
+    </w:p>
+    <w:p>
+      <w:pPr>
+        <w:numPr>
+          <w:ilvl w:val="0"/>
+          <w:numId w:val="83"/>
+        </w:numPr>
+      </w:pPr>
+      <w:r>
+        <w:rPr>
+          <w:b/>
+          <w:bCs/>
+        </w:rPr>
+        <w:t xml:space="preserve">Best Case: </w:t>
+      </w:r>
+      <w:r>
+        <w:t>$O(1)$ The target element is located at index 0 of the array. The loop executes exactly once and terminates.</w:t>
+      </w:r>
+    </w:p>
+    <w:p>
+      <w:pPr>
+        <w:numPr>
+          <w:ilvl w:val="0"/>
+          <w:numId w:val="83"/>
+        </w:numPr>
+      </w:pPr>
+      <w:r>
+        <w:rPr>
+          <w:b/>
+          <w:bCs/>
+        </w:rPr>
+        <w:t xml:space="preserve">Average Case: </w:t>
+      </w:r>
+      <w:r>
+        <w:t xml:space="preserve">$O(n)$ On average, the target element is located somewhere in the middle of the array (at position $n/2$). Because we drop constants in Big O notation: </w:t>
+      </w:r>
+    </w:p>
+    <w:p>
+      <w:r>
+        <w:t>$$\text{Complexity} = \frac{n}{2} \approx O(n)$$</w:t>
+      </w:r>
+    </w:p>
+    <w:p>
+      <w:pPr>
+        <w:numPr>
+          <w:ilvl w:val="0"/>
+          <w:numId w:val="83"/>
+        </w:numPr>
+      </w:pPr>
+      <w:r>
+        <w:rPr>
+          <w:b/>
+          <w:bCs/>
+        </w:rPr>
+        <w:t xml:space="preserve">Worst Case: </w:t>
+      </w:r>
+      <w:r>
+        <w:t>$O(n)$ The target element is located at the very last index ($n-1$) or is completely absent from the array, forcing the loop to run through all $n$ elements.</w:t>
+      </w:r>
+    </w:p>
+    <w:p>
+      <w:pPr>
+        <w:rPr>
+          <w:b/>
+          <w:bCs/>
+        </w:rPr>
+      </w:pPr>
+      <w:r>
+        <w:rPr>
+          <w:b/>
+          <w:bCs/>
+        </w:rPr>
+        <w:t>Space Complexity</w:t>
+      </w:r>
+    </w:p>
+    <w:p>
+      <w:pPr>
+        <w:numPr>
+          <w:ilvl w:val="0"/>
+          <w:numId w:val="84"/>
+        </w:numPr>
+      </w:pPr>
+      <w:r>
+        <w:rPr>
+          <w:b/>
+          <w:bCs/>
+        </w:rPr>
+        <w:t xml:space="preserve">Auxiliary Space: </w:t>
+      </w:r>
+      <w:r>
+        <w:t xml:space="preserve">$O(1)$ Linear Search is an </w:t>
+      </w:r>
+      <w:r>
+        <w:rPr>
+          <w:b/>
+          <w:bCs/>
+        </w:rPr>
+        <w:t>in-place</w:t>
+      </w:r>
+      <w:r>
+        <w:t xml:space="preserve"> algorithm. It only requires a single index variable (i) to traverse the array, regardless of how large the array grows.</w:t>
+      </w:r>
+    </w:p>
+    <w:p>
+      <w:pPr>
+        <w:rPr>
+          <w:b/>
+          <w:bCs/>
+        </w:rPr>
+      </w:pPr>
+      <w:r>
+        <w:rPr>
+          <w:b/>
+          <w:bCs/>
+        </w:rPr>
+        <w:t>Architectural Trade-offs: Linear vs. Binary Search</w:t>
+      </w:r>
+    </w:p>
+    <w:p>
+      <w:r>
+        <w:t>While Linear Search is simple, you must know when to use it over more complex search strategies like Binary Search ($O(\log n)$):</w:t>
+      </w:r>
+    </w:p>
+    <w:tbl>
+      <w:tblPr>
+        <w:tblW w:w="0" w:type="auto"/>
+        <w:tblCellSpacing w:w="15" w:type="dxa"/>
+        <w:tblCellMar>
+          <w:top w:w="15" w:type="dxa"/>
+          <w:left w:w="15" w:type="dxa"/>
+          <w:bottom w:w="15" w:type="dxa"/>
+          <w:right w:w="15" w:type="dxa"/>
+        </w:tblCellMar>
+        <w:tblLook w:val="04A0" w:firstRow="1" w:lastRow="0" w:firstColumn="1" w:lastColumn="0" w:noHBand="0" w:noVBand="1"/>
+      </w:tblPr>
+      <w:tblGrid>
+        <w:gridCol w:w="1598"/>
+        <w:gridCol w:w="3673"/>
+        <w:gridCol w:w="3755"/>
+      </w:tblGrid>
+      <w:tr>
+        <w:trPr>
+          <w:tblCellSpacing w:w="15" w:type="dxa"/>
+        </w:trPr>
+        <w:tc>
+          <w:tcPr>
+            <w:tcW w:w="0" w:type="auto"/>
+            <w:vAlign w:val="center"/>
+            <w:hideMark/>
+          </w:tcPr>
+          <w:p>
+            <w:pPr>
+              <w:rPr>
+                <w:b/>
+                <w:bCs/>
+              </w:rPr>
+            </w:pPr>
+            <w:r>
+              <w:rPr>
+                <w:b/>
+                <w:bCs/>
+              </w:rPr>
+              <w:t>Feature</w:t>
+            </w:r>
+          </w:p>
+        </w:tc>
+        <w:tc>
+          <w:tcPr>
+            <w:tcW w:w="0" w:type="auto"/>
+            <w:vAlign w:val="center"/>
+            <w:hideMark/>
+          </w:tcPr>
+          <w:p>
+            <w:pPr>
+              <w:rPr>
+                <w:b/>
+                <w:bCs/>
+              </w:rPr>
+            </w:pPr>
+            <w:r>
+              <w:rPr>
+                <w:b/>
+                <w:bCs/>
+              </w:rPr>
+              <w:t>Linear Search</w:t>
+            </w:r>
+          </w:p>
+        </w:tc>
+        <w:tc>
+          <w:tcPr>
+            <w:tcW w:w="0" w:type="auto"/>
+            <w:vAlign w:val="center"/>
+            <w:hideMark/>
+          </w:tcPr>
+          <w:p>
+            <w:pPr>
+              <w:rPr>
+                <w:b/>
+                <w:bCs/>
+              </w:rPr>
+            </w:pPr>
+            <w:r>
+              <w:rPr>
+                <w:b/>
+                <w:bCs/>
+              </w:rPr>
+              <w:t>Binary Search</w:t>
+            </w:r>
+          </w:p>
+        </w:tc>
+      </w:tr>
+      <w:tr>
+        <w:trPr>
+          <w:tblCellSpacing w:w="15" w:type="dxa"/>
+        </w:trPr>
+        <w:tc>
+          <w:tcPr>
+            <w:tcW w:w="0" w:type="auto"/>
+            <w:vAlign w:val="center"/>
+            <w:hideMark/>
+          </w:tcPr>
+          <w:p>
+            <w:r>
+              <w:rPr>
+                <w:b/>
+                <w:bCs/>
+              </w:rPr>
+              <w:t>Prerequisite</w:t>
+            </w:r>
+          </w:p>
+        </w:tc>
+        <w:tc>
+          <w:tcPr>
+            <w:tcW w:w="0" w:type="auto"/>
+            <w:vAlign w:val="center"/>
+            <w:hideMark/>
+          </w:tcPr>
+          <w:p>
+            <w:r>
+              <w:t>None (Works on sorted or unsorted collections)</w:t>
+            </w:r>
+          </w:p>
+        </w:tc>
+        <w:tc>
+          <w:tcPr>
+            <w:tcW w:w="0" w:type="auto"/>
+            <w:vAlign w:val="center"/>
+            <w:hideMark/>
+          </w:tcPr>
+          <w:p>
+            <w:r>
+              <w:rPr>
+                <w:b/>
+                <w:bCs/>
+              </w:rPr>
+              <w:t>Strictly Sorted Array</w:t>
+            </w:r>
+          </w:p>
+        </w:tc>
+      </w:tr>
+      <w:tr>
+        <w:trPr>
+          <w:tblCellSpacing w:w="15" w:type="dxa"/>
+        </w:trPr>
+        <w:tc>
+          <w:tcPr>
+            <w:tcW w:w="0" w:type="auto"/>
+            <w:vAlign w:val="center"/>
+            <w:hideMark/>
+          </w:tcPr>
+          <w:p>
+            <w:r>
+              <w:rPr>
+                <w:b/>
+                <w:bCs/>
+              </w:rPr>
+              <w:lastRenderedPageBreak/>
+              <w:t>Data Structure</w:t>
+            </w:r>
+          </w:p>
+        </w:tc>
+        <w:tc>
+          <w:tcPr>
+            <w:tcW w:w="0" w:type="auto"/>
+            <w:vAlign w:val="center"/>
+            <w:hideMark/>
+          </w:tcPr>
+          <w:p>
+            <w:r>
+              <w:t>Array, Linked List, Strings, 2D Arrays</w:t>
+            </w:r>
+          </w:p>
+        </w:tc>
+        <w:tc>
+          <w:tcPr>
+            <w:tcW w:w="0" w:type="auto"/>
+            <w:vAlign w:val="center"/>
+            <w:hideMark/>
+          </w:tcPr>
+          <w:p>
+            <w:r>
+              <w:t>Array only (Requires instant $O(1)$ index access)</w:t>
+            </w:r>
+          </w:p>
+        </w:tc>
+      </w:tr>
+      <w:tr>
+        <w:trPr>
+          <w:tblCellSpacing w:w="15" w:type="dxa"/>
+        </w:trPr>
+        <w:tc>
+          <w:tcPr>
+            <w:tcW w:w="0" w:type="auto"/>
+            <w:vAlign w:val="center"/>
+            <w:hideMark/>
+          </w:tcPr>
+          <w:p>
+            <w:r>
+              <w:rPr>
+                <w:b/>
+                <w:bCs/>
+              </w:rPr>
+              <w:t>Worst-Case Time</w:t>
+            </w:r>
+          </w:p>
+        </w:tc>
+        <w:tc>
+          <w:tcPr>
+            <w:tcW w:w="0" w:type="auto"/>
+            <w:vAlign w:val="center"/>
+            <w:hideMark/>
+          </w:tcPr>
+          <w:p>
+            <w:r>
+              <w:t>$O(n)$</w:t>
+            </w:r>
+          </w:p>
+        </w:tc>
+        <w:tc>
+          <w:tcPr>
+            <w:tcW w:w="0" w:type="auto"/>
+            <w:vAlign w:val="center"/>
+            <w:hideMark/>
+          </w:tcPr>
+          <w:p>
+            <w:r>
+              <w:t>$O(\log n)$</w:t>
+            </w:r>
+          </w:p>
+        </w:tc>
+      </w:tr>
+      <w:tr>
+        <w:trPr>
+          <w:tblCellSpacing w:w="15" w:type="dxa"/>
+        </w:trPr>
+        <w:tc>
+          <w:tcPr>
+            <w:tcW w:w="0" w:type="auto"/>
+            <w:vAlign w:val="center"/>
+            <w:hideMark/>
+          </w:tcPr>
+          <w:p>
+            <w:r>
+              <w:rPr>
+                <w:b/>
+                <w:bCs/>
+              </w:rPr>
+              <w:t>Implementation</w:t>
+            </w:r>
+          </w:p>
+        </w:tc>
+        <w:tc>
+          <w:tcPr>
+            <w:tcW w:w="0" w:type="auto"/>
+            <w:vAlign w:val="center"/>
+            <w:hideMark/>
+          </w:tcPr>
+          <w:p>
+            <w:r>
+              <w:t>Extremely simple (Single loop)</w:t>
+            </w:r>
+          </w:p>
+        </w:tc>
+        <w:tc>
+          <w:tcPr>
+            <w:tcW w:w="0" w:type="auto"/>
+            <w:vAlign w:val="center"/>
+            <w:hideMark/>
+          </w:tcPr>
+          <w:p>
+            <w:r>
+              <w:t>Moderate (Requires binary division of pointers)</w:t>
+            </w:r>
+          </w:p>
+        </w:tc>
+      </w:tr>
+      <w:tr>
+        <w:trPr>
+          <w:tblCellSpacing w:w="15" w:type="dxa"/>
+        </w:trPr>
+        <w:tc>
+          <w:tcPr>
+            <w:tcW w:w="0" w:type="auto"/>
+            <w:vAlign w:val="center"/>
+            <w:hideMark/>
+          </w:tcPr>
+          <w:p>
+            <w:r>
+              <w:rPr>
+                <w:b/>
+                <w:bCs/>
+              </w:rPr>
+              <w:t>Best Used For</w:t>
+            </w:r>
+          </w:p>
+        </w:tc>
+        <w:tc>
+          <w:tcPr>
+            <w:tcW w:w="0" w:type="auto"/>
+            <w:vAlign w:val="center"/>
+            <w:hideMark/>
+          </w:tcPr>
+          <w:p>
+            <w:r>
+              <w:t>Small datasets ($n &lt; 100$) or unsorted data</w:t>
+            </w:r>
+          </w:p>
+        </w:tc>
+        <w:tc>
+          <w:tcPr>
+            <w:tcW w:w="0" w:type="auto"/>
+            <w:vAlign w:val="center"/>
+            <w:hideMark/>
+          </w:tcPr>
+          <w:p>
+            <w:r>
+              <w:t>Large, static, pre-sorted datasets</w:t>
+            </w:r>
+          </w:p>
+        </w:tc>
+      </w:tr>
+    </w:tbl>
+    <w:p>
+      <w:pPr>
+        <w:rPr>
+          <w:b/>
+          <w:bCs/>
+        </w:rPr>
+      </w:pPr>
+    </w:p>
+    <w:p>
+      <w:pPr>
+        <w:rPr>
+          <w:b/>
+          <w:bCs/>
+        </w:rPr>
+      </w:pPr>
+      <w:r>
+        <w:rPr>
+          <w:b/>
+          <w:bCs/>
+        </w:rPr>
+        <w:t>Code</w:t>
+      </w:r>
+      <w:r>
+        <w:rPr>
+          <w:b/>
+          <w:bCs/>
+        </w:rPr>
+        <w:t>:</w:t>
+      </w:r>
+    </w:p>
+    <w:p>
+      <w:r>
+        <w:t>package algorithm.search;</w:t>
+      </w:r>
+    </w:p>
+    <w:p/>
+    <w:p>
+      <w:r>
+        <w:t>import java.util.Arrays;</w:t>
+      </w:r>
+    </w:p>
+    <w:p/>
+    <w:p>
+      <w:r>
+        <w:t>/**</w:t>
+      </w:r>
+    </w:p>
+    <w:p>
+      <w:r>
+        <w:t> * An optimized and corrected implementation of the Linear Search algorithm.</w:t>
+      </w:r>
+    </w:p>
+    <w:p>
+      <w:r>
+        <w:t> * Demonstrates sequential scanning over 1D arrays, Strings, and 2D arrays.</w:t>
+      </w:r>
+    </w:p>
+    <w:p>
+      <w:r>
+        <w:t> */</w:t>
+      </w:r>
+    </w:p>
+    <w:p>
+      <w:r>
+        <w:t>class LinearSearch {</w:t>
+      </w:r>
+    </w:p>
+    <w:p/>
+    <w:p>
+      <w:r>
+        <w:t>    /**</w:t>
+      </w:r>
+    </w:p>
+    <w:p>
+      <w:r>
+        <w:t>     * Searches for a target integer in a 1D array.</w:t>
+      </w:r>
+    </w:p>
+    <w:p>
+      <w:r>
+        <w:t>     * Time Complexity: O(n) worst-case, O(1) best-case.</w:t>
+      </w:r>
+    </w:p>
+    <w:p>
+      <w:r>
+        <w:t>     * Space Complexity: O(1) auxiliary.</w:t>
+      </w:r>
+    </w:p>
+    <w:p>
+      <w:r>
+        <w:t xml:space="preserve">     * </w:t>
+      </w:r>
+    </w:p>
+    <w:p>
+      <w:r>
+        <w:t>     * @param array The array to scan</w:t>
+      </w:r>
+    </w:p>
+    <w:p>
+      <w:r>
+        <w:t>     * @param target The target integer</w:t>
+      </w:r>
+    </w:p>
+    <w:p>
+      <w:r>
+        <w:t>     * @return The index of the target, or -1 if not found</w:t>
+      </w:r>
+    </w:p>
+    <w:p>
+      <w:r>
+        <w:t>     */</w:t>
+      </w:r>
+    </w:p>
+    <w:p>
+      <w:r>
+        <w:t>    public static int find(int[] array, int target) {</w:t>
+      </w:r>
+    </w:p>
+    <w:p>
+      <w:r>
+        <w:t>        for (int i = 0; i &lt; array.length; i++) {</w:t>
+      </w:r>
+    </w:p>
+    <w:p>
+      <w:r>
+        <w:t>            if (array[i] == target) {</w:t>
+      </w:r>
+    </w:p>
+    <w:p>
+      <w:r>
+        <w:lastRenderedPageBreak/>
+        <w:t>                return i; // Instant termination on match</w:t>
+      </w:r>
+    </w:p>
+    <w:p>
+      <w:r>
+        <w:t>            }</w:t>
+      </w:r>
+    </w:p>
+    <w:p>
+      <w:r>
+        <w:t>        }</w:t>
+      </w:r>
+    </w:p>
+    <w:p>
+      <w:r>
+        <w:t>        return -1; // Target not found</w:t>
+      </w:r>
+    </w:p>
+    <w:p>
+      <w:r>
+        <w:t>    }</w:t>
+      </w:r>
+    </w:p>
+    <w:p/>
+    <w:p>
+      <w:r>
+        <w:t>    /**</w:t>
+      </w:r>
+    </w:p>
+    <w:p>
+      <w:r>
+        <w:t>     * Checks if a target integer exists within a 1D array.</w:t>
+      </w:r>
+    </w:p>
+    <w:p>
+      <w:r>
+        <w:t xml:space="preserve">     * </w:t>
+      </w:r>
+    </w:p>
+    <w:p>
+      <w:r>
+        <w:t>     * @param array The array to scan</w:t>
+      </w:r>
+    </w:p>
+    <w:p>
+      <w:r>
+        <w:t>     * @param target The target integer</w:t>
+      </w:r>
+    </w:p>
+    <w:p>
+      <w:r>
+        <w:t>     * @return true if the element exists, false otherwise</w:t>
+      </w:r>
+    </w:p>
+    <w:p>
+      <w:r>
+        <w:t>     */</w:t>
+      </w:r>
+    </w:p>
+    <w:p>
+      <w:r>
+        <w:t>    public static boolean contains(int[] array, int target) {</w:t>
+      </w:r>
+    </w:p>
+    <w:p>
+      <w:r>
+        <w:t>        for (int element : array) { // Use enhanced for-loop when indices aren't required</w:t>
+      </w:r>
+    </w:p>
+    <w:p>
+      <w:r>
+        <w:t>            if (element == target) {</w:t>
+      </w:r>
+    </w:p>
+    <w:p>
+      <w:r>
+        <w:t>                return true;</w:t>
+      </w:r>
+    </w:p>
+    <w:p>
+      <w:r>
+        <w:t>            }</w:t>
+      </w:r>
+    </w:p>
+    <w:p>
+      <w:r>
+        <w:t>        }</w:t>
+      </w:r>
+    </w:p>
+    <w:p>
+      <w:r>
+        <w:t>        return false;</w:t>
+      </w:r>
+    </w:p>
+    <w:p>
+      <w:r>
+        <w:t>    }</w:t>
+      </w:r>
+    </w:p>
+    <w:p/>
+    <w:p>
+      <w:r>
+        <w:t>    /**</w:t>
+      </w:r>
+    </w:p>
+    <w:p>
+      <w:r>
+        <w:t>     * Searches for a target character in a String.</w:t>
+      </w:r>
+    </w:p>
+    <w:p>
+      <w:r>
+        <w:t>     * Time Complexity: O(n) where n is the length of the string.</w:t>
+      </w:r>
+    </w:p>
+    <w:p>
+      <w:r>
+        <w:t xml:space="preserve">     * </w:t>
+      </w:r>
+    </w:p>
+    <w:p>
+      <w:r>
+        <w:t>     * @param str The string to scan</w:t>
+      </w:r>
+    </w:p>
+    <w:p>
+      <w:r>
+        <w:t>     * @param target The target character</w:t>
+      </w:r>
+    </w:p>
+    <w:p>
+      <w:r>
+        <w:t>     * @return The index of the character, or -1 if not found</w:t>
+      </w:r>
+    </w:p>
+    <w:p>
+      <w:r>
+        <w:t>     */</w:t>
+      </w:r>
+    </w:p>
+    <w:p>
+      <w:r>
+        <w:t>    public static int find(String str, char target) {</w:t>
+      </w:r>
+    </w:p>
+    <w:p>
+      <w:r>
+        <w:lastRenderedPageBreak/>
+        <w:t>        if (str == null || str.isEmpty()) {</w:t>
+      </w:r>
+    </w:p>
+    <w:p>
+      <w:r>
+        <w:t>            return -1;</w:t>
+      </w:r>
+    </w:p>
+    <w:p>
+      <w:r>
+        <w:t>        }</w:t>
+      </w:r>
+    </w:p>
+    <w:p>
+      <w:r>
+        <w:t>        for (int i = 0; i &lt; str.length(); i++) {</w:t>
+      </w:r>
+    </w:p>
+    <w:p>
+      <w:r>
+        <w:t>            if (str.charAt(i) == target) {</w:t>
+      </w:r>
+    </w:p>
+    <w:p>
+      <w:r>
+        <w:t>                return i;</w:t>
+      </w:r>
+    </w:p>
+    <w:p>
+      <w:r>
+        <w:t>            }</w:t>
+      </w:r>
+    </w:p>
+    <w:p>
+      <w:r>
+        <w:t>        }</w:t>
+      </w:r>
+    </w:p>
+    <w:p>
+      <w:r>
+        <w:t>        return -1;</w:t>
+      </w:r>
+    </w:p>
+    <w:p>
+      <w:r>
+        <w:t>    }</w:t>
+      </w:r>
+    </w:p>
+    <w:p/>
+    <w:p>
+      <w:r>
+        <w:t>    /**</w:t>
+      </w:r>
+    </w:p>
+    <w:p>
+      <w:r>
+        <w:t>     * Checks if a target character exists within a String.</w:t>
+      </w:r>
+    </w:p>
+    <w:p>
+      <w:r>
+        <w:t xml:space="preserve">     * </w:t>
+      </w:r>
+    </w:p>
+    <w:p>
+      <w:r>
+        <w:t>     * @param str The string to scan</w:t>
+      </w:r>
+    </w:p>
+    <w:p>
+      <w:r>
+        <w:t>     * @param target The target character</w:t>
+      </w:r>
+    </w:p>
+    <w:p>
+      <w:r>
+        <w:t>     * @return true if the character exists, false otherwise</w:t>
+      </w:r>
+    </w:p>
+    <w:p>
+      <w:r>
+        <w:t>     */</w:t>
+      </w:r>
+    </w:p>
+    <w:p>
+      <w:r>
+        <w:t>    public static boolean contains(String str, char target) {</w:t>
+      </w:r>
+    </w:p>
+    <w:p>
+      <w:r>
+        <w:t>        if (str == null) {</w:t>
+      </w:r>
+    </w:p>
+    <w:p>
+      <w:r>
+        <w:t>            return false;</w:t>
+      </w:r>
+    </w:p>
+    <w:p>
+      <w:r>
+        <w:t>        }</w:t>
+      </w:r>
+    </w:p>
+    <w:p>
+      <w:r>
+        <w:t>        for (int i = 0; i &lt; str.length(); i++) {</w:t>
+      </w:r>
+    </w:p>
+    <w:p>
+      <w:r>
+        <w:t>            if (str.charAt(i) == target) {</w:t>
+      </w:r>
+    </w:p>
+    <w:p>
+      <w:r>
+        <w:t>                return true;</w:t>
+      </w:r>
+    </w:p>
+    <w:p>
+      <w:r>
+        <w:t>            }</w:t>
+      </w:r>
+    </w:p>
+    <w:p>
+      <w:r>
+        <w:t>        }</w:t>
+      </w:r>
+    </w:p>
+    <w:p>
+      <w:r>
+        <w:t>        return false;</w:t>
+      </w:r>
+    </w:p>
+    <w:p>
+      <w:r>
+        <w:t>    }</w:t>
+      </w:r>
+    </w:p>
+    <w:p/>
+    <w:p>
+      <w:r>
+        <w:t>    /**</w:t>
+      </w:r>
+    </w:p>
+    <w:p>
+      <w:r>
+        <w:lastRenderedPageBreak/>
+        <w:t>     * Searches a 2D grid array for a target integer.</w:t>
+      </w:r>
+    </w:p>
+    <w:p>
+      <w:r>
+        <w:t>     * Time Complexity: O(R * C) where R is the number of rows and C is columns.</w:t>
+      </w:r>
+    </w:p>
+    <w:p>
+      <w:r>
+        <w:t xml:space="preserve">     * </w:t>
+      </w:r>
+    </w:p>
+    <w:p>
+      <w:r>
+        <w:t>     * @param array The 2D array to scan</w:t>
+      </w:r>
+    </w:p>
+    <w:p>
+      <w:r>
+        <w:t>     * @param target The target integer</w:t>
+      </w:r>
+    </w:p>
+    <w:p>
+      <w:r>
+        <w:t>     * @return An array of size 2 containing {row, col}, or {-1, -1} if not found</w:t>
+      </w:r>
+    </w:p>
+    <w:p>
+      <w:r>
+        <w:t>     */</w:t>
+      </w:r>
+    </w:p>
+    <w:p>
+      <w:r>
+        <w:t>    public static int[] find(int[][] array, int target) {</w:t>
+      </w:r>
+    </w:p>
+    <w:p>
+      <w:r>
+        <w:t>        if (array == null || array.length == 0) {</w:t>
+      </w:r>
+    </w:p>
+    <w:p>
+      <w:r>
+        <w:t>            return new int[] {-1, -1};</w:t>
+      </w:r>
+    </w:p>
+    <w:p>
+      <w:r>
+        <w:t>        }</w:t>
+      </w:r>
+    </w:p>
+    <w:p/>
+    <w:p>
+      <w:r>
+        <w:t>        for (int i = 0; i &lt; array.length; i++) {</w:t>
+      </w:r>
+    </w:p>
+    <w:p>
+      <w:r>
+        <w:t>            // FIXED THE BUG: Changed 'i++' to 'j++' in the inner loop increment statement.</w:t>
+      </w:r>
+    </w:p>
+    <w:p>
+      <w:r>
+        <w:t>            // This prevents the infinite loop and ArrayIndexOutOfBoundsException.</w:t>
+      </w:r>
+    </w:p>
+    <w:p>
+      <w:r>
+        <w:t xml:space="preserve">            for (int j = 0; j &lt; array[i].length; j++) { </w:t>
+      </w:r>
+    </w:p>
+    <w:p>
+      <w:r>
+        <w:t>                if (array[i][j] == target) {</w:t>
+      </w:r>
+    </w:p>
+    <w:p>
+      <w:r>
+        <w:t>                    return new int[] {i, j};</w:t>
+      </w:r>
+    </w:p>
+    <w:p>
+      <w:r>
+        <w:t>                }</w:t>
+      </w:r>
+    </w:p>
+    <w:p>
+      <w:r>
+        <w:t>            }</w:t>
+      </w:r>
+    </w:p>
+    <w:p>
+      <w:r>
+        <w:t>        }</w:t>
+      </w:r>
+    </w:p>
+    <w:p>
+      <w:r>
+        <w:t>        return new int[] {-1, -1};</w:t>
+      </w:r>
+    </w:p>
+    <w:p>
+      <w:r>
+        <w:t>    }</w:t>
+      </w:r>
+    </w:p>
+    <w:p/>
+    <w:p>
+      <w:r>
+        <w:t>    /**</w:t>
+      </w:r>
+    </w:p>
+    <w:p>
+      <w:r>
+        <w:t>     * Checks if a target integer exists within a 2D grid array using an enhanced loop.</w:t>
+      </w:r>
+    </w:p>
+    <w:p>
+      <w:r>
+        <w:t xml:space="preserve">     * </w:t>
+      </w:r>
+    </w:p>
+    <w:p>
+      <w:r>
+        <w:t>     * @param array The 2D array to scan</w:t>
+      </w:r>
+    </w:p>
+    <w:p>
+      <w:r>
+        <w:t>     * @param target The target integer</w:t>
+      </w:r>
+    </w:p>
+    <w:p>
+      <w:r>
+        <w:t>     * @return true if found, false otherwise</w:t>
+      </w:r>
+    </w:p>
+    <w:p>
+      <w:r>
+        <w:t>     */</w:t>
+      </w:r>
+    </w:p>
+    <w:p>
+      <w:r>
+        <w:lastRenderedPageBreak/>
+        <w:t>    public static boolean contains(int[][] array, int target) {</w:t>
+      </w:r>
+    </w:p>
+    <w:p>
+      <w:r>
+        <w:t>        if (array == null) {</w:t>
+      </w:r>
+    </w:p>
+    <w:p>
+      <w:r>
+        <w:t>            return false;</w:t>
+      </w:r>
+    </w:p>
+    <w:p>
+      <w:r>
+        <w:t>        }</w:t>
+      </w:r>
+    </w:p>
+    <w:p>
+      <w:r>
+        <w:t>        for (int[] row : array) {</w:t>
+      </w:r>
+    </w:p>
+    <w:p>
+      <w:r>
+        <w:t>            for (int element : row) {</w:t>
+      </w:r>
+    </w:p>
+    <w:p>
+      <w:r>
+        <w:t>                if (element == target) {</w:t>
+      </w:r>
+    </w:p>
+    <w:p>
+      <w:r>
+        <w:t>                    return true;</w:t>
+      </w:r>
+    </w:p>
+    <w:p>
+      <w:r>
+        <w:t>                }</w:t>
+      </w:r>
+    </w:p>
+    <w:p>
+      <w:r>
+        <w:t>            }</w:t>
+      </w:r>
+    </w:p>
+    <w:p>
+      <w:r>
+        <w:t>        }</w:t>
+      </w:r>
+    </w:p>
+    <w:p>
+      <w:r>
+        <w:t>        return false;</w:t>
+      </w:r>
+    </w:p>
+    <w:p>
+      <w:r>
+        <w:t>    }</w:t>
+      </w:r>
+    </w:p>
+    <w:p>
+      <w:r>
+        <w:t>}</w:t>
+      </w:r>
+    </w:p>
+    <w:p/>
+    <w:p>
+      <w:r>
+        <w:t>public class LinearSearchAlgorithm {</w:t>
+      </w:r>
+    </w:p>
+    <w:p>
+      <w:r>
+        <w:t>    public static void main(String[] args) {</w:t>
+      </w:r>
+    </w:p>
+    <w:p>
+      <w:r>
+        <w:t>        System.out.println("=== LINEAR SEARCH ALGORITHM DEMO ===");</w:t>
+      </w:r>
+    </w:p>
+    <w:p>
+      <w:r>
+        <w:t xml:space="preserve">        </w:t>
+      </w:r>
+    </w:p>
+    <w:p>
+      <w:r>
+        <w:t>        int[] arr = {2, 3, 4, 1, 7, 5, 6};</w:t>
+      </w:r>
+    </w:p>
+    <w:p>
+      <w:r>
+        <w:t>        int target = 1;</w:t>
+      </w:r>
+    </w:p>
+    <w:p/>
+    <w:p>
+      <w:r>
+        <w:t>        // 1D Integer Array Demonstrations</w:t>
+      </w:r>
+    </w:p>
+    <w:p>
+      <w:r>
+        <w:t>        System.out.println("Find target '1' in arr: Index -&gt; " + LinearSearch.find(arr, target)); // Output: 3</w:t>
+      </w:r>
+    </w:p>
+    <w:p>
+      <w:r>
+        <w:t>        System.out.println("Find target '8' in arr: Index -&gt; " + LinearSearch.find(arr, 8));      // Output: -1</w:t>
+      </w:r>
+    </w:p>
+    <w:p>
+      <w:r>
+        <w:t>        System.out.println("Does arr contain '1'?: " + LinearSearch.contains(arr, target));       // Output: true</w:t>
+      </w:r>
+    </w:p>
+    <w:p/>
+    <w:p>
+      <w:r>
+        <w:t>        // String Demonstrations</w:t>
+      </w:r>
+    </w:p>
+    <w:p>
+      <w:r>
+        <w:t>        String str = "java programming";</w:t>
+      </w:r>
+    </w:p>
+    <w:p>
+      <w:r>
+        <w:t>        System.out.println("\nFind character 'j' in str: Index -&gt; " + LinearSearch.find(str, 'j')); // Output: 0</w:t>
+      </w:r>
+    </w:p>
+    <w:p>
+      <w:r>
+        <w:lastRenderedPageBreak/>
+        <w:t>        System.out.println("Does str contain 'z'?: " + LinearSearch.contains(str, 'z'));            // Output: false</w:t>
+      </w:r>
+    </w:p>
+    <w:p>
+      <w:r>
+        <w:t xml:space="preserve">        </w:t>
+      </w:r>
+    </w:p>
+    <w:p>
+      <w:r>
+        <w:t>        // 2D Array Demonstrations (Bug-free execution)</w:t>
+      </w:r>
+    </w:p>
+    <w:p>
+      <w:r>
+        <w:t>        int[][] arr2 = {</w:t>
+      </w:r>
+    </w:p>
+    <w:p>
+      <w:r>
+        <w:t>                {0, 1},</w:t>
+      </w:r>
+    </w:p>
+    <w:p>
+      <w:r>
+        <w:t>                {4, 5, 6},</w:t>
+      </w:r>
+    </w:p>
+    <w:p>
+      <w:r>
+        <w:t>                {9}</w:t>
+      </w:r>
+    </w:p>
+    <w:p>
+      <w:r>
+        <w:t>        };</w:t>
+      </w:r>
+    </w:p>
+    <w:p/>
+    <w:p>
+      <w:r>
+        <w:t>        System.out.println("\nFind '4' in 2D array: Coordinates -&gt; " + Arrays.toString(LinearSearch.find(arr2, 4))); // Output: [1, 0]</w:t>
+      </w:r>
+    </w:p>
+    <w:p>
+      <w:r>
+        <w:t>        System.out.println("Find '7' in 2D array: Coordinates -&gt; " + Arrays.toString(LinearSearch.find(arr2, 7))); // Output: [-1, -1]</w:t>
+      </w:r>
+    </w:p>
+    <w:p>
+      <w:r>
+        <w:t>        System.out.println("Does 2D array contain '4'?: " + LinearSearch.contains(arr2, 4));                        // Output: true</w:t>
+      </w:r>
+    </w:p>
+    <w:p>
+      <w:r>
+        <w:t>    }</w:t>
+      </w:r>
+    </w:p>
+    <w:p>
+      <w:r>
+        <w:t>}</w:t>
+      </w:r>
+    </w:p>
+    <w:p/>
+    <w:p>
+      <w:pPr>
+        <w:rPr>
+          <w:b/>
+          <w:bCs/>
+          <w:sz w:val="28"/>
+        </w:rPr>
+      </w:pPr>
+      <w:r>
+        <w:rPr>
+          <w:b/>
+          <w:bCs/>
+          <w:sz w:val="28"/>
+        </w:rPr>
+        <w:t>XII. Binary Search</w:t>
+      </w:r>
+    </w:p>
     <w:sectPr>
       <w:pgSz w:w="11906" w:h="16838"/>
       <w:pgMar w:top="1440" w:right="1440" w:bottom="1440" w:left="1440" w:header="708" w:footer="708" w:gutter="0"/>
@@ -20393,6 +22472,155 @@
 <file path=word/numbering.xml><?xml version="1.0" encoding="utf-8"?>
 <w:numbering xmlns:wpc="http://schemas.microsoft.com/office/word/2010/wordprocessingCanvas" xmlns:cx="http://schemas.microsoft.com/office/drawing/2014/chartex" xmlns:cx1="http://schemas.microsoft.com/office/drawing/2015/9/8/chartex" xmlns:cx2="http://schemas.microsoft.com/office/drawing/2015/10/21/chartex" xmlns:cx3="http://schemas.microsoft.com/office/drawing/2016/5/9/chartex" xmlns:cx4="http://schemas.microsoft.com/office/drawing/2016/5/10/chartex" xmlns:cx5="http://schemas.microsoft.com/office/drawing/2016/5/11/chartex" xmlns:cx6="http://schemas.microsoft.com/office/drawing/2016/5/12/chartex" xmlns:cx7="http://schemas.microsoft.com/office/drawing/2016/5/13/chartex" xmlns:cx8="http://schemas.microsoft.com/office/drawing/2016/5/14/chartex" xmlns:mc="http://schemas.openxmlformats.org/markup-compatibility/2006" xmlns:aink="http://schemas.microsoft.com/office/drawing/2016/ink" xmlns:am3d="http://schemas.microsoft.com/office/drawing/2017/model3d" xmlns:o="urn:schemas-microsoft-com:office:office" xmlns:oel="http://schemas.microsoft.com/office/2019/extlst" xmlns:r="http://schemas.openxmlformats.org/officeDocument/2006/relationships" xmlns:m="http://schemas.openxmlformats.org/officeDocument/2006/math" xmlns:v="urn:schemas-microsoft-com:vml" xmlns:wp14="http://schemas.microsoft.com/office/word/2010/wordprocessingDrawing" xmlns:wp="http://schemas.openxmlformats.org/drawingml/2006/wordprocessingDrawing" xmlns:w10="urn:schemas-microsoft-com:office:word" xmlns:w="http://schemas.openxmlformats.org/wordprocessingml/2006/main" xmlns:w14="http://schemas.microsoft.com/office/word/2010/wordml" xmlns:w15="http://schemas.microsoft.com/office/word/2012/wordml" xmlns:w16cex="http://schemas.microsoft.com/office/word/2018/wordml/cex" xmlns:w16cid="http://schemas.microsoft.com/office/word/2016/wordml/cid" xmlns:w16="http://schemas.microsoft.com/office/word/2018/wordml" xmlns:w16du="http://schemas.microsoft.com/office/word/2023/wordml/word16du" xmlns:w16sdtdh="http://schemas.microsoft.com/office/word/2020/wordml/sdtdatahash" xmlns:w16sdtfl="http://schemas.microsoft.com/office/word/2024/wordml/sdtformatlock" xmlns:w16se="http://schemas.microsoft.com/office/word/2015/wordml/symex" xmlns:wpg="http://schemas.microsoft.com/office/word/2010/wordprocessingGroup" xmlns:wpi="http://schemas.microsoft.com/office/word/2010/wordprocessingInk" xmlns:wne="http://schemas.microsoft.com/office/word/2006/wordml" xmlns:wps="http://schemas.microsoft.com/office/word/2010/wordprocessingShape" mc:Ignorable="w14 w15 w16se w16cid w16 w16cex w16sdtdh w16sdtfl w16du wp14">
   <w:abstractNum w:abstractNumId="0" w15:restartNumberingAfterBreak="0">
+    <w:nsid w:val="010D792B"/>
+    <w:multiLevelType w:val="multilevel"/>
+    <w:tmpl w:val="69FAF924"/>
+    <w:lvl w:ilvl="0">
+      <w:start w:val="1"/>
+      <w:numFmt w:val="bullet"/>
+      <w:lvlText w:val=""/>
+      <w:lvlJc w:val="left"/>
+      <w:pPr>
+        <w:tabs>
+          <w:tab w:val="num" w:pos="720"/>
+        </w:tabs>
+        <w:ind w:left="720" w:hanging="360"/>
+      </w:pPr>
+      <w:rPr>
+        <w:rFonts w:ascii="Symbol" w:hAnsi="Symbol" w:hint="default"/>
+        <w:sz w:val="20"/>
+      </w:rPr>
+    </w:lvl>
+    <w:lvl w:ilvl="1" w:tentative="1">
+      <w:start w:val="1"/>
+      <w:numFmt w:val="bullet"/>
+      <w:lvlText w:val="o"/>
+      <w:lvlJc w:val="left"/>
+      <w:pPr>
+        <w:tabs>
+          <w:tab w:val="num" w:pos="1440"/>
+        </w:tabs>
+        <w:ind w:left="1440" w:hanging="360"/>
+      </w:pPr>
+      <w:rPr>
+        <w:rFonts w:ascii="Courier New" w:hAnsi="Courier New" w:hint="default"/>
+        <w:sz w:val="20"/>
+      </w:rPr>
+    </w:lvl>
+    <w:lvl w:ilvl="2" w:tentative="1">
+      <w:start w:val="1"/>
+      <w:numFmt w:val="bullet"/>
+      <w:lvlText w:val=""/>
+      <w:lvlJc w:val="left"/>
+      <w:pPr>
+        <w:tabs>
+          <w:tab w:val="num" w:pos="2160"/>
+        </w:tabs>
+        <w:ind w:left="2160" w:hanging="360"/>
+      </w:pPr>
+      <w:rPr>
+        <w:rFonts w:ascii="Wingdings" w:hAnsi="Wingdings" w:hint="default"/>
+        <w:sz w:val="20"/>
+      </w:rPr>
+    </w:lvl>
+    <w:lvl w:ilvl="3" w:tentative="1">
+      <w:start w:val="1"/>
+      <w:numFmt w:val="bullet"/>
+      <w:lvlText w:val=""/>
+      <w:lvlJc w:val="left"/>
+      <w:pPr>
+        <w:tabs>
+          <w:tab w:val="num" w:pos="2880"/>
+        </w:tabs>
+        <w:ind w:left="2880" w:hanging="360"/>
+      </w:pPr>
+      <w:rPr>
+        <w:rFonts w:ascii="Wingdings" w:hAnsi="Wingdings" w:hint="default"/>
+        <w:sz w:val="20"/>
+      </w:rPr>
+    </w:lvl>
+    <w:lvl w:ilvl="4" w:tentative="1">
+      <w:start w:val="1"/>
+      <w:numFmt w:val="bullet"/>
+      <w:lvlText w:val=""/>
+      <w:lvlJc w:val="left"/>
+      <w:pPr>
+        <w:tabs>
+          <w:tab w:val="num" w:pos="3600"/>
+        </w:tabs>
+        <w:ind w:left="3600" w:hanging="360"/>
+      </w:pPr>
+      <w:rPr>
+        <w:rFonts w:ascii="Wingdings" w:hAnsi="Wingdings" w:hint="default"/>
+        <w:sz w:val="20"/>
+      </w:rPr>
+    </w:lvl>
+    <w:lvl w:ilvl="5" w:tentative="1">
+      <w:start w:val="1"/>
+      <w:numFmt w:val="bullet"/>
+      <w:lvlText w:val=""/>
+      <w:lvlJc w:val="left"/>
+      <w:pPr>
+        <w:tabs>
+          <w:tab w:val="num" w:pos="4320"/>
+        </w:tabs>
+        <w:ind w:left="4320" w:hanging="360"/>
+      </w:pPr>
+      <w:rPr>
+        <w:rFonts w:ascii="Wingdings" w:hAnsi="Wingdings" w:hint="default"/>
+        <w:sz w:val="20"/>
+      </w:rPr>
+    </w:lvl>
+    <w:lvl w:ilvl="6" w:tentative="1">
+      <w:start w:val="1"/>
+      <w:numFmt w:val="bullet"/>
+      <w:lvlText w:val=""/>
+      <w:lvlJc w:val="left"/>
+      <w:pPr>
+        <w:tabs>
+          <w:tab w:val="num" w:pos="5040"/>
+        </w:tabs>
+        <w:ind w:left="5040" w:hanging="360"/>
+      </w:pPr>
+      <w:rPr>
+        <w:rFonts w:ascii="Wingdings" w:hAnsi="Wingdings" w:hint="default"/>
+        <w:sz w:val="20"/>
+      </w:rPr>
+    </w:lvl>
+    <w:lvl w:ilvl="7" w:tentative="1">
+      <w:start w:val="1"/>
+      <w:numFmt w:val="bullet"/>
+      <w:lvlText w:val=""/>
+      <w:lvlJc w:val="left"/>
+      <w:pPr>
+        <w:tabs>
+          <w:tab w:val="num" w:pos="5760"/>
+        </w:tabs>
+        <w:ind w:left="5760" w:hanging="360"/>
+      </w:pPr>
+      <w:rPr>
+        <w:rFonts w:ascii="Wingdings" w:hAnsi="Wingdings" w:hint="default"/>
+        <w:sz w:val="20"/>
+      </w:rPr>
+    </w:lvl>
+    <w:lvl w:ilvl="8" w:tentative="1">
+      <w:start w:val="1"/>
+      <w:numFmt w:val="bullet"/>
+      <w:lvlText w:val=""/>
+      <w:lvlJc w:val="left"/>
+      <w:pPr>
+        <w:tabs>
+          <w:tab w:val="num" w:pos="6480"/>
+        </w:tabs>
+        <w:ind w:left="6480" w:hanging="360"/>
+      </w:pPr>
+      <w:rPr>
+        <w:rFonts w:ascii="Wingdings" w:hAnsi="Wingdings" w:hint="default"/>
+        <w:sz w:val="20"/>
+      </w:rPr>
+    </w:lvl>
+  </w:abstractNum>
+  <w:abstractNum w:abstractNumId="1" w15:restartNumberingAfterBreak="0">
     <w:nsid w:val="040E4BAF"/>
     <w:multiLevelType w:val="multilevel"/>
     <w:tmpl w:val="860031E0"/>
@@ -20541,7 +22769,7 @@
       </w:rPr>
     </w:lvl>
   </w:abstractNum>
-  <w:abstractNum w:abstractNumId="1" w15:restartNumberingAfterBreak="0">
+  <w:abstractNum w:abstractNumId="2" w15:restartNumberingAfterBreak="0">
     <w:nsid w:val="06F04417"/>
     <w:multiLevelType w:val="multilevel"/>
     <w:tmpl w:val="E9A045E4"/>
@@ -20690,7 +22918,7 @@
       </w:rPr>
     </w:lvl>
   </w:abstractNum>
-  <w:abstractNum w:abstractNumId="2" w15:restartNumberingAfterBreak="0">
+  <w:abstractNum w:abstractNumId="3" w15:restartNumberingAfterBreak="0">
     <w:nsid w:val="085C6DC8"/>
     <w:multiLevelType w:val="multilevel"/>
     <w:tmpl w:val="C77A2F0E"/>
@@ -20839,7 +23067,7 @@
       </w:rPr>
     </w:lvl>
   </w:abstractNum>
-  <w:abstractNum w:abstractNumId="3" w15:restartNumberingAfterBreak="0">
+  <w:abstractNum w:abstractNumId="4" w15:restartNumberingAfterBreak="0">
     <w:nsid w:val="08665730"/>
     <w:multiLevelType w:val="multilevel"/>
     <w:tmpl w:val="38EAB880"/>
@@ -20952,7 +23180,156 @@
       </w:pPr>
     </w:lvl>
   </w:abstractNum>
-  <w:abstractNum w:abstractNumId="4" w15:restartNumberingAfterBreak="0">
+  <w:abstractNum w:abstractNumId="5" w15:restartNumberingAfterBreak="0">
+    <w:nsid w:val="09E0116B"/>
+    <w:multiLevelType w:val="multilevel"/>
+    <w:tmpl w:val="F3D8313A"/>
+    <w:lvl w:ilvl="0">
+      <w:start w:val="1"/>
+      <w:numFmt w:val="bullet"/>
+      <w:lvlText w:val=""/>
+      <w:lvlJc w:val="left"/>
+      <w:pPr>
+        <w:tabs>
+          <w:tab w:val="num" w:pos="720"/>
+        </w:tabs>
+        <w:ind w:left="720" w:hanging="360"/>
+      </w:pPr>
+      <w:rPr>
+        <w:rFonts w:ascii="Symbol" w:hAnsi="Symbol" w:hint="default"/>
+        <w:sz w:val="20"/>
+      </w:rPr>
+    </w:lvl>
+    <w:lvl w:ilvl="1" w:tentative="1">
+      <w:start w:val="1"/>
+      <w:numFmt w:val="bullet"/>
+      <w:lvlText w:val="o"/>
+      <w:lvlJc w:val="left"/>
+      <w:pPr>
+        <w:tabs>
+          <w:tab w:val="num" w:pos="1440"/>
+        </w:tabs>
+        <w:ind w:left="1440" w:hanging="360"/>
+      </w:pPr>
+      <w:rPr>
+        <w:rFonts w:ascii="Courier New" w:hAnsi="Courier New" w:hint="default"/>
+        <w:sz w:val="20"/>
+      </w:rPr>
+    </w:lvl>
+    <w:lvl w:ilvl="2" w:tentative="1">
+      <w:start w:val="1"/>
+      <w:numFmt w:val="bullet"/>
+      <w:lvlText w:val=""/>
+      <w:lvlJc w:val="left"/>
+      <w:pPr>
+        <w:tabs>
+          <w:tab w:val="num" w:pos="2160"/>
+        </w:tabs>
+        <w:ind w:left="2160" w:hanging="360"/>
+      </w:pPr>
+      <w:rPr>
+        <w:rFonts w:ascii="Wingdings" w:hAnsi="Wingdings" w:hint="default"/>
+        <w:sz w:val="20"/>
+      </w:rPr>
+    </w:lvl>
+    <w:lvl w:ilvl="3" w:tentative="1">
+      <w:start w:val="1"/>
+      <w:numFmt w:val="bullet"/>
+      <w:lvlText w:val=""/>
+      <w:lvlJc w:val="left"/>
+      <w:pPr>
+        <w:tabs>
+          <w:tab w:val="num" w:pos="2880"/>
+        </w:tabs>
+        <w:ind w:left="2880" w:hanging="360"/>
+      </w:pPr>
+      <w:rPr>
+        <w:rFonts w:ascii="Wingdings" w:hAnsi="Wingdings" w:hint="default"/>
+        <w:sz w:val="20"/>
+      </w:rPr>
+    </w:lvl>
+    <w:lvl w:ilvl="4" w:tentative="1">
+      <w:start w:val="1"/>
+      <w:numFmt w:val="bullet"/>
+      <w:lvlText w:val=""/>
+      <w:lvlJc w:val="left"/>
+      <w:pPr>
+        <w:tabs>
+          <w:tab w:val="num" w:pos="3600"/>
+        </w:tabs>
+        <w:ind w:left="3600" w:hanging="360"/>
+      </w:pPr>
+      <w:rPr>
+        <w:rFonts w:ascii="Wingdings" w:hAnsi="Wingdings" w:hint="default"/>
+        <w:sz w:val="20"/>
+      </w:rPr>
+    </w:lvl>
+    <w:lvl w:ilvl="5" w:tentative="1">
+      <w:start w:val="1"/>
+      <w:numFmt w:val="bullet"/>
+      <w:lvlText w:val=""/>
+      <w:lvlJc w:val="left"/>
+      <w:pPr>
+        <w:tabs>
+          <w:tab w:val="num" w:pos="4320"/>
+        </w:tabs>
+        <w:ind w:left="4320" w:hanging="360"/>
+      </w:pPr>
+      <w:rPr>
+        <w:rFonts w:ascii="Wingdings" w:hAnsi="Wingdings" w:hint="default"/>
+        <w:sz w:val="20"/>
+      </w:rPr>
+    </w:lvl>
+    <w:lvl w:ilvl="6" w:tentative="1">
+      <w:start w:val="1"/>
+      <w:numFmt w:val="bullet"/>
+      <w:lvlText w:val=""/>
+      <w:lvlJc w:val="left"/>
+      <w:pPr>
+        <w:tabs>
+          <w:tab w:val="num" w:pos="5040"/>
+        </w:tabs>
+        <w:ind w:left="5040" w:hanging="360"/>
+      </w:pPr>
+      <w:rPr>
+        <w:rFonts w:ascii="Wingdings" w:hAnsi="Wingdings" w:hint="default"/>
+        <w:sz w:val="20"/>
+      </w:rPr>
+    </w:lvl>
+    <w:lvl w:ilvl="7" w:tentative="1">
+      <w:start w:val="1"/>
+      <w:numFmt w:val="bullet"/>
+      <w:lvlText w:val=""/>
+      <w:lvlJc w:val="left"/>
+      <w:pPr>
+        <w:tabs>
+          <w:tab w:val="num" w:pos="5760"/>
+        </w:tabs>
+        <w:ind w:left="5760" w:hanging="360"/>
+      </w:pPr>
+      <w:rPr>
+        <w:rFonts w:ascii="Wingdings" w:hAnsi="Wingdings" w:hint="default"/>
+        <w:sz w:val="20"/>
+      </w:rPr>
+    </w:lvl>
+    <w:lvl w:ilvl="8" w:tentative="1">
+      <w:start w:val="1"/>
+      <w:numFmt w:val="bullet"/>
+      <w:lvlText w:val=""/>
+      <w:lvlJc w:val="left"/>
+      <w:pPr>
+        <w:tabs>
+          <w:tab w:val="num" w:pos="6480"/>
+        </w:tabs>
+        <w:ind w:left="6480" w:hanging="360"/>
+      </w:pPr>
+      <w:rPr>
+        <w:rFonts w:ascii="Wingdings" w:hAnsi="Wingdings" w:hint="default"/>
+        <w:sz w:val="20"/>
+      </w:rPr>
+    </w:lvl>
+  </w:abstractNum>
+  <w:abstractNum w:abstractNumId="6" w15:restartNumberingAfterBreak="0">
     <w:nsid w:val="0BC3783B"/>
     <w:multiLevelType w:val="multilevel"/>
     <w:tmpl w:val="87C2B2CE"/>
@@ -21101,7 +23478,7 @@
       </w:rPr>
     </w:lvl>
   </w:abstractNum>
-  <w:abstractNum w:abstractNumId="5" w15:restartNumberingAfterBreak="0">
+  <w:abstractNum w:abstractNumId="7" w15:restartNumberingAfterBreak="0">
     <w:nsid w:val="0BEC113E"/>
     <w:multiLevelType w:val="multilevel"/>
     <w:tmpl w:val="3CBA1CD0"/>
@@ -21250,7 +23627,7 @@
       </w:rPr>
     </w:lvl>
   </w:abstractNum>
-  <w:abstractNum w:abstractNumId="6" w15:restartNumberingAfterBreak="0">
+  <w:abstractNum w:abstractNumId="8" w15:restartNumberingAfterBreak="0">
     <w:nsid w:val="0BEF06AA"/>
     <w:multiLevelType w:val="multilevel"/>
     <w:tmpl w:val="9D7AD1DC"/>
@@ -21363,7 +23740,7 @@
       </w:pPr>
     </w:lvl>
   </w:abstractNum>
-  <w:abstractNum w:abstractNumId="7" w15:restartNumberingAfterBreak="0">
+  <w:abstractNum w:abstractNumId="9" w15:restartNumberingAfterBreak="0">
     <w:nsid w:val="0CA82906"/>
     <w:multiLevelType w:val="multilevel"/>
     <w:tmpl w:val="25802076"/>
@@ -21512,7 +23889,7 @@
       </w:rPr>
     </w:lvl>
   </w:abstractNum>
-  <w:abstractNum w:abstractNumId="8" w15:restartNumberingAfterBreak="0">
+  <w:abstractNum w:abstractNumId="10" w15:restartNumberingAfterBreak="0">
     <w:nsid w:val="0D0700B1"/>
     <w:multiLevelType w:val="multilevel"/>
     <w:tmpl w:val="680E655C"/>
@@ -21629,7 +24006,7 @@
       </w:pPr>
     </w:lvl>
   </w:abstractNum>
-  <w:abstractNum w:abstractNumId="9" w15:restartNumberingAfterBreak="0">
+  <w:abstractNum w:abstractNumId="11" w15:restartNumberingAfterBreak="0">
     <w:nsid w:val="0F5147F0"/>
     <w:multiLevelType w:val="multilevel"/>
     <w:tmpl w:val="267CB2DA"/>
@@ -21742,7 +24119,7 @@
       </w:pPr>
     </w:lvl>
   </w:abstractNum>
-  <w:abstractNum w:abstractNumId="10" w15:restartNumberingAfterBreak="0">
+  <w:abstractNum w:abstractNumId="12" w15:restartNumberingAfterBreak="0">
     <w:nsid w:val="1729256E"/>
     <w:multiLevelType w:val="multilevel"/>
     <w:tmpl w:val="623E3C86"/>
@@ -21891,7 +24268,7 @@
       </w:rPr>
     </w:lvl>
   </w:abstractNum>
-  <w:abstractNum w:abstractNumId="11" w15:restartNumberingAfterBreak="0">
+  <w:abstractNum w:abstractNumId="13" w15:restartNumberingAfterBreak="0">
     <w:nsid w:val="18162C72"/>
     <w:multiLevelType w:val="multilevel"/>
     <w:tmpl w:val="A574CC7A"/>
@@ -22040,7 +24417,7 @@
       </w:rPr>
     </w:lvl>
   </w:abstractNum>
-  <w:abstractNum w:abstractNumId="12" w15:restartNumberingAfterBreak="0">
+  <w:abstractNum w:abstractNumId="14" w15:restartNumberingAfterBreak="0">
     <w:nsid w:val="19116869"/>
     <w:multiLevelType w:val="multilevel"/>
     <w:tmpl w:val="ACA6EA96"/>
@@ -22189,7 +24566,120 @@
       </w:rPr>
     </w:lvl>
   </w:abstractNum>
-  <w:abstractNum w:abstractNumId="13" w15:restartNumberingAfterBreak="0">
+  <w:abstractNum w:abstractNumId="15" w15:restartNumberingAfterBreak="0">
+    <w:nsid w:val="1A305887"/>
+    <w:multiLevelType w:val="multilevel"/>
+    <w:tmpl w:val="F8662186"/>
+    <w:lvl w:ilvl="0">
+      <w:start w:val="1"/>
+      <w:numFmt w:val="decimal"/>
+      <w:lvlText w:val="%1."/>
+      <w:lvlJc w:val="left"/>
+      <w:pPr>
+        <w:tabs>
+          <w:tab w:val="num" w:pos="720"/>
+        </w:tabs>
+        <w:ind w:left="720" w:hanging="360"/>
+      </w:pPr>
+    </w:lvl>
+    <w:lvl w:ilvl="1" w:tentative="1">
+      <w:start w:val="1"/>
+      <w:numFmt w:val="decimal"/>
+      <w:lvlText w:val="%2."/>
+      <w:lvlJc w:val="left"/>
+      <w:pPr>
+        <w:tabs>
+          <w:tab w:val="num" w:pos="1440"/>
+        </w:tabs>
+        <w:ind w:left="1440" w:hanging="360"/>
+      </w:pPr>
+    </w:lvl>
+    <w:lvl w:ilvl="2" w:tentative="1">
+      <w:start w:val="1"/>
+      <w:numFmt w:val="decimal"/>
+      <w:lvlText w:val="%3."/>
+      <w:lvlJc w:val="left"/>
+      <w:pPr>
+        <w:tabs>
+          <w:tab w:val="num" w:pos="2160"/>
+        </w:tabs>
+        <w:ind w:left="2160" w:hanging="360"/>
+      </w:pPr>
+    </w:lvl>
+    <w:lvl w:ilvl="3" w:tentative="1">
+      <w:start w:val="1"/>
+      <w:numFmt w:val="decimal"/>
+      <w:lvlText w:val="%4."/>
+      <w:lvlJc w:val="left"/>
+      <w:pPr>
+        <w:tabs>
+          <w:tab w:val="num" w:pos="2880"/>
+        </w:tabs>
+        <w:ind w:left="2880" w:hanging="360"/>
+      </w:pPr>
+    </w:lvl>
+    <w:lvl w:ilvl="4" w:tentative="1">
+      <w:start w:val="1"/>
+      <w:numFmt w:val="decimal"/>
+      <w:lvlText w:val="%5."/>
+      <w:lvlJc w:val="left"/>
+      <w:pPr>
+        <w:tabs>
+          <w:tab w:val="num" w:pos="3600"/>
+        </w:tabs>
+        <w:ind w:left="3600" w:hanging="360"/>
+      </w:pPr>
+    </w:lvl>
+    <w:lvl w:ilvl="5" w:tentative="1">
+      <w:start w:val="1"/>
+      <w:numFmt w:val="decimal"/>
+      <w:lvlText w:val="%6."/>
+      <w:lvlJc w:val="left"/>
+      <w:pPr>
+        <w:tabs>
+          <w:tab w:val="num" w:pos="4320"/>
+        </w:tabs>
+        <w:ind w:left="4320" w:hanging="360"/>
+      </w:pPr>
+    </w:lvl>
+    <w:lvl w:ilvl="6" w:tentative="1">
+      <w:start w:val="1"/>
+      <w:numFmt w:val="decimal"/>
+      <w:lvlText w:val="%7."/>
+      <w:lvlJc w:val="left"/>
+      <w:pPr>
+        <w:tabs>
+          <w:tab w:val="num" w:pos="5040"/>
+        </w:tabs>
+        <w:ind w:left="5040" w:hanging="360"/>
+      </w:pPr>
+    </w:lvl>
+    <w:lvl w:ilvl="7" w:tentative="1">
+      <w:start w:val="1"/>
+      <w:numFmt w:val="decimal"/>
+      <w:lvlText w:val="%8."/>
+      <w:lvlJc w:val="left"/>
+      <w:pPr>
+        <w:tabs>
+          <w:tab w:val="num" w:pos="5760"/>
+        </w:tabs>
+        <w:ind w:left="5760" w:hanging="360"/>
+      </w:pPr>
+    </w:lvl>
+    <w:lvl w:ilvl="8" w:tentative="1">
+      <w:start w:val="1"/>
+      <w:numFmt w:val="decimal"/>
+      <w:lvlText w:val="%9."/>
+      <w:lvlJc w:val="left"/>
+      <w:pPr>
+        <w:tabs>
+          <w:tab w:val="num" w:pos="6480"/>
+        </w:tabs>
+        <w:ind w:left="6480" w:hanging="360"/>
+      </w:pPr>
+    </w:lvl>
+  </w:abstractNum>
+  <w:abstractNum w:abstractNumId="16" w15:restartNumberingAfterBreak="0">
     <w:nsid w:val="1CE40342"/>
     <w:multiLevelType w:val="multilevel"/>
     <w:tmpl w:val="4DCCE986"/>
@@ -22302,7 +24792,7 @@
       </w:pPr>
     </w:lvl>
   </w:abstractNum>
-  <w:abstractNum w:abstractNumId="14" w15:restartNumberingAfterBreak="0">
+  <w:abstractNum w:abstractNumId="17" w15:restartNumberingAfterBreak="0">
     <w:nsid w:val="1E3C098D"/>
     <w:multiLevelType w:val="multilevel"/>
     <w:tmpl w:val="48CE5DF0"/>
@@ -22451,7 +24941,7 @@
       </w:rPr>
     </w:lvl>
   </w:abstractNum>
-  <w:abstractNum w:abstractNumId="15" w15:restartNumberingAfterBreak="0">
+  <w:abstractNum w:abstractNumId="18" w15:restartNumberingAfterBreak="0">
     <w:nsid w:val="1F5D5E43"/>
     <w:multiLevelType w:val="multilevel"/>
     <w:tmpl w:val="D97E6D82"/>
@@ -22600,7 +25090,7 @@
       </w:rPr>
     </w:lvl>
   </w:abstractNum>
-  <w:abstractNum w:abstractNumId="16" w15:restartNumberingAfterBreak="0">
+  <w:abstractNum w:abstractNumId="19" w15:restartNumberingAfterBreak="0">
     <w:nsid w:val="221A0725"/>
     <w:multiLevelType w:val="multilevel"/>
     <w:tmpl w:val="98208994"/>
@@ -22749,7 +25239,7 @@
       </w:rPr>
     </w:lvl>
   </w:abstractNum>
-  <w:abstractNum w:abstractNumId="17" w15:restartNumberingAfterBreak="0">
+  <w:abstractNum w:abstractNumId="20" w15:restartNumberingAfterBreak="0">
     <w:nsid w:val="236D56D3"/>
     <w:multiLevelType w:val="multilevel"/>
     <w:tmpl w:val="4DD68EF2"/>
@@ -22866,7 +25356,7 @@
       </w:pPr>
     </w:lvl>
   </w:abstractNum>
-  <w:abstractNum w:abstractNumId="18" w15:restartNumberingAfterBreak="0">
+  <w:abstractNum w:abstractNumId="21" w15:restartNumberingAfterBreak="0">
     <w:nsid w:val="24370749"/>
     <w:multiLevelType w:val="multilevel"/>
     <w:tmpl w:val="3CACE358"/>
@@ -23011,7 +25501,7 @@
       </w:rPr>
     </w:lvl>
   </w:abstractNum>
-  <w:abstractNum w:abstractNumId="19" w15:restartNumberingAfterBreak="0">
+  <w:abstractNum w:abstractNumId="22" w15:restartNumberingAfterBreak="0">
     <w:nsid w:val="26BE79BE"/>
     <w:multiLevelType w:val="multilevel"/>
     <w:tmpl w:val="64184666"/>
@@ -23124,7 +25614,156 @@
       </w:pPr>
     </w:lvl>
   </w:abstractNum>
-  <w:abstractNum w:abstractNumId="20" w15:restartNumberingAfterBreak="0">
+  <w:abstractNum w:abstractNumId="23" w15:restartNumberingAfterBreak="0">
+    <w:nsid w:val="26E66F52"/>
+    <w:multiLevelType w:val="multilevel"/>
+    <w:tmpl w:val="C884EC40"/>
+    <w:lvl w:ilvl="0">
+      <w:start w:val="1"/>
+      <w:numFmt w:val="bullet"/>
+      <w:lvlText w:val=""/>
+      <w:lvlJc w:val="left"/>
+      <w:pPr>
+        <w:tabs>
+          <w:tab w:val="num" w:pos="720"/>
+        </w:tabs>
+        <w:ind w:left="720" w:hanging="360"/>
+      </w:pPr>
+      <w:rPr>
+        <w:rFonts w:ascii="Symbol" w:hAnsi="Symbol" w:hint="default"/>
+        <w:sz w:val="20"/>
+      </w:rPr>
+    </w:lvl>
+    <w:lvl w:ilvl="1" w:tentative="1">
+      <w:start w:val="1"/>
+      <w:numFmt w:val="bullet"/>
+      <w:lvlText w:val="o"/>
+      <w:lvlJc w:val="left"/>
+      <w:pPr>
+        <w:tabs>
+          <w:tab w:val="num" w:pos="1440"/>
+        </w:tabs>
+        <w:ind w:left="1440" w:hanging="360"/>
+      </w:pPr>
+      <w:rPr>
+        <w:rFonts w:ascii="Courier New" w:hAnsi="Courier New" w:hint="default"/>
+        <w:sz w:val="20"/>
+      </w:rPr>
+    </w:lvl>
+    <w:lvl w:ilvl="2" w:tentative="1">
+      <w:start w:val="1"/>
+      <w:numFmt w:val="bullet"/>
+      <w:lvlText w:val=""/>
+      <w:lvlJc w:val="left"/>
+      <w:pPr>
+        <w:tabs>
+          <w:tab w:val="num" w:pos="2160"/>
+        </w:tabs>
+        <w:ind w:left="2160" w:hanging="360"/>
+      </w:pPr>
+      <w:rPr>
+        <w:rFonts w:ascii="Wingdings" w:hAnsi="Wingdings" w:hint="default"/>
+        <w:sz w:val="20"/>
+      </w:rPr>
+    </w:lvl>
+    <w:lvl w:ilvl="3" w:tentative="1">
+      <w:start w:val="1"/>
+      <w:numFmt w:val="bullet"/>
+      <w:lvlText w:val=""/>
+      <w:lvlJc w:val="left"/>
+      <w:pPr>
+        <w:tabs>
+          <w:tab w:val="num" w:pos="2880"/>
+        </w:tabs>
+        <w:ind w:left="2880" w:hanging="360"/>
+      </w:pPr>
+      <w:rPr>
+        <w:rFonts w:ascii="Wingdings" w:hAnsi="Wingdings" w:hint="default"/>
+        <w:sz w:val="20"/>
+      </w:rPr>
+    </w:lvl>
+    <w:lvl w:ilvl="4" w:tentative="1">
+      <w:start w:val="1"/>
+      <w:numFmt w:val="bullet"/>
+      <w:lvlText w:val=""/>
+      <w:lvlJc w:val="left"/>
+      <w:pPr>
+        <w:tabs>
+          <w:tab w:val="num" w:pos="3600"/>
+        </w:tabs>
+        <w:ind w:left="3600" w:hanging="360"/>
+      </w:pPr>
+      <w:rPr>
+        <w:rFonts w:ascii="Wingdings" w:hAnsi="Wingdings" w:hint="default"/>
+        <w:sz w:val="20"/>
+      </w:rPr>
+    </w:lvl>
+    <w:lvl w:ilvl="5" w:tentative="1">
+      <w:start w:val="1"/>
+      <w:numFmt w:val="bullet"/>
+      <w:lvlText w:val=""/>
+      <w:lvlJc w:val="left"/>
+      <w:pPr>
+        <w:tabs>
+          <w:tab w:val="num" w:pos="4320"/>
+        </w:tabs>
+        <w:ind w:left="4320" w:hanging="360"/>
+      </w:pPr>
+      <w:rPr>
+        <w:rFonts w:ascii="Wingdings" w:hAnsi="Wingdings" w:hint="default"/>
+        <w:sz w:val="20"/>
+      </w:rPr>
+    </w:lvl>
+    <w:lvl w:ilvl="6" w:tentative="1">
+      <w:start w:val="1"/>
+      <w:numFmt w:val="bullet"/>
+      <w:lvlText w:val=""/>
+      <w:lvlJc w:val="left"/>
+      <w:pPr>
+        <w:tabs>
+          <w:tab w:val="num" w:pos="5040"/>
+        </w:tabs>
+        <w:ind w:left="5040" w:hanging="360"/>
+      </w:pPr>
+      <w:rPr>
+        <w:rFonts w:ascii="Wingdings" w:hAnsi="Wingdings" w:hint="default"/>
+        <w:sz w:val="20"/>
+      </w:rPr>
+    </w:lvl>
+    <w:lvl w:ilvl="7" w:tentative="1">
+      <w:start w:val="1"/>
+      <w:numFmt w:val="bullet"/>
+      <w:lvlText w:val=""/>
+      <w:lvlJc w:val="left"/>
+      <w:pPr>
+        <w:tabs>
+          <w:tab w:val="num" w:pos="5760"/>
+        </w:tabs>
+        <w:ind w:left="5760" w:hanging="360"/>
+      </w:pPr>
+      <w:rPr>
+        <w:rFonts w:ascii="Wingdings" w:hAnsi="Wingdings" w:hint="default"/>
+        <w:sz w:val="20"/>
+      </w:rPr>
+    </w:lvl>
+    <w:lvl w:ilvl="8" w:tentative="1">
+      <w:start w:val="1"/>
+      <w:numFmt w:val="bullet"/>
+      <w:lvlText w:val=""/>
+      <w:lvlJc w:val="left"/>
+      <w:pPr>
+        <w:tabs>
+          <w:tab w:val="num" w:pos="6480"/>
+        </w:tabs>
+        <w:ind w:left="6480" w:hanging="360"/>
+      </w:pPr>
+      <w:rPr>
+        <w:rFonts w:ascii="Wingdings" w:hAnsi="Wingdings" w:hint="default"/>
+        <w:sz w:val="20"/>
+      </w:rPr>
+    </w:lvl>
+  </w:abstractNum>
+  <w:abstractNum w:abstractNumId="24" w15:restartNumberingAfterBreak="0">
     <w:nsid w:val="29084D0B"/>
     <w:multiLevelType w:val="multilevel"/>
     <w:tmpl w:val="A4167C9E"/>
@@ -23273,7 +25912,7 @@
       </w:rPr>
     </w:lvl>
   </w:abstractNum>
-  <w:abstractNum w:abstractNumId="21" w15:restartNumberingAfterBreak="0">
+  <w:abstractNum w:abstractNumId="25" w15:restartNumberingAfterBreak="0">
     <w:nsid w:val="29E14798"/>
     <w:multiLevelType w:val="multilevel"/>
     <w:tmpl w:val="9C5E49A8"/>
@@ -23422,7 +26061,7 @@
       </w:rPr>
     </w:lvl>
   </w:abstractNum>
-  <w:abstractNum w:abstractNumId="22" w15:restartNumberingAfterBreak="0">
+  <w:abstractNum w:abstractNumId="26" w15:restartNumberingAfterBreak="0">
     <w:nsid w:val="29E90EA7"/>
     <w:multiLevelType w:val="multilevel"/>
     <w:tmpl w:val="94B8D8AE"/>
@@ -23571,7 +26210,7 @@
       </w:rPr>
     </w:lvl>
   </w:abstractNum>
-  <w:abstractNum w:abstractNumId="23" w15:restartNumberingAfterBreak="0">
+  <w:abstractNum w:abstractNumId="27" w15:restartNumberingAfterBreak="0">
     <w:nsid w:val="2A8F7154"/>
     <w:multiLevelType w:val="multilevel"/>
     <w:tmpl w:val="02640B0C"/>
@@ -23684,7 +26323,7 @@
       </w:pPr>
     </w:lvl>
   </w:abstractNum>
-  <w:abstractNum w:abstractNumId="24" w15:restartNumberingAfterBreak="0">
+  <w:abstractNum w:abstractNumId="28" w15:restartNumberingAfterBreak="0">
     <w:nsid w:val="2AA83398"/>
     <w:multiLevelType w:val="multilevel"/>
     <w:tmpl w:val="1DC8F2AA"/>
@@ -23833,7 +26472,7 @@
       </w:rPr>
     </w:lvl>
   </w:abstractNum>
-  <w:abstractNum w:abstractNumId="25" w15:restartNumberingAfterBreak="0">
+  <w:abstractNum w:abstractNumId="29" w15:restartNumberingAfterBreak="0">
     <w:nsid w:val="2B80063B"/>
     <w:multiLevelType w:val="multilevel"/>
     <w:tmpl w:val="5F8858DE"/>
@@ -23982,7 +26621,7 @@
       </w:rPr>
     </w:lvl>
   </w:abstractNum>
-  <w:abstractNum w:abstractNumId="26" w15:restartNumberingAfterBreak="0">
+  <w:abstractNum w:abstractNumId="30" w15:restartNumberingAfterBreak="0">
     <w:nsid w:val="2BFE76B6"/>
     <w:multiLevelType w:val="multilevel"/>
     <w:tmpl w:val="CE46D2C6"/>
@@ -24131,7 +26770,7 @@
       </w:rPr>
     </w:lvl>
   </w:abstractNum>
-  <w:abstractNum w:abstractNumId="27" w15:restartNumberingAfterBreak="0">
+  <w:abstractNum w:abstractNumId="31" w15:restartNumberingAfterBreak="0">
     <w:nsid w:val="2C9A4D0B"/>
     <w:multiLevelType w:val="multilevel"/>
     <w:tmpl w:val="BD96BE0A"/>
@@ -24280,7 +26919,7 @@
       </w:rPr>
     </w:lvl>
   </w:abstractNum>
-  <w:abstractNum w:abstractNumId="28" w15:restartNumberingAfterBreak="0">
+  <w:abstractNum w:abstractNumId="32" w15:restartNumberingAfterBreak="0">
     <w:nsid w:val="2CBC5CE5"/>
     <w:multiLevelType w:val="multilevel"/>
     <w:tmpl w:val="31529FC2"/>
@@ -24429,7 +27068,156 @@
       </w:rPr>
     </w:lvl>
   </w:abstractNum>
-  <w:abstractNum w:abstractNumId="29" w15:restartNumberingAfterBreak="0">
+  <w:abstractNum w:abstractNumId="33" w15:restartNumberingAfterBreak="0">
+    <w:nsid w:val="2EBF0E79"/>
+    <w:multiLevelType w:val="multilevel"/>
+    <w:tmpl w:val="ECEA737C"/>
+    <w:lvl w:ilvl="0">
+      <w:start w:val="1"/>
+      <w:numFmt w:val="bullet"/>
+      <w:lvlText w:val=""/>
+      <w:lvlJc w:val="left"/>
+      <w:pPr>
+        <w:tabs>
+          <w:tab w:val="num" w:pos="720"/>
+        </w:tabs>
+        <w:ind w:left="720" w:hanging="360"/>
+      </w:pPr>
+      <w:rPr>
+        <w:rFonts w:ascii="Symbol" w:hAnsi="Symbol" w:hint="default"/>
+        <w:sz w:val="20"/>
+      </w:rPr>
+    </w:lvl>
+    <w:lvl w:ilvl="1" w:tentative="1">
+      <w:start w:val="1"/>
+      <w:numFmt w:val="bullet"/>
+      <w:lvlText w:val="o"/>
+      <w:lvlJc w:val="left"/>
+      <w:pPr>
+        <w:tabs>
+          <w:tab w:val="num" w:pos="1440"/>
+        </w:tabs>
+        <w:ind w:left="1440" w:hanging="360"/>
+      </w:pPr>
+      <w:rPr>
+        <w:rFonts w:ascii="Courier New" w:hAnsi="Courier New" w:hint="default"/>
+        <w:sz w:val="20"/>
+      </w:rPr>
+    </w:lvl>
+    <w:lvl w:ilvl="2" w:tentative="1">
+      <w:start w:val="1"/>
+      <w:numFmt w:val="bullet"/>
+      <w:lvlText w:val=""/>
+      <w:lvlJc w:val="left"/>
+      <w:pPr>
+        <w:tabs>
+          <w:tab w:val="num" w:pos="2160"/>
+        </w:tabs>
+        <w:ind w:left="2160" w:hanging="360"/>
+      </w:pPr>
+      <w:rPr>
+        <w:rFonts w:ascii="Wingdings" w:hAnsi="Wingdings" w:hint="default"/>
+        <w:sz w:val="20"/>
+      </w:rPr>
+    </w:lvl>
+    <w:lvl w:ilvl="3" w:tentative="1">
+      <w:start w:val="1"/>
+      <w:numFmt w:val="bullet"/>
+      <w:lvlText w:val=""/>
+      <w:lvlJc w:val="left"/>
+      <w:pPr>
+        <w:tabs>
+          <w:tab w:val="num" w:pos="2880"/>
+        </w:tabs>
+        <w:ind w:left="2880" w:hanging="360"/>
+      </w:pPr>
+      <w:rPr>
+        <w:rFonts w:ascii="Wingdings" w:hAnsi="Wingdings" w:hint="default"/>
+        <w:sz w:val="20"/>
+      </w:rPr>
+    </w:lvl>
+    <w:lvl w:ilvl="4" w:tentative="1">
+      <w:start w:val="1"/>
+      <w:numFmt w:val="bullet"/>
+      <w:lvlText w:val=""/>
+      <w:lvlJc w:val="left"/>
+      <w:pPr>
+        <w:tabs>
+          <w:tab w:val="num" w:pos="3600"/>
+        </w:tabs>
+        <w:ind w:left="3600" w:hanging="360"/>
+      </w:pPr>
+      <w:rPr>
+        <w:rFonts w:ascii="Wingdings" w:hAnsi="Wingdings" w:hint="default"/>
+        <w:sz w:val="20"/>
+      </w:rPr>
+    </w:lvl>
+    <w:lvl w:ilvl="5" w:tentative="1">
+      <w:start w:val="1"/>
+      <w:numFmt w:val="bullet"/>
+      <w:lvlText w:val=""/>
+      <w:lvlJc w:val="left"/>
+      <w:pPr>
+        <w:tabs>
+          <w:tab w:val="num" w:pos="4320"/>
+        </w:tabs>
+        <w:ind w:left="4320" w:hanging="360"/>
+      </w:pPr>
+      <w:rPr>
+        <w:rFonts w:ascii="Wingdings" w:hAnsi="Wingdings" w:hint="default"/>
+        <w:sz w:val="20"/>
+      </w:rPr>
+    </w:lvl>
+    <w:lvl w:ilvl="6" w:tentative="1">
+      <w:start w:val="1"/>
+      <w:numFmt w:val="bullet"/>
+      <w:lvlText w:val=""/>
+      <w:lvlJc w:val="left"/>
+      <w:pPr>
+        <w:tabs>
+          <w:tab w:val="num" w:pos="5040"/>
+        </w:tabs>
+        <w:ind w:left="5040" w:hanging="360"/>
+      </w:pPr>
+      <w:rPr>
+        <w:rFonts w:ascii="Wingdings" w:hAnsi="Wingdings" w:hint="default"/>
+        <w:sz w:val="20"/>
+      </w:rPr>
+    </w:lvl>
+    <w:lvl w:ilvl="7" w:tentative="1">
+      <w:start w:val="1"/>
+      <w:numFmt w:val="bullet"/>
+      <w:lvlText w:val=""/>
+      <w:lvlJc w:val="left"/>
+      <w:pPr>
+        <w:tabs>
+          <w:tab w:val="num" w:pos="5760"/>
+        </w:tabs>
+        <w:ind w:left="5760" w:hanging="360"/>
+      </w:pPr>
+      <w:rPr>
+        <w:rFonts w:ascii="Wingdings" w:hAnsi="Wingdings" w:hint="default"/>
+        <w:sz w:val="20"/>
+      </w:rPr>
+    </w:lvl>
+    <w:lvl w:ilvl="8" w:tentative="1">
+      <w:start w:val="1"/>
+      <w:numFmt w:val="bullet"/>
+      <w:lvlText w:val=""/>
+      <w:lvlJc w:val="left"/>
+      <w:pPr>
+        <w:tabs>
+          <w:tab w:val="num" w:pos="6480"/>
+        </w:tabs>
+        <w:ind w:left="6480" w:hanging="360"/>
+      </w:pPr>
+      <w:rPr>
+        <w:rFonts w:ascii="Wingdings" w:hAnsi="Wingdings" w:hint="default"/>
+        <w:sz w:val="20"/>
+      </w:rPr>
+    </w:lvl>
+  </w:abstractNum>
+  <w:abstractNum w:abstractNumId="34" w15:restartNumberingAfterBreak="0">
     <w:nsid w:val="302E1072"/>
     <w:multiLevelType w:val="multilevel"/>
     <w:tmpl w:val="0FFC92B8"/>
@@ -24578,7 +27366,7 @@
       </w:rPr>
     </w:lvl>
   </w:abstractNum>
-  <w:abstractNum w:abstractNumId="30" w15:restartNumberingAfterBreak="0">
+  <w:abstractNum w:abstractNumId="35" w15:restartNumberingAfterBreak="0">
     <w:nsid w:val="32923569"/>
     <w:multiLevelType w:val="multilevel"/>
     <w:tmpl w:val="60DAE170"/>
@@ -24727,7 +27515,7 @@
       </w:rPr>
     </w:lvl>
   </w:abstractNum>
-  <w:abstractNum w:abstractNumId="31" w15:restartNumberingAfterBreak="0">
+  <w:abstractNum w:abstractNumId="36" w15:restartNumberingAfterBreak="0">
     <w:nsid w:val="345C66C8"/>
     <w:multiLevelType w:val="multilevel"/>
     <w:tmpl w:val="8188E51A"/>
@@ -24840,7 +27628,156 @@
       </w:pPr>
     </w:lvl>
   </w:abstractNum>
-  <w:abstractNum w:abstractNumId="32" w15:restartNumberingAfterBreak="0">
+  <w:abstractNum w:abstractNumId="37" w15:restartNumberingAfterBreak="0">
+    <w:nsid w:val="34EA360B"/>
+    <w:multiLevelType w:val="multilevel"/>
+    <w:tmpl w:val="F3B02FCC"/>
+    <w:lvl w:ilvl="0">
+      <w:start w:val="1"/>
+      <w:numFmt w:val="bullet"/>
+      <w:lvlText w:val=""/>
+      <w:lvlJc w:val="left"/>
+      <w:pPr>
+        <w:tabs>
+          <w:tab w:val="num" w:pos="720"/>
+        </w:tabs>
+        <w:ind w:left="720" w:hanging="360"/>
+      </w:pPr>
+      <w:rPr>
+        <w:rFonts w:ascii="Symbol" w:hAnsi="Symbol" w:hint="default"/>
+        <w:sz w:val="20"/>
+      </w:rPr>
+    </w:lvl>
+    <w:lvl w:ilvl="1" w:tentative="1">
+      <w:start w:val="1"/>
+      <w:numFmt w:val="bullet"/>
+      <w:lvlText w:val="o"/>
+      <w:lvlJc w:val="left"/>
+      <w:pPr>
+        <w:tabs>
+          <w:tab w:val="num" w:pos="1440"/>
+        </w:tabs>
+        <w:ind w:left="1440" w:hanging="360"/>
+      </w:pPr>
+      <w:rPr>
+        <w:rFonts w:ascii="Courier New" w:hAnsi="Courier New" w:hint="default"/>
+        <w:sz w:val="20"/>
+      </w:rPr>
+    </w:lvl>
+    <w:lvl w:ilvl="2" w:tentative="1">
+      <w:start w:val="1"/>
+      <w:numFmt w:val="bullet"/>
+      <w:lvlText w:val=""/>
+      <w:lvlJc w:val="left"/>
+      <w:pPr>
+        <w:tabs>
+          <w:tab w:val="num" w:pos="2160"/>
+        </w:tabs>
+        <w:ind w:left="2160" w:hanging="360"/>
+      </w:pPr>
+      <w:rPr>
+        <w:rFonts w:ascii="Wingdings" w:hAnsi="Wingdings" w:hint="default"/>
+        <w:sz w:val="20"/>
+      </w:rPr>
+    </w:lvl>
+    <w:lvl w:ilvl="3" w:tentative="1">
+      <w:start w:val="1"/>
+      <w:numFmt w:val="bullet"/>
+      <w:lvlText w:val=""/>
+      <w:lvlJc w:val="left"/>
+      <w:pPr>
+        <w:tabs>
+          <w:tab w:val="num" w:pos="2880"/>
+        </w:tabs>
+        <w:ind w:left="2880" w:hanging="360"/>
+      </w:pPr>
+      <w:rPr>
+        <w:rFonts w:ascii="Wingdings" w:hAnsi="Wingdings" w:hint="default"/>
+        <w:sz w:val="20"/>
+      </w:rPr>
+    </w:lvl>
+    <w:lvl w:ilvl="4" w:tentative="1">
+      <w:start w:val="1"/>
+      <w:numFmt w:val="bullet"/>
+      <w:lvlText w:val=""/>
+      <w:lvlJc w:val="left"/>
+      <w:pPr>
+        <w:tabs>
+          <w:tab w:val="num" w:pos="3600"/>
+        </w:tabs>
+        <w:ind w:left="3600" w:hanging="360"/>
+      </w:pPr>
+      <w:rPr>
+        <w:rFonts w:ascii="Wingdings" w:hAnsi="Wingdings" w:hint="default"/>
+        <w:sz w:val="20"/>
+      </w:rPr>
+    </w:lvl>
+    <w:lvl w:ilvl="5" w:tentative="1">
+      <w:start w:val="1"/>
+      <w:numFmt w:val="bullet"/>
+      <w:lvlText w:val=""/>
+      <w:lvlJc w:val="left"/>
+      <w:pPr>
+        <w:tabs>
+          <w:tab w:val="num" w:pos="4320"/>
+        </w:tabs>
+        <w:ind w:left="4320" w:hanging="360"/>
+      </w:pPr>
+      <w:rPr>
+        <w:rFonts w:ascii="Wingdings" w:hAnsi="Wingdings" w:hint="default"/>
+        <w:sz w:val="20"/>
+      </w:rPr>
+    </w:lvl>
+    <w:lvl w:ilvl="6" w:tentative="1">
+      <w:start w:val="1"/>
+      <w:numFmt w:val="bullet"/>
+      <w:lvlText w:val=""/>
+      <w:lvlJc w:val="left"/>
+      <w:pPr>
+        <w:tabs>
+          <w:tab w:val="num" w:pos="5040"/>
+        </w:tabs>
+        <w:ind w:left="5040" w:hanging="360"/>
+      </w:pPr>
+      <w:rPr>
+        <w:rFonts w:ascii="Wingdings" w:hAnsi="Wingdings" w:hint="default"/>
+        <w:sz w:val="20"/>
+      </w:rPr>
+    </w:lvl>
+    <w:lvl w:ilvl="7" w:tentative="1">
+      <w:start w:val="1"/>
+      <w:numFmt w:val="bullet"/>
+      <w:lvlText w:val=""/>
+      <w:lvlJc w:val="left"/>
+      <w:pPr>
+        <w:tabs>
+          <w:tab w:val="num" w:pos="5760"/>
+        </w:tabs>
+        <w:ind w:left="5760" w:hanging="360"/>
+      </w:pPr>
+      <w:rPr>
+        <w:rFonts w:ascii="Wingdings" w:hAnsi="Wingdings" w:hint="default"/>
+        <w:sz w:val="20"/>
+      </w:rPr>
+    </w:lvl>
+    <w:lvl w:ilvl="8" w:tentative="1">
+      <w:start w:val="1"/>
+      <w:numFmt w:val="bullet"/>
+      <w:lvlText w:val=""/>
+      <w:lvlJc w:val="left"/>
+      <w:pPr>
+        <w:tabs>
+          <w:tab w:val="num" w:pos="6480"/>
+        </w:tabs>
+        <w:ind w:left="6480" w:hanging="360"/>
+      </w:pPr>
+      <w:rPr>
+        <w:rFonts w:ascii="Wingdings" w:hAnsi="Wingdings" w:hint="default"/>
+        <w:sz w:val="20"/>
+      </w:rPr>
+    </w:lvl>
+  </w:abstractNum>
+  <w:abstractNum w:abstractNumId="38" w15:restartNumberingAfterBreak="0">
     <w:nsid w:val="3A114C4F"/>
     <w:multiLevelType w:val="multilevel"/>
     <w:tmpl w:val="81E6B68C"/>
@@ -24989,7 +27926,7 @@
       </w:rPr>
     </w:lvl>
   </w:abstractNum>
-  <w:abstractNum w:abstractNumId="33" w15:restartNumberingAfterBreak="0">
+  <w:abstractNum w:abstractNumId="39" w15:restartNumberingAfterBreak="0">
     <w:nsid w:val="3B932CA4"/>
     <w:multiLevelType w:val="multilevel"/>
     <w:tmpl w:val="A738BF8C"/>
@@ -25138,7 +28075,7 @@
       </w:rPr>
     </w:lvl>
   </w:abstractNum>
-  <w:abstractNum w:abstractNumId="34" w15:restartNumberingAfterBreak="0">
+  <w:abstractNum w:abstractNumId="40" w15:restartNumberingAfterBreak="0">
     <w:nsid w:val="3C0E1CE2"/>
     <w:multiLevelType w:val="multilevel"/>
     <w:tmpl w:val="8806DA92"/>
@@ -25251,7 +28188,7 @@
       </w:pPr>
     </w:lvl>
   </w:abstractNum>
-  <w:abstractNum w:abstractNumId="35" w15:restartNumberingAfterBreak="0">
+  <w:abstractNum w:abstractNumId="41" w15:restartNumberingAfterBreak="0">
     <w:nsid w:val="3C6076E1"/>
     <w:multiLevelType w:val="multilevel"/>
     <w:tmpl w:val="E1D0AC82"/>
@@ -25400,7 +28337,7 @@
       </w:rPr>
     </w:lvl>
   </w:abstractNum>
-  <w:abstractNum w:abstractNumId="36" w15:restartNumberingAfterBreak="0">
+  <w:abstractNum w:abstractNumId="42" w15:restartNumberingAfterBreak="0">
     <w:nsid w:val="3D0C3A45"/>
     <w:multiLevelType w:val="multilevel"/>
     <w:tmpl w:val="763A24E4"/>
@@ -25549,7 +28486,7 @@
       </w:rPr>
     </w:lvl>
   </w:abstractNum>
-  <w:abstractNum w:abstractNumId="37" w15:restartNumberingAfterBreak="0">
+  <w:abstractNum w:abstractNumId="43" w15:restartNumberingAfterBreak="0">
     <w:nsid w:val="3EEC227F"/>
     <w:multiLevelType w:val="multilevel"/>
     <w:tmpl w:val="4CA848FC"/>
@@ -25662,7 +28599,7 @@
       </w:pPr>
     </w:lvl>
   </w:abstractNum>
-  <w:abstractNum w:abstractNumId="38" w15:restartNumberingAfterBreak="0">
+  <w:abstractNum w:abstractNumId="44" w15:restartNumberingAfterBreak="0">
     <w:nsid w:val="3F2B214C"/>
     <w:multiLevelType w:val="multilevel"/>
     <w:tmpl w:val="328ECCF4"/>
@@ -25811,7 +28748,7 @@
       </w:rPr>
     </w:lvl>
   </w:abstractNum>
-  <w:abstractNum w:abstractNumId="39" w15:restartNumberingAfterBreak="0">
+  <w:abstractNum w:abstractNumId="45" w15:restartNumberingAfterBreak="0">
     <w:nsid w:val="40A237AD"/>
     <w:multiLevelType w:val="multilevel"/>
     <w:tmpl w:val="55DC3488"/>
@@ -25960,7 +28897,7 @@
       </w:rPr>
     </w:lvl>
   </w:abstractNum>
-  <w:abstractNum w:abstractNumId="40" w15:restartNumberingAfterBreak="0">
+  <w:abstractNum w:abstractNumId="46" w15:restartNumberingAfterBreak="0">
     <w:nsid w:val="41370EF9"/>
     <w:multiLevelType w:val="multilevel"/>
     <w:tmpl w:val="18B2A5E4"/>
@@ -26109,7 +29046,7 @@
       </w:rPr>
     </w:lvl>
   </w:abstractNum>
-  <w:abstractNum w:abstractNumId="41" w15:restartNumberingAfterBreak="0">
+  <w:abstractNum w:abstractNumId="47" w15:restartNumberingAfterBreak="0">
     <w:nsid w:val="41616AB2"/>
     <w:multiLevelType w:val="multilevel"/>
     <w:tmpl w:val="D9B0C98C"/>
@@ -26258,7 +29195,7 @@
       </w:rPr>
     </w:lvl>
   </w:abstractNum>
-  <w:abstractNum w:abstractNumId="42" w15:restartNumberingAfterBreak="0">
+  <w:abstractNum w:abstractNumId="48" w15:restartNumberingAfterBreak="0">
     <w:nsid w:val="453F47A0"/>
     <w:multiLevelType w:val="multilevel"/>
     <w:tmpl w:val="1E947550"/>
@@ -26407,7 +29344,7 @@
       </w:rPr>
     </w:lvl>
   </w:abstractNum>
-  <w:abstractNum w:abstractNumId="43" w15:restartNumberingAfterBreak="0">
+  <w:abstractNum w:abstractNumId="49" w15:restartNumberingAfterBreak="0">
     <w:nsid w:val="49371508"/>
     <w:multiLevelType w:val="multilevel"/>
     <w:tmpl w:val="0186BE9E"/>
@@ -26556,7 +29493,7 @@
       </w:rPr>
     </w:lvl>
   </w:abstractNum>
-  <w:abstractNum w:abstractNumId="44" w15:restartNumberingAfterBreak="0">
+  <w:abstractNum w:abstractNumId="50" w15:restartNumberingAfterBreak="0">
     <w:nsid w:val="4DBA2F3E"/>
     <w:multiLevelType w:val="multilevel"/>
     <w:tmpl w:val="314697D6"/>
@@ -26705,7 +29642,7 @@
       </w:rPr>
     </w:lvl>
   </w:abstractNum>
-  <w:abstractNum w:abstractNumId="45" w15:restartNumberingAfterBreak="0">
+  <w:abstractNum w:abstractNumId="51" w15:restartNumberingAfterBreak="0">
     <w:nsid w:val="4E111884"/>
     <w:multiLevelType w:val="multilevel"/>
     <w:tmpl w:val="8AB27A18"/>
@@ -26818,7 +29755,7 @@
       </w:pPr>
     </w:lvl>
   </w:abstractNum>
-  <w:abstractNum w:abstractNumId="46" w15:restartNumberingAfterBreak="0">
+  <w:abstractNum w:abstractNumId="52" w15:restartNumberingAfterBreak="0">
     <w:nsid w:val="4F541E4E"/>
     <w:multiLevelType w:val="multilevel"/>
     <w:tmpl w:val="A6126970"/>
@@ -26967,7 +29904,7 @@
       </w:rPr>
     </w:lvl>
   </w:abstractNum>
-  <w:abstractNum w:abstractNumId="47" w15:restartNumberingAfterBreak="0">
+  <w:abstractNum w:abstractNumId="53" w15:restartNumberingAfterBreak="0">
     <w:nsid w:val="507A2F7E"/>
     <w:multiLevelType w:val="multilevel"/>
     <w:tmpl w:val="79D2FCCA"/>
@@ -27116,7 +30053,7 @@
       </w:rPr>
     </w:lvl>
   </w:abstractNum>
-  <w:abstractNum w:abstractNumId="48" w15:restartNumberingAfterBreak="0">
+  <w:abstractNum w:abstractNumId="54" w15:restartNumberingAfterBreak="0">
     <w:nsid w:val="51ED42FA"/>
     <w:multiLevelType w:val="multilevel"/>
     <w:tmpl w:val="54B060BC"/>
@@ -27265,7 +30202,7 @@
       </w:rPr>
     </w:lvl>
   </w:abstractNum>
-  <w:abstractNum w:abstractNumId="49" w15:restartNumberingAfterBreak="0">
+  <w:abstractNum w:abstractNumId="55" w15:restartNumberingAfterBreak="0">
     <w:nsid w:val="525F52A9"/>
     <w:multiLevelType w:val="multilevel"/>
     <w:tmpl w:val="B39E6D0A"/>
@@ -27414,7 +30351,156 @@
       </w:rPr>
     </w:lvl>
   </w:abstractNum>
-  <w:abstractNum w:abstractNumId="50" w15:restartNumberingAfterBreak="0">
+  <w:abstractNum w:abstractNumId="56" w15:restartNumberingAfterBreak="0">
+    <w:nsid w:val="53897B57"/>
+    <w:multiLevelType w:val="multilevel"/>
+    <w:tmpl w:val="3C281954"/>
+    <w:lvl w:ilvl="0">
+      <w:start w:val="1"/>
+      <w:numFmt w:val="bullet"/>
+      <w:lvlText w:val=""/>
+      <w:lvlJc w:val="left"/>
+      <w:pPr>
+        <w:tabs>
+          <w:tab w:val="num" w:pos="720"/>
+        </w:tabs>
+        <w:ind w:left="720" w:hanging="360"/>
+      </w:pPr>
+      <w:rPr>
+        <w:rFonts w:ascii="Symbol" w:hAnsi="Symbol" w:hint="default"/>
+        <w:sz w:val="20"/>
+      </w:rPr>
+    </w:lvl>
+    <w:lvl w:ilvl="1" w:tentative="1">
+      <w:start w:val="1"/>
+      <w:numFmt w:val="bullet"/>
+      <w:lvlText w:val="o"/>
+      <w:lvlJc w:val="left"/>
+      <w:pPr>
+        <w:tabs>
+          <w:tab w:val="num" w:pos="1440"/>
+        </w:tabs>
+        <w:ind w:left="1440" w:hanging="360"/>
+      </w:pPr>
+      <w:rPr>
+        <w:rFonts w:ascii="Courier New" w:hAnsi="Courier New" w:hint="default"/>
+        <w:sz w:val="20"/>
+      </w:rPr>
+    </w:lvl>
+    <w:lvl w:ilvl="2" w:tentative="1">
+      <w:start w:val="1"/>
+      <w:numFmt w:val="bullet"/>
+      <w:lvlText w:val=""/>
+      <w:lvlJc w:val="left"/>
+      <w:pPr>
+        <w:tabs>
+          <w:tab w:val="num" w:pos="2160"/>
+        </w:tabs>
+        <w:ind w:left="2160" w:hanging="360"/>
+      </w:pPr>
+      <w:rPr>
+        <w:rFonts w:ascii="Wingdings" w:hAnsi="Wingdings" w:hint="default"/>
+        <w:sz w:val="20"/>
+      </w:rPr>
+    </w:lvl>
+    <w:lvl w:ilvl="3" w:tentative="1">
+      <w:start w:val="1"/>
+      <w:numFmt w:val="bullet"/>
+      <w:lvlText w:val=""/>
+      <w:lvlJc w:val="left"/>
+      <w:pPr>
+        <w:tabs>
+          <w:tab w:val="num" w:pos="2880"/>
+        </w:tabs>
+        <w:ind w:left="2880" w:hanging="360"/>
+      </w:pPr>
+      <w:rPr>
+        <w:rFonts w:ascii="Wingdings" w:hAnsi="Wingdings" w:hint="default"/>
+        <w:sz w:val="20"/>
+      </w:rPr>
+    </w:lvl>
+    <w:lvl w:ilvl="4" w:tentative="1">
+      <w:start w:val="1"/>
+      <w:numFmt w:val="bullet"/>
+      <w:lvlText w:val=""/>
+      <w:lvlJc w:val="left"/>
+      <w:pPr>
+        <w:tabs>
+          <w:tab w:val="num" w:pos="3600"/>
+        </w:tabs>
+        <w:ind w:left="3600" w:hanging="360"/>
+      </w:pPr>
+      <w:rPr>
+        <w:rFonts w:ascii="Wingdings" w:hAnsi="Wingdings" w:hint="default"/>
+        <w:sz w:val="20"/>
+      </w:rPr>
+    </w:lvl>
+    <w:lvl w:ilvl="5" w:tentative="1">
+      <w:start w:val="1"/>
+      <w:numFmt w:val="bullet"/>
+      <w:lvlText w:val=""/>
+      <w:lvlJc w:val="left"/>
+      <w:pPr>
+        <w:tabs>
+          <w:tab w:val="num" w:pos="4320"/>
+        </w:tabs>
+        <w:ind w:left="4320" w:hanging="360"/>
+      </w:pPr>
+      <w:rPr>
+        <w:rFonts w:ascii="Wingdings" w:hAnsi="Wingdings" w:hint="default"/>
+        <w:sz w:val="20"/>
+      </w:rPr>
+    </w:lvl>
+    <w:lvl w:ilvl="6" w:tentative="1">
+      <w:start w:val="1"/>
+      <w:numFmt w:val="bullet"/>
+      <w:lvlText w:val=""/>
+      <w:lvlJc w:val="left"/>
+      <w:pPr>
+        <w:tabs>
+          <w:tab w:val="num" w:pos="5040"/>
+        </w:tabs>
+        <w:ind w:left="5040" w:hanging="360"/>
+      </w:pPr>
+      <w:rPr>
+        <w:rFonts w:ascii="Wingdings" w:hAnsi="Wingdings" w:hint="default"/>
+        <w:sz w:val="20"/>
+      </w:rPr>
+    </w:lvl>
+    <w:lvl w:ilvl="7" w:tentative="1">
+      <w:start w:val="1"/>
+      <w:numFmt w:val="bullet"/>
+      <w:lvlText w:val=""/>
+      <w:lvlJc w:val="left"/>
+      <w:pPr>
+        <w:tabs>
+          <w:tab w:val="num" w:pos="5760"/>
+        </w:tabs>
+        <w:ind w:left="5760" w:hanging="360"/>
+      </w:pPr>
+      <w:rPr>
+        <w:rFonts w:ascii="Wingdings" w:hAnsi="Wingdings" w:hint="default"/>
+        <w:sz w:val="20"/>
+      </w:rPr>
+    </w:lvl>
+    <w:lvl w:ilvl="8" w:tentative="1">
+      <w:start w:val="1"/>
+      <w:numFmt w:val="bullet"/>
+      <w:lvlText w:val=""/>
+      <w:lvlJc w:val="left"/>
+      <w:pPr>
+        <w:tabs>
+          <w:tab w:val="num" w:pos="6480"/>
+        </w:tabs>
+        <w:ind w:left="6480" w:hanging="360"/>
+      </w:pPr>
+      <w:rPr>
+        <w:rFonts w:ascii="Wingdings" w:hAnsi="Wingdings" w:hint="default"/>
+        <w:sz w:val="20"/>
+      </w:rPr>
+    </w:lvl>
+  </w:abstractNum>
+  <w:abstractNum w:abstractNumId="57" w15:restartNumberingAfterBreak="0">
     <w:nsid w:val="54F1714A"/>
     <w:multiLevelType w:val="multilevel"/>
     <w:tmpl w:val="FDB6B2DC"/>
@@ -27563,7 +30649,7 @@
       </w:rPr>
     </w:lvl>
   </w:abstractNum>
-  <w:abstractNum w:abstractNumId="51" w15:restartNumberingAfterBreak="0">
+  <w:abstractNum w:abstractNumId="58" w15:restartNumberingAfterBreak="0">
     <w:nsid w:val="56A964C1"/>
     <w:multiLevelType w:val="multilevel"/>
     <w:tmpl w:val="0D3AB7FE"/>
@@ -27712,7 +30798,7 @@
       </w:rPr>
     </w:lvl>
   </w:abstractNum>
-  <w:abstractNum w:abstractNumId="52" w15:restartNumberingAfterBreak="0">
+  <w:abstractNum w:abstractNumId="59" w15:restartNumberingAfterBreak="0">
     <w:nsid w:val="57B90FFA"/>
     <w:multiLevelType w:val="multilevel"/>
     <w:tmpl w:val="5FA84584"/>
@@ -27861,7 +30947,7 @@
       </w:rPr>
     </w:lvl>
   </w:abstractNum>
-  <w:abstractNum w:abstractNumId="53" w15:restartNumberingAfterBreak="0">
+  <w:abstractNum w:abstractNumId="60" w15:restartNumberingAfterBreak="0">
     <w:nsid w:val="58417512"/>
     <w:multiLevelType w:val="multilevel"/>
     <w:tmpl w:val="E5C8CF3C"/>
@@ -28010,7 +31096,7 @@
       </w:rPr>
     </w:lvl>
   </w:abstractNum>
-  <w:abstractNum w:abstractNumId="54" w15:restartNumberingAfterBreak="0">
+  <w:abstractNum w:abstractNumId="61" w15:restartNumberingAfterBreak="0">
     <w:nsid w:val="58451099"/>
     <w:multiLevelType w:val="multilevel"/>
     <w:tmpl w:val="D86AE340"/>
@@ -28159,7 +31245,156 @@
       </w:rPr>
     </w:lvl>
   </w:abstractNum>
-  <w:abstractNum w:abstractNumId="55" w15:restartNumberingAfterBreak="0">
+  <w:abstractNum w:abstractNumId="62" w15:restartNumberingAfterBreak="0">
+    <w:nsid w:val="58B56E0D"/>
+    <w:multiLevelType w:val="multilevel"/>
+    <w:tmpl w:val="4AE0C0AA"/>
+    <w:lvl w:ilvl="0">
+      <w:start w:val="1"/>
+      <w:numFmt w:val="bullet"/>
+      <w:lvlText w:val=""/>
+      <w:lvlJc w:val="left"/>
+      <w:pPr>
+        <w:tabs>
+          <w:tab w:val="num" w:pos="720"/>
+        </w:tabs>
+        <w:ind w:left="720" w:hanging="360"/>
+      </w:pPr>
+      <w:rPr>
+        <w:rFonts w:ascii="Symbol" w:hAnsi="Symbol" w:hint="default"/>
+        <w:sz w:val="20"/>
+      </w:rPr>
+    </w:lvl>
+    <w:lvl w:ilvl="1" w:tentative="1">
+      <w:start w:val="1"/>
+      <w:numFmt w:val="bullet"/>
+      <w:lvlText w:val="o"/>
+      <w:lvlJc w:val="left"/>
+      <w:pPr>
+        <w:tabs>
+          <w:tab w:val="num" w:pos="1440"/>
+        </w:tabs>
+        <w:ind w:left="1440" w:hanging="360"/>
+      </w:pPr>
+      <w:rPr>
+        <w:rFonts w:ascii="Courier New" w:hAnsi="Courier New" w:hint="default"/>
+        <w:sz w:val="20"/>
+      </w:rPr>
+    </w:lvl>
+    <w:lvl w:ilvl="2" w:tentative="1">
+      <w:start w:val="1"/>
+      <w:numFmt w:val="bullet"/>
+      <w:lvlText w:val=""/>
+      <w:lvlJc w:val="left"/>
+      <w:pPr>
+        <w:tabs>
+          <w:tab w:val="num" w:pos="2160"/>
+        </w:tabs>
+        <w:ind w:left="2160" w:hanging="360"/>
+      </w:pPr>
+      <w:rPr>
+        <w:rFonts w:ascii="Wingdings" w:hAnsi="Wingdings" w:hint="default"/>
+        <w:sz w:val="20"/>
+      </w:rPr>
+    </w:lvl>
+    <w:lvl w:ilvl="3" w:tentative="1">
+      <w:start w:val="1"/>
+      <w:numFmt w:val="bullet"/>
+      <w:lvlText w:val=""/>
+      <w:lvlJc w:val="left"/>
+      <w:pPr>
+        <w:tabs>
+          <w:tab w:val="num" w:pos="2880"/>
+        </w:tabs>
+        <w:ind w:left="2880" w:hanging="360"/>
+      </w:pPr>
+      <w:rPr>
+        <w:rFonts w:ascii="Wingdings" w:hAnsi="Wingdings" w:hint="default"/>
+        <w:sz w:val="20"/>
+      </w:rPr>
+    </w:lvl>
+    <w:lvl w:ilvl="4" w:tentative="1">
+      <w:start w:val="1"/>
+      <w:numFmt w:val="bullet"/>
+      <w:lvlText w:val=""/>
+      <w:lvlJc w:val="left"/>
+      <w:pPr>
+        <w:tabs>
+          <w:tab w:val="num" w:pos="3600"/>
+        </w:tabs>
+        <w:ind w:left="3600" w:hanging="360"/>
+      </w:pPr>
+      <w:rPr>
+        <w:rFonts w:ascii="Wingdings" w:hAnsi="Wingdings" w:hint="default"/>
+        <w:sz w:val="20"/>
+      </w:rPr>
+    </w:lvl>
+    <w:lvl w:ilvl="5" w:tentative="1">
+      <w:start w:val="1"/>
+      <w:numFmt w:val="bullet"/>
+      <w:lvlText w:val=""/>
+      <w:lvlJc w:val="left"/>
+      <w:pPr>
+        <w:tabs>
+          <w:tab w:val="num" w:pos="4320"/>
+        </w:tabs>
+        <w:ind w:left="4320" w:hanging="360"/>
+      </w:pPr>
+      <w:rPr>
+        <w:rFonts w:ascii="Wingdings" w:hAnsi="Wingdings" w:hint="default"/>
+        <w:sz w:val="20"/>
+      </w:rPr>
+    </w:lvl>
+    <w:lvl w:ilvl="6" w:tentative="1">
+      <w:start w:val="1"/>
+      <w:numFmt w:val="bullet"/>
+      <w:lvlText w:val=""/>
+      <w:lvlJc w:val="left"/>
+      <w:pPr>
+        <w:tabs>
+          <w:tab w:val="num" w:pos="5040"/>
+        </w:tabs>
+        <w:ind w:left="5040" w:hanging="360"/>
+      </w:pPr>
+      <w:rPr>
+        <w:rFonts w:ascii="Wingdings" w:hAnsi="Wingdings" w:hint="default"/>
+        <w:sz w:val="20"/>
+      </w:rPr>
+    </w:lvl>
+    <w:lvl w:ilvl="7" w:tentative="1">
+      <w:start w:val="1"/>
+      <w:numFmt w:val="bullet"/>
+      <w:lvlText w:val=""/>
+      <w:lvlJc w:val="left"/>
+      <w:pPr>
+        <w:tabs>
+          <w:tab w:val="num" w:pos="5760"/>
+        </w:tabs>
+        <w:ind w:left="5760" w:hanging="360"/>
+      </w:pPr>
+      <w:rPr>
+        <w:rFonts w:ascii="Wingdings" w:hAnsi="Wingdings" w:hint="default"/>
+        <w:sz w:val="20"/>
+      </w:rPr>
+    </w:lvl>
+    <w:lvl w:ilvl="8" w:tentative="1">
+      <w:start w:val="1"/>
+      <w:numFmt w:val="bullet"/>
+      <w:lvlText w:val=""/>
+      <w:lvlJc w:val="left"/>
+      <w:pPr>
+        <w:tabs>
+          <w:tab w:val="num" w:pos="6480"/>
+        </w:tabs>
+        <w:ind w:left="6480" w:hanging="360"/>
+      </w:pPr>
+      <w:rPr>
+        <w:rFonts w:ascii="Wingdings" w:hAnsi="Wingdings" w:hint="default"/>
+        <w:sz w:val="20"/>
+      </w:rPr>
+    </w:lvl>
+  </w:abstractNum>
+  <w:abstractNum w:abstractNumId="63" w15:restartNumberingAfterBreak="0">
     <w:nsid w:val="58BC5C46"/>
     <w:multiLevelType w:val="multilevel"/>
     <w:tmpl w:val="65249C42"/>
@@ -28308,7 +31543,7 @@
       </w:rPr>
     </w:lvl>
   </w:abstractNum>
-  <w:abstractNum w:abstractNumId="56" w15:restartNumberingAfterBreak="0">
+  <w:abstractNum w:abstractNumId="64" w15:restartNumberingAfterBreak="0">
     <w:nsid w:val="591A067A"/>
     <w:multiLevelType w:val="multilevel"/>
     <w:tmpl w:val="55483EE6"/>
@@ -28457,7 +31692,7 @@
       </w:rPr>
     </w:lvl>
   </w:abstractNum>
-  <w:abstractNum w:abstractNumId="57" w15:restartNumberingAfterBreak="0">
+  <w:abstractNum w:abstractNumId="65" w15:restartNumberingAfterBreak="0">
     <w:nsid w:val="59D92615"/>
     <w:multiLevelType w:val="multilevel"/>
     <w:tmpl w:val="60D8A904"/>
@@ -28606,7 +31841,7 @@
       </w:rPr>
     </w:lvl>
   </w:abstractNum>
-  <w:abstractNum w:abstractNumId="58" w15:restartNumberingAfterBreak="0">
+  <w:abstractNum w:abstractNumId="66" w15:restartNumberingAfterBreak="0">
     <w:nsid w:val="5CDB77C7"/>
     <w:multiLevelType w:val="multilevel"/>
     <w:tmpl w:val="D21C076A"/>
@@ -28755,7 +31990,156 @@
       </w:rPr>
     </w:lvl>
   </w:abstractNum>
-  <w:abstractNum w:abstractNumId="59" w15:restartNumberingAfterBreak="0">
+  <w:abstractNum w:abstractNumId="67" w15:restartNumberingAfterBreak="0">
+    <w:nsid w:val="5CE766FE"/>
+    <w:multiLevelType w:val="multilevel"/>
+    <w:tmpl w:val="DA069C1C"/>
+    <w:lvl w:ilvl="0">
+      <w:start w:val="1"/>
+      <w:numFmt w:val="bullet"/>
+      <w:lvlText w:val=""/>
+      <w:lvlJc w:val="left"/>
+      <w:pPr>
+        <w:tabs>
+          <w:tab w:val="num" w:pos="720"/>
+        </w:tabs>
+        <w:ind w:left="720" w:hanging="360"/>
+      </w:pPr>
+      <w:rPr>
+        <w:rFonts w:ascii="Symbol" w:hAnsi="Symbol" w:hint="default"/>
+        <w:sz w:val="20"/>
+      </w:rPr>
+    </w:lvl>
+    <w:lvl w:ilvl="1" w:tentative="1">
+      <w:start w:val="1"/>
+      <w:numFmt w:val="bullet"/>
+      <w:lvlText w:val="o"/>
+      <w:lvlJc w:val="left"/>
+      <w:pPr>
+        <w:tabs>
+          <w:tab w:val="num" w:pos="1440"/>
+        </w:tabs>
+        <w:ind w:left="1440" w:hanging="360"/>
+      </w:pPr>
+      <w:rPr>
+        <w:rFonts w:ascii="Courier New" w:hAnsi="Courier New" w:hint="default"/>
+        <w:sz w:val="20"/>
+      </w:rPr>
+    </w:lvl>
+    <w:lvl w:ilvl="2" w:tentative="1">
+      <w:start w:val="1"/>
+      <w:numFmt w:val="bullet"/>
+      <w:lvlText w:val=""/>
+      <w:lvlJc w:val="left"/>
+      <w:pPr>
+        <w:tabs>
+          <w:tab w:val="num" w:pos="2160"/>
+        </w:tabs>
+        <w:ind w:left="2160" w:hanging="360"/>
+      </w:pPr>
+      <w:rPr>
+        <w:rFonts w:ascii="Wingdings" w:hAnsi="Wingdings" w:hint="default"/>
+        <w:sz w:val="20"/>
+      </w:rPr>
+    </w:lvl>
+    <w:lvl w:ilvl="3" w:tentative="1">
+      <w:start w:val="1"/>
+      <w:numFmt w:val="bullet"/>
+      <w:lvlText w:val=""/>
+      <w:lvlJc w:val="left"/>
+      <w:pPr>
+        <w:tabs>
+          <w:tab w:val="num" w:pos="2880"/>
+        </w:tabs>
+        <w:ind w:left="2880" w:hanging="360"/>
+      </w:pPr>
+      <w:rPr>
+        <w:rFonts w:ascii="Wingdings" w:hAnsi="Wingdings" w:hint="default"/>
+        <w:sz w:val="20"/>
+      </w:rPr>
+    </w:lvl>
+    <w:lvl w:ilvl="4" w:tentative="1">
+      <w:start w:val="1"/>
+      <w:numFmt w:val="bullet"/>
+      <w:lvlText w:val=""/>
+      <w:lvlJc w:val="left"/>
+      <w:pPr>
+        <w:tabs>
+          <w:tab w:val="num" w:pos="3600"/>
+        </w:tabs>
+        <w:ind w:left="3600" w:hanging="360"/>
+      </w:pPr>
+      <w:rPr>
+        <w:rFonts w:ascii="Wingdings" w:hAnsi="Wingdings" w:hint="default"/>
+        <w:sz w:val="20"/>
+      </w:rPr>
+    </w:lvl>
+    <w:lvl w:ilvl="5" w:tentative="1">
+      <w:start w:val="1"/>
+      <w:numFmt w:val="bullet"/>
+      <w:lvlText w:val=""/>
+      <w:lvlJc w:val="left"/>
+      <w:pPr>
+        <w:tabs>
+          <w:tab w:val="num" w:pos="4320"/>
+        </w:tabs>
+        <w:ind w:left="4320" w:hanging="360"/>
+      </w:pPr>
+      <w:rPr>
+        <w:rFonts w:ascii="Wingdings" w:hAnsi="Wingdings" w:hint="default"/>
+        <w:sz w:val="20"/>
+      </w:rPr>
+    </w:lvl>
+    <w:lvl w:ilvl="6" w:tentative="1">
+      <w:start w:val="1"/>
+      <w:numFmt w:val="bullet"/>
+      <w:lvlText w:val=""/>
+      <w:lvlJc w:val="left"/>
+      <w:pPr>
+        <w:tabs>
+          <w:tab w:val="num" w:pos="5040"/>
+        </w:tabs>
+        <w:ind w:left="5040" w:hanging="360"/>
+      </w:pPr>
+      <w:rPr>
+        <w:rFonts w:ascii="Wingdings" w:hAnsi="Wingdings" w:hint="default"/>
+        <w:sz w:val="20"/>
+      </w:rPr>
+    </w:lvl>
+    <w:lvl w:ilvl="7" w:tentative="1">
+      <w:start w:val="1"/>
+      <w:numFmt w:val="bullet"/>
+      <w:lvlText w:val=""/>
+      <w:lvlJc w:val="left"/>
+      <w:pPr>
+        <w:tabs>
+          <w:tab w:val="num" w:pos="5760"/>
+        </w:tabs>
+        <w:ind w:left="5760" w:hanging="360"/>
+      </w:pPr>
+      <w:rPr>
+        <w:rFonts w:ascii="Wingdings" w:hAnsi="Wingdings" w:hint="default"/>
+        <w:sz w:val="20"/>
+      </w:rPr>
+    </w:lvl>
+    <w:lvl w:ilvl="8" w:tentative="1">
+      <w:start w:val="1"/>
+      <w:numFmt w:val="bullet"/>
+      <w:lvlText w:val=""/>
+      <w:lvlJc w:val="left"/>
+      <w:pPr>
+        <w:tabs>
+          <w:tab w:val="num" w:pos="6480"/>
+        </w:tabs>
+        <w:ind w:left="6480" w:hanging="360"/>
+      </w:pPr>
+      <w:rPr>
+        <w:rFonts w:ascii="Wingdings" w:hAnsi="Wingdings" w:hint="default"/>
+        <w:sz w:val="20"/>
+      </w:rPr>
+    </w:lvl>
+  </w:abstractNum>
+  <w:abstractNum w:abstractNumId="68" w15:restartNumberingAfterBreak="0">
     <w:nsid w:val="5D4D11FF"/>
     <w:multiLevelType w:val="multilevel"/>
     <w:tmpl w:val="2D741908"/>
@@ -28904,7 +32288,7 @@
       </w:rPr>
     </w:lvl>
   </w:abstractNum>
-  <w:abstractNum w:abstractNumId="60" w15:restartNumberingAfterBreak="0">
+  <w:abstractNum w:abstractNumId="69" w15:restartNumberingAfterBreak="0">
     <w:nsid w:val="5DD631AB"/>
     <w:multiLevelType w:val="multilevel"/>
     <w:tmpl w:val="3094F6E2"/>
@@ -29053,7 +32437,7 @@
       </w:rPr>
     </w:lvl>
   </w:abstractNum>
-  <w:abstractNum w:abstractNumId="61" w15:restartNumberingAfterBreak="0">
+  <w:abstractNum w:abstractNumId="70" w15:restartNumberingAfterBreak="0">
     <w:nsid w:val="5F435564"/>
     <w:multiLevelType w:val="multilevel"/>
     <w:tmpl w:val="32403E32"/>
@@ -29202,7 +32586,7 @@
       </w:rPr>
     </w:lvl>
   </w:abstractNum>
-  <w:abstractNum w:abstractNumId="62" w15:restartNumberingAfterBreak="0">
+  <w:abstractNum w:abstractNumId="71" w15:restartNumberingAfterBreak="0">
     <w:nsid w:val="61B17E98"/>
     <w:multiLevelType w:val="multilevel"/>
     <w:tmpl w:val="B27488CE"/>
@@ -29319,7 +32703,7 @@
       </w:pPr>
     </w:lvl>
   </w:abstractNum>
-  <w:abstractNum w:abstractNumId="63" w15:restartNumberingAfterBreak="0">
+  <w:abstractNum w:abstractNumId="72" w15:restartNumberingAfterBreak="0">
     <w:nsid w:val="649918D0"/>
     <w:multiLevelType w:val="multilevel"/>
     <w:tmpl w:val="397EE5AC"/>
@@ -29468,7 +32852,7 @@
       </w:rPr>
     </w:lvl>
   </w:abstractNum>
-  <w:abstractNum w:abstractNumId="64" w15:restartNumberingAfterBreak="0">
+  <w:abstractNum w:abstractNumId="73" w15:restartNumberingAfterBreak="0">
     <w:nsid w:val="6A3B1CA4"/>
     <w:multiLevelType w:val="multilevel"/>
     <w:tmpl w:val="E9F4EDD0"/>
@@ -29617,7 +33001,7 @@
       </w:rPr>
     </w:lvl>
   </w:abstractNum>
-  <w:abstractNum w:abstractNumId="65" w15:restartNumberingAfterBreak="0">
+  <w:abstractNum w:abstractNumId="74" w15:restartNumberingAfterBreak="0">
     <w:nsid w:val="715348CA"/>
     <w:multiLevelType w:val="multilevel"/>
     <w:tmpl w:val="50288884"/>
@@ -29730,7 +33114,7 @@
       </w:pPr>
     </w:lvl>
   </w:abstractNum>
-  <w:abstractNum w:abstractNumId="66" w15:restartNumberingAfterBreak="0">
+  <w:abstractNum w:abstractNumId="75" w15:restartNumberingAfterBreak="0">
     <w:nsid w:val="74635820"/>
     <w:multiLevelType w:val="multilevel"/>
     <w:tmpl w:val="391AF558"/>
@@ -29879,7 +33263,7 @@
       </w:rPr>
     </w:lvl>
   </w:abstractNum>
-  <w:abstractNum w:abstractNumId="67" w15:restartNumberingAfterBreak="0">
+  <w:abstractNum w:abstractNumId="76" w15:restartNumberingAfterBreak="0">
     <w:nsid w:val="76C12912"/>
     <w:multiLevelType w:val="multilevel"/>
     <w:tmpl w:val="B4221CA8"/>
@@ -29992,7 +33376,7 @@
       </w:pPr>
     </w:lvl>
   </w:abstractNum>
-  <w:abstractNum w:abstractNumId="68" w15:restartNumberingAfterBreak="0">
+  <w:abstractNum w:abstractNumId="77" w15:restartNumberingAfterBreak="0">
     <w:nsid w:val="789010C3"/>
     <w:multiLevelType w:val="multilevel"/>
     <w:tmpl w:val="53D0E026"/>
@@ -30141,7 +33525,7 @@
       </w:rPr>
     </w:lvl>
   </w:abstractNum>
-  <w:abstractNum w:abstractNumId="69" w15:restartNumberingAfterBreak="0">
+  <w:abstractNum w:abstractNumId="78" w15:restartNumberingAfterBreak="0">
     <w:nsid w:val="78BC0BDF"/>
     <w:multiLevelType w:val="multilevel"/>
     <w:tmpl w:val="41467532"/>
@@ -30290,7 +33674,7 @@
       </w:rPr>
     </w:lvl>
   </w:abstractNum>
-  <w:abstractNum w:abstractNumId="70" w15:restartNumberingAfterBreak="0">
+  <w:abstractNum w:abstractNumId="79" w15:restartNumberingAfterBreak="0">
     <w:nsid w:val="7984142D"/>
     <w:multiLevelType w:val="multilevel"/>
     <w:tmpl w:val="7E6EB068"/>
@@ -30403,7 +33787,7 @@
       </w:pPr>
     </w:lvl>
   </w:abstractNum>
-  <w:abstractNum w:abstractNumId="71" w15:restartNumberingAfterBreak="0">
+  <w:abstractNum w:abstractNumId="80" w15:restartNumberingAfterBreak="0">
     <w:nsid w:val="7B3163D6"/>
     <w:multiLevelType w:val="multilevel"/>
     <w:tmpl w:val="8BA84750"/>
@@ -30552,7 +33936,7 @@
       </w:rPr>
     </w:lvl>
   </w:abstractNum>
-  <w:abstractNum w:abstractNumId="72" w15:restartNumberingAfterBreak="0">
+  <w:abstractNum w:abstractNumId="81" w15:restartNumberingAfterBreak="0">
     <w:nsid w:val="7D404196"/>
     <w:multiLevelType w:val="multilevel"/>
     <w:tmpl w:val="97704CE2"/>
@@ -30701,7 +34085,7 @@
       </w:rPr>
     </w:lvl>
   </w:abstractNum>
-  <w:abstractNum w:abstractNumId="73" w15:restartNumberingAfterBreak="0">
+  <w:abstractNum w:abstractNumId="82" w15:restartNumberingAfterBreak="0">
     <w:nsid w:val="7EFB3932"/>
     <w:multiLevelType w:val="multilevel"/>
     <w:tmpl w:val="D0AE2722"/>
@@ -30814,7 +34198,7 @@
       </w:pPr>
     </w:lvl>
   </w:abstractNum>
-  <w:abstractNum w:abstractNumId="74" w15:restartNumberingAfterBreak="0">
+  <w:abstractNum w:abstractNumId="83" w15:restartNumberingAfterBreak="0">
     <w:nsid w:val="7FE4219B"/>
     <w:multiLevelType w:val="multilevel"/>
     <w:tmpl w:val="DF880E74"/>
@@ -30964,231 +34348,258 @@
     </w:lvl>
   </w:abstractNum>
   <w:num w:numId="1" w16cid:durableId="696584190">
+    <w:abstractNumId w:val="43"/>
+  </w:num>
+  <w:num w:numId="2" w16cid:durableId="1747259762">
+    <w:abstractNumId w:val="11"/>
+  </w:num>
+  <w:num w:numId="3" w16cid:durableId="1691179610">
+    <w:abstractNumId w:val="74"/>
+  </w:num>
+  <w:num w:numId="4" w16cid:durableId="2025091158">
+    <w:abstractNumId w:val="60"/>
+  </w:num>
+  <w:num w:numId="5" w16cid:durableId="468208416">
+    <w:abstractNumId w:val="22"/>
+  </w:num>
+  <w:num w:numId="6" w16cid:durableId="104664305">
+    <w:abstractNumId w:val="63"/>
+  </w:num>
+  <w:num w:numId="7" w16cid:durableId="15035671">
+    <w:abstractNumId w:val="14"/>
+  </w:num>
+  <w:num w:numId="8" w16cid:durableId="655034754">
+    <w:abstractNumId w:val="59"/>
+  </w:num>
+  <w:num w:numId="9" w16cid:durableId="621419416">
+    <w:abstractNumId w:val="80"/>
+  </w:num>
+  <w:num w:numId="10" w16cid:durableId="1209219453">
+    <w:abstractNumId w:val="45"/>
+  </w:num>
+  <w:num w:numId="11" w16cid:durableId="1075200423">
+    <w:abstractNumId w:val="16"/>
+  </w:num>
+  <w:num w:numId="12" w16cid:durableId="2013873678">
+    <w:abstractNumId w:val="48"/>
+  </w:num>
+  <w:num w:numId="13" w16cid:durableId="1133449715">
+    <w:abstractNumId w:val="53"/>
+  </w:num>
+  <w:num w:numId="14" w16cid:durableId="1348555731">
+    <w:abstractNumId w:val="65"/>
+  </w:num>
+  <w:num w:numId="15" w16cid:durableId="1389647130">
+    <w:abstractNumId w:val="3"/>
+  </w:num>
+  <w:num w:numId="16" w16cid:durableId="1737625981">
+    <w:abstractNumId w:val="7"/>
+  </w:num>
+  <w:num w:numId="17" w16cid:durableId="416679900">
+    <w:abstractNumId w:val="12"/>
+  </w:num>
+  <w:num w:numId="18" w16cid:durableId="1536187369">
+    <w:abstractNumId w:val="40"/>
+  </w:num>
+  <w:num w:numId="19" w16cid:durableId="1141310079">
+    <w:abstractNumId w:val="54"/>
+  </w:num>
+  <w:num w:numId="20" w16cid:durableId="1813477048">
+    <w:abstractNumId w:val="1"/>
+  </w:num>
+  <w:num w:numId="21" w16cid:durableId="543253394">
+    <w:abstractNumId w:val="49"/>
+  </w:num>
+  <w:num w:numId="22" w16cid:durableId="1226144208">
+    <w:abstractNumId w:val="30"/>
+  </w:num>
+  <w:num w:numId="23" w16cid:durableId="760297013">
+    <w:abstractNumId w:val="78"/>
+  </w:num>
+  <w:num w:numId="24" w16cid:durableId="1111126328">
+    <w:abstractNumId w:val="55"/>
+  </w:num>
+  <w:num w:numId="25" w16cid:durableId="1771581909">
+    <w:abstractNumId w:val="39"/>
+  </w:num>
+  <w:num w:numId="26" w16cid:durableId="1345085296">
+    <w:abstractNumId w:val="2"/>
+  </w:num>
+  <w:num w:numId="27" w16cid:durableId="397678998">
+    <w:abstractNumId w:val="17"/>
+  </w:num>
+  <w:num w:numId="28" w16cid:durableId="982008169">
+    <w:abstractNumId w:val="41"/>
+  </w:num>
+  <w:num w:numId="29" w16cid:durableId="939066719">
+    <w:abstractNumId w:val="20"/>
+  </w:num>
+  <w:num w:numId="30" w16cid:durableId="876510830">
+    <w:abstractNumId w:val="51"/>
+  </w:num>
+  <w:num w:numId="31" w16cid:durableId="902106299">
+    <w:abstractNumId w:val="21"/>
+  </w:num>
+  <w:num w:numId="32" w16cid:durableId="1100490539">
+    <w:abstractNumId w:val="4"/>
+  </w:num>
+  <w:num w:numId="33" w16cid:durableId="771121688">
+    <w:abstractNumId w:val="50"/>
+  </w:num>
+  <w:num w:numId="34" w16cid:durableId="1479685463">
+    <w:abstractNumId w:val="77"/>
+  </w:num>
+  <w:num w:numId="35" w16cid:durableId="134955994">
+    <w:abstractNumId w:val="10"/>
+  </w:num>
+  <w:num w:numId="36" w16cid:durableId="128086684">
+    <w:abstractNumId w:val="6"/>
+  </w:num>
+  <w:num w:numId="37" w16cid:durableId="334914981">
+    <w:abstractNumId w:val="28"/>
+  </w:num>
+  <w:num w:numId="38" w16cid:durableId="1650011285">
+    <w:abstractNumId w:val="36"/>
+  </w:num>
+  <w:num w:numId="39" w16cid:durableId="1234654992">
+    <w:abstractNumId w:val="46"/>
+  </w:num>
+  <w:num w:numId="40" w16cid:durableId="1087116620">
+    <w:abstractNumId w:val="47"/>
+  </w:num>
+  <w:num w:numId="41" w16cid:durableId="1655406304">
+    <w:abstractNumId w:val="73"/>
+  </w:num>
+  <w:num w:numId="42" w16cid:durableId="596644524">
+    <w:abstractNumId w:val="24"/>
+  </w:num>
+  <w:num w:numId="43" w16cid:durableId="2003120680">
+    <w:abstractNumId w:val="75"/>
+  </w:num>
+  <w:num w:numId="44" w16cid:durableId="1243414595">
+    <w:abstractNumId w:val="61"/>
+  </w:num>
+  <w:num w:numId="45" w16cid:durableId="70087782">
+    <w:abstractNumId w:val="25"/>
+  </w:num>
+  <w:num w:numId="46" w16cid:durableId="1091659472">
+    <w:abstractNumId w:val="72"/>
+  </w:num>
+  <w:num w:numId="47" w16cid:durableId="1202404245">
+    <w:abstractNumId w:val="9"/>
+  </w:num>
+  <w:num w:numId="48" w16cid:durableId="1231765433">
+    <w:abstractNumId w:val="18"/>
+  </w:num>
+  <w:num w:numId="49" w16cid:durableId="1550337699">
+    <w:abstractNumId w:val="38"/>
+  </w:num>
+  <w:num w:numId="50" w16cid:durableId="172037436">
+    <w:abstractNumId w:val="26"/>
+  </w:num>
+  <w:num w:numId="51" w16cid:durableId="1191068728">
+    <w:abstractNumId w:val="8"/>
+  </w:num>
+  <w:num w:numId="52" w16cid:durableId="1052116213">
+    <w:abstractNumId w:val="70"/>
+  </w:num>
+  <w:num w:numId="53" w16cid:durableId="861016012">
+    <w:abstractNumId w:val="52"/>
+  </w:num>
+  <w:num w:numId="54" w16cid:durableId="1091241527">
+    <w:abstractNumId w:val="42"/>
+  </w:num>
+  <w:num w:numId="55" w16cid:durableId="177276248">
+    <w:abstractNumId w:val="31"/>
+  </w:num>
+  <w:num w:numId="56" w16cid:durableId="650521810">
+    <w:abstractNumId w:val="32"/>
+  </w:num>
+  <w:num w:numId="57" w16cid:durableId="1886091548">
+    <w:abstractNumId w:val="76"/>
+  </w:num>
+  <w:num w:numId="58" w16cid:durableId="2111269196">
+    <w:abstractNumId w:val="81"/>
+  </w:num>
+  <w:num w:numId="59" w16cid:durableId="1442843145">
+    <w:abstractNumId w:val="66"/>
+  </w:num>
+  <w:num w:numId="60" w16cid:durableId="496576927">
+    <w:abstractNumId w:val="44"/>
+  </w:num>
+  <w:num w:numId="61" w16cid:durableId="1772966517">
+    <w:abstractNumId w:val="71"/>
+  </w:num>
+  <w:num w:numId="62" w16cid:durableId="967933486">
+    <w:abstractNumId w:val="19"/>
+  </w:num>
+  <w:num w:numId="63" w16cid:durableId="596016583">
+    <w:abstractNumId w:val="34"/>
+  </w:num>
+  <w:num w:numId="64" w16cid:durableId="1440678547">
+    <w:abstractNumId w:val="82"/>
+  </w:num>
+  <w:num w:numId="65" w16cid:durableId="1439641307">
+    <w:abstractNumId w:val="29"/>
+  </w:num>
+  <w:num w:numId="66" w16cid:durableId="338967099">
+    <w:abstractNumId w:val="35"/>
+  </w:num>
+  <w:num w:numId="67" w16cid:durableId="332071943">
+    <w:abstractNumId w:val="27"/>
+  </w:num>
+  <w:num w:numId="68" w16cid:durableId="1677728522">
+    <w:abstractNumId w:val="69"/>
+  </w:num>
+  <w:num w:numId="69" w16cid:durableId="1923566216">
+    <w:abstractNumId w:val="13"/>
+  </w:num>
+  <w:num w:numId="70" w16cid:durableId="1919708759">
+    <w:abstractNumId w:val="83"/>
+  </w:num>
+  <w:num w:numId="71" w16cid:durableId="182399725">
+    <w:abstractNumId w:val="57"/>
+  </w:num>
+  <w:num w:numId="72" w16cid:durableId="332032863">
+    <w:abstractNumId w:val="79"/>
+  </w:num>
+  <w:num w:numId="73" w16cid:durableId="863009602">
+    <w:abstractNumId w:val="64"/>
+  </w:num>
+  <w:num w:numId="74" w16cid:durableId="1663581038">
+    <w:abstractNumId w:val="68"/>
+  </w:num>
+  <w:num w:numId="75" w16cid:durableId="9527060">
+    <w:abstractNumId w:val="58"/>
+  </w:num>
+  <w:num w:numId="76" w16cid:durableId="1215047347">
+    <w:abstractNumId w:val="15"/>
+  </w:num>
+  <w:num w:numId="77" w16cid:durableId="1558588534">
+    <w:abstractNumId w:val="62"/>
+  </w:num>
+  <w:num w:numId="78" w16cid:durableId="79839719">
+    <w:abstractNumId w:val="56"/>
+  </w:num>
+  <w:num w:numId="79" w16cid:durableId="1101140770">
+    <w:abstractNumId w:val="0"/>
+  </w:num>
+  <w:num w:numId="80" w16cid:durableId="2030793874">
     <w:abstractNumId w:val="37"/>
   </w:num>
-  <w:num w:numId="2" w16cid:durableId="1747259762">
-    <w:abstractNumId w:val="9"/>
+  <w:num w:numId="81" w16cid:durableId="567150462">
+    <w:abstractNumId w:val="67"/>
   </w:num>
-  <w:num w:numId="3" w16cid:durableId="1691179610">
-    <w:abstractNumId w:val="65"/>
+  <w:num w:numId="82" w16cid:durableId="1790051965">
+    <w:abstractNumId w:val="23"/>
   </w:num>
-  <w:num w:numId="4" w16cid:durableId="2025091158">
-    <w:abstractNumId w:val="53"/>
-  </w:num>
-  <w:num w:numId="5" w16cid:durableId="468208416">
-    <w:abstractNumId w:val="19"/>
-  </w:num>
-  <w:num w:numId="6" w16cid:durableId="104664305">
-    <w:abstractNumId w:val="55"/>
-  </w:num>
-  <w:num w:numId="7" w16cid:durableId="15035671">
-    <w:abstractNumId w:val="12"/>
-  </w:num>
-  <w:num w:numId="8" w16cid:durableId="655034754">
-    <w:abstractNumId w:val="52"/>
-  </w:num>
-  <w:num w:numId="9" w16cid:durableId="621419416">
-    <w:abstractNumId w:val="71"/>
-  </w:num>
-  <w:num w:numId="10" w16cid:durableId="1209219453">
-    <w:abstractNumId w:val="39"/>
-  </w:num>
-  <w:num w:numId="11" w16cid:durableId="1075200423">
-    <w:abstractNumId w:val="13"/>
-  </w:num>
-  <w:num w:numId="12" w16cid:durableId="2013873678">
-    <w:abstractNumId w:val="42"/>
-  </w:num>
-  <w:num w:numId="13" w16cid:durableId="1133449715">
-    <w:abstractNumId w:val="47"/>
-  </w:num>
-  <w:num w:numId="14" w16cid:durableId="1348555731">
-    <w:abstractNumId w:val="57"/>
-  </w:num>
-  <w:num w:numId="15" w16cid:durableId="1389647130">
-    <w:abstractNumId w:val="2"/>
-  </w:num>
-  <w:num w:numId="16" w16cid:durableId="1737625981">
+  <w:num w:numId="83" w16cid:durableId="1842230763">
     <w:abstractNumId w:val="5"/>
   </w:num>
-  <w:num w:numId="17" w16cid:durableId="416679900">
-    <w:abstractNumId w:val="10"/>
-  </w:num>
-  <w:num w:numId="18" w16cid:durableId="1536187369">
-    <w:abstractNumId w:val="34"/>
-  </w:num>
-  <w:num w:numId="19" w16cid:durableId="1141310079">
-    <w:abstractNumId w:val="48"/>
-  </w:num>
-  <w:num w:numId="20" w16cid:durableId="1813477048">
-    <w:abstractNumId w:val="0"/>
-  </w:num>
-  <w:num w:numId="21" w16cid:durableId="543253394">
-    <w:abstractNumId w:val="43"/>
-  </w:num>
-  <w:num w:numId="22" w16cid:durableId="1226144208">
-    <w:abstractNumId w:val="26"/>
-  </w:num>
-  <w:num w:numId="23" w16cid:durableId="760297013">
-    <w:abstractNumId w:val="69"/>
-  </w:num>
-  <w:num w:numId="24" w16cid:durableId="1111126328">
-    <w:abstractNumId w:val="49"/>
-  </w:num>
-  <w:num w:numId="25" w16cid:durableId="1771581909">
+  <w:num w:numId="84" w16cid:durableId="2144500657">
     <w:abstractNumId w:val="33"/>
   </w:num>
-  <w:num w:numId="26" w16cid:durableId="1345085296">
-    <w:abstractNumId w:val="1"/>
-  </w:num>
-  <w:num w:numId="27" w16cid:durableId="397678998">
-    <w:abstractNumId w:val="14"/>
-  </w:num>
-  <w:num w:numId="28" w16cid:durableId="982008169">
-    <w:abstractNumId w:val="35"/>
-  </w:num>
-  <w:num w:numId="29" w16cid:durableId="939066719">
-    <w:abstractNumId w:val="17"/>
-  </w:num>
-  <w:num w:numId="30" w16cid:durableId="876510830">
-    <w:abstractNumId w:val="45"/>
-  </w:num>
-  <w:num w:numId="31" w16cid:durableId="902106299">
-    <w:abstractNumId w:val="18"/>
-  </w:num>
-  <w:num w:numId="32" w16cid:durableId="1100490539">
-    <w:abstractNumId w:val="3"/>
-  </w:num>
-  <w:num w:numId="33" w16cid:durableId="771121688">
-    <w:abstractNumId w:val="44"/>
-  </w:num>
-  <w:num w:numId="34" w16cid:durableId="1479685463">
-    <w:abstractNumId w:val="68"/>
-  </w:num>
-  <w:num w:numId="35" w16cid:durableId="134955994">
-    <w:abstractNumId w:val="8"/>
-  </w:num>
-  <w:num w:numId="36" w16cid:durableId="128086684">
-    <w:abstractNumId w:val="4"/>
-  </w:num>
-  <w:num w:numId="37" w16cid:durableId="334914981">
-    <w:abstractNumId w:val="24"/>
-  </w:num>
-  <w:num w:numId="38" w16cid:durableId="1650011285">
-    <w:abstractNumId w:val="31"/>
-  </w:num>
-  <w:num w:numId="39" w16cid:durableId="1234654992">
-    <w:abstractNumId w:val="40"/>
-  </w:num>
-  <w:num w:numId="40" w16cid:durableId="1087116620">
-    <w:abstractNumId w:val="41"/>
-  </w:num>
-  <w:num w:numId="41" w16cid:durableId="1655406304">
-    <w:abstractNumId w:val="64"/>
-  </w:num>
-  <w:num w:numId="42" w16cid:durableId="596644524">
-    <w:abstractNumId w:val="20"/>
-  </w:num>
-  <w:num w:numId="43" w16cid:durableId="2003120680">
-    <w:abstractNumId w:val="66"/>
-  </w:num>
-  <w:num w:numId="44" w16cid:durableId="1243414595">
-    <w:abstractNumId w:val="54"/>
-  </w:num>
-  <w:num w:numId="45" w16cid:durableId="70087782">
-    <w:abstractNumId w:val="21"/>
-  </w:num>
-  <w:num w:numId="46" w16cid:durableId="1091659472">
-    <w:abstractNumId w:val="63"/>
-  </w:num>
-  <w:num w:numId="47" w16cid:durableId="1202404245">
-    <w:abstractNumId w:val="7"/>
-  </w:num>
-  <w:num w:numId="48" w16cid:durableId="1231765433">
-    <w:abstractNumId w:val="15"/>
-  </w:num>
-  <w:num w:numId="49" w16cid:durableId="1550337699">
-    <w:abstractNumId w:val="32"/>
-  </w:num>
-  <w:num w:numId="50" w16cid:durableId="172037436">
-    <w:abstractNumId w:val="22"/>
-  </w:num>
-  <w:num w:numId="51" w16cid:durableId="1191068728">
-    <w:abstractNumId w:val="6"/>
-  </w:num>
-  <w:num w:numId="52" w16cid:durableId="1052116213">
-    <w:abstractNumId w:val="61"/>
-  </w:num>
-  <w:num w:numId="53" w16cid:durableId="861016012">
-    <w:abstractNumId w:val="46"/>
-  </w:num>
-  <w:num w:numId="54" w16cid:durableId="1091241527">
-    <w:abstractNumId w:val="36"/>
-  </w:num>
-  <w:num w:numId="55" w16cid:durableId="177276248">
-    <w:abstractNumId w:val="27"/>
-  </w:num>
-  <w:num w:numId="56" w16cid:durableId="650521810">
-    <w:abstractNumId w:val="28"/>
-  </w:num>
-  <w:num w:numId="57" w16cid:durableId="1886091548">
-    <w:abstractNumId w:val="67"/>
-  </w:num>
-  <w:num w:numId="58" w16cid:durableId="2111269196">
-    <w:abstractNumId w:val="72"/>
-  </w:num>
-  <w:num w:numId="59" w16cid:durableId="1442843145">
-    <w:abstractNumId w:val="58"/>
-  </w:num>
-  <w:num w:numId="60" w16cid:durableId="496576927">
-    <w:abstractNumId w:val="38"/>
-  </w:num>
-  <w:num w:numId="61" w16cid:durableId="1772966517">
-    <w:abstractNumId w:val="62"/>
-  </w:num>
-  <w:num w:numId="62" w16cid:durableId="967933486">
-    <w:abstractNumId w:val="16"/>
-  </w:num>
-  <w:num w:numId="63" w16cid:durableId="596016583">
-    <w:abstractNumId w:val="29"/>
-  </w:num>
-  <w:num w:numId="64" w16cid:durableId="1440678547">
-    <w:abstractNumId w:val="73"/>
-  </w:num>
-  <w:num w:numId="65" w16cid:durableId="1439641307">
-    <w:abstractNumId w:val="25"/>
-  </w:num>
-  <w:num w:numId="66" w16cid:durableId="338967099">
-    <w:abstractNumId w:val="30"/>
-  </w:num>
-  <w:num w:numId="67" w16cid:durableId="332071943">
-    <w:abstractNumId w:val="23"/>
-  </w:num>
-  <w:num w:numId="68" w16cid:durableId="1677728522">
-    <w:abstractNumId w:val="60"/>
-  </w:num>
-  <w:num w:numId="69" w16cid:durableId="1923566216">
-    <w:abstractNumId w:val="11"/>
-  </w:num>
-  <w:num w:numId="70" w16cid:durableId="1919708759">
-    <w:abstractNumId w:val="74"/>
-  </w:num>
-  <w:num w:numId="71" w16cid:durableId="182399725">
-    <w:abstractNumId w:val="50"/>
-  </w:num>
-  <w:num w:numId="72" w16cid:durableId="332032863">
-    <w:abstractNumId w:val="70"/>
-  </w:num>
-  <w:num w:numId="73" w16cid:durableId="863009602">
-    <w:abstractNumId w:val="56"/>
-  </w:num>
-  <w:num w:numId="74" w16cid:durableId="1663581038">
-    <w:abstractNumId w:val="59"/>
-  </w:num>
-  <w:num w:numId="75" w16cid:durableId="9527060">
-    <w:abstractNumId w:val="51"/>
-  </w:num>
-  <w:numIdMacAtCleanup w:val="74"/>
+  <w:numIdMacAtCleanup w:val="84"/>
 </w:numbering>
 </file>
 

--- a/DSA Notes.docx
+++ b/DSA Notes.docx
@@ -20394,15 +20394,7 @@
           <w:bCs/>
           <w:sz w:val="28"/>
         </w:rPr>
-        <w:t>X.</w:t>
-      </w:r>
-      <w:r>
-        <w:rPr>
-          <w:b/>
-          <w:bCs/>
-          <w:sz w:val="28"/>
-        </w:rPr>
-        <w:t xml:space="preserve"> Introduction to Algorithms</w:t>
+        <w:t>X. Introduction to Algorithms</w:t>
       </w:r>
     </w:p>
     <w:p>
@@ -21116,15 +21108,7 @@
           <w:bCs/>
           <w:sz w:val="28"/>
         </w:rPr>
-        <w:t xml:space="preserve">XI. </w:t>
-      </w:r>
-      <w:r>
-        <w:rPr>
-          <w:b/>
-          <w:bCs/>
-          <w:sz w:val="28"/>
-        </w:rPr>
-        <w:t>Linear Search</w:t>
+        <w:t>XI. Linear Search</w:t>
       </w:r>
     </w:p>
     <w:p>
@@ -22447,17 +22431,1617 @@
         <w:rPr>
           <w:b/>
           <w:bCs/>
+        </w:rPr>
+      </w:pPr>
+      <w:r>
+        <w:rPr>
+          <w:b/>
+          <w:bCs/>
           <w:sz w:val="28"/>
         </w:rPr>
-      </w:pPr>
+        <w:t>XII. Binary Search</w:t>
+      </w:r>
+      <w:r>
+        <w:rPr>
+          <w:b/>
+          <w:bCs/>
+        </w:rPr>
+        <w:t xml:space="preserve"> </w:t>
+      </w:r>
       <w:r>
         <w:rPr>
           <w:b/>
           <w:bCs/>
           <w:sz w:val="28"/>
         </w:rPr>
-        <w:t>XII. Binary Search</w:t>
-      </w:r>
+        <w:t>&amp; Divide and Conquer</w:t>
+      </w:r>
+    </w:p>
+    <w:p>
+      <w:r>
+        <w:t xml:space="preserve">To write production-grade systems, searching through massive collections must be fast. While Linear Search scans elements sequentially at $O(n)$ complexity, </w:t>
+      </w:r>
+      <w:r>
+        <w:rPr>
+          <w:b/>
+          <w:bCs/>
+        </w:rPr>
+        <w:t>Binary Search</w:t>
+      </w:r>
+      <w:r>
+        <w:t xml:space="preserve"> uses a "Divide and Conquer" paradigm to find target elements in a mere fraction of the time.</w:t>
+      </w:r>
+    </w:p>
+    <w:p>
+      <w:pPr>
+        <w:rPr>
+          <w:b/>
+          <w:bCs/>
+        </w:rPr>
+      </w:pPr>
+      <w:r>
+        <w:rPr>
+          <w:b/>
+          <w:bCs/>
+        </w:rPr>
+        <w:t>1. Core Mechanics: The Guessing Game</w:t>
+      </w:r>
+    </w:p>
+    <w:p>
+      <w:r>
+        <w:t>Imagine someone asks you to guess a number between $1$ and $100$. If you guess $50$, and they say "Too high," you have instantly eliminated $50$ numbers ($50$ to $100$) in a single step.</w:t>
+      </w:r>
+    </w:p>
+    <w:p>
+      <w:r>
+        <w:t>This process of repeatedly halving the search space is how Binary Search operates.</w:t>
+      </w:r>
+    </w:p>
+    <w:p>
+      <w:pPr>
+        <w:rPr>
+          <w:b/>
+          <w:bCs/>
+        </w:rPr>
+      </w:pPr>
+      <w:r>
+        <w:rPr>
+          <w:b/>
+          <w:bCs/>
+        </w:rPr>
+        <w:t>The Essential Prerequisite: Order</w:t>
+      </w:r>
+    </w:p>
+    <w:p>
+      <w:r>
+        <w:t xml:space="preserve">Binary Search </w:t>
+      </w:r>
+      <w:r>
+        <w:rPr>
+          <w:b/>
+          <w:bCs/>
+        </w:rPr>
+        <w:t>only works if the collection is sorted</w:t>
+      </w:r>
+      <w:r>
+        <w:t>. If the data is unsorted, you cannot make logical assumptions about where the target resides relative to the midpoint.</w:t>
+      </w:r>
+    </w:p>
+    <w:p>
+      <w:pPr>
+        <w:rPr>
+          <w:b/>
+          <w:bCs/>
+        </w:rPr>
+      </w:pPr>
+      <w:r>
+        <w:rPr>
+          <w:b/>
+          <w:bCs/>
+        </w:rPr>
+        <w:t>Midpoint Selection on Even Sizes</w:t>
+      </w:r>
+    </w:p>
+    <w:p>
+      <w:r>
+        <w:t>When calculating the middle index of a range containing an even number of elements:</w:t>
+      </w:r>
+    </w:p>
+    <w:p>
+      <w:pPr>
+        <w:numPr>
+          <w:ilvl w:val="0"/>
+          <w:numId w:val="85"/>
+        </w:numPr>
+      </w:pPr>
+      <w:r>
+        <w:t>Visually, there are two middle elements.</w:t>
+      </w:r>
+    </w:p>
+    <w:p>
+      <w:pPr>
+        <w:numPr>
+          <w:ilvl w:val="0"/>
+          <w:numId w:val="85"/>
+        </w:numPr>
+      </w:pPr>
+      <w:r>
+        <w:t>In integer division, decimal values are truncated (e.g., $5 / 2 = 2$).</w:t>
+      </w:r>
+    </w:p>
+    <w:p>
+      <w:pPr>
+        <w:numPr>
+          <w:ilvl w:val="0"/>
+          <w:numId w:val="85"/>
+        </w:numPr>
+      </w:pPr>
+      <w:r>
+        <w:lastRenderedPageBreak/>
+        <w:t xml:space="preserve">Binary Search naturally rounds down to the </w:t>
+      </w:r>
+      <w:r>
+        <w:rPr>
+          <w:b/>
+          <w:bCs/>
+        </w:rPr>
+        <w:t>lower middle index</w:t>
+      </w:r>
+      <w:r>
+        <w:t>.</w:t>
+      </w:r>
+    </w:p>
+    <w:p>
+      <w:r>
+        <w:t>$$\text{mid} = \lfloor \frac{\text{left} + \text{right}}{2} \rfloor$$</w:t>
+      </w:r>
+    </w:p>
+    <w:p>
+      <w:pPr>
+        <w:rPr>
+          <w:b/>
+          <w:bCs/>
+        </w:rPr>
+      </w:pPr>
+      <w:r>
+        <w:rPr>
+          <w:b/>
+          <w:bCs/>
+        </w:rPr>
+        <w:t>2. Theoretical Analysis &amp; Time-Space Trade-offs</w:t>
+      </w:r>
+    </w:p>
+    <w:p>
+      <w:pPr>
+        <w:rPr>
+          <w:b/>
+          <w:bCs/>
+        </w:rPr>
+      </w:pPr>
+      <w:r>
+        <w:rPr>
+          <w:b/>
+          <w:bCs/>
+        </w:rPr>
+        <w:t>Mathematical Time Complexity Derivation</w:t>
+      </w:r>
+    </w:p>
+    <w:p>
+      <w:r>
+        <w:t>Let $n$ be the initial size of the array. At each step, the search space is divided by $2$:</w:t>
+      </w:r>
+    </w:p>
+    <w:p>
+      <w:pPr>
+        <w:numPr>
+          <w:ilvl w:val="0"/>
+          <w:numId w:val="86"/>
+        </w:numPr>
+      </w:pPr>
+      <w:r>
+        <w:rPr>
+          <w:b/>
+          <w:bCs/>
+        </w:rPr>
+        <w:t>Step 0:</w:t>
+      </w:r>
+      <w:r>
+        <w:t xml:space="preserve"> Size is $n$</w:t>
+      </w:r>
+    </w:p>
+    <w:p>
+      <w:pPr>
+        <w:numPr>
+          <w:ilvl w:val="0"/>
+          <w:numId w:val="86"/>
+        </w:numPr>
+      </w:pPr>
+      <w:r>
+        <w:rPr>
+          <w:b/>
+          <w:bCs/>
+        </w:rPr>
+        <w:t>Step 1:</w:t>
+      </w:r>
+      <w:r>
+        <w:t xml:space="preserve"> Size is $\frac{n}{2}$</w:t>
+      </w:r>
+    </w:p>
+    <w:p>
+      <w:pPr>
+        <w:numPr>
+          <w:ilvl w:val="0"/>
+          <w:numId w:val="86"/>
+        </w:numPr>
+      </w:pPr>
+      <w:r>
+        <w:rPr>
+          <w:b/>
+          <w:bCs/>
+        </w:rPr>
+        <w:t>Step 2:</w:t>
+      </w:r>
+      <w:r>
+        <w:t xml:space="preserve"> Size is $\frac{n}{4} = \frac{n}{2^2}$</w:t>
+      </w:r>
+    </w:p>
+    <w:p>
+      <w:pPr>
+        <w:numPr>
+          <w:ilvl w:val="0"/>
+          <w:numId w:val="86"/>
+        </w:numPr>
+      </w:pPr>
+      <w:r>
+        <w:rPr>
+          <w:b/>
+          <w:bCs/>
+        </w:rPr>
+        <w:t>Step 3:</w:t>
+      </w:r>
+      <w:r>
+        <w:t xml:space="preserve"> Size is $\frac{n}{8} = \frac{n}{2^3}$</w:t>
+      </w:r>
+    </w:p>
+    <w:p>
+      <w:pPr>
+        <w:numPr>
+          <w:ilvl w:val="0"/>
+          <w:numId w:val="86"/>
+        </w:numPr>
+      </w:pPr>
+      <w:r>
+        <w:rPr>
+          <w:b/>
+          <w:bCs/>
+        </w:rPr>
+        <w:t xml:space="preserve">Step </w:t>
+      </w:r>
+      <w:r>
+        <w:t>$k$</w:t>
+      </w:r>
+      <w:r>
+        <w:rPr>
+          <w:b/>
+          <w:bCs/>
+        </w:rPr>
+        <w:t>:</w:t>
+      </w:r>
+      <w:r>
+        <w:t xml:space="preserve"> Size is $\frac{n}{2^k}$</w:t>
+      </w:r>
+    </w:p>
+    <w:p>
+      <w:r>
+        <w:t>The search terminates in the worst case when the remaining search space becomes $1$ element:</w:t>
+      </w:r>
+    </w:p>
+    <w:p>
+      <w:r>
+        <w:t>$$\frac{n}{2^k} = 1 \implies n = 2^k$$</w:t>
+      </w:r>
+    </w:p>
+    <w:p>
+      <w:r>
+        <w:t>To solve for the number of steps ($k$), we take the log base 2 of both sides:</w:t>
+      </w:r>
+    </w:p>
+    <w:p>
+      <w:r>
+        <w:t>$$\log_2(n) = \log_2(2^k) \implies k = \log_2(n)$$</w:t>
+      </w:r>
+    </w:p>
+    <w:p>
+      <w:r>
+        <w:t>Thus, the worst-case time complexity is tightly bound at $O(\log n)$.</w:t>
+      </w:r>
+    </w:p>
+    <w:tbl>
+      <w:tblPr>
+        <w:tblW w:w="0" w:type="auto"/>
+        <w:tblCellSpacing w:w="15" w:type="dxa"/>
+        <w:tblCellMar>
+          <w:top w:w="15" w:type="dxa"/>
+          <w:left w:w="15" w:type="dxa"/>
+          <w:bottom w:w="15" w:type="dxa"/>
+          <w:right w:w="15" w:type="dxa"/>
+        </w:tblCellMar>
+        <w:tblLook w:val="04A0" w:firstRow="1" w:lastRow="0" w:firstColumn="1" w:lastColumn="0" w:noHBand="0" w:noVBand="1"/>
+      </w:tblPr>
+      <w:tblGrid>
+        <w:gridCol w:w="1578"/>
+        <w:gridCol w:w="3155"/>
+        <w:gridCol w:w="3837"/>
+      </w:tblGrid>
+      <w:tr>
+        <w:trPr>
+          <w:tblCellSpacing w:w="15" w:type="dxa"/>
+        </w:trPr>
+        <w:tc>
+          <w:tcPr>
+            <w:tcW w:w="0" w:type="auto"/>
+            <w:vAlign w:val="center"/>
+            <w:hideMark/>
+          </w:tcPr>
+          <w:p>
+            <w:pPr>
+              <w:rPr>
+                <w:b/>
+                <w:bCs/>
+              </w:rPr>
+            </w:pPr>
+            <w:r>
+              <w:rPr>
+                <w:b/>
+                <w:bCs/>
+              </w:rPr>
+              <w:t>Array Size ($n$)</w:t>
+            </w:r>
+          </w:p>
+        </w:tc>
+        <w:tc>
+          <w:tcPr>
+            <w:tcW w:w="0" w:type="auto"/>
+            <w:vAlign w:val="center"/>
+            <w:hideMark/>
+          </w:tcPr>
+          <w:p>
+            <w:pPr>
+              <w:rPr>
+                <w:b/>
+                <w:bCs/>
+              </w:rPr>
+            </w:pPr>
+            <w:r>
+              <w:rPr>
+                <w:b/>
+                <w:bCs/>
+              </w:rPr>
+              <w:t>Linear Search Operations ($O(n)$)</w:t>
+            </w:r>
+          </w:p>
+        </w:tc>
+        <w:tc>
+          <w:tcPr>
+            <w:tcW w:w="0" w:type="auto"/>
+            <w:vAlign w:val="center"/>
+            <w:hideMark/>
+          </w:tcPr>
+          <w:p>
+            <w:pPr>
+              <w:rPr>
+                <w:b/>
+                <w:bCs/>
+              </w:rPr>
+            </w:pPr>
+            <w:r>
+              <w:rPr>
+                <w:b/>
+                <w:bCs/>
+              </w:rPr>
+              <w:t>Binary Search Operations ($O(\log_2 n)$)</w:t>
+            </w:r>
+          </w:p>
+        </w:tc>
+      </w:tr>
+      <w:tr>
+        <w:trPr>
+          <w:tblCellSpacing w:w="15" w:type="dxa"/>
+        </w:trPr>
+        <w:tc>
+          <w:tcPr>
+            <w:tcW w:w="0" w:type="auto"/>
+            <w:vAlign w:val="center"/>
+            <w:hideMark/>
+          </w:tcPr>
+          <w:p>
+            <w:r>
+              <w:t>$10$</w:t>
+            </w:r>
+          </w:p>
+        </w:tc>
+        <w:tc>
+          <w:tcPr>
+            <w:tcW w:w="0" w:type="auto"/>
+            <w:vAlign w:val="center"/>
+            <w:hideMark/>
+          </w:tcPr>
+          <w:p>
+            <w:r>
+              <w:t>$10$</w:t>
+            </w:r>
+          </w:p>
+        </w:tc>
+        <w:tc>
+          <w:tcPr>
+            <w:tcW w:w="0" w:type="auto"/>
+            <w:vAlign w:val="center"/>
+            <w:hideMark/>
+          </w:tcPr>
+          <w:p>
+            <w:r>
+              <w:t>$\approx 3$</w:t>
+            </w:r>
+          </w:p>
+        </w:tc>
+      </w:tr>
+      <w:tr>
+        <w:trPr>
+          <w:tblCellSpacing w:w="15" w:type="dxa"/>
+        </w:trPr>
+        <w:tc>
+          <w:tcPr>
+            <w:tcW w:w="0" w:type="auto"/>
+            <w:vAlign w:val="center"/>
+            <w:hideMark/>
+          </w:tcPr>
+          <w:p>
+            <w:r>
+              <w:t>$1,000$</w:t>
+            </w:r>
+          </w:p>
+        </w:tc>
+        <w:tc>
+          <w:tcPr>
+            <w:tcW w:w="0" w:type="auto"/>
+            <w:vAlign w:val="center"/>
+            <w:hideMark/>
+          </w:tcPr>
+          <w:p>
+            <w:r>
+              <w:t>$1,000$</w:t>
+            </w:r>
+          </w:p>
+        </w:tc>
+        <w:tc>
+          <w:tcPr>
+            <w:tcW w:w="0" w:type="auto"/>
+            <w:vAlign w:val="center"/>
+            <w:hideMark/>
+          </w:tcPr>
+          <w:p>
+            <w:r>
+              <w:t>$\approx 10$</w:t>
+            </w:r>
+          </w:p>
+        </w:tc>
+      </w:tr>
+      <w:tr>
+        <w:trPr>
+          <w:tblCellSpacing w:w="15" w:type="dxa"/>
+        </w:trPr>
+        <w:tc>
+          <w:tcPr>
+            <w:tcW w:w="0" w:type="auto"/>
+            <w:vAlign w:val="center"/>
+            <w:hideMark/>
+          </w:tcPr>
+          <w:p>
+            <w:r>
+              <w:t>$1,000,000$</w:t>
+            </w:r>
+          </w:p>
+        </w:tc>
+        <w:tc>
+          <w:tcPr>
+            <w:tcW w:w="0" w:type="auto"/>
+            <w:vAlign w:val="center"/>
+            <w:hideMark/>
+          </w:tcPr>
+          <w:p>
+            <w:r>
+              <w:t>$1,000,000$</w:t>
+            </w:r>
+          </w:p>
+        </w:tc>
+        <w:tc>
+          <w:tcPr>
+            <w:tcW w:w="0" w:type="auto"/>
+            <w:vAlign w:val="center"/>
+            <w:hideMark/>
+          </w:tcPr>
+          <w:p>
+            <w:r>
+              <w:t>$\approx 20$</w:t>
+            </w:r>
+          </w:p>
+        </w:tc>
+      </w:tr>
+      <w:tr>
+        <w:trPr>
+          <w:tblCellSpacing w:w="15" w:type="dxa"/>
+        </w:trPr>
+        <w:tc>
+          <w:tcPr>
+            <w:tcW w:w="0" w:type="auto"/>
+            <w:vAlign w:val="center"/>
+            <w:hideMark/>
+          </w:tcPr>
+          <w:p>
+            <w:r>
+              <w:t>$1,000,000,000$</w:t>
+            </w:r>
+          </w:p>
+        </w:tc>
+        <w:tc>
+          <w:tcPr>
+            <w:tcW w:w="0" w:type="auto"/>
+            <w:vAlign w:val="center"/>
+            <w:hideMark/>
+          </w:tcPr>
+          <w:p>
+            <w:r>
+              <w:t>$1,000,000,000$</w:t>
+            </w:r>
+          </w:p>
+        </w:tc>
+        <w:tc>
+          <w:tcPr>
+            <w:tcW w:w="0" w:type="auto"/>
+            <w:vAlign w:val="center"/>
+            <w:hideMark/>
+          </w:tcPr>
+          <w:p>
+            <w:r>
+              <w:t>$\approx 30$</w:t>
+            </w:r>
+          </w:p>
+        </w:tc>
+      </w:tr>
+    </w:tbl>
+    <w:p>
+      <w:pPr>
+        <w:rPr>
+          <w:b/>
+          <w:bCs/>
+        </w:rPr>
+      </w:pPr>
+      <w:r>
+        <w:rPr>
+          <w:b/>
+          <w:bCs/>
+        </w:rPr>
+        <w:t>Space Complexity: Iterative vs. Recursive</w:t>
+      </w:r>
+    </w:p>
+    <w:p>
+      <w:pPr>
+        <w:numPr>
+          <w:ilvl w:val="0"/>
+          <w:numId w:val="87"/>
+        </w:numPr>
+      </w:pPr>
+      <w:r>
+        <w:rPr>
+          <w:b/>
+          <w:bCs/>
+        </w:rPr>
+        <w:t>Iterative Approach (</w:t>
+      </w:r>
+      <w:r>
+        <w:t>$O(1)$</w:t>
+      </w:r>
+      <w:r>
+        <w:rPr>
+          <w:b/>
+          <w:bCs/>
+        </w:rPr>
+        <w:t xml:space="preserve"> Space):</w:t>
+      </w:r>
+      <w:r>
+        <w:t xml:space="preserve"> Uses a simple loop with pointer tracking. The space complexity is $O(1)$</w:t>
+      </w:r>
+      <w:r>
+        <w:rPr>
+          <w:b/>
+          <w:bCs/>
+        </w:rPr>
+        <w:t xml:space="preserve"> auxiliary</w:t>
+      </w:r>
+      <w:r>
+        <w:t xml:space="preserve"> because only a few pointers (left, right, mid) are modified in place.</w:t>
+      </w:r>
+    </w:p>
+    <w:p>
+      <w:pPr>
+        <w:numPr>
+          <w:ilvl w:val="0"/>
+          <w:numId w:val="87"/>
+        </w:numPr>
+      </w:pPr>
+      <w:r>
+        <w:rPr>
+          <w:b/>
+          <w:bCs/>
+        </w:rPr>
+        <w:t>Recursive Approach (</w:t>
+      </w:r>
+      <w:r>
+        <w:t>$O(\log n)$</w:t>
+      </w:r>
+      <w:r>
+        <w:rPr>
+          <w:b/>
+          <w:bCs/>
+        </w:rPr>
+        <w:t xml:space="preserve"> Space):</w:t>
+      </w:r>
+      <w:r>
+        <w:t xml:space="preserve"> Each recursive call adds a frame to the program's Call Stack. In the worst case, the stack depth reaches $\log_2(n)$, leading to an $O(\log n)$</w:t>
+      </w:r>
+      <w:r>
+        <w:rPr>
+          <w:b/>
+          <w:bCs/>
+        </w:rPr>
+        <w:t xml:space="preserve"> auxiliary space</w:t>
+      </w:r>
+      <w:r>
+        <w:t xml:space="preserve"> complexity.</w:t>
+      </w:r>
+    </w:p>
+    <w:p>
+      <w:r>
+        <w:rPr>
+          <w:i/>
+          <w:iCs/>
+        </w:rPr>
+        <w:t>For memory-sensitive or embedded systems, the iterative approach is always preferred to avoid StackOverflow errors.</w:t>
+      </w:r>
+    </w:p>
+    <w:p>
+      <w:pPr>
+        <w:rPr>
+          <w:b/>
+          <w:bCs/>
+        </w:rPr>
+      </w:pPr>
+      <w:r>
+        <w:rPr>
+          <w:b/>
+          <w:bCs/>
+        </w:rPr>
+        <w:t>3. High-Priority Interview Pitfalls</w:t>
+      </w:r>
+    </w:p>
+    <w:p>
+      <w:pPr>
+        <w:rPr>
+          <w:b/>
+          <w:bCs/>
+        </w:rPr>
+      </w:pPr>
+      <w:r>
+        <w:rPr>
+          <w:b/>
+          <w:bCs/>
+        </w:rPr>
+        <w:t>Pitfall A: The Integer Overflow Bug (The Bloch Bug)</w:t>
+      </w:r>
+    </w:p>
+    <w:p>
+      <w:r>
+        <w:t>For decades, textbooks and developers wrote Binary Search midpoints like this:</w:t>
+      </w:r>
+    </w:p>
+    <w:p>
+      <w:r>
+        <w:lastRenderedPageBreak/>
+        <w:t>int mid = (left + right) / 2;</w:t>
+      </w:r>
+    </w:p>
+    <w:p>
+      <w:r>
+        <w:t xml:space="preserve">If left and right are large (e.g., nearing $2^{31} - 1$, the maximum limit of a signed integer), adding them together causes </w:t>
+      </w:r>
+      <w:r>
+        <w:rPr>
+          <w:b/>
+          <w:bCs/>
+        </w:rPr>
+        <w:t>integer overflow</w:t>
+      </w:r>
+      <w:r>
+        <w:t>. The sum wraps around to a negative number, resulting in an ArrayIndexOutOfBoundsException when accessing array[mid].</w:t>
+      </w:r>
+    </w:p>
+    <w:p>
+      <w:pPr>
+        <w:rPr>
+          <w:b/>
+          <w:bCs/>
+        </w:rPr>
+      </w:pPr>
+      <w:r>
+        <w:rPr>
+          <w:b/>
+          <w:bCs/>
+        </w:rPr>
+        <w:t>The Fix:</w:t>
+      </w:r>
+    </w:p>
+    <w:p>
+      <w:r>
+        <w:t>int mid = left + (right - left) / 2;</w:t>
+      </w:r>
+    </w:p>
+    <w:p>
+      <w:r>
+        <w:t>This mathematically equivalent statement avoids adding the numbers directly, keeping values well within safe bounds.</w:t>
+      </w:r>
+    </w:p>
+    <w:p>
+      <w:pPr>
+        <w:rPr>
+          <w:b/>
+          <w:bCs/>
+        </w:rPr>
+      </w:pPr>
+      <w:r>
+        <w:rPr>
+          <w:b/>
+          <w:bCs/>
+        </w:rPr>
+        <w:t>Pitfall B: Order-Agnostic Edge Cases</w:t>
+      </w:r>
+    </w:p>
+    <w:p>
+      <w:r>
+        <w:t>Order-agnostic search is a beautiful feature that determines whether an array is sorted in ascending or descending order dynamically.</w:t>
+      </w:r>
+    </w:p>
+    <w:p>
+      <w:pPr>
+        <w:numPr>
+          <w:ilvl w:val="0"/>
+          <w:numId w:val="88"/>
+        </w:numPr>
+      </w:pPr>
+      <w:r>
+        <w:rPr>
+          <w:b/>
+          <w:bCs/>
+        </w:rPr>
+        <w:t>How it works:</w:t>
+      </w:r>
+      <w:r>
+        <w:t xml:space="preserve"> We check if array[left] &lt; array[right].</w:t>
+      </w:r>
+    </w:p>
+    <w:p>
+      <w:pPr>
+        <w:numPr>
+          <w:ilvl w:val="0"/>
+          <w:numId w:val="88"/>
+        </w:numPr>
+      </w:pPr>
+      <w:r>
+        <w:rPr>
+          <w:b/>
+          <w:bCs/>
+        </w:rPr>
+        <w:t>The Trap:</w:t>
+      </w:r>
+      <w:r>
+        <w:t xml:space="preserve"> What if the array has identical duplicates (e.g., [2, 2, 2, 2])?</w:t>
+      </w:r>
+    </w:p>
+    <w:p>
+      <w:pPr>
+        <w:numPr>
+          <w:ilvl w:val="0"/>
+          <w:numId w:val="88"/>
+        </w:numPr>
+      </w:pPr>
+      <w:r>
+        <w:rPr>
+          <w:b/>
+          <w:bCs/>
+        </w:rPr>
+        <w:t>The Solution:</w:t>
+      </w:r>
+      <w:r>
+        <w:t xml:space="preserve"> If the first and last elements are equal, the order is irrelevant to search termination, but we default to an ascending path for mathematical safety.</w:t>
+      </w:r>
+    </w:p>
+    <w:p>
+      <w:pPr>
+        <w:rPr>
+          <w:b/>
+          <w:bCs/>
+        </w:rPr>
+      </w:pPr>
+      <w:r>
+        <w:rPr>
+          <w:b/>
+          <w:bCs/>
+        </w:rPr>
+        <w:t>4. Architectural Decisions: When to use Binary Search</w:t>
+      </w:r>
+    </w:p>
+    <w:p>
+      <w:r>
+        <w:t>Use Binary Search when:</w:t>
+      </w:r>
+    </w:p>
+    <w:p>
+      <w:pPr>
+        <w:numPr>
+          <w:ilvl w:val="0"/>
+          <w:numId w:val="89"/>
+        </w:numPr>
+      </w:pPr>
+      <w:r>
+        <w:t>The dataset is already sorted, or is sorted once and queried millions of times (static data lookups).</w:t>
+      </w:r>
+    </w:p>
+    <w:p>
+      <w:pPr>
+        <w:numPr>
+          <w:ilvl w:val="0"/>
+          <w:numId w:val="89"/>
+        </w:numPr>
+      </w:pPr>
+      <w:r>
+        <w:t>You require high-throughput lookup with low latencies.</w:t>
+      </w:r>
+    </w:p>
+    <w:p>
+      <w:r>
+        <w:t xml:space="preserve">Do </w:t>
+      </w:r>
+      <w:r>
+        <w:rPr>
+          <w:b/>
+          <w:bCs/>
+        </w:rPr>
+        <w:t>NOT</w:t>
+      </w:r>
+      <w:r>
+        <w:t xml:space="preserve"> use Binary Search when:</w:t>
+      </w:r>
+    </w:p>
+    <w:p>
+      <w:pPr>
+        <w:numPr>
+          <w:ilvl w:val="0"/>
+          <w:numId w:val="90"/>
+        </w:numPr>
+      </w:pPr>
+      <w:r>
+        <w:t>The array is highly volatile (rapidly inserting/deleting elements), as the overhead cost of sorting the array ($O(n \log n)$) outweighs the speed gains of the search.</w:t>
+      </w:r>
+    </w:p>
+    <w:p>
+      <w:pPr>
+        <w:rPr>
+          <w:b/>
+          <w:bCs/>
+        </w:rPr>
+      </w:pPr>
+      <w:r>
+        <w:rPr>
+          <w:b/>
+          <w:bCs/>
+        </w:rPr>
+        <w:t>CODE:</w:t>
+      </w:r>
+    </w:p>
+    <w:p>
+      <w:r>
+        <w:t>package algorithm.search;</w:t>
+      </w:r>
+    </w:p>
+    <w:p/>
+    <w:p>
+      <w:r>
+        <w:t>import java.util.Arrays;</w:t>
+      </w:r>
+    </w:p>
+    <w:p/>
+    <w:p>
+      <w:r>
+        <w:t>/**</w:t>
+      </w:r>
+    </w:p>
+    <w:p>
+      <w:r>
+        <w:t> * An optimized and fully corrected implementation of the Binary Search algorithm.</w:t>
+      </w:r>
+    </w:p>
+    <w:p>
+      <w:r>
+        <w:t> * Addresses the classic integer overflow bug and recursive stack ordering.</w:t>
+      </w:r>
+    </w:p>
+    <w:p>
+      <w:r>
+        <w:t> */</w:t>
+      </w:r>
+    </w:p>
+    <w:p>
+      <w:r>
+        <w:t>class BinarySearch {</w:t>
+      </w:r>
+    </w:p>
+    <w:p/>
+    <w:p>
+      <w:r>
+        <w:t>    /**</w:t>
+      </w:r>
+    </w:p>
+    <w:p>
+      <w:r>
+        <w:t>     * Iterative Binary Search on an ascending sorted array.</w:t>
+      </w:r>
+    </w:p>
+    <w:p>
+      <w:r>
+        <w:t>     * Time Complexity: O(log n)</w:t>
+      </w:r>
+    </w:p>
+    <w:p>
+      <w:r>
+        <w:t>     * Space Complexity: O(1) auxiliary</w:t>
+      </w:r>
+    </w:p>
+    <w:p>
+      <w:r>
+        <w:t xml:space="preserve">     * </w:t>
+      </w:r>
+    </w:p>
+    <w:p>
+      <w:r>
+        <w:t>     * @param array Sorted ascending array</w:t>
+      </w:r>
+    </w:p>
+    <w:p>
+      <w:r>
+        <w:t>     * @param target Element to find</w:t>
+      </w:r>
+    </w:p>
+    <w:p>
+      <w:r>
+        <w:t>     * @return Index of target, or -1 if not found</w:t>
+      </w:r>
+    </w:p>
+    <w:p>
+      <w:r>
+        <w:t>     */</w:t>
+      </w:r>
+    </w:p>
+    <w:p>
+      <w:r>
+        <w:t>    public static int searchAscending(int[] array, int target) {</w:t>
+      </w:r>
+    </w:p>
+    <w:p>
+      <w:r>
+        <w:t>        if (array == null || array.length == 0) {</w:t>
+      </w:r>
+    </w:p>
+    <w:p>
+      <w:r>
+        <w:t>            return -1;</w:t>
+      </w:r>
+    </w:p>
+    <w:p>
+      <w:r>
+        <w:t>        }</w:t>
+      </w:r>
+    </w:p>
+    <w:p/>
+    <w:p>
+      <w:r>
+        <w:t>        int left = 0, right = array.length - 1;</w:t>
+      </w:r>
+    </w:p>
+    <w:p/>
+    <w:p>
+      <w:r>
+        <w:t>        while (left &lt;= right) {</w:t>
+      </w:r>
+    </w:p>
+    <w:p>
+      <w:r>
+        <w:t>            // FIXED: Avoids integer overflow when left + right &gt; Integer.MAX_VALUE</w:t>
+      </w:r>
+    </w:p>
+    <w:p>
+      <w:r>
+        <w:t>            int mid = left + (right - left) / 2;</w:t>
+      </w:r>
+    </w:p>
+    <w:p/>
+    <w:p>
+      <w:r>
+        <w:t>            if (array[mid] == target) {</w:t>
+      </w:r>
+    </w:p>
+    <w:p>
+      <w:r>
+        <w:t>                return mid;</w:t>
+      </w:r>
+    </w:p>
+    <w:p>
+      <w:r>
+        <w:t>            } else if (array[mid] &gt; target) {</w:t>
+      </w:r>
+    </w:p>
+    <w:p>
+      <w:r>
+        <w:t>                right = mid - 1;</w:t>
+      </w:r>
+    </w:p>
+    <w:p>
+      <w:r>
+        <w:t>            } else {</w:t>
+      </w:r>
+    </w:p>
+    <w:p>
+      <w:r>
+        <w:t>                left = mid + 1;</w:t>
+      </w:r>
+    </w:p>
+    <w:p>
+      <w:r>
+        <w:t>            }</w:t>
+      </w:r>
+    </w:p>
+    <w:p>
+      <w:r>
+        <w:t>        }</w:t>
+      </w:r>
+    </w:p>
+    <w:p/>
+    <w:p>
+      <w:r>
+        <w:t>        return -1;</w:t>
+      </w:r>
+    </w:p>
+    <w:p>
+      <w:r>
+        <w:lastRenderedPageBreak/>
+        <w:t>    }</w:t>
+      </w:r>
+    </w:p>
+    <w:p/>
+    <w:p>
+      <w:r>
+        <w:t>    /**</w:t>
+      </w:r>
+    </w:p>
+    <w:p>
+      <w:r>
+        <w:t xml:space="preserve">     * Order-Agnostic Binary Search. </w:t>
+      </w:r>
+    </w:p>
+    <w:p>
+      <w:r>
+        <w:t>     * Automatically identifies sorting direction (ascending vs descending).</w:t>
+      </w:r>
+    </w:p>
+    <w:p>
+      <w:r>
+        <w:t xml:space="preserve">     * </w:t>
+      </w:r>
+    </w:p>
+    <w:p>
+      <w:r>
+        <w:t>     * @param array Sorted array</w:t>
+      </w:r>
+    </w:p>
+    <w:p>
+      <w:r>
+        <w:t>     * @param target Element to find</w:t>
+      </w:r>
+    </w:p>
+    <w:p>
+      <w:r>
+        <w:t>     * @return Index of target, or -1 if not found</w:t>
+      </w:r>
+    </w:p>
+    <w:p>
+      <w:r>
+        <w:t>     */</w:t>
+      </w:r>
+    </w:p>
+    <w:p>
+      <w:r>
+        <w:t>    public static int search(int[] array, int target) {</w:t>
+      </w:r>
+    </w:p>
+    <w:p>
+      <w:r>
+        <w:t>        if (array == null || array.length == 0) {</w:t>
+      </w:r>
+    </w:p>
+    <w:p>
+      <w:r>
+        <w:t>            return -1;</w:t>
+      </w:r>
+    </w:p>
+    <w:p>
+      <w:r>
+        <w:t>        }</w:t>
+      </w:r>
+    </w:p>
+    <w:p/>
+    <w:p>
+      <w:r>
+        <w:t>        int left = 0, right = array.length - 1;</w:t>
+      </w:r>
+    </w:p>
+    <w:p/>
+    <w:p>
+      <w:r>
+        <w:t>        // Determine if sorting order is ascending or descending</w:t>
+      </w:r>
+    </w:p>
+    <w:p>
+      <w:r>
+        <w:t>        boolean isAscending = array[left] &lt;= array[right];</w:t>
+      </w:r>
+    </w:p>
+    <w:p/>
+    <w:p>
+      <w:r>
+        <w:t>        while (left &lt;= right) {</w:t>
+      </w:r>
+    </w:p>
+    <w:p>
+      <w:r>
+        <w:t>            int mid = left + (right - left) / 2; // Math overflow fix</w:t>
+      </w:r>
+    </w:p>
+    <w:p/>
+    <w:p>
+      <w:r>
+        <w:t>            if (array[mid] == target) {</w:t>
+      </w:r>
+    </w:p>
+    <w:p>
+      <w:r>
+        <w:t>                return mid;</w:t>
+      </w:r>
+    </w:p>
+    <w:p>
+      <w:r>
+        <w:t>            }</w:t>
+      </w:r>
+    </w:p>
+    <w:p/>
+    <w:p>
+      <w:r>
+        <w:t>            if (isAscending) {</w:t>
+      </w:r>
+    </w:p>
+    <w:p>
+      <w:r>
+        <w:t>                if (array[mid] &gt; target) {</w:t>
+      </w:r>
+    </w:p>
+    <w:p>
+      <w:r>
+        <w:t>                    right = mid - 1;</w:t>
+      </w:r>
+    </w:p>
+    <w:p>
+      <w:r>
+        <w:t>                } else {</w:t>
+      </w:r>
+    </w:p>
+    <w:p>
+      <w:r>
+        <w:lastRenderedPageBreak/>
+        <w:t>                    left = mid + 1;</w:t>
+      </w:r>
+    </w:p>
+    <w:p>
+      <w:r>
+        <w:t>                }</w:t>
+      </w:r>
+    </w:p>
+    <w:p>
+      <w:r>
+        <w:t>            } else {</w:t>
+      </w:r>
+    </w:p>
+    <w:p>
+      <w:r>
+        <w:t>                // Descending order logic</w:t>
+      </w:r>
+    </w:p>
+    <w:p>
+      <w:r>
+        <w:t>                if (array[mid] &gt; target) {</w:t>
+      </w:r>
+    </w:p>
+    <w:p>
+      <w:r>
+        <w:t>                    left = mid + 1;</w:t>
+      </w:r>
+    </w:p>
+    <w:p>
+      <w:r>
+        <w:t>                } else {</w:t>
+      </w:r>
+    </w:p>
+    <w:p>
+      <w:r>
+        <w:t>                    right = mid - 1;</w:t>
+      </w:r>
+    </w:p>
+    <w:p>
+      <w:r>
+        <w:t>                }</w:t>
+      </w:r>
+    </w:p>
+    <w:p>
+      <w:r>
+        <w:t>            }</w:t>
+      </w:r>
+    </w:p>
+    <w:p>
+      <w:r>
+        <w:t>        }</w:t>
+      </w:r>
+    </w:p>
+    <w:p/>
+    <w:p>
+      <w:r>
+        <w:t>        return -1;</w:t>
+      </w:r>
+    </w:p>
+    <w:p>
+      <w:r>
+        <w:t>    }</w:t>
+      </w:r>
+    </w:p>
+    <w:p/>
+    <w:p>
+      <w:r>
+        <w:t>    /**</w:t>
+      </w:r>
+    </w:p>
+    <w:p>
+      <w:r>
+        <w:t>     * Recursive Binary Search helper.</w:t>
+      </w:r>
+    </w:p>
+    <w:p>
+      <w:r>
+        <w:t xml:space="preserve">     * </w:t>
+      </w:r>
+    </w:p>
+    <w:p>
+      <w:r>
+        <w:t>     * @param array Sorted ascending array</w:t>
+      </w:r>
+    </w:p>
+    <w:p>
+      <w:r>
+        <w:t>     * @param target Element to find</w:t>
+      </w:r>
+    </w:p>
+    <w:p>
+      <w:r>
+        <w:t>     * @return Index of target, or -1 if not found</w:t>
+      </w:r>
+    </w:p>
+    <w:p>
+      <w:r>
+        <w:t>     */</w:t>
+      </w:r>
+    </w:p>
+    <w:p>
+      <w:r>
+        <w:t>    public static int searchUsingRecursion(int[] array, int target) {</w:t>
+      </w:r>
+    </w:p>
+    <w:p>
+      <w:r>
+        <w:t>        if (array == null || array.length == 0) {</w:t>
+      </w:r>
+    </w:p>
+    <w:p>
+      <w:r>
+        <w:t>            return -1;</w:t>
+      </w:r>
+    </w:p>
+    <w:p>
+      <w:r>
+        <w:t>        }</w:t>
+      </w:r>
+    </w:p>
+    <w:p/>
+    <w:p>
+      <w:r>
+        <w:t>        return searchRecursiveHelper(array, target, 0, array.length - 1);</w:t>
+      </w:r>
+    </w:p>
+    <w:p>
+      <w:r>
+        <w:t>    }</w:t>
+      </w:r>
+    </w:p>
+    <w:p/>
+    <w:p>
+      <w:r>
+        <w:t>    /**</w:t>
+      </w:r>
+    </w:p>
+    <w:p>
+      <w:r>
+        <w:lastRenderedPageBreak/>
+        <w:t>     * Recursive execution method.</w:t>
+      </w:r>
+    </w:p>
+    <w:p>
+      <w:r>
+        <w:t>     * Space Complexity: O(log n) auxiliary stack frames.</w:t>
+      </w:r>
+    </w:p>
+    <w:p>
+      <w:r>
+        <w:t>     */</w:t>
+      </w:r>
+    </w:p>
+    <w:p>
+      <w:r>
+        <w:t>    private static int searchRecursiveHelper(int[] array, int target, int left, int right) {</w:t>
+      </w:r>
+    </w:p>
+    <w:p>
+      <w:r>
+        <w:t>        // FIXED: Base case evaluated FIRST before any pointer arithmetic is performed</w:t>
+      </w:r>
+    </w:p>
+    <w:p>
+      <w:r>
+        <w:t>        if (left &gt; right) {</w:t>
+      </w:r>
+    </w:p>
+    <w:p>
+      <w:r>
+        <w:t>            return -1;</w:t>
+      </w:r>
+    </w:p>
+    <w:p>
+      <w:r>
+        <w:t>        }</w:t>
+      </w:r>
+    </w:p>
+    <w:p/>
+    <w:p>
+      <w:r>
+        <w:t>        // FIXED: Math overflow calculation</w:t>
+      </w:r>
+    </w:p>
+    <w:p>
+      <w:r>
+        <w:t>        int mid = left + (right - left) / 2;</w:t>
+      </w:r>
+    </w:p>
+    <w:p/>
+    <w:p>
+      <w:r>
+        <w:t>        if (array[mid] == target) {</w:t>
+      </w:r>
+    </w:p>
+    <w:p>
+      <w:r>
+        <w:t>            return mid;</w:t>
+      </w:r>
+    </w:p>
+    <w:p>
+      <w:r>
+        <w:t>        } else if (array[mid] &gt; target) {</w:t>
+      </w:r>
+    </w:p>
+    <w:p>
+      <w:r>
+        <w:t>            return searchRecursiveHelper(array, target, left, mid - 1);</w:t>
+      </w:r>
+    </w:p>
+    <w:p>
+      <w:r>
+        <w:t>        } else {</w:t>
+      </w:r>
+    </w:p>
+    <w:p>
+      <w:r>
+        <w:t>            return searchRecursiveHelper(array, target, mid + 1, right);</w:t>
+      </w:r>
+    </w:p>
+    <w:p>
+      <w:r>
+        <w:t>        }</w:t>
+      </w:r>
+    </w:p>
+    <w:p>
+      <w:r>
+        <w:t>    }</w:t>
+      </w:r>
+    </w:p>
+    <w:p>
+      <w:r>
+        <w:t>}</w:t>
+      </w:r>
+    </w:p>
+    <w:p/>
+    <w:p>
+      <w:r>
+        <w:t>public class BinarySearchAlgorithm {</w:t>
+      </w:r>
+    </w:p>
+    <w:p>
+      <w:r>
+        <w:t>    public static void main(String[] args) {</w:t>
+      </w:r>
+    </w:p>
+    <w:p>
+      <w:r>
+        <w:t>        System.out.println("=== BINARY SEARCH ALGORITHM DEMO ===");</w:t>
+      </w:r>
+    </w:p>
+    <w:p>
+      <w:r>
+        <w:t xml:space="preserve">        </w:t>
+      </w:r>
+    </w:p>
+    <w:p>
+      <w:r>
+        <w:t>        // 1. Ascending Iterative Binary Search</w:t>
+      </w:r>
+    </w:p>
+    <w:p>
+      <w:r>
+        <w:t>        int[] ascendingArray = {1, 2, 3, 4, 5, 6, 7};</w:t>
+      </w:r>
+    </w:p>
+    <w:p>
+      <w:r>
+        <w:t>        int target = 5;</w:t>
+      </w:r>
+    </w:p>
+    <w:p/>
+    <w:p>
+      <w:r>
+        <w:lastRenderedPageBreak/>
+        <w:t>        System.out.println("Ascending [1..7], Target 5 -&gt; Index: " + BinarySearch.searchAscending(ascendingArray, target)); // Output: 4</w:t>
+      </w:r>
+    </w:p>
+    <w:p>
+      <w:r>
+        <w:t>        System.out.println("Ascending [1..7], Target 8 -&gt; Index: " + BinarySearch.searchAscending(ascendingArray, 8));      // Output: -1</w:t>
+      </w:r>
+    </w:p>
+    <w:p/>
+    <w:p>
+      <w:r>
+        <w:t>        // 2. Order-Agnostic Binary Search (Descending Array)</w:t>
+      </w:r>
+    </w:p>
+    <w:p>
+      <w:r>
+        <w:t>        int[] descendingArray = {5, 4, 3, 2, 1};</w:t>
+      </w:r>
+    </w:p>
+    <w:p>
+      <w:r>
+        <w:t>        System.out.println("\nOrder-Agnostic Descending [5..1], Target 4 -&gt; Index: " + BinarySearch.search(descendingArray, 4)); // Output: 1</w:t>
+      </w:r>
+    </w:p>
+    <w:p>
+      <w:r>
+        <w:t>        System.out.println("Order-Agnostic Descending [5..1], Target 9 -&gt; Index: " + BinarySearch.search(descendingArray, 9)); // Output: -1</w:t>
+      </w:r>
+    </w:p>
+    <w:p/>
+    <w:p>
+      <w:r>
+        <w:t>        // 3. Recursive Binary Search</w:t>
+      </w:r>
+    </w:p>
+    <w:p>
+      <w:r>
+        <w:t>        System.out.println("\nRecursive Ascending [1..7], Target 4 -&gt; Index: " + BinarySearch.searchUsingRecursion(ascendingArray, 4)); // Output: 3</w:t>
+      </w:r>
+    </w:p>
+    <w:p>
+      <w:r>
+        <w:t>        System.out.println("Recursive Ascending [1..7], Target 9 -&gt; Index: " + BinarySearch.searchUsingRecursion(ascendingArray, 9)); // Output: -1</w:t>
+      </w:r>
+    </w:p>
+    <w:p>
+      <w:r>
+        <w:t>    }</w:t>
+      </w:r>
+    </w:p>
+    <w:p>
+      <w:r>
+        <w:t>}</w:t>
+      </w:r>
+    </w:p>
+    <w:p>
+      <w:pPr>
+        <w:rPr>
+          <w:b/>
+          <w:bCs/>
+          <w:sz w:val="28"/>
+        </w:rPr>
+      </w:pPr>
+    </w:p>
+    <w:p>
+      <w:pPr>
+        <w:rPr>
+          <w:b/>
+          <w:bCs/>
+          <w:sz w:val="28"/>
+        </w:rPr>
+      </w:pPr>
+      <w:r>
+        <w:rPr>
+          <w:b/>
+          <w:bCs/>
+          <w:sz w:val="28"/>
+        </w:rPr>
+        <w:t>X</w:t>
+      </w:r>
+      <w:r>
+        <w:rPr>
+          <w:b/>
+          <w:bCs/>
+          <w:sz w:val="28"/>
+        </w:rPr>
+        <w:t>I</w:t>
+      </w:r>
+      <w:r>
+        <w:rPr>
+          <w:b/>
+          <w:bCs/>
+          <w:sz w:val="28"/>
+        </w:rPr>
+        <w:t xml:space="preserve">II. </w:t>
+      </w:r>
+      <w:r>
+        <w:rPr>
+          <w:b/>
+          <w:bCs/>
+          <w:sz w:val="28"/>
+        </w:rPr>
+        <w:t>Sort</w:t>
+      </w:r>
+    </w:p>
+    <w:p>
+      <w:pPr>
+        <w:rPr>
+          <w:b/>
+          <w:bCs/>
+          <w:sz w:val="28"/>
+        </w:rPr>
+      </w:pPr>
     </w:p>
     <w:sectPr>
       <w:pgSz w:w="11906" w:h="16838"/>
@@ -24680,6 +26264,155 @@
     </w:lvl>
   </w:abstractNum>
   <w:abstractNum w:abstractNumId="16" w15:restartNumberingAfterBreak="0">
+    <w:nsid w:val="1AC539C0"/>
+    <w:multiLevelType w:val="multilevel"/>
+    <w:tmpl w:val="6C7C2E0E"/>
+    <w:lvl w:ilvl="0">
+      <w:start w:val="1"/>
+      <w:numFmt w:val="bullet"/>
+      <w:lvlText w:val=""/>
+      <w:lvlJc w:val="left"/>
+      <w:pPr>
+        <w:tabs>
+          <w:tab w:val="num" w:pos="720"/>
+        </w:tabs>
+        <w:ind w:left="720" w:hanging="360"/>
+      </w:pPr>
+      <w:rPr>
+        <w:rFonts w:ascii="Symbol" w:hAnsi="Symbol" w:hint="default"/>
+        <w:sz w:val="20"/>
+      </w:rPr>
+    </w:lvl>
+    <w:lvl w:ilvl="1" w:tentative="1">
+      <w:start w:val="1"/>
+      <w:numFmt w:val="bullet"/>
+      <w:lvlText w:val="o"/>
+      <w:lvlJc w:val="left"/>
+      <w:pPr>
+        <w:tabs>
+          <w:tab w:val="num" w:pos="1440"/>
+        </w:tabs>
+        <w:ind w:left="1440" w:hanging="360"/>
+      </w:pPr>
+      <w:rPr>
+        <w:rFonts w:ascii="Courier New" w:hAnsi="Courier New" w:hint="default"/>
+        <w:sz w:val="20"/>
+      </w:rPr>
+    </w:lvl>
+    <w:lvl w:ilvl="2" w:tentative="1">
+      <w:start w:val="1"/>
+      <w:numFmt w:val="bullet"/>
+      <w:lvlText w:val=""/>
+      <w:lvlJc w:val="left"/>
+      <w:pPr>
+        <w:tabs>
+          <w:tab w:val="num" w:pos="2160"/>
+        </w:tabs>
+        <w:ind w:left="2160" w:hanging="360"/>
+      </w:pPr>
+      <w:rPr>
+        <w:rFonts w:ascii="Wingdings" w:hAnsi="Wingdings" w:hint="default"/>
+        <w:sz w:val="20"/>
+      </w:rPr>
+    </w:lvl>
+    <w:lvl w:ilvl="3" w:tentative="1">
+      <w:start w:val="1"/>
+      <w:numFmt w:val="bullet"/>
+      <w:lvlText w:val=""/>
+      <w:lvlJc w:val="left"/>
+      <w:pPr>
+        <w:tabs>
+          <w:tab w:val="num" w:pos="2880"/>
+        </w:tabs>
+        <w:ind w:left="2880" w:hanging="360"/>
+      </w:pPr>
+      <w:rPr>
+        <w:rFonts w:ascii="Wingdings" w:hAnsi="Wingdings" w:hint="default"/>
+        <w:sz w:val="20"/>
+      </w:rPr>
+    </w:lvl>
+    <w:lvl w:ilvl="4" w:tentative="1">
+      <w:start w:val="1"/>
+      <w:numFmt w:val="bullet"/>
+      <w:lvlText w:val=""/>
+      <w:lvlJc w:val="left"/>
+      <w:pPr>
+        <w:tabs>
+          <w:tab w:val="num" w:pos="3600"/>
+        </w:tabs>
+        <w:ind w:left="3600" w:hanging="360"/>
+      </w:pPr>
+      <w:rPr>
+        <w:rFonts w:ascii="Wingdings" w:hAnsi="Wingdings" w:hint="default"/>
+        <w:sz w:val="20"/>
+      </w:rPr>
+    </w:lvl>
+    <w:lvl w:ilvl="5" w:tentative="1">
+      <w:start w:val="1"/>
+      <w:numFmt w:val="bullet"/>
+      <w:lvlText w:val=""/>
+      <w:lvlJc w:val="left"/>
+      <w:pPr>
+        <w:tabs>
+          <w:tab w:val="num" w:pos="4320"/>
+        </w:tabs>
+        <w:ind w:left="4320" w:hanging="360"/>
+      </w:pPr>
+      <w:rPr>
+        <w:rFonts w:ascii="Wingdings" w:hAnsi="Wingdings" w:hint="default"/>
+        <w:sz w:val="20"/>
+      </w:rPr>
+    </w:lvl>
+    <w:lvl w:ilvl="6" w:tentative="1">
+      <w:start w:val="1"/>
+      <w:numFmt w:val="bullet"/>
+      <w:lvlText w:val=""/>
+      <w:lvlJc w:val="left"/>
+      <w:pPr>
+        <w:tabs>
+          <w:tab w:val="num" w:pos="5040"/>
+        </w:tabs>
+        <w:ind w:left="5040" w:hanging="360"/>
+      </w:pPr>
+      <w:rPr>
+        <w:rFonts w:ascii="Wingdings" w:hAnsi="Wingdings" w:hint="default"/>
+        <w:sz w:val="20"/>
+      </w:rPr>
+    </w:lvl>
+    <w:lvl w:ilvl="7" w:tentative="1">
+      <w:start w:val="1"/>
+      <w:numFmt w:val="bullet"/>
+      <w:lvlText w:val=""/>
+      <w:lvlJc w:val="left"/>
+      <w:pPr>
+        <w:tabs>
+          <w:tab w:val="num" w:pos="5760"/>
+        </w:tabs>
+        <w:ind w:left="5760" w:hanging="360"/>
+      </w:pPr>
+      <w:rPr>
+        <w:rFonts w:ascii="Wingdings" w:hAnsi="Wingdings" w:hint="default"/>
+        <w:sz w:val="20"/>
+      </w:rPr>
+    </w:lvl>
+    <w:lvl w:ilvl="8" w:tentative="1">
+      <w:start w:val="1"/>
+      <w:numFmt w:val="bullet"/>
+      <w:lvlText w:val=""/>
+      <w:lvlJc w:val="left"/>
+      <w:pPr>
+        <w:tabs>
+          <w:tab w:val="num" w:pos="6480"/>
+        </w:tabs>
+        <w:ind w:left="6480" w:hanging="360"/>
+      </w:pPr>
+      <w:rPr>
+        <w:rFonts w:ascii="Wingdings" w:hAnsi="Wingdings" w:hint="default"/>
+        <w:sz w:val="20"/>
+      </w:rPr>
+    </w:lvl>
+  </w:abstractNum>
+  <w:abstractNum w:abstractNumId="17" w15:restartNumberingAfterBreak="0">
     <w:nsid w:val="1CE40342"/>
     <w:multiLevelType w:val="multilevel"/>
     <w:tmpl w:val="4DCCE986"/>
@@ -24792,7 +26525,7 @@
       </w:pPr>
     </w:lvl>
   </w:abstractNum>
-  <w:abstractNum w:abstractNumId="17" w15:restartNumberingAfterBreak="0">
+  <w:abstractNum w:abstractNumId="18" w15:restartNumberingAfterBreak="0">
     <w:nsid w:val="1E3C098D"/>
     <w:multiLevelType w:val="multilevel"/>
     <w:tmpl w:val="48CE5DF0"/>
@@ -24941,7 +26674,7 @@
       </w:rPr>
     </w:lvl>
   </w:abstractNum>
-  <w:abstractNum w:abstractNumId="18" w15:restartNumberingAfterBreak="0">
+  <w:abstractNum w:abstractNumId="19" w15:restartNumberingAfterBreak="0">
     <w:nsid w:val="1F5D5E43"/>
     <w:multiLevelType w:val="multilevel"/>
     <w:tmpl w:val="D97E6D82"/>
@@ -25090,7 +26823,7 @@
       </w:rPr>
     </w:lvl>
   </w:abstractNum>
-  <w:abstractNum w:abstractNumId="19" w15:restartNumberingAfterBreak="0">
+  <w:abstractNum w:abstractNumId="20" w15:restartNumberingAfterBreak="0">
     <w:nsid w:val="221A0725"/>
     <w:multiLevelType w:val="multilevel"/>
     <w:tmpl w:val="98208994"/>
@@ -25239,7 +26972,7 @@
       </w:rPr>
     </w:lvl>
   </w:abstractNum>
-  <w:abstractNum w:abstractNumId="20" w15:restartNumberingAfterBreak="0">
+  <w:abstractNum w:abstractNumId="21" w15:restartNumberingAfterBreak="0">
     <w:nsid w:val="236D56D3"/>
     <w:multiLevelType w:val="multilevel"/>
     <w:tmpl w:val="4DD68EF2"/>
@@ -25356,7 +27089,7 @@
       </w:pPr>
     </w:lvl>
   </w:abstractNum>
-  <w:abstractNum w:abstractNumId="21" w15:restartNumberingAfterBreak="0">
+  <w:abstractNum w:abstractNumId="22" w15:restartNumberingAfterBreak="0">
     <w:nsid w:val="24370749"/>
     <w:multiLevelType w:val="multilevel"/>
     <w:tmpl w:val="3CACE358"/>
@@ -25501,7 +27234,7 @@
       </w:rPr>
     </w:lvl>
   </w:abstractNum>
-  <w:abstractNum w:abstractNumId="22" w15:restartNumberingAfterBreak="0">
+  <w:abstractNum w:abstractNumId="23" w15:restartNumberingAfterBreak="0">
     <w:nsid w:val="26BE79BE"/>
     <w:multiLevelType w:val="multilevel"/>
     <w:tmpl w:val="64184666"/>
@@ -25614,7 +27347,7 @@
       </w:pPr>
     </w:lvl>
   </w:abstractNum>
-  <w:abstractNum w:abstractNumId="23" w15:restartNumberingAfterBreak="0">
+  <w:abstractNum w:abstractNumId="24" w15:restartNumberingAfterBreak="0">
     <w:nsid w:val="26E66F52"/>
     <w:multiLevelType w:val="multilevel"/>
     <w:tmpl w:val="C884EC40"/>
@@ -25763,7 +27496,7 @@
       </w:rPr>
     </w:lvl>
   </w:abstractNum>
-  <w:abstractNum w:abstractNumId="24" w15:restartNumberingAfterBreak="0">
+  <w:abstractNum w:abstractNumId="25" w15:restartNumberingAfterBreak="0">
     <w:nsid w:val="29084D0B"/>
     <w:multiLevelType w:val="multilevel"/>
     <w:tmpl w:val="A4167C9E"/>
@@ -25912,7 +27645,7 @@
       </w:rPr>
     </w:lvl>
   </w:abstractNum>
-  <w:abstractNum w:abstractNumId="25" w15:restartNumberingAfterBreak="0">
+  <w:abstractNum w:abstractNumId="26" w15:restartNumberingAfterBreak="0">
     <w:nsid w:val="29E14798"/>
     <w:multiLevelType w:val="multilevel"/>
     <w:tmpl w:val="9C5E49A8"/>
@@ -26061,7 +27794,7 @@
       </w:rPr>
     </w:lvl>
   </w:abstractNum>
-  <w:abstractNum w:abstractNumId="26" w15:restartNumberingAfterBreak="0">
+  <w:abstractNum w:abstractNumId="27" w15:restartNumberingAfterBreak="0">
     <w:nsid w:val="29E90EA7"/>
     <w:multiLevelType w:val="multilevel"/>
     <w:tmpl w:val="94B8D8AE"/>
@@ -26210,7 +27943,7 @@
       </w:rPr>
     </w:lvl>
   </w:abstractNum>
-  <w:abstractNum w:abstractNumId="27" w15:restartNumberingAfterBreak="0">
+  <w:abstractNum w:abstractNumId="28" w15:restartNumberingAfterBreak="0">
     <w:nsid w:val="2A8F7154"/>
     <w:multiLevelType w:val="multilevel"/>
     <w:tmpl w:val="02640B0C"/>
@@ -26323,7 +28056,7 @@
       </w:pPr>
     </w:lvl>
   </w:abstractNum>
-  <w:abstractNum w:abstractNumId="28" w15:restartNumberingAfterBreak="0">
+  <w:abstractNum w:abstractNumId="29" w15:restartNumberingAfterBreak="0">
     <w:nsid w:val="2AA83398"/>
     <w:multiLevelType w:val="multilevel"/>
     <w:tmpl w:val="1DC8F2AA"/>
@@ -26472,7 +28205,156 @@
       </w:rPr>
     </w:lvl>
   </w:abstractNum>
-  <w:abstractNum w:abstractNumId="29" w15:restartNumberingAfterBreak="0">
+  <w:abstractNum w:abstractNumId="30" w15:restartNumberingAfterBreak="0">
+    <w:nsid w:val="2B576EBD"/>
+    <w:multiLevelType w:val="multilevel"/>
+    <w:tmpl w:val="0B18D494"/>
+    <w:lvl w:ilvl="0">
+      <w:start w:val="1"/>
+      <w:numFmt w:val="bullet"/>
+      <w:lvlText w:val=""/>
+      <w:lvlJc w:val="left"/>
+      <w:pPr>
+        <w:tabs>
+          <w:tab w:val="num" w:pos="720"/>
+        </w:tabs>
+        <w:ind w:left="720" w:hanging="360"/>
+      </w:pPr>
+      <w:rPr>
+        <w:rFonts w:ascii="Symbol" w:hAnsi="Symbol" w:hint="default"/>
+        <w:sz w:val="20"/>
+      </w:rPr>
+    </w:lvl>
+    <w:lvl w:ilvl="1" w:tentative="1">
+      <w:start w:val="1"/>
+      <w:numFmt w:val="bullet"/>
+      <w:lvlText w:val="o"/>
+      <w:lvlJc w:val="left"/>
+      <w:pPr>
+        <w:tabs>
+          <w:tab w:val="num" w:pos="1440"/>
+        </w:tabs>
+        <w:ind w:left="1440" w:hanging="360"/>
+      </w:pPr>
+      <w:rPr>
+        <w:rFonts w:ascii="Courier New" w:hAnsi="Courier New" w:hint="default"/>
+        <w:sz w:val="20"/>
+      </w:rPr>
+    </w:lvl>
+    <w:lvl w:ilvl="2" w:tentative="1">
+      <w:start w:val="1"/>
+      <w:numFmt w:val="bullet"/>
+      <w:lvlText w:val=""/>
+      <w:lvlJc w:val="left"/>
+      <w:pPr>
+        <w:tabs>
+          <w:tab w:val="num" w:pos="2160"/>
+        </w:tabs>
+        <w:ind w:left="2160" w:hanging="360"/>
+      </w:pPr>
+      <w:rPr>
+        <w:rFonts w:ascii="Wingdings" w:hAnsi="Wingdings" w:hint="default"/>
+        <w:sz w:val="20"/>
+      </w:rPr>
+    </w:lvl>
+    <w:lvl w:ilvl="3" w:tentative="1">
+      <w:start w:val="1"/>
+      <w:numFmt w:val="bullet"/>
+      <w:lvlText w:val=""/>
+      <w:lvlJc w:val="left"/>
+      <w:pPr>
+        <w:tabs>
+          <w:tab w:val="num" w:pos="2880"/>
+        </w:tabs>
+        <w:ind w:left="2880" w:hanging="360"/>
+      </w:pPr>
+      <w:rPr>
+        <w:rFonts w:ascii="Wingdings" w:hAnsi="Wingdings" w:hint="default"/>
+        <w:sz w:val="20"/>
+      </w:rPr>
+    </w:lvl>
+    <w:lvl w:ilvl="4" w:tentative="1">
+      <w:start w:val="1"/>
+      <w:numFmt w:val="bullet"/>
+      <w:lvlText w:val=""/>
+      <w:lvlJc w:val="left"/>
+      <w:pPr>
+        <w:tabs>
+          <w:tab w:val="num" w:pos="3600"/>
+        </w:tabs>
+        <w:ind w:left="3600" w:hanging="360"/>
+      </w:pPr>
+      <w:rPr>
+        <w:rFonts w:ascii="Wingdings" w:hAnsi="Wingdings" w:hint="default"/>
+        <w:sz w:val="20"/>
+      </w:rPr>
+    </w:lvl>
+    <w:lvl w:ilvl="5" w:tentative="1">
+      <w:start w:val="1"/>
+      <w:numFmt w:val="bullet"/>
+      <w:lvlText w:val=""/>
+      <w:lvlJc w:val="left"/>
+      <w:pPr>
+        <w:tabs>
+          <w:tab w:val="num" w:pos="4320"/>
+        </w:tabs>
+        <w:ind w:left="4320" w:hanging="360"/>
+      </w:pPr>
+      <w:rPr>
+        <w:rFonts w:ascii="Wingdings" w:hAnsi="Wingdings" w:hint="default"/>
+        <w:sz w:val="20"/>
+      </w:rPr>
+    </w:lvl>
+    <w:lvl w:ilvl="6" w:tentative="1">
+      <w:start w:val="1"/>
+      <w:numFmt w:val="bullet"/>
+      <w:lvlText w:val=""/>
+      <w:lvlJc w:val="left"/>
+      <w:pPr>
+        <w:tabs>
+          <w:tab w:val="num" w:pos="5040"/>
+        </w:tabs>
+        <w:ind w:left="5040" w:hanging="360"/>
+      </w:pPr>
+      <w:rPr>
+        <w:rFonts w:ascii="Wingdings" w:hAnsi="Wingdings" w:hint="default"/>
+        <w:sz w:val="20"/>
+      </w:rPr>
+    </w:lvl>
+    <w:lvl w:ilvl="7" w:tentative="1">
+      <w:start w:val="1"/>
+      <w:numFmt w:val="bullet"/>
+      <w:lvlText w:val=""/>
+      <w:lvlJc w:val="left"/>
+      <w:pPr>
+        <w:tabs>
+          <w:tab w:val="num" w:pos="5760"/>
+        </w:tabs>
+        <w:ind w:left="5760" w:hanging="360"/>
+      </w:pPr>
+      <w:rPr>
+        <w:rFonts w:ascii="Wingdings" w:hAnsi="Wingdings" w:hint="default"/>
+        <w:sz w:val="20"/>
+      </w:rPr>
+    </w:lvl>
+    <w:lvl w:ilvl="8" w:tentative="1">
+      <w:start w:val="1"/>
+      <w:numFmt w:val="bullet"/>
+      <w:lvlText w:val=""/>
+      <w:lvlJc w:val="left"/>
+      <w:pPr>
+        <w:tabs>
+          <w:tab w:val="num" w:pos="6480"/>
+        </w:tabs>
+        <w:ind w:left="6480" w:hanging="360"/>
+      </w:pPr>
+      <w:rPr>
+        <w:rFonts w:ascii="Wingdings" w:hAnsi="Wingdings" w:hint="default"/>
+        <w:sz w:val="20"/>
+      </w:rPr>
+    </w:lvl>
+  </w:abstractNum>
+  <w:abstractNum w:abstractNumId="31" w15:restartNumberingAfterBreak="0">
     <w:nsid w:val="2B80063B"/>
     <w:multiLevelType w:val="multilevel"/>
     <w:tmpl w:val="5F8858DE"/>
@@ -26621,7 +28503,7 @@
       </w:rPr>
     </w:lvl>
   </w:abstractNum>
-  <w:abstractNum w:abstractNumId="30" w15:restartNumberingAfterBreak="0">
+  <w:abstractNum w:abstractNumId="32" w15:restartNumberingAfterBreak="0">
     <w:nsid w:val="2BFE76B6"/>
     <w:multiLevelType w:val="multilevel"/>
     <w:tmpl w:val="CE46D2C6"/>
@@ -26770,7 +28652,7 @@
       </w:rPr>
     </w:lvl>
   </w:abstractNum>
-  <w:abstractNum w:abstractNumId="31" w15:restartNumberingAfterBreak="0">
+  <w:abstractNum w:abstractNumId="33" w15:restartNumberingAfterBreak="0">
     <w:nsid w:val="2C9A4D0B"/>
     <w:multiLevelType w:val="multilevel"/>
     <w:tmpl w:val="BD96BE0A"/>
@@ -26919,7 +28801,7 @@
       </w:rPr>
     </w:lvl>
   </w:abstractNum>
-  <w:abstractNum w:abstractNumId="32" w15:restartNumberingAfterBreak="0">
+  <w:abstractNum w:abstractNumId="34" w15:restartNumberingAfterBreak="0">
     <w:nsid w:val="2CBC5CE5"/>
     <w:multiLevelType w:val="multilevel"/>
     <w:tmpl w:val="31529FC2"/>
@@ -27068,7 +28950,156 @@
       </w:rPr>
     </w:lvl>
   </w:abstractNum>
-  <w:abstractNum w:abstractNumId="33" w15:restartNumberingAfterBreak="0">
+  <w:abstractNum w:abstractNumId="35" w15:restartNumberingAfterBreak="0">
+    <w:nsid w:val="2CDE7550"/>
+    <w:multiLevelType w:val="multilevel"/>
+    <w:tmpl w:val="A27CFA64"/>
+    <w:lvl w:ilvl="0">
+      <w:start w:val="1"/>
+      <w:numFmt w:val="bullet"/>
+      <w:lvlText w:val=""/>
+      <w:lvlJc w:val="left"/>
+      <w:pPr>
+        <w:tabs>
+          <w:tab w:val="num" w:pos="720"/>
+        </w:tabs>
+        <w:ind w:left="720" w:hanging="360"/>
+      </w:pPr>
+      <w:rPr>
+        <w:rFonts w:ascii="Symbol" w:hAnsi="Symbol" w:hint="default"/>
+        <w:sz w:val="20"/>
+      </w:rPr>
+    </w:lvl>
+    <w:lvl w:ilvl="1" w:tentative="1">
+      <w:start w:val="1"/>
+      <w:numFmt w:val="bullet"/>
+      <w:lvlText w:val="o"/>
+      <w:lvlJc w:val="left"/>
+      <w:pPr>
+        <w:tabs>
+          <w:tab w:val="num" w:pos="1440"/>
+        </w:tabs>
+        <w:ind w:left="1440" w:hanging="360"/>
+      </w:pPr>
+      <w:rPr>
+        <w:rFonts w:ascii="Courier New" w:hAnsi="Courier New" w:hint="default"/>
+        <w:sz w:val="20"/>
+      </w:rPr>
+    </w:lvl>
+    <w:lvl w:ilvl="2" w:tentative="1">
+      <w:start w:val="1"/>
+      <w:numFmt w:val="bullet"/>
+      <w:lvlText w:val=""/>
+      <w:lvlJc w:val="left"/>
+      <w:pPr>
+        <w:tabs>
+          <w:tab w:val="num" w:pos="2160"/>
+        </w:tabs>
+        <w:ind w:left="2160" w:hanging="360"/>
+      </w:pPr>
+      <w:rPr>
+        <w:rFonts w:ascii="Wingdings" w:hAnsi="Wingdings" w:hint="default"/>
+        <w:sz w:val="20"/>
+      </w:rPr>
+    </w:lvl>
+    <w:lvl w:ilvl="3" w:tentative="1">
+      <w:start w:val="1"/>
+      <w:numFmt w:val="bullet"/>
+      <w:lvlText w:val=""/>
+      <w:lvlJc w:val="left"/>
+      <w:pPr>
+        <w:tabs>
+          <w:tab w:val="num" w:pos="2880"/>
+        </w:tabs>
+        <w:ind w:left="2880" w:hanging="360"/>
+      </w:pPr>
+      <w:rPr>
+        <w:rFonts w:ascii="Wingdings" w:hAnsi="Wingdings" w:hint="default"/>
+        <w:sz w:val="20"/>
+      </w:rPr>
+    </w:lvl>
+    <w:lvl w:ilvl="4" w:tentative="1">
+      <w:start w:val="1"/>
+      <w:numFmt w:val="bullet"/>
+      <w:lvlText w:val=""/>
+      <w:lvlJc w:val="left"/>
+      <w:pPr>
+        <w:tabs>
+          <w:tab w:val="num" w:pos="3600"/>
+        </w:tabs>
+        <w:ind w:left="3600" w:hanging="360"/>
+      </w:pPr>
+      <w:rPr>
+        <w:rFonts w:ascii="Wingdings" w:hAnsi="Wingdings" w:hint="default"/>
+        <w:sz w:val="20"/>
+      </w:rPr>
+    </w:lvl>
+    <w:lvl w:ilvl="5" w:tentative="1">
+      <w:start w:val="1"/>
+      <w:numFmt w:val="bullet"/>
+      <w:lvlText w:val=""/>
+      <w:lvlJc w:val="left"/>
+      <w:pPr>
+        <w:tabs>
+          <w:tab w:val="num" w:pos="4320"/>
+        </w:tabs>
+        <w:ind w:left="4320" w:hanging="360"/>
+      </w:pPr>
+      <w:rPr>
+        <w:rFonts w:ascii="Wingdings" w:hAnsi="Wingdings" w:hint="default"/>
+        <w:sz w:val="20"/>
+      </w:rPr>
+    </w:lvl>
+    <w:lvl w:ilvl="6" w:tentative="1">
+      <w:start w:val="1"/>
+      <w:numFmt w:val="bullet"/>
+      <w:lvlText w:val=""/>
+      <w:lvlJc w:val="left"/>
+      <w:pPr>
+        <w:tabs>
+          <w:tab w:val="num" w:pos="5040"/>
+        </w:tabs>
+        <w:ind w:left="5040" w:hanging="360"/>
+      </w:pPr>
+      <w:rPr>
+        <w:rFonts w:ascii="Wingdings" w:hAnsi="Wingdings" w:hint="default"/>
+        <w:sz w:val="20"/>
+      </w:rPr>
+    </w:lvl>
+    <w:lvl w:ilvl="7" w:tentative="1">
+      <w:start w:val="1"/>
+      <w:numFmt w:val="bullet"/>
+      <w:lvlText w:val=""/>
+      <w:lvlJc w:val="left"/>
+      <w:pPr>
+        <w:tabs>
+          <w:tab w:val="num" w:pos="5760"/>
+        </w:tabs>
+        <w:ind w:left="5760" w:hanging="360"/>
+      </w:pPr>
+      <w:rPr>
+        <w:rFonts w:ascii="Wingdings" w:hAnsi="Wingdings" w:hint="default"/>
+        <w:sz w:val="20"/>
+      </w:rPr>
+    </w:lvl>
+    <w:lvl w:ilvl="8" w:tentative="1">
+      <w:start w:val="1"/>
+      <w:numFmt w:val="bullet"/>
+      <w:lvlText w:val=""/>
+      <w:lvlJc w:val="left"/>
+      <w:pPr>
+        <w:tabs>
+          <w:tab w:val="num" w:pos="6480"/>
+        </w:tabs>
+        <w:ind w:left="6480" w:hanging="360"/>
+      </w:pPr>
+      <w:rPr>
+        <w:rFonts w:ascii="Wingdings" w:hAnsi="Wingdings" w:hint="default"/>
+        <w:sz w:val="20"/>
+      </w:rPr>
+    </w:lvl>
+  </w:abstractNum>
+  <w:abstractNum w:abstractNumId="36" w15:restartNumberingAfterBreak="0">
     <w:nsid w:val="2EBF0E79"/>
     <w:multiLevelType w:val="multilevel"/>
     <w:tmpl w:val="ECEA737C"/>
@@ -27217,7 +29248,7 @@
       </w:rPr>
     </w:lvl>
   </w:abstractNum>
-  <w:abstractNum w:abstractNumId="34" w15:restartNumberingAfterBreak="0">
+  <w:abstractNum w:abstractNumId="37" w15:restartNumberingAfterBreak="0">
     <w:nsid w:val="302E1072"/>
     <w:multiLevelType w:val="multilevel"/>
     <w:tmpl w:val="0FFC92B8"/>
@@ -27366,7 +29397,7 @@
       </w:rPr>
     </w:lvl>
   </w:abstractNum>
-  <w:abstractNum w:abstractNumId="35" w15:restartNumberingAfterBreak="0">
+  <w:abstractNum w:abstractNumId="38" w15:restartNumberingAfterBreak="0">
     <w:nsid w:val="32923569"/>
     <w:multiLevelType w:val="multilevel"/>
     <w:tmpl w:val="60DAE170"/>
@@ -27515,7 +29546,7 @@
       </w:rPr>
     </w:lvl>
   </w:abstractNum>
-  <w:abstractNum w:abstractNumId="36" w15:restartNumberingAfterBreak="0">
+  <w:abstractNum w:abstractNumId="39" w15:restartNumberingAfterBreak="0">
     <w:nsid w:val="345C66C8"/>
     <w:multiLevelType w:val="multilevel"/>
     <w:tmpl w:val="8188E51A"/>
@@ -27628,7 +29659,7 @@
       </w:pPr>
     </w:lvl>
   </w:abstractNum>
-  <w:abstractNum w:abstractNumId="37" w15:restartNumberingAfterBreak="0">
+  <w:abstractNum w:abstractNumId="40" w15:restartNumberingAfterBreak="0">
     <w:nsid w:val="34EA360B"/>
     <w:multiLevelType w:val="multilevel"/>
     <w:tmpl w:val="F3B02FCC"/>
@@ -27777,7 +29808,7 @@
       </w:rPr>
     </w:lvl>
   </w:abstractNum>
-  <w:abstractNum w:abstractNumId="38" w15:restartNumberingAfterBreak="0">
+  <w:abstractNum w:abstractNumId="41" w15:restartNumberingAfterBreak="0">
     <w:nsid w:val="3A114C4F"/>
     <w:multiLevelType w:val="multilevel"/>
     <w:tmpl w:val="81E6B68C"/>
@@ -27926,7 +29957,7 @@
       </w:rPr>
     </w:lvl>
   </w:abstractNum>
-  <w:abstractNum w:abstractNumId="39" w15:restartNumberingAfterBreak="0">
+  <w:abstractNum w:abstractNumId="42" w15:restartNumberingAfterBreak="0">
     <w:nsid w:val="3B932CA4"/>
     <w:multiLevelType w:val="multilevel"/>
     <w:tmpl w:val="A738BF8C"/>
@@ -28075,7 +30106,7 @@
       </w:rPr>
     </w:lvl>
   </w:abstractNum>
-  <w:abstractNum w:abstractNumId="40" w15:restartNumberingAfterBreak="0">
+  <w:abstractNum w:abstractNumId="43" w15:restartNumberingAfterBreak="0">
     <w:nsid w:val="3C0E1CE2"/>
     <w:multiLevelType w:val="multilevel"/>
     <w:tmpl w:val="8806DA92"/>
@@ -28188,7 +30219,7 @@
       </w:pPr>
     </w:lvl>
   </w:abstractNum>
-  <w:abstractNum w:abstractNumId="41" w15:restartNumberingAfterBreak="0">
+  <w:abstractNum w:abstractNumId="44" w15:restartNumberingAfterBreak="0">
     <w:nsid w:val="3C6076E1"/>
     <w:multiLevelType w:val="multilevel"/>
     <w:tmpl w:val="E1D0AC82"/>
@@ -28337,7 +30368,7 @@
       </w:rPr>
     </w:lvl>
   </w:abstractNum>
-  <w:abstractNum w:abstractNumId="42" w15:restartNumberingAfterBreak="0">
+  <w:abstractNum w:abstractNumId="45" w15:restartNumberingAfterBreak="0">
     <w:nsid w:val="3D0C3A45"/>
     <w:multiLevelType w:val="multilevel"/>
     <w:tmpl w:val="763A24E4"/>
@@ -28486,7 +30517,7 @@
       </w:rPr>
     </w:lvl>
   </w:abstractNum>
-  <w:abstractNum w:abstractNumId="43" w15:restartNumberingAfterBreak="0">
+  <w:abstractNum w:abstractNumId="46" w15:restartNumberingAfterBreak="0">
     <w:nsid w:val="3EEC227F"/>
     <w:multiLevelType w:val="multilevel"/>
     <w:tmpl w:val="4CA848FC"/>
@@ -28599,7 +30630,7 @@
       </w:pPr>
     </w:lvl>
   </w:abstractNum>
-  <w:abstractNum w:abstractNumId="44" w15:restartNumberingAfterBreak="0">
+  <w:abstractNum w:abstractNumId="47" w15:restartNumberingAfterBreak="0">
     <w:nsid w:val="3F2B214C"/>
     <w:multiLevelType w:val="multilevel"/>
     <w:tmpl w:val="328ECCF4"/>
@@ -28748,7 +30779,7 @@
       </w:rPr>
     </w:lvl>
   </w:abstractNum>
-  <w:abstractNum w:abstractNumId="45" w15:restartNumberingAfterBreak="0">
+  <w:abstractNum w:abstractNumId="48" w15:restartNumberingAfterBreak="0">
     <w:nsid w:val="40A237AD"/>
     <w:multiLevelType w:val="multilevel"/>
     <w:tmpl w:val="55DC3488"/>
@@ -28897,7 +30928,7 @@
       </w:rPr>
     </w:lvl>
   </w:abstractNum>
-  <w:abstractNum w:abstractNumId="46" w15:restartNumberingAfterBreak="0">
+  <w:abstractNum w:abstractNumId="49" w15:restartNumberingAfterBreak="0">
     <w:nsid w:val="41370EF9"/>
     <w:multiLevelType w:val="multilevel"/>
     <w:tmpl w:val="18B2A5E4"/>
@@ -29046,7 +31077,7 @@
       </w:rPr>
     </w:lvl>
   </w:abstractNum>
-  <w:abstractNum w:abstractNumId="47" w15:restartNumberingAfterBreak="0">
+  <w:abstractNum w:abstractNumId="50" w15:restartNumberingAfterBreak="0">
     <w:nsid w:val="41616AB2"/>
     <w:multiLevelType w:val="multilevel"/>
     <w:tmpl w:val="D9B0C98C"/>
@@ -29195,7 +31226,156 @@
       </w:rPr>
     </w:lvl>
   </w:abstractNum>
-  <w:abstractNum w:abstractNumId="48" w15:restartNumberingAfterBreak="0">
+  <w:abstractNum w:abstractNumId="51" w15:restartNumberingAfterBreak="0">
+    <w:nsid w:val="43281723"/>
+    <w:multiLevelType w:val="multilevel"/>
+    <w:tmpl w:val="82CA2652"/>
+    <w:lvl w:ilvl="0">
+      <w:start w:val="1"/>
+      <w:numFmt w:val="bullet"/>
+      <w:lvlText w:val=""/>
+      <w:lvlJc w:val="left"/>
+      <w:pPr>
+        <w:tabs>
+          <w:tab w:val="num" w:pos="720"/>
+        </w:tabs>
+        <w:ind w:left="720" w:hanging="360"/>
+      </w:pPr>
+      <w:rPr>
+        <w:rFonts w:ascii="Symbol" w:hAnsi="Symbol" w:hint="default"/>
+        <w:sz w:val="20"/>
+      </w:rPr>
+    </w:lvl>
+    <w:lvl w:ilvl="1" w:tentative="1">
+      <w:start w:val="1"/>
+      <w:numFmt w:val="bullet"/>
+      <w:lvlText w:val="o"/>
+      <w:lvlJc w:val="left"/>
+      <w:pPr>
+        <w:tabs>
+          <w:tab w:val="num" w:pos="1440"/>
+        </w:tabs>
+        <w:ind w:left="1440" w:hanging="360"/>
+      </w:pPr>
+      <w:rPr>
+        <w:rFonts w:ascii="Courier New" w:hAnsi="Courier New" w:hint="default"/>
+        <w:sz w:val="20"/>
+      </w:rPr>
+    </w:lvl>
+    <w:lvl w:ilvl="2" w:tentative="1">
+      <w:start w:val="1"/>
+      <w:numFmt w:val="bullet"/>
+      <w:lvlText w:val=""/>
+      <w:lvlJc w:val="left"/>
+      <w:pPr>
+        <w:tabs>
+          <w:tab w:val="num" w:pos="2160"/>
+        </w:tabs>
+        <w:ind w:left="2160" w:hanging="360"/>
+      </w:pPr>
+      <w:rPr>
+        <w:rFonts w:ascii="Wingdings" w:hAnsi="Wingdings" w:hint="default"/>
+        <w:sz w:val="20"/>
+      </w:rPr>
+    </w:lvl>
+    <w:lvl w:ilvl="3" w:tentative="1">
+      <w:start w:val="1"/>
+      <w:numFmt w:val="bullet"/>
+      <w:lvlText w:val=""/>
+      <w:lvlJc w:val="left"/>
+      <w:pPr>
+        <w:tabs>
+          <w:tab w:val="num" w:pos="2880"/>
+        </w:tabs>
+        <w:ind w:left="2880" w:hanging="360"/>
+      </w:pPr>
+      <w:rPr>
+        <w:rFonts w:ascii="Wingdings" w:hAnsi="Wingdings" w:hint="default"/>
+        <w:sz w:val="20"/>
+      </w:rPr>
+    </w:lvl>
+    <w:lvl w:ilvl="4" w:tentative="1">
+      <w:start w:val="1"/>
+      <w:numFmt w:val="bullet"/>
+      <w:lvlText w:val=""/>
+      <w:lvlJc w:val="left"/>
+      <w:pPr>
+        <w:tabs>
+          <w:tab w:val="num" w:pos="3600"/>
+        </w:tabs>
+        <w:ind w:left="3600" w:hanging="360"/>
+      </w:pPr>
+      <w:rPr>
+        <w:rFonts w:ascii="Wingdings" w:hAnsi="Wingdings" w:hint="default"/>
+        <w:sz w:val="20"/>
+      </w:rPr>
+    </w:lvl>
+    <w:lvl w:ilvl="5" w:tentative="1">
+      <w:start w:val="1"/>
+      <w:numFmt w:val="bullet"/>
+      <w:lvlText w:val=""/>
+      <w:lvlJc w:val="left"/>
+      <w:pPr>
+        <w:tabs>
+          <w:tab w:val="num" w:pos="4320"/>
+        </w:tabs>
+        <w:ind w:left="4320" w:hanging="360"/>
+      </w:pPr>
+      <w:rPr>
+        <w:rFonts w:ascii="Wingdings" w:hAnsi="Wingdings" w:hint="default"/>
+        <w:sz w:val="20"/>
+      </w:rPr>
+    </w:lvl>
+    <w:lvl w:ilvl="6" w:tentative="1">
+      <w:start w:val="1"/>
+      <w:numFmt w:val="bullet"/>
+      <w:lvlText w:val=""/>
+      <w:lvlJc w:val="left"/>
+      <w:pPr>
+        <w:tabs>
+          <w:tab w:val="num" w:pos="5040"/>
+        </w:tabs>
+        <w:ind w:left="5040" w:hanging="360"/>
+      </w:pPr>
+      <w:rPr>
+        <w:rFonts w:ascii="Wingdings" w:hAnsi="Wingdings" w:hint="default"/>
+        <w:sz w:val="20"/>
+      </w:rPr>
+    </w:lvl>
+    <w:lvl w:ilvl="7" w:tentative="1">
+      <w:start w:val="1"/>
+      <w:numFmt w:val="bullet"/>
+      <w:lvlText w:val=""/>
+      <w:lvlJc w:val="left"/>
+      <w:pPr>
+        <w:tabs>
+          <w:tab w:val="num" w:pos="5760"/>
+        </w:tabs>
+        <w:ind w:left="5760" w:hanging="360"/>
+      </w:pPr>
+      <w:rPr>
+        <w:rFonts w:ascii="Wingdings" w:hAnsi="Wingdings" w:hint="default"/>
+        <w:sz w:val="20"/>
+      </w:rPr>
+    </w:lvl>
+    <w:lvl w:ilvl="8" w:tentative="1">
+      <w:start w:val="1"/>
+      <w:numFmt w:val="bullet"/>
+      <w:lvlText w:val=""/>
+      <w:lvlJc w:val="left"/>
+      <w:pPr>
+        <w:tabs>
+          <w:tab w:val="num" w:pos="6480"/>
+        </w:tabs>
+        <w:ind w:left="6480" w:hanging="360"/>
+      </w:pPr>
+      <w:rPr>
+        <w:rFonts w:ascii="Wingdings" w:hAnsi="Wingdings" w:hint="default"/>
+        <w:sz w:val="20"/>
+      </w:rPr>
+    </w:lvl>
+  </w:abstractNum>
+  <w:abstractNum w:abstractNumId="52" w15:restartNumberingAfterBreak="0">
     <w:nsid w:val="453F47A0"/>
     <w:multiLevelType w:val="multilevel"/>
     <w:tmpl w:val="1E947550"/>
@@ -29344,7 +31524,7 @@
       </w:rPr>
     </w:lvl>
   </w:abstractNum>
-  <w:abstractNum w:abstractNumId="49" w15:restartNumberingAfterBreak="0">
+  <w:abstractNum w:abstractNumId="53" w15:restartNumberingAfterBreak="0">
     <w:nsid w:val="49371508"/>
     <w:multiLevelType w:val="multilevel"/>
     <w:tmpl w:val="0186BE9E"/>
@@ -29493,7 +31673,7 @@
       </w:rPr>
     </w:lvl>
   </w:abstractNum>
-  <w:abstractNum w:abstractNumId="50" w15:restartNumberingAfterBreak="0">
+  <w:abstractNum w:abstractNumId="54" w15:restartNumberingAfterBreak="0">
     <w:nsid w:val="4DBA2F3E"/>
     <w:multiLevelType w:val="multilevel"/>
     <w:tmpl w:val="314697D6"/>
@@ -29642,7 +31822,7 @@
       </w:rPr>
     </w:lvl>
   </w:abstractNum>
-  <w:abstractNum w:abstractNumId="51" w15:restartNumberingAfterBreak="0">
+  <w:abstractNum w:abstractNumId="55" w15:restartNumberingAfterBreak="0">
     <w:nsid w:val="4E111884"/>
     <w:multiLevelType w:val="multilevel"/>
     <w:tmpl w:val="8AB27A18"/>
@@ -29755,7 +31935,7 @@
       </w:pPr>
     </w:lvl>
   </w:abstractNum>
-  <w:abstractNum w:abstractNumId="52" w15:restartNumberingAfterBreak="0">
+  <w:abstractNum w:abstractNumId="56" w15:restartNumberingAfterBreak="0">
     <w:nsid w:val="4F541E4E"/>
     <w:multiLevelType w:val="multilevel"/>
     <w:tmpl w:val="A6126970"/>
@@ -29904,7 +32084,7 @@
       </w:rPr>
     </w:lvl>
   </w:abstractNum>
-  <w:abstractNum w:abstractNumId="53" w15:restartNumberingAfterBreak="0">
+  <w:abstractNum w:abstractNumId="57" w15:restartNumberingAfterBreak="0">
     <w:nsid w:val="507A2F7E"/>
     <w:multiLevelType w:val="multilevel"/>
     <w:tmpl w:val="79D2FCCA"/>
@@ -30053,7 +32233,7 @@
       </w:rPr>
     </w:lvl>
   </w:abstractNum>
-  <w:abstractNum w:abstractNumId="54" w15:restartNumberingAfterBreak="0">
+  <w:abstractNum w:abstractNumId="58" w15:restartNumberingAfterBreak="0">
     <w:nsid w:val="51ED42FA"/>
     <w:multiLevelType w:val="multilevel"/>
     <w:tmpl w:val="54B060BC"/>
@@ -30202,7 +32382,7 @@
       </w:rPr>
     </w:lvl>
   </w:abstractNum>
-  <w:abstractNum w:abstractNumId="55" w15:restartNumberingAfterBreak="0">
+  <w:abstractNum w:abstractNumId="59" w15:restartNumberingAfterBreak="0">
     <w:nsid w:val="525F52A9"/>
     <w:multiLevelType w:val="multilevel"/>
     <w:tmpl w:val="B39E6D0A"/>
@@ -30351,7 +32531,7 @@
       </w:rPr>
     </w:lvl>
   </w:abstractNum>
-  <w:abstractNum w:abstractNumId="56" w15:restartNumberingAfterBreak="0">
+  <w:abstractNum w:abstractNumId="60" w15:restartNumberingAfterBreak="0">
     <w:nsid w:val="53897B57"/>
     <w:multiLevelType w:val="multilevel"/>
     <w:tmpl w:val="3C281954"/>
@@ -30500,7 +32680,7 @@
       </w:rPr>
     </w:lvl>
   </w:abstractNum>
-  <w:abstractNum w:abstractNumId="57" w15:restartNumberingAfterBreak="0">
+  <w:abstractNum w:abstractNumId="61" w15:restartNumberingAfterBreak="0">
     <w:nsid w:val="54F1714A"/>
     <w:multiLevelType w:val="multilevel"/>
     <w:tmpl w:val="FDB6B2DC"/>
@@ -30649,7 +32829,7 @@
       </w:rPr>
     </w:lvl>
   </w:abstractNum>
-  <w:abstractNum w:abstractNumId="58" w15:restartNumberingAfterBreak="0">
+  <w:abstractNum w:abstractNumId="62" w15:restartNumberingAfterBreak="0">
     <w:nsid w:val="56A964C1"/>
     <w:multiLevelType w:val="multilevel"/>
     <w:tmpl w:val="0D3AB7FE"/>
@@ -30798,7 +32978,7 @@
       </w:rPr>
     </w:lvl>
   </w:abstractNum>
-  <w:abstractNum w:abstractNumId="59" w15:restartNumberingAfterBreak="0">
+  <w:abstractNum w:abstractNumId="63" w15:restartNumberingAfterBreak="0">
     <w:nsid w:val="57B90FFA"/>
     <w:multiLevelType w:val="multilevel"/>
     <w:tmpl w:val="5FA84584"/>
@@ -30947,7 +33127,7 @@
       </w:rPr>
     </w:lvl>
   </w:abstractNum>
-  <w:abstractNum w:abstractNumId="60" w15:restartNumberingAfterBreak="0">
+  <w:abstractNum w:abstractNumId="64" w15:restartNumberingAfterBreak="0">
     <w:nsid w:val="58417512"/>
     <w:multiLevelType w:val="multilevel"/>
     <w:tmpl w:val="E5C8CF3C"/>
@@ -31096,7 +33276,7 @@
       </w:rPr>
     </w:lvl>
   </w:abstractNum>
-  <w:abstractNum w:abstractNumId="61" w15:restartNumberingAfterBreak="0">
+  <w:abstractNum w:abstractNumId="65" w15:restartNumberingAfterBreak="0">
     <w:nsid w:val="58451099"/>
     <w:multiLevelType w:val="multilevel"/>
     <w:tmpl w:val="D86AE340"/>
@@ -31245,7 +33425,7 @@
       </w:rPr>
     </w:lvl>
   </w:abstractNum>
-  <w:abstractNum w:abstractNumId="62" w15:restartNumberingAfterBreak="0">
+  <w:abstractNum w:abstractNumId="66" w15:restartNumberingAfterBreak="0">
     <w:nsid w:val="58B56E0D"/>
     <w:multiLevelType w:val="multilevel"/>
     <w:tmpl w:val="4AE0C0AA"/>
@@ -31394,7 +33574,7 @@
       </w:rPr>
     </w:lvl>
   </w:abstractNum>
-  <w:abstractNum w:abstractNumId="63" w15:restartNumberingAfterBreak="0">
+  <w:abstractNum w:abstractNumId="67" w15:restartNumberingAfterBreak="0">
     <w:nsid w:val="58BC5C46"/>
     <w:multiLevelType w:val="multilevel"/>
     <w:tmpl w:val="65249C42"/>
@@ -31543,7 +33723,7 @@
       </w:rPr>
     </w:lvl>
   </w:abstractNum>
-  <w:abstractNum w:abstractNumId="64" w15:restartNumberingAfterBreak="0">
+  <w:abstractNum w:abstractNumId="68" w15:restartNumberingAfterBreak="0">
     <w:nsid w:val="591A067A"/>
     <w:multiLevelType w:val="multilevel"/>
     <w:tmpl w:val="55483EE6"/>
@@ -31692,7 +33872,7 @@
       </w:rPr>
     </w:lvl>
   </w:abstractNum>
-  <w:abstractNum w:abstractNumId="65" w15:restartNumberingAfterBreak="0">
+  <w:abstractNum w:abstractNumId="69" w15:restartNumberingAfterBreak="0">
     <w:nsid w:val="59D92615"/>
     <w:multiLevelType w:val="multilevel"/>
     <w:tmpl w:val="60D8A904"/>
@@ -31841,7 +34021,7 @@
       </w:rPr>
     </w:lvl>
   </w:abstractNum>
-  <w:abstractNum w:abstractNumId="66" w15:restartNumberingAfterBreak="0">
+  <w:abstractNum w:abstractNumId="70" w15:restartNumberingAfterBreak="0">
     <w:nsid w:val="5CDB77C7"/>
     <w:multiLevelType w:val="multilevel"/>
     <w:tmpl w:val="D21C076A"/>
@@ -31990,7 +34170,7 @@
       </w:rPr>
     </w:lvl>
   </w:abstractNum>
-  <w:abstractNum w:abstractNumId="67" w15:restartNumberingAfterBreak="0">
+  <w:abstractNum w:abstractNumId="71" w15:restartNumberingAfterBreak="0">
     <w:nsid w:val="5CE766FE"/>
     <w:multiLevelType w:val="multilevel"/>
     <w:tmpl w:val="DA069C1C"/>
@@ -32139,7 +34319,7 @@
       </w:rPr>
     </w:lvl>
   </w:abstractNum>
-  <w:abstractNum w:abstractNumId="68" w15:restartNumberingAfterBreak="0">
+  <w:abstractNum w:abstractNumId="72" w15:restartNumberingAfterBreak="0">
     <w:nsid w:val="5D4D11FF"/>
     <w:multiLevelType w:val="multilevel"/>
     <w:tmpl w:val="2D741908"/>
@@ -32288,7 +34468,7 @@
       </w:rPr>
     </w:lvl>
   </w:abstractNum>
-  <w:abstractNum w:abstractNumId="69" w15:restartNumberingAfterBreak="0">
+  <w:abstractNum w:abstractNumId="73" w15:restartNumberingAfterBreak="0">
     <w:nsid w:val="5DD631AB"/>
     <w:multiLevelType w:val="multilevel"/>
     <w:tmpl w:val="3094F6E2"/>
@@ -32437,7 +34617,7 @@
       </w:rPr>
     </w:lvl>
   </w:abstractNum>
-  <w:abstractNum w:abstractNumId="70" w15:restartNumberingAfterBreak="0">
+  <w:abstractNum w:abstractNumId="74" w15:restartNumberingAfterBreak="0">
     <w:nsid w:val="5F435564"/>
     <w:multiLevelType w:val="multilevel"/>
     <w:tmpl w:val="32403E32"/>
@@ -32586,7 +34766,7 @@
       </w:rPr>
     </w:lvl>
   </w:abstractNum>
-  <w:abstractNum w:abstractNumId="71" w15:restartNumberingAfterBreak="0">
+  <w:abstractNum w:abstractNumId="75" w15:restartNumberingAfterBreak="0">
     <w:nsid w:val="61B17E98"/>
     <w:multiLevelType w:val="multilevel"/>
     <w:tmpl w:val="B27488CE"/>
@@ -32703,7 +34883,7 @@
       </w:pPr>
     </w:lvl>
   </w:abstractNum>
-  <w:abstractNum w:abstractNumId="72" w15:restartNumberingAfterBreak="0">
+  <w:abstractNum w:abstractNumId="76" w15:restartNumberingAfterBreak="0">
     <w:nsid w:val="649918D0"/>
     <w:multiLevelType w:val="multilevel"/>
     <w:tmpl w:val="397EE5AC"/>
@@ -32852,7 +35032,120 @@
       </w:rPr>
     </w:lvl>
   </w:abstractNum>
-  <w:abstractNum w:abstractNumId="73" w15:restartNumberingAfterBreak="0">
+  <w:abstractNum w:abstractNumId="77" w15:restartNumberingAfterBreak="0">
+    <w:nsid w:val="660239AA"/>
+    <w:multiLevelType w:val="multilevel"/>
+    <w:tmpl w:val="DF72DB3C"/>
+    <w:lvl w:ilvl="0">
+      <w:start w:val="1"/>
+      <w:numFmt w:val="decimal"/>
+      <w:lvlText w:val="%1."/>
+      <w:lvlJc w:val="left"/>
+      <w:pPr>
+        <w:tabs>
+          <w:tab w:val="num" w:pos="720"/>
+        </w:tabs>
+        <w:ind w:left="720" w:hanging="360"/>
+      </w:pPr>
+    </w:lvl>
+    <w:lvl w:ilvl="1" w:tentative="1">
+      <w:start w:val="1"/>
+      <w:numFmt w:val="decimal"/>
+      <w:lvlText w:val="%2."/>
+      <w:lvlJc w:val="left"/>
+      <w:pPr>
+        <w:tabs>
+          <w:tab w:val="num" w:pos="1440"/>
+        </w:tabs>
+        <w:ind w:left="1440" w:hanging="360"/>
+      </w:pPr>
+    </w:lvl>
+    <w:lvl w:ilvl="2" w:tentative="1">
+      <w:start w:val="1"/>
+      <w:numFmt w:val="decimal"/>
+      <w:lvlText w:val="%3."/>
+      <w:lvlJc w:val="left"/>
+      <w:pPr>
+        <w:tabs>
+          <w:tab w:val="num" w:pos="2160"/>
+        </w:tabs>
+        <w:ind w:left="2160" w:hanging="360"/>
+      </w:pPr>
+    </w:lvl>
+    <w:lvl w:ilvl="3" w:tentative="1">
+      <w:start w:val="1"/>
+      <w:numFmt w:val="decimal"/>
+      <w:lvlText w:val="%4."/>
+      <w:lvlJc w:val="left"/>
+      <w:pPr>
+        <w:tabs>
+          <w:tab w:val="num" w:pos="2880"/>
+        </w:tabs>
+        <w:ind w:left="2880" w:hanging="360"/>
+      </w:pPr>
+    </w:lvl>
+    <w:lvl w:ilvl="4" w:tentative="1">
+      <w:start w:val="1"/>
+      <w:numFmt w:val="decimal"/>
+      <w:lvlText w:val="%5."/>
+      <w:lvlJc w:val="left"/>
+      <w:pPr>
+        <w:tabs>
+          <w:tab w:val="num" w:pos="3600"/>
+        </w:tabs>
+        <w:ind w:left="3600" w:hanging="360"/>
+      </w:pPr>
+    </w:lvl>
+    <w:lvl w:ilvl="5" w:tentative="1">
+      <w:start w:val="1"/>
+      <w:numFmt w:val="decimal"/>
+      <w:lvlText w:val="%6."/>
+      <w:lvlJc w:val="left"/>
+      <w:pPr>
+        <w:tabs>
+          <w:tab w:val="num" w:pos="4320"/>
+        </w:tabs>
+        <w:ind w:left="4320" w:hanging="360"/>
+      </w:pPr>
+    </w:lvl>
+    <w:lvl w:ilvl="6" w:tentative="1">
+      <w:start w:val="1"/>
+      <w:numFmt w:val="decimal"/>
+      <w:lvlText w:val="%7."/>
+      <w:lvlJc w:val="left"/>
+      <w:pPr>
+        <w:tabs>
+          <w:tab w:val="num" w:pos="5040"/>
+        </w:tabs>
+        <w:ind w:left="5040" w:hanging="360"/>
+      </w:pPr>
+    </w:lvl>
+    <w:lvl w:ilvl="7" w:tentative="1">
+      <w:start w:val="1"/>
+      <w:numFmt w:val="decimal"/>
+      <w:lvlText w:val="%8."/>
+      <w:lvlJc w:val="left"/>
+      <w:pPr>
+        <w:tabs>
+          <w:tab w:val="num" w:pos="5760"/>
+        </w:tabs>
+        <w:ind w:left="5760" w:hanging="360"/>
+      </w:pPr>
+    </w:lvl>
+    <w:lvl w:ilvl="8" w:tentative="1">
+      <w:start w:val="1"/>
+      <w:numFmt w:val="decimal"/>
+      <w:lvlText w:val="%9."/>
+      <w:lvlJc w:val="left"/>
+      <w:pPr>
+        <w:tabs>
+          <w:tab w:val="num" w:pos="6480"/>
+        </w:tabs>
+        <w:ind w:left="6480" w:hanging="360"/>
+      </w:pPr>
+    </w:lvl>
+  </w:abstractNum>
+  <w:abstractNum w:abstractNumId="78" w15:restartNumberingAfterBreak="0">
     <w:nsid w:val="6A3B1CA4"/>
     <w:multiLevelType w:val="multilevel"/>
     <w:tmpl w:val="E9F4EDD0"/>
@@ -33001,7 +35294,120 @@
       </w:rPr>
     </w:lvl>
   </w:abstractNum>
-  <w:abstractNum w:abstractNumId="74" w15:restartNumberingAfterBreak="0">
+  <w:abstractNum w:abstractNumId="79" w15:restartNumberingAfterBreak="0">
+    <w:nsid w:val="6D5F168F"/>
+    <w:multiLevelType w:val="multilevel"/>
+    <w:tmpl w:val="63DAF8EC"/>
+    <w:lvl w:ilvl="0">
+      <w:start w:val="1"/>
+      <w:numFmt w:val="decimal"/>
+      <w:lvlText w:val="%1."/>
+      <w:lvlJc w:val="left"/>
+      <w:pPr>
+        <w:tabs>
+          <w:tab w:val="num" w:pos="720"/>
+        </w:tabs>
+        <w:ind w:left="720" w:hanging="360"/>
+      </w:pPr>
+    </w:lvl>
+    <w:lvl w:ilvl="1" w:tentative="1">
+      <w:start w:val="1"/>
+      <w:numFmt w:val="decimal"/>
+      <w:lvlText w:val="%2."/>
+      <w:lvlJc w:val="left"/>
+      <w:pPr>
+        <w:tabs>
+          <w:tab w:val="num" w:pos="1440"/>
+        </w:tabs>
+        <w:ind w:left="1440" w:hanging="360"/>
+      </w:pPr>
+    </w:lvl>
+    <w:lvl w:ilvl="2" w:tentative="1">
+      <w:start w:val="1"/>
+      <w:numFmt w:val="decimal"/>
+      <w:lvlText w:val="%3."/>
+      <w:lvlJc w:val="left"/>
+      <w:pPr>
+        <w:tabs>
+          <w:tab w:val="num" w:pos="2160"/>
+        </w:tabs>
+        <w:ind w:left="2160" w:hanging="360"/>
+      </w:pPr>
+    </w:lvl>
+    <w:lvl w:ilvl="3" w:tentative="1">
+      <w:start w:val="1"/>
+      <w:numFmt w:val="decimal"/>
+      <w:lvlText w:val="%4."/>
+      <w:lvlJc w:val="left"/>
+      <w:pPr>
+        <w:tabs>
+          <w:tab w:val="num" w:pos="2880"/>
+        </w:tabs>
+        <w:ind w:left="2880" w:hanging="360"/>
+      </w:pPr>
+    </w:lvl>
+    <w:lvl w:ilvl="4" w:tentative="1">
+      <w:start w:val="1"/>
+      <w:numFmt w:val="decimal"/>
+      <w:lvlText w:val="%5."/>
+      <w:lvlJc w:val="left"/>
+      <w:pPr>
+        <w:tabs>
+          <w:tab w:val="num" w:pos="3600"/>
+        </w:tabs>
+        <w:ind w:left="3600" w:hanging="360"/>
+      </w:pPr>
+    </w:lvl>
+    <w:lvl w:ilvl="5" w:tentative="1">
+      <w:start w:val="1"/>
+      <w:numFmt w:val="decimal"/>
+      <w:lvlText w:val="%6."/>
+      <w:lvlJc w:val="left"/>
+      <w:pPr>
+        <w:tabs>
+          <w:tab w:val="num" w:pos="4320"/>
+        </w:tabs>
+        <w:ind w:left="4320" w:hanging="360"/>
+      </w:pPr>
+    </w:lvl>
+    <w:lvl w:ilvl="6" w:tentative="1">
+      <w:start w:val="1"/>
+      <w:numFmt w:val="decimal"/>
+      <w:lvlText w:val="%7."/>
+      <w:lvlJc w:val="left"/>
+      <w:pPr>
+        <w:tabs>
+          <w:tab w:val="num" w:pos="5040"/>
+        </w:tabs>
+        <w:ind w:left="5040" w:hanging="360"/>
+      </w:pPr>
+    </w:lvl>
+    <w:lvl w:ilvl="7" w:tentative="1">
+      <w:start w:val="1"/>
+      <w:numFmt w:val="decimal"/>
+      <w:lvlText w:val="%8."/>
+      <w:lvlJc w:val="left"/>
+      <w:pPr>
+        <w:tabs>
+          <w:tab w:val="num" w:pos="5760"/>
+        </w:tabs>
+        <w:ind w:left="5760" w:hanging="360"/>
+      </w:pPr>
+    </w:lvl>
+    <w:lvl w:ilvl="8" w:tentative="1">
+      <w:start w:val="1"/>
+      <w:numFmt w:val="decimal"/>
+      <w:lvlText w:val="%9."/>
+      <w:lvlJc w:val="left"/>
+      <w:pPr>
+        <w:tabs>
+          <w:tab w:val="num" w:pos="6480"/>
+        </w:tabs>
+        <w:ind w:left="6480" w:hanging="360"/>
+      </w:pPr>
+    </w:lvl>
+  </w:abstractNum>
+  <w:abstractNum w:abstractNumId="80" w15:restartNumberingAfterBreak="0">
     <w:nsid w:val="715348CA"/>
     <w:multiLevelType w:val="multilevel"/>
     <w:tmpl w:val="50288884"/>
@@ -33114,7 +35520,7 @@
       </w:pPr>
     </w:lvl>
   </w:abstractNum>
-  <w:abstractNum w:abstractNumId="75" w15:restartNumberingAfterBreak="0">
+  <w:abstractNum w:abstractNumId="81" w15:restartNumberingAfterBreak="0">
     <w:nsid w:val="74635820"/>
     <w:multiLevelType w:val="multilevel"/>
     <w:tmpl w:val="391AF558"/>
@@ -33263,7 +35669,7 @@
       </w:rPr>
     </w:lvl>
   </w:abstractNum>
-  <w:abstractNum w:abstractNumId="76" w15:restartNumberingAfterBreak="0">
+  <w:abstractNum w:abstractNumId="82" w15:restartNumberingAfterBreak="0">
     <w:nsid w:val="76C12912"/>
     <w:multiLevelType w:val="multilevel"/>
     <w:tmpl w:val="B4221CA8"/>
@@ -33376,7 +35782,7 @@
       </w:pPr>
     </w:lvl>
   </w:abstractNum>
-  <w:abstractNum w:abstractNumId="77" w15:restartNumberingAfterBreak="0">
+  <w:abstractNum w:abstractNumId="83" w15:restartNumberingAfterBreak="0">
     <w:nsid w:val="789010C3"/>
     <w:multiLevelType w:val="multilevel"/>
     <w:tmpl w:val="53D0E026"/>
@@ -33525,7 +35931,7 @@
       </w:rPr>
     </w:lvl>
   </w:abstractNum>
-  <w:abstractNum w:abstractNumId="78" w15:restartNumberingAfterBreak="0">
+  <w:abstractNum w:abstractNumId="84" w15:restartNumberingAfterBreak="0">
     <w:nsid w:val="78BC0BDF"/>
     <w:multiLevelType w:val="multilevel"/>
     <w:tmpl w:val="41467532"/>
@@ -33674,7 +36080,7 @@
       </w:rPr>
     </w:lvl>
   </w:abstractNum>
-  <w:abstractNum w:abstractNumId="79" w15:restartNumberingAfterBreak="0">
+  <w:abstractNum w:abstractNumId="85" w15:restartNumberingAfterBreak="0">
     <w:nsid w:val="7984142D"/>
     <w:multiLevelType w:val="multilevel"/>
     <w:tmpl w:val="7E6EB068"/>
@@ -33787,7 +36193,7 @@
       </w:pPr>
     </w:lvl>
   </w:abstractNum>
-  <w:abstractNum w:abstractNumId="80" w15:restartNumberingAfterBreak="0">
+  <w:abstractNum w:abstractNumId="86" w15:restartNumberingAfterBreak="0">
     <w:nsid w:val="7B3163D6"/>
     <w:multiLevelType w:val="multilevel"/>
     <w:tmpl w:val="8BA84750"/>
@@ -33936,7 +36342,7 @@
       </w:rPr>
     </w:lvl>
   </w:abstractNum>
-  <w:abstractNum w:abstractNumId="81" w15:restartNumberingAfterBreak="0">
+  <w:abstractNum w:abstractNumId="87" w15:restartNumberingAfterBreak="0">
     <w:nsid w:val="7D404196"/>
     <w:multiLevelType w:val="multilevel"/>
     <w:tmpl w:val="97704CE2"/>
@@ -34085,7 +36491,7 @@
       </w:rPr>
     </w:lvl>
   </w:abstractNum>
-  <w:abstractNum w:abstractNumId="82" w15:restartNumberingAfterBreak="0">
+  <w:abstractNum w:abstractNumId="88" w15:restartNumberingAfterBreak="0">
     <w:nsid w:val="7EFB3932"/>
     <w:multiLevelType w:val="multilevel"/>
     <w:tmpl w:val="D0AE2722"/>
@@ -34198,7 +36604,7 @@
       </w:pPr>
     </w:lvl>
   </w:abstractNum>
-  <w:abstractNum w:abstractNumId="83" w15:restartNumberingAfterBreak="0">
+  <w:abstractNum w:abstractNumId="89" w15:restartNumberingAfterBreak="0">
     <w:nsid w:val="7FE4219B"/>
     <w:multiLevelType w:val="multilevel"/>
     <w:tmpl w:val="DF880E74"/>
@@ -34348,46 +36754,46 @@
     </w:lvl>
   </w:abstractNum>
   <w:num w:numId="1" w16cid:durableId="696584190">
-    <w:abstractNumId w:val="43"/>
+    <w:abstractNumId w:val="46"/>
   </w:num>
   <w:num w:numId="2" w16cid:durableId="1747259762">
     <w:abstractNumId w:val="11"/>
   </w:num>
   <w:num w:numId="3" w16cid:durableId="1691179610">
-    <w:abstractNumId w:val="74"/>
+    <w:abstractNumId w:val="80"/>
   </w:num>
   <w:num w:numId="4" w16cid:durableId="2025091158">
-    <w:abstractNumId w:val="60"/>
+    <w:abstractNumId w:val="64"/>
   </w:num>
   <w:num w:numId="5" w16cid:durableId="468208416">
-    <w:abstractNumId w:val="22"/>
+    <w:abstractNumId w:val="23"/>
   </w:num>
   <w:num w:numId="6" w16cid:durableId="104664305">
-    <w:abstractNumId w:val="63"/>
+    <w:abstractNumId w:val="67"/>
   </w:num>
   <w:num w:numId="7" w16cid:durableId="15035671">
     <w:abstractNumId w:val="14"/>
   </w:num>
   <w:num w:numId="8" w16cid:durableId="655034754">
-    <w:abstractNumId w:val="59"/>
+    <w:abstractNumId w:val="63"/>
   </w:num>
   <w:num w:numId="9" w16cid:durableId="621419416">
-    <w:abstractNumId w:val="80"/>
+    <w:abstractNumId w:val="86"/>
   </w:num>
   <w:num w:numId="10" w16cid:durableId="1209219453">
-    <w:abstractNumId w:val="45"/>
+    <w:abstractNumId w:val="48"/>
   </w:num>
   <w:num w:numId="11" w16cid:durableId="1075200423">
-    <w:abstractNumId w:val="16"/>
+    <w:abstractNumId w:val="17"/>
   </w:num>
   <w:num w:numId="12" w16cid:durableId="2013873678">
-    <w:abstractNumId w:val="48"/>
+    <w:abstractNumId w:val="52"/>
   </w:num>
   <w:num w:numId="13" w16cid:durableId="1133449715">
-    <w:abstractNumId w:val="53"/>
+    <w:abstractNumId w:val="57"/>
   </w:num>
   <w:num w:numId="14" w16cid:durableId="1348555731">
-    <w:abstractNumId w:val="65"/>
+    <w:abstractNumId w:val="69"/>
   </w:num>
   <w:num w:numId="15" w16cid:durableId="1389647130">
     <w:abstractNumId w:val="3"/>
@@ -34399,55 +36805,55 @@
     <w:abstractNumId w:val="12"/>
   </w:num>
   <w:num w:numId="18" w16cid:durableId="1536187369">
-    <w:abstractNumId w:val="40"/>
+    <w:abstractNumId w:val="43"/>
   </w:num>
   <w:num w:numId="19" w16cid:durableId="1141310079">
-    <w:abstractNumId w:val="54"/>
+    <w:abstractNumId w:val="58"/>
   </w:num>
   <w:num w:numId="20" w16cid:durableId="1813477048">
     <w:abstractNumId w:val="1"/>
   </w:num>
   <w:num w:numId="21" w16cid:durableId="543253394">
-    <w:abstractNumId w:val="49"/>
+    <w:abstractNumId w:val="53"/>
   </w:num>
   <w:num w:numId="22" w16cid:durableId="1226144208">
-    <w:abstractNumId w:val="30"/>
+    <w:abstractNumId w:val="32"/>
   </w:num>
   <w:num w:numId="23" w16cid:durableId="760297013">
-    <w:abstractNumId w:val="78"/>
+    <w:abstractNumId w:val="84"/>
   </w:num>
   <w:num w:numId="24" w16cid:durableId="1111126328">
-    <w:abstractNumId w:val="55"/>
+    <w:abstractNumId w:val="59"/>
   </w:num>
   <w:num w:numId="25" w16cid:durableId="1771581909">
-    <w:abstractNumId w:val="39"/>
+    <w:abstractNumId w:val="42"/>
   </w:num>
   <w:num w:numId="26" w16cid:durableId="1345085296">
     <w:abstractNumId w:val="2"/>
   </w:num>
   <w:num w:numId="27" w16cid:durableId="397678998">
-    <w:abstractNumId w:val="17"/>
+    <w:abstractNumId w:val="18"/>
   </w:num>
   <w:num w:numId="28" w16cid:durableId="982008169">
-    <w:abstractNumId w:val="41"/>
+    <w:abstractNumId w:val="44"/>
   </w:num>
   <w:num w:numId="29" w16cid:durableId="939066719">
-    <w:abstractNumId w:val="20"/>
+    <w:abstractNumId w:val="21"/>
   </w:num>
   <w:num w:numId="30" w16cid:durableId="876510830">
-    <w:abstractNumId w:val="51"/>
+    <w:abstractNumId w:val="55"/>
   </w:num>
   <w:num w:numId="31" w16cid:durableId="902106299">
-    <w:abstractNumId w:val="21"/>
+    <w:abstractNumId w:val="22"/>
   </w:num>
   <w:num w:numId="32" w16cid:durableId="1100490539">
     <w:abstractNumId w:val="4"/>
   </w:num>
   <w:num w:numId="33" w16cid:durableId="771121688">
-    <w:abstractNumId w:val="50"/>
+    <w:abstractNumId w:val="54"/>
   </w:num>
   <w:num w:numId="34" w16cid:durableId="1479685463">
-    <w:abstractNumId w:val="77"/>
+    <w:abstractNumId w:val="83"/>
   </w:num>
   <w:num w:numId="35" w16cid:durableId="134955994">
     <w:abstractNumId w:val="10"/>
@@ -34456,148 +36862,166 @@
     <w:abstractNumId w:val="6"/>
   </w:num>
   <w:num w:numId="37" w16cid:durableId="334914981">
-    <w:abstractNumId w:val="28"/>
+    <w:abstractNumId w:val="29"/>
   </w:num>
   <w:num w:numId="38" w16cid:durableId="1650011285">
-    <w:abstractNumId w:val="36"/>
+    <w:abstractNumId w:val="39"/>
   </w:num>
   <w:num w:numId="39" w16cid:durableId="1234654992">
-    <w:abstractNumId w:val="46"/>
+    <w:abstractNumId w:val="49"/>
   </w:num>
   <w:num w:numId="40" w16cid:durableId="1087116620">
-    <w:abstractNumId w:val="47"/>
+    <w:abstractNumId w:val="50"/>
   </w:num>
   <w:num w:numId="41" w16cid:durableId="1655406304">
-    <w:abstractNumId w:val="73"/>
+    <w:abstractNumId w:val="78"/>
   </w:num>
   <w:num w:numId="42" w16cid:durableId="596644524">
-    <w:abstractNumId w:val="24"/>
+    <w:abstractNumId w:val="25"/>
   </w:num>
   <w:num w:numId="43" w16cid:durableId="2003120680">
-    <w:abstractNumId w:val="75"/>
+    <w:abstractNumId w:val="81"/>
   </w:num>
   <w:num w:numId="44" w16cid:durableId="1243414595">
-    <w:abstractNumId w:val="61"/>
+    <w:abstractNumId w:val="65"/>
   </w:num>
   <w:num w:numId="45" w16cid:durableId="70087782">
-    <w:abstractNumId w:val="25"/>
+    <w:abstractNumId w:val="26"/>
   </w:num>
   <w:num w:numId="46" w16cid:durableId="1091659472">
-    <w:abstractNumId w:val="72"/>
+    <w:abstractNumId w:val="76"/>
   </w:num>
   <w:num w:numId="47" w16cid:durableId="1202404245">
     <w:abstractNumId w:val="9"/>
   </w:num>
   <w:num w:numId="48" w16cid:durableId="1231765433">
-    <w:abstractNumId w:val="18"/>
+    <w:abstractNumId w:val="19"/>
   </w:num>
   <w:num w:numId="49" w16cid:durableId="1550337699">
-    <w:abstractNumId w:val="38"/>
+    <w:abstractNumId w:val="41"/>
   </w:num>
   <w:num w:numId="50" w16cid:durableId="172037436">
-    <w:abstractNumId w:val="26"/>
+    <w:abstractNumId w:val="27"/>
   </w:num>
   <w:num w:numId="51" w16cid:durableId="1191068728">
     <w:abstractNumId w:val="8"/>
   </w:num>
   <w:num w:numId="52" w16cid:durableId="1052116213">
+    <w:abstractNumId w:val="74"/>
+  </w:num>
+  <w:num w:numId="53" w16cid:durableId="861016012">
+    <w:abstractNumId w:val="56"/>
+  </w:num>
+  <w:num w:numId="54" w16cid:durableId="1091241527">
+    <w:abstractNumId w:val="45"/>
+  </w:num>
+  <w:num w:numId="55" w16cid:durableId="177276248">
+    <w:abstractNumId w:val="33"/>
+  </w:num>
+  <w:num w:numId="56" w16cid:durableId="650521810">
+    <w:abstractNumId w:val="34"/>
+  </w:num>
+  <w:num w:numId="57" w16cid:durableId="1886091548">
+    <w:abstractNumId w:val="82"/>
+  </w:num>
+  <w:num w:numId="58" w16cid:durableId="2111269196">
+    <w:abstractNumId w:val="87"/>
+  </w:num>
+  <w:num w:numId="59" w16cid:durableId="1442843145">
     <w:abstractNumId w:val="70"/>
   </w:num>
-  <w:num w:numId="53" w16cid:durableId="861016012">
-    <w:abstractNumId w:val="52"/>
+  <w:num w:numId="60" w16cid:durableId="496576927">
+    <w:abstractNumId w:val="47"/>
   </w:num>
-  <w:num w:numId="54" w16cid:durableId="1091241527">
-    <w:abstractNumId w:val="42"/>
+  <w:num w:numId="61" w16cid:durableId="1772966517">
+    <w:abstractNumId w:val="75"/>
   </w:num>
-  <w:num w:numId="55" w16cid:durableId="177276248">
+  <w:num w:numId="62" w16cid:durableId="967933486">
+    <w:abstractNumId w:val="20"/>
+  </w:num>
+  <w:num w:numId="63" w16cid:durableId="596016583">
+    <w:abstractNumId w:val="37"/>
+  </w:num>
+  <w:num w:numId="64" w16cid:durableId="1440678547">
+    <w:abstractNumId w:val="88"/>
+  </w:num>
+  <w:num w:numId="65" w16cid:durableId="1439641307">
     <w:abstractNumId w:val="31"/>
   </w:num>
-  <w:num w:numId="56" w16cid:durableId="650521810">
-    <w:abstractNumId w:val="32"/>
-  </w:num>
-  <w:num w:numId="57" w16cid:durableId="1886091548">
-    <w:abstractNumId w:val="76"/>
-  </w:num>
-  <w:num w:numId="58" w16cid:durableId="2111269196">
-    <w:abstractNumId w:val="81"/>
-  </w:num>
-  <w:num w:numId="59" w16cid:durableId="1442843145">
-    <w:abstractNumId w:val="66"/>
-  </w:num>
-  <w:num w:numId="60" w16cid:durableId="496576927">
-    <w:abstractNumId w:val="44"/>
-  </w:num>
-  <w:num w:numId="61" w16cid:durableId="1772966517">
-    <w:abstractNumId w:val="71"/>
-  </w:num>
-  <w:num w:numId="62" w16cid:durableId="967933486">
-    <w:abstractNumId w:val="19"/>
-  </w:num>
-  <w:num w:numId="63" w16cid:durableId="596016583">
-    <w:abstractNumId w:val="34"/>
-  </w:num>
-  <w:num w:numId="64" w16cid:durableId="1440678547">
-    <w:abstractNumId w:val="82"/>
-  </w:num>
-  <w:num w:numId="65" w16cid:durableId="1439641307">
-    <w:abstractNumId w:val="29"/>
-  </w:num>
   <w:num w:numId="66" w16cid:durableId="338967099">
-    <w:abstractNumId w:val="35"/>
+    <w:abstractNumId w:val="38"/>
   </w:num>
   <w:num w:numId="67" w16cid:durableId="332071943">
-    <w:abstractNumId w:val="27"/>
+    <w:abstractNumId w:val="28"/>
   </w:num>
   <w:num w:numId="68" w16cid:durableId="1677728522">
-    <w:abstractNumId w:val="69"/>
+    <w:abstractNumId w:val="73"/>
   </w:num>
   <w:num w:numId="69" w16cid:durableId="1923566216">
     <w:abstractNumId w:val="13"/>
   </w:num>
   <w:num w:numId="70" w16cid:durableId="1919708759">
-    <w:abstractNumId w:val="83"/>
+    <w:abstractNumId w:val="89"/>
   </w:num>
   <w:num w:numId="71" w16cid:durableId="182399725">
-    <w:abstractNumId w:val="57"/>
+    <w:abstractNumId w:val="61"/>
   </w:num>
   <w:num w:numId="72" w16cid:durableId="332032863">
-    <w:abstractNumId w:val="79"/>
+    <w:abstractNumId w:val="85"/>
   </w:num>
   <w:num w:numId="73" w16cid:durableId="863009602">
-    <w:abstractNumId w:val="64"/>
+    <w:abstractNumId w:val="68"/>
   </w:num>
   <w:num w:numId="74" w16cid:durableId="1663581038">
-    <w:abstractNumId w:val="68"/>
+    <w:abstractNumId w:val="72"/>
   </w:num>
   <w:num w:numId="75" w16cid:durableId="9527060">
-    <w:abstractNumId w:val="58"/>
+    <w:abstractNumId w:val="62"/>
   </w:num>
   <w:num w:numId="76" w16cid:durableId="1215047347">
     <w:abstractNumId w:val="15"/>
   </w:num>
   <w:num w:numId="77" w16cid:durableId="1558588534">
-    <w:abstractNumId w:val="62"/>
+    <w:abstractNumId w:val="66"/>
   </w:num>
   <w:num w:numId="78" w16cid:durableId="79839719">
-    <w:abstractNumId w:val="56"/>
+    <w:abstractNumId w:val="60"/>
   </w:num>
   <w:num w:numId="79" w16cid:durableId="1101140770">
     <w:abstractNumId w:val="0"/>
   </w:num>
   <w:num w:numId="80" w16cid:durableId="2030793874">
-    <w:abstractNumId w:val="37"/>
+    <w:abstractNumId w:val="40"/>
   </w:num>
   <w:num w:numId="81" w16cid:durableId="567150462">
-    <w:abstractNumId w:val="67"/>
+    <w:abstractNumId w:val="71"/>
   </w:num>
   <w:num w:numId="82" w16cid:durableId="1790051965">
-    <w:abstractNumId w:val="23"/>
+    <w:abstractNumId w:val="24"/>
   </w:num>
   <w:num w:numId="83" w16cid:durableId="1842230763">
     <w:abstractNumId w:val="5"/>
   </w:num>
   <w:num w:numId="84" w16cid:durableId="2144500657">
-    <w:abstractNumId w:val="33"/>
+    <w:abstractNumId w:val="36"/>
+  </w:num>
+  <w:num w:numId="85" w16cid:durableId="1846168244">
+    <w:abstractNumId w:val="30"/>
+  </w:num>
+  <w:num w:numId="86" w16cid:durableId="588273492">
+    <w:abstractNumId w:val="16"/>
+  </w:num>
+  <w:num w:numId="87" w16cid:durableId="918056708">
+    <w:abstractNumId w:val="35"/>
+  </w:num>
+  <w:num w:numId="88" w16cid:durableId="1011641173">
+    <w:abstractNumId w:val="51"/>
+  </w:num>
+  <w:num w:numId="89" w16cid:durableId="492456103">
+    <w:abstractNumId w:val="77"/>
+  </w:num>
+  <w:num w:numId="90" w16cid:durableId="527186516">
+    <w:abstractNumId w:val="79"/>
   </w:num>
   <w:numIdMacAtCleanup w:val="84"/>
 </w:numbering>

--- a/DSA Notes.docx
+++ b/DSA Notes.docx
@@ -23984,29 +23984,706 @@
         <w:t>}</w:t>
       </w:r>
     </w:p>
-    <w:p>
-      <w:pPr>
+    <w:p/>
+    <w:p>
+      <w:pPr>
+        <w:rPr>
+          <w:b/>
+          <w:bCs/>
+        </w:rPr>
+      </w:pPr>
+      <w:r>
         <w:rPr>
           <w:b/>
           <w:bCs/>
           <w:sz w:val="28"/>
         </w:rPr>
-      </w:pPr>
-    </w:p>
-    <w:p>
-      <w:pPr>
+        <w:t>X</w:t>
+      </w:r>
+      <w:r>
         <w:rPr>
           <w:b/>
           <w:bCs/>
           <w:sz w:val="28"/>
         </w:rPr>
-      </w:pPr>
+        <w:t>I</w:t>
+      </w:r>
       <w:r>
         <w:rPr>
           <w:b/>
           <w:bCs/>
           <w:sz w:val="28"/>
         </w:rPr>
+        <w:t>II</w:t>
+      </w:r>
+      <w:r>
+        <w:rPr>
+          <w:b/>
+          <w:bCs/>
+          <w:sz w:val="28"/>
+        </w:rPr>
+        <w:t>.</w:t>
+      </w:r>
+      <w:r>
+        <w:rPr>
+          <w:b/>
+          <w:bCs/>
+          <w:sz w:val="28"/>
+        </w:rPr>
+        <w:t xml:space="preserve"> </w:t>
+      </w:r>
+      <w:r>
+        <w:rPr>
+          <w:b/>
+          <w:bCs/>
+          <w:sz w:val="28"/>
+        </w:rPr>
+        <w:t>Introduction to Sorting</w:t>
+      </w:r>
+    </w:p>
+    <w:p>
+      <w:r>
+        <w:t>Sorting is the process of rearranging a collection of data elements into a specific order (either ascending or descending). In computer science, efficient sorting is a cornerstone optimization because sorted data makes other operations—like searching, merging, and deduplication—significantly faster.</w:t>
+      </w:r>
+    </w:p>
+    <w:p>
+      <w:pPr>
+        <w:rPr>
+          <w:b/>
+          <w:bCs/>
+        </w:rPr>
+      </w:pPr>
+      <w:r>
+        <w:rPr>
+          <w:b/>
+          <w:bCs/>
+        </w:rPr>
+        <w:t>1. Structural Classifications of Sorting Algorithms</w:t>
+      </w:r>
+    </w:p>
+    <w:p>
+      <w:r>
+        <w:t>When evaluating any sorting algorithm, engineers and interviewers classify them using four fundamental dimensions:</w:t>
+      </w:r>
+    </w:p>
+    <w:p>
+      <w:r>
+        <w:t xml:space="preserve">                          ┌───────────────────────────────┐</w:t>
+      </w:r>
+    </w:p>
+    <w:p>
+      <w:r>
+        <w:t xml:space="preserve">                          │   Sorting Classifications     │</w:t>
+      </w:r>
+    </w:p>
+    <w:p>
+      <w:r>
+        <w:t xml:space="preserve">                          └───────────────</w:t>
+      </w:r>
+      <w:r>
+        <w:rPr>
+          <w:rFonts w:ascii="MS Gothic" w:eastAsia="MS Gothic" w:hAnsi="MS Gothic" w:cs="MS Gothic" w:hint="eastAsia"/>
+        </w:rPr>
+        <w:t>┬</w:t>
+      </w:r>
+      <w:r>
+        <w:rPr>
+          <w:rFonts w:ascii="Calibri" w:hAnsi="Calibri" w:cs="Calibri"/>
+        </w:rPr>
+        <w:t>───────────────┘</w:t>
+      </w:r>
+    </w:p>
+    <w:p>
+      <w:r>
+        <w:t xml:space="preserve">         ┌────────────────────────</w:t>
+      </w:r>
+      <w:r>
+        <w:rPr>
+          <w:rFonts w:ascii="MS Gothic" w:eastAsia="MS Gothic" w:hAnsi="MS Gothic" w:cs="MS Gothic" w:hint="eastAsia"/>
+        </w:rPr>
+        <w:t>┬</w:t>
+      </w:r>
+      <w:r>
+        <w:rPr>
+          <w:rFonts w:ascii="Calibri" w:hAnsi="Calibri" w:cs="Calibri"/>
+        </w:rPr>
+        <w:t>───────</w:t>
+      </w:r>
+      <w:r>
+        <w:rPr>
+          <w:rFonts w:ascii="MS Gothic" w:eastAsia="MS Gothic" w:hAnsi="MS Gothic" w:cs="MS Gothic" w:hint="eastAsia"/>
+        </w:rPr>
+        <w:t>┴</w:t>
+      </w:r>
+      <w:r>
+        <w:rPr>
+          <w:rFonts w:ascii="Calibri" w:hAnsi="Calibri" w:cs="Calibri"/>
+        </w:rPr>
+        <w:t>────────</w:t>
+      </w:r>
+      <w:r>
+        <w:rPr>
+          <w:rFonts w:ascii="MS Gothic" w:eastAsia="MS Gothic" w:hAnsi="MS Gothic" w:cs="MS Gothic" w:hint="eastAsia"/>
+        </w:rPr>
+        <w:t>┬</w:t>
+      </w:r>
+      <w:r>
+        <w:rPr>
+          <w:rFonts w:ascii="Calibri" w:hAnsi="Calibri" w:cs="Calibri"/>
+        </w:rPr>
+        <w:t>────────────────────────┐</w:t>
+      </w:r>
+    </w:p>
+    <w:p>
+      <w:r>
+        <w:t>┌────────</w:t>
+      </w:r>
+      <w:r>
+        <w:rPr>
+          <w:rFonts w:ascii="Arial" w:hAnsi="Arial" w:cs="Arial"/>
+        </w:rPr>
+        <w:t>▼</w:t>
+      </w:r>
+      <w:r>
+        <w:rPr>
+          <w:rFonts w:ascii="Calibri" w:hAnsi="Calibri" w:cs="Calibri"/>
+        </w:rPr>
+        <w:t>────────┐</w:t>
+      </w:r>
+      <w:r>
+        <w:t xml:space="preserve">      </w:t>
+      </w:r>
+      <w:r>
+        <w:rPr>
+          <w:rFonts w:ascii="Calibri" w:hAnsi="Calibri" w:cs="Calibri"/>
+        </w:rPr>
+        <w:t>┌────────</w:t>
+      </w:r>
+      <w:r>
+        <w:rPr>
+          <w:rFonts w:ascii="Arial" w:hAnsi="Arial" w:cs="Arial"/>
+        </w:rPr>
+        <w:t>▼</w:t>
+      </w:r>
+      <w:r>
+        <w:rPr>
+          <w:rFonts w:ascii="Calibri" w:hAnsi="Calibri" w:cs="Calibri"/>
+        </w:rPr>
+        <w:t>────────┐</w:t>
+      </w:r>
+      <w:r>
+        <w:t xml:space="preserve">      </w:t>
+      </w:r>
+      <w:r>
+        <w:rPr>
+          <w:rFonts w:ascii="Calibri" w:hAnsi="Calibri" w:cs="Calibri"/>
+        </w:rPr>
+        <w:t>┌────────</w:t>
+      </w:r>
+      <w:r>
+        <w:rPr>
+          <w:rFonts w:ascii="Arial" w:hAnsi="Arial" w:cs="Arial"/>
+        </w:rPr>
+        <w:t>▼</w:t>
+      </w:r>
+      <w:r>
+        <w:rPr>
+          <w:rFonts w:ascii="Calibri" w:hAnsi="Calibri" w:cs="Calibri"/>
+        </w:rPr>
+        <w:t>────────┐</w:t>
+      </w:r>
+      <w:r>
+        <w:t xml:space="preserve">      </w:t>
+      </w:r>
+      <w:r>
+        <w:rPr>
+          <w:rFonts w:ascii="Calibri" w:hAnsi="Calibri" w:cs="Calibri"/>
+        </w:rPr>
+        <w:t>┌────────</w:t>
+      </w:r>
+      <w:r>
+        <w:rPr>
+          <w:rFonts w:ascii="Arial" w:hAnsi="Arial" w:cs="Arial"/>
+        </w:rPr>
+        <w:t>▼</w:t>
+      </w:r>
+      <w:r>
+        <w:rPr>
+          <w:rFonts w:ascii="Calibri" w:hAnsi="Calibri" w:cs="Calibri"/>
+        </w:rPr>
+        <w:t>────────┐</w:t>
+      </w:r>
+    </w:p>
+    <w:p>
+      <w:r>
+        <w:t>│   Comparison    │      │    In-Place     │      │     Stable      │      │    Adaptive     │</w:t>
+      </w:r>
+    </w:p>
+    <w:p>
+      <w:r>
+        <w:lastRenderedPageBreak/>
+        <w:t>│       vs.       │      │       vs.       │      │       vs.       │      │       vs.       │</w:t>
+      </w:r>
+    </w:p>
+    <w:p>
+      <w:r>
+        <w:t>│ Non-Comparison  │      │  Out-of-Place   │      │    Unstable     │      │  Non-Adaptive   │</w:t>
+      </w:r>
+    </w:p>
+    <w:p>
+      <w:r>
+        <w:t>└─────────────────┘      └─────────────────┘      └─────────────────┘      └─────────────────┘</w:t>
+      </w:r>
+    </w:p>
+    <w:p>
+      <w:pPr>
+        <w:rPr>
+          <w:b/>
+          <w:bCs/>
+        </w:rPr>
+      </w:pPr>
+      <w:r>
+        <w:rPr>
+          <w:b/>
+          <w:bCs/>
+        </w:rPr>
+        <w:t>A. Comparison vs. Non-Comparison</w:t>
+      </w:r>
+    </w:p>
+    <w:p>
+      <w:pPr>
+        <w:numPr>
+          <w:ilvl w:val="0"/>
+          <w:numId w:val="91"/>
+        </w:numPr>
+      </w:pPr>
+      <w:r>
+        <w:rPr>
+          <w:b/>
+          <w:bCs/>
+        </w:rPr>
+        <w:t>Comparison-Based:</w:t>
+      </w:r>
+      <w:r>
+        <w:t xml:space="preserve"> Algorithms that determine order by comparing elements directly against one another using relational operators (e.g., $a &lt; b$).</w:t>
+      </w:r>
+    </w:p>
+    <w:p>
+      <w:pPr>
+        <w:numPr>
+          <w:ilvl w:val="1"/>
+          <w:numId w:val="91"/>
+        </w:numPr>
+      </w:pPr>
+      <w:r>
+        <w:rPr>
+          <w:i/>
+          <w:iCs/>
+        </w:rPr>
+        <w:t>Mathematical Limit:</w:t>
+      </w:r>
+      <w:r>
+        <w:t xml:space="preserve"> Any comparison-based sorting algorithm has a lower theoretical bound of $\Omega(n \log n)$ worst-case time complexity.</w:t>
+      </w:r>
+    </w:p>
+    <w:p>
+      <w:pPr>
+        <w:numPr>
+          <w:ilvl w:val="1"/>
+          <w:numId w:val="91"/>
+        </w:numPr>
+      </w:pPr>
+      <w:r>
+        <w:rPr>
+          <w:i/>
+          <w:iCs/>
+        </w:rPr>
+        <w:t>Examples:</w:t>
+      </w:r>
+      <w:r>
+        <w:t xml:space="preserve"> Bubble Sort, Selection Sort, Insertion Sort, Merge Sort, Quick Sort.</w:t>
+      </w:r>
+    </w:p>
+    <w:p>
+      <w:pPr>
+        <w:numPr>
+          <w:ilvl w:val="0"/>
+          <w:numId w:val="91"/>
+        </w:numPr>
+      </w:pPr>
+      <w:r>
+        <w:rPr>
+          <w:b/>
+          <w:bCs/>
+        </w:rPr>
+        <w:t>Non-Comparison-Based:</w:t>
+      </w:r>
+      <w:r>
+        <w:t xml:space="preserve"> Algorithms that exploit mathematical properties of values (like digit structures or value ranges) to sort without direct element comparison.</w:t>
+      </w:r>
+    </w:p>
+    <w:p>
+      <w:pPr>
+        <w:numPr>
+          <w:ilvl w:val="1"/>
+          <w:numId w:val="91"/>
+        </w:numPr>
+      </w:pPr>
+      <w:r>
+        <w:rPr>
+          <w:i/>
+          <w:iCs/>
+        </w:rPr>
+        <w:t>Limit:</w:t>
+      </w:r>
+      <w:r>
+        <w:t xml:space="preserve"> Can achieve linear $O(n)$ time complexity.</w:t>
+      </w:r>
+    </w:p>
+    <w:p>
+      <w:pPr>
+        <w:numPr>
+          <w:ilvl w:val="1"/>
+          <w:numId w:val="91"/>
+        </w:numPr>
+      </w:pPr>
+      <w:r>
+        <w:rPr>
+          <w:i/>
+          <w:iCs/>
+        </w:rPr>
+        <w:t>Examples:</w:t>
+      </w:r>
+      <w:r>
+        <w:t xml:space="preserve"> Counting Sort, Radix Sort, Bucket Sort.</w:t>
+      </w:r>
+    </w:p>
+    <w:p>
+      <w:pPr>
+        <w:rPr>
+          <w:b/>
+          <w:bCs/>
+        </w:rPr>
+      </w:pPr>
+      <w:r>
+        <w:rPr>
+          <w:b/>
+          <w:bCs/>
+        </w:rPr>
+        <w:t>B. In-Place vs. Out-of-Place</w:t>
+      </w:r>
+    </w:p>
+    <w:p>
+      <w:pPr>
+        <w:numPr>
+          <w:ilvl w:val="0"/>
+          <w:numId w:val="92"/>
+        </w:numPr>
+      </w:pPr>
+      <w:r>
+        <w:rPr>
+          <w:b/>
+          <w:bCs/>
+        </w:rPr>
+        <w:t>In-Place (</w:t>
+      </w:r>
+      <w:r>
+        <w:t>$O(1)$</w:t>
+      </w:r>
+      <w:r>
+        <w:rPr>
+          <w:b/>
+          <w:bCs/>
+        </w:rPr>
+        <w:t xml:space="preserve"> Auxiliary Space):</w:t>
+      </w:r>
+      <w:r>
+        <w:t xml:space="preserve"> The algorithm rearranges the elements directly within the original array container without allocating extra memory structures.</w:t>
+      </w:r>
+    </w:p>
+    <w:p>
+      <w:pPr>
+        <w:numPr>
+          <w:ilvl w:val="1"/>
+          <w:numId w:val="92"/>
+        </w:numPr>
+      </w:pPr>
+      <w:r>
+        <w:rPr>
+          <w:i/>
+          <w:iCs/>
+        </w:rPr>
+        <w:t>Example:</w:t>
+      </w:r>
+      <w:r>
+        <w:t xml:space="preserve"> Bubble Sort.</w:t>
+      </w:r>
+    </w:p>
+    <w:p>
+      <w:pPr>
+        <w:numPr>
+          <w:ilvl w:val="0"/>
+          <w:numId w:val="92"/>
+        </w:numPr>
+      </w:pPr>
+      <w:r>
+        <w:rPr>
+          <w:b/>
+          <w:bCs/>
+        </w:rPr>
+        <w:t>Out-of-Place (</w:t>
+      </w:r>
+      <w:r>
+        <w:t>$O(n)$</w:t>
+      </w:r>
+      <w:r>
+        <w:rPr>
+          <w:b/>
+          <w:bCs/>
+        </w:rPr>
+        <w:t xml:space="preserve"> Auxiliary Space):</w:t>
+      </w:r>
+      <w:r>
+        <w:t xml:space="preserve"> The algorithm requires auxiliary memory buffers to store copies of the data during reorganization.</w:t>
+      </w:r>
+    </w:p>
+    <w:p>
+      <w:pPr>
+        <w:numPr>
+          <w:ilvl w:val="1"/>
+          <w:numId w:val="92"/>
+        </w:numPr>
+      </w:pPr>
+      <w:r>
+        <w:rPr>
+          <w:i/>
+          <w:iCs/>
+        </w:rPr>
+        <w:t>Example:</w:t>
+      </w:r>
+      <w:r>
+        <w:t xml:space="preserve"> Merge Sort.</w:t>
+      </w:r>
+    </w:p>
+    <w:p>
+      <w:pPr>
+        <w:rPr>
+          <w:b/>
+          <w:bCs/>
+        </w:rPr>
+      </w:pPr>
+      <w:r>
+        <w:rPr>
+          <w:b/>
+          <w:bCs/>
+        </w:rPr>
+        <w:t>C. Stable vs. Unstable (Crucial Interview Concept)</w:t>
+      </w:r>
+    </w:p>
+    <w:p>
+      <w:pPr>
+        <w:numPr>
+          <w:ilvl w:val="0"/>
+          <w:numId w:val="93"/>
+        </w:numPr>
+      </w:pPr>
+      <w:r>
+        <w:rPr>
+          <w:b/>
+          <w:bCs/>
+        </w:rPr>
+        <w:t>Stable Sorting:</w:t>
+      </w:r>
+      <w:r>
+        <w:t xml:space="preserve"> If two elements have equal keys, a stable sort guarantees that they will remain in the exact same relative order as they appeared in the input.</w:t>
+      </w:r>
+    </w:p>
+    <w:p>
+      <w:r>
+        <w:t>$$A = [5_a, 2, 5_b, 1] \xrightarrow{\text{Stable Sort}} [1, 2, 5_a, 5_b]$$</w:t>
+      </w:r>
+    </w:p>
+    <w:p>
+      <w:pPr>
+        <w:numPr>
+          <w:ilvl w:val="0"/>
+          <w:numId w:val="94"/>
+        </w:numPr>
+      </w:pPr>
+      <w:r>
+        <w:rPr>
+          <w:b/>
+          <w:bCs/>
+        </w:rPr>
+        <w:t>Unstable Sorting:</w:t>
+      </w:r>
+      <w:r>
+        <w:t xml:space="preserve"> Does </w:t>
+      </w:r>
+      <w:r>
+        <w:rPr>
+          <w:i/>
+          <w:iCs/>
+        </w:rPr>
+        <w:t>not</w:t>
+      </w:r>
+      <w:r>
+        <w:t xml:space="preserve"> guarantee the conservation of relative positioning for identical elements.</w:t>
+      </w:r>
+    </w:p>
+    <w:p>
+      <w:r>
+        <w:t>$$A = [5_a, 2, 5_b, 1] \xrightarrow{\text{Unstable Sort}} [1, 2, 5_b, 5_a]$$</w:t>
+      </w:r>
+    </w:p>
+    <w:p>
+      <w:pPr>
+        <w:numPr>
+          <w:ilvl w:val="0"/>
+          <w:numId w:val="95"/>
+        </w:numPr>
+      </w:pPr>
+      <w:r>
+        <w:rPr>
+          <w:i/>
+          <w:iCs/>
+        </w:rPr>
+        <w:t>Why Stability Matters:</w:t>
+      </w:r>
+      <w:r>
+        <w:t xml:space="preserve"> Imagine sorting an e-commerce transaction sheet by </w:t>
+      </w:r>
+      <w:r>
+        <w:rPr>
+          <w:b/>
+          <w:bCs/>
+        </w:rPr>
+        <w:t>Time</w:t>
+      </w:r>
+      <w:r>
+        <w:t xml:space="preserve">, and then re-sorting it by </w:t>
+      </w:r>
+      <w:r>
+        <w:rPr>
+          <w:b/>
+          <w:bCs/>
+        </w:rPr>
+        <w:t>Customer ID</w:t>
+      </w:r>
+      <w:r>
+        <w:t>. A stable sort ensures that the transactions for a single customer remain sorted chronologically.</w:t>
+      </w:r>
+    </w:p>
+    <w:p>
+      <w:pPr>
+        <w:rPr>
+          <w:b/>
+          <w:bCs/>
+        </w:rPr>
+      </w:pPr>
+      <w:r>
+        <w:rPr>
+          <w:b/>
+          <w:bCs/>
+        </w:rPr>
+        <w:t>D. Adaptive vs. Non-Adaptive</w:t>
+      </w:r>
+    </w:p>
+    <w:p>
+      <w:pPr>
+        <w:numPr>
+          <w:ilvl w:val="0"/>
+          <w:numId w:val="96"/>
+        </w:numPr>
+      </w:pPr>
+      <w:r>
+        <w:rPr>
+          <w:b/>
+          <w:bCs/>
+        </w:rPr>
+        <w:t>Adaptive:</w:t>
+      </w:r>
+      <w:r>
+        <w:t xml:space="preserve"> The algorithm alters its execution strategy based on whether the input is already partially or completely sorted, resulting in a faster run time.</w:t>
+      </w:r>
+    </w:p>
+    <w:p>
+      <w:pPr>
+        <w:numPr>
+          <w:ilvl w:val="1"/>
+          <w:numId w:val="96"/>
+        </w:numPr>
+      </w:pPr>
+      <w:r>
+        <w:rPr>
+          <w:i/>
+          <w:iCs/>
+        </w:rPr>
+        <w:t>Example:</w:t>
+      </w:r>
+      <w:r>
+        <w:t xml:space="preserve"> Bubble Sort (Optimized version runs in $O(n)$ time on sorted arrays).</w:t>
+      </w:r>
+    </w:p>
+    <w:p>
+      <w:pPr>
+        <w:numPr>
+          <w:ilvl w:val="0"/>
+          <w:numId w:val="96"/>
+        </w:numPr>
+      </w:pPr>
+      <w:r>
+        <w:rPr>
+          <w:b/>
+          <w:bCs/>
+        </w:rPr>
+        <w:lastRenderedPageBreak/>
+        <w:t>Non-Adaptive:</w:t>
+      </w:r>
+      <w:r>
+        <w:t xml:space="preserve"> The algorithm performs the exact same sequence of comparisons and operations regardless of the initial order of the data.</w:t>
+      </w:r>
+    </w:p>
+    <w:p>
+      <w:pPr>
+        <w:numPr>
+          <w:ilvl w:val="1"/>
+          <w:numId w:val="96"/>
+        </w:numPr>
+      </w:pPr>
+      <w:r>
+        <w:rPr>
+          <w:i/>
+          <w:iCs/>
+        </w:rPr>
+        <w:t>Example:</w:t>
+      </w:r>
+      <w:r>
+        <w:t xml:space="preserve"> Selection Sort (Always runs in $O(n^2)$ time).</w:t>
+      </w:r>
+    </w:p>
+    <w:p>
+      <w:pPr>
+        <w:rPr>
+          <w:b/>
+          <w:bCs/>
+        </w:rPr>
+      </w:pPr>
+    </w:p>
+    <w:p>
+      <w:pPr>
+        <w:rPr>
+          <w:b/>
+          <w:bCs/>
+          <w:sz w:val="28"/>
+        </w:rPr>
+      </w:pPr>
+      <w:r>
+        <w:rPr>
+          <w:b/>
+          <w:bCs/>
+          <w:sz w:val="28"/>
+        </w:rPr>
         <w:t>X</w:t>
       </w:r>
       <w:r>
@@ -24023,7 +24700,7 @@
           <w:bCs/>
           <w:sz w:val="28"/>
         </w:rPr>
-        <w:t xml:space="preserve">II. </w:t>
+        <w:t xml:space="preserve">V. </w:t>
       </w:r>
       <w:r>
         <w:rPr>
@@ -24031,7 +24708,1426 @@
           <w:bCs/>
           <w:sz w:val="28"/>
         </w:rPr>
-        <w:t>Sort</w:t>
+        <w:t>Bubble Sort: Mechanics &amp; Name Origin</w:t>
+      </w:r>
+    </w:p>
+    <w:p>
+      <w:r>
+        <w:rPr>
+          <w:b/>
+          <w:bCs/>
+        </w:rPr>
+        <w:t>Bubble Sort</w:t>
+      </w:r>
+      <w:r>
+        <w:t xml:space="preserve"> is a comparison-based, in-place, stable, and adaptive (when optimized) sorting algorithm.</w:t>
+      </w:r>
+    </w:p>
+    <w:p>
+      <w:pPr>
+        <w:rPr>
+          <w:b/>
+          <w:bCs/>
+        </w:rPr>
+      </w:pPr>
+      <w:r>
+        <w:rPr>
+          <w:b/>
+          <w:bCs/>
+        </w:rPr>
+        <w:t>The "Bubbling" Analogy</w:t>
+      </w:r>
+    </w:p>
+    <w:p>
+      <w:r>
+        <w:t>In physical fluid dynamics, lighter air bubbles naturally float through liquid to reach the surface, while heavier elements sink to the bottom.</w:t>
+      </w:r>
+    </w:p>
+    <w:p>
+      <w:pPr>
+        <w:numPr>
+          <w:ilvl w:val="0"/>
+          <w:numId w:val="97"/>
+        </w:numPr>
+      </w:pPr>
+      <w:r>
+        <w:t>In Bubble Sort, we perform sequential comparisons of adjacent elements.</w:t>
+      </w:r>
+    </w:p>
+    <w:p>
+      <w:pPr>
+        <w:numPr>
+          <w:ilvl w:val="0"/>
+          <w:numId w:val="97"/>
+        </w:numPr>
+      </w:pPr>
+      <w:r>
+        <w:t>If we are sorting in ascending order, the larger elements (the "heavy" items) gradually shift or "sink" to the end of the array.</w:t>
+      </w:r>
+    </w:p>
+    <w:p>
+      <w:pPr>
+        <w:numPr>
+          <w:ilvl w:val="0"/>
+          <w:numId w:val="97"/>
+        </w:numPr>
+      </w:pPr>
+      <w:r>
+        <w:t>Concurrently, smaller elements (the "light" items) sequentially drift or "bubble up" toward the beginning of the array.</w:t>
+      </w:r>
+    </w:p>
+    <w:p>
+      <w:pPr>
+        <w:rPr>
+          <w:b/>
+          <w:bCs/>
+        </w:rPr>
+      </w:pPr>
+      <w:r>
+        <w:rPr>
+          <w:b/>
+          <w:bCs/>
+        </w:rPr>
+        <w:t>Visualizing a Single Pass</w:t>
+      </w:r>
+    </w:p>
+    <w:p>
+      <w:r>
+        <w:t>Consider the array: $[5, 2, 8, 1, 9]$</w:t>
+      </w:r>
+    </w:p>
+    <w:p>
+      <w:pPr>
+        <w:numPr>
+          <w:ilvl w:val="0"/>
+          <w:numId w:val="98"/>
+        </w:numPr>
+      </w:pPr>
+      <w:r>
+        <w:rPr>
+          <w:b/>
+          <w:bCs/>
+        </w:rPr>
+        <w:t>Compare index 0 and 1:</w:t>
+      </w:r>
+      <w:r>
+        <w:t xml:space="preserve"> $5 &gt; 2 \implies$ Swap $\to [2, \mathbf{5}, 8, 1, 9]$</w:t>
+      </w:r>
+    </w:p>
+    <w:p>
+      <w:pPr>
+        <w:numPr>
+          <w:ilvl w:val="0"/>
+          <w:numId w:val="98"/>
+        </w:numPr>
+      </w:pPr>
+      <w:r>
+        <w:rPr>
+          <w:b/>
+          <w:bCs/>
+        </w:rPr>
+        <w:t>Compare index 1 and 2:</w:t>
+      </w:r>
+      <w:r>
+        <w:t xml:space="preserve"> $5 &lt; 8 \implies$ No Swap $\to [2, 5, \mathbf{8}, 1, 9]$</w:t>
+      </w:r>
+    </w:p>
+    <w:p>
+      <w:pPr>
+        <w:numPr>
+          <w:ilvl w:val="0"/>
+          <w:numId w:val="98"/>
+        </w:numPr>
+      </w:pPr>
+      <w:r>
+        <w:rPr>
+          <w:b/>
+          <w:bCs/>
+        </w:rPr>
+        <w:t>Compare index 2 and 3:</w:t>
+      </w:r>
+      <w:r>
+        <w:t xml:space="preserve"> $8 &gt; 1 \implies$ Swap $\to [2, 5, 1, \mathbf{8}, 9]$</w:t>
+      </w:r>
+    </w:p>
+    <w:p>
+      <w:pPr>
+        <w:numPr>
+          <w:ilvl w:val="0"/>
+          <w:numId w:val="98"/>
+        </w:numPr>
+      </w:pPr>
+      <w:r>
+        <w:rPr>
+          <w:b/>
+          <w:bCs/>
+        </w:rPr>
+        <w:t>Compare index 3 and 4:</w:t>
+      </w:r>
+      <w:r>
+        <w:t xml:space="preserve"> $8 &lt; 9 \implies$ No Swap $\to [2, 5, 1, 8, \mathbf{9}]$</w:t>
+      </w:r>
+    </w:p>
+    <w:p>
+      <w:r>
+        <w:t>At the end of this single pass, the maximum element ($9$) has successfully "sunk" to its final, correct position at the very end of the array.</w:t>
+      </w:r>
+    </w:p>
+    <w:p>
+      <w:pPr>
+        <w:rPr>
+          <w:b/>
+          <w:bCs/>
+        </w:rPr>
+      </w:pPr>
+      <w:r>
+        <w:rPr>
+          <w:b/>
+          <w:bCs/>
+        </w:rPr>
+        <w:t>3. Mathematical Optimization: The Avoidance of Redundancy</w:t>
+      </w:r>
+    </w:p>
+    <w:p>
+      <w:r>
+        <w:t>In standard Bubble Sort, we execute two nested loops:</w:t>
+      </w:r>
+    </w:p>
+    <w:p>
+      <w:pPr>
+        <w:numPr>
+          <w:ilvl w:val="0"/>
+          <w:numId w:val="99"/>
+        </w:numPr>
+      </w:pPr>
+      <w:r>
+        <w:rPr>
+          <w:b/>
+          <w:bCs/>
+        </w:rPr>
+        <w:t>Outer Loop (i):</w:t>
+      </w:r>
+      <w:r>
+        <w:t xml:space="preserve"> Manages the number of passes.</w:t>
+      </w:r>
+    </w:p>
+    <w:p>
+      <w:pPr>
+        <w:numPr>
+          <w:ilvl w:val="0"/>
+          <w:numId w:val="99"/>
+        </w:numPr>
+      </w:pPr>
+      <w:r>
+        <w:rPr>
+          <w:b/>
+          <w:bCs/>
+        </w:rPr>
+        <w:t>Inner Loop (j):</w:t>
+      </w:r>
+      <w:r>
+        <w:t xml:space="preserve"> Performs adjacent comparisons.</w:t>
+      </w:r>
+    </w:p>
+    <w:p>
+      <w:pPr>
+        <w:rPr>
+          <w:b/>
+          <w:bCs/>
+        </w:rPr>
+      </w:pPr>
+      <w:r>
+        <w:rPr>
+          <w:b/>
+          <w:bCs/>
+        </w:rPr>
+        <w:t>Optimization A: Shrinking the Inner Boundary (n - 1 - i)</w:t>
+      </w:r>
+    </w:p>
+    <w:p>
+      <w:r>
+        <w:t>Since each pass $i$ places the $i$-th largest element into its correct final resting position at the end of the array, we do not need to compare those elements again on subsequent passes. By terminating our inner loop at n - 1 - i instead of n - 1, we save thousands of redundant comparisons as the array scales:</w:t>
+      </w:r>
+    </w:p>
+    <w:p>
+      <w:r>
+        <w:t>$$\text{Passes Remaining} = n - 1 - i$$</w:t>
+      </w:r>
+    </w:p>
+    <w:p>
+      <w:pPr>
+        <w:rPr>
+          <w:b/>
+          <w:bCs/>
+        </w:rPr>
+      </w:pPr>
+      <w:r>
+        <w:rPr>
+          <w:b/>
+          <w:bCs/>
+        </w:rPr>
+        <w:t>Optimization B: Early Termination via Swap Tracking</w:t>
+      </w:r>
+    </w:p>
+    <w:p>
+      <w:r>
+        <w:lastRenderedPageBreak/>
+        <w:t>If a complete pass over the array occurs without a single swap being made, it means every adjacent pair is already in the correct order:</w:t>
+      </w:r>
+    </w:p>
+    <w:p>
+      <w:r>
+        <w:t>$$array[j] \le array[j+1]$$</w:t>
+      </w:r>
+    </w:p>
+    <w:p>
+      <w:r>
+        <w:t xml:space="preserve">By maintaining a boolean flag (swapped) and initializing it to false at the start of each pass, we can immediately return from the method if no swaps are executed. This converts Bubble Sort from a rigid algorithm into an </w:t>
+      </w:r>
+      <w:r>
+        <w:rPr>
+          <w:b/>
+          <w:bCs/>
+        </w:rPr>
+        <w:t>adaptive</w:t>
+      </w:r>
+      <w:r>
+        <w:t xml:space="preserve"> one.</w:t>
+      </w:r>
+    </w:p>
+    <w:p>
+      <w:pPr>
+        <w:rPr>
+          <w:b/>
+          <w:bCs/>
+        </w:rPr>
+      </w:pPr>
+      <w:r>
+        <w:rPr>
+          <w:b/>
+          <w:bCs/>
+        </w:rPr>
+        <w:t>4. Mathematical Complexity Derivation</w:t>
+      </w:r>
+    </w:p>
+    <w:p>
+      <w:pPr>
+        <w:rPr>
+          <w:b/>
+          <w:bCs/>
+        </w:rPr>
+      </w:pPr>
+      <w:r>
+        <w:rPr>
+          <w:b/>
+          <w:bCs/>
+        </w:rPr>
+        <w:t>Worst-Case Time Complexity ($O(n^2)$)</w:t>
+      </w:r>
+    </w:p>
+    <w:p>
+      <w:r>
+        <w:t>Occurs when the array is sorted in descending order (e.g., $[5, 4, 3, 2, 1]$). In this scenario, every single comparison requires a swap. The number of comparison steps is represented by the summation of the first $(n-1)$ integers:</w:t>
+      </w:r>
+    </w:p>
+    <w:p>
+      <w:r>
+        <w:t>$$\text{Steps} = (n-1) + (n-2) + (n-3) + \dots + 1$$</w:t>
+      </w:r>
+    </w:p>
+    <w:p>
+      <w:r>
+        <w:t>Using the arithmetic progression formula:</w:t>
+      </w:r>
+    </w:p>
+    <w:p>
+      <w:r>
+        <w:t>$$\sum_{i=1}^{n-1} i = \frac{(n-1) \cdot n}{2} = \frac{n^2 - n}{2}$$</w:t>
+      </w:r>
+    </w:p>
+    <w:p>
+      <w:r>
+        <w:t>Dropping the non-dominant term ($n$) and the constant multiplier ($\frac{1}{2}$), we arrive at a tight asymptotic bound of $O(n^2)$.</w:t>
+      </w:r>
+    </w:p>
+    <w:p>
+      <w:pPr>
+        <w:rPr>
+          <w:b/>
+          <w:bCs/>
+        </w:rPr>
+      </w:pPr>
+      <w:r>
+        <w:rPr>
+          <w:b/>
+          <w:bCs/>
+        </w:rPr>
+        <w:t>Best-Case Time Complexity ($O(n)$)</w:t>
+      </w:r>
+    </w:p>
+    <w:p>
+      <w:r>
+        <w:t>Occurs when the array is already sorted (e.g., $[1, 2, 3, 4, 5]$).</w:t>
+      </w:r>
+    </w:p>
+    <w:p>
+      <w:pPr>
+        <w:numPr>
+          <w:ilvl w:val="0"/>
+          <w:numId w:val="100"/>
+        </w:numPr>
+      </w:pPr>
+      <w:r>
+        <w:t xml:space="preserve">Using our </w:t>
+      </w:r>
+      <w:r>
+        <w:rPr>
+          <w:b/>
+          <w:bCs/>
+        </w:rPr>
+        <w:t>optimized implementation</w:t>
+      </w:r>
+      <w:r>
+        <w:t>, the inner loop runs exactly once, performing $(n - 1)$ comparisons.</w:t>
+      </w:r>
+    </w:p>
+    <w:p>
+      <w:pPr>
+        <w:numPr>
+          <w:ilvl w:val="0"/>
+          <w:numId w:val="100"/>
+        </w:numPr>
+      </w:pPr>
+      <w:r>
+        <w:t>Because the array is sorted, no swaps are made, and the swapped flag remains false.</w:t>
+      </w:r>
+    </w:p>
+    <w:p>
+      <w:pPr>
+        <w:numPr>
+          <w:ilvl w:val="0"/>
+          <w:numId w:val="100"/>
+        </w:numPr>
+      </w:pPr>
+      <w:r>
+        <w:t>The method immediately returns.</w:t>
+      </w:r>
+    </w:p>
+    <w:p>
+      <w:pPr>
+        <w:numPr>
+          <w:ilvl w:val="0"/>
+          <w:numId w:val="100"/>
+        </w:numPr>
+      </w:pPr>
+      <w:r>
+        <w:t>Total operations $\approx n - 1 \implies$ tightly bound at $O(n)$.</w:t>
+      </w:r>
+    </w:p>
+    <w:tbl>
+      <w:tblPr>
+        <w:tblW w:w="0" w:type="auto"/>
+        <w:tblCellSpacing w:w="15" w:type="dxa"/>
+        <w:tblCellMar>
+          <w:top w:w="15" w:type="dxa"/>
+          <w:left w:w="15" w:type="dxa"/>
+          <w:bottom w:w="15" w:type="dxa"/>
+          <w:right w:w="15" w:type="dxa"/>
+        </w:tblCellMar>
+        <w:tblLook w:val="04A0" w:firstRow="1" w:lastRow="0" w:firstColumn="1" w:lastColumn="0" w:noHBand="0" w:noVBand="1"/>
+      </w:tblPr>
+      <w:tblGrid>
+        <w:gridCol w:w="1687"/>
+        <w:gridCol w:w="1638"/>
+        <w:gridCol w:w="2389"/>
+        <w:gridCol w:w="2071"/>
+      </w:tblGrid>
+      <w:tr>
+        <w:trPr>
+          <w:tblCellSpacing w:w="15" w:type="dxa"/>
+        </w:trPr>
+        <w:tc>
+          <w:tcPr>
+            <w:tcW w:w="0" w:type="auto"/>
+            <w:vAlign w:val="center"/>
+            <w:hideMark/>
+          </w:tcPr>
+          <w:p>
+            <w:pPr>
+              <w:rPr>
+                <w:b/>
+                <w:bCs/>
+              </w:rPr>
+            </w:pPr>
+            <w:r>
+              <w:rPr>
+                <w:b/>
+                <w:bCs/>
+              </w:rPr>
+              <w:t>Metric</w:t>
+            </w:r>
+          </w:p>
+        </w:tc>
+        <w:tc>
+          <w:tcPr>
+            <w:tcW w:w="0" w:type="auto"/>
+            <w:vAlign w:val="center"/>
+            <w:hideMark/>
+          </w:tcPr>
+          <w:p>
+            <w:pPr>
+              <w:rPr>
+                <w:b/>
+                <w:bCs/>
+              </w:rPr>
+            </w:pPr>
+            <w:r>
+              <w:rPr>
+                <w:b/>
+                <w:bCs/>
+              </w:rPr>
+              <w:t>Worst Case</w:t>
+            </w:r>
+          </w:p>
+        </w:tc>
+        <w:tc>
+          <w:tcPr>
+            <w:tcW w:w="0" w:type="auto"/>
+            <w:vAlign w:val="center"/>
+            <w:hideMark/>
+          </w:tcPr>
+          <w:p>
+            <w:pPr>
+              <w:rPr>
+                <w:b/>
+                <w:bCs/>
+              </w:rPr>
+            </w:pPr>
+            <w:r>
+              <w:rPr>
+                <w:b/>
+                <w:bCs/>
+              </w:rPr>
+              <w:t>Average Case</w:t>
+            </w:r>
+          </w:p>
+        </w:tc>
+        <w:tc>
+          <w:tcPr>
+            <w:tcW w:w="0" w:type="auto"/>
+            <w:vAlign w:val="center"/>
+            <w:hideMark/>
+          </w:tcPr>
+          <w:p>
+            <w:pPr>
+              <w:rPr>
+                <w:b/>
+                <w:bCs/>
+              </w:rPr>
+            </w:pPr>
+            <w:r>
+              <w:rPr>
+                <w:b/>
+                <w:bCs/>
+              </w:rPr>
+              <w:t>Best Case (Optimized)</w:t>
+            </w:r>
+          </w:p>
+        </w:tc>
+      </w:tr>
+      <w:tr>
+        <w:trPr>
+          <w:tblCellSpacing w:w="15" w:type="dxa"/>
+        </w:trPr>
+        <w:tc>
+          <w:tcPr>
+            <w:tcW w:w="0" w:type="auto"/>
+            <w:vAlign w:val="center"/>
+            <w:hideMark/>
+          </w:tcPr>
+          <w:p>
+            <w:r>
+              <w:rPr>
+                <w:b/>
+                <w:bCs/>
+              </w:rPr>
+              <w:t>Comparisons</w:t>
+            </w:r>
+          </w:p>
+        </w:tc>
+        <w:tc>
+          <w:tcPr>
+            <w:tcW w:w="0" w:type="auto"/>
+            <w:vAlign w:val="center"/>
+            <w:hideMark/>
+          </w:tcPr>
+          <w:p>
+            <w:r>
+              <w:t>$\frac{n(n-1)}{2}$</w:t>
+            </w:r>
+          </w:p>
+        </w:tc>
+        <w:tc>
+          <w:tcPr>
+            <w:tcW w:w="0" w:type="auto"/>
+            <w:vAlign w:val="center"/>
+            <w:hideMark/>
+          </w:tcPr>
+          <w:p>
+            <w:r>
+              <w:t>$\approx \frac{n(n-1)}{4}$</w:t>
+            </w:r>
+          </w:p>
+        </w:tc>
+        <w:tc>
+          <w:tcPr>
+            <w:tcW w:w="0" w:type="auto"/>
+            <w:vAlign w:val="center"/>
+            <w:hideMark/>
+          </w:tcPr>
+          <w:p>
+            <w:r>
+              <w:t>$n - 1$</w:t>
+            </w:r>
+          </w:p>
+        </w:tc>
+      </w:tr>
+      <w:tr>
+        <w:trPr>
+          <w:tblCellSpacing w:w="15" w:type="dxa"/>
+        </w:trPr>
+        <w:tc>
+          <w:tcPr>
+            <w:tcW w:w="0" w:type="auto"/>
+            <w:vAlign w:val="center"/>
+            <w:hideMark/>
+          </w:tcPr>
+          <w:p>
+            <w:r>
+              <w:rPr>
+                <w:b/>
+                <w:bCs/>
+              </w:rPr>
+              <w:t>Swaps</w:t>
+            </w:r>
+          </w:p>
+        </w:tc>
+        <w:tc>
+          <w:tcPr>
+            <w:tcW w:w="0" w:type="auto"/>
+            <w:vAlign w:val="center"/>
+            <w:hideMark/>
+          </w:tcPr>
+          <w:p>
+            <w:r>
+              <w:t>$\frac{n(n-1)}{2}$</w:t>
+            </w:r>
+          </w:p>
+        </w:tc>
+        <w:tc>
+          <w:tcPr>
+            <w:tcW w:w="0" w:type="auto"/>
+            <w:vAlign w:val="center"/>
+            <w:hideMark/>
+          </w:tcPr>
+          <w:p>
+            <w:r>
+              <w:t>$\approx \frac{n(n-1)}{4}$</w:t>
+            </w:r>
+          </w:p>
+        </w:tc>
+        <w:tc>
+          <w:tcPr>
+            <w:tcW w:w="0" w:type="auto"/>
+            <w:vAlign w:val="center"/>
+            <w:hideMark/>
+          </w:tcPr>
+          <w:p>
+            <w:r>
+              <w:t>$0$</w:t>
+            </w:r>
+          </w:p>
+        </w:tc>
+      </w:tr>
+      <w:tr>
+        <w:trPr>
+          <w:tblCellSpacing w:w="15" w:type="dxa"/>
+        </w:trPr>
+        <w:tc>
+          <w:tcPr>
+            <w:tcW w:w="0" w:type="auto"/>
+            <w:vAlign w:val="center"/>
+            <w:hideMark/>
+          </w:tcPr>
+          <w:p>
+            <w:r>
+              <w:rPr>
+                <w:b/>
+                <w:bCs/>
+              </w:rPr>
+              <w:t>Time Complexity</w:t>
+            </w:r>
+          </w:p>
+        </w:tc>
+        <w:tc>
+          <w:tcPr>
+            <w:tcW w:w="0" w:type="auto"/>
+            <w:vAlign w:val="center"/>
+            <w:hideMark/>
+          </w:tcPr>
+          <w:p>
+            <w:r>
+              <w:t>$O(n^2)$</w:t>
+            </w:r>
+          </w:p>
+        </w:tc>
+        <w:tc>
+          <w:tcPr>
+            <w:tcW w:w="0" w:type="auto"/>
+            <w:vAlign w:val="center"/>
+            <w:hideMark/>
+          </w:tcPr>
+          <w:p>
+            <w:r>
+              <w:t>$O(n^2)$</w:t>
+            </w:r>
+          </w:p>
+        </w:tc>
+        <w:tc>
+          <w:tcPr>
+            <w:tcW w:w="0" w:type="auto"/>
+            <w:vAlign w:val="center"/>
+            <w:hideMark/>
+          </w:tcPr>
+          <w:p>
+            <w:r>
+              <w:t>$O(n)$</w:t>
+            </w:r>
+          </w:p>
+        </w:tc>
+      </w:tr>
+      <w:tr>
+        <w:trPr>
+          <w:tblCellSpacing w:w="15" w:type="dxa"/>
+        </w:trPr>
+        <w:tc>
+          <w:tcPr>
+            <w:tcW w:w="0" w:type="auto"/>
+            <w:vAlign w:val="center"/>
+            <w:hideMark/>
+          </w:tcPr>
+          <w:p>
+            <w:r>
+              <w:rPr>
+                <w:b/>
+                <w:bCs/>
+              </w:rPr>
+              <w:t>Space Complexity</w:t>
+            </w:r>
+          </w:p>
+        </w:tc>
+        <w:tc>
+          <w:tcPr>
+            <w:tcW w:w="0" w:type="auto"/>
+            <w:vAlign w:val="center"/>
+            <w:hideMark/>
+          </w:tcPr>
+          <w:p>
+            <w:r>
+              <w:t>$O(1)$ auxiliary</w:t>
+            </w:r>
+          </w:p>
+        </w:tc>
+        <w:tc>
+          <w:tcPr>
+            <w:tcW w:w="0" w:type="auto"/>
+            <w:vAlign w:val="center"/>
+            <w:hideMark/>
+          </w:tcPr>
+          <w:p>
+            <w:r>
+              <w:t>$O(1)$ auxiliary</w:t>
+            </w:r>
+          </w:p>
+        </w:tc>
+        <w:tc>
+          <w:tcPr>
+            <w:tcW w:w="0" w:type="auto"/>
+            <w:vAlign w:val="center"/>
+            <w:hideMark/>
+          </w:tcPr>
+          <w:p>
+            <w:r>
+              <w:t>$O(1)$ auxiliary</w:t>
+            </w:r>
+          </w:p>
+        </w:tc>
+      </w:tr>
+    </w:tbl>
+    <w:p/>
+    <w:p>
+      <w:pPr>
+        <w:rPr>
+          <w:b/>
+          <w:bCs/>
+        </w:rPr>
+      </w:pPr>
+      <w:r>
+        <w:rPr>
+          <w:b/>
+          <w:bCs/>
+        </w:rPr>
+        <w:t>CODE:</w:t>
+      </w:r>
+    </w:p>
+    <w:p>
+      <w:r>
+        <w:t>package algorithm.sort;</w:t>
+      </w:r>
+    </w:p>
+    <w:p/>
+    <w:p>
+      <w:r>
+        <w:t>import java.util.Arrays;</w:t>
+      </w:r>
+    </w:p>
+    <w:p/>
+    <w:p>
+      <w:r>
+        <w:t>/**</w:t>
+      </w:r>
+    </w:p>
+    <w:p>
+      <w:r>
+        <w:t> * A highly documented, clean implementation of standard and optimized Bubble Sort.</w:t>
+      </w:r>
+    </w:p>
+    <w:p>
+      <w:r>
+        <w:t> * Explains standard vs adaptive sorting behaviors.</w:t>
+      </w:r>
+    </w:p>
+    <w:p>
+      <w:r>
+        <w:t> */</w:t>
+      </w:r>
+    </w:p>
+    <w:p>
+      <w:r>
+        <w:t>public class BubbleSortAlgorithm {</w:t>
+      </w:r>
+    </w:p>
+    <w:p/>
+    <w:p>
+      <w:r>
+        <w:t>    /**</w:t>
+      </w:r>
+    </w:p>
+    <w:p>
+      <w:r>
+        <w:t>     * Standard Bubble Sort.</w:t>
+      </w:r>
+    </w:p>
+    <w:p>
+      <w:r>
+        <w:t>     * Always runs in O(n^2) time regardless of the array's initial sorted state.</w:t>
+      </w:r>
+    </w:p>
+    <w:p>
+      <w:r>
+        <w:t>     * Space Complexity: O(1) auxiliary (in-place)</w:t>
+      </w:r>
+    </w:p>
+    <w:p>
+      <w:r>
+        <w:t xml:space="preserve">     * </w:t>
+      </w:r>
+    </w:p>
+    <w:p>
+      <w:r>
+        <w:t>     * @param array The array to sort in ascending order</w:t>
+      </w:r>
+    </w:p>
+    <w:p>
+      <w:r>
+        <w:t>     */</w:t>
+      </w:r>
+    </w:p>
+    <w:p>
+      <w:r>
+        <w:t>    public static void sort(int[] array) {</w:t>
+      </w:r>
+    </w:p>
+    <w:p>
+      <w:r>
+        <w:t>        if (array == null || array.length &lt;= 1) {</w:t>
+      </w:r>
+    </w:p>
+    <w:p>
+      <w:r>
+        <w:t>            return;</w:t>
+      </w:r>
+    </w:p>
+    <w:p>
+      <w:r>
+        <w:t>        }</w:t>
+      </w:r>
+    </w:p>
+    <w:p/>
+    <w:p>
+      <w:r>
+        <w:t>        int n = array.length;</w:t>
+      </w:r>
+    </w:p>
+    <w:p/>
+    <w:p>
+      <w:r>
+        <w:t>        // An array of size n requires exactly (n - 1) passes to guarantee sorted order</w:t>
+      </w:r>
+    </w:p>
+    <w:p>
+      <w:r>
+        <w:t>        for (int i = 0; i &lt; n - 1; i++) {</w:t>
+      </w:r>
+    </w:p>
+    <w:p>
+      <w:r>
+        <w:t>            // Optimization: 'n - 1 - i' avoids re-checking already sorted elements at the end</w:t>
+      </w:r>
+    </w:p>
+    <w:p>
+      <w:r>
+        <w:t>            for (int j = 0; j &lt; n - 1 - i; j++) {</w:t>
+      </w:r>
+    </w:p>
+    <w:p>
+      <w:r>
+        <w:t>                if (array[j] &gt; array[j + 1]) {</w:t>
+      </w:r>
+    </w:p>
+    <w:p>
+      <w:r>
+        <w:t>                    // Swap elements using a temporary register</w:t>
+      </w:r>
+    </w:p>
+    <w:p>
+      <w:r>
+        <w:t>                    int temp = array[j];</w:t>
+      </w:r>
+    </w:p>
+    <w:p>
+      <w:r>
+        <w:t>                    array[j] = array[j + 1];</w:t>
+      </w:r>
+    </w:p>
+    <w:p>
+      <w:r>
+        <w:t>                    array[j + 1] = temp;</w:t>
+      </w:r>
+    </w:p>
+    <w:p>
+      <w:r>
+        <w:t>                }</w:t>
+      </w:r>
+    </w:p>
+    <w:p>
+      <w:r>
+        <w:lastRenderedPageBreak/>
+        <w:t>            }</w:t>
+      </w:r>
+    </w:p>
+    <w:p>
+      <w:r>
+        <w:t>        }</w:t>
+      </w:r>
+    </w:p>
+    <w:p>
+      <w:r>
+        <w:t>    }</w:t>
+      </w:r>
+    </w:p>
+    <w:p/>
+    <w:p>
+      <w:r>
+        <w:t>    /**</w:t>
+      </w:r>
+    </w:p>
+    <w:p>
+      <w:r>
+        <w:t>     * Optimized/Adaptive Bubble Sort.</w:t>
+      </w:r>
+    </w:p>
+    <w:p>
+      <w:r>
+        <w:t>     * Identifies pre-sorted arrays and terminates in O(n) linear time.</w:t>
+      </w:r>
+    </w:p>
+    <w:p>
+      <w:r>
+        <w:t xml:space="preserve">     * </w:t>
+      </w:r>
+    </w:p>
+    <w:p>
+      <w:r>
+        <w:t>     * @param array The array to sort in ascending order</w:t>
+      </w:r>
+    </w:p>
+    <w:p>
+      <w:r>
+        <w:t>     */</w:t>
+      </w:r>
+    </w:p>
+    <w:p>
+      <w:r>
+        <w:t>    public static void efficientSort(int[] array) {</w:t>
+      </w:r>
+    </w:p>
+    <w:p>
+      <w:r>
+        <w:t>        if (array == null || array.length &lt;= 1) {</w:t>
+      </w:r>
+    </w:p>
+    <w:p>
+      <w:r>
+        <w:t>            return;</w:t>
+      </w:r>
+    </w:p>
+    <w:p>
+      <w:r>
+        <w:t>        }</w:t>
+      </w:r>
+    </w:p>
+    <w:p/>
+    <w:p>
+      <w:r>
+        <w:t>        int n = array.length;</w:t>
+      </w:r>
+    </w:p>
+    <w:p/>
+    <w:p>
+      <w:r>
+        <w:t>        for (int i = 0; i &lt; n - 1; i++) {</w:t>
+      </w:r>
+    </w:p>
+    <w:p>
+      <w:r>
+        <w:t>            // RENAMED from 'sort' to prevent naming collision and enhance readability</w:t>
+      </w:r>
+    </w:p>
+    <w:p>
+      <w:r>
+        <w:t>            boolean swapped = false;</w:t>
+      </w:r>
+    </w:p>
+    <w:p/>
+    <w:p>
+      <w:r>
+        <w:t>            for (int j = 0; j &lt; n - 1 - i; j++) {</w:t>
+      </w:r>
+    </w:p>
+    <w:p>
+      <w:r>
+        <w:t>                if (array[j] &gt; array[j + 1]) {</w:t>
+      </w:r>
+    </w:p>
+    <w:p>
+      <w:r>
+        <w:t>                    int temp = array[j];</w:t>
+      </w:r>
+    </w:p>
+    <w:p>
+      <w:r>
+        <w:t>                    array[j] = array[j + 1];</w:t>
+      </w:r>
+    </w:p>
+    <w:p>
+      <w:r>
+        <w:t>                    array[j + 1] = temp;</w:t>
+      </w:r>
+    </w:p>
+    <w:p>
+      <w:r>
+        <w:t xml:space="preserve">                    </w:t>
+      </w:r>
+    </w:p>
+    <w:p>
+      <w:r>
+        <w:t>                    swapped = true; // Mark that a change was made during this pass</w:t>
+      </w:r>
+    </w:p>
+    <w:p>
+      <w:r>
+        <w:t>                }</w:t>
+      </w:r>
+    </w:p>
+    <w:p>
+      <w:r>
+        <w:t>            }</w:t>
+      </w:r>
+    </w:p>
+    <w:p/>
+    <w:p>
+      <w:r>
+        <w:lastRenderedPageBreak/>
+        <w:t>            // ADAPTIVE STEP: If a full pass occurs without a single swap,</w:t>
+      </w:r>
+    </w:p>
+    <w:p>
+      <w:r>
+        <w:t>            // the array is completely sorted and we can exit early.</w:t>
+      </w:r>
+    </w:p>
+    <w:p>
+      <w:r>
+        <w:t>            if (!swapped) {</w:t>
+      </w:r>
+    </w:p>
+    <w:p>
+      <w:r>
+        <w:t>                return;</w:t>
+      </w:r>
+    </w:p>
+    <w:p>
+      <w:r>
+        <w:t>            }</w:t>
+      </w:r>
+    </w:p>
+    <w:p>
+      <w:r>
+        <w:t>        }</w:t>
+      </w:r>
+    </w:p>
+    <w:p>
+      <w:r>
+        <w:t>    }</w:t>
+      </w:r>
+    </w:p>
+    <w:p/>
+    <w:p>
+      <w:r>
+        <w:t>    /**</w:t>
+      </w:r>
+    </w:p>
+    <w:p>
+      <w:r>
+        <w:t>     * Descending order Bubble Sort.</w:t>
+      </w:r>
+    </w:p>
+    <w:p>
+      <w:r>
+        <w:t>     * Arranges the elements from largest to smallest.</w:t>
+      </w:r>
+    </w:p>
+    <w:p>
+      <w:r>
+        <w:t xml:space="preserve">     * </w:t>
+      </w:r>
+    </w:p>
+    <w:p>
+      <w:r>
+        <w:t>     * @param array The array to sort in descending order</w:t>
+      </w:r>
+    </w:p>
+    <w:p>
+      <w:r>
+        <w:t>     */</w:t>
+      </w:r>
+    </w:p>
+    <w:p>
+      <w:r>
+        <w:t>    public static void sortDescending(int[] array) {</w:t>
+      </w:r>
+    </w:p>
+    <w:p>
+      <w:r>
+        <w:t>        if (array == null || array.length &lt;= 1) {</w:t>
+      </w:r>
+    </w:p>
+    <w:p>
+      <w:r>
+        <w:t>            return;</w:t>
+      </w:r>
+    </w:p>
+    <w:p>
+      <w:r>
+        <w:t>        }</w:t>
+      </w:r>
+    </w:p>
+    <w:p/>
+    <w:p>
+      <w:r>
+        <w:t>        int n = array.length;</w:t>
+      </w:r>
+    </w:p>
+    <w:p/>
+    <w:p>
+      <w:r>
+        <w:t>        for (int i = 0; i &lt; n - 1; i++) {</w:t>
+      </w:r>
+    </w:p>
+    <w:p>
+      <w:r>
+        <w:t>            for (int j = 0; j &lt; n - 1 - i; j++) {</w:t>
+      </w:r>
+    </w:p>
+    <w:p>
+      <w:r>
+        <w:t>                // Invert relational comparison operator to shift smaller elements to the end</w:t>
+      </w:r>
+    </w:p>
+    <w:p>
+      <w:r>
+        <w:t>                if (array[j] &lt; array[j + 1]) {</w:t>
+      </w:r>
+    </w:p>
+    <w:p>
+      <w:r>
+        <w:t>                    int temp = array[j];</w:t>
+      </w:r>
+    </w:p>
+    <w:p>
+      <w:r>
+        <w:t>                    array[j] = array[j + 1];</w:t>
+      </w:r>
+    </w:p>
+    <w:p>
+      <w:r>
+        <w:t>                    array[j + 1] = temp;</w:t>
+      </w:r>
+    </w:p>
+    <w:p>
+      <w:r>
+        <w:t>                }</w:t>
+      </w:r>
+    </w:p>
+    <w:p>
+      <w:r>
+        <w:t>            }</w:t>
+      </w:r>
+    </w:p>
+    <w:p>
+      <w:r>
+        <w:t>        }</w:t>
+      </w:r>
+    </w:p>
+    <w:p>
+      <w:r>
+        <w:lastRenderedPageBreak/>
+        <w:t>    }</w:t>
+      </w:r>
+    </w:p>
+    <w:p/>
+    <w:p>
+      <w:r>
+        <w:t>    public static void main(String[] args) {</w:t>
+      </w:r>
+    </w:p>
+    <w:p>
+      <w:r>
+        <w:t>        System.out.println("=== BUBBLE SORT ALGORITHM DEMO ===");</w:t>
+      </w:r>
+    </w:p>
+    <w:p/>
+    <w:p>
+      <w:r>
+        <w:t>        // Test Case 1: Standard Sort</w:t>
+      </w:r>
+    </w:p>
+    <w:p>
+      <w:r>
+        <w:t>        int[] arr1 = {5, 2, 10, 1, 0};</w:t>
+      </w:r>
+    </w:p>
+    <w:p>
+      <w:r>
+        <w:t>        System.out.println("Original array: " + Arrays.toString(arr1));</w:t>
+      </w:r>
+    </w:p>
+    <w:p>
+      <w:r>
+        <w:t>        sort(arr1);</w:t>
+      </w:r>
+    </w:p>
+    <w:p>
+      <w:r>
+        <w:t>        System.out.println("Sorted (Ascending): " + Arrays.toString(arr1));</w:t>
+      </w:r>
+    </w:p>
+    <w:p/>
+    <w:p>
+      <w:r>
+        <w:t>        // Test Case 2: Descending Sort</w:t>
+      </w:r>
+    </w:p>
+    <w:p>
+      <w:r>
+        <w:t>        sortDescending(arr1);</w:t>
+      </w:r>
+    </w:p>
+    <w:p>
+      <w:r>
+        <w:t>        System.out.println("Sorted (Descending): " + Arrays.toString(arr1));</w:t>
+      </w:r>
+    </w:p>
+    <w:p/>
+    <w:p>
+      <w:r>
+        <w:t>        // Test Case 3: Optimized Sort showing early termination behavior</w:t>
+      </w:r>
+    </w:p>
+    <w:p>
+      <w:r>
+        <w:t>        int[] sortedArr = {1, 2, 3, 4, 5};</w:t>
+      </w:r>
+    </w:p>
+    <w:p>
+      <w:r>
+        <w:t>        System.out.println("\nOriginal Pre-sorted: " + Arrays.toString(sortedArr));</w:t>
+      </w:r>
+    </w:p>
+    <w:p>
+      <w:r>
+        <w:t>        efficientSort(sortedArr); // Runs in exactly 1 pass, O(n) time</w:t>
+      </w:r>
+    </w:p>
+    <w:p>
+      <w:r>
+        <w:t>        System.out.println("Optimized output: " + Arrays.toString(sortedArr));</w:t>
+      </w:r>
+    </w:p>
+    <w:p/>
+    <w:p>
+      <w:r>
+        <w:t>        int[] partiallySorted = {1, 2, 3, 5, 4};</w:t>
+      </w:r>
+    </w:p>
+    <w:p>
+      <w:r>
+        <w:t>        System.out.println("Partially Sorted: " + Arrays.toString(partiallySorted));</w:t>
+      </w:r>
+    </w:p>
+    <w:p>
+      <w:r>
+        <w:t>        efficientSort(partiallySorted);</w:t>
+      </w:r>
+    </w:p>
+    <w:p>
+      <w:r>
+        <w:t>        System.out.println("Optimized output: " + Arrays.toString(partiallySorted));</w:t>
+      </w:r>
+    </w:p>
+    <w:p>
+      <w:r>
+        <w:t>    }</w:t>
+      </w:r>
+    </w:p>
+    <w:p>
+      <w:r>
+        <w:t>}</w:t>
+      </w:r>
+    </w:p>
+    <w:p/>
+    <w:p>
+      <w:pPr>
+        <w:rPr>
+          <w:b/>
+          <w:bCs/>
+          <w:sz w:val="28"/>
+        </w:rPr>
+      </w:pPr>
+      <w:r>
+        <w:rPr>
+          <w:b/>
+          <w:bCs/>
+          <w:sz w:val="28"/>
+        </w:rPr>
+        <w:t>XV. Selection Sort</w:t>
+      </w:r>
+    </w:p>
+    <w:p>
+      <w:pPr>
+        <w:rPr>
+          <w:b/>
+          <w:bCs/>
+          <w:sz w:val="28"/>
+        </w:rPr>
+      </w:pPr>
+      <w:r>
+        <w:rPr>
+          <w:b/>
+          <w:bCs/>
+          <w:sz w:val="28"/>
+        </w:rPr>
+        <w:t>XIV. Selection Sort</w:t>
+      </w:r>
+    </w:p>
+    <w:p>
+      <w:pPr>
+        <w:rPr>
+          <w:b/>
+          <w:bCs/>
+          <w:sz w:val="28"/>
+        </w:rPr>
+      </w:pPr>
+      <w:r>
+        <w:rPr>
+          <w:b/>
+          <w:bCs/>
+          <w:sz w:val="28"/>
+        </w:rPr>
+        <w:lastRenderedPageBreak/>
+        <w:t>XIV. Selection Sort</w:t>
+      </w:r>
+    </w:p>
+    <w:p>
+      <w:pPr>
+        <w:rPr>
+          <w:b/>
+          <w:bCs/>
+          <w:sz w:val="28"/>
+        </w:rPr>
+      </w:pPr>
+      <w:r>
+        <w:rPr>
+          <w:b/>
+          <w:bCs/>
+          <w:sz w:val="28"/>
+        </w:rPr>
+        <w:t>XIV. Selection Sort</w:t>
+      </w:r>
+    </w:p>
+    <w:p>
+      <w:pPr>
+        <w:rPr>
+          <w:b/>
+          <w:bCs/>
+          <w:sz w:val="28"/>
+        </w:rPr>
+      </w:pPr>
+      <w:r>
+        <w:rPr>
+          <w:b/>
+          <w:bCs/>
+          <w:sz w:val="28"/>
+        </w:rPr>
+        <w:t>XIV. Selection Sort</w:t>
+      </w:r>
+    </w:p>
+    <w:p>
+      <w:pPr>
+        <w:rPr>
+          <w:b/>
+          <w:bCs/>
+          <w:sz w:val="28"/>
+        </w:rPr>
+      </w:pPr>
+      <w:r>
+        <w:rPr>
+          <w:b/>
+          <w:bCs/>
+          <w:sz w:val="28"/>
+        </w:rPr>
+        <w:t>XIV. Selection Sort</w:t>
       </w:r>
     </w:p>
     <w:p>
@@ -25704,6 +27800,155 @@
     </w:lvl>
   </w:abstractNum>
   <w:abstractNum w:abstractNumId="12" w15:restartNumberingAfterBreak="0">
+    <w:nsid w:val="106D5711"/>
+    <w:multiLevelType w:val="multilevel"/>
+    <w:tmpl w:val="D2F0CC72"/>
+    <w:lvl w:ilvl="0">
+      <w:start w:val="1"/>
+      <w:numFmt w:val="bullet"/>
+      <w:lvlText w:val=""/>
+      <w:lvlJc w:val="left"/>
+      <w:pPr>
+        <w:tabs>
+          <w:tab w:val="num" w:pos="720"/>
+        </w:tabs>
+        <w:ind w:left="720" w:hanging="360"/>
+      </w:pPr>
+      <w:rPr>
+        <w:rFonts w:ascii="Symbol" w:hAnsi="Symbol" w:hint="default"/>
+        <w:sz w:val="20"/>
+      </w:rPr>
+    </w:lvl>
+    <w:lvl w:ilvl="1" w:tentative="1">
+      <w:start w:val="1"/>
+      <w:numFmt w:val="bullet"/>
+      <w:lvlText w:val="o"/>
+      <w:lvlJc w:val="left"/>
+      <w:pPr>
+        <w:tabs>
+          <w:tab w:val="num" w:pos="1440"/>
+        </w:tabs>
+        <w:ind w:left="1440" w:hanging="360"/>
+      </w:pPr>
+      <w:rPr>
+        <w:rFonts w:ascii="Courier New" w:hAnsi="Courier New" w:hint="default"/>
+        <w:sz w:val="20"/>
+      </w:rPr>
+    </w:lvl>
+    <w:lvl w:ilvl="2" w:tentative="1">
+      <w:start w:val="1"/>
+      <w:numFmt w:val="bullet"/>
+      <w:lvlText w:val=""/>
+      <w:lvlJc w:val="left"/>
+      <w:pPr>
+        <w:tabs>
+          <w:tab w:val="num" w:pos="2160"/>
+        </w:tabs>
+        <w:ind w:left="2160" w:hanging="360"/>
+      </w:pPr>
+      <w:rPr>
+        <w:rFonts w:ascii="Wingdings" w:hAnsi="Wingdings" w:hint="default"/>
+        <w:sz w:val="20"/>
+      </w:rPr>
+    </w:lvl>
+    <w:lvl w:ilvl="3" w:tentative="1">
+      <w:start w:val="1"/>
+      <w:numFmt w:val="bullet"/>
+      <w:lvlText w:val=""/>
+      <w:lvlJc w:val="left"/>
+      <w:pPr>
+        <w:tabs>
+          <w:tab w:val="num" w:pos="2880"/>
+        </w:tabs>
+        <w:ind w:left="2880" w:hanging="360"/>
+      </w:pPr>
+      <w:rPr>
+        <w:rFonts w:ascii="Wingdings" w:hAnsi="Wingdings" w:hint="default"/>
+        <w:sz w:val="20"/>
+      </w:rPr>
+    </w:lvl>
+    <w:lvl w:ilvl="4" w:tentative="1">
+      <w:start w:val="1"/>
+      <w:numFmt w:val="bullet"/>
+      <w:lvlText w:val=""/>
+      <w:lvlJc w:val="left"/>
+      <w:pPr>
+        <w:tabs>
+          <w:tab w:val="num" w:pos="3600"/>
+        </w:tabs>
+        <w:ind w:left="3600" w:hanging="360"/>
+      </w:pPr>
+      <w:rPr>
+        <w:rFonts w:ascii="Wingdings" w:hAnsi="Wingdings" w:hint="default"/>
+        <w:sz w:val="20"/>
+      </w:rPr>
+    </w:lvl>
+    <w:lvl w:ilvl="5" w:tentative="1">
+      <w:start w:val="1"/>
+      <w:numFmt w:val="bullet"/>
+      <w:lvlText w:val=""/>
+      <w:lvlJc w:val="left"/>
+      <w:pPr>
+        <w:tabs>
+          <w:tab w:val="num" w:pos="4320"/>
+        </w:tabs>
+        <w:ind w:left="4320" w:hanging="360"/>
+      </w:pPr>
+      <w:rPr>
+        <w:rFonts w:ascii="Wingdings" w:hAnsi="Wingdings" w:hint="default"/>
+        <w:sz w:val="20"/>
+      </w:rPr>
+    </w:lvl>
+    <w:lvl w:ilvl="6" w:tentative="1">
+      <w:start w:val="1"/>
+      <w:numFmt w:val="bullet"/>
+      <w:lvlText w:val=""/>
+      <w:lvlJc w:val="left"/>
+      <w:pPr>
+        <w:tabs>
+          <w:tab w:val="num" w:pos="5040"/>
+        </w:tabs>
+        <w:ind w:left="5040" w:hanging="360"/>
+      </w:pPr>
+      <w:rPr>
+        <w:rFonts w:ascii="Wingdings" w:hAnsi="Wingdings" w:hint="default"/>
+        <w:sz w:val="20"/>
+      </w:rPr>
+    </w:lvl>
+    <w:lvl w:ilvl="7" w:tentative="1">
+      <w:start w:val="1"/>
+      <w:numFmt w:val="bullet"/>
+      <w:lvlText w:val=""/>
+      <w:lvlJc w:val="left"/>
+      <w:pPr>
+        <w:tabs>
+          <w:tab w:val="num" w:pos="5760"/>
+        </w:tabs>
+        <w:ind w:left="5760" w:hanging="360"/>
+      </w:pPr>
+      <w:rPr>
+        <w:rFonts w:ascii="Wingdings" w:hAnsi="Wingdings" w:hint="default"/>
+        <w:sz w:val="20"/>
+      </w:rPr>
+    </w:lvl>
+    <w:lvl w:ilvl="8" w:tentative="1">
+      <w:start w:val="1"/>
+      <w:numFmt w:val="bullet"/>
+      <w:lvlText w:val=""/>
+      <w:lvlJc w:val="left"/>
+      <w:pPr>
+        <w:tabs>
+          <w:tab w:val="num" w:pos="6480"/>
+        </w:tabs>
+        <w:ind w:left="6480" w:hanging="360"/>
+      </w:pPr>
+      <w:rPr>
+        <w:rFonts w:ascii="Wingdings" w:hAnsi="Wingdings" w:hint="default"/>
+        <w:sz w:val="20"/>
+      </w:rPr>
+    </w:lvl>
+  </w:abstractNum>
+  <w:abstractNum w:abstractNumId="13" w15:restartNumberingAfterBreak="0">
     <w:nsid w:val="1729256E"/>
     <w:multiLevelType w:val="multilevel"/>
     <w:tmpl w:val="623E3C86"/>
@@ -25852,7 +28097,7 @@
       </w:rPr>
     </w:lvl>
   </w:abstractNum>
-  <w:abstractNum w:abstractNumId="13" w15:restartNumberingAfterBreak="0">
+  <w:abstractNum w:abstractNumId="14" w15:restartNumberingAfterBreak="0">
     <w:nsid w:val="18162C72"/>
     <w:multiLevelType w:val="multilevel"/>
     <w:tmpl w:val="A574CC7A"/>
@@ -26001,7 +28246,7 @@
       </w:rPr>
     </w:lvl>
   </w:abstractNum>
-  <w:abstractNum w:abstractNumId="14" w15:restartNumberingAfterBreak="0">
+  <w:abstractNum w:abstractNumId="15" w15:restartNumberingAfterBreak="0">
     <w:nsid w:val="19116869"/>
     <w:multiLevelType w:val="multilevel"/>
     <w:tmpl w:val="ACA6EA96"/>
@@ -26150,7 +28395,7 @@
       </w:rPr>
     </w:lvl>
   </w:abstractNum>
-  <w:abstractNum w:abstractNumId="15" w15:restartNumberingAfterBreak="0">
+  <w:abstractNum w:abstractNumId="16" w15:restartNumberingAfterBreak="0">
     <w:nsid w:val="1A305887"/>
     <w:multiLevelType w:val="multilevel"/>
     <w:tmpl w:val="F8662186"/>
@@ -26263,7 +28508,7 @@
       </w:pPr>
     </w:lvl>
   </w:abstractNum>
-  <w:abstractNum w:abstractNumId="16" w15:restartNumberingAfterBreak="0">
+  <w:abstractNum w:abstractNumId="17" w15:restartNumberingAfterBreak="0">
     <w:nsid w:val="1AC539C0"/>
     <w:multiLevelType w:val="multilevel"/>
     <w:tmpl w:val="6C7C2E0E"/>
@@ -26412,7 +28657,7 @@
       </w:rPr>
     </w:lvl>
   </w:abstractNum>
-  <w:abstractNum w:abstractNumId="17" w15:restartNumberingAfterBreak="0">
+  <w:abstractNum w:abstractNumId="18" w15:restartNumberingAfterBreak="0">
     <w:nsid w:val="1CE40342"/>
     <w:multiLevelType w:val="multilevel"/>
     <w:tmpl w:val="4DCCE986"/>
@@ -26525,7 +28770,7 @@
       </w:pPr>
     </w:lvl>
   </w:abstractNum>
-  <w:abstractNum w:abstractNumId="18" w15:restartNumberingAfterBreak="0">
+  <w:abstractNum w:abstractNumId="19" w15:restartNumberingAfterBreak="0">
     <w:nsid w:val="1E3C098D"/>
     <w:multiLevelType w:val="multilevel"/>
     <w:tmpl w:val="48CE5DF0"/>
@@ -26674,7 +28919,7 @@
       </w:rPr>
     </w:lvl>
   </w:abstractNum>
-  <w:abstractNum w:abstractNumId="19" w15:restartNumberingAfterBreak="0">
+  <w:abstractNum w:abstractNumId="20" w15:restartNumberingAfterBreak="0">
     <w:nsid w:val="1F5D5E43"/>
     <w:multiLevelType w:val="multilevel"/>
     <w:tmpl w:val="D97E6D82"/>
@@ -26823,7 +29068,7 @@
       </w:rPr>
     </w:lvl>
   </w:abstractNum>
-  <w:abstractNum w:abstractNumId="20" w15:restartNumberingAfterBreak="0">
+  <w:abstractNum w:abstractNumId="21" w15:restartNumberingAfterBreak="0">
     <w:nsid w:val="221A0725"/>
     <w:multiLevelType w:val="multilevel"/>
     <w:tmpl w:val="98208994"/>
@@ -26972,7 +29217,7 @@
       </w:rPr>
     </w:lvl>
   </w:abstractNum>
-  <w:abstractNum w:abstractNumId="21" w15:restartNumberingAfterBreak="0">
+  <w:abstractNum w:abstractNumId="22" w15:restartNumberingAfterBreak="0">
     <w:nsid w:val="236D56D3"/>
     <w:multiLevelType w:val="multilevel"/>
     <w:tmpl w:val="4DD68EF2"/>
@@ -27089,7 +29334,7 @@
       </w:pPr>
     </w:lvl>
   </w:abstractNum>
-  <w:abstractNum w:abstractNumId="22" w15:restartNumberingAfterBreak="0">
+  <w:abstractNum w:abstractNumId="23" w15:restartNumberingAfterBreak="0">
     <w:nsid w:val="24370749"/>
     <w:multiLevelType w:val="multilevel"/>
     <w:tmpl w:val="3CACE358"/>
@@ -27234,7 +29479,7 @@
       </w:rPr>
     </w:lvl>
   </w:abstractNum>
-  <w:abstractNum w:abstractNumId="23" w15:restartNumberingAfterBreak="0">
+  <w:abstractNum w:abstractNumId="24" w15:restartNumberingAfterBreak="0">
     <w:nsid w:val="26BE79BE"/>
     <w:multiLevelType w:val="multilevel"/>
     <w:tmpl w:val="64184666"/>
@@ -27347,7 +29592,7 @@
       </w:pPr>
     </w:lvl>
   </w:abstractNum>
-  <w:abstractNum w:abstractNumId="24" w15:restartNumberingAfterBreak="0">
+  <w:abstractNum w:abstractNumId="25" w15:restartNumberingAfterBreak="0">
     <w:nsid w:val="26E66F52"/>
     <w:multiLevelType w:val="multilevel"/>
     <w:tmpl w:val="C884EC40"/>
@@ -27496,7 +29741,7 @@
       </w:rPr>
     </w:lvl>
   </w:abstractNum>
-  <w:abstractNum w:abstractNumId="25" w15:restartNumberingAfterBreak="0">
+  <w:abstractNum w:abstractNumId="26" w15:restartNumberingAfterBreak="0">
     <w:nsid w:val="29084D0B"/>
     <w:multiLevelType w:val="multilevel"/>
     <w:tmpl w:val="A4167C9E"/>
@@ -27645,7 +29890,7 @@
       </w:rPr>
     </w:lvl>
   </w:abstractNum>
-  <w:abstractNum w:abstractNumId="26" w15:restartNumberingAfterBreak="0">
+  <w:abstractNum w:abstractNumId="27" w15:restartNumberingAfterBreak="0">
     <w:nsid w:val="29E14798"/>
     <w:multiLevelType w:val="multilevel"/>
     <w:tmpl w:val="9C5E49A8"/>
@@ -27794,7 +30039,7 @@
       </w:rPr>
     </w:lvl>
   </w:abstractNum>
-  <w:abstractNum w:abstractNumId="27" w15:restartNumberingAfterBreak="0">
+  <w:abstractNum w:abstractNumId="28" w15:restartNumberingAfterBreak="0">
     <w:nsid w:val="29E90EA7"/>
     <w:multiLevelType w:val="multilevel"/>
     <w:tmpl w:val="94B8D8AE"/>
@@ -27943,7 +30188,305 @@
       </w:rPr>
     </w:lvl>
   </w:abstractNum>
-  <w:abstractNum w:abstractNumId="28" w15:restartNumberingAfterBreak="0">
+  <w:abstractNum w:abstractNumId="29" w15:restartNumberingAfterBreak="0">
+    <w:nsid w:val="2A0B16CD"/>
+    <w:multiLevelType w:val="multilevel"/>
+    <w:tmpl w:val="D0BA2A26"/>
+    <w:lvl w:ilvl="0">
+      <w:start w:val="1"/>
+      <w:numFmt w:val="bullet"/>
+      <w:lvlText w:val=""/>
+      <w:lvlJc w:val="left"/>
+      <w:pPr>
+        <w:tabs>
+          <w:tab w:val="num" w:pos="720"/>
+        </w:tabs>
+        <w:ind w:left="720" w:hanging="360"/>
+      </w:pPr>
+      <w:rPr>
+        <w:rFonts w:ascii="Symbol" w:hAnsi="Symbol" w:hint="default"/>
+        <w:sz w:val="20"/>
+      </w:rPr>
+    </w:lvl>
+    <w:lvl w:ilvl="1" w:tentative="1">
+      <w:start w:val="1"/>
+      <w:numFmt w:val="bullet"/>
+      <w:lvlText w:val="o"/>
+      <w:lvlJc w:val="left"/>
+      <w:pPr>
+        <w:tabs>
+          <w:tab w:val="num" w:pos="1440"/>
+        </w:tabs>
+        <w:ind w:left="1440" w:hanging="360"/>
+      </w:pPr>
+      <w:rPr>
+        <w:rFonts w:ascii="Courier New" w:hAnsi="Courier New" w:hint="default"/>
+        <w:sz w:val="20"/>
+      </w:rPr>
+    </w:lvl>
+    <w:lvl w:ilvl="2" w:tentative="1">
+      <w:start w:val="1"/>
+      <w:numFmt w:val="bullet"/>
+      <w:lvlText w:val=""/>
+      <w:lvlJc w:val="left"/>
+      <w:pPr>
+        <w:tabs>
+          <w:tab w:val="num" w:pos="2160"/>
+        </w:tabs>
+        <w:ind w:left="2160" w:hanging="360"/>
+      </w:pPr>
+      <w:rPr>
+        <w:rFonts w:ascii="Wingdings" w:hAnsi="Wingdings" w:hint="default"/>
+        <w:sz w:val="20"/>
+      </w:rPr>
+    </w:lvl>
+    <w:lvl w:ilvl="3" w:tentative="1">
+      <w:start w:val="1"/>
+      <w:numFmt w:val="bullet"/>
+      <w:lvlText w:val=""/>
+      <w:lvlJc w:val="left"/>
+      <w:pPr>
+        <w:tabs>
+          <w:tab w:val="num" w:pos="2880"/>
+        </w:tabs>
+        <w:ind w:left="2880" w:hanging="360"/>
+      </w:pPr>
+      <w:rPr>
+        <w:rFonts w:ascii="Wingdings" w:hAnsi="Wingdings" w:hint="default"/>
+        <w:sz w:val="20"/>
+      </w:rPr>
+    </w:lvl>
+    <w:lvl w:ilvl="4" w:tentative="1">
+      <w:start w:val="1"/>
+      <w:numFmt w:val="bullet"/>
+      <w:lvlText w:val=""/>
+      <w:lvlJc w:val="left"/>
+      <w:pPr>
+        <w:tabs>
+          <w:tab w:val="num" w:pos="3600"/>
+        </w:tabs>
+        <w:ind w:left="3600" w:hanging="360"/>
+      </w:pPr>
+      <w:rPr>
+        <w:rFonts w:ascii="Wingdings" w:hAnsi="Wingdings" w:hint="default"/>
+        <w:sz w:val="20"/>
+      </w:rPr>
+    </w:lvl>
+    <w:lvl w:ilvl="5" w:tentative="1">
+      <w:start w:val="1"/>
+      <w:numFmt w:val="bullet"/>
+      <w:lvlText w:val=""/>
+      <w:lvlJc w:val="left"/>
+      <w:pPr>
+        <w:tabs>
+          <w:tab w:val="num" w:pos="4320"/>
+        </w:tabs>
+        <w:ind w:left="4320" w:hanging="360"/>
+      </w:pPr>
+      <w:rPr>
+        <w:rFonts w:ascii="Wingdings" w:hAnsi="Wingdings" w:hint="default"/>
+        <w:sz w:val="20"/>
+      </w:rPr>
+    </w:lvl>
+    <w:lvl w:ilvl="6" w:tentative="1">
+      <w:start w:val="1"/>
+      <w:numFmt w:val="bullet"/>
+      <w:lvlText w:val=""/>
+      <w:lvlJc w:val="left"/>
+      <w:pPr>
+        <w:tabs>
+          <w:tab w:val="num" w:pos="5040"/>
+        </w:tabs>
+        <w:ind w:left="5040" w:hanging="360"/>
+      </w:pPr>
+      <w:rPr>
+        <w:rFonts w:ascii="Wingdings" w:hAnsi="Wingdings" w:hint="default"/>
+        <w:sz w:val="20"/>
+      </w:rPr>
+    </w:lvl>
+    <w:lvl w:ilvl="7" w:tentative="1">
+      <w:start w:val="1"/>
+      <w:numFmt w:val="bullet"/>
+      <w:lvlText w:val=""/>
+      <w:lvlJc w:val="left"/>
+      <w:pPr>
+        <w:tabs>
+          <w:tab w:val="num" w:pos="5760"/>
+        </w:tabs>
+        <w:ind w:left="5760" w:hanging="360"/>
+      </w:pPr>
+      <w:rPr>
+        <w:rFonts w:ascii="Wingdings" w:hAnsi="Wingdings" w:hint="default"/>
+        <w:sz w:val="20"/>
+      </w:rPr>
+    </w:lvl>
+    <w:lvl w:ilvl="8" w:tentative="1">
+      <w:start w:val="1"/>
+      <w:numFmt w:val="bullet"/>
+      <w:lvlText w:val=""/>
+      <w:lvlJc w:val="left"/>
+      <w:pPr>
+        <w:tabs>
+          <w:tab w:val="num" w:pos="6480"/>
+        </w:tabs>
+        <w:ind w:left="6480" w:hanging="360"/>
+      </w:pPr>
+      <w:rPr>
+        <w:rFonts w:ascii="Wingdings" w:hAnsi="Wingdings" w:hint="default"/>
+        <w:sz w:val="20"/>
+      </w:rPr>
+    </w:lvl>
+  </w:abstractNum>
+  <w:abstractNum w:abstractNumId="30" w15:restartNumberingAfterBreak="0">
+    <w:nsid w:val="2A0B3239"/>
+    <w:multiLevelType w:val="multilevel"/>
+    <w:tmpl w:val="D136894E"/>
+    <w:lvl w:ilvl="0">
+      <w:start w:val="1"/>
+      <w:numFmt w:val="bullet"/>
+      <w:lvlText w:val=""/>
+      <w:lvlJc w:val="left"/>
+      <w:pPr>
+        <w:tabs>
+          <w:tab w:val="num" w:pos="720"/>
+        </w:tabs>
+        <w:ind w:left="720" w:hanging="360"/>
+      </w:pPr>
+      <w:rPr>
+        <w:rFonts w:ascii="Symbol" w:hAnsi="Symbol" w:hint="default"/>
+        <w:sz w:val="20"/>
+      </w:rPr>
+    </w:lvl>
+    <w:lvl w:ilvl="1" w:tentative="1">
+      <w:start w:val="1"/>
+      <w:numFmt w:val="bullet"/>
+      <w:lvlText w:val="o"/>
+      <w:lvlJc w:val="left"/>
+      <w:pPr>
+        <w:tabs>
+          <w:tab w:val="num" w:pos="1440"/>
+        </w:tabs>
+        <w:ind w:left="1440" w:hanging="360"/>
+      </w:pPr>
+      <w:rPr>
+        <w:rFonts w:ascii="Courier New" w:hAnsi="Courier New" w:hint="default"/>
+        <w:sz w:val="20"/>
+      </w:rPr>
+    </w:lvl>
+    <w:lvl w:ilvl="2" w:tentative="1">
+      <w:start w:val="1"/>
+      <w:numFmt w:val="bullet"/>
+      <w:lvlText w:val=""/>
+      <w:lvlJc w:val="left"/>
+      <w:pPr>
+        <w:tabs>
+          <w:tab w:val="num" w:pos="2160"/>
+        </w:tabs>
+        <w:ind w:left="2160" w:hanging="360"/>
+      </w:pPr>
+      <w:rPr>
+        <w:rFonts w:ascii="Wingdings" w:hAnsi="Wingdings" w:hint="default"/>
+        <w:sz w:val="20"/>
+      </w:rPr>
+    </w:lvl>
+    <w:lvl w:ilvl="3" w:tentative="1">
+      <w:start w:val="1"/>
+      <w:numFmt w:val="bullet"/>
+      <w:lvlText w:val=""/>
+      <w:lvlJc w:val="left"/>
+      <w:pPr>
+        <w:tabs>
+          <w:tab w:val="num" w:pos="2880"/>
+        </w:tabs>
+        <w:ind w:left="2880" w:hanging="360"/>
+      </w:pPr>
+      <w:rPr>
+        <w:rFonts w:ascii="Wingdings" w:hAnsi="Wingdings" w:hint="default"/>
+        <w:sz w:val="20"/>
+      </w:rPr>
+    </w:lvl>
+    <w:lvl w:ilvl="4" w:tentative="1">
+      <w:start w:val="1"/>
+      <w:numFmt w:val="bullet"/>
+      <w:lvlText w:val=""/>
+      <w:lvlJc w:val="left"/>
+      <w:pPr>
+        <w:tabs>
+          <w:tab w:val="num" w:pos="3600"/>
+        </w:tabs>
+        <w:ind w:left="3600" w:hanging="360"/>
+      </w:pPr>
+      <w:rPr>
+        <w:rFonts w:ascii="Wingdings" w:hAnsi="Wingdings" w:hint="default"/>
+        <w:sz w:val="20"/>
+      </w:rPr>
+    </w:lvl>
+    <w:lvl w:ilvl="5" w:tentative="1">
+      <w:start w:val="1"/>
+      <w:numFmt w:val="bullet"/>
+      <w:lvlText w:val=""/>
+      <w:lvlJc w:val="left"/>
+      <w:pPr>
+        <w:tabs>
+          <w:tab w:val="num" w:pos="4320"/>
+        </w:tabs>
+        <w:ind w:left="4320" w:hanging="360"/>
+      </w:pPr>
+      <w:rPr>
+        <w:rFonts w:ascii="Wingdings" w:hAnsi="Wingdings" w:hint="default"/>
+        <w:sz w:val="20"/>
+      </w:rPr>
+    </w:lvl>
+    <w:lvl w:ilvl="6" w:tentative="1">
+      <w:start w:val="1"/>
+      <w:numFmt w:val="bullet"/>
+      <w:lvlText w:val=""/>
+      <w:lvlJc w:val="left"/>
+      <w:pPr>
+        <w:tabs>
+          <w:tab w:val="num" w:pos="5040"/>
+        </w:tabs>
+        <w:ind w:left="5040" w:hanging="360"/>
+      </w:pPr>
+      <w:rPr>
+        <w:rFonts w:ascii="Wingdings" w:hAnsi="Wingdings" w:hint="default"/>
+        <w:sz w:val="20"/>
+      </w:rPr>
+    </w:lvl>
+    <w:lvl w:ilvl="7" w:tentative="1">
+      <w:start w:val="1"/>
+      <w:numFmt w:val="bullet"/>
+      <w:lvlText w:val=""/>
+      <w:lvlJc w:val="left"/>
+      <w:pPr>
+        <w:tabs>
+          <w:tab w:val="num" w:pos="5760"/>
+        </w:tabs>
+        <w:ind w:left="5760" w:hanging="360"/>
+      </w:pPr>
+      <w:rPr>
+        <w:rFonts w:ascii="Wingdings" w:hAnsi="Wingdings" w:hint="default"/>
+        <w:sz w:val="20"/>
+      </w:rPr>
+    </w:lvl>
+    <w:lvl w:ilvl="8" w:tentative="1">
+      <w:start w:val="1"/>
+      <w:numFmt w:val="bullet"/>
+      <w:lvlText w:val=""/>
+      <w:lvlJc w:val="left"/>
+      <w:pPr>
+        <w:tabs>
+          <w:tab w:val="num" w:pos="6480"/>
+        </w:tabs>
+        <w:ind w:left="6480" w:hanging="360"/>
+      </w:pPr>
+      <w:rPr>
+        <w:rFonts w:ascii="Wingdings" w:hAnsi="Wingdings" w:hint="default"/>
+        <w:sz w:val="20"/>
+      </w:rPr>
+    </w:lvl>
+  </w:abstractNum>
+  <w:abstractNum w:abstractNumId="31" w15:restartNumberingAfterBreak="0">
     <w:nsid w:val="2A8F7154"/>
     <w:multiLevelType w:val="multilevel"/>
     <w:tmpl w:val="02640B0C"/>
@@ -28056,7 +30599,7 @@
       </w:pPr>
     </w:lvl>
   </w:abstractNum>
-  <w:abstractNum w:abstractNumId="29" w15:restartNumberingAfterBreak="0">
+  <w:abstractNum w:abstractNumId="32" w15:restartNumberingAfterBreak="0">
     <w:nsid w:val="2AA83398"/>
     <w:multiLevelType w:val="multilevel"/>
     <w:tmpl w:val="1DC8F2AA"/>
@@ -28205,7 +30748,7 @@
       </w:rPr>
     </w:lvl>
   </w:abstractNum>
-  <w:abstractNum w:abstractNumId="30" w15:restartNumberingAfterBreak="0">
+  <w:abstractNum w:abstractNumId="33" w15:restartNumberingAfterBreak="0">
     <w:nsid w:val="2B576EBD"/>
     <w:multiLevelType w:val="multilevel"/>
     <w:tmpl w:val="0B18D494"/>
@@ -28354,7 +30897,7 @@
       </w:rPr>
     </w:lvl>
   </w:abstractNum>
-  <w:abstractNum w:abstractNumId="31" w15:restartNumberingAfterBreak="0">
+  <w:abstractNum w:abstractNumId="34" w15:restartNumberingAfterBreak="0">
     <w:nsid w:val="2B80063B"/>
     <w:multiLevelType w:val="multilevel"/>
     <w:tmpl w:val="5F8858DE"/>
@@ -28503,7 +31046,7 @@
       </w:rPr>
     </w:lvl>
   </w:abstractNum>
-  <w:abstractNum w:abstractNumId="32" w15:restartNumberingAfterBreak="0">
+  <w:abstractNum w:abstractNumId="35" w15:restartNumberingAfterBreak="0">
     <w:nsid w:val="2BFE76B6"/>
     <w:multiLevelType w:val="multilevel"/>
     <w:tmpl w:val="CE46D2C6"/>
@@ -28652,7 +31195,7 @@
       </w:rPr>
     </w:lvl>
   </w:abstractNum>
-  <w:abstractNum w:abstractNumId="33" w15:restartNumberingAfterBreak="0">
+  <w:abstractNum w:abstractNumId="36" w15:restartNumberingAfterBreak="0">
     <w:nsid w:val="2C9A4D0B"/>
     <w:multiLevelType w:val="multilevel"/>
     <w:tmpl w:val="BD96BE0A"/>
@@ -28801,7 +31344,7 @@
       </w:rPr>
     </w:lvl>
   </w:abstractNum>
-  <w:abstractNum w:abstractNumId="34" w15:restartNumberingAfterBreak="0">
+  <w:abstractNum w:abstractNumId="37" w15:restartNumberingAfterBreak="0">
     <w:nsid w:val="2CBC5CE5"/>
     <w:multiLevelType w:val="multilevel"/>
     <w:tmpl w:val="31529FC2"/>
@@ -28950,7 +31493,7 @@
       </w:rPr>
     </w:lvl>
   </w:abstractNum>
-  <w:abstractNum w:abstractNumId="35" w15:restartNumberingAfterBreak="0">
+  <w:abstractNum w:abstractNumId="38" w15:restartNumberingAfterBreak="0">
     <w:nsid w:val="2CDE7550"/>
     <w:multiLevelType w:val="multilevel"/>
     <w:tmpl w:val="A27CFA64"/>
@@ -29099,7 +31642,7 @@
       </w:rPr>
     </w:lvl>
   </w:abstractNum>
-  <w:abstractNum w:abstractNumId="36" w15:restartNumberingAfterBreak="0">
+  <w:abstractNum w:abstractNumId="39" w15:restartNumberingAfterBreak="0">
     <w:nsid w:val="2EBF0E79"/>
     <w:multiLevelType w:val="multilevel"/>
     <w:tmpl w:val="ECEA737C"/>
@@ -29248,7 +31791,7 @@
       </w:rPr>
     </w:lvl>
   </w:abstractNum>
-  <w:abstractNum w:abstractNumId="37" w15:restartNumberingAfterBreak="0">
+  <w:abstractNum w:abstractNumId="40" w15:restartNumberingAfterBreak="0">
     <w:nsid w:val="302E1072"/>
     <w:multiLevelType w:val="multilevel"/>
     <w:tmpl w:val="0FFC92B8"/>
@@ -29397,7 +31940,7 @@
       </w:rPr>
     </w:lvl>
   </w:abstractNum>
-  <w:abstractNum w:abstractNumId="38" w15:restartNumberingAfterBreak="0">
+  <w:abstractNum w:abstractNumId="41" w15:restartNumberingAfterBreak="0">
     <w:nsid w:val="32923569"/>
     <w:multiLevelType w:val="multilevel"/>
     <w:tmpl w:val="60DAE170"/>
@@ -29546,7 +32089,7 @@
       </w:rPr>
     </w:lvl>
   </w:abstractNum>
-  <w:abstractNum w:abstractNumId="39" w15:restartNumberingAfterBreak="0">
+  <w:abstractNum w:abstractNumId="42" w15:restartNumberingAfterBreak="0">
     <w:nsid w:val="345C66C8"/>
     <w:multiLevelType w:val="multilevel"/>
     <w:tmpl w:val="8188E51A"/>
@@ -29659,7 +32202,7 @@
       </w:pPr>
     </w:lvl>
   </w:abstractNum>
-  <w:abstractNum w:abstractNumId="40" w15:restartNumberingAfterBreak="0">
+  <w:abstractNum w:abstractNumId="43" w15:restartNumberingAfterBreak="0">
     <w:nsid w:val="34EA360B"/>
     <w:multiLevelType w:val="multilevel"/>
     <w:tmpl w:val="F3B02FCC"/>
@@ -29808,7 +32351,156 @@
       </w:rPr>
     </w:lvl>
   </w:abstractNum>
-  <w:abstractNum w:abstractNumId="41" w15:restartNumberingAfterBreak="0">
+  <w:abstractNum w:abstractNumId="44" w15:restartNumberingAfterBreak="0">
+    <w:nsid w:val="38711387"/>
+    <w:multiLevelType w:val="multilevel"/>
+    <w:tmpl w:val="8B3629A2"/>
+    <w:lvl w:ilvl="0">
+      <w:start w:val="1"/>
+      <w:numFmt w:val="bullet"/>
+      <w:lvlText w:val=""/>
+      <w:lvlJc w:val="left"/>
+      <w:pPr>
+        <w:tabs>
+          <w:tab w:val="num" w:pos="720"/>
+        </w:tabs>
+        <w:ind w:left="720" w:hanging="360"/>
+      </w:pPr>
+      <w:rPr>
+        <w:rFonts w:ascii="Symbol" w:hAnsi="Symbol" w:hint="default"/>
+        <w:sz w:val="20"/>
+      </w:rPr>
+    </w:lvl>
+    <w:lvl w:ilvl="1">
+      <w:start w:val="1"/>
+      <w:numFmt w:val="bullet"/>
+      <w:lvlText w:val="o"/>
+      <w:lvlJc w:val="left"/>
+      <w:pPr>
+        <w:tabs>
+          <w:tab w:val="num" w:pos="1440"/>
+        </w:tabs>
+        <w:ind w:left="1440" w:hanging="360"/>
+      </w:pPr>
+      <w:rPr>
+        <w:rFonts w:ascii="Courier New" w:hAnsi="Courier New" w:hint="default"/>
+        <w:sz w:val="20"/>
+      </w:rPr>
+    </w:lvl>
+    <w:lvl w:ilvl="2" w:tentative="1">
+      <w:start w:val="1"/>
+      <w:numFmt w:val="bullet"/>
+      <w:lvlText w:val=""/>
+      <w:lvlJc w:val="left"/>
+      <w:pPr>
+        <w:tabs>
+          <w:tab w:val="num" w:pos="2160"/>
+        </w:tabs>
+        <w:ind w:left="2160" w:hanging="360"/>
+      </w:pPr>
+      <w:rPr>
+        <w:rFonts w:ascii="Wingdings" w:hAnsi="Wingdings" w:hint="default"/>
+        <w:sz w:val="20"/>
+      </w:rPr>
+    </w:lvl>
+    <w:lvl w:ilvl="3" w:tentative="1">
+      <w:start w:val="1"/>
+      <w:numFmt w:val="bullet"/>
+      <w:lvlText w:val=""/>
+      <w:lvlJc w:val="left"/>
+      <w:pPr>
+        <w:tabs>
+          <w:tab w:val="num" w:pos="2880"/>
+        </w:tabs>
+        <w:ind w:left="2880" w:hanging="360"/>
+      </w:pPr>
+      <w:rPr>
+        <w:rFonts w:ascii="Wingdings" w:hAnsi="Wingdings" w:hint="default"/>
+        <w:sz w:val="20"/>
+      </w:rPr>
+    </w:lvl>
+    <w:lvl w:ilvl="4" w:tentative="1">
+      <w:start w:val="1"/>
+      <w:numFmt w:val="bullet"/>
+      <w:lvlText w:val=""/>
+      <w:lvlJc w:val="left"/>
+      <w:pPr>
+        <w:tabs>
+          <w:tab w:val="num" w:pos="3600"/>
+        </w:tabs>
+        <w:ind w:left="3600" w:hanging="360"/>
+      </w:pPr>
+      <w:rPr>
+        <w:rFonts w:ascii="Wingdings" w:hAnsi="Wingdings" w:hint="default"/>
+        <w:sz w:val="20"/>
+      </w:rPr>
+    </w:lvl>
+    <w:lvl w:ilvl="5" w:tentative="1">
+      <w:start w:val="1"/>
+      <w:numFmt w:val="bullet"/>
+      <w:lvlText w:val=""/>
+      <w:lvlJc w:val="left"/>
+      <w:pPr>
+        <w:tabs>
+          <w:tab w:val="num" w:pos="4320"/>
+        </w:tabs>
+        <w:ind w:left="4320" w:hanging="360"/>
+      </w:pPr>
+      <w:rPr>
+        <w:rFonts w:ascii="Wingdings" w:hAnsi="Wingdings" w:hint="default"/>
+        <w:sz w:val="20"/>
+      </w:rPr>
+    </w:lvl>
+    <w:lvl w:ilvl="6" w:tentative="1">
+      <w:start w:val="1"/>
+      <w:numFmt w:val="bullet"/>
+      <w:lvlText w:val=""/>
+      <w:lvlJc w:val="left"/>
+      <w:pPr>
+        <w:tabs>
+          <w:tab w:val="num" w:pos="5040"/>
+        </w:tabs>
+        <w:ind w:left="5040" w:hanging="360"/>
+      </w:pPr>
+      <w:rPr>
+        <w:rFonts w:ascii="Wingdings" w:hAnsi="Wingdings" w:hint="default"/>
+        <w:sz w:val="20"/>
+      </w:rPr>
+    </w:lvl>
+    <w:lvl w:ilvl="7" w:tentative="1">
+      <w:start w:val="1"/>
+      <w:numFmt w:val="bullet"/>
+      <w:lvlText w:val=""/>
+      <w:lvlJc w:val="left"/>
+      <w:pPr>
+        <w:tabs>
+          <w:tab w:val="num" w:pos="5760"/>
+        </w:tabs>
+        <w:ind w:left="5760" w:hanging="360"/>
+      </w:pPr>
+      <w:rPr>
+        <w:rFonts w:ascii="Wingdings" w:hAnsi="Wingdings" w:hint="default"/>
+        <w:sz w:val="20"/>
+      </w:rPr>
+    </w:lvl>
+    <w:lvl w:ilvl="8" w:tentative="1">
+      <w:start w:val="1"/>
+      <w:numFmt w:val="bullet"/>
+      <w:lvlText w:val=""/>
+      <w:lvlJc w:val="left"/>
+      <w:pPr>
+        <w:tabs>
+          <w:tab w:val="num" w:pos="6480"/>
+        </w:tabs>
+        <w:ind w:left="6480" w:hanging="360"/>
+      </w:pPr>
+      <w:rPr>
+        <w:rFonts w:ascii="Wingdings" w:hAnsi="Wingdings" w:hint="default"/>
+        <w:sz w:val="20"/>
+      </w:rPr>
+    </w:lvl>
+  </w:abstractNum>
+  <w:abstractNum w:abstractNumId="45" w15:restartNumberingAfterBreak="0">
     <w:nsid w:val="3A114C4F"/>
     <w:multiLevelType w:val="multilevel"/>
     <w:tmpl w:val="81E6B68C"/>
@@ -29957,7 +32649,7 @@
       </w:rPr>
     </w:lvl>
   </w:abstractNum>
-  <w:abstractNum w:abstractNumId="42" w15:restartNumberingAfterBreak="0">
+  <w:abstractNum w:abstractNumId="46" w15:restartNumberingAfterBreak="0">
     <w:nsid w:val="3B932CA4"/>
     <w:multiLevelType w:val="multilevel"/>
     <w:tmpl w:val="A738BF8C"/>
@@ -30106,7 +32798,7 @@
       </w:rPr>
     </w:lvl>
   </w:abstractNum>
-  <w:abstractNum w:abstractNumId="43" w15:restartNumberingAfterBreak="0">
+  <w:abstractNum w:abstractNumId="47" w15:restartNumberingAfterBreak="0">
     <w:nsid w:val="3C0E1CE2"/>
     <w:multiLevelType w:val="multilevel"/>
     <w:tmpl w:val="8806DA92"/>
@@ -30219,7 +32911,7 @@
       </w:pPr>
     </w:lvl>
   </w:abstractNum>
-  <w:abstractNum w:abstractNumId="44" w15:restartNumberingAfterBreak="0">
+  <w:abstractNum w:abstractNumId="48" w15:restartNumberingAfterBreak="0">
     <w:nsid w:val="3C6076E1"/>
     <w:multiLevelType w:val="multilevel"/>
     <w:tmpl w:val="E1D0AC82"/>
@@ -30368,7 +33060,7 @@
       </w:rPr>
     </w:lvl>
   </w:abstractNum>
-  <w:abstractNum w:abstractNumId="45" w15:restartNumberingAfterBreak="0">
+  <w:abstractNum w:abstractNumId="49" w15:restartNumberingAfterBreak="0">
     <w:nsid w:val="3D0C3A45"/>
     <w:multiLevelType w:val="multilevel"/>
     <w:tmpl w:val="763A24E4"/>
@@ -30517,7 +33209,7 @@
       </w:rPr>
     </w:lvl>
   </w:abstractNum>
-  <w:abstractNum w:abstractNumId="46" w15:restartNumberingAfterBreak="0">
+  <w:abstractNum w:abstractNumId="50" w15:restartNumberingAfterBreak="0">
     <w:nsid w:val="3EEC227F"/>
     <w:multiLevelType w:val="multilevel"/>
     <w:tmpl w:val="4CA848FC"/>
@@ -30630,7 +33322,7 @@
       </w:pPr>
     </w:lvl>
   </w:abstractNum>
-  <w:abstractNum w:abstractNumId="47" w15:restartNumberingAfterBreak="0">
+  <w:abstractNum w:abstractNumId="51" w15:restartNumberingAfterBreak="0">
     <w:nsid w:val="3F2B214C"/>
     <w:multiLevelType w:val="multilevel"/>
     <w:tmpl w:val="328ECCF4"/>
@@ -30779,7 +33471,7 @@
       </w:rPr>
     </w:lvl>
   </w:abstractNum>
-  <w:abstractNum w:abstractNumId="48" w15:restartNumberingAfterBreak="0">
+  <w:abstractNum w:abstractNumId="52" w15:restartNumberingAfterBreak="0">
     <w:nsid w:val="40A237AD"/>
     <w:multiLevelType w:val="multilevel"/>
     <w:tmpl w:val="55DC3488"/>
@@ -30928,7 +33620,7 @@
       </w:rPr>
     </w:lvl>
   </w:abstractNum>
-  <w:abstractNum w:abstractNumId="49" w15:restartNumberingAfterBreak="0">
+  <w:abstractNum w:abstractNumId="53" w15:restartNumberingAfterBreak="0">
     <w:nsid w:val="41370EF9"/>
     <w:multiLevelType w:val="multilevel"/>
     <w:tmpl w:val="18B2A5E4"/>
@@ -31077,7 +33769,7 @@
       </w:rPr>
     </w:lvl>
   </w:abstractNum>
-  <w:abstractNum w:abstractNumId="50" w15:restartNumberingAfterBreak="0">
+  <w:abstractNum w:abstractNumId="54" w15:restartNumberingAfterBreak="0">
     <w:nsid w:val="41616AB2"/>
     <w:multiLevelType w:val="multilevel"/>
     <w:tmpl w:val="D9B0C98C"/>
@@ -31226,7 +33918,7 @@
       </w:rPr>
     </w:lvl>
   </w:abstractNum>
-  <w:abstractNum w:abstractNumId="51" w15:restartNumberingAfterBreak="0">
+  <w:abstractNum w:abstractNumId="55" w15:restartNumberingAfterBreak="0">
     <w:nsid w:val="43281723"/>
     <w:multiLevelType w:val="multilevel"/>
     <w:tmpl w:val="82CA2652"/>
@@ -31375,7 +34067,7 @@
       </w:rPr>
     </w:lvl>
   </w:abstractNum>
-  <w:abstractNum w:abstractNumId="52" w15:restartNumberingAfterBreak="0">
+  <w:abstractNum w:abstractNumId="56" w15:restartNumberingAfterBreak="0">
     <w:nsid w:val="453F47A0"/>
     <w:multiLevelType w:val="multilevel"/>
     <w:tmpl w:val="1E947550"/>
@@ -31524,7 +34216,7 @@
       </w:rPr>
     </w:lvl>
   </w:abstractNum>
-  <w:abstractNum w:abstractNumId="53" w15:restartNumberingAfterBreak="0">
+  <w:abstractNum w:abstractNumId="57" w15:restartNumberingAfterBreak="0">
     <w:nsid w:val="49371508"/>
     <w:multiLevelType w:val="multilevel"/>
     <w:tmpl w:val="0186BE9E"/>
@@ -31673,7 +34365,156 @@
       </w:rPr>
     </w:lvl>
   </w:abstractNum>
-  <w:abstractNum w:abstractNumId="54" w15:restartNumberingAfterBreak="0">
+  <w:abstractNum w:abstractNumId="58" w15:restartNumberingAfterBreak="0">
+    <w:nsid w:val="4A090444"/>
+    <w:multiLevelType w:val="multilevel"/>
+    <w:tmpl w:val="8B3CDE66"/>
+    <w:lvl w:ilvl="0">
+      <w:start w:val="1"/>
+      <w:numFmt w:val="bullet"/>
+      <w:lvlText w:val=""/>
+      <w:lvlJc w:val="left"/>
+      <w:pPr>
+        <w:tabs>
+          <w:tab w:val="num" w:pos="720"/>
+        </w:tabs>
+        <w:ind w:left="720" w:hanging="360"/>
+      </w:pPr>
+      <w:rPr>
+        <w:rFonts w:ascii="Symbol" w:hAnsi="Symbol" w:hint="default"/>
+        <w:sz w:val="20"/>
+      </w:rPr>
+    </w:lvl>
+    <w:lvl w:ilvl="1" w:tentative="1">
+      <w:start w:val="1"/>
+      <w:numFmt w:val="bullet"/>
+      <w:lvlText w:val="o"/>
+      <w:lvlJc w:val="left"/>
+      <w:pPr>
+        <w:tabs>
+          <w:tab w:val="num" w:pos="1440"/>
+        </w:tabs>
+        <w:ind w:left="1440" w:hanging="360"/>
+      </w:pPr>
+      <w:rPr>
+        <w:rFonts w:ascii="Courier New" w:hAnsi="Courier New" w:hint="default"/>
+        <w:sz w:val="20"/>
+      </w:rPr>
+    </w:lvl>
+    <w:lvl w:ilvl="2" w:tentative="1">
+      <w:start w:val="1"/>
+      <w:numFmt w:val="bullet"/>
+      <w:lvlText w:val=""/>
+      <w:lvlJc w:val="left"/>
+      <w:pPr>
+        <w:tabs>
+          <w:tab w:val="num" w:pos="2160"/>
+        </w:tabs>
+        <w:ind w:left="2160" w:hanging="360"/>
+      </w:pPr>
+      <w:rPr>
+        <w:rFonts w:ascii="Wingdings" w:hAnsi="Wingdings" w:hint="default"/>
+        <w:sz w:val="20"/>
+      </w:rPr>
+    </w:lvl>
+    <w:lvl w:ilvl="3" w:tentative="1">
+      <w:start w:val="1"/>
+      <w:numFmt w:val="bullet"/>
+      <w:lvlText w:val=""/>
+      <w:lvlJc w:val="left"/>
+      <w:pPr>
+        <w:tabs>
+          <w:tab w:val="num" w:pos="2880"/>
+        </w:tabs>
+        <w:ind w:left="2880" w:hanging="360"/>
+      </w:pPr>
+      <w:rPr>
+        <w:rFonts w:ascii="Wingdings" w:hAnsi="Wingdings" w:hint="default"/>
+        <w:sz w:val="20"/>
+      </w:rPr>
+    </w:lvl>
+    <w:lvl w:ilvl="4" w:tentative="1">
+      <w:start w:val="1"/>
+      <w:numFmt w:val="bullet"/>
+      <w:lvlText w:val=""/>
+      <w:lvlJc w:val="left"/>
+      <w:pPr>
+        <w:tabs>
+          <w:tab w:val="num" w:pos="3600"/>
+        </w:tabs>
+        <w:ind w:left="3600" w:hanging="360"/>
+      </w:pPr>
+      <w:rPr>
+        <w:rFonts w:ascii="Wingdings" w:hAnsi="Wingdings" w:hint="default"/>
+        <w:sz w:val="20"/>
+      </w:rPr>
+    </w:lvl>
+    <w:lvl w:ilvl="5" w:tentative="1">
+      <w:start w:val="1"/>
+      <w:numFmt w:val="bullet"/>
+      <w:lvlText w:val=""/>
+      <w:lvlJc w:val="left"/>
+      <w:pPr>
+        <w:tabs>
+          <w:tab w:val="num" w:pos="4320"/>
+        </w:tabs>
+        <w:ind w:left="4320" w:hanging="360"/>
+      </w:pPr>
+      <w:rPr>
+        <w:rFonts w:ascii="Wingdings" w:hAnsi="Wingdings" w:hint="default"/>
+        <w:sz w:val="20"/>
+      </w:rPr>
+    </w:lvl>
+    <w:lvl w:ilvl="6" w:tentative="1">
+      <w:start w:val="1"/>
+      <w:numFmt w:val="bullet"/>
+      <w:lvlText w:val=""/>
+      <w:lvlJc w:val="left"/>
+      <w:pPr>
+        <w:tabs>
+          <w:tab w:val="num" w:pos="5040"/>
+        </w:tabs>
+        <w:ind w:left="5040" w:hanging="360"/>
+      </w:pPr>
+      <w:rPr>
+        <w:rFonts w:ascii="Wingdings" w:hAnsi="Wingdings" w:hint="default"/>
+        <w:sz w:val="20"/>
+      </w:rPr>
+    </w:lvl>
+    <w:lvl w:ilvl="7" w:tentative="1">
+      <w:start w:val="1"/>
+      <w:numFmt w:val="bullet"/>
+      <w:lvlText w:val=""/>
+      <w:lvlJc w:val="left"/>
+      <w:pPr>
+        <w:tabs>
+          <w:tab w:val="num" w:pos="5760"/>
+        </w:tabs>
+        <w:ind w:left="5760" w:hanging="360"/>
+      </w:pPr>
+      <w:rPr>
+        <w:rFonts w:ascii="Wingdings" w:hAnsi="Wingdings" w:hint="default"/>
+        <w:sz w:val="20"/>
+      </w:rPr>
+    </w:lvl>
+    <w:lvl w:ilvl="8" w:tentative="1">
+      <w:start w:val="1"/>
+      <w:numFmt w:val="bullet"/>
+      <w:lvlText w:val=""/>
+      <w:lvlJc w:val="left"/>
+      <w:pPr>
+        <w:tabs>
+          <w:tab w:val="num" w:pos="6480"/>
+        </w:tabs>
+        <w:ind w:left="6480" w:hanging="360"/>
+      </w:pPr>
+      <w:rPr>
+        <w:rFonts w:ascii="Wingdings" w:hAnsi="Wingdings" w:hint="default"/>
+        <w:sz w:val="20"/>
+      </w:rPr>
+    </w:lvl>
+  </w:abstractNum>
+  <w:abstractNum w:abstractNumId="59" w15:restartNumberingAfterBreak="0">
     <w:nsid w:val="4DBA2F3E"/>
     <w:multiLevelType w:val="multilevel"/>
     <w:tmpl w:val="314697D6"/>
@@ -31822,7 +34663,7 @@
       </w:rPr>
     </w:lvl>
   </w:abstractNum>
-  <w:abstractNum w:abstractNumId="55" w15:restartNumberingAfterBreak="0">
+  <w:abstractNum w:abstractNumId="60" w15:restartNumberingAfterBreak="0">
     <w:nsid w:val="4E111884"/>
     <w:multiLevelType w:val="multilevel"/>
     <w:tmpl w:val="8AB27A18"/>
@@ -31935,7 +34776,7 @@
       </w:pPr>
     </w:lvl>
   </w:abstractNum>
-  <w:abstractNum w:abstractNumId="56" w15:restartNumberingAfterBreak="0">
+  <w:abstractNum w:abstractNumId="61" w15:restartNumberingAfterBreak="0">
     <w:nsid w:val="4F541E4E"/>
     <w:multiLevelType w:val="multilevel"/>
     <w:tmpl w:val="A6126970"/>
@@ -32084,7 +34925,7 @@
       </w:rPr>
     </w:lvl>
   </w:abstractNum>
-  <w:abstractNum w:abstractNumId="57" w15:restartNumberingAfterBreak="0">
+  <w:abstractNum w:abstractNumId="62" w15:restartNumberingAfterBreak="0">
     <w:nsid w:val="507A2F7E"/>
     <w:multiLevelType w:val="multilevel"/>
     <w:tmpl w:val="79D2FCCA"/>
@@ -32233,7 +35074,7 @@
       </w:rPr>
     </w:lvl>
   </w:abstractNum>
-  <w:abstractNum w:abstractNumId="58" w15:restartNumberingAfterBreak="0">
+  <w:abstractNum w:abstractNumId="63" w15:restartNumberingAfterBreak="0">
     <w:nsid w:val="51ED42FA"/>
     <w:multiLevelType w:val="multilevel"/>
     <w:tmpl w:val="54B060BC"/>
@@ -32382,7 +35223,7 @@
       </w:rPr>
     </w:lvl>
   </w:abstractNum>
-  <w:abstractNum w:abstractNumId="59" w15:restartNumberingAfterBreak="0">
+  <w:abstractNum w:abstractNumId="64" w15:restartNumberingAfterBreak="0">
     <w:nsid w:val="525F52A9"/>
     <w:multiLevelType w:val="multilevel"/>
     <w:tmpl w:val="B39E6D0A"/>
@@ -32531,7 +35372,7 @@
       </w:rPr>
     </w:lvl>
   </w:abstractNum>
-  <w:abstractNum w:abstractNumId="60" w15:restartNumberingAfterBreak="0">
+  <w:abstractNum w:abstractNumId="65" w15:restartNumberingAfterBreak="0">
     <w:nsid w:val="53897B57"/>
     <w:multiLevelType w:val="multilevel"/>
     <w:tmpl w:val="3C281954"/>
@@ -32680,7 +35521,7 @@
       </w:rPr>
     </w:lvl>
   </w:abstractNum>
-  <w:abstractNum w:abstractNumId="61" w15:restartNumberingAfterBreak="0">
+  <w:abstractNum w:abstractNumId="66" w15:restartNumberingAfterBreak="0">
     <w:nsid w:val="54F1714A"/>
     <w:multiLevelType w:val="multilevel"/>
     <w:tmpl w:val="FDB6B2DC"/>
@@ -32829,7 +35670,7 @@
       </w:rPr>
     </w:lvl>
   </w:abstractNum>
-  <w:abstractNum w:abstractNumId="62" w15:restartNumberingAfterBreak="0">
+  <w:abstractNum w:abstractNumId="67" w15:restartNumberingAfterBreak="0">
     <w:nsid w:val="56A964C1"/>
     <w:multiLevelType w:val="multilevel"/>
     <w:tmpl w:val="0D3AB7FE"/>
@@ -32978,7 +35819,7 @@
       </w:rPr>
     </w:lvl>
   </w:abstractNum>
-  <w:abstractNum w:abstractNumId="63" w15:restartNumberingAfterBreak="0">
+  <w:abstractNum w:abstractNumId="68" w15:restartNumberingAfterBreak="0">
     <w:nsid w:val="57B90FFA"/>
     <w:multiLevelType w:val="multilevel"/>
     <w:tmpl w:val="5FA84584"/>
@@ -33127,7 +35968,7 @@
       </w:rPr>
     </w:lvl>
   </w:abstractNum>
-  <w:abstractNum w:abstractNumId="64" w15:restartNumberingAfterBreak="0">
+  <w:abstractNum w:abstractNumId="69" w15:restartNumberingAfterBreak="0">
     <w:nsid w:val="58417512"/>
     <w:multiLevelType w:val="multilevel"/>
     <w:tmpl w:val="E5C8CF3C"/>
@@ -33276,7 +36117,7 @@
       </w:rPr>
     </w:lvl>
   </w:abstractNum>
-  <w:abstractNum w:abstractNumId="65" w15:restartNumberingAfterBreak="0">
+  <w:abstractNum w:abstractNumId="70" w15:restartNumberingAfterBreak="0">
     <w:nsid w:val="58451099"/>
     <w:multiLevelType w:val="multilevel"/>
     <w:tmpl w:val="D86AE340"/>
@@ -33425,7 +36266,7 @@
       </w:rPr>
     </w:lvl>
   </w:abstractNum>
-  <w:abstractNum w:abstractNumId="66" w15:restartNumberingAfterBreak="0">
+  <w:abstractNum w:abstractNumId="71" w15:restartNumberingAfterBreak="0">
     <w:nsid w:val="58B56E0D"/>
     <w:multiLevelType w:val="multilevel"/>
     <w:tmpl w:val="4AE0C0AA"/>
@@ -33574,7 +36415,7 @@
       </w:rPr>
     </w:lvl>
   </w:abstractNum>
-  <w:abstractNum w:abstractNumId="67" w15:restartNumberingAfterBreak="0">
+  <w:abstractNum w:abstractNumId="72" w15:restartNumberingAfterBreak="0">
     <w:nsid w:val="58BC5C46"/>
     <w:multiLevelType w:val="multilevel"/>
     <w:tmpl w:val="65249C42"/>
@@ -33723,7 +36564,7 @@
       </w:rPr>
     </w:lvl>
   </w:abstractNum>
-  <w:abstractNum w:abstractNumId="68" w15:restartNumberingAfterBreak="0">
+  <w:abstractNum w:abstractNumId="73" w15:restartNumberingAfterBreak="0">
     <w:nsid w:val="591A067A"/>
     <w:multiLevelType w:val="multilevel"/>
     <w:tmpl w:val="55483EE6"/>
@@ -33872,7 +36713,156 @@
       </w:rPr>
     </w:lvl>
   </w:abstractNum>
-  <w:abstractNum w:abstractNumId="69" w15:restartNumberingAfterBreak="0">
+  <w:abstractNum w:abstractNumId="74" w15:restartNumberingAfterBreak="0">
+    <w:nsid w:val="597F24A0"/>
+    <w:multiLevelType w:val="multilevel"/>
+    <w:tmpl w:val="8376BC0C"/>
+    <w:lvl w:ilvl="0">
+      <w:start w:val="1"/>
+      <w:numFmt w:val="bullet"/>
+      <w:lvlText w:val=""/>
+      <w:lvlJc w:val="left"/>
+      <w:pPr>
+        <w:tabs>
+          <w:tab w:val="num" w:pos="720"/>
+        </w:tabs>
+        <w:ind w:left="720" w:hanging="360"/>
+      </w:pPr>
+      <w:rPr>
+        <w:rFonts w:ascii="Symbol" w:hAnsi="Symbol" w:hint="default"/>
+        <w:sz w:val="20"/>
+      </w:rPr>
+    </w:lvl>
+    <w:lvl w:ilvl="1">
+      <w:start w:val="1"/>
+      <w:numFmt w:val="bullet"/>
+      <w:lvlText w:val="o"/>
+      <w:lvlJc w:val="left"/>
+      <w:pPr>
+        <w:tabs>
+          <w:tab w:val="num" w:pos="1440"/>
+        </w:tabs>
+        <w:ind w:left="1440" w:hanging="360"/>
+      </w:pPr>
+      <w:rPr>
+        <w:rFonts w:ascii="Courier New" w:hAnsi="Courier New" w:hint="default"/>
+        <w:sz w:val="20"/>
+      </w:rPr>
+    </w:lvl>
+    <w:lvl w:ilvl="2" w:tentative="1">
+      <w:start w:val="1"/>
+      <w:numFmt w:val="bullet"/>
+      <w:lvlText w:val=""/>
+      <w:lvlJc w:val="left"/>
+      <w:pPr>
+        <w:tabs>
+          <w:tab w:val="num" w:pos="2160"/>
+        </w:tabs>
+        <w:ind w:left="2160" w:hanging="360"/>
+      </w:pPr>
+      <w:rPr>
+        <w:rFonts w:ascii="Wingdings" w:hAnsi="Wingdings" w:hint="default"/>
+        <w:sz w:val="20"/>
+      </w:rPr>
+    </w:lvl>
+    <w:lvl w:ilvl="3" w:tentative="1">
+      <w:start w:val="1"/>
+      <w:numFmt w:val="bullet"/>
+      <w:lvlText w:val=""/>
+      <w:lvlJc w:val="left"/>
+      <w:pPr>
+        <w:tabs>
+          <w:tab w:val="num" w:pos="2880"/>
+        </w:tabs>
+        <w:ind w:left="2880" w:hanging="360"/>
+      </w:pPr>
+      <w:rPr>
+        <w:rFonts w:ascii="Wingdings" w:hAnsi="Wingdings" w:hint="default"/>
+        <w:sz w:val="20"/>
+      </w:rPr>
+    </w:lvl>
+    <w:lvl w:ilvl="4" w:tentative="1">
+      <w:start w:val="1"/>
+      <w:numFmt w:val="bullet"/>
+      <w:lvlText w:val=""/>
+      <w:lvlJc w:val="left"/>
+      <w:pPr>
+        <w:tabs>
+          <w:tab w:val="num" w:pos="3600"/>
+        </w:tabs>
+        <w:ind w:left="3600" w:hanging="360"/>
+      </w:pPr>
+      <w:rPr>
+        <w:rFonts w:ascii="Wingdings" w:hAnsi="Wingdings" w:hint="default"/>
+        <w:sz w:val="20"/>
+      </w:rPr>
+    </w:lvl>
+    <w:lvl w:ilvl="5" w:tentative="1">
+      <w:start w:val="1"/>
+      <w:numFmt w:val="bullet"/>
+      <w:lvlText w:val=""/>
+      <w:lvlJc w:val="left"/>
+      <w:pPr>
+        <w:tabs>
+          <w:tab w:val="num" w:pos="4320"/>
+        </w:tabs>
+        <w:ind w:left="4320" w:hanging="360"/>
+      </w:pPr>
+      <w:rPr>
+        <w:rFonts w:ascii="Wingdings" w:hAnsi="Wingdings" w:hint="default"/>
+        <w:sz w:val="20"/>
+      </w:rPr>
+    </w:lvl>
+    <w:lvl w:ilvl="6" w:tentative="1">
+      <w:start w:val="1"/>
+      <w:numFmt w:val="bullet"/>
+      <w:lvlText w:val=""/>
+      <w:lvlJc w:val="left"/>
+      <w:pPr>
+        <w:tabs>
+          <w:tab w:val="num" w:pos="5040"/>
+        </w:tabs>
+        <w:ind w:left="5040" w:hanging="360"/>
+      </w:pPr>
+      <w:rPr>
+        <w:rFonts w:ascii="Wingdings" w:hAnsi="Wingdings" w:hint="default"/>
+        <w:sz w:val="20"/>
+      </w:rPr>
+    </w:lvl>
+    <w:lvl w:ilvl="7" w:tentative="1">
+      <w:start w:val="1"/>
+      <w:numFmt w:val="bullet"/>
+      <w:lvlText w:val=""/>
+      <w:lvlJc w:val="left"/>
+      <w:pPr>
+        <w:tabs>
+          <w:tab w:val="num" w:pos="5760"/>
+        </w:tabs>
+        <w:ind w:left="5760" w:hanging="360"/>
+      </w:pPr>
+      <w:rPr>
+        <w:rFonts w:ascii="Wingdings" w:hAnsi="Wingdings" w:hint="default"/>
+        <w:sz w:val="20"/>
+      </w:rPr>
+    </w:lvl>
+    <w:lvl w:ilvl="8" w:tentative="1">
+      <w:start w:val="1"/>
+      <w:numFmt w:val="bullet"/>
+      <w:lvlText w:val=""/>
+      <w:lvlJc w:val="left"/>
+      <w:pPr>
+        <w:tabs>
+          <w:tab w:val="num" w:pos="6480"/>
+        </w:tabs>
+        <w:ind w:left="6480" w:hanging="360"/>
+      </w:pPr>
+      <w:rPr>
+        <w:rFonts w:ascii="Wingdings" w:hAnsi="Wingdings" w:hint="default"/>
+        <w:sz w:val="20"/>
+      </w:rPr>
+    </w:lvl>
+  </w:abstractNum>
+  <w:abstractNum w:abstractNumId="75" w15:restartNumberingAfterBreak="0">
     <w:nsid w:val="59D92615"/>
     <w:multiLevelType w:val="multilevel"/>
     <w:tmpl w:val="60D8A904"/>
@@ -34021,7 +37011,7 @@
       </w:rPr>
     </w:lvl>
   </w:abstractNum>
-  <w:abstractNum w:abstractNumId="70" w15:restartNumberingAfterBreak="0">
+  <w:abstractNum w:abstractNumId="76" w15:restartNumberingAfterBreak="0">
     <w:nsid w:val="5CDB77C7"/>
     <w:multiLevelType w:val="multilevel"/>
     <w:tmpl w:val="D21C076A"/>
@@ -34170,7 +37160,7 @@
       </w:rPr>
     </w:lvl>
   </w:abstractNum>
-  <w:abstractNum w:abstractNumId="71" w15:restartNumberingAfterBreak="0">
+  <w:abstractNum w:abstractNumId="77" w15:restartNumberingAfterBreak="0">
     <w:nsid w:val="5CE766FE"/>
     <w:multiLevelType w:val="multilevel"/>
     <w:tmpl w:val="DA069C1C"/>
@@ -34319,7 +37309,7 @@
       </w:rPr>
     </w:lvl>
   </w:abstractNum>
-  <w:abstractNum w:abstractNumId="72" w15:restartNumberingAfterBreak="0">
+  <w:abstractNum w:abstractNumId="78" w15:restartNumberingAfterBreak="0">
     <w:nsid w:val="5D4D11FF"/>
     <w:multiLevelType w:val="multilevel"/>
     <w:tmpl w:val="2D741908"/>
@@ -34468,7 +37458,7 @@
       </w:rPr>
     </w:lvl>
   </w:abstractNum>
-  <w:abstractNum w:abstractNumId="73" w15:restartNumberingAfterBreak="0">
+  <w:abstractNum w:abstractNumId="79" w15:restartNumberingAfterBreak="0">
     <w:nsid w:val="5DD631AB"/>
     <w:multiLevelType w:val="multilevel"/>
     <w:tmpl w:val="3094F6E2"/>
@@ -34617,7 +37607,7 @@
       </w:rPr>
     </w:lvl>
   </w:abstractNum>
-  <w:abstractNum w:abstractNumId="74" w15:restartNumberingAfterBreak="0">
+  <w:abstractNum w:abstractNumId="80" w15:restartNumberingAfterBreak="0">
     <w:nsid w:val="5F435564"/>
     <w:multiLevelType w:val="multilevel"/>
     <w:tmpl w:val="32403E32"/>
@@ -34766,7 +37756,7 @@
       </w:rPr>
     </w:lvl>
   </w:abstractNum>
-  <w:abstractNum w:abstractNumId="75" w15:restartNumberingAfterBreak="0">
+  <w:abstractNum w:abstractNumId="81" w15:restartNumberingAfterBreak="0">
     <w:nsid w:val="61B17E98"/>
     <w:multiLevelType w:val="multilevel"/>
     <w:tmpl w:val="B27488CE"/>
@@ -34883,7 +37873,120 @@
       </w:pPr>
     </w:lvl>
   </w:abstractNum>
-  <w:abstractNum w:abstractNumId="76" w15:restartNumberingAfterBreak="0">
+  <w:abstractNum w:abstractNumId="82" w15:restartNumberingAfterBreak="0">
+    <w:nsid w:val="63307134"/>
+    <w:multiLevelType w:val="multilevel"/>
+    <w:tmpl w:val="5F968DE0"/>
+    <w:lvl w:ilvl="0">
+      <w:start w:val="1"/>
+      <w:numFmt w:val="decimal"/>
+      <w:lvlText w:val="%1."/>
+      <w:lvlJc w:val="left"/>
+      <w:pPr>
+        <w:tabs>
+          <w:tab w:val="num" w:pos="720"/>
+        </w:tabs>
+        <w:ind w:left="720" w:hanging="360"/>
+      </w:pPr>
+    </w:lvl>
+    <w:lvl w:ilvl="1" w:tentative="1">
+      <w:start w:val="1"/>
+      <w:numFmt w:val="decimal"/>
+      <w:lvlText w:val="%2."/>
+      <w:lvlJc w:val="left"/>
+      <w:pPr>
+        <w:tabs>
+          <w:tab w:val="num" w:pos="1440"/>
+        </w:tabs>
+        <w:ind w:left="1440" w:hanging="360"/>
+      </w:pPr>
+    </w:lvl>
+    <w:lvl w:ilvl="2" w:tentative="1">
+      <w:start w:val="1"/>
+      <w:numFmt w:val="decimal"/>
+      <w:lvlText w:val="%3."/>
+      <w:lvlJc w:val="left"/>
+      <w:pPr>
+        <w:tabs>
+          <w:tab w:val="num" w:pos="2160"/>
+        </w:tabs>
+        <w:ind w:left="2160" w:hanging="360"/>
+      </w:pPr>
+    </w:lvl>
+    <w:lvl w:ilvl="3" w:tentative="1">
+      <w:start w:val="1"/>
+      <w:numFmt w:val="decimal"/>
+      <w:lvlText w:val="%4."/>
+      <w:lvlJc w:val="left"/>
+      <w:pPr>
+        <w:tabs>
+          <w:tab w:val="num" w:pos="2880"/>
+        </w:tabs>
+        <w:ind w:left="2880" w:hanging="360"/>
+      </w:pPr>
+    </w:lvl>
+    <w:lvl w:ilvl="4" w:tentative="1">
+      <w:start w:val="1"/>
+      <w:numFmt w:val="decimal"/>
+      <w:lvlText w:val="%5."/>
+      <w:lvlJc w:val="left"/>
+      <w:pPr>
+        <w:tabs>
+          <w:tab w:val="num" w:pos="3600"/>
+        </w:tabs>
+        <w:ind w:left="3600" w:hanging="360"/>
+      </w:pPr>
+    </w:lvl>
+    <w:lvl w:ilvl="5" w:tentative="1">
+      <w:start w:val="1"/>
+      <w:numFmt w:val="decimal"/>
+      <w:lvlText w:val="%6."/>
+      <w:lvlJc w:val="left"/>
+      <w:pPr>
+        <w:tabs>
+          <w:tab w:val="num" w:pos="4320"/>
+        </w:tabs>
+        <w:ind w:left="4320" w:hanging="360"/>
+      </w:pPr>
+    </w:lvl>
+    <w:lvl w:ilvl="6" w:tentative="1">
+      <w:start w:val="1"/>
+      <w:numFmt w:val="decimal"/>
+      <w:lvlText w:val="%7."/>
+      <w:lvlJc w:val="left"/>
+      <w:pPr>
+        <w:tabs>
+          <w:tab w:val="num" w:pos="5040"/>
+        </w:tabs>
+        <w:ind w:left="5040" w:hanging="360"/>
+      </w:pPr>
+    </w:lvl>
+    <w:lvl w:ilvl="7" w:tentative="1">
+      <w:start w:val="1"/>
+      <w:numFmt w:val="decimal"/>
+      <w:lvlText w:val="%8."/>
+      <w:lvlJc w:val="left"/>
+      <w:pPr>
+        <w:tabs>
+          <w:tab w:val="num" w:pos="5760"/>
+        </w:tabs>
+        <w:ind w:left="5760" w:hanging="360"/>
+      </w:pPr>
+    </w:lvl>
+    <w:lvl w:ilvl="8" w:tentative="1">
+      <w:start w:val="1"/>
+      <w:numFmt w:val="decimal"/>
+      <w:lvlText w:val="%9."/>
+      <w:lvlJc w:val="left"/>
+      <w:pPr>
+        <w:tabs>
+          <w:tab w:val="num" w:pos="6480"/>
+        </w:tabs>
+        <w:ind w:left="6480" w:hanging="360"/>
+      </w:pPr>
+    </w:lvl>
+  </w:abstractNum>
+  <w:abstractNum w:abstractNumId="83" w15:restartNumberingAfterBreak="0">
     <w:nsid w:val="649918D0"/>
     <w:multiLevelType w:val="multilevel"/>
     <w:tmpl w:val="397EE5AC"/>
@@ -35032,7 +38135,7 @@
       </w:rPr>
     </w:lvl>
   </w:abstractNum>
-  <w:abstractNum w:abstractNumId="77" w15:restartNumberingAfterBreak="0">
+  <w:abstractNum w:abstractNumId="84" w15:restartNumberingAfterBreak="0">
     <w:nsid w:val="660239AA"/>
     <w:multiLevelType w:val="multilevel"/>
     <w:tmpl w:val="DF72DB3C"/>
@@ -35145,7 +38248,7 @@
       </w:pPr>
     </w:lvl>
   </w:abstractNum>
-  <w:abstractNum w:abstractNumId="78" w15:restartNumberingAfterBreak="0">
+  <w:abstractNum w:abstractNumId="85" w15:restartNumberingAfterBreak="0">
     <w:nsid w:val="6A3B1CA4"/>
     <w:multiLevelType w:val="multilevel"/>
     <w:tmpl w:val="E9F4EDD0"/>
@@ -35294,7 +38397,7 @@
       </w:rPr>
     </w:lvl>
   </w:abstractNum>
-  <w:abstractNum w:abstractNumId="79" w15:restartNumberingAfterBreak="0">
+  <w:abstractNum w:abstractNumId="86" w15:restartNumberingAfterBreak="0">
     <w:nsid w:val="6D5F168F"/>
     <w:multiLevelType w:val="multilevel"/>
     <w:tmpl w:val="63DAF8EC"/>
@@ -35407,7 +38510,156 @@
       </w:pPr>
     </w:lvl>
   </w:abstractNum>
-  <w:abstractNum w:abstractNumId="80" w15:restartNumberingAfterBreak="0">
+  <w:abstractNum w:abstractNumId="87" w15:restartNumberingAfterBreak="0">
+    <w:nsid w:val="71324C34"/>
+    <w:multiLevelType w:val="multilevel"/>
+    <w:tmpl w:val="61207548"/>
+    <w:lvl w:ilvl="0">
+      <w:start w:val="1"/>
+      <w:numFmt w:val="bullet"/>
+      <w:lvlText w:val=""/>
+      <w:lvlJc w:val="left"/>
+      <w:pPr>
+        <w:tabs>
+          <w:tab w:val="num" w:pos="720"/>
+        </w:tabs>
+        <w:ind w:left="720" w:hanging="360"/>
+      </w:pPr>
+      <w:rPr>
+        <w:rFonts w:ascii="Symbol" w:hAnsi="Symbol" w:hint="default"/>
+        <w:sz w:val="20"/>
+      </w:rPr>
+    </w:lvl>
+    <w:lvl w:ilvl="1" w:tentative="1">
+      <w:start w:val="1"/>
+      <w:numFmt w:val="bullet"/>
+      <w:lvlText w:val="o"/>
+      <w:lvlJc w:val="left"/>
+      <w:pPr>
+        <w:tabs>
+          <w:tab w:val="num" w:pos="1440"/>
+        </w:tabs>
+        <w:ind w:left="1440" w:hanging="360"/>
+      </w:pPr>
+      <w:rPr>
+        <w:rFonts w:ascii="Courier New" w:hAnsi="Courier New" w:hint="default"/>
+        <w:sz w:val="20"/>
+      </w:rPr>
+    </w:lvl>
+    <w:lvl w:ilvl="2" w:tentative="1">
+      <w:start w:val="1"/>
+      <w:numFmt w:val="bullet"/>
+      <w:lvlText w:val=""/>
+      <w:lvlJc w:val="left"/>
+      <w:pPr>
+        <w:tabs>
+          <w:tab w:val="num" w:pos="2160"/>
+        </w:tabs>
+        <w:ind w:left="2160" w:hanging="360"/>
+      </w:pPr>
+      <w:rPr>
+        <w:rFonts w:ascii="Wingdings" w:hAnsi="Wingdings" w:hint="default"/>
+        <w:sz w:val="20"/>
+      </w:rPr>
+    </w:lvl>
+    <w:lvl w:ilvl="3" w:tentative="1">
+      <w:start w:val="1"/>
+      <w:numFmt w:val="bullet"/>
+      <w:lvlText w:val=""/>
+      <w:lvlJc w:val="left"/>
+      <w:pPr>
+        <w:tabs>
+          <w:tab w:val="num" w:pos="2880"/>
+        </w:tabs>
+        <w:ind w:left="2880" w:hanging="360"/>
+      </w:pPr>
+      <w:rPr>
+        <w:rFonts w:ascii="Wingdings" w:hAnsi="Wingdings" w:hint="default"/>
+        <w:sz w:val="20"/>
+      </w:rPr>
+    </w:lvl>
+    <w:lvl w:ilvl="4" w:tentative="1">
+      <w:start w:val="1"/>
+      <w:numFmt w:val="bullet"/>
+      <w:lvlText w:val=""/>
+      <w:lvlJc w:val="left"/>
+      <w:pPr>
+        <w:tabs>
+          <w:tab w:val="num" w:pos="3600"/>
+        </w:tabs>
+        <w:ind w:left="3600" w:hanging="360"/>
+      </w:pPr>
+      <w:rPr>
+        <w:rFonts w:ascii="Wingdings" w:hAnsi="Wingdings" w:hint="default"/>
+        <w:sz w:val="20"/>
+      </w:rPr>
+    </w:lvl>
+    <w:lvl w:ilvl="5" w:tentative="1">
+      <w:start w:val="1"/>
+      <w:numFmt w:val="bullet"/>
+      <w:lvlText w:val=""/>
+      <w:lvlJc w:val="left"/>
+      <w:pPr>
+        <w:tabs>
+          <w:tab w:val="num" w:pos="4320"/>
+        </w:tabs>
+        <w:ind w:left="4320" w:hanging="360"/>
+      </w:pPr>
+      <w:rPr>
+        <w:rFonts w:ascii="Wingdings" w:hAnsi="Wingdings" w:hint="default"/>
+        <w:sz w:val="20"/>
+      </w:rPr>
+    </w:lvl>
+    <w:lvl w:ilvl="6" w:tentative="1">
+      <w:start w:val="1"/>
+      <w:numFmt w:val="bullet"/>
+      <w:lvlText w:val=""/>
+      <w:lvlJc w:val="left"/>
+      <w:pPr>
+        <w:tabs>
+          <w:tab w:val="num" w:pos="5040"/>
+        </w:tabs>
+        <w:ind w:left="5040" w:hanging="360"/>
+      </w:pPr>
+      <w:rPr>
+        <w:rFonts w:ascii="Wingdings" w:hAnsi="Wingdings" w:hint="default"/>
+        <w:sz w:val="20"/>
+      </w:rPr>
+    </w:lvl>
+    <w:lvl w:ilvl="7" w:tentative="1">
+      <w:start w:val="1"/>
+      <w:numFmt w:val="bullet"/>
+      <w:lvlText w:val=""/>
+      <w:lvlJc w:val="left"/>
+      <w:pPr>
+        <w:tabs>
+          <w:tab w:val="num" w:pos="5760"/>
+        </w:tabs>
+        <w:ind w:left="5760" w:hanging="360"/>
+      </w:pPr>
+      <w:rPr>
+        <w:rFonts w:ascii="Wingdings" w:hAnsi="Wingdings" w:hint="default"/>
+        <w:sz w:val="20"/>
+      </w:rPr>
+    </w:lvl>
+    <w:lvl w:ilvl="8" w:tentative="1">
+      <w:start w:val="1"/>
+      <w:numFmt w:val="bullet"/>
+      <w:lvlText w:val=""/>
+      <w:lvlJc w:val="left"/>
+      <w:pPr>
+        <w:tabs>
+          <w:tab w:val="num" w:pos="6480"/>
+        </w:tabs>
+        <w:ind w:left="6480" w:hanging="360"/>
+      </w:pPr>
+      <w:rPr>
+        <w:rFonts w:ascii="Wingdings" w:hAnsi="Wingdings" w:hint="default"/>
+        <w:sz w:val="20"/>
+      </w:rPr>
+    </w:lvl>
+  </w:abstractNum>
+  <w:abstractNum w:abstractNumId="88" w15:restartNumberingAfterBreak="0">
     <w:nsid w:val="715348CA"/>
     <w:multiLevelType w:val="multilevel"/>
     <w:tmpl w:val="50288884"/>
@@ -35520,7 +38772,7 @@
       </w:pPr>
     </w:lvl>
   </w:abstractNum>
-  <w:abstractNum w:abstractNumId="81" w15:restartNumberingAfterBreak="0">
+  <w:abstractNum w:abstractNumId="89" w15:restartNumberingAfterBreak="0">
     <w:nsid w:val="74635820"/>
     <w:multiLevelType w:val="multilevel"/>
     <w:tmpl w:val="391AF558"/>
@@ -35669,7 +38921,7 @@
       </w:rPr>
     </w:lvl>
   </w:abstractNum>
-  <w:abstractNum w:abstractNumId="82" w15:restartNumberingAfterBreak="0">
+  <w:abstractNum w:abstractNumId="90" w15:restartNumberingAfterBreak="0">
     <w:nsid w:val="76C12912"/>
     <w:multiLevelType w:val="multilevel"/>
     <w:tmpl w:val="B4221CA8"/>
@@ -35782,7 +39034,120 @@
       </w:pPr>
     </w:lvl>
   </w:abstractNum>
-  <w:abstractNum w:abstractNumId="83" w15:restartNumberingAfterBreak="0">
+  <w:abstractNum w:abstractNumId="91" w15:restartNumberingAfterBreak="0">
+    <w:nsid w:val="77C62C03"/>
+    <w:multiLevelType w:val="multilevel"/>
+    <w:tmpl w:val="597C6AB8"/>
+    <w:lvl w:ilvl="0">
+      <w:start w:val="1"/>
+      <w:numFmt w:val="decimal"/>
+      <w:lvlText w:val="%1."/>
+      <w:lvlJc w:val="left"/>
+      <w:pPr>
+        <w:tabs>
+          <w:tab w:val="num" w:pos="720"/>
+        </w:tabs>
+        <w:ind w:left="720" w:hanging="360"/>
+      </w:pPr>
+    </w:lvl>
+    <w:lvl w:ilvl="1" w:tentative="1">
+      <w:start w:val="1"/>
+      <w:numFmt w:val="decimal"/>
+      <w:lvlText w:val="%2."/>
+      <w:lvlJc w:val="left"/>
+      <w:pPr>
+        <w:tabs>
+          <w:tab w:val="num" w:pos="1440"/>
+        </w:tabs>
+        <w:ind w:left="1440" w:hanging="360"/>
+      </w:pPr>
+    </w:lvl>
+    <w:lvl w:ilvl="2" w:tentative="1">
+      <w:start w:val="1"/>
+      <w:numFmt w:val="decimal"/>
+      <w:lvlText w:val="%3."/>
+      <w:lvlJc w:val="left"/>
+      <w:pPr>
+        <w:tabs>
+          <w:tab w:val="num" w:pos="2160"/>
+        </w:tabs>
+        <w:ind w:left="2160" w:hanging="360"/>
+      </w:pPr>
+    </w:lvl>
+    <w:lvl w:ilvl="3" w:tentative="1">
+      <w:start w:val="1"/>
+      <w:numFmt w:val="decimal"/>
+      <w:lvlText w:val="%4."/>
+      <w:lvlJc w:val="left"/>
+      <w:pPr>
+        <w:tabs>
+          <w:tab w:val="num" w:pos="2880"/>
+        </w:tabs>
+        <w:ind w:left="2880" w:hanging="360"/>
+      </w:pPr>
+    </w:lvl>
+    <w:lvl w:ilvl="4" w:tentative="1">
+      <w:start w:val="1"/>
+      <w:numFmt w:val="decimal"/>
+      <w:lvlText w:val="%5."/>
+      <w:lvlJc w:val="left"/>
+      <w:pPr>
+        <w:tabs>
+          <w:tab w:val="num" w:pos="3600"/>
+        </w:tabs>
+        <w:ind w:left="3600" w:hanging="360"/>
+      </w:pPr>
+    </w:lvl>
+    <w:lvl w:ilvl="5" w:tentative="1">
+      <w:start w:val="1"/>
+      <w:numFmt w:val="decimal"/>
+      <w:lvlText w:val="%6."/>
+      <w:lvlJc w:val="left"/>
+      <w:pPr>
+        <w:tabs>
+          <w:tab w:val="num" w:pos="4320"/>
+        </w:tabs>
+        <w:ind w:left="4320" w:hanging="360"/>
+      </w:pPr>
+    </w:lvl>
+    <w:lvl w:ilvl="6" w:tentative="1">
+      <w:start w:val="1"/>
+      <w:numFmt w:val="decimal"/>
+      <w:lvlText w:val="%7."/>
+      <w:lvlJc w:val="left"/>
+      <w:pPr>
+        <w:tabs>
+          <w:tab w:val="num" w:pos="5040"/>
+        </w:tabs>
+        <w:ind w:left="5040" w:hanging="360"/>
+      </w:pPr>
+    </w:lvl>
+    <w:lvl w:ilvl="7" w:tentative="1">
+      <w:start w:val="1"/>
+      <w:numFmt w:val="decimal"/>
+      <w:lvlText w:val="%8."/>
+      <w:lvlJc w:val="left"/>
+      <w:pPr>
+        <w:tabs>
+          <w:tab w:val="num" w:pos="5760"/>
+        </w:tabs>
+        <w:ind w:left="5760" w:hanging="360"/>
+      </w:pPr>
+    </w:lvl>
+    <w:lvl w:ilvl="8" w:tentative="1">
+      <w:start w:val="1"/>
+      <w:numFmt w:val="decimal"/>
+      <w:lvlText w:val="%9."/>
+      <w:lvlJc w:val="left"/>
+      <w:pPr>
+        <w:tabs>
+          <w:tab w:val="num" w:pos="6480"/>
+        </w:tabs>
+        <w:ind w:left="6480" w:hanging="360"/>
+      </w:pPr>
+    </w:lvl>
+  </w:abstractNum>
+  <w:abstractNum w:abstractNumId="92" w15:restartNumberingAfterBreak="0">
     <w:nsid w:val="789010C3"/>
     <w:multiLevelType w:val="multilevel"/>
     <w:tmpl w:val="53D0E026"/>
@@ -35931,7 +39296,7 @@
       </w:rPr>
     </w:lvl>
   </w:abstractNum>
-  <w:abstractNum w:abstractNumId="84" w15:restartNumberingAfterBreak="0">
+  <w:abstractNum w:abstractNumId="93" w15:restartNumberingAfterBreak="0">
     <w:nsid w:val="78BC0BDF"/>
     <w:multiLevelType w:val="multilevel"/>
     <w:tmpl w:val="41467532"/>
@@ -36080,7 +39445,7 @@
       </w:rPr>
     </w:lvl>
   </w:abstractNum>
-  <w:abstractNum w:abstractNumId="85" w15:restartNumberingAfterBreak="0">
+  <w:abstractNum w:abstractNumId="94" w15:restartNumberingAfterBreak="0">
     <w:nsid w:val="7984142D"/>
     <w:multiLevelType w:val="multilevel"/>
     <w:tmpl w:val="7E6EB068"/>
@@ -36193,7 +39558,7 @@
       </w:pPr>
     </w:lvl>
   </w:abstractNum>
-  <w:abstractNum w:abstractNumId="86" w15:restartNumberingAfterBreak="0">
+  <w:abstractNum w:abstractNumId="95" w15:restartNumberingAfterBreak="0">
     <w:nsid w:val="7B3163D6"/>
     <w:multiLevelType w:val="multilevel"/>
     <w:tmpl w:val="8BA84750"/>
@@ -36342,7 +39707,7 @@
       </w:rPr>
     </w:lvl>
   </w:abstractNum>
-  <w:abstractNum w:abstractNumId="87" w15:restartNumberingAfterBreak="0">
+  <w:abstractNum w:abstractNumId="96" w15:restartNumberingAfterBreak="0">
     <w:nsid w:val="7D404196"/>
     <w:multiLevelType w:val="multilevel"/>
     <w:tmpl w:val="97704CE2"/>
@@ -36491,7 +39856,7 @@
       </w:rPr>
     </w:lvl>
   </w:abstractNum>
-  <w:abstractNum w:abstractNumId="88" w15:restartNumberingAfterBreak="0">
+  <w:abstractNum w:abstractNumId="97" w15:restartNumberingAfterBreak="0">
     <w:nsid w:val="7EFB3932"/>
     <w:multiLevelType w:val="multilevel"/>
     <w:tmpl w:val="D0AE2722"/>
@@ -36604,7 +39969,156 @@
       </w:pPr>
     </w:lvl>
   </w:abstractNum>
-  <w:abstractNum w:abstractNumId="89" w15:restartNumberingAfterBreak="0">
+  <w:abstractNum w:abstractNumId="98" w15:restartNumberingAfterBreak="0">
+    <w:nsid w:val="7F616F1D"/>
+    <w:multiLevelType w:val="multilevel"/>
+    <w:tmpl w:val="D66C6BAE"/>
+    <w:lvl w:ilvl="0">
+      <w:start w:val="1"/>
+      <w:numFmt w:val="bullet"/>
+      <w:lvlText w:val=""/>
+      <w:lvlJc w:val="left"/>
+      <w:pPr>
+        <w:tabs>
+          <w:tab w:val="num" w:pos="720"/>
+        </w:tabs>
+        <w:ind w:left="720" w:hanging="360"/>
+      </w:pPr>
+      <w:rPr>
+        <w:rFonts w:ascii="Symbol" w:hAnsi="Symbol" w:hint="default"/>
+        <w:sz w:val="20"/>
+      </w:rPr>
+    </w:lvl>
+    <w:lvl w:ilvl="1">
+      <w:start w:val="1"/>
+      <w:numFmt w:val="bullet"/>
+      <w:lvlText w:val="o"/>
+      <w:lvlJc w:val="left"/>
+      <w:pPr>
+        <w:tabs>
+          <w:tab w:val="num" w:pos="1440"/>
+        </w:tabs>
+        <w:ind w:left="1440" w:hanging="360"/>
+      </w:pPr>
+      <w:rPr>
+        <w:rFonts w:ascii="Courier New" w:hAnsi="Courier New" w:hint="default"/>
+        <w:sz w:val="20"/>
+      </w:rPr>
+    </w:lvl>
+    <w:lvl w:ilvl="2" w:tentative="1">
+      <w:start w:val="1"/>
+      <w:numFmt w:val="bullet"/>
+      <w:lvlText w:val=""/>
+      <w:lvlJc w:val="left"/>
+      <w:pPr>
+        <w:tabs>
+          <w:tab w:val="num" w:pos="2160"/>
+        </w:tabs>
+        <w:ind w:left="2160" w:hanging="360"/>
+      </w:pPr>
+      <w:rPr>
+        <w:rFonts w:ascii="Wingdings" w:hAnsi="Wingdings" w:hint="default"/>
+        <w:sz w:val="20"/>
+      </w:rPr>
+    </w:lvl>
+    <w:lvl w:ilvl="3" w:tentative="1">
+      <w:start w:val="1"/>
+      <w:numFmt w:val="bullet"/>
+      <w:lvlText w:val=""/>
+      <w:lvlJc w:val="left"/>
+      <w:pPr>
+        <w:tabs>
+          <w:tab w:val="num" w:pos="2880"/>
+        </w:tabs>
+        <w:ind w:left="2880" w:hanging="360"/>
+      </w:pPr>
+      <w:rPr>
+        <w:rFonts w:ascii="Wingdings" w:hAnsi="Wingdings" w:hint="default"/>
+        <w:sz w:val="20"/>
+      </w:rPr>
+    </w:lvl>
+    <w:lvl w:ilvl="4" w:tentative="1">
+      <w:start w:val="1"/>
+      <w:numFmt w:val="bullet"/>
+      <w:lvlText w:val=""/>
+      <w:lvlJc w:val="left"/>
+      <w:pPr>
+        <w:tabs>
+          <w:tab w:val="num" w:pos="3600"/>
+        </w:tabs>
+        <w:ind w:left="3600" w:hanging="360"/>
+      </w:pPr>
+      <w:rPr>
+        <w:rFonts w:ascii="Wingdings" w:hAnsi="Wingdings" w:hint="default"/>
+        <w:sz w:val="20"/>
+      </w:rPr>
+    </w:lvl>
+    <w:lvl w:ilvl="5" w:tentative="1">
+      <w:start w:val="1"/>
+      <w:numFmt w:val="bullet"/>
+      <w:lvlText w:val=""/>
+      <w:lvlJc w:val="left"/>
+      <w:pPr>
+        <w:tabs>
+          <w:tab w:val="num" w:pos="4320"/>
+        </w:tabs>
+        <w:ind w:left="4320" w:hanging="360"/>
+      </w:pPr>
+      <w:rPr>
+        <w:rFonts w:ascii="Wingdings" w:hAnsi="Wingdings" w:hint="default"/>
+        <w:sz w:val="20"/>
+      </w:rPr>
+    </w:lvl>
+    <w:lvl w:ilvl="6" w:tentative="1">
+      <w:start w:val="1"/>
+      <w:numFmt w:val="bullet"/>
+      <w:lvlText w:val=""/>
+      <w:lvlJc w:val="left"/>
+      <w:pPr>
+        <w:tabs>
+          <w:tab w:val="num" w:pos="5040"/>
+        </w:tabs>
+        <w:ind w:left="5040" w:hanging="360"/>
+      </w:pPr>
+      <w:rPr>
+        <w:rFonts w:ascii="Wingdings" w:hAnsi="Wingdings" w:hint="default"/>
+        <w:sz w:val="20"/>
+      </w:rPr>
+    </w:lvl>
+    <w:lvl w:ilvl="7" w:tentative="1">
+      <w:start w:val="1"/>
+      <w:numFmt w:val="bullet"/>
+      <w:lvlText w:val=""/>
+      <w:lvlJc w:val="left"/>
+      <w:pPr>
+        <w:tabs>
+          <w:tab w:val="num" w:pos="5760"/>
+        </w:tabs>
+        <w:ind w:left="5760" w:hanging="360"/>
+      </w:pPr>
+      <w:rPr>
+        <w:rFonts w:ascii="Wingdings" w:hAnsi="Wingdings" w:hint="default"/>
+        <w:sz w:val="20"/>
+      </w:rPr>
+    </w:lvl>
+    <w:lvl w:ilvl="8" w:tentative="1">
+      <w:start w:val="1"/>
+      <w:numFmt w:val="bullet"/>
+      <w:lvlText w:val=""/>
+      <w:lvlJc w:val="left"/>
+      <w:pPr>
+        <w:tabs>
+          <w:tab w:val="num" w:pos="6480"/>
+        </w:tabs>
+        <w:ind w:left="6480" w:hanging="360"/>
+      </w:pPr>
+      <w:rPr>
+        <w:rFonts w:ascii="Wingdings" w:hAnsi="Wingdings" w:hint="default"/>
+        <w:sz w:val="20"/>
+      </w:rPr>
+    </w:lvl>
+  </w:abstractNum>
+  <w:abstractNum w:abstractNumId="99" w15:restartNumberingAfterBreak="0">
     <w:nsid w:val="7FE4219B"/>
     <w:multiLevelType w:val="multilevel"/>
     <w:tmpl w:val="DF880E74"/>
@@ -36754,46 +40268,46 @@
     </w:lvl>
   </w:abstractNum>
   <w:num w:numId="1" w16cid:durableId="696584190">
-    <w:abstractNumId w:val="46"/>
+    <w:abstractNumId w:val="50"/>
   </w:num>
   <w:num w:numId="2" w16cid:durableId="1747259762">
     <w:abstractNumId w:val="11"/>
   </w:num>
   <w:num w:numId="3" w16cid:durableId="1691179610">
-    <w:abstractNumId w:val="80"/>
+    <w:abstractNumId w:val="88"/>
   </w:num>
   <w:num w:numId="4" w16cid:durableId="2025091158">
-    <w:abstractNumId w:val="64"/>
+    <w:abstractNumId w:val="69"/>
   </w:num>
   <w:num w:numId="5" w16cid:durableId="468208416">
-    <w:abstractNumId w:val="23"/>
+    <w:abstractNumId w:val="24"/>
   </w:num>
   <w:num w:numId="6" w16cid:durableId="104664305">
-    <w:abstractNumId w:val="67"/>
+    <w:abstractNumId w:val="72"/>
   </w:num>
   <w:num w:numId="7" w16cid:durableId="15035671">
-    <w:abstractNumId w:val="14"/>
+    <w:abstractNumId w:val="15"/>
   </w:num>
   <w:num w:numId="8" w16cid:durableId="655034754">
-    <w:abstractNumId w:val="63"/>
+    <w:abstractNumId w:val="68"/>
   </w:num>
   <w:num w:numId="9" w16cid:durableId="621419416">
-    <w:abstractNumId w:val="86"/>
+    <w:abstractNumId w:val="95"/>
   </w:num>
   <w:num w:numId="10" w16cid:durableId="1209219453">
-    <w:abstractNumId w:val="48"/>
+    <w:abstractNumId w:val="52"/>
   </w:num>
   <w:num w:numId="11" w16cid:durableId="1075200423">
-    <w:abstractNumId w:val="17"/>
+    <w:abstractNumId w:val="18"/>
   </w:num>
   <w:num w:numId="12" w16cid:durableId="2013873678">
-    <w:abstractNumId w:val="52"/>
+    <w:abstractNumId w:val="56"/>
   </w:num>
   <w:num w:numId="13" w16cid:durableId="1133449715">
-    <w:abstractNumId w:val="57"/>
+    <w:abstractNumId w:val="62"/>
   </w:num>
   <w:num w:numId="14" w16cid:durableId="1348555731">
-    <w:abstractNumId w:val="69"/>
+    <w:abstractNumId w:val="75"/>
   </w:num>
   <w:num w:numId="15" w16cid:durableId="1389647130">
     <w:abstractNumId w:val="3"/>
@@ -36802,58 +40316,58 @@
     <w:abstractNumId w:val="7"/>
   </w:num>
   <w:num w:numId="17" w16cid:durableId="416679900">
-    <w:abstractNumId w:val="12"/>
+    <w:abstractNumId w:val="13"/>
   </w:num>
   <w:num w:numId="18" w16cid:durableId="1536187369">
-    <w:abstractNumId w:val="43"/>
+    <w:abstractNumId w:val="47"/>
   </w:num>
   <w:num w:numId="19" w16cid:durableId="1141310079">
-    <w:abstractNumId w:val="58"/>
+    <w:abstractNumId w:val="63"/>
   </w:num>
   <w:num w:numId="20" w16cid:durableId="1813477048">
     <w:abstractNumId w:val="1"/>
   </w:num>
   <w:num w:numId="21" w16cid:durableId="543253394">
-    <w:abstractNumId w:val="53"/>
+    <w:abstractNumId w:val="57"/>
   </w:num>
   <w:num w:numId="22" w16cid:durableId="1226144208">
-    <w:abstractNumId w:val="32"/>
+    <w:abstractNumId w:val="35"/>
   </w:num>
   <w:num w:numId="23" w16cid:durableId="760297013">
-    <w:abstractNumId w:val="84"/>
+    <w:abstractNumId w:val="93"/>
   </w:num>
   <w:num w:numId="24" w16cid:durableId="1111126328">
-    <w:abstractNumId w:val="59"/>
+    <w:abstractNumId w:val="64"/>
   </w:num>
   <w:num w:numId="25" w16cid:durableId="1771581909">
-    <w:abstractNumId w:val="42"/>
+    <w:abstractNumId w:val="46"/>
   </w:num>
   <w:num w:numId="26" w16cid:durableId="1345085296">
     <w:abstractNumId w:val="2"/>
   </w:num>
   <w:num w:numId="27" w16cid:durableId="397678998">
-    <w:abstractNumId w:val="18"/>
+    <w:abstractNumId w:val="19"/>
   </w:num>
   <w:num w:numId="28" w16cid:durableId="982008169">
-    <w:abstractNumId w:val="44"/>
+    <w:abstractNumId w:val="48"/>
   </w:num>
   <w:num w:numId="29" w16cid:durableId="939066719">
-    <w:abstractNumId w:val="21"/>
+    <w:abstractNumId w:val="22"/>
   </w:num>
   <w:num w:numId="30" w16cid:durableId="876510830">
-    <w:abstractNumId w:val="55"/>
+    <w:abstractNumId w:val="60"/>
   </w:num>
   <w:num w:numId="31" w16cid:durableId="902106299">
-    <w:abstractNumId w:val="22"/>
+    <w:abstractNumId w:val="23"/>
   </w:num>
   <w:num w:numId="32" w16cid:durableId="1100490539">
     <w:abstractNumId w:val="4"/>
   </w:num>
   <w:num w:numId="33" w16cid:durableId="771121688">
-    <w:abstractNumId w:val="54"/>
+    <w:abstractNumId w:val="59"/>
   </w:num>
   <w:num w:numId="34" w16cid:durableId="1479685463">
-    <w:abstractNumId w:val="83"/>
+    <w:abstractNumId w:val="92"/>
   </w:num>
   <w:num w:numId="35" w16cid:durableId="134955994">
     <w:abstractNumId w:val="10"/>
@@ -36862,168 +40376,198 @@
     <w:abstractNumId w:val="6"/>
   </w:num>
   <w:num w:numId="37" w16cid:durableId="334914981">
-    <w:abstractNumId w:val="29"/>
+    <w:abstractNumId w:val="32"/>
   </w:num>
   <w:num w:numId="38" w16cid:durableId="1650011285">
-    <w:abstractNumId w:val="39"/>
+    <w:abstractNumId w:val="42"/>
   </w:num>
   <w:num w:numId="39" w16cid:durableId="1234654992">
-    <w:abstractNumId w:val="49"/>
+    <w:abstractNumId w:val="53"/>
   </w:num>
   <w:num w:numId="40" w16cid:durableId="1087116620">
-    <w:abstractNumId w:val="50"/>
+    <w:abstractNumId w:val="54"/>
   </w:num>
   <w:num w:numId="41" w16cid:durableId="1655406304">
-    <w:abstractNumId w:val="78"/>
+    <w:abstractNumId w:val="85"/>
   </w:num>
   <w:num w:numId="42" w16cid:durableId="596644524">
-    <w:abstractNumId w:val="25"/>
+    <w:abstractNumId w:val="26"/>
   </w:num>
   <w:num w:numId="43" w16cid:durableId="2003120680">
-    <w:abstractNumId w:val="81"/>
+    <w:abstractNumId w:val="89"/>
   </w:num>
   <w:num w:numId="44" w16cid:durableId="1243414595">
-    <w:abstractNumId w:val="65"/>
+    <w:abstractNumId w:val="70"/>
   </w:num>
   <w:num w:numId="45" w16cid:durableId="70087782">
-    <w:abstractNumId w:val="26"/>
+    <w:abstractNumId w:val="27"/>
   </w:num>
   <w:num w:numId="46" w16cid:durableId="1091659472">
-    <w:abstractNumId w:val="76"/>
+    <w:abstractNumId w:val="83"/>
   </w:num>
   <w:num w:numId="47" w16cid:durableId="1202404245">
     <w:abstractNumId w:val="9"/>
   </w:num>
   <w:num w:numId="48" w16cid:durableId="1231765433">
-    <w:abstractNumId w:val="19"/>
+    <w:abstractNumId w:val="20"/>
   </w:num>
   <w:num w:numId="49" w16cid:durableId="1550337699">
-    <w:abstractNumId w:val="41"/>
+    <w:abstractNumId w:val="45"/>
   </w:num>
   <w:num w:numId="50" w16cid:durableId="172037436">
-    <w:abstractNumId w:val="27"/>
+    <w:abstractNumId w:val="28"/>
   </w:num>
   <w:num w:numId="51" w16cid:durableId="1191068728">
     <w:abstractNumId w:val="8"/>
   </w:num>
   <w:num w:numId="52" w16cid:durableId="1052116213">
-    <w:abstractNumId w:val="74"/>
+    <w:abstractNumId w:val="80"/>
   </w:num>
   <w:num w:numId="53" w16cid:durableId="861016012">
-    <w:abstractNumId w:val="56"/>
+    <w:abstractNumId w:val="61"/>
   </w:num>
   <w:num w:numId="54" w16cid:durableId="1091241527">
-    <w:abstractNumId w:val="45"/>
+    <w:abstractNumId w:val="49"/>
   </w:num>
   <w:num w:numId="55" w16cid:durableId="177276248">
-    <w:abstractNumId w:val="33"/>
+    <w:abstractNumId w:val="36"/>
   </w:num>
   <w:num w:numId="56" w16cid:durableId="650521810">
+    <w:abstractNumId w:val="37"/>
+  </w:num>
+  <w:num w:numId="57" w16cid:durableId="1886091548">
+    <w:abstractNumId w:val="90"/>
+  </w:num>
+  <w:num w:numId="58" w16cid:durableId="2111269196">
+    <w:abstractNumId w:val="96"/>
+  </w:num>
+  <w:num w:numId="59" w16cid:durableId="1442843145">
+    <w:abstractNumId w:val="76"/>
+  </w:num>
+  <w:num w:numId="60" w16cid:durableId="496576927">
+    <w:abstractNumId w:val="51"/>
+  </w:num>
+  <w:num w:numId="61" w16cid:durableId="1772966517">
+    <w:abstractNumId w:val="81"/>
+  </w:num>
+  <w:num w:numId="62" w16cid:durableId="967933486">
+    <w:abstractNumId w:val="21"/>
+  </w:num>
+  <w:num w:numId="63" w16cid:durableId="596016583">
+    <w:abstractNumId w:val="40"/>
+  </w:num>
+  <w:num w:numId="64" w16cid:durableId="1440678547">
+    <w:abstractNumId w:val="97"/>
+  </w:num>
+  <w:num w:numId="65" w16cid:durableId="1439641307">
     <w:abstractNumId w:val="34"/>
   </w:num>
-  <w:num w:numId="57" w16cid:durableId="1886091548">
-    <w:abstractNumId w:val="82"/>
+  <w:num w:numId="66" w16cid:durableId="338967099">
+    <w:abstractNumId w:val="41"/>
   </w:num>
-  <w:num w:numId="58" w16cid:durableId="2111269196">
-    <w:abstractNumId w:val="87"/>
-  </w:num>
-  <w:num w:numId="59" w16cid:durableId="1442843145">
-    <w:abstractNumId w:val="70"/>
-  </w:num>
-  <w:num w:numId="60" w16cid:durableId="496576927">
-    <w:abstractNumId w:val="47"/>
-  </w:num>
-  <w:num w:numId="61" w16cid:durableId="1772966517">
-    <w:abstractNumId w:val="75"/>
-  </w:num>
-  <w:num w:numId="62" w16cid:durableId="967933486">
-    <w:abstractNumId w:val="20"/>
-  </w:num>
-  <w:num w:numId="63" w16cid:durableId="596016583">
-    <w:abstractNumId w:val="37"/>
-  </w:num>
-  <w:num w:numId="64" w16cid:durableId="1440678547">
-    <w:abstractNumId w:val="88"/>
-  </w:num>
-  <w:num w:numId="65" w16cid:durableId="1439641307">
+  <w:num w:numId="67" w16cid:durableId="332071943">
     <w:abstractNumId w:val="31"/>
   </w:num>
-  <w:num w:numId="66" w16cid:durableId="338967099">
-    <w:abstractNumId w:val="38"/>
+  <w:num w:numId="68" w16cid:durableId="1677728522">
+    <w:abstractNumId w:val="79"/>
   </w:num>
-  <w:num w:numId="67" w16cid:durableId="332071943">
-    <w:abstractNumId w:val="28"/>
+  <w:num w:numId="69" w16cid:durableId="1923566216">
+    <w:abstractNumId w:val="14"/>
   </w:num>
-  <w:num w:numId="68" w16cid:durableId="1677728522">
+  <w:num w:numId="70" w16cid:durableId="1919708759">
+    <w:abstractNumId w:val="99"/>
+  </w:num>
+  <w:num w:numId="71" w16cid:durableId="182399725">
+    <w:abstractNumId w:val="66"/>
+  </w:num>
+  <w:num w:numId="72" w16cid:durableId="332032863">
+    <w:abstractNumId w:val="94"/>
+  </w:num>
+  <w:num w:numId="73" w16cid:durableId="863009602">
     <w:abstractNumId w:val="73"/>
   </w:num>
-  <w:num w:numId="69" w16cid:durableId="1923566216">
-    <w:abstractNumId w:val="13"/>
-  </w:num>
-  <w:num w:numId="70" w16cid:durableId="1919708759">
-    <w:abstractNumId w:val="89"/>
-  </w:num>
-  <w:num w:numId="71" w16cid:durableId="182399725">
-    <w:abstractNumId w:val="61"/>
-  </w:num>
-  <w:num w:numId="72" w16cid:durableId="332032863">
-    <w:abstractNumId w:val="85"/>
-  </w:num>
-  <w:num w:numId="73" w16cid:durableId="863009602">
-    <w:abstractNumId w:val="68"/>
-  </w:num>
   <w:num w:numId="74" w16cid:durableId="1663581038">
-    <w:abstractNumId w:val="72"/>
+    <w:abstractNumId w:val="78"/>
   </w:num>
   <w:num w:numId="75" w16cid:durableId="9527060">
-    <w:abstractNumId w:val="62"/>
+    <w:abstractNumId w:val="67"/>
   </w:num>
   <w:num w:numId="76" w16cid:durableId="1215047347">
-    <w:abstractNumId w:val="15"/>
+    <w:abstractNumId w:val="16"/>
   </w:num>
   <w:num w:numId="77" w16cid:durableId="1558588534">
-    <w:abstractNumId w:val="66"/>
+    <w:abstractNumId w:val="71"/>
   </w:num>
   <w:num w:numId="78" w16cid:durableId="79839719">
-    <w:abstractNumId w:val="60"/>
+    <w:abstractNumId w:val="65"/>
   </w:num>
   <w:num w:numId="79" w16cid:durableId="1101140770">
     <w:abstractNumId w:val="0"/>
   </w:num>
   <w:num w:numId="80" w16cid:durableId="2030793874">
-    <w:abstractNumId w:val="40"/>
+    <w:abstractNumId w:val="43"/>
   </w:num>
   <w:num w:numId="81" w16cid:durableId="567150462">
-    <w:abstractNumId w:val="71"/>
+    <w:abstractNumId w:val="77"/>
   </w:num>
   <w:num w:numId="82" w16cid:durableId="1790051965">
-    <w:abstractNumId w:val="24"/>
+    <w:abstractNumId w:val="25"/>
   </w:num>
   <w:num w:numId="83" w16cid:durableId="1842230763">
     <w:abstractNumId w:val="5"/>
   </w:num>
   <w:num w:numId="84" w16cid:durableId="2144500657">
-    <w:abstractNumId w:val="36"/>
+    <w:abstractNumId w:val="39"/>
   </w:num>
   <w:num w:numId="85" w16cid:durableId="1846168244">
+    <w:abstractNumId w:val="33"/>
+  </w:num>
+  <w:num w:numId="86" w16cid:durableId="588273492">
+    <w:abstractNumId w:val="17"/>
+  </w:num>
+  <w:num w:numId="87" w16cid:durableId="918056708">
+    <w:abstractNumId w:val="38"/>
+  </w:num>
+  <w:num w:numId="88" w16cid:durableId="1011641173">
+    <w:abstractNumId w:val="55"/>
+  </w:num>
+  <w:num w:numId="89" w16cid:durableId="492456103">
+    <w:abstractNumId w:val="84"/>
+  </w:num>
+  <w:num w:numId="90" w16cid:durableId="527186516">
+    <w:abstractNumId w:val="86"/>
+  </w:num>
+  <w:num w:numId="91" w16cid:durableId="952902112">
+    <w:abstractNumId w:val="44"/>
+  </w:num>
+  <w:num w:numId="92" w16cid:durableId="1584684362">
+    <w:abstractNumId w:val="74"/>
+  </w:num>
+  <w:num w:numId="93" w16cid:durableId="906957371">
+    <w:abstractNumId w:val="29"/>
+  </w:num>
+  <w:num w:numId="94" w16cid:durableId="1977224170">
+    <w:abstractNumId w:val="12"/>
+  </w:num>
+  <w:num w:numId="95" w16cid:durableId="1222444522">
+    <w:abstractNumId w:val="58"/>
+  </w:num>
+  <w:num w:numId="96" w16cid:durableId="1016225348">
+    <w:abstractNumId w:val="98"/>
+  </w:num>
+  <w:num w:numId="97" w16cid:durableId="120003097">
     <w:abstractNumId w:val="30"/>
   </w:num>
-  <w:num w:numId="86" w16cid:durableId="588273492">
-    <w:abstractNumId w:val="16"/>
+  <w:num w:numId="98" w16cid:durableId="994724944">
+    <w:abstractNumId w:val="91"/>
   </w:num>
-  <w:num w:numId="87" w16cid:durableId="918056708">
-    <w:abstractNumId w:val="35"/>
+  <w:num w:numId="99" w16cid:durableId="504131760">
+    <w:abstractNumId w:val="82"/>
   </w:num>
-  <w:num w:numId="88" w16cid:durableId="1011641173">
-    <w:abstractNumId w:val="51"/>
+  <w:num w:numId="100" w16cid:durableId="1490637387">
+    <w:abstractNumId w:val="87"/>
   </w:num>
-  <w:num w:numId="89" w16cid:durableId="492456103">
-    <w:abstractNumId w:val="77"/>
-  </w:num>
-  <w:num w:numId="90" w16cid:durableId="527186516">
-    <w:abstractNumId w:val="79"/>
-  </w:num>
-  <w:numIdMacAtCleanup w:val="84"/>
+  <w:numIdMacAtCleanup w:val="100"/>
 </w:numbering>
 </file>
 

--- a/DSA Notes.docx
+++ b/DSA Notes.docx
@@ -24030,15 +24030,7 @@
           <w:bCs/>
           <w:sz w:val="28"/>
         </w:rPr>
-        <w:t xml:space="preserve"> </w:t>
-      </w:r>
-      <w:r>
-        <w:rPr>
-          <w:b/>
-          <w:bCs/>
-          <w:sz w:val="28"/>
-        </w:rPr>
-        <w:t>Introduction to Sorting</w:t>
+        <w:t xml:space="preserve"> Introduction to Sorting</w:t>
       </w:r>
     </w:p>
     <w:p>
@@ -24700,15 +24692,7 @@
           <w:bCs/>
           <w:sz w:val="28"/>
         </w:rPr>
-        <w:t xml:space="preserve">V. </w:t>
-      </w:r>
-      <w:r>
-        <w:rPr>
-          <w:b/>
-          <w:bCs/>
-          <w:sz w:val="28"/>
-        </w:rPr>
-        <w:t>Bubble Sort: Mechanics &amp; Name Origin</w:t>
+        <w:t>V. Bubble Sort: Mechanics &amp; Name Origin</w:t>
       </w:r>
     </w:p>
     <w:p>
@@ -26032,17 +26016,1133 @@
         <w:rPr>
           <w:b/>
           <w:bCs/>
+        </w:rPr>
+      </w:pPr>
+      <w:r>
+        <w:rPr>
+          <w:b/>
+          <w:bCs/>
           <w:sz w:val="28"/>
         </w:rPr>
-      </w:pPr>
-      <w:r>
-        <w:rPr>
-          <w:b/>
-          <w:bCs/>
+        <w:t>XV. Selection Sort</w:t>
+      </w:r>
+    </w:p>
+    <w:p>
+      <w:r>
+        <w:t xml:space="preserve">Selection Sort is an in-place, comparison-based sorting algorithm. It is simple, deterministic, and highly predictable. While it is rarely used in large-scale software systems due to its quadratic time </w:t>
+      </w:r>
+      <w:r>
+        <w:lastRenderedPageBreak/>
+        <w:t>complexity, it possesses a unique hardware advantage: it minimizes memory writes, making exactly $O(n)$ swaps in the worst case.</w:t>
+      </w:r>
+    </w:p>
+    <w:p>
+      <w:pPr>
+        <w:rPr>
+          <w:b/>
+          <w:bCs/>
+        </w:rPr>
+      </w:pPr>
+      <w:r>
+        <w:rPr>
+          <w:b/>
+          <w:bCs/>
+        </w:rPr>
+        <w:t>1. Structural Classifications of Selection Sort</w:t>
+      </w:r>
+    </w:p>
+    <w:p>
+      <w:r>
+        <w:t>Applying the four-dimensional classification system of sorting algorithms:</w:t>
+      </w:r>
+    </w:p>
+    <w:p>
+      <w:pPr>
+        <w:numPr>
+          <w:ilvl w:val="0"/>
+          <w:numId w:val="101"/>
+        </w:numPr>
+      </w:pPr>
+      <w:r>
+        <w:rPr>
+          <w:b/>
+          <w:bCs/>
+        </w:rPr>
+        <w:t>Comparison-Based:</w:t>
+      </w:r>
+      <w:r>
+        <w:t xml:space="preserve"> Yes. It determines the relative order of elements using relational operators (e.g., $a &lt; b$). This subjects it to the fundamental comparison-based lower bound of $\Omega(n \log n)$ average time complexity.</w:t>
+      </w:r>
+    </w:p>
+    <w:p>
+      <w:pPr>
+        <w:numPr>
+          <w:ilvl w:val="0"/>
+          <w:numId w:val="101"/>
+        </w:numPr>
+      </w:pPr>
+      <w:r>
+        <w:rPr>
+          <w:b/>
+          <w:bCs/>
+        </w:rPr>
+        <w:t>In-Place:</w:t>
+      </w:r>
+      <w:r>
+        <w:t xml:space="preserve"> Yes. It rearranges the elements directly within the input array structure, requiring only $O(1)$ auxiliary space.</w:t>
+      </w:r>
+    </w:p>
+    <w:p>
+      <w:pPr>
+        <w:numPr>
+          <w:ilvl w:val="0"/>
+          <w:numId w:val="101"/>
+        </w:numPr>
+      </w:pPr>
+      <w:r>
+        <w:rPr>
+          <w:b/>
+          <w:bCs/>
+        </w:rPr>
+        <w:t>Unstable:</w:t>
+      </w:r>
+      <w:r>
+        <w:t xml:space="preserve"> Yes. Selection Sort is </w:t>
+      </w:r>
+      <w:r>
+        <w:rPr>
+          <w:b/>
+          <w:bCs/>
+        </w:rPr>
+        <w:t>not stable</w:t>
+      </w:r>
+      <w:r>
+        <w:t>. The process of swapping the minimum element to the front of the unsorted partition can skip over identical keys, permanently disrupting their original relative order.</w:t>
+      </w:r>
+    </w:p>
+    <w:p>
+      <w:pPr>
+        <w:numPr>
+          <w:ilvl w:val="0"/>
+          <w:numId w:val="101"/>
+        </w:numPr>
+      </w:pPr>
+      <w:r>
+        <w:rPr>
+          <w:b/>
+          <w:bCs/>
+        </w:rPr>
+        <w:t>Non-Adaptive:</w:t>
+      </w:r>
+      <w:r>
+        <w:t xml:space="preserve"> Yes. The algorithm performs the exact same number of comparisons regardless of whether the array is completely random, partially sorted, or already perfectly sorted.</w:t>
+      </w:r>
+    </w:p>
+    <w:p>
+      <w:pPr>
+        <w:rPr>
+          <w:b/>
+          <w:bCs/>
+        </w:rPr>
+      </w:pPr>
+      <w:r>
+        <w:rPr>
+          <w:b/>
+          <w:bCs/>
+        </w:rPr>
+        <w:t>2. Visualizing Mechanics: The Unsorted Boundary</w:t>
+      </w:r>
+    </w:p>
+    <w:p>
+      <w:r>
+        <w:t xml:space="preserve">Selection Sort conceptually divides the array into a </w:t>
+      </w:r>
+      <w:r>
+        <w:rPr>
+          <w:b/>
+          <w:bCs/>
+        </w:rPr>
+        <w:t>sorted partition</w:t>
+      </w:r>
+      <w:r>
+        <w:t xml:space="preserve"> on the left and an </w:t>
+      </w:r>
+      <w:r>
+        <w:rPr>
+          <w:b/>
+          <w:bCs/>
+        </w:rPr>
+        <w:t>unsorted partition</w:t>
+      </w:r>
+      <w:r>
+        <w:t xml:space="preserve"> on the right.</w:t>
+      </w:r>
+    </w:p>
+    <w:p>
+      <w:r>
+        <w:t>Initial Array: [ 5, 7, 1, 2, 11 ]</w:t>
+      </w:r>
+    </w:p>
+    <w:p>
+      <w:r>
+        <w:t xml:space="preserve">                 |___________|  &lt;- Entire array is Unsorted</w:t>
+      </w:r>
+    </w:p>
+    <w:p/>
+    <w:p>
+      <w:r>
+        <w:t>Iteration 0: Find minimum in [5, 7, 1, 2, 11] -&gt; 1 (index 2)</w:t>
+      </w:r>
+    </w:p>
+    <w:p>
+      <w:r>
+        <w:t xml:space="preserve">             Swap 1 with first element (5)</w:t>
+      </w:r>
+    </w:p>
+    <w:p>
+      <w:r>
+        <w:t xml:space="preserve">             [ 1 | 7, 5, 2, 11 ]</w:t>
+      </w:r>
+    </w:p>
+    <w:p>
+      <w:r>
+        <w:t xml:space="preserve">               |   |_________|  &lt;- Unsorted Partition</w:t>
+      </w:r>
+    </w:p>
+    <w:p/>
+    <w:p>
+      <w:r>
+        <w:t>Iteration 1: Find minimum in [7, 5, 2, 11] -&gt; 2 (index 3)</w:t>
+      </w:r>
+    </w:p>
+    <w:p>
+      <w:r>
+        <w:t xml:space="preserve">             Swap 2 with second element (7)</w:t>
+      </w:r>
+    </w:p>
+    <w:p>
+      <w:r>
+        <w:t xml:space="preserve">             [ 1, 2 | 5, 7, 11 ]</w:t>
+      </w:r>
+    </w:p>
+    <w:p>
+      <w:r>
+        <w:t xml:space="preserve">                 |   |_______|  &lt;- Unsorted Partition</w:t>
+      </w:r>
+    </w:p>
+    <w:p/>
+    <w:p>
+      <w:r>
+        <w:t>Iteration 2: Find minimum in [5, 7, 11] -&gt; 5 (index 2)</w:t>
+      </w:r>
+    </w:p>
+    <w:p>
+      <w:r>
+        <w:t xml:space="preserve">             Swap 5 with third element (5) -&gt; Redundant Swap!</w:t>
+      </w:r>
+    </w:p>
+    <w:p>
+      <w:r>
+        <w:t xml:space="preserve">             [ 1, 2, 5 | 7, 11 ]</w:t>
+      </w:r>
+    </w:p>
+    <w:p>
+      <w:r>
+        <w:lastRenderedPageBreak/>
+        <w:t xml:space="preserve">                    |   |____|  &lt;- Unsorted Partition</w:t>
+      </w:r>
+    </w:p>
+    <w:p/>
+    <w:p>
+      <w:r>
+        <w:t>Iteration 3: Find minimum in [7, 11] -&gt; 7 (index 3)</w:t>
+      </w:r>
+    </w:p>
+    <w:p>
+      <w:r>
+        <w:t xml:space="preserve">             [ 1, 2, 5, 7 | 11 ]</w:t>
+      </w:r>
+    </w:p>
+    <w:p>
+      <w:r>
+        <w:t xml:space="preserve">                       |   |</w:t>
+      </w:r>
+      <w:r>
+        <w:rPr>
+          <w:rFonts w:ascii="Arial" w:hAnsi="Arial" w:cs="Arial"/>
+        </w:rPr>
+        <w:t>▲</w:t>
+      </w:r>
+      <w:r>
+        <w:t>|  &lt;- A single element is left; it is guaranteed to be sorted.</w:t>
+      </w:r>
+    </w:p>
+    <w:p>
+      <w:pPr>
+        <w:rPr>
+          <w:b/>
+          <w:bCs/>
+        </w:rPr>
+      </w:pPr>
+      <w:r>
+        <w:rPr>
+          <w:b/>
+          <w:bCs/>
+        </w:rPr>
+        <w:t>3. Why Selection Sort is Unstable: Concrete Trace</w:t>
+      </w:r>
+    </w:p>
+    <w:p>
+      <w:r>
+        <w:t>An algorithm is stable if it preserves the relative order of duplicate elements. Selection Sort fails this guarantee because it makes "long-distance" swaps across the unsorted partition.</w:t>
+      </w:r>
+    </w:p>
+    <w:p>
+      <w:r>
+        <w:t>Consider the following array containing duplicate values of $5$:</w:t>
+      </w:r>
+    </w:p>
+    <w:p>
+      <w:r>
+        <w:t>$$A = [5_a, 5_b, 2]$$</w:t>
+      </w:r>
+    </w:p>
+    <w:p>
+      <w:pPr>
+        <w:numPr>
+          <w:ilvl w:val="0"/>
+          <w:numId w:val="102"/>
+        </w:numPr>
+      </w:pPr>
+      <w:r>
+        <w:t>The outer loop starts at index $0$. The unsorted partition is $[5_a, 5_b, 2]$.</w:t>
+      </w:r>
+    </w:p>
+    <w:p>
+      <w:pPr>
+        <w:numPr>
+          <w:ilvl w:val="0"/>
+          <w:numId w:val="102"/>
+        </w:numPr>
+      </w:pPr>
+      <w:r>
+        <w:t>The inner loop scans to find the absolute minimum in the partition. The minimum is $2$.</w:t>
+      </w:r>
+    </w:p>
+    <w:p>
+      <w:pPr>
+        <w:numPr>
+          <w:ilvl w:val="0"/>
+          <w:numId w:val="102"/>
+        </w:numPr>
+      </w:pPr>
+      <w:r>
+        <w:t>We swap $2$ at index $2$ with $5_a$ at index $0$:</w:t>
+      </w:r>
+    </w:p>
+    <w:p>
+      <w:r>
+        <w:t>$$A' = [2, 5_b, 5_a]$$</w:t>
+      </w:r>
+    </w:p>
+    <w:p>
+      <w:r>
+        <w:t xml:space="preserve">Notice that the first duplicate $5_a$, which originally appeared </w:t>
+      </w:r>
+      <w:r>
+        <w:rPr>
+          <w:i/>
+          <w:iCs/>
+        </w:rPr>
+        <w:t>before</w:t>
+      </w:r>
+      <w:r>
+        <w:t xml:space="preserve"> $5_b$, has now been swapped </w:t>
+      </w:r>
+      <w:r>
+        <w:rPr>
+          <w:i/>
+          <w:iCs/>
+        </w:rPr>
+        <w:t>after</w:t>
+      </w:r>
+      <w:r>
+        <w:t xml:space="preserve"> $5_b$. Because their relative positioning was modified, </w:t>
+      </w:r>
+      <w:r>
+        <w:rPr>
+          <w:b/>
+          <w:bCs/>
+        </w:rPr>
+        <w:t>Selection Sort is structurally unstable</w:t>
+      </w:r>
+      <w:r>
+        <w:t>.</w:t>
+      </w:r>
+    </w:p>
+    <w:p>
+      <w:pPr>
+        <w:rPr>
+          <w:b/>
+          <w:bCs/>
+        </w:rPr>
+      </w:pPr>
+      <w:r>
+        <w:rPr>
+          <w:b/>
+          <w:bCs/>
+        </w:rPr>
+        <w:t>4. Mathematical Complexity Derivation</w:t>
+      </w:r>
+    </w:p>
+    <w:p>
+      <w:pPr>
+        <w:rPr>
+          <w:b/>
+          <w:bCs/>
+        </w:rPr>
+      </w:pPr>
+      <w:r>
+        <w:rPr>
+          <w:b/>
+          <w:bCs/>
+        </w:rPr>
+        <w:t>Time Complexity: $O(n^2)$ across all cases</w:t>
+      </w:r>
+    </w:p>
+    <w:p>
+      <w:r>
+        <w:t>No matter how the input array is sorted initially, the inner loop always runs to completion to verify that the selected element is indeed the absolute minimum.</w:t>
+      </w:r>
+    </w:p>
+    <w:p>
+      <w:r>
+        <w:t>Let $n$ be the number of elements in the array:</w:t>
+      </w:r>
+    </w:p>
+    <w:p>
+      <w:pPr>
+        <w:numPr>
+          <w:ilvl w:val="0"/>
+          <w:numId w:val="103"/>
+        </w:numPr>
+      </w:pPr>
+      <w:r>
+        <w:t>Pass $0$ compares $(n - 1)$ elements.</w:t>
+      </w:r>
+    </w:p>
+    <w:p>
+      <w:pPr>
+        <w:numPr>
+          <w:ilvl w:val="0"/>
+          <w:numId w:val="103"/>
+        </w:numPr>
+      </w:pPr>
+      <w:r>
+        <w:t>Pass $1$ compares $(n - 2)$ elements.</w:t>
+      </w:r>
+    </w:p>
+    <w:p>
+      <w:pPr>
+        <w:numPr>
+          <w:ilvl w:val="0"/>
+          <w:numId w:val="103"/>
+        </w:numPr>
+      </w:pPr>
+      <w:r>
+        <w:t>Pass $i$ compares $(n - 1 - i)$ elements.</w:t>
+      </w:r>
+    </w:p>
+    <w:p>
+      <w:r>
+        <w:t>The total number of comparisons is represented by the summation:</w:t>
+      </w:r>
+    </w:p>
+    <w:p>
+      <w:r>
+        <w:t>$$\text{Total Comparisons} = \sum_{i=0}^{n-2} (n - 1 - i) = (n - 1) + (n - 2) + \dots + 1$$</w:t>
+      </w:r>
+    </w:p>
+    <w:p>
+      <w:r>
+        <w:t>Using the arithmetic progression formula:</w:t>
+      </w:r>
+    </w:p>
+    <w:p>
+      <w:r>
+        <w:t>$$\text{Total Comparisons} = \frac{n(n - 1)}{2} = \frac{n^2 - n}{2}$$</w:t>
+      </w:r>
+    </w:p>
+    <w:p>
+      <w:r>
+        <w:t xml:space="preserve">By dropping the non-dominant linear term $n$ and the scalar multiplier $\frac{1}{2}$, we obtain the asymptotic upper bound of $O(n^2)$. This holds true for the </w:t>
+      </w:r>
+      <w:r>
+        <w:rPr>
+          <w:b/>
+          <w:bCs/>
+        </w:rPr>
+        <w:t>Best</w:t>
+      </w:r>
+      <w:r>
+        <w:t xml:space="preserve">, </w:t>
+      </w:r>
+      <w:r>
+        <w:rPr>
+          <w:b/>
+          <w:bCs/>
+        </w:rPr>
+        <w:t>Average</w:t>
+      </w:r>
+      <w:r>
+        <w:t xml:space="preserve">, and </w:t>
+      </w:r>
+      <w:r>
+        <w:rPr>
+          <w:b/>
+          <w:bCs/>
+        </w:rPr>
+        <w:t>Worst</w:t>
+      </w:r>
+      <w:r>
+        <w:t xml:space="preserve"> cases.</w:t>
+      </w:r>
+    </w:p>
+    <w:p>
+      <w:pPr>
+        <w:rPr>
+          <w:b/>
+          <w:bCs/>
+        </w:rPr>
+      </w:pPr>
+      <w:r>
+        <w:rPr>
+          <w:b/>
+          <w:bCs/>
+        </w:rPr>
+        <w:t>Space Complexity: $O(1)$ Auxiliary</w:t>
+      </w:r>
+    </w:p>
+    <w:p>
+      <w:r>
+        <w:lastRenderedPageBreak/>
+        <w:t>Because variables like minIndex and temp only store index references and temporary pointers in-place on the stack, no extra dynamic memory is allocated on the heap:</w:t>
+      </w:r>
+    </w:p>
+    <w:p>
+      <w:r>
+        <w:t>$$\text{Auxiliary Space} = O(1)$$</w:t>
+      </w:r>
+    </w:p>
+    <w:p>
+      <w:pPr>
+        <w:rPr>
+          <w:b/>
+          <w:bCs/>
+        </w:rPr>
+      </w:pPr>
+      <w:r>
+        <w:rPr>
+          <w:b/>
+          <w:bCs/>
+        </w:rPr>
+        <w:t>5. Architectural Decisions: When to use Selection Sort</w:t>
+      </w:r>
+    </w:p>
+    <w:p>
+      <w:r>
+        <w:t>Use Selection Sort when:</w:t>
+      </w:r>
+    </w:p>
+    <w:p>
+      <w:pPr>
+        <w:numPr>
+          <w:ilvl w:val="0"/>
+          <w:numId w:val="104"/>
+        </w:numPr>
+      </w:pPr>
+      <w:r>
+        <w:rPr>
+          <w:b/>
+          <w:bCs/>
+        </w:rPr>
+        <w:t>Memory Writes are Highly Expensive:</w:t>
+      </w:r>
+      <w:r>
+        <w:t xml:space="preserve"> In embedded systems, EEPROM, or solid-state Flash memory, physical write cycles degrade the hardware. While algorithms like Bubble Sort and QuickSort write data constantly, Selection Sort makes at most $(n - 1)$ swaps (writes) in the worst case.</w:t>
+      </w:r>
+    </w:p>
+    <w:p>
+      <w:pPr>
+        <w:numPr>
+          <w:ilvl w:val="0"/>
+          <w:numId w:val="104"/>
+        </w:numPr>
+      </w:pPr>
+      <w:r>
+        <w:rPr>
+          <w:b/>
+          <w:bCs/>
+        </w:rPr>
+        <w:t>The dataset is extremely small (</w:t>
+      </w:r>
+      <w:r>
+        <w:t>$n &lt; 20$</w:t>
+      </w:r>
+      <w:r>
+        <w:rPr>
+          <w:b/>
+          <w:bCs/>
+        </w:rPr>
+        <w:t>):</w:t>
+      </w:r>
+      <w:r>
+        <w:t xml:space="preserve"> In microcontrollers, the overhead of recursion (stack frames in QuickSort/MergeSort) is avoided entirely by a simple, tight nested-loop system.</w:t>
+      </w:r>
+    </w:p>
+    <w:p>
+      <w:r>
+        <w:t xml:space="preserve">Do </w:t>
+      </w:r>
+      <w:r>
+        <w:rPr>
+          <w:b/>
+          <w:bCs/>
+        </w:rPr>
+        <w:t>NOT</w:t>
+      </w:r>
+      <w:r>
+        <w:t xml:space="preserve"> use Selection Sort when:</w:t>
+      </w:r>
+    </w:p>
+    <w:p>
+      <w:pPr>
+        <w:numPr>
+          <w:ilvl w:val="0"/>
+          <w:numId w:val="105"/>
+        </w:numPr>
+      </w:pPr>
+      <w:r>
+        <w:t>The dataset size is large ($n &gt; 100$).</w:t>
+      </w:r>
+    </w:p>
+    <w:p>
+      <w:pPr>
+        <w:numPr>
+          <w:ilvl w:val="0"/>
+          <w:numId w:val="105"/>
+        </w:numPr>
+      </w:pPr>
+      <w:r>
+        <w:t>High-speed, high-throughput execution is needed.</w:t>
+      </w:r>
+    </w:p>
+    <w:p>
+      <w:pPr>
+        <w:numPr>
+          <w:ilvl w:val="0"/>
+          <w:numId w:val="105"/>
+        </w:numPr>
+      </w:pPr>
+      <w:r>
+        <w:t>Stability of duplicate records is required (such as database query sorting).</w:t>
+      </w:r>
+    </w:p>
+    <w:p>
+      <w:pPr>
+        <w:rPr>
+          <w:b/>
+          <w:bCs/>
+        </w:rPr>
+      </w:pPr>
+      <w:r>
+        <w:rPr>
+          <w:b/>
+          <w:bCs/>
+        </w:rPr>
+        <w:t>CODE:</w:t>
+      </w:r>
+    </w:p>
+    <w:p>
+      <w:r>
+        <w:t>package algorithm.sort;</w:t>
+      </w:r>
+    </w:p>
+    <w:p/>
+    <w:p>
+      <w:r>
+        <w:t>import java.util.Arrays;</w:t>
+      </w:r>
+    </w:p>
+    <w:p/>
+    <w:p>
+      <w:r>
+        <w:t>/**</w:t>
+      </w:r>
+    </w:p>
+    <w:p>
+      <w:r>
+        <w:t> * A highly polished, optimized, and fully documented Selection Sort implementation.</w:t>
+      </w:r>
+    </w:p>
+    <w:p>
+      <w:r>
+        <w:t> * Solves the redundant swap write bug and removes unnecessary primitive value tracking.</w:t>
+      </w:r>
+    </w:p>
+    <w:p>
+      <w:r>
+        <w:t> */</w:t>
+      </w:r>
+    </w:p>
+    <w:p>
+      <w:r>
+        <w:t>public class SelectionSortAlgorithm {</w:t>
+      </w:r>
+    </w:p>
+    <w:p/>
+    <w:p>
+      <w:r>
+        <w:t>    /**</w:t>
+      </w:r>
+    </w:p>
+    <w:p>
+      <w:r>
+        <w:t>     * Highly optimized Selection Sort.</w:t>
+      </w:r>
+    </w:p>
+    <w:p>
+      <w:r>
+        <w:t>     * Time Complexity: O(n^2) across all cases.</w:t>
+      </w:r>
+    </w:p>
+    <w:p>
+      <w:r>
+        <w:t>     * Space Complexity: O(1) auxiliary.</w:t>
+      </w:r>
+    </w:p>
+    <w:p>
+      <w:r>
+        <w:t xml:space="preserve">     * </w:t>
+      </w:r>
+    </w:p>
+    <w:p>
+      <w:r>
+        <w:t>     * Optimizations made over basic implementations:</w:t>
+      </w:r>
+    </w:p>
+    <w:p>
+      <w:r>
+        <w:lastRenderedPageBreak/>
+        <w:t>     * 1. Returns early on null/empty arrays to prevent NullPointer/IndexOutBounds exceptions.</w:t>
+      </w:r>
+    </w:p>
+    <w:p>
+      <w:r>
+        <w:t>     * 2. Loops up to 'n - 1' because a single remaining unsorted element is automatically sorted.</w:t>
+      </w:r>
+    </w:p>
+    <w:p>
+      <w:r>
+        <w:t xml:space="preserve">     * 3. Avoids tracking both the 'min' value AND 'minIndex' simultaneously. Tracking indices </w:t>
+      </w:r>
+    </w:p>
+    <w:p>
+      <w:r>
+        <w:t>     *    is cleaner and reduces stack variable updates.</w:t>
+      </w:r>
+    </w:p>
+    <w:p>
+      <w:r>
+        <w:t xml:space="preserve">     * 4. Wrapped swaps in a conditional 'minIndex != i' check. This enforces the theoretical </w:t>
+      </w:r>
+    </w:p>
+    <w:p>
+      <w:r>
+        <w:t>     *    O(n) write restriction, saving writes on pre-sorted segments.</w:t>
+      </w:r>
+    </w:p>
+    <w:p>
+      <w:r>
+        <w:t xml:space="preserve">     * </w:t>
+      </w:r>
+    </w:p>
+    <w:p>
+      <w:r>
+        <w:t>     * @param array The array to sort in ascending order</w:t>
+      </w:r>
+    </w:p>
+    <w:p>
+      <w:r>
+        <w:t>     */</w:t>
+      </w:r>
+    </w:p>
+    <w:p>
+      <w:r>
+        <w:t>    public static void sort(int[] array) {</w:t>
+      </w:r>
+    </w:p>
+    <w:p>
+      <w:r>
+        <w:t>        // Defensive check: Guard against invalid inputs</w:t>
+      </w:r>
+    </w:p>
+    <w:p>
+      <w:r>
+        <w:t>        if (array == null || array.length &lt;= 1) {</w:t>
+      </w:r>
+    </w:p>
+    <w:p>
+      <w:r>
+        <w:t>            return;</w:t>
+      </w:r>
+    </w:p>
+    <w:p>
+      <w:r>
+        <w:t>        }</w:t>
+      </w:r>
+    </w:p>
+    <w:p/>
+    <w:p>
+      <w:r>
+        <w:t>        int n = array.length;</w:t>
+      </w:r>
+    </w:p>
+    <w:p/>
+    <w:p>
+      <w:r>
+        <w:t>        // Outer loop maintains the sorted/unsorted boundary (i)</w:t>
+      </w:r>
+    </w:p>
+    <w:p>
+      <w:r>
+        <w:t>        // Optimization: Stop at 'n - 1'</w:t>
+      </w:r>
+    </w:p>
+    <w:p>
+      <w:r>
+        <w:t>        for (int i = 0; i &lt; n - 1; i++) {</w:t>
+      </w:r>
+    </w:p>
+    <w:p>
+      <w:r>
+        <w:t>            int minIndex = i;</w:t>
+      </w:r>
+    </w:p>
+    <w:p/>
+    <w:p>
+      <w:r>
+        <w:t>            // Inner loop scans the unsorted partition to find the index of the absolute minimum</w:t>
+      </w:r>
+    </w:p>
+    <w:p>
+      <w:r>
+        <w:t>            for (int j = i + 1; j &lt; n; j++) {</w:t>
+      </w:r>
+    </w:p>
+    <w:p>
+      <w:r>
+        <w:t>                if (array[j] &lt; array[minIndex]) {</w:t>
+      </w:r>
+    </w:p>
+    <w:p>
+      <w:r>
+        <w:t>                    minIndex = j; // Update index pointer only</w:t>
+      </w:r>
+    </w:p>
+    <w:p>
+      <w:r>
+        <w:t>                }</w:t>
+      </w:r>
+    </w:p>
+    <w:p>
+      <w:r>
+        <w:t>            }</w:t>
+      </w:r>
+    </w:p>
+    <w:p/>
+    <w:p>
+      <w:r>
+        <w:t>            // OPTIMIZATION: Only swap if a smaller element was actually found.</w:t>
+      </w:r>
+    </w:p>
+    <w:p>
+      <w:r>
+        <w:t>            // This preserves hardware write cycles (crucial for Flash/EEPROM memory devices).</w:t>
+      </w:r>
+    </w:p>
+    <w:p>
+      <w:r>
+        <w:lastRenderedPageBreak/>
+        <w:t>            if (minIndex != i) {</w:t>
+      </w:r>
+    </w:p>
+    <w:p>
+      <w:r>
+        <w:t>                int temp = array[i];</w:t>
+      </w:r>
+    </w:p>
+    <w:p>
+      <w:r>
+        <w:t>                array[i] = array[minIndex];</w:t>
+      </w:r>
+    </w:p>
+    <w:p>
+      <w:r>
+        <w:t>                array[minIndex] = temp;</w:t>
+      </w:r>
+    </w:p>
+    <w:p>
+      <w:r>
+        <w:t>            }</w:t>
+      </w:r>
+    </w:p>
+    <w:p>
+      <w:r>
+        <w:t>        }</w:t>
+      </w:r>
+    </w:p>
+    <w:p>
+      <w:r>
+        <w:t>    }</w:t>
+      </w:r>
+    </w:p>
+    <w:p/>
+    <w:p>
+      <w:r>
+        <w:t>    /**</w:t>
+      </w:r>
+    </w:p>
+    <w:p>
+      <w:r>
+        <w:t>     * Descending Selection Sort implementation.</w:t>
+      </w:r>
+    </w:p>
+    <w:p>
+      <w:r>
+        <w:t>     * Rearranges elements from largest to smallest.</w:t>
+      </w:r>
+    </w:p>
+    <w:p>
+      <w:r>
+        <w:t xml:space="preserve">     * </w:t>
+      </w:r>
+    </w:p>
+    <w:p>
+      <w:r>
+        <w:t>     * @param array The array to sort in descending order</w:t>
+      </w:r>
+    </w:p>
+    <w:p>
+      <w:r>
+        <w:t>     */</w:t>
+      </w:r>
+    </w:p>
+    <w:p>
+      <w:r>
+        <w:t>    public static void sortDescending(int[] array) {</w:t>
+      </w:r>
+    </w:p>
+    <w:p>
+      <w:r>
+        <w:t>        if (array == null || array.length &lt;= 1) {</w:t>
+      </w:r>
+    </w:p>
+    <w:p>
+      <w:r>
+        <w:t>            return;</w:t>
+      </w:r>
+    </w:p>
+    <w:p>
+      <w:r>
+        <w:t>        }</w:t>
+      </w:r>
+    </w:p>
+    <w:p/>
+    <w:p>
+      <w:r>
+        <w:t>        int n = array.length;</w:t>
+      </w:r>
+    </w:p>
+    <w:p/>
+    <w:p>
+      <w:r>
+        <w:t>        for (int i = 0; i &lt; n - 1; i++) {</w:t>
+      </w:r>
+    </w:p>
+    <w:p>
+      <w:r>
+        <w:t>            int maxIndex = i;</w:t>
+      </w:r>
+    </w:p>
+    <w:p/>
+    <w:p>
+      <w:r>
+        <w:t>            for (int j = i + 1; j &lt; n; j++) {</w:t>
+      </w:r>
+    </w:p>
+    <w:p>
+      <w:r>
+        <w:t>                // Invert relational operator to select the largest element</w:t>
+      </w:r>
+    </w:p>
+    <w:p>
+      <w:r>
+        <w:t>                if (array[j] &gt; array[maxIndex]) {</w:t>
+      </w:r>
+    </w:p>
+    <w:p>
+      <w:r>
+        <w:t>                    maxIndex = j;</w:t>
+      </w:r>
+    </w:p>
+    <w:p>
+      <w:r>
+        <w:t>                }</w:t>
+      </w:r>
+    </w:p>
+    <w:p>
+      <w:r>
+        <w:t>            }</w:t>
+      </w:r>
+    </w:p>
+    <w:p/>
+    <w:p>
+      <w:r>
+        <w:lastRenderedPageBreak/>
+        <w:t>            if (maxIndex != i) {</w:t>
+      </w:r>
+    </w:p>
+    <w:p>
+      <w:r>
+        <w:t>                int temp = array[i];</w:t>
+      </w:r>
+    </w:p>
+    <w:p>
+      <w:r>
+        <w:t>                array[i] = array[maxIndex];</w:t>
+      </w:r>
+    </w:p>
+    <w:p>
+      <w:r>
+        <w:t>                array[maxIndex] = temp;</w:t>
+      </w:r>
+    </w:p>
+    <w:p>
+      <w:r>
+        <w:t>            }</w:t>
+      </w:r>
+    </w:p>
+    <w:p>
+      <w:r>
+        <w:t>        }</w:t>
+      </w:r>
+    </w:p>
+    <w:p>
+      <w:r>
+        <w:t>    }</w:t>
+      </w:r>
+    </w:p>
+    <w:p/>
+    <w:p>
+      <w:r>
+        <w:t>    public static void main(String[] args) {</w:t>
+      </w:r>
+    </w:p>
+    <w:p>
+      <w:r>
+        <w:t>        System.out.println("=== SELECTION SORT ALGORITHM DEMO ===");</w:t>
+      </w:r>
+    </w:p>
+    <w:p/>
+    <w:p>
+      <w:r>
+        <w:t>        // Test Case 1: Standard Ascending Sort</w:t>
+      </w:r>
+    </w:p>
+    <w:p>
+      <w:r>
+        <w:t>        int[] arr1 = {5, 7, 1, 2, 11};</w:t>
+      </w:r>
+    </w:p>
+    <w:p>
+      <w:r>
+        <w:t>        System.out.println("Original Array:   " + Arrays.toString(arr1));</w:t>
+      </w:r>
+    </w:p>
+    <w:p>
+      <w:r>
+        <w:t>        sort(arr1);</w:t>
+      </w:r>
+    </w:p>
+    <w:p>
+      <w:r>
+        <w:t>        System.out.println("Sorted (Ascending):  " + Arrays.toString(arr1));</w:t>
+      </w:r>
+    </w:p>
+    <w:p/>
+    <w:p>
+      <w:r>
+        <w:t>        // Test Case 2: Descending Sort</w:t>
+      </w:r>
+    </w:p>
+    <w:p>
+      <w:r>
+        <w:t>        int[] arr2 = {5, 7, 1, 2, 11};</w:t>
+      </w:r>
+    </w:p>
+    <w:p>
+      <w:r>
+        <w:t>        sortDescending(arr2);</w:t>
+      </w:r>
+    </w:p>
+    <w:p>
+      <w:r>
+        <w:t>        System.out.println("Sorted (Descending): " + Arrays.toString(arr2));</w:t>
+      </w:r>
+    </w:p>
+    <w:p/>
+    <w:p>
+      <w:r>
+        <w:t>        // Test Case 3: Nearly Sorted Array (Verifies Redundant Swap Skip Optimization)</w:t>
+      </w:r>
+    </w:p>
+    <w:p>
+      <w:r>
+        <w:t>        int[] sortedArr = {1, 2, 3, 5, 4};</w:t>
+      </w:r>
+    </w:p>
+    <w:p>
+      <w:r>
+        <w:t>        System.out.println("\nNearly Sorted Array: " + Arrays.toString(sortedArr));</w:t>
+      </w:r>
+    </w:p>
+    <w:p>
+      <w:r>
+        <w:t>        sort(sortedArr); // Executes minimal swaps due to 'minIndex != i' check</w:t>
+      </w:r>
+    </w:p>
+    <w:p>
+      <w:r>
+        <w:t>        System.out.println("Clean Sorted Output: " + Arrays.toString(sortedArr));</w:t>
+      </w:r>
+    </w:p>
+    <w:p>
+      <w:r>
+        <w:t>    }</w:t>
+      </w:r>
+    </w:p>
+    <w:p>
+      <w:r>
+        <w:t>}</w:t>
+      </w:r>
+    </w:p>
+    <w:p>
+      <w:pPr>
+        <w:rPr>
           <w:sz w:val="28"/>
         </w:rPr>
-        <w:t>XV. Selection Sort</w:t>
-      </w:r>
+      </w:pPr>
     </w:p>
     <w:p>
       <w:pPr>
@@ -26058,42 +27158,73 @@
           <w:bCs/>
           <w:sz w:val="28"/>
         </w:rPr>
-        <w:t>XIV. Selection Sort</w:t>
-      </w:r>
-    </w:p>
-    <w:p>
-      <w:pPr>
+        <w:t>XV</w:t>
+      </w:r>
+      <w:r>
         <w:rPr>
           <w:b/>
           <w:bCs/>
           <w:sz w:val="28"/>
         </w:rPr>
-      </w:pPr>
+        <w:t>I</w:t>
+      </w:r>
       <w:r>
         <w:rPr>
           <w:b/>
           <w:bCs/>
           <w:sz w:val="28"/>
         </w:rPr>
+        <w:t xml:space="preserve">. </w:t>
+      </w:r>
+      <w:r>
+        <w:rPr>
+          <w:b/>
+          <w:bCs/>
+          <w:sz w:val="28"/>
+        </w:rPr>
+        <w:t>Insertion</w:t>
+      </w:r>
+      <w:r>
+        <w:rPr>
+          <w:b/>
+          <w:bCs/>
+          <w:sz w:val="28"/>
+        </w:rPr>
+        <w:t xml:space="preserve"> Sort</w:t>
+      </w:r>
+    </w:p>
+    <w:p>
+      <w:pPr>
+        <w:rPr>
+          <w:b/>
+          <w:bCs/>
+          <w:sz w:val="28"/>
+        </w:rPr>
+      </w:pPr>
+      <w:r>
+        <w:rPr>
+          <w:b/>
+          <w:bCs/>
+          <w:sz w:val="28"/>
+        </w:rPr>
         <w:lastRenderedPageBreak/>
-        <w:t>XIV. Selection Sort</w:t>
-      </w:r>
-    </w:p>
-    <w:p>
-      <w:pPr>
+        <w:t>XV</w:t>
+      </w:r>
+      <w:r>
         <w:rPr>
           <w:b/>
           <w:bCs/>
           <w:sz w:val="28"/>
         </w:rPr>
-      </w:pPr>
+        <w:t>II</w:t>
+      </w:r>
       <w:r>
         <w:rPr>
           <w:b/>
           <w:bCs/>
           <w:sz w:val="28"/>
         </w:rPr>
-        <w:t>XIV. Selection Sort</w:t>
+        <w:t>. Selection Sort</w:t>
       </w:r>
     </w:p>
     <w:p>
@@ -26110,24 +27241,89 @@
           <w:bCs/>
           <w:sz w:val="28"/>
         </w:rPr>
-        <w:t>XIV. Selection Sort</w:t>
-      </w:r>
-    </w:p>
-    <w:p>
-      <w:pPr>
+        <w:t>XV</w:t>
+      </w:r>
+      <w:r>
         <w:rPr>
           <w:b/>
           <w:bCs/>
           <w:sz w:val="28"/>
         </w:rPr>
-      </w:pPr>
+        <w:t>III</w:t>
+      </w:r>
       <w:r>
         <w:rPr>
           <w:b/>
           <w:bCs/>
           <w:sz w:val="28"/>
         </w:rPr>
-        <w:t>XIV. Selection Sort</w:t>
+        <w:t>. Selection Sort</w:t>
+      </w:r>
+    </w:p>
+    <w:p>
+      <w:pPr>
+        <w:rPr>
+          <w:b/>
+          <w:bCs/>
+          <w:sz w:val="28"/>
+        </w:rPr>
+      </w:pPr>
+      <w:r>
+        <w:rPr>
+          <w:b/>
+          <w:bCs/>
+          <w:sz w:val="28"/>
+        </w:rPr>
+        <w:t>XI</w:t>
+      </w:r>
+      <w:r>
+        <w:rPr>
+          <w:b/>
+          <w:bCs/>
+          <w:sz w:val="28"/>
+        </w:rPr>
+        <w:t>X</w:t>
+      </w:r>
+      <w:r>
+        <w:rPr>
+          <w:b/>
+          <w:bCs/>
+          <w:sz w:val="28"/>
+        </w:rPr>
+        <w:t>. Selection Sort</w:t>
+      </w:r>
+    </w:p>
+    <w:p>
+      <w:pPr>
+        <w:rPr>
+          <w:b/>
+          <w:bCs/>
+          <w:sz w:val="28"/>
+        </w:rPr>
+      </w:pPr>
+      <w:r>
+        <w:rPr>
+          <w:b/>
+          <w:bCs/>
+          <w:sz w:val="28"/>
+        </w:rPr>
+        <w:t>X</w:t>
+      </w:r>
+      <w:r>
+        <w:rPr>
+          <w:b/>
+          <w:bCs/>
+          <w:sz w:val="28"/>
+        </w:rPr>
+        <w:t>X</w:t>
+      </w:r>
+      <w:r>
+        <w:rPr>
+          <w:b/>
+          <w:bCs/>
+          <w:sz w:val="28"/>
+        </w:rPr>
+        <w:t>. Selection Sort</w:t>
       </w:r>
     </w:p>
     <w:p>
@@ -26861,6 +28057,155 @@
     </w:lvl>
   </w:abstractNum>
   <w:abstractNum w:abstractNumId="5" w15:restartNumberingAfterBreak="0">
+    <w:nsid w:val="099C5EAC"/>
+    <w:multiLevelType w:val="multilevel"/>
+    <w:tmpl w:val="5CC8ED7E"/>
+    <w:lvl w:ilvl="0">
+      <w:start w:val="1"/>
+      <w:numFmt w:val="bullet"/>
+      <w:lvlText w:val=""/>
+      <w:lvlJc w:val="left"/>
+      <w:pPr>
+        <w:tabs>
+          <w:tab w:val="num" w:pos="720"/>
+        </w:tabs>
+        <w:ind w:left="720" w:hanging="360"/>
+      </w:pPr>
+      <w:rPr>
+        <w:rFonts w:ascii="Symbol" w:hAnsi="Symbol" w:hint="default"/>
+        <w:sz w:val="20"/>
+      </w:rPr>
+    </w:lvl>
+    <w:lvl w:ilvl="1" w:tentative="1">
+      <w:start w:val="1"/>
+      <w:numFmt w:val="bullet"/>
+      <w:lvlText w:val="o"/>
+      <w:lvlJc w:val="left"/>
+      <w:pPr>
+        <w:tabs>
+          <w:tab w:val="num" w:pos="1440"/>
+        </w:tabs>
+        <w:ind w:left="1440" w:hanging="360"/>
+      </w:pPr>
+      <w:rPr>
+        <w:rFonts w:ascii="Courier New" w:hAnsi="Courier New" w:hint="default"/>
+        <w:sz w:val="20"/>
+      </w:rPr>
+    </w:lvl>
+    <w:lvl w:ilvl="2" w:tentative="1">
+      <w:start w:val="1"/>
+      <w:numFmt w:val="bullet"/>
+      <w:lvlText w:val=""/>
+      <w:lvlJc w:val="left"/>
+      <w:pPr>
+        <w:tabs>
+          <w:tab w:val="num" w:pos="2160"/>
+        </w:tabs>
+        <w:ind w:left="2160" w:hanging="360"/>
+      </w:pPr>
+      <w:rPr>
+        <w:rFonts w:ascii="Wingdings" w:hAnsi="Wingdings" w:hint="default"/>
+        <w:sz w:val="20"/>
+      </w:rPr>
+    </w:lvl>
+    <w:lvl w:ilvl="3" w:tentative="1">
+      <w:start w:val="1"/>
+      <w:numFmt w:val="bullet"/>
+      <w:lvlText w:val=""/>
+      <w:lvlJc w:val="left"/>
+      <w:pPr>
+        <w:tabs>
+          <w:tab w:val="num" w:pos="2880"/>
+        </w:tabs>
+        <w:ind w:left="2880" w:hanging="360"/>
+      </w:pPr>
+      <w:rPr>
+        <w:rFonts w:ascii="Wingdings" w:hAnsi="Wingdings" w:hint="default"/>
+        <w:sz w:val="20"/>
+      </w:rPr>
+    </w:lvl>
+    <w:lvl w:ilvl="4" w:tentative="1">
+      <w:start w:val="1"/>
+      <w:numFmt w:val="bullet"/>
+      <w:lvlText w:val=""/>
+      <w:lvlJc w:val="left"/>
+      <w:pPr>
+        <w:tabs>
+          <w:tab w:val="num" w:pos="3600"/>
+        </w:tabs>
+        <w:ind w:left="3600" w:hanging="360"/>
+      </w:pPr>
+      <w:rPr>
+        <w:rFonts w:ascii="Wingdings" w:hAnsi="Wingdings" w:hint="default"/>
+        <w:sz w:val="20"/>
+      </w:rPr>
+    </w:lvl>
+    <w:lvl w:ilvl="5" w:tentative="1">
+      <w:start w:val="1"/>
+      <w:numFmt w:val="bullet"/>
+      <w:lvlText w:val=""/>
+      <w:lvlJc w:val="left"/>
+      <w:pPr>
+        <w:tabs>
+          <w:tab w:val="num" w:pos="4320"/>
+        </w:tabs>
+        <w:ind w:left="4320" w:hanging="360"/>
+      </w:pPr>
+      <w:rPr>
+        <w:rFonts w:ascii="Wingdings" w:hAnsi="Wingdings" w:hint="default"/>
+        <w:sz w:val="20"/>
+      </w:rPr>
+    </w:lvl>
+    <w:lvl w:ilvl="6" w:tentative="1">
+      <w:start w:val="1"/>
+      <w:numFmt w:val="bullet"/>
+      <w:lvlText w:val=""/>
+      <w:lvlJc w:val="left"/>
+      <w:pPr>
+        <w:tabs>
+          <w:tab w:val="num" w:pos="5040"/>
+        </w:tabs>
+        <w:ind w:left="5040" w:hanging="360"/>
+      </w:pPr>
+      <w:rPr>
+        <w:rFonts w:ascii="Wingdings" w:hAnsi="Wingdings" w:hint="default"/>
+        <w:sz w:val="20"/>
+      </w:rPr>
+    </w:lvl>
+    <w:lvl w:ilvl="7" w:tentative="1">
+      <w:start w:val="1"/>
+      <w:numFmt w:val="bullet"/>
+      <w:lvlText w:val=""/>
+      <w:lvlJc w:val="left"/>
+      <w:pPr>
+        <w:tabs>
+          <w:tab w:val="num" w:pos="5760"/>
+        </w:tabs>
+        <w:ind w:left="5760" w:hanging="360"/>
+      </w:pPr>
+      <w:rPr>
+        <w:rFonts w:ascii="Wingdings" w:hAnsi="Wingdings" w:hint="default"/>
+        <w:sz w:val="20"/>
+      </w:rPr>
+    </w:lvl>
+    <w:lvl w:ilvl="8" w:tentative="1">
+      <w:start w:val="1"/>
+      <w:numFmt w:val="bullet"/>
+      <w:lvlText w:val=""/>
+      <w:lvlJc w:val="left"/>
+      <w:pPr>
+        <w:tabs>
+          <w:tab w:val="num" w:pos="6480"/>
+        </w:tabs>
+        <w:ind w:left="6480" w:hanging="360"/>
+      </w:pPr>
+      <w:rPr>
+        <w:rFonts w:ascii="Wingdings" w:hAnsi="Wingdings" w:hint="default"/>
+        <w:sz w:val="20"/>
+      </w:rPr>
+    </w:lvl>
+  </w:abstractNum>
+  <w:abstractNum w:abstractNumId="6" w15:restartNumberingAfterBreak="0">
     <w:nsid w:val="09E0116B"/>
     <w:multiLevelType w:val="multilevel"/>
     <w:tmpl w:val="F3D8313A"/>
@@ -27009,7 +28354,7 @@
       </w:rPr>
     </w:lvl>
   </w:abstractNum>
-  <w:abstractNum w:abstractNumId="6" w15:restartNumberingAfterBreak="0">
+  <w:abstractNum w:abstractNumId="7" w15:restartNumberingAfterBreak="0">
     <w:nsid w:val="0BC3783B"/>
     <w:multiLevelType w:val="multilevel"/>
     <w:tmpl w:val="87C2B2CE"/>
@@ -27158,7 +28503,7 @@
       </w:rPr>
     </w:lvl>
   </w:abstractNum>
-  <w:abstractNum w:abstractNumId="7" w15:restartNumberingAfterBreak="0">
+  <w:abstractNum w:abstractNumId="8" w15:restartNumberingAfterBreak="0">
     <w:nsid w:val="0BEC113E"/>
     <w:multiLevelType w:val="multilevel"/>
     <w:tmpl w:val="3CBA1CD0"/>
@@ -27307,7 +28652,7 @@
       </w:rPr>
     </w:lvl>
   </w:abstractNum>
-  <w:abstractNum w:abstractNumId="8" w15:restartNumberingAfterBreak="0">
+  <w:abstractNum w:abstractNumId="9" w15:restartNumberingAfterBreak="0">
     <w:nsid w:val="0BEF06AA"/>
     <w:multiLevelType w:val="multilevel"/>
     <w:tmpl w:val="9D7AD1DC"/>
@@ -27420,7 +28765,7 @@
       </w:pPr>
     </w:lvl>
   </w:abstractNum>
-  <w:abstractNum w:abstractNumId="9" w15:restartNumberingAfterBreak="0">
+  <w:abstractNum w:abstractNumId="10" w15:restartNumberingAfterBreak="0">
     <w:nsid w:val="0CA82906"/>
     <w:multiLevelType w:val="multilevel"/>
     <w:tmpl w:val="25802076"/>
@@ -27569,7 +28914,7 @@
       </w:rPr>
     </w:lvl>
   </w:abstractNum>
-  <w:abstractNum w:abstractNumId="10" w15:restartNumberingAfterBreak="0">
+  <w:abstractNum w:abstractNumId="11" w15:restartNumberingAfterBreak="0">
     <w:nsid w:val="0D0700B1"/>
     <w:multiLevelType w:val="multilevel"/>
     <w:tmpl w:val="680E655C"/>
@@ -27686,7 +29031,7 @@
       </w:pPr>
     </w:lvl>
   </w:abstractNum>
-  <w:abstractNum w:abstractNumId="11" w15:restartNumberingAfterBreak="0">
+  <w:abstractNum w:abstractNumId="12" w15:restartNumberingAfterBreak="0">
     <w:nsid w:val="0F5147F0"/>
     <w:multiLevelType w:val="multilevel"/>
     <w:tmpl w:val="267CB2DA"/>
@@ -27799,7 +29144,7 @@
       </w:pPr>
     </w:lvl>
   </w:abstractNum>
-  <w:abstractNum w:abstractNumId="12" w15:restartNumberingAfterBreak="0">
+  <w:abstractNum w:abstractNumId="13" w15:restartNumberingAfterBreak="0">
     <w:nsid w:val="106D5711"/>
     <w:multiLevelType w:val="multilevel"/>
     <w:tmpl w:val="D2F0CC72"/>
@@ -27948,7 +29293,120 @@
       </w:rPr>
     </w:lvl>
   </w:abstractNum>
-  <w:abstractNum w:abstractNumId="13" w15:restartNumberingAfterBreak="0">
+  <w:abstractNum w:abstractNumId="14" w15:restartNumberingAfterBreak="0">
+    <w:nsid w:val="10C16AE2"/>
+    <w:multiLevelType w:val="multilevel"/>
+    <w:tmpl w:val="3E5EFBDA"/>
+    <w:lvl w:ilvl="0">
+      <w:start w:val="1"/>
+      <w:numFmt w:val="decimal"/>
+      <w:lvlText w:val="%1."/>
+      <w:lvlJc w:val="left"/>
+      <w:pPr>
+        <w:tabs>
+          <w:tab w:val="num" w:pos="720"/>
+        </w:tabs>
+        <w:ind w:left="720" w:hanging="360"/>
+      </w:pPr>
+    </w:lvl>
+    <w:lvl w:ilvl="1" w:tentative="1">
+      <w:start w:val="1"/>
+      <w:numFmt w:val="decimal"/>
+      <w:lvlText w:val="%2."/>
+      <w:lvlJc w:val="left"/>
+      <w:pPr>
+        <w:tabs>
+          <w:tab w:val="num" w:pos="1440"/>
+        </w:tabs>
+        <w:ind w:left="1440" w:hanging="360"/>
+      </w:pPr>
+    </w:lvl>
+    <w:lvl w:ilvl="2" w:tentative="1">
+      <w:start w:val="1"/>
+      <w:numFmt w:val="decimal"/>
+      <w:lvlText w:val="%3."/>
+      <w:lvlJc w:val="left"/>
+      <w:pPr>
+        <w:tabs>
+          <w:tab w:val="num" w:pos="2160"/>
+        </w:tabs>
+        <w:ind w:left="2160" w:hanging="360"/>
+      </w:pPr>
+    </w:lvl>
+    <w:lvl w:ilvl="3" w:tentative="1">
+      <w:start w:val="1"/>
+      <w:numFmt w:val="decimal"/>
+      <w:lvlText w:val="%4."/>
+      <w:lvlJc w:val="left"/>
+      <w:pPr>
+        <w:tabs>
+          <w:tab w:val="num" w:pos="2880"/>
+        </w:tabs>
+        <w:ind w:left="2880" w:hanging="360"/>
+      </w:pPr>
+    </w:lvl>
+    <w:lvl w:ilvl="4" w:tentative="1">
+      <w:start w:val="1"/>
+      <w:numFmt w:val="decimal"/>
+      <w:lvlText w:val="%5."/>
+      <w:lvlJc w:val="left"/>
+      <w:pPr>
+        <w:tabs>
+          <w:tab w:val="num" w:pos="3600"/>
+        </w:tabs>
+        <w:ind w:left="3600" w:hanging="360"/>
+      </w:pPr>
+    </w:lvl>
+    <w:lvl w:ilvl="5" w:tentative="1">
+      <w:start w:val="1"/>
+      <w:numFmt w:val="decimal"/>
+      <w:lvlText w:val="%6."/>
+      <w:lvlJc w:val="left"/>
+      <w:pPr>
+        <w:tabs>
+          <w:tab w:val="num" w:pos="4320"/>
+        </w:tabs>
+        <w:ind w:left="4320" w:hanging="360"/>
+      </w:pPr>
+    </w:lvl>
+    <w:lvl w:ilvl="6" w:tentative="1">
+      <w:start w:val="1"/>
+      <w:numFmt w:val="decimal"/>
+      <w:lvlText w:val="%7."/>
+      <w:lvlJc w:val="left"/>
+      <w:pPr>
+        <w:tabs>
+          <w:tab w:val="num" w:pos="5040"/>
+        </w:tabs>
+        <w:ind w:left="5040" w:hanging="360"/>
+      </w:pPr>
+    </w:lvl>
+    <w:lvl w:ilvl="7" w:tentative="1">
+      <w:start w:val="1"/>
+      <w:numFmt w:val="decimal"/>
+      <w:lvlText w:val="%8."/>
+      <w:lvlJc w:val="left"/>
+      <w:pPr>
+        <w:tabs>
+          <w:tab w:val="num" w:pos="5760"/>
+        </w:tabs>
+        <w:ind w:left="5760" w:hanging="360"/>
+      </w:pPr>
+    </w:lvl>
+    <w:lvl w:ilvl="8" w:tentative="1">
+      <w:start w:val="1"/>
+      <w:numFmt w:val="decimal"/>
+      <w:lvlText w:val="%9."/>
+      <w:lvlJc w:val="left"/>
+      <w:pPr>
+        <w:tabs>
+          <w:tab w:val="num" w:pos="6480"/>
+        </w:tabs>
+        <w:ind w:left="6480" w:hanging="360"/>
+      </w:pPr>
+    </w:lvl>
+  </w:abstractNum>
+  <w:abstractNum w:abstractNumId="15" w15:restartNumberingAfterBreak="0">
     <w:nsid w:val="1729256E"/>
     <w:multiLevelType w:val="multilevel"/>
     <w:tmpl w:val="623E3C86"/>
@@ -28097,7 +29555,7 @@
       </w:rPr>
     </w:lvl>
   </w:abstractNum>
-  <w:abstractNum w:abstractNumId="14" w15:restartNumberingAfterBreak="0">
+  <w:abstractNum w:abstractNumId="16" w15:restartNumberingAfterBreak="0">
     <w:nsid w:val="18162C72"/>
     <w:multiLevelType w:val="multilevel"/>
     <w:tmpl w:val="A574CC7A"/>
@@ -28246,7 +29704,7 @@
       </w:rPr>
     </w:lvl>
   </w:abstractNum>
-  <w:abstractNum w:abstractNumId="15" w15:restartNumberingAfterBreak="0">
+  <w:abstractNum w:abstractNumId="17" w15:restartNumberingAfterBreak="0">
     <w:nsid w:val="19116869"/>
     <w:multiLevelType w:val="multilevel"/>
     <w:tmpl w:val="ACA6EA96"/>
@@ -28395,7 +29853,7 @@
       </w:rPr>
     </w:lvl>
   </w:abstractNum>
-  <w:abstractNum w:abstractNumId="16" w15:restartNumberingAfterBreak="0">
+  <w:abstractNum w:abstractNumId="18" w15:restartNumberingAfterBreak="0">
     <w:nsid w:val="1A305887"/>
     <w:multiLevelType w:val="multilevel"/>
     <w:tmpl w:val="F8662186"/>
@@ -28508,7 +29966,7 @@
       </w:pPr>
     </w:lvl>
   </w:abstractNum>
-  <w:abstractNum w:abstractNumId="17" w15:restartNumberingAfterBreak="0">
+  <w:abstractNum w:abstractNumId="19" w15:restartNumberingAfterBreak="0">
     <w:nsid w:val="1AC539C0"/>
     <w:multiLevelType w:val="multilevel"/>
     <w:tmpl w:val="6C7C2E0E"/>
@@ -28657,7 +30115,7 @@
       </w:rPr>
     </w:lvl>
   </w:abstractNum>
-  <w:abstractNum w:abstractNumId="18" w15:restartNumberingAfterBreak="0">
+  <w:abstractNum w:abstractNumId="20" w15:restartNumberingAfterBreak="0">
     <w:nsid w:val="1CE40342"/>
     <w:multiLevelType w:val="multilevel"/>
     <w:tmpl w:val="4DCCE986"/>
@@ -28770,7 +30228,7 @@
       </w:pPr>
     </w:lvl>
   </w:abstractNum>
-  <w:abstractNum w:abstractNumId="19" w15:restartNumberingAfterBreak="0">
+  <w:abstractNum w:abstractNumId="21" w15:restartNumberingAfterBreak="0">
     <w:nsid w:val="1E3C098D"/>
     <w:multiLevelType w:val="multilevel"/>
     <w:tmpl w:val="48CE5DF0"/>
@@ -28919,7 +30377,7 @@
       </w:rPr>
     </w:lvl>
   </w:abstractNum>
-  <w:abstractNum w:abstractNumId="20" w15:restartNumberingAfterBreak="0">
+  <w:abstractNum w:abstractNumId="22" w15:restartNumberingAfterBreak="0">
     <w:nsid w:val="1F5D5E43"/>
     <w:multiLevelType w:val="multilevel"/>
     <w:tmpl w:val="D97E6D82"/>
@@ -29068,7 +30526,7 @@
       </w:rPr>
     </w:lvl>
   </w:abstractNum>
-  <w:abstractNum w:abstractNumId="21" w15:restartNumberingAfterBreak="0">
+  <w:abstractNum w:abstractNumId="23" w15:restartNumberingAfterBreak="0">
     <w:nsid w:val="221A0725"/>
     <w:multiLevelType w:val="multilevel"/>
     <w:tmpl w:val="98208994"/>
@@ -29217,7 +30675,7 @@
       </w:rPr>
     </w:lvl>
   </w:abstractNum>
-  <w:abstractNum w:abstractNumId="22" w15:restartNumberingAfterBreak="0">
+  <w:abstractNum w:abstractNumId="24" w15:restartNumberingAfterBreak="0">
     <w:nsid w:val="236D56D3"/>
     <w:multiLevelType w:val="multilevel"/>
     <w:tmpl w:val="4DD68EF2"/>
@@ -29334,7 +30792,156 @@
       </w:pPr>
     </w:lvl>
   </w:abstractNum>
-  <w:abstractNum w:abstractNumId="23" w15:restartNumberingAfterBreak="0">
+  <w:abstractNum w:abstractNumId="25" w15:restartNumberingAfterBreak="0">
+    <w:nsid w:val="23F819B4"/>
+    <w:multiLevelType w:val="multilevel"/>
+    <w:tmpl w:val="7A94E4EA"/>
+    <w:lvl w:ilvl="0">
+      <w:start w:val="1"/>
+      <w:numFmt w:val="bullet"/>
+      <w:lvlText w:val=""/>
+      <w:lvlJc w:val="left"/>
+      <w:pPr>
+        <w:tabs>
+          <w:tab w:val="num" w:pos="720"/>
+        </w:tabs>
+        <w:ind w:left="720" w:hanging="360"/>
+      </w:pPr>
+      <w:rPr>
+        <w:rFonts w:ascii="Symbol" w:hAnsi="Symbol" w:hint="default"/>
+        <w:sz w:val="20"/>
+      </w:rPr>
+    </w:lvl>
+    <w:lvl w:ilvl="1" w:tentative="1">
+      <w:start w:val="1"/>
+      <w:numFmt w:val="bullet"/>
+      <w:lvlText w:val="o"/>
+      <w:lvlJc w:val="left"/>
+      <w:pPr>
+        <w:tabs>
+          <w:tab w:val="num" w:pos="1440"/>
+        </w:tabs>
+        <w:ind w:left="1440" w:hanging="360"/>
+      </w:pPr>
+      <w:rPr>
+        <w:rFonts w:ascii="Courier New" w:hAnsi="Courier New" w:hint="default"/>
+        <w:sz w:val="20"/>
+      </w:rPr>
+    </w:lvl>
+    <w:lvl w:ilvl="2" w:tentative="1">
+      <w:start w:val="1"/>
+      <w:numFmt w:val="bullet"/>
+      <w:lvlText w:val=""/>
+      <w:lvlJc w:val="left"/>
+      <w:pPr>
+        <w:tabs>
+          <w:tab w:val="num" w:pos="2160"/>
+        </w:tabs>
+        <w:ind w:left="2160" w:hanging="360"/>
+      </w:pPr>
+      <w:rPr>
+        <w:rFonts w:ascii="Wingdings" w:hAnsi="Wingdings" w:hint="default"/>
+        <w:sz w:val="20"/>
+      </w:rPr>
+    </w:lvl>
+    <w:lvl w:ilvl="3" w:tentative="1">
+      <w:start w:val="1"/>
+      <w:numFmt w:val="bullet"/>
+      <w:lvlText w:val=""/>
+      <w:lvlJc w:val="left"/>
+      <w:pPr>
+        <w:tabs>
+          <w:tab w:val="num" w:pos="2880"/>
+        </w:tabs>
+        <w:ind w:left="2880" w:hanging="360"/>
+      </w:pPr>
+      <w:rPr>
+        <w:rFonts w:ascii="Wingdings" w:hAnsi="Wingdings" w:hint="default"/>
+        <w:sz w:val="20"/>
+      </w:rPr>
+    </w:lvl>
+    <w:lvl w:ilvl="4" w:tentative="1">
+      <w:start w:val="1"/>
+      <w:numFmt w:val="bullet"/>
+      <w:lvlText w:val=""/>
+      <w:lvlJc w:val="left"/>
+      <w:pPr>
+        <w:tabs>
+          <w:tab w:val="num" w:pos="3600"/>
+        </w:tabs>
+        <w:ind w:left="3600" w:hanging="360"/>
+      </w:pPr>
+      <w:rPr>
+        <w:rFonts w:ascii="Wingdings" w:hAnsi="Wingdings" w:hint="default"/>
+        <w:sz w:val="20"/>
+      </w:rPr>
+    </w:lvl>
+    <w:lvl w:ilvl="5" w:tentative="1">
+      <w:start w:val="1"/>
+      <w:numFmt w:val="bullet"/>
+      <w:lvlText w:val=""/>
+      <w:lvlJc w:val="left"/>
+      <w:pPr>
+        <w:tabs>
+          <w:tab w:val="num" w:pos="4320"/>
+        </w:tabs>
+        <w:ind w:left="4320" w:hanging="360"/>
+      </w:pPr>
+      <w:rPr>
+        <w:rFonts w:ascii="Wingdings" w:hAnsi="Wingdings" w:hint="default"/>
+        <w:sz w:val="20"/>
+      </w:rPr>
+    </w:lvl>
+    <w:lvl w:ilvl="6" w:tentative="1">
+      <w:start w:val="1"/>
+      <w:numFmt w:val="bullet"/>
+      <w:lvlText w:val=""/>
+      <w:lvlJc w:val="left"/>
+      <w:pPr>
+        <w:tabs>
+          <w:tab w:val="num" w:pos="5040"/>
+        </w:tabs>
+        <w:ind w:left="5040" w:hanging="360"/>
+      </w:pPr>
+      <w:rPr>
+        <w:rFonts w:ascii="Wingdings" w:hAnsi="Wingdings" w:hint="default"/>
+        <w:sz w:val="20"/>
+      </w:rPr>
+    </w:lvl>
+    <w:lvl w:ilvl="7" w:tentative="1">
+      <w:start w:val="1"/>
+      <w:numFmt w:val="bullet"/>
+      <w:lvlText w:val=""/>
+      <w:lvlJc w:val="left"/>
+      <w:pPr>
+        <w:tabs>
+          <w:tab w:val="num" w:pos="5760"/>
+        </w:tabs>
+        <w:ind w:left="5760" w:hanging="360"/>
+      </w:pPr>
+      <w:rPr>
+        <w:rFonts w:ascii="Wingdings" w:hAnsi="Wingdings" w:hint="default"/>
+        <w:sz w:val="20"/>
+      </w:rPr>
+    </w:lvl>
+    <w:lvl w:ilvl="8" w:tentative="1">
+      <w:start w:val="1"/>
+      <w:numFmt w:val="bullet"/>
+      <w:lvlText w:val=""/>
+      <w:lvlJc w:val="left"/>
+      <w:pPr>
+        <w:tabs>
+          <w:tab w:val="num" w:pos="6480"/>
+        </w:tabs>
+        <w:ind w:left="6480" w:hanging="360"/>
+      </w:pPr>
+      <w:rPr>
+        <w:rFonts w:ascii="Wingdings" w:hAnsi="Wingdings" w:hint="default"/>
+        <w:sz w:val="20"/>
+      </w:rPr>
+    </w:lvl>
+  </w:abstractNum>
+  <w:abstractNum w:abstractNumId="26" w15:restartNumberingAfterBreak="0">
     <w:nsid w:val="24370749"/>
     <w:multiLevelType w:val="multilevel"/>
     <w:tmpl w:val="3CACE358"/>
@@ -29479,7 +31086,7 @@
       </w:rPr>
     </w:lvl>
   </w:abstractNum>
-  <w:abstractNum w:abstractNumId="24" w15:restartNumberingAfterBreak="0">
+  <w:abstractNum w:abstractNumId="27" w15:restartNumberingAfterBreak="0">
     <w:nsid w:val="26BE79BE"/>
     <w:multiLevelType w:val="multilevel"/>
     <w:tmpl w:val="64184666"/>
@@ -29592,7 +31199,7 @@
       </w:pPr>
     </w:lvl>
   </w:abstractNum>
-  <w:abstractNum w:abstractNumId="25" w15:restartNumberingAfterBreak="0">
+  <w:abstractNum w:abstractNumId="28" w15:restartNumberingAfterBreak="0">
     <w:nsid w:val="26E66F52"/>
     <w:multiLevelType w:val="multilevel"/>
     <w:tmpl w:val="C884EC40"/>
@@ -29741,7 +31348,7 @@
       </w:rPr>
     </w:lvl>
   </w:abstractNum>
-  <w:abstractNum w:abstractNumId="26" w15:restartNumberingAfterBreak="0">
+  <w:abstractNum w:abstractNumId="29" w15:restartNumberingAfterBreak="0">
     <w:nsid w:val="29084D0B"/>
     <w:multiLevelType w:val="multilevel"/>
     <w:tmpl w:val="A4167C9E"/>
@@ -29890,7 +31497,7 @@
       </w:rPr>
     </w:lvl>
   </w:abstractNum>
-  <w:abstractNum w:abstractNumId="27" w15:restartNumberingAfterBreak="0">
+  <w:abstractNum w:abstractNumId="30" w15:restartNumberingAfterBreak="0">
     <w:nsid w:val="29E14798"/>
     <w:multiLevelType w:val="multilevel"/>
     <w:tmpl w:val="9C5E49A8"/>
@@ -30039,7 +31646,7 @@
       </w:rPr>
     </w:lvl>
   </w:abstractNum>
-  <w:abstractNum w:abstractNumId="28" w15:restartNumberingAfterBreak="0">
+  <w:abstractNum w:abstractNumId="31" w15:restartNumberingAfterBreak="0">
     <w:nsid w:val="29E90EA7"/>
     <w:multiLevelType w:val="multilevel"/>
     <w:tmpl w:val="94B8D8AE"/>
@@ -30188,7 +31795,7 @@
       </w:rPr>
     </w:lvl>
   </w:abstractNum>
-  <w:abstractNum w:abstractNumId="29" w15:restartNumberingAfterBreak="0">
+  <w:abstractNum w:abstractNumId="32" w15:restartNumberingAfterBreak="0">
     <w:nsid w:val="2A0B16CD"/>
     <w:multiLevelType w:val="multilevel"/>
     <w:tmpl w:val="D0BA2A26"/>
@@ -30337,7 +31944,7 @@
       </w:rPr>
     </w:lvl>
   </w:abstractNum>
-  <w:abstractNum w:abstractNumId="30" w15:restartNumberingAfterBreak="0">
+  <w:abstractNum w:abstractNumId="33" w15:restartNumberingAfterBreak="0">
     <w:nsid w:val="2A0B3239"/>
     <w:multiLevelType w:val="multilevel"/>
     <w:tmpl w:val="D136894E"/>
@@ -30486,7 +32093,7 @@
       </w:rPr>
     </w:lvl>
   </w:abstractNum>
-  <w:abstractNum w:abstractNumId="31" w15:restartNumberingAfterBreak="0">
+  <w:abstractNum w:abstractNumId="34" w15:restartNumberingAfterBreak="0">
     <w:nsid w:val="2A8F7154"/>
     <w:multiLevelType w:val="multilevel"/>
     <w:tmpl w:val="02640B0C"/>
@@ -30599,7 +32206,7 @@
       </w:pPr>
     </w:lvl>
   </w:abstractNum>
-  <w:abstractNum w:abstractNumId="32" w15:restartNumberingAfterBreak="0">
+  <w:abstractNum w:abstractNumId="35" w15:restartNumberingAfterBreak="0">
     <w:nsid w:val="2AA83398"/>
     <w:multiLevelType w:val="multilevel"/>
     <w:tmpl w:val="1DC8F2AA"/>
@@ -30748,7 +32355,7 @@
       </w:rPr>
     </w:lvl>
   </w:abstractNum>
-  <w:abstractNum w:abstractNumId="33" w15:restartNumberingAfterBreak="0">
+  <w:abstractNum w:abstractNumId="36" w15:restartNumberingAfterBreak="0">
     <w:nsid w:val="2B576EBD"/>
     <w:multiLevelType w:val="multilevel"/>
     <w:tmpl w:val="0B18D494"/>
@@ -30897,7 +32504,7 @@
       </w:rPr>
     </w:lvl>
   </w:abstractNum>
-  <w:abstractNum w:abstractNumId="34" w15:restartNumberingAfterBreak="0">
+  <w:abstractNum w:abstractNumId="37" w15:restartNumberingAfterBreak="0">
     <w:nsid w:val="2B80063B"/>
     <w:multiLevelType w:val="multilevel"/>
     <w:tmpl w:val="5F8858DE"/>
@@ -31046,7 +32653,7 @@
       </w:rPr>
     </w:lvl>
   </w:abstractNum>
-  <w:abstractNum w:abstractNumId="35" w15:restartNumberingAfterBreak="0">
+  <w:abstractNum w:abstractNumId="38" w15:restartNumberingAfterBreak="0">
     <w:nsid w:val="2BFE76B6"/>
     <w:multiLevelType w:val="multilevel"/>
     <w:tmpl w:val="CE46D2C6"/>
@@ -31195,7 +32802,7 @@
       </w:rPr>
     </w:lvl>
   </w:abstractNum>
-  <w:abstractNum w:abstractNumId="36" w15:restartNumberingAfterBreak="0">
+  <w:abstractNum w:abstractNumId="39" w15:restartNumberingAfterBreak="0">
     <w:nsid w:val="2C9A4D0B"/>
     <w:multiLevelType w:val="multilevel"/>
     <w:tmpl w:val="BD96BE0A"/>
@@ -31344,7 +32951,7 @@
       </w:rPr>
     </w:lvl>
   </w:abstractNum>
-  <w:abstractNum w:abstractNumId="37" w15:restartNumberingAfterBreak="0">
+  <w:abstractNum w:abstractNumId="40" w15:restartNumberingAfterBreak="0">
     <w:nsid w:val="2CBC5CE5"/>
     <w:multiLevelType w:val="multilevel"/>
     <w:tmpl w:val="31529FC2"/>
@@ -31493,7 +33100,7 @@
       </w:rPr>
     </w:lvl>
   </w:abstractNum>
-  <w:abstractNum w:abstractNumId="38" w15:restartNumberingAfterBreak="0">
+  <w:abstractNum w:abstractNumId="41" w15:restartNumberingAfterBreak="0">
     <w:nsid w:val="2CDE7550"/>
     <w:multiLevelType w:val="multilevel"/>
     <w:tmpl w:val="A27CFA64"/>
@@ -31642,7 +33249,7 @@
       </w:rPr>
     </w:lvl>
   </w:abstractNum>
-  <w:abstractNum w:abstractNumId="39" w15:restartNumberingAfterBreak="0">
+  <w:abstractNum w:abstractNumId="42" w15:restartNumberingAfterBreak="0">
     <w:nsid w:val="2EBF0E79"/>
     <w:multiLevelType w:val="multilevel"/>
     <w:tmpl w:val="ECEA737C"/>
@@ -31791,7 +33398,7 @@
       </w:rPr>
     </w:lvl>
   </w:abstractNum>
-  <w:abstractNum w:abstractNumId="40" w15:restartNumberingAfterBreak="0">
+  <w:abstractNum w:abstractNumId="43" w15:restartNumberingAfterBreak="0">
     <w:nsid w:val="302E1072"/>
     <w:multiLevelType w:val="multilevel"/>
     <w:tmpl w:val="0FFC92B8"/>
@@ -31940,7 +33547,7 @@
       </w:rPr>
     </w:lvl>
   </w:abstractNum>
-  <w:abstractNum w:abstractNumId="41" w15:restartNumberingAfterBreak="0">
+  <w:abstractNum w:abstractNumId="44" w15:restartNumberingAfterBreak="0">
     <w:nsid w:val="32923569"/>
     <w:multiLevelType w:val="multilevel"/>
     <w:tmpl w:val="60DAE170"/>
@@ -32089,7 +33696,120 @@
       </w:rPr>
     </w:lvl>
   </w:abstractNum>
-  <w:abstractNum w:abstractNumId="42" w15:restartNumberingAfterBreak="0">
+  <w:abstractNum w:abstractNumId="45" w15:restartNumberingAfterBreak="0">
+    <w:nsid w:val="343B6B16"/>
+    <w:multiLevelType w:val="multilevel"/>
+    <w:tmpl w:val="D6C628D8"/>
+    <w:lvl w:ilvl="0">
+      <w:start w:val="1"/>
+      <w:numFmt w:val="decimal"/>
+      <w:lvlText w:val="%1."/>
+      <w:lvlJc w:val="left"/>
+      <w:pPr>
+        <w:tabs>
+          <w:tab w:val="num" w:pos="720"/>
+        </w:tabs>
+        <w:ind w:left="720" w:hanging="360"/>
+      </w:pPr>
+    </w:lvl>
+    <w:lvl w:ilvl="1" w:tentative="1">
+      <w:start w:val="1"/>
+      <w:numFmt w:val="decimal"/>
+      <w:lvlText w:val="%2."/>
+      <w:lvlJc w:val="left"/>
+      <w:pPr>
+        <w:tabs>
+          <w:tab w:val="num" w:pos="1440"/>
+        </w:tabs>
+        <w:ind w:left="1440" w:hanging="360"/>
+      </w:pPr>
+    </w:lvl>
+    <w:lvl w:ilvl="2" w:tentative="1">
+      <w:start w:val="1"/>
+      <w:numFmt w:val="decimal"/>
+      <w:lvlText w:val="%3."/>
+      <w:lvlJc w:val="left"/>
+      <w:pPr>
+        <w:tabs>
+          <w:tab w:val="num" w:pos="2160"/>
+        </w:tabs>
+        <w:ind w:left="2160" w:hanging="360"/>
+      </w:pPr>
+    </w:lvl>
+    <w:lvl w:ilvl="3" w:tentative="1">
+      <w:start w:val="1"/>
+      <w:numFmt w:val="decimal"/>
+      <w:lvlText w:val="%4."/>
+      <w:lvlJc w:val="left"/>
+      <w:pPr>
+        <w:tabs>
+          <w:tab w:val="num" w:pos="2880"/>
+        </w:tabs>
+        <w:ind w:left="2880" w:hanging="360"/>
+      </w:pPr>
+    </w:lvl>
+    <w:lvl w:ilvl="4" w:tentative="1">
+      <w:start w:val="1"/>
+      <w:numFmt w:val="decimal"/>
+      <w:lvlText w:val="%5."/>
+      <w:lvlJc w:val="left"/>
+      <w:pPr>
+        <w:tabs>
+          <w:tab w:val="num" w:pos="3600"/>
+        </w:tabs>
+        <w:ind w:left="3600" w:hanging="360"/>
+      </w:pPr>
+    </w:lvl>
+    <w:lvl w:ilvl="5" w:tentative="1">
+      <w:start w:val="1"/>
+      <w:numFmt w:val="decimal"/>
+      <w:lvlText w:val="%6."/>
+      <w:lvlJc w:val="left"/>
+      <w:pPr>
+        <w:tabs>
+          <w:tab w:val="num" w:pos="4320"/>
+        </w:tabs>
+        <w:ind w:left="4320" w:hanging="360"/>
+      </w:pPr>
+    </w:lvl>
+    <w:lvl w:ilvl="6" w:tentative="1">
+      <w:start w:val="1"/>
+      <w:numFmt w:val="decimal"/>
+      <w:lvlText w:val="%7."/>
+      <w:lvlJc w:val="left"/>
+      <w:pPr>
+        <w:tabs>
+          <w:tab w:val="num" w:pos="5040"/>
+        </w:tabs>
+        <w:ind w:left="5040" w:hanging="360"/>
+      </w:pPr>
+    </w:lvl>
+    <w:lvl w:ilvl="7" w:tentative="1">
+      <w:start w:val="1"/>
+      <w:numFmt w:val="decimal"/>
+      <w:lvlText w:val="%8."/>
+      <w:lvlJc w:val="left"/>
+      <w:pPr>
+        <w:tabs>
+          <w:tab w:val="num" w:pos="5760"/>
+        </w:tabs>
+        <w:ind w:left="5760" w:hanging="360"/>
+      </w:pPr>
+    </w:lvl>
+    <w:lvl w:ilvl="8" w:tentative="1">
+      <w:start w:val="1"/>
+      <w:numFmt w:val="decimal"/>
+      <w:lvlText w:val="%9."/>
+      <w:lvlJc w:val="left"/>
+      <w:pPr>
+        <w:tabs>
+          <w:tab w:val="num" w:pos="6480"/>
+        </w:tabs>
+        <w:ind w:left="6480" w:hanging="360"/>
+      </w:pPr>
+    </w:lvl>
+  </w:abstractNum>
+  <w:abstractNum w:abstractNumId="46" w15:restartNumberingAfterBreak="0">
     <w:nsid w:val="345C66C8"/>
     <w:multiLevelType w:val="multilevel"/>
     <w:tmpl w:val="8188E51A"/>
@@ -32202,7 +33922,7 @@
       </w:pPr>
     </w:lvl>
   </w:abstractNum>
-  <w:abstractNum w:abstractNumId="43" w15:restartNumberingAfterBreak="0">
+  <w:abstractNum w:abstractNumId="47" w15:restartNumberingAfterBreak="0">
     <w:nsid w:val="34EA360B"/>
     <w:multiLevelType w:val="multilevel"/>
     <w:tmpl w:val="F3B02FCC"/>
@@ -32351,7 +34071,7 @@
       </w:rPr>
     </w:lvl>
   </w:abstractNum>
-  <w:abstractNum w:abstractNumId="44" w15:restartNumberingAfterBreak="0">
+  <w:abstractNum w:abstractNumId="48" w15:restartNumberingAfterBreak="0">
     <w:nsid w:val="38711387"/>
     <w:multiLevelType w:val="multilevel"/>
     <w:tmpl w:val="8B3629A2"/>
@@ -32500,7 +34220,7 @@
       </w:rPr>
     </w:lvl>
   </w:abstractNum>
-  <w:abstractNum w:abstractNumId="45" w15:restartNumberingAfterBreak="0">
+  <w:abstractNum w:abstractNumId="49" w15:restartNumberingAfterBreak="0">
     <w:nsid w:val="3A114C4F"/>
     <w:multiLevelType w:val="multilevel"/>
     <w:tmpl w:val="81E6B68C"/>
@@ -32649,7 +34369,7 @@
       </w:rPr>
     </w:lvl>
   </w:abstractNum>
-  <w:abstractNum w:abstractNumId="46" w15:restartNumberingAfterBreak="0">
+  <w:abstractNum w:abstractNumId="50" w15:restartNumberingAfterBreak="0">
     <w:nsid w:val="3B932CA4"/>
     <w:multiLevelType w:val="multilevel"/>
     <w:tmpl w:val="A738BF8C"/>
@@ -32798,7 +34518,7 @@
       </w:rPr>
     </w:lvl>
   </w:abstractNum>
-  <w:abstractNum w:abstractNumId="47" w15:restartNumberingAfterBreak="0">
+  <w:abstractNum w:abstractNumId="51" w15:restartNumberingAfterBreak="0">
     <w:nsid w:val="3C0E1CE2"/>
     <w:multiLevelType w:val="multilevel"/>
     <w:tmpl w:val="8806DA92"/>
@@ -32911,7 +34631,7 @@
       </w:pPr>
     </w:lvl>
   </w:abstractNum>
-  <w:abstractNum w:abstractNumId="48" w15:restartNumberingAfterBreak="0">
+  <w:abstractNum w:abstractNumId="52" w15:restartNumberingAfterBreak="0">
     <w:nsid w:val="3C6076E1"/>
     <w:multiLevelType w:val="multilevel"/>
     <w:tmpl w:val="E1D0AC82"/>
@@ -33060,7 +34780,7 @@
       </w:rPr>
     </w:lvl>
   </w:abstractNum>
-  <w:abstractNum w:abstractNumId="49" w15:restartNumberingAfterBreak="0">
+  <w:abstractNum w:abstractNumId="53" w15:restartNumberingAfterBreak="0">
     <w:nsid w:val="3D0C3A45"/>
     <w:multiLevelType w:val="multilevel"/>
     <w:tmpl w:val="763A24E4"/>
@@ -33209,7 +34929,7 @@
       </w:rPr>
     </w:lvl>
   </w:abstractNum>
-  <w:abstractNum w:abstractNumId="50" w15:restartNumberingAfterBreak="0">
+  <w:abstractNum w:abstractNumId="54" w15:restartNumberingAfterBreak="0">
     <w:nsid w:val="3EEC227F"/>
     <w:multiLevelType w:val="multilevel"/>
     <w:tmpl w:val="4CA848FC"/>
@@ -33322,7 +35042,7 @@
       </w:pPr>
     </w:lvl>
   </w:abstractNum>
-  <w:abstractNum w:abstractNumId="51" w15:restartNumberingAfterBreak="0">
+  <w:abstractNum w:abstractNumId="55" w15:restartNumberingAfterBreak="0">
     <w:nsid w:val="3F2B214C"/>
     <w:multiLevelType w:val="multilevel"/>
     <w:tmpl w:val="328ECCF4"/>
@@ -33471,7 +35191,7 @@
       </w:rPr>
     </w:lvl>
   </w:abstractNum>
-  <w:abstractNum w:abstractNumId="52" w15:restartNumberingAfterBreak="0">
+  <w:abstractNum w:abstractNumId="56" w15:restartNumberingAfterBreak="0">
     <w:nsid w:val="40A237AD"/>
     <w:multiLevelType w:val="multilevel"/>
     <w:tmpl w:val="55DC3488"/>
@@ -33620,7 +35340,7 @@
       </w:rPr>
     </w:lvl>
   </w:abstractNum>
-  <w:abstractNum w:abstractNumId="53" w15:restartNumberingAfterBreak="0">
+  <w:abstractNum w:abstractNumId="57" w15:restartNumberingAfterBreak="0">
     <w:nsid w:val="41370EF9"/>
     <w:multiLevelType w:val="multilevel"/>
     <w:tmpl w:val="18B2A5E4"/>
@@ -33769,7 +35489,7 @@
       </w:rPr>
     </w:lvl>
   </w:abstractNum>
-  <w:abstractNum w:abstractNumId="54" w15:restartNumberingAfterBreak="0">
+  <w:abstractNum w:abstractNumId="58" w15:restartNumberingAfterBreak="0">
     <w:nsid w:val="41616AB2"/>
     <w:multiLevelType w:val="multilevel"/>
     <w:tmpl w:val="D9B0C98C"/>
@@ -33918,7 +35638,7 @@
       </w:rPr>
     </w:lvl>
   </w:abstractNum>
-  <w:abstractNum w:abstractNumId="55" w15:restartNumberingAfterBreak="0">
+  <w:abstractNum w:abstractNumId="59" w15:restartNumberingAfterBreak="0">
     <w:nsid w:val="43281723"/>
     <w:multiLevelType w:val="multilevel"/>
     <w:tmpl w:val="82CA2652"/>
@@ -34067,7 +35787,7 @@
       </w:rPr>
     </w:lvl>
   </w:abstractNum>
-  <w:abstractNum w:abstractNumId="56" w15:restartNumberingAfterBreak="0">
+  <w:abstractNum w:abstractNumId="60" w15:restartNumberingAfterBreak="0">
     <w:nsid w:val="453F47A0"/>
     <w:multiLevelType w:val="multilevel"/>
     <w:tmpl w:val="1E947550"/>
@@ -34216,7 +35936,7 @@
       </w:rPr>
     </w:lvl>
   </w:abstractNum>
-  <w:abstractNum w:abstractNumId="57" w15:restartNumberingAfterBreak="0">
+  <w:abstractNum w:abstractNumId="61" w15:restartNumberingAfterBreak="0">
     <w:nsid w:val="49371508"/>
     <w:multiLevelType w:val="multilevel"/>
     <w:tmpl w:val="0186BE9E"/>
@@ -34365,7 +36085,7 @@
       </w:rPr>
     </w:lvl>
   </w:abstractNum>
-  <w:abstractNum w:abstractNumId="58" w15:restartNumberingAfterBreak="0">
+  <w:abstractNum w:abstractNumId="62" w15:restartNumberingAfterBreak="0">
     <w:nsid w:val="4A090444"/>
     <w:multiLevelType w:val="multilevel"/>
     <w:tmpl w:val="8B3CDE66"/>
@@ -34514,7 +36234,7 @@
       </w:rPr>
     </w:lvl>
   </w:abstractNum>
-  <w:abstractNum w:abstractNumId="59" w15:restartNumberingAfterBreak="0">
+  <w:abstractNum w:abstractNumId="63" w15:restartNumberingAfterBreak="0">
     <w:nsid w:val="4DBA2F3E"/>
     <w:multiLevelType w:val="multilevel"/>
     <w:tmpl w:val="314697D6"/>
@@ -34663,7 +36383,7 @@
       </w:rPr>
     </w:lvl>
   </w:abstractNum>
-  <w:abstractNum w:abstractNumId="60" w15:restartNumberingAfterBreak="0">
+  <w:abstractNum w:abstractNumId="64" w15:restartNumberingAfterBreak="0">
     <w:nsid w:val="4E111884"/>
     <w:multiLevelType w:val="multilevel"/>
     <w:tmpl w:val="8AB27A18"/>
@@ -34776,7 +36496,7 @@
       </w:pPr>
     </w:lvl>
   </w:abstractNum>
-  <w:abstractNum w:abstractNumId="61" w15:restartNumberingAfterBreak="0">
+  <w:abstractNum w:abstractNumId="65" w15:restartNumberingAfterBreak="0">
     <w:nsid w:val="4F541E4E"/>
     <w:multiLevelType w:val="multilevel"/>
     <w:tmpl w:val="A6126970"/>
@@ -34925,7 +36645,7 @@
       </w:rPr>
     </w:lvl>
   </w:abstractNum>
-  <w:abstractNum w:abstractNumId="62" w15:restartNumberingAfterBreak="0">
+  <w:abstractNum w:abstractNumId="66" w15:restartNumberingAfterBreak="0">
     <w:nsid w:val="507A2F7E"/>
     <w:multiLevelType w:val="multilevel"/>
     <w:tmpl w:val="79D2FCCA"/>
@@ -35074,7 +36794,7 @@
       </w:rPr>
     </w:lvl>
   </w:abstractNum>
-  <w:abstractNum w:abstractNumId="63" w15:restartNumberingAfterBreak="0">
+  <w:abstractNum w:abstractNumId="67" w15:restartNumberingAfterBreak="0">
     <w:nsid w:val="51ED42FA"/>
     <w:multiLevelType w:val="multilevel"/>
     <w:tmpl w:val="54B060BC"/>
@@ -35223,7 +36943,7 @@
       </w:rPr>
     </w:lvl>
   </w:abstractNum>
-  <w:abstractNum w:abstractNumId="64" w15:restartNumberingAfterBreak="0">
+  <w:abstractNum w:abstractNumId="68" w15:restartNumberingAfterBreak="0">
     <w:nsid w:val="525F52A9"/>
     <w:multiLevelType w:val="multilevel"/>
     <w:tmpl w:val="B39E6D0A"/>
@@ -35372,7 +37092,7 @@
       </w:rPr>
     </w:lvl>
   </w:abstractNum>
-  <w:abstractNum w:abstractNumId="65" w15:restartNumberingAfterBreak="0">
+  <w:abstractNum w:abstractNumId="69" w15:restartNumberingAfterBreak="0">
     <w:nsid w:val="53897B57"/>
     <w:multiLevelType w:val="multilevel"/>
     <w:tmpl w:val="3C281954"/>
@@ -35521,7 +37241,7 @@
       </w:rPr>
     </w:lvl>
   </w:abstractNum>
-  <w:abstractNum w:abstractNumId="66" w15:restartNumberingAfterBreak="0">
+  <w:abstractNum w:abstractNumId="70" w15:restartNumberingAfterBreak="0">
     <w:nsid w:val="54F1714A"/>
     <w:multiLevelType w:val="multilevel"/>
     <w:tmpl w:val="FDB6B2DC"/>
@@ -35670,7 +37390,7 @@
       </w:rPr>
     </w:lvl>
   </w:abstractNum>
-  <w:abstractNum w:abstractNumId="67" w15:restartNumberingAfterBreak="0">
+  <w:abstractNum w:abstractNumId="71" w15:restartNumberingAfterBreak="0">
     <w:nsid w:val="56A964C1"/>
     <w:multiLevelType w:val="multilevel"/>
     <w:tmpl w:val="0D3AB7FE"/>
@@ -35819,7 +37539,7 @@
       </w:rPr>
     </w:lvl>
   </w:abstractNum>
-  <w:abstractNum w:abstractNumId="68" w15:restartNumberingAfterBreak="0">
+  <w:abstractNum w:abstractNumId="72" w15:restartNumberingAfterBreak="0">
     <w:nsid w:val="57B90FFA"/>
     <w:multiLevelType w:val="multilevel"/>
     <w:tmpl w:val="5FA84584"/>
@@ -35968,7 +37688,7 @@
       </w:rPr>
     </w:lvl>
   </w:abstractNum>
-  <w:abstractNum w:abstractNumId="69" w15:restartNumberingAfterBreak="0">
+  <w:abstractNum w:abstractNumId="73" w15:restartNumberingAfterBreak="0">
     <w:nsid w:val="58417512"/>
     <w:multiLevelType w:val="multilevel"/>
     <w:tmpl w:val="E5C8CF3C"/>
@@ -36117,7 +37837,7 @@
       </w:rPr>
     </w:lvl>
   </w:abstractNum>
-  <w:abstractNum w:abstractNumId="70" w15:restartNumberingAfterBreak="0">
+  <w:abstractNum w:abstractNumId="74" w15:restartNumberingAfterBreak="0">
     <w:nsid w:val="58451099"/>
     <w:multiLevelType w:val="multilevel"/>
     <w:tmpl w:val="D86AE340"/>
@@ -36266,7 +37986,7 @@
       </w:rPr>
     </w:lvl>
   </w:abstractNum>
-  <w:abstractNum w:abstractNumId="71" w15:restartNumberingAfterBreak="0">
+  <w:abstractNum w:abstractNumId="75" w15:restartNumberingAfterBreak="0">
     <w:nsid w:val="58B56E0D"/>
     <w:multiLevelType w:val="multilevel"/>
     <w:tmpl w:val="4AE0C0AA"/>
@@ -36415,7 +38135,7 @@
       </w:rPr>
     </w:lvl>
   </w:abstractNum>
-  <w:abstractNum w:abstractNumId="72" w15:restartNumberingAfterBreak="0">
+  <w:abstractNum w:abstractNumId="76" w15:restartNumberingAfterBreak="0">
     <w:nsid w:val="58BC5C46"/>
     <w:multiLevelType w:val="multilevel"/>
     <w:tmpl w:val="65249C42"/>
@@ -36564,7 +38284,7 @@
       </w:rPr>
     </w:lvl>
   </w:abstractNum>
-  <w:abstractNum w:abstractNumId="73" w15:restartNumberingAfterBreak="0">
+  <w:abstractNum w:abstractNumId="77" w15:restartNumberingAfterBreak="0">
     <w:nsid w:val="591A067A"/>
     <w:multiLevelType w:val="multilevel"/>
     <w:tmpl w:val="55483EE6"/>
@@ -36713,7 +38433,7 @@
       </w:rPr>
     </w:lvl>
   </w:abstractNum>
-  <w:abstractNum w:abstractNumId="74" w15:restartNumberingAfterBreak="0">
+  <w:abstractNum w:abstractNumId="78" w15:restartNumberingAfterBreak="0">
     <w:nsid w:val="597F24A0"/>
     <w:multiLevelType w:val="multilevel"/>
     <w:tmpl w:val="8376BC0C"/>
@@ -36862,7 +38582,7 @@
       </w:rPr>
     </w:lvl>
   </w:abstractNum>
-  <w:abstractNum w:abstractNumId="75" w15:restartNumberingAfterBreak="0">
+  <w:abstractNum w:abstractNumId="79" w15:restartNumberingAfterBreak="0">
     <w:nsid w:val="59D92615"/>
     <w:multiLevelType w:val="multilevel"/>
     <w:tmpl w:val="60D8A904"/>
@@ -37011,7 +38731,7 @@
       </w:rPr>
     </w:lvl>
   </w:abstractNum>
-  <w:abstractNum w:abstractNumId="76" w15:restartNumberingAfterBreak="0">
+  <w:abstractNum w:abstractNumId="80" w15:restartNumberingAfterBreak="0">
     <w:nsid w:val="5CDB77C7"/>
     <w:multiLevelType w:val="multilevel"/>
     <w:tmpl w:val="D21C076A"/>
@@ -37160,7 +38880,7 @@
       </w:rPr>
     </w:lvl>
   </w:abstractNum>
-  <w:abstractNum w:abstractNumId="77" w15:restartNumberingAfterBreak="0">
+  <w:abstractNum w:abstractNumId="81" w15:restartNumberingAfterBreak="0">
     <w:nsid w:val="5CE766FE"/>
     <w:multiLevelType w:val="multilevel"/>
     <w:tmpl w:val="DA069C1C"/>
@@ -37309,7 +39029,7 @@
       </w:rPr>
     </w:lvl>
   </w:abstractNum>
-  <w:abstractNum w:abstractNumId="78" w15:restartNumberingAfterBreak="0">
+  <w:abstractNum w:abstractNumId="82" w15:restartNumberingAfterBreak="0">
     <w:nsid w:val="5D4D11FF"/>
     <w:multiLevelType w:val="multilevel"/>
     <w:tmpl w:val="2D741908"/>
@@ -37458,7 +39178,7 @@
       </w:rPr>
     </w:lvl>
   </w:abstractNum>
-  <w:abstractNum w:abstractNumId="79" w15:restartNumberingAfterBreak="0">
+  <w:abstractNum w:abstractNumId="83" w15:restartNumberingAfterBreak="0">
     <w:nsid w:val="5DD631AB"/>
     <w:multiLevelType w:val="multilevel"/>
     <w:tmpl w:val="3094F6E2"/>
@@ -37607,7 +39327,7 @@
       </w:rPr>
     </w:lvl>
   </w:abstractNum>
-  <w:abstractNum w:abstractNumId="80" w15:restartNumberingAfterBreak="0">
+  <w:abstractNum w:abstractNumId="84" w15:restartNumberingAfterBreak="0">
     <w:nsid w:val="5F435564"/>
     <w:multiLevelType w:val="multilevel"/>
     <w:tmpl w:val="32403E32"/>
@@ -37756,7 +39476,7 @@
       </w:rPr>
     </w:lvl>
   </w:abstractNum>
-  <w:abstractNum w:abstractNumId="81" w15:restartNumberingAfterBreak="0">
+  <w:abstractNum w:abstractNumId="85" w15:restartNumberingAfterBreak="0">
     <w:nsid w:val="61B17E98"/>
     <w:multiLevelType w:val="multilevel"/>
     <w:tmpl w:val="B27488CE"/>
@@ -37873,7 +39593,7 @@
       </w:pPr>
     </w:lvl>
   </w:abstractNum>
-  <w:abstractNum w:abstractNumId="82" w15:restartNumberingAfterBreak="0">
+  <w:abstractNum w:abstractNumId="86" w15:restartNumberingAfterBreak="0">
     <w:nsid w:val="63307134"/>
     <w:multiLevelType w:val="multilevel"/>
     <w:tmpl w:val="5F968DE0"/>
@@ -37986,7 +39706,7 @@
       </w:pPr>
     </w:lvl>
   </w:abstractNum>
-  <w:abstractNum w:abstractNumId="83" w15:restartNumberingAfterBreak="0">
+  <w:abstractNum w:abstractNumId="87" w15:restartNumberingAfterBreak="0">
     <w:nsid w:val="649918D0"/>
     <w:multiLevelType w:val="multilevel"/>
     <w:tmpl w:val="397EE5AC"/>
@@ -38135,7 +39855,7 @@
       </w:rPr>
     </w:lvl>
   </w:abstractNum>
-  <w:abstractNum w:abstractNumId="84" w15:restartNumberingAfterBreak="0">
+  <w:abstractNum w:abstractNumId="88" w15:restartNumberingAfterBreak="0">
     <w:nsid w:val="660239AA"/>
     <w:multiLevelType w:val="multilevel"/>
     <w:tmpl w:val="DF72DB3C"/>
@@ -38248,7 +39968,120 @@
       </w:pPr>
     </w:lvl>
   </w:abstractNum>
-  <w:abstractNum w:abstractNumId="85" w15:restartNumberingAfterBreak="0">
+  <w:abstractNum w:abstractNumId="89" w15:restartNumberingAfterBreak="0">
+    <w:nsid w:val="679752A0"/>
+    <w:multiLevelType w:val="multilevel"/>
+    <w:tmpl w:val="FE8E4FFE"/>
+    <w:lvl w:ilvl="0">
+      <w:start w:val="1"/>
+      <w:numFmt w:val="decimal"/>
+      <w:lvlText w:val="%1."/>
+      <w:lvlJc w:val="left"/>
+      <w:pPr>
+        <w:tabs>
+          <w:tab w:val="num" w:pos="720"/>
+        </w:tabs>
+        <w:ind w:left="720" w:hanging="360"/>
+      </w:pPr>
+    </w:lvl>
+    <w:lvl w:ilvl="1" w:tentative="1">
+      <w:start w:val="1"/>
+      <w:numFmt w:val="decimal"/>
+      <w:lvlText w:val="%2."/>
+      <w:lvlJc w:val="left"/>
+      <w:pPr>
+        <w:tabs>
+          <w:tab w:val="num" w:pos="1440"/>
+        </w:tabs>
+        <w:ind w:left="1440" w:hanging="360"/>
+      </w:pPr>
+    </w:lvl>
+    <w:lvl w:ilvl="2" w:tentative="1">
+      <w:start w:val="1"/>
+      <w:numFmt w:val="decimal"/>
+      <w:lvlText w:val="%3."/>
+      <w:lvlJc w:val="left"/>
+      <w:pPr>
+        <w:tabs>
+          <w:tab w:val="num" w:pos="2160"/>
+        </w:tabs>
+        <w:ind w:left="2160" w:hanging="360"/>
+      </w:pPr>
+    </w:lvl>
+    <w:lvl w:ilvl="3" w:tentative="1">
+      <w:start w:val="1"/>
+      <w:numFmt w:val="decimal"/>
+      <w:lvlText w:val="%4."/>
+      <w:lvlJc w:val="left"/>
+      <w:pPr>
+        <w:tabs>
+          <w:tab w:val="num" w:pos="2880"/>
+        </w:tabs>
+        <w:ind w:left="2880" w:hanging="360"/>
+      </w:pPr>
+    </w:lvl>
+    <w:lvl w:ilvl="4" w:tentative="1">
+      <w:start w:val="1"/>
+      <w:numFmt w:val="decimal"/>
+      <w:lvlText w:val="%5."/>
+      <w:lvlJc w:val="left"/>
+      <w:pPr>
+        <w:tabs>
+          <w:tab w:val="num" w:pos="3600"/>
+        </w:tabs>
+        <w:ind w:left="3600" w:hanging="360"/>
+      </w:pPr>
+    </w:lvl>
+    <w:lvl w:ilvl="5" w:tentative="1">
+      <w:start w:val="1"/>
+      <w:numFmt w:val="decimal"/>
+      <w:lvlText w:val="%6."/>
+      <w:lvlJc w:val="left"/>
+      <w:pPr>
+        <w:tabs>
+          <w:tab w:val="num" w:pos="4320"/>
+        </w:tabs>
+        <w:ind w:left="4320" w:hanging="360"/>
+      </w:pPr>
+    </w:lvl>
+    <w:lvl w:ilvl="6" w:tentative="1">
+      <w:start w:val="1"/>
+      <w:numFmt w:val="decimal"/>
+      <w:lvlText w:val="%7."/>
+      <w:lvlJc w:val="left"/>
+      <w:pPr>
+        <w:tabs>
+          <w:tab w:val="num" w:pos="5040"/>
+        </w:tabs>
+        <w:ind w:left="5040" w:hanging="360"/>
+      </w:pPr>
+    </w:lvl>
+    <w:lvl w:ilvl="7" w:tentative="1">
+      <w:start w:val="1"/>
+      <w:numFmt w:val="decimal"/>
+      <w:lvlText w:val="%8."/>
+      <w:lvlJc w:val="left"/>
+      <w:pPr>
+        <w:tabs>
+          <w:tab w:val="num" w:pos="5760"/>
+        </w:tabs>
+        <w:ind w:left="5760" w:hanging="360"/>
+      </w:pPr>
+    </w:lvl>
+    <w:lvl w:ilvl="8" w:tentative="1">
+      <w:start w:val="1"/>
+      <w:numFmt w:val="decimal"/>
+      <w:lvlText w:val="%9."/>
+      <w:lvlJc w:val="left"/>
+      <w:pPr>
+        <w:tabs>
+          <w:tab w:val="num" w:pos="6480"/>
+        </w:tabs>
+        <w:ind w:left="6480" w:hanging="360"/>
+      </w:pPr>
+    </w:lvl>
+  </w:abstractNum>
+  <w:abstractNum w:abstractNumId="90" w15:restartNumberingAfterBreak="0">
     <w:nsid w:val="6A3B1CA4"/>
     <w:multiLevelType w:val="multilevel"/>
     <w:tmpl w:val="E9F4EDD0"/>
@@ -38397,7 +40230,7 @@
       </w:rPr>
     </w:lvl>
   </w:abstractNum>
-  <w:abstractNum w:abstractNumId="86" w15:restartNumberingAfterBreak="0">
+  <w:abstractNum w:abstractNumId="91" w15:restartNumberingAfterBreak="0">
     <w:nsid w:val="6D5F168F"/>
     <w:multiLevelType w:val="multilevel"/>
     <w:tmpl w:val="63DAF8EC"/>
@@ -38510,7 +40343,7 @@
       </w:pPr>
     </w:lvl>
   </w:abstractNum>
-  <w:abstractNum w:abstractNumId="87" w15:restartNumberingAfterBreak="0">
+  <w:abstractNum w:abstractNumId="92" w15:restartNumberingAfterBreak="0">
     <w:nsid w:val="71324C34"/>
     <w:multiLevelType w:val="multilevel"/>
     <w:tmpl w:val="61207548"/>
@@ -38659,7 +40492,7 @@
       </w:rPr>
     </w:lvl>
   </w:abstractNum>
-  <w:abstractNum w:abstractNumId="88" w15:restartNumberingAfterBreak="0">
+  <w:abstractNum w:abstractNumId="93" w15:restartNumberingAfterBreak="0">
     <w:nsid w:val="715348CA"/>
     <w:multiLevelType w:val="multilevel"/>
     <w:tmpl w:val="50288884"/>
@@ -38772,7 +40605,7 @@
       </w:pPr>
     </w:lvl>
   </w:abstractNum>
-  <w:abstractNum w:abstractNumId="89" w15:restartNumberingAfterBreak="0">
+  <w:abstractNum w:abstractNumId="94" w15:restartNumberingAfterBreak="0">
     <w:nsid w:val="74635820"/>
     <w:multiLevelType w:val="multilevel"/>
     <w:tmpl w:val="391AF558"/>
@@ -38921,7 +40754,7 @@
       </w:rPr>
     </w:lvl>
   </w:abstractNum>
-  <w:abstractNum w:abstractNumId="90" w15:restartNumberingAfterBreak="0">
+  <w:abstractNum w:abstractNumId="95" w15:restartNumberingAfterBreak="0">
     <w:nsid w:val="76C12912"/>
     <w:multiLevelType w:val="multilevel"/>
     <w:tmpl w:val="B4221CA8"/>
@@ -39034,7 +40867,7 @@
       </w:pPr>
     </w:lvl>
   </w:abstractNum>
-  <w:abstractNum w:abstractNumId="91" w15:restartNumberingAfterBreak="0">
+  <w:abstractNum w:abstractNumId="96" w15:restartNumberingAfterBreak="0">
     <w:nsid w:val="77C62C03"/>
     <w:multiLevelType w:val="multilevel"/>
     <w:tmpl w:val="597C6AB8"/>
@@ -39147,7 +40980,7 @@
       </w:pPr>
     </w:lvl>
   </w:abstractNum>
-  <w:abstractNum w:abstractNumId="92" w15:restartNumberingAfterBreak="0">
+  <w:abstractNum w:abstractNumId="97" w15:restartNumberingAfterBreak="0">
     <w:nsid w:val="789010C3"/>
     <w:multiLevelType w:val="multilevel"/>
     <w:tmpl w:val="53D0E026"/>
@@ -39296,7 +41129,7 @@
       </w:rPr>
     </w:lvl>
   </w:abstractNum>
-  <w:abstractNum w:abstractNumId="93" w15:restartNumberingAfterBreak="0">
+  <w:abstractNum w:abstractNumId="98" w15:restartNumberingAfterBreak="0">
     <w:nsid w:val="78BC0BDF"/>
     <w:multiLevelType w:val="multilevel"/>
     <w:tmpl w:val="41467532"/>
@@ -39445,7 +41278,7 @@
       </w:rPr>
     </w:lvl>
   </w:abstractNum>
-  <w:abstractNum w:abstractNumId="94" w15:restartNumberingAfterBreak="0">
+  <w:abstractNum w:abstractNumId="99" w15:restartNumberingAfterBreak="0">
     <w:nsid w:val="7984142D"/>
     <w:multiLevelType w:val="multilevel"/>
     <w:tmpl w:val="7E6EB068"/>
@@ -39558,7 +41391,7 @@
       </w:pPr>
     </w:lvl>
   </w:abstractNum>
-  <w:abstractNum w:abstractNumId="95" w15:restartNumberingAfterBreak="0">
+  <w:abstractNum w:abstractNumId="100" w15:restartNumberingAfterBreak="0">
     <w:nsid w:val="7B3163D6"/>
     <w:multiLevelType w:val="multilevel"/>
     <w:tmpl w:val="8BA84750"/>
@@ -39707,7 +41540,7 @@
       </w:rPr>
     </w:lvl>
   </w:abstractNum>
-  <w:abstractNum w:abstractNumId="96" w15:restartNumberingAfterBreak="0">
+  <w:abstractNum w:abstractNumId="101" w15:restartNumberingAfterBreak="0">
     <w:nsid w:val="7D404196"/>
     <w:multiLevelType w:val="multilevel"/>
     <w:tmpl w:val="97704CE2"/>
@@ -39856,7 +41689,7 @@
       </w:rPr>
     </w:lvl>
   </w:abstractNum>
-  <w:abstractNum w:abstractNumId="97" w15:restartNumberingAfterBreak="0">
+  <w:abstractNum w:abstractNumId="102" w15:restartNumberingAfterBreak="0">
     <w:nsid w:val="7EFB3932"/>
     <w:multiLevelType w:val="multilevel"/>
     <w:tmpl w:val="D0AE2722"/>
@@ -39969,7 +41802,7 @@
       </w:pPr>
     </w:lvl>
   </w:abstractNum>
-  <w:abstractNum w:abstractNumId="98" w15:restartNumberingAfterBreak="0">
+  <w:abstractNum w:abstractNumId="103" w15:restartNumberingAfterBreak="0">
     <w:nsid w:val="7F616F1D"/>
     <w:multiLevelType w:val="multilevel"/>
     <w:tmpl w:val="D66C6BAE"/>
@@ -40118,7 +41951,7 @@
       </w:rPr>
     </w:lvl>
   </w:abstractNum>
-  <w:abstractNum w:abstractNumId="99" w15:restartNumberingAfterBreak="0">
+  <w:abstractNum w:abstractNumId="104" w15:restartNumberingAfterBreak="0">
     <w:nsid w:val="7FE4219B"/>
     <w:multiLevelType w:val="multilevel"/>
     <w:tmpl w:val="DF880E74"/>
@@ -40268,304 +42101,319 @@
     </w:lvl>
   </w:abstractNum>
   <w:num w:numId="1" w16cid:durableId="696584190">
-    <w:abstractNumId w:val="50"/>
+    <w:abstractNumId w:val="54"/>
   </w:num>
   <w:num w:numId="2" w16cid:durableId="1747259762">
-    <w:abstractNumId w:val="11"/>
+    <w:abstractNumId w:val="12"/>
   </w:num>
   <w:num w:numId="3" w16cid:durableId="1691179610">
-    <w:abstractNumId w:val="88"/>
+    <w:abstractNumId w:val="93"/>
   </w:num>
   <w:num w:numId="4" w16cid:durableId="2025091158">
-    <w:abstractNumId w:val="69"/>
+    <w:abstractNumId w:val="73"/>
   </w:num>
   <w:num w:numId="5" w16cid:durableId="468208416">
-    <w:abstractNumId w:val="24"/>
+    <w:abstractNumId w:val="27"/>
   </w:num>
   <w:num w:numId="6" w16cid:durableId="104664305">
+    <w:abstractNumId w:val="76"/>
+  </w:num>
+  <w:num w:numId="7" w16cid:durableId="15035671">
+    <w:abstractNumId w:val="17"/>
+  </w:num>
+  <w:num w:numId="8" w16cid:durableId="655034754">
     <w:abstractNumId w:val="72"/>
   </w:num>
-  <w:num w:numId="7" w16cid:durableId="15035671">
-    <w:abstractNumId w:val="15"/>
-  </w:num>
-  <w:num w:numId="8" w16cid:durableId="655034754">
-    <w:abstractNumId w:val="68"/>
-  </w:num>
   <w:num w:numId="9" w16cid:durableId="621419416">
-    <w:abstractNumId w:val="95"/>
+    <w:abstractNumId w:val="100"/>
   </w:num>
   <w:num w:numId="10" w16cid:durableId="1209219453">
-    <w:abstractNumId w:val="52"/>
+    <w:abstractNumId w:val="56"/>
   </w:num>
   <w:num w:numId="11" w16cid:durableId="1075200423">
-    <w:abstractNumId w:val="18"/>
+    <w:abstractNumId w:val="20"/>
   </w:num>
   <w:num w:numId="12" w16cid:durableId="2013873678">
-    <w:abstractNumId w:val="56"/>
+    <w:abstractNumId w:val="60"/>
   </w:num>
   <w:num w:numId="13" w16cid:durableId="1133449715">
-    <w:abstractNumId w:val="62"/>
+    <w:abstractNumId w:val="66"/>
   </w:num>
   <w:num w:numId="14" w16cid:durableId="1348555731">
-    <w:abstractNumId w:val="75"/>
+    <w:abstractNumId w:val="79"/>
   </w:num>
   <w:num w:numId="15" w16cid:durableId="1389647130">
     <w:abstractNumId w:val="3"/>
   </w:num>
   <w:num w:numId="16" w16cid:durableId="1737625981">
-    <w:abstractNumId w:val="7"/>
+    <w:abstractNumId w:val="8"/>
   </w:num>
   <w:num w:numId="17" w16cid:durableId="416679900">
-    <w:abstractNumId w:val="13"/>
+    <w:abstractNumId w:val="15"/>
   </w:num>
   <w:num w:numId="18" w16cid:durableId="1536187369">
-    <w:abstractNumId w:val="47"/>
+    <w:abstractNumId w:val="51"/>
   </w:num>
   <w:num w:numId="19" w16cid:durableId="1141310079">
-    <w:abstractNumId w:val="63"/>
+    <w:abstractNumId w:val="67"/>
   </w:num>
   <w:num w:numId="20" w16cid:durableId="1813477048">
     <w:abstractNumId w:val="1"/>
   </w:num>
   <w:num w:numId="21" w16cid:durableId="543253394">
-    <w:abstractNumId w:val="57"/>
+    <w:abstractNumId w:val="61"/>
   </w:num>
   <w:num w:numId="22" w16cid:durableId="1226144208">
-    <w:abstractNumId w:val="35"/>
+    <w:abstractNumId w:val="38"/>
   </w:num>
   <w:num w:numId="23" w16cid:durableId="760297013">
-    <w:abstractNumId w:val="93"/>
+    <w:abstractNumId w:val="98"/>
   </w:num>
   <w:num w:numId="24" w16cid:durableId="1111126328">
-    <w:abstractNumId w:val="64"/>
+    <w:abstractNumId w:val="68"/>
   </w:num>
   <w:num w:numId="25" w16cid:durableId="1771581909">
-    <w:abstractNumId w:val="46"/>
+    <w:abstractNumId w:val="50"/>
   </w:num>
   <w:num w:numId="26" w16cid:durableId="1345085296">
     <w:abstractNumId w:val="2"/>
   </w:num>
   <w:num w:numId="27" w16cid:durableId="397678998">
-    <w:abstractNumId w:val="19"/>
+    <w:abstractNumId w:val="21"/>
   </w:num>
   <w:num w:numId="28" w16cid:durableId="982008169">
-    <w:abstractNumId w:val="48"/>
+    <w:abstractNumId w:val="52"/>
   </w:num>
   <w:num w:numId="29" w16cid:durableId="939066719">
-    <w:abstractNumId w:val="22"/>
+    <w:abstractNumId w:val="24"/>
   </w:num>
   <w:num w:numId="30" w16cid:durableId="876510830">
-    <w:abstractNumId w:val="60"/>
+    <w:abstractNumId w:val="64"/>
   </w:num>
   <w:num w:numId="31" w16cid:durableId="902106299">
-    <w:abstractNumId w:val="23"/>
+    <w:abstractNumId w:val="26"/>
   </w:num>
   <w:num w:numId="32" w16cid:durableId="1100490539">
     <w:abstractNumId w:val="4"/>
   </w:num>
   <w:num w:numId="33" w16cid:durableId="771121688">
-    <w:abstractNumId w:val="59"/>
+    <w:abstractNumId w:val="63"/>
   </w:num>
   <w:num w:numId="34" w16cid:durableId="1479685463">
-    <w:abstractNumId w:val="92"/>
+    <w:abstractNumId w:val="97"/>
   </w:num>
   <w:num w:numId="35" w16cid:durableId="134955994">
+    <w:abstractNumId w:val="11"/>
+  </w:num>
+  <w:num w:numId="36" w16cid:durableId="128086684">
+    <w:abstractNumId w:val="7"/>
+  </w:num>
+  <w:num w:numId="37" w16cid:durableId="334914981">
+    <w:abstractNumId w:val="35"/>
+  </w:num>
+  <w:num w:numId="38" w16cid:durableId="1650011285">
+    <w:abstractNumId w:val="46"/>
+  </w:num>
+  <w:num w:numId="39" w16cid:durableId="1234654992">
+    <w:abstractNumId w:val="57"/>
+  </w:num>
+  <w:num w:numId="40" w16cid:durableId="1087116620">
+    <w:abstractNumId w:val="58"/>
+  </w:num>
+  <w:num w:numId="41" w16cid:durableId="1655406304">
+    <w:abstractNumId w:val="90"/>
+  </w:num>
+  <w:num w:numId="42" w16cid:durableId="596644524">
+    <w:abstractNumId w:val="29"/>
+  </w:num>
+  <w:num w:numId="43" w16cid:durableId="2003120680">
+    <w:abstractNumId w:val="94"/>
+  </w:num>
+  <w:num w:numId="44" w16cid:durableId="1243414595">
+    <w:abstractNumId w:val="74"/>
+  </w:num>
+  <w:num w:numId="45" w16cid:durableId="70087782">
+    <w:abstractNumId w:val="30"/>
+  </w:num>
+  <w:num w:numId="46" w16cid:durableId="1091659472">
+    <w:abstractNumId w:val="87"/>
+  </w:num>
+  <w:num w:numId="47" w16cid:durableId="1202404245">
     <w:abstractNumId w:val="10"/>
   </w:num>
-  <w:num w:numId="36" w16cid:durableId="128086684">
-    <w:abstractNumId w:val="6"/>
+  <w:num w:numId="48" w16cid:durableId="1231765433">
+    <w:abstractNumId w:val="22"/>
   </w:num>
-  <w:num w:numId="37" w16cid:durableId="334914981">
-    <w:abstractNumId w:val="32"/>
+  <w:num w:numId="49" w16cid:durableId="1550337699">
+    <w:abstractNumId w:val="49"/>
   </w:num>
-  <w:num w:numId="38" w16cid:durableId="1650011285">
-    <w:abstractNumId w:val="42"/>
+  <w:num w:numId="50" w16cid:durableId="172037436">
+    <w:abstractNumId w:val="31"/>
   </w:num>
-  <w:num w:numId="39" w16cid:durableId="1234654992">
+  <w:num w:numId="51" w16cid:durableId="1191068728">
+    <w:abstractNumId w:val="9"/>
+  </w:num>
+  <w:num w:numId="52" w16cid:durableId="1052116213">
+    <w:abstractNumId w:val="84"/>
+  </w:num>
+  <w:num w:numId="53" w16cid:durableId="861016012">
+    <w:abstractNumId w:val="65"/>
+  </w:num>
+  <w:num w:numId="54" w16cid:durableId="1091241527">
     <w:abstractNumId w:val="53"/>
   </w:num>
-  <w:num w:numId="40" w16cid:durableId="1087116620">
-    <w:abstractNumId w:val="54"/>
+  <w:num w:numId="55" w16cid:durableId="177276248">
+    <w:abstractNumId w:val="39"/>
   </w:num>
-  <w:num w:numId="41" w16cid:durableId="1655406304">
+  <w:num w:numId="56" w16cid:durableId="650521810">
+    <w:abstractNumId w:val="40"/>
+  </w:num>
+  <w:num w:numId="57" w16cid:durableId="1886091548">
+    <w:abstractNumId w:val="95"/>
+  </w:num>
+  <w:num w:numId="58" w16cid:durableId="2111269196">
+    <w:abstractNumId w:val="101"/>
+  </w:num>
+  <w:num w:numId="59" w16cid:durableId="1442843145">
+    <w:abstractNumId w:val="80"/>
+  </w:num>
+  <w:num w:numId="60" w16cid:durableId="496576927">
+    <w:abstractNumId w:val="55"/>
+  </w:num>
+  <w:num w:numId="61" w16cid:durableId="1772966517">
     <w:abstractNumId w:val="85"/>
   </w:num>
-  <w:num w:numId="42" w16cid:durableId="596644524">
-    <w:abstractNumId w:val="26"/>
+  <w:num w:numId="62" w16cid:durableId="967933486">
+    <w:abstractNumId w:val="23"/>
   </w:num>
-  <w:num w:numId="43" w16cid:durableId="2003120680">
-    <w:abstractNumId w:val="89"/>
+  <w:num w:numId="63" w16cid:durableId="596016583">
+    <w:abstractNumId w:val="43"/>
   </w:num>
-  <w:num w:numId="44" w16cid:durableId="1243414595">
+  <w:num w:numId="64" w16cid:durableId="1440678547">
+    <w:abstractNumId w:val="102"/>
+  </w:num>
+  <w:num w:numId="65" w16cid:durableId="1439641307">
+    <w:abstractNumId w:val="37"/>
+  </w:num>
+  <w:num w:numId="66" w16cid:durableId="338967099">
+    <w:abstractNumId w:val="44"/>
+  </w:num>
+  <w:num w:numId="67" w16cid:durableId="332071943">
+    <w:abstractNumId w:val="34"/>
+  </w:num>
+  <w:num w:numId="68" w16cid:durableId="1677728522">
+    <w:abstractNumId w:val="83"/>
+  </w:num>
+  <w:num w:numId="69" w16cid:durableId="1923566216">
+    <w:abstractNumId w:val="16"/>
+  </w:num>
+  <w:num w:numId="70" w16cid:durableId="1919708759">
+    <w:abstractNumId w:val="104"/>
+  </w:num>
+  <w:num w:numId="71" w16cid:durableId="182399725">
     <w:abstractNumId w:val="70"/>
   </w:num>
-  <w:num w:numId="45" w16cid:durableId="70087782">
-    <w:abstractNumId w:val="27"/>
-  </w:num>
-  <w:num w:numId="46" w16cid:durableId="1091659472">
-    <w:abstractNumId w:val="83"/>
-  </w:num>
-  <w:num w:numId="47" w16cid:durableId="1202404245">
-    <w:abstractNumId w:val="9"/>
-  </w:num>
-  <w:num w:numId="48" w16cid:durableId="1231765433">
-    <w:abstractNumId w:val="20"/>
-  </w:num>
-  <w:num w:numId="49" w16cid:durableId="1550337699">
-    <w:abstractNumId w:val="45"/>
-  </w:num>
-  <w:num w:numId="50" w16cid:durableId="172037436">
-    <w:abstractNumId w:val="28"/>
-  </w:num>
-  <w:num w:numId="51" w16cid:durableId="1191068728">
-    <w:abstractNumId w:val="8"/>
-  </w:num>
-  <w:num w:numId="52" w16cid:durableId="1052116213">
-    <w:abstractNumId w:val="80"/>
-  </w:num>
-  <w:num w:numId="53" w16cid:durableId="861016012">
-    <w:abstractNumId w:val="61"/>
-  </w:num>
-  <w:num w:numId="54" w16cid:durableId="1091241527">
-    <w:abstractNumId w:val="49"/>
-  </w:num>
-  <w:num w:numId="55" w16cid:durableId="177276248">
-    <w:abstractNumId w:val="36"/>
-  </w:num>
-  <w:num w:numId="56" w16cid:durableId="650521810">
-    <w:abstractNumId w:val="37"/>
-  </w:num>
-  <w:num w:numId="57" w16cid:durableId="1886091548">
-    <w:abstractNumId w:val="90"/>
-  </w:num>
-  <w:num w:numId="58" w16cid:durableId="2111269196">
-    <w:abstractNumId w:val="96"/>
-  </w:num>
-  <w:num w:numId="59" w16cid:durableId="1442843145">
-    <w:abstractNumId w:val="76"/>
-  </w:num>
-  <w:num w:numId="60" w16cid:durableId="496576927">
-    <w:abstractNumId w:val="51"/>
-  </w:num>
-  <w:num w:numId="61" w16cid:durableId="1772966517">
-    <w:abstractNumId w:val="81"/>
-  </w:num>
-  <w:num w:numId="62" w16cid:durableId="967933486">
-    <w:abstractNumId w:val="21"/>
-  </w:num>
-  <w:num w:numId="63" w16cid:durableId="596016583">
-    <w:abstractNumId w:val="40"/>
-  </w:num>
-  <w:num w:numId="64" w16cid:durableId="1440678547">
-    <w:abstractNumId w:val="97"/>
-  </w:num>
-  <w:num w:numId="65" w16cid:durableId="1439641307">
-    <w:abstractNumId w:val="34"/>
-  </w:num>
-  <w:num w:numId="66" w16cid:durableId="338967099">
-    <w:abstractNumId w:val="41"/>
-  </w:num>
-  <w:num w:numId="67" w16cid:durableId="332071943">
-    <w:abstractNumId w:val="31"/>
-  </w:num>
-  <w:num w:numId="68" w16cid:durableId="1677728522">
-    <w:abstractNumId w:val="79"/>
-  </w:num>
-  <w:num w:numId="69" w16cid:durableId="1923566216">
-    <w:abstractNumId w:val="14"/>
-  </w:num>
-  <w:num w:numId="70" w16cid:durableId="1919708759">
+  <w:num w:numId="72" w16cid:durableId="332032863">
     <w:abstractNumId w:val="99"/>
   </w:num>
-  <w:num w:numId="71" w16cid:durableId="182399725">
-    <w:abstractNumId w:val="66"/>
-  </w:num>
-  <w:num w:numId="72" w16cid:durableId="332032863">
-    <w:abstractNumId w:val="94"/>
-  </w:num>
   <w:num w:numId="73" w16cid:durableId="863009602">
-    <w:abstractNumId w:val="73"/>
+    <w:abstractNumId w:val="77"/>
   </w:num>
   <w:num w:numId="74" w16cid:durableId="1663581038">
-    <w:abstractNumId w:val="78"/>
+    <w:abstractNumId w:val="82"/>
   </w:num>
   <w:num w:numId="75" w16cid:durableId="9527060">
-    <w:abstractNumId w:val="67"/>
+    <w:abstractNumId w:val="71"/>
   </w:num>
   <w:num w:numId="76" w16cid:durableId="1215047347">
-    <w:abstractNumId w:val="16"/>
+    <w:abstractNumId w:val="18"/>
   </w:num>
   <w:num w:numId="77" w16cid:durableId="1558588534">
-    <w:abstractNumId w:val="71"/>
+    <w:abstractNumId w:val="75"/>
   </w:num>
   <w:num w:numId="78" w16cid:durableId="79839719">
-    <w:abstractNumId w:val="65"/>
+    <w:abstractNumId w:val="69"/>
   </w:num>
   <w:num w:numId="79" w16cid:durableId="1101140770">
     <w:abstractNumId w:val="0"/>
   </w:num>
   <w:num w:numId="80" w16cid:durableId="2030793874">
-    <w:abstractNumId w:val="43"/>
+    <w:abstractNumId w:val="47"/>
   </w:num>
   <w:num w:numId="81" w16cid:durableId="567150462">
-    <w:abstractNumId w:val="77"/>
+    <w:abstractNumId w:val="81"/>
   </w:num>
   <w:num w:numId="82" w16cid:durableId="1790051965">
+    <w:abstractNumId w:val="28"/>
+  </w:num>
+  <w:num w:numId="83" w16cid:durableId="1842230763">
+    <w:abstractNumId w:val="6"/>
+  </w:num>
+  <w:num w:numId="84" w16cid:durableId="2144500657">
+    <w:abstractNumId w:val="42"/>
+  </w:num>
+  <w:num w:numId="85" w16cid:durableId="1846168244">
+    <w:abstractNumId w:val="36"/>
+  </w:num>
+  <w:num w:numId="86" w16cid:durableId="588273492">
+    <w:abstractNumId w:val="19"/>
+  </w:num>
+  <w:num w:numId="87" w16cid:durableId="918056708">
+    <w:abstractNumId w:val="41"/>
+  </w:num>
+  <w:num w:numId="88" w16cid:durableId="1011641173">
+    <w:abstractNumId w:val="59"/>
+  </w:num>
+  <w:num w:numId="89" w16cid:durableId="492456103">
+    <w:abstractNumId w:val="88"/>
+  </w:num>
+  <w:num w:numId="90" w16cid:durableId="527186516">
+    <w:abstractNumId w:val="91"/>
+  </w:num>
+  <w:num w:numId="91" w16cid:durableId="952902112">
+    <w:abstractNumId w:val="48"/>
+  </w:num>
+  <w:num w:numId="92" w16cid:durableId="1584684362">
+    <w:abstractNumId w:val="78"/>
+  </w:num>
+  <w:num w:numId="93" w16cid:durableId="906957371">
+    <w:abstractNumId w:val="32"/>
+  </w:num>
+  <w:num w:numId="94" w16cid:durableId="1977224170">
+    <w:abstractNumId w:val="13"/>
+  </w:num>
+  <w:num w:numId="95" w16cid:durableId="1222444522">
+    <w:abstractNumId w:val="62"/>
+  </w:num>
+  <w:num w:numId="96" w16cid:durableId="1016225348">
+    <w:abstractNumId w:val="103"/>
+  </w:num>
+  <w:num w:numId="97" w16cid:durableId="120003097">
+    <w:abstractNumId w:val="33"/>
+  </w:num>
+  <w:num w:numId="98" w16cid:durableId="994724944">
+    <w:abstractNumId w:val="96"/>
+  </w:num>
+  <w:num w:numId="99" w16cid:durableId="504131760">
+    <w:abstractNumId w:val="86"/>
+  </w:num>
+  <w:num w:numId="100" w16cid:durableId="1490637387">
+    <w:abstractNumId w:val="92"/>
+  </w:num>
+  <w:num w:numId="101" w16cid:durableId="1110706412">
+    <w:abstractNumId w:val="5"/>
+  </w:num>
+  <w:num w:numId="102" w16cid:durableId="492797197">
+    <w:abstractNumId w:val="89"/>
+  </w:num>
+  <w:num w:numId="103" w16cid:durableId="804785337">
     <w:abstractNumId w:val="25"/>
   </w:num>
-  <w:num w:numId="83" w16cid:durableId="1842230763">
-    <w:abstractNumId w:val="5"/>
+  <w:num w:numId="104" w16cid:durableId="493839647">
+    <w:abstractNumId w:val="45"/>
   </w:num>
-  <w:num w:numId="84" w16cid:durableId="2144500657">
-    <w:abstractNumId w:val="39"/>
-  </w:num>
-  <w:num w:numId="85" w16cid:durableId="1846168244">
-    <w:abstractNumId w:val="33"/>
-  </w:num>
-  <w:num w:numId="86" w16cid:durableId="588273492">
-    <w:abstractNumId w:val="17"/>
-  </w:num>
-  <w:num w:numId="87" w16cid:durableId="918056708">
-    <w:abstractNumId w:val="38"/>
-  </w:num>
-  <w:num w:numId="88" w16cid:durableId="1011641173">
-    <w:abstractNumId w:val="55"/>
-  </w:num>
-  <w:num w:numId="89" w16cid:durableId="492456103">
-    <w:abstractNumId w:val="84"/>
-  </w:num>
-  <w:num w:numId="90" w16cid:durableId="527186516">
-    <w:abstractNumId w:val="86"/>
-  </w:num>
-  <w:num w:numId="91" w16cid:durableId="952902112">
-    <w:abstractNumId w:val="44"/>
-  </w:num>
-  <w:num w:numId="92" w16cid:durableId="1584684362">
-    <w:abstractNumId w:val="74"/>
-  </w:num>
-  <w:num w:numId="93" w16cid:durableId="906957371">
-    <w:abstractNumId w:val="29"/>
-  </w:num>
-  <w:num w:numId="94" w16cid:durableId="1977224170">
-    <w:abstractNumId w:val="12"/>
-  </w:num>
-  <w:num w:numId="95" w16cid:durableId="1222444522">
-    <w:abstractNumId w:val="58"/>
-  </w:num>
-  <w:num w:numId="96" w16cid:durableId="1016225348">
-    <w:abstractNumId w:val="98"/>
-  </w:num>
-  <w:num w:numId="97" w16cid:durableId="120003097">
-    <w:abstractNumId w:val="30"/>
-  </w:num>
-  <w:num w:numId="98" w16cid:durableId="994724944">
-    <w:abstractNumId w:val="91"/>
-  </w:num>
-  <w:num w:numId="99" w16cid:durableId="504131760">
-    <w:abstractNumId w:val="82"/>
-  </w:num>
-  <w:num w:numId="100" w16cid:durableId="1490637387">
-    <w:abstractNumId w:val="87"/>
+  <w:num w:numId="105" w16cid:durableId="1164083053">
+    <w:abstractNumId w:val="14"/>
   </w:num>
   <w:numIdMacAtCleanup w:val="100"/>
 </w:numbering>

--- a/DSA Notes.docx
+++ b/DSA Notes.docx
@@ -27147,51 +27147,9 @@
     <w:p>
       <w:pPr>
         <w:rPr>
-          <w:b/>
-          <w:bCs/>
           <w:sz w:val="28"/>
         </w:rPr>
       </w:pPr>
-      <w:r>
-        <w:rPr>
-          <w:b/>
-          <w:bCs/>
-          <w:sz w:val="28"/>
-        </w:rPr>
-        <w:t>XV</w:t>
-      </w:r>
-      <w:r>
-        <w:rPr>
-          <w:b/>
-          <w:bCs/>
-          <w:sz w:val="28"/>
-        </w:rPr>
-        <w:t>I</w:t>
-      </w:r>
-      <w:r>
-        <w:rPr>
-          <w:b/>
-          <w:bCs/>
-          <w:sz w:val="28"/>
-        </w:rPr>
-        <w:t xml:space="preserve">. </w:t>
-      </w:r>
-      <w:r>
-        <w:rPr>
-          <w:b/>
-          <w:bCs/>
-          <w:sz w:val="28"/>
-        </w:rPr>
-        <w:t>Insertion</w:t>
-      </w:r>
-      <w:r>
-        <w:rPr>
-          <w:b/>
-          <w:bCs/>
-          <w:sz w:val="28"/>
-        </w:rPr>
-        <w:t xml:space="preserve"> Sort</w:t>
-      </w:r>
     </w:p>
     <w:p>
       <w:pPr>
@@ -27216,6 +27174,790 @@
           <w:bCs/>
           <w:sz w:val="28"/>
         </w:rPr>
+        <w:t>I</w:t>
+      </w:r>
+      <w:r>
+        <w:rPr>
+          <w:b/>
+          <w:bCs/>
+          <w:sz w:val="28"/>
+        </w:rPr>
+        <w:t xml:space="preserve">. </w:t>
+      </w:r>
+      <w:r>
+        <w:rPr>
+          <w:b/>
+          <w:bCs/>
+          <w:sz w:val="28"/>
+        </w:rPr>
+        <w:t>Insertion</w:t>
+      </w:r>
+      <w:r>
+        <w:rPr>
+          <w:b/>
+          <w:bCs/>
+          <w:sz w:val="28"/>
+        </w:rPr>
+        <w:t xml:space="preserve"> Sort</w:t>
+      </w:r>
+    </w:p>
+    <w:p>
+      <w:pPr>
+        <w:rPr>
+          <w:b/>
+          <w:bCs/>
+        </w:rPr>
+      </w:pPr>
+      <w:r>
+        <w:rPr>
+          <w:b/>
+          <w:bCs/>
+        </w:rPr>
+        <w:t>Mastering DSA with Java: Insertion Sort</w:t>
+      </w:r>
+    </w:p>
+    <w:p>
+      <w:r>
+        <w:t>Insertion Sort is a simple, intuitive sorting algorithm that builds the final sorted array one item at a time. It is highly efficient for small datasets and partially sorted arrays.</w:t>
+      </w:r>
+    </w:p>
+    <w:p>
+      <w:pPr>
+        <w:rPr>
+          <w:b/>
+          <w:bCs/>
+        </w:rPr>
+      </w:pPr>
+      <w:r>
+        <w:rPr>
+          <w:b/>
+          <w:bCs/>
+        </w:rPr>
+        <w:t>How It Works (The Playing Card Analogy)</w:t>
+      </w:r>
+    </w:p>
+    <w:p>
+      <w:r>
+        <w:t>The best way to understand Insertion Sort is to imagine how you might sort a hand of playing cards:</w:t>
+      </w:r>
+    </w:p>
+    <w:p>
+      <w:pPr>
+        <w:numPr>
+          <w:ilvl w:val="0"/>
+          <w:numId w:val="106"/>
+        </w:numPr>
+      </w:pPr>
+      <w:r>
+        <w:t>You hold the first card in your left hand. It is "sorted" because there is only one card.</w:t>
+      </w:r>
+    </w:p>
+    <w:p>
+      <w:pPr>
+        <w:numPr>
+          <w:ilvl w:val="0"/>
+          <w:numId w:val="106"/>
+        </w:numPr>
+      </w:pPr>
+      <w:r>
+        <w:t>You pick up the next card with your right hand.</w:t>
+      </w:r>
+    </w:p>
+    <w:p>
+      <w:pPr>
+        <w:numPr>
+          <w:ilvl w:val="0"/>
+          <w:numId w:val="106"/>
+        </w:numPr>
+      </w:pPr>
+      <w:r>
+        <w:t xml:space="preserve">You compare it to the cards in your left hand and </w:t>
+      </w:r>
+      <w:r>
+        <w:rPr>
+          <w:b/>
+          <w:bCs/>
+        </w:rPr>
+        <w:t>insert</w:t>
+      </w:r>
+      <w:r>
+        <w:t xml:space="preserve"> it into its correct, sorted position.</w:t>
+      </w:r>
+    </w:p>
+    <w:p>
+      <w:pPr>
+        <w:numPr>
+          <w:ilvl w:val="0"/>
+          <w:numId w:val="106"/>
+        </w:numPr>
+      </w:pPr>
+      <w:r>
+        <w:t>You repeat this process for every remaining card in the deck.</w:t>
+      </w:r>
+    </w:p>
+    <w:p>
+      <w:r>
+        <w:t>In algorithmic terms, the array is virtually split into a "sorted" and an "unsorted" part. Values from the unsorted part are picked and placed at the correct position in the sorted part.</w:t>
+      </w:r>
+    </w:p>
+    <w:p>
+      <w:pPr>
+        <w:rPr>
+          <w:b/>
+          <w:bCs/>
+        </w:rPr>
+      </w:pPr>
+      <w:r>
+        <w:rPr>
+          <w:b/>
+          <w:bCs/>
+        </w:rPr>
+        <w:t>Java Implementation</w:t>
+      </w:r>
+    </w:p>
+    <w:p>
+      <w:r>
+        <w:t>Here is the complete implementation of Insertion Sort in Java, including both ascending and descending logic:</w:t>
+      </w:r>
+    </w:p>
+    <w:p>
+      <w:r>
+        <w:t>package algorithm.sort;</w:t>
+      </w:r>
+    </w:p>
+    <w:p/>
+    <w:p>
+      <w:r>
+        <w:t>import java.util.Arrays;</w:t>
+      </w:r>
+    </w:p>
+    <w:p/>
+    <w:p>
+      <w:r>
+        <w:t>public class InsertionSort {</w:t>
+      </w:r>
+    </w:p>
+    <w:p/>
+    <w:p>
+      <w:r>
+        <w:t xml:space="preserve">    // Sorts the array in ascending order</w:t>
+      </w:r>
+    </w:p>
+    <w:p>
+      <w:r>
+        <w:t xml:space="preserve">    public static void sort(int[] array) {</w:t>
+      </w:r>
+    </w:p>
+    <w:p>
+      <w:r>
+        <w:t xml:space="preserve">        if (array == null || array.length &lt;= 1)</w:t>
+      </w:r>
+    </w:p>
+    <w:p>
+      <w:r>
+        <w:t xml:space="preserve">            return;</w:t>
+      </w:r>
+    </w:p>
+    <w:p/>
+    <w:p>
+      <w:r>
+        <w:t xml:space="preserve">        for (int i = 1; i &lt; array.length; i++) {</w:t>
+      </w:r>
+    </w:p>
+    <w:p>
+      <w:r>
+        <w:t xml:space="preserve">            int temp = array[i]; // The element to be positioned</w:t>
+      </w:r>
+    </w:p>
+    <w:p>
+      <w:r>
+        <w:t xml:space="preserve">            int j = i - 1;</w:t>
+      </w:r>
+    </w:p>
+    <w:p/>
+    <w:p>
+      <w:r>
+        <w:t xml:space="preserve">            // Shift elements of the sorted segment forward to make room</w:t>
+      </w:r>
+    </w:p>
+    <w:p>
+      <w:r>
+        <w:t xml:space="preserve">            while (j &gt;= 0 &amp;&amp; array[j] &gt; temp) {</w:t>
+      </w:r>
+    </w:p>
+    <w:p>
+      <w:r>
+        <w:lastRenderedPageBreak/>
+        <w:t xml:space="preserve">                array[j + 1] = array[j];</w:t>
+      </w:r>
+    </w:p>
+    <w:p>
+      <w:r>
+        <w:t xml:space="preserve">                j--;</w:t>
+      </w:r>
+    </w:p>
+    <w:p>
+      <w:r>
+        <w:t xml:space="preserve">            }</w:t>
+      </w:r>
+    </w:p>
+    <w:p/>
+    <w:p>
+      <w:r>
+        <w:t xml:space="preserve">            // Insert the element into its correct position</w:t>
+      </w:r>
+    </w:p>
+    <w:p>
+      <w:r>
+        <w:t xml:space="preserve">            array[j + 1] = temp;</w:t>
+      </w:r>
+    </w:p>
+    <w:p>
+      <w:r>
+        <w:t xml:space="preserve">        }</w:t>
+      </w:r>
+    </w:p>
+    <w:p>
+      <w:r>
+        <w:t xml:space="preserve">    }</w:t>
+      </w:r>
+    </w:p>
+    <w:p/>
+    <w:p>
+      <w:r>
+        <w:t xml:space="preserve">    // Sorts the array in descending order</w:t>
+      </w:r>
+    </w:p>
+    <w:p>
+      <w:r>
+        <w:t xml:space="preserve">    public static void sortDescending(int[] array) {</w:t>
+      </w:r>
+    </w:p>
+    <w:p>
+      <w:r>
+        <w:t xml:space="preserve">        if (array == null || array.length &lt;= 1)</w:t>
+      </w:r>
+    </w:p>
+    <w:p>
+      <w:r>
+        <w:t xml:space="preserve">            return;</w:t>
+      </w:r>
+    </w:p>
+    <w:p/>
+    <w:p>
+      <w:r>
+        <w:t xml:space="preserve">        for (int i = 1; i &lt; array.length; i++) {</w:t>
+      </w:r>
+    </w:p>
+    <w:p>
+      <w:r>
+        <w:t xml:space="preserve">            int temp = array[i];</w:t>
+      </w:r>
+    </w:p>
+    <w:p>
+      <w:r>
+        <w:t xml:space="preserve">            int j = i - 1;</w:t>
+      </w:r>
+    </w:p>
+    <w:p/>
+    <w:p>
+      <w:r>
+        <w:t xml:space="preserve">            // Notice the condition array[j] &lt; temp for descending order</w:t>
+      </w:r>
+    </w:p>
+    <w:p>
+      <w:r>
+        <w:t xml:space="preserve">            while (j &gt;= 0 &amp;&amp; array[j] &lt; temp) {</w:t>
+      </w:r>
+    </w:p>
+    <w:p>
+      <w:r>
+        <w:t xml:space="preserve">                array[j + 1] = array[j];</w:t>
+      </w:r>
+    </w:p>
+    <w:p>
+      <w:r>
+        <w:t xml:space="preserve">                j--;</w:t>
+      </w:r>
+    </w:p>
+    <w:p>
+      <w:r>
+        <w:t xml:space="preserve">            }</w:t>
+      </w:r>
+    </w:p>
+    <w:p/>
+    <w:p>
+      <w:r>
+        <w:t xml:space="preserve">            array[j + 1] = temp;</w:t>
+      </w:r>
+    </w:p>
+    <w:p>
+      <w:r>
+        <w:t xml:space="preserve">        }</w:t>
+      </w:r>
+    </w:p>
+    <w:p>
+      <w:r>
+        <w:t xml:space="preserve">    }</w:t>
+      </w:r>
+    </w:p>
+    <w:p/>
+    <w:p>
+      <w:r>
+        <w:t xml:space="preserve">    public static void main(String[] args) {</w:t>
+      </w:r>
+    </w:p>
+    <w:p>
+      <w:r>
+        <w:t xml:space="preserve">        int[] array = {5, 7, 0, 1, 2};</w:t>
+      </w:r>
+    </w:p>
+    <w:p>
+      <w:r>
+        <w:t xml:space="preserve">        </w:t>
+      </w:r>
+    </w:p>
+    <w:p>
+      <w:r>
+        <w:lastRenderedPageBreak/>
+        <w:t xml:space="preserve">        System.out.println("Original array: " + Arrays.toString(array));</w:t>
+      </w:r>
+    </w:p>
+    <w:p>
+      <w:r>
+        <w:t xml:space="preserve">        </w:t>
+      </w:r>
+    </w:p>
+    <w:p>
+      <w:r>
+        <w:t xml:space="preserve">        sort(array);</w:t>
+      </w:r>
+    </w:p>
+    <w:p>
+      <w:r>
+        <w:t xml:space="preserve">        System.out.println("Ascending: " + Arrays.toString(array));</w:t>
+      </w:r>
+    </w:p>
+    <w:p/>
+    <w:p>
+      <w:r>
+        <w:t xml:space="preserve">        sortDescending(array);</w:t>
+      </w:r>
+    </w:p>
+    <w:p>
+      <w:r>
+        <w:t xml:space="preserve">        System.out.println("Descending: " + Arrays.toString(array));</w:t>
+      </w:r>
+    </w:p>
+    <w:p>
+      <w:r>
+        <w:t xml:space="preserve">    }</w:t>
+      </w:r>
+    </w:p>
+    <w:p>
+      <w:r>
+        <w:t>}</w:t>
+      </w:r>
+    </w:p>
+    <w:p>
+      <w:pPr>
+        <w:rPr>
+          <w:b/>
+          <w:bCs/>
+        </w:rPr>
+      </w:pPr>
+      <w:r>
+        <w:rPr>
+          <w:b/>
+          <w:bCs/>
+        </w:rPr>
+        <w:t>Complexity Analysis</w:t>
+      </w:r>
+    </w:p>
+    <w:tbl>
+      <w:tblPr>
+        <w:tblW w:w="0" w:type="auto"/>
+        <w:tblCellSpacing w:w="15" w:type="dxa"/>
+        <w:tblCellMar>
+          <w:top w:w="15" w:type="dxa"/>
+          <w:left w:w="15" w:type="dxa"/>
+          <w:bottom w:w="15" w:type="dxa"/>
+          <w:right w:w="15" w:type="dxa"/>
+        </w:tblCellMar>
+        <w:tblLook w:val="04A0" w:firstRow="1" w:lastRow="0" w:firstColumn="1" w:lastColumn="0" w:noHBand="0" w:noVBand="1"/>
+      </w:tblPr>
+      <w:tblGrid>
+        <w:gridCol w:w="1090"/>
+        <w:gridCol w:w="1363"/>
+        <w:gridCol w:w="6573"/>
+      </w:tblGrid>
+      <w:tr>
+        <w:trPr>
+          <w:tblCellSpacing w:w="15" w:type="dxa"/>
+        </w:trPr>
+        <w:tc>
+          <w:tcPr>
+            <w:tcW w:w="0" w:type="auto"/>
+            <w:vAlign w:val="center"/>
+            <w:hideMark/>
+          </w:tcPr>
+          <w:p>
+            <w:pPr>
+              <w:rPr>
+                <w:b/>
+                <w:bCs/>
+              </w:rPr>
+            </w:pPr>
+            <w:r>
+              <w:rPr>
+                <w:b/>
+                <w:bCs/>
+              </w:rPr>
+              <w:t>Scenario</w:t>
+            </w:r>
+          </w:p>
+        </w:tc>
+        <w:tc>
+          <w:tcPr>
+            <w:tcW w:w="0" w:type="auto"/>
+            <w:vAlign w:val="center"/>
+            <w:hideMark/>
+          </w:tcPr>
+          <w:p>
+            <w:pPr>
+              <w:rPr>
+                <w:b/>
+                <w:bCs/>
+              </w:rPr>
+            </w:pPr>
+            <w:r>
+              <w:rPr>
+                <w:b/>
+                <w:bCs/>
+              </w:rPr>
+              <w:t>Time Complexity</w:t>
+            </w:r>
+          </w:p>
+        </w:tc>
+        <w:tc>
+          <w:tcPr>
+            <w:tcW w:w="0" w:type="auto"/>
+            <w:vAlign w:val="center"/>
+            <w:hideMark/>
+          </w:tcPr>
+          <w:p>
+            <w:pPr>
+              <w:rPr>
+                <w:b/>
+                <w:bCs/>
+              </w:rPr>
+            </w:pPr>
+            <w:r>
+              <w:rPr>
+                <w:b/>
+                <w:bCs/>
+              </w:rPr>
+              <w:t>Condition</w:t>
+            </w:r>
+          </w:p>
+        </w:tc>
+      </w:tr>
+      <w:tr>
+        <w:trPr>
+          <w:tblCellSpacing w:w="15" w:type="dxa"/>
+        </w:trPr>
+        <w:tc>
+          <w:tcPr>
+            <w:tcW w:w="0" w:type="auto"/>
+            <w:vAlign w:val="center"/>
+            <w:hideMark/>
+          </w:tcPr>
+          <w:p>
+            <w:r>
+              <w:rPr>
+                <w:b/>
+                <w:bCs/>
+              </w:rPr>
+              <w:t>Best Case</w:t>
+            </w:r>
+          </w:p>
+        </w:tc>
+        <w:tc>
+          <w:tcPr>
+            <w:tcW w:w="0" w:type="auto"/>
+            <w:vAlign w:val="center"/>
+            <w:hideMark/>
+          </w:tcPr>
+          <w:p>
+            <w:r>
+              <w:t>$O(n)$</w:t>
+            </w:r>
+          </w:p>
+        </w:tc>
+        <w:tc>
+          <w:tcPr>
+            <w:tcW w:w="0" w:type="auto"/>
+            <w:vAlign w:val="center"/>
+            <w:hideMark/>
+          </w:tcPr>
+          <w:p>
+            <w:r>
+              <w:t>The array is already sorted. The algorithm only makes comparisons and performs zero shifts.</w:t>
+            </w:r>
+          </w:p>
+        </w:tc>
+      </w:tr>
+      <w:tr>
+        <w:trPr>
+          <w:tblCellSpacing w:w="15" w:type="dxa"/>
+        </w:trPr>
+        <w:tc>
+          <w:tcPr>
+            <w:tcW w:w="0" w:type="auto"/>
+            <w:vAlign w:val="center"/>
+            <w:hideMark/>
+          </w:tcPr>
+          <w:p>
+            <w:r>
+              <w:rPr>
+                <w:b/>
+                <w:bCs/>
+              </w:rPr>
+              <w:t>Average Case</w:t>
+            </w:r>
+          </w:p>
+        </w:tc>
+        <w:tc>
+          <w:tcPr>
+            <w:tcW w:w="0" w:type="auto"/>
+            <w:vAlign w:val="center"/>
+            <w:hideMark/>
+          </w:tcPr>
+          <w:p>
+            <w:r>
+              <w:t>$O(n^2)$</w:t>
+            </w:r>
+          </w:p>
+        </w:tc>
+        <w:tc>
+          <w:tcPr>
+            <w:tcW w:w="0" w:type="auto"/>
+            <w:vAlign w:val="center"/>
+            <w:hideMark/>
+          </w:tcPr>
+          <w:p>
+            <w:r>
+              <w:t>Elements are randomly ordered.</w:t>
+            </w:r>
+          </w:p>
+        </w:tc>
+      </w:tr>
+      <w:tr>
+        <w:trPr>
+          <w:tblCellSpacing w:w="15" w:type="dxa"/>
+        </w:trPr>
+        <w:tc>
+          <w:tcPr>
+            <w:tcW w:w="0" w:type="auto"/>
+            <w:vAlign w:val="center"/>
+            <w:hideMark/>
+          </w:tcPr>
+          <w:p>
+            <w:r>
+              <w:rPr>
+                <w:b/>
+                <w:bCs/>
+              </w:rPr>
+              <w:t>Worst Case</w:t>
+            </w:r>
+          </w:p>
+        </w:tc>
+        <w:tc>
+          <w:tcPr>
+            <w:tcW w:w="0" w:type="auto"/>
+            <w:vAlign w:val="center"/>
+            <w:hideMark/>
+          </w:tcPr>
+          <w:p>
+            <w:r>
+              <w:t>$O(n^2)$</w:t>
+            </w:r>
+          </w:p>
+        </w:tc>
+        <w:tc>
+          <w:tcPr>
+            <w:tcW w:w="0" w:type="auto"/>
+            <w:vAlign w:val="center"/>
+            <w:hideMark/>
+          </w:tcPr>
+          <w:p>
+            <w:r>
+              <w:t>The array is reverse sorted, meaning every new element must be compared and shifted past all previously sorted elements.</w:t>
+            </w:r>
+          </w:p>
+        </w:tc>
+      </w:tr>
+    </w:tbl>
+    <w:p>
+      <w:r>
+        <w:rPr>
+          <w:b/>
+          <w:bCs/>
+        </w:rPr>
+        <w:t>Space Complexity:</w:t>
+      </w:r>
+      <w:r>
+        <w:t xml:space="preserve"> $O(1)$ — Insertion sort is an </w:t>
+      </w:r>
+      <w:r>
+        <w:rPr>
+          <w:i/>
+          <w:iCs/>
+        </w:rPr>
+        <w:t>in-place</w:t>
+      </w:r>
+      <w:r>
+        <w:t xml:space="preserve"> sorting algorithm. It requires a constant amount of extra memory space for the temp variable.</w:t>
+      </w:r>
+    </w:p>
+    <w:p>
+      <w:pPr>
+        <w:rPr>
+          <w:b/>
+          <w:bCs/>
+        </w:rPr>
+      </w:pPr>
+      <w:r>
+        <w:rPr>
+          <w:b/>
+          <w:bCs/>
+        </w:rPr>
+        <w:t>Key Advantages &amp; Use Cases</w:t>
+      </w:r>
+    </w:p>
+    <w:p>
+      <w:r>
+        <w:t>Insertion Sort is an extremely practical algorithm with several key characteristics:</w:t>
+      </w:r>
+    </w:p>
+    <w:p>
+      <w:pPr>
+        <w:numPr>
+          <w:ilvl w:val="0"/>
+          <w:numId w:val="107"/>
+        </w:numPr>
+      </w:pPr>
+      <w:r>
+        <w:rPr>
+          <w:b/>
+          <w:bCs/>
+        </w:rPr>
+        <w:t>Adaptive:</w:t>
+      </w:r>
+      <w:r>
+        <w:t xml:space="preserve"> It performs exceptionally well with partially sorted data. If only a few elements are out of place, the time complexity drops closer to $O(n)$.</w:t>
+      </w:r>
+    </w:p>
+    <w:p>
+      <w:pPr>
+        <w:numPr>
+          <w:ilvl w:val="0"/>
+          <w:numId w:val="107"/>
+        </w:numPr>
+      </w:pPr>
+      <w:r>
+        <w:rPr>
+          <w:b/>
+          <w:bCs/>
+        </w:rPr>
+        <w:t>Stable:</w:t>
+      </w:r>
+      <w:r>
+        <w:t xml:space="preserve"> It does not change the relative order of equal elements. If you have two 5s, the one that appeared first in the original array will remain first.</w:t>
+      </w:r>
+    </w:p>
+    <w:p>
+      <w:pPr>
+        <w:numPr>
+          <w:ilvl w:val="0"/>
+          <w:numId w:val="107"/>
+        </w:numPr>
+      </w:pPr>
+      <w:r>
+        <w:rPr>
+          <w:b/>
+          <w:bCs/>
+        </w:rPr>
+        <w:t>Online:</w:t>
+      </w:r>
+      <w:r>
+        <w:t xml:space="preserve"> It can sort a list as it receives it. You don't need the entire array upfront to begin the sorting process.</w:t>
+      </w:r>
+    </w:p>
+    <w:p>
+      <w:pPr>
+        <w:numPr>
+          <w:ilvl w:val="0"/>
+          <w:numId w:val="107"/>
+        </w:numPr>
+      </w:pPr>
+      <w:r>
+        <w:rPr>
+          <w:b/>
+          <w:bCs/>
+        </w:rPr>
+        <w:t>Low Overhead:</w:t>
+      </w:r>
+      <w:r>
+        <w:t xml:space="preserve"> It is highly efficient for very small datasets (usually for $n \le 10$).</w:t>
+      </w:r>
+    </w:p>
+    <w:p>
+      <w:r>
+        <w:rPr>
+          <w:b/>
+          <w:bCs/>
+        </w:rPr>
+        <w:t>Real-world application:</w:t>
+      </w:r>
+      <w:r>
+        <w:t xml:space="preserve"> Because of its efficiency on small datasets, Insertion Sort is commonly used as a building block for more complex hybrid algorithms. For example, </w:t>
+      </w:r>
+      <w:r>
+        <w:rPr>
+          <w:b/>
+          <w:bCs/>
+        </w:rPr>
+        <w:t>TimSort</w:t>
+      </w:r>
+      <w:r>
+        <w:t xml:space="preserve"> (the default sorting algorithm in Python and used in Java's Arrays.sort() for objects) utilizes Insertion Sort to conquer small subarrays, minimizing the overhead that comes with more advanced algorithms like Merge Sort.</w:t>
+      </w:r>
+    </w:p>
+    <w:p/>
+    <w:p>
+      <w:pPr>
+        <w:rPr>
+          <w:b/>
+          <w:bCs/>
+          <w:sz w:val="28"/>
+        </w:rPr>
+      </w:pPr>
+      <w:r>
+        <w:rPr>
+          <w:b/>
+          <w:bCs/>
+          <w:sz w:val="28"/>
+        </w:rPr>
+        <w:lastRenderedPageBreak/>
+        <w:t>XV</w:t>
+      </w:r>
+      <w:r>
+        <w:rPr>
+          <w:b/>
+          <w:bCs/>
+          <w:sz w:val="28"/>
+        </w:rPr>
         <w:t>II</w:t>
       </w:r>
       <w:r>
@@ -27224,23 +27966,39 @@
           <w:bCs/>
           <w:sz w:val="28"/>
         </w:rPr>
-        <w:t>. Selection Sort</w:t>
-      </w:r>
-    </w:p>
-    <w:p>
-      <w:pPr>
+        <w:t xml:space="preserve">. </w:t>
+      </w:r>
+      <w:r>
         <w:rPr>
           <w:b/>
           <w:bCs/>
           <w:sz w:val="28"/>
         </w:rPr>
-      </w:pPr>
+        <w:t xml:space="preserve">Merge </w:t>
+      </w:r>
       <w:r>
         <w:rPr>
           <w:b/>
           <w:bCs/>
           <w:sz w:val="28"/>
         </w:rPr>
+        <w:t xml:space="preserve"> Sort</w:t>
+      </w:r>
+    </w:p>
+    <w:p>
+      <w:pPr>
+        <w:rPr>
+          <w:b/>
+          <w:bCs/>
+          <w:sz w:val="28"/>
+        </w:rPr>
+      </w:pPr>
+      <w:r>
+        <w:rPr>
+          <w:b/>
+          <w:bCs/>
+          <w:sz w:val="28"/>
+        </w:rPr>
         <w:t>XV</w:t>
       </w:r>
       <w:r>
@@ -27257,7 +28015,23 @@
           <w:bCs/>
           <w:sz w:val="28"/>
         </w:rPr>
-        <w:t>. Selection Sort</w:t>
+        <w:t xml:space="preserve">. </w:t>
+      </w:r>
+      <w:r>
+        <w:rPr>
+          <w:b/>
+          <w:bCs/>
+          <w:sz w:val="28"/>
+        </w:rPr>
+        <w:t>Quick</w:t>
+      </w:r>
+      <w:r>
+        <w:rPr>
+          <w:b/>
+          <w:bCs/>
+          <w:sz w:val="28"/>
+        </w:rPr>
+        <w:t xml:space="preserve"> Sort</w:t>
       </w:r>
     </w:p>
     <w:p>
@@ -34072,6 +34846,119 @@
     </w:lvl>
   </w:abstractNum>
   <w:abstractNum w:abstractNumId="48" w15:restartNumberingAfterBreak="0">
+    <w:nsid w:val="355654EE"/>
+    <w:multiLevelType w:val="multilevel"/>
+    <w:tmpl w:val="D9A64DAC"/>
+    <w:lvl w:ilvl="0">
+      <w:start w:val="1"/>
+      <w:numFmt w:val="decimal"/>
+      <w:lvlText w:val="%1."/>
+      <w:lvlJc w:val="left"/>
+      <w:pPr>
+        <w:tabs>
+          <w:tab w:val="num" w:pos="720"/>
+        </w:tabs>
+        <w:ind w:left="720" w:hanging="360"/>
+      </w:pPr>
+    </w:lvl>
+    <w:lvl w:ilvl="1" w:tentative="1">
+      <w:start w:val="1"/>
+      <w:numFmt w:val="decimal"/>
+      <w:lvlText w:val="%2."/>
+      <w:lvlJc w:val="left"/>
+      <w:pPr>
+        <w:tabs>
+          <w:tab w:val="num" w:pos="1440"/>
+        </w:tabs>
+        <w:ind w:left="1440" w:hanging="360"/>
+      </w:pPr>
+    </w:lvl>
+    <w:lvl w:ilvl="2" w:tentative="1">
+      <w:start w:val="1"/>
+      <w:numFmt w:val="decimal"/>
+      <w:lvlText w:val="%3."/>
+      <w:lvlJc w:val="left"/>
+      <w:pPr>
+        <w:tabs>
+          <w:tab w:val="num" w:pos="2160"/>
+        </w:tabs>
+        <w:ind w:left="2160" w:hanging="360"/>
+      </w:pPr>
+    </w:lvl>
+    <w:lvl w:ilvl="3" w:tentative="1">
+      <w:start w:val="1"/>
+      <w:numFmt w:val="decimal"/>
+      <w:lvlText w:val="%4."/>
+      <w:lvlJc w:val="left"/>
+      <w:pPr>
+        <w:tabs>
+          <w:tab w:val="num" w:pos="2880"/>
+        </w:tabs>
+        <w:ind w:left="2880" w:hanging="360"/>
+      </w:pPr>
+    </w:lvl>
+    <w:lvl w:ilvl="4" w:tentative="1">
+      <w:start w:val="1"/>
+      <w:numFmt w:val="decimal"/>
+      <w:lvlText w:val="%5."/>
+      <w:lvlJc w:val="left"/>
+      <w:pPr>
+        <w:tabs>
+          <w:tab w:val="num" w:pos="3600"/>
+        </w:tabs>
+        <w:ind w:left="3600" w:hanging="360"/>
+      </w:pPr>
+    </w:lvl>
+    <w:lvl w:ilvl="5" w:tentative="1">
+      <w:start w:val="1"/>
+      <w:numFmt w:val="decimal"/>
+      <w:lvlText w:val="%6."/>
+      <w:lvlJc w:val="left"/>
+      <w:pPr>
+        <w:tabs>
+          <w:tab w:val="num" w:pos="4320"/>
+        </w:tabs>
+        <w:ind w:left="4320" w:hanging="360"/>
+      </w:pPr>
+    </w:lvl>
+    <w:lvl w:ilvl="6" w:tentative="1">
+      <w:start w:val="1"/>
+      <w:numFmt w:val="decimal"/>
+      <w:lvlText w:val="%7."/>
+      <w:lvlJc w:val="left"/>
+      <w:pPr>
+        <w:tabs>
+          <w:tab w:val="num" w:pos="5040"/>
+        </w:tabs>
+        <w:ind w:left="5040" w:hanging="360"/>
+      </w:pPr>
+    </w:lvl>
+    <w:lvl w:ilvl="7" w:tentative="1">
+      <w:start w:val="1"/>
+      <w:numFmt w:val="decimal"/>
+      <w:lvlText w:val="%8."/>
+      <w:lvlJc w:val="left"/>
+      <w:pPr>
+        <w:tabs>
+          <w:tab w:val="num" w:pos="5760"/>
+        </w:tabs>
+        <w:ind w:left="5760" w:hanging="360"/>
+      </w:pPr>
+    </w:lvl>
+    <w:lvl w:ilvl="8" w:tentative="1">
+      <w:start w:val="1"/>
+      <w:numFmt w:val="decimal"/>
+      <w:lvlText w:val="%9."/>
+      <w:lvlJc w:val="left"/>
+      <w:pPr>
+        <w:tabs>
+          <w:tab w:val="num" w:pos="6480"/>
+        </w:tabs>
+        <w:ind w:left="6480" w:hanging="360"/>
+      </w:pPr>
+    </w:lvl>
+  </w:abstractNum>
+  <w:abstractNum w:abstractNumId="49" w15:restartNumberingAfterBreak="0">
     <w:nsid w:val="38711387"/>
     <w:multiLevelType w:val="multilevel"/>
     <w:tmpl w:val="8B3629A2"/>
@@ -34220,7 +35107,7 @@
       </w:rPr>
     </w:lvl>
   </w:abstractNum>
-  <w:abstractNum w:abstractNumId="49" w15:restartNumberingAfterBreak="0">
+  <w:abstractNum w:abstractNumId="50" w15:restartNumberingAfterBreak="0">
     <w:nsid w:val="3A114C4F"/>
     <w:multiLevelType w:val="multilevel"/>
     <w:tmpl w:val="81E6B68C"/>
@@ -34369,7 +35256,7 @@
       </w:rPr>
     </w:lvl>
   </w:abstractNum>
-  <w:abstractNum w:abstractNumId="50" w15:restartNumberingAfterBreak="0">
+  <w:abstractNum w:abstractNumId="51" w15:restartNumberingAfterBreak="0">
     <w:nsid w:val="3B932CA4"/>
     <w:multiLevelType w:val="multilevel"/>
     <w:tmpl w:val="A738BF8C"/>
@@ -34518,7 +35405,7 @@
       </w:rPr>
     </w:lvl>
   </w:abstractNum>
-  <w:abstractNum w:abstractNumId="51" w15:restartNumberingAfterBreak="0">
+  <w:abstractNum w:abstractNumId="52" w15:restartNumberingAfterBreak="0">
     <w:nsid w:val="3C0E1CE2"/>
     <w:multiLevelType w:val="multilevel"/>
     <w:tmpl w:val="8806DA92"/>
@@ -34631,7 +35518,7 @@
       </w:pPr>
     </w:lvl>
   </w:abstractNum>
-  <w:abstractNum w:abstractNumId="52" w15:restartNumberingAfterBreak="0">
+  <w:abstractNum w:abstractNumId="53" w15:restartNumberingAfterBreak="0">
     <w:nsid w:val="3C6076E1"/>
     <w:multiLevelType w:val="multilevel"/>
     <w:tmpl w:val="E1D0AC82"/>
@@ -34780,7 +35667,7 @@
       </w:rPr>
     </w:lvl>
   </w:abstractNum>
-  <w:abstractNum w:abstractNumId="53" w15:restartNumberingAfterBreak="0">
+  <w:abstractNum w:abstractNumId="54" w15:restartNumberingAfterBreak="0">
     <w:nsid w:val="3D0C3A45"/>
     <w:multiLevelType w:val="multilevel"/>
     <w:tmpl w:val="763A24E4"/>
@@ -34929,7 +35816,7 @@
       </w:rPr>
     </w:lvl>
   </w:abstractNum>
-  <w:abstractNum w:abstractNumId="54" w15:restartNumberingAfterBreak="0">
+  <w:abstractNum w:abstractNumId="55" w15:restartNumberingAfterBreak="0">
     <w:nsid w:val="3EEC227F"/>
     <w:multiLevelType w:val="multilevel"/>
     <w:tmpl w:val="4CA848FC"/>
@@ -35042,7 +35929,7 @@
       </w:pPr>
     </w:lvl>
   </w:abstractNum>
-  <w:abstractNum w:abstractNumId="55" w15:restartNumberingAfterBreak="0">
+  <w:abstractNum w:abstractNumId="56" w15:restartNumberingAfterBreak="0">
     <w:nsid w:val="3F2B214C"/>
     <w:multiLevelType w:val="multilevel"/>
     <w:tmpl w:val="328ECCF4"/>
@@ -35191,7 +36078,7 @@
       </w:rPr>
     </w:lvl>
   </w:abstractNum>
-  <w:abstractNum w:abstractNumId="56" w15:restartNumberingAfterBreak="0">
+  <w:abstractNum w:abstractNumId="57" w15:restartNumberingAfterBreak="0">
     <w:nsid w:val="40A237AD"/>
     <w:multiLevelType w:val="multilevel"/>
     <w:tmpl w:val="55DC3488"/>
@@ -35340,7 +36227,7 @@
       </w:rPr>
     </w:lvl>
   </w:abstractNum>
-  <w:abstractNum w:abstractNumId="57" w15:restartNumberingAfterBreak="0">
+  <w:abstractNum w:abstractNumId="58" w15:restartNumberingAfterBreak="0">
     <w:nsid w:val="41370EF9"/>
     <w:multiLevelType w:val="multilevel"/>
     <w:tmpl w:val="18B2A5E4"/>
@@ -35489,7 +36376,7 @@
       </w:rPr>
     </w:lvl>
   </w:abstractNum>
-  <w:abstractNum w:abstractNumId="58" w15:restartNumberingAfterBreak="0">
+  <w:abstractNum w:abstractNumId="59" w15:restartNumberingAfterBreak="0">
     <w:nsid w:val="41616AB2"/>
     <w:multiLevelType w:val="multilevel"/>
     <w:tmpl w:val="D9B0C98C"/>
@@ -35638,7 +36525,7 @@
       </w:rPr>
     </w:lvl>
   </w:abstractNum>
-  <w:abstractNum w:abstractNumId="59" w15:restartNumberingAfterBreak="0">
+  <w:abstractNum w:abstractNumId="60" w15:restartNumberingAfterBreak="0">
     <w:nsid w:val="43281723"/>
     <w:multiLevelType w:val="multilevel"/>
     <w:tmpl w:val="82CA2652"/>
@@ -35787,7 +36674,7 @@
       </w:rPr>
     </w:lvl>
   </w:abstractNum>
-  <w:abstractNum w:abstractNumId="60" w15:restartNumberingAfterBreak="0">
+  <w:abstractNum w:abstractNumId="61" w15:restartNumberingAfterBreak="0">
     <w:nsid w:val="453F47A0"/>
     <w:multiLevelType w:val="multilevel"/>
     <w:tmpl w:val="1E947550"/>
@@ -35936,7 +36823,120 @@
       </w:rPr>
     </w:lvl>
   </w:abstractNum>
-  <w:abstractNum w:abstractNumId="61" w15:restartNumberingAfterBreak="0">
+  <w:abstractNum w:abstractNumId="62" w15:restartNumberingAfterBreak="0">
+    <w:nsid w:val="472509D5"/>
+    <w:multiLevelType w:val="multilevel"/>
+    <w:tmpl w:val="E82A27E0"/>
+    <w:lvl w:ilvl="0">
+      <w:start w:val="1"/>
+      <w:numFmt w:val="decimal"/>
+      <w:lvlText w:val="%1."/>
+      <w:lvlJc w:val="left"/>
+      <w:pPr>
+        <w:tabs>
+          <w:tab w:val="num" w:pos="720"/>
+        </w:tabs>
+        <w:ind w:left="720" w:hanging="360"/>
+      </w:pPr>
+    </w:lvl>
+    <w:lvl w:ilvl="1" w:tentative="1">
+      <w:start w:val="1"/>
+      <w:numFmt w:val="decimal"/>
+      <w:lvlText w:val="%2."/>
+      <w:lvlJc w:val="left"/>
+      <w:pPr>
+        <w:tabs>
+          <w:tab w:val="num" w:pos="1440"/>
+        </w:tabs>
+        <w:ind w:left="1440" w:hanging="360"/>
+      </w:pPr>
+    </w:lvl>
+    <w:lvl w:ilvl="2" w:tentative="1">
+      <w:start w:val="1"/>
+      <w:numFmt w:val="decimal"/>
+      <w:lvlText w:val="%3."/>
+      <w:lvlJc w:val="left"/>
+      <w:pPr>
+        <w:tabs>
+          <w:tab w:val="num" w:pos="2160"/>
+        </w:tabs>
+        <w:ind w:left="2160" w:hanging="360"/>
+      </w:pPr>
+    </w:lvl>
+    <w:lvl w:ilvl="3" w:tentative="1">
+      <w:start w:val="1"/>
+      <w:numFmt w:val="decimal"/>
+      <w:lvlText w:val="%4."/>
+      <w:lvlJc w:val="left"/>
+      <w:pPr>
+        <w:tabs>
+          <w:tab w:val="num" w:pos="2880"/>
+        </w:tabs>
+        <w:ind w:left="2880" w:hanging="360"/>
+      </w:pPr>
+    </w:lvl>
+    <w:lvl w:ilvl="4" w:tentative="1">
+      <w:start w:val="1"/>
+      <w:numFmt w:val="decimal"/>
+      <w:lvlText w:val="%5."/>
+      <w:lvlJc w:val="left"/>
+      <w:pPr>
+        <w:tabs>
+          <w:tab w:val="num" w:pos="3600"/>
+        </w:tabs>
+        <w:ind w:left="3600" w:hanging="360"/>
+      </w:pPr>
+    </w:lvl>
+    <w:lvl w:ilvl="5" w:tentative="1">
+      <w:start w:val="1"/>
+      <w:numFmt w:val="decimal"/>
+      <w:lvlText w:val="%6."/>
+      <w:lvlJc w:val="left"/>
+      <w:pPr>
+        <w:tabs>
+          <w:tab w:val="num" w:pos="4320"/>
+        </w:tabs>
+        <w:ind w:left="4320" w:hanging="360"/>
+      </w:pPr>
+    </w:lvl>
+    <w:lvl w:ilvl="6" w:tentative="1">
+      <w:start w:val="1"/>
+      <w:numFmt w:val="decimal"/>
+      <w:lvlText w:val="%7."/>
+      <w:lvlJc w:val="left"/>
+      <w:pPr>
+        <w:tabs>
+          <w:tab w:val="num" w:pos="5040"/>
+        </w:tabs>
+        <w:ind w:left="5040" w:hanging="360"/>
+      </w:pPr>
+    </w:lvl>
+    <w:lvl w:ilvl="7" w:tentative="1">
+      <w:start w:val="1"/>
+      <w:numFmt w:val="decimal"/>
+      <w:lvlText w:val="%8."/>
+      <w:lvlJc w:val="left"/>
+      <w:pPr>
+        <w:tabs>
+          <w:tab w:val="num" w:pos="5760"/>
+        </w:tabs>
+        <w:ind w:left="5760" w:hanging="360"/>
+      </w:pPr>
+    </w:lvl>
+    <w:lvl w:ilvl="8" w:tentative="1">
+      <w:start w:val="1"/>
+      <w:numFmt w:val="decimal"/>
+      <w:lvlText w:val="%9."/>
+      <w:lvlJc w:val="left"/>
+      <w:pPr>
+        <w:tabs>
+          <w:tab w:val="num" w:pos="6480"/>
+        </w:tabs>
+        <w:ind w:left="6480" w:hanging="360"/>
+      </w:pPr>
+    </w:lvl>
+  </w:abstractNum>
+  <w:abstractNum w:abstractNumId="63" w15:restartNumberingAfterBreak="0">
     <w:nsid w:val="49371508"/>
     <w:multiLevelType w:val="multilevel"/>
     <w:tmpl w:val="0186BE9E"/>
@@ -36085,7 +37085,7 @@
       </w:rPr>
     </w:lvl>
   </w:abstractNum>
-  <w:abstractNum w:abstractNumId="62" w15:restartNumberingAfterBreak="0">
+  <w:abstractNum w:abstractNumId="64" w15:restartNumberingAfterBreak="0">
     <w:nsid w:val="4A090444"/>
     <w:multiLevelType w:val="multilevel"/>
     <w:tmpl w:val="8B3CDE66"/>
@@ -36234,7 +37234,7 @@
       </w:rPr>
     </w:lvl>
   </w:abstractNum>
-  <w:abstractNum w:abstractNumId="63" w15:restartNumberingAfterBreak="0">
+  <w:abstractNum w:abstractNumId="65" w15:restartNumberingAfterBreak="0">
     <w:nsid w:val="4DBA2F3E"/>
     <w:multiLevelType w:val="multilevel"/>
     <w:tmpl w:val="314697D6"/>
@@ -36383,7 +37383,7 @@
       </w:rPr>
     </w:lvl>
   </w:abstractNum>
-  <w:abstractNum w:abstractNumId="64" w15:restartNumberingAfterBreak="0">
+  <w:abstractNum w:abstractNumId="66" w15:restartNumberingAfterBreak="0">
     <w:nsid w:val="4E111884"/>
     <w:multiLevelType w:val="multilevel"/>
     <w:tmpl w:val="8AB27A18"/>
@@ -36496,7 +37496,7 @@
       </w:pPr>
     </w:lvl>
   </w:abstractNum>
-  <w:abstractNum w:abstractNumId="65" w15:restartNumberingAfterBreak="0">
+  <w:abstractNum w:abstractNumId="67" w15:restartNumberingAfterBreak="0">
     <w:nsid w:val="4F541E4E"/>
     <w:multiLevelType w:val="multilevel"/>
     <w:tmpl w:val="A6126970"/>
@@ -36645,7 +37645,7 @@
       </w:rPr>
     </w:lvl>
   </w:abstractNum>
-  <w:abstractNum w:abstractNumId="66" w15:restartNumberingAfterBreak="0">
+  <w:abstractNum w:abstractNumId="68" w15:restartNumberingAfterBreak="0">
     <w:nsid w:val="507A2F7E"/>
     <w:multiLevelType w:val="multilevel"/>
     <w:tmpl w:val="79D2FCCA"/>
@@ -36794,7 +37794,7 @@
       </w:rPr>
     </w:lvl>
   </w:abstractNum>
-  <w:abstractNum w:abstractNumId="67" w15:restartNumberingAfterBreak="0">
+  <w:abstractNum w:abstractNumId="69" w15:restartNumberingAfterBreak="0">
     <w:nsid w:val="51ED42FA"/>
     <w:multiLevelType w:val="multilevel"/>
     <w:tmpl w:val="54B060BC"/>
@@ -36943,7 +37943,7 @@
       </w:rPr>
     </w:lvl>
   </w:abstractNum>
-  <w:abstractNum w:abstractNumId="68" w15:restartNumberingAfterBreak="0">
+  <w:abstractNum w:abstractNumId="70" w15:restartNumberingAfterBreak="0">
     <w:nsid w:val="525F52A9"/>
     <w:multiLevelType w:val="multilevel"/>
     <w:tmpl w:val="B39E6D0A"/>
@@ -37092,7 +38092,7 @@
       </w:rPr>
     </w:lvl>
   </w:abstractNum>
-  <w:abstractNum w:abstractNumId="69" w15:restartNumberingAfterBreak="0">
+  <w:abstractNum w:abstractNumId="71" w15:restartNumberingAfterBreak="0">
     <w:nsid w:val="53897B57"/>
     <w:multiLevelType w:val="multilevel"/>
     <w:tmpl w:val="3C281954"/>
@@ -37241,7 +38241,7 @@
       </w:rPr>
     </w:lvl>
   </w:abstractNum>
-  <w:abstractNum w:abstractNumId="70" w15:restartNumberingAfterBreak="0">
+  <w:abstractNum w:abstractNumId="72" w15:restartNumberingAfterBreak="0">
     <w:nsid w:val="54F1714A"/>
     <w:multiLevelType w:val="multilevel"/>
     <w:tmpl w:val="FDB6B2DC"/>
@@ -37390,7 +38390,7 @@
       </w:rPr>
     </w:lvl>
   </w:abstractNum>
-  <w:abstractNum w:abstractNumId="71" w15:restartNumberingAfterBreak="0">
+  <w:abstractNum w:abstractNumId="73" w15:restartNumberingAfterBreak="0">
     <w:nsid w:val="56A964C1"/>
     <w:multiLevelType w:val="multilevel"/>
     <w:tmpl w:val="0D3AB7FE"/>
@@ -37539,7 +38539,7 @@
       </w:rPr>
     </w:lvl>
   </w:abstractNum>
-  <w:abstractNum w:abstractNumId="72" w15:restartNumberingAfterBreak="0">
+  <w:abstractNum w:abstractNumId="74" w15:restartNumberingAfterBreak="0">
     <w:nsid w:val="57B90FFA"/>
     <w:multiLevelType w:val="multilevel"/>
     <w:tmpl w:val="5FA84584"/>
@@ -37688,7 +38688,7 @@
       </w:rPr>
     </w:lvl>
   </w:abstractNum>
-  <w:abstractNum w:abstractNumId="73" w15:restartNumberingAfterBreak="0">
+  <w:abstractNum w:abstractNumId="75" w15:restartNumberingAfterBreak="0">
     <w:nsid w:val="58417512"/>
     <w:multiLevelType w:val="multilevel"/>
     <w:tmpl w:val="E5C8CF3C"/>
@@ -37837,7 +38837,7 @@
       </w:rPr>
     </w:lvl>
   </w:abstractNum>
-  <w:abstractNum w:abstractNumId="74" w15:restartNumberingAfterBreak="0">
+  <w:abstractNum w:abstractNumId="76" w15:restartNumberingAfterBreak="0">
     <w:nsid w:val="58451099"/>
     <w:multiLevelType w:val="multilevel"/>
     <w:tmpl w:val="D86AE340"/>
@@ -37986,7 +38986,7 @@
       </w:rPr>
     </w:lvl>
   </w:abstractNum>
-  <w:abstractNum w:abstractNumId="75" w15:restartNumberingAfterBreak="0">
+  <w:abstractNum w:abstractNumId="77" w15:restartNumberingAfterBreak="0">
     <w:nsid w:val="58B56E0D"/>
     <w:multiLevelType w:val="multilevel"/>
     <w:tmpl w:val="4AE0C0AA"/>
@@ -38135,7 +39135,7 @@
       </w:rPr>
     </w:lvl>
   </w:abstractNum>
-  <w:abstractNum w:abstractNumId="76" w15:restartNumberingAfterBreak="0">
+  <w:abstractNum w:abstractNumId="78" w15:restartNumberingAfterBreak="0">
     <w:nsid w:val="58BC5C46"/>
     <w:multiLevelType w:val="multilevel"/>
     <w:tmpl w:val="65249C42"/>
@@ -38284,7 +39284,7 @@
       </w:rPr>
     </w:lvl>
   </w:abstractNum>
-  <w:abstractNum w:abstractNumId="77" w15:restartNumberingAfterBreak="0">
+  <w:abstractNum w:abstractNumId="79" w15:restartNumberingAfterBreak="0">
     <w:nsid w:val="591A067A"/>
     <w:multiLevelType w:val="multilevel"/>
     <w:tmpl w:val="55483EE6"/>
@@ -38433,7 +39433,7 @@
       </w:rPr>
     </w:lvl>
   </w:abstractNum>
-  <w:abstractNum w:abstractNumId="78" w15:restartNumberingAfterBreak="0">
+  <w:abstractNum w:abstractNumId="80" w15:restartNumberingAfterBreak="0">
     <w:nsid w:val="597F24A0"/>
     <w:multiLevelType w:val="multilevel"/>
     <w:tmpl w:val="8376BC0C"/>
@@ -38582,7 +39582,7 @@
       </w:rPr>
     </w:lvl>
   </w:abstractNum>
-  <w:abstractNum w:abstractNumId="79" w15:restartNumberingAfterBreak="0">
+  <w:abstractNum w:abstractNumId="81" w15:restartNumberingAfterBreak="0">
     <w:nsid w:val="59D92615"/>
     <w:multiLevelType w:val="multilevel"/>
     <w:tmpl w:val="60D8A904"/>
@@ -38731,7 +39731,7 @@
       </w:rPr>
     </w:lvl>
   </w:abstractNum>
-  <w:abstractNum w:abstractNumId="80" w15:restartNumberingAfterBreak="0">
+  <w:abstractNum w:abstractNumId="82" w15:restartNumberingAfterBreak="0">
     <w:nsid w:val="5CDB77C7"/>
     <w:multiLevelType w:val="multilevel"/>
     <w:tmpl w:val="D21C076A"/>
@@ -38880,7 +39880,7 @@
       </w:rPr>
     </w:lvl>
   </w:abstractNum>
-  <w:abstractNum w:abstractNumId="81" w15:restartNumberingAfterBreak="0">
+  <w:abstractNum w:abstractNumId="83" w15:restartNumberingAfterBreak="0">
     <w:nsid w:val="5CE766FE"/>
     <w:multiLevelType w:val="multilevel"/>
     <w:tmpl w:val="DA069C1C"/>
@@ -39029,7 +40029,7 @@
       </w:rPr>
     </w:lvl>
   </w:abstractNum>
-  <w:abstractNum w:abstractNumId="82" w15:restartNumberingAfterBreak="0">
+  <w:abstractNum w:abstractNumId="84" w15:restartNumberingAfterBreak="0">
     <w:nsid w:val="5D4D11FF"/>
     <w:multiLevelType w:val="multilevel"/>
     <w:tmpl w:val="2D741908"/>
@@ -39178,7 +40178,7 @@
       </w:rPr>
     </w:lvl>
   </w:abstractNum>
-  <w:abstractNum w:abstractNumId="83" w15:restartNumberingAfterBreak="0">
+  <w:abstractNum w:abstractNumId="85" w15:restartNumberingAfterBreak="0">
     <w:nsid w:val="5DD631AB"/>
     <w:multiLevelType w:val="multilevel"/>
     <w:tmpl w:val="3094F6E2"/>
@@ -39327,7 +40327,7 @@
       </w:rPr>
     </w:lvl>
   </w:abstractNum>
-  <w:abstractNum w:abstractNumId="84" w15:restartNumberingAfterBreak="0">
+  <w:abstractNum w:abstractNumId="86" w15:restartNumberingAfterBreak="0">
     <w:nsid w:val="5F435564"/>
     <w:multiLevelType w:val="multilevel"/>
     <w:tmpl w:val="32403E32"/>
@@ -39476,7 +40476,7 @@
       </w:rPr>
     </w:lvl>
   </w:abstractNum>
-  <w:abstractNum w:abstractNumId="85" w15:restartNumberingAfterBreak="0">
+  <w:abstractNum w:abstractNumId="87" w15:restartNumberingAfterBreak="0">
     <w:nsid w:val="61B17E98"/>
     <w:multiLevelType w:val="multilevel"/>
     <w:tmpl w:val="B27488CE"/>
@@ -39593,7 +40593,7 @@
       </w:pPr>
     </w:lvl>
   </w:abstractNum>
-  <w:abstractNum w:abstractNumId="86" w15:restartNumberingAfterBreak="0">
+  <w:abstractNum w:abstractNumId="88" w15:restartNumberingAfterBreak="0">
     <w:nsid w:val="63307134"/>
     <w:multiLevelType w:val="multilevel"/>
     <w:tmpl w:val="5F968DE0"/>
@@ -39706,7 +40706,7 @@
       </w:pPr>
     </w:lvl>
   </w:abstractNum>
-  <w:abstractNum w:abstractNumId="87" w15:restartNumberingAfterBreak="0">
+  <w:abstractNum w:abstractNumId="89" w15:restartNumberingAfterBreak="0">
     <w:nsid w:val="649918D0"/>
     <w:multiLevelType w:val="multilevel"/>
     <w:tmpl w:val="397EE5AC"/>
@@ -39855,7 +40855,7 @@
       </w:rPr>
     </w:lvl>
   </w:abstractNum>
-  <w:abstractNum w:abstractNumId="88" w15:restartNumberingAfterBreak="0">
+  <w:abstractNum w:abstractNumId="90" w15:restartNumberingAfterBreak="0">
     <w:nsid w:val="660239AA"/>
     <w:multiLevelType w:val="multilevel"/>
     <w:tmpl w:val="DF72DB3C"/>
@@ -39968,7 +40968,7 @@
       </w:pPr>
     </w:lvl>
   </w:abstractNum>
-  <w:abstractNum w:abstractNumId="89" w15:restartNumberingAfterBreak="0">
+  <w:abstractNum w:abstractNumId="91" w15:restartNumberingAfterBreak="0">
     <w:nsid w:val="679752A0"/>
     <w:multiLevelType w:val="multilevel"/>
     <w:tmpl w:val="FE8E4FFE"/>
@@ -40081,7 +41081,7 @@
       </w:pPr>
     </w:lvl>
   </w:abstractNum>
-  <w:abstractNum w:abstractNumId="90" w15:restartNumberingAfterBreak="0">
+  <w:abstractNum w:abstractNumId="92" w15:restartNumberingAfterBreak="0">
     <w:nsid w:val="6A3B1CA4"/>
     <w:multiLevelType w:val="multilevel"/>
     <w:tmpl w:val="E9F4EDD0"/>
@@ -40230,7 +41230,7 @@
       </w:rPr>
     </w:lvl>
   </w:abstractNum>
-  <w:abstractNum w:abstractNumId="91" w15:restartNumberingAfterBreak="0">
+  <w:abstractNum w:abstractNumId="93" w15:restartNumberingAfterBreak="0">
     <w:nsid w:val="6D5F168F"/>
     <w:multiLevelType w:val="multilevel"/>
     <w:tmpl w:val="63DAF8EC"/>
@@ -40343,7 +41343,7 @@
       </w:pPr>
     </w:lvl>
   </w:abstractNum>
-  <w:abstractNum w:abstractNumId="92" w15:restartNumberingAfterBreak="0">
+  <w:abstractNum w:abstractNumId="94" w15:restartNumberingAfterBreak="0">
     <w:nsid w:val="71324C34"/>
     <w:multiLevelType w:val="multilevel"/>
     <w:tmpl w:val="61207548"/>
@@ -40492,7 +41492,7 @@
       </w:rPr>
     </w:lvl>
   </w:abstractNum>
-  <w:abstractNum w:abstractNumId="93" w15:restartNumberingAfterBreak="0">
+  <w:abstractNum w:abstractNumId="95" w15:restartNumberingAfterBreak="0">
     <w:nsid w:val="715348CA"/>
     <w:multiLevelType w:val="multilevel"/>
     <w:tmpl w:val="50288884"/>
@@ -40605,7 +41605,7 @@
       </w:pPr>
     </w:lvl>
   </w:abstractNum>
-  <w:abstractNum w:abstractNumId="94" w15:restartNumberingAfterBreak="0">
+  <w:abstractNum w:abstractNumId="96" w15:restartNumberingAfterBreak="0">
     <w:nsid w:val="74635820"/>
     <w:multiLevelType w:val="multilevel"/>
     <w:tmpl w:val="391AF558"/>
@@ -40754,7 +41754,7 @@
       </w:rPr>
     </w:lvl>
   </w:abstractNum>
-  <w:abstractNum w:abstractNumId="95" w15:restartNumberingAfterBreak="0">
+  <w:abstractNum w:abstractNumId="97" w15:restartNumberingAfterBreak="0">
     <w:nsid w:val="76C12912"/>
     <w:multiLevelType w:val="multilevel"/>
     <w:tmpl w:val="B4221CA8"/>
@@ -40867,7 +41867,7 @@
       </w:pPr>
     </w:lvl>
   </w:abstractNum>
-  <w:abstractNum w:abstractNumId="96" w15:restartNumberingAfterBreak="0">
+  <w:abstractNum w:abstractNumId="98" w15:restartNumberingAfterBreak="0">
     <w:nsid w:val="77C62C03"/>
     <w:multiLevelType w:val="multilevel"/>
     <w:tmpl w:val="597C6AB8"/>
@@ -40980,7 +41980,7 @@
       </w:pPr>
     </w:lvl>
   </w:abstractNum>
-  <w:abstractNum w:abstractNumId="97" w15:restartNumberingAfterBreak="0">
+  <w:abstractNum w:abstractNumId="99" w15:restartNumberingAfterBreak="0">
     <w:nsid w:val="789010C3"/>
     <w:multiLevelType w:val="multilevel"/>
     <w:tmpl w:val="53D0E026"/>
@@ -41129,7 +42129,7 @@
       </w:rPr>
     </w:lvl>
   </w:abstractNum>
-  <w:abstractNum w:abstractNumId="98" w15:restartNumberingAfterBreak="0">
+  <w:abstractNum w:abstractNumId="100" w15:restartNumberingAfterBreak="0">
     <w:nsid w:val="78BC0BDF"/>
     <w:multiLevelType w:val="multilevel"/>
     <w:tmpl w:val="41467532"/>
@@ -41278,7 +42278,7 @@
       </w:rPr>
     </w:lvl>
   </w:abstractNum>
-  <w:abstractNum w:abstractNumId="99" w15:restartNumberingAfterBreak="0">
+  <w:abstractNum w:abstractNumId="101" w15:restartNumberingAfterBreak="0">
     <w:nsid w:val="7984142D"/>
     <w:multiLevelType w:val="multilevel"/>
     <w:tmpl w:val="7E6EB068"/>
@@ -41391,7 +42391,7 @@
       </w:pPr>
     </w:lvl>
   </w:abstractNum>
-  <w:abstractNum w:abstractNumId="100" w15:restartNumberingAfterBreak="0">
+  <w:abstractNum w:abstractNumId="102" w15:restartNumberingAfterBreak="0">
     <w:nsid w:val="7B3163D6"/>
     <w:multiLevelType w:val="multilevel"/>
     <w:tmpl w:val="8BA84750"/>
@@ -41540,7 +42540,7 @@
       </w:rPr>
     </w:lvl>
   </w:abstractNum>
-  <w:abstractNum w:abstractNumId="101" w15:restartNumberingAfterBreak="0">
+  <w:abstractNum w:abstractNumId="103" w15:restartNumberingAfterBreak="0">
     <w:nsid w:val="7D404196"/>
     <w:multiLevelType w:val="multilevel"/>
     <w:tmpl w:val="97704CE2"/>
@@ -41689,7 +42689,7 @@
       </w:rPr>
     </w:lvl>
   </w:abstractNum>
-  <w:abstractNum w:abstractNumId="102" w15:restartNumberingAfterBreak="0">
+  <w:abstractNum w:abstractNumId="104" w15:restartNumberingAfterBreak="0">
     <w:nsid w:val="7EFB3932"/>
     <w:multiLevelType w:val="multilevel"/>
     <w:tmpl w:val="D0AE2722"/>
@@ -41802,7 +42802,7 @@
       </w:pPr>
     </w:lvl>
   </w:abstractNum>
-  <w:abstractNum w:abstractNumId="103" w15:restartNumberingAfterBreak="0">
+  <w:abstractNum w:abstractNumId="105" w15:restartNumberingAfterBreak="0">
     <w:nsid w:val="7F616F1D"/>
     <w:multiLevelType w:val="multilevel"/>
     <w:tmpl w:val="D66C6BAE"/>
@@ -41951,7 +42951,7 @@
       </w:rPr>
     </w:lvl>
   </w:abstractNum>
-  <w:abstractNum w:abstractNumId="104" w15:restartNumberingAfterBreak="0">
+  <w:abstractNum w:abstractNumId="106" w15:restartNumberingAfterBreak="0">
     <w:nsid w:val="7FE4219B"/>
     <w:multiLevelType w:val="multilevel"/>
     <w:tmpl w:val="DF880E74"/>
@@ -42101,46 +43101,46 @@
     </w:lvl>
   </w:abstractNum>
   <w:num w:numId="1" w16cid:durableId="696584190">
-    <w:abstractNumId w:val="54"/>
+    <w:abstractNumId w:val="55"/>
   </w:num>
   <w:num w:numId="2" w16cid:durableId="1747259762">
     <w:abstractNumId w:val="12"/>
   </w:num>
   <w:num w:numId="3" w16cid:durableId="1691179610">
-    <w:abstractNumId w:val="93"/>
+    <w:abstractNumId w:val="95"/>
   </w:num>
   <w:num w:numId="4" w16cid:durableId="2025091158">
-    <w:abstractNumId w:val="73"/>
+    <w:abstractNumId w:val="75"/>
   </w:num>
   <w:num w:numId="5" w16cid:durableId="468208416">
     <w:abstractNumId w:val="27"/>
   </w:num>
   <w:num w:numId="6" w16cid:durableId="104664305">
-    <w:abstractNumId w:val="76"/>
+    <w:abstractNumId w:val="78"/>
   </w:num>
   <w:num w:numId="7" w16cid:durableId="15035671">
     <w:abstractNumId w:val="17"/>
   </w:num>
   <w:num w:numId="8" w16cid:durableId="655034754">
-    <w:abstractNumId w:val="72"/>
+    <w:abstractNumId w:val="74"/>
   </w:num>
   <w:num w:numId="9" w16cid:durableId="621419416">
-    <w:abstractNumId w:val="100"/>
+    <w:abstractNumId w:val="102"/>
   </w:num>
   <w:num w:numId="10" w16cid:durableId="1209219453">
-    <w:abstractNumId w:val="56"/>
+    <w:abstractNumId w:val="57"/>
   </w:num>
   <w:num w:numId="11" w16cid:durableId="1075200423">
     <w:abstractNumId w:val="20"/>
   </w:num>
   <w:num w:numId="12" w16cid:durableId="2013873678">
-    <w:abstractNumId w:val="60"/>
+    <w:abstractNumId w:val="61"/>
   </w:num>
   <w:num w:numId="13" w16cid:durableId="1133449715">
-    <w:abstractNumId w:val="66"/>
+    <w:abstractNumId w:val="68"/>
   </w:num>
   <w:num w:numId="14" w16cid:durableId="1348555731">
-    <w:abstractNumId w:val="79"/>
+    <w:abstractNumId w:val="81"/>
   </w:num>
   <w:num w:numId="15" w16cid:durableId="1389647130">
     <w:abstractNumId w:val="3"/>
@@ -42152,28 +43152,28 @@
     <w:abstractNumId w:val="15"/>
   </w:num>
   <w:num w:numId="18" w16cid:durableId="1536187369">
-    <w:abstractNumId w:val="51"/>
+    <w:abstractNumId w:val="52"/>
   </w:num>
   <w:num w:numId="19" w16cid:durableId="1141310079">
-    <w:abstractNumId w:val="67"/>
+    <w:abstractNumId w:val="69"/>
   </w:num>
   <w:num w:numId="20" w16cid:durableId="1813477048">
     <w:abstractNumId w:val="1"/>
   </w:num>
   <w:num w:numId="21" w16cid:durableId="543253394">
-    <w:abstractNumId w:val="61"/>
+    <w:abstractNumId w:val="63"/>
   </w:num>
   <w:num w:numId="22" w16cid:durableId="1226144208">
     <w:abstractNumId w:val="38"/>
   </w:num>
   <w:num w:numId="23" w16cid:durableId="760297013">
-    <w:abstractNumId w:val="98"/>
+    <w:abstractNumId w:val="100"/>
   </w:num>
   <w:num w:numId="24" w16cid:durableId="1111126328">
-    <w:abstractNumId w:val="68"/>
+    <w:abstractNumId w:val="70"/>
   </w:num>
   <w:num w:numId="25" w16cid:durableId="1771581909">
-    <w:abstractNumId w:val="50"/>
+    <w:abstractNumId w:val="51"/>
   </w:num>
   <w:num w:numId="26" w16cid:durableId="1345085296">
     <w:abstractNumId w:val="2"/>
@@ -42182,13 +43182,13 @@
     <w:abstractNumId w:val="21"/>
   </w:num>
   <w:num w:numId="28" w16cid:durableId="982008169">
-    <w:abstractNumId w:val="52"/>
+    <w:abstractNumId w:val="53"/>
   </w:num>
   <w:num w:numId="29" w16cid:durableId="939066719">
     <w:abstractNumId w:val="24"/>
   </w:num>
   <w:num w:numId="30" w16cid:durableId="876510830">
-    <w:abstractNumId w:val="64"/>
+    <w:abstractNumId w:val="66"/>
   </w:num>
   <w:num w:numId="31" w16cid:durableId="902106299">
     <w:abstractNumId w:val="26"/>
@@ -42197,10 +43197,10 @@
     <w:abstractNumId w:val="4"/>
   </w:num>
   <w:num w:numId="33" w16cid:durableId="771121688">
-    <w:abstractNumId w:val="63"/>
+    <w:abstractNumId w:val="65"/>
   </w:num>
   <w:num w:numId="34" w16cid:durableId="1479685463">
-    <w:abstractNumId w:val="97"/>
+    <w:abstractNumId w:val="99"/>
   </w:num>
   <w:num w:numId="35" w16cid:durableId="134955994">
     <w:abstractNumId w:val="11"/>
@@ -42215,28 +43215,28 @@
     <w:abstractNumId w:val="46"/>
   </w:num>
   <w:num w:numId="39" w16cid:durableId="1234654992">
-    <w:abstractNumId w:val="57"/>
+    <w:abstractNumId w:val="58"/>
   </w:num>
   <w:num w:numId="40" w16cid:durableId="1087116620">
-    <w:abstractNumId w:val="58"/>
+    <w:abstractNumId w:val="59"/>
   </w:num>
   <w:num w:numId="41" w16cid:durableId="1655406304">
-    <w:abstractNumId w:val="90"/>
+    <w:abstractNumId w:val="92"/>
   </w:num>
   <w:num w:numId="42" w16cid:durableId="596644524">
     <w:abstractNumId w:val="29"/>
   </w:num>
   <w:num w:numId="43" w16cid:durableId="2003120680">
-    <w:abstractNumId w:val="94"/>
+    <w:abstractNumId w:val="96"/>
   </w:num>
   <w:num w:numId="44" w16cid:durableId="1243414595">
-    <w:abstractNumId w:val="74"/>
+    <w:abstractNumId w:val="76"/>
   </w:num>
   <w:num w:numId="45" w16cid:durableId="70087782">
     <w:abstractNumId w:val="30"/>
   </w:num>
   <w:num w:numId="46" w16cid:durableId="1091659472">
-    <w:abstractNumId w:val="87"/>
+    <w:abstractNumId w:val="89"/>
   </w:num>
   <w:num w:numId="47" w16cid:durableId="1202404245">
     <w:abstractNumId w:val="10"/>
@@ -42245,7 +43245,7 @@
     <w:abstractNumId w:val="22"/>
   </w:num>
   <w:num w:numId="49" w16cid:durableId="1550337699">
-    <w:abstractNumId w:val="49"/>
+    <w:abstractNumId w:val="50"/>
   </w:num>
   <w:num w:numId="50" w16cid:durableId="172037436">
     <w:abstractNumId w:val="31"/>
@@ -42254,13 +43254,13 @@
     <w:abstractNumId w:val="9"/>
   </w:num>
   <w:num w:numId="52" w16cid:durableId="1052116213">
-    <w:abstractNumId w:val="84"/>
+    <w:abstractNumId w:val="86"/>
   </w:num>
   <w:num w:numId="53" w16cid:durableId="861016012">
-    <w:abstractNumId w:val="65"/>
+    <w:abstractNumId w:val="67"/>
   </w:num>
   <w:num w:numId="54" w16cid:durableId="1091241527">
-    <w:abstractNumId w:val="53"/>
+    <w:abstractNumId w:val="54"/>
   </w:num>
   <w:num w:numId="55" w16cid:durableId="177276248">
     <w:abstractNumId w:val="39"/>
@@ -42269,19 +43269,19 @@
     <w:abstractNumId w:val="40"/>
   </w:num>
   <w:num w:numId="57" w16cid:durableId="1886091548">
-    <w:abstractNumId w:val="95"/>
+    <w:abstractNumId w:val="97"/>
   </w:num>
   <w:num w:numId="58" w16cid:durableId="2111269196">
-    <w:abstractNumId w:val="101"/>
+    <w:abstractNumId w:val="103"/>
   </w:num>
   <w:num w:numId="59" w16cid:durableId="1442843145">
-    <w:abstractNumId w:val="80"/>
+    <w:abstractNumId w:val="82"/>
   </w:num>
   <w:num w:numId="60" w16cid:durableId="496576927">
-    <w:abstractNumId w:val="55"/>
+    <w:abstractNumId w:val="56"/>
   </w:num>
   <w:num w:numId="61" w16cid:durableId="1772966517">
-    <w:abstractNumId w:val="85"/>
+    <w:abstractNumId w:val="87"/>
   </w:num>
   <w:num w:numId="62" w16cid:durableId="967933486">
     <w:abstractNumId w:val="23"/>
@@ -42290,7 +43290,7 @@
     <w:abstractNumId w:val="43"/>
   </w:num>
   <w:num w:numId="64" w16cid:durableId="1440678547">
-    <w:abstractNumId w:val="102"/>
+    <w:abstractNumId w:val="104"/>
   </w:num>
   <w:num w:numId="65" w16cid:durableId="1439641307">
     <w:abstractNumId w:val="37"/>
@@ -42302,37 +43302,37 @@
     <w:abstractNumId w:val="34"/>
   </w:num>
   <w:num w:numId="68" w16cid:durableId="1677728522">
-    <w:abstractNumId w:val="83"/>
+    <w:abstractNumId w:val="85"/>
   </w:num>
   <w:num w:numId="69" w16cid:durableId="1923566216">
     <w:abstractNumId w:val="16"/>
   </w:num>
   <w:num w:numId="70" w16cid:durableId="1919708759">
-    <w:abstractNumId w:val="104"/>
+    <w:abstractNumId w:val="106"/>
   </w:num>
   <w:num w:numId="71" w16cid:durableId="182399725">
-    <w:abstractNumId w:val="70"/>
+    <w:abstractNumId w:val="72"/>
   </w:num>
   <w:num w:numId="72" w16cid:durableId="332032863">
-    <w:abstractNumId w:val="99"/>
+    <w:abstractNumId w:val="101"/>
   </w:num>
   <w:num w:numId="73" w16cid:durableId="863009602">
-    <w:abstractNumId w:val="77"/>
+    <w:abstractNumId w:val="79"/>
   </w:num>
   <w:num w:numId="74" w16cid:durableId="1663581038">
-    <w:abstractNumId w:val="82"/>
+    <w:abstractNumId w:val="84"/>
   </w:num>
   <w:num w:numId="75" w16cid:durableId="9527060">
-    <w:abstractNumId w:val="71"/>
+    <w:abstractNumId w:val="73"/>
   </w:num>
   <w:num w:numId="76" w16cid:durableId="1215047347">
     <w:abstractNumId w:val="18"/>
   </w:num>
   <w:num w:numId="77" w16cid:durableId="1558588534">
-    <w:abstractNumId w:val="75"/>
+    <w:abstractNumId w:val="77"/>
   </w:num>
   <w:num w:numId="78" w16cid:durableId="79839719">
-    <w:abstractNumId w:val="69"/>
+    <w:abstractNumId w:val="71"/>
   </w:num>
   <w:num w:numId="79" w16cid:durableId="1101140770">
     <w:abstractNumId w:val="0"/>
@@ -42341,7 +43341,7 @@
     <w:abstractNumId w:val="47"/>
   </w:num>
   <w:num w:numId="81" w16cid:durableId="567150462">
-    <w:abstractNumId w:val="81"/>
+    <w:abstractNumId w:val="83"/>
   </w:num>
   <w:num w:numId="82" w16cid:durableId="1790051965">
     <w:abstractNumId w:val="28"/>
@@ -42362,19 +43362,19 @@
     <w:abstractNumId w:val="41"/>
   </w:num>
   <w:num w:numId="88" w16cid:durableId="1011641173">
-    <w:abstractNumId w:val="59"/>
+    <w:abstractNumId w:val="60"/>
   </w:num>
   <w:num w:numId="89" w16cid:durableId="492456103">
-    <w:abstractNumId w:val="88"/>
+    <w:abstractNumId w:val="90"/>
   </w:num>
   <w:num w:numId="90" w16cid:durableId="527186516">
-    <w:abstractNumId w:val="91"/>
+    <w:abstractNumId w:val="93"/>
   </w:num>
   <w:num w:numId="91" w16cid:durableId="952902112">
-    <w:abstractNumId w:val="48"/>
+    <w:abstractNumId w:val="49"/>
   </w:num>
   <w:num w:numId="92" w16cid:durableId="1584684362">
-    <w:abstractNumId w:val="78"/>
+    <w:abstractNumId w:val="80"/>
   </w:num>
   <w:num w:numId="93" w16cid:durableId="906957371">
     <w:abstractNumId w:val="32"/>
@@ -42383,28 +43383,28 @@
     <w:abstractNumId w:val="13"/>
   </w:num>
   <w:num w:numId="95" w16cid:durableId="1222444522">
-    <w:abstractNumId w:val="62"/>
+    <w:abstractNumId w:val="64"/>
   </w:num>
   <w:num w:numId="96" w16cid:durableId="1016225348">
-    <w:abstractNumId w:val="103"/>
+    <w:abstractNumId w:val="105"/>
   </w:num>
   <w:num w:numId="97" w16cid:durableId="120003097">
     <w:abstractNumId w:val="33"/>
   </w:num>
   <w:num w:numId="98" w16cid:durableId="994724944">
-    <w:abstractNumId w:val="96"/>
+    <w:abstractNumId w:val="98"/>
   </w:num>
   <w:num w:numId="99" w16cid:durableId="504131760">
-    <w:abstractNumId w:val="86"/>
+    <w:abstractNumId w:val="88"/>
   </w:num>
   <w:num w:numId="100" w16cid:durableId="1490637387">
-    <w:abstractNumId w:val="92"/>
+    <w:abstractNumId w:val="94"/>
   </w:num>
   <w:num w:numId="101" w16cid:durableId="1110706412">
     <w:abstractNumId w:val="5"/>
   </w:num>
   <w:num w:numId="102" w16cid:durableId="492797197">
-    <w:abstractNumId w:val="89"/>
+    <w:abstractNumId w:val="91"/>
   </w:num>
   <w:num w:numId="103" w16cid:durableId="804785337">
     <w:abstractNumId w:val="25"/>
@@ -42414,6 +43414,12 @@
   </w:num>
   <w:num w:numId="105" w16cid:durableId="1164083053">
     <w:abstractNumId w:val="14"/>
+  </w:num>
+  <w:num w:numId="106" w16cid:durableId="454520388">
+    <w:abstractNumId w:val="48"/>
+  </w:num>
+  <w:num w:numId="107" w16cid:durableId="81805800">
+    <w:abstractNumId w:val="62"/>
   </w:num>
   <w:numIdMacAtCleanup w:val="100"/>
 </w:numbering>

--- a/DSA Notes.docx
+++ b/DSA Notes.docx
@@ -71,16 +71,6 @@
       <w:r>
         <w:t>In this series, we're focusing purely on data structures themselves. We won't dive deep into sorting algorithms or search algorithms - that's for another series. Instead, we'll master the containers, the organizers, the fundamental ways to structure data that make everything else possible.</w:t>
       </w:r>
-    </w:p>
-    <w:p/>
-    <w:p>
-      <w:r>
-        <w:pict w14:anchorId="744336B0">
-          <v:rect id="_x0000_i1025" style="width:0;height:1.5pt" o:hralign="center" o:hrstd="t" o:hr="t" fillcolor="#a0a0a0" stroked="f"/>
-        </w:pict>
-      </w:r>
-    </w:p>
-    <w:p>
       <w:r>
         <w:br/>
       </w:r>
@@ -267,6 +257,7 @@
     </w:p>
     <w:p>
       <w:r>
+        <w:lastRenderedPageBreak/>
         <w:br/>
       </w:r>
     </w:p>
@@ -458,19 +449,19 @@
           <w:b/>
           <w:bCs/>
         </w:rPr>
+        <w:t>Binary Search Trees</w:t>
+      </w:r>
+      <w:r>
+        <w:t> Ordered trees for fast searching - insertion, deletion, and the balance problem that leads us to more advanced trees.</w:t>
+      </w:r>
+    </w:p>
+    <w:p>
+      <w:r>
+        <w:rPr>
+          <w:b/>
+          <w:bCs/>
+        </w:rPr>
         <w:lastRenderedPageBreak/>
-        <w:t>Binary Search Trees</w:t>
-      </w:r>
-      <w:r>
-        <w:t> Ordered trees for fast searching - insertion, deletion, and the balance problem that leads us to more advanced trees.</w:t>
-      </w:r>
-    </w:p>
-    <w:p>
-      <w:r>
-        <w:rPr>
-          <w:b/>
-          <w:bCs/>
-        </w:rPr>
         <w:t>Heaps</w:t>
       </w:r>
       <w:r>
@@ -738,12 +729,12 @@
     </w:p>
     <w:p>
       <w:r>
+        <w:t>A Data Structure is the concrete class that implements that interface.</w:t>
+      </w:r>
+    </w:p>
+    <w:p>
+      <w:r>
         <w:lastRenderedPageBreak/>
-        <w:t>A Data Structure is the concrete class that implements that interface.</w:t>
-      </w:r>
-    </w:p>
-    <w:p>
-      <w:r>
         <w:t>Let's look at a classic example that you use all the time:</w:t>
       </w:r>
     </w:p>
@@ -1315,7 +1306,6 @@
           <w:i/>
           <w:iCs/>
         </w:rPr>
-        <w:lastRenderedPageBreak/>
         <w:t xml:space="preserve">Note: You might say, "Wait, Java has a </w:t>
       </w:r>
       <w:r>
@@ -1361,6 +1351,7 @@
           <w:b/>
           <w:bCs/>
         </w:rPr>
+        <w:lastRenderedPageBreak/>
         <w:t>4. Why Do We Use ADTs? (The Interview Perspective)</w:t>
       </w:r>
     </w:p>
@@ -1584,6 +1575,7 @@
     </w:p>
     <w:p>
       <w:r>
+        <w:lastRenderedPageBreak/>
         <w:t>public class MyArrayStack implements MyStack {</w:t>
       </w:r>
     </w:p>
@@ -1717,8 +1709,84 @@
     </w:p>
     <w:p>
       <w:r>
+        <w:t>        // EXAM TERM: "Stack Underflow" - Trying to pop from an empty stack</w:t>
+      </w:r>
+    </w:p>
+    <w:p>
+      <w:r>
+        <w:t>        if (isEmpty()) {</w:t>
+      </w:r>
+    </w:p>
+    <w:p>
+      <w:r>
         <w:lastRenderedPageBreak/>
-        <w:t>        // EXAM TERM: "Stack Underflow" - Trying to pop from an empty stack</w:t>
+        <w:t>            System.out.println("Stack Underflow! The stack is empty.");</w:t>
+      </w:r>
+    </w:p>
+    <w:p>
+      <w:r>
+        <w:t>            return -1; // Returning -1 as an error code (in production, throw an Exception)</w:t>
+      </w:r>
+    </w:p>
+    <w:p>
+      <w:r>
+        <w:t>        }</w:t>
+      </w:r>
+    </w:p>
+    <w:p>
+      <w:r>
+        <w:t>        // Get the item, THEN decrement top to "remove" it</w:t>
+      </w:r>
+    </w:p>
+    <w:p>
+      <w:r>
+        <w:t>        int poppedItem = arr[top];</w:t>
+      </w:r>
+    </w:p>
+    <w:p>
+      <w:r>
+        <w:t>        top--;</w:t>
+      </w:r>
+    </w:p>
+    <w:p>
+      <w:r>
+        <w:t xml:space="preserve">        </w:t>
+      </w:r>
+    </w:p>
+    <w:p>
+      <w:r>
+        <w:t xml:space="preserve">        // Note: We don't actually delete the data in the array. </w:t>
+      </w:r>
+    </w:p>
+    <w:p>
+      <w:r>
+        <w:t>        // We just move the 'top' pointer down. The old data will be overwritten later.</w:t>
+      </w:r>
+    </w:p>
+    <w:p>
+      <w:r>
+        <w:t>        return poppedItem;</w:t>
+      </w:r>
+    </w:p>
+    <w:p>
+      <w:r>
+        <w:t>    }</w:t>
+      </w:r>
+    </w:p>
+    <w:p/>
+    <w:p>
+      <w:r>
+        <w:t>    // Look at the top item without removing it</w:t>
+      </w:r>
+    </w:p>
+    <w:p>
+      <w:r>
+        <w:t>    @Override</w:t>
+      </w:r>
+    </w:p>
+    <w:p>
+      <w:r>
+        <w:t>    public int peek() {</w:t>
       </w:r>
     </w:p>
     <w:p>
@@ -1728,12 +1796,12 @@
     </w:p>
     <w:p>
       <w:r>
-        <w:t>            System.out.println("Stack Underflow! The stack is empty.");</w:t>
-      </w:r>
-    </w:p>
-    <w:p>
-      <w:r>
-        <w:t>            return -1; // Returning -1 as an error code (in production, throw an Exception)</w:t>
+        <w:t>            System.out.println("Stack is empty.");</w:t>
+      </w:r>
+    </w:p>
+    <w:p>
+      <w:r>
+        <w:t>            return -1;</w:t>
       </w:r>
     </w:p>
     <w:p>
@@ -1743,37 +1811,7 @@
     </w:p>
     <w:p>
       <w:r>
-        <w:t>        // Get the item, THEN decrement top to "remove" it</w:t>
-      </w:r>
-    </w:p>
-    <w:p>
-      <w:r>
-        <w:t>        int poppedItem = arr[top];</w:t>
-      </w:r>
-    </w:p>
-    <w:p>
-      <w:r>
-        <w:t>        top--;</w:t>
-      </w:r>
-    </w:p>
-    <w:p>
-      <w:r>
-        <w:t xml:space="preserve">        </w:t>
-      </w:r>
-    </w:p>
-    <w:p>
-      <w:r>
-        <w:t xml:space="preserve">        // Note: We don't actually delete the data in the array. </w:t>
-      </w:r>
-    </w:p>
-    <w:p>
-      <w:r>
-        <w:t>        // We just move the 'top' pointer down. The old data will be overwritten later.</w:t>
-      </w:r>
-    </w:p>
-    <w:p>
-      <w:r>
-        <w:t>        return poppedItem;</w:t>
+        <w:t>        return arr[top];</w:t>
       </w:r>
     </w:p>
     <w:p>
@@ -1784,7 +1822,7 @@
     <w:p/>
     <w:p>
       <w:r>
-        <w:t>    // Look at the top item without removing it</w:t>
+        <w:t>    // Check if the stack is empty</w:t>
       </w:r>
     </w:p>
     <w:p>
@@ -1794,32 +1832,12 @@
     </w:p>
     <w:p>
       <w:r>
-        <w:t>    public int peek() {</w:t>
-      </w:r>
-    </w:p>
-    <w:p>
-      <w:r>
-        <w:t>        if (isEmpty()) {</w:t>
-      </w:r>
-    </w:p>
-    <w:p>
-      <w:r>
-        <w:t>            System.out.println("Stack is empty.");</w:t>
-      </w:r>
-    </w:p>
-    <w:p>
-      <w:r>
-        <w:t>            return -1;</w:t>
-      </w:r>
-    </w:p>
-    <w:p>
-      <w:r>
-        <w:t>        }</w:t>
-      </w:r>
-    </w:p>
-    <w:p>
-      <w:r>
-        <w:t>        return arr[top];</w:t>
+        <w:t>    public boolean isEmpty() {</w:t>
+      </w:r>
+    </w:p>
+    <w:p>
+      <w:r>
+        <w:t>        return top == -1;</w:t>
       </w:r>
     </w:p>
     <w:p>
@@ -1830,38 +1848,11 @@
     <w:p/>
     <w:p>
       <w:r>
-        <w:t>    // Check if the stack is empty</w:t>
-      </w:r>
-    </w:p>
-    <w:p>
-      <w:r>
-        <w:t>    @Override</w:t>
-      </w:r>
-    </w:p>
-    <w:p>
-      <w:r>
-        <w:t>    public boolean isEmpty() {</w:t>
-      </w:r>
-    </w:p>
-    <w:p>
-      <w:r>
-        <w:t>        return top == -1;</w:t>
-      </w:r>
-    </w:p>
-    <w:p>
-      <w:r>
-        <w:t>    }</w:t>
-      </w:r>
-    </w:p>
-    <w:p/>
-    <w:p>
-      <w:r>
         <w:t>    // Main method to test our Data Structure</w:t>
       </w:r>
     </w:p>
     <w:p>
       <w:r>
-        <w:lastRenderedPageBreak/>
         <w:t>    public static void main(String[] args) {</w:t>
       </w:r>
     </w:p>
@@ -2110,7 +2101,6 @@
           <w:b/>
           <w:bCs/>
         </w:rPr>
-        <w:lastRenderedPageBreak/>
         <w:t>What it means:</w:t>
       </w:r>
       <w:r>
@@ -2157,6 +2147,7 @@
           <w:b/>
           <w:bCs/>
         </w:rPr>
+        <w:lastRenderedPageBreak/>
         <w:t>Exam Trap:</w:t>
       </w:r>
       <w:r>
@@ -2460,42 +2451,42 @@
         </w:numPr>
       </w:pPr>
       <w:r>
+        <w:t xml:space="preserve">If your algorithm is in the form "do this </w:t>
+      </w:r>
+      <w:r>
+        <w:rPr>
+          <w:b/>
+          <w:bCs/>
+        </w:rPr>
+        <w:t>FOR EACH</w:t>
+      </w:r>
+      <w:r>
+        <w:t xml:space="preserve"> time you do that", you </w:t>
+      </w:r>
+      <w:r>
+        <w:rPr>
+          <w:b/>
+          <w:bCs/>
+        </w:rPr>
+        <w:t>multiply</w:t>
+      </w:r>
+      <w:r>
+        <w:t xml:space="preserve"> the complexities (Nested loops = $O(n \times n) = O(n^2)$).</w:t>
+      </w:r>
+    </w:p>
+    <w:p>
+      <w:pPr>
+        <w:rPr>
+          <w:b/>
+          <w:bCs/>
+        </w:rPr>
+      </w:pPr>
+      <w:r>
+        <w:rPr>
+          <w:b/>
+          <w:bCs/>
+        </w:rPr>
         <w:lastRenderedPageBreak/>
-        <w:t xml:space="preserve">If your algorithm is in the form "do this </w:t>
-      </w:r>
-      <w:r>
-        <w:rPr>
-          <w:b/>
-          <w:bCs/>
-        </w:rPr>
-        <w:t>FOR EACH</w:t>
-      </w:r>
-      <w:r>
-        <w:t xml:space="preserve"> time you do that", you </w:t>
-      </w:r>
-      <w:r>
-        <w:rPr>
-          <w:b/>
-          <w:bCs/>
-        </w:rPr>
-        <w:t>multiply</w:t>
-      </w:r>
-      <w:r>
-        <w:t xml:space="preserve"> the complexities (Nested loops = $O(n \times n) = O(n^2)$).</w:t>
-      </w:r>
-    </w:p>
-    <w:p>
-      <w:pPr>
-        <w:rPr>
-          <w:b/>
-          <w:bCs/>
-        </w:rPr>
-      </w:pPr>
-      <w:r>
-        <w:rPr>
-          <w:b/>
-          <w:bCs/>
-        </w:rPr>
         <w:t>Part 3: Space Complexity (The Often Forgotten Sibling)</w:t>
       </w:r>
     </w:p>
@@ -2767,16 +2758,16 @@
         </w:numPr>
       </w:pPr>
       <w:r>
+        <w:t>Because we dynamically allocate memory proportional to the input, Auxiliary Space = $O(n)$.</w:t>
+      </w:r>
+    </w:p>
+    <w:p>
+      <w:r>
+        <w:rPr>
+          <w:b/>
+          <w:bCs/>
+        </w:rPr>
         <w:lastRenderedPageBreak/>
-        <w:t>Because we dynamically allocate memory proportional to the input, Auxiliary Space = $O(n)$.</w:t>
-      </w:r>
-    </w:p>
-    <w:p>
-      <w:r>
-        <w:rPr>
-          <w:b/>
-          <w:bCs/>
-        </w:rPr>
         <w:t>3. The Hidden Space Cost: Recursion</w:t>
       </w:r>
       <w:r>
@@ -3038,27 +3029,27 @@
     </w:p>
     <w:p>
       <w:r>
+        <w:t>int result = arr[2]; // Takes O(1) time. It jumps straight to memory location.</w:t>
+      </w:r>
+    </w:p>
+    <w:p>
+      <w:pPr>
+        <w:rPr>
+          <w:b/>
+          <w:bCs/>
+        </w:rPr>
+      </w:pPr>
+      <w:r>
+        <w:rPr>
+          <w:b/>
+          <w:bCs/>
+        </w:rPr>
+        <w:t>B. $O(\log n)$ - Logarithmic Time (Excellent)</w:t>
+      </w:r>
+    </w:p>
+    <w:p>
+      <w:r>
         <w:lastRenderedPageBreak/>
-        <w:t>int result = arr[2]; // Takes O(1) time. It jumps straight to memory location.</w:t>
-      </w:r>
-    </w:p>
-    <w:p>
-      <w:pPr>
-        <w:rPr>
-          <w:b/>
-          <w:bCs/>
-        </w:rPr>
-      </w:pPr>
-      <w:r>
-        <w:rPr>
-          <w:b/>
-          <w:bCs/>
-        </w:rPr>
-        <w:t>B. $O(\log n)$ - Logarithmic Time (Excellent)</w:t>
-      </w:r>
-    </w:p>
-    <w:p>
-      <w:r>
         <w:t>The algorithm cuts the problem size in half with each step. If you have 1,000,000 items, it might only take 20 steps to find the answer.</w:t>
       </w:r>
     </w:p>
@@ -3223,27 +3214,27 @@
     </w:p>
     <w:p>
       <w:r>
+        <w:t>}</w:t>
+      </w:r>
+    </w:p>
+    <w:p>
+      <w:r>
+        <w:t>// Complexity is O(n^2). Avoid this in interviews if possible!</w:t>
+      </w:r>
+    </w:p>
+    <w:p>
+      <w:pPr>
+        <w:rPr>
+          <w:b/>
+          <w:bCs/>
+        </w:rPr>
+      </w:pPr>
+      <w:r>
+        <w:rPr>
+          <w:b/>
+          <w:bCs/>
+        </w:rPr>
         <w:lastRenderedPageBreak/>
-        <w:t>}</w:t>
-      </w:r>
-    </w:p>
-    <w:p>
-      <w:r>
-        <w:t>// Complexity is O(n^2). Avoid this in interviews if possible!</w:t>
-      </w:r>
-    </w:p>
-    <w:p>
-      <w:pPr>
-        <w:rPr>
-          <w:b/>
-          <w:bCs/>
-        </w:rPr>
-      </w:pPr>
-      <w:r>
-        <w:rPr>
-          <w:b/>
-          <w:bCs/>
-        </w:rPr>
         <w:t>3. The "Drop the Constants" Rule (Exam Trap)</w:t>
       </w:r>
     </w:p>
@@ -3502,12 +3493,12 @@
           <w:b/>
           <w:bCs/>
         </w:rPr>
+        <w:t>The Java Clue:</w:t>
+      </w:r>
+    </w:p>
+    <w:p>
+      <w:r>
         <w:lastRenderedPageBreak/>
-        <w:t>The Java Clue:</w:t>
-      </w:r>
-    </w:p>
-    <w:p>
-      <w:r>
         <w:t>You will almost always see this as a loop nested inside another loop. For every single item in the array, you iterate through the entire array again.</w:t>
       </w:r>
     </w:p>
@@ -27156,7 +27147,6 @@
         <w:rPr>
           <w:b/>
           <w:bCs/>
-          <w:sz w:val="28"/>
         </w:rPr>
       </w:pPr>
       <w:r>
@@ -27199,21 +27189,6 @@
           <w:sz w:val="28"/>
         </w:rPr>
         <w:t xml:space="preserve"> Sort</w:t>
-      </w:r>
-    </w:p>
-    <w:p>
-      <w:pPr>
-        <w:rPr>
-          <w:b/>
-          <w:bCs/>
-        </w:rPr>
-      </w:pPr>
-      <w:r>
-        <w:rPr>
-          <w:b/>
-          <w:bCs/>
-        </w:rPr>
-        <w:t>Mastering DSA with Java: Insertion Sort</w:t>
       </w:r>
     </w:p>
     <w:p>
@@ -27325,27 +27300,109 @@
         <w:t>package algorithm.sort;</w:t>
       </w:r>
     </w:p>
+    <w:p>
+      <w:r>
+        <w:t>import java.util.Arrays;</w:t>
+      </w:r>
+    </w:p>
     <w:p/>
     <w:p>
       <w:r>
-        <w:t>import java.util.Arrays;</w:t>
+        <w:t>public class InsertionSort {</w:t>
+      </w:r>
+    </w:p>
+    <w:p>
+      <w:r>
+        <w:t xml:space="preserve">    // Sorts the array in ascending order</w:t>
+      </w:r>
+    </w:p>
+    <w:p>
+      <w:r>
+        <w:t xml:space="preserve">    public static void sort(int[] array) {</w:t>
+      </w:r>
+    </w:p>
+    <w:p>
+      <w:r>
+        <w:t xml:space="preserve">        if (array == null || array.length &lt;= 1)</w:t>
+      </w:r>
+    </w:p>
+    <w:p>
+      <w:r>
+        <w:t xml:space="preserve">            return;</w:t>
       </w:r>
     </w:p>
     <w:p/>
     <w:p>
       <w:r>
-        <w:t>public class InsertionSort {</w:t>
+        <w:t xml:space="preserve">        for (int i = 1; i &lt; array.length; i++) {</w:t>
+      </w:r>
+    </w:p>
+    <w:p>
+      <w:r>
+        <w:t xml:space="preserve">            int temp = array[i]; // The element to be positioned</w:t>
+      </w:r>
+    </w:p>
+    <w:p>
+      <w:r>
+        <w:t xml:space="preserve">            int j = i - 1;</w:t>
       </w:r>
     </w:p>
     <w:p/>
     <w:p>
       <w:r>
-        <w:t xml:space="preserve">    // Sorts the array in ascending order</w:t>
-      </w:r>
-    </w:p>
-    <w:p>
-      <w:r>
-        <w:t xml:space="preserve">    public static void sort(int[] array) {</w:t>
+        <w:t xml:space="preserve">            // Shift elements of the sorted segment forward to make room</w:t>
+      </w:r>
+    </w:p>
+    <w:p>
+      <w:r>
+        <w:t xml:space="preserve">            while (j &gt;= 0 &amp;&amp; array[j] &gt; temp) {</w:t>
+      </w:r>
+    </w:p>
+    <w:p>
+      <w:r>
+        <w:t xml:space="preserve">                array[j + 1] = array[j];</w:t>
+      </w:r>
+    </w:p>
+    <w:p>
+      <w:r>
+        <w:t xml:space="preserve">                j--;</w:t>
+      </w:r>
+    </w:p>
+    <w:p>
+      <w:r>
+        <w:t xml:space="preserve">            }</w:t>
+      </w:r>
+    </w:p>
+    <w:p/>
+    <w:p>
+      <w:r>
+        <w:t xml:space="preserve">            // Insert the element into its correct position</w:t>
+      </w:r>
+    </w:p>
+    <w:p>
+      <w:r>
+        <w:t xml:space="preserve">            array[j + 1] = temp;</w:t>
+      </w:r>
+    </w:p>
+    <w:p>
+      <w:r>
+        <w:t xml:space="preserve">        }</w:t>
+      </w:r>
+    </w:p>
+    <w:p>
+      <w:r>
+        <w:t xml:space="preserve">    }</w:t>
+      </w:r>
+    </w:p>
+    <w:p/>
+    <w:p>
+      <w:r>
+        <w:t xml:space="preserve">    // Sorts the array in descending order</w:t>
+      </w:r>
+    </w:p>
+    <w:p>
+      <w:r>
+        <w:t xml:space="preserve">    public static void sortDescending(int[] array) {</w:t>
       </w:r>
     </w:p>
     <w:p>
@@ -27366,7 +27423,7 @@
     </w:p>
     <w:p>
       <w:r>
-        <w:t xml:space="preserve">            int temp = array[i]; // The element to be positioned</w:t>
+        <w:t xml:space="preserve">            int temp = array[i];</w:t>
       </w:r>
     </w:p>
     <w:p>
@@ -27377,164 +27434,79 @@
     <w:p/>
     <w:p>
       <w:r>
-        <w:t xml:space="preserve">            // Shift elements of the sorted segment forward to make room</w:t>
-      </w:r>
-    </w:p>
-    <w:p>
-      <w:r>
-        <w:t xml:space="preserve">            while (j &gt;= 0 &amp;&amp; array[j] &gt; temp) {</w:t>
+        <w:t xml:space="preserve">            // Notice the condition array[j] &lt; temp for descending order</w:t>
+      </w:r>
+    </w:p>
+    <w:p>
+      <w:r>
+        <w:t xml:space="preserve">            while (j &gt;= 0 &amp;&amp; array[j] &lt; temp) {</w:t>
+      </w:r>
+    </w:p>
+    <w:p>
+      <w:r>
+        <w:t xml:space="preserve">                array[j + 1] = array[j];</w:t>
+      </w:r>
+    </w:p>
+    <w:p>
+      <w:r>
+        <w:t xml:space="preserve">                j--;</w:t>
+      </w:r>
+    </w:p>
+    <w:p>
+      <w:r>
+        <w:t xml:space="preserve">            }</w:t>
+      </w:r>
+    </w:p>
+    <w:p/>
+    <w:p>
+      <w:r>
+        <w:t xml:space="preserve">            array[j + 1] = temp;</w:t>
+      </w:r>
+    </w:p>
+    <w:p>
+      <w:r>
+        <w:t xml:space="preserve">        }</w:t>
+      </w:r>
+    </w:p>
+    <w:p>
+      <w:r>
+        <w:t xml:space="preserve">    }</w:t>
+      </w:r>
+    </w:p>
+    <w:p/>
+    <w:p>
+      <w:r>
+        <w:t xml:space="preserve">    public static void main(String[] args) {</w:t>
+      </w:r>
+    </w:p>
+    <w:p>
+      <w:r>
+        <w:t xml:space="preserve">        int[] array = {5, 7, 0, 1, 2};</w:t>
+      </w:r>
+    </w:p>
+    <w:p>
+      <w:r>
+        <w:t xml:space="preserve">        </w:t>
+      </w:r>
+    </w:p>
+    <w:p>
+      <w:r>
+        <w:t xml:space="preserve">        System.out.println("Original array: " + Arrays.toString(array));</w:t>
+      </w:r>
+    </w:p>
+    <w:p>
+      <w:r>
+        <w:t xml:space="preserve">        </w:t>
+      </w:r>
+    </w:p>
+    <w:p>
+      <w:r>
+        <w:t xml:space="preserve">        sort(array);</w:t>
       </w:r>
     </w:p>
     <w:p>
       <w:r>
         <w:lastRenderedPageBreak/>
-        <w:t xml:space="preserve">                array[j + 1] = array[j];</w:t>
-      </w:r>
-    </w:p>
-    <w:p>
-      <w:r>
-        <w:t xml:space="preserve">                j--;</w:t>
-      </w:r>
-    </w:p>
-    <w:p>
-      <w:r>
-        <w:t xml:space="preserve">            }</w:t>
-      </w:r>
-    </w:p>
-    <w:p/>
-    <w:p>
-      <w:r>
-        <w:t xml:space="preserve">            // Insert the element into its correct position</w:t>
-      </w:r>
-    </w:p>
-    <w:p>
-      <w:r>
-        <w:t xml:space="preserve">            array[j + 1] = temp;</w:t>
-      </w:r>
-    </w:p>
-    <w:p>
-      <w:r>
-        <w:t xml:space="preserve">        }</w:t>
-      </w:r>
-    </w:p>
-    <w:p>
-      <w:r>
-        <w:t xml:space="preserve">    }</w:t>
-      </w:r>
-    </w:p>
-    <w:p/>
-    <w:p>
-      <w:r>
-        <w:t xml:space="preserve">    // Sorts the array in descending order</w:t>
-      </w:r>
-    </w:p>
-    <w:p>
-      <w:r>
-        <w:t xml:space="preserve">    public static void sortDescending(int[] array) {</w:t>
-      </w:r>
-    </w:p>
-    <w:p>
-      <w:r>
-        <w:t xml:space="preserve">        if (array == null || array.length &lt;= 1)</w:t>
-      </w:r>
-    </w:p>
-    <w:p>
-      <w:r>
-        <w:t xml:space="preserve">            return;</w:t>
-      </w:r>
-    </w:p>
-    <w:p/>
-    <w:p>
-      <w:r>
-        <w:t xml:space="preserve">        for (int i = 1; i &lt; array.length; i++) {</w:t>
-      </w:r>
-    </w:p>
-    <w:p>
-      <w:r>
-        <w:t xml:space="preserve">            int temp = array[i];</w:t>
-      </w:r>
-    </w:p>
-    <w:p>
-      <w:r>
-        <w:t xml:space="preserve">            int j = i - 1;</w:t>
-      </w:r>
-    </w:p>
-    <w:p/>
-    <w:p>
-      <w:r>
-        <w:t xml:space="preserve">            // Notice the condition array[j] &lt; temp for descending order</w:t>
-      </w:r>
-    </w:p>
-    <w:p>
-      <w:r>
-        <w:t xml:space="preserve">            while (j &gt;= 0 &amp;&amp; array[j] &lt; temp) {</w:t>
-      </w:r>
-    </w:p>
-    <w:p>
-      <w:r>
-        <w:t xml:space="preserve">                array[j + 1] = array[j];</w:t>
-      </w:r>
-    </w:p>
-    <w:p>
-      <w:r>
-        <w:t xml:space="preserve">                j--;</w:t>
-      </w:r>
-    </w:p>
-    <w:p>
-      <w:r>
-        <w:t xml:space="preserve">            }</w:t>
-      </w:r>
-    </w:p>
-    <w:p/>
-    <w:p>
-      <w:r>
-        <w:t xml:space="preserve">            array[j + 1] = temp;</w:t>
-      </w:r>
-    </w:p>
-    <w:p>
-      <w:r>
-        <w:t xml:space="preserve">        }</w:t>
-      </w:r>
-    </w:p>
-    <w:p>
-      <w:r>
-        <w:t xml:space="preserve">    }</w:t>
-      </w:r>
-    </w:p>
-    <w:p/>
-    <w:p>
-      <w:r>
-        <w:t xml:space="preserve">    public static void main(String[] args) {</w:t>
-      </w:r>
-    </w:p>
-    <w:p>
-      <w:r>
-        <w:t xml:space="preserve">        int[] array = {5, 7, 0, 1, 2};</w:t>
-      </w:r>
-    </w:p>
-    <w:p>
-      <w:r>
-        <w:t xml:space="preserve">        </w:t>
-      </w:r>
-    </w:p>
-    <w:p>
-      <w:r>
-        <w:lastRenderedPageBreak/>
-        <w:t xml:space="preserve">        System.out.println("Original array: " + Arrays.toString(array));</w:t>
-      </w:r>
-    </w:p>
-    <w:p>
-      <w:r>
-        <w:t xml:space="preserve">        </w:t>
-      </w:r>
-    </w:p>
-    <w:p>
-      <w:r>
-        <w:t xml:space="preserve">        sort(array);</w:t>
-      </w:r>
-    </w:p>
-    <w:p>
-      <w:r>
         <w:t xml:space="preserve">        System.out.println("Ascending: " + Arrays.toString(array));</w:t>
       </w:r>
     </w:p>
@@ -27949,105 +27921,105 @@
           <w:bCs/>
           <w:sz w:val="28"/>
         </w:rPr>
+        <w:t>XV</w:t>
+      </w:r>
+      <w:r>
+        <w:rPr>
+          <w:b/>
+          <w:bCs/>
+          <w:sz w:val="28"/>
+        </w:rPr>
+        <w:t>II</w:t>
+      </w:r>
+      <w:r>
+        <w:rPr>
+          <w:b/>
+          <w:bCs/>
+          <w:sz w:val="28"/>
+        </w:rPr>
+        <w:t xml:space="preserve">. </w:t>
+      </w:r>
+      <w:r>
+        <w:rPr>
+          <w:b/>
+          <w:bCs/>
+          <w:sz w:val="28"/>
+        </w:rPr>
+        <w:t xml:space="preserve">Merge </w:t>
+      </w:r>
+      <w:r>
+        <w:rPr>
+          <w:b/>
+          <w:bCs/>
+          <w:sz w:val="28"/>
+        </w:rPr>
+        <w:t xml:space="preserve"> Sort</w:t>
+      </w:r>
+    </w:p>
+    <w:p>
+      <w:pPr>
+        <w:rPr>
+          <w:b/>
+          <w:bCs/>
+          <w:sz w:val="28"/>
+        </w:rPr>
+      </w:pPr>
+      <w:r>
+        <w:rPr>
+          <w:b/>
+          <w:bCs/>
+          <w:sz w:val="28"/>
+        </w:rPr>
+        <w:t>XV</w:t>
+      </w:r>
+      <w:r>
+        <w:rPr>
+          <w:b/>
+          <w:bCs/>
+          <w:sz w:val="28"/>
+        </w:rPr>
+        <w:t>III</w:t>
+      </w:r>
+      <w:r>
+        <w:rPr>
+          <w:b/>
+          <w:bCs/>
+          <w:sz w:val="28"/>
+        </w:rPr>
+        <w:t xml:space="preserve">. </w:t>
+      </w:r>
+      <w:r>
+        <w:rPr>
+          <w:b/>
+          <w:bCs/>
+          <w:sz w:val="28"/>
+        </w:rPr>
+        <w:t>Quick</w:t>
+      </w:r>
+      <w:r>
+        <w:rPr>
+          <w:b/>
+          <w:bCs/>
+          <w:sz w:val="28"/>
+        </w:rPr>
+        <w:t xml:space="preserve"> Sort</w:t>
+      </w:r>
+    </w:p>
+    <w:p>
+      <w:pPr>
+        <w:rPr>
+          <w:b/>
+          <w:bCs/>
+          <w:sz w:val="28"/>
+        </w:rPr>
+      </w:pPr>
+      <w:r>
+        <w:rPr>
+          <w:b/>
+          <w:bCs/>
+          <w:sz w:val="28"/>
+        </w:rPr>
         <w:lastRenderedPageBreak/>
-        <w:t>XV</w:t>
-      </w:r>
-      <w:r>
-        <w:rPr>
-          <w:b/>
-          <w:bCs/>
-          <w:sz w:val="28"/>
-        </w:rPr>
-        <w:t>II</w:t>
-      </w:r>
-      <w:r>
-        <w:rPr>
-          <w:b/>
-          <w:bCs/>
-          <w:sz w:val="28"/>
-        </w:rPr>
-        <w:t xml:space="preserve">. </w:t>
-      </w:r>
-      <w:r>
-        <w:rPr>
-          <w:b/>
-          <w:bCs/>
-          <w:sz w:val="28"/>
-        </w:rPr>
-        <w:t xml:space="preserve">Merge </w:t>
-      </w:r>
-      <w:r>
-        <w:rPr>
-          <w:b/>
-          <w:bCs/>
-          <w:sz w:val="28"/>
-        </w:rPr>
-        <w:t xml:space="preserve"> Sort</w:t>
-      </w:r>
-    </w:p>
-    <w:p>
-      <w:pPr>
-        <w:rPr>
-          <w:b/>
-          <w:bCs/>
-          <w:sz w:val="28"/>
-        </w:rPr>
-      </w:pPr>
-      <w:r>
-        <w:rPr>
-          <w:b/>
-          <w:bCs/>
-          <w:sz w:val="28"/>
-        </w:rPr>
-        <w:t>XV</w:t>
-      </w:r>
-      <w:r>
-        <w:rPr>
-          <w:b/>
-          <w:bCs/>
-          <w:sz w:val="28"/>
-        </w:rPr>
-        <w:t>III</w:t>
-      </w:r>
-      <w:r>
-        <w:rPr>
-          <w:b/>
-          <w:bCs/>
-          <w:sz w:val="28"/>
-        </w:rPr>
-        <w:t xml:space="preserve">. </w:t>
-      </w:r>
-      <w:r>
-        <w:rPr>
-          <w:b/>
-          <w:bCs/>
-          <w:sz w:val="28"/>
-        </w:rPr>
-        <w:t>Quick</w:t>
-      </w:r>
-      <w:r>
-        <w:rPr>
-          <w:b/>
-          <w:bCs/>
-          <w:sz w:val="28"/>
-        </w:rPr>
-        <w:t xml:space="preserve"> Sort</w:t>
-      </w:r>
-    </w:p>
-    <w:p>
-      <w:pPr>
-        <w:rPr>
-          <w:b/>
-          <w:bCs/>
-          <w:sz w:val="28"/>
-        </w:rPr>
-      </w:pPr>
-      <w:r>
-        <w:rPr>
-          <w:b/>
-          <w:bCs/>
-          <w:sz w:val="28"/>
-        </w:rPr>
         <w:t>XI</w:t>
       </w:r>
       <w:r>
@@ -44036,6 +44008,7 @@
   <w:style w:type="character" w:default="1" w:styleId="DefaultParagraphFont">
     <w:name w:val="Default Paragraph Font"/>
     <w:uiPriority w:val="1"/>
+    <w:semiHidden/>
     <w:unhideWhenUsed/>
   </w:style>
   <w:style w:type="table" w:default="1" w:styleId="TableNormal">
